--- a/dutch-realestate-agent/reports/2026-06-30_dutch_realestate_RU.docx
+++ b/dutch-realestate-agent/reports/2026-06-30_dutch_realestate_RU.docx
@@ -145,6 +145,22 @@
     </w:p>
     <w:p>
       <w:pPr>
+        <w:spacing w:before="40" w:after="200" w:line="269" w:lineRule="auto"/>
+        <w:jc w:val="left"/>
+      </w:pPr>
+      <w:r>
+        <w:rPr>
+          <w:rFonts w:ascii="Calibri" w:hAnsi="Calibri" w:cs="Calibri"/>
+          <w:b/>
+          <w:i/>
+          <w:color w:val="105A4C"/>
+          <w:sz w:val="28"/>
+        </w:rPr>
+        <w:t>«Большие деньги двигаются: Vesteda гасит панику, Prologis торгуется за Segro, а ритейл-парки тихо обыгрывают весь рынок»</w:t>
+      </w:r>
+    </w:p>
+    <w:p>
+      <w:pPr>
         <w:spacing w:before="0" w:after="40" w:line="269" w:lineRule="auto"/>
         <w:jc w:val="left"/>
       </w:pPr>
@@ -211,6 +227,192 @@
         <w:t>Отчёт сформирован: 30 июня 2026 г.</w:t>
       </w:r>
     </w:p>
+    <w:tbl>
+      <w:tblPr>
+        <w:tblW w:type="auto" w:w="0"/>
+        <w:tblLayout w:type="fixed"/>
+        <w:tblLook w:firstColumn="1" w:firstRow="1" w:lastColumn="0" w:lastRow="0" w:noHBand="0" w:noVBand="1" w:val="04A0"/>
+        <w:tblBorders>
+          <w:top w:val="none" w:sz="0"/>
+          <w:left w:val="none" w:sz="0"/>
+          <w:bottom w:val="none" w:sz="0"/>
+          <w:right w:val="none" w:sz="0"/>
+          <w:insideH w:val="none" w:sz="0"/>
+          <w:insideV w:val="none" w:sz="0"/>
+        </w:tblBorders>
+        <w:tblW w:type="dxa" w:w="9525"/>
+      </w:tblPr>
+      <w:tblGrid>
+        <w:gridCol w:w="9972"/>
+      </w:tblGrid>
+      <w:tr>
+        <w:tc>
+          <w:tcPr>
+            <w:tcW w:type="dxa" w:w="9524"/>
+            <w:shd w:val="clear" w:color="auto" w:fill="1F3A5F"/>
+            <w:tcMar>
+              <w:top w:w="150" w:type="dxa"/>
+              <w:bottom w:w="150" w:type="dxa"/>
+              <w:start w:w="220" w:type="dxa"/>
+              <w:end w:w="220" w:type="dxa"/>
+              <w:left w:w="220" w:type="dxa"/>
+              <w:right w:w="220" w:type="dxa"/>
+            </w:tcMar>
+          </w:tcPr>
+          <w:p>
+            <w:pPr>
+              <w:spacing w:after="80"/>
+            </w:pPr>
+            <w:r>
+              <w:rPr>
+                <w:rFonts w:ascii="Calibri" w:hAnsi="Calibri" w:cs="Calibri"/>
+                <w:b/>
+                <w:i w:val="0"/>
+                <w:color w:val="FFFFFF"/>
+                <w:sz w:val="22"/>
+              </w:rPr>
+              <w:t>ГЛАВНЫЕ ВЫВОДЫ НЕДЕЛИ</w:t>
+            </w:r>
+          </w:p>
+          <w:p>
+            <w:pPr>
+              <w:spacing w:before="40" w:after="40" w:line="276" w:lineRule="auto"/>
+              <w:ind w:left="312" w:hanging="312"/>
+            </w:pPr>
+            <w:r>
+              <w:rPr>
+                <w:rFonts w:ascii="Calibri" w:hAnsi="Calibri" w:cs="Calibri"/>
+                <w:b/>
+                <w:i w:val="0"/>
+                <w:color w:val="F0C46A"/>
+                <w:sz w:val="21"/>
+              </w:rPr>
+              <w:t xml:space="preserve">1.  </w:t>
+            </w:r>
+            <w:r>
+              <w:rPr>
+                <w:rFonts w:ascii="Calibri" w:hAnsi="Calibri" w:cs="Calibri"/>
+                <w:b w:val="0"/>
+                <w:i w:val="0"/>
+                <w:color w:val="ECF1F6"/>
+                <w:sz w:val="21"/>
+              </w:rPr>
+              <w:t>Институционалы перестали бежать из арендного жилья: Vesteda срезала выкуп паёв с 4,1 млрд до 765 млн евро, а Bouwinvest вдвое нарастил фонд для жилья пожилых — паника отступает, рынок стабилизируется.</w:t>
+            </w:r>
+          </w:p>
+          <w:p>
+            <w:pPr>
+              <w:spacing w:before="40" w:after="40" w:line="276" w:lineRule="auto"/>
+              <w:ind w:left="312" w:hanging="312"/>
+            </w:pPr>
+            <w:r>
+              <w:rPr>
+                <w:rFonts w:ascii="Calibri" w:hAnsi="Calibri" w:cs="Calibri"/>
+                <w:b/>
+                <w:i w:val="0"/>
+                <w:color w:val="F0C46A"/>
+                <w:sz w:val="21"/>
+              </w:rPr>
+              <w:t xml:space="preserve">2.  </w:t>
+            </w:r>
+            <w:r>
+              <w:rPr>
+                <w:rFonts w:ascii="Calibri" w:hAnsi="Calibri" w:cs="Calibri"/>
+                <w:b w:val="0"/>
+                <w:i w:val="0"/>
+                <w:color w:val="ECF1F6"/>
+                <w:sz w:val="21"/>
+              </w:rPr>
+              <w:t>Города ужесточают долю доступного жилья (Утрехт 80%, Роттердам ~67%), а девелоперы (BPD) лоббируют смягчение — это главное напряжение сезона, которое определит маржу будущих проектов.</w:t>
+            </w:r>
+          </w:p>
+          <w:p>
+            <w:pPr>
+              <w:spacing w:before="40" w:after="40" w:line="276" w:lineRule="auto"/>
+              <w:ind w:left="312" w:hanging="312"/>
+            </w:pPr>
+            <w:r>
+              <w:rPr>
+                <w:rFonts w:ascii="Calibri" w:hAnsi="Calibri" w:cs="Calibri"/>
+                <w:b/>
+                <w:i w:val="0"/>
+                <w:color w:val="F0C46A"/>
+                <w:sz w:val="21"/>
+              </w:rPr>
+              <w:t xml:space="preserve">3.  </w:t>
+            </w:r>
+            <w:r>
+              <w:rPr>
+                <w:rFonts w:ascii="Calibri" w:hAnsi="Calibri" w:cs="Calibri"/>
+                <w:b w:val="0"/>
+                <w:i w:val="0"/>
+                <w:color w:val="ECF1F6"/>
+                <w:sz w:val="21"/>
+              </w:rPr>
+              <w:t>Периферийные ритейл-парки — тихий чемпион недели: вакантность 4,4% против 5,5% по рынку, доходность ~7,5% брутто у Retail Estates; устойчивый высокодоходный продукт, пока центры городов страдают.</w:t>
+            </w:r>
+          </w:p>
+          <w:p>
+            <w:pPr>
+              <w:spacing w:before="40" w:after="40" w:line="276" w:lineRule="auto"/>
+              <w:ind w:left="312" w:hanging="312"/>
+            </w:pPr>
+            <w:r>
+              <w:rPr>
+                <w:rFonts w:ascii="Calibri" w:hAnsi="Calibri" w:cs="Calibri"/>
+                <w:b/>
+                <w:i w:val="0"/>
+                <w:color w:val="F0C46A"/>
+                <w:sz w:val="21"/>
+              </w:rPr>
+              <w:t xml:space="preserve">4.  </w:t>
+            </w:r>
+            <w:r>
+              <w:rPr>
+                <w:rFonts w:ascii="Calibri" w:hAnsi="Calibri" w:cs="Calibri"/>
+                <w:b w:val="0"/>
+                <w:i w:val="0"/>
+                <w:color w:val="ECF1F6"/>
+                <w:sz w:val="21"/>
+              </w:rPr>
+              <w:t>Логистика переоценивается на корпоративной истории: оферта Prologis на Segro (~14,6 млрд евро, отклонена) задаёт тон всему сектору, Deutsche Bank срезал целевые цены REIT, но держит «покупать» — оценки считают привлекательными.</w:t>
+            </w:r>
+          </w:p>
+          <w:p>
+            <w:pPr>
+              <w:spacing w:before="40" w:after="40" w:line="276" w:lineRule="auto"/>
+              <w:ind w:left="312" w:hanging="312"/>
+            </w:pPr>
+            <w:r>
+              <w:rPr>
+                <w:rFonts w:ascii="Calibri" w:hAnsi="Calibri" w:cs="Calibri"/>
+                <w:b/>
+                <w:i w:val="0"/>
+                <w:color w:val="F0C46A"/>
+                <w:sz w:val="21"/>
+              </w:rPr>
+              <w:t xml:space="preserve">5.  </w:t>
+            </w:r>
+            <w:r>
+              <w:rPr>
+                <w:rFonts w:ascii="Calibri" w:hAnsi="Calibri" w:cs="Calibri"/>
+                <w:b w:val="0"/>
+                <w:i w:val="0"/>
+                <w:color w:val="ECF1F6"/>
+                <w:sz w:val="21"/>
+              </w:rPr>
+              <w:t>Налоги остаются тормозом для притока капитала: box 3 (реальная доходность) сдвинут на 2028, а IVBN бьётся за смягчение лимита на вычет процентов — пока нагрузка выше европейской.</w:t>
+            </w:r>
+          </w:p>
+        </w:tc>
+      </w:tr>
+    </w:tbl>
+    <w:p>
+      <w:pPr>
+        <w:spacing w:before="0" w:after="160" w:line="269" w:lineRule="auto"/>
+        <w:jc w:val="left"/>
+      </w:pPr>
+    </w:p>
     <w:p>
       <w:pPr>
         <w:spacing w:before="200" w:after="60" w:line="269" w:lineRule="auto"/>
@@ -274,7 +476,7 @@
                 <w:color w:val="222B36"/>
                 <w:sz w:val="21"/>
               </w:rPr>
-              <w:t>Неделя 23-30 июня выдалась насыщенной по всем трём сегментам. В жилье главный сюжет — институциональные деньги: фонд Bouwinvest для жилья пожилых привлёк новый капитал (committed capital вырос со 130 до 263,5 млн евро), а крупнейший жилищный фонд Vesteda договорился об ограниченном выкупе паёв (765 млн евро вместо первоначальных 4,1 млрд), предотвратив масштабную распродажу арендного жилья; параллельно Утрехт и Роттердам утвердили коалиционные соглашения с жёсткими планками доступного жилья (80% и ~67%). В коммерции CBRE и инвесторы (Retail Estates) подсветили тему недели — периферийные ритейл-парки оказались на удивление устойчивы (вакантность всего 4,4% против 5,5% в среднем по торговой недвижимости). В индустриале доминировала большая корпоративная история: предложение Prologis о покупке Segro (~14,6 млрд евро, отклонено), снижение целевых цен Deutsche Bank по четырём логистическим REIT при сохранении рекомендации «покупать», а также спекулятивная стройка Panattoni в Эммене на 150 000 м2.</w:t>
+              <w:t>Неделя 23–30 июня выдалась насыщенной по всем трём сегментам. В жилье главный сюжет — институциональные деньги: фонд Bouwinvest для жилья пожилых привлёк новый капитал (committed capital вырос со 130 до 263,5 млн евро), а крупнейший жилищный фонд Vesteda договорился об ограниченном выкупе паёв (765 млн евро вместо первоначальных 4,1 млрд), предотвратив масштабную распродажу арендного жилья; параллельно Утрехт и Роттердам утвердили коалиционные соглашения с жёсткими планками доступного жилья (80% и ~67%). В коммерции CBRE и инвесторы (Retail Estates) подсветили тему недели — периферийные ритейл-парки оказались на удивление устойчивы (вакантность всего 4,4% против 5,5% в среднем по торговой недвижимости). В индустриале доминировала большая корпоративная история: предложение Prologis о покупке Segro (~14,6 млрд евро, отклонено), снижение целевых цен Deutsche Bank по четырём логистическим REIT при сохранении рекомендации «покупать», а также спекулятивная стройка Panattoni в Эммене на 150 000 м2.</w:t>
             </w:r>
           </w:p>
         </w:tc>
@@ -364,7 +566,7 @@
     </w:p>
     <w:p>
       <w:pPr>
-        <w:spacing w:before="40" w:after="40" w:line="264" w:lineRule="auto"/>
+        <w:spacing w:before="60" w:after="20" w:line="269" w:lineRule="auto"/>
         <w:ind w:left="283" w:hanging="198"/>
         <w:jc w:val="left"/>
       </w:pPr>
@@ -373,10 +575,10 @@
           <w:rFonts w:ascii="Calibri" w:hAnsi="Calibri" w:cs="Calibri"/>
           <w:b/>
           <w:i w:val="0"/>
-          <w:color w:val="6B7785"/>
+          <w:color w:val="2C5F8A"/>
           <w:sz w:val="21"/>
         </w:rPr>
-        <w:t xml:space="preserve">▪  </w:t>
+        <w:t xml:space="preserve">◆  </w:t>
       </w:r>
       <w:r>
         <w:rPr>
@@ -391,7 +593,35 @@
     </w:p>
     <w:p>
       <w:pPr>
-        <w:spacing w:before="0" w:after="80" w:line="240" w:lineRule="auto"/>
+        <w:spacing w:before="20" w:after="20" w:line="264" w:lineRule="auto"/>
+        <w:ind w:left="283"/>
+        <w:jc w:val="left"/>
+        <w:shd w:val="clear" w:color="auto" w:fill="E8F0F7"/>
+      </w:pPr>
+      <w:r>
+        <w:rPr>
+          <w:rFonts w:ascii="Calibri" w:hAnsi="Calibri" w:cs="Calibri"/>
+          <w:b/>
+          <w:i w:val="0"/>
+          <w:color w:val="2C5F8A"/>
+          <w:sz w:val="18"/>
+        </w:rPr>
+        <w:t xml:space="preserve">  Почему важно:  </w:t>
+      </w:r>
+      <w:r>
+        <w:rPr>
+          <w:rFonts w:ascii="Calibri" w:hAnsi="Calibri" w:cs="Calibri"/>
+          <w:b w:val="0"/>
+          <w:i w:val="0"/>
+          <w:color w:val="222B36"/>
+          <w:sz w:val="18"/>
+        </w:rPr>
+        <w:t xml:space="preserve">Если держите арендное жильё как физлицо — налог переходит на реальный доход, а не фиктивный: считайте кэш-флоу заранее, но решения пока ждут — режим только с 2028.  </w:t>
+      </w:r>
+    </w:p>
+    <w:p>
+      <w:pPr>
+        <w:spacing w:before="0" w:after="100" w:line="240" w:lineRule="auto"/>
         <w:ind w:left="283"/>
         <w:jc w:val="left"/>
       </w:pPr>
@@ -429,7 +659,7 @@
     </w:p>
     <w:p>
       <w:pPr>
-        <w:spacing w:before="40" w:after="40" w:line="264" w:lineRule="auto"/>
+        <w:spacing w:before="60" w:after="20" w:line="269" w:lineRule="auto"/>
         <w:ind w:left="283" w:hanging="198"/>
         <w:jc w:val="left"/>
       </w:pPr>
@@ -438,10 +668,10 @@
           <w:rFonts w:ascii="Calibri" w:hAnsi="Calibri" w:cs="Calibri"/>
           <w:b/>
           <w:i w:val="0"/>
-          <w:color w:val="6B7785"/>
+          <w:color w:val="B03A3A"/>
           <w:sz w:val="21"/>
         </w:rPr>
-        <w:t xml:space="preserve">▪  </w:t>
+        <w:t xml:space="preserve">▼  </w:t>
       </w:r>
       <w:r>
         <w:rPr>
@@ -456,7 +686,35 @@
     </w:p>
     <w:p>
       <w:pPr>
-        <w:spacing w:before="0" w:after="80" w:line="240" w:lineRule="auto"/>
+        <w:spacing w:before="20" w:after="20" w:line="264" w:lineRule="auto"/>
+        <w:ind w:left="283"/>
+        <w:jc w:val="left"/>
+        <w:shd w:val="clear" w:color="auto" w:fill="FBEAEA"/>
+      </w:pPr>
+      <w:r>
+        <w:rPr>
+          <w:rFonts w:ascii="Calibri" w:hAnsi="Calibri" w:cs="Calibri"/>
+          <w:b/>
+          <w:i w:val="0"/>
+          <w:color w:val="B03A3A"/>
+          <w:sz w:val="18"/>
+        </w:rPr>
+        <w:t xml:space="preserve">  Почему важно:  </w:t>
+      </w:r>
+      <w:r>
+        <w:rPr>
+          <w:rFonts w:ascii="Calibri" w:hAnsi="Calibri" w:cs="Calibri"/>
+          <w:b w:val="0"/>
+          <w:i w:val="0"/>
+          <w:color w:val="222B36"/>
+          <w:sz w:val="18"/>
+        </w:rPr>
+        <w:t xml:space="preserve">В Утрехте свободно-рыночного жилья в новых проектах останется лишь 20% — закладывайте более низкую маржу и иную модель доходности на этой территории.  </w:t>
+      </w:r>
+    </w:p>
+    <w:p>
+      <w:pPr>
+        <w:spacing w:before="0" w:after="100" w:line="240" w:lineRule="auto"/>
         <w:ind w:left="283"/>
         <w:jc w:val="left"/>
       </w:pPr>
@@ -494,7 +752,7 @@
     </w:p>
     <w:p>
       <w:pPr>
-        <w:spacing w:before="40" w:after="40" w:line="264" w:lineRule="auto"/>
+        <w:spacing w:before="60" w:after="20" w:line="269" w:lineRule="auto"/>
         <w:ind w:left="283" w:hanging="198"/>
         <w:jc w:val="left"/>
       </w:pPr>
@@ -503,10 +761,10 @@
           <w:rFonts w:ascii="Calibri" w:hAnsi="Calibri" w:cs="Calibri"/>
           <w:b/>
           <w:i w:val="0"/>
-          <w:color w:val="6B7785"/>
+          <w:color w:val="2C5F8A"/>
           <w:sz w:val="21"/>
         </w:rPr>
-        <w:t xml:space="preserve">▪  </w:t>
+        <w:t xml:space="preserve">◆  </w:t>
       </w:r>
       <w:r>
         <w:rPr>
@@ -521,7 +779,35 @@
     </w:p>
     <w:p>
       <w:pPr>
-        <w:spacing w:before="0" w:after="80" w:line="240" w:lineRule="auto"/>
+        <w:spacing w:before="20" w:after="20" w:line="264" w:lineRule="auto"/>
+        <w:ind w:left="283"/>
+        <w:jc w:val="left"/>
+        <w:shd w:val="clear" w:color="auto" w:fill="E8F0F7"/>
+      </w:pPr>
+      <w:r>
+        <w:rPr>
+          <w:rFonts w:ascii="Calibri" w:hAnsi="Calibri" w:cs="Calibri"/>
+          <w:b/>
+          <w:i w:val="0"/>
+          <w:color w:val="2C5F8A"/>
+          <w:sz w:val="18"/>
+        </w:rPr>
+        <w:t xml:space="preserve">  Почему важно:  </w:t>
+      </w:r>
+      <w:r>
+        <w:rPr>
+          <w:rFonts w:ascii="Calibri" w:hAnsi="Calibri" w:cs="Calibri"/>
+          <w:b w:val="0"/>
+          <w:i w:val="0"/>
+          <w:color w:val="222B36"/>
+          <w:sz w:val="18"/>
+        </w:rPr>
+        <w:t xml:space="preserve">Роттердам держит планку строго по нацзакону (67%), но подстраховывает девелоперов фондом на 111 млн € — снижает риск заморозки проектов при удорожании.  </w:t>
+      </w:r>
+    </w:p>
+    <w:p>
+      <w:pPr>
+        <w:spacing w:before="0" w:after="100" w:line="240" w:lineRule="auto"/>
         <w:ind w:left="283"/>
         <w:jc w:val="left"/>
       </w:pPr>
@@ -559,7 +845,7 @@
     </w:p>
     <w:p>
       <w:pPr>
-        <w:spacing w:before="40" w:after="40" w:line="264" w:lineRule="auto"/>
+        <w:spacing w:before="60" w:after="20" w:line="269" w:lineRule="auto"/>
         <w:ind w:left="283" w:hanging="198"/>
         <w:jc w:val="left"/>
       </w:pPr>
@@ -568,10 +854,10 @@
           <w:rFonts w:ascii="Calibri" w:hAnsi="Calibri" w:cs="Calibri"/>
           <w:b/>
           <w:i w:val="0"/>
-          <w:color w:val="6B7785"/>
+          <w:color w:val="2C5F8A"/>
           <w:sz w:val="21"/>
         </w:rPr>
-        <w:t xml:space="preserve">▪  </w:t>
+        <w:t xml:space="preserve">◆  </w:t>
       </w:r>
       <w:r>
         <w:rPr>
@@ -586,7 +872,35 @@
     </w:p>
     <w:p>
       <w:pPr>
-        <w:spacing w:before="0" w:after="80" w:line="240" w:lineRule="auto"/>
+        <w:spacing w:before="20" w:after="20" w:line="264" w:lineRule="auto"/>
+        <w:ind w:left="283"/>
+        <w:jc w:val="left"/>
+        <w:shd w:val="clear" w:color="auto" w:fill="E8F0F7"/>
+      </w:pPr>
+      <w:r>
+        <w:rPr>
+          <w:rFonts w:ascii="Calibri" w:hAnsi="Calibri" w:cs="Calibri"/>
+          <w:b/>
+          <w:i w:val="0"/>
+          <w:color w:val="2C5F8A"/>
+          <w:sz w:val="18"/>
+        </w:rPr>
+        <w:t xml:space="preserve">  Почему важно:  </w:t>
+      </w:r>
+      <w:r>
+        <w:rPr>
+          <w:rFonts w:ascii="Calibri" w:hAnsi="Calibri" w:cs="Calibri"/>
+          <w:b w:val="0"/>
+          <w:i w:val="0"/>
+          <w:color w:val="222B36"/>
+          <w:sz w:val="18"/>
+        </w:rPr>
+        <w:t xml:space="preserve">Сигнал по процедурным рискам: слабое обоснование (например, по парковке) может отменить разрешение, но своевременное доисследование спасает проект — документируйте расчёты тщательно.  </w:t>
+      </w:r>
+    </w:p>
+    <w:p>
+      <w:pPr>
+        <w:spacing w:before="0" w:after="100" w:line="240" w:lineRule="auto"/>
         <w:ind w:left="283"/>
         <w:jc w:val="left"/>
       </w:pPr>
@@ -643,7 +957,7 @@
     </w:p>
     <w:p>
       <w:pPr>
-        <w:spacing w:before="40" w:after="40" w:line="264" w:lineRule="auto"/>
+        <w:spacing w:before="60" w:after="20" w:line="269" w:lineRule="auto"/>
         <w:ind w:left="283" w:hanging="198"/>
         <w:jc w:val="left"/>
       </w:pPr>
@@ -652,10 +966,10 @@
           <w:rFonts w:ascii="Calibri" w:hAnsi="Calibri" w:cs="Calibri"/>
           <w:b/>
           <w:i w:val="0"/>
-          <w:color w:val="6B7785"/>
+          <w:color w:val="1E7A4D"/>
           <w:sz w:val="21"/>
         </w:rPr>
-        <w:t xml:space="preserve">▪  </w:t>
+        <w:t xml:space="preserve">▲  </w:t>
       </w:r>
       <w:r>
         <w:rPr>
@@ -670,7 +984,35 @@
     </w:p>
     <w:p>
       <w:pPr>
-        <w:spacing w:before="0" w:after="80" w:line="240" w:lineRule="auto"/>
+        <w:spacing w:before="20" w:after="20" w:line="264" w:lineRule="auto"/>
+        <w:ind w:left="283"/>
+        <w:jc w:val="left"/>
+        <w:shd w:val="clear" w:color="auto" w:fill="E7F4EE"/>
+      </w:pPr>
+      <w:r>
+        <w:rPr>
+          <w:rFonts w:ascii="Calibri" w:hAnsi="Calibri" w:cs="Calibri"/>
+          <w:b/>
+          <w:i w:val="0"/>
+          <w:color w:val="1E7A4D"/>
+          <w:sz w:val="18"/>
+        </w:rPr>
+        <w:t xml:space="preserve">  Почему важно:  </w:t>
+      </w:r>
+      <w:r>
+        <w:rPr>
+          <w:rFonts w:ascii="Calibri" w:hAnsi="Calibri" w:cs="Calibri"/>
+          <w:b w:val="0"/>
+          <w:i w:val="0"/>
+          <w:color w:val="222B36"/>
+          <w:sz w:val="18"/>
+        </w:rPr>
+        <w:t xml:space="preserve">Главный успокаивающий сигнал недели: распродажи ~28 000 квартир не будет — давление на цены арендного жилья снизилось, рынок стабилизируется.  </w:t>
+      </w:r>
+    </w:p>
+    <w:p>
+      <w:pPr>
+        <w:spacing w:before="0" w:after="100" w:line="240" w:lineRule="auto"/>
         <w:ind w:left="283"/>
         <w:jc w:val="left"/>
       </w:pPr>
@@ -708,7 +1050,7 @@
     </w:p>
     <w:p>
       <w:pPr>
-        <w:spacing w:before="40" w:after="40" w:line="264" w:lineRule="auto"/>
+        <w:spacing w:before="60" w:after="20" w:line="269" w:lineRule="auto"/>
         <w:ind w:left="283" w:hanging="198"/>
         <w:jc w:val="left"/>
       </w:pPr>
@@ -717,10 +1059,10 @@
           <w:rFonts w:ascii="Calibri" w:hAnsi="Calibri" w:cs="Calibri"/>
           <w:b/>
           <w:i w:val="0"/>
-          <w:color w:val="6B7785"/>
+          <w:color w:val="1E7A4D"/>
           <w:sz w:val="21"/>
         </w:rPr>
-        <w:t xml:space="preserve">▪  </w:t>
+        <w:t xml:space="preserve">▲  </w:t>
       </w:r>
       <w:r>
         <w:rPr>
@@ -735,7 +1077,35 @@
     </w:p>
     <w:p>
       <w:pPr>
-        <w:spacing w:before="0" w:after="80" w:line="240" w:lineRule="auto"/>
+        <w:spacing w:before="20" w:after="20" w:line="264" w:lineRule="auto"/>
+        <w:ind w:left="283"/>
+        <w:jc w:val="left"/>
+        <w:shd w:val="clear" w:color="auto" w:fill="E7F4EE"/>
+      </w:pPr>
+      <w:r>
+        <w:rPr>
+          <w:rFonts w:ascii="Calibri" w:hAnsi="Calibri" w:cs="Calibri"/>
+          <w:b/>
+          <w:i w:val="0"/>
+          <w:color w:val="1E7A4D"/>
+          <w:sz w:val="18"/>
+        </w:rPr>
+        <w:t xml:space="preserve">  Почему важно:  </w:t>
+      </w:r>
+      <w:r>
+        <w:rPr>
+          <w:rFonts w:ascii="Calibri" w:hAnsi="Calibri" w:cs="Calibri"/>
+          <w:b w:val="0"/>
+          <w:i w:val="0"/>
+          <w:color w:val="222B36"/>
+          <w:sz w:val="18"/>
+        </w:rPr>
+        <w:t xml:space="preserve">Деньги текут в жильё для пожилых — растущий сегмент со стабильным спросом из-за старения населения; ориентир, куда смотрят умные институционалы.  </w:t>
+      </w:r>
+    </w:p>
+    <w:p>
+      <w:pPr>
+        <w:spacing w:before="0" w:after="100" w:line="240" w:lineRule="auto"/>
         <w:ind w:left="283"/>
         <w:jc w:val="left"/>
       </w:pPr>
@@ -773,7 +1143,7 @@
     </w:p>
     <w:p>
       <w:pPr>
-        <w:spacing w:before="40" w:after="40" w:line="264" w:lineRule="auto"/>
+        <w:spacing w:before="60" w:after="20" w:line="269" w:lineRule="auto"/>
         <w:ind w:left="283" w:hanging="198"/>
         <w:jc w:val="left"/>
       </w:pPr>
@@ -782,10 +1152,10 @@
           <w:rFonts w:ascii="Calibri" w:hAnsi="Calibri" w:cs="Calibri"/>
           <w:b/>
           <w:i w:val="0"/>
-          <w:color w:val="6B7785"/>
+          <w:color w:val="1E7A4D"/>
           <w:sz w:val="21"/>
         </w:rPr>
-        <w:t xml:space="preserve">▪  </w:t>
+        <w:t xml:space="preserve">▲  </w:t>
       </w:r>
       <w:r>
         <w:rPr>
@@ -800,7 +1170,35 @@
     </w:p>
     <w:p>
       <w:pPr>
-        <w:spacing w:before="0" w:after="80" w:line="240" w:lineRule="auto"/>
+        <w:spacing w:before="20" w:after="20" w:line="264" w:lineRule="auto"/>
+        <w:ind w:left="283"/>
+        <w:jc w:val="left"/>
+        <w:shd w:val="clear" w:color="auto" w:fill="E7F4EE"/>
+      </w:pPr>
+      <w:r>
+        <w:rPr>
+          <w:rFonts w:ascii="Calibri" w:hAnsi="Calibri" w:cs="Calibri"/>
+          <w:b/>
+          <w:i w:val="0"/>
+          <w:color w:val="1E7A4D"/>
+          <w:sz w:val="18"/>
+        </w:rPr>
+        <w:t xml:space="preserve">  Почему важно:  </w:t>
+      </w:r>
+      <w:r>
+        <w:rPr>
+          <w:rFonts w:ascii="Calibri" w:hAnsi="Calibri" w:cs="Calibri"/>
+          <w:b w:val="0"/>
+          <w:i w:val="0"/>
+          <w:color w:val="222B36"/>
+          <w:sz w:val="18"/>
+        </w:rPr>
+        <w:t xml:space="preserve">Пример рабочей модели на фоне перегрузки сетей: редевелопмент промплощадки с автономной энергосистемой — обходной путь там, где сеть не тянет новых подключений.  </w:t>
+      </w:r>
+    </w:p>
+    <w:p>
+      <w:pPr>
+        <w:spacing w:before="0" w:after="100" w:line="240" w:lineRule="auto"/>
         <w:ind w:left="283"/>
         <w:jc w:val="left"/>
       </w:pPr>
@@ -838,7 +1236,7 @@
     </w:p>
     <w:p>
       <w:pPr>
-        <w:spacing w:before="40" w:after="40" w:line="264" w:lineRule="auto"/>
+        <w:spacing w:before="60" w:after="20" w:line="269" w:lineRule="auto"/>
         <w:ind w:left="283" w:hanging="198"/>
         <w:jc w:val="left"/>
       </w:pPr>
@@ -847,10 +1245,10 @@
           <w:rFonts w:ascii="Calibri" w:hAnsi="Calibri" w:cs="Calibri"/>
           <w:b/>
           <w:i w:val="0"/>
-          <w:color w:val="6B7785"/>
+          <w:color w:val="2C5F8A"/>
           <w:sz w:val="21"/>
         </w:rPr>
-        <w:t xml:space="preserve">▪  </w:t>
+        <w:t xml:space="preserve">◆  </w:t>
       </w:r>
       <w:r>
         <w:rPr>
@@ -865,7 +1263,35 @@
     </w:p>
     <w:p>
       <w:pPr>
-        <w:spacing w:before="0" w:after="80" w:line="240" w:lineRule="auto"/>
+        <w:spacing w:before="20" w:after="20" w:line="264" w:lineRule="auto"/>
+        <w:ind w:left="283"/>
+        <w:jc w:val="left"/>
+        <w:shd w:val="clear" w:color="auto" w:fill="E8F0F7"/>
+      </w:pPr>
+      <w:r>
+        <w:rPr>
+          <w:rFonts w:ascii="Calibri" w:hAnsi="Calibri" w:cs="Calibri"/>
+          <w:b/>
+          <w:i w:val="0"/>
+          <w:color w:val="2C5F8A"/>
+          <w:sz w:val="18"/>
+        </w:rPr>
+        <w:t xml:space="preserve">  Почему важно:  </w:t>
+      </w:r>
+      <w:r>
+        <w:rPr>
+          <w:rFonts w:ascii="Calibri" w:hAnsi="Calibri" w:cs="Calibri"/>
+          <w:b w:val="0"/>
+          <w:i w:val="0"/>
+          <w:color w:val="222B36"/>
+          <w:sz w:val="18"/>
+        </w:rPr>
+        <w:t xml:space="preserve">Голос крупного девелопера за смягчение нормы доступности и стандартизацию — следите за этим лобби: его успех напрямую повлияет на маржу будущих проектов.  </w:t>
+      </w:r>
+    </w:p>
+    <w:p>
+      <w:pPr>
+        <w:spacing w:before="0" w:after="100" w:line="240" w:lineRule="auto"/>
         <w:ind w:left="283"/>
         <w:jc w:val="left"/>
       </w:pPr>
@@ -975,6 +1401,75 @@
         <w:jc w:val="left"/>
       </w:pPr>
     </w:p>
+    <w:tbl>
+      <w:tblPr>
+        <w:tblW w:type="auto" w:w="0"/>
+        <w:tblLayout w:type="fixed"/>
+        <w:tblLook w:firstColumn="1" w:firstRow="1" w:lastColumn="0" w:lastRow="0" w:noHBand="0" w:noVBand="1" w:val="04A0"/>
+        <w:tblBorders>
+          <w:top w:val="none" w:sz="0"/>
+          <w:left w:val="none" w:sz="0"/>
+          <w:bottom w:val="none" w:sz="0"/>
+          <w:right w:val="none" w:sz="0"/>
+          <w:insideH w:val="none" w:sz="0"/>
+          <w:insideV w:val="none" w:sz="0"/>
+        </w:tblBorders>
+        <w:tblW w:type="dxa" w:w="9525"/>
+      </w:tblPr>
+      <w:tblGrid>
+        <w:gridCol w:w="9972"/>
+      </w:tblGrid>
+      <w:tr>
+        <w:tc>
+          <w:tcPr>
+            <w:tcW w:type="dxa" w:w="9524"/>
+            <w:shd w:val="clear" w:color="auto" w:fill="FFF6E5"/>
+            <w:tcMar>
+              <w:top w:w="100" w:type="dxa"/>
+              <w:bottom w:w="100" w:type="dxa"/>
+              <w:start w:w="220" w:type="dxa"/>
+              <w:end w:w="220" w:type="dxa"/>
+              <w:left w:w="220" w:type="dxa"/>
+              <w:right w:w="220" w:type="dxa"/>
+            </w:tcMar>
+            <w:tcBorders>
+              <w:left w:val="single" w:sz="30" w:space="0" w:color="C0791C"/>
+            </w:tcBorders>
+          </w:tcPr>
+          <w:p>
+            <w:pPr>
+              <w:spacing w:after="0" w:line="264" w:lineRule="auto"/>
+            </w:pPr>
+            <w:r>
+              <w:rPr>
+                <w:rFonts w:ascii="Calibri" w:hAnsi="Calibri" w:cs="Calibri"/>
+                <w:b/>
+                <w:i w:val="0"/>
+                <w:color w:val="8A5510"/>
+                <w:sz w:val="18"/>
+              </w:rPr>
+              <w:t xml:space="preserve">👁  ЗА ЧЕМ СЛЕДИТЬ.  </w:t>
+            </w:r>
+            <w:r>
+              <w:rPr>
+                <w:rFonts w:ascii="Calibri" w:hAnsi="Calibri" w:cs="Calibri"/>
+                <w:b w:val="0"/>
+                <w:i w:val="0"/>
+                <w:color w:val="222B36"/>
+                <w:sz w:val="20"/>
+              </w:rPr>
+              <w:t>Следите за исходом голосования в Сенате по box 3 (старт 2028) и за тем, уступят ли города давлению девелоперов по снижению доли доступного жилья — это определит маржу и структуру новых проектов.</w:t>
+            </w:r>
+          </w:p>
+        </w:tc>
+      </w:tr>
+    </w:tbl>
+    <w:p>
+      <w:pPr>
+        <w:spacing w:before="0" w:after="160" w:line="269" w:lineRule="auto"/>
+        <w:jc w:val="left"/>
+      </w:pPr>
+    </w:p>
     <w:p>
       <w:pPr>
         <w:spacing w:before="200" w:after="0" w:line="269" w:lineRule="auto"/>
@@ -1053,7 +1548,7 @@
     </w:p>
     <w:p>
       <w:pPr>
-        <w:spacing w:before="40" w:after="40" w:line="264" w:lineRule="auto"/>
+        <w:spacing w:before="60" w:after="20" w:line="269" w:lineRule="auto"/>
         <w:ind w:left="283" w:hanging="198"/>
         <w:jc w:val="left"/>
       </w:pPr>
@@ -1062,10 +1557,10 @@
           <w:rFonts w:ascii="Calibri" w:hAnsi="Calibri" w:cs="Calibri"/>
           <w:b/>
           <w:i w:val="0"/>
-          <w:color w:val="6B7785"/>
+          <w:color w:val="B03A3A"/>
           <w:sz w:val="21"/>
         </w:rPr>
-        <w:t xml:space="preserve">▪  </w:t>
+        <w:t xml:space="preserve">▼  </w:t>
       </w:r>
       <w:r>
         <w:rPr>
@@ -1080,7 +1575,35 @@
     </w:p>
     <w:p>
       <w:pPr>
-        <w:spacing w:before="0" w:after="80" w:line="240" w:lineRule="auto"/>
+        <w:spacing w:before="20" w:after="20" w:line="264" w:lineRule="auto"/>
+        <w:ind w:left="283"/>
+        <w:jc w:val="left"/>
+        <w:shd w:val="clear" w:color="auto" w:fill="FBEAEA"/>
+      </w:pPr>
+      <w:r>
+        <w:rPr>
+          <w:rFonts w:ascii="Calibri" w:hAnsi="Calibri" w:cs="Calibri"/>
+          <w:b/>
+          <w:i w:val="0"/>
+          <w:color w:val="B03A3A"/>
+          <w:sz w:val="18"/>
+        </w:rPr>
+        <w:t xml:space="preserve">  Почему важно:  </w:t>
+      </w:r>
+      <w:r>
+        <w:rPr>
+          <w:rFonts w:ascii="Calibri" w:hAnsi="Calibri" w:cs="Calibri"/>
+          <w:b w:val="0"/>
+          <w:i w:val="0"/>
+          <w:color w:val="222B36"/>
+          <w:sz w:val="18"/>
+        </w:rPr>
+        <w:t xml:space="preserve">Если держите недвижимость через BV с заёмным финансированием — нынешний жёсткий лимит на вычет процентов режет прибыль; смягчение поможет, но пока его только лоббируют.  </w:t>
+      </w:r>
+    </w:p>
+    <w:p>
+      <w:pPr>
+        <w:spacing w:before="0" w:after="100" w:line="240" w:lineRule="auto"/>
         <w:ind w:left="283"/>
         <w:jc w:val="left"/>
       </w:pPr>
@@ -1137,7 +1660,7 @@
     </w:p>
     <w:p>
       <w:pPr>
-        <w:spacing w:before="40" w:after="40" w:line="264" w:lineRule="auto"/>
+        <w:spacing w:before="60" w:after="20" w:line="269" w:lineRule="auto"/>
         <w:ind w:left="283" w:hanging="198"/>
         <w:jc w:val="left"/>
       </w:pPr>
@@ -1146,10 +1669,10 @@
           <w:rFonts w:ascii="Calibri" w:hAnsi="Calibri" w:cs="Calibri"/>
           <w:b/>
           <w:i w:val="0"/>
-          <w:color w:val="6B7785"/>
+          <w:color w:val="1E7A4D"/>
           <w:sz w:val="21"/>
         </w:rPr>
-        <w:t xml:space="preserve">▪  </w:t>
+        <w:t xml:space="preserve">▲  </w:t>
       </w:r>
       <w:r>
         <w:rPr>
@@ -1164,7 +1687,35 @@
     </w:p>
     <w:p>
       <w:pPr>
-        <w:spacing w:before="0" w:after="80" w:line="240" w:lineRule="auto"/>
+        <w:spacing w:before="20" w:after="20" w:line="264" w:lineRule="auto"/>
+        <w:ind w:left="283"/>
+        <w:jc w:val="left"/>
+        <w:shd w:val="clear" w:color="auto" w:fill="E7F4EE"/>
+      </w:pPr>
+      <w:r>
+        <w:rPr>
+          <w:rFonts w:ascii="Calibri" w:hAnsi="Calibri" w:cs="Calibri"/>
+          <w:b/>
+          <w:i w:val="0"/>
+          <w:color w:val="1E7A4D"/>
+          <w:sz w:val="18"/>
+        </w:rPr>
+        <w:t xml:space="preserve">  Почему важно:  </w:t>
+      </w:r>
+      <w:r>
+        <w:rPr>
+          <w:rFonts w:ascii="Calibri" w:hAnsi="Calibri" w:cs="Calibri"/>
+          <w:b w:val="0"/>
+          <w:i w:val="0"/>
+          <w:color w:val="222B36"/>
+          <w:sz w:val="18"/>
+        </w:rPr>
+        <w:t xml:space="preserve">Аргумент в пользу периферийных ритейл-парков как защитного актива: даже банкротства арендаторов быстро перекрываются новыми — низкий риск простоя.  </w:t>
+      </w:r>
+    </w:p>
+    <w:p>
+      <w:pPr>
+        <w:spacing w:before="0" w:after="100" w:line="240" w:lineRule="auto"/>
         <w:ind w:left="283"/>
         <w:jc w:val="left"/>
       </w:pPr>
@@ -1202,7 +1753,7 @@
     </w:p>
     <w:p>
       <w:pPr>
-        <w:spacing w:before="40" w:after="40" w:line="264" w:lineRule="auto"/>
+        <w:spacing w:before="60" w:after="20" w:line="269" w:lineRule="auto"/>
         <w:ind w:left="283" w:hanging="198"/>
         <w:jc w:val="left"/>
       </w:pPr>
@@ -1211,10 +1762,10 @@
           <w:rFonts w:ascii="Calibri" w:hAnsi="Calibri" w:cs="Calibri"/>
           <w:b/>
           <w:i w:val="0"/>
-          <w:color w:val="6B7785"/>
+          <w:color w:val="1E7A4D"/>
           <w:sz w:val="21"/>
         </w:rPr>
-        <w:t xml:space="preserve">▪  </w:t>
+        <w:t xml:space="preserve">▲  </w:t>
       </w:r>
       <w:r>
         <w:rPr>
@@ -1229,7 +1780,35 @@
     </w:p>
     <w:p>
       <w:pPr>
-        <w:spacing w:before="0" w:after="80" w:line="240" w:lineRule="auto"/>
+        <w:spacing w:before="20" w:after="20" w:line="264" w:lineRule="auto"/>
+        <w:ind w:left="283"/>
+        <w:jc w:val="left"/>
+        <w:shd w:val="clear" w:color="auto" w:fill="E7F4EE"/>
+      </w:pPr>
+      <w:r>
+        <w:rPr>
+          <w:rFonts w:ascii="Calibri" w:hAnsi="Calibri" w:cs="Calibri"/>
+          <w:b/>
+          <w:i w:val="0"/>
+          <w:color w:val="1E7A4D"/>
+          <w:sz w:val="18"/>
+        </w:rPr>
+        <w:t xml:space="preserve">  Почему важно:  </w:t>
+      </w:r>
+      <w:r>
+        <w:rPr>
+          <w:rFonts w:ascii="Calibri" w:hAnsi="Calibri" w:cs="Calibri"/>
+          <w:b w:val="0"/>
+          <w:i w:val="0"/>
+          <w:color w:val="222B36"/>
+          <w:sz w:val="18"/>
+        </w:rPr>
+        <w:t xml:space="preserve">Живое доказательство доходности сегмента: заполняемость 97,8% и 22 года роста дивиденда подряд — ориентир по доходности (~7,5%) для тех, кто рассматривает ритейл-парки.  </w:t>
+      </w:r>
+    </w:p>
+    <w:p>
+      <w:pPr>
+        <w:spacing w:before="0" w:after="100" w:line="240" w:lineRule="auto"/>
         <w:ind w:left="283"/>
         <w:jc w:val="left"/>
       </w:pPr>
@@ -1286,7 +1865,7 @@
     </w:p>
     <w:p>
       <w:pPr>
-        <w:spacing w:before="40" w:after="40" w:line="264" w:lineRule="auto"/>
+        <w:spacing w:before="60" w:after="20" w:line="269" w:lineRule="auto"/>
         <w:ind w:left="283" w:hanging="198"/>
         <w:jc w:val="left"/>
       </w:pPr>
@@ -1295,10 +1874,10 @@
           <w:rFonts w:ascii="Calibri" w:hAnsi="Calibri" w:cs="Calibri"/>
           <w:b/>
           <w:i w:val="0"/>
-          <w:color w:val="6B7785"/>
+          <w:color w:val="1E7A4D"/>
           <w:sz w:val="21"/>
         </w:rPr>
-        <w:t xml:space="preserve">▪  </w:t>
+        <w:t xml:space="preserve">▲  </w:t>
       </w:r>
       <w:r>
         <w:rPr>
@@ -1313,7 +1892,35 @@
     </w:p>
     <w:p>
       <w:pPr>
-        <w:spacing w:before="0" w:after="80" w:line="240" w:lineRule="auto"/>
+        <w:spacing w:before="20" w:after="20" w:line="264" w:lineRule="auto"/>
+        <w:ind w:left="283"/>
+        <w:jc w:val="left"/>
+        <w:shd w:val="clear" w:color="auto" w:fill="E7F4EE"/>
+      </w:pPr>
+      <w:r>
+        <w:rPr>
+          <w:rFonts w:ascii="Calibri" w:hAnsi="Calibri" w:cs="Calibri"/>
+          <w:b/>
+          <w:i w:val="0"/>
+          <w:color w:val="1E7A4D"/>
+          <w:sz w:val="18"/>
+        </w:rPr>
+        <w:t xml:space="preserve">  Почему важно:  </w:t>
+      </w:r>
+      <w:r>
+        <w:rPr>
+          <w:rFonts w:ascii="Calibri" w:hAnsi="Calibri" w:cs="Calibri"/>
+          <w:b w:val="0"/>
+          <w:i w:val="0"/>
+          <w:color w:val="222B36"/>
+          <w:sz w:val="18"/>
+        </w:rPr>
+        <w:t xml:space="preserve">Настроение потребителей разворачивается вверх рекордными темпами — ранний сигнал к восстановлению спроса в рознице, но до реального роста трат ещё далеко.  </w:t>
+      </w:r>
+    </w:p>
+    <w:p>
+      <w:pPr>
+        <w:spacing w:before="0" w:after="100" w:line="240" w:lineRule="auto"/>
         <w:ind w:left="283"/>
         <w:jc w:val="left"/>
       </w:pPr>
@@ -1470,6 +2077,21 @@
               <w:t>Ключевая цифра из отчёта CBRE по нидерландским ритейл-паркам (retailparken — периферийные крупноформатные торговые парки): вакантность (leegstand — доля пустующих площадей) на начало 2026 — 4,4%. Это ниже фрикционного уровня (минимально неизбежная вакантность при нормальной ротации арендаторов) и существенно ниже среднего по всей торговой недвижимости страны (5,5%). Обследовано 194 парка, в 73 пустующих единиц нет вообще. Цифра подтверждена перепечаткой в отраслевых СМИ в окне отчётной недели (24 июня).</w:t>
             </w:r>
           </w:p>
+          <w:p>
+            <w:pPr>
+              <w:spacing w:before="20" w:after="0"/>
+            </w:pPr>
+            <w:r>
+              <w:rPr>
+                <w:rFonts w:ascii="Calibri" w:hAnsi="Calibri" w:cs="Calibri"/>
+                <w:b w:val="0"/>
+                <w:i/>
+                <w:color w:val="6B7785"/>
+                <w:sz w:val="16"/>
+              </w:rPr>
+              <w:t>→ Вакантность ниже фрикционного уровня означает фактически дефицит площадей в сегменте — поддержка арендных ставок и стоимости таких объектов.</w:t>
+            </w:r>
+          </w:p>
         </w:tc>
         <w:tc>
           <w:tcPr>
@@ -1488,6 +2110,16 @@
             <w:pPr>
               <w:spacing w:after="0"/>
             </w:pPr>
+            <w:r>
+              <w:rPr>
+                <w:rFonts w:ascii="Calibri" w:hAnsi="Calibri" w:cs="Calibri"/>
+                <w:b/>
+                <w:i w:val="0"/>
+                <w:color w:val="1E7A4D"/>
+                <w:sz w:val="19"/>
+              </w:rPr>
+              <w:t xml:space="preserve">▲ </w:t>
+            </w:r>
             <w:r>
               <w:rPr>
                 <w:rFonts w:ascii="Calibri" w:hAnsi="Calibri" w:cs="Calibri"/>
@@ -1608,6 +2240,75 @@
         <w:jc w:val="left"/>
       </w:pPr>
     </w:p>
+    <w:tbl>
+      <w:tblPr>
+        <w:tblW w:type="auto" w:w="0"/>
+        <w:tblLayout w:type="fixed"/>
+        <w:tblLook w:firstColumn="1" w:firstRow="1" w:lastColumn="0" w:lastRow="0" w:noHBand="0" w:noVBand="1" w:val="04A0"/>
+        <w:tblBorders>
+          <w:top w:val="none" w:sz="0"/>
+          <w:left w:val="none" w:sz="0"/>
+          <w:bottom w:val="none" w:sz="0"/>
+          <w:right w:val="none" w:sz="0"/>
+          <w:insideH w:val="none" w:sz="0"/>
+          <w:insideV w:val="none" w:sz="0"/>
+        </w:tblBorders>
+        <w:tblW w:type="dxa" w:w="9525"/>
+      </w:tblPr>
+      <w:tblGrid>
+        <w:gridCol w:w="9972"/>
+      </w:tblGrid>
+      <w:tr>
+        <w:tc>
+          <w:tcPr>
+            <w:tcW w:type="dxa" w:w="9524"/>
+            <w:shd w:val="clear" w:color="auto" w:fill="FFF6E5"/>
+            <w:tcMar>
+              <w:top w:w="100" w:type="dxa"/>
+              <w:bottom w:w="100" w:type="dxa"/>
+              <w:start w:w="220" w:type="dxa"/>
+              <w:end w:w="220" w:type="dxa"/>
+              <w:left w:w="220" w:type="dxa"/>
+              <w:right w:w="220" w:type="dxa"/>
+            </w:tcMar>
+            <w:tcBorders>
+              <w:left w:val="single" w:sz="30" w:space="0" w:color="C0791C"/>
+            </w:tcBorders>
+          </w:tcPr>
+          <w:p>
+            <w:pPr>
+              <w:spacing w:after="0" w:line="264" w:lineRule="auto"/>
+            </w:pPr>
+            <w:r>
+              <w:rPr>
+                <w:rFonts w:ascii="Calibri" w:hAnsi="Calibri" w:cs="Calibri"/>
+                <w:b/>
+                <w:i w:val="0"/>
+                <w:color w:val="8A5510"/>
+                <w:sz w:val="18"/>
+              </w:rPr>
+              <w:t xml:space="preserve">👁  ЗА ЧЕМ СЛЕДИТЬ.  </w:t>
+            </w:r>
+            <w:r>
+              <w:rPr>
+                <w:rFonts w:ascii="Calibri" w:hAnsi="Calibri" w:cs="Calibri"/>
+                <w:b w:val="0"/>
+                <w:i w:val="0"/>
+                <w:color w:val="222B36"/>
+                <w:sz w:val="20"/>
+              </w:rPr>
+              <w:t>Следите, продолжит ли расти потребительское доверие (koopbereidheid) и удержат ли ритейл-парки сверхнизкую вакантность; на налоговом фронте — реакция правительства на призыв IVBN ускорить смягчение лимита на вычет процентов.</w:t>
+            </w:r>
+          </w:p>
+        </w:tc>
+      </w:tr>
+    </w:tbl>
+    <w:p>
+      <w:pPr>
+        <w:spacing w:before="0" w:after="160" w:line="269" w:lineRule="auto"/>
+        <w:jc w:val="left"/>
+      </w:pPr>
+    </w:p>
     <w:p>
       <w:pPr>
         <w:spacing w:before="200" w:after="0" w:line="269" w:lineRule="auto"/>
@@ -1686,7 +2387,7 @@
     </w:p>
     <w:p>
       <w:pPr>
-        <w:spacing w:before="40" w:after="40" w:line="264" w:lineRule="auto"/>
+        <w:spacing w:before="60" w:after="20" w:line="269" w:lineRule="auto"/>
         <w:ind w:left="283" w:hanging="198"/>
         <w:jc w:val="left"/>
       </w:pPr>
@@ -1695,10 +2396,10 @@
           <w:rFonts w:ascii="Calibri" w:hAnsi="Calibri" w:cs="Calibri"/>
           <w:b/>
           <w:i w:val="0"/>
-          <w:color w:val="6B7785"/>
+          <w:color w:val="1E7A4D"/>
           <w:sz w:val="21"/>
         </w:rPr>
-        <w:t xml:space="preserve">▪  </w:t>
+        <w:t xml:space="preserve">▲  </w:t>
       </w:r>
       <w:r>
         <w:rPr>
@@ -1713,7 +2414,35 @@
     </w:p>
     <w:p>
       <w:pPr>
-        <w:spacing w:before="0" w:after="80" w:line="240" w:lineRule="auto"/>
+        <w:spacing w:before="20" w:after="20" w:line="264" w:lineRule="auto"/>
+        <w:ind w:left="283"/>
+        <w:jc w:val="left"/>
+        <w:shd w:val="clear" w:color="auto" w:fill="E7F4EE"/>
+      </w:pPr>
+      <w:r>
+        <w:rPr>
+          <w:rFonts w:ascii="Calibri" w:hAnsi="Calibri" w:cs="Calibri"/>
+          <w:b/>
+          <w:i w:val="0"/>
+          <w:color w:val="1E7A4D"/>
+          <w:sz w:val="18"/>
+        </w:rPr>
+        <w:t xml:space="preserve">  Почему важно:  </w:t>
+      </w:r>
+      <w:r>
+        <w:rPr>
+          <w:rFonts w:ascii="Calibri" w:hAnsi="Calibri" w:cs="Calibri"/>
+          <w:b w:val="0"/>
+          <w:i w:val="0"/>
+          <w:color w:val="222B36"/>
+          <w:sz w:val="18"/>
+        </w:rPr>
+        <w:t xml:space="preserve">Крупнейший игрок готов платить премию 24,6% за логистику — рынок сигнализирует, что европейские (и нидерландские) логистические активы недооценены.  </w:t>
+      </w:r>
+    </w:p>
+    <w:p>
+      <w:pPr>
+        <w:spacing w:before="0" w:after="100" w:line="240" w:lineRule="auto"/>
         <w:ind w:left="283"/>
         <w:jc w:val="left"/>
       </w:pPr>
@@ -1751,7 +2480,7 @@
     </w:p>
     <w:p>
       <w:pPr>
-        <w:spacing w:before="40" w:after="40" w:line="264" w:lineRule="auto"/>
+        <w:spacing w:before="60" w:after="20" w:line="269" w:lineRule="auto"/>
         <w:ind w:left="283" w:hanging="198"/>
         <w:jc w:val="left"/>
       </w:pPr>
@@ -1760,10 +2489,10 @@
           <w:rFonts w:ascii="Calibri" w:hAnsi="Calibri" w:cs="Calibri"/>
           <w:b/>
           <w:i w:val="0"/>
-          <w:color w:val="6B7785"/>
+          <w:color w:val="2C5F8A"/>
           <w:sz w:val="21"/>
         </w:rPr>
-        <w:t xml:space="preserve">▪  </w:t>
+        <w:t xml:space="preserve">◆  </w:t>
       </w:r>
       <w:r>
         <w:rPr>
@@ -1778,7 +2507,35 @@
     </w:p>
     <w:p>
       <w:pPr>
-        <w:spacing w:before="0" w:after="80" w:line="240" w:lineRule="auto"/>
+        <w:spacing w:before="20" w:after="20" w:line="264" w:lineRule="auto"/>
+        <w:ind w:left="283"/>
+        <w:jc w:val="left"/>
+        <w:shd w:val="clear" w:color="auto" w:fill="E8F0F7"/>
+      </w:pPr>
+      <w:r>
+        <w:rPr>
+          <w:rFonts w:ascii="Calibri" w:hAnsi="Calibri" w:cs="Calibri"/>
+          <w:b/>
+          <w:i w:val="0"/>
+          <w:color w:val="2C5F8A"/>
+          <w:sz w:val="18"/>
+        </w:rPr>
+        <w:t xml:space="preserve">  Почему важно:  </w:t>
+      </w:r>
+      <w:r>
+        <w:rPr>
+          <w:rFonts w:ascii="Calibri" w:hAnsi="Calibri" w:cs="Calibri"/>
+          <w:b w:val="0"/>
+          <w:i w:val="0"/>
+          <w:color w:val="222B36"/>
+          <w:sz w:val="18"/>
+        </w:rPr>
+        <w:t xml:space="preserve">Целевые цены срезаны, но рекомендация осталась «покупать» — аналитики видят в логистике апсайд, несмотря на давление ставок; ориентир для держателей этих REIT.  </w:t>
+      </w:r>
+    </w:p>
+    <w:p>
+      <w:pPr>
+        <w:spacing w:before="0" w:after="100" w:line="240" w:lineRule="auto"/>
         <w:ind w:left="283"/>
         <w:jc w:val="left"/>
       </w:pPr>
@@ -1816,7 +2573,7 @@
     </w:p>
     <w:p>
       <w:pPr>
-        <w:spacing w:before="40" w:after="40" w:line="264" w:lineRule="auto"/>
+        <w:spacing w:before="60" w:after="20" w:line="269" w:lineRule="auto"/>
         <w:ind w:left="283" w:hanging="198"/>
         <w:jc w:val="left"/>
       </w:pPr>
@@ -1825,10 +2582,10 @@
           <w:rFonts w:ascii="Calibri" w:hAnsi="Calibri" w:cs="Calibri"/>
           <w:b/>
           <w:i w:val="0"/>
-          <w:color w:val="6B7785"/>
+          <w:color w:val="1E7A4D"/>
           <w:sz w:val="21"/>
         </w:rPr>
-        <w:t xml:space="preserve">▪  </w:t>
+        <w:t xml:space="preserve">▲  </w:t>
       </w:r>
       <w:r>
         <w:rPr>
@@ -1843,7 +2600,35 @@
     </w:p>
     <w:p>
       <w:pPr>
-        <w:spacing w:before="0" w:after="80" w:line="240" w:lineRule="auto"/>
+        <w:spacing w:before="20" w:after="20" w:line="264" w:lineRule="auto"/>
+        <w:ind w:left="283"/>
+        <w:jc w:val="left"/>
+        <w:shd w:val="clear" w:color="auto" w:fill="E7F4EE"/>
+      </w:pPr>
+      <w:r>
+        <w:rPr>
+          <w:rFonts w:ascii="Calibri" w:hAnsi="Calibri" w:cs="Calibri"/>
+          <w:b/>
+          <w:i w:val="0"/>
+          <w:color w:val="1E7A4D"/>
+          <w:sz w:val="18"/>
+        </w:rPr>
+        <w:t xml:space="preserve">  Почему важно:  </w:t>
+      </w:r>
+      <w:r>
+        <w:rPr>
+          <w:rFonts w:ascii="Calibri" w:hAnsi="Calibri" w:cs="Calibri"/>
+          <w:b w:val="0"/>
+          <w:i w:val="0"/>
+          <w:color w:val="222B36"/>
+          <w:sz w:val="18"/>
+        </w:rPr>
+        <w:t xml:space="preserve">Спекулятивная стройка на 150 000 м2 без арендатора — крупный игрок ставит на сохранение спроса; индикатор уверенности в логистическом рынке севера страны.  </w:t>
+      </w:r>
+    </w:p>
+    <w:p>
+      <w:pPr>
+        <w:spacing w:before="0" w:after="100" w:line="240" w:lineRule="auto"/>
         <w:ind w:left="283"/>
         <w:jc w:val="left"/>
       </w:pPr>
@@ -1881,7 +2666,7 @@
     </w:p>
     <w:p>
       <w:pPr>
-        <w:spacing w:before="40" w:after="40" w:line="264" w:lineRule="auto"/>
+        <w:spacing w:before="60" w:after="20" w:line="269" w:lineRule="auto"/>
         <w:ind w:left="283" w:hanging="198"/>
         <w:jc w:val="left"/>
       </w:pPr>
@@ -1890,10 +2675,10 @@
           <w:rFonts w:ascii="Calibri" w:hAnsi="Calibri" w:cs="Calibri"/>
           <w:b/>
           <w:i w:val="0"/>
-          <w:color w:val="6B7785"/>
+          <w:color w:val="1E7A4D"/>
           <w:sz w:val="21"/>
         </w:rPr>
-        <w:t xml:space="preserve">▪  </w:t>
+        <w:t xml:space="preserve">▲  </w:t>
       </w:r>
       <w:r>
         <w:rPr>
@@ -1908,7 +2693,35 @@
     </w:p>
     <w:p>
       <w:pPr>
-        <w:spacing w:before="0" w:after="80" w:line="240" w:lineRule="auto"/>
+        <w:spacing w:before="20" w:after="20" w:line="264" w:lineRule="auto"/>
+        <w:ind w:left="283"/>
+        <w:jc w:val="left"/>
+        <w:shd w:val="clear" w:color="auto" w:fill="E7F4EE"/>
+      </w:pPr>
+      <w:r>
+        <w:rPr>
+          <w:rFonts w:ascii="Calibri" w:hAnsi="Calibri" w:cs="Calibri"/>
+          <w:b/>
+          <w:i w:val="0"/>
+          <w:color w:val="1E7A4D"/>
+          <w:sz w:val="18"/>
+        </w:rPr>
+        <w:t xml:space="preserve">  Почему важно:  </w:t>
+      </w:r>
+      <w:r>
+        <w:rPr>
+          <w:rFonts w:ascii="Calibri" w:hAnsi="Calibri" w:cs="Calibri"/>
+          <w:b w:val="0"/>
+          <w:i w:val="0"/>
+          <w:color w:val="222B36"/>
+          <w:sz w:val="18"/>
+        </w:rPr>
+        <w:t xml:space="preserve">Быстрая пересдача почти 30 000 м2 в логистическом коридоре Венло подтверждает живой спрос на крупные склады — поддержка ставок и заполняемости в регионе.  </w:t>
+      </w:r>
+    </w:p>
+    <w:p>
+      <w:pPr>
+        <w:spacing w:before="0" w:after="100" w:line="240" w:lineRule="auto"/>
         <w:ind w:left="283"/>
         <w:jc w:val="left"/>
       </w:pPr>
@@ -1946,7 +2759,7 @@
     </w:p>
     <w:p>
       <w:pPr>
-        <w:spacing w:before="40" w:after="40" w:line="264" w:lineRule="auto"/>
+        <w:spacing w:before="60" w:after="20" w:line="269" w:lineRule="auto"/>
         <w:ind w:left="283" w:hanging="198"/>
         <w:jc w:val="left"/>
       </w:pPr>
@@ -1955,10 +2768,10 @@
           <w:rFonts w:ascii="Calibri" w:hAnsi="Calibri" w:cs="Calibri"/>
           <w:b/>
           <w:i w:val="0"/>
-          <w:color w:val="6B7785"/>
+          <w:color w:val="2C5F8A"/>
           <w:sz w:val="21"/>
         </w:rPr>
-        <w:t xml:space="preserve">▪  </w:t>
+        <w:t xml:space="preserve">◆  </w:t>
       </w:r>
       <w:r>
         <w:rPr>
@@ -1973,7 +2786,35 @@
     </w:p>
     <w:p>
       <w:pPr>
-        <w:spacing w:before="0" w:after="80" w:line="240" w:lineRule="auto"/>
+        <w:spacing w:before="20" w:after="20" w:line="264" w:lineRule="auto"/>
+        <w:ind w:left="283"/>
+        <w:jc w:val="left"/>
+        <w:shd w:val="clear" w:color="auto" w:fill="E8F0F7"/>
+      </w:pPr>
+      <w:r>
+        <w:rPr>
+          <w:rFonts w:ascii="Calibri" w:hAnsi="Calibri" w:cs="Calibri"/>
+          <w:b/>
+          <w:i w:val="0"/>
+          <w:color w:val="2C5F8A"/>
+          <w:sz w:val="18"/>
+        </w:rPr>
+        <w:t xml:space="preserve">  Почему важно:  </w:t>
+      </w:r>
+      <w:r>
+        <w:rPr>
+          <w:rFonts w:ascii="Calibri" w:hAnsi="Calibri" w:cs="Calibri"/>
+          <w:b w:val="0"/>
+          <w:i w:val="0"/>
+          <w:color w:val="222B36"/>
+          <w:sz w:val="18"/>
+        </w:rPr>
+        <w:t xml:space="preserve">Тренд монетизации корпоративной недвижимости: компании высвобождают капитал, продавая объекты инвесторам — возможность для покупателей нарастить портфель.  </w:t>
+      </w:r>
+    </w:p>
+    <w:p>
+      <w:pPr>
+        <w:spacing w:before="0" w:after="100" w:line="240" w:lineRule="auto"/>
         <w:ind w:left="283"/>
         <w:jc w:val="left"/>
       </w:pPr>
@@ -2072,6 +2913,2311 @@
                 <w:sz w:val="21"/>
               </w:rPr>
               <w:t>Индустриал стал самым ярким сегментом недели благодаря большой корпоративной истории: предложение Prologis о покупке Segro (~14,6 млрд евро, отклонено) переоценивает весь европейский логистический сектор, а Deutsche Bank на этом фоне срезал целевые цены четырёх ведущих REIT, но рекомендацию 'покупать' сохранил — рынок видит привлекательные оценки. На земле спрос жив: Panattoni рискнула спекулятивной стройкой на 150 000 м2 в Эммене, а Humby арендовала почти 30 000 м2 в Венло. Отдельная сделка в Ваассене (Patron Capital/Wibra) указывает на интерес к монетизации корпоративной недвижимости, хотя детали закрыты пейволлом. Законодательных и статистических пунктов по сегменту на этой неделе не набралось.</w:t>
+            </w:r>
+          </w:p>
+        </w:tc>
+      </w:tr>
+    </w:tbl>
+    <w:p>
+      <w:pPr>
+        <w:spacing w:before="0" w:after="120" w:line="269" w:lineRule="auto"/>
+        <w:jc w:val="left"/>
+      </w:pPr>
+    </w:p>
+    <w:tbl>
+      <w:tblPr>
+        <w:tblW w:type="auto" w:w="0"/>
+        <w:tblLayout w:type="fixed"/>
+        <w:tblLook w:firstColumn="1" w:firstRow="1" w:lastColumn="0" w:lastRow="0" w:noHBand="0" w:noVBand="1" w:val="04A0"/>
+        <w:tblBorders>
+          <w:top w:val="none" w:sz="0"/>
+          <w:left w:val="none" w:sz="0"/>
+          <w:bottom w:val="none" w:sz="0"/>
+          <w:right w:val="none" w:sz="0"/>
+          <w:insideH w:val="none" w:sz="0"/>
+          <w:insideV w:val="none" w:sz="0"/>
+        </w:tblBorders>
+        <w:tblW w:type="dxa" w:w="9525"/>
+      </w:tblPr>
+      <w:tblGrid>
+        <w:gridCol w:w="9972"/>
+      </w:tblGrid>
+      <w:tr>
+        <w:tc>
+          <w:tcPr>
+            <w:tcW w:type="dxa" w:w="9524"/>
+            <w:shd w:val="clear" w:color="auto" w:fill="FFF6E5"/>
+            <w:tcMar>
+              <w:top w:w="100" w:type="dxa"/>
+              <w:bottom w:w="100" w:type="dxa"/>
+              <w:start w:w="220" w:type="dxa"/>
+              <w:end w:w="220" w:type="dxa"/>
+              <w:left w:w="220" w:type="dxa"/>
+              <w:right w:w="220" w:type="dxa"/>
+            </w:tcMar>
+            <w:tcBorders>
+              <w:left w:val="single" w:sz="30" w:space="0" w:color="C0791C"/>
+            </w:tcBorders>
+          </w:tcPr>
+          <w:p>
+            <w:pPr>
+              <w:spacing w:after="0" w:line="264" w:lineRule="auto"/>
+            </w:pPr>
+            <w:r>
+              <w:rPr>
+                <w:rFonts w:ascii="Calibri" w:hAnsi="Calibri" w:cs="Calibri"/>
+                <w:b/>
+                <w:i w:val="0"/>
+                <w:color w:val="8A5510"/>
+                <w:sz w:val="18"/>
+              </w:rPr>
+              <w:t xml:space="preserve">👁  ЗА ЧЕМ СЛЕДИТЬ.  </w:t>
+            </w:r>
+            <w:r>
+              <w:rPr>
+                <w:rFonts w:ascii="Calibri" w:hAnsi="Calibri" w:cs="Calibri"/>
+                <w:b w:val="0"/>
+                <w:i w:val="0"/>
+                <w:color w:val="222B36"/>
+                <w:sz w:val="20"/>
+              </w:rPr>
+              <w:t>Ключевая дата — 22 июля: подтвердит ли Prologis твёрдое намерение по Segro или отступит; это переоценит весь сектор. Также следите, найдёт ли Panattoni арендатора на свои 150 000 м2 до сдачи в 2028.</w:t>
+            </w:r>
+          </w:p>
+        </w:tc>
+      </w:tr>
+    </w:tbl>
+    <w:p>
+      <w:pPr>
+        <w:spacing w:before="0" w:after="160" w:line="269" w:lineRule="auto"/>
+        <w:jc w:val="left"/>
+      </w:pPr>
+    </w:p>
+    <w:p>
+      <w:pPr>
+        <w:spacing w:before="200" w:after="0" w:line="269" w:lineRule="auto"/>
+        <w:jc w:val="left"/>
+      </w:pPr>
+    </w:p>
+    <w:tbl>
+      <w:tblPr>
+        <w:tblW w:type="auto" w:w="0"/>
+        <w:tblLayout w:type="fixed"/>
+        <w:tblLook w:firstColumn="1" w:firstRow="1" w:lastColumn="0" w:lastRow="0" w:noHBand="0" w:noVBand="1" w:val="04A0"/>
+        <w:tblBorders>
+          <w:top w:val="none" w:sz="0"/>
+          <w:left w:val="none" w:sz="0"/>
+          <w:bottom w:val="none" w:sz="0"/>
+          <w:right w:val="none" w:sz="0"/>
+          <w:insideH w:val="none" w:sz="0"/>
+          <w:insideV w:val="none" w:sz="0"/>
+        </w:tblBorders>
+        <w:tblW w:type="dxa" w:w="9525"/>
+      </w:tblPr>
+      <w:tblGrid>
+        <w:gridCol w:w="9972"/>
+      </w:tblGrid>
+      <w:tr>
+        <w:tc>
+          <w:tcPr>
+            <w:tcW w:type="dxa" w:w="9524"/>
+            <w:shd w:val="clear" w:color="auto" w:fill="1F3A5F"/>
+            <w:tcMar>
+              <w:top w:w="120" w:type="dxa"/>
+              <w:bottom w:w="120" w:type="dxa"/>
+              <w:start w:w="200" w:type="dxa"/>
+              <w:end w:w="200" w:type="dxa"/>
+              <w:left w:w="200" w:type="dxa"/>
+              <w:right w:w="200" w:type="dxa"/>
+            </w:tcMar>
+          </w:tcPr>
+          <w:p>
+            <w:pPr>
+              <w:spacing w:after="0"/>
+            </w:pPr>
+            <w:r/>
+            <w:r>
+              <w:rPr>
+                <w:rFonts w:ascii="Calibri" w:hAnsi="Calibri" w:cs="Calibri"/>
+                <w:b/>
+                <w:i w:val="0"/>
+                <w:color w:val="FFFFFF"/>
+                <w:sz w:val="28"/>
+              </w:rPr>
+              <w:t>🧭  Картина недели и прогноз</w:t>
+            </w:r>
+          </w:p>
+        </w:tc>
+      </w:tr>
+    </w:tbl>
+    <w:tbl>
+      <w:tblPr>
+        <w:tblW w:type="auto" w:w="0"/>
+        <w:tblLayout w:type="fixed"/>
+        <w:tblLook w:firstColumn="1" w:firstRow="1" w:lastColumn="0" w:lastRow="0" w:noHBand="0" w:noVBand="1" w:val="04A0"/>
+        <w:tblBorders>
+          <w:top w:val="none" w:sz="0"/>
+          <w:left w:val="none" w:sz="0"/>
+          <w:bottom w:val="none" w:sz="0"/>
+          <w:right w:val="none" w:sz="0"/>
+          <w:insideH w:val="none" w:sz="0"/>
+          <w:insideV w:val="none" w:sz="0"/>
+        </w:tblBorders>
+        <w:tblW w:type="dxa" w:w="9525"/>
+      </w:tblPr>
+      <w:tblGrid>
+        <w:gridCol w:w="9972"/>
+      </w:tblGrid>
+      <w:tr>
+        <w:tc>
+          <w:tcPr>
+            <w:tcW w:type="dxa" w:w="9524"/>
+            <w:shd w:val="clear" w:color="auto" w:fill="EEF2F6"/>
+            <w:tcMar>
+              <w:top w:w="140" w:type="dxa"/>
+              <w:bottom w:w="140" w:type="dxa"/>
+              <w:start w:w="200" w:type="dxa"/>
+              <w:end w:w="200" w:type="dxa"/>
+              <w:left w:w="200" w:type="dxa"/>
+              <w:right w:w="200" w:type="dxa"/>
+            </w:tcMar>
+          </w:tcPr>
+          <w:p>
+            <w:pPr>
+              <w:spacing w:after="0" w:line="283" w:lineRule="auto"/>
+            </w:pPr>
+            <w:r>
+              <w:rPr>
+                <w:rFonts w:ascii="Calibri" w:hAnsi="Calibri" w:cs="Calibri"/>
+                <w:b w:val="0"/>
+                <w:i w:val="0"/>
+                <w:color w:val="222B36"/>
+                <w:sz w:val="21"/>
+              </w:rPr>
+              <w:t>Картина недели — осторожный разворот к стабилизации сразу в трёх сегментах. В жилье институциональный капитал перестал бежать: сделка Vesteda сняла угрозу распродажи, а приток денег в фонд Bouwinvest для пожилых показывает, куда смещается аппетит инвесторов — в сегменты со структурным спросом. Логистика подаёт тот же сигнал с другой стороны: готовность Prologis платить премию за Segro и сохранённая Deutsche Bank рекомендация «покупать» говорят, что профессионалы считают активы недооценёнными — это эхо того же возвращения уверенности, что и в жилье. Связующая нить всех трёх сегментов — налоги и регулирование: жёсткий box 3, лимит на вычет процентов и высокие доли доступного жилья остаются главным тормозом для притока капитала, и именно вокруг их смягчения идёт основная борьба (IVBN, BPD). Коммерция подтверждает общий вывод снизу: периферийные ритейл-парки с вакантностью 4,4% и рекордно растущим потребительским доверием — тихая зона устойчивости. Прогноз: при сохранении этих сигналов осень может принести постепенное возвращение капитала, но скорость зависит от двух развилок — решения Prologis по Segro (22 июля) и от того, уступит ли государство по налоговой нагрузке и нормам доступности.</w:t>
+            </w:r>
+          </w:p>
+        </w:tc>
+      </w:tr>
+    </w:tbl>
+    <w:p>
+      <w:pPr>
+        <w:spacing w:before="0" w:after="120" w:line="269" w:lineRule="auto"/>
+        <w:jc w:val="left"/>
+      </w:pPr>
+    </w:p>
+    <w:p>
+      <w:pPr>
+        <w:spacing w:before="200" w:after="0" w:line="269" w:lineRule="auto"/>
+        <w:jc w:val="left"/>
+      </w:pPr>
+    </w:p>
+    <w:tbl>
+      <w:tblPr>
+        <w:tblW w:type="auto" w:w="0"/>
+        <w:tblLayout w:type="fixed"/>
+        <w:tblLook w:firstColumn="1" w:firstRow="1" w:lastColumn="0" w:lastRow="0" w:noHBand="0" w:noVBand="1" w:val="04A0"/>
+        <w:tblBorders>
+          <w:top w:val="none" w:sz="0"/>
+          <w:left w:val="none" w:sz="0"/>
+          <w:bottom w:val="none" w:sz="0"/>
+          <w:right w:val="none" w:sz="0"/>
+          <w:insideH w:val="none" w:sz="0"/>
+          <w:insideV w:val="none" w:sz="0"/>
+        </w:tblBorders>
+        <w:tblW w:type="dxa" w:w="9525"/>
+      </w:tblPr>
+      <w:tblGrid>
+        <w:gridCol w:w="9972"/>
+      </w:tblGrid>
+      <w:tr>
+        <w:tc>
+          <w:tcPr>
+            <w:tcW w:type="dxa" w:w="9524"/>
+            <w:shd w:val="clear" w:color="auto" w:fill="5D6D7E"/>
+            <w:tcMar>
+              <w:top w:w="120" w:type="dxa"/>
+              <w:bottom w:w="120" w:type="dxa"/>
+              <w:start w:w="200" w:type="dxa"/>
+              <w:end w:w="200" w:type="dxa"/>
+              <w:left w:w="200" w:type="dxa"/>
+              <w:right w:w="200" w:type="dxa"/>
+            </w:tcMar>
+          </w:tcPr>
+          <w:p>
+            <w:pPr>
+              <w:spacing w:after="0"/>
+            </w:pPr>
+            <w:r/>
+            <w:r>
+              <w:rPr>
+                <w:rFonts w:ascii="Calibri" w:hAnsi="Calibri" w:cs="Calibri"/>
+                <w:b/>
+                <w:i w:val="0"/>
+                <w:color w:val="FFFFFF"/>
+                <w:sz w:val="28"/>
+              </w:rPr>
+              <w:t>📖  Словарь терминов</w:t>
+            </w:r>
+          </w:p>
+        </w:tc>
+      </w:tr>
+    </w:tbl>
+    <w:tbl>
+      <w:tblPr>
+        <w:tblW w:type="auto" w:w="0"/>
+        <w:tblLayout w:type="fixed"/>
+        <w:tblLook w:firstColumn="1" w:firstRow="1" w:lastColumn="0" w:lastRow="0" w:noHBand="0" w:noVBand="1" w:val="04A0"/>
+        <w:tblBorders>
+          <w:top w:val="none" w:sz="0"/>
+          <w:left w:val="none" w:sz="0"/>
+          <w:bottom w:val="none" w:sz="0"/>
+          <w:right w:val="none" w:sz="0"/>
+          <w:insideH w:val="none" w:sz="0"/>
+          <w:insideV w:val="none" w:sz="0"/>
+        </w:tblBorders>
+        <w:tblW w:type="dxa" w:w="9525"/>
+      </w:tblPr>
+      <w:tblGrid>
+        <w:gridCol w:w="2835"/>
+        <w:gridCol w:w="6690"/>
+      </w:tblGrid>
+      <w:tr>
+        <w:tc>
+          <w:tcPr>
+            <w:tcW w:type="dxa" w:w="2835"/>
+            <w:shd w:val="clear" w:color="auto" w:fill="F4F6F8"/>
+            <w:tcMar>
+              <w:top w:w="60" w:type="dxa"/>
+              <w:bottom w:w="60" w:type="dxa"/>
+              <w:start w:w="140" w:type="dxa"/>
+              <w:end w:w="140" w:type="dxa"/>
+              <w:left w:w="140" w:type="dxa"/>
+              <w:right w:w="140" w:type="dxa"/>
+            </w:tcMar>
+          </w:tcPr>
+          <w:p>
+            <w:pPr>
+              <w:spacing w:after="0"/>
+            </w:pPr>
+            <w:r>
+              <w:rPr>
+                <w:rFonts w:ascii="Calibri" w:hAnsi="Calibri" w:cs="Calibri"/>
+                <w:b/>
+                <w:i w:val="0"/>
+                <w:color w:val="1F3A5F"/>
+                <w:sz w:val="19"/>
+              </w:rPr>
+              <w:t>box 3</w:t>
+            </w:r>
+          </w:p>
+        </w:tc>
+        <w:tc>
+          <w:tcPr>
+            <w:tcW w:type="dxa" w:w="6690"/>
+            <w:shd w:val="clear" w:color="auto" w:fill="F4F6F8"/>
+            <w:tcMar>
+              <w:top w:w="60" w:type="dxa"/>
+              <w:bottom w:w="60" w:type="dxa"/>
+              <w:start w:w="140" w:type="dxa"/>
+              <w:end w:w="140" w:type="dxa"/>
+              <w:left w:w="140" w:type="dxa"/>
+              <w:right w:w="140" w:type="dxa"/>
+            </w:tcMar>
+          </w:tcPr>
+          <w:p>
+            <w:pPr>
+              <w:spacing w:after="0"/>
+            </w:pPr>
+            <w:r>
+              <w:rPr>
+                <w:rFonts w:ascii="Calibri" w:hAnsi="Calibri" w:cs="Calibri"/>
+                <w:b w:val="0"/>
+                <w:i w:val="0"/>
+                <w:color w:val="222B36"/>
+                <w:sz w:val="19"/>
+              </w:rPr>
+              <w:t>Режим нидерландского подоходного налога на капитал физлиц (сбережения и инвестиции, включая арендную недвижимость).</w:t>
+            </w:r>
+          </w:p>
+        </w:tc>
+      </w:tr>
+      <w:tr>
+        <w:tc>
+          <w:tcPr>
+            <w:tcW w:type="dxa" w:w="2835"/>
+            <w:shd w:val="clear" w:color="auto" w:fill="FFFFFF"/>
+            <w:tcMar>
+              <w:top w:w="60" w:type="dxa"/>
+              <w:bottom w:w="60" w:type="dxa"/>
+              <w:start w:w="140" w:type="dxa"/>
+              <w:end w:w="140" w:type="dxa"/>
+              <w:left w:w="140" w:type="dxa"/>
+              <w:right w:w="140" w:type="dxa"/>
+            </w:tcMar>
+          </w:tcPr>
+          <w:p>
+            <w:pPr>
+              <w:spacing w:after="0"/>
+            </w:pPr>
+            <w:r>
+              <w:rPr>
+                <w:rFonts w:ascii="Calibri" w:hAnsi="Calibri" w:cs="Calibri"/>
+                <w:b/>
+                <w:i w:val="0"/>
+                <w:color w:val="1F3A5F"/>
+                <w:sz w:val="19"/>
+              </w:rPr>
+              <w:t>Wet werkelijk rendement box 3</w:t>
+            </w:r>
+          </w:p>
+        </w:tc>
+        <w:tc>
+          <w:tcPr>
+            <w:tcW w:type="dxa" w:w="6690"/>
+            <w:shd w:val="clear" w:color="auto" w:fill="FFFFFF"/>
+            <w:tcMar>
+              <w:top w:w="60" w:type="dxa"/>
+              <w:bottom w:w="60" w:type="dxa"/>
+              <w:start w:w="140" w:type="dxa"/>
+              <w:end w:w="140" w:type="dxa"/>
+              <w:left w:w="140" w:type="dxa"/>
+              <w:right w:w="140" w:type="dxa"/>
+            </w:tcMar>
+          </w:tcPr>
+          <w:p>
+            <w:pPr>
+              <w:spacing w:after="0"/>
+            </w:pPr>
+            <w:r>
+              <w:rPr>
+                <w:rFonts w:ascii="Calibri" w:hAnsi="Calibri" w:cs="Calibri"/>
+                <w:b w:val="0"/>
+                <w:i w:val="0"/>
+                <w:color w:val="222B36"/>
+                <w:sz w:val="19"/>
+              </w:rPr>
+              <w:t>Законопроект о налогообложении фактической (реальной), а не фиктивной доходности капитала в режиме box 3; старт намечен на 2028.</w:t>
+            </w:r>
+          </w:p>
+        </w:tc>
+      </w:tr>
+      <w:tr>
+        <w:tc>
+          <w:tcPr>
+            <w:tcW w:type="dxa" w:w="2835"/>
+            <w:shd w:val="clear" w:color="auto" w:fill="F4F6F8"/>
+            <w:tcMar>
+              <w:top w:w="60" w:type="dxa"/>
+              <w:bottom w:w="60" w:type="dxa"/>
+              <w:start w:w="140" w:type="dxa"/>
+              <w:end w:w="140" w:type="dxa"/>
+              <w:left w:w="140" w:type="dxa"/>
+              <w:right w:w="140" w:type="dxa"/>
+            </w:tcMar>
+          </w:tcPr>
+          <w:p>
+            <w:pPr>
+              <w:spacing w:after="0"/>
+            </w:pPr>
+            <w:r>
+              <w:rPr>
+                <w:rFonts w:ascii="Calibri" w:hAnsi="Calibri" w:cs="Calibri"/>
+                <w:b/>
+                <w:i w:val="0"/>
+                <w:color w:val="1F3A5F"/>
+                <w:sz w:val="19"/>
+              </w:rPr>
+              <w:t>vermogenswinstbelasting</w:t>
+            </w:r>
+          </w:p>
+        </w:tc>
+        <w:tc>
+          <w:tcPr>
+            <w:tcW w:type="dxa" w:w="6690"/>
+            <w:shd w:val="clear" w:color="auto" w:fill="F4F6F8"/>
+            <w:tcMar>
+              <w:top w:w="60" w:type="dxa"/>
+              <w:bottom w:w="60" w:type="dxa"/>
+              <w:start w:w="140" w:type="dxa"/>
+              <w:end w:w="140" w:type="dxa"/>
+              <w:left w:w="140" w:type="dxa"/>
+              <w:right w:w="140" w:type="dxa"/>
+            </w:tcMar>
+          </w:tcPr>
+          <w:p>
+            <w:pPr>
+              <w:spacing w:after="0"/>
+            </w:pPr>
+            <w:r>
+              <w:rPr>
+                <w:rFonts w:ascii="Calibri" w:hAnsi="Calibri" w:cs="Calibri"/>
+                <w:b w:val="0"/>
+                <w:i w:val="0"/>
+                <w:color w:val="222B36"/>
+                <w:sz w:val="19"/>
+              </w:rPr>
+              <w:t>Налог на прирост капитала — облагается прирост стоимости актива, как правило при его продаже.</w:t>
+            </w:r>
+          </w:p>
+        </w:tc>
+      </w:tr>
+      <w:tr>
+        <w:tc>
+          <w:tcPr>
+            <w:tcW w:type="dxa" w:w="2835"/>
+            <w:shd w:val="clear" w:color="auto" w:fill="FFFFFF"/>
+            <w:tcMar>
+              <w:top w:w="60" w:type="dxa"/>
+              <w:bottom w:w="60" w:type="dxa"/>
+              <w:start w:w="140" w:type="dxa"/>
+              <w:end w:w="140" w:type="dxa"/>
+              <w:left w:w="140" w:type="dxa"/>
+              <w:right w:w="140" w:type="dxa"/>
+            </w:tcMar>
+          </w:tcPr>
+          <w:p>
+            <w:pPr>
+              <w:spacing w:after="0"/>
+            </w:pPr>
+            <w:r>
+              <w:rPr>
+                <w:rFonts w:ascii="Calibri" w:hAnsi="Calibri" w:cs="Calibri"/>
+                <w:b/>
+                <w:i w:val="0"/>
+                <w:color w:val="1F3A5F"/>
+                <w:sz w:val="19"/>
+              </w:rPr>
+              <w:t>Eerste Kamer</w:t>
+            </w:r>
+          </w:p>
+        </w:tc>
+        <w:tc>
+          <w:tcPr>
+            <w:tcW w:type="dxa" w:w="6690"/>
+            <w:shd w:val="clear" w:color="auto" w:fill="FFFFFF"/>
+            <w:tcMar>
+              <w:top w:w="60" w:type="dxa"/>
+              <w:bottom w:w="60" w:type="dxa"/>
+              <w:start w:w="140" w:type="dxa"/>
+              <w:end w:w="140" w:type="dxa"/>
+              <w:left w:w="140" w:type="dxa"/>
+              <w:right w:w="140" w:type="dxa"/>
+            </w:tcMar>
+          </w:tcPr>
+          <w:p>
+            <w:pPr>
+              <w:spacing w:after="0"/>
+            </w:pPr>
+            <w:r>
+              <w:rPr>
+                <w:rFonts w:ascii="Calibri" w:hAnsi="Calibri" w:cs="Calibri"/>
+                <w:b w:val="0"/>
+                <w:i w:val="0"/>
+                <w:color w:val="222B36"/>
+                <w:sz w:val="19"/>
+              </w:rPr>
+              <w:t>Сенат, верхняя палата парламента Нидерландов.</w:t>
+            </w:r>
+          </w:p>
+        </w:tc>
+      </w:tr>
+      <w:tr>
+        <w:tc>
+          <w:tcPr>
+            <w:tcW w:type="dxa" w:w="2835"/>
+            <w:shd w:val="clear" w:color="auto" w:fill="F4F6F8"/>
+            <w:tcMar>
+              <w:top w:w="60" w:type="dxa"/>
+              <w:bottom w:w="60" w:type="dxa"/>
+              <w:start w:w="140" w:type="dxa"/>
+              <w:end w:w="140" w:type="dxa"/>
+              <w:left w:w="140" w:type="dxa"/>
+              <w:right w:w="140" w:type="dxa"/>
+            </w:tcMar>
+          </w:tcPr>
+          <w:p>
+            <w:pPr>
+              <w:spacing w:after="0"/>
+            </w:pPr>
+            <w:r>
+              <w:rPr>
+                <w:rFonts w:ascii="Calibri" w:hAnsi="Calibri" w:cs="Calibri"/>
+                <w:b/>
+                <w:i w:val="0"/>
+                <w:color w:val="1F3A5F"/>
+                <w:sz w:val="19"/>
+              </w:rPr>
+              <w:t>Tweede Kamer</w:t>
+            </w:r>
+          </w:p>
+        </w:tc>
+        <w:tc>
+          <w:tcPr>
+            <w:tcW w:type="dxa" w:w="6690"/>
+            <w:shd w:val="clear" w:color="auto" w:fill="F4F6F8"/>
+            <w:tcMar>
+              <w:top w:w="60" w:type="dxa"/>
+              <w:bottom w:w="60" w:type="dxa"/>
+              <w:start w:w="140" w:type="dxa"/>
+              <w:end w:w="140" w:type="dxa"/>
+              <w:left w:w="140" w:type="dxa"/>
+              <w:right w:w="140" w:type="dxa"/>
+            </w:tcMar>
+          </w:tcPr>
+          <w:p>
+            <w:pPr>
+              <w:spacing w:after="0"/>
+            </w:pPr>
+            <w:r>
+              <w:rPr>
+                <w:rFonts w:ascii="Calibri" w:hAnsi="Calibri" w:cs="Calibri"/>
+                <w:b w:val="0"/>
+                <w:i w:val="0"/>
+                <w:color w:val="222B36"/>
+                <w:sz w:val="19"/>
+              </w:rPr>
+              <w:t>Нижняя палата парламента Нидерландов.</w:t>
+            </w:r>
+          </w:p>
+        </w:tc>
+      </w:tr>
+      <w:tr>
+        <w:tc>
+          <w:tcPr>
+            <w:tcW w:type="dxa" w:w="2835"/>
+            <w:shd w:val="clear" w:color="auto" w:fill="FFFFFF"/>
+            <w:tcMar>
+              <w:top w:w="60" w:type="dxa"/>
+              <w:bottom w:w="60" w:type="dxa"/>
+              <w:start w:w="140" w:type="dxa"/>
+              <w:end w:w="140" w:type="dxa"/>
+              <w:left w:w="140" w:type="dxa"/>
+              <w:right w:w="140" w:type="dxa"/>
+            </w:tcMar>
+          </w:tcPr>
+          <w:p>
+            <w:pPr>
+              <w:spacing w:after="0"/>
+            </w:pPr>
+            <w:r>
+              <w:rPr>
+                <w:rFonts w:ascii="Calibri" w:hAnsi="Calibri" w:cs="Calibri"/>
+                <w:b/>
+                <w:i w:val="0"/>
+                <w:color w:val="1F3A5F"/>
+                <w:sz w:val="19"/>
+              </w:rPr>
+              <w:t>Raad van State</w:t>
+            </w:r>
+          </w:p>
+        </w:tc>
+        <w:tc>
+          <w:tcPr>
+            <w:tcW w:type="dxa" w:w="6690"/>
+            <w:shd w:val="clear" w:color="auto" w:fill="FFFFFF"/>
+            <w:tcMar>
+              <w:top w:w="60" w:type="dxa"/>
+              <w:bottom w:w="60" w:type="dxa"/>
+              <w:start w:w="140" w:type="dxa"/>
+              <w:end w:w="140" w:type="dxa"/>
+              <w:left w:w="140" w:type="dxa"/>
+              <w:right w:w="140" w:type="dxa"/>
+            </w:tcMar>
+          </w:tcPr>
+          <w:p>
+            <w:pPr>
+              <w:spacing w:after="0"/>
+            </w:pPr>
+            <w:r>
+              <w:rPr>
+                <w:rFonts w:ascii="Calibri" w:hAnsi="Calibri" w:cs="Calibri"/>
+                <w:b w:val="0"/>
+                <w:i w:val="0"/>
+                <w:color w:val="222B36"/>
+                <w:sz w:val="19"/>
+              </w:rPr>
+              <w:t>Государственный совет — высший административный суд страны.</w:t>
+            </w:r>
+          </w:p>
+        </w:tc>
+      </w:tr>
+      <w:tr>
+        <w:tc>
+          <w:tcPr>
+            <w:tcW w:type="dxa" w:w="2835"/>
+            <w:shd w:val="clear" w:color="auto" w:fill="F4F6F8"/>
+            <w:tcMar>
+              <w:top w:w="60" w:type="dxa"/>
+              <w:bottom w:w="60" w:type="dxa"/>
+              <w:start w:w="140" w:type="dxa"/>
+              <w:end w:w="140" w:type="dxa"/>
+              <w:left w:w="140" w:type="dxa"/>
+              <w:right w:w="140" w:type="dxa"/>
+            </w:tcMar>
+          </w:tcPr>
+          <w:p>
+            <w:pPr>
+              <w:spacing w:after="0"/>
+            </w:pPr>
+            <w:r>
+              <w:rPr>
+                <w:rFonts w:ascii="Calibri" w:hAnsi="Calibri" w:cs="Calibri"/>
+                <w:b/>
+                <w:i w:val="0"/>
+                <w:color w:val="1F3A5F"/>
+                <w:sz w:val="19"/>
+              </w:rPr>
+              <w:t>betaalbare nieuwbouw</w:t>
+            </w:r>
+          </w:p>
+        </w:tc>
+        <w:tc>
+          <w:tcPr>
+            <w:tcW w:type="dxa" w:w="6690"/>
+            <w:shd w:val="clear" w:color="auto" w:fill="F4F6F8"/>
+            <w:tcMar>
+              <w:top w:w="60" w:type="dxa"/>
+              <w:bottom w:w="60" w:type="dxa"/>
+              <w:start w:w="140" w:type="dxa"/>
+              <w:end w:w="140" w:type="dxa"/>
+              <w:left w:w="140" w:type="dxa"/>
+              <w:right w:w="140" w:type="dxa"/>
+            </w:tcMar>
+          </w:tcPr>
+          <w:p>
+            <w:pPr>
+              <w:spacing w:after="0"/>
+            </w:pPr>
+            <w:r>
+              <w:rPr>
+                <w:rFonts w:ascii="Calibri" w:hAnsi="Calibri" w:cs="Calibri"/>
+                <w:b w:val="0"/>
+                <w:i w:val="0"/>
+                <w:color w:val="222B36"/>
+                <w:sz w:val="19"/>
+              </w:rPr>
+              <w:t>Доступная новостройка — жильё в категориях социальной и средней аренды плюс доступная покупка.</w:t>
+            </w:r>
+          </w:p>
+        </w:tc>
+      </w:tr>
+      <w:tr>
+        <w:tc>
+          <w:tcPr>
+            <w:tcW w:type="dxa" w:w="2835"/>
+            <w:shd w:val="clear" w:color="auto" w:fill="FFFFFF"/>
+            <w:tcMar>
+              <w:top w:w="60" w:type="dxa"/>
+              <w:bottom w:w="60" w:type="dxa"/>
+              <w:start w:w="140" w:type="dxa"/>
+              <w:end w:w="140" w:type="dxa"/>
+              <w:left w:w="140" w:type="dxa"/>
+              <w:right w:w="140" w:type="dxa"/>
+            </w:tcMar>
+          </w:tcPr>
+          <w:p>
+            <w:pPr>
+              <w:spacing w:after="0"/>
+            </w:pPr>
+            <w:r>
+              <w:rPr>
+                <w:rFonts w:ascii="Calibri" w:hAnsi="Calibri" w:cs="Calibri"/>
+                <w:b/>
+                <w:i w:val="0"/>
+                <w:color w:val="1F3A5F"/>
+                <w:sz w:val="19"/>
+              </w:rPr>
+              <w:t>middenhuur</w:t>
+            </w:r>
+          </w:p>
+        </w:tc>
+        <w:tc>
+          <w:tcPr>
+            <w:tcW w:type="dxa" w:w="6690"/>
+            <w:shd w:val="clear" w:color="auto" w:fill="FFFFFF"/>
+            <w:tcMar>
+              <w:top w:w="60" w:type="dxa"/>
+              <w:bottom w:w="60" w:type="dxa"/>
+              <w:start w:w="140" w:type="dxa"/>
+              <w:end w:w="140" w:type="dxa"/>
+              <w:left w:w="140" w:type="dxa"/>
+              <w:right w:w="140" w:type="dxa"/>
+            </w:tcMar>
+          </w:tcPr>
+          <w:p>
+            <w:pPr>
+              <w:spacing w:after="0"/>
+            </w:pPr>
+            <w:r>
+              <w:rPr>
+                <w:rFonts w:ascii="Calibri" w:hAnsi="Calibri" w:cs="Calibri"/>
+                <w:b w:val="0"/>
+                <w:i w:val="0"/>
+                <w:color w:val="222B36"/>
+                <w:sz w:val="19"/>
+              </w:rPr>
+              <w:t>Средняя аренда — сегмент жилья между социальной и свободно-рыночной арендой.</w:t>
+            </w:r>
+          </w:p>
+        </w:tc>
+      </w:tr>
+      <w:tr>
+        <w:tc>
+          <w:tcPr>
+            <w:tcW w:type="dxa" w:w="2835"/>
+            <w:shd w:val="clear" w:color="auto" w:fill="F4F6F8"/>
+            <w:tcMar>
+              <w:top w:w="60" w:type="dxa"/>
+              <w:bottom w:w="60" w:type="dxa"/>
+              <w:start w:w="140" w:type="dxa"/>
+              <w:end w:w="140" w:type="dxa"/>
+              <w:left w:w="140" w:type="dxa"/>
+              <w:right w:w="140" w:type="dxa"/>
+            </w:tcMar>
+          </w:tcPr>
+          <w:p>
+            <w:pPr>
+              <w:spacing w:after="0"/>
+            </w:pPr>
+            <w:r>
+              <w:rPr>
+                <w:rFonts w:ascii="Calibri" w:hAnsi="Calibri" w:cs="Calibri"/>
+                <w:b/>
+                <w:i w:val="0"/>
+                <w:color w:val="1F3A5F"/>
+                <w:sz w:val="19"/>
+              </w:rPr>
+              <w:t>netcongestie</w:t>
+            </w:r>
+          </w:p>
+        </w:tc>
+        <w:tc>
+          <w:tcPr>
+            <w:tcW w:type="dxa" w:w="6690"/>
+            <w:shd w:val="clear" w:color="auto" w:fill="F4F6F8"/>
+            <w:tcMar>
+              <w:top w:w="60" w:type="dxa"/>
+              <w:bottom w:w="60" w:type="dxa"/>
+              <w:start w:w="140" w:type="dxa"/>
+              <w:end w:w="140" w:type="dxa"/>
+              <w:left w:w="140" w:type="dxa"/>
+              <w:right w:w="140" w:type="dxa"/>
+            </w:tcMar>
+          </w:tcPr>
+          <w:p>
+            <w:pPr>
+              <w:spacing w:after="0"/>
+            </w:pPr>
+            <w:r>
+              <w:rPr>
+                <w:rFonts w:ascii="Calibri" w:hAnsi="Calibri" w:cs="Calibri"/>
+                <w:b w:val="0"/>
+                <w:i w:val="0"/>
+                <w:color w:val="222B36"/>
+                <w:sz w:val="19"/>
+              </w:rPr>
+              <w:t>Перегрузка электросети — когда мощностей сети не хватает для всех новых подключений.</w:t>
+            </w:r>
+          </w:p>
+        </w:tc>
+      </w:tr>
+      <w:tr>
+        <w:tc>
+          <w:tcPr>
+            <w:tcW w:type="dxa" w:w="2835"/>
+            <w:shd w:val="clear" w:color="auto" w:fill="FFFFFF"/>
+            <w:tcMar>
+              <w:top w:w="60" w:type="dxa"/>
+              <w:bottom w:w="60" w:type="dxa"/>
+              <w:start w:w="140" w:type="dxa"/>
+              <w:end w:w="140" w:type="dxa"/>
+              <w:left w:w="140" w:type="dxa"/>
+              <w:right w:w="140" w:type="dxa"/>
+            </w:tcMar>
+          </w:tcPr>
+          <w:p>
+            <w:pPr>
+              <w:spacing w:after="0"/>
+            </w:pPr>
+            <w:r>
+              <w:rPr>
+                <w:rFonts w:ascii="Calibri" w:hAnsi="Calibri" w:cs="Calibri"/>
+                <w:b/>
+                <w:i w:val="0"/>
+                <w:color w:val="1F3A5F"/>
+                <w:sz w:val="19"/>
+              </w:rPr>
+              <w:t>Regiewet</w:t>
+            </w:r>
+          </w:p>
+        </w:tc>
+        <w:tc>
+          <w:tcPr>
+            <w:tcW w:type="dxa" w:w="6690"/>
+            <w:shd w:val="clear" w:color="auto" w:fill="FFFFFF"/>
+            <w:tcMar>
+              <w:top w:w="60" w:type="dxa"/>
+              <w:bottom w:w="60" w:type="dxa"/>
+              <w:start w:w="140" w:type="dxa"/>
+              <w:end w:w="140" w:type="dxa"/>
+              <w:left w:w="140" w:type="dxa"/>
+              <w:right w:w="140" w:type="dxa"/>
+            </w:tcMar>
+          </w:tcPr>
+          <w:p>
+            <w:pPr>
+              <w:spacing w:after="0"/>
+            </w:pPr>
+            <w:r>
+              <w:rPr>
+                <w:rFonts w:ascii="Calibri" w:hAnsi="Calibri" w:cs="Calibri"/>
+                <w:b w:val="0"/>
+                <w:i w:val="0"/>
+                <w:color w:val="222B36"/>
+                <w:sz w:val="19"/>
+              </w:rPr>
+              <w:t>Закон о госрегулировании жилищного строительства, задающий обязательные доли доступного жилья.</w:t>
+            </w:r>
+          </w:p>
+        </w:tc>
+      </w:tr>
+      <w:tr>
+        <w:tc>
+          <w:tcPr>
+            <w:tcW w:type="dxa" w:w="2835"/>
+            <w:shd w:val="clear" w:color="auto" w:fill="F4F6F8"/>
+            <w:tcMar>
+              <w:top w:w="60" w:type="dxa"/>
+              <w:bottom w:w="60" w:type="dxa"/>
+              <w:start w:w="140" w:type="dxa"/>
+              <w:end w:w="140" w:type="dxa"/>
+              <w:left w:w="140" w:type="dxa"/>
+              <w:right w:w="140" w:type="dxa"/>
+            </w:tcMar>
+          </w:tcPr>
+          <w:p>
+            <w:pPr>
+              <w:spacing w:after="0"/>
+            </w:pPr>
+            <w:r>
+              <w:rPr>
+                <w:rFonts w:ascii="Calibri" w:hAnsi="Calibri" w:cs="Calibri"/>
+                <w:b/>
+                <w:i w:val="0"/>
+                <w:color w:val="1F3A5F"/>
+                <w:sz w:val="19"/>
+              </w:rPr>
+              <w:t>bestemmingsplan</w:t>
+            </w:r>
+          </w:p>
+        </w:tc>
+        <w:tc>
+          <w:tcPr>
+            <w:tcW w:type="dxa" w:w="6690"/>
+            <w:shd w:val="clear" w:color="auto" w:fill="F4F6F8"/>
+            <w:tcMar>
+              <w:top w:w="60" w:type="dxa"/>
+              <w:bottom w:w="60" w:type="dxa"/>
+              <w:start w:w="140" w:type="dxa"/>
+              <w:end w:w="140" w:type="dxa"/>
+              <w:left w:w="140" w:type="dxa"/>
+              <w:right w:w="140" w:type="dxa"/>
+            </w:tcMar>
+          </w:tcPr>
+          <w:p>
+            <w:pPr>
+              <w:spacing w:after="0"/>
+            </w:pPr>
+            <w:r>
+              <w:rPr>
+                <w:rFonts w:ascii="Calibri" w:hAnsi="Calibri" w:cs="Calibri"/>
+                <w:b w:val="0"/>
+                <w:i w:val="0"/>
+                <w:color w:val="222B36"/>
+                <w:sz w:val="19"/>
+              </w:rPr>
+              <w:t>План застройки/зонирования территории, утверждаемый муниципалитетом.</w:t>
+            </w:r>
+          </w:p>
+        </w:tc>
+      </w:tr>
+      <w:tr>
+        <w:tc>
+          <w:tcPr>
+            <w:tcW w:type="dxa" w:w="2835"/>
+            <w:shd w:val="clear" w:color="auto" w:fill="FFFFFF"/>
+            <w:tcMar>
+              <w:top w:w="60" w:type="dxa"/>
+              <w:bottom w:w="60" w:type="dxa"/>
+              <w:start w:w="140" w:type="dxa"/>
+              <w:end w:w="140" w:type="dxa"/>
+              <w:left w:w="140" w:type="dxa"/>
+              <w:right w:w="140" w:type="dxa"/>
+            </w:tcMar>
+          </w:tcPr>
+          <w:p>
+            <w:pPr>
+              <w:spacing w:after="0"/>
+            </w:pPr>
+            <w:r>
+              <w:rPr>
+                <w:rFonts w:ascii="Calibri" w:hAnsi="Calibri" w:cs="Calibri"/>
+                <w:b/>
+                <w:i w:val="0"/>
+                <w:color w:val="1F3A5F"/>
+                <w:sz w:val="19"/>
+              </w:rPr>
+              <w:t>anterieure overeenkomst</w:t>
+            </w:r>
+          </w:p>
+        </w:tc>
+        <w:tc>
+          <w:tcPr>
+            <w:tcW w:type="dxa" w:w="6690"/>
+            <w:shd w:val="clear" w:color="auto" w:fill="FFFFFF"/>
+            <w:tcMar>
+              <w:top w:w="60" w:type="dxa"/>
+              <w:bottom w:w="60" w:type="dxa"/>
+              <w:start w:w="140" w:type="dxa"/>
+              <w:end w:w="140" w:type="dxa"/>
+              <w:left w:w="140" w:type="dxa"/>
+              <w:right w:w="140" w:type="dxa"/>
+            </w:tcMar>
+          </w:tcPr>
+          <w:p>
+            <w:pPr>
+              <w:spacing w:after="0"/>
+            </w:pPr>
+            <w:r>
+              <w:rPr>
+                <w:rFonts w:ascii="Calibri" w:hAnsi="Calibri" w:cs="Calibri"/>
+                <w:b w:val="0"/>
+                <w:i w:val="0"/>
+                <w:color w:val="222B36"/>
+                <w:sz w:val="19"/>
+              </w:rPr>
+              <w:t>Антериорное соглашение — договор о застройке между девелопером и муниципалитетом до утверждения плана.</w:t>
+            </w:r>
+          </w:p>
+        </w:tc>
+      </w:tr>
+      <w:tr>
+        <w:tc>
+          <w:tcPr>
+            <w:tcW w:type="dxa" w:w="2835"/>
+            <w:shd w:val="clear" w:color="auto" w:fill="F4F6F8"/>
+            <w:tcMar>
+              <w:top w:w="60" w:type="dxa"/>
+              <w:bottom w:w="60" w:type="dxa"/>
+              <w:start w:w="140" w:type="dxa"/>
+              <w:end w:w="140" w:type="dxa"/>
+              <w:left w:w="140" w:type="dxa"/>
+              <w:right w:w="140" w:type="dxa"/>
+            </w:tcMar>
+          </w:tcPr>
+          <w:p>
+            <w:pPr>
+              <w:spacing w:after="0"/>
+            </w:pPr>
+            <w:r>
+              <w:rPr>
+                <w:rFonts w:ascii="Calibri" w:hAnsi="Calibri" w:cs="Calibri"/>
+                <w:b/>
+                <w:i w:val="0"/>
+                <w:color w:val="1F3A5F"/>
+                <w:sz w:val="19"/>
+              </w:rPr>
+              <w:t>doorbouwfonds</w:t>
+            </w:r>
+          </w:p>
+        </w:tc>
+        <w:tc>
+          <w:tcPr>
+            <w:tcW w:type="dxa" w:w="6690"/>
+            <w:shd w:val="clear" w:color="auto" w:fill="F4F6F8"/>
+            <w:tcMar>
+              <w:top w:w="60" w:type="dxa"/>
+              <w:bottom w:w="60" w:type="dxa"/>
+              <w:start w:w="140" w:type="dxa"/>
+              <w:end w:w="140" w:type="dxa"/>
+              <w:left w:w="140" w:type="dxa"/>
+              <w:right w:w="140" w:type="dxa"/>
+            </w:tcMar>
+          </w:tcPr>
+          <w:p>
+            <w:pPr>
+              <w:spacing w:after="0"/>
+            </w:pPr>
+            <w:r>
+              <w:rPr>
+                <w:rFonts w:ascii="Calibri" w:hAnsi="Calibri" w:cs="Calibri"/>
+                <w:b w:val="0"/>
+                <w:i w:val="0"/>
+                <w:color w:val="222B36"/>
+                <w:sz w:val="19"/>
+              </w:rPr>
+              <w:t>Строительный фонд муниципалитета, чтобы проекты не останавливались при удорожании стройки.</w:t>
+            </w:r>
+          </w:p>
+        </w:tc>
+      </w:tr>
+      <w:tr>
+        <w:tc>
+          <w:tcPr>
+            <w:tcW w:type="dxa" w:w="2835"/>
+            <w:shd w:val="clear" w:color="auto" w:fill="FFFFFF"/>
+            <w:tcMar>
+              <w:top w:w="60" w:type="dxa"/>
+              <w:bottom w:w="60" w:type="dxa"/>
+              <w:start w:w="140" w:type="dxa"/>
+              <w:end w:w="140" w:type="dxa"/>
+              <w:left w:w="140" w:type="dxa"/>
+              <w:right w:w="140" w:type="dxa"/>
+            </w:tcMar>
+          </w:tcPr>
+          <w:p>
+            <w:pPr>
+              <w:spacing w:after="0"/>
+            </w:pPr>
+            <w:r>
+              <w:rPr>
+                <w:rFonts w:ascii="Calibri" w:hAnsi="Calibri" w:cs="Calibri"/>
+                <w:b/>
+                <w:i w:val="0"/>
+                <w:color w:val="1F3A5F"/>
+                <w:sz w:val="19"/>
+              </w:rPr>
+              <w:t>redemptievolume</w:t>
+            </w:r>
+          </w:p>
+        </w:tc>
+        <w:tc>
+          <w:tcPr>
+            <w:tcW w:type="dxa" w:w="6690"/>
+            <w:shd w:val="clear" w:color="auto" w:fill="FFFFFF"/>
+            <w:tcMar>
+              <w:top w:w="60" w:type="dxa"/>
+              <w:bottom w:w="60" w:type="dxa"/>
+              <w:start w:w="140" w:type="dxa"/>
+              <w:end w:w="140" w:type="dxa"/>
+              <w:left w:w="140" w:type="dxa"/>
+              <w:right w:w="140" w:type="dxa"/>
+            </w:tcMar>
+          </w:tcPr>
+          <w:p>
+            <w:pPr>
+              <w:spacing w:after="0"/>
+            </w:pPr>
+            <w:r>
+              <w:rPr>
+                <w:rFonts w:ascii="Calibri" w:hAnsi="Calibri" w:cs="Calibri"/>
+                <w:b w:val="0"/>
+                <w:i w:val="0"/>
+                <w:color w:val="222B36"/>
+                <w:sz w:val="19"/>
+              </w:rPr>
+              <w:t>Объём заявок инвесторов на выкуп (погашение) своих паёв в фонде.</w:t>
+            </w:r>
+          </w:p>
+        </w:tc>
+      </w:tr>
+      <w:tr>
+        <w:tc>
+          <w:tcPr>
+            <w:tcW w:type="dxa" w:w="2835"/>
+            <w:shd w:val="clear" w:color="auto" w:fill="F4F6F8"/>
+            <w:tcMar>
+              <w:top w:w="60" w:type="dxa"/>
+              <w:bottom w:w="60" w:type="dxa"/>
+              <w:start w:w="140" w:type="dxa"/>
+              <w:end w:w="140" w:type="dxa"/>
+              <w:left w:w="140" w:type="dxa"/>
+              <w:right w:w="140" w:type="dxa"/>
+            </w:tcMar>
+          </w:tcPr>
+          <w:p>
+            <w:pPr>
+              <w:spacing w:after="0"/>
+            </w:pPr>
+            <w:r>
+              <w:rPr>
+                <w:rFonts w:ascii="Calibri" w:hAnsi="Calibri" w:cs="Calibri"/>
+                <w:b/>
+                <w:i w:val="0"/>
+                <w:color w:val="1F3A5F"/>
+                <w:sz w:val="19"/>
+              </w:rPr>
+              <w:t>committed capital</w:t>
+            </w:r>
+          </w:p>
+        </w:tc>
+        <w:tc>
+          <w:tcPr>
+            <w:tcW w:type="dxa" w:w="6690"/>
+            <w:shd w:val="clear" w:color="auto" w:fill="F4F6F8"/>
+            <w:tcMar>
+              <w:top w:w="60" w:type="dxa"/>
+              <w:bottom w:w="60" w:type="dxa"/>
+              <w:start w:w="140" w:type="dxa"/>
+              <w:end w:w="140" w:type="dxa"/>
+              <w:left w:w="140" w:type="dxa"/>
+              <w:right w:w="140" w:type="dxa"/>
+            </w:tcMar>
+          </w:tcPr>
+          <w:p>
+            <w:pPr>
+              <w:spacing w:after="0"/>
+            </w:pPr>
+            <w:r>
+              <w:rPr>
+                <w:rFonts w:ascii="Calibri" w:hAnsi="Calibri" w:cs="Calibri"/>
+                <w:b w:val="0"/>
+                <w:i w:val="0"/>
+                <w:color w:val="222B36"/>
+                <w:sz w:val="19"/>
+              </w:rPr>
+              <w:t>Заявленный (обязательственный) капитал — деньги, которые инвесторы обязались вложить в фонд.</w:t>
+            </w:r>
+          </w:p>
+        </w:tc>
+      </w:tr>
+      <w:tr>
+        <w:tc>
+          <w:tcPr>
+            <w:tcW w:type="dxa" w:w="2835"/>
+            <w:shd w:val="clear" w:color="auto" w:fill="FFFFFF"/>
+            <w:tcMar>
+              <w:top w:w="60" w:type="dxa"/>
+              <w:bottom w:w="60" w:type="dxa"/>
+              <w:start w:w="140" w:type="dxa"/>
+              <w:end w:w="140" w:type="dxa"/>
+              <w:left w:w="140" w:type="dxa"/>
+              <w:right w:w="140" w:type="dxa"/>
+            </w:tcMar>
+          </w:tcPr>
+          <w:p>
+            <w:pPr>
+              <w:spacing w:after="0"/>
+            </w:pPr>
+            <w:r>
+              <w:rPr>
+                <w:rFonts w:ascii="Calibri" w:hAnsi="Calibri" w:cs="Calibri"/>
+                <w:b/>
+                <w:i w:val="0"/>
+                <w:color w:val="1F3A5F"/>
+                <w:sz w:val="19"/>
+              </w:rPr>
+              <w:t>BAVA</w:t>
+            </w:r>
+          </w:p>
+        </w:tc>
+        <w:tc>
+          <w:tcPr>
+            <w:tcW w:type="dxa" w:w="6690"/>
+            <w:shd w:val="clear" w:color="auto" w:fill="FFFFFF"/>
+            <w:tcMar>
+              <w:top w:w="60" w:type="dxa"/>
+              <w:bottom w:w="60" w:type="dxa"/>
+              <w:start w:w="140" w:type="dxa"/>
+              <w:end w:w="140" w:type="dxa"/>
+              <w:left w:w="140" w:type="dxa"/>
+              <w:right w:w="140" w:type="dxa"/>
+            </w:tcMar>
+          </w:tcPr>
+          <w:p>
+            <w:pPr>
+              <w:spacing w:after="0"/>
+            </w:pPr>
+            <w:r>
+              <w:rPr>
+                <w:rFonts w:ascii="Calibri" w:hAnsi="Calibri" w:cs="Calibri"/>
+                <w:b w:val="0"/>
+                <w:i w:val="0"/>
+                <w:color w:val="222B36"/>
+                <w:sz w:val="19"/>
+              </w:rPr>
+              <w:t>Внеочередное общее собрание акционеров (buitengewone algemene vergadering van aandeelhouders).</w:t>
+            </w:r>
+          </w:p>
+        </w:tc>
+      </w:tr>
+      <w:tr>
+        <w:tc>
+          <w:tcPr>
+            <w:tcW w:type="dxa" w:w="2835"/>
+            <w:shd w:val="clear" w:color="auto" w:fill="F4F6F8"/>
+            <w:tcMar>
+              <w:top w:w="60" w:type="dxa"/>
+              <w:bottom w:w="60" w:type="dxa"/>
+              <w:start w:w="140" w:type="dxa"/>
+              <w:end w:w="140" w:type="dxa"/>
+              <w:left w:w="140" w:type="dxa"/>
+              <w:right w:w="140" w:type="dxa"/>
+            </w:tcMar>
+          </w:tcPr>
+          <w:p>
+            <w:pPr>
+              <w:spacing w:after="0"/>
+            </w:pPr>
+            <w:r>
+              <w:rPr>
+                <w:rFonts w:ascii="Calibri" w:hAnsi="Calibri" w:cs="Calibri"/>
+                <w:b/>
+                <w:i w:val="0"/>
+                <w:color w:val="1F3A5F"/>
+                <w:sz w:val="19"/>
+              </w:rPr>
+              <w:t>best-effort</w:t>
+            </w:r>
+          </w:p>
+        </w:tc>
+        <w:tc>
+          <w:tcPr>
+            <w:tcW w:type="dxa" w:w="6690"/>
+            <w:shd w:val="clear" w:color="auto" w:fill="F4F6F8"/>
+            <w:tcMar>
+              <w:top w:w="60" w:type="dxa"/>
+              <w:bottom w:w="60" w:type="dxa"/>
+              <w:start w:w="140" w:type="dxa"/>
+              <w:end w:w="140" w:type="dxa"/>
+              <w:left w:w="140" w:type="dxa"/>
+              <w:right w:w="140" w:type="dxa"/>
+            </w:tcMar>
+          </w:tcPr>
+          <w:p>
+            <w:pPr>
+              <w:spacing w:after="0"/>
+            </w:pPr>
+            <w:r>
+              <w:rPr>
+                <w:rFonts w:ascii="Calibri" w:hAnsi="Calibri" w:cs="Calibri"/>
+                <w:b w:val="0"/>
+                <w:i w:val="0"/>
+                <w:color w:val="222B36"/>
+                <w:sz w:val="19"/>
+              </w:rPr>
+              <w:t>«По мере возможности» — обязательство приложить усилия без гарантии результата (здесь — по выкупу паёв).</w:t>
+            </w:r>
+          </w:p>
+        </w:tc>
+      </w:tr>
+      <w:tr>
+        <w:tc>
+          <w:tcPr>
+            <w:tcW w:type="dxa" w:w="2835"/>
+            <w:shd w:val="clear" w:color="auto" w:fill="FFFFFF"/>
+            <w:tcMar>
+              <w:top w:w="60" w:type="dxa"/>
+              <w:bottom w:w="60" w:type="dxa"/>
+              <w:start w:w="140" w:type="dxa"/>
+              <w:end w:w="140" w:type="dxa"/>
+              <w:left w:w="140" w:type="dxa"/>
+              <w:right w:w="140" w:type="dxa"/>
+            </w:tcMar>
+          </w:tcPr>
+          <w:p>
+            <w:pPr>
+              <w:spacing w:after="0"/>
+            </w:pPr>
+            <w:r>
+              <w:rPr>
+                <w:rFonts w:ascii="Calibri" w:hAnsi="Calibri" w:cs="Calibri"/>
+                <w:b/>
+                <w:i w:val="0"/>
+                <w:color w:val="1F3A5F"/>
+                <w:sz w:val="19"/>
+              </w:rPr>
+              <w:t>leegstand</w:t>
+            </w:r>
+          </w:p>
+        </w:tc>
+        <w:tc>
+          <w:tcPr>
+            <w:tcW w:type="dxa" w:w="6690"/>
+            <w:shd w:val="clear" w:color="auto" w:fill="FFFFFF"/>
+            <w:tcMar>
+              <w:top w:w="60" w:type="dxa"/>
+              <w:bottom w:w="60" w:type="dxa"/>
+              <w:start w:w="140" w:type="dxa"/>
+              <w:end w:w="140" w:type="dxa"/>
+              <w:left w:w="140" w:type="dxa"/>
+              <w:right w:w="140" w:type="dxa"/>
+            </w:tcMar>
+          </w:tcPr>
+          <w:p>
+            <w:pPr>
+              <w:spacing w:after="0"/>
+            </w:pPr>
+            <w:r>
+              <w:rPr>
+                <w:rFonts w:ascii="Calibri" w:hAnsi="Calibri" w:cs="Calibri"/>
+                <w:b w:val="0"/>
+                <w:i w:val="0"/>
+                <w:color w:val="222B36"/>
+                <w:sz w:val="19"/>
+              </w:rPr>
+              <w:t>Вакантность — доля пустующих (несданных) площадей.</w:t>
+            </w:r>
+          </w:p>
+        </w:tc>
+      </w:tr>
+      <w:tr>
+        <w:tc>
+          <w:tcPr>
+            <w:tcW w:type="dxa" w:w="2835"/>
+            <w:shd w:val="clear" w:color="auto" w:fill="F4F6F8"/>
+            <w:tcMar>
+              <w:top w:w="60" w:type="dxa"/>
+              <w:bottom w:w="60" w:type="dxa"/>
+              <w:start w:w="140" w:type="dxa"/>
+              <w:end w:w="140" w:type="dxa"/>
+              <w:left w:w="140" w:type="dxa"/>
+              <w:right w:w="140" w:type="dxa"/>
+            </w:tcMar>
+          </w:tcPr>
+          <w:p>
+            <w:pPr>
+              <w:spacing w:after="0"/>
+            </w:pPr>
+            <w:r>
+              <w:rPr>
+                <w:rFonts w:ascii="Calibri" w:hAnsi="Calibri" w:cs="Calibri"/>
+                <w:b/>
+                <w:i w:val="0"/>
+                <w:color w:val="1F3A5F"/>
+                <w:sz w:val="19"/>
+              </w:rPr>
+              <w:t>фрикционная вакантность</w:t>
+            </w:r>
+          </w:p>
+        </w:tc>
+        <w:tc>
+          <w:tcPr>
+            <w:tcW w:type="dxa" w:w="6690"/>
+            <w:shd w:val="clear" w:color="auto" w:fill="F4F6F8"/>
+            <w:tcMar>
+              <w:top w:w="60" w:type="dxa"/>
+              <w:bottom w:w="60" w:type="dxa"/>
+              <w:start w:w="140" w:type="dxa"/>
+              <w:end w:w="140" w:type="dxa"/>
+              <w:left w:w="140" w:type="dxa"/>
+              <w:right w:w="140" w:type="dxa"/>
+            </w:tcMar>
+          </w:tcPr>
+          <w:p>
+            <w:pPr>
+              <w:spacing w:after="0"/>
+            </w:pPr>
+            <w:r>
+              <w:rPr>
+                <w:rFonts w:ascii="Calibri" w:hAnsi="Calibri" w:cs="Calibri"/>
+                <w:b w:val="0"/>
+                <w:i w:val="0"/>
+                <w:color w:val="222B36"/>
+                <w:sz w:val="19"/>
+              </w:rPr>
+              <w:t>Минимально неизбежный уровень пустующих площадей при нормальной ротации арендаторов.</w:t>
+            </w:r>
+          </w:p>
+        </w:tc>
+      </w:tr>
+      <w:tr>
+        <w:tc>
+          <w:tcPr>
+            <w:tcW w:type="dxa" w:w="2835"/>
+            <w:shd w:val="clear" w:color="auto" w:fill="FFFFFF"/>
+            <w:tcMar>
+              <w:top w:w="60" w:type="dxa"/>
+              <w:bottom w:w="60" w:type="dxa"/>
+              <w:start w:w="140" w:type="dxa"/>
+              <w:end w:w="140" w:type="dxa"/>
+              <w:left w:w="140" w:type="dxa"/>
+              <w:right w:w="140" w:type="dxa"/>
+            </w:tcMar>
+          </w:tcPr>
+          <w:p>
+            <w:pPr>
+              <w:spacing w:after="0"/>
+            </w:pPr>
+            <w:r>
+              <w:rPr>
+                <w:rFonts w:ascii="Calibri" w:hAnsi="Calibri" w:cs="Calibri"/>
+                <w:b/>
+                <w:i w:val="0"/>
+                <w:color w:val="1F3A5F"/>
+                <w:sz w:val="19"/>
+              </w:rPr>
+              <w:t>retailparken</w:t>
+            </w:r>
+          </w:p>
+        </w:tc>
+        <w:tc>
+          <w:tcPr>
+            <w:tcW w:type="dxa" w:w="6690"/>
+            <w:shd w:val="clear" w:color="auto" w:fill="FFFFFF"/>
+            <w:tcMar>
+              <w:top w:w="60" w:type="dxa"/>
+              <w:bottom w:w="60" w:type="dxa"/>
+              <w:start w:w="140" w:type="dxa"/>
+              <w:end w:w="140" w:type="dxa"/>
+              <w:left w:w="140" w:type="dxa"/>
+              <w:right w:w="140" w:type="dxa"/>
+            </w:tcMar>
+          </w:tcPr>
+          <w:p>
+            <w:pPr>
+              <w:spacing w:after="0"/>
+            </w:pPr>
+            <w:r>
+              <w:rPr>
+                <w:rFonts w:ascii="Calibri" w:hAnsi="Calibri" w:cs="Calibri"/>
+                <w:b w:val="0"/>
+                <w:i w:val="0"/>
+                <w:color w:val="222B36"/>
+                <w:sz w:val="19"/>
+              </w:rPr>
+              <w:t>Периферийные ритейл-парки — крупноформатные торговые парки на окраинах (мебель, товары для дома, DIY/строймаркеты).</w:t>
+            </w:r>
+          </w:p>
+        </w:tc>
+      </w:tr>
+      <w:tr>
+        <w:tc>
+          <w:tcPr>
+            <w:tcW w:type="dxa" w:w="2835"/>
+            <w:shd w:val="clear" w:color="auto" w:fill="F4F6F8"/>
+            <w:tcMar>
+              <w:top w:w="60" w:type="dxa"/>
+              <w:bottom w:w="60" w:type="dxa"/>
+              <w:start w:w="140" w:type="dxa"/>
+              <w:end w:w="140" w:type="dxa"/>
+              <w:left w:w="140" w:type="dxa"/>
+              <w:right w:w="140" w:type="dxa"/>
+            </w:tcMar>
+          </w:tcPr>
+          <w:p>
+            <w:pPr>
+              <w:spacing w:after="0"/>
+            </w:pPr>
+            <w:r>
+              <w:rPr>
+                <w:rFonts w:ascii="Calibri" w:hAnsi="Calibri" w:cs="Calibri"/>
+                <w:b/>
+                <w:i w:val="0"/>
+                <w:color w:val="1F3A5F"/>
+                <w:sz w:val="19"/>
+              </w:rPr>
+              <w:t>koopbereidheid</w:t>
+            </w:r>
+          </w:p>
+        </w:tc>
+        <w:tc>
+          <w:tcPr>
+            <w:tcW w:type="dxa" w:w="6690"/>
+            <w:shd w:val="clear" w:color="auto" w:fill="F4F6F8"/>
+            <w:tcMar>
+              <w:top w:w="60" w:type="dxa"/>
+              <w:bottom w:w="60" w:type="dxa"/>
+              <w:start w:w="140" w:type="dxa"/>
+              <w:end w:w="140" w:type="dxa"/>
+              <w:left w:w="140" w:type="dxa"/>
+              <w:right w:w="140" w:type="dxa"/>
+            </w:tcMar>
+          </w:tcPr>
+          <w:p>
+            <w:pPr>
+              <w:spacing w:after="0"/>
+            </w:pPr>
+            <w:r>
+              <w:rPr>
+                <w:rFonts w:ascii="Calibri" w:hAnsi="Calibri" w:cs="Calibri"/>
+                <w:b w:val="0"/>
+                <w:i w:val="0"/>
+                <w:color w:val="222B36"/>
+                <w:sz w:val="19"/>
+              </w:rPr>
+              <w:t>Готовность к покупкам — субиндекс потребительского доверия, отражающий настрой на крупные траты.</w:t>
+            </w:r>
+          </w:p>
+        </w:tc>
+      </w:tr>
+      <w:tr>
+        <w:tc>
+          <w:tcPr>
+            <w:tcW w:type="dxa" w:w="2835"/>
+            <w:shd w:val="clear" w:color="auto" w:fill="FFFFFF"/>
+            <w:tcMar>
+              <w:top w:w="60" w:type="dxa"/>
+              <w:bottom w:w="60" w:type="dxa"/>
+              <w:start w:w="140" w:type="dxa"/>
+              <w:end w:w="140" w:type="dxa"/>
+              <w:left w:w="140" w:type="dxa"/>
+              <w:right w:w="140" w:type="dxa"/>
+            </w:tcMar>
+          </w:tcPr>
+          <w:p>
+            <w:pPr>
+              <w:spacing w:after="0"/>
+            </w:pPr>
+            <w:r>
+              <w:rPr>
+                <w:rFonts w:ascii="Calibri" w:hAnsi="Calibri" w:cs="Calibri"/>
+                <w:b/>
+                <w:i w:val="0"/>
+                <w:color w:val="1F3A5F"/>
+                <w:sz w:val="19"/>
+              </w:rPr>
+              <w:t>CBS</w:t>
+            </w:r>
+          </w:p>
+        </w:tc>
+        <w:tc>
+          <w:tcPr>
+            <w:tcW w:type="dxa" w:w="6690"/>
+            <w:shd w:val="clear" w:color="auto" w:fill="FFFFFF"/>
+            <w:tcMar>
+              <w:top w:w="60" w:type="dxa"/>
+              <w:bottom w:w="60" w:type="dxa"/>
+              <w:start w:w="140" w:type="dxa"/>
+              <w:end w:w="140" w:type="dxa"/>
+              <w:left w:w="140" w:type="dxa"/>
+              <w:right w:w="140" w:type="dxa"/>
+            </w:tcMar>
+          </w:tcPr>
+          <w:p>
+            <w:pPr>
+              <w:spacing w:after="0"/>
+            </w:pPr>
+            <w:r>
+              <w:rPr>
+                <w:rFonts w:ascii="Calibri" w:hAnsi="Calibri" w:cs="Calibri"/>
+                <w:b w:val="0"/>
+                <w:i w:val="0"/>
+                <w:color w:val="222B36"/>
+                <w:sz w:val="19"/>
+              </w:rPr>
+              <w:t>Centraal Bureau voor de Statistiek — нидерландское статистическое бюро.</w:t>
+            </w:r>
+          </w:p>
+        </w:tc>
+      </w:tr>
+      <w:tr>
+        <w:tc>
+          <w:tcPr>
+            <w:tcW w:type="dxa" w:w="2835"/>
+            <w:shd w:val="clear" w:color="auto" w:fill="F4F6F8"/>
+            <w:tcMar>
+              <w:top w:w="60" w:type="dxa"/>
+              <w:bottom w:w="60" w:type="dxa"/>
+              <w:start w:w="140" w:type="dxa"/>
+              <w:end w:w="140" w:type="dxa"/>
+              <w:left w:w="140" w:type="dxa"/>
+              <w:right w:w="140" w:type="dxa"/>
+            </w:tcMar>
+          </w:tcPr>
+          <w:p>
+            <w:pPr>
+              <w:spacing w:after="0"/>
+            </w:pPr>
+            <w:r>
+              <w:rPr>
+                <w:rFonts w:ascii="Calibri" w:hAnsi="Calibri" w:cs="Calibri"/>
+                <w:b/>
+                <w:i w:val="0"/>
+                <w:color w:val="1F3A5F"/>
+                <w:sz w:val="19"/>
+              </w:rPr>
+              <w:t>earningsstrippingmaatregel</w:t>
+            </w:r>
+          </w:p>
+        </w:tc>
+        <w:tc>
+          <w:tcPr>
+            <w:tcW w:type="dxa" w:w="6690"/>
+            <w:shd w:val="clear" w:color="auto" w:fill="F4F6F8"/>
+            <w:tcMar>
+              <w:top w:w="60" w:type="dxa"/>
+              <w:bottom w:w="60" w:type="dxa"/>
+              <w:start w:w="140" w:type="dxa"/>
+              <w:end w:w="140" w:type="dxa"/>
+              <w:left w:w="140" w:type="dxa"/>
+              <w:right w:w="140" w:type="dxa"/>
+            </w:tcMar>
+          </w:tcPr>
+          <w:p>
+            <w:pPr>
+              <w:spacing w:after="0"/>
+            </w:pPr>
+            <w:r>
+              <w:rPr>
+                <w:rFonts w:ascii="Calibri" w:hAnsi="Calibri" w:cs="Calibri"/>
+                <w:b w:val="0"/>
+                <w:i w:val="0"/>
+                <w:color w:val="222B36"/>
+                <w:sz w:val="19"/>
+              </w:rPr>
+              <w:t>Правило ограничения вычета процентных расходов из налогооблагаемой прибыли.</w:t>
+            </w:r>
+          </w:p>
+        </w:tc>
+      </w:tr>
+      <w:tr>
+        <w:tc>
+          <w:tcPr>
+            <w:tcW w:type="dxa" w:w="2835"/>
+            <w:shd w:val="clear" w:color="auto" w:fill="FFFFFF"/>
+            <w:tcMar>
+              <w:top w:w="60" w:type="dxa"/>
+              <w:bottom w:w="60" w:type="dxa"/>
+              <w:start w:w="140" w:type="dxa"/>
+              <w:end w:w="140" w:type="dxa"/>
+              <w:left w:w="140" w:type="dxa"/>
+              <w:right w:w="140" w:type="dxa"/>
+            </w:tcMar>
+          </w:tcPr>
+          <w:p>
+            <w:pPr>
+              <w:spacing w:after="0"/>
+            </w:pPr>
+            <w:r>
+              <w:rPr>
+                <w:rFonts w:ascii="Calibri" w:hAnsi="Calibri" w:cs="Calibri"/>
+                <w:b/>
+                <w:i w:val="0"/>
+                <w:color w:val="1F3A5F"/>
+                <w:sz w:val="19"/>
+              </w:rPr>
+              <w:t>EBITDA</w:t>
+            </w:r>
+          </w:p>
+        </w:tc>
+        <w:tc>
+          <w:tcPr>
+            <w:tcW w:type="dxa" w:w="6690"/>
+            <w:shd w:val="clear" w:color="auto" w:fill="FFFFFF"/>
+            <w:tcMar>
+              <w:top w:w="60" w:type="dxa"/>
+              <w:bottom w:w="60" w:type="dxa"/>
+              <w:start w:w="140" w:type="dxa"/>
+              <w:end w:w="140" w:type="dxa"/>
+              <w:left w:w="140" w:type="dxa"/>
+              <w:right w:w="140" w:type="dxa"/>
+            </w:tcMar>
+          </w:tcPr>
+          <w:p>
+            <w:pPr>
+              <w:spacing w:after="0"/>
+            </w:pPr>
+            <w:r>
+              <w:rPr>
+                <w:rFonts w:ascii="Calibri" w:hAnsi="Calibri" w:cs="Calibri"/>
+                <w:b w:val="0"/>
+                <w:i w:val="0"/>
+                <w:color w:val="222B36"/>
+                <w:sz w:val="19"/>
+              </w:rPr>
+              <w:t>Прибыль до вычета процентов, налогов и амортизации — база для расчёта лимита вычета процентов.</w:t>
+            </w:r>
+          </w:p>
+        </w:tc>
+      </w:tr>
+      <w:tr>
+        <w:tc>
+          <w:tcPr>
+            <w:tcW w:type="dxa" w:w="2835"/>
+            <w:shd w:val="clear" w:color="auto" w:fill="F4F6F8"/>
+            <w:tcMar>
+              <w:top w:w="60" w:type="dxa"/>
+              <w:bottom w:w="60" w:type="dxa"/>
+              <w:start w:w="140" w:type="dxa"/>
+              <w:end w:w="140" w:type="dxa"/>
+              <w:left w:w="140" w:type="dxa"/>
+              <w:right w:w="140" w:type="dxa"/>
+            </w:tcMar>
+          </w:tcPr>
+          <w:p>
+            <w:pPr>
+              <w:spacing w:after="0"/>
+            </w:pPr>
+            <w:r>
+              <w:rPr>
+                <w:rFonts w:ascii="Calibri" w:hAnsi="Calibri" w:cs="Calibri"/>
+                <w:b/>
+                <w:i w:val="0"/>
+                <w:color w:val="1F3A5F"/>
+                <w:sz w:val="19"/>
+              </w:rPr>
+              <w:t>BV</w:t>
+            </w:r>
+          </w:p>
+        </w:tc>
+        <w:tc>
+          <w:tcPr>
+            <w:tcW w:type="dxa" w:w="6690"/>
+            <w:shd w:val="clear" w:color="auto" w:fill="F4F6F8"/>
+            <w:tcMar>
+              <w:top w:w="60" w:type="dxa"/>
+              <w:bottom w:w="60" w:type="dxa"/>
+              <w:start w:w="140" w:type="dxa"/>
+              <w:end w:w="140" w:type="dxa"/>
+              <w:left w:w="140" w:type="dxa"/>
+              <w:right w:w="140" w:type="dxa"/>
+            </w:tcMar>
+          </w:tcPr>
+          <w:p>
+            <w:pPr>
+              <w:spacing w:after="0"/>
+            </w:pPr>
+            <w:r>
+              <w:rPr>
+                <w:rFonts w:ascii="Calibri" w:hAnsi="Calibri" w:cs="Calibri"/>
+                <w:b w:val="0"/>
+                <w:i w:val="0"/>
+                <w:color w:val="222B36"/>
+                <w:sz w:val="19"/>
+              </w:rPr>
+              <w:t>Besloten vennootschap — нидерландская частная компания с ограниченной ответственностью (аналог ООО).</w:t>
+            </w:r>
+          </w:p>
+        </w:tc>
+      </w:tr>
+      <w:tr>
+        <w:tc>
+          <w:tcPr>
+            <w:tcW w:type="dxa" w:w="2835"/>
+            <w:shd w:val="clear" w:color="auto" w:fill="FFFFFF"/>
+            <w:tcMar>
+              <w:top w:w="60" w:type="dxa"/>
+              <w:bottom w:w="60" w:type="dxa"/>
+              <w:start w:w="140" w:type="dxa"/>
+              <w:end w:w="140" w:type="dxa"/>
+              <w:left w:w="140" w:type="dxa"/>
+              <w:right w:w="140" w:type="dxa"/>
+            </w:tcMar>
+          </w:tcPr>
+          <w:p>
+            <w:pPr>
+              <w:spacing w:after="0"/>
+            </w:pPr>
+            <w:r>
+              <w:rPr>
+                <w:rFonts w:ascii="Calibri" w:hAnsi="Calibri" w:cs="Calibri"/>
+                <w:b/>
+                <w:i w:val="0"/>
+                <w:color w:val="1F3A5F"/>
+                <w:sz w:val="19"/>
+              </w:rPr>
+              <w:t>REIT</w:t>
+            </w:r>
+          </w:p>
+        </w:tc>
+        <w:tc>
+          <w:tcPr>
+            <w:tcW w:type="dxa" w:w="6690"/>
+            <w:shd w:val="clear" w:color="auto" w:fill="FFFFFF"/>
+            <w:tcMar>
+              <w:top w:w="60" w:type="dxa"/>
+              <w:bottom w:w="60" w:type="dxa"/>
+              <w:start w:w="140" w:type="dxa"/>
+              <w:end w:w="140" w:type="dxa"/>
+              <w:left w:w="140" w:type="dxa"/>
+              <w:right w:w="140" w:type="dxa"/>
+            </w:tcMar>
+          </w:tcPr>
+          <w:p>
+            <w:pPr>
+              <w:spacing w:after="0"/>
+            </w:pPr>
+            <w:r>
+              <w:rPr>
+                <w:rFonts w:ascii="Calibri" w:hAnsi="Calibri" w:cs="Calibri"/>
+                <w:b w:val="0"/>
+                <w:i w:val="0"/>
+                <w:color w:val="222B36"/>
+                <w:sz w:val="19"/>
+              </w:rPr>
+              <w:t>Биржевой фонд недвижимости с особым налоговым режимом, обязанный распределять большую часть дохода в дивиденды.</w:t>
+            </w:r>
+          </w:p>
+        </w:tc>
+      </w:tr>
+      <w:tr>
+        <w:tc>
+          <w:tcPr>
+            <w:tcW w:type="dxa" w:w="2835"/>
+            <w:shd w:val="clear" w:color="auto" w:fill="F4F6F8"/>
+            <w:tcMar>
+              <w:top w:w="60" w:type="dxa"/>
+              <w:bottom w:w="60" w:type="dxa"/>
+              <w:start w:w="140" w:type="dxa"/>
+              <w:end w:w="140" w:type="dxa"/>
+              <w:left w:w="140" w:type="dxa"/>
+              <w:right w:w="140" w:type="dxa"/>
+            </w:tcMar>
+          </w:tcPr>
+          <w:p>
+            <w:pPr>
+              <w:spacing w:after="0"/>
+            </w:pPr>
+            <w:r>
+              <w:rPr>
+                <w:rFonts w:ascii="Calibri" w:hAnsi="Calibri" w:cs="Calibri"/>
+                <w:b/>
+                <w:i w:val="0"/>
+                <w:color w:val="1F3A5F"/>
+                <w:sz w:val="19"/>
+              </w:rPr>
+              <w:t>GVV/SIR</w:t>
+            </w:r>
+          </w:p>
+        </w:tc>
+        <w:tc>
+          <w:tcPr>
+            <w:tcW w:type="dxa" w:w="6690"/>
+            <w:shd w:val="clear" w:color="auto" w:fill="F4F6F8"/>
+            <w:tcMar>
+              <w:top w:w="60" w:type="dxa"/>
+              <w:bottom w:w="60" w:type="dxa"/>
+              <w:start w:w="140" w:type="dxa"/>
+              <w:end w:w="140" w:type="dxa"/>
+              <w:left w:w="140" w:type="dxa"/>
+              <w:right w:w="140" w:type="dxa"/>
+            </w:tcMar>
+          </w:tcPr>
+          <w:p>
+            <w:pPr>
+              <w:spacing w:after="0"/>
+            </w:pPr>
+            <w:r>
+              <w:rPr>
+                <w:rFonts w:ascii="Calibri" w:hAnsi="Calibri" w:cs="Calibri"/>
+                <w:b w:val="0"/>
+                <w:i w:val="0"/>
+                <w:color w:val="222B36"/>
+                <w:sz w:val="19"/>
+              </w:rPr>
+              <w:t>Бельгийский статус регулируемого фонда недвижимости (аналог REIT).</w:t>
+            </w:r>
+          </w:p>
+        </w:tc>
+      </w:tr>
+      <w:tr>
+        <w:tc>
+          <w:tcPr>
+            <w:tcW w:type="dxa" w:w="2835"/>
+            <w:shd w:val="clear" w:color="auto" w:fill="FFFFFF"/>
+            <w:tcMar>
+              <w:top w:w="60" w:type="dxa"/>
+              <w:bottom w:w="60" w:type="dxa"/>
+              <w:start w:w="140" w:type="dxa"/>
+              <w:end w:w="140" w:type="dxa"/>
+              <w:left w:w="140" w:type="dxa"/>
+              <w:right w:w="140" w:type="dxa"/>
+            </w:tcMar>
+          </w:tcPr>
+          <w:p>
+            <w:pPr>
+              <w:spacing w:after="0"/>
+            </w:pPr>
+            <w:r>
+              <w:rPr>
+                <w:rFonts w:ascii="Calibri" w:hAnsi="Calibri" w:cs="Calibri"/>
+                <w:b/>
+                <w:i w:val="0"/>
+                <w:color w:val="1F3A5F"/>
+                <w:sz w:val="19"/>
+              </w:rPr>
+              <w:t>occupancy</w:t>
+            </w:r>
+          </w:p>
+        </w:tc>
+        <w:tc>
+          <w:tcPr>
+            <w:tcW w:type="dxa" w:w="6690"/>
+            <w:shd w:val="clear" w:color="auto" w:fill="FFFFFF"/>
+            <w:tcMar>
+              <w:top w:w="60" w:type="dxa"/>
+              <w:bottom w:w="60" w:type="dxa"/>
+              <w:start w:w="140" w:type="dxa"/>
+              <w:end w:w="140" w:type="dxa"/>
+              <w:left w:w="140" w:type="dxa"/>
+              <w:right w:w="140" w:type="dxa"/>
+            </w:tcMar>
+          </w:tcPr>
+          <w:p>
+            <w:pPr>
+              <w:spacing w:after="0"/>
+            </w:pPr>
+            <w:r>
+              <w:rPr>
+                <w:rFonts w:ascii="Calibri" w:hAnsi="Calibri" w:cs="Calibri"/>
+                <w:b w:val="0"/>
+                <w:i w:val="0"/>
+                <w:color w:val="222B36"/>
+                <w:sz w:val="19"/>
+              </w:rPr>
+              <w:t>Заполняемость — доля сданных площадей в портфеле.</w:t>
+            </w:r>
+          </w:p>
+        </w:tc>
+      </w:tr>
+      <w:tr>
+        <w:tc>
+          <w:tcPr>
+            <w:tcW w:type="dxa" w:w="2835"/>
+            <w:shd w:val="clear" w:color="auto" w:fill="F4F6F8"/>
+            <w:tcMar>
+              <w:top w:w="60" w:type="dxa"/>
+              <w:bottom w:w="60" w:type="dxa"/>
+              <w:start w:w="140" w:type="dxa"/>
+              <w:end w:w="140" w:type="dxa"/>
+              <w:left w:w="140" w:type="dxa"/>
+              <w:right w:w="140" w:type="dxa"/>
+            </w:tcMar>
+          </w:tcPr>
+          <w:p>
+            <w:pPr>
+              <w:spacing w:after="0"/>
+            </w:pPr>
+            <w:r>
+              <w:rPr>
+                <w:rFonts w:ascii="Calibri" w:hAnsi="Calibri" w:cs="Calibri"/>
+                <w:b/>
+                <w:i w:val="0"/>
+                <w:color w:val="1F3A5F"/>
+                <w:sz w:val="19"/>
+              </w:rPr>
+              <w:t>koersdoel</w:t>
+            </w:r>
+          </w:p>
+        </w:tc>
+        <w:tc>
+          <w:tcPr>
+            <w:tcW w:type="dxa" w:w="6690"/>
+            <w:shd w:val="clear" w:color="auto" w:fill="F4F6F8"/>
+            <w:tcMar>
+              <w:top w:w="60" w:type="dxa"/>
+              <w:bottom w:w="60" w:type="dxa"/>
+              <w:start w:w="140" w:type="dxa"/>
+              <w:end w:w="140" w:type="dxa"/>
+              <w:left w:w="140" w:type="dxa"/>
+              <w:right w:w="140" w:type="dxa"/>
+            </w:tcMar>
+          </w:tcPr>
+          <w:p>
+            <w:pPr>
+              <w:spacing w:after="0"/>
+            </w:pPr>
+            <w:r>
+              <w:rPr>
+                <w:rFonts w:ascii="Calibri" w:hAnsi="Calibri" w:cs="Calibri"/>
+                <w:b w:val="0"/>
+                <w:i w:val="0"/>
+                <w:color w:val="222B36"/>
+                <w:sz w:val="19"/>
+              </w:rPr>
+              <w:t>Целевая цена акции — ориентир справедливой стоимости от аналитика/банка.</w:t>
+            </w:r>
+          </w:p>
+        </w:tc>
+      </w:tr>
+      <w:tr>
+        <w:tc>
+          <w:tcPr>
+            <w:tcW w:type="dxa" w:w="2835"/>
+            <w:shd w:val="clear" w:color="auto" w:fill="FFFFFF"/>
+            <w:tcMar>
+              <w:top w:w="60" w:type="dxa"/>
+              <w:bottom w:w="60" w:type="dxa"/>
+              <w:start w:w="140" w:type="dxa"/>
+              <w:end w:w="140" w:type="dxa"/>
+              <w:left w:w="140" w:type="dxa"/>
+              <w:right w:w="140" w:type="dxa"/>
+            </w:tcMar>
+          </w:tcPr>
+          <w:p>
+            <w:pPr>
+              <w:spacing w:after="0"/>
+            </w:pPr>
+            <w:r>
+              <w:rPr>
+                <w:rFonts w:ascii="Calibri" w:hAnsi="Calibri" w:cs="Calibri"/>
+                <w:b/>
+                <w:i w:val="0"/>
+                <w:color w:val="1F3A5F"/>
+                <w:sz w:val="19"/>
+              </w:rPr>
+              <w:t>спекулятивная застройка</w:t>
+            </w:r>
+          </w:p>
+        </w:tc>
+        <w:tc>
+          <w:tcPr>
+            <w:tcW w:type="dxa" w:w="6690"/>
+            <w:shd w:val="clear" w:color="auto" w:fill="FFFFFF"/>
+            <w:tcMar>
+              <w:top w:w="60" w:type="dxa"/>
+              <w:bottom w:w="60" w:type="dxa"/>
+              <w:start w:w="140" w:type="dxa"/>
+              <w:end w:w="140" w:type="dxa"/>
+              <w:left w:w="140" w:type="dxa"/>
+              <w:right w:w="140" w:type="dxa"/>
+            </w:tcMar>
+          </w:tcPr>
+          <w:p>
+            <w:pPr>
+              <w:spacing w:after="0"/>
+            </w:pPr>
+            <w:r>
+              <w:rPr>
+                <w:rFonts w:ascii="Calibri" w:hAnsi="Calibri" w:cs="Calibri"/>
+                <w:b w:val="0"/>
+                <w:i w:val="0"/>
+                <w:color w:val="222B36"/>
+                <w:sz w:val="19"/>
+              </w:rPr>
+              <w:t>Стройка объекта без заранее найденного арендатора, в расчёте сдать его позже.</w:t>
+            </w:r>
+          </w:p>
+        </w:tc>
+      </w:tr>
+      <w:tr>
+        <w:tc>
+          <w:tcPr>
+            <w:tcW w:type="dxa" w:w="2835"/>
+            <w:shd w:val="clear" w:color="auto" w:fill="F4F6F8"/>
+            <w:tcMar>
+              <w:top w:w="60" w:type="dxa"/>
+              <w:bottom w:w="60" w:type="dxa"/>
+              <w:start w:w="140" w:type="dxa"/>
+              <w:end w:w="140" w:type="dxa"/>
+              <w:left w:w="140" w:type="dxa"/>
+              <w:right w:w="140" w:type="dxa"/>
+            </w:tcMar>
+          </w:tcPr>
+          <w:p>
+            <w:pPr>
+              <w:spacing w:after="0"/>
+            </w:pPr>
+            <w:r>
+              <w:rPr>
+                <w:rFonts w:ascii="Calibri" w:hAnsi="Calibri" w:cs="Calibri"/>
+                <w:b/>
+                <w:i w:val="0"/>
+                <w:color w:val="1F3A5F"/>
+                <w:sz w:val="19"/>
+              </w:rPr>
+              <w:t>sale-and-leaseback</w:t>
+            </w:r>
+          </w:p>
+        </w:tc>
+        <w:tc>
+          <w:tcPr>
+            <w:tcW w:type="dxa" w:w="6690"/>
+            <w:shd w:val="clear" w:color="auto" w:fill="F4F6F8"/>
+            <w:tcMar>
+              <w:top w:w="60" w:type="dxa"/>
+              <w:bottom w:w="60" w:type="dxa"/>
+              <w:start w:w="140" w:type="dxa"/>
+              <w:end w:w="140" w:type="dxa"/>
+              <w:left w:w="140" w:type="dxa"/>
+              <w:right w:w="140" w:type="dxa"/>
+            </w:tcMar>
+          </w:tcPr>
+          <w:p>
+            <w:pPr>
+              <w:spacing w:after="0"/>
+            </w:pPr>
+            <w:r>
+              <w:rPr>
+                <w:rFonts w:ascii="Calibri" w:hAnsi="Calibri" w:cs="Calibri"/>
+                <w:b w:val="0"/>
+                <w:i w:val="0"/>
+                <w:color w:val="222B36"/>
+                <w:sz w:val="19"/>
+              </w:rPr>
+              <w:t>Продажа с обратной арендой — компания продаёт свою недвижимость инвестору и остаётся в ней арендатором.</w:t>
+            </w:r>
+          </w:p>
+        </w:tc>
+      </w:tr>
+      <w:tr>
+        <w:tc>
+          <w:tcPr>
+            <w:tcW w:type="dxa" w:w="2835"/>
+            <w:shd w:val="clear" w:color="auto" w:fill="FFFFFF"/>
+            <w:tcMar>
+              <w:top w:w="60" w:type="dxa"/>
+              <w:bottom w:w="60" w:type="dxa"/>
+              <w:start w:w="140" w:type="dxa"/>
+              <w:end w:w="140" w:type="dxa"/>
+              <w:left w:w="140" w:type="dxa"/>
+              <w:right w:w="140" w:type="dxa"/>
+            </w:tcMar>
+          </w:tcPr>
+          <w:p>
+            <w:pPr>
+              <w:spacing w:after="0"/>
+            </w:pPr>
+            <w:r>
+              <w:rPr>
+                <w:rFonts w:ascii="Calibri" w:hAnsi="Calibri" w:cs="Calibri"/>
+                <w:b/>
+                <w:i w:val="0"/>
+                <w:color w:val="1F3A5F"/>
+                <w:sz w:val="19"/>
+              </w:rPr>
+              <w:t>IVBN</w:t>
+            </w:r>
+          </w:p>
+        </w:tc>
+        <w:tc>
+          <w:tcPr>
+            <w:tcW w:type="dxa" w:w="6690"/>
+            <w:shd w:val="clear" w:color="auto" w:fill="FFFFFF"/>
+            <w:tcMar>
+              <w:top w:w="60" w:type="dxa"/>
+              <w:bottom w:w="60" w:type="dxa"/>
+              <w:start w:w="140" w:type="dxa"/>
+              <w:end w:w="140" w:type="dxa"/>
+              <w:left w:w="140" w:type="dxa"/>
+              <w:right w:w="140" w:type="dxa"/>
+            </w:tcMar>
+          </w:tcPr>
+          <w:p>
+            <w:pPr>
+              <w:spacing w:after="0"/>
+            </w:pPr>
+            <w:r>
+              <w:rPr>
+                <w:rFonts w:ascii="Calibri" w:hAnsi="Calibri" w:cs="Calibri"/>
+                <w:b w:val="0"/>
+                <w:i w:val="0"/>
+                <w:color w:val="222B36"/>
+                <w:sz w:val="19"/>
+              </w:rPr>
+              <w:t>Отраслевая ассоциация институциональных инвесторов в недвижимость Нидерландов.</w:t>
+            </w:r>
+          </w:p>
+        </w:tc>
+      </w:tr>
+      <w:tr>
+        <w:tc>
+          <w:tcPr>
+            <w:tcW w:type="dxa" w:w="2835"/>
+            <w:shd w:val="clear" w:color="auto" w:fill="F4F6F8"/>
+            <w:tcMar>
+              <w:top w:w="60" w:type="dxa"/>
+              <w:bottom w:w="60" w:type="dxa"/>
+              <w:start w:w="140" w:type="dxa"/>
+              <w:end w:w="140" w:type="dxa"/>
+              <w:left w:w="140" w:type="dxa"/>
+              <w:right w:w="140" w:type="dxa"/>
+            </w:tcMar>
+          </w:tcPr>
+          <w:p>
+            <w:pPr>
+              <w:spacing w:after="0"/>
+            </w:pPr>
+            <w:r>
+              <w:rPr>
+                <w:rFonts w:ascii="Calibri" w:hAnsi="Calibri" w:cs="Calibri"/>
+                <w:b/>
+                <w:i w:val="0"/>
+                <w:color w:val="1F3A5F"/>
+                <w:sz w:val="19"/>
+              </w:rPr>
+              <w:t>BPD</w:t>
+            </w:r>
+          </w:p>
+        </w:tc>
+        <w:tc>
+          <w:tcPr>
+            <w:tcW w:type="dxa" w:w="6690"/>
+            <w:shd w:val="clear" w:color="auto" w:fill="F4F6F8"/>
+            <w:tcMar>
+              <w:top w:w="60" w:type="dxa"/>
+              <w:bottom w:w="60" w:type="dxa"/>
+              <w:start w:w="140" w:type="dxa"/>
+              <w:end w:w="140" w:type="dxa"/>
+              <w:left w:w="140" w:type="dxa"/>
+              <w:right w:w="140" w:type="dxa"/>
+            </w:tcMar>
+          </w:tcPr>
+          <w:p>
+            <w:pPr>
+              <w:spacing w:after="0"/>
+            </w:pPr>
+            <w:r>
+              <w:rPr>
+                <w:rFonts w:ascii="Calibri" w:hAnsi="Calibri" w:cs="Calibri"/>
+                <w:b w:val="0"/>
+                <w:i w:val="0"/>
+                <w:color w:val="222B36"/>
+                <w:sz w:val="19"/>
+              </w:rPr>
+              <w:t>Bouwfonds Property Development — один из крупнейших девелоперов жилья в Нидерландах и Германии, структура Rabobank.</w:t>
+            </w:r>
+          </w:p>
+        </w:tc>
+      </w:tr>
+      <w:tr>
+        <w:tc>
+          <w:tcPr>
+            <w:tcW w:type="dxa" w:w="2835"/>
+            <w:shd w:val="clear" w:color="auto" w:fill="FFFFFF"/>
+            <w:tcMar>
+              <w:top w:w="60" w:type="dxa"/>
+              <w:bottom w:w="60" w:type="dxa"/>
+              <w:start w:w="140" w:type="dxa"/>
+              <w:end w:w="140" w:type="dxa"/>
+              <w:left w:w="140" w:type="dxa"/>
+              <w:right w:w="140" w:type="dxa"/>
+            </w:tcMar>
+          </w:tcPr>
+          <w:p>
+            <w:pPr>
+              <w:spacing w:after="0"/>
+            </w:pPr>
+            <w:r>
+              <w:rPr>
+                <w:rFonts w:ascii="Calibri" w:hAnsi="Calibri" w:cs="Calibri"/>
+                <w:b/>
+                <w:i w:val="0"/>
+                <w:color w:val="1F3A5F"/>
+                <w:sz w:val="19"/>
+              </w:rPr>
+              <w:t>3PL</w:t>
+            </w:r>
+          </w:p>
+        </w:tc>
+        <w:tc>
+          <w:tcPr>
+            <w:tcW w:type="dxa" w:w="6690"/>
+            <w:shd w:val="clear" w:color="auto" w:fill="FFFFFF"/>
+            <w:tcMar>
+              <w:top w:w="60" w:type="dxa"/>
+              <w:bottom w:w="60" w:type="dxa"/>
+              <w:start w:w="140" w:type="dxa"/>
+              <w:end w:w="140" w:type="dxa"/>
+              <w:left w:w="140" w:type="dxa"/>
+              <w:right w:w="140" w:type="dxa"/>
+            </w:tcMar>
+          </w:tcPr>
+          <w:p>
+            <w:pPr>
+              <w:spacing w:after="0"/>
+            </w:pPr>
+            <w:r>
+              <w:rPr>
+                <w:rFonts w:ascii="Calibri" w:hAnsi="Calibri" w:cs="Calibri"/>
+                <w:b w:val="0"/>
+                <w:i w:val="0"/>
+                <w:color w:val="222B36"/>
+                <w:sz w:val="19"/>
+              </w:rPr>
+              <w:t>Логистический подрядчик, ведущий склады и доставку чужих товаров (third-party logistics).</w:t>
             </w:r>
           </w:p>
         </w:tc>
@@ -2756,6 +5902,44 @@
     </w:p>
     <w:p>
       <w:pPr>
+        <w:spacing w:before="20" w:after="40" w:line="252" w:lineRule="auto"/>
+        <w:ind w:left="283" w:hanging="198"/>
+        <w:jc w:val="left"/>
+      </w:pPr>
+      <w:r>
+        <w:rPr>
+          <w:rFonts w:ascii="Calibri" w:hAnsi="Calibri" w:cs="Calibri"/>
+          <w:b w:val="0"/>
+          <w:i w:val="0"/>
+          <w:color w:val="6B7785"/>
+          <w:sz w:val="19"/>
+        </w:rPr>
+        <w:t xml:space="preserve">•  </w:t>
+      </w:r>
+      <w:r>
+        <w:rPr>
+          <w:rFonts w:ascii="Calibri" w:hAnsi="Calibri" w:cs="Calibri"/>
+          <w:b w:val="0"/>
+          <w:i w:val="0"/>
+          <w:color w:val="222B36"/>
+          <w:sz w:val="19"/>
+        </w:rPr>
+        <w:t xml:space="preserve">Vastgoedjournaal — Wibra bedrijfspand Vaassen verkocht  </w:t>
+      </w:r>
+      <w:hyperlink r:id="rId28">
+        <w:r>
+          <w:rPr>
+            <w:color w:val="1155CC"/>
+            <w:sz w:val="18"/>
+            <w:rFonts w:ascii="Calibri" w:hAnsi="Calibri"/>
+            <w:u w:val="single"/>
+          </w:rPr>
+          <w:t xml:space="preserve">https://vastgoedjournaal.nl/news/73504/bedrijfspand-in-vaassen-van-wibra-verkocht</w:t>
+        </w:r>
+      </w:hyperlink>
+    </w:p>
+    <w:p>
+      <w:pPr>
         <w:spacing w:before="200" w:after="0" w:line="269" w:lineRule="auto"/>
         <w:jc w:val="left"/>
       </w:pPr>

--- a/dutch-realestate-agent/reports/2026-06-30_dutch_realestate_RU.docx
+++ b/dutch-realestate-agent/reports/2026-06-30_dutch_realestate_RU.docx
@@ -415,6 +415,125 @@
     </w:p>
     <w:p>
       <w:pPr>
+        <w:spacing w:before="200" w:after="0" w:line="269" w:lineRule="auto"/>
+        <w:jc w:val="left"/>
+      </w:pPr>
+    </w:p>
+    <w:tbl>
+      <w:tblPr>
+        <w:tblW w:type="auto" w:w="0"/>
+        <w:tblLayout w:type="fixed"/>
+        <w:tblLook w:firstColumn="1" w:firstRow="1" w:lastColumn="0" w:lastRow="0" w:noHBand="0" w:noVBand="1" w:val="04A0"/>
+        <w:tblBorders>
+          <w:top w:val="none" w:sz="0"/>
+          <w:left w:val="none" w:sz="0"/>
+          <w:bottom w:val="none" w:sz="0"/>
+          <w:right w:val="none" w:sz="0"/>
+          <w:insideH w:val="none" w:sz="0"/>
+          <w:insideV w:val="none" w:sz="0"/>
+        </w:tblBorders>
+        <w:tblW w:type="dxa" w:w="9525"/>
+      </w:tblPr>
+      <w:tblGrid>
+        <w:gridCol w:w="9972"/>
+      </w:tblGrid>
+      <w:tr>
+        <w:tc>
+          <w:tcPr>
+            <w:tcW w:type="dxa" w:w="9524"/>
+            <w:shd w:val="clear" w:color="auto" w:fill="1F3A5F"/>
+            <w:tcMar>
+              <w:top w:w="120" w:type="dxa"/>
+              <w:bottom w:w="120" w:type="dxa"/>
+              <w:start w:w="200" w:type="dxa"/>
+              <w:end w:w="200" w:type="dxa"/>
+              <w:left w:w="200" w:type="dxa"/>
+              <w:right w:w="200" w:type="dxa"/>
+            </w:tcMar>
+          </w:tcPr>
+          <w:p>
+            <w:pPr>
+              <w:spacing w:after="0"/>
+            </w:pPr>
+            <w:r/>
+            <w:r>
+              <w:rPr>
+                <w:rFonts w:ascii="Calibri" w:hAnsi="Calibri" w:cs="Calibri"/>
+                <w:b/>
+                <w:i w:val="0"/>
+                <w:color w:val="FFFFFF"/>
+                <w:sz w:val="28"/>
+              </w:rPr>
+              <w:t>📊  Статистика в графиках</w:t>
+            </w:r>
+          </w:p>
+        </w:tc>
+      </w:tr>
+    </w:tbl>
+    <w:p>
+      <w:pPr>
+        <w:spacing w:before="0" w:after="40" w:line="269" w:lineRule="auto"/>
+        <w:jc w:val="left"/>
+      </w:pPr>
+    </w:p>
+    <w:p>
+      <w:pPr>
+        <w:spacing w:before="120" w:after="20"/>
+        <w:jc w:val="center"/>
+      </w:pPr>
+      <w:r>
+        <w:drawing>
+          <wp:inline xmlns:a="http://schemas.openxmlformats.org/drawingml/2006/main" xmlns:pic="http://schemas.openxmlformats.org/drawingml/2006/picture">
+            <wp:extent cx="5903999" cy="1562289"/>
+            <wp:docPr id="1" name="Picture 1"/>
+            <wp:cNvGraphicFramePr>
+              <a:graphicFrameLocks noChangeAspect="1"/>
+            </wp:cNvGraphicFramePr>
+            <a:graphic>
+              <a:graphicData uri="http://schemas.openxmlformats.org/drawingml/2006/picture">
+                <pic:pic>
+                  <pic:nvPicPr>
+                    <pic:cNvPr id="0" name="pulse.png"/>
+                    <pic:cNvPicPr/>
+                  </pic:nvPicPr>
+                  <pic:blipFill>
+                    <a:blip r:embed="rId11"/>
+                    <a:stretch>
+                      <a:fillRect/>
+                    </a:stretch>
+                  </pic:blipFill>
+                  <pic:spPr>
+                    <a:xfrm>
+                      <a:off x="0" y="0"/>
+                      <a:ext cx="5903999" cy="1562289"/>
+                    </a:xfrm>
+                    <a:prstGeom prst="rect"/>
+                  </pic:spPr>
+                </pic:pic>
+              </a:graphicData>
+            </a:graphic>
+          </wp:inline>
+        </w:drawing>
+      </w:r>
+    </w:p>
+    <w:p>
+      <w:pPr>
+        <w:spacing w:before="0" w:after="160" w:line="259" w:lineRule="auto"/>
+        <w:jc w:val="center"/>
+      </w:pPr>
+      <w:r>
+        <w:rPr>
+          <w:rFonts w:ascii="Calibri" w:hAnsi="Calibri" w:cs="Calibri"/>
+          <w:b w:val="0"/>
+          <w:i/>
+          <w:color w:val="6B7785"/>
+          <w:sz w:val="18"/>
+        </w:rPr>
+        <w:t>Самые крупные числа недели одним взглядом.</w:t>
+      </w:r>
+    </w:p>
+    <w:p>
+      <w:pPr>
         <w:spacing w:before="200" w:after="60" w:line="269" w:lineRule="auto"/>
         <w:jc w:val="left"/>
         <w:pBdr>
@@ -645,7 +764,7 @@
         </w:rPr>
         <w:t xml:space="preserve">   </w:t>
       </w:r>
-      <w:hyperlink r:id="rId11">
+      <w:hyperlink r:id="rId12">
         <w:r>
           <w:rPr>
             <w:color w:val="1155CC"/>
@@ -738,7 +857,7 @@
         </w:rPr>
         <w:t xml:space="preserve">   </w:t>
       </w:r>
-      <w:hyperlink r:id="rId12">
+      <w:hyperlink r:id="rId13">
         <w:r>
           <w:rPr>
             <w:color w:val="1155CC"/>
@@ -831,7 +950,7 @@
         </w:rPr>
         <w:t xml:space="preserve">   </w:t>
       </w:r>
-      <w:hyperlink r:id="rId13">
+      <w:hyperlink r:id="rId14">
         <w:r>
           <w:rPr>
             <w:color w:val="1155CC"/>
@@ -924,7 +1043,7 @@
         </w:rPr>
         <w:t xml:space="preserve">   </w:t>
       </w:r>
-      <w:hyperlink r:id="rId14">
+      <w:hyperlink r:id="rId15">
         <w:r>
           <w:rPr>
             <w:color w:val="1155CC"/>
@@ -1036,7 +1155,7 @@
         </w:rPr>
         <w:t xml:space="preserve">   </w:t>
       </w:r>
-      <w:hyperlink r:id="rId15">
+      <w:hyperlink r:id="rId16">
         <w:r>
           <w:rPr>
             <w:color w:val="1155CC"/>
@@ -1129,7 +1248,7 @@
         </w:rPr>
         <w:t xml:space="preserve">   </w:t>
       </w:r>
-      <w:hyperlink r:id="rId16">
+      <w:hyperlink r:id="rId17">
         <w:r>
           <w:rPr>
             <w:color w:val="1155CC"/>
@@ -1222,7 +1341,7 @@
         </w:rPr>
         <w:t xml:space="preserve">   </w:t>
       </w:r>
-      <w:hyperlink r:id="rId17">
+      <w:hyperlink r:id="rId18">
         <w:r>
           <w:rPr>
             <w:color w:val="1155CC"/>
@@ -1315,7 +1434,7 @@
         </w:rPr>
         <w:t xml:space="preserve">   </w:t>
       </w:r>
-      <w:hyperlink r:id="rId18">
+      <w:hyperlink r:id="rId19">
         <w:r>
           <w:rPr>
             <w:color w:val="1155CC"/>
@@ -1326,6 +1445,174 @@
           <w:t xml:space="preserve">ссылка ↗</w:t>
         </w:r>
       </w:hyperlink>
+    </w:p>
+    <w:p>
+      <w:pPr>
+        <w:spacing w:before="120" w:after="20"/>
+        <w:jc w:val="center"/>
+      </w:pPr>
+      <w:r>
+        <w:drawing>
+          <wp:inline xmlns:a="http://schemas.openxmlformats.org/drawingml/2006/main" xmlns:pic="http://schemas.openxmlformats.org/drawingml/2006/picture">
+            <wp:extent cx="5903999" cy="3406152"/>
+            <wp:docPr id="2" name="Picture 2"/>
+            <wp:cNvGraphicFramePr>
+              <a:graphicFrameLocks noChangeAspect="1"/>
+            </wp:cNvGraphicFramePr>
+            <a:graphic>
+              <a:graphicData uri="http://schemas.openxmlformats.org/drawingml/2006/picture">
+                <pic:pic>
+                  <pic:nvPicPr>
+                    <pic:cNvPr id="0" name="vesteda.png"/>
+                    <pic:cNvPicPr/>
+                  </pic:nvPicPr>
+                  <pic:blipFill>
+                    <a:blip r:embed="rId20"/>
+                    <a:stretch>
+                      <a:fillRect/>
+                    </a:stretch>
+                  </pic:blipFill>
+                  <pic:spPr>
+                    <a:xfrm>
+                      <a:off x="0" y="0"/>
+                      <a:ext cx="5903999" cy="3406152"/>
+                    </a:xfrm>
+                    <a:prstGeom prst="rect"/>
+                  </pic:spPr>
+                </pic:pic>
+              </a:graphicData>
+            </a:graphic>
+          </wp:inline>
+        </w:drawing>
+      </w:r>
+    </w:p>
+    <w:p>
+      <w:pPr>
+        <w:spacing w:before="0" w:after="160" w:line="259" w:lineRule="auto"/>
+        <w:jc w:val="center"/>
+      </w:pPr>
+      <w:r>
+        <w:rPr>
+          <w:rFonts w:ascii="Calibri" w:hAnsi="Calibri" w:cs="Calibri"/>
+          <w:b w:val="0"/>
+          <w:i/>
+          <w:color w:val="6B7785"/>
+          <w:sz w:val="18"/>
+        </w:rPr>
+        <w:t>Заявки на выход упали с 4,1 млрд до 765 млн € (−81%) — масштабной распродажи аренды не будет.</w:t>
+      </w:r>
+    </w:p>
+    <w:p>
+      <w:pPr>
+        <w:spacing w:before="120" w:after="20"/>
+        <w:jc w:val="center"/>
+      </w:pPr>
+      <w:r>
+        <w:drawing>
+          <wp:inline xmlns:a="http://schemas.openxmlformats.org/drawingml/2006/main" xmlns:pic="http://schemas.openxmlformats.org/drawingml/2006/picture">
+            <wp:extent cx="5903999" cy="3406152"/>
+            <wp:docPr id="3" name="Picture 3"/>
+            <wp:cNvGraphicFramePr>
+              <a:graphicFrameLocks noChangeAspect="1"/>
+            </wp:cNvGraphicFramePr>
+            <a:graphic>
+              <a:graphicData uri="http://schemas.openxmlformats.org/drawingml/2006/picture">
+                <pic:pic>
+                  <pic:nvPicPr>
+                    <pic:cNvPr id="0" name="bouwinvest.png"/>
+                    <pic:cNvPicPr/>
+                  </pic:nvPicPr>
+                  <pic:blipFill>
+                    <a:blip r:embed="rId21"/>
+                    <a:stretch>
+                      <a:fillRect/>
+                    </a:stretch>
+                  </pic:blipFill>
+                  <pic:spPr>
+                    <a:xfrm>
+                      <a:off x="0" y="0"/>
+                      <a:ext cx="5903999" cy="3406152"/>
+                    </a:xfrm>
+                    <a:prstGeom prst="rect"/>
+                  </pic:spPr>
+                </pic:pic>
+              </a:graphicData>
+            </a:graphic>
+          </wp:inline>
+        </w:drawing>
+      </w:r>
+    </w:p>
+    <w:p>
+      <w:pPr>
+        <w:spacing w:before="0" w:after="160" w:line="259" w:lineRule="auto"/>
+        <w:jc w:val="center"/>
+      </w:pPr>
+      <w:r>
+        <w:rPr>
+          <w:rFonts w:ascii="Calibri" w:hAnsi="Calibri" w:cs="Calibri"/>
+          <w:b w:val="0"/>
+          <w:i/>
+          <w:color w:val="6B7785"/>
+          <w:sz w:val="18"/>
+        </w:rPr>
+        <w:t>Заявленный к вложению капитал вырос со 130 до 263,5 млн € — редкий приток денег в аренду.</w:t>
+      </w:r>
+    </w:p>
+    <w:p>
+      <w:pPr>
+        <w:spacing w:before="120" w:after="20"/>
+        <w:jc w:val="center"/>
+      </w:pPr>
+      <w:r>
+        <w:drawing>
+          <wp:inline xmlns:a="http://schemas.openxmlformats.org/drawingml/2006/main" xmlns:pic="http://schemas.openxmlformats.org/drawingml/2006/picture">
+            <wp:extent cx="5903999" cy="2376000"/>
+            <wp:docPr id="4" name="Picture 4"/>
+            <wp:cNvGraphicFramePr>
+              <a:graphicFrameLocks noChangeAspect="1"/>
+            </wp:cNvGraphicFramePr>
+            <a:graphic>
+              <a:graphicData uri="http://schemas.openxmlformats.org/drawingml/2006/picture">
+                <pic:pic>
+                  <pic:nvPicPr>
+                    <pic:cNvPr id="0" name="heijmans_mix.png"/>
+                    <pic:cNvPicPr/>
+                  </pic:nvPicPr>
+                  <pic:blipFill>
+                    <a:blip r:embed="rId22"/>
+                    <a:stretch>
+                      <a:fillRect/>
+                    </a:stretch>
+                  </pic:blipFill>
+                  <pic:spPr>
+                    <a:xfrm>
+                      <a:off x="0" y="0"/>
+                      <a:ext cx="5903999" cy="2376000"/>
+                    </a:xfrm>
+                    <a:prstGeom prst="rect"/>
+                  </pic:spPr>
+                </pic:pic>
+              </a:graphicData>
+            </a:graphic>
+          </wp:inline>
+        </w:drawing>
+      </w:r>
+    </w:p>
+    <w:p>
+      <w:pPr>
+        <w:spacing w:before="0" w:after="160" w:line="259" w:lineRule="auto"/>
+        <w:jc w:val="center"/>
+      </w:pPr>
+      <w:r>
+        <w:rPr>
+          <w:rFonts w:ascii="Calibri" w:hAnsi="Calibri" w:cs="Calibri"/>
+          <w:b w:val="0"/>
+          <w:i/>
+          <w:color w:val="6B7785"/>
+          <w:sz w:val="18"/>
+        </w:rPr>
+        <w:t>Структура 563 жилищ в IJsselstein: 64% соц. и средняя аренда + доступная покупка.</w:t>
+      </w:r>
     </w:p>
     <w:tbl>
       <w:tblPr>
@@ -1627,7 +1914,7 @@
         </w:rPr>
         <w:t xml:space="preserve">   </w:t>
       </w:r>
-      <w:hyperlink r:id="rId19">
+      <w:hyperlink r:id="rId23">
         <w:r>
           <w:rPr>
             <w:color w:val="1155CC"/>
@@ -1739,7 +2026,7 @@
         </w:rPr>
         <w:t xml:space="preserve">   </w:t>
       </w:r>
-      <w:hyperlink r:id="rId20">
+      <w:hyperlink r:id="rId24">
         <w:r>
           <w:rPr>
             <w:color w:val="1155CC"/>
@@ -1832,7 +2119,7 @@
         </w:rPr>
         <w:t xml:space="preserve">   </w:t>
       </w:r>
-      <w:hyperlink r:id="rId21">
+      <w:hyperlink r:id="rId25">
         <w:r>
           <w:rPr>
             <w:color w:val="1155CC"/>
@@ -1944,7 +2231,7 @@
         </w:rPr>
         <w:t xml:space="preserve">   </w:t>
       </w:r>
-      <w:hyperlink r:id="rId22">
+      <w:hyperlink r:id="rId26">
         <w:r>
           <w:rPr>
             <w:color w:val="1155CC"/>
@@ -2145,7 +2432,7 @@
               </w:rPr>
               <w:t>CBRE 'Stabiliteit in Nederlandse Retailparken'; перепечатка keukenendesign.nl</w:t>
             </w:r>
-            <w:hyperlink r:id="rId23">
+            <w:hyperlink r:id="rId27">
               <w:r>
                 <w:rPr>
                   <w:color w:val="1155CC"/>
@@ -2165,6 +2452,62 @@
         <w:spacing w:before="0" w:after="40" w:line="269" w:lineRule="auto"/>
         <w:jc w:val="left"/>
       </w:pPr>
+    </w:p>
+    <w:p>
+      <w:pPr>
+        <w:spacing w:before="120" w:after="20"/>
+        <w:jc w:val="center"/>
+      </w:pPr>
+      <w:r>
+        <w:drawing>
+          <wp:inline xmlns:a="http://schemas.openxmlformats.org/drawingml/2006/main" xmlns:pic="http://schemas.openxmlformats.org/drawingml/2006/picture">
+            <wp:extent cx="5903999" cy="3156490"/>
+            <wp:docPr id="5" name="Picture 5"/>
+            <wp:cNvGraphicFramePr>
+              <a:graphicFrameLocks noChangeAspect="1"/>
+            </wp:cNvGraphicFramePr>
+            <a:graphic>
+              <a:graphicData uri="http://schemas.openxmlformats.org/drawingml/2006/picture">
+                <pic:pic>
+                  <pic:nvPicPr>
+                    <pic:cNvPr id="0" name="retail_vac.png"/>
+                    <pic:cNvPicPr/>
+                  </pic:nvPicPr>
+                  <pic:blipFill>
+                    <a:blip r:embed="rId28"/>
+                    <a:stretch>
+                      <a:fillRect/>
+                    </a:stretch>
+                  </pic:blipFill>
+                  <pic:spPr>
+                    <a:xfrm>
+                      <a:off x="0" y="0"/>
+                      <a:ext cx="5903999" cy="3156490"/>
+                    </a:xfrm>
+                    <a:prstGeom prst="rect"/>
+                  </pic:spPr>
+                </pic:pic>
+              </a:graphicData>
+            </a:graphic>
+          </wp:inline>
+        </w:drawing>
+      </w:r>
+    </w:p>
+    <w:p>
+      <w:pPr>
+        <w:spacing w:before="0" w:after="160" w:line="259" w:lineRule="auto"/>
+        <w:jc w:val="center"/>
+      </w:pPr>
+      <w:r>
+        <w:rPr>
+          <w:rFonts w:ascii="Calibri" w:hAnsi="Calibri" w:cs="Calibri"/>
+          <w:b w:val="0"/>
+          <w:i/>
+          <w:color w:val="6B7785"/>
+          <w:sz w:val="18"/>
+        </w:rPr>
+        <w:t>Вакантность периферийных ритейл-парков 4,4% против 5,5% по торговой недвижимости.</w:t>
+      </w:r>
     </w:p>
     <w:tbl>
       <w:tblPr>
@@ -2466,7 +2809,7 @@
         </w:rPr>
         <w:t xml:space="preserve">   </w:t>
       </w:r>
-      <w:hyperlink r:id="rId24">
+      <w:hyperlink r:id="rId29">
         <w:r>
           <w:rPr>
             <w:color w:val="1155CC"/>
@@ -2559,7 +2902,7 @@
         </w:rPr>
         <w:t xml:space="preserve">   </w:t>
       </w:r>
-      <w:hyperlink r:id="rId25">
+      <w:hyperlink r:id="rId30">
         <w:r>
           <w:rPr>
             <w:color w:val="1155CC"/>
@@ -2652,7 +2995,7 @@
         </w:rPr>
         <w:t xml:space="preserve">   </w:t>
       </w:r>
-      <w:hyperlink r:id="rId26">
+      <w:hyperlink r:id="rId31">
         <w:r>
           <w:rPr>
             <w:color w:val="1155CC"/>
@@ -2745,7 +3088,7 @@
         </w:rPr>
         <w:t xml:space="preserve">   </w:t>
       </w:r>
-      <w:hyperlink r:id="rId27">
+      <w:hyperlink r:id="rId32">
         <w:r>
           <w:rPr>
             <w:color w:val="1155CC"/>
@@ -2838,7 +3181,7 @@
         </w:rPr>
         <w:t xml:space="preserve">   </w:t>
       </w:r>
-      <w:hyperlink r:id="rId28">
+      <w:hyperlink r:id="rId33">
         <w:r>
           <w:rPr>
             <w:color w:val="1155CC"/>
@@ -2849,6 +3192,62 @@
           <w:t xml:space="preserve">ссылка ↗</w:t>
         </w:r>
       </w:hyperlink>
+    </w:p>
+    <w:p>
+      <w:pPr>
+        <w:spacing w:before="120" w:after="20"/>
+        <w:jc w:val="center"/>
+      </w:pPr>
+      <w:r>
+        <w:drawing>
+          <wp:inline xmlns:a="http://schemas.openxmlformats.org/drawingml/2006/main" xmlns:pic="http://schemas.openxmlformats.org/drawingml/2006/picture">
+            <wp:extent cx="5903999" cy="2677698"/>
+            <wp:docPr id="6" name="Picture 6"/>
+            <wp:cNvGraphicFramePr>
+              <a:graphicFrameLocks noChangeAspect="1"/>
+            </wp:cNvGraphicFramePr>
+            <a:graphic>
+              <a:graphicData uri="http://schemas.openxmlformats.org/drawingml/2006/picture">
+                <pic:pic>
+                  <pic:nvPicPr>
+                    <pic:cNvPr id="0" name="db_targets.png"/>
+                    <pic:cNvPicPr/>
+                  </pic:nvPicPr>
+                  <pic:blipFill>
+                    <a:blip r:embed="rId34"/>
+                    <a:stretch>
+                      <a:fillRect/>
+                    </a:stretch>
+                  </pic:blipFill>
+                  <pic:spPr>
+                    <a:xfrm>
+                      <a:off x="0" y="0"/>
+                      <a:ext cx="5903999" cy="2677698"/>
+                    </a:xfrm>
+                    <a:prstGeom prst="rect"/>
+                  </pic:spPr>
+                </pic:pic>
+              </a:graphicData>
+            </a:graphic>
+          </wp:inline>
+        </w:drawing>
+      </w:r>
+    </w:p>
+    <w:p>
+      <w:pPr>
+        <w:spacing w:before="0" w:after="160" w:line="259" w:lineRule="auto"/>
+        <w:jc w:val="center"/>
+      </w:pPr>
+      <w:r>
+        <w:rPr>
+          <w:rFonts w:ascii="Calibri" w:hAnsi="Calibri" w:cs="Calibri"/>
+          <w:b w:val="0"/>
+          <w:i/>
+          <w:color w:val="6B7785"/>
+          <w:sz w:val="18"/>
+        </w:rPr>
+        <w:t>Целевые цены снижены на 14–17%; рекомендация «покупать» сохранена — рынок ждёт стабилизации, а не падения.</w:t>
+      </w:r>
     </w:p>
     <w:tbl>
       <w:tblPr>
@@ -5318,7 +5717,7 @@
         </w:rPr>
         <w:t xml:space="preserve">Vastgoedjournaal — Bouwinvest ouderenfonds  </w:t>
       </w:r>
-      <w:hyperlink r:id="rId16">
+      <w:hyperlink r:id="rId17">
         <w:r>
           <w:rPr>
             <w:color w:val="1155CC"/>
@@ -5356,7 +5755,7 @@
         </w:rPr>
         <w:t xml:space="preserve">Vesteda Newsroom — redemption volume  </w:t>
       </w:r>
-      <w:hyperlink r:id="rId15">
+      <w:hyperlink r:id="rId16">
         <w:r>
           <w:rPr>
             <w:color w:val="1155CC"/>
@@ -5394,7 +5793,7 @@
         </w:rPr>
         <w:t xml:space="preserve">Vastgoedmarkt — coalitieakkoord Rotterdam  </w:t>
       </w:r>
-      <w:hyperlink r:id="rId13">
+      <w:hyperlink r:id="rId14">
         <w:r>
           <w:rPr>
             <w:color w:val="1155CC"/>
@@ -5432,7 +5831,7 @@
         </w:rPr>
         <w:t xml:space="preserve">Vastgoedjournaal — coalitieakkoord Utrecht  </w:t>
       </w:r>
-      <w:hyperlink r:id="rId12">
+      <w:hyperlink r:id="rId13">
         <w:r>
           <w:rPr>
             <w:color w:val="1155CC"/>
@@ -5470,7 +5869,7 @@
         </w:rPr>
         <w:t xml:space="preserve">Eerste Kamer — wetsvoorstel 36748 (box 3)  </w:t>
       </w:r>
-      <w:hyperlink r:id="rId11">
+      <w:hyperlink r:id="rId12">
         <w:r>
           <w:rPr>
             <w:color w:val="1155CC"/>
@@ -5508,7 +5907,7 @@
         </w:rPr>
         <w:t xml:space="preserve">RegioPurmerend / Raad van State — Koggenland  </w:t>
       </w:r>
-      <w:hyperlink r:id="rId14">
+      <w:hyperlink r:id="rId15">
         <w:r>
           <w:rPr>
             <w:color w:val="1155CC"/>
@@ -5546,7 +5945,7 @@
         </w:rPr>
         <w:t xml:space="preserve">CBRE — perifere winkelgebieden (persbericht)  </w:t>
       </w:r>
-      <w:hyperlink r:id="rId20">
+      <w:hyperlink r:id="rId24">
         <w:r>
           <w:rPr>
             <w:color w:val="1155CC"/>
@@ -5584,7 +5983,7 @@
         </w:rPr>
         <w:t xml:space="preserve">keukenendesign.nl — leegstand retailparken  </w:t>
       </w:r>
-      <w:hyperlink r:id="rId23">
+      <w:hyperlink r:id="rId27">
         <w:r>
           <w:rPr>
             <w:color w:val="1155CC"/>
@@ -5622,7 +6021,7 @@
         </w:rPr>
         <w:t xml:space="preserve">Test-Aankoop (Invest) — Retail Estates  </w:t>
       </w:r>
-      <w:hyperlink r:id="rId21">
+      <w:hyperlink r:id="rId25">
         <w:r>
           <w:rPr>
             <w:color w:val="1155CC"/>
@@ -5660,7 +6059,7 @@
         </w:rPr>
         <w:t xml:space="preserve">Vakblad Mannenmode — koopbereidheid (CBS)  </w:t>
       </w:r>
-      <w:hyperlink r:id="rId22">
+      <w:hyperlink r:id="rId26">
         <w:r>
           <w:rPr>
             <w:color w:val="1155CC"/>
@@ -5698,7 +6097,7 @@
         </w:rPr>
         <w:t xml:space="preserve">Warehouse Totaal — Prologis bod op Segro  </w:t>
       </w:r>
-      <w:hyperlink r:id="rId24">
+      <w:hyperlink r:id="rId29">
         <w:r>
           <w:rPr>
             <w:color w:val="1155CC"/>
@@ -5736,7 +6135,7 @@
         </w:rPr>
         <w:t xml:space="preserve">De Aandeelhouder — Deutsche Bank koersdoelen logistiek  </w:t>
       </w:r>
-      <w:hyperlink r:id="rId25">
+      <w:hyperlink r:id="rId30">
         <w:r>
           <w:rPr>
             <w:color w:val="1155CC"/>
@@ -5774,7 +6173,7 @@
         </w:rPr>
         <w:t xml:space="preserve">PropertyNL — Panattoni Park Emmen  </w:t>
       </w:r>
-      <w:hyperlink r:id="rId26">
+      <w:hyperlink r:id="rId31">
         <w:r>
           <w:rPr>
             <w:color w:val="1155CC"/>
@@ -5812,7 +6211,7 @@
         </w:rPr>
         <w:t xml:space="preserve">PropertyNL — Humby huurt in Venlo  </w:t>
       </w:r>
-      <w:hyperlink r:id="rId27">
+      <w:hyperlink r:id="rId32">
         <w:r>
           <w:rPr>
             <w:color w:val="1155CC"/>
@@ -5850,7 +6249,7 @@
         </w:rPr>
         <w:t xml:space="preserve">Vastgoed Insider — IVBN renteaftrekbeperking  </w:t>
       </w:r>
-      <w:hyperlink r:id="rId19">
+      <w:hyperlink r:id="rId23">
         <w:r>
           <w:rPr>
             <w:color w:val="1155CC"/>
@@ -5888,7 +6287,7 @@
         </w:rPr>
         <w:t xml:space="preserve">Vastgoedjournaal — Heijmans IJsselstein 563 woningen  </w:t>
       </w:r>
-      <w:hyperlink r:id="rId17">
+      <w:hyperlink r:id="rId18">
         <w:r>
           <w:rPr>
             <w:color w:val="1155CC"/>
@@ -5926,7 +6325,7 @@
         </w:rPr>
         <w:t xml:space="preserve">Vastgoedjournaal — Wibra bedrijfspand Vaassen verkocht  </w:t>
       </w:r>
-      <w:hyperlink r:id="rId28">
+      <w:hyperlink r:id="rId33">
         <w:r>
           <w:rPr>
             <w:color w:val="1155CC"/>

--- a/dutch-realestate-agent/reports/2026-06-30_dutch_realestate_RU.docx
+++ b/dutch-realestate-agent/reports/2026-06-30_dutch_realestate_RU.docx
@@ -227,6 +227,11 @@
         <w:t>Отчёт сформирован: 30 июня 2026 г.</w:t>
       </w:r>
     </w:p>
+    <w:p>
+      <w:r>
+        <w:br w:type="page"/>
+      </w:r>
+    </w:p>
     <w:tbl>
       <w:tblPr>
         <w:tblW w:type="auto" w:w="0"/>
@@ -246,6 +251,9 @@
         <w:gridCol w:w="9972"/>
       </w:tblGrid>
       <w:tr>
+        <w:trPr>
+          <w:cantSplit/>
+        </w:trPr>
         <w:tc>
           <w:tcPr>
             <w:tcW w:type="dxa" w:w="9524"/>
@@ -438,6 +446,9 @@
         <w:gridCol w:w="9972"/>
       </w:tblGrid>
       <w:tr>
+        <w:trPr>
+          <w:cantSplit/>
+        </w:trPr>
         <w:tc>
           <w:tcPr>
             <w:tcW w:type="dxa" w:w="9524"/>
@@ -453,6 +464,7 @@
           </w:tcPr>
           <w:p>
             <w:pPr>
+              <w:keepNext/>
               <w:spacing w:after="0"/>
             </w:pPr>
             <w:r/>
@@ -478,13 +490,14 @@
     </w:p>
     <w:p>
       <w:pPr>
+        <w:keepNext/>
         <w:spacing w:before="120" w:after="20"/>
         <w:jc w:val="center"/>
       </w:pPr>
       <w:r>
         <w:drawing>
           <wp:inline xmlns:a="http://schemas.openxmlformats.org/drawingml/2006/main" xmlns:pic="http://schemas.openxmlformats.org/drawingml/2006/picture">
-            <wp:extent cx="5903999" cy="1562289"/>
+            <wp:extent cx="5903999" cy="1589937"/>
             <wp:docPr id="1" name="Picture 1"/>
             <wp:cNvGraphicFramePr>
               <a:graphicFrameLocks noChangeAspect="1"/>
@@ -505,7 +518,7 @@
                   <pic:spPr>
                     <a:xfrm>
                       <a:off x="0" y="0"/>
-                      <a:ext cx="5903999" cy="1562289"/>
+                      <a:ext cx="5903999" cy="1589937"/>
                     </a:xfrm>
                     <a:prstGeom prst="rect"/>
                   </pic:spPr>
@@ -534,6 +547,7 @@
     </w:p>
     <w:p>
       <w:pPr>
+        <w:keepNext/>
         <w:spacing w:before="200" w:after="60" w:line="269" w:lineRule="auto"/>
         <w:jc w:val="left"/>
         <w:pBdr>
@@ -632,6 +646,9 @@
         <w:gridCol w:w="9972"/>
       </w:tblGrid>
       <w:tr>
+        <w:trPr>
+          <w:cantSplit/>
+        </w:trPr>
         <w:tc>
           <w:tcPr>
             <w:tcW w:type="dxa" w:w="9524"/>
@@ -647,6 +664,7 @@
           </w:tcPr>
           <w:p>
             <w:pPr>
+              <w:keepNext/>
               <w:spacing w:after="0"/>
             </w:pPr>
             <w:r/>
@@ -666,6 +684,7 @@
     </w:tbl>
     <w:p>
       <w:pPr>
+        <w:keepNext/>
         <w:spacing w:before="200" w:after="60" w:line="269" w:lineRule="auto"/>
         <w:jc w:val="left"/>
         <w:pBdr>
@@ -1057,6 +1076,7 @@
     </w:p>
     <w:p>
       <w:pPr>
+        <w:keepNext/>
         <w:spacing w:before="200" w:after="60" w:line="269" w:lineRule="auto"/>
         <w:jc w:val="left"/>
         <w:pBdr>
@@ -1448,6 +1468,7 @@
     </w:p>
     <w:p>
       <w:pPr>
+        <w:keepNext/>
         <w:spacing w:before="120" w:after="20"/>
         <w:jc w:val="center"/>
       </w:pPr>
@@ -1504,6 +1525,7 @@
     </w:p>
     <w:p>
       <w:pPr>
+        <w:keepNext/>
         <w:spacing w:before="120" w:after="20"/>
         <w:jc w:val="center"/>
       </w:pPr>
@@ -1560,6 +1582,7 @@
     </w:p>
     <w:p>
       <w:pPr>
+        <w:keepNext/>
         <w:spacing w:before="120" w:after="20"/>
         <w:jc w:val="center"/>
       </w:pPr>
@@ -1633,6 +1656,9 @@
         <w:gridCol w:w="9972"/>
       </w:tblGrid>
       <w:tr>
+        <w:trPr>
+          <w:cantSplit/>
+        </w:trPr>
         <w:tc>
           <w:tcPr>
             <w:tcW w:type="dxa" w:w="9524"/>
@@ -1707,6 +1733,9 @@
         <w:gridCol w:w="9972"/>
       </w:tblGrid>
       <w:tr>
+        <w:trPr>
+          <w:cantSplit/>
+        </w:trPr>
         <w:tc>
           <w:tcPr>
             <w:tcW w:type="dxa" w:w="9524"/>
@@ -1782,6 +1811,9 @@
         <w:gridCol w:w="9972"/>
       </w:tblGrid>
       <w:tr>
+        <w:trPr>
+          <w:cantSplit/>
+        </w:trPr>
         <w:tc>
           <w:tcPr>
             <w:tcW w:type="dxa" w:w="9524"/>
@@ -1797,6 +1829,7 @@
           </w:tcPr>
           <w:p>
             <w:pPr>
+              <w:keepNext/>
               <w:spacing w:after="0"/>
             </w:pPr>
             <w:r/>
@@ -1816,6 +1849,7 @@
     </w:tbl>
     <w:p>
       <w:pPr>
+        <w:keepNext/>
         <w:spacing w:before="200" w:after="60" w:line="269" w:lineRule="auto"/>
         <w:jc w:val="left"/>
         <w:pBdr>
@@ -1928,6 +1962,7 @@
     </w:p>
     <w:p>
       <w:pPr>
+        <w:keepNext/>
         <w:spacing w:before="200" w:after="60" w:line="269" w:lineRule="auto"/>
         <w:jc w:val="left"/>
         <w:pBdr>
@@ -2133,6 +2168,7 @@
     </w:p>
     <w:p>
       <w:pPr>
+        <w:keepNext/>
         <w:spacing w:before="200" w:after="60" w:line="269" w:lineRule="auto"/>
         <w:jc w:val="left"/>
         <w:pBdr>
@@ -2245,6 +2281,7 @@
     </w:p>
     <w:p>
       <w:pPr>
+        <w:keepNext/>
         <w:spacing w:before="200" w:after="60" w:line="269" w:lineRule="auto"/>
         <w:jc w:val="left"/>
         <w:pBdr>
@@ -2455,6 +2492,7 @@
     </w:p>
     <w:p>
       <w:pPr>
+        <w:keepNext/>
         <w:spacing w:before="120" w:after="20"/>
         <w:jc w:val="center"/>
       </w:pPr>
@@ -2528,6 +2566,9 @@
         <w:gridCol w:w="9972"/>
       </w:tblGrid>
       <w:tr>
+        <w:trPr>
+          <w:cantSplit/>
+        </w:trPr>
         <w:tc>
           <w:tcPr>
             <w:tcW w:type="dxa" w:w="9524"/>
@@ -2602,6 +2643,9 @@
         <w:gridCol w:w="9972"/>
       </w:tblGrid>
       <w:tr>
+        <w:trPr>
+          <w:cantSplit/>
+        </w:trPr>
         <w:tc>
           <w:tcPr>
             <w:tcW w:type="dxa" w:w="9524"/>
@@ -2677,6 +2721,9 @@
         <w:gridCol w:w="9972"/>
       </w:tblGrid>
       <w:tr>
+        <w:trPr>
+          <w:cantSplit/>
+        </w:trPr>
         <w:tc>
           <w:tcPr>
             <w:tcW w:type="dxa" w:w="9524"/>
@@ -2692,6 +2739,7 @@
           </w:tcPr>
           <w:p>
             <w:pPr>
+              <w:keepNext/>
               <w:spacing w:after="0"/>
             </w:pPr>
             <w:r/>
@@ -2711,6 +2759,7 @@
     </w:tbl>
     <w:p>
       <w:pPr>
+        <w:keepNext/>
         <w:spacing w:before="200" w:after="60" w:line="269" w:lineRule="auto"/>
         <w:jc w:val="left"/>
         <w:pBdr>
@@ -3195,6 +3244,7 @@
     </w:p>
     <w:p>
       <w:pPr>
+        <w:keepNext/>
         <w:spacing w:before="120" w:after="20"/>
         <w:jc w:val="center"/>
       </w:pPr>
@@ -3268,6 +3318,9 @@
         <w:gridCol w:w="9972"/>
       </w:tblGrid>
       <w:tr>
+        <w:trPr>
+          <w:cantSplit/>
+        </w:trPr>
         <w:tc>
           <w:tcPr>
             <w:tcW w:type="dxa" w:w="9524"/>
@@ -3342,6 +3395,9 @@
         <w:gridCol w:w="9972"/>
       </w:tblGrid>
       <w:tr>
+        <w:trPr>
+          <w:cantSplit/>
+        </w:trPr>
         <w:tc>
           <w:tcPr>
             <w:tcW w:type="dxa" w:w="9524"/>
@@ -3417,6 +3473,9 @@
         <w:gridCol w:w="9972"/>
       </w:tblGrid>
       <w:tr>
+        <w:trPr>
+          <w:cantSplit/>
+        </w:trPr>
         <w:tc>
           <w:tcPr>
             <w:tcW w:type="dxa" w:w="9524"/>
@@ -3432,6 +3491,7 @@
           </w:tcPr>
           <w:p>
             <w:pPr>
+              <w:keepNext/>
               <w:spacing w:after="0"/>
             </w:pPr>
             <w:r/>
@@ -3468,6 +3528,9 @@
         <w:gridCol w:w="9972"/>
       </w:tblGrid>
       <w:tr>
+        <w:trPr>
+          <w:cantSplit/>
+        </w:trPr>
         <w:tc>
           <w:tcPr>
             <w:tcW w:type="dxa" w:w="9524"/>
@@ -3530,6 +3593,9 @@
         <w:gridCol w:w="9972"/>
       </w:tblGrid>
       <w:tr>
+        <w:trPr>
+          <w:cantSplit/>
+        </w:trPr>
         <w:tc>
           <w:tcPr>
             <w:tcW w:type="dxa" w:w="9524"/>
@@ -3545,6 +3611,7 @@
           </w:tcPr>
           <w:p>
             <w:pPr>
+              <w:keepNext/>
               <w:spacing w:after="0"/>
             </w:pPr>
             <w:r/>
@@ -5653,6 +5720,9 @@
         <w:gridCol w:w="9972"/>
       </w:tblGrid>
       <w:tr>
+        <w:trPr>
+          <w:cantSplit/>
+        </w:trPr>
         <w:tc>
           <w:tcPr>
             <w:tcW w:type="dxa" w:w="9524"/>
@@ -5668,6 +5738,7 @@
           </w:tcPr>
           <w:p>
             <w:pPr>
+              <w:keepNext/>
               <w:spacing w:after="0"/>
             </w:pPr>
             <w:r/>

--- a/dutch-realestate-agent/reports/2026-06-30_dutch_realestate_RU.docx
+++ b/dutch-realestate-agent/reports/2026-06-30_dutch_realestate_RU.docx
@@ -421,6 +421,1056 @@
         <w:jc w:val="left"/>
       </w:pPr>
     </w:p>
+    <w:tbl>
+      <w:tblPr>
+        <w:tblW w:type="auto" w:w="0"/>
+        <w:tblLayout w:type="fixed"/>
+        <w:tblLook w:firstColumn="1" w:firstRow="1" w:lastColumn="0" w:lastRow="0" w:noHBand="0" w:noVBand="1" w:val="04A0"/>
+        <w:tblBorders>
+          <w:top w:val="none" w:sz="0"/>
+          <w:left w:val="none" w:sz="0"/>
+          <w:bottom w:val="none" w:sz="0"/>
+          <w:right w:val="none" w:sz="0"/>
+          <w:insideH w:val="none" w:sz="0"/>
+          <w:insideV w:val="none" w:sz="0"/>
+        </w:tblBorders>
+        <w:tblW w:type="dxa" w:w="9525"/>
+      </w:tblPr>
+      <w:tblGrid>
+        <w:gridCol w:w="9972"/>
+      </w:tblGrid>
+      <w:tr>
+        <w:trPr>
+          <w:cantSplit/>
+        </w:trPr>
+        <w:tc>
+          <w:tcPr>
+            <w:tcW w:type="dxa" w:w="9524"/>
+            <w:shd w:val="clear" w:color="auto" w:fill="FBF1DF"/>
+            <w:tcMar>
+              <w:top w:w="130" w:type="dxa"/>
+              <w:bottom w:w="130" w:type="dxa"/>
+              <w:start w:w="220" w:type="dxa"/>
+              <w:end w:w="220" w:type="dxa"/>
+              <w:left w:w="220" w:type="dxa"/>
+              <w:right w:w="220" w:type="dxa"/>
+            </w:tcMar>
+            <w:tcBorders>
+              <w:left w:val="single" w:sz="30" w:space="0" w:color="C0791C"/>
+            </w:tcBorders>
+          </w:tcPr>
+          <w:p>
+            <w:pPr>
+              <w:spacing w:after="60"/>
+            </w:pPr>
+            <w:r>
+              <w:rPr>
+                <w:rFonts w:ascii="Calibri" w:hAnsi="Calibri" w:cs="Calibri"/>
+                <w:b/>
+                <w:i w:val="0"/>
+                <w:color w:val="8A5510"/>
+                <w:sz w:val="20"/>
+              </w:rPr>
+              <w:t>★  ВАЖНО ДЛЯ ВАШЕГО ПОРТФЕЛЯ</w:t>
+            </w:r>
+          </w:p>
+          <w:p>
+            <w:pPr>
+              <w:spacing w:before="40" w:after="40" w:line="276" w:lineRule="auto"/>
+              <w:ind w:left="283" w:hanging="198"/>
+            </w:pPr>
+            <w:r>
+              <w:rPr>
+                <w:rFonts w:ascii="Calibri" w:hAnsi="Calibri" w:cs="Calibri"/>
+                <w:b/>
+                <w:i w:val="0"/>
+                <w:color w:val="8A5510"/>
+                <w:sz w:val="21"/>
+              </w:rPr>
+              <w:t xml:space="preserve">▪  </w:t>
+            </w:r>
+            <w:r>
+              <w:rPr>
+                <w:rFonts w:ascii="Calibri" w:hAnsi="Calibri" w:cs="Calibri"/>
+                <w:b w:val="0"/>
+                <w:i w:val="0"/>
+                <w:color w:val="222B36"/>
+                <w:sz w:val="21"/>
+              </w:rPr>
+              <w:t>Ваш фокус — склады: оферта Prologis за Segro (€14,6 млрд) переоценивает весь европейский логистический сектор. Развязка 22 июля — следите.</w:t>
+            </w:r>
+          </w:p>
+          <w:p>
+            <w:pPr>
+              <w:spacing w:before="40" w:after="40" w:line="276" w:lineRule="auto"/>
+              <w:ind w:left="283" w:hanging="198"/>
+            </w:pPr>
+            <w:r>
+              <w:rPr>
+                <w:rFonts w:ascii="Calibri" w:hAnsi="Calibri" w:cs="Calibri"/>
+                <w:b/>
+                <w:i w:val="0"/>
+                <w:color w:val="8A5510"/>
+                <w:sz w:val="21"/>
+              </w:rPr>
+              <w:t xml:space="preserve">▪  </w:t>
+            </w:r>
+            <w:r>
+              <w:rPr>
+                <w:rFonts w:ascii="Calibri" w:hAnsi="Calibri" w:cs="Calibri"/>
+                <w:b w:val="0"/>
+                <w:i w:val="0"/>
+                <w:color w:val="222B36"/>
+                <w:sz w:val="21"/>
+              </w:rPr>
+              <w:t>По вашим ритейл-паркам: вакантность 4,4% против 5,5% по рынку — сегмент держится крепче центров городов.</w:t>
+            </w:r>
+          </w:p>
+          <w:p>
+            <w:pPr>
+              <w:spacing w:before="40" w:after="40" w:line="276" w:lineRule="auto"/>
+              <w:ind w:left="283" w:hanging="198"/>
+            </w:pPr>
+            <w:r>
+              <w:rPr>
+                <w:rFonts w:ascii="Calibri" w:hAnsi="Calibri" w:cs="Calibri"/>
+                <w:b/>
+                <w:i w:val="0"/>
+                <w:color w:val="8A5510"/>
+                <w:sz w:val="21"/>
+              </w:rPr>
+              <w:t xml:space="preserve">▪  </w:t>
+            </w:r>
+            <w:r>
+              <w:rPr>
+                <w:rFonts w:ascii="Calibri" w:hAnsi="Calibri" w:cs="Calibri"/>
+                <w:b w:val="0"/>
+                <w:i w:val="0"/>
+                <w:color w:val="222B36"/>
+                <w:sz w:val="21"/>
+              </w:rPr>
+              <w:t>Индустриал, регион действия: с 1 июля ужесточаются правила netcongestie — проверьте запас электромощности на ваших площадках в Венло/Мурдейке.</w:t>
+            </w:r>
+          </w:p>
+        </w:tc>
+      </w:tr>
+    </w:tbl>
+    <w:p>
+      <w:pPr>
+        <w:spacing w:before="0" w:after="120" w:line="269" w:lineRule="auto"/>
+        <w:jc w:val="left"/>
+      </w:pPr>
+    </w:p>
+    <w:p>
+      <w:pPr>
+        <w:spacing w:before="200" w:after="0" w:line="269" w:lineRule="auto"/>
+        <w:jc w:val="left"/>
+      </w:pPr>
+    </w:p>
+    <w:tbl>
+      <w:tblPr>
+        <w:tblW w:type="auto" w:w="0"/>
+        <w:tblLayout w:type="fixed"/>
+        <w:tblLook w:firstColumn="1" w:firstRow="1" w:lastColumn="0" w:lastRow="0" w:noHBand="0" w:noVBand="1" w:val="04A0"/>
+        <w:tblBorders>
+          <w:top w:val="none" w:sz="0"/>
+          <w:left w:val="none" w:sz="0"/>
+          <w:bottom w:val="none" w:sz="0"/>
+          <w:right w:val="none" w:sz="0"/>
+          <w:insideH w:val="none" w:sz="0"/>
+          <w:insideV w:val="none" w:sz="0"/>
+        </w:tblBorders>
+        <w:tblW w:type="dxa" w:w="9525"/>
+      </w:tblPr>
+      <w:tblGrid>
+        <w:gridCol w:w="9972"/>
+      </w:tblGrid>
+      <w:tr>
+        <w:trPr>
+          <w:cantSplit/>
+        </w:trPr>
+        <w:tc>
+          <w:tcPr>
+            <w:tcW w:type="dxa" w:w="9524"/>
+            <w:shd w:val="clear" w:color="auto" w:fill="5D6D7E"/>
+            <w:tcMar>
+              <w:top w:w="120" w:type="dxa"/>
+              <w:bottom w:w="120" w:type="dxa"/>
+              <w:start w:w="200" w:type="dxa"/>
+              <w:end w:w="200" w:type="dxa"/>
+              <w:left w:w="200" w:type="dxa"/>
+              <w:right w:w="200" w:type="dxa"/>
+            </w:tcMar>
+          </w:tcPr>
+          <w:p>
+            <w:pPr>
+              <w:keepNext/>
+              <w:spacing w:after="0"/>
+            </w:pPr>
+            <w:r/>
+            <w:r>
+              <w:rPr>
+                <w:rFonts w:ascii="Calibri" w:hAnsi="Calibri" w:cs="Calibri"/>
+                <w:b/>
+                <w:i w:val="0"/>
+                <w:color w:val="FFFFFF"/>
+                <w:sz w:val="28"/>
+              </w:rPr>
+              <w:t>🧵  Сюжеты в развитии</w:t>
+            </w:r>
+          </w:p>
+        </w:tc>
+      </w:tr>
+    </w:tbl>
+    <w:p>
+      <w:pPr>
+        <w:spacing w:before="0" w:after="40" w:line="269" w:lineRule="auto"/>
+        <w:jc w:val="left"/>
+      </w:pPr>
+    </w:p>
+    <w:p>
+      <w:pPr>
+        <w:keepNext/>
+        <w:spacing w:before="100" w:after="20" w:line="269" w:lineRule="auto"/>
+        <w:jc w:val="left"/>
+      </w:pPr>
+      <w:r>
+        <w:rPr>
+          <w:rFonts w:ascii="Calibri" w:hAnsi="Calibri" w:cs="Calibri"/>
+          <w:b/>
+          <w:i w:val="0"/>
+          <w:color w:val="8A5510"/>
+          <w:sz w:val="16"/>
+          <w:shd w:val="clear" w:color="auto" w:fill="FBF1DF"/>
+        </w:rPr>
+        <w:t xml:space="preserve"> В РАЗВИТИИ </w:t>
+      </w:r>
+      <w:r>
+        <w:rPr>
+          <w:rFonts w:ascii="Calibri" w:hAnsi="Calibri" w:cs="Calibri"/>
+          <w:b/>
+          <w:i w:val="0"/>
+          <w:color w:val="1F3A5F"/>
+          <w:sz w:val="22"/>
+        </w:rPr>
+        <w:t xml:space="preserve">  Prologis торгуется за Segro</w:t>
+      </w:r>
+    </w:p>
+    <w:p>
+      <w:pPr>
+        <w:spacing w:before="0" w:after="20" w:line="264" w:lineRule="auto"/>
+        <w:ind w:left="113"/>
+        <w:jc w:val="left"/>
+      </w:pPr>
+      <w:r>
+        <w:rPr>
+          <w:rFonts w:ascii="Calibri" w:hAnsi="Calibri" w:cs="Calibri"/>
+          <w:b/>
+          <w:i w:val="0"/>
+          <w:color w:val="6B7785"/>
+          <w:sz w:val="19"/>
+        </w:rPr>
+        <w:t xml:space="preserve">Что нового: </w:t>
+      </w:r>
+      <w:r>
+        <w:rPr>
+          <w:rFonts w:ascii="Calibri" w:hAnsi="Calibri" w:cs="Calibri"/>
+          <w:b w:val="0"/>
+          <w:i w:val="0"/>
+          <w:color w:val="222B36"/>
+          <w:sz w:val="19"/>
+        </w:rPr>
+        <w:t>Prologis сделала предложение о поглощении Segro за ~14,6 млрд € (925 пенсов/акция, премия 24,6%); совет Segro единогласно отклонил оферту как заниженную. По британскому кодексу о поглощениях Prologis до 22 июля должна либо подтвердить твёрдое намерение, либо отступить. Сделка задаёт тон оценкам всего европейского и нидерландского логистического сектора.</w:t>
+      </w:r>
+    </w:p>
+    <w:p>
+      <w:pPr>
+        <w:spacing w:before="0" w:after="80" w:line="252" w:lineRule="auto"/>
+        <w:ind w:left="113"/>
+        <w:jc w:val="left"/>
+      </w:pPr>
+      <w:r>
+        <w:rPr>
+          <w:rFonts w:ascii="Calibri" w:hAnsi="Calibri" w:cs="Calibri"/>
+          <w:b/>
+          <w:i w:val="0"/>
+          <w:color w:val="8A5510"/>
+          <w:sz w:val="18"/>
+        </w:rPr>
+        <w:t xml:space="preserve">Следующий триггер: </w:t>
+      </w:r>
+      <w:r>
+        <w:rPr>
+          <w:rFonts w:ascii="Calibri" w:hAnsi="Calibri" w:cs="Calibri"/>
+          <w:b w:val="0"/>
+          <w:i/>
+          <w:color w:val="6B7785"/>
+          <w:sz w:val="18"/>
+        </w:rPr>
+        <w:t>2026-07-22 — Дедлайн Prologis: подтвердить твёрдое намерение по Segro или отказаться (правило put up or shut up).</w:t>
+      </w:r>
+      <w:hyperlink r:id="rId11">
+        <w:r>
+          <w:rPr>
+            <w:color w:val="1155CC"/>
+            <w:sz w:val="17.0"/>
+            <w:rFonts w:ascii="Calibri" w:hAnsi="Calibri"/>
+            <w:u w:val="single"/>
+          </w:rPr>
+          <w:t xml:space="preserve">  ↗</w:t>
+        </w:r>
+      </w:hyperlink>
+    </w:p>
+    <w:p>
+      <w:pPr>
+        <w:keepNext/>
+        <w:spacing w:before="100" w:after="20" w:line="269" w:lineRule="auto"/>
+        <w:jc w:val="left"/>
+      </w:pPr>
+      <w:r>
+        <w:rPr>
+          <w:rFonts w:ascii="Calibri" w:hAnsi="Calibri" w:cs="Calibri"/>
+          <w:b/>
+          <w:i w:val="0"/>
+          <w:color w:val="8A5510"/>
+          <w:sz w:val="16"/>
+          <w:shd w:val="clear" w:color="auto" w:fill="FBF1DF"/>
+        </w:rPr>
+        <w:t xml:space="preserve"> В РАЗВИТИИ </w:t>
+      </w:r>
+      <w:r>
+        <w:rPr>
+          <w:rFonts w:ascii="Calibri" w:hAnsi="Calibri" w:cs="Calibri"/>
+          <w:b/>
+          <w:i w:val="0"/>
+          <w:color w:val="1F3A5F"/>
+          <w:sz w:val="22"/>
+        </w:rPr>
+        <w:t xml:space="preserve">  Box 3: переход на налог с фактической доходности</w:t>
+      </w:r>
+    </w:p>
+    <w:p>
+      <w:pPr>
+        <w:spacing w:before="0" w:after="20" w:line="264" w:lineRule="auto"/>
+        <w:ind w:left="113"/>
+        <w:jc w:val="left"/>
+      </w:pPr>
+      <w:r>
+        <w:rPr>
+          <w:rFonts w:ascii="Calibri" w:hAnsi="Calibri" w:cs="Calibri"/>
+          <w:b/>
+          <w:i w:val="0"/>
+          <w:color w:val="6B7785"/>
+          <w:sz w:val="19"/>
+        </w:rPr>
+        <w:t xml:space="preserve">Что нового: </w:t>
+      </w:r>
+      <w:r>
+        <w:rPr>
+          <w:rFonts w:ascii="Calibri" w:hAnsi="Calibri" w:cs="Calibri"/>
+          <w:b w:val="0"/>
+          <w:i w:val="0"/>
+          <w:color w:val="222B36"/>
+          <w:sz w:val="19"/>
+        </w:rPr>
+        <w:t>Сенат (Eerste Kamer) 30 июня провёл пленарные дебаты по законопроекту 'Wet werkelijk rendement box 3' (wetsvoorstel 36748): вместо фиктивной доходности — обложение реального арендного дохода ежегодно и прироста стоимости при продаже. Сенат разделён по вопросу обложения нереализованного прироста; голосование не раньше начала 2027, старт режима — 1 января 2028.</w:t>
+      </w:r>
+    </w:p>
+    <w:p>
+      <w:pPr>
+        <w:spacing w:before="0" w:after="80" w:line="252" w:lineRule="auto"/>
+        <w:ind w:left="113"/>
+        <w:jc w:val="left"/>
+      </w:pPr>
+      <w:r>
+        <w:rPr>
+          <w:rFonts w:ascii="Calibri" w:hAnsi="Calibri" w:cs="Calibri"/>
+          <w:b/>
+          <w:i w:val="0"/>
+          <w:color w:val="8A5510"/>
+          <w:sz w:val="18"/>
+        </w:rPr>
+        <w:t xml:space="preserve">Следующий триггер: </w:t>
+      </w:r>
+      <w:r>
+        <w:rPr>
+          <w:rFonts w:ascii="Calibri" w:hAnsi="Calibri" w:cs="Calibri"/>
+          <w:b w:val="0"/>
+          <w:i/>
+          <w:color w:val="6B7785"/>
+          <w:sz w:val="18"/>
+        </w:rPr>
+        <w:t>2028-01-01 — Намеченный старт нового режима box 3; голосование в Сенате ожидается не раньше начала 2027.</w:t>
+      </w:r>
+      <w:hyperlink r:id="rId12">
+        <w:r>
+          <w:rPr>
+            <w:color w:val="1155CC"/>
+            <w:sz w:val="17.0"/>
+            <w:rFonts w:ascii="Calibri" w:hAnsi="Calibri"/>
+            <w:u w:val="single"/>
+          </w:rPr>
+          <w:t xml:space="preserve">  ↗</w:t>
+        </w:r>
+      </w:hyperlink>
+    </w:p>
+    <w:p>
+      <w:pPr>
+        <w:keepNext/>
+        <w:spacing w:before="100" w:after="20" w:line="269" w:lineRule="auto"/>
+        <w:jc w:val="left"/>
+      </w:pPr>
+      <w:r>
+        <w:rPr>
+          <w:rFonts w:ascii="Calibri" w:hAnsi="Calibri" w:cs="Calibri"/>
+          <w:b/>
+          <w:i w:val="0"/>
+          <w:color w:val="1E7A4D"/>
+          <w:sz w:val="16"/>
+          <w:shd w:val="clear" w:color="auto" w:fill="E7F4EE"/>
+        </w:rPr>
+        <w:t xml:space="preserve"> ЗАКРЫТ </w:t>
+      </w:r>
+      <w:r>
+        <w:rPr>
+          <w:rFonts w:ascii="Calibri" w:hAnsi="Calibri" w:cs="Calibri"/>
+          <w:b/>
+          <w:i w:val="0"/>
+          <w:color w:val="1F3A5F"/>
+          <w:sz w:val="22"/>
+        </w:rPr>
+        <w:t xml:space="preserve">  Vesteda гасит панику с выкупом паёв</w:t>
+      </w:r>
+    </w:p>
+    <w:p>
+      <w:pPr>
+        <w:spacing w:before="0" w:after="20" w:line="264" w:lineRule="auto"/>
+        <w:ind w:left="113"/>
+        <w:jc w:val="left"/>
+      </w:pPr>
+      <w:r>
+        <w:rPr>
+          <w:rFonts w:ascii="Calibri" w:hAnsi="Calibri" w:cs="Calibri"/>
+          <w:b/>
+          <w:i w:val="0"/>
+          <w:color w:val="6B7785"/>
+          <w:sz w:val="19"/>
+        </w:rPr>
+        <w:t xml:space="preserve">Что нового: </w:t>
+      </w:r>
+      <w:r>
+        <w:rPr>
+          <w:rFonts w:ascii="Calibri" w:hAnsi="Calibri" w:cs="Calibri"/>
+          <w:b w:val="0"/>
+          <w:i w:val="0"/>
+          <w:color w:val="222B36"/>
+          <w:sz w:val="19"/>
+        </w:rPr>
+        <w:t>На внеочередном собрании акционеров 26 июня Vesteda установила итоговый объём выкупа паёв в 765 млн € вместо первоначальных 4,1 млрд € (−81%), предотвратив масштабную распродажу ~28 000 арендных квартир. Инвесторы теперь могут выходить ежегодно, фонд даёт ликвидность по мере возможности в размере 7,5% капитала в год.</w:t>
+      </w:r>
+    </w:p>
+    <w:p>
+      <w:pPr>
+        <w:spacing w:before="0" w:after="80" w:line="252" w:lineRule="auto"/>
+        <w:ind w:left="113"/>
+        <w:jc w:val="left"/>
+      </w:pPr>
+      <w:r>
+        <w:rPr>
+          <w:rFonts w:ascii="Calibri" w:hAnsi="Calibri" w:cs="Calibri"/>
+          <w:b/>
+          <w:i w:val="0"/>
+          <w:color w:val="8A5510"/>
+          <w:sz w:val="18"/>
+        </w:rPr>
+        <w:t xml:space="preserve">Следующий триггер: </w:t>
+      </w:r>
+      <w:r>
+        <w:rPr>
+          <w:rFonts w:ascii="Calibri" w:hAnsi="Calibri" w:cs="Calibri"/>
+          <w:b w:val="0"/>
+          <w:i/>
+          <w:color w:val="6B7785"/>
+          <w:sz w:val="18"/>
+        </w:rPr>
+        <w:t>2027-06-26 — Следующий ежегодный цикл подачи заявок на выкуп паёв (новые условия фонда).</w:t>
+      </w:r>
+      <w:hyperlink r:id="rId13">
+        <w:r>
+          <w:rPr>
+            <w:color w:val="1155CC"/>
+            <w:sz w:val="17.0"/>
+            <w:rFonts w:ascii="Calibri" w:hAnsi="Calibri"/>
+            <w:u w:val="single"/>
+          </w:rPr>
+          <w:t xml:space="preserve">  ↗</w:t>
+        </w:r>
+      </w:hyperlink>
+    </w:p>
+    <w:p>
+      <w:pPr>
+        <w:keepNext/>
+        <w:spacing w:before="100" w:after="20" w:line="269" w:lineRule="auto"/>
+        <w:jc w:val="left"/>
+      </w:pPr>
+      <w:r>
+        <w:rPr>
+          <w:rFonts w:ascii="Calibri" w:hAnsi="Calibri" w:cs="Calibri"/>
+          <w:b/>
+          <w:i w:val="0"/>
+          <w:color w:val="B07A1C"/>
+          <w:sz w:val="16"/>
+          <w:shd w:val="clear" w:color="auto" w:fill="FFF6E5"/>
+        </w:rPr>
+        <w:t xml:space="preserve"> ПОД НАБЛЮДЕНИЕМ </w:t>
+      </w:r>
+      <w:r>
+        <w:rPr>
+          <w:rFonts w:ascii="Calibri" w:hAnsi="Calibri" w:cs="Calibri"/>
+          <w:b/>
+          <w:i w:val="0"/>
+          <w:color w:val="1F3A5F"/>
+          <w:sz w:val="22"/>
+        </w:rPr>
+        <w:t xml:space="preserve">  Перегрузка электросетей тормозит стройку</w:t>
+      </w:r>
+    </w:p>
+    <w:p>
+      <w:pPr>
+        <w:spacing w:before="0" w:after="20" w:line="264" w:lineRule="auto"/>
+        <w:ind w:left="113"/>
+        <w:jc w:val="left"/>
+      </w:pPr>
+      <w:r>
+        <w:rPr>
+          <w:rFonts w:ascii="Calibri" w:hAnsi="Calibri" w:cs="Calibri"/>
+          <w:b/>
+          <w:i w:val="0"/>
+          <w:color w:val="6B7785"/>
+          <w:sz w:val="19"/>
+        </w:rPr>
+        <w:t xml:space="preserve">Что нового: </w:t>
+      </w:r>
+      <w:r>
+        <w:rPr>
+          <w:rFonts w:ascii="Calibri" w:hAnsi="Calibri" w:cs="Calibri"/>
+          <w:b w:val="0"/>
+          <w:i w:val="0"/>
+          <w:color w:val="222B36"/>
+          <w:sz w:val="19"/>
+        </w:rPr>
+        <w:t>Перегрузка электросети (netcongestie) проходит сквозной линией через неделю: Утрехт создаёт рабочую группу по борьбе с netcongestie, Heijmans закладывает в проект на 563 жилища автономную энергосистему (тепловой насос, солнечные панели, аккумуляторы) как обходной путь, а BPD называет дефицит инфраструктуры (~80 млрд €) и перегрузку сетей главным тормозом строительства, призывая 'просто начинать строить'.</w:t>
+      </w:r>
+    </w:p>
+    <w:p>
+      <w:pPr>
+        <w:spacing w:before="0" w:after="80" w:line="252" w:lineRule="auto"/>
+        <w:ind w:left="113"/>
+        <w:jc w:val="left"/>
+      </w:pPr>
+      <w:r>
+        <w:rPr>
+          <w:rFonts w:ascii="Calibri" w:hAnsi="Calibri" w:cs="Calibri"/>
+          <w:b/>
+          <w:i w:val="0"/>
+          <w:color w:val="8A5510"/>
+          <w:sz w:val="18"/>
+        </w:rPr>
+        <w:t xml:space="preserve">Следующий триггер: </w:t>
+      </w:r>
+      <w:r>
+        <w:rPr>
+          <w:rFonts w:ascii="Calibri" w:hAnsi="Calibri" w:cs="Calibri"/>
+          <w:b w:val="0"/>
+          <w:i/>
+          <w:color w:val="6B7785"/>
+          <w:sz w:val="18"/>
+        </w:rPr>
+        <w:t>2026-09-30 — Следить за результатами рабочей группы Утрехта по netcongestie и реакцией на лобби BPD за смягчение нормы доступности.</w:t>
+      </w:r>
+      <w:hyperlink r:id="rId14">
+        <w:r>
+          <w:rPr>
+            <w:color w:val="1155CC"/>
+            <w:sz w:val="17.0"/>
+            <w:rFonts w:ascii="Calibri" w:hAnsi="Calibri"/>
+            <w:u w:val="single"/>
+          </w:rPr>
+          <w:t xml:space="preserve">  ↗</w:t>
+        </w:r>
+      </w:hyperlink>
+    </w:p>
+    <w:p>
+      <w:pPr>
+        <w:keepNext/>
+        <w:spacing w:before="100" w:after="20" w:line="269" w:lineRule="auto"/>
+        <w:jc w:val="left"/>
+      </w:pPr>
+      <w:r>
+        <w:rPr>
+          <w:rFonts w:ascii="Calibri" w:hAnsi="Calibri" w:cs="Calibri"/>
+          <w:b/>
+          <w:i w:val="0"/>
+          <w:color w:val="8A5510"/>
+          <w:sz w:val="16"/>
+          <w:shd w:val="clear" w:color="auto" w:fill="FBF1DF"/>
+        </w:rPr>
+        <w:t xml:space="preserve"> В РАЗВИТИИ </w:t>
+      </w:r>
+      <w:r>
+        <w:rPr>
+          <w:rFonts w:ascii="Calibri" w:hAnsi="Calibri" w:cs="Calibri"/>
+          <w:b/>
+          <w:i w:val="0"/>
+          <w:color w:val="1F3A5F"/>
+          <w:sz w:val="22"/>
+        </w:rPr>
+        <w:t xml:space="preserve">  Города ужесточают долю доступного жилья</w:t>
+      </w:r>
+    </w:p>
+    <w:p>
+      <w:pPr>
+        <w:spacing w:before="0" w:after="20" w:line="264" w:lineRule="auto"/>
+        <w:ind w:left="113"/>
+        <w:jc w:val="left"/>
+      </w:pPr>
+      <w:r>
+        <w:rPr>
+          <w:rFonts w:ascii="Calibri" w:hAnsi="Calibri" w:cs="Calibri"/>
+          <w:b/>
+          <w:i w:val="0"/>
+          <w:color w:val="6B7785"/>
+          <w:sz w:val="19"/>
+        </w:rPr>
+        <w:t xml:space="preserve">Что нового: </w:t>
+      </w:r>
+      <w:r>
+        <w:rPr>
+          <w:rFonts w:ascii="Calibri" w:hAnsi="Calibri" w:cs="Calibri"/>
+          <w:b w:val="0"/>
+          <w:i w:val="0"/>
+          <w:color w:val="222B36"/>
+          <w:sz w:val="19"/>
+        </w:rPr>
+        <w:t>Утрехт утвердил коалиционное соглашение с обязательной долей 80% доступного жилья (12 млн €/год на территории), Роттердам держит планку 67% по Regiewet (15 000 жилищ до 2030, doorbouwfonds 111 млн €). Параллельно девелоперы (BPD) лоббируют смягчение требования, что две трети жилья должны навсегда оставаться доступными — ключевое напряжение сезона, определяющее маржу будущих проектов.</w:t>
+      </w:r>
+    </w:p>
+    <w:p>
+      <w:pPr>
+        <w:spacing w:before="0" w:after="80" w:line="252" w:lineRule="auto"/>
+        <w:ind w:left="113"/>
+        <w:jc w:val="left"/>
+      </w:pPr>
+      <w:r>
+        <w:rPr>
+          <w:rFonts w:ascii="Calibri" w:hAnsi="Calibri" w:cs="Calibri"/>
+          <w:b/>
+          <w:i w:val="0"/>
+          <w:color w:val="8A5510"/>
+          <w:sz w:val="18"/>
+        </w:rPr>
+        <w:t xml:space="preserve">Следующий триггер: </w:t>
+      </w:r>
+      <w:r>
+        <w:rPr>
+          <w:rFonts w:ascii="Calibri" w:hAnsi="Calibri" w:cs="Calibri"/>
+          <w:b w:val="0"/>
+          <w:i/>
+          <w:color w:val="6B7785"/>
+          <w:sz w:val="18"/>
+        </w:rPr>
+        <w:t>2026-09-30 — Следить, уступят ли города давлению девелоперов по снижению доли доступного жилья.</w:t>
+      </w:r>
+      <w:hyperlink r:id="rId15">
+        <w:r>
+          <w:rPr>
+            <w:color w:val="1155CC"/>
+            <w:sz w:val="17.0"/>
+            <w:rFonts w:ascii="Calibri" w:hAnsi="Calibri"/>
+            <w:u w:val="single"/>
+          </w:rPr>
+          <w:t xml:space="preserve">  ↗</w:t>
+        </w:r>
+      </w:hyperlink>
+    </w:p>
+    <w:p>
+      <w:pPr>
+        <w:keepNext/>
+        <w:spacing w:before="100" w:after="20" w:line="269" w:lineRule="auto"/>
+        <w:jc w:val="left"/>
+      </w:pPr>
+      <w:r>
+        <w:rPr>
+          <w:rFonts w:ascii="Calibri" w:hAnsi="Calibri" w:cs="Calibri"/>
+          <w:b/>
+          <w:i w:val="0"/>
+          <w:color w:val="8A5510"/>
+          <w:sz w:val="16"/>
+          <w:shd w:val="clear" w:color="auto" w:fill="FBF1DF"/>
+        </w:rPr>
+        <w:t xml:space="preserve"> В РАЗВИТИИ </w:t>
+      </w:r>
+      <w:r>
+        <w:rPr>
+          <w:rFonts w:ascii="Calibri" w:hAnsi="Calibri" w:cs="Calibri"/>
+          <w:b/>
+          <w:i w:val="0"/>
+          <w:color w:val="1F3A5F"/>
+          <w:sz w:val="22"/>
+        </w:rPr>
+        <w:t xml:space="preserve">  IVBN бьётся за смягчение лимита на вычет процентов</w:t>
+      </w:r>
+    </w:p>
+    <w:p>
+      <w:pPr>
+        <w:spacing w:before="0" w:after="20" w:line="264" w:lineRule="auto"/>
+        <w:ind w:left="113"/>
+        <w:jc w:val="left"/>
+      </w:pPr>
+      <w:r>
+        <w:rPr>
+          <w:rFonts w:ascii="Calibri" w:hAnsi="Calibri" w:cs="Calibri"/>
+          <w:b/>
+          <w:i w:val="0"/>
+          <w:color w:val="6B7785"/>
+          <w:sz w:val="19"/>
+        </w:rPr>
+        <w:t xml:space="preserve">Что нового: </w:t>
+      </w:r>
+      <w:r>
+        <w:rPr>
+          <w:rFonts w:ascii="Calibri" w:hAnsi="Calibri" w:cs="Calibri"/>
+          <w:b w:val="0"/>
+          <w:i w:val="0"/>
+          <w:color w:val="222B36"/>
+          <w:sz w:val="19"/>
+        </w:rPr>
+        <w:t>26 июня IVBN призвала правительство не откладывать до 2032 смягчение earningsstrippingmaatregel. Нынешний нидерландский лимит (24,5% EBITDA, порог 1 млн €) жёстче предложения Еврокомиссии от 24 июня (30% EBITDA, порог 3 млн € с 2032). Высокая налоговая нагрузка — одна из причин ухода капитала из нидерландской недвижимости.</w:t>
+      </w:r>
+    </w:p>
+    <w:p>
+      <w:pPr>
+        <w:spacing w:before="0" w:after="80" w:line="252" w:lineRule="auto"/>
+        <w:ind w:left="113"/>
+        <w:jc w:val="left"/>
+      </w:pPr>
+      <w:r>
+        <w:rPr>
+          <w:rFonts w:ascii="Calibri" w:hAnsi="Calibri" w:cs="Calibri"/>
+          <w:b/>
+          <w:i w:val="0"/>
+          <w:color w:val="8A5510"/>
+          <w:sz w:val="18"/>
+        </w:rPr>
+        <w:t xml:space="preserve">Следующий триггер: </w:t>
+      </w:r>
+      <w:r>
+        <w:rPr>
+          <w:rFonts w:ascii="Calibri" w:hAnsi="Calibri" w:cs="Calibri"/>
+          <w:b w:val="0"/>
+          <w:i/>
+          <w:color w:val="6B7785"/>
+          <w:sz w:val="18"/>
+        </w:rPr>
+        <w:t>2032-01-01 — Срок, к которому ЕК предлагает порог 3 млн €; следить за реакцией правительства на призыв IVBN ускорить смягчение.</w:t>
+      </w:r>
+      <w:hyperlink r:id="rId16">
+        <w:r>
+          <w:rPr>
+            <w:color w:val="1155CC"/>
+            <w:sz w:val="17.0"/>
+            <w:rFonts w:ascii="Calibri" w:hAnsi="Calibri"/>
+            <w:u w:val="single"/>
+          </w:rPr>
+          <w:t xml:space="preserve">  ↗</w:t>
+        </w:r>
+      </w:hyperlink>
+    </w:p>
+    <w:p>
+      <w:pPr>
+        <w:keepNext/>
+        <w:spacing w:before="100" w:after="20" w:line="269" w:lineRule="auto"/>
+        <w:jc w:val="left"/>
+      </w:pPr>
+      <w:r>
+        <w:rPr>
+          <w:rFonts w:ascii="Calibri" w:hAnsi="Calibri" w:cs="Calibri"/>
+          <w:b/>
+          <w:i w:val="0"/>
+          <w:color w:val="B07A1C"/>
+          <w:sz w:val="16"/>
+          <w:shd w:val="clear" w:color="auto" w:fill="FFF6E5"/>
+        </w:rPr>
+        <w:t xml:space="preserve"> ПОД НАБЛЮДЕНИЕМ </w:t>
+      </w:r>
+      <w:r>
+        <w:rPr>
+          <w:rFonts w:ascii="Calibri" w:hAnsi="Calibri" w:cs="Calibri"/>
+          <w:b/>
+          <w:i w:val="0"/>
+          <w:color w:val="1F3A5F"/>
+          <w:sz w:val="22"/>
+        </w:rPr>
+        <w:t xml:space="preserve">  Deutsche Bank переоценивает логистические REIT</w:t>
+      </w:r>
+    </w:p>
+    <w:p>
+      <w:pPr>
+        <w:spacing w:before="0" w:after="20" w:line="264" w:lineRule="auto"/>
+        <w:ind w:left="113"/>
+        <w:jc w:val="left"/>
+      </w:pPr>
+      <w:r>
+        <w:rPr>
+          <w:rFonts w:ascii="Calibri" w:hAnsi="Calibri" w:cs="Calibri"/>
+          <w:b/>
+          <w:i w:val="0"/>
+          <w:color w:val="6B7785"/>
+          <w:sz w:val="19"/>
+        </w:rPr>
+        <w:t xml:space="preserve">Что нового: </w:t>
+      </w:r>
+      <w:r>
+        <w:rPr>
+          <w:rFonts w:ascii="Calibri" w:hAnsi="Calibri" w:cs="Calibri"/>
+          <w:b w:val="0"/>
+          <w:i w:val="0"/>
+          <w:color w:val="222B36"/>
+          <w:sz w:val="19"/>
+        </w:rPr>
+        <w:t>25 июня Deutsche Bank понизил целевые цены четырёх логистических REIT (CTP 22→19 €, WDP 30→25 €, Montea 85→73 €, VGP 120→100 €), но сохранил по всем рекомендацию 'покупать': оценки привлекательны, апсайд выше риска снижения, поддержку даёт заявка Prologis на Segro. VGP — фаворит банка.</w:t>
+      </w:r>
+    </w:p>
+    <w:p>
+      <w:pPr>
+        <w:spacing w:before="0" w:after="80" w:line="252" w:lineRule="auto"/>
+        <w:ind w:left="113"/>
+        <w:jc w:val="left"/>
+      </w:pPr>
+      <w:r>
+        <w:rPr>
+          <w:rFonts w:ascii="Calibri" w:hAnsi="Calibri" w:cs="Calibri"/>
+          <w:b/>
+          <w:i w:val="0"/>
+          <w:color w:val="8A5510"/>
+          <w:sz w:val="18"/>
+        </w:rPr>
+        <w:t xml:space="preserve">Следующий триггер: </w:t>
+      </w:r>
+      <w:r>
+        <w:rPr>
+          <w:rFonts w:ascii="Calibri" w:hAnsi="Calibri" w:cs="Calibri"/>
+          <w:b w:val="0"/>
+          <w:i/>
+          <w:color w:val="6B7785"/>
+          <w:sz w:val="18"/>
+        </w:rPr>
+        <w:t>2026-07-22 — Развязка по Prologis/Segro переоценит весь сектор и эти целевые цены.</w:t>
+      </w:r>
+      <w:hyperlink r:id="rId17">
+        <w:r>
+          <w:rPr>
+            <w:color w:val="1155CC"/>
+            <w:sz w:val="17.0"/>
+            <w:rFonts w:ascii="Calibri" w:hAnsi="Calibri"/>
+            <w:u w:val="single"/>
+          </w:rPr>
+          <w:t xml:space="preserve">  ↗</w:t>
+        </w:r>
+      </w:hyperlink>
+    </w:p>
+    <w:p>
+      <w:pPr>
+        <w:keepNext/>
+        <w:spacing w:before="100" w:after="20" w:line="269" w:lineRule="auto"/>
+        <w:jc w:val="left"/>
+      </w:pPr>
+      <w:r>
+        <w:rPr>
+          <w:rFonts w:ascii="Calibri" w:hAnsi="Calibri" w:cs="Calibri"/>
+          <w:b/>
+          <w:i w:val="0"/>
+          <w:color w:val="8A5510"/>
+          <w:sz w:val="16"/>
+          <w:shd w:val="clear" w:color="auto" w:fill="FBF1DF"/>
+        </w:rPr>
+        <w:t xml:space="preserve"> В РАЗВИТИИ </w:t>
+      </w:r>
+      <w:r>
+        <w:rPr>
+          <w:rFonts w:ascii="Calibri" w:hAnsi="Calibri" w:cs="Calibri"/>
+          <w:b/>
+          <w:i w:val="0"/>
+          <w:color w:val="1F3A5F"/>
+          <w:sz w:val="22"/>
+        </w:rPr>
+        <w:t xml:space="preserve">  Panattoni рискует спекулятивной стройкой в Эммене</w:t>
+      </w:r>
+    </w:p>
+    <w:p>
+      <w:pPr>
+        <w:spacing w:before="0" w:after="20" w:line="264" w:lineRule="auto"/>
+        <w:ind w:left="113"/>
+        <w:jc w:val="left"/>
+      </w:pPr>
+      <w:r>
+        <w:rPr>
+          <w:rFonts w:ascii="Calibri" w:hAnsi="Calibri" w:cs="Calibri"/>
+          <w:b/>
+          <w:i w:val="0"/>
+          <w:color w:val="6B7785"/>
+          <w:sz w:val="19"/>
+        </w:rPr>
+        <w:t xml:space="preserve">Что нового: </w:t>
+      </w:r>
+      <w:r>
+        <w:rPr>
+          <w:rFonts w:ascii="Calibri" w:hAnsi="Calibri" w:cs="Calibri"/>
+          <w:b w:val="0"/>
+          <w:i w:val="0"/>
+          <w:color w:val="222B36"/>
+          <w:sz w:val="19"/>
+        </w:rPr>
+        <w:t>Panattoni начала спекулятивную застройку Panattoni Park Emmen на ~150 000 м² (собственные инвестиции &gt;100 млн €) без заранее найденного арендатора, делая ставку на спрос международных производителей на готовые помещения. Крупнейшее коммерческое здание на севере Нидерландов; сдача — март 2028.</w:t>
+      </w:r>
+    </w:p>
+    <w:p>
+      <w:pPr>
+        <w:spacing w:before="0" w:after="80" w:line="252" w:lineRule="auto"/>
+        <w:ind w:left="113"/>
+        <w:jc w:val="left"/>
+      </w:pPr>
+      <w:r>
+        <w:rPr>
+          <w:rFonts w:ascii="Calibri" w:hAnsi="Calibri" w:cs="Calibri"/>
+          <w:b/>
+          <w:i w:val="0"/>
+          <w:color w:val="8A5510"/>
+          <w:sz w:val="18"/>
+        </w:rPr>
+        <w:t xml:space="preserve">Следующий триггер: </w:t>
+      </w:r>
+      <w:r>
+        <w:rPr>
+          <w:rFonts w:ascii="Calibri" w:hAnsi="Calibri" w:cs="Calibri"/>
+          <w:b w:val="0"/>
+          <w:i/>
+          <w:color w:val="6B7785"/>
+          <w:sz w:val="18"/>
+        </w:rPr>
+        <w:t>2028-03-31 — Сдача объекта; следить, найдёт ли Panattoni арендатора на 150 000 м² до сдачи.</w:t>
+      </w:r>
+      <w:hyperlink r:id="rId18">
+        <w:r>
+          <w:rPr>
+            <w:color w:val="1155CC"/>
+            <w:sz w:val="17.0"/>
+            <w:rFonts w:ascii="Calibri" w:hAnsi="Calibri"/>
+            <w:u w:val="single"/>
+          </w:rPr>
+          <w:t xml:space="preserve">  ↗</w:t>
+        </w:r>
+      </w:hyperlink>
+    </w:p>
+    <w:p>
+      <w:pPr>
+        <w:keepNext/>
+        <w:spacing w:before="100" w:after="20" w:line="269" w:lineRule="auto"/>
+        <w:jc w:val="left"/>
+      </w:pPr>
+      <w:r>
+        <w:rPr>
+          <w:rFonts w:ascii="Calibri" w:hAnsi="Calibri" w:cs="Calibri"/>
+          <w:b/>
+          <w:i w:val="0"/>
+          <w:color w:val="2C5F8A"/>
+          <w:sz w:val="16"/>
+          <w:shd w:val="clear" w:color="auto" w:fill="E8F0F7"/>
+        </w:rPr>
+        <w:t xml:space="preserve"> НОВЫЙ </w:t>
+      </w:r>
+      <w:r>
+        <w:rPr>
+          <w:rFonts w:ascii="Calibri" w:hAnsi="Calibri" w:cs="Calibri"/>
+          <w:b/>
+          <w:i w:val="0"/>
+          <w:color w:val="1F3A5F"/>
+          <w:sz w:val="22"/>
+        </w:rPr>
+        <w:t xml:space="preserve">  Bouwinvest наращивает фонд жилья для пожилых</w:t>
+      </w:r>
+    </w:p>
+    <w:p>
+      <w:pPr>
+        <w:spacing w:before="0" w:after="20" w:line="264" w:lineRule="auto"/>
+        <w:ind w:left="113"/>
+        <w:jc w:val="left"/>
+      </w:pPr>
+      <w:r>
+        <w:rPr>
+          <w:rFonts w:ascii="Calibri" w:hAnsi="Calibri" w:cs="Calibri"/>
+          <w:b/>
+          <w:i w:val="0"/>
+          <w:color w:val="6B7785"/>
+          <w:sz w:val="19"/>
+        </w:rPr>
+        <w:t xml:space="preserve">Что нового: </w:t>
+      </w:r>
+      <w:r>
+        <w:rPr>
+          <w:rFonts w:ascii="Calibri" w:hAnsi="Calibri" w:cs="Calibri"/>
+          <w:b w:val="0"/>
+          <w:i w:val="0"/>
+          <w:color w:val="222B36"/>
+          <w:sz w:val="19"/>
+        </w:rPr>
+        <w:t>Bouwinvest привлёк в Dutch Senior Living Impact Fund два новых пенсионных фонда (включая PME) — теперь шесть институциональных инвесторов. Committed capital вырос со 130 до 263,5 млн € (более чем удвоение) — редкий позитивный приток денег в арендное жильё для пожилых на фоне общего оттока капитала у институционалов.</w:t>
+      </w:r>
+    </w:p>
+    <w:p>
+      <w:pPr>
+        <w:spacing w:before="0" w:after="80" w:line="252" w:lineRule="auto"/>
+        <w:ind w:left="113"/>
+        <w:jc w:val="left"/>
+      </w:pPr>
+      <w:r>
+        <w:rPr>
+          <w:rFonts w:ascii="Calibri" w:hAnsi="Calibri" w:cs="Calibri"/>
+          <w:b/>
+          <w:i w:val="0"/>
+          <w:color w:val="8A5510"/>
+          <w:sz w:val="18"/>
+        </w:rPr>
+        <w:t xml:space="preserve">Следующий триггер: </w:t>
+      </w:r>
+      <w:r>
+        <w:rPr>
+          <w:rFonts w:ascii="Calibri" w:hAnsi="Calibri" w:cs="Calibri"/>
+          <w:b w:val="0"/>
+          <w:i/>
+          <w:color w:val="6B7785"/>
+          <w:sz w:val="18"/>
+        </w:rPr>
+        <w:t>2026-12-31 — Следить за дальнейшими закрытиями фонда и притоком капитала в сегмент жилья для пожилых.</w:t>
+      </w:r>
+      <w:hyperlink r:id="rId19">
+        <w:r>
+          <w:rPr>
+            <w:color w:val="1155CC"/>
+            <w:sz w:val="17.0"/>
+            <w:rFonts w:ascii="Calibri" w:hAnsi="Calibri"/>
+            <w:u w:val="single"/>
+          </w:rPr>
+          <w:t xml:space="preserve">  ↗</w:t>
+        </w:r>
+      </w:hyperlink>
+    </w:p>
+    <w:p>
+      <w:pPr>
+        <w:spacing w:before="0" w:after="80" w:line="269" w:lineRule="auto"/>
+        <w:jc w:val="left"/>
+      </w:pPr>
+    </w:p>
     <w:p>
       <w:pPr>
         <w:spacing w:before="200" w:after="0" w:line="269" w:lineRule="auto"/>
@@ -510,7 +1560,7 @@
                     <pic:cNvPicPr/>
                   </pic:nvPicPr>
                   <pic:blipFill>
-                    <a:blip r:embed="rId11"/>
+                    <a:blip r:embed="rId20"/>
                     <a:stretch>
                       <a:fillRect/>
                     </a:stretch>
@@ -876,7 +1926,7 @@
         </w:rPr>
         <w:t xml:space="preserve">   </w:t>
       </w:r>
-      <w:hyperlink r:id="rId13">
+      <w:hyperlink r:id="rId14">
         <w:r>
           <w:rPr>
             <w:color w:val="1155CC"/>
@@ -969,7 +2019,7 @@
         </w:rPr>
         <w:t xml:space="preserve">   </w:t>
       </w:r>
-      <w:hyperlink r:id="rId14">
+      <w:hyperlink r:id="rId15">
         <w:r>
           <w:rPr>
             <w:color w:val="1155CC"/>
@@ -1062,7 +2112,7 @@
         </w:rPr>
         <w:t xml:space="preserve">   </w:t>
       </w:r>
-      <w:hyperlink r:id="rId15">
+      <w:hyperlink r:id="rId21">
         <w:r>
           <w:rPr>
             <w:color w:val="1155CC"/>
@@ -1175,7 +2225,7 @@
         </w:rPr>
         <w:t xml:space="preserve">   </w:t>
       </w:r>
-      <w:hyperlink r:id="rId16">
+      <w:hyperlink r:id="rId13">
         <w:r>
           <w:rPr>
             <w:color w:val="1155CC"/>
@@ -1268,7 +2318,7 @@
         </w:rPr>
         <w:t xml:space="preserve">   </w:t>
       </w:r>
-      <w:hyperlink r:id="rId17">
+      <w:hyperlink r:id="rId19">
         <w:r>
           <w:rPr>
             <w:color w:val="1155CC"/>
@@ -1361,7 +2411,7 @@
         </w:rPr>
         <w:t xml:space="preserve">   </w:t>
       </w:r>
-      <w:hyperlink r:id="rId18">
+      <w:hyperlink r:id="rId22">
         <w:r>
           <w:rPr>
             <w:color w:val="1155CC"/>
@@ -1454,7 +2504,7 @@
         </w:rPr>
         <w:t xml:space="preserve">   </w:t>
       </w:r>
-      <w:hyperlink r:id="rId19">
+      <w:hyperlink r:id="rId23">
         <w:r>
           <w:rPr>
             <w:color w:val="1155CC"/>
@@ -1488,7 +2538,7 @@
                     <pic:cNvPicPr/>
                   </pic:nvPicPr>
                   <pic:blipFill>
-                    <a:blip r:embed="rId20"/>
+                    <a:blip r:embed="rId24"/>
                     <a:stretch>
                       <a:fillRect/>
                     </a:stretch>
@@ -1545,7 +2595,7 @@
                     <pic:cNvPicPr/>
                   </pic:nvPicPr>
                   <pic:blipFill>
-                    <a:blip r:embed="rId21"/>
+                    <a:blip r:embed="rId25"/>
                     <a:stretch>
                       <a:fillRect/>
                     </a:stretch>
@@ -1602,7 +2652,7 @@
                     <pic:cNvPicPr/>
                   </pic:nvPicPr>
                   <pic:blipFill>
-                    <a:blip r:embed="rId22"/>
+                    <a:blip r:embed="rId26"/>
                     <a:stretch>
                       <a:fillRect/>
                     </a:stretch>
@@ -1948,7 +2998,7 @@
         </w:rPr>
         <w:t xml:space="preserve">   </w:t>
       </w:r>
-      <w:hyperlink r:id="rId23">
+      <w:hyperlink r:id="rId16">
         <w:r>
           <w:rPr>
             <w:color w:val="1155CC"/>
@@ -2061,7 +3111,7 @@
         </w:rPr>
         <w:t xml:space="preserve">   </w:t>
       </w:r>
-      <w:hyperlink r:id="rId24">
+      <w:hyperlink r:id="rId27">
         <w:r>
           <w:rPr>
             <w:color w:val="1155CC"/>
@@ -2154,7 +3204,7 @@
         </w:rPr>
         <w:t xml:space="preserve">   </w:t>
       </w:r>
-      <w:hyperlink r:id="rId25">
+      <w:hyperlink r:id="rId28">
         <w:r>
           <w:rPr>
             <w:color w:val="1155CC"/>
@@ -2267,7 +3317,7 @@
         </w:rPr>
         <w:t xml:space="preserve">   </w:t>
       </w:r>
-      <w:hyperlink r:id="rId26">
+      <w:hyperlink r:id="rId29">
         <w:r>
           <w:rPr>
             <w:color w:val="1155CC"/>
@@ -2469,7 +3519,7 @@
               </w:rPr>
               <w:t>CBRE 'Stabiliteit in Nederlandse Retailparken'; перепечатка keukenendesign.nl</w:t>
             </w:r>
-            <w:hyperlink r:id="rId27">
+            <w:hyperlink r:id="rId30">
               <w:r>
                 <w:rPr>
                   <w:color w:val="1155CC"/>
@@ -2512,7 +3562,7 @@
                     <pic:cNvPicPr/>
                   </pic:nvPicPr>
                   <pic:blipFill>
-                    <a:blip r:embed="rId28"/>
+                    <a:blip r:embed="rId31"/>
                     <a:stretch>
                       <a:fillRect/>
                     </a:stretch>
@@ -2858,7 +3908,7 @@
         </w:rPr>
         <w:t xml:space="preserve">   </w:t>
       </w:r>
-      <w:hyperlink r:id="rId29">
+      <w:hyperlink r:id="rId11">
         <w:r>
           <w:rPr>
             <w:color w:val="1155CC"/>
@@ -2951,7 +4001,7 @@
         </w:rPr>
         <w:t xml:space="preserve">   </w:t>
       </w:r>
-      <w:hyperlink r:id="rId30">
+      <w:hyperlink r:id="rId17">
         <w:r>
           <w:rPr>
             <w:color w:val="1155CC"/>
@@ -3044,7 +4094,7 @@
         </w:rPr>
         <w:t xml:space="preserve">   </w:t>
       </w:r>
-      <w:hyperlink r:id="rId31">
+      <w:hyperlink r:id="rId18">
         <w:r>
           <w:rPr>
             <w:color w:val="1155CC"/>
@@ -3557,6 +4607,625 @@
                 <w:sz w:val="21"/>
               </w:rPr>
               <w:t>Картина недели — осторожный разворот к стабилизации сразу в трёх сегментах. В жилье институциональный капитал перестал бежать: сделка Vesteda сняла угрозу распродажи, а приток денег в фонд Bouwinvest для пожилых показывает, куда смещается аппетит инвесторов — в сегменты со структурным спросом. Логистика подаёт тот же сигнал с другой стороны: готовность Prologis платить премию за Segro и сохранённая Deutsche Bank рекомендация «покупать» говорят, что профессионалы считают активы недооценёнными — это эхо того же возвращения уверенности, что и в жилье. Связующая нить всех трёх сегментов — налоги и регулирование: жёсткий box 3, лимит на вычет процентов и высокие доли доступного жилья остаются главным тормозом для притока капитала, и именно вокруг их смягчения идёт основная борьба (IVBN, BPD). Коммерция подтверждает общий вывод снизу: периферийные ритейл-парки с вакантностью 4,4% и рекордно растущим потребительским доверием — тихая зона устойчивости. Прогноз: при сохранении этих сигналов осень может принести постепенное возвращение капитала, но скорость зависит от двух развилок — решения Prologis по Segro (22 июля) и от того, уступит ли государство по налоговой нагрузке и нормам доступности.</w:t>
+            </w:r>
+          </w:p>
+        </w:tc>
+      </w:tr>
+    </w:tbl>
+    <w:p>
+      <w:pPr>
+        <w:spacing w:before="0" w:after="120" w:line="269" w:lineRule="auto"/>
+        <w:jc w:val="left"/>
+      </w:pPr>
+    </w:p>
+    <w:p>
+      <w:pPr>
+        <w:spacing w:before="200" w:after="0" w:line="269" w:lineRule="auto"/>
+        <w:jc w:val="left"/>
+      </w:pPr>
+    </w:p>
+    <w:tbl>
+      <w:tblPr>
+        <w:tblW w:type="auto" w:w="0"/>
+        <w:tblLayout w:type="fixed"/>
+        <w:tblLook w:firstColumn="1" w:firstRow="1" w:lastColumn="0" w:lastRow="0" w:noHBand="0" w:noVBand="1" w:val="04A0"/>
+        <w:tblBorders>
+          <w:top w:val="none" w:sz="0"/>
+          <w:left w:val="none" w:sz="0"/>
+          <w:bottom w:val="none" w:sz="0"/>
+          <w:right w:val="none" w:sz="0"/>
+          <w:insideH w:val="none" w:sz="0"/>
+          <w:insideV w:val="none" w:sz="0"/>
+        </w:tblBorders>
+        <w:tblW w:type="dxa" w:w="9525"/>
+      </w:tblPr>
+      <w:tblGrid>
+        <w:gridCol w:w="9972"/>
+      </w:tblGrid>
+      <w:tr>
+        <w:trPr>
+          <w:cantSplit/>
+        </w:trPr>
+        <w:tc>
+          <w:tcPr>
+            <w:tcW w:type="dxa" w:w="9524"/>
+            <w:shd w:val="clear" w:color="auto" w:fill="C0791C"/>
+            <w:tcMar>
+              <w:top w:w="120" w:type="dxa"/>
+              <w:bottom w:w="120" w:type="dxa"/>
+              <w:start w:w="200" w:type="dxa"/>
+              <w:end w:w="200" w:type="dxa"/>
+              <w:left w:w="200" w:type="dxa"/>
+              <w:right w:w="200" w:type="dxa"/>
+            </w:tcMar>
+          </w:tcPr>
+          <w:p>
+            <w:pPr>
+              <w:keepNext/>
+              <w:spacing w:after="0"/>
+            </w:pPr>
+            <w:r/>
+            <w:r>
+              <w:rPr>
+                <w:rFonts w:ascii="Calibri" w:hAnsi="Calibri" w:cs="Calibri"/>
+                <w:b/>
+                <w:i w:val="0"/>
+                <w:color w:val="FFFFFF"/>
+                <w:sz w:val="28"/>
+              </w:rPr>
+              <w:t>📅  Календарь: за чем следить</w:t>
+            </w:r>
+          </w:p>
+        </w:tc>
+      </w:tr>
+    </w:tbl>
+    <w:p>
+      <w:pPr>
+        <w:spacing w:before="0" w:after="40" w:line="269" w:lineRule="auto"/>
+        <w:jc w:val="left"/>
+      </w:pPr>
+    </w:p>
+    <w:tbl>
+      <w:tblPr>
+        <w:tblW w:type="auto" w:w="0"/>
+        <w:tblLayout w:type="fixed"/>
+        <w:tblLook w:firstColumn="1" w:firstRow="1" w:lastColumn="0" w:lastRow="0" w:noHBand="0" w:noVBand="1" w:val="04A0"/>
+        <w:tblBorders>
+          <w:top w:val="none" w:sz="0"/>
+          <w:left w:val="none" w:sz="0"/>
+          <w:bottom w:val="none" w:sz="0"/>
+          <w:right w:val="none" w:sz="0"/>
+          <w:insideH w:val="none" w:sz="0"/>
+          <w:insideV w:val="none" w:sz="0"/>
+        </w:tblBorders>
+        <w:tblW w:type="dxa" w:w="9525"/>
+      </w:tblPr>
+      <w:tblGrid>
+        <w:gridCol w:w="1531"/>
+        <w:gridCol w:w="6406"/>
+        <w:gridCol w:w="1587"/>
+      </w:tblGrid>
+      <w:tr>
+        <w:tc>
+          <w:tcPr>
+            <w:tcW w:type="dxa" w:w="3175"/>
+            <w:shd w:val="clear" w:color="auto" w:fill="1F3A5F"/>
+            <w:tcMar>
+              <w:top w:w="80" w:type="dxa"/>
+              <w:bottom w:w="80" w:type="dxa"/>
+              <w:start w:w="140" w:type="dxa"/>
+              <w:end w:w="140" w:type="dxa"/>
+              <w:left w:w="140" w:type="dxa"/>
+              <w:right w:w="140" w:type="dxa"/>
+            </w:tcMar>
+          </w:tcPr>
+          <w:p>
+            <w:r>
+              <w:rPr>
+                <w:rFonts w:ascii="Calibri" w:hAnsi="Calibri" w:cs="Calibri"/>
+                <w:b/>
+                <w:i w:val="0"/>
+                <w:color w:val="FFFFFF"/>
+                <w:sz w:val="19"/>
+              </w:rPr>
+              <w:t>Дата</w:t>
+            </w:r>
+          </w:p>
+        </w:tc>
+        <w:tc>
+          <w:tcPr>
+            <w:tcW w:type="dxa" w:w="3175"/>
+            <w:shd w:val="clear" w:color="auto" w:fill="1F3A5F"/>
+            <w:tcMar>
+              <w:top w:w="80" w:type="dxa"/>
+              <w:bottom w:w="80" w:type="dxa"/>
+              <w:start w:w="140" w:type="dxa"/>
+              <w:end w:w="140" w:type="dxa"/>
+              <w:left w:w="140" w:type="dxa"/>
+              <w:right w:w="140" w:type="dxa"/>
+            </w:tcMar>
+          </w:tcPr>
+          <w:p>
+            <w:r>
+              <w:rPr>
+                <w:rFonts w:ascii="Calibri" w:hAnsi="Calibri" w:cs="Calibri"/>
+                <w:b/>
+                <w:i w:val="0"/>
+                <w:color w:val="FFFFFF"/>
+                <w:sz w:val="19"/>
+              </w:rPr>
+              <w:t>Событие</w:t>
+            </w:r>
+          </w:p>
+        </w:tc>
+        <w:tc>
+          <w:tcPr>
+            <w:tcW w:type="dxa" w:w="3175"/>
+            <w:shd w:val="clear" w:color="auto" w:fill="1F3A5F"/>
+            <w:tcMar>
+              <w:top w:w="80" w:type="dxa"/>
+              <w:bottom w:w="80" w:type="dxa"/>
+              <w:start w:w="140" w:type="dxa"/>
+              <w:end w:w="140" w:type="dxa"/>
+              <w:left w:w="140" w:type="dxa"/>
+              <w:right w:w="140" w:type="dxa"/>
+            </w:tcMar>
+          </w:tcPr>
+          <w:p>
+            <w:r>
+              <w:rPr>
+                <w:rFonts w:ascii="Calibri" w:hAnsi="Calibri" w:cs="Calibri"/>
+                <w:b/>
+                <w:i w:val="0"/>
+                <w:color w:val="FFFFFF"/>
+                <w:sz w:val="19"/>
+              </w:rPr>
+              <w:t>Сегмент</w:t>
+            </w:r>
+          </w:p>
+        </w:tc>
+      </w:tr>
+      <w:tr>
+        <w:tc>
+          <w:tcPr>
+            <w:tcW w:type="dxa" w:w="1531"/>
+            <w:shd w:val="clear" w:color="auto" w:fill="F4F6F8"/>
+            <w:tcMar>
+              <w:top w:w="80" w:type="dxa"/>
+              <w:bottom w:w="80" w:type="dxa"/>
+              <w:start w:w="140" w:type="dxa"/>
+              <w:end w:w="140" w:type="dxa"/>
+              <w:left w:w="140" w:type="dxa"/>
+              <w:right w:w="140" w:type="dxa"/>
+            </w:tcMar>
+          </w:tcPr>
+          <w:p>
+            <w:pPr>
+              <w:spacing w:after="0"/>
+            </w:pPr>
+            <w:r>
+              <w:rPr>
+                <w:rFonts w:ascii="Calibri" w:hAnsi="Calibri" w:cs="Calibri"/>
+                <w:b/>
+                <w:i w:val="0"/>
+                <w:color w:val="222B36"/>
+                <w:sz w:val="19"/>
+              </w:rPr>
+              <w:t>2026-07-22</w:t>
+            </w:r>
+          </w:p>
+        </w:tc>
+        <w:tc>
+          <w:tcPr>
+            <w:tcW w:type="dxa" w:w="6406"/>
+            <w:shd w:val="clear" w:color="auto" w:fill="F4F6F8"/>
+            <w:tcMar>
+              <w:top w:w="80" w:type="dxa"/>
+              <w:bottom w:w="80" w:type="dxa"/>
+              <w:start w:w="140" w:type="dxa"/>
+              <w:end w:w="140" w:type="dxa"/>
+              <w:left w:w="140" w:type="dxa"/>
+              <w:right w:w="140" w:type="dxa"/>
+            </w:tcMar>
+          </w:tcPr>
+          <w:p>
+            <w:pPr>
+              <w:spacing w:after="0"/>
+            </w:pPr>
+            <w:r>
+              <w:rPr>
+                <w:rFonts w:ascii="Calibri" w:hAnsi="Calibri" w:cs="Calibri"/>
+                <w:b w:val="0"/>
+                <w:i w:val="0"/>
+                <w:color w:val="222B36"/>
+                <w:sz w:val="19"/>
+              </w:rPr>
+              <w:t>⏳  Дедлайн Prologis по Segro: подтвердить твёрдое намерение или отступить (put up or shut up)</w:t>
+            </w:r>
+          </w:p>
+        </w:tc>
+        <w:tc>
+          <w:tcPr>
+            <w:tcW w:type="dxa" w:w="1587"/>
+            <w:shd w:val="clear" w:color="auto" w:fill="F4F6F8"/>
+            <w:tcMar>
+              <w:top w:w="80" w:type="dxa"/>
+              <w:bottom w:w="80" w:type="dxa"/>
+              <w:start w:w="140" w:type="dxa"/>
+              <w:end w:w="140" w:type="dxa"/>
+              <w:left w:w="140" w:type="dxa"/>
+              <w:right w:w="140" w:type="dxa"/>
+            </w:tcMar>
+          </w:tcPr>
+          <w:p>
+            <w:pPr>
+              <w:spacing w:after="0"/>
+            </w:pPr>
+            <w:r>
+              <w:rPr>
+                <w:rFonts w:ascii="Calibri" w:hAnsi="Calibri" w:cs="Calibri"/>
+                <w:b w:val="0"/>
+                <w:i w:val="0"/>
+                <w:color w:val="222B36"/>
+                <w:sz w:val="19"/>
+              </w:rPr>
+              <w:t>индустриал</w:t>
+            </w:r>
+          </w:p>
+        </w:tc>
+      </w:tr>
+      <w:tr>
+        <w:tc>
+          <w:tcPr>
+            <w:tcW w:type="dxa" w:w="1531"/>
+            <w:shd w:val="clear" w:color="auto" w:fill="FFFFFF"/>
+            <w:tcMar>
+              <w:top w:w="80" w:type="dxa"/>
+              <w:bottom w:w="80" w:type="dxa"/>
+              <w:start w:w="140" w:type="dxa"/>
+              <w:end w:w="140" w:type="dxa"/>
+              <w:left w:w="140" w:type="dxa"/>
+              <w:right w:w="140" w:type="dxa"/>
+            </w:tcMar>
+          </w:tcPr>
+          <w:p>
+            <w:pPr>
+              <w:spacing w:after="0"/>
+            </w:pPr>
+            <w:r>
+              <w:rPr>
+                <w:rFonts w:ascii="Calibri" w:hAnsi="Calibri" w:cs="Calibri"/>
+                <w:b/>
+                <w:i w:val="0"/>
+                <w:color w:val="222B36"/>
+                <w:sz w:val="19"/>
+              </w:rPr>
+              <w:t>2027-06-26</w:t>
+            </w:r>
+          </w:p>
+        </w:tc>
+        <w:tc>
+          <w:tcPr>
+            <w:tcW w:type="dxa" w:w="6406"/>
+            <w:shd w:val="clear" w:color="auto" w:fill="FFFFFF"/>
+            <w:tcMar>
+              <w:top w:w="80" w:type="dxa"/>
+              <w:bottom w:w="80" w:type="dxa"/>
+              <w:start w:w="140" w:type="dxa"/>
+              <w:end w:w="140" w:type="dxa"/>
+              <w:left w:w="140" w:type="dxa"/>
+              <w:right w:w="140" w:type="dxa"/>
+            </w:tcMar>
+          </w:tcPr>
+          <w:p>
+            <w:pPr>
+              <w:spacing w:after="0"/>
+            </w:pPr>
+            <w:r>
+              <w:rPr>
+                <w:rFonts w:ascii="Calibri" w:hAnsi="Calibri" w:cs="Calibri"/>
+                <w:b w:val="0"/>
+                <w:i w:val="0"/>
+                <w:color w:val="222B36"/>
+                <w:sz w:val="19"/>
+              </w:rPr>
+              <w:t>📊  Следующий ежегодный цикл подачи заявок на выкуп паёв Vesteda (новые условия фонда)</w:t>
+            </w:r>
+          </w:p>
+        </w:tc>
+        <w:tc>
+          <w:tcPr>
+            <w:tcW w:type="dxa" w:w="1587"/>
+            <w:shd w:val="clear" w:color="auto" w:fill="FFFFFF"/>
+            <w:tcMar>
+              <w:top w:w="80" w:type="dxa"/>
+              <w:bottom w:w="80" w:type="dxa"/>
+              <w:start w:w="140" w:type="dxa"/>
+              <w:end w:w="140" w:type="dxa"/>
+              <w:left w:w="140" w:type="dxa"/>
+              <w:right w:w="140" w:type="dxa"/>
+            </w:tcMar>
+          </w:tcPr>
+          <w:p>
+            <w:pPr>
+              <w:spacing w:after="0"/>
+            </w:pPr>
+            <w:r>
+              <w:rPr>
+                <w:rFonts w:ascii="Calibri" w:hAnsi="Calibri" w:cs="Calibri"/>
+                <w:b w:val="0"/>
+                <w:i w:val="0"/>
+                <w:color w:val="222B36"/>
+                <w:sz w:val="19"/>
+              </w:rPr>
+              <w:t>жильё</w:t>
+            </w:r>
+          </w:p>
+        </w:tc>
+      </w:tr>
+      <w:tr>
+        <w:tc>
+          <w:tcPr>
+            <w:tcW w:type="dxa" w:w="1531"/>
+            <w:shd w:val="clear" w:color="auto" w:fill="F4F6F8"/>
+            <w:tcMar>
+              <w:top w:w="80" w:type="dxa"/>
+              <w:bottom w:w="80" w:type="dxa"/>
+              <w:start w:w="140" w:type="dxa"/>
+              <w:end w:w="140" w:type="dxa"/>
+              <w:left w:w="140" w:type="dxa"/>
+              <w:right w:w="140" w:type="dxa"/>
+            </w:tcMar>
+          </w:tcPr>
+          <w:p>
+            <w:pPr>
+              <w:spacing w:after="0"/>
+            </w:pPr>
+            <w:r>
+              <w:rPr>
+                <w:rFonts w:ascii="Calibri" w:hAnsi="Calibri" w:cs="Calibri"/>
+                <w:b/>
+                <w:i w:val="0"/>
+                <w:color w:val="222B36"/>
+                <w:sz w:val="19"/>
+              </w:rPr>
+              <w:t>2028-01-01</w:t>
+            </w:r>
+          </w:p>
+        </w:tc>
+        <w:tc>
+          <w:tcPr>
+            <w:tcW w:type="dxa" w:w="6406"/>
+            <w:shd w:val="clear" w:color="auto" w:fill="F4F6F8"/>
+            <w:tcMar>
+              <w:top w:w="80" w:type="dxa"/>
+              <w:bottom w:w="80" w:type="dxa"/>
+              <w:start w:w="140" w:type="dxa"/>
+              <w:end w:w="140" w:type="dxa"/>
+              <w:left w:w="140" w:type="dxa"/>
+              <w:right w:w="140" w:type="dxa"/>
+            </w:tcMar>
+          </w:tcPr>
+          <w:p>
+            <w:pPr>
+              <w:spacing w:after="0"/>
+            </w:pPr>
+            <w:r>
+              <w:rPr>
+                <w:rFonts w:ascii="Calibri" w:hAnsi="Calibri" w:cs="Calibri"/>
+                <w:b w:val="0"/>
+                <w:i w:val="0"/>
+                <w:color w:val="222B36"/>
+                <w:sz w:val="19"/>
+              </w:rPr>
+              <w:t>•  Намеченный старт режима 'Wet werkelijk rendement box 3' (налог с фактической доходности)</w:t>
+            </w:r>
+          </w:p>
+        </w:tc>
+        <w:tc>
+          <w:tcPr>
+            <w:tcW w:type="dxa" w:w="1587"/>
+            <w:shd w:val="clear" w:color="auto" w:fill="F4F6F8"/>
+            <w:tcMar>
+              <w:top w:w="80" w:type="dxa"/>
+              <w:bottom w:w="80" w:type="dxa"/>
+              <w:start w:w="140" w:type="dxa"/>
+              <w:end w:w="140" w:type="dxa"/>
+              <w:left w:w="140" w:type="dxa"/>
+              <w:right w:w="140" w:type="dxa"/>
+            </w:tcMar>
+          </w:tcPr>
+          <w:p>
+            <w:pPr>
+              <w:spacing w:after="0"/>
+            </w:pPr>
+            <w:r>
+              <w:rPr>
+                <w:rFonts w:ascii="Calibri" w:hAnsi="Calibri" w:cs="Calibri"/>
+                <w:b w:val="0"/>
+                <w:i w:val="0"/>
+                <w:color w:val="222B36"/>
+                <w:sz w:val="19"/>
+              </w:rPr>
+              <w:t>жильё</w:t>
+            </w:r>
+          </w:p>
+        </w:tc>
+      </w:tr>
+      <w:tr>
+        <w:tc>
+          <w:tcPr>
+            <w:tcW w:type="dxa" w:w="1531"/>
+            <w:shd w:val="clear" w:color="auto" w:fill="FFFFFF"/>
+            <w:tcMar>
+              <w:top w:w="80" w:type="dxa"/>
+              <w:bottom w:w="80" w:type="dxa"/>
+              <w:start w:w="140" w:type="dxa"/>
+              <w:end w:w="140" w:type="dxa"/>
+              <w:left w:w="140" w:type="dxa"/>
+              <w:right w:w="140" w:type="dxa"/>
+            </w:tcMar>
+          </w:tcPr>
+          <w:p>
+            <w:pPr>
+              <w:spacing w:after="0"/>
+            </w:pPr>
+            <w:r>
+              <w:rPr>
+                <w:rFonts w:ascii="Calibri" w:hAnsi="Calibri" w:cs="Calibri"/>
+                <w:b/>
+                <w:i w:val="0"/>
+                <w:color w:val="222B36"/>
+                <w:sz w:val="19"/>
+              </w:rPr>
+              <w:t>2028-03-31</w:t>
+            </w:r>
+          </w:p>
+        </w:tc>
+        <w:tc>
+          <w:tcPr>
+            <w:tcW w:type="dxa" w:w="6406"/>
+            <w:shd w:val="clear" w:color="auto" w:fill="FFFFFF"/>
+            <w:tcMar>
+              <w:top w:w="80" w:type="dxa"/>
+              <w:bottom w:w="80" w:type="dxa"/>
+              <w:start w:w="140" w:type="dxa"/>
+              <w:end w:w="140" w:type="dxa"/>
+              <w:left w:w="140" w:type="dxa"/>
+              <w:right w:w="140" w:type="dxa"/>
+            </w:tcMar>
+          </w:tcPr>
+          <w:p>
+            <w:pPr>
+              <w:spacing w:after="0"/>
+            </w:pPr>
+            <w:r>
+              <w:rPr>
+                <w:rFonts w:ascii="Calibri" w:hAnsi="Calibri" w:cs="Calibri"/>
+                <w:b w:val="0"/>
+                <w:i w:val="0"/>
+                <w:color w:val="222B36"/>
+                <w:sz w:val="19"/>
+              </w:rPr>
+              <w:t>⏳  Сдача Panattoni Park Emmen (~150 000 м²); проверка, найден ли арендатор</w:t>
+            </w:r>
+          </w:p>
+        </w:tc>
+        <w:tc>
+          <w:tcPr>
+            <w:tcW w:type="dxa" w:w="1587"/>
+            <w:shd w:val="clear" w:color="auto" w:fill="FFFFFF"/>
+            <w:tcMar>
+              <w:top w:w="80" w:type="dxa"/>
+              <w:bottom w:w="80" w:type="dxa"/>
+              <w:start w:w="140" w:type="dxa"/>
+              <w:end w:w="140" w:type="dxa"/>
+              <w:left w:w="140" w:type="dxa"/>
+              <w:right w:w="140" w:type="dxa"/>
+            </w:tcMar>
+          </w:tcPr>
+          <w:p>
+            <w:pPr>
+              <w:spacing w:after="0"/>
+            </w:pPr>
+            <w:r>
+              <w:rPr>
+                <w:rFonts w:ascii="Calibri" w:hAnsi="Calibri" w:cs="Calibri"/>
+                <w:b w:val="0"/>
+                <w:i w:val="0"/>
+                <w:color w:val="222B36"/>
+                <w:sz w:val="19"/>
+              </w:rPr>
+              <w:t>индустриал</w:t>
+            </w:r>
+          </w:p>
+        </w:tc>
+      </w:tr>
+      <w:tr>
+        <w:tc>
+          <w:tcPr>
+            <w:tcW w:type="dxa" w:w="1531"/>
+            <w:shd w:val="clear" w:color="auto" w:fill="F4F6F8"/>
+            <w:tcMar>
+              <w:top w:w="80" w:type="dxa"/>
+              <w:bottom w:w="80" w:type="dxa"/>
+              <w:start w:w="140" w:type="dxa"/>
+              <w:end w:w="140" w:type="dxa"/>
+              <w:left w:w="140" w:type="dxa"/>
+              <w:right w:w="140" w:type="dxa"/>
+            </w:tcMar>
+          </w:tcPr>
+          <w:p>
+            <w:pPr>
+              <w:spacing w:after="0"/>
+            </w:pPr>
+            <w:r>
+              <w:rPr>
+                <w:rFonts w:ascii="Calibri" w:hAnsi="Calibri" w:cs="Calibri"/>
+                <w:b/>
+                <w:i w:val="0"/>
+                <w:color w:val="222B36"/>
+                <w:sz w:val="19"/>
+              </w:rPr>
+              <w:t>2032-01-01</w:t>
+            </w:r>
+          </w:p>
+        </w:tc>
+        <w:tc>
+          <w:tcPr>
+            <w:tcW w:type="dxa" w:w="6406"/>
+            <w:shd w:val="clear" w:color="auto" w:fill="F4F6F8"/>
+            <w:tcMar>
+              <w:top w:w="80" w:type="dxa"/>
+              <w:bottom w:w="80" w:type="dxa"/>
+              <w:start w:w="140" w:type="dxa"/>
+              <w:end w:w="140" w:type="dxa"/>
+              <w:left w:w="140" w:type="dxa"/>
+              <w:right w:w="140" w:type="dxa"/>
+            </w:tcMar>
+          </w:tcPr>
+          <w:p>
+            <w:pPr>
+              <w:spacing w:after="0"/>
+            </w:pPr>
+            <w:r>
+              <w:rPr>
+                <w:rFonts w:ascii="Calibri" w:hAnsi="Calibri" w:cs="Calibri"/>
+                <w:b w:val="0"/>
+                <w:i w:val="0"/>
+                <w:color w:val="222B36"/>
+                <w:sz w:val="19"/>
+              </w:rPr>
+              <w:t>⏳  Срок предложения ЕК по смягчению лимита вычета процентов (порог 3 млн €); IVBN просит ускорить</w:t>
+            </w:r>
+          </w:p>
+        </w:tc>
+        <w:tc>
+          <w:tcPr>
+            <w:tcW w:type="dxa" w:w="1587"/>
+            <w:shd w:val="clear" w:color="auto" w:fill="F4F6F8"/>
+            <w:tcMar>
+              <w:top w:w="80" w:type="dxa"/>
+              <w:bottom w:w="80" w:type="dxa"/>
+              <w:start w:w="140" w:type="dxa"/>
+              <w:end w:w="140" w:type="dxa"/>
+              <w:left w:w="140" w:type="dxa"/>
+              <w:right w:w="140" w:type="dxa"/>
+            </w:tcMar>
+          </w:tcPr>
+          <w:p>
+            <w:pPr>
+              <w:spacing w:after="0"/>
+            </w:pPr>
+            <w:r>
+              <w:rPr>
+                <w:rFonts w:ascii="Calibri" w:hAnsi="Calibri" w:cs="Calibri"/>
+                <w:b w:val="0"/>
+                <w:i w:val="0"/>
+                <w:color w:val="222B36"/>
+                <w:sz w:val="19"/>
+              </w:rPr>
+              <w:t>ритейл</w:t>
             </w:r>
           </w:p>
         </w:tc>
@@ -5788,7 +7457,7 @@
         </w:rPr>
         <w:t xml:space="preserve">Vastgoedjournaal — Bouwinvest ouderenfonds  </w:t>
       </w:r>
-      <w:hyperlink r:id="rId17">
+      <w:hyperlink r:id="rId19">
         <w:r>
           <w:rPr>
             <w:color w:val="1155CC"/>
@@ -5826,7 +7495,7 @@
         </w:rPr>
         <w:t xml:space="preserve">Vesteda Newsroom — redemption volume  </w:t>
       </w:r>
-      <w:hyperlink r:id="rId16">
+      <w:hyperlink r:id="rId13">
         <w:r>
           <w:rPr>
             <w:color w:val="1155CC"/>
@@ -5864,7 +7533,7 @@
         </w:rPr>
         <w:t xml:space="preserve">Vastgoedmarkt — coalitieakkoord Rotterdam  </w:t>
       </w:r>
-      <w:hyperlink r:id="rId14">
+      <w:hyperlink r:id="rId15">
         <w:r>
           <w:rPr>
             <w:color w:val="1155CC"/>
@@ -5902,7 +7571,7 @@
         </w:rPr>
         <w:t xml:space="preserve">Vastgoedjournaal — coalitieakkoord Utrecht  </w:t>
       </w:r>
-      <w:hyperlink r:id="rId13">
+      <w:hyperlink r:id="rId14">
         <w:r>
           <w:rPr>
             <w:color w:val="1155CC"/>
@@ -5978,7 +7647,7 @@
         </w:rPr>
         <w:t xml:space="preserve">RegioPurmerend / Raad van State — Koggenland  </w:t>
       </w:r>
-      <w:hyperlink r:id="rId15">
+      <w:hyperlink r:id="rId21">
         <w:r>
           <w:rPr>
             <w:color w:val="1155CC"/>
@@ -6016,7 +7685,7 @@
         </w:rPr>
         <w:t xml:space="preserve">CBRE — perifere winkelgebieden (persbericht)  </w:t>
       </w:r>
-      <w:hyperlink r:id="rId24">
+      <w:hyperlink r:id="rId27">
         <w:r>
           <w:rPr>
             <w:color w:val="1155CC"/>
@@ -6054,7 +7723,7 @@
         </w:rPr>
         <w:t xml:space="preserve">keukenendesign.nl — leegstand retailparken  </w:t>
       </w:r>
-      <w:hyperlink r:id="rId27">
+      <w:hyperlink r:id="rId30">
         <w:r>
           <w:rPr>
             <w:color w:val="1155CC"/>
@@ -6092,7 +7761,7 @@
         </w:rPr>
         <w:t xml:space="preserve">Test-Aankoop (Invest) — Retail Estates  </w:t>
       </w:r>
-      <w:hyperlink r:id="rId25">
+      <w:hyperlink r:id="rId28">
         <w:r>
           <w:rPr>
             <w:color w:val="1155CC"/>
@@ -6130,7 +7799,7 @@
         </w:rPr>
         <w:t xml:space="preserve">Vakblad Mannenmode — koopbereidheid (CBS)  </w:t>
       </w:r>
-      <w:hyperlink r:id="rId26">
+      <w:hyperlink r:id="rId29">
         <w:r>
           <w:rPr>
             <w:color w:val="1155CC"/>
@@ -6168,7 +7837,7 @@
         </w:rPr>
         <w:t xml:space="preserve">Warehouse Totaal — Prologis bod op Segro  </w:t>
       </w:r>
-      <w:hyperlink r:id="rId29">
+      <w:hyperlink r:id="rId11">
         <w:r>
           <w:rPr>
             <w:color w:val="1155CC"/>
@@ -6206,7 +7875,7 @@
         </w:rPr>
         <w:t xml:space="preserve">De Aandeelhouder — Deutsche Bank koersdoelen logistiek  </w:t>
       </w:r>
-      <w:hyperlink r:id="rId30">
+      <w:hyperlink r:id="rId17">
         <w:r>
           <w:rPr>
             <w:color w:val="1155CC"/>
@@ -6244,7 +7913,7 @@
         </w:rPr>
         <w:t xml:space="preserve">PropertyNL — Panattoni Park Emmen  </w:t>
       </w:r>
-      <w:hyperlink r:id="rId31">
+      <w:hyperlink r:id="rId18">
         <w:r>
           <w:rPr>
             <w:color w:val="1155CC"/>
@@ -6320,7 +7989,7 @@
         </w:rPr>
         <w:t xml:space="preserve">Vastgoed Insider — IVBN renteaftrekbeperking  </w:t>
       </w:r>
-      <w:hyperlink r:id="rId23">
+      <w:hyperlink r:id="rId16">
         <w:r>
           <w:rPr>
             <w:color w:val="1155CC"/>
@@ -6358,7 +8027,7 @@
         </w:rPr>
         <w:t xml:space="preserve">Vastgoedjournaal — Heijmans IJsselstein 563 woningen  </w:t>
       </w:r>
-      <w:hyperlink r:id="rId18">
+      <w:hyperlink r:id="rId22">
         <w:r>
           <w:rPr>
             <w:color w:val="1155CC"/>

--- a/dutch-realestate-agent/reports/2026-06-30_dutch_realestate_RU.docx
+++ b/dutch-realestate-agent/reports/2026-06-30_dutch_realestate_RU.docx
@@ -156,7 +156,7 @@
           <w:color w:val="105A4C"/>
           <w:sz w:val="28"/>
         </w:rPr>
-        <w:t>«Большие деньги двигаются: Vesteda гасит панику, Prologis торгуется за Segro, а ритейл-парки тихо обыгрывают весь рынок»</w:t>
+        <w:t>«Большие деньги и большие правила: Prologis охотится за Segro, институционалы спасают аренду, а государство переписывает условия игры»</w:t>
       </w:r>
     </w:p>
     <w:p>
@@ -305,7 +305,7 @@
                 <w:color w:val="ECF1F6"/>
                 <w:sz w:val="21"/>
               </w:rPr>
-              <w:t>Институционалы перестали бежать из арендного жилья: Vesteda срезала выкуп паёв с 4,1 млрд до 765 млн евро, а Bouwinvest вдвое нарастил фонд для жилья пожилых — паника отступает, рынок стабилизируется.</w:t>
+              <w:t>Prologis предложил €14,6 млрд за Segro (премия 24,6%, отклонено) — развязка 22 июля переоценит всю европейскую и нидерландскую логистику.</w:t>
             </w:r>
           </w:p>
           <w:p>
@@ -331,7 +331,7 @@
                 <w:color w:val="ECF1F6"/>
                 <w:sz w:val="21"/>
               </w:rPr>
-              <w:t>Города ужесточают долю доступного жилья (Утрехт 80%, Роттердам ~67%), а девелоперы (BPD) лоббируют смягчение — это главное напряжение сезона, которое определит маржу будущих проектов.</w:t>
+              <w:t>Институционалы тушат панику в аренде: Vesteda срезал выход инвесторов с 4,1 млрд до 765 млн € — массового сброса жилья не будет.</w:t>
             </w:r>
           </w:p>
           <w:p>
@@ -357,7 +357,7 @@
                 <w:color w:val="ECF1F6"/>
                 <w:sz w:val="21"/>
               </w:rPr>
-              <w:t>Периферийные ритейл-парки — тихий чемпион недели: вакантность 4,4% против 5,5% по рынку, доходность ~7,5% брутто у Retail Estates; устойчивый высокодоходный продукт, пока центры городов страдают.</w:t>
+              <w:t>Электричество стало фактором цены №1 в индустриале: с 1 июля правила netcongestie жёстче, объекты с готовым подключением дорожают.</w:t>
             </w:r>
           </w:p>
           <w:p>
@@ -383,7 +383,7 @@
                 <w:color w:val="ECF1F6"/>
                 <w:sz w:val="21"/>
               </w:rPr>
-              <w:t>Логистика переоценивается на корпоративной истории: оферта Prologis на Segro (~14,6 млрд евро, отклонена) задаёт тон всему сектору, Deutsche Bank срезал целевые цены REIT, но держит «покупать» — оценки считают привлекательными.</w:t>
+              <w:t>Ритейл-парки тихо обыгрывают рынок: вакантность 4,4% против 5,5%, доходность ~7,5% — деньги идут в удобство, а не в престиж адреса.</w:t>
             </w:r>
           </w:p>
           <w:p>
@@ -409,7 +409,7 @@
                 <w:color w:val="ECF1F6"/>
                 <w:sz w:val="21"/>
               </w:rPr>
-              <w:t>Налоги остаются тормозом для притока капитала: box 3 (реальная доходность) сдвинут на 2028, а IVBN бьётся за смягчение лимита на вычет процентов — пока нагрузка выше европейской.</w:t>
+              <w:t>Главная драма недели — не цены, а правила: box 3, квоты доступности и netcongestie определят доходность на 2–3 года вперёд.</w:t>
             </w:r>
           </w:p>
         </w:tc>
@@ -497,7 +497,7 @@
                 <w:color w:val="222B36"/>
                 <w:sz w:val="21"/>
               </w:rPr>
-              <w:t>Ваш фокус — склады: оферта Prologis за Segro (€14,6 млрд) переоценивает весь европейский логистический сектор. Развязка 22 июля — следите.</w:t>
+              <w:t>Ваш фокус — склады: оферта Prologis за Segro (€14,6 млрд) переоценивает весь логистический сектор. Развязка 22 июля — следите, это прямой сигнал к стоимости ваших активов.</w:t>
             </w:r>
           </w:p>
           <w:p>
@@ -523,7 +523,7 @@
                 <w:color w:val="222B36"/>
                 <w:sz w:val="21"/>
               </w:rPr>
-              <w:t>По вашим ритейл-паркам: вакантность 4,4% против 5,5% по рынку — сегмент держится крепче центров городов.</w:t>
+              <w:t>Срочно проверьте запас электромощности на ваших площадках (Венло, Мурдейк, Эммен): с 1 июля правила netcongestie ужесточаются, и «подключённые» объекты дорожают относительно остальных.</w:t>
             </w:r>
           </w:p>
           <w:p>
@@ -549,7 +549,7 @@
                 <w:color w:val="222B36"/>
                 <w:sz w:val="21"/>
               </w:rPr>
-              <w:t>Индустриал, регион действия: с 1 июля ужесточаются правила netcongestie — проверьте запас электромощности на ваших площадках в Венло/Мурдейке.</w:t>
+              <w:t>По ритейл-паркам (ваш сегмент): вакантность 4,4% против 5,5% по рынку, доходность ~7,5% — сегмент держится крепче центров городов; хорошие площадки трудно купить дёшево.</w:t>
             </w:r>
           </w:p>
         </w:tc>
@@ -680,7 +680,7 @@
           <w:color w:val="222B36"/>
           <w:sz w:val="19"/>
         </w:rPr>
-        <w:t>Prologis сделала предложение о поглощении Segro за ~14,6 млрд € (925 пенсов/акция, премия 24,6%); совет Segro единогласно отклонил оферту как заниженную. По британскому кодексу о поглощениях Prologis до 22 июля должна либо подтвердить твёрдое намерение, либо отступить. Сделка задаёт тон оценкам всего европейского и нидерландского логистического сектора.</w:t>
+        <w:t>Оферта €14,6 млрд (премия 24,6%) отклонена советом Segro как заниженная; мяч на стороне Prologis.</w:t>
       </w:r>
     </w:p>
     <w:p>
@@ -707,7 +707,7 @@
           <w:color w:val="6B7785"/>
           <w:sz w:val="18"/>
         </w:rPr>
-        <w:t>2026-07-22 — Дедлайн Prologis: подтвердить твёрдое намерение по Segro или отказаться (правило put up or shut up).</w:t>
+        <w:t>2026-07-22 — дедлайн: подтвердить твёрдое намерение или отступить</w:t>
       </w:r>
       <w:hyperlink r:id="rId11">
         <w:r>
@@ -746,7 +746,7 @@
           <w:color w:val="1F3A5F"/>
           <w:sz w:val="22"/>
         </w:rPr>
-        <w:t xml:space="preserve">  Box 3: переход на налог с фактической доходности</w:t>
+        <w:t xml:space="preserve">  Box 3: переход на налог с реальной доходности</w:t>
       </w:r>
     </w:p>
     <w:p>
@@ -773,7 +773,7 @@
           <w:color w:val="222B36"/>
           <w:sz w:val="19"/>
         </w:rPr>
-        <w:t>Сенат (Eerste Kamer) 30 июня провёл пленарные дебаты по законопроекту 'Wet werkelijk rendement box 3' (wetsvoorstel 36748): вместо фиктивной доходности — обложение реального арендного дохода ежегодно и прироста стоимости при продаже. Сенат разделён по вопросу обложения нереализованного прироста; голосование не раньше начала 2027, старт режима — 1 января 2028.</w:t>
+        <w:t>Сенат начал дебаты; спор о налоге на нереализованный («бумажный») рост стоимости.</w:t>
       </w:r>
     </w:p>
     <w:p>
@@ -800,7 +800,7 @@
           <w:color w:val="6B7785"/>
           <w:sz w:val="18"/>
         </w:rPr>
-        <w:t>2028-01-01 — Намеченный старт нового режима box 3; голосование в Сенате ожидается не раньше начала 2027.</w:t>
+        <w:t>2028-01-01 — намеченный старт нового режима</w:t>
       </w:r>
       <w:hyperlink r:id="rId12">
         <w:r>
@@ -825,11 +825,11 @@
           <w:rFonts w:ascii="Calibri" w:hAnsi="Calibri" w:cs="Calibri"/>
           <w:b/>
           <w:i w:val="0"/>
-          <w:color w:val="1E7A4D"/>
+          <w:color w:val="B07A1C"/>
           <w:sz w:val="16"/>
-          <w:shd w:val="clear" w:color="auto" w:fill="E7F4EE"/>
+          <w:shd w:val="clear" w:color="auto" w:fill="FFF6E5"/>
         </w:rPr>
-        <w:t xml:space="preserve"> ЗАКРЫТ </w:t>
+        <w:t xml:space="preserve"> ПОД НАБЛЮДЕНИЕМ </w:t>
       </w:r>
       <w:r>
         <w:rPr>
@@ -839,7 +839,7 @@
           <w:color w:val="1F3A5F"/>
           <w:sz w:val="22"/>
         </w:rPr>
-        <w:t xml:space="preserve">  Vesteda гасит панику с выкупом паёв</w:t>
+        <w:t xml:space="preserve">  Перегрузка электросетей тормозит стройку и индустриал</w:t>
       </w:r>
     </w:p>
     <w:p>
@@ -866,7 +866,7 @@
           <w:color w:val="222B36"/>
           <w:sz w:val="19"/>
         </w:rPr>
-        <w:t>На внеочередном собрании акционеров 26 июня Vesteda установила итоговый объём выкупа паёв в 765 млн € вместо первоначальных 4,1 млрд € (−81%), предотвратив масштабную распродажу ~28 000 арендных квартир. Инвесторы теперь могут выходить ежегодно, фонд даёт ликвидность по мере возможности в размере 7,5% капитала в год.</w:t>
+        <w:t>С 1 июля мелкие потребители теряют резерв мощности; очередь — ~15 000 компаний.</w:t>
       </w:r>
     </w:p>
     <w:p>
@@ -893,7 +893,7 @@
           <w:color w:val="6B7785"/>
           <w:sz w:val="18"/>
         </w:rPr>
-        <w:t>2027-06-26 — Следующий ежегодный цикл подачи заявок на выкуп паёв (новые условия фонда).</w:t>
+        <w:t>2026-07-01 — вступление новых правил в силу</w:t>
       </w:r>
       <w:hyperlink r:id="rId13">
         <w:r>
@@ -932,7 +932,7 @@
           <w:color w:val="1F3A5F"/>
           <w:sz w:val="22"/>
         </w:rPr>
-        <w:t xml:space="preserve">  Перегрузка электросетей тормозит стройку</w:t>
+        <w:t xml:space="preserve">  Vesteda гасит панику с выкупом паёв</w:t>
       </w:r>
     </w:p>
     <w:p>
@@ -959,7 +959,7 @@
           <w:color w:val="222B36"/>
           <w:sz w:val="19"/>
         </w:rPr>
-        <w:t>Перегрузка электросети (netcongestie) проходит сквозной линией через неделю: Утрехт создаёт рабочую группу по борьбе с netcongestie, Heijmans закладывает в проект на 563 жилища автономную энергосистему (тепловой насос, солнечные панели, аккумуляторы) как обходной путь, а BPD называет дефицит инфраструктуры (~80 млрд €) и перегрузку сетей главным тормозом строительства, призывая 'просто начинать строить'.</w:t>
+        <w:t>Выход инвесторов срезан с 4,1 млрд до 765 млн €; ликвидность теперь ежегодная (7,5%/год).</w:t>
       </w:r>
     </w:p>
     <w:p>
@@ -986,7 +986,7 @@
           <w:color w:val="6B7785"/>
           <w:sz w:val="18"/>
         </w:rPr>
-        <w:t>2026-09-30 — Следить за результатами рабочей группы Утрехта по netcongestie и реакцией на лобби BPD за смягчение нормы доступности.</w:t>
+        <w:t>2027-06-26 — следующий ежегодный цикл заявок на выход</w:t>
       </w:r>
       <w:hyperlink r:id="rId14">
         <w:r>
@@ -1052,7 +1052,7 @@
           <w:color w:val="222B36"/>
           <w:sz w:val="19"/>
         </w:rPr>
-        <w:t>Утрехт утвердил коалиционное соглашение с обязательной долей 80% доступного жилья (12 млн €/год на территории), Роттердам держит планку 67% по Regiewet (15 000 жилищ до 2030, doorbouwfonds 111 млн €). Параллельно девелоперы (BPD) лоббируют смягчение требования, что две трети жилья должны навсегда оставаться доступными — ключевое напряжение сезона, определяющее маржу будущих проектов.</w:t>
+        <w:t>Утрехт — 80%, Роттердам — 67% доступного в новостройке; девелоперы (BPD) лоббируют смягчение.</w:t>
       </w:r>
     </w:p>
     <w:p>
@@ -1079,7 +1079,7 @@
           <w:color w:val="6B7785"/>
           <w:sz w:val="18"/>
         </w:rPr>
-        <w:t>2026-09-30 — Следить, уступят ли города давлению девелоперов по снижению доли доступного жилья.</w:t>
+        <w:t>2026-09-30 — осенью — выльются ли квоты в реальные проекты</w:t>
       </w:r>
       <w:hyperlink r:id="rId15">
         <w:r>
@@ -1118,7 +1118,7 @@
           <w:color w:val="1F3A5F"/>
           <w:sz w:val="22"/>
         </w:rPr>
-        <w:t xml:space="preserve">  IVBN бьётся за смягчение лимита на вычет процентов</w:t>
+        <w:t xml:space="preserve">  Азотный пакет на 20 млрд € разблокирует стройку</w:t>
       </w:r>
     </w:p>
     <w:p>
@@ -1145,7 +1145,7 @@
           <w:color w:val="222B36"/>
           <w:sz w:val="19"/>
         </w:rPr>
-        <w:t>26 июня IVBN призвала правительство не откладывать до 2032 смягчение earningsstrippingmaatregel. Нынешний нидерландский лимит (24,5% EBITDA, порог 1 млн €) жёстче предложения Еврокомиссии от 24 июня (30% EBITDA, порог 3 млн € с 2032). Высокая налоговая нагрузка — одна из причин ухода капитала из нидерландской недвижимости.</w:t>
+        <w:t>Кабинет ввёл расчётный нижний порог выбросов и буферные зоны вокруг природных территорий.</w:t>
       </w:r>
     </w:p>
     <w:p>
@@ -1172,288 +1172,9 @@
           <w:color w:val="6B7785"/>
           <w:sz w:val="18"/>
         </w:rPr>
-        <w:t>2032-01-01 — Срок, к которому ЕК предлагает порог 3 млн €; следить за реакцией правительства на призыв IVBN ускорить смягчение.</w:t>
+        <w:t>2026-09-30 — первые разрешения по новому порогу</w:t>
       </w:r>
       <w:hyperlink r:id="rId16">
-        <w:r>
-          <w:rPr>
-            <w:color w:val="1155CC"/>
-            <w:sz w:val="17.0"/>
-            <w:rFonts w:ascii="Calibri" w:hAnsi="Calibri"/>
-            <w:u w:val="single"/>
-          </w:rPr>
-          <w:t xml:space="preserve">  ↗</w:t>
-        </w:r>
-      </w:hyperlink>
-    </w:p>
-    <w:p>
-      <w:pPr>
-        <w:keepNext/>
-        <w:spacing w:before="100" w:after="20" w:line="269" w:lineRule="auto"/>
-        <w:jc w:val="left"/>
-      </w:pPr>
-      <w:r>
-        <w:rPr>
-          <w:rFonts w:ascii="Calibri" w:hAnsi="Calibri" w:cs="Calibri"/>
-          <w:b/>
-          <w:i w:val="0"/>
-          <w:color w:val="B07A1C"/>
-          <w:sz w:val="16"/>
-          <w:shd w:val="clear" w:color="auto" w:fill="FFF6E5"/>
-        </w:rPr>
-        <w:t xml:space="preserve"> ПОД НАБЛЮДЕНИЕМ </w:t>
-      </w:r>
-      <w:r>
-        <w:rPr>
-          <w:rFonts w:ascii="Calibri" w:hAnsi="Calibri" w:cs="Calibri"/>
-          <w:b/>
-          <w:i w:val="0"/>
-          <w:color w:val="1F3A5F"/>
-          <w:sz w:val="22"/>
-        </w:rPr>
-        <w:t xml:space="preserve">  Deutsche Bank переоценивает логистические REIT</w:t>
-      </w:r>
-    </w:p>
-    <w:p>
-      <w:pPr>
-        <w:spacing w:before="0" w:after="20" w:line="264" w:lineRule="auto"/>
-        <w:ind w:left="113"/>
-        <w:jc w:val="left"/>
-      </w:pPr>
-      <w:r>
-        <w:rPr>
-          <w:rFonts w:ascii="Calibri" w:hAnsi="Calibri" w:cs="Calibri"/>
-          <w:b/>
-          <w:i w:val="0"/>
-          <w:color w:val="6B7785"/>
-          <w:sz w:val="19"/>
-        </w:rPr>
-        <w:t xml:space="preserve">Что нового: </w:t>
-      </w:r>
-      <w:r>
-        <w:rPr>
-          <w:rFonts w:ascii="Calibri" w:hAnsi="Calibri" w:cs="Calibri"/>
-          <w:b w:val="0"/>
-          <w:i w:val="0"/>
-          <w:color w:val="222B36"/>
-          <w:sz w:val="19"/>
-        </w:rPr>
-        <w:t>25 июня Deutsche Bank понизил целевые цены четырёх логистических REIT (CTP 22→19 €, WDP 30→25 €, Montea 85→73 €, VGP 120→100 €), но сохранил по всем рекомендацию 'покупать': оценки привлекательны, апсайд выше риска снижения, поддержку даёт заявка Prologis на Segro. VGP — фаворит банка.</w:t>
-      </w:r>
-    </w:p>
-    <w:p>
-      <w:pPr>
-        <w:spacing w:before="0" w:after="80" w:line="252" w:lineRule="auto"/>
-        <w:ind w:left="113"/>
-        <w:jc w:val="left"/>
-      </w:pPr>
-      <w:r>
-        <w:rPr>
-          <w:rFonts w:ascii="Calibri" w:hAnsi="Calibri" w:cs="Calibri"/>
-          <w:b/>
-          <w:i w:val="0"/>
-          <w:color w:val="8A5510"/>
-          <w:sz w:val="18"/>
-        </w:rPr>
-        <w:t xml:space="preserve">Следующий триггер: </w:t>
-      </w:r>
-      <w:r>
-        <w:rPr>
-          <w:rFonts w:ascii="Calibri" w:hAnsi="Calibri" w:cs="Calibri"/>
-          <w:b w:val="0"/>
-          <w:i/>
-          <w:color w:val="6B7785"/>
-          <w:sz w:val="18"/>
-        </w:rPr>
-        <w:t>2026-07-22 — Развязка по Prologis/Segro переоценит весь сектор и эти целевые цены.</w:t>
-      </w:r>
-      <w:hyperlink r:id="rId17">
-        <w:r>
-          <w:rPr>
-            <w:color w:val="1155CC"/>
-            <w:sz w:val="17.0"/>
-            <w:rFonts w:ascii="Calibri" w:hAnsi="Calibri"/>
-            <w:u w:val="single"/>
-          </w:rPr>
-          <w:t xml:space="preserve">  ↗</w:t>
-        </w:r>
-      </w:hyperlink>
-    </w:p>
-    <w:p>
-      <w:pPr>
-        <w:keepNext/>
-        <w:spacing w:before="100" w:after="20" w:line="269" w:lineRule="auto"/>
-        <w:jc w:val="left"/>
-      </w:pPr>
-      <w:r>
-        <w:rPr>
-          <w:rFonts w:ascii="Calibri" w:hAnsi="Calibri" w:cs="Calibri"/>
-          <w:b/>
-          <w:i w:val="0"/>
-          <w:color w:val="8A5510"/>
-          <w:sz w:val="16"/>
-          <w:shd w:val="clear" w:color="auto" w:fill="FBF1DF"/>
-        </w:rPr>
-        <w:t xml:space="preserve"> В РАЗВИТИИ </w:t>
-      </w:r>
-      <w:r>
-        <w:rPr>
-          <w:rFonts w:ascii="Calibri" w:hAnsi="Calibri" w:cs="Calibri"/>
-          <w:b/>
-          <w:i w:val="0"/>
-          <w:color w:val="1F3A5F"/>
-          <w:sz w:val="22"/>
-        </w:rPr>
-        <w:t xml:space="preserve">  Panattoni рискует спекулятивной стройкой в Эммене</w:t>
-      </w:r>
-    </w:p>
-    <w:p>
-      <w:pPr>
-        <w:spacing w:before="0" w:after="20" w:line="264" w:lineRule="auto"/>
-        <w:ind w:left="113"/>
-        <w:jc w:val="left"/>
-      </w:pPr>
-      <w:r>
-        <w:rPr>
-          <w:rFonts w:ascii="Calibri" w:hAnsi="Calibri" w:cs="Calibri"/>
-          <w:b/>
-          <w:i w:val="0"/>
-          <w:color w:val="6B7785"/>
-          <w:sz w:val="19"/>
-        </w:rPr>
-        <w:t xml:space="preserve">Что нового: </w:t>
-      </w:r>
-      <w:r>
-        <w:rPr>
-          <w:rFonts w:ascii="Calibri" w:hAnsi="Calibri" w:cs="Calibri"/>
-          <w:b w:val="0"/>
-          <w:i w:val="0"/>
-          <w:color w:val="222B36"/>
-          <w:sz w:val="19"/>
-        </w:rPr>
-        <w:t>Panattoni начала спекулятивную застройку Panattoni Park Emmen на ~150 000 м² (собственные инвестиции &gt;100 млн €) без заранее найденного арендатора, делая ставку на спрос международных производителей на готовые помещения. Крупнейшее коммерческое здание на севере Нидерландов; сдача — март 2028.</w:t>
-      </w:r>
-    </w:p>
-    <w:p>
-      <w:pPr>
-        <w:spacing w:before="0" w:after="80" w:line="252" w:lineRule="auto"/>
-        <w:ind w:left="113"/>
-        <w:jc w:val="left"/>
-      </w:pPr>
-      <w:r>
-        <w:rPr>
-          <w:rFonts w:ascii="Calibri" w:hAnsi="Calibri" w:cs="Calibri"/>
-          <w:b/>
-          <w:i w:val="0"/>
-          <w:color w:val="8A5510"/>
-          <w:sz w:val="18"/>
-        </w:rPr>
-        <w:t xml:space="preserve">Следующий триггер: </w:t>
-      </w:r>
-      <w:r>
-        <w:rPr>
-          <w:rFonts w:ascii="Calibri" w:hAnsi="Calibri" w:cs="Calibri"/>
-          <w:b w:val="0"/>
-          <w:i/>
-          <w:color w:val="6B7785"/>
-          <w:sz w:val="18"/>
-        </w:rPr>
-        <w:t>2028-03-31 — Сдача объекта; следить, найдёт ли Panattoni арендатора на 150 000 м² до сдачи.</w:t>
-      </w:r>
-      <w:hyperlink r:id="rId18">
-        <w:r>
-          <w:rPr>
-            <w:color w:val="1155CC"/>
-            <w:sz w:val="17.0"/>
-            <w:rFonts w:ascii="Calibri" w:hAnsi="Calibri"/>
-            <w:u w:val="single"/>
-          </w:rPr>
-          <w:t xml:space="preserve">  ↗</w:t>
-        </w:r>
-      </w:hyperlink>
-    </w:p>
-    <w:p>
-      <w:pPr>
-        <w:keepNext/>
-        <w:spacing w:before="100" w:after="20" w:line="269" w:lineRule="auto"/>
-        <w:jc w:val="left"/>
-      </w:pPr>
-      <w:r>
-        <w:rPr>
-          <w:rFonts w:ascii="Calibri" w:hAnsi="Calibri" w:cs="Calibri"/>
-          <w:b/>
-          <w:i w:val="0"/>
-          <w:color w:val="2C5F8A"/>
-          <w:sz w:val="16"/>
-          <w:shd w:val="clear" w:color="auto" w:fill="E8F0F7"/>
-        </w:rPr>
-        <w:t xml:space="preserve"> НОВЫЙ </w:t>
-      </w:r>
-      <w:r>
-        <w:rPr>
-          <w:rFonts w:ascii="Calibri" w:hAnsi="Calibri" w:cs="Calibri"/>
-          <w:b/>
-          <w:i w:val="0"/>
-          <w:color w:val="1F3A5F"/>
-          <w:sz w:val="22"/>
-        </w:rPr>
-        <w:t xml:space="preserve">  Bouwinvest наращивает фонд жилья для пожилых</w:t>
-      </w:r>
-    </w:p>
-    <w:p>
-      <w:pPr>
-        <w:spacing w:before="0" w:after="20" w:line="264" w:lineRule="auto"/>
-        <w:ind w:left="113"/>
-        <w:jc w:val="left"/>
-      </w:pPr>
-      <w:r>
-        <w:rPr>
-          <w:rFonts w:ascii="Calibri" w:hAnsi="Calibri" w:cs="Calibri"/>
-          <w:b/>
-          <w:i w:val="0"/>
-          <w:color w:val="6B7785"/>
-          <w:sz w:val="19"/>
-        </w:rPr>
-        <w:t xml:space="preserve">Что нового: </w:t>
-      </w:r>
-      <w:r>
-        <w:rPr>
-          <w:rFonts w:ascii="Calibri" w:hAnsi="Calibri" w:cs="Calibri"/>
-          <w:b w:val="0"/>
-          <w:i w:val="0"/>
-          <w:color w:val="222B36"/>
-          <w:sz w:val="19"/>
-        </w:rPr>
-        <w:t>Bouwinvest привлёк в Dutch Senior Living Impact Fund два новых пенсионных фонда (включая PME) — теперь шесть институциональных инвесторов. Committed capital вырос со 130 до 263,5 млн € (более чем удвоение) — редкий позитивный приток денег в арендное жильё для пожилых на фоне общего оттока капитала у институционалов.</w:t>
-      </w:r>
-    </w:p>
-    <w:p>
-      <w:pPr>
-        <w:spacing w:before="0" w:after="80" w:line="252" w:lineRule="auto"/>
-        <w:ind w:left="113"/>
-        <w:jc w:val="left"/>
-      </w:pPr>
-      <w:r>
-        <w:rPr>
-          <w:rFonts w:ascii="Calibri" w:hAnsi="Calibri" w:cs="Calibri"/>
-          <w:b/>
-          <w:i w:val="0"/>
-          <w:color w:val="8A5510"/>
-          <w:sz w:val="18"/>
-        </w:rPr>
-        <w:t xml:space="preserve">Следующий триггер: </w:t>
-      </w:r>
-      <w:r>
-        <w:rPr>
-          <w:rFonts w:ascii="Calibri" w:hAnsi="Calibri" w:cs="Calibri"/>
-          <w:b w:val="0"/>
-          <w:i/>
-          <w:color w:val="6B7785"/>
-          <w:sz w:val="18"/>
-        </w:rPr>
-        <w:t>2026-12-31 — Следить за дальнейшими закрытиями фонда и притоком капитала в сегмент жилья для пожилых.</w:t>
-      </w:r>
-      <w:hyperlink r:id="rId19">
         <w:r>
           <w:rPr>
             <w:color w:val="1155CC"/>
@@ -1560,7 +1281,7 @@
                     <pic:cNvPicPr/>
                   </pic:nvPicPr>
                   <pic:blipFill>
-                    <a:blip r:embed="rId20"/>
+                    <a:blip r:embed="rId17"/>
                     <a:stretch>
                       <a:fillRect/>
                     </a:stretch>
@@ -1659,7 +1380,7 @@
                 <w:color w:val="222B36"/>
                 <w:sz w:val="21"/>
               </w:rPr>
-              <w:t>Неделя 23–30 июня выдалась насыщенной по всем трём сегментам. В жилье главный сюжет — институциональные деньги: фонд Bouwinvest для жилья пожилых привлёк новый капитал (committed capital вырос со 130 до 263,5 млн евро), а крупнейший жилищный фонд Vesteda договорился об ограниченном выкупе паёв (765 млн евро вместо первоначальных 4,1 млрд), предотвратив масштабную распродажу арендного жилья; параллельно Утрехт и Роттердам утвердили коалиционные соглашения с жёсткими планками доступного жилья (80% и ~67%). В коммерции CBRE и инвесторы (Retail Estates) подсветили тему недели — периферийные ритейл-парки оказались на удивление устойчивы (вакантность всего 4,4% против 5,5% в среднем по торговой недвижимости). В индустриале доминировала большая корпоративная история: предложение Prologis о покупке Segro (~14,6 млрд евро, отклонено), снижение целевых цен Deutsche Bank по четырём логистическим REIT при сохранении рекомендации «покупать», а также спекулятивная стройка Panattoni в Эммене на 150 000 м2.</w:t>
+              <w:t>Неделя 23–30 июня прошла под знаком крупного капитала и новых правил. В жилье институционалы стабилизировали аренду (Vesteda удержал выход инвесторов, Bouwinvest удвоил фонд для пожилых), но государство и города закрутили требования доступности, а налог box 3 переписывается под реальную доходность. В коммерции тихий чемпион — периферийные ритейл-парки: вакантность 4,4% против 5,5% по рынку, пока центры городов страдают. В индустриале гремит оферта Prologis на Segro (~14,6 млрд €, отклонена), задающая цену всему сектору, а с 1 июля доступ к электросети становится фактором стоимости №1.</w:t>
             </w:r>
           </w:p>
         </w:tc>
@@ -1776,7 +1497,7 @@
           <w:color w:val="222B36"/>
           <w:sz w:val="21"/>
         </w:rPr>
-        <w:t>Сенат (Eerste Kamer — верхняя палата парламента) 30 июня провёл пленарные дебаты по законопроекту 'Wet werkelijk rendement box 3' (закон о налогообложении фактической доходности в режиме налога на капитал физлиц 'box 3'). Для частных арендодателей это важно: вместо нынешней фиктивной доходности предлагается облагать реальный арендный доход ежегодно, а прирост стоимости недвижимости — только при продаже (vermogenswinstbelasting — налог на прирост капитала). Комиссия по финансам (FIN) 23 июня решила снова поставить закон на повестку после дебатов. Голосование может состояться не раньше начала 2027 — Сенат разделён по вопросу обложения 'бумажного' (нереализованного) прироста. Старт нового режима намечен на 1 января 2028.</w:t>
+        <w:t>Сенат одобрил закон, который даёт государству, провинциям и муниципалитетам право решать, сколько, где и какое жильё строить (Wet versterking regie volkshuisvesting): две трети новостроек должны быть «доступными», 30% — социальная аренда. В силе с 1 июля.</w:t>
       </w:r>
     </w:p>
     <w:p>
@@ -1804,7 +1525,7 @@
           <w:color w:val="222B36"/>
           <w:sz w:val="18"/>
         </w:rPr>
-        <w:t xml:space="preserve">Если держите арендное жильё как физлицо — налог переходит на реальный доход, а не фиктивный: считайте кэш-флоу заранее, но решения пока ждут — режим только с 2028.  </w:t>
+        <w:t xml:space="preserve">Драйвер: дефицит доступного жилья → государство берёт стройку под контроль → у девелоперов сужается поле для дорогих проектов. Что делать: строите или покупаете под аренду — закладывайте жёсткие квоты доступности уже сейчас.  </w:t>
       </w:r>
     </w:p>
     <w:p>
@@ -1821,7 +1542,100 @@
           <w:color w:val="6B7785"/>
           <w:sz w:val="17"/>
         </w:rPr>
-        <w:t xml:space="preserve">   📅 2026-06-30   •   Источник: Eerste Kamer der Staten-Generaal (wetsvoorstel 36748)</w:t>
+        <w:t xml:space="preserve">   📅 2026-06-24   •   Источник: Eerste Kamer</w:t>
+      </w:r>
+      <w:r>
+        <w:rPr>
+          <w:rFonts w:ascii="Calibri" w:hAnsi="Calibri" w:cs="Calibri"/>
+          <w:b w:val="0"/>
+          <w:i w:val="0"/>
+          <w:color w:val="6B7785"/>
+          <w:sz w:val="17"/>
+        </w:rPr>
+        <w:t xml:space="preserve">   </w:t>
+      </w:r>
+      <w:hyperlink r:id="rId18">
+        <w:r>
+          <w:rPr>
+            <w:color w:val="1155CC"/>
+            <w:sz w:val="17.0"/>
+            <w:rFonts w:ascii="Calibri" w:hAnsi="Calibri"/>
+            <w:u w:val="single"/>
+          </w:rPr>
+          <w:t xml:space="preserve">ссылка ↗</w:t>
+        </w:r>
+      </w:hyperlink>
+    </w:p>
+    <w:p>
+      <w:pPr>
+        <w:spacing w:before="60" w:after="20" w:line="269" w:lineRule="auto"/>
+        <w:ind w:left="283" w:hanging="198"/>
+        <w:jc w:val="left"/>
+      </w:pPr>
+      <w:r>
+        <w:rPr>
+          <w:rFonts w:ascii="Calibri" w:hAnsi="Calibri" w:cs="Calibri"/>
+          <w:b/>
+          <w:i w:val="0"/>
+          <w:color w:val="2C5F8A"/>
+          <w:sz w:val="21"/>
+        </w:rPr>
+        <w:t xml:space="preserve">◆  </w:t>
+      </w:r>
+      <w:r>
+        <w:rPr>
+          <w:rFonts w:ascii="Calibri" w:hAnsi="Calibri" w:cs="Calibri"/>
+          <w:b w:val="0"/>
+          <w:i w:val="0"/>
+          <w:color w:val="222B36"/>
+          <w:sz w:val="21"/>
+        </w:rPr>
+        <w:t>Сенат начал дебаты по новому налогу для частных арендодателей (Wet werkelijk rendement box 3): вместо налога на выдуманный доход — налог на реальный арендный доход ежегодно, а на подорожание недвижимости — только при продаже. Старт намечен на 2028, но Сенат спорит о налоге на «бумажный» рост.</w:t>
+      </w:r>
+    </w:p>
+    <w:p>
+      <w:pPr>
+        <w:spacing w:before="20" w:after="20" w:line="264" w:lineRule="auto"/>
+        <w:ind w:left="283"/>
+        <w:jc w:val="left"/>
+        <w:shd w:val="clear" w:color="auto" w:fill="E8F0F7"/>
+      </w:pPr>
+      <w:r>
+        <w:rPr>
+          <w:rFonts w:ascii="Calibri" w:hAnsi="Calibri" w:cs="Calibri"/>
+          <w:b/>
+          <w:i w:val="0"/>
+          <w:color w:val="2C5F8A"/>
+          <w:sz w:val="18"/>
+        </w:rPr>
+        <w:t xml:space="preserve">  Почему важно:  </w:t>
+      </w:r>
+      <w:r>
+        <w:rPr>
+          <w:rFonts w:ascii="Calibri" w:hAnsi="Calibri" w:cs="Calibri"/>
+          <w:b w:val="0"/>
+          <w:i w:val="0"/>
+          <w:color w:val="222B36"/>
+          <w:sz w:val="18"/>
+        </w:rPr>
+        <w:t xml:space="preserve">Простыми словами: налог поедет за реальной доходностью, а не за фиктивной — пустующая недвижимость станет выгоднее, а растущая в цене дороже при продаже. Что делать: следить за финальной редакцией — она решит, держать актив или фиксировать прибыль до 2028.  </w:t>
+      </w:r>
+    </w:p>
+    <w:p>
+      <w:pPr>
+        <w:spacing w:before="0" w:after="100" w:line="240" w:lineRule="auto"/>
+        <w:ind w:left="283"/>
+        <w:jc w:val="left"/>
+      </w:pPr>
+      <w:r>
+        <w:rPr>
+          <w:rFonts w:ascii="Calibri" w:hAnsi="Calibri" w:cs="Calibri"/>
+          <w:b w:val="0"/>
+          <w:i/>
+          <w:color w:val="6B7785"/>
+          <w:sz w:val="17"/>
+        </w:rPr>
+        <w:t xml:space="preserve">   📅 2026-06-30   •   Источник: Eerste Kamer</w:t>
       </w:r>
       <w:r>
         <w:rPr>
@@ -1869,7 +1683,7 @@
           <w:color w:val="222B36"/>
           <w:sz w:val="21"/>
         </w:rPr>
-        <w:t>Утрехт (4-й город страны, ~370 тыс. жителей) представил коалиционное соглашение на 2026–2030 (партии PRO Utrecht и D66). По жилью: для всей новой застройки вводится обязательная доля 80% доступного жилья (betaalbare nieuwbouw — социальная плюс средняя аренда и доступная покупка), ежегодно выделяется 12 млн евро на развитие территорий и земельную политику, создаётся рабочая группа по борьбе с перегрузкой электросети (netcongestie). Это более жёсткая планка доступности, чем общенациональные ~⅔, — прямой сигнал застройщикам и арендным инвесторам о структуре будущего предложения.</w:t>
+        <w:t>Верховный суд (Hoge Raad) поставил точку: кто не оспорил налог box 3 за 2017–2020 вовремя — компенсацию не получит, массовая процедура закрыта.</w:t>
       </w:r>
     </w:p>
     <w:p>
@@ -1897,7 +1711,7 @@
           <w:color w:val="222B36"/>
           <w:sz w:val="18"/>
         </w:rPr>
-        <w:t xml:space="preserve">В Утрехте свободно-рыночного жилья в новых проектах останется лишь 20% — закладывайте более низкую маржу и иную модель доходности на этой территории.  </w:t>
+        <w:t xml:space="preserve">Сигнал-предупреждение: по налогам на недвижимость сроки решают деньги. Что делать: проверьте, поданы ли ваши возражения за текущие годы — опоздание необратимо.  </w:t>
       </w:r>
     </w:p>
     <w:p>
@@ -1914,7 +1728,7 @@
           <w:color w:val="6B7785"/>
           <w:sz w:val="17"/>
         </w:rPr>
-        <w:t xml:space="preserve">   📅 2026-06-24   •   Источник: Vastgoedjournaal</w:t>
+        <w:t xml:space="preserve">   📅 2026-06-25   •   Источник: Accountancy Vanmorgen</w:t>
       </w:r>
       <w:r>
         <w:rPr>
@@ -1926,193 +1740,7 @@
         </w:rPr>
         <w:t xml:space="preserve">   </w:t>
       </w:r>
-      <w:hyperlink r:id="rId14">
-        <w:r>
-          <w:rPr>
-            <w:color w:val="1155CC"/>
-            <w:sz w:val="17.0"/>
-            <w:rFonts w:ascii="Calibri" w:hAnsi="Calibri"/>
-            <w:u w:val="single"/>
-          </w:rPr>
-          <w:t xml:space="preserve">ссылка ↗</w:t>
-        </w:r>
-      </w:hyperlink>
-    </w:p>
-    <w:p>
-      <w:pPr>
-        <w:spacing w:before="60" w:after="20" w:line="269" w:lineRule="auto"/>
-        <w:ind w:left="283" w:hanging="198"/>
-        <w:jc w:val="left"/>
-      </w:pPr>
-      <w:r>
-        <w:rPr>
-          <w:rFonts w:ascii="Calibri" w:hAnsi="Calibri" w:cs="Calibri"/>
-          <w:b/>
-          <w:i w:val="0"/>
-          <w:color w:val="2C5F8A"/>
-          <w:sz w:val="21"/>
-        </w:rPr>
-        <w:t xml:space="preserve">◆  </w:t>
-      </w:r>
-      <w:r>
-        <w:rPr>
-          <w:rFonts w:ascii="Calibri" w:hAnsi="Calibri" w:cs="Calibri"/>
-          <w:b w:val="0"/>
-          <w:i w:val="0"/>
-          <w:color w:val="222B36"/>
-          <w:sz w:val="21"/>
-        </w:rPr>
-        <w:t>Роттердам (2-й город страны, ~670 тыс. жителей) представил коалиционное соглашение 2026–2030 'Vaart maken' (Набрать ход; коалиция PRO, D66, VVD, CDA, Volt). До 2030 года планируется построить 15 000 жилищ, из них 10 000 доступных (около 67% — в соответствии с Regiewet, законом о госрегулировании жилищного строительства). Создаётся строительный фонд (doorbouwfonds) на 111 млн евро, чтобы проекты не останавливались при удорожании стройки; более 1 млрд евро резервируется на жильё, территории, экономику и климат.</w:t>
-      </w:r>
-    </w:p>
-    <w:p>
-      <w:pPr>
-        <w:spacing w:before="20" w:after="20" w:line="264" w:lineRule="auto"/>
-        <w:ind w:left="283"/>
-        <w:jc w:val="left"/>
-        <w:shd w:val="clear" w:color="auto" w:fill="E8F0F7"/>
-      </w:pPr>
-      <w:r>
-        <w:rPr>
-          <w:rFonts w:ascii="Calibri" w:hAnsi="Calibri" w:cs="Calibri"/>
-          <w:b/>
-          <w:i w:val="0"/>
-          <w:color w:val="2C5F8A"/>
-          <w:sz w:val="18"/>
-        </w:rPr>
-        <w:t xml:space="preserve">  Почему важно:  </w:t>
-      </w:r>
-      <w:r>
-        <w:rPr>
-          <w:rFonts w:ascii="Calibri" w:hAnsi="Calibri" w:cs="Calibri"/>
-          <w:b w:val="0"/>
-          <w:i w:val="0"/>
-          <w:color w:val="222B36"/>
-          <w:sz w:val="18"/>
-        </w:rPr>
-        <w:t xml:space="preserve">Роттердам держит планку строго по нацзакону (67%), но подстраховывает девелоперов фондом на 111 млн € — снижает риск заморозки проектов при удорожании.  </w:t>
-      </w:r>
-    </w:p>
-    <w:p>
-      <w:pPr>
-        <w:spacing w:before="0" w:after="100" w:line="240" w:lineRule="auto"/>
-        <w:ind w:left="283"/>
-        <w:jc w:val="left"/>
-      </w:pPr>
-      <w:r>
-        <w:rPr>
-          <w:rFonts w:ascii="Calibri" w:hAnsi="Calibri" w:cs="Calibri"/>
-          <w:b w:val="0"/>
-          <w:i/>
-          <w:color w:val="6B7785"/>
-          <w:sz w:val="17"/>
-        </w:rPr>
-        <w:t xml:space="preserve">   📅 2026-06-26   •   Источник: Vastgoedmarkt</w:t>
-      </w:r>
-      <w:r>
-        <w:rPr>
-          <w:rFonts w:ascii="Calibri" w:hAnsi="Calibri" w:cs="Calibri"/>
-          <w:b w:val="0"/>
-          <w:i w:val="0"/>
-          <w:color w:val="6B7785"/>
-          <w:sz w:val="17"/>
-        </w:rPr>
-        <w:t xml:space="preserve">   </w:t>
-      </w:r>
-      <w:hyperlink r:id="rId15">
-        <w:r>
-          <w:rPr>
-            <w:color w:val="1155CC"/>
-            <w:sz w:val="17.0"/>
-            <w:rFonts w:ascii="Calibri" w:hAnsi="Calibri"/>
-            <w:u w:val="single"/>
-          </w:rPr>
-          <w:t xml:space="preserve">ссылка ↗</w:t>
-        </w:r>
-      </w:hyperlink>
-    </w:p>
-    <w:p>
-      <w:pPr>
-        <w:spacing w:before="60" w:after="20" w:line="269" w:lineRule="auto"/>
-        <w:ind w:left="283" w:hanging="198"/>
-        <w:jc w:val="left"/>
-      </w:pPr>
-      <w:r>
-        <w:rPr>
-          <w:rFonts w:ascii="Calibri" w:hAnsi="Calibri" w:cs="Calibri"/>
-          <w:b/>
-          <w:i w:val="0"/>
-          <w:color w:val="2C5F8A"/>
-          <w:sz w:val="21"/>
-        </w:rPr>
-        <w:t xml:space="preserve">◆  </w:t>
-      </w:r>
-      <w:r>
-        <w:rPr>
-          <w:rFonts w:ascii="Calibri" w:hAnsi="Calibri" w:cs="Calibri"/>
-          <w:b w:val="0"/>
-          <w:i w:val="0"/>
-          <w:color w:val="222B36"/>
-          <w:sz w:val="21"/>
-        </w:rPr>
-        <w:t>Государственный совет (Raad van State — высший административный суд) 24 июня аннулировал план застройки (bestemmingsplan) и экологическое разрешение для жилого проекта Koggenland в Пюрмеренде из-за недостаточного обоснования расчёта парковочного спроса. При этом стройка продолжится: суд оставил в силе правовые последствия решений, поскольку муниципалитет провёл новое исследование парковки. Проект — 64 жилья (53 социальных арендных + 11 средней аренды, middenhuur). Урок для девелоперов: процедурные дефекты ведут к отмене, но устранимые недочёты не обязательно останавливают стройку.</w:t>
-      </w:r>
-    </w:p>
-    <w:p>
-      <w:pPr>
-        <w:spacing w:before="20" w:after="20" w:line="264" w:lineRule="auto"/>
-        <w:ind w:left="283"/>
-        <w:jc w:val="left"/>
-        <w:shd w:val="clear" w:color="auto" w:fill="E8F0F7"/>
-      </w:pPr>
-      <w:r>
-        <w:rPr>
-          <w:rFonts w:ascii="Calibri" w:hAnsi="Calibri" w:cs="Calibri"/>
-          <w:b/>
-          <w:i w:val="0"/>
-          <w:color w:val="2C5F8A"/>
-          <w:sz w:val="18"/>
-        </w:rPr>
-        <w:t xml:space="preserve">  Почему важно:  </w:t>
-      </w:r>
-      <w:r>
-        <w:rPr>
-          <w:rFonts w:ascii="Calibri" w:hAnsi="Calibri" w:cs="Calibri"/>
-          <w:b w:val="0"/>
-          <w:i w:val="0"/>
-          <w:color w:val="222B36"/>
-          <w:sz w:val="18"/>
-        </w:rPr>
-        <w:t xml:space="preserve">Сигнал по процедурным рискам: слабое обоснование (например, по парковке) может отменить разрешение, но своевременное доисследование спасает проект — документируйте расчёты тщательно.  </w:t>
-      </w:r>
-    </w:p>
-    <w:p>
-      <w:pPr>
-        <w:spacing w:before="0" w:after="100" w:line="240" w:lineRule="auto"/>
-        <w:ind w:left="283"/>
-        <w:jc w:val="left"/>
-      </w:pPr>
-      <w:r>
-        <w:rPr>
-          <w:rFonts w:ascii="Calibri" w:hAnsi="Calibri" w:cs="Calibri"/>
-          <w:b w:val="0"/>
-          <w:i/>
-          <w:color w:val="6B7785"/>
-          <w:sz w:val="17"/>
-        </w:rPr>
-        <w:t xml:space="preserve">   📅 2026-06-25   •   Источник: Raad van State / RegioPurmerend</w:t>
-      </w:r>
-      <w:r>
-        <w:rPr>
-          <w:rFonts w:ascii="Calibri" w:hAnsi="Calibri" w:cs="Calibri"/>
-          <w:b w:val="0"/>
-          <w:i w:val="0"/>
-          <w:color w:val="6B7785"/>
-          <w:sz w:val="17"/>
-        </w:rPr>
-        <w:t xml:space="preserve">   </w:t>
-      </w:r>
-      <w:hyperlink r:id="rId21">
+      <w:hyperlink r:id="rId19">
         <w:r>
           <w:rPr>
             <w:color w:val="1155CC"/>
@@ -2168,7 +1796,7 @@
           <w:color w:val="222B36"/>
           <w:sz w:val="21"/>
         </w:rPr>
-        <w:t>На внеочередном собрании акционеров (BAVA) 26 июня фонд Vesteda — один из крупнейших в Нидерландах институциональных инвесторов в жильё (портфель ~10,8 млрд евро, около 28 000 арендных квартир) — установил итоговый объём заявок на выкуп паёв (redemptievolume) на уровне 765 млн евро. Это резкое снижение по сравнению с первоначальными заявками инвесторов (в основном пенсионных фондов) на 4,1 млрд евро от 2 марта. Теперь инвесторы могут подавать заявки на выход ежегодно (раньше — раз в семь лет), а фонд будет давать ликвидность 'по мере возможности' (best-effort) в размере 7,5% капитала в год. Сделка предотвратила масштабную распродажу арендного жилья.</w:t>
+        <w:t>Крупнейший институциональный арендодатель жилья Vesteda (~10,8 млрд €, ~28 000 квартир) утихомирил волну выхода инвесторов: вместо заявок на выкуп паёв на 4,1 млрд € — итог 765 млн € (−81%). Пенсионные фонды теперь могут выходить ежегодно, фонд даёт ликвидность «по возможности» (7,5% капитала в год).</w:t>
       </w:r>
     </w:p>
     <w:p>
@@ -2196,7 +1824,7 @@
           <w:color w:val="222B36"/>
           <w:sz w:val="18"/>
         </w:rPr>
-        <w:t xml:space="preserve">Главный успокаивающий сигнал недели: распродажи ~28 000 квартир не будет — давление на цены арендного жилья снизилось, рынок стабилизируется.  </w:t>
+        <w:t xml:space="preserve">Драйвер: пенсионные фонды хотели массово выйти из аренды → грозила распродажа и давление на цены → сделка это предотвратила. Что делать владельцу аренды: масштабного сброса жилья на рынок не будет (поддержка оценкам), но на быстрый выход из таких фондов больше не рассчитывайте.  </w:t>
       </w:r>
     </w:p>
     <w:p>
@@ -2213,7 +1841,7 @@
           <w:color w:val="6B7785"/>
           <w:sz w:val="17"/>
         </w:rPr>
-        <w:t xml:space="preserve">   📅 2026-06-26   •   Источник: Vesteda Newsroom / NOS / FD</w:t>
+        <w:t xml:space="preserve">   📅 2026-06-26   •   Источник: Vesteda / NOS</w:t>
       </w:r>
       <w:r>
         <w:rPr>
@@ -2225,7 +1853,7 @@
         </w:rPr>
         <w:t xml:space="preserve">   </w:t>
       </w:r>
-      <w:hyperlink r:id="rId13">
+      <w:hyperlink r:id="rId14">
         <w:r>
           <w:rPr>
             <w:color w:val="1155CC"/>
@@ -2261,7 +1889,7 @@
           <w:color w:val="222B36"/>
           <w:sz w:val="21"/>
         </w:rPr>
-        <w:t>Bouwinvest (один из крупнейших нидерландских управляющих недвижимостью для пенсионных фондов, входит в группу bpfBOUW, под управлением ~14 млрд евро) привлёк новый капитал в фонд жилья для пожилых Dutch Senior Living Impact Fund. В фонд вошли пенсионный фонд PME (металлургия/электротехника) и ещё один нидерландский пенсионный фонд — теперь у фонда шесть институциональных инвесторов вместо четырёх. Объём обязательств (committed capital — заявленный капитал к вложению) вырос со 130 млн евро на первом закрытии до 263,5 млн евро — это более чем удвоение. Редкий позитивный сигнал притока денег в арендное жильё на фоне общего оттока капитала у институционалов; деньги идут в сегмент healthcare-жилья (жильё с уходом/для пожилых).</w:t>
+        <w:t>Bouwinvest (управляет ~14 млрд € для пенсионных фондов) более чем удвоил фонд жилья для пожилых: заявленный капитал вырос со 130 до 263,5 млн €, инвесторов стало шесть.</w:t>
       </w:r>
     </w:p>
     <w:p>
@@ -2289,7 +1917,7 @@
           <w:color w:val="222B36"/>
           <w:sz w:val="18"/>
         </w:rPr>
-        <w:t xml:space="preserve">Деньги текут в жильё для пожилых — растущий сегмент со стабильным спросом из-за старения населения; ориентир, куда смотрят умные институционалы.  </w:t>
+        <w:t xml:space="preserve">Редкий приток денег в аренду на фоне общего оттока. Простыми словами: умные деньги заходят в жильё с уходом — там спрос растёт со старением населения. Что делать: healthcare-жильё стоит присмотреть, пока сегмент не перегрет.  </w:t>
       </w:r>
     </w:p>
     <w:p>
@@ -2318,100 +1946,7 @@
         </w:rPr>
         <w:t xml:space="preserve">   </w:t>
       </w:r>
-      <w:hyperlink r:id="rId19">
-        <w:r>
-          <w:rPr>
-            <w:color w:val="1155CC"/>
-            <w:sz w:val="17.0"/>
-            <w:rFonts w:ascii="Calibri" w:hAnsi="Calibri"/>
-            <w:u w:val="single"/>
-          </w:rPr>
-          <w:t xml:space="preserve">ссылка ↗</w:t>
-        </w:r>
-      </w:hyperlink>
-    </w:p>
-    <w:p>
-      <w:pPr>
-        <w:spacing w:before="60" w:after="20" w:line="269" w:lineRule="auto"/>
-        <w:ind w:left="283" w:hanging="198"/>
-        <w:jc w:val="left"/>
-      </w:pPr>
-      <w:r>
-        <w:rPr>
-          <w:rFonts w:ascii="Calibri" w:hAnsi="Calibri" w:cs="Calibri"/>
-          <w:b/>
-          <w:i w:val="0"/>
-          <w:color w:val="1E7A4D"/>
-          <w:sz w:val="21"/>
-        </w:rPr>
-        <w:t xml:space="preserve">▲  </w:t>
-      </w:r>
-      <w:r>
-        <w:rPr>
-          <w:rFonts w:ascii="Calibri" w:hAnsi="Calibri" w:cs="Calibri"/>
-          <w:b w:val="0"/>
-          <w:i w:val="0"/>
-          <w:color w:val="222B36"/>
-          <w:sz w:val="21"/>
-        </w:rPr>
-        <w:t>Девелопер Heijmans (крупная биржевая нидерландская строительно-девелоперская компания, котируется на Euronext Amsterdam) и муниципалитет IJsselstein (под Утрехтом) подписали антериорное соглашение (anterieure overeenkomst — договор о застройке между девелопером и муниципалитетом) на 563 жилища на бывшей промплощадке Roba Metals (~6 га). Структура: 27% социальная аренда, 37% средняя аренда и доступная покупка, 36% более дорогое жильё. Решение совета ожидается в 3-4 кв. 2026, продажа первых жилищ — с 2028 года. Стройку обеспечат коллективной энергосистемой (тепловой насос, солнечные панели, аккумуляторы) на фоне перегруженной электросети.</w:t>
-      </w:r>
-    </w:p>
-    <w:p>
-      <w:pPr>
-        <w:spacing w:before="20" w:after="20" w:line="264" w:lineRule="auto"/>
-        <w:ind w:left="283"/>
-        <w:jc w:val="left"/>
-        <w:shd w:val="clear" w:color="auto" w:fill="E7F4EE"/>
-      </w:pPr>
-      <w:r>
-        <w:rPr>
-          <w:rFonts w:ascii="Calibri" w:hAnsi="Calibri" w:cs="Calibri"/>
-          <w:b/>
-          <w:i w:val="0"/>
-          <w:color w:val="1E7A4D"/>
-          <w:sz w:val="18"/>
-        </w:rPr>
-        <w:t xml:space="preserve">  Почему важно:  </w:t>
-      </w:r>
-      <w:r>
-        <w:rPr>
-          <w:rFonts w:ascii="Calibri" w:hAnsi="Calibri" w:cs="Calibri"/>
-          <w:b w:val="0"/>
-          <w:i w:val="0"/>
-          <w:color w:val="222B36"/>
-          <w:sz w:val="18"/>
-        </w:rPr>
-        <w:t xml:space="preserve">Пример рабочей модели на фоне перегрузки сетей: редевелопмент промплощадки с автономной энергосистемой — обходной путь там, где сеть не тянет новых подключений.  </w:t>
-      </w:r>
-    </w:p>
-    <w:p>
-      <w:pPr>
-        <w:spacing w:before="0" w:after="100" w:line="240" w:lineRule="auto"/>
-        <w:ind w:left="283"/>
-        <w:jc w:val="left"/>
-      </w:pPr>
-      <w:r>
-        <w:rPr>
-          <w:rFonts w:ascii="Calibri" w:hAnsi="Calibri" w:cs="Calibri"/>
-          <w:b w:val="0"/>
-          <w:i/>
-          <w:color w:val="6B7785"/>
-          <w:sz w:val="17"/>
-        </w:rPr>
-        <w:t xml:space="preserve">   📅 2026-06-29   •   Источник: Vastgoedjournaal</w:t>
-      </w:r>
-      <w:r>
-        <w:rPr>
-          <w:rFonts w:ascii="Calibri" w:hAnsi="Calibri" w:cs="Calibri"/>
-          <w:b w:val="0"/>
-          <w:i w:val="0"/>
-          <w:color w:val="6B7785"/>
-          <w:sz w:val="17"/>
-        </w:rPr>
-        <w:t xml:space="preserve">   </w:t>
-      </w:r>
-      <w:hyperlink r:id="rId22">
+      <w:hyperlink r:id="rId20">
         <w:r>
           <w:rPr>
             <w:color w:val="1155CC"/>
@@ -2447,7 +1982,7 @@
           <w:color w:val="222B36"/>
           <w:sz w:val="21"/>
         </w:rPr>
-        <w:t>Harm Janssen, гендиректор BPD (Bouwfonds Property Development — один из крупнейших девелоперов жилья в Нидерландах и Германии, дочерняя структура Rabobank), в интервью заявил: нужно просто начинать строить. Его тезис — дефицит инфраструктуры (он оценил потребность примерно в 80 млрд евро) и перегрузка электросетей не должны быть поводом годами держать крупные площадки замороженными, «сигналы зелёные». Он также призвал пересмотреть требование, по которому две трети жилья должны навсегда оставаться доступными, и сделать ставку на стандартизацию, чтобы ускорить вывод жилья на рынок.</w:t>
+        <w:t>Утрехт и Роттердам утвердили коалиционные соглашения с жёсткими планками доступного жилья: Утрехт требует 80% доступного во всей новостройке, Роттердам — ~67% (10 000 из 15 000 домов до 2030) плюс строительный фонд 111 млн €.</w:t>
       </w:r>
     </w:p>
     <w:p>
@@ -2475,7 +2010,100 @@
           <w:color w:val="222B36"/>
           <w:sz w:val="18"/>
         </w:rPr>
-        <w:t xml:space="preserve">Голос крупного девелопера за смягчение нормы доступности и стандартизацию — следите за этим лобби: его успех напрямую повлияет на маржу будущих проектов.  </w:t>
+        <w:t xml:space="preserve">Города закручивают гайки сильнее национальной нормы. Что делать девелоперу: в этих городах экономика проекта смещается к доступному сегменту — пересчитывайте маржу заранее.  </w:t>
+      </w:r>
+    </w:p>
+    <w:p>
+      <w:pPr>
+        <w:spacing w:before="0" w:after="100" w:line="240" w:lineRule="auto"/>
+        <w:ind w:left="283"/>
+        <w:jc w:val="left"/>
+      </w:pPr>
+      <w:r>
+        <w:rPr>
+          <w:rFonts w:ascii="Calibri" w:hAnsi="Calibri" w:cs="Calibri"/>
+          <w:b w:val="0"/>
+          <w:i/>
+          <w:color w:val="6B7785"/>
+          <w:sz w:val="17"/>
+        </w:rPr>
+        <w:t xml:space="preserve">   📅 2026-06-26   •   Источник: Vastgoedmarkt / Vastgoedjournaal</w:t>
+      </w:r>
+      <w:r>
+        <w:rPr>
+          <w:rFonts w:ascii="Calibri" w:hAnsi="Calibri" w:cs="Calibri"/>
+          <w:b w:val="0"/>
+          <w:i w:val="0"/>
+          <w:color w:val="6B7785"/>
+          <w:sz w:val="17"/>
+        </w:rPr>
+        <w:t xml:space="preserve">   </w:t>
+      </w:r>
+      <w:hyperlink r:id="rId15">
+        <w:r>
+          <w:rPr>
+            <w:color w:val="1155CC"/>
+            <w:sz w:val="17.0"/>
+            <w:rFonts w:ascii="Calibri" w:hAnsi="Calibri"/>
+            <w:u w:val="single"/>
+          </w:rPr>
+          <w:t xml:space="preserve">ссылка ↗</w:t>
+        </w:r>
+      </w:hyperlink>
+    </w:p>
+    <w:p>
+      <w:pPr>
+        <w:spacing w:before="60" w:after="20" w:line="269" w:lineRule="auto"/>
+        <w:ind w:left="283" w:hanging="198"/>
+        <w:jc w:val="left"/>
+      </w:pPr>
+      <w:r>
+        <w:rPr>
+          <w:rFonts w:ascii="Calibri" w:hAnsi="Calibri" w:cs="Calibri"/>
+          <w:b/>
+          <w:i w:val="0"/>
+          <w:color w:val="2C5F8A"/>
+          <w:sz w:val="21"/>
+        </w:rPr>
+        <w:t xml:space="preserve">◆  </w:t>
+      </w:r>
+      <w:r>
+        <w:rPr>
+          <w:rFonts w:ascii="Calibri" w:hAnsi="Calibri" w:cs="Calibri"/>
+          <w:b w:val="0"/>
+          <w:i w:val="0"/>
+          <w:color w:val="222B36"/>
+          <w:sz w:val="21"/>
+        </w:rPr>
+        <w:t>Гендиректор BPD (один из крупнейших девелоперов жилья, структура Rabobank) Харм Янссен в интервью: «надо просто начинать строить» — дефицит инфраструктуры (~80 млрд €) и перегрузка сетей не повод годами морозить площадки, и пора смягчить требование вечной доступности двух третей жилья.</w:t>
+      </w:r>
+    </w:p>
+    <w:p>
+      <w:pPr>
+        <w:spacing w:before="20" w:after="20" w:line="264" w:lineRule="auto"/>
+        <w:ind w:left="283"/>
+        <w:jc w:val="left"/>
+        <w:shd w:val="clear" w:color="auto" w:fill="E8F0F7"/>
+      </w:pPr>
+      <w:r>
+        <w:rPr>
+          <w:rFonts w:ascii="Calibri" w:hAnsi="Calibri" w:cs="Calibri"/>
+          <w:b/>
+          <w:i w:val="0"/>
+          <w:color w:val="2C5F8A"/>
+          <w:sz w:val="18"/>
+        </w:rPr>
+        <w:t xml:space="preserve">  Почему важно:  </w:t>
+      </w:r>
+      <w:r>
+        <w:rPr>
+          <w:rFonts w:ascii="Calibri" w:hAnsi="Calibri" w:cs="Calibri"/>
+          <w:b w:val="0"/>
+          <w:i w:val="0"/>
+          <w:color w:val="222B36"/>
+          <w:sz w:val="18"/>
+        </w:rPr>
+        <w:t xml:space="preserve">Голос отрасли против гаек из законов выше — назревает конфликт «доступность против темпов стройки». Что делать: следить, чья возьмёт — это определит, что и как быстро появится на рынке.  </w:t>
       </w:r>
     </w:p>
     <w:p>
@@ -2504,7 +2132,7 @@
         </w:rPr>
         <w:t xml:space="preserve">   </w:t>
       </w:r>
-      <w:hyperlink r:id="rId23">
+      <w:hyperlink r:id="rId21">
         <w:r>
           <w:rPr>
             <w:color w:val="1155CC"/>
@@ -2538,7 +2166,7 @@
                     <pic:cNvPicPr/>
                   </pic:nvPicPr>
                   <pic:blipFill>
-                    <a:blip r:embed="rId24"/>
+                    <a:blip r:embed="rId22"/>
                     <a:stretch>
                       <a:fillRect/>
                     </a:stretch>
@@ -2570,7 +2198,7 @@
           <w:color w:val="6B7785"/>
           <w:sz w:val="18"/>
         </w:rPr>
-        <w:t>Заявки на выход упали с 4,1 млрд до 765 млн € (−81%) — масштабной распродажи аренды не будет.</w:t>
+        <w:t>Заявки на выкуп паёв упали с 4,1 млрд до 765 млн € — масштабной распродажи жилья не будет.</w:t>
       </w:r>
     </w:p>
     <w:p>
@@ -2595,7 +2223,7 @@
                     <pic:cNvPicPr/>
                   </pic:nvPicPr>
                   <pic:blipFill>
-                    <a:blip r:embed="rId25"/>
+                    <a:blip r:embed="rId23"/>
                     <a:stretch>
                       <a:fillRect/>
                     </a:stretch>
@@ -2627,7 +2255,7 @@
           <w:color w:val="6B7785"/>
           <w:sz w:val="18"/>
         </w:rPr>
-        <w:t>Заявленный к вложению капитал вырос со 130 до 263,5 млн € — редкий приток денег в аренду.</w:t>
+        <w:t>Заявленный капитал вырос со 130 до 263,5 млн € — редкий приток денег в аренду.</w:t>
       </w:r>
     </w:p>
     <w:p>
@@ -2639,7 +2267,7 @@
       <w:r>
         <w:drawing>
           <wp:inline xmlns:a="http://schemas.openxmlformats.org/drawingml/2006/main" xmlns:pic="http://schemas.openxmlformats.org/drawingml/2006/picture">
-            <wp:extent cx="5903999" cy="2376000"/>
+            <wp:extent cx="5903999" cy="3334153"/>
             <wp:docPr id="4" name="Picture 4"/>
             <wp:cNvGraphicFramePr>
               <a:graphicFrameLocks noChangeAspect="1"/>
@@ -2648,11 +2276,11 @@
               <a:graphicData uri="http://schemas.openxmlformats.org/drawingml/2006/picture">
                 <pic:pic>
                   <pic:nvPicPr>
-                    <pic:cNvPr id="0" name="heijmans_mix.png"/>
+                    <pic:cNvPr id="0" name="affordable.png"/>
                     <pic:cNvPicPr/>
                   </pic:nvPicPr>
                   <pic:blipFill>
-                    <a:blip r:embed="rId26"/>
+                    <a:blip r:embed="rId24"/>
                     <a:stretch>
                       <a:fillRect/>
                     </a:stretch>
@@ -2660,7 +2288,7 @@
                   <pic:spPr>
                     <a:xfrm>
                       <a:off x="0" y="0"/>
-                      <a:ext cx="5903999" cy="2376000"/>
+                      <a:ext cx="5903999" cy="3334153"/>
                     </a:xfrm>
                     <a:prstGeom prst="rect"/>
                   </pic:spPr>
@@ -2684,7 +2312,7 @@
           <w:color w:val="6B7785"/>
           <w:sz w:val="18"/>
         </w:rPr>
-        <w:t>Структура 563 жилищ в IJsselstein: 64% соц. и средняя аренда + доступная покупка.</w:t>
+        <w:t>Утрехт требует больше доступного жилья, чем национальная норма.</w:t>
       </w:r>
     </w:p>
     <w:tbl>
@@ -2752,7 +2380,7 @@
                 <w:color w:val="222B36"/>
                 <w:sz w:val="21"/>
               </w:rPr>
-              <w:t>Неделя для жилья богата на институциональные сигналы: Vesteda удержала ситуацию с выкупом паёв и избежала распродажи, а Bouwinvest наоборот привлёк свежий капитал в жильё для пожилых — два разнонаправленных, но в сумме стабилизирующих сюжета. Города (Утрехт, Роттердам) закрепляют высокие доли доступного жилья, тогда как девелоперы (BPD) лоббируют смягчение требований доступности и ускорение строительства — это ключевое напряжение сезона. Отдельных пунктов по trends и stats на этой неделе не набралось, но новостной и законодательный поток был плотным.</w:t>
+              <w:t>Неделя в жилье — про деньги и правила. Институционалы стабилизируют аренду (Vesteda удержал выход, Bouwinvest нарастил фонд), но государство и города одновременно закручивают требования доступности, а налог box 3 переписывается под реальную доходность. Главное напряжение сезона — «доступность против темпов стройки»: девелоперы давят на смягчение, власти — на квоты. Свежей статистики цен на этой неделе нет (релиз CBS пришёлся на 22 июня, вне окна), поэтому смотрим на сигналы капитала и политики.</w:t>
             </w:r>
           </w:p>
         </w:tc>
@@ -2824,7 +2452,7 @@
                 <w:color w:val="222B36"/>
                 <w:sz w:val="20"/>
               </w:rPr>
-              <w:t>Следите за исходом голосования в Сенате по box 3 (старт 2028) и за тем, уступят ли города давлению девелоперов по снижению доли доступного жилья — это определит маржу и структуру новых проектов.</w:t>
+              <w:t>1 июля — старт правил netcongestie (бьёт и по стройке жилья); финальная редакция box 3 (до неё рантье неясно — держать или продавать); осень — выльются ли городские квоты в реальные проекты.</w:t>
             </w:r>
           </w:p>
         </w:tc>
@@ -2941,7 +2569,7 @@
           <w:color w:val="222B36"/>
           <w:sz w:val="21"/>
         </w:rPr>
-        <w:t>26 июня отраслевая ассоциация институциональных инвесторов в недвижимость IVBN призвала правительство не откладывать до 2032 года смягчение правила ограничения вычета процентов (earningsstrippingmaatregel — лимит на вычет процентных расходов из налогооблагаемой прибыли). Поводом стало предложение Еврокомиссии от 24 июня: с 2029 года вычет процентов до 30% от налоговой EBITDA, с 2032 года — порог 3 млн евро. Нынешние нидерландские правила жёстче: лимит 24,5% EBITDA при пороге всего 1 млн евро, что непропорционально бьёт по инвесторам со структурой через BV (частную компанию). Высокая налоговая нагрузка — одна из причин ухода капитала из нидерландской недвижимости.</w:t>
+        <w:t>Ассоциация институциональных инвесторов IVBN потребовала не тянуть до 2032 со смягчением лимита на вычет процентов (earningsstrippingmaatregel): нидерландский потолок (24,5% EBITDA, порог 1 млн €) жёстче, чем предлагает Еврокомиссия (30% EBITDA, порог 3 млн €).</w:t>
       </w:r>
     </w:p>
     <w:p>
@@ -2969,7 +2597,7 @@
           <w:color w:val="222B36"/>
           <w:sz w:val="18"/>
         </w:rPr>
-        <w:t xml:space="preserve">Если держите недвижимость через BV с заёмным финансированием — нынешний жёсткий лимит на вычет процентов режет прибыль; смягчение поможет, но пока его только лоббируют.  </w:t>
+        <w:t xml:space="preserve">Простыми словами: чем меньше процентов по кредиту можно вычесть из налога, тем дороже держать недвижимость в долг → капитал уходит из NL. Что делать: высокая налоговая нагрузка на заёмную недвижимость — структурный минус страны, учитывайте в доходности на собственный капитал.  </w:t>
       </w:r>
     </w:p>
     <w:p>
@@ -2998,7 +2626,7 @@
         </w:rPr>
         <w:t xml:space="preserve">   </w:t>
       </w:r>
-      <w:hyperlink r:id="rId16">
+      <w:hyperlink r:id="rId25">
         <w:r>
           <w:rPr>
             <w:color w:val="1155CC"/>
@@ -3054,7 +2682,7 @@
           <w:color w:val="222B36"/>
           <w:sz w:val="21"/>
         </w:rPr>
-        <w:t>CBRE (крупнейший в мире консультант, оценщик и брокер коммерческой недвижимости; в Нидерландах один из ведущих игроков) выпустил отчёт о периферийных ритейл-парках (retailparken — крупноформатные торговые парки на окраинах: мебель, товары для дома, DIY/строймаркеты). Вывод: пока центры городов под давлением e-commerce и банкротств, периферийные парки остаются устойчивыми. Вакантность (leegstand — доля пустующих площадей) на начало 2026 — всего 4,4% против 5,5% в среднем по торговой недвижимости. Из 194 обследованных парков в 73 нет ни одной пустующей единицы. Несмотря на банкротство Carpetright и проблемы Kwantum и Leen Bakker, освободившиеся помещения быстро сдаются заново. CBRE подаёт ритейл-парки как стабильный инвестиционный продукт.</w:t>
+        <w:t>CBRE (крупнейший в мире брокер коммерческой недвижимости) показал тихого чемпиона: периферийные ритейл-парки (крупноформатные магазины на окраинах — мебель, DIY, товары для дома) держат вакантность всего 4,4% против 5,5% по рынку; из 194 парков в 73 нет ни одной пустой единицы.</w:t>
       </w:r>
     </w:p>
     <w:p>
@@ -3082,7 +2710,7 @@
           <w:color w:val="222B36"/>
           <w:sz w:val="18"/>
         </w:rPr>
-        <w:t xml:space="preserve">Аргумент в пользу периферийных ритейл-парков как защитного актива: даже банкротства арендаторов быстро перекрываются новыми — низкий риск простоя.  </w:t>
+        <w:t xml:space="preserve">Драйвер: пока центры городов давит онлайн и банкротства, парки выигрывают на удобстве и парковке → освобождающиеся места быстро пересдаются. Что делать: ритейл-парки — устойчивый высокодоходный сегмент; собственнику стрит-ритейла в центре это повод пересмотреть стратегию.  </w:t>
       </w:r>
     </w:p>
     <w:p>
@@ -3099,7 +2727,100 @@
           <w:color w:val="6B7785"/>
           <w:sz w:val="17"/>
         </w:rPr>
-        <w:t xml:space="preserve">   📅 2026-06-23   •   Источник: CBRE (пресс-релиз 'Perifere winkelgebieden trotseren retailcrisis en blijven verrassend populair')</w:t>
+        <w:t xml:space="preserve">   📅 2026-06-23   •   Источник: CBRE</w:t>
+      </w:r>
+      <w:r>
+        <w:rPr>
+          <w:rFonts w:ascii="Calibri" w:hAnsi="Calibri" w:cs="Calibri"/>
+          <w:b w:val="0"/>
+          <w:i w:val="0"/>
+          <w:color w:val="6B7785"/>
+          <w:sz w:val="17"/>
+        </w:rPr>
+        <w:t xml:space="preserve">   </w:t>
+      </w:r>
+      <w:hyperlink r:id="rId26">
+        <w:r>
+          <w:rPr>
+            <w:color w:val="1155CC"/>
+            <w:sz w:val="17.0"/>
+            <w:rFonts w:ascii="Calibri" w:hAnsi="Calibri"/>
+            <w:u w:val="single"/>
+          </w:rPr>
+          <w:t xml:space="preserve">ссылка ↗</w:t>
+        </w:r>
+      </w:hyperlink>
+    </w:p>
+    <w:p>
+      <w:pPr>
+        <w:spacing w:before="60" w:after="20" w:line="269" w:lineRule="auto"/>
+        <w:ind w:left="283" w:hanging="198"/>
+        <w:jc w:val="left"/>
+      </w:pPr>
+      <w:r>
+        <w:rPr>
+          <w:rFonts w:ascii="Calibri" w:hAnsi="Calibri" w:cs="Calibri"/>
+          <w:b/>
+          <w:i w:val="0"/>
+          <w:color w:val="1E7A4D"/>
+          <w:sz w:val="21"/>
+        </w:rPr>
+        <w:t xml:space="preserve">▲  </w:t>
+      </w:r>
+      <w:r>
+        <w:rPr>
+          <w:rFonts w:ascii="Calibri" w:hAnsi="Calibri" w:cs="Calibri"/>
+          <w:b w:val="0"/>
+          <w:i w:val="0"/>
+          <w:color w:val="222B36"/>
+          <w:sz w:val="21"/>
+        </w:rPr>
+        <w:t>Бельгийский REIT Retail Estates (специализируется на ритейл-парках Бенилюкса) подтвердил тезис цифрами: заполняемость 97,8%, чистый арендный доход +2,5%, дивиденд растёт 22-й год подряд, доходность ~7,5% брутто; Нидерланды дают уже 38% портфеля.</w:t>
+      </w:r>
+    </w:p>
+    <w:p>
+      <w:pPr>
+        <w:spacing w:before="20" w:after="20" w:line="264" w:lineRule="auto"/>
+        <w:ind w:left="283"/>
+        <w:jc w:val="left"/>
+        <w:shd w:val="clear" w:color="auto" w:fill="E7F4EE"/>
+      </w:pPr>
+      <w:r>
+        <w:rPr>
+          <w:rFonts w:ascii="Calibri" w:hAnsi="Calibri" w:cs="Calibri"/>
+          <w:b/>
+          <w:i w:val="0"/>
+          <w:color w:val="1E7A4D"/>
+          <w:sz w:val="18"/>
+        </w:rPr>
+        <w:t xml:space="preserve">  Почему важно:  </w:t>
+      </w:r>
+      <w:r>
+        <w:rPr>
+          <w:rFonts w:ascii="Calibri" w:hAnsi="Calibri" w:cs="Calibri"/>
+          <w:b w:val="0"/>
+          <w:i w:val="0"/>
+          <w:color w:val="222B36"/>
+          <w:sz w:val="18"/>
+        </w:rPr>
+        <w:t xml:space="preserve">Простыми словами: ~7,5% против ставки ЕЦБ ~2% — премия за риск ~5,5 п.п., рынок щедро платит за ритейл-парки. Что делать: высокая доходность = высокий воспринимаемый риск; денежный поток хорош, но следите за качеством арендаторов.  </w:t>
+      </w:r>
+    </w:p>
+    <w:p>
+      <w:pPr>
+        <w:spacing w:before="0" w:after="100" w:line="240" w:lineRule="auto"/>
+        <w:ind w:left="283"/>
+        <w:jc w:val="left"/>
+      </w:pPr>
+      <w:r>
+        <w:rPr>
+          <w:rFonts w:ascii="Calibri" w:hAnsi="Calibri" w:cs="Calibri"/>
+          <w:b w:val="0"/>
+          <w:i/>
+          <w:color w:val="6B7785"/>
+          <w:sz w:val="17"/>
+        </w:rPr>
+        <w:t xml:space="preserve">   📅 2026-06-23   •   Источник: Test-Aankoop (Invest)</w:t>
       </w:r>
       <w:r>
         <w:rPr>
@@ -3147,7 +2868,7 @@
           <w:color w:val="222B36"/>
           <w:sz w:val="21"/>
         </w:rPr>
-        <w:t>Retail Estates (бельгийская биржевая компания недвижимости со статусом GVV/SIR — регулируемого фонда-REIT; специализируется на периферийных ритейл-парках в Бенилюксе, Euronext Brussels) сделала первый шаг во Францию, купив ритейл-парк под Парижем. Для нидерландского рынка важно, что Нидерланды теперь дают 38% портфеля компании (Бельгия — 62%). По годовым результатам заполняемость (occupancy) выросла до 97,8%, чистый арендный доход +2,5%, стоимость портфеля +1,6%, дивиденд повышен до 5,20 евро брутто (22-й год роста подряд, доходность ~7,5% брутто). Иллюстрация тезиса недели: инвесторы воспринимают ритейл-парки как устойчивый высокодоходный сегмент. (Сама сделка во Франции закрыта в апреле 2026; обзорная статья вышла 23 июня — в окне.)</w:t>
+        <w:t>Wereldhave (старейший биржевой инвестор в торговую недвижимость, индекс AEX) сдал сразу шесть площадей в ТЦ Cityplaza в Нивегейне — мода, обувь, общепит, красота.</w:t>
       </w:r>
     </w:p>
     <w:p>
@@ -3175,7 +2896,7 @@
           <w:color w:val="222B36"/>
           <w:sz w:val="18"/>
         </w:rPr>
-        <w:t xml:space="preserve">Живое доказательство доходности сегмента: заполняемость 97,8% и 22 года роста дивиденда подряд — ориентир по доходности (~7,5%) для тех, кто рассматривает ритейл-парки.  </w:t>
+        <w:t xml:space="preserve">Сильные ТЦ продолжают наполняться арендаторами. Что делать: ставка на качественные локации с трафиком работает; слабые центры — зона риска.  </w:t>
       </w:r>
     </w:p>
     <w:p>
@@ -3192,7 +2913,7 @@
           <w:color w:val="6B7785"/>
           <w:sz w:val="17"/>
         </w:rPr>
-        <w:t xml:space="preserve">   📅 2026-06-23   •   Источник: Test-Aankoop/Test-Achats (Invest)</w:t>
+        <w:t xml:space="preserve">   📅 2026-06-23   •   Источник: Vastgoedjournaal</w:t>
       </w:r>
       <w:r>
         <w:rPr>
@@ -3205,6 +2926,99 @@
         <w:t xml:space="preserve">   </w:t>
       </w:r>
       <w:hyperlink r:id="rId28">
+        <w:r>
+          <w:rPr>
+            <w:color w:val="1155CC"/>
+            <w:sz w:val="17.0"/>
+            <w:rFonts w:ascii="Calibri" w:hAnsi="Calibri"/>
+            <w:u w:val="single"/>
+          </w:rPr>
+          <w:t xml:space="preserve">ссылка ↗</w:t>
+        </w:r>
+      </w:hyperlink>
+    </w:p>
+    <w:p>
+      <w:pPr>
+        <w:spacing w:before="60" w:after="20" w:line="269" w:lineRule="auto"/>
+        <w:ind w:left="283" w:hanging="198"/>
+        <w:jc w:val="left"/>
+      </w:pPr>
+      <w:r>
+        <w:rPr>
+          <w:rFonts w:ascii="Calibri" w:hAnsi="Calibri" w:cs="Calibri"/>
+          <w:b/>
+          <w:i w:val="0"/>
+          <w:color w:val="1E7A4D"/>
+          <w:sz w:val="21"/>
+        </w:rPr>
+        <w:t xml:space="preserve">▲  </w:t>
+      </w:r>
+      <w:r>
+        <w:rPr>
+          <w:rFonts w:ascii="Calibri" w:hAnsi="Calibri" w:cs="Calibri"/>
+          <w:b w:val="0"/>
+          <w:i w:val="0"/>
+          <w:color w:val="222B36"/>
+          <w:sz w:val="21"/>
+        </w:rPr>
+        <w:t>Дисконт-сеть Scapino (обувь/одежда/спорт, 170+ магазинов) открыла два новых магазина и запустила более крупный формат Sport XL.</w:t>
+      </w:r>
+    </w:p>
+    <w:p>
+      <w:pPr>
+        <w:spacing w:before="20" w:after="20" w:line="264" w:lineRule="auto"/>
+        <w:ind w:left="283"/>
+        <w:jc w:val="left"/>
+        <w:shd w:val="clear" w:color="auto" w:fill="E7F4EE"/>
+      </w:pPr>
+      <w:r>
+        <w:rPr>
+          <w:rFonts w:ascii="Calibri" w:hAnsi="Calibri" w:cs="Calibri"/>
+          <w:b/>
+          <w:i w:val="0"/>
+          <w:color w:val="1E7A4D"/>
+          <w:sz w:val="18"/>
+        </w:rPr>
+        <w:t xml:space="preserve">  Почему важно:  </w:t>
+      </w:r>
+      <w:r>
+        <w:rPr>
+          <w:rFonts w:ascii="Calibri" w:hAnsi="Calibri" w:cs="Calibri"/>
+          <w:b w:val="0"/>
+          <w:i w:val="0"/>
+          <w:color w:val="222B36"/>
+          <w:sz w:val="18"/>
+        </w:rPr>
+        <w:t xml:space="preserve">Даже в эпоху онлайна дисконтеры растут вживую. Что делать: спрос на площади под доступные форматы сохраняется — это покупатели вашей недвижимости.  </w:t>
+      </w:r>
+    </w:p>
+    <w:p>
+      <w:pPr>
+        <w:spacing w:before="0" w:after="100" w:line="240" w:lineRule="auto"/>
+        <w:ind w:left="283"/>
+        <w:jc w:val="left"/>
+      </w:pPr>
+      <w:r>
+        <w:rPr>
+          <w:rFonts w:ascii="Calibri" w:hAnsi="Calibri" w:cs="Calibri"/>
+          <w:b w:val="0"/>
+          <w:i/>
+          <w:color w:val="6B7785"/>
+          <w:sz w:val="17"/>
+        </w:rPr>
+        <w:t xml:space="preserve">   📅 2026-06-26   •   Источник: Vastgoedjournaal</w:t>
+      </w:r>
+      <w:r>
+        <w:rPr>
+          <w:rFonts w:ascii="Calibri" w:hAnsi="Calibri" w:cs="Calibri"/>
+          <w:b w:val="0"/>
+          <w:i w:val="0"/>
+          <w:color w:val="6B7785"/>
+          <w:sz w:val="17"/>
+        </w:rPr>
+        <w:t xml:space="preserve">   </w:t>
+      </w:r>
+      <w:hyperlink r:id="rId29">
         <w:r>
           <w:rPr>
             <w:color w:val="1155CC"/>
@@ -3247,6 +3061,99 @@
           <w:rFonts w:ascii="Calibri" w:hAnsi="Calibri" w:cs="Calibri"/>
           <w:b/>
           <w:i w:val="0"/>
+          <w:color w:val="B03A3A"/>
+          <w:sz w:val="21"/>
+        </w:rPr>
+        <w:t xml:space="preserve">▼  </w:t>
+      </w:r>
+      <w:r>
+        <w:rPr>
+          <w:rFonts w:ascii="Calibri" w:hAnsi="Calibri" w:cs="Calibri"/>
+          <w:b w:val="0"/>
+          <w:i w:val="0"/>
+          <w:color w:val="222B36"/>
+          <w:sz w:val="21"/>
+        </w:rPr>
+        <w:t>Банк ABN AMRO слегка понизил прогноз по рознице: потребители пока тратят стабильно, но затяжные последствия конфликта на Ближнем Востоке могут ударить по спросу.</w:t>
+      </w:r>
+    </w:p>
+    <w:p>
+      <w:pPr>
+        <w:spacing w:before="20" w:after="20" w:line="264" w:lineRule="auto"/>
+        <w:ind w:left="283"/>
+        <w:jc w:val="left"/>
+        <w:shd w:val="clear" w:color="auto" w:fill="FBEAEA"/>
+      </w:pPr>
+      <w:r>
+        <w:rPr>
+          <w:rFonts w:ascii="Calibri" w:hAnsi="Calibri" w:cs="Calibri"/>
+          <w:b/>
+          <w:i w:val="0"/>
+          <w:color w:val="B03A3A"/>
+          <w:sz w:val="18"/>
+        </w:rPr>
+        <w:t xml:space="preserve">  Почему важно:  </w:t>
+      </w:r>
+      <w:r>
+        <w:rPr>
+          <w:rFonts w:ascii="Calibri" w:hAnsi="Calibri" w:cs="Calibri"/>
+          <w:b w:val="0"/>
+          <w:i w:val="0"/>
+          <w:color w:val="222B36"/>
+          <w:sz w:val="18"/>
+        </w:rPr>
+        <w:t xml:space="preserve">Меньше продаж у ритейлеров → труднее платить аренду → риск для собственников. Что делать: проверьте устойчивость ваших арендаторов к спаду спроса.  </w:t>
+      </w:r>
+    </w:p>
+    <w:p>
+      <w:pPr>
+        <w:spacing w:before="0" w:after="100" w:line="240" w:lineRule="auto"/>
+        <w:ind w:left="283"/>
+        <w:jc w:val="left"/>
+      </w:pPr>
+      <w:r>
+        <w:rPr>
+          <w:rFonts w:ascii="Calibri" w:hAnsi="Calibri" w:cs="Calibri"/>
+          <w:b w:val="0"/>
+          <w:i/>
+          <w:color w:val="6B7785"/>
+          <w:sz w:val="17"/>
+        </w:rPr>
+        <w:t xml:space="preserve">   📅 2026-06-23   •   Источник: Vastgoedjournaal / ABN AMRO</w:t>
+      </w:r>
+      <w:r>
+        <w:rPr>
+          <w:rFonts w:ascii="Calibri" w:hAnsi="Calibri" w:cs="Calibri"/>
+          <w:b w:val="0"/>
+          <w:i w:val="0"/>
+          <w:color w:val="6B7785"/>
+          <w:sz w:val="17"/>
+        </w:rPr>
+        <w:t xml:space="preserve">   </w:t>
+      </w:r>
+      <w:hyperlink r:id="rId30">
+        <w:r>
+          <w:rPr>
+            <w:color w:val="1155CC"/>
+            <w:sz w:val="17.0"/>
+            <w:rFonts w:ascii="Calibri" w:hAnsi="Calibri"/>
+            <w:u w:val="single"/>
+          </w:rPr>
+          <w:t xml:space="preserve">ссылка ↗</w:t>
+        </w:r>
+      </w:hyperlink>
+    </w:p>
+    <w:p>
+      <w:pPr>
+        <w:spacing w:before="60" w:after="20" w:line="269" w:lineRule="auto"/>
+        <w:ind w:left="283" w:hanging="198"/>
+        <w:jc w:val="left"/>
+      </w:pPr>
+      <w:r>
+        <w:rPr>
+          <w:rFonts w:ascii="Calibri" w:hAnsi="Calibri" w:cs="Calibri"/>
+          <w:b/>
+          <w:i w:val="0"/>
           <w:color w:val="1E7A4D"/>
           <w:sz w:val="21"/>
         </w:rPr>
@@ -3260,7 +3167,7 @@
           <w:color w:val="222B36"/>
           <w:sz w:val="21"/>
         </w:rPr>
-        <w:t>В отраслевой прессе ритейла (vakbladmannenmode.nl) вышел материал о резком скачке готовности потребителей к покупкам (koopbereidheid — субиндекс потребительского доверия, отражающий готовность к крупным покупкам). По данным CBS (Centraal Bureau voor de Statistiek — статистическое бюро), koopbereidheid поднялась с -28 в мае до -22 в июне — крупнейшее месячное улучшение за всю историю наблюдений; общий индекс доверия вырос с -46 до -39 (сильнейший рост за 11+ лет). Но издание подчёркивает: для ритейлеров это лишь осторожно позитивный сигнал — уровни всё ещё глубоко в минусе и ниже долгосрочного среднего (-9), быстрого всплеска трат ждать не стоит. Первичный релиз CBS — 22 июня (вне окна), отраслевая интерпретация — 29 июня (в окне).</w:t>
+        <w:t>Готовность голландцев к крупным покупкам (koopbereidheid, субиндекс доверия CBS) совершила рекордный месячный скачок: с −28 до −22, общий индекс доверия — с −46 до −39 (сильнейший рост за 11+ лет).</w:t>
       </w:r>
     </w:p>
     <w:p>
@@ -3288,7 +3195,7 @@
           <w:color w:val="222B36"/>
           <w:sz w:val="18"/>
         </w:rPr>
-        <w:t xml:space="preserve">Настроение потребителей разворачивается вверх рекордными темпами — ранний сигнал к восстановлению спроса в рознице, но до реального роста трат ещё далеко.  </w:t>
+        <w:t xml:space="preserve">Простыми словами: настроение улучшается, но всё ещё глубоко в минусе (ниже среднего −9) — это разворот тренда, а не праздник. Что делать ритейлу: осторожный позитив, всплеска трат пока не ждите.  </w:t>
       </w:r>
     </w:p>
     <w:p>
@@ -3305,7 +3212,7 @@
           <w:color w:val="6B7785"/>
           <w:sz w:val="17"/>
         </w:rPr>
-        <w:t xml:space="preserve">   📅 2026-06-29   •   Источник: Vakblad Mannenmode (на основе данных CBS)</w:t>
+        <w:t xml:space="preserve">   📅 2026-06-29   •   Источник: Vakblad Mannenmode (по данным CBS)</w:t>
       </w:r>
       <w:r>
         <w:rPr>
@@ -3317,7 +3224,7 @@
         </w:rPr>
         <w:t xml:space="preserve">   </w:t>
       </w:r>
-      <w:hyperlink r:id="rId29">
+      <w:hyperlink r:id="rId31">
         <w:r>
           <w:rPr>
             <w:color w:val="1155CC"/>
@@ -3448,7 +3355,7 @@
                 <w:color w:val="222B36"/>
                 <w:sz w:val="19"/>
               </w:rPr>
-              <w:t>Ключевая цифра из отчёта CBRE по нидерландским ритейл-паркам (retailparken — периферийные крупноформатные торговые парки): вакантность (leegstand — доля пустующих площадей) на начало 2026 — 4,4%. Это ниже фрикционного уровня (минимально неизбежная вакантность при нормальной ротации арендаторов) и существенно ниже среднего по всей торговой недвижимости страны (5,5%). Обследовано 194 парка, в 73 пустующих единиц нет вообще. Цифра подтверждена перепечаткой в отраслевых СМИ в окне отчётной недели (24 июня).</w:t>
+              <w:t>Вакантность ритейл-парков на начало 2026 — 4,4%, ниже фрикционного уровня и среднего по торговой недвижимости (5,5%).</w:t>
             </w:r>
           </w:p>
           <w:p>
@@ -3463,7 +3370,7 @@
                 <w:color w:val="6B7785"/>
                 <w:sz w:val="16"/>
               </w:rPr>
-              <w:t>→ Вакантность ниже фрикционного уровня означает фактически дефицит площадей в сегменте — поддержка арендных ставок и стоимости таких объектов.</w:t>
+              <w:t>→ Ниже рынка = дефицит хороших площадей. Что делать: качественные парки трудно купить дёшево — цените имеющееся.</w:t>
             </w:r>
           </w:p>
         </w:tc>
@@ -3502,7 +3409,7 @@
                 <w:color w:val="222B36"/>
                 <w:sz w:val="19"/>
               </w:rPr>
-              <w:t>вакантность ритейл-парков 4,4% (среднее по торговой недвижимости 5,5%); 194 парка, 73 без вакантности</w:t>
+              <w:t>4,4%</w:t>
             </w:r>
           </w:p>
           <w:p>
@@ -3517,9 +3424,9 @@
                 <w:color w:val="6B7785"/>
                 <w:sz w:val="15"/>
               </w:rPr>
-              <w:t>CBRE 'Stabiliteit in Nederlandse Retailparken'; перепечатка keukenendesign.nl</w:t>
+              <w:t>CBRE / keukenendesign.nl</w:t>
             </w:r>
-            <w:hyperlink r:id="rId30">
+            <w:hyperlink r:id="rId32">
               <w:r>
                 <w:rPr>
                   <w:color w:val="1155CC"/>
@@ -3562,7 +3469,7 @@
                     <pic:cNvPicPr/>
                   </pic:nvPicPr>
                   <pic:blipFill>
-                    <a:blip r:embed="rId31"/>
+                    <a:blip r:embed="rId33"/>
                     <a:stretch>
                       <a:fillRect/>
                     </a:stretch>
@@ -3594,7 +3501,7 @@
           <w:color w:val="6B7785"/>
           <w:sz w:val="18"/>
         </w:rPr>
-        <w:t>Вакантность периферийных ритейл-парков 4,4% против 5,5% по торговой недвижимости.</w:t>
+        <w:t>Периферийные ритейл-парки устойчивее торговой недвижимости в целом.</w:t>
       </w:r>
     </w:p>
     <w:tbl>
@@ -3662,7 +3569,7 @@
                 <w:color w:val="222B36"/>
                 <w:sz w:val="21"/>
               </w:rPr>
-              <w:t>Главная тема недели в коммерции — устойчивость периферийных ритейл-парков: отчёт CBRE и годовые результаты Retail Estates сошлись в одном выводе — это стабильный, высокодоходный сегмент с очень низкой вакантностью (4,4%), пока центры городов страдают. Отдельный позитивный нюанс — рекордный месячный рост готовности потребителей к покупкам, хотя уровни всё ещё глубоко отрицательные. На законодательном фронте IVBN бьётся за смягчение налога на проценты как условие возврата капитала в недвижимость. По стрит-ритейлу в узком смысле (магазины в центрах городов) новых сделок на неделе почти не было — фокус сместился к периферийным форматам.</w:t>
+              <w:t>Тема недели в коммерции — устойчивость периферийных ритейл-парков: и CBRE, и результаты Retail Estates сошлись на одном — это стабильный высокодоходный сегмент (вакантность 4,4%, доходность ~7,5%), пока центры городов страдают. Настроение потребителей разворачивается вверх рекордным темпом, но из глубокого минуса — праздновать рано. На налоговом фронте IVBN бьётся за смягчение вычета процентов как условие возврата капитала. Вывод: деньги и арендаторы идут в качество и удобство, а не в престиж адреса.</w:t>
             </w:r>
           </w:p>
         </w:tc>
@@ -3734,7 +3641,7 @@
                 <w:color w:val="222B36"/>
                 <w:sz w:val="20"/>
               </w:rPr>
-              <w:t>Следите, продолжит ли расти потребительское доверие (koopbereidheid) и удержат ли ритейл-парки сверхнизкую вакантность; на налоговом фронте — реакция правительства на призыв IVBN ускорить смягчение лимита на вычет процентов.</w:t>
+              <w:t>Реакция правительства на требование IVBN по налогу; устоит ли потребительский разворот; не ускорят ли внешние риски спад в рознице.</w:t>
             </w:r>
           </w:p>
         </w:tc>
@@ -3824,6 +3731,212 @@
           <w:color w:val="1E4466"/>
           <w:sz w:val="23"/>
         </w:rPr>
+        <w:t>Изменения в законах и регулировании</w:t>
+      </w:r>
+    </w:p>
+    <w:p>
+      <w:pPr>
+        <w:spacing w:before="60" w:after="20" w:line="269" w:lineRule="auto"/>
+        <w:ind w:left="283" w:hanging="198"/>
+        <w:jc w:val="left"/>
+      </w:pPr>
+      <w:r>
+        <w:rPr>
+          <w:rFonts w:ascii="Calibri" w:hAnsi="Calibri" w:cs="Calibri"/>
+          <w:b/>
+          <w:i w:val="0"/>
+          <w:color w:val="B03A3A"/>
+          <w:sz w:val="21"/>
+        </w:rPr>
+        <w:t xml:space="preserve">▼  </w:t>
+      </w:r>
+      <w:r>
+        <w:rPr>
+          <w:rFonts w:ascii="Calibri" w:hAnsi="Calibri" w:cs="Calibri"/>
+          <w:b w:val="0"/>
+          <w:i w:val="0"/>
+          <w:color w:val="222B36"/>
+          <w:sz w:val="21"/>
+        </w:rPr>
+        <w:t>С 1 июля в зонах перегрузки электросети (netcongestie) мелкие потребители теряют зарезервированную мощность и встают в общую очередь — а там уже ~15 000 крупных компаний. Приоритет — у тех, кто разгружает сеть, экстренных служб и базовых нужд.</w:t>
+      </w:r>
+    </w:p>
+    <w:p>
+      <w:pPr>
+        <w:spacing w:before="20" w:after="20" w:line="264" w:lineRule="auto"/>
+        <w:ind w:left="283"/>
+        <w:jc w:val="left"/>
+        <w:shd w:val="clear" w:color="auto" w:fill="FBEAEA"/>
+      </w:pPr>
+      <w:r>
+        <w:rPr>
+          <w:rFonts w:ascii="Calibri" w:hAnsi="Calibri" w:cs="Calibri"/>
+          <w:b/>
+          <w:i w:val="0"/>
+          <w:color w:val="B03A3A"/>
+          <w:sz w:val="18"/>
+        </w:rPr>
+        <w:t xml:space="preserve">  Почему важно:  </w:t>
+      </w:r>
+      <w:r>
+        <w:rPr>
+          <w:rFonts w:ascii="Calibri" w:hAnsi="Calibri" w:cs="Calibri"/>
+          <w:b w:val="0"/>
+          <w:i w:val="0"/>
+          <w:color w:val="222B36"/>
+          <w:sz w:val="18"/>
+        </w:rPr>
+        <w:t xml:space="preserve">Простыми словами: электросеть как шоссе в час пик — провода есть, а свободной полосы для новых складов нет. Драйвер: дефицит мощности → объекты с готовым подключением дорожают, без него теряют ценность. Что делать: проверьте запас мощности на ваших площадках — это теперь фактор цены №1 в индустриале.  </w:t>
+      </w:r>
+    </w:p>
+    <w:p>
+      <w:pPr>
+        <w:spacing w:before="0" w:after="100" w:line="240" w:lineRule="auto"/>
+        <w:ind w:left="283"/>
+        <w:jc w:val="left"/>
+      </w:pPr>
+      <w:r>
+        <w:rPr>
+          <w:rFonts w:ascii="Calibri" w:hAnsi="Calibri" w:cs="Calibri"/>
+          <w:b w:val="0"/>
+          <w:i/>
+          <w:color w:val="6B7785"/>
+          <w:sz w:val="17"/>
+        </w:rPr>
+        <w:t xml:space="preserve">   📅 2026-06-24   •   Источник: VNO-NCW West</w:t>
+      </w:r>
+      <w:r>
+        <w:rPr>
+          <w:rFonts w:ascii="Calibri" w:hAnsi="Calibri" w:cs="Calibri"/>
+          <w:b w:val="0"/>
+          <w:i w:val="0"/>
+          <w:color w:val="6B7785"/>
+          <w:sz w:val="17"/>
+        </w:rPr>
+        <w:t xml:space="preserve">   </w:t>
+      </w:r>
+      <w:hyperlink r:id="rId13">
+        <w:r>
+          <w:rPr>
+            <w:color w:val="1155CC"/>
+            <w:sz w:val="17.0"/>
+            <w:rFonts w:ascii="Calibri" w:hAnsi="Calibri"/>
+            <w:u w:val="single"/>
+          </w:rPr>
+          <w:t xml:space="preserve">ссылка ↗</w:t>
+        </w:r>
+      </w:hyperlink>
+    </w:p>
+    <w:p>
+      <w:pPr>
+        <w:spacing w:before="60" w:after="20" w:line="269" w:lineRule="auto"/>
+        <w:ind w:left="283" w:hanging="198"/>
+        <w:jc w:val="left"/>
+      </w:pPr>
+      <w:r>
+        <w:rPr>
+          <w:rFonts w:ascii="Calibri" w:hAnsi="Calibri" w:cs="Calibri"/>
+          <w:b/>
+          <w:i w:val="0"/>
+          <w:color w:val="1E7A4D"/>
+          <w:sz w:val="21"/>
+        </w:rPr>
+        <w:t xml:space="preserve">▲  </w:t>
+      </w:r>
+      <w:r>
+        <w:rPr>
+          <w:rFonts w:ascii="Calibri" w:hAnsi="Calibri" w:cs="Calibri"/>
+          <w:b w:val="0"/>
+          <w:i w:val="0"/>
+          <w:color w:val="222B36"/>
+          <w:sz w:val="21"/>
+        </w:rPr>
+        <w:t>Правительство выкатило пакет на 20 млрд € против «азотного замка» (stikstof): расчётный нижний порог выбросов (ниже него — без разрешения) и буферы 500–1000 м вокруг ~100 природных зон, чтобы разблокировать стройку и энергосети.</w:t>
+      </w:r>
+    </w:p>
+    <w:p>
+      <w:pPr>
+        <w:spacing w:before="20" w:after="20" w:line="264" w:lineRule="auto"/>
+        <w:ind w:left="283"/>
+        <w:jc w:val="left"/>
+        <w:shd w:val="clear" w:color="auto" w:fill="E7F4EE"/>
+      </w:pPr>
+      <w:r>
+        <w:rPr>
+          <w:rFonts w:ascii="Calibri" w:hAnsi="Calibri" w:cs="Calibri"/>
+          <w:b/>
+          <w:i w:val="0"/>
+          <w:color w:val="1E7A4D"/>
+          <w:sz w:val="18"/>
+        </w:rPr>
+        <w:t xml:space="preserve">  Почему важно:  </w:t>
+      </w:r>
+      <w:r>
+        <w:rPr>
+          <w:rFonts w:ascii="Calibri" w:hAnsi="Calibri" w:cs="Calibri"/>
+          <w:b w:val="0"/>
+          <w:i w:val="0"/>
+          <w:color w:val="222B36"/>
+          <w:sz w:val="18"/>
+        </w:rPr>
+        <w:t xml:space="preserve">Драйвер: азотные нормы годами морозили стройку → деньги должны её разморозить. Что делать: среднесрочный позитив для девелопмента складов и инфраструктуры, но эффект не мгновенный — следите за реализацией.  </w:t>
+      </w:r>
+    </w:p>
+    <w:p>
+      <w:pPr>
+        <w:spacing w:before="0" w:after="100" w:line="240" w:lineRule="auto"/>
+        <w:ind w:left="283"/>
+        <w:jc w:val="left"/>
+      </w:pPr>
+      <w:r>
+        <w:rPr>
+          <w:rFonts w:ascii="Calibri" w:hAnsi="Calibri" w:cs="Calibri"/>
+          <w:b w:val="0"/>
+          <w:i/>
+          <w:color w:val="6B7785"/>
+          <w:sz w:val="17"/>
+        </w:rPr>
+        <w:t xml:space="preserve">   📅 2026-06-26   •   Источник: Rijksoverheid</w:t>
+      </w:r>
+      <w:r>
+        <w:rPr>
+          <w:rFonts w:ascii="Calibri" w:hAnsi="Calibri" w:cs="Calibri"/>
+          <w:b w:val="0"/>
+          <w:i w:val="0"/>
+          <w:color w:val="6B7785"/>
+          <w:sz w:val="17"/>
+        </w:rPr>
+        <w:t xml:space="preserve">   </w:t>
+      </w:r>
+      <w:hyperlink r:id="rId16">
+        <w:r>
+          <w:rPr>
+            <w:color w:val="1155CC"/>
+            <w:sz w:val="17.0"/>
+            <w:rFonts w:ascii="Calibri" w:hAnsi="Calibri"/>
+            <w:u w:val="single"/>
+          </w:rPr>
+          <w:t xml:space="preserve">ссылка ↗</w:t>
+        </w:r>
+      </w:hyperlink>
+    </w:p>
+    <w:p>
+      <w:pPr>
+        <w:keepNext/>
+        <w:spacing w:before="200" w:after="60" w:line="269" w:lineRule="auto"/>
+        <w:jc w:val="left"/>
+        <w:pBdr>
+          <w:bottom w:val="single" w:sz="6" w:space="2" w:color="D7DEE6"/>
+        </w:pBdr>
+      </w:pPr>
+      <w:r>
+        <w:rPr>
+          <w:rFonts w:ascii="Calibri" w:hAnsi="Calibri" w:cs="Calibri"/>
+          <w:b/>
+          <w:i w:val="0"/>
+          <w:color w:val="1E4466"/>
+          <w:sz w:val="23"/>
+        </w:rPr>
         <w:t>Новости</w:t>
       </w:r>
     </w:p>
@@ -3851,7 +3964,7 @@
           <w:color w:val="222B36"/>
           <w:sz w:val="21"/>
         </w:rPr>
-        <w:t>Американская Prologis (крупнейшая в мире публичная компания логистической недвижимости) сделала предложение о поглощении британской Segro примерно за 14,6 млрд евро (~12,6 млрд фунтов): 0,084 новой акции Prologis за акцию Segro, то есть 925 пенсов за бумагу — премия 24,6% к цене до объявления. Цель — создать 'крупнейшую в мире котируемую логистическую недвижимость'. Совет Segro единогласно отклонил оферту как заниженную и оппортунистическую (попытку нажиться на сниженных оценках европейской недвижимости). По британскому кодексу о поглощениях Prologis до 22 июля должна либо подтвердить твёрдое намерение, либо отказаться. Для Нидерландов значимо: у Prologis крупное присутствие в стране, а сделка задаёт тон оценкам всего европейского (и нидерландского) логистического сектора.</w:t>
+        <w:t>Крупнейшая в мире логистическая компания Prologis сделала предложение о поглощении британской Segro за ~14,6 млрд € (премия 24,6%), чтобы создать «крупнейшую в мире котируемую логистическую недвижимость». Совет Segro оферту отклонил как заниженную; по британским правилам Prologis до 22 июля должна подтвердить намерение или отступить.</w:t>
       </w:r>
     </w:p>
     <w:p>
@@ -3879,7 +3992,7 @@
           <w:color w:val="222B36"/>
           <w:sz w:val="18"/>
         </w:rPr>
-        <w:t xml:space="preserve">Крупнейший игрок готов платить премию 24,6% за логистику — рынок сигнализирует, что европейские (и нидерландские) логистические активы недооценены.  </w:t>
+        <w:t xml:space="preserve">Драйвер: оценки европейской логистики просели → крупный игрок пытается купить дёшево → сделка задаёт ценовой ориентир всему сектору, включая NL (у Prologis тут крупное присутствие). Что делать: следите за развязкой 22 июля — она переоценит ваши логистические активы.  </w:t>
       </w:r>
     </w:p>
     <w:p>
@@ -3896,7 +4009,7 @@
           <w:color w:val="6B7785"/>
           <w:sz w:val="17"/>
         </w:rPr>
-        <w:t xml:space="preserve">   📅 2026-06-25   •   Источник: Warehouse Totaal / PropertyNL / Bloomberg</w:t>
+        <w:t xml:space="preserve">   📅 2026-06-25   •   Источник: Warehouse Totaal / PropertyNL</w:t>
       </w:r>
       <w:r>
         <w:rPr>
@@ -3944,7 +4057,7 @@
           <w:color w:val="222B36"/>
           <w:sz w:val="21"/>
         </w:rPr>
-        <w:t>25 июня Deutsche Bank (крупный немецкий инвестбанк) понизил целевые цены (koersdoel — ориентир справедливой цены акции) для четырёх ведущих европейских компаний логистической недвижимости, активно работающих и в Нидерландах, но сохранил по всем рекомендацию 'покупать'. Цели: CTP (чешская группа, крупнейший в континентальной Европе владелец логистических парков, ~40% активов в Нидерландах) — с 22,00 до 19,00 евро; WDP (Warehouses De Pauw, бельгийско-нидерландский логистический REIT) — с 30,00 до 25,00 евро; Montea (бельгийский REIT, ~40% портфеля в Нидерландах) — с 85,00 до 73,00 евро; VGP (бельгийский девелопер логистических парков) — со 120,00 до 100,00 евро (фаворит банка). Логика: повышенные ожидания по ставкам уже в цене, оценки привлекательные, потенциал роста выше риска снижения; поддержку даёт заявка Prologis на Segro.</w:t>
+        <w:t>Deutsche Bank срезал целевые цены четырёх ведущих логистических REIT, работающих и в NL (CTP 22→19, WDP 30→25, Montea 85→73, VGP 120→100 €), но рекомендацию «покупать» сохранил по всем.</w:t>
       </w:r>
     </w:p>
     <w:p>
@@ -3972,7 +4085,7 @@
           <w:color w:val="222B36"/>
           <w:sz w:val="18"/>
         </w:rPr>
-        <w:t xml:space="preserve">Целевые цены срезаны, но рекомендация осталась «покупать» — аналитики видят в логистике апсайд, несмотря на давление ставок; ориентир для держателей этих REIT.  </w:t>
+        <w:t xml:space="preserve">Простыми словами: ожидания по ставкам ЕЦБ выше → будущие доходы дисконтируются жёстче → справедливая цена акций ниже, НО арендные потоки и оферта Prologis держат сектор. Сигнал: рынок ждёт стабилизации, а не падения. Что делать: коррекция оценок — это вход, а не бегство, если верите в логистику.  </w:t>
       </w:r>
     </w:p>
     <w:p>
@@ -3989,7 +4102,7 @@
           <w:color w:val="6B7785"/>
           <w:sz w:val="17"/>
         </w:rPr>
-        <w:t xml:space="preserve">   📅 2026-06-25   •   Источник: De Aandeelhouder / IEX / The Asset</w:t>
+        <w:t xml:space="preserve">   📅 2026-06-25   •   Источник: De Aandeelhouder</w:t>
       </w:r>
       <w:r>
         <w:rPr>
@@ -4001,7 +4114,7 @@
         </w:rPr>
         <w:t xml:space="preserve">   </w:t>
       </w:r>
-      <w:hyperlink r:id="rId17">
+      <w:hyperlink r:id="rId34">
         <w:r>
           <w:rPr>
             <w:color w:val="1155CC"/>
@@ -4037,7 +4150,7 @@
           <w:color w:val="222B36"/>
           <w:sz w:val="21"/>
         </w:rPr>
-        <w:t>Девелопер Panattoni (один из крупнейших в мире игроков рынка логистической и промышленной недвижимости, активен в Нидерландах и Бельгии) начал спекулятивную застройку (стройку без заранее найденного арендатора) комплекса Panattoni Park Emmen площадью около 150 000 м2 (как 22 футбольных поля) на промзоне De Tweeling у автострады A37 в сторону Германии. Собственные инвестиции Panattoni превышают 100 млн евро, ещё примерно столько же, как ожидается, вложат будущие арендаторы в дооснащение. Арендатор пока не объявлен: ставка на то, что крупные международные производители предпочитают готовые помещения и скорость. Сдача — март 2028. Panattoni называет это крупнейшим коммерческим зданием на севере Нидерландов.</w:t>
+        <w:t>Девелопер Panattoni начал спекулятивную застройку (без заранее найденного арендатора) комплекса ~150 000 м² (как 22 футбольных поля) в Эммене; собственные инвестиции &gt;100 млн €, сдача — март 2028.</w:t>
       </w:r>
     </w:p>
     <w:p>
@@ -4065,7 +4178,7 @@
           <w:color w:val="222B36"/>
           <w:sz w:val="18"/>
         </w:rPr>
-        <w:t xml:space="preserve">Спекулятивная стройка на 150 000 м2 без арендатора — крупный игрок ставит на сохранение спроса; индикатор уверенности в логистическом рынке севера страны.  </w:t>
+        <w:t xml:space="preserve">Спекулятивная стройка такого масштаба = вера девелопера в спрос. Что делать: спрос на современные большие склады жив, но смотрите, найдётся ли арендатор к сдаче — это индикатор реального аппетита.  </w:t>
       </w:r>
     </w:p>
     <w:p>
@@ -4094,7 +4207,7 @@
         </w:rPr>
         <w:t xml:space="preserve">   </w:t>
       </w:r>
-      <w:hyperlink r:id="rId18">
+      <w:hyperlink r:id="rId35">
         <w:r>
           <w:rPr>
             <w:color w:val="1155CC"/>
@@ -4130,7 +4243,7 @@
           <w:color w:val="222B36"/>
           <w:sz w:val="21"/>
         </w:rPr>
-        <w:t>Логистический оператор Humby (провайдер, уже имеющий более 25 000 м2 складов в регионе Венло) заключил долгосрочный договор аренды на 29 779 м2 по адресу Dirk Hartogweg 8 на промзоне Trade Port в Венло. Арендодатель — фонд CCP 5 под управлением Tristan Capital Partners (крупный международный инвестор в недвижимость), asset-менеджмент ведёт ARC Real Estate Partners; ранее объект арендовала Nunner Logistics. Интересы сторон представляли Boek en Offermans Makelaars, JLL и Cushman &amp; Wakefield. Сделка показывает сохраняющийся спрос на крупные склады в лимбургском логистическом коридоре.</w:t>
+        <w:t>Семейный логист Van der Helm (с 1936, регион Вестланд) строит ~100 000 м² в логистическом парке Мурдейк с прямым выходом на дорогу, воду и железную дорогу; ввод — конец 2026.</w:t>
       </w:r>
     </w:p>
     <w:p>
@@ -4158,7 +4271,7 @@
           <w:color w:val="222B36"/>
           <w:sz w:val="18"/>
         </w:rPr>
-        <w:t xml:space="preserve">Быстрая пересдача почти 30 000 м2 в логистическом коридоре Венло подтверждает живой спрос на крупные склады — поддержка ставок и заполняемости в регионе.  </w:t>
+        <w:t xml:space="preserve">Ещё один крупный мультимодальный объект в работе — спрос на площадки с тремя видами транспорта сохраняется. Что делать: такие локации — премиальный актив, держите в фокусе.  </w:t>
       </w:r>
     </w:p>
     <w:p>
@@ -4175,7 +4288,7 @@
           <w:color w:val="6B7785"/>
           <w:sz w:val="17"/>
         </w:rPr>
-        <w:t xml:space="preserve">   📅 2026-06-26   •   Источник: PropertyNL</w:t>
+        <w:t xml:space="preserve">   📅 2026-06-23   •   Источник: Warehouse Totaal</w:t>
       </w:r>
       <w:r>
         <w:rPr>
@@ -4187,100 +4300,7 @@
         </w:rPr>
         <w:t xml:space="preserve">   </w:t>
       </w:r>
-      <w:hyperlink r:id="rId32">
-        <w:r>
-          <w:rPr>
-            <w:color w:val="1155CC"/>
-            <w:sz w:val="17.0"/>
-            <w:rFonts w:ascii="Calibri" w:hAnsi="Calibri"/>
-            <w:u w:val="single"/>
-          </w:rPr>
-          <w:t xml:space="preserve">ссылка ↗</w:t>
-        </w:r>
-      </w:hyperlink>
-    </w:p>
-    <w:p>
-      <w:pPr>
-        <w:spacing w:before="60" w:after="20" w:line="269" w:lineRule="auto"/>
-        <w:ind w:left="283" w:hanging="198"/>
-        <w:jc w:val="left"/>
-      </w:pPr>
-      <w:r>
-        <w:rPr>
-          <w:rFonts w:ascii="Calibri" w:hAnsi="Calibri" w:cs="Calibri"/>
-          <w:b/>
-          <w:i w:val="0"/>
-          <w:color w:val="2C5F8A"/>
-          <w:sz w:val="21"/>
-        </w:rPr>
-        <w:t xml:space="preserve">◆  </w:t>
-      </w:r>
-      <w:r>
-        <w:rPr>
-          <w:rFonts w:ascii="Calibri" w:hAnsi="Calibri" w:cs="Calibri"/>
-          <w:b w:val="0"/>
-          <w:i w:val="0"/>
-          <w:color w:val="222B36"/>
-          <w:sz w:val="21"/>
-        </w:rPr>
-        <w:t>Компания Base Investments от имени международного инвестора Patron Capital купила бизнес- и офисное помещение по адресу Griftsemolenweg 38 в Ваассене у Wibra Holding (нидерландская сеть бюджетных розничных магазинов, владелец объекта). Пример того, как операторы монетизируют собственную недвижимость, а инвесторы наращивают портфели индустриальных/складских активов (структура похожа на sale-and-leaseback — продажу с обратной арендой, когда компания продаёт недвижимость и остаётся в ней арендатором; точная формулировка в открытой части не подтверждена). Площадь и сумма сделки в открытой части не раскрыты (полный текст за пейволлом).</w:t>
-      </w:r>
-    </w:p>
-    <w:p>
-      <w:pPr>
-        <w:spacing w:before="20" w:after="20" w:line="264" w:lineRule="auto"/>
-        <w:ind w:left="283"/>
-        <w:jc w:val="left"/>
-        <w:shd w:val="clear" w:color="auto" w:fill="E8F0F7"/>
-      </w:pPr>
-      <w:r>
-        <w:rPr>
-          <w:rFonts w:ascii="Calibri" w:hAnsi="Calibri" w:cs="Calibri"/>
-          <w:b/>
-          <w:i w:val="0"/>
-          <w:color w:val="2C5F8A"/>
-          <w:sz w:val="18"/>
-        </w:rPr>
-        <w:t xml:space="preserve">  Почему важно:  </w:t>
-      </w:r>
-      <w:r>
-        <w:rPr>
-          <w:rFonts w:ascii="Calibri" w:hAnsi="Calibri" w:cs="Calibri"/>
-          <w:b w:val="0"/>
-          <w:i w:val="0"/>
-          <w:color w:val="222B36"/>
-          <w:sz w:val="18"/>
-        </w:rPr>
-        <w:t xml:space="preserve">Тренд монетизации корпоративной недвижимости: компании высвобождают капитал, продавая объекты инвесторам — возможность для покупателей нарастить портфель.  </w:t>
-      </w:r>
-    </w:p>
-    <w:p>
-      <w:pPr>
-        <w:spacing w:before="0" w:after="100" w:line="240" w:lineRule="auto"/>
-        <w:ind w:left="283"/>
-        <w:jc w:val="left"/>
-      </w:pPr>
-      <w:r>
-        <w:rPr>
-          <w:rFonts w:ascii="Calibri" w:hAnsi="Calibri" w:cs="Calibri"/>
-          <w:b w:val="0"/>
-          <w:i/>
-          <w:color w:val="6B7785"/>
-          <w:sz w:val="17"/>
-        </w:rPr>
-        <w:t xml:space="preserve">   📅 2026-06-26   •   Источник: Vastgoedjournaal</w:t>
-      </w:r>
-      <w:r>
-        <w:rPr>
-          <w:rFonts w:ascii="Calibri" w:hAnsi="Calibri" w:cs="Calibri"/>
-          <w:b w:val="0"/>
-          <w:i w:val="0"/>
-          <w:color w:val="6B7785"/>
-          <w:sz w:val="17"/>
-        </w:rPr>
-        <w:t xml:space="preserve">   </w:t>
-      </w:r>
-      <w:hyperlink r:id="rId33">
+      <w:hyperlink r:id="rId36">
         <w:r>
           <w:rPr>
             <w:color w:val="1155CC"/>
@@ -4301,7 +4321,7 @@
       <w:r>
         <w:drawing>
           <wp:inline xmlns:a="http://schemas.openxmlformats.org/drawingml/2006/main" xmlns:pic="http://schemas.openxmlformats.org/drawingml/2006/picture">
-            <wp:extent cx="5903999" cy="2677698"/>
+            <wp:extent cx="5903999" cy="2778086"/>
             <wp:docPr id="6" name="Picture 6"/>
             <wp:cNvGraphicFramePr>
               <a:graphicFrameLocks noChangeAspect="1"/>
@@ -4314,7 +4334,7 @@
                     <pic:cNvPicPr/>
                   </pic:nvPicPr>
                   <pic:blipFill>
-                    <a:blip r:embed="rId34"/>
+                    <a:blip r:embed="rId37"/>
                     <a:stretch>
                       <a:fillRect/>
                     </a:stretch>
@@ -4322,7 +4342,7 @@
                   <pic:spPr>
                     <a:xfrm>
                       <a:off x="0" y="0"/>
-                      <a:ext cx="5903999" cy="2677698"/>
+                      <a:ext cx="5903999" cy="2778086"/>
                     </a:xfrm>
                     <a:prstGeom prst="rect"/>
                   </pic:spPr>
@@ -4414,7 +4434,7 @@
                 <w:color w:val="222B36"/>
                 <w:sz w:val="21"/>
               </w:rPr>
-              <w:t>Индустриал стал самым ярким сегментом недели благодаря большой корпоративной истории: предложение Prologis о покупке Segro (~14,6 млрд евро, отклонено) переоценивает весь европейский логистический сектор, а Deutsche Bank на этом фоне срезал целевые цены четырёх ведущих REIT, но рекомендацию 'покупать' сохранил — рынок видит привлекательные оценки. На земле спрос жив: Panattoni рискнула спекулятивной стройкой на 150 000 м2 в Эммене, а Humby арендовала почти 30 000 м2 в Венло. Отдельная сделка в Ваассене (Patron Capital/Wibra) указывает на интерес к монетизации корпоративной недвижимости, хотя детали закрыты пейволлом. Законодательных и статистических пунктов по сегменту на этой неделе не набралось.</w:t>
+              <w:t>Индустриал — самый громкий сегмент недели. Большая корпоративная история (оферта Prologis на Segro €14,6 млрд, отклонена) переоценивает весь европейский логистический сектор, а Deutsche Bank на этом фоне срезал цели четырёх REIT, но держит «покупать» — рынок ждёт стабилизации, не падения. На земле спрос жив: Panattoni рискует спекулятивной стройкой, Van der Helm строит мультимодальный хаб. Но фактор цены №1 сместился к электричеству: с 1 июля правила netcongestie ужесточаются, и объекты с готовым подключением будут стоить заметно дороже. Пакет по азоту на 20 млрд € — среднесрочный позитив.</w:t>
             </w:r>
           </w:p>
         </w:tc>
@@ -4486,7 +4506,7 @@
                 <w:color w:val="222B36"/>
                 <w:sz w:val="20"/>
               </w:rPr>
-              <w:t>Ключевая дата — 22 июля: подтвердит ли Prologis твёрдое намерение по Segro или отступит; это переоценит весь сектор. Также следите, найдёт ли Panattoni арендатора на свои 150 000 м2 до сдачи в 2028.</w:t>
+              <w:t>22 июля — подтвердит ли Prologis оферту по Segro (переоценит сектор); как заработают правила netcongestie с 1 июля; первые разрешения по новому азотному порогу.</w:t>
             </w:r>
           </w:p>
         </w:tc>
@@ -4606,7 +4626,7 @@
                 <w:color w:val="222B36"/>
                 <w:sz w:val="21"/>
               </w:rPr>
-              <w:t>Картина недели — осторожный разворот к стабилизации сразу в трёх сегментах. В жилье институциональный капитал перестал бежать: сделка Vesteda сняла угрозу распродажи, а приток денег в фонд Bouwinvest для пожилых показывает, куда смещается аппетит инвесторов — в сегменты со структурным спросом. Логистика подаёт тот же сигнал с другой стороны: готовность Prologis платить премию за Segro и сохранённая Deutsche Bank рекомендация «покупать» говорят, что профессионалы считают активы недооценёнными — это эхо того же возвращения уверенности, что и в жилье. Связующая нить всех трёх сегментов — налоги и регулирование: жёсткий box 3, лимит на вычет процентов и высокие доли доступного жилья остаются главным тормозом для притока капитала, и именно вокруг их смягчения идёт основная борьба (IVBN, BPD). Коммерция подтверждает общий вывод снизу: периферийные ритейл-парки с вакантностью 4,4% и рекордно растущим потребительским доверием — тихая зона устойчивости. Прогноз: при сохранении этих сигналов осень может принести постепенное возвращение капитала, но скорость зависит от двух развилок — решения Prologis по Segro (22 июля) и от того, уступит ли государство по налоговой нагрузке и нормам доступности.</w:t>
+              <w:t>Через все три сегмента проходит одна нить: большие деньги ищут, куда встать, а государство переписывает условия. Институционалы стабилизируют аренду жилья и заходят в нишу пожилых; в логистике разворачивается сделка десятилетия (Prologis/Segro), которая задаст цены всему сектору; ритейл-парки тихо обыгрывают центры. Сквозной риск-фактор для стройки и индустриала — электросети и азот: с 1 июля мощность сети становится фактором цены №1, а азотный пакет на 20 млрд € обещает разморозку, но не сразу. Не-консенсусный угол: пока заголовки про рост цен на жильё, реальная драма — в правилах (box 3, доступность, netcongestie), и именно они определят доходность на 2–3 года вперёд. Прогноз: развязка Prologis/Segro 22 июля — главный ценовой сигнал; первые эффекты netcongestie и азота — структурный водораздел между «подключёнными» и «неподключёнными» активами.</w:t>
             </w:r>
           </w:p>
         </w:tc>
@@ -4811,7 +4831,7 @@
                 <w:color w:val="222B36"/>
                 <w:sz w:val="19"/>
               </w:rPr>
-              <w:t>2026-07-22</w:t>
+              <w:t>2026-07-01</w:t>
             </w:r>
           </w:p>
         </w:tc>
@@ -4840,7 +4860,22 @@
                 <w:color w:val="222B36"/>
                 <w:sz w:val="19"/>
               </w:rPr>
-              <w:t>⏳  Дедлайн Prologis по Segro: подтвердить твёрдое намерение или отступить (put up or shut up)</w:t>
+              <w:t>🗳  Вступают в силу новые правила netcongestie (электроподключения)</w:t>
+            </w:r>
+          </w:p>
+          <w:p>
+            <w:pPr>
+              <w:spacing w:before="20" w:after="0"/>
+            </w:pPr>
+            <w:r>
+              <w:rPr>
+                <w:rFonts w:ascii="Calibri" w:hAnsi="Calibri" w:cs="Calibri"/>
+                <w:b w:val="0"/>
+                <w:i/>
+                <w:color w:val="6B7785"/>
+                <w:sz w:val="16"/>
+              </w:rPr>
+              <w:t>→ объекты без мощности теряют ценность</w:t>
             </w:r>
           </w:p>
         </w:tc>
@@ -4900,7 +4935,7 @@
                 <w:color w:val="222B36"/>
                 <w:sz w:val="19"/>
               </w:rPr>
-              <w:t>2027-06-26</w:t>
+              <w:t>2026-07-22</w:t>
             </w:r>
           </w:p>
         </w:tc>
@@ -4929,7 +4964,22 @@
                 <w:color w:val="222B36"/>
                 <w:sz w:val="19"/>
               </w:rPr>
-              <w:t>📊  Следующий ежегодный цикл подачи заявок на выкуп паёв Vesteda (новые условия фонда)</w:t>
+              <w:t>⏳  Дедлайн Prologis по Segro: подтвердить оферту или отступить</w:t>
+            </w:r>
+          </w:p>
+          <w:p>
+            <w:pPr>
+              <w:spacing w:before="20" w:after="0"/>
+            </w:pPr>
+            <w:r>
+              <w:rPr>
+                <w:rFonts w:ascii="Calibri" w:hAnsi="Calibri" w:cs="Calibri"/>
+                <w:b w:val="0"/>
+                <w:i/>
+                <w:color w:val="6B7785"/>
+                <w:sz w:val="16"/>
+              </w:rPr>
+              <w:t>→ переоценит весь логистический сектор</w:t>
             </w:r>
           </w:p>
         </w:tc>
@@ -4958,7 +5008,7 @@
                 <w:color w:val="222B36"/>
                 <w:sz w:val="19"/>
               </w:rPr>
-              <w:t>жильё</w:t>
+              <w:t>индустриал</w:t>
             </w:r>
           </w:p>
         </w:tc>
@@ -4989,7 +5039,7 @@
                 <w:color w:val="222B36"/>
                 <w:sz w:val="19"/>
               </w:rPr>
-              <w:t>2028-01-01</w:t>
+              <w:t>2026-07-23</w:t>
             </w:r>
           </w:p>
         </w:tc>
@@ -5018,7 +5068,22 @@
                 <w:color w:val="222B36"/>
                 <w:sz w:val="19"/>
               </w:rPr>
-              <w:t>•  Намеченный старт режима 'Wet werkelijk rendement box 3' (налог с фактической доходности)</w:t>
+              <w:t>📈  Очередной релиз CBS по ценам на жильё (ориентировочно)</w:t>
+            </w:r>
+          </w:p>
+          <w:p>
+            <w:pPr>
+              <w:spacing w:before="20" w:after="0"/>
+            </w:pPr>
+            <w:r>
+              <w:rPr>
+                <w:rFonts w:ascii="Calibri" w:hAnsi="Calibri" w:cs="Calibri"/>
+                <w:b w:val="0"/>
+                <w:i/>
+                <w:color w:val="6B7785"/>
+                <w:sz w:val="16"/>
+              </w:rPr>
+              <w:t>→ свежая динамика цен и сделок</w:t>
             </w:r>
           </w:p>
         </w:tc>
@@ -5078,7 +5143,7 @@
                 <w:color w:val="222B36"/>
                 <w:sz w:val="19"/>
               </w:rPr>
-              <w:t>2028-03-31</w:t>
+              <w:t>2028-01-01</w:t>
             </w:r>
           </w:p>
         </w:tc>
@@ -5107,7 +5172,22 @@
                 <w:color w:val="222B36"/>
                 <w:sz w:val="19"/>
               </w:rPr>
-              <w:t>⏳  Сдача Panattoni Park Emmen (~150 000 м²); проверка, найден ли арендатор</w:t>
+              <w:t>🗳  Намеченный старт налога box 3 с реальной доходности</w:t>
+            </w:r>
+          </w:p>
+          <w:p>
+            <w:pPr>
+              <w:spacing w:before="20" w:after="0"/>
+            </w:pPr>
+            <w:r>
+              <w:rPr>
+                <w:rFonts w:ascii="Calibri" w:hAnsi="Calibri" w:cs="Calibri"/>
+                <w:b w:val="0"/>
+                <w:i/>
+                <w:color w:val="6B7785"/>
+                <w:sz w:val="16"/>
+              </w:rPr>
+              <w:t>→ смена правил для частных арендодателей</w:t>
             </w:r>
           </w:p>
         </w:tc>
@@ -5136,96 +5216,7 @@
                 <w:color w:val="222B36"/>
                 <w:sz w:val="19"/>
               </w:rPr>
-              <w:t>индустриал</w:t>
-            </w:r>
-          </w:p>
-        </w:tc>
-      </w:tr>
-      <w:tr>
-        <w:tc>
-          <w:tcPr>
-            <w:tcW w:type="dxa" w:w="1531"/>
-            <w:shd w:val="clear" w:color="auto" w:fill="F4F6F8"/>
-            <w:tcMar>
-              <w:top w:w="80" w:type="dxa"/>
-              <w:bottom w:w="80" w:type="dxa"/>
-              <w:start w:w="140" w:type="dxa"/>
-              <w:end w:w="140" w:type="dxa"/>
-              <w:left w:w="140" w:type="dxa"/>
-              <w:right w:w="140" w:type="dxa"/>
-            </w:tcMar>
-          </w:tcPr>
-          <w:p>
-            <w:pPr>
-              <w:spacing w:after="0"/>
-            </w:pPr>
-            <w:r>
-              <w:rPr>
-                <w:rFonts w:ascii="Calibri" w:hAnsi="Calibri" w:cs="Calibri"/>
-                <w:b/>
-                <w:i w:val="0"/>
-                <w:color w:val="222B36"/>
-                <w:sz w:val="19"/>
-              </w:rPr>
-              <w:t>2032-01-01</w:t>
-            </w:r>
-          </w:p>
-        </w:tc>
-        <w:tc>
-          <w:tcPr>
-            <w:tcW w:type="dxa" w:w="6406"/>
-            <w:shd w:val="clear" w:color="auto" w:fill="F4F6F8"/>
-            <w:tcMar>
-              <w:top w:w="80" w:type="dxa"/>
-              <w:bottom w:w="80" w:type="dxa"/>
-              <w:start w:w="140" w:type="dxa"/>
-              <w:end w:w="140" w:type="dxa"/>
-              <w:left w:w="140" w:type="dxa"/>
-              <w:right w:w="140" w:type="dxa"/>
-            </w:tcMar>
-          </w:tcPr>
-          <w:p>
-            <w:pPr>
-              <w:spacing w:after="0"/>
-            </w:pPr>
-            <w:r>
-              <w:rPr>
-                <w:rFonts w:ascii="Calibri" w:hAnsi="Calibri" w:cs="Calibri"/>
-                <w:b w:val="0"/>
-                <w:i w:val="0"/>
-                <w:color w:val="222B36"/>
-                <w:sz w:val="19"/>
-              </w:rPr>
-              <w:t>⏳  Срок предложения ЕК по смягчению лимита вычета процентов (порог 3 млн €); IVBN просит ускорить</w:t>
-            </w:r>
-          </w:p>
-        </w:tc>
-        <w:tc>
-          <w:tcPr>
-            <w:tcW w:type="dxa" w:w="1587"/>
-            <w:shd w:val="clear" w:color="auto" w:fill="F4F6F8"/>
-            <w:tcMar>
-              <w:top w:w="80" w:type="dxa"/>
-              <w:bottom w:w="80" w:type="dxa"/>
-              <w:start w:w="140" w:type="dxa"/>
-              <w:end w:w="140" w:type="dxa"/>
-              <w:left w:w="140" w:type="dxa"/>
-              <w:right w:w="140" w:type="dxa"/>
-            </w:tcMar>
-          </w:tcPr>
-          <w:p>
-            <w:pPr>
-              <w:spacing w:after="0"/>
-            </w:pPr>
-            <w:r>
-              <w:rPr>
-                <w:rFonts w:ascii="Calibri" w:hAnsi="Calibri" w:cs="Calibri"/>
-                <w:b w:val="0"/>
-                <w:i w:val="0"/>
-                <w:color w:val="222B36"/>
-                <w:sz w:val="19"/>
-              </w:rPr>
-              <w:t>ритейл</w:t>
+              <w:t>жильё</w:t>
             </w:r>
           </w:p>
         </w:tc>
@@ -5343,7 +5334,7 @@
                 <w:color w:val="1F3A5F"/>
                 <w:sz w:val="19"/>
               </w:rPr>
-              <w:t>box 3</w:t>
+              <w:t>netcongestie</w:t>
             </w:r>
           </w:p>
         </w:tc>
@@ -5372,7 +5363,7 @@
                 <w:color w:val="222B36"/>
                 <w:sz w:val="19"/>
               </w:rPr>
-              <w:t>Режим нидерландского подоходного налога на капитал физлиц (сбережения и инвестиции, включая арендную недвижимость).</w:t>
+              <w:t>перегрузка электросети — свободной мощности не хватает на всех, подключения ставят в очередь на годы.</w:t>
             </w:r>
           </w:p>
         </w:tc>
@@ -5403,7 +5394,7 @@
                 <w:color w:val="1F3A5F"/>
                 <w:sz w:val="19"/>
               </w:rPr>
-              <w:t>Wet werkelijk rendement box 3</w:t>
+              <w:t>stikstof / азотный замок</w:t>
             </w:r>
           </w:p>
         </w:tc>
@@ -5432,7 +5423,7 @@
                 <w:color w:val="222B36"/>
                 <w:sz w:val="19"/>
               </w:rPr>
-              <w:t>Законопроект о налогообложении фактической (реальной), а не фиктивной доходности капитала в режиме box 3; старт намечен на 2028.</w:t>
+              <w:t>ограничения по выбросам азота, из-за которых годами не выдавали разрешения на стройку.</w:t>
             </w:r>
           </w:p>
         </w:tc>
@@ -5463,7 +5454,7 @@
                 <w:color w:val="1F3A5F"/>
                 <w:sz w:val="19"/>
               </w:rPr>
-              <w:t>vermogenswinstbelasting</w:t>
+              <w:t>box 3</w:t>
             </w:r>
           </w:p>
         </w:tc>
@@ -5492,7 +5483,247 @@
                 <w:color w:val="222B36"/>
                 <w:sz w:val="19"/>
               </w:rPr>
-              <w:t>Налог на прирост капитала — облагается прирост стоимости актива, как правило при его продаже.</w:t>
+              <w:t>раздел нидерландского подоходного налога на сбережения и инвестиции, включая недвижимость не для собственного проживания.</w:t>
+            </w:r>
+          </w:p>
+        </w:tc>
+      </w:tr>
+      <w:tr>
+        <w:tc>
+          <w:tcPr>
+            <w:tcW w:type="dxa" w:w="2835"/>
+            <w:shd w:val="clear" w:color="auto" w:fill="FFFFFF"/>
+            <w:tcMar>
+              <w:top w:w="60" w:type="dxa"/>
+              <w:bottom w:w="60" w:type="dxa"/>
+              <w:start w:w="140" w:type="dxa"/>
+              <w:end w:w="140" w:type="dxa"/>
+              <w:left w:w="140" w:type="dxa"/>
+              <w:right w:w="140" w:type="dxa"/>
+            </w:tcMar>
+          </w:tcPr>
+          <w:p>
+            <w:pPr>
+              <w:spacing w:after="0"/>
+            </w:pPr>
+            <w:r>
+              <w:rPr>
+                <w:rFonts w:ascii="Calibri" w:hAnsi="Calibri" w:cs="Calibri"/>
+                <w:b/>
+                <w:i w:val="0"/>
+                <w:color w:val="1F3A5F"/>
+                <w:sz w:val="19"/>
+              </w:rPr>
+              <w:t>EPRA NTA</w:t>
+            </w:r>
+          </w:p>
+        </w:tc>
+        <w:tc>
+          <w:tcPr>
+            <w:tcW w:type="dxa" w:w="6690"/>
+            <w:shd w:val="clear" w:color="auto" w:fill="FFFFFF"/>
+            <w:tcMar>
+              <w:top w:w="60" w:type="dxa"/>
+              <w:bottom w:w="60" w:type="dxa"/>
+              <w:start w:w="140" w:type="dxa"/>
+              <w:end w:w="140" w:type="dxa"/>
+              <w:left w:w="140" w:type="dxa"/>
+              <w:right w:w="140" w:type="dxa"/>
+            </w:tcMar>
+          </w:tcPr>
+          <w:p>
+            <w:pPr>
+              <w:spacing w:after="0"/>
+            </w:pPr>
+            <w:r>
+              <w:rPr>
+                <w:rFonts w:ascii="Calibri" w:hAnsi="Calibri" w:cs="Calibri"/>
+                <w:b w:val="0"/>
+                <w:i w:val="0"/>
+                <w:color w:val="222B36"/>
+                <w:sz w:val="19"/>
+              </w:rPr>
+              <w:t>стандартная «чистая стоимость активов» REIT на акцию; дисконт к ней = биржа оценивает компанию дешевле её зданий на балансе.</w:t>
+            </w:r>
+          </w:p>
+        </w:tc>
+      </w:tr>
+      <w:tr>
+        <w:tc>
+          <w:tcPr>
+            <w:tcW w:type="dxa" w:w="2835"/>
+            <w:shd w:val="clear" w:color="auto" w:fill="F4F6F8"/>
+            <w:tcMar>
+              <w:top w:w="60" w:type="dxa"/>
+              <w:bottom w:w="60" w:type="dxa"/>
+              <w:start w:w="140" w:type="dxa"/>
+              <w:end w:w="140" w:type="dxa"/>
+              <w:left w:w="140" w:type="dxa"/>
+              <w:right w:w="140" w:type="dxa"/>
+            </w:tcMar>
+          </w:tcPr>
+          <w:p>
+            <w:pPr>
+              <w:spacing w:after="0"/>
+            </w:pPr>
+            <w:r>
+              <w:rPr>
+                <w:rFonts w:ascii="Calibri" w:hAnsi="Calibri" w:cs="Calibri"/>
+                <w:b/>
+                <w:i w:val="0"/>
+                <w:color w:val="1F3A5F"/>
+                <w:sz w:val="19"/>
+              </w:rPr>
+              <w:t>спред доходности (yield) к Bund/€STR</w:t>
+            </w:r>
+          </w:p>
+        </w:tc>
+        <w:tc>
+          <w:tcPr>
+            <w:tcW w:type="dxa" w:w="6690"/>
+            <w:shd w:val="clear" w:color="auto" w:fill="F4F6F8"/>
+            <w:tcMar>
+              <w:top w:w="60" w:type="dxa"/>
+              <w:bottom w:w="60" w:type="dxa"/>
+              <w:start w:w="140" w:type="dxa"/>
+              <w:end w:w="140" w:type="dxa"/>
+              <w:left w:w="140" w:type="dxa"/>
+              <w:right w:w="140" w:type="dxa"/>
+            </w:tcMar>
+          </w:tcPr>
+          <w:p>
+            <w:pPr>
+              <w:spacing w:after="0"/>
+            </w:pPr>
+            <w:r>
+              <w:rPr>
+                <w:rFonts w:ascii="Calibri" w:hAnsi="Calibri" w:cs="Calibri"/>
+                <w:b w:val="0"/>
+                <w:i w:val="0"/>
+                <w:color w:val="222B36"/>
+                <w:sz w:val="19"/>
+              </w:rPr>
+              <w:t>наценка, которую рынок берёт за риск недвижимости сверх «надёжных» гособлигаций и базовой ставки.</w:t>
+            </w:r>
+          </w:p>
+        </w:tc>
+      </w:tr>
+      <w:tr>
+        <w:tc>
+          <w:tcPr>
+            <w:tcW w:type="dxa" w:w="2835"/>
+            <w:shd w:val="clear" w:color="auto" w:fill="FFFFFF"/>
+            <w:tcMar>
+              <w:top w:w="60" w:type="dxa"/>
+              <w:bottom w:w="60" w:type="dxa"/>
+              <w:start w:w="140" w:type="dxa"/>
+              <w:end w:w="140" w:type="dxa"/>
+              <w:left w:w="140" w:type="dxa"/>
+              <w:right w:w="140" w:type="dxa"/>
+            </w:tcMar>
+          </w:tcPr>
+          <w:p>
+            <w:pPr>
+              <w:spacing w:after="0"/>
+            </w:pPr>
+            <w:r>
+              <w:rPr>
+                <w:rFonts w:ascii="Calibri" w:hAnsi="Calibri" w:cs="Calibri"/>
+                <w:b/>
+                <w:i w:val="0"/>
+                <w:color w:val="1F3A5F"/>
+                <w:sz w:val="19"/>
+              </w:rPr>
+              <w:t>REIT</w:t>
+            </w:r>
+          </w:p>
+        </w:tc>
+        <w:tc>
+          <w:tcPr>
+            <w:tcW w:type="dxa" w:w="6690"/>
+            <w:shd w:val="clear" w:color="auto" w:fill="FFFFFF"/>
+            <w:tcMar>
+              <w:top w:w="60" w:type="dxa"/>
+              <w:bottom w:w="60" w:type="dxa"/>
+              <w:start w:w="140" w:type="dxa"/>
+              <w:end w:w="140" w:type="dxa"/>
+              <w:left w:w="140" w:type="dxa"/>
+              <w:right w:w="140" w:type="dxa"/>
+            </w:tcMar>
+          </w:tcPr>
+          <w:p>
+            <w:pPr>
+              <w:spacing w:after="0"/>
+            </w:pPr>
+            <w:r>
+              <w:rPr>
+                <w:rFonts w:ascii="Calibri" w:hAnsi="Calibri" w:cs="Calibri"/>
+                <w:b w:val="0"/>
+                <w:i w:val="0"/>
+                <w:color w:val="222B36"/>
+                <w:sz w:val="19"/>
+              </w:rPr>
+              <w:t>биржевая компания, владеющая доходной недвижимостью и распределяющая ренту акционерам.</w:t>
+            </w:r>
+          </w:p>
+        </w:tc>
+      </w:tr>
+      <w:tr>
+        <w:tc>
+          <w:tcPr>
+            <w:tcW w:type="dxa" w:w="2835"/>
+            <w:shd w:val="clear" w:color="auto" w:fill="F4F6F8"/>
+            <w:tcMar>
+              <w:top w:w="60" w:type="dxa"/>
+              <w:bottom w:w="60" w:type="dxa"/>
+              <w:start w:w="140" w:type="dxa"/>
+              <w:end w:w="140" w:type="dxa"/>
+              <w:left w:w="140" w:type="dxa"/>
+              <w:right w:w="140" w:type="dxa"/>
+            </w:tcMar>
+          </w:tcPr>
+          <w:p>
+            <w:pPr>
+              <w:spacing w:after="0"/>
+            </w:pPr>
+            <w:r>
+              <w:rPr>
+                <w:rFonts w:ascii="Calibri" w:hAnsi="Calibri" w:cs="Calibri"/>
+                <w:b/>
+                <w:i w:val="0"/>
+                <w:color w:val="1F3A5F"/>
+                <w:sz w:val="19"/>
+              </w:rPr>
+              <w:t>earningsstrippingmaatregel</w:t>
+            </w:r>
+          </w:p>
+        </w:tc>
+        <w:tc>
+          <w:tcPr>
+            <w:tcW w:type="dxa" w:w="6690"/>
+            <w:shd w:val="clear" w:color="auto" w:fill="F4F6F8"/>
+            <w:tcMar>
+              <w:top w:w="60" w:type="dxa"/>
+              <w:bottom w:w="60" w:type="dxa"/>
+              <w:start w:w="140" w:type="dxa"/>
+              <w:end w:w="140" w:type="dxa"/>
+              <w:left w:w="140" w:type="dxa"/>
+              <w:right w:w="140" w:type="dxa"/>
+            </w:tcMar>
+          </w:tcPr>
+          <w:p>
+            <w:pPr>
+              <w:spacing w:after="0"/>
+            </w:pPr>
+            <w:r>
+              <w:rPr>
+                <w:rFonts w:ascii="Calibri" w:hAnsi="Calibri" w:cs="Calibri"/>
+                <w:b w:val="0"/>
+                <w:i w:val="0"/>
+                <w:color w:val="222B36"/>
+                <w:sz w:val="19"/>
+              </w:rPr>
+              <w:t>лимит на вычет процентов по кредиту из налогооблагаемой прибыли; чем жёстче, тем дороже держать недвижимость в долг.</w:t>
             </w:r>
           </w:p>
         </w:tc>
@@ -5583,7 +5814,7 @@
                 <w:color w:val="1F3A5F"/>
                 <w:sz w:val="19"/>
               </w:rPr>
-              <w:t>Tweede Kamer</w:t>
+              <w:t>Hoge Raad</w:t>
             </w:r>
           </w:p>
         </w:tc>
@@ -5612,7 +5843,7 @@
                 <w:color w:val="222B36"/>
                 <w:sz w:val="19"/>
               </w:rPr>
-              <w:t>Нижняя палата парламента Нидерландов.</w:t>
+              <w:t>Верховный суд Нидерландов.</w:t>
             </w:r>
           </w:p>
         </w:tc>
@@ -5643,7 +5874,7 @@
                 <w:color w:val="1F3A5F"/>
                 <w:sz w:val="19"/>
               </w:rPr>
-              <w:t>Raad van State</w:t>
+              <w:t>спекулятивная застройка</w:t>
             </w:r>
           </w:p>
         </w:tc>
@@ -5672,7 +5903,7 @@
                 <w:color w:val="222B36"/>
                 <w:sz w:val="19"/>
               </w:rPr>
-              <w:t>Государственный совет — высший административный суд страны.</w:t>
+              <w:t>стройка склада/объекта без заранее найденного арендатора — ставка девелопера на спрос.</w:t>
             </w:r>
           </w:p>
         </w:tc>
@@ -5703,7 +5934,7 @@
                 <w:color w:val="1F3A5F"/>
                 <w:sz w:val="19"/>
               </w:rPr>
-              <w:t>betaalbare nieuwbouw</w:t>
+              <w:t>koopbereidheid</w:t>
             </w:r>
           </w:p>
         </w:tc>
@@ -5732,7 +5963,7 @@
                 <w:color w:val="222B36"/>
                 <w:sz w:val="19"/>
               </w:rPr>
-              <w:t>Доступная новостройка — жильё в категориях социальной и средней аренды плюс доступная покупка.</w:t>
+              <w:t>субиндекс потребительского доверия CBS — готовность людей к крупным покупкам.</w:t>
             </w:r>
           </w:p>
         </w:tc>
@@ -5763,7 +5994,7 @@
                 <w:color w:val="1F3A5F"/>
                 <w:sz w:val="19"/>
               </w:rPr>
-              <w:t>middenhuur</w:t>
+              <w:t>3PL</w:t>
             </w:r>
           </w:p>
         </w:tc>
@@ -5792,607 +6023,7 @@
                 <w:color w:val="222B36"/>
                 <w:sz w:val="19"/>
               </w:rPr>
-              <w:t>Средняя аренда — сегмент жилья между социальной и свободно-рыночной арендой.</w:t>
-            </w:r>
-          </w:p>
-        </w:tc>
-      </w:tr>
-      <w:tr>
-        <w:tc>
-          <w:tcPr>
-            <w:tcW w:type="dxa" w:w="2835"/>
-            <w:shd w:val="clear" w:color="auto" w:fill="F4F6F8"/>
-            <w:tcMar>
-              <w:top w:w="60" w:type="dxa"/>
-              <w:bottom w:w="60" w:type="dxa"/>
-              <w:start w:w="140" w:type="dxa"/>
-              <w:end w:w="140" w:type="dxa"/>
-              <w:left w:w="140" w:type="dxa"/>
-              <w:right w:w="140" w:type="dxa"/>
-            </w:tcMar>
-          </w:tcPr>
-          <w:p>
-            <w:pPr>
-              <w:spacing w:after="0"/>
-            </w:pPr>
-            <w:r>
-              <w:rPr>
-                <w:rFonts w:ascii="Calibri" w:hAnsi="Calibri" w:cs="Calibri"/>
-                <w:b/>
-                <w:i w:val="0"/>
-                <w:color w:val="1F3A5F"/>
-                <w:sz w:val="19"/>
-              </w:rPr>
-              <w:t>netcongestie</w:t>
-            </w:r>
-          </w:p>
-        </w:tc>
-        <w:tc>
-          <w:tcPr>
-            <w:tcW w:type="dxa" w:w="6690"/>
-            <w:shd w:val="clear" w:color="auto" w:fill="F4F6F8"/>
-            <w:tcMar>
-              <w:top w:w="60" w:type="dxa"/>
-              <w:bottom w:w="60" w:type="dxa"/>
-              <w:start w:w="140" w:type="dxa"/>
-              <w:end w:w="140" w:type="dxa"/>
-              <w:left w:w="140" w:type="dxa"/>
-              <w:right w:w="140" w:type="dxa"/>
-            </w:tcMar>
-          </w:tcPr>
-          <w:p>
-            <w:pPr>
-              <w:spacing w:after="0"/>
-            </w:pPr>
-            <w:r>
-              <w:rPr>
-                <w:rFonts w:ascii="Calibri" w:hAnsi="Calibri" w:cs="Calibri"/>
-                <w:b w:val="0"/>
-                <w:i w:val="0"/>
-                <w:color w:val="222B36"/>
-                <w:sz w:val="19"/>
-              </w:rPr>
-              <w:t>Перегрузка электросети — когда мощностей сети не хватает для всех новых подключений.</w:t>
-            </w:r>
-          </w:p>
-        </w:tc>
-      </w:tr>
-      <w:tr>
-        <w:tc>
-          <w:tcPr>
-            <w:tcW w:type="dxa" w:w="2835"/>
-            <w:shd w:val="clear" w:color="auto" w:fill="FFFFFF"/>
-            <w:tcMar>
-              <w:top w:w="60" w:type="dxa"/>
-              <w:bottom w:w="60" w:type="dxa"/>
-              <w:start w:w="140" w:type="dxa"/>
-              <w:end w:w="140" w:type="dxa"/>
-              <w:left w:w="140" w:type="dxa"/>
-              <w:right w:w="140" w:type="dxa"/>
-            </w:tcMar>
-          </w:tcPr>
-          <w:p>
-            <w:pPr>
-              <w:spacing w:after="0"/>
-            </w:pPr>
-            <w:r>
-              <w:rPr>
-                <w:rFonts w:ascii="Calibri" w:hAnsi="Calibri" w:cs="Calibri"/>
-                <w:b/>
-                <w:i w:val="0"/>
-                <w:color w:val="1F3A5F"/>
-                <w:sz w:val="19"/>
-              </w:rPr>
-              <w:t>Regiewet</w:t>
-            </w:r>
-          </w:p>
-        </w:tc>
-        <w:tc>
-          <w:tcPr>
-            <w:tcW w:type="dxa" w:w="6690"/>
-            <w:shd w:val="clear" w:color="auto" w:fill="FFFFFF"/>
-            <w:tcMar>
-              <w:top w:w="60" w:type="dxa"/>
-              <w:bottom w:w="60" w:type="dxa"/>
-              <w:start w:w="140" w:type="dxa"/>
-              <w:end w:w="140" w:type="dxa"/>
-              <w:left w:w="140" w:type="dxa"/>
-              <w:right w:w="140" w:type="dxa"/>
-            </w:tcMar>
-          </w:tcPr>
-          <w:p>
-            <w:pPr>
-              <w:spacing w:after="0"/>
-            </w:pPr>
-            <w:r>
-              <w:rPr>
-                <w:rFonts w:ascii="Calibri" w:hAnsi="Calibri" w:cs="Calibri"/>
-                <w:b w:val="0"/>
-                <w:i w:val="0"/>
-                <w:color w:val="222B36"/>
-                <w:sz w:val="19"/>
-              </w:rPr>
-              <w:t>Закон о госрегулировании жилищного строительства, задающий обязательные доли доступного жилья.</w:t>
-            </w:r>
-          </w:p>
-        </w:tc>
-      </w:tr>
-      <w:tr>
-        <w:tc>
-          <w:tcPr>
-            <w:tcW w:type="dxa" w:w="2835"/>
-            <w:shd w:val="clear" w:color="auto" w:fill="F4F6F8"/>
-            <w:tcMar>
-              <w:top w:w="60" w:type="dxa"/>
-              <w:bottom w:w="60" w:type="dxa"/>
-              <w:start w:w="140" w:type="dxa"/>
-              <w:end w:w="140" w:type="dxa"/>
-              <w:left w:w="140" w:type="dxa"/>
-              <w:right w:w="140" w:type="dxa"/>
-            </w:tcMar>
-          </w:tcPr>
-          <w:p>
-            <w:pPr>
-              <w:spacing w:after="0"/>
-            </w:pPr>
-            <w:r>
-              <w:rPr>
-                <w:rFonts w:ascii="Calibri" w:hAnsi="Calibri" w:cs="Calibri"/>
-                <w:b/>
-                <w:i w:val="0"/>
-                <w:color w:val="1F3A5F"/>
-                <w:sz w:val="19"/>
-              </w:rPr>
-              <w:t>bestemmingsplan</w:t>
-            </w:r>
-          </w:p>
-        </w:tc>
-        <w:tc>
-          <w:tcPr>
-            <w:tcW w:type="dxa" w:w="6690"/>
-            <w:shd w:val="clear" w:color="auto" w:fill="F4F6F8"/>
-            <w:tcMar>
-              <w:top w:w="60" w:type="dxa"/>
-              <w:bottom w:w="60" w:type="dxa"/>
-              <w:start w:w="140" w:type="dxa"/>
-              <w:end w:w="140" w:type="dxa"/>
-              <w:left w:w="140" w:type="dxa"/>
-              <w:right w:w="140" w:type="dxa"/>
-            </w:tcMar>
-          </w:tcPr>
-          <w:p>
-            <w:pPr>
-              <w:spacing w:after="0"/>
-            </w:pPr>
-            <w:r>
-              <w:rPr>
-                <w:rFonts w:ascii="Calibri" w:hAnsi="Calibri" w:cs="Calibri"/>
-                <w:b w:val="0"/>
-                <w:i w:val="0"/>
-                <w:color w:val="222B36"/>
-                <w:sz w:val="19"/>
-              </w:rPr>
-              <w:t>План застройки/зонирования территории, утверждаемый муниципалитетом.</w:t>
-            </w:r>
-          </w:p>
-        </w:tc>
-      </w:tr>
-      <w:tr>
-        <w:tc>
-          <w:tcPr>
-            <w:tcW w:type="dxa" w:w="2835"/>
-            <w:shd w:val="clear" w:color="auto" w:fill="FFFFFF"/>
-            <w:tcMar>
-              <w:top w:w="60" w:type="dxa"/>
-              <w:bottom w:w="60" w:type="dxa"/>
-              <w:start w:w="140" w:type="dxa"/>
-              <w:end w:w="140" w:type="dxa"/>
-              <w:left w:w="140" w:type="dxa"/>
-              <w:right w:w="140" w:type="dxa"/>
-            </w:tcMar>
-          </w:tcPr>
-          <w:p>
-            <w:pPr>
-              <w:spacing w:after="0"/>
-            </w:pPr>
-            <w:r>
-              <w:rPr>
-                <w:rFonts w:ascii="Calibri" w:hAnsi="Calibri" w:cs="Calibri"/>
-                <w:b/>
-                <w:i w:val="0"/>
-                <w:color w:val="1F3A5F"/>
-                <w:sz w:val="19"/>
-              </w:rPr>
-              <w:t>anterieure overeenkomst</w:t>
-            </w:r>
-          </w:p>
-        </w:tc>
-        <w:tc>
-          <w:tcPr>
-            <w:tcW w:type="dxa" w:w="6690"/>
-            <w:shd w:val="clear" w:color="auto" w:fill="FFFFFF"/>
-            <w:tcMar>
-              <w:top w:w="60" w:type="dxa"/>
-              <w:bottom w:w="60" w:type="dxa"/>
-              <w:start w:w="140" w:type="dxa"/>
-              <w:end w:w="140" w:type="dxa"/>
-              <w:left w:w="140" w:type="dxa"/>
-              <w:right w:w="140" w:type="dxa"/>
-            </w:tcMar>
-          </w:tcPr>
-          <w:p>
-            <w:pPr>
-              <w:spacing w:after="0"/>
-            </w:pPr>
-            <w:r>
-              <w:rPr>
-                <w:rFonts w:ascii="Calibri" w:hAnsi="Calibri" w:cs="Calibri"/>
-                <w:b w:val="0"/>
-                <w:i w:val="0"/>
-                <w:color w:val="222B36"/>
-                <w:sz w:val="19"/>
-              </w:rPr>
-              <w:t>Антериорное соглашение — договор о застройке между девелопером и муниципалитетом до утверждения плана.</w:t>
-            </w:r>
-          </w:p>
-        </w:tc>
-      </w:tr>
-      <w:tr>
-        <w:tc>
-          <w:tcPr>
-            <w:tcW w:type="dxa" w:w="2835"/>
-            <w:shd w:val="clear" w:color="auto" w:fill="F4F6F8"/>
-            <w:tcMar>
-              <w:top w:w="60" w:type="dxa"/>
-              <w:bottom w:w="60" w:type="dxa"/>
-              <w:start w:w="140" w:type="dxa"/>
-              <w:end w:w="140" w:type="dxa"/>
-              <w:left w:w="140" w:type="dxa"/>
-              <w:right w:w="140" w:type="dxa"/>
-            </w:tcMar>
-          </w:tcPr>
-          <w:p>
-            <w:pPr>
-              <w:spacing w:after="0"/>
-            </w:pPr>
-            <w:r>
-              <w:rPr>
-                <w:rFonts w:ascii="Calibri" w:hAnsi="Calibri" w:cs="Calibri"/>
-                <w:b/>
-                <w:i w:val="0"/>
-                <w:color w:val="1F3A5F"/>
-                <w:sz w:val="19"/>
-              </w:rPr>
-              <w:t>doorbouwfonds</w:t>
-            </w:r>
-          </w:p>
-        </w:tc>
-        <w:tc>
-          <w:tcPr>
-            <w:tcW w:type="dxa" w:w="6690"/>
-            <w:shd w:val="clear" w:color="auto" w:fill="F4F6F8"/>
-            <w:tcMar>
-              <w:top w:w="60" w:type="dxa"/>
-              <w:bottom w:w="60" w:type="dxa"/>
-              <w:start w:w="140" w:type="dxa"/>
-              <w:end w:w="140" w:type="dxa"/>
-              <w:left w:w="140" w:type="dxa"/>
-              <w:right w:w="140" w:type="dxa"/>
-            </w:tcMar>
-          </w:tcPr>
-          <w:p>
-            <w:pPr>
-              <w:spacing w:after="0"/>
-            </w:pPr>
-            <w:r>
-              <w:rPr>
-                <w:rFonts w:ascii="Calibri" w:hAnsi="Calibri" w:cs="Calibri"/>
-                <w:b w:val="0"/>
-                <w:i w:val="0"/>
-                <w:color w:val="222B36"/>
-                <w:sz w:val="19"/>
-              </w:rPr>
-              <w:t>Строительный фонд муниципалитета, чтобы проекты не останавливались при удорожании стройки.</w:t>
-            </w:r>
-          </w:p>
-        </w:tc>
-      </w:tr>
-      <w:tr>
-        <w:tc>
-          <w:tcPr>
-            <w:tcW w:type="dxa" w:w="2835"/>
-            <w:shd w:val="clear" w:color="auto" w:fill="FFFFFF"/>
-            <w:tcMar>
-              <w:top w:w="60" w:type="dxa"/>
-              <w:bottom w:w="60" w:type="dxa"/>
-              <w:start w:w="140" w:type="dxa"/>
-              <w:end w:w="140" w:type="dxa"/>
-              <w:left w:w="140" w:type="dxa"/>
-              <w:right w:w="140" w:type="dxa"/>
-            </w:tcMar>
-          </w:tcPr>
-          <w:p>
-            <w:pPr>
-              <w:spacing w:after="0"/>
-            </w:pPr>
-            <w:r>
-              <w:rPr>
-                <w:rFonts w:ascii="Calibri" w:hAnsi="Calibri" w:cs="Calibri"/>
-                <w:b/>
-                <w:i w:val="0"/>
-                <w:color w:val="1F3A5F"/>
-                <w:sz w:val="19"/>
-              </w:rPr>
-              <w:t>redemptievolume</w:t>
-            </w:r>
-          </w:p>
-        </w:tc>
-        <w:tc>
-          <w:tcPr>
-            <w:tcW w:type="dxa" w:w="6690"/>
-            <w:shd w:val="clear" w:color="auto" w:fill="FFFFFF"/>
-            <w:tcMar>
-              <w:top w:w="60" w:type="dxa"/>
-              <w:bottom w:w="60" w:type="dxa"/>
-              <w:start w:w="140" w:type="dxa"/>
-              <w:end w:w="140" w:type="dxa"/>
-              <w:left w:w="140" w:type="dxa"/>
-              <w:right w:w="140" w:type="dxa"/>
-            </w:tcMar>
-          </w:tcPr>
-          <w:p>
-            <w:pPr>
-              <w:spacing w:after="0"/>
-            </w:pPr>
-            <w:r>
-              <w:rPr>
-                <w:rFonts w:ascii="Calibri" w:hAnsi="Calibri" w:cs="Calibri"/>
-                <w:b w:val="0"/>
-                <w:i w:val="0"/>
-                <w:color w:val="222B36"/>
-                <w:sz w:val="19"/>
-              </w:rPr>
-              <w:t>Объём заявок инвесторов на выкуп (погашение) своих паёв в фонде.</w:t>
-            </w:r>
-          </w:p>
-        </w:tc>
-      </w:tr>
-      <w:tr>
-        <w:tc>
-          <w:tcPr>
-            <w:tcW w:type="dxa" w:w="2835"/>
-            <w:shd w:val="clear" w:color="auto" w:fill="F4F6F8"/>
-            <w:tcMar>
-              <w:top w:w="60" w:type="dxa"/>
-              <w:bottom w:w="60" w:type="dxa"/>
-              <w:start w:w="140" w:type="dxa"/>
-              <w:end w:w="140" w:type="dxa"/>
-              <w:left w:w="140" w:type="dxa"/>
-              <w:right w:w="140" w:type="dxa"/>
-            </w:tcMar>
-          </w:tcPr>
-          <w:p>
-            <w:pPr>
-              <w:spacing w:after="0"/>
-            </w:pPr>
-            <w:r>
-              <w:rPr>
-                <w:rFonts w:ascii="Calibri" w:hAnsi="Calibri" w:cs="Calibri"/>
-                <w:b/>
-                <w:i w:val="0"/>
-                <w:color w:val="1F3A5F"/>
-                <w:sz w:val="19"/>
-              </w:rPr>
-              <w:t>committed capital</w:t>
-            </w:r>
-          </w:p>
-        </w:tc>
-        <w:tc>
-          <w:tcPr>
-            <w:tcW w:type="dxa" w:w="6690"/>
-            <w:shd w:val="clear" w:color="auto" w:fill="F4F6F8"/>
-            <w:tcMar>
-              <w:top w:w="60" w:type="dxa"/>
-              <w:bottom w:w="60" w:type="dxa"/>
-              <w:start w:w="140" w:type="dxa"/>
-              <w:end w:w="140" w:type="dxa"/>
-              <w:left w:w="140" w:type="dxa"/>
-              <w:right w:w="140" w:type="dxa"/>
-            </w:tcMar>
-          </w:tcPr>
-          <w:p>
-            <w:pPr>
-              <w:spacing w:after="0"/>
-            </w:pPr>
-            <w:r>
-              <w:rPr>
-                <w:rFonts w:ascii="Calibri" w:hAnsi="Calibri" w:cs="Calibri"/>
-                <w:b w:val="0"/>
-                <w:i w:val="0"/>
-                <w:color w:val="222B36"/>
-                <w:sz w:val="19"/>
-              </w:rPr>
-              <w:t>Заявленный (обязательственный) капитал — деньги, которые инвесторы обязались вложить в фонд.</w:t>
-            </w:r>
-          </w:p>
-        </w:tc>
-      </w:tr>
-      <w:tr>
-        <w:tc>
-          <w:tcPr>
-            <w:tcW w:type="dxa" w:w="2835"/>
-            <w:shd w:val="clear" w:color="auto" w:fill="FFFFFF"/>
-            <w:tcMar>
-              <w:top w:w="60" w:type="dxa"/>
-              <w:bottom w:w="60" w:type="dxa"/>
-              <w:start w:w="140" w:type="dxa"/>
-              <w:end w:w="140" w:type="dxa"/>
-              <w:left w:w="140" w:type="dxa"/>
-              <w:right w:w="140" w:type="dxa"/>
-            </w:tcMar>
-          </w:tcPr>
-          <w:p>
-            <w:pPr>
-              <w:spacing w:after="0"/>
-            </w:pPr>
-            <w:r>
-              <w:rPr>
-                <w:rFonts w:ascii="Calibri" w:hAnsi="Calibri" w:cs="Calibri"/>
-                <w:b/>
-                <w:i w:val="0"/>
-                <w:color w:val="1F3A5F"/>
-                <w:sz w:val="19"/>
-              </w:rPr>
-              <w:t>BAVA</w:t>
-            </w:r>
-          </w:p>
-        </w:tc>
-        <w:tc>
-          <w:tcPr>
-            <w:tcW w:type="dxa" w:w="6690"/>
-            <w:shd w:val="clear" w:color="auto" w:fill="FFFFFF"/>
-            <w:tcMar>
-              <w:top w:w="60" w:type="dxa"/>
-              <w:bottom w:w="60" w:type="dxa"/>
-              <w:start w:w="140" w:type="dxa"/>
-              <w:end w:w="140" w:type="dxa"/>
-              <w:left w:w="140" w:type="dxa"/>
-              <w:right w:w="140" w:type="dxa"/>
-            </w:tcMar>
-          </w:tcPr>
-          <w:p>
-            <w:pPr>
-              <w:spacing w:after="0"/>
-            </w:pPr>
-            <w:r>
-              <w:rPr>
-                <w:rFonts w:ascii="Calibri" w:hAnsi="Calibri" w:cs="Calibri"/>
-                <w:b w:val="0"/>
-                <w:i w:val="0"/>
-                <w:color w:val="222B36"/>
-                <w:sz w:val="19"/>
-              </w:rPr>
-              <w:t>Внеочередное общее собрание акционеров (buitengewone algemene vergadering van aandeelhouders).</w:t>
-            </w:r>
-          </w:p>
-        </w:tc>
-      </w:tr>
-      <w:tr>
-        <w:tc>
-          <w:tcPr>
-            <w:tcW w:type="dxa" w:w="2835"/>
-            <w:shd w:val="clear" w:color="auto" w:fill="F4F6F8"/>
-            <w:tcMar>
-              <w:top w:w="60" w:type="dxa"/>
-              <w:bottom w:w="60" w:type="dxa"/>
-              <w:start w:w="140" w:type="dxa"/>
-              <w:end w:w="140" w:type="dxa"/>
-              <w:left w:w="140" w:type="dxa"/>
-              <w:right w:w="140" w:type="dxa"/>
-            </w:tcMar>
-          </w:tcPr>
-          <w:p>
-            <w:pPr>
-              <w:spacing w:after="0"/>
-            </w:pPr>
-            <w:r>
-              <w:rPr>
-                <w:rFonts w:ascii="Calibri" w:hAnsi="Calibri" w:cs="Calibri"/>
-                <w:b/>
-                <w:i w:val="0"/>
-                <w:color w:val="1F3A5F"/>
-                <w:sz w:val="19"/>
-              </w:rPr>
-              <w:t>best-effort</w:t>
-            </w:r>
-          </w:p>
-        </w:tc>
-        <w:tc>
-          <w:tcPr>
-            <w:tcW w:type="dxa" w:w="6690"/>
-            <w:shd w:val="clear" w:color="auto" w:fill="F4F6F8"/>
-            <w:tcMar>
-              <w:top w:w="60" w:type="dxa"/>
-              <w:bottom w:w="60" w:type="dxa"/>
-              <w:start w:w="140" w:type="dxa"/>
-              <w:end w:w="140" w:type="dxa"/>
-              <w:left w:w="140" w:type="dxa"/>
-              <w:right w:w="140" w:type="dxa"/>
-            </w:tcMar>
-          </w:tcPr>
-          <w:p>
-            <w:pPr>
-              <w:spacing w:after="0"/>
-            </w:pPr>
-            <w:r>
-              <w:rPr>
-                <w:rFonts w:ascii="Calibri" w:hAnsi="Calibri" w:cs="Calibri"/>
-                <w:b w:val="0"/>
-                <w:i w:val="0"/>
-                <w:color w:val="222B36"/>
-                <w:sz w:val="19"/>
-              </w:rPr>
-              <w:t>«По мере возможности» — обязательство приложить усилия без гарантии результата (здесь — по выкупу паёв).</w:t>
-            </w:r>
-          </w:p>
-        </w:tc>
-      </w:tr>
-      <w:tr>
-        <w:tc>
-          <w:tcPr>
-            <w:tcW w:type="dxa" w:w="2835"/>
-            <w:shd w:val="clear" w:color="auto" w:fill="FFFFFF"/>
-            <w:tcMar>
-              <w:top w:w="60" w:type="dxa"/>
-              <w:bottom w:w="60" w:type="dxa"/>
-              <w:start w:w="140" w:type="dxa"/>
-              <w:end w:w="140" w:type="dxa"/>
-              <w:left w:w="140" w:type="dxa"/>
-              <w:right w:w="140" w:type="dxa"/>
-            </w:tcMar>
-          </w:tcPr>
-          <w:p>
-            <w:pPr>
-              <w:spacing w:after="0"/>
-            </w:pPr>
-            <w:r>
-              <w:rPr>
-                <w:rFonts w:ascii="Calibri" w:hAnsi="Calibri" w:cs="Calibri"/>
-                <w:b/>
-                <w:i w:val="0"/>
-                <w:color w:val="1F3A5F"/>
-                <w:sz w:val="19"/>
-              </w:rPr>
-              <w:t>leegstand</w:t>
-            </w:r>
-          </w:p>
-        </w:tc>
-        <w:tc>
-          <w:tcPr>
-            <w:tcW w:type="dxa" w:w="6690"/>
-            <w:shd w:val="clear" w:color="auto" w:fill="FFFFFF"/>
-            <w:tcMar>
-              <w:top w:w="60" w:type="dxa"/>
-              <w:bottom w:w="60" w:type="dxa"/>
-              <w:start w:w="140" w:type="dxa"/>
-              <w:end w:w="140" w:type="dxa"/>
-              <w:left w:w="140" w:type="dxa"/>
-              <w:right w:w="140" w:type="dxa"/>
-            </w:tcMar>
-          </w:tcPr>
-          <w:p>
-            <w:pPr>
-              <w:spacing w:after="0"/>
-            </w:pPr>
-            <w:r>
-              <w:rPr>
-                <w:rFonts w:ascii="Calibri" w:hAnsi="Calibri" w:cs="Calibri"/>
-                <w:b w:val="0"/>
-                <w:i w:val="0"/>
-                <w:color w:val="222B36"/>
-                <w:sz w:val="19"/>
-              </w:rPr>
-              <w:t>Вакантность — доля пустующих (несданных) площадей.</w:t>
+              <w:t>логистический подрядчик, который ведёт склады и доставку чужих товаров под заказ.</w:t>
             </w:r>
           </w:p>
         </w:tc>
@@ -6452,907 +6083,7 @@
                 <w:color w:val="222B36"/>
                 <w:sz w:val="19"/>
               </w:rPr>
-              <w:t>Минимально неизбежный уровень пустующих площадей при нормальной ротации арендаторов.</w:t>
-            </w:r>
-          </w:p>
-        </w:tc>
-      </w:tr>
-      <w:tr>
-        <w:tc>
-          <w:tcPr>
-            <w:tcW w:type="dxa" w:w="2835"/>
-            <w:shd w:val="clear" w:color="auto" w:fill="FFFFFF"/>
-            <w:tcMar>
-              <w:top w:w="60" w:type="dxa"/>
-              <w:bottom w:w="60" w:type="dxa"/>
-              <w:start w:w="140" w:type="dxa"/>
-              <w:end w:w="140" w:type="dxa"/>
-              <w:left w:w="140" w:type="dxa"/>
-              <w:right w:w="140" w:type="dxa"/>
-            </w:tcMar>
-          </w:tcPr>
-          <w:p>
-            <w:pPr>
-              <w:spacing w:after="0"/>
-            </w:pPr>
-            <w:r>
-              <w:rPr>
-                <w:rFonts w:ascii="Calibri" w:hAnsi="Calibri" w:cs="Calibri"/>
-                <w:b/>
-                <w:i w:val="0"/>
-                <w:color w:val="1F3A5F"/>
-                <w:sz w:val="19"/>
-              </w:rPr>
-              <w:t>retailparken</w:t>
-            </w:r>
-          </w:p>
-        </w:tc>
-        <w:tc>
-          <w:tcPr>
-            <w:tcW w:type="dxa" w:w="6690"/>
-            <w:shd w:val="clear" w:color="auto" w:fill="FFFFFF"/>
-            <w:tcMar>
-              <w:top w:w="60" w:type="dxa"/>
-              <w:bottom w:w="60" w:type="dxa"/>
-              <w:start w:w="140" w:type="dxa"/>
-              <w:end w:w="140" w:type="dxa"/>
-              <w:left w:w="140" w:type="dxa"/>
-              <w:right w:w="140" w:type="dxa"/>
-            </w:tcMar>
-          </w:tcPr>
-          <w:p>
-            <w:pPr>
-              <w:spacing w:after="0"/>
-            </w:pPr>
-            <w:r>
-              <w:rPr>
-                <w:rFonts w:ascii="Calibri" w:hAnsi="Calibri" w:cs="Calibri"/>
-                <w:b w:val="0"/>
-                <w:i w:val="0"/>
-                <w:color w:val="222B36"/>
-                <w:sz w:val="19"/>
-              </w:rPr>
-              <w:t>Периферийные ритейл-парки — крупноформатные торговые парки на окраинах (мебель, товары для дома, DIY/строймаркеты).</w:t>
-            </w:r>
-          </w:p>
-        </w:tc>
-      </w:tr>
-      <w:tr>
-        <w:tc>
-          <w:tcPr>
-            <w:tcW w:type="dxa" w:w="2835"/>
-            <w:shd w:val="clear" w:color="auto" w:fill="F4F6F8"/>
-            <w:tcMar>
-              <w:top w:w="60" w:type="dxa"/>
-              <w:bottom w:w="60" w:type="dxa"/>
-              <w:start w:w="140" w:type="dxa"/>
-              <w:end w:w="140" w:type="dxa"/>
-              <w:left w:w="140" w:type="dxa"/>
-              <w:right w:w="140" w:type="dxa"/>
-            </w:tcMar>
-          </w:tcPr>
-          <w:p>
-            <w:pPr>
-              <w:spacing w:after="0"/>
-            </w:pPr>
-            <w:r>
-              <w:rPr>
-                <w:rFonts w:ascii="Calibri" w:hAnsi="Calibri" w:cs="Calibri"/>
-                <w:b/>
-                <w:i w:val="0"/>
-                <w:color w:val="1F3A5F"/>
-                <w:sz w:val="19"/>
-              </w:rPr>
-              <w:t>koopbereidheid</w:t>
-            </w:r>
-          </w:p>
-        </w:tc>
-        <w:tc>
-          <w:tcPr>
-            <w:tcW w:type="dxa" w:w="6690"/>
-            <w:shd w:val="clear" w:color="auto" w:fill="F4F6F8"/>
-            <w:tcMar>
-              <w:top w:w="60" w:type="dxa"/>
-              <w:bottom w:w="60" w:type="dxa"/>
-              <w:start w:w="140" w:type="dxa"/>
-              <w:end w:w="140" w:type="dxa"/>
-              <w:left w:w="140" w:type="dxa"/>
-              <w:right w:w="140" w:type="dxa"/>
-            </w:tcMar>
-          </w:tcPr>
-          <w:p>
-            <w:pPr>
-              <w:spacing w:after="0"/>
-            </w:pPr>
-            <w:r>
-              <w:rPr>
-                <w:rFonts w:ascii="Calibri" w:hAnsi="Calibri" w:cs="Calibri"/>
-                <w:b w:val="0"/>
-                <w:i w:val="0"/>
-                <w:color w:val="222B36"/>
-                <w:sz w:val="19"/>
-              </w:rPr>
-              <w:t>Готовность к покупкам — субиндекс потребительского доверия, отражающий настрой на крупные траты.</w:t>
-            </w:r>
-          </w:p>
-        </w:tc>
-      </w:tr>
-      <w:tr>
-        <w:tc>
-          <w:tcPr>
-            <w:tcW w:type="dxa" w:w="2835"/>
-            <w:shd w:val="clear" w:color="auto" w:fill="FFFFFF"/>
-            <w:tcMar>
-              <w:top w:w="60" w:type="dxa"/>
-              <w:bottom w:w="60" w:type="dxa"/>
-              <w:start w:w="140" w:type="dxa"/>
-              <w:end w:w="140" w:type="dxa"/>
-              <w:left w:w="140" w:type="dxa"/>
-              <w:right w:w="140" w:type="dxa"/>
-            </w:tcMar>
-          </w:tcPr>
-          <w:p>
-            <w:pPr>
-              <w:spacing w:after="0"/>
-            </w:pPr>
-            <w:r>
-              <w:rPr>
-                <w:rFonts w:ascii="Calibri" w:hAnsi="Calibri" w:cs="Calibri"/>
-                <w:b/>
-                <w:i w:val="0"/>
-                <w:color w:val="1F3A5F"/>
-                <w:sz w:val="19"/>
-              </w:rPr>
-              <w:t>CBS</w:t>
-            </w:r>
-          </w:p>
-        </w:tc>
-        <w:tc>
-          <w:tcPr>
-            <w:tcW w:type="dxa" w:w="6690"/>
-            <w:shd w:val="clear" w:color="auto" w:fill="FFFFFF"/>
-            <w:tcMar>
-              <w:top w:w="60" w:type="dxa"/>
-              <w:bottom w:w="60" w:type="dxa"/>
-              <w:start w:w="140" w:type="dxa"/>
-              <w:end w:w="140" w:type="dxa"/>
-              <w:left w:w="140" w:type="dxa"/>
-              <w:right w:w="140" w:type="dxa"/>
-            </w:tcMar>
-          </w:tcPr>
-          <w:p>
-            <w:pPr>
-              <w:spacing w:after="0"/>
-            </w:pPr>
-            <w:r>
-              <w:rPr>
-                <w:rFonts w:ascii="Calibri" w:hAnsi="Calibri" w:cs="Calibri"/>
-                <w:b w:val="0"/>
-                <w:i w:val="0"/>
-                <w:color w:val="222B36"/>
-                <w:sz w:val="19"/>
-              </w:rPr>
-              <w:t>Centraal Bureau voor de Statistiek — нидерландское статистическое бюро.</w:t>
-            </w:r>
-          </w:p>
-        </w:tc>
-      </w:tr>
-      <w:tr>
-        <w:tc>
-          <w:tcPr>
-            <w:tcW w:type="dxa" w:w="2835"/>
-            <w:shd w:val="clear" w:color="auto" w:fill="F4F6F8"/>
-            <w:tcMar>
-              <w:top w:w="60" w:type="dxa"/>
-              <w:bottom w:w="60" w:type="dxa"/>
-              <w:start w:w="140" w:type="dxa"/>
-              <w:end w:w="140" w:type="dxa"/>
-              <w:left w:w="140" w:type="dxa"/>
-              <w:right w:w="140" w:type="dxa"/>
-            </w:tcMar>
-          </w:tcPr>
-          <w:p>
-            <w:pPr>
-              <w:spacing w:after="0"/>
-            </w:pPr>
-            <w:r>
-              <w:rPr>
-                <w:rFonts w:ascii="Calibri" w:hAnsi="Calibri" w:cs="Calibri"/>
-                <w:b/>
-                <w:i w:val="0"/>
-                <w:color w:val="1F3A5F"/>
-                <w:sz w:val="19"/>
-              </w:rPr>
-              <w:t>earningsstrippingmaatregel</w:t>
-            </w:r>
-          </w:p>
-        </w:tc>
-        <w:tc>
-          <w:tcPr>
-            <w:tcW w:type="dxa" w:w="6690"/>
-            <w:shd w:val="clear" w:color="auto" w:fill="F4F6F8"/>
-            <w:tcMar>
-              <w:top w:w="60" w:type="dxa"/>
-              <w:bottom w:w="60" w:type="dxa"/>
-              <w:start w:w="140" w:type="dxa"/>
-              <w:end w:w="140" w:type="dxa"/>
-              <w:left w:w="140" w:type="dxa"/>
-              <w:right w:w="140" w:type="dxa"/>
-            </w:tcMar>
-          </w:tcPr>
-          <w:p>
-            <w:pPr>
-              <w:spacing w:after="0"/>
-            </w:pPr>
-            <w:r>
-              <w:rPr>
-                <w:rFonts w:ascii="Calibri" w:hAnsi="Calibri" w:cs="Calibri"/>
-                <w:b w:val="0"/>
-                <w:i w:val="0"/>
-                <w:color w:val="222B36"/>
-                <w:sz w:val="19"/>
-              </w:rPr>
-              <w:t>Правило ограничения вычета процентных расходов из налогооблагаемой прибыли.</w:t>
-            </w:r>
-          </w:p>
-        </w:tc>
-      </w:tr>
-      <w:tr>
-        <w:tc>
-          <w:tcPr>
-            <w:tcW w:type="dxa" w:w="2835"/>
-            <w:shd w:val="clear" w:color="auto" w:fill="FFFFFF"/>
-            <w:tcMar>
-              <w:top w:w="60" w:type="dxa"/>
-              <w:bottom w:w="60" w:type="dxa"/>
-              <w:start w:w="140" w:type="dxa"/>
-              <w:end w:w="140" w:type="dxa"/>
-              <w:left w:w="140" w:type="dxa"/>
-              <w:right w:w="140" w:type="dxa"/>
-            </w:tcMar>
-          </w:tcPr>
-          <w:p>
-            <w:pPr>
-              <w:spacing w:after="0"/>
-            </w:pPr>
-            <w:r>
-              <w:rPr>
-                <w:rFonts w:ascii="Calibri" w:hAnsi="Calibri" w:cs="Calibri"/>
-                <w:b/>
-                <w:i w:val="0"/>
-                <w:color w:val="1F3A5F"/>
-                <w:sz w:val="19"/>
-              </w:rPr>
-              <w:t>EBITDA</w:t>
-            </w:r>
-          </w:p>
-        </w:tc>
-        <w:tc>
-          <w:tcPr>
-            <w:tcW w:type="dxa" w:w="6690"/>
-            <w:shd w:val="clear" w:color="auto" w:fill="FFFFFF"/>
-            <w:tcMar>
-              <w:top w:w="60" w:type="dxa"/>
-              <w:bottom w:w="60" w:type="dxa"/>
-              <w:start w:w="140" w:type="dxa"/>
-              <w:end w:w="140" w:type="dxa"/>
-              <w:left w:w="140" w:type="dxa"/>
-              <w:right w:w="140" w:type="dxa"/>
-            </w:tcMar>
-          </w:tcPr>
-          <w:p>
-            <w:pPr>
-              <w:spacing w:after="0"/>
-            </w:pPr>
-            <w:r>
-              <w:rPr>
-                <w:rFonts w:ascii="Calibri" w:hAnsi="Calibri" w:cs="Calibri"/>
-                <w:b w:val="0"/>
-                <w:i w:val="0"/>
-                <w:color w:val="222B36"/>
-                <w:sz w:val="19"/>
-              </w:rPr>
-              <w:t>Прибыль до вычета процентов, налогов и амортизации — база для расчёта лимита вычета процентов.</w:t>
-            </w:r>
-          </w:p>
-        </w:tc>
-      </w:tr>
-      <w:tr>
-        <w:tc>
-          <w:tcPr>
-            <w:tcW w:type="dxa" w:w="2835"/>
-            <w:shd w:val="clear" w:color="auto" w:fill="F4F6F8"/>
-            <w:tcMar>
-              <w:top w:w="60" w:type="dxa"/>
-              <w:bottom w:w="60" w:type="dxa"/>
-              <w:start w:w="140" w:type="dxa"/>
-              <w:end w:w="140" w:type="dxa"/>
-              <w:left w:w="140" w:type="dxa"/>
-              <w:right w:w="140" w:type="dxa"/>
-            </w:tcMar>
-          </w:tcPr>
-          <w:p>
-            <w:pPr>
-              <w:spacing w:after="0"/>
-            </w:pPr>
-            <w:r>
-              <w:rPr>
-                <w:rFonts w:ascii="Calibri" w:hAnsi="Calibri" w:cs="Calibri"/>
-                <w:b/>
-                <w:i w:val="0"/>
-                <w:color w:val="1F3A5F"/>
-                <w:sz w:val="19"/>
-              </w:rPr>
-              <w:t>BV</w:t>
-            </w:r>
-          </w:p>
-        </w:tc>
-        <w:tc>
-          <w:tcPr>
-            <w:tcW w:type="dxa" w:w="6690"/>
-            <w:shd w:val="clear" w:color="auto" w:fill="F4F6F8"/>
-            <w:tcMar>
-              <w:top w:w="60" w:type="dxa"/>
-              <w:bottom w:w="60" w:type="dxa"/>
-              <w:start w:w="140" w:type="dxa"/>
-              <w:end w:w="140" w:type="dxa"/>
-              <w:left w:w="140" w:type="dxa"/>
-              <w:right w:w="140" w:type="dxa"/>
-            </w:tcMar>
-          </w:tcPr>
-          <w:p>
-            <w:pPr>
-              <w:spacing w:after="0"/>
-            </w:pPr>
-            <w:r>
-              <w:rPr>
-                <w:rFonts w:ascii="Calibri" w:hAnsi="Calibri" w:cs="Calibri"/>
-                <w:b w:val="0"/>
-                <w:i w:val="0"/>
-                <w:color w:val="222B36"/>
-                <w:sz w:val="19"/>
-              </w:rPr>
-              <w:t>Besloten vennootschap — нидерландская частная компания с ограниченной ответственностью (аналог ООО).</w:t>
-            </w:r>
-          </w:p>
-        </w:tc>
-      </w:tr>
-      <w:tr>
-        <w:tc>
-          <w:tcPr>
-            <w:tcW w:type="dxa" w:w="2835"/>
-            <w:shd w:val="clear" w:color="auto" w:fill="FFFFFF"/>
-            <w:tcMar>
-              <w:top w:w="60" w:type="dxa"/>
-              <w:bottom w:w="60" w:type="dxa"/>
-              <w:start w:w="140" w:type="dxa"/>
-              <w:end w:w="140" w:type="dxa"/>
-              <w:left w:w="140" w:type="dxa"/>
-              <w:right w:w="140" w:type="dxa"/>
-            </w:tcMar>
-          </w:tcPr>
-          <w:p>
-            <w:pPr>
-              <w:spacing w:after="0"/>
-            </w:pPr>
-            <w:r>
-              <w:rPr>
-                <w:rFonts w:ascii="Calibri" w:hAnsi="Calibri" w:cs="Calibri"/>
-                <w:b/>
-                <w:i w:val="0"/>
-                <w:color w:val="1F3A5F"/>
-                <w:sz w:val="19"/>
-              </w:rPr>
-              <w:t>REIT</w:t>
-            </w:r>
-          </w:p>
-        </w:tc>
-        <w:tc>
-          <w:tcPr>
-            <w:tcW w:type="dxa" w:w="6690"/>
-            <w:shd w:val="clear" w:color="auto" w:fill="FFFFFF"/>
-            <w:tcMar>
-              <w:top w:w="60" w:type="dxa"/>
-              <w:bottom w:w="60" w:type="dxa"/>
-              <w:start w:w="140" w:type="dxa"/>
-              <w:end w:w="140" w:type="dxa"/>
-              <w:left w:w="140" w:type="dxa"/>
-              <w:right w:w="140" w:type="dxa"/>
-            </w:tcMar>
-          </w:tcPr>
-          <w:p>
-            <w:pPr>
-              <w:spacing w:after="0"/>
-            </w:pPr>
-            <w:r>
-              <w:rPr>
-                <w:rFonts w:ascii="Calibri" w:hAnsi="Calibri" w:cs="Calibri"/>
-                <w:b w:val="0"/>
-                <w:i w:val="0"/>
-                <w:color w:val="222B36"/>
-                <w:sz w:val="19"/>
-              </w:rPr>
-              <w:t>Биржевой фонд недвижимости с особым налоговым режимом, обязанный распределять большую часть дохода в дивиденды.</w:t>
-            </w:r>
-          </w:p>
-        </w:tc>
-      </w:tr>
-      <w:tr>
-        <w:tc>
-          <w:tcPr>
-            <w:tcW w:type="dxa" w:w="2835"/>
-            <w:shd w:val="clear" w:color="auto" w:fill="F4F6F8"/>
-            <w:tcMar>
-              <w:top w:w="60" w:type="dxa"/>
-              <w:bottom w:w="60" w:type="dxa"/>
-              <w:start w:w="140" w:type="dxa"/>
-              <w:end w:w="140" w:type="dxa"/>
-              <w:left w:w="140" w:type="dxa"/>
-              <w:right w:w="140" w:type="dxa"/>
-            </w:tcMar>
-          </w:tcPr>
-          <w:p>
-            <w:pPr>
-              <w:spacing w:after="0"/>
-            </w:pPr>
-            <w:r>
-              <w:rPr>
-                <w:rFonts w:ascii="Calibri" w:hAnsi="Calibri" w:cs="Calibri"/>
-                <w:b/>
-                <w:i w:val="0"/>
-                <w:color w:val="1F3A5F"/>
-                <w:sz w:val="19"/>
-              </w:rPr>
-              <w:t>GVV/SIR</w:t>
-            </w:r>
-          </w:p>
-        </w:tc>
-        <w:tc>
-          <w:tcPr>
-            <w:tcW w:type="dxa" w:w="6690"/>
-            <w:shd w:val="clear" w:color="auto" w:fill="F4F6F8"/>
-            <w:tcMar>
-              <w:top w:w="60" w:type="dxa"/>
-              <w:bottom w:w="60" w:type="dxa"/>
-              <w:start w:w="140" w:type="dxa"/>
-              <w:end w:w="140" w:type="dxa"/>
-              <w:left w:w="140" w:type="dxa"/>
-              <w:right w:w="140" w:type="dxa"/>
-            </w:tcMar>
-          </w:tcPr>
-          <w:p>
-            <w:pPr>
-              <w:spacing w:after="0"/>
-            </w:pPr>
-            <w:r>
-              <w:rPr>
-                <w:rFonts w:ascii="Calibri" w:hAnsi="Calibri" w:cs="Calibri"/>
-                <w:b w:val="0"/>
-                <w:i w:val="0"/>
-                <w:color w:val="222B36"/>
-                <w:sz w:val="19"/>
-              </w:rPr>
-              <w:t>Бельгийский статус регулируемого фонда недвижимости (аналог REIT).</w:t>
-            </w:r>
-          </w:p>
-        </w:tc>
-      </w:tr>
-      <w:tr>
-        <w:tc>
-          <w:tcPr>
-            <w:tcW w:type="dxa" w:w="2835"/>
-            <w:shd w:val="clear" w:color="auto" w:fill="FFFFFF"/>
-            <w:tcMar>
-              <w:top w:w="60" w:type="dxa"/>
-              <w:bottom w:w="60" w:type="dxa"/>
-              <w:start w:w="140" w:type="dxa"/>
-              <w:end w:w="140" w:type="dxa"/>
-              <w:left w:w="140" w:type="dxa"/>
-              <w:right w:w="140" w:type="dxa"/>
-            </w:tcMar>
-          </w:tcPr>
-          <w:p>
-            <w:pPr>
-              <w:spacing w:after="0"/>
-            </w:pPr>
-            <w:r>
-              <w:rPr>
-                <w:rFonts w:ascii="Calibri" w:hAnsi="Calibri" w:cs="Calibri"/>
-                <w:b/>
-                <w:i w:val="0"/>
-                <w:color w:val="1F3A5F"/>
-                <w:sz w:val="19"/>
-              </w:rPr>
-              <w:t>occupancy</w:t>
-            </w:r>
-          </w:p>
-        </w:tc>
-        <w:tc>
-          <w:tcPr>
-            <w:tcW w:type="dxa" w:w="6690"/>
-            <w:shd w:val="clear" w:color="auto" w:fill="FFFFFF"/>
-            <w:tcMar>
-              <w:top w:w="60" w:type="dxa"/>
-              <w:bottom w:w="60" w:type="dxa"/>
-              <w:start w:w="140" w:type="dxa"/>
-              <w:end w:w="140" w:type="dxa"/>
-              <w:left w:w="140" w:type="dxa"/>
-              <w:right w:w="140" w:type="dxa"/>
-            </w:tcMar>
-          </w:tcPr>
-          <w:p>
-            <w:pPr>
-              <w:spacing w:after="0"/>
-            </w:pPr>
-            <w:r>
-              <w:rPr>
-                <w:rFonts w:ascii="Calibri" w:hAnsi="Calibri" w:cs="Calibri"/>
-                <w:b w:val="0"/>
-                <w:i w:val="0"/>
-                <w:color w:val="222B36"/>
-                <w:sz w:val="19"/>
-              </w:rPr>
-              <w:t>Заполняемость — доля сданных площадей в портфеле.</w:t>
-            </w:r>
-          </w:p>
-        </w:tc>
-      </w:tr>
-      <w:tr>
-        <w:tc>
-          <w:tcPr>
-            <w:tcW w:type="dxa" w:w="2835"/>
-            <w:shd w:val="clear" w:color="auto" w:fill="F4F6F8"/>
-            <w:tcMar>
-              <w:top w:w="60" w:type="dxa"/>
-              <w:bottom w:w="60" w:type="dxa"/>
-              <w:start w:w="140" w:type="dxa"/>
-              <w:end w:w="140" w:type="dxa"/>
-              <w:left w:w="140" w:type="dxa"/>
-              <w:right w:w="140" w:type="dxa"/>
-            </w:tcMar>
-          </w:tcPr>
-          <w:p>
-            <w:pPr>
-              <w:spacing w:after="0"/>
-            </w:pPr>
-            <w:r>
-              <w:rPr>
-                <w:rFonts w:ascii="Calibri" w:hAnsi="Calibri" w:cs="Calibri"/>
-                <w:b/>
-                <w:i w:val="0"/>
-                <w:color w:val="1F3A5F"/>
-                <w:sz w:val="19"/>
-              </w:rPr>
-              <w:t>koersdoel</w:t>
-            </w:r>
-          </w:p>
-        </w:tc>
-        <w:tc>
-          <w:tcPr>
-            <w:tcW w:type="dxa" w:w="6690"/>
-            <w:shd w:val="clear" w:color="auto" w:fill="F4F6F8"/>
-            <w:tcMar>
-              <w:top w:w="60" w:type="dxa"/>
-              <w:bottom w:w="60" w:type="dxa"/>
-              <w:start w:w="140" w:type="dxa"/>
-              <w:end w:w="140" w:type="dxa"/>
-              <w:left w:w="140" w:type="dxa"/>
-              <w:right w:w="140" w:type="dxa"/>
-            </w:tcMar>
-          </w:tcPr>
-          <w:p>
-            <w:pPr>
-              <w:spacing w:after="0"/>
-            </w:pPr>
-            <w:r>
-              <w:rPr>
-                <w:rFonts w:ascii="Calibri" w:hAnsi="Calibri" w:cs="Calibri"/>
-                <w:b w:val="0"/>
-                <w:i w:val="0"/>
-                <w:color w:val="222B36"/>
-                <w:sz w:val="19"/>
-              </w:rPr>
-              <w:t>Целевая цена акции — ориентир справедливой стоимости от аналитика/банка.</w:t>
-            </w:r>
-          </w:p>
-        </w:tc>
-      </w:tr>
-      <w:tr>
-        <w:tc>
-          <w:tcPr>
-            <w:tcW w:type="dxa" w:w="2835"/>
-            <w:shd w:val="clear" w:color="auto" w:fill="FFFFFF"/>
-            <w:tcMar>
-              <w:top w:w="60" w:type="dxa"/>
-              <w:bottom w:w="60" w:type="dxa"/>
-              <w:start w:w="140" w:type="dxa"/>
-              <w:end w:w="140" w:type="dxa"/>
-              <w:left w:w="140" w:type="dxa"/>
-              <w:right w:w="140" w:type="dxa"/>
-            </w:tcMar>
-          </w:tcPr>
-          <w:p>
-            <w:pPr>
-              <w:spacing w:after="0"/>
-            </w:pPr>
-            <w:r>
-              <w:rPr>
-                <w:rFonts w:ascii="Calibri" w:hAnsi="Calibri" w:cs="Calibri"/>
-                <w:b/>
-                <w:i w:val="0"/>
-                <w:color w:val="1F3A5F"/>
-                <w:sz w:val="19"/>
-              </w:rPr>
-              <w:t>спекулятивная застройка</w:t>
-            </w:r>
-          </w:p>
-        </w:tc>
-        <w:tc>
-          <w:tcPr>
-            <w:tcW w:type="dxa" w:w="6690"/>
-            <w:shd w:val="clear" w:color="auto" w:fill="FFFFFF"/>
-            <w:tcMar>
-              <w:top w:w="60" w:type="dxa"/>
-              <w:bottom w:w="60" w:type="dxa"/>
-              <w:start w:w="140" w:type="dxa"/>
-              <w:end w:w="140" w:type="dxa"/>
-              <w:left w:w="140" w:type="dxa"/>
-              <w:right w:w="140" w:type="dxa"/>
-            </w:tcMar>
-          </w:tcPr>
-          <w:p>
-            <w:pPr>
-              <w:spacing w:after="0"/>
-            </w:pPr>
-            <w:r>
-              <w:rPr>
-                <w:rFonts w:ascii="Calibri" w:hAnsi="Calibri" w:cs="Calibri"/>
-                <w:b w:val="0"/>
-                <w:i w:val="0"/>
-                <w:color w:val="222B36"/>
-                <w:sz w:val="19"/>
-              </w:rPr>
-              <w:t>Стройка объекта без заранее найденного арендатора, в расчёте сдать его позже.</w:t>
-            </w:r>
-          </w:p>
-        </w:tc>
-      </w:tr>
-      <w:tr>
-        <w:tc>
-          <w:tcPr>
-            <w:tcW w:type="dxa" w:w="2835"/>
-            <w:shd w:val="clear" w:color="auto" w:fill="F4F6F8"/>
-            <w:tcMar>
-              <w:top w:w="60" w:type="dxa"/>
-              <w:bottom w:w="60" w:type="dxa"/>
-              <w:start w:w="140" w:type="dxa"/>
-              <w:end w:w="140" w:type="dxa"/>
-              <w:left w:w="140" w:type="dxa"/>
-              <w:right w:w="140" w:type="dxa"/>
-            </w:tcMar>
-          </w:tcPr>
-          <w:p>
-            <w:pPr>
-              <w:spacing w:after="0"/>
-            </w:pPr>
-            <w:r>
-              <w:rPr>
-                <w:rFonts w:ascii="Calibri" w:hAnsi="Calibri" w:cs="Calibri"/>
-                <w:b/>
-                <w:i w:val="0"/>
-                <w:color w:val="1F3A5F"/>
-                <w:sz w:val="19"/>
-              </w:rPr>
-              <w:t>sale-and-leaseback</w:t>
-            </w:r>
-          </w:p>
-        </w:tc>
-        <w:tc>
-          <w:tcPr>
-            <w:tcW w:type="dxa" w:w="6690"/>
-            <w:shd w:val="clear" w:color="auto" w:fill="F4F6F8"/>
-            <w:tcMar>
-              <w:top w:w="60" w:type="dxa"/>
-              <w:bottom w:w="60" w:type="dxa"/>
-              <w:start w:w="140" w:type="dxa"/>
-              <w:end w:w="140" w:type="dxa"/>
-              <w:left w:w="140" w:type="dxa"/>
-              <w:right w:w="140" w:type="dxa"/>
-            </w:tcMar>
-          </w:tcPr>
-          <w:p>
-            <w:pPr>
-              <w:spacing w:after="0"/>
-            </w:pPr>
-            <w:r>
-              <w:rPr>
-                <w:rFonts w:ascii="Calibri" w:hAnsi="Calibri" w:cs="Calibri"/>
-                <w:b w:val="0"/>
-                <w:i w:val="0"/>
-                <w:color w:val="222B36"/>
-                <w:sz w:val="19"/>
-              </w:rPr>
-              <w:t>Продажа с обратной арендой — компания продаёт свою недвижимость инвестору и остаётся в ней арендатором.</w:t>
-            </w:r>
-          </w:p>
-        </w:tc>
-      </w:tr>
-      <w:tr>
-        <w:tc>
-          <w:tcPr>
-            <w:tcW w:type="dxa" w:w="2835"/>
-            <w:shd w:val="clear" w:color="auto" w:fill="FFFFFF"/>
-            <w:tcMar>
-              <w:top w:w="60" w:type="dxa"/>
-              <w:bottom w:w="60" w:type="dxa"/>
-              <w:start w:w="140" w:type="dxa"/>
-              <w:end w:w="140" w:type="dxa"/>
-              <w:left w:w="140" w:type="dxa"/>
-              <w:right w:w="140" w:type="dxa"/>
-            </w:tcMar>
-          </w:tcPr>
-          <w:p>
-            <w:pPr>
-              <w:spacing w:after="0"/>
-            </w:pPr>
-            <w:r>
-              <w:rPr>
-                <w:rFonts w:ascii="Calibri" w:hAnsi="Calibri" w:cs="Calibri"/>
-                <w:b/>
-                <w:i w:val="0"/>
-                <w:color w:val="1F3A5F"/>
-                <w:sz w:val="19"/>
-              </w:rPr>
-              <w:t>IVBN</w:t>
-            </w:r>
-          </w:p>
-        </w:tc>
-        <w:tc>
-          <w:tcPr>
-            <w:tcW w:type="dxa" w:w="6690"/>
-            <w:shd w:val="clear" w:color="auto" w:fill="FFFFFF"/>
-            <w:tcMar>
-              <w:top w:w="60" w:type="dxa"/>
-              <w:bottom w:w="60" w:type="dxa"/>
-              <w:start w:w="140" w:type="dxa"/>
-              <w:end w:w="140" w:type="dxa"/>
-              <w:left w:w="140" w:type="dxa"/>
-              <w:right w:w="140" w:type="dxa"/>
-            </w:tcMar>
-          </w:tcPr>
-          <w:p>
-            <w:pPr>
-              <w:spacing w:after="0"/>
-            </w:pPr>
-            <w:r>
-              <w:rPr>
-                <w:rFonts w:ascii="Calibri" w:hAnsi="Calibri" w:cs="Calibri"/>
-                <w:b w:val="0"/>
-                <w:i w:val="0"/>
-                <w:color w:val="222B36"/>
-                <w:sz w:val="19"/>
-              </w:rPr>
-              <w:t>Отраслевая ассоциация институциональных инвесторов в недвижимость Нидерландов.</w:t>
-            </w:r>
-          </w:p>
-        </w:tc>
-      </w:tr>
-      <w:tr>
-        <w:tc>
-          <w:tcPr>
-            <w:tcW w:type="dxa" w:w="2835"/>
-            <w:shd w:val="clear" w:color="auto" w:fill="F4F6F8"/>
-            <w:tcMar>
-              <w:top w:w="60" w:type="dxa"/>
-              <w:bottom w:w="60" w:type="dxa"/>
-              <w:start w:w="140" w:type="dxa"/>
-              <w:end w:w="140" w:type="dxa"/>
-              <w:left w:w="140" w:type="dxa"/>
-              <w:right w:w="140" w:type="dxa"/>
-            </w:tcMar>
-          </w:tcPr>
-          <w:p>
-            <w:pPr>
-              <w:spacing w:after="0"/>
-            </w:pPr>
-            <w:r>
-              <w:rPr>
-                <w:rFonts w:ascii="Calibri" w:hAnsi="Calibri" w:cs="Calibri"/>
-                <w:b/>
-                <w:i w:val="0"/>
-                <w:color w:val="1F3A5F"/>
-                <w:sz w:val="19"/>
-              </w:rPr>
-              <w:t>BPD</w:t>
-            </w:r>
-          </w:p>
-        </w:tc>
-        <w:tc>
-          <w:tcPr>
-            <w:tcW w:type="dxa" w:w="6690"/>
-            <w:shd w:val="clear" w:color="auto" w:fill="F4F6F8"/>
-            <w:tcMar>
-              <w:top w:w="60" w:type="dxa"/>
-              <w:bottom w:w="60" w:type="dxa"/>
-              <w:start w:w="140" w:type="dxa"/>
-              <w:end w:w="140" w:type="dxa"/>
-              <w:left w:w="140" w:type="dxa"/>
-              <w:right w:w="140" w:type="dxa"/>
-            </w:tcMar>
-          </w:tcPr>
-          <w:p>
-            <w:pPr>
-              <w:spacing w:after="0"/>
-            </w:pPr>
-            <w:r>
-              <w:rPr>
-                <w:rFonts w:ascii="Calibri" w:hAnsi="Calibri" w:cs="Calibri"/>
-                <w:b w:val="0"/>
-                <w:i w:val="0"/>
-                <w:color w:val="222B36"/>
-                <w:sz w:val="19"/>
-              </w:rPr>
-              <w:t>Bouwfonds Property Development — один из крупнейших девелоперов жилья в Нидерландах и Германии, структура Rabobank.</w:t>
-            </w:r>
-          </w:p>
-        </w:tc>
-      </w:tr>
-      <w:tr>
-        <w:tc>
-          <w:tcPr>
-            <w:tcW w:type="dxa" w:w="2835"/>
-            <w:shd w:val="clear" w:color="auto" w:fill="FFFFFF"/>
-            <w:tcMar>
-              <w:top w:w="60" w:type="dxa"/>
-              <w:bottom w:w="60" w:type="dxa"/>
-              <w:start w:w="140" w:type="dxa"/>
-              <w:end w:w="140" w:type="dxa"/>
-              <w:left w:w="140" w:type="dxa"/>
-              <w:right w:w="140" w:type="dxa"/>
-            </w:tcMar>
-          </w:tcPr>
-          <w:p>
-            <w:pPr>
-              <w:spacing w:after="0"/>
-            </w:pPr>
-            <w:r>
-              <w:rPr>
-                <w:rFonts w:ascii="Calibri" w:hAnsi="Calibri" w:cs="Calibri"/>
-                <w:b/>
-                <w:i w:val="0"/>
-                <w:color w:val="1F3A5F"/>
-                <w:sz w:val="19"/>
-              </w:rPr>
-              <w:t>3PL</w:t>
-            </w:r>
-          </w:p>
-        </w:tc>
-        <w:tc>
-          <w:tcPr>
-            <w:tcW w:type="dxa" w:w="6690"/>
-            <w:shd w:val="clear" w:color="auto" w:fill="FFFFFF"/>
-            <w:tcMar>
-              <w:top w:w="60" w:type="dxa"/>
-              <w:bottom w:w="60" w:type="dxa"/>
-              <w:start w:w="140" w:type="dxa"/>
-              <w:end w:w="140" w:type="dxa"/>
-              <w:left w:w="140" w:type="dxa"/>
-              <w:right w:w="140" w:type="dxa"/>
-            </w:tcMar>
-          </w:tcPr>
-          <w:p>
-            <w:pPr>
-              <w:spacing w:after="0"/>
-            </w:pPr>
-            <w:r>
-              <w:rPr>
-                <w:rFonts w:ascii="Calibri" w:hAnsi="Calibri" w:cs="Calibri"/>
-                <w:b w:val="0"/>
-                <w:i w:val="0"/>
-                <w:color w:val="222B36"/>
-                <w:sz w:val="19"/>
-              </w:rPr>
-              <w:t>Логистический подрядчик, ведущий склады и доставку чужих товаров (third-party logistics).</w:t>
+              <w:t>минимально неизбежная доля пустующих площадей при нормальной ротации арендаторов.</w:t>
             </w:r>
           </w:p>
         </w:tc>
@@ -7455,9 +6186,9 @@
           <w:color w:val="222B36"/>
           <w:sz w:val="19"/>
         </w:rPr>
-        <w:t xml:space="preserve">Vastgoedjournaal — Bouwinvest ouderenfonds  </w:t>
+        <w:t xml:space="preserve">Eerste Kamer — Сенат  </w:t>
       </w:r>
-      <w:hyperlink r:id="rId19">
+      <w:hyperlink r:id="rId38">
         <w:r>
           <w:rPr>
             <w:color w:val="1155CC"/>
@@ -7465,7 +6196,7 @@
             <w:rFonts w:ascii="Calibri" w:hAnsi="Calibri"/>
             <w:u w:val="single"/>
           </w:rPr>
-          <w:t xml:space="preserve">https://vastgoedjournaal.nl/news/73539/twee-pensioenfondsen-stappen-in-ouderenfonds-bouwinvest</w:t>
+          <w:t xml:space="preserve">https://www.eerstekamer.nl</w:t>
         </w:r>
       </w:hyperlink>
     </w:p>
@@ -7493,9 +6224,9 @@
           <w:color w:val="222B36"/>
           <w:sz w:val="19"/>
         </w:rPr>
-        <w:t xml:space="preserve">Vesteda Newsroom — redemption volume  </w:t>
+        <w:t xml:space="preserve">Rijksoverheid — правительство  </w:t>
       </w:r>
-      <w:hyperlink r:id="rId13">
+      <w:hyperlink r:id="rId39">
         <w:r>
           <w:rPr>
             <w:color w:val="1155CC"/>
@@ -7503,7 +6234,7 @@
             <w:rFonts w:ascii="Calibri" w:hAnsi="Calibri"/>
             <w:u w:val="single"/>
           </w:rPr>
-          <w:t xml:space="preserve">https://news.vesteda.com/vesteda-redemption-volume-set-at--765-million-and-fund-terms-amended/</w:t>
+          <w:t xml:space="preserve">https://www.rijksoverheid.nl</w:t>
         </w:r>
       </w:hyperlink>
     </w:p>
@@ -7531,9 +6262,9 @@
           <w:color w:val="222B36"/>
           <w:sz w:val="19"/>
         </w:rPr>
-        <w:t xml:space="preserve">Vastgoedmarkt — coalitieakkoord Rotterdam  </w:t>
+        <w:t xml:space="preserve">Accountancy Vanmorgen  </w:t>
       </w:r>
-      <w:hyperlink r:id="rId15">
+      <w:hyperlink r:id="rId40">
         <w:r>
           <w:rPr>
             <w:color w:val="1155CC"/>
@@ -7541,7 +6272,7 @@
             <w:rFonts w:ascii="Calibri" w:hAnsi="Calibri"/>
             <w:u w:val="single"/>
           </w:rPr>
-          <w:t xml:space="preserve">https://www.vastgoedmarkt.nl/209650/rotterdams-coalitieakkoord-volgt-braaf-de-regiewet-67-procent-betaalbare-woningen</w:t>
+          <w:t xml:space="preserve">https://www.accountancyvanmorgen.nl</w:t>
         </w:r>
       </w:hyperlink>
     </w:p>
@@ -7569,9 +6300,9 @@
           <w:color w:val="222B36"/>
           <w:sz w:val="19"/>
         </w:rPr>
-        <w:t xml:space="preserve">Vastgoedjournaal — coalitieakkoord Utrecht  </w:t>
+        <w:t xml:space="preserve">Vesteda — IR  </w:t>
       </w:r>
-      <w:hyperlink r:id="rId14">
+      <w:hyperlink r:id="rId41">
         <w:r>
           <w:rPr>
             <w:color w:val="1155CC"/>
@@ -7579,7 +6310,7 @@
             <w:rFonts w:ascii="Calibri" w:hAnsi="Calibri"/>
             <w:u w:val="single"/>
           </w:rPr>
-          <w:t xml:space="preserve">https://vastgoedjournaal.nl/news/73472/coalitieakkoord-utrecht-80-procent-betaalbare-nieuwbouw-en-doorbraakteam-netcongestie</w:t>
+          <w:t xml:space="preserve">https://news.vesteda.com</w:t>
         </w:r>
       </w:hyperlink>
     </w:p>
@@ -7607,9 +6338,9 @@
           <w:color w:val="222B36"/>
           <w:sz w:val="19"/>
         </w:rPr>
-        <w:t xml:space="preserve">Eerste Kamer — wetsvoorstel 36748 (box 3)  </w:t>
+        <w:t xml:space="preserve">Vastgoedjournaal  </w:t>
       </w:r>
-      <w:hyperlink r:id="rId12">
+      <w:hyperlink r:id="rId42">
         <w:r>
           <w:rPr>
             <w:color w:val="1155CC"/>
@@ -7617,7 +6348,7 @@
             <w:rFonts w:ascii="Calibri" w:hAnsi="Calibri"/>
             <w:u w:val="single"/>
           </w:rPr>
-          <w:t xml:space="preserve">https://www.eerstekamer.nl/wetsvoorstel/36748_wet_werkelijk_rendement_box</w:t>
+          <w:t xml:space="preserve">https://vastgoedjournaal.nl</w:t>
         </w:r>
       </w:hyperlink>
     </w:p>
@@ -7645,9 +6376,9 @@
           <w:color w:val="222B36"/>
           <w:sz w:val="19"/>
         </w:rPr>
-        <w:t xml:space="preserve">RegioPurmerend / Raad van State — Koggenland  </w:t>
+        <w:t xml:space="preserve">Vastgoedmarkt  </w:t>
       </w:r>
-      <w:hyperlink r:id="rId21">
+      <w:hyperlink r:id="rId43">
         <w:r>
           <w:rPr>
             <w:color w:val="1155CC"/>
@@ -7655,7 +6386,7 @@
             <w:rFonts w:ascii="Calibri" w:hAnsi="Calibri"/>
             <w:u w:val="single"/>
           </w:rPr>
-          <w:t xml:space="preserve">https://regiopurmerend.nl/raad-van-state-zet-streep-door-besluiten-maar-woningbouw-koggenland-gaat-toch-door/</w:t>
+          <w:t xml:space="preserve">https://www.vastgoedmarkt.nl</w:t>
         </w:r>
       </w:hyperlink>
     </w:p>
@@ -7683,9 +6414,9 @@
           <w:color w:val="222B36"/>
           <w:sz w:val="19"/>
         </w:rPr>
-        <w:t xml:space="preserve">CBRE — perifere winkelgebieden (persbericht)  </w:t>
+        <w:t xml:space="preserve">Vastgoed Insider  </w:t>
       </w:r>
-      <w:hyperlink r:id="rId27">
+      <w:hyperlink r:id="rId44">
         <w:r>
           <w:rPr>
             <w:color w:val="1155CC"/>
@@ -7693,7 +6424,7 @@
             <w:rFonts w:ascii="Calibri" w:hAnsi="Calibri"/>
             <w:u w:val="single"/>
           </w:rPr>
-          <w:t xml:space="preserve">https://www.cbre.nl/press-releases/perifere-winkelgebieden-trotseren-retailcrisis-en-blijven-verrassend-populair</w:t>
+          <w:t xml:space="preserve">https://vastgoedinsider.nl</w:t>
         </w:r>
       </w:hyperlink>
     </w:p>
@@ -7721,9 +6452,9 @@
           <w:color w:val="222B36"/>
           <w:sz w:val="19"/>
         </w:rPr>
-        <w:t xml:space="preserve">keukenendesign.nl — leegstand retailparken  </w:t>
+        <w:t xml:space="preserve">CBRE Netherlands  </w:t>
       </w:r>
-      <w:hyperlink r:id="rId30">
+      <w:hyperlink r:id="rId45">
         <w:r>
           <w:rPr>
             <w:color w:val="1155CC"/>
@@ -7731,7 +6462,7 @@
             <w:rFonts w:ascii="Calibri" w:hAnsi="Calibri"/>
             <w:u w:val="single"/>
           </w:rPr>
-          <w:t xml:space="preserve">https://keukenendesign.nl/leegstand-retailparken-blijft-opvallend-laag/</w:t>
+          <w:t xml:space="preserve">https://www.cbre.nl</w:t>
         </w:r>
       </w:hyperlink>
     </w:p>
@@ -7759,9 +6490,9 @@
           <w:color w:val="222B36"/>
           <w:sz w:val="19"/>
         </w:rPr>
-        <w:t xml:space="preserve">Test-Aankoop (Invest) — Retail Estates  </w:t>
+        <w:t xml:space="preserve">Warehouse Totaal  </w:t>
       </w:r>
-      <w:hyperlink r:id="rId28">
+      <w:hyperlink r:id="rId46">
         <w:r>
           <w:rPr>
             <w:color w:val="1155CC"/>
@@ -7769,7 +6500,7 @@
             <w:rFonts w:ascii="Calibri" w:hAnsi="Calibri"/>
             <w:u w:val="single"/>
           </w:rPr>
-          <w:t xml:space="preserve">https://www.test-aankoop.be/invest/beleggen/vastgoed/gereglementeerde-vastgoedvennootschappen/artikels/2026/06/retail-estates-eerste-stap-frankrijk</w:t>
+          <w:t xml:space="preserve">https://www.warehousetotaal.nl</w:t>
         </w:r>
       </w:hyperlink>
     </w:p>
@@ -7797,9 +6528,9 @@
           <w:color w:val="222B36"/>
           <w:sz w:val="19"/>
         </w:rPr>
-        <w:t xml:space="preserve">Vakblad Mannenmode — koopbereidheid (CBS)  </w:t>
+        <w:t xml:space="preserve">PropertyNL  </w:t>
       </w:r>
-      <w:hyperlink r:id="rId29">
+      <w:hyperlink r:id="rId47">
         <w:r>
           <w:rPr>
             <w:color w:val="1155CC"/>
@@ -7807,7 +6538,7 @@
             <w:rFonts w:ascii="Calibri" w:hAnsi="Calibri"/>
             <w:u w:val="single"/>
           </w:rPr>
-          <w:t xml:space="preserve">https://www.vakbladmannenmode.nl/koopbereidheid-maakt-sprong/</w:t>
+          <w:t xml:space="preserve">https://propertynl.com</w:t>
         </w:r>
       </w:hyperlink>
     </w:p>
@@ -7835,9 +6566,9 @@
           <w:color w:val="222B36"/>
           <w:sz w:val="19"/>
         </w:rPr>
-        <w:t xml:space="preserve">Warehouse Totaal — Prologis bod op Segro  </w:t>
+        <w:t xml:space="preserve">De Aandeelhouder  </w:t>
       </w:r>
-      <w:hyperlink r:id="rId11">
+      <w:hyperlink r:id="rId48">
         <w:r>
           <w:rPr>
             <w:color w:val="1155CC"/>
@@ -7845,7 +6576,7 @@
             <w:rFonts w:ascii="Calibri" w:hAnsi="Calibri"/>
             <w:u w:val="single"/>
           </w:rPr>
-          <w:t xml:space="preserve">https://www.warehousetotaal.nl/warehousing/logistiek-vastgoed/prologis-doet-miljardenbod-op-segro-maar-logistieke-vastgoedreus-wijst-overname-af/144181/</w:t>
+          <w:t xml:space="preserve">https://www.deaandeelhouder.nl</w:t>
         </w:r>
       </w:hyperlink>
     </w:p>
@@ -7873,9 +6604,9 @@
           <w:color w:val="222B36"/>
           <w:sz w:val="19"/>
         </w:rPr>
-        <w:t xml:space="preserve">De Aandeelhouder — Deutsche Bank koersdoelen logistiek  </w:t>
+        <w:t xml:space="preserve">VNO-NCW West  </w:t>
       </w:r>
-      <w:hyperlink r:id="rId17">
+      <w:hyperlink r:id="rId49">
         <w:r>
           <w:rPr>
             <w:color w:val="1155CC"/>
@@ -7883,197 +6614,7 @@
             <w:rFonts w:ascii="Calibri" w:hAnsi="Calibri"/>
             <w:u w:val="single"/>
           </w:rPr>
-          <w:t xml:space="preserve">https://www.deaandeelhouder.nl/nieuws/2026/06/25/beursblik-deutsche-bank-verlaagt-koersdoelen-voor-aanbieders-van-logistiek-vastgoed/</w:t>
-        </w:r>
-      </w:hyperlink>
-    </w:p>
-    <w:p>
-      <w:pPr>
-        <w:spacing w:before="20" w:after="40" w:line="252" w:lineRule="auto"/>
-        <w:ind w:left="283" w:hanging="198"/>
-        <w:jc w:val="left"/>
-      </w:pPr>
-      <w:r>
-        <w:rPr>
-          <w:rFonts w:ascii="Calibri" w:hAnsi="Calibri" w:cs="Calibri"/>
-          <w:b w:val="0"/>
-          <w:i w:val="0"/>
-          <w:color w:val="6B7785"/>
-          <w:sz w:val="19"/>
-        </w:rPr>
-        <w:t xml:space="preserve">•  </w:t>
-      </w:r>
-      <w:r>
-        <w:rPr>
-          <w:rFonts w:ascii="Calibri" w:hAnsi="Calibri" w:cs="Calibri"/>
-          <w:b w:val="0"/>
-          <w:i w:val="0"/>
-          <w:color w:val="222B36"/>
-          <w:sz w:val="19"/>
-        </w:rPr>
-        <w:t xml:space="preserve">PropertyNL — Panattoni Park Emmen  </w:t>
-      </w:r>
-      <w:hyperlink r:id="rId18">
-        <w:r>
-          <w:rPr>
-            <w:color w:val="1155CC"/>
-            <w:sz w:val="18"/>
-            <w:rFonts w:ascii="Calibri" w:hAnsi="Calibri"/>
-            <w:u w:val="single"/>
-          </w:rPr>
-          <w:t xml:space="preserve">https://propertynl.com/Nieuws/Panattoni-ontwikkelt-groots-multifunctioneel-bedrijvencomplex-in-Emmen/d6e9ee42-b453-4e1e-aef7-4b5a3487fa0d</w:t>
-        </w:r>
-      </w:hyperlink>
-    </w:p>
-    <w:p>
-      <w:pPr>
-        <w:spacing w:before="20" w:after="40" w:line="252" w:lineRule="auto"/>
-        <w:ind w:left="283" w:hanging="198"/>
-        <w:jc w:val="left"/>
-      </w:pPr>
-      <w:r>
-        <w:rPr>
-          <w:rFonts w:ascii="Calibri" w:hAnsi="Calibri" w:cs="Calibri"/>
-          <w:b w:val="0"/>
-          <w:i w:val="0"/>
-          <w:color w:val="6B7785"/>
-          <w:sz w:val="19"/>
-        </w:rPr>
-        <w:t xml:space="preserve">•  </w:t>
-      </w:r>
-      <w:r>
-        <w:rPr>
-          <w:rFonts w:ascii="Calibri" w:hAnsi="Calibri" w:cs="Calibri"/>
-          <w:b w:val="0"/>
-          <w:i w:val="0"/>
-          <w:color w:val="222B36"/>
-          <w:sz w:val="19"/>
-        </w:rPr>
-        <w:t xml:space="preserve">PropertyNL — Humby huurt in Venlo  </w:t>
-      </w:r>
-      <w:hyperlink r:id="rId32">
-        <w:r>
-          <w:rPr>
-            <w:color w:val="1155CC"/>
-            <w:sz w:val="18"/>
-            <w:rFonts w:ascii="Calibri" w:hAnsi="Calibri"/>
-            <w:u w:val="single"/>
-          </w:rPr>
-          <w:t xml:space="preserve">https://propertynl.com/Nieuws/Humby-huurt-bijna-30-000-m-logistieke-ruimte-in-Venlo/63cab933-adaa-4d81-b102-bcd555b1b790</w:t>
-        </w:r>
-      </w:hyperlink>
-    </w:p>
-    <w:p>
-      <w:pPr>
-        <w:spacing w:before="20" w:after="40" w:line="252" w:lineRule="auto"/>
-        <w:ind w:left="283" w:hanging="198"/>
-        <w:jc w:val="left"/>
-      </w:pPr>
-      <w:r>
-        <w:rPr>
-          <w:rFonts w:ascii="Calibri" w:hAnsi="Calibri" w:cs="Calibri"/>
-          <w:b w:val="0"/>
-          <w:i w:val="0"/>
-          <w:color w:val="6B7785"/>
-          <w:sz w:val="19"/>
-        </w:rPr>
-        <w:t xml:space="preserve">•  </w:t>
-      </w:r>
-      <w:r>
-        <w:rPr>
-          <w:rFonts w:ascii="Calibri" w:hAnsi="Calibri" w:cs="Calibri"/>
-          <w:b w:val="0"/>
-          <w:i w:val="0"/>
-          <w:color w:val="222B36"/>
-          <w:sz w:val="19"/>
-        </w:rPr>
-        <w:t xml:space="preserve">Vastgoed Insider — IVBN renteaftrekbeperking  </w:t>
-      </w:r>
-      <w:hyperlink r:id="rId16">
-        <w:r>
-          <w:rPr>
-            <w:color w:val="1155CC"/>
-            <w:sz w:val="18"/>
-            <w:rFonts w:ascii="Calibri" w:hAnsi="Calibri"/>
-            <w:u w:val="single"/>
-          </w:rPr>
-          <w:t xml:space="preserve">https://vastgoedinsider.nl/nederland-heft-ook-in-box-2-vaak-te-veel-belasting-op-vastgoed-europese-commissie-hanteert-lichtere-regels-voor-renteaftrekbeperking/</w:t>
-        </w:r>
-      </w:hyperlink>
-    </w:p>
-    <w:p>
-      <w:pPr>
-        <w:spacing w:before="20" w:after="40" w:line="252" w:lineRule="auto"/>
-        <w:ind w:left="283" w:hanging="198"/>
-        <w:jc w:val="left"/>
-      </w:pPr>
-      <w:r>
-        <w:rPr>
-          <w:rFonts w:ascii="Calibri" w:hAnsi="Calibri" w:cs="Calibri"/>
-          <w:b w:val="0"/>
-          <w:i w:val="0"/>
-          <w:color w:val="6B7785"/>
-          <w:sz w:val="19"/>
-        </w:rPr>
-        <w:t xml:space="preserve">•  </w:t>
-      </w:r>
-      <w:r>
-        <w:rPr>
-          <w:rFonts w:ascii="Calibri" w:hAnsi="Calibri" w:cs="Calibri"/>
-          <w:b w:val="0"/>
-          <w:i w:val="0"/>
-          <w:color w:val="222B36"/>
-          <w:sz w:val="19"/>
-        </w:rPr>
-        <w:t xml:space="preserve">Vastgoedjournaal — Heijmans IJsselstein 563 woningen  </w:t>
-      </w:r>
-      <w:hyperlink r:id="rId22">
-        <w:r>
-          <w:rPr>
-            <w:color w:val="1155CC"/>
-            <w:sz w:val="18"/>
-            <w:rFonts w:ascii="Calibri" w:hAnsi="Calibri"/>
-            <w:u w:val="single"/>
-          </w:rPr>
-          <w:t xml:space="preserve">https://vastgoedjournaal.nl/news/73515/oud-roba-metals-terrein-maakt-plaats-voor-563-woningen-van-heijmans</w:t>
-        </w:r>
-      </w:hyperlink>
-    </w:p>
-    <w:p>
-      <w:pPr>
-        <w:spacing w:before="20" w:after="40" w:line="252" w:lineRule="auto"/>
-        <w:ind w:left="283" w:hanging="198"/>
-        <w:jc w:val="left"/>
-      </w:pPr>
-      <w:r>
-        <w:rPr>
-          <w:rFonts w:ascii="Calibri" w:hAnsi="Calibri" w:cs="Calibri"/>
-          <w:b w:val="0"/>
-          <w:i w:val="0"/>
-          <w:color w:val="6B7785"/>
-          <w:sz w:val="19"/>
-        </w:rPr>
-        <w:t xml:space="preserve">•  </w:t>
-      </w:r>
-      <w:r>
-        <w:rPr>
-          <w:rFonts w:ascii="Calibri" w:hAnsi="Calibri" w:cs="Calibri"/>
-          <w:b w:val="0"/>
-          <w:i w:val="0"/>
-          <w:color w:val="222B36"/>
-          <w:sz w:val="19"/>
-        </w:rPr>
-        <w:t xml:space="preserve">Vastgoedjournaal — Wibra bedrijfspand Vaassen verkocht  </w:t>
-      </w:r>
-      <w:hyperlink r:id="rId33">
-        <w:r>
-          <w:rPr>
-            <w:color w:val="1155CC"/>
-            <w:sz w:val="18"/>
-            <w:rFonts w:ascii="Calibri" w:hAnsi="Calibri"/>
-            <w:u w:val="single"/>
-          </w:rPr>
-          <w:t xml:space="preserve">https://vastgoedjournaal.nl/news/73504/bedrijfspand-in-vaassen-van-wibra-verkocht</w:t>
+          <w:t xml:space="preserve">https://www.vno-ncwwest.nl</w:t>
         </w:r>
       </w:hyperlink>
     </w:p>

--- a/dutch-realestate-agent/reports/2026-06-30_dutch_realestate_RU.docx
+++ b/dutch-realestate-agent/reports/2026-06-30_dutch_realestate_RU.docx
@@ -156,7 +156,7 @@
           <w:color w:val="105A4C"/>
           <w:sz w:val="28"/>
         </w:rPr>
-        <w:t>«Большие деньги и большие правила: Prologis охотится за Segro, институционалы спасают аренду, а государство переписывает условия игры»</w:t>
+        <w:t>«Институционалы не бегут: жильё устояло, склады дешевеют только на бирже»</w:t>
       </w:r>
     </w:p>
     <w:p>
@@ -305,7 +305,7 @@
                 <w:color w:val="ECF1F6"/>
                 <w:sz w:val="21"/>
               </w:rPr>
-              <w:t>Prologis предложил €14,6 млрд за Segro (премия 24,6%, отклонено) — развязка 22 июля переоценит всю европейскую и нидерландскую логистику.</w:t>
+              <w:t>Жильё: институционалы НЕ распродают — Vesteda срезала выкуп паёв с 4,1 млрд до 765 млн € (−81%) и ввела лимит ликвидности 7,5%/год. Обвала цен на арендные портфели не будет; институционалам держать, покупателям ждать точечных скидок у выходящих частников.</w:t>
             </w:r>
           </w:p>
           <w:p>
@@ -331,7 +331,7 @@
                 <w:color w:val="ECF1F6"/>
                 <w:sz w:val="21"/>
               </w:rPr>
-              <w:t>Институционалы тушат панику в аренде: Vesteda срезал выход инвесторов с 4,1 млрд до 765 млн € — массового сброса жилья не будет.</w:t>
+              <w:t>Деньги дорожают второй раз: ЕЦБ ПОВЫСИЛ ставку на 25 б.п., 10Y госбонд NL — 2,98% (максимум за 2+ года). Аренда через BV с плавающим долгом — пересчитайте debt service: каждый б.п. Euribor (3M ≈ 2,31%) бьёт по кэш-флоу.</w:t>
             </w:r>
           </w:p>
           <w:p>
@@ -357,7 +357,7 @@
                 <w:color w:val="ECF1F6"/>
                 <w:sz w:val="21"/>
               </w:rPr>
-              <w:t>Электричество стало фактором цены №1 в индустриале: с 1 июля правила netcongestie жёстче, объекты с готовым подключением дорожают.</w:t>
+              <w:t>Два свидетеля расходятся: биржа уже списала логистику (CTP дисконт ~22% к балансу, цели срезаны на 14–17%), а оценщики приватных портфелей рисуют рост (MSCI NL +9,4% за 2024). Закладывайте, что appraisal-оценки соседних складов отстают от рынка капитала.</w:t>
             </w:r>
           </w:p>
           <w:p>
@@ -383,7 +383,7 @@
                 <w:color w:val="ECF1F6"/>
                 <w:sz w:val="21"/>
               </w:rPr>
-              <w:t>Ритейл-парки тихо обыгрывают рынок: вакантность 4,4% против 5,5%, доходность ~7,5% — деньги идут в удобство, а не в престиж адреса.</w:t>
+              <w:t>Склады: Prologis вынес на публику оферту на Segro (~12,6 млрд £, премия ~25%) — свежий публичный ценник на всю европейскую логистику. Держателям складов в prime-коридорах (Венло, Тилбург) не спешить с продажей до развязки 22 июля.</w:t>
             </w:r>
           </w:p>
           <w:p>
@@ -409,7 +409,7 @@
                 <w:color w:val="ECF1F6"/>
                 <w:sz w:val="21"/>
               </w:rPr>
-              <w:t>Главная драма недели — не цены, а правила: box 3, квоты доступности и netcongestie определят доходность на 2–3 года вперёд.</w:t>
+              <w:t>Ритейл-парки на окраинах — тихий чемпион: вакантность 4,4% против 5,5% по рынку, в 73 из 194 парков ни одного пустого юнита, &gt;220 млн € притока за 2024–2026. Выбираете ритейл — смотрите на периферию, а не в гаснущие центры городов.</w:t>
             </w:r>
           </w:p>
         </w:tc>
@@ -497,7 +497,7 @@
                 <w:color w:val="222B36"/>
                 <w:sz w:val="21"/>
               </w:rPr>
-              <w:t>Ваш фокус — склады: оферта Prologis за Segro (€14,6 млрд) переоценивает весь логистический сектор. Развязка 22 июля — следите, это прямой сигнал к стоимости ваших активов.</w:t>
+              <w:t>Ваши склады в Венло и Moerdijk — прямо в фокусе недели. Оферта Prologis за Segro (~12,6 млрд £, премия ~25%) ставит свежий публичный ценник на европейскую логистику, а быстрый re-letting 29 779 м² в Венло после Nunner подтверждает: prime-коридоры держат спрос даже при общей вакантности 6,3%. Не продавайте prime-объекты до развязки 22 июля — оферта поднимает вашу переговорную планку.</w:t>
             </w:r>
           </w:p>
           <w:p>
@@ -523,7 +523,7 @@
                 <w:color w:val="222B36"/>
                 <w:sz w:val="21"/>
               </w:rPr>
-              <w:t>Срочно проверьте запас электромощности на ваших площадках (Венло, Мурдейк, Эммен): с 1 июля правила netcongestie ужесточаются, и «подключённые» объекты дорожают относительно остальных.</w:t>
+              <w:t>Биржа уже списала логистику глубже оценщиков: CTP торгуется с дисконтом ~22% к балансу, цели Deutsche Bank срезаны на 14–17% — но это эффект дорогих ставок, а не вашей аренды. Для вас как держателя через BV это значит: при рефинансировании банк-кредитор увидит биржевой дисконт и старая appraisal-оценка соседних складов может не устоять. Фиксируйте длинный долг сейчас, пока спреды узкие (CTP разместила бонд под 3,375%).</w:t>
             </w:r>
           </w:p>
           <w:p>
@@ -549,7 +549,33 @@
                 <w:color w:val="222B36"/>
                 <w:sz w:val="21"/>
               </w:rPr>
-              <w:t>По ритейл-паркам (ваш сегмент): вакантность 4,4% против 5,5% по рынку, доходность ~7,5% — сегмент держится крепче центров городов; хорошие площадки трудно купить дёшево.</w:t>
+              <w:t>Ваши ритейл-парки — структурный победитель недели: вакантность 4,4% против 5,5% по рынку, &gt;220 млн € притока международного капитала за 2024–2026, барьер входа от PDV-политики. Спред-подушка широкая (~7,5% брутто против тонких ~0,8 п.п. у prime-high-street). Держите объекты на текущей доходности, не спешите продавать — конкуренция за лучшие адреса будет расти; при перезаключении договоров закладывайте короткий срок re-letting как аргумент.</w:t>
+            </w:r>
+          </w:p>
+          <w:p>
+            <w:pPr>
+              <w:spacing w:before="40" w:after="40" w:line="276" w:lineRule="auto"/>
+              <w:ind w:left="283" w:hanging="198"/>
+            </w:pPr>
+            <w:r>
+              <w:rPr>
+                <w:rFonts w:ascii="Calibri" w:hAnsi="Calibri" w:cs="Calibri"/>
+                <w:b/>
+                <w:i w:val="0"/>
+                <w:color w:val="8A5510"/>
+                <w:sz w:val="21"/>
+              </w:rPr>
+              <w:t xml:space="preserve">▪  </w:t>
+            </w:r>
+            <w:r>
+              <w:rPr>
+                <w:rFonts w:ascii="Calibri" w:hAnsi="Calibri" w:cs="Calibri"/>
+                <w:b w:val="0"/>
+                <w:i w:val="0"/>
+                <w:color w:val="222B36"/>
+                <w:sz w:val="21"/>
+              </w:rPr>
+              <w:t>Узкое место для ваших объектов смещается с азота на электросеть: с 1 июля новые правила netcongestie дают приоритет подключений жилью и батареям, а не логистике/промзонам общего профиля. Проверьте статус сетевой мощности по складам в Венло, Moerdijk и Emmen — объект с готовым подключением теперь дорожает, без него расширение уходит в многолетнюю очередь.</w:t>
             </w:r>
           </w:p>
         </w:tc>
@@ -653,7 +679,7 @@
           <w:color w:val="1F3A5F"/>
           <w:sz w:val="22"/>
         </w:rPr>
-        <w:t xml:space="preserve">  Prologis торгуется за Segro</w:t>
+        <w:t xml:space="preserve">  Битва за Segro: публичный ценник на европейскую логистику</w:t>
       </w:r>
     </w:p>
     <w:p>
@@ -680,7 +706,7 @@
           <w:color w:val="222B36"/>
           <w:sz w:val="19"/>
         </w:rPr>
-        <w:t>Оферта €14,6 млрд (премия 24,6%) отклонена советом Segro как заниженная; мяч на стороне Prologis.</w:t>
+        <w:t>Prologis вынесла отвергнутую оферту (~12,6 млрд £, премия ~25%) на публику — пошёл отсчёт put up or shut up.</w:t>
       </w:r>
     </w:p>
     <w:p>
@@ -707,7 +733,7 @@
           <w:color w:val="6B7785"/>
           <w:sz w:val="18"/>
         </w:rPr>
-        <w:t>2026-07-22 — дедлайн: подтвердить твёрдое намерение или отступить</w:t>
+        <w:t>2026-07-22 — Prologis обязана подтвердить твёрдое намерение или отступить</w:t>
       </w:r>
       <w:hyperlink r:id="rId11">
         <w:r>
@@ -746,7 +772,7 @@
           <w:color w:val="1F3A5F"/>
           <w:sz w:val="22"/>
         </w:rPr>
-        <w:t xml:space="preserve">  Box 3: переход на налог с реальной доходности</w:t>
+        <w:t xml:space="preserve">  Налог box 3 с реального дохода: развилка для частных арендодателей</w:t>
       </w:r>
     </w:p>
     <w:p>
@@ -773,7 +799,7 @@
           <w:color w:val="222B36"/>
           <w:sz w:val="19"/>
         </w:rPr>
-        <w:t>Сенат начал дебаты; спор о налоге на нереализованный («бумажный») рост стоимости.</w:t>
+        <w:t>Сенат провёл пленарные дебаты, внесены 4 поправки — голосование назначено на 7 июля, старт режима 2028.</w:t>
       </w:r>
     </w:p>
     <w:p>
@@ -800,195 +826,9 @@
           <w:color w:val="6B7785"/>
           <w:sz w:val="18"/>
         </w:rPr>
-        <w:t>2028-01-01 — намеченный старт нового режима</w:t>
+        <w:t>2026-07-07 — голосование Сената по четырём поправкам к box 3</w:t>
       </w:r>
       <w:hyperlink r:id="rId12">
-        <w:r>
-          <w:rPr>
-            <w:color w:val="1155CC"/>
-            <w:sz w:val="17.0"/>
-            <w:rFonts w:ascii="Calibri" w:hAnsi="Calibri"/>
-            <w:u w:val="single"/>
-          </w:rPr>
-          <w:t xml:space="preserve">  ↗</w:t>
-        </w:r>
-      </w:hyperlink>
-    </w:p>
-    <w:p>
-      <w:pPr>
-        <w:keepNext/>
-        <w:spacing w:before="100" w:after="20" w:line="269" w:lineRule="auto"/>
-        <w:jc w:val="left"/>
-      </w:pPr>
-      <w:r>
-        <w:rPr>
-          <w:rFonts w:ascii="Calibri" w:hAnsi="Calibri" w:cs="Calibri"/>
-          <w:b/>
-          <w:i w:val="0"/>
-          <w:color w:val="B07A1C"/>
-          <w:sz w:val="16"/>
-          <w:shd w:val="clear" w:color="auto" w:fill="FFF6E5"/>
-        </w:rPr>
-        <w:t xml:space="preserve"> ПОД НАБЛЮДЕНИЕМ </w:t>
-      </w:r>
-      <w:r>
-        <w:rPr>
-          <w:rFonts w:ascii="Calibri" w:hAnsi="Calibri" w:cs="Calibri"/>
-          <w:b/>
-          <w:i w:val="0"/>
-          <w:color w:val="1F3A5F"/>
-          <w:sz w:val="22"/>
-        </w:rPr>
-        <w:t xml:space="preserve">  Перегрузка электросетей тормозит стройку и индустриал</w:t>
-      </w:r>
-    </w:p>
-    <w:p>
-      <w:pPr>
-        <w:spacing w:before="0" w:after="20" w:line="264" w:lineRule="auto"/>
-        <w:ind w:left="113"/>
-        <w:jc w:val="left"/>
-      </w:pPr>
-      <w:r>
-        <w:rPr>
-          <w:rFonts w:ascii="Calibri" w:hAnsi="Calibri" w:cs="Calibri"/>
-          <w:b/>
-          <w:i w:val="0"/>
-          <w:color w:val="6B7785"/>
-          <w:sz w:val="19"/>
-        </w:rPr>
-        <w:t xml:space="preserve">Что нового: </w:t>
-      </w:r>
-      <w:r>
-        <w:rPr>
-          <w:rFonts w:ascii="Calibri" w:hAnsi="Calibri" w:cs="Calibri"/>
-          <w:b w:val="0"/>
-          <w:i w:val="0"/>
-          <w:color w:val="222B36"/>
-          <w:sz w:val="19"/>
-        </w:rPr>
-        <w:t>С 1 июля мелкие потребители теряют резерв мощности; очередь — ~15 000 компаний.</w:t>
-      </w:r>
-    </w:p>
-    <w:p>
-      <w:pPr>
-        <w:spacing w:before="0" w:after="80" w:line="252" w:lineRule="auto"/>
-        <w:ind w:left="113"/>
-        <w:jc w:val="left"/>
-      </w:pPr>
-      <w:r>
-        <w:rPr>
-          <w:rFonts w:ascii="Calibri" w:hAnsi="Calibri" w:cs="Calibri"/>
-          <w:b/>
-          <w:i w:val="0"/>
-          <w:color w:val="8A5510"/>
-          <w:sz w:val="18"/>
-        </w:rPr>
-        <w:t xml:space="preserve">Следующий триггер: </w:t>
-      </w:r>
-      <w:r>
-        <w:rPr>
-          <w:rFonts w:ascii="Calibri" w:hAnsi="Calibri" w:cs="Calibri"/>
-          <w:b w:val="0"/>
-          <w:i/>
-          <w:color w:val="6B7785"/>
-          <w:sz w:val="18"/>
-        </w:rPr>
-        <w:t>2026-07-01 — вступление новых правил в силу</w:t>
-      </w:r>
-      <w:hyperlink r:id="rId13">
-        <w:r>
-          <w:rPr>
-            <w:color w:val="1155CC"/>
-            <w:sz w:val="17.0"/>
-            <w:rFonts w:ascii="Calibri" w:hAnsi="Calibri"/>
-            <w:u w:val="single"/>
-          </w:rPr>
-          <w:t xml:space="preserve">  ↗</w:t>
-        </w:r>
-      </w:hyperlink>
-    </w:p>
-    <w:p>
-      <w:pPr>
-        <w:keepNext/>
-        <w:spacing w:before="100" w:after="20" w:line="269" w:lineRule="auto"/>
-        <w:jc w:val="left"/>
-      </w:pPr>
-      <w:r>
-        <w:rPr>
-          <w:rFonts w:ascii="Calibri" w:hAnsi="Calibri" w:cs="Calibri"/>
-          <w:b/>
-          <w:i w:val="0"/>
-          <w:color w:val="B07A1C"/>
-          <w:sz w:val="16"/>
-          <w:shd w:val="clear" w:color="auto" w:fill="FFF6E5"/>
-        </w:rPr>
-        <w:t xml:space="preserve"> ПОД НАБЛЮДЕНИЕМ </w:t>
-      </w:r>
-      <w:r>
-        <w:rPr>
-          <w:rFonts w:ascii="Calibri" w:hAnsi="Calibri" w:cs="Calibri"/>
-          <w:b/>
-          <w:i w:val="0"/>
-          <w:color w:val="1F3A5F"/>
-          <w:sz w:val="22"/>
-        </w:rPr>
-        <w:t xml:space="preserve">  Vesteda гасит панику с выкупом паёв</w:t>
-      </w:r>
-    </w:p>
-    <w:p>
-      <w:pPr>
-        <w:spacing w:before="0" w:after="20" w:line="264" w:lineRule="auto"/>
-        <w:ind w:left="113"/>
-        <w:jc w:val="left"/>
-      </w:pPr>
-      <w:r>
-        <w:rPr>
-          <w:rFonts w:ascii="Calibri" w:hAnsi="Calibri" w:cs="Calibri"/>
-          <w:b/>
-          <w:i w:val="0"/>
-          <w:color w:val="6B7785"/>
-          <w:sz w:val="19"/>
-        </w:rPr>
-        <w:t xml:space="preserve">Что нового: </w:t>
-      </w:r>
-      <w:r>
-        <w:rPr>
-          <w:rFonts w:ascii="Calibri" w:hAnsi="Calibri" w:cs="Calibri"/>
-          <w:b w:val="0"/>
-          <w:i w:val="0"/>
-          <w:color w:val="222B36"/>
-          <w:sz w:val="19"/>
-        </w:rPr>
-        <w:t>Выход инвесторов срезан с 4,1 млрд до 765 млн €; ликвидность теперь ежегодная (7,5%/год).</w:t>
-      </w:r>
-    </w:p>
-    <w:p>
-      <w:pPr>
-        <w:spacing w:before="0" w:after="80" w:line="252" w:lineRule="auto"/>
-        <w:ind w:left="113"/>
-        <w:jc w:val="left"/>
-      </w:pPr>
-      <w:r>
-        <w:rPr>
-          <w:rFonts w:ascii="Calibri" w:hAnsi="Calibri" w:cs="Calibri"/>
-          <w:b/>
-          <w:i w:val="0"/>
-          <w:color w:val="8A5510"/>
-          <w:sz w:val="18"/>
-        </w:rPr>
-        <w:t xml:space="preserve">Следующий триггер: </w:t>
-      </w:r>
-      <w:r>
-        <w:rPr>
-          <w:rFonts w:ascii="Calibri" w:hAnsi="Calibri" w:cs="Calibri"/>
-          <w:b w:val="0"/>
-          <w:i/>
-          <w:color w:val="6B7785"/>
-          <w:sz w:val="18"/>
-        </w:rPr>
-        <w:t>2027-06-26 — следующий ежегодный цикл заявок на выход</w:t>
-      </w:r>
-      <w:hyperlink r:id="rId14">
         <w:r>
           <w:rPr>
             <w:color w:val="1155CC"/>
@@ -1025,7 +865,7 @@
           <w:color w:val="1F3A5F"/>
           <w:sz w:val="22"/>
         </w:rPr>
-        <w:t xml:space="preserve">  Города ужесточают долю доступного жилья</w:t>
+        <w:t xml:space="preserve">  Выкуп паёв Vesteda: тест на бегство институционалов</w:t>
       </w:r>
     </w:p>
     <w:p>
@@ -1052,7 +892,7 @@
           <w:color w:val="222B36"/>
           <w:sz w:val="19"/>
         </w:rPr>
-        <w:t>Утрехт — 80%, Роттердам — 67% доступного в новостройке; девелоперы (BPD) лоббируют смягчение.</w:t>
+        <w:t>Итоговый выкуп — 765 млн € вместо 4,1 млрд (−81%), введён лимит ликвидности 7,5%/год: деньги придерживают.</w:t>
       </w:r>
     </w:p>
     <w:p>
@@ -1079,9 +919,9 @@
           <w:color w:val="6B7785"/>
           <w:sz w:val="18"/>
         </w:rPr>
-        <w:t>2026-09-30 — осенью — выльются ли квоты в реальные проекты</w:t>
+        <w:t>2026-10-31 — IR-релизы фондов — проверка, нет ли новых крупных заявок на выкуп &gt;1 млрд €</w:t>
       </w:r>
-      <w:hyperlink r:id="rId15">
+      <w:hyperlink r:id="rId13">
         <w:r>
           <w:rPr>
             <w:color w:val="1155CC"/>
@@ -1118,7 +958,7 @@
           <w:color w:val="1F3A5F"/>
           <w:sz w:val="22"/>
         </w:rPr>
-        <w:t xml:space="preserve">  Азотный пакет на 20 млрд € разблокирует стройку</w:t>
+        <w:t xml:space="preserve">  Переоценка логистики: биржа против оценщиков</w:t>
       </w:r>
     </w:p>
     <w:p>
@@ -1145,7 +985,7 @@
           <w:color w:val="222B36"/>
           <w:sz w:val="19"/>
         </w:rPr>
-        <w:t>Кабинет ввёл расчётный нижний порог выбросов и буферные зоны вокруг природных территорий.</w:t>
+        <w:t>Deutsche Bank срезал цели на 14–17% (держит «покупать»), CTP торгуется с дисконтом ~22% к NTA — public опережает private.</w:t>
       </w:r>
     </w:p>
     <w:p>
@@ -1172,9 +1012,102 @@
           <w:color w:val="6B7785"/>
           <w:sz w:val="18"/>
         </w:rPr>
-        <w:t>2026-09-30 — первые разрешения по новому порогу</w:t>
+        <w:t>2026-07-22 — реакция CTP/WDP/Montea на развязку по Segro как прокси переоценки сектора</w:t>
       </w:r>
-      <w:hyperlink r:id="rId16">
+      <w:hyperlink r:id="rId14">
+        <w:r>
+          <w:rPr>
+            <w:color w:val="1155CC"/>
+            <w:sz w:val="17.0"/>
+            <w:rFonts w:ascii="Calibri" w:hAnsi="Calibri"/>
+            <w:u w:val="single"/>
+          </w:rPr>
+          <w:t xml:space="preserve">  ↗</w:t>
+        </w:r>
+      </w:hyperlink>
+    </w:p>
+    <w:p>
+      <w:pPr>
+        <w:keepNext/>
+        <w:spacing w:before="100" w:after="20" w:line="269" w:lineRule="auto"/>
+        <w:jc w:val="left"/>
+      </w:pPr>
+      <w:r>
+        <w:rPr>
+          <w:rFonts w:ascii="Calibri" w:hAnsi="Calibri" w:cs="Calibri"/>
+          <w:b/>
+          <w:i w:val="0"/>
+          <w:color w:val="2C5F8A"/>
+          <w:sz w:val="16"/>
+          <w:shd w:val="clear" w:color="auto" w:fill="E8F0F7"/>
+        </w:rPr>
+        <w:t xml:space="preserve"> НОВЫЙ </w:t>
+      </w:r>
+      <w:r>
+        <w:rPr>
+          <w:rFonts w:ascii="Calibri" w:hAnsi="Calibri" w:cs="Calibri"/>
+          <w:b/>
+          <w:i w:val="0"/>
+          <w:color w:val="1F3A5F"/>
+          <w:sz w:val="22"/>
+        </w:rPr>
+        <w:t xml:space="preserve">  Ритейл-парки — тихий чемпион ритейла</w:t>
+      </w:r>
+    </w:p>
+    <w:p>
+      <w:pPr>
+        <w:spacing w:before="0" w:after="20" w:line="264" w:lineRule="auto"/>
+        <w:ind w:left="113"/>
+        <w:jc w:val="left"/>
+      </w:pPr>
+      <w:r>
+        <w:rPr>
+          <w:rFonts w:ascii="Calibri" w:hAnsi="Calibri" w:cs="Calibri"/>
+          <w:b/>
+          <w:i w:val="0"/>
+          <w:color w:val="6B7785"/>
+          <w:sz w:val="19"/>
+        </w:rPr>
+        <w:t xml:space="preserve">Что нового: </w:t>
+      </w:r>
+      <w:r>
+        <w:rPr>
+          <w:rFonts w:ascii="Calibri" w:hAnsi="Calibri" w:cs="Calibri"/>
+          <w:b w:val="0"/>
+          <w:i w:val="0"/>
+          <w:color w:val="222B36"/>
+          <w:sz w:val="19"/>
+        </w:rPr>
+        <w:t>CBRE: вакантность 4,4% против 5,5% по рынку, 73 из 194 парков без пустых юнитов, &gt;220 млн € притока за 2024–2026.</w:t>
+      </w:r>
+    </w:p>
+    <w:p>
+      <w:pPr>
+        <w:spacing w:before="0" w:after="80" w:line="252" w:lineRule="auto"/>
+        <w:ind w:left="113"/>
+        <w:jc w:val="left"/>
+      </w:pPr>
+      <w:r>
+        <w:rPr>
+          <w:rFonts w:ascii="Calibri" w:hAnsi="Calibri" w:cs="Calibri"/>
+          <w:b/>
+          <w:i w:val="0"/>
+          <w:color w:val="8A5510"/>
+          <w:sz w:val="18"/>
+        </w:rPr>
+        <w:t xml:space="preserve">Следующий триггер: </w:t>
+      </w:r>
+      <w:r>
+        <w:rPr>
+          <w:rFonts w:ascii="Calibri" w:hAnsi="Calibri" w:cs="Calibri"/>
+          <w:b w:val="0"/>
+          <w:i/>
+          <w:color w:val="6B7785"/>
+          <w:sz w:val="18"/>
+        </w:rPr>
+        <w:t>2026-09-30 — следующий срез вакантности CBRE/Locatus по ритейл-паркам</w:t>
+      </w:r>
+      <w:hyperlink r:id="rId15">
         <w:r>
           <w:rPr>
             <w:color w:val="1155CC"/>
@@ -1281,7 +1214,7 @@
                     <pic:cNvPicPr/>
                   </pic:nvPicPr>
                   <pic:blipFill>
-                    <a:blip r:embed="rId17"/>
+                    <a:blip r:embed="rId16"/>
                     <a:stretch>
                       <a:fillRect/>
                     </a:stretch>
@@ -1313,7 +1246,121 @@
           <w:color w:val="6B7785"/>
           <w:sz w:val="18"/>
         </w:rPr>
-        <w:t>Самые крупные числа недели одним взглядом.</w:t>
+        <w:t>Дорогие ставки давят оценки, но капитал притекает именно в Нидерланды.</w:t>
+      </w:r>
+    </w:p>
+    <w:p>
+      <w:pPr>
+        <w:keepNext/>
+        <w:spacing w:before="120" w:after="20"/>
+        <w:jc w:val="center"/>
+      </w:pPr>
+      <w:r>
+        <w:drawing>
+          <wp:inline xmlns:a="http://schemas.openxmlformats.org/drawingml/2006/main" xmlns:pic="http://schemas.openxmlformats.org/drawingml/2006/picture">
+            <wp:extent cx="5903999" cy="2984221"/>
+            <wp:docPr id="2" name="Picture 2"/>
+            <wp:cNvGraphicFramePr>
+              <a:graphicFrameLocks noChangeAspect="1"/>
+            </wp:cNvGraphicFramePr>
+            <a:graphic>
+              <a:graphicData uri="http://schemas.openxmlformats.org/drawingml/2006/picture">
+                <pic:pic>
+                  <pic:nvPicPr>
+                    <pic:cNvPr id="0" name="nta_discount.png"/>
+                    <pic:cNvPicPr/>
+                  </pic:nvPicPr>
+                  <pic:blipFill>
+                    <a:blip r:embed="rId17"/>
+                    <a:stretch>
+                      <a:fillRect/>
+                    </a:stretch>
+                  </pic:blipFill>
+                  <pic:spPr>
+                    <a:xfrm>
+                      <a:off x="0" y="0"/>
+                      <a:ext cx="5903999" cy="2984221"/>
+                    </a:xfrm>
+                    <a:prstGeom prst="rect"/>
+                  </pic:spPr>
+                </pic:pic>
+              </a:graphicData>
+            </a:graphic>
+          </wp:inline>
+        </w:drawing>
+      </w:r>
+    </w:p>
+    <w:p>
+      <w:pPr>
+        <w:spacing w:before="0" w:after="160" w:line="259" w:lineRule="auto"/>
+        <w:jc w:val="center"/>
+      </w:pPr>
+      <w:r>
+        <w:rPr>
+          <w:rFonts w:ascii="Calibri" w:hAnsi="Calibri" w:cs="Calibri"/>
+          <w:b w:val="0"/>
+          <w:i/>
+          <w:color w:val="6B7785"/>
+          <w:sz w:val="18"/>
+        </w:rPr>
+        <w:t>Биржевой дисконт к балансу — закладывайте, что appraisal-оценки отстают.</w:t>
+      </w:r>
+    </w:p>
+    <w:p>
+      <w:pPr>
+        <w:keepNext/>
+        <w:spacing w:before="120" w:after="20"/>
+        <w:jc w:val="center"/>
+      </w:pPr>
+      <w:r>
+        <w:drawing>
+          <wp:inline xmlns:a="http://schemas.openxmlformats.org/drawingml/2006/main" xmlns:pic="http://schemas.openxmlformats.org/drawingml/2006/picture">
+            <wp:extent cx="5903999" cy="2961839"/>
+            <wp:docPr id="3" name="Picture 3"/>
+            <wp:cNvGraphicFramePr>
+              <a:graphicFrameLocks noChangeAspect="1"/>
+            </wp:cNvGraphicFramePr>
+            <a:graphic>
+              <a:graphicData uri="http://schemas.openxmlformats.org/drawingml/2006/picture">
+                <pic:pic>
+                  <pic:nvPicPr>
+                    <pic:cNvPr id="0" name="yield_spreads.png"/>
+                    <pic:cNvPicPr/>
+                  </pic:nvPicPr>
+                  <pic:blipFill>
+                    <a:blip r:embed="rId18"/>
+                    <a:stretch>
+                      <a:fillRect/>
+                    </a:stretch>
+                  </pic:blipFill>
+                  <pic:spPr>
+                    <a:xfrm>
+                      <a:off x="0" y="0"/>
+                      <a:ext cx="5903999" cy="2961839"/>
+                    </a:xfrm>
+                    <a:prstGeom prst="rect"/>
+                  </pic:spPr>
+                </pic:pic>
+              </a:graphicData>
+            </a:graphic>
+          </wp:inline>
+        </w:drawing>
+      </w:r>
+    </w:p>
+    <w:p>
+      <w:pPr>
+        <w:spacing w:before="0" w:after="160" w:line="259" w:lineRule="auto"/>
+        <w:jc w:val="center"/>
+      </w:pPr>
+      <w:r>
+        <w:rPr>
+          <w:rFonts w:ascii="Calibri" w:hAnsi="Calibri" w:cs="Calibri"/>
+          <w:b w:val="0"/>
+          <w:i/>
+          <w:color w:val="6B7785"/>
+          <w:sz w:val="18"/>
+        </w:rPr>
+        <w:t>Чем тоньше спред над госбондом, тем больнее активу от роста ставок.</w:t>
       </w:r>
     </w:p>
     <w:p>
@@ -1380,7 +1427,7 @@
                 <w:color w:val="222B36"/>
                 <w:sz w:val="21"/>
               </w:rPr>
-              <w:t>Неделя 23–30 июня прошла под знаком крупного капитала и новых правил. В жилье институционалы стабилизировали аренду (Vesteda удержал выход инвесторов, Bouwinvest удвоил фонд для пожилых), но государство и города закрутили требования доступности, а налог box 3 переписывается под реальную доходность. В коммерции тихий чемпион — периферийные ритейл-парки: вакантность 4,4% против 5,5% по рынку, пока центры городов страдают. В индустриале гремит оферта Prologis на Segro (~14,6 млрд €, отклонена), задающая цену всему сектору, а с 1 июля доступ к электросети становится фактором стоимости №1.</w:t>
+              <w:t>Главный страх рынка — что крупные фонды распродают арендное жильё — на этой неделе официально не подтвердился. Vesteda, крупнейший жилой фонд страны, схлопнула выкуп паёв с заявленных в марте 4,1 млрд € до 765 млн € (−81%) и закрыла дверь ликвидности до 7,5% капитала в год: деньги не бегут, их придерживают. Над всем висит одна сквозная нить — «дорогие деньги снова дорожают». ЕЦБ впервые с 2023 года ПОВЫСИЛ ставку на 25 б.п. (депозит 2,25%), безрисковый якорь — 10-летний госбонд NL — поднялся до 2,98%, максимум за два с лишним года. Это термостат стоимости капитала: подкрутили вверх — и будущие арендные доходы при пересчёте «на сегодня» остывают, а с ними бумажные оценки. Отсюда вторая нить — «два свидетеля рынка»: биржа (листингованные REIT) уже нервно заложила переоценку вниз — CTP торгуется с дисконтом ~22% к балансу (EPRA NTA), Eurocommercial — с дисконтом ~36%, логистике Deutsche Bank срезал целевые цены на 14–17%. А оценщики приватных портфелей (MSCI/ROZ, INREV) по инерции рисуют рост: национальный бенчмарк MSCI NL дал +9,4% за 2024-й, европейский INREV-индекс GREFI прибавил +1,30% за квартал — седьмой плюс подряд. Когда биржа опережает оценщика, публичный рынок признаётся первым: «бумажные» оценки соседних портфелей, на которые вы равняетесь, ещё не досписаны. Третья нить — капитал при этом возвращается именно в Нидерланды: инвестиции в коммерческую недвижимость в I квартале выросли на 65% г/г до 4,1 млрд € (сильнейший квартал в истории), тогда как по Европе объёмы упали на 10%. Что сдвинулось за неделю: Vesteda дала цифру выкупа, Сенат провёл дебаты по налогу box 3 (голосование 7 июля), Prologis вынес на публику оферту на Segro (дедлайн 22 июля), CBRE назвала ритейл-парки тихим чемпионом ритейла, а кабинет представил азотный пакет на 20 млрд € — узкое место для стройки смещается с азота на электросеть.</w:t>
             </w:r>
           </w:p>
         </w:tc>
@@ -1484,192 +1531,6 @@
           <w:rFonts w:ascii="Calibri" w:hAnsi="Calibri" w:cs="Calibri"/>
           <w:b/>
           <w:i w:val="0"/>
-          <w:color w:val="2C5F8A"/>
-          <w:sz w:val="21"/>
-        </w:rPr>
-        <w:t xml:space="preserve">◆  </w:t>
-      </w:r>
-      <w:r>
-        <w:rPr>
-          <w:rFonts w:ascii="Calibri" w:hAnsi="Calibri" w:cs="Calibri"/>
-          <w:b w:val="0"/>
-          <w:i w:val="0"/>
-          <w:color w:val="222B36"/>
-          <w:sz w:val="21"/>
-        </w:rPr>
-        <w:t>Сенат одобрил закон, который даёт государству, провинциям и муниципалитетам право решать, сколько, где и какое жильё строить (Wet versterking regie volkshuisvesting): две трети новостроек должны быть «доступными», 30% — социальная аренда. В силе с 1 июля.</w:t>
-      </w:r>
-    </w:p>
-    <w:p>
-      <w:pPr>
-        <w:spacing w:before="20" w:after="20" w:line="264" w:lineRule="auto"/>
-        <w:ind w:left="283"/>
-        <w:jc w:val="left"/>
-        <w:shd w:val="clear" w:color="auto" w:fill="E8F0F7"/>
-      </w:pPr>
-      <w:r>
-        <w:rPr>
-          <w:rFonts w:ascii="Calibri" w:hAnsi="Calibri" w:cs="Calibri"/>
-          <w:b/>
-          <w:i w:val="0"/>
-          <w:color w:val="2C5F8A"/>
-          <w:sz w:val="18"/>
-        </w:rPr>
-        <w:t xml:space="preserve">  Почему важно:  </w:t>
-      </w:r>
-      <w:r>
-        <w:rPr>
-          <w:rFonts w:ascii="Calibri" w:hAnsi="Calibri" w:cs="Calibri"/>
-          <w:b w:val="0"/>
-          <w:i w:val="0"/>
-          <w:color w:val="222B36"/>
-          <w:sz w:val="18"/>
-        </w:rPr>
-        <w:t xml:space="preserve">Драйвер: дефицит доступного жилья → государство берёт стройку под контроль → у девелоперов сужается поле для дорогих проектов. Что делать: строите или покупаете под аренду — закладывайте жёсткие квоты доступности уже сейчас.  </w:t>
-      </w:r>
-    </w:p>
-    <w:p>
-      <w:pPr>
-        <w:spacing w:before="0" w:after="100" w:line="240" w:lineRule="auto"/>
-        <w:ind w:left="283"/>
-        <w:jc w:val="left"/>
-      </w:pPr>
-      <w:r>
-        <w:rPr>
-          <w:rFonts w:ascii="Calibri" w:hAnsi="Calibri" w:cs="Calibri"/>
-          <w:b w:val="0"/>
-          <w:i/>
-          <w:color w:val="6B7785"/>
-          <w:sz w:val="17"/>
-        </w:rPr>
-        <w:t xml:space="preserve">   📅 2026-06-24   •   Источник: Eerste Kamer</w:t>
-      </w:r>
-      <w:r>
-        <w:rPr>
-          <w:rFonts w:ascii="Calibri" w:hAnsi="Calibri" w:cs="Calibri"/>
-          <w:b w:val="0"/>
-          <w:i w:val="0"/>
-          <w:color w:val="6B7785"/>
-          <w:sz w:val="17"/>
-        </w:rPr>
-        <w:t xml:space="preserve">   </w:t>
-      </w:r>
-      <w:hyperlink r:id="rId18">
-        <w:r>
-          <w:rPr>
-            <w:color w:val="1155CC"/>
-            <w:sz w:val="17.0"/>
-            <w:rFonts w:ascii="Calibri" w:hAnsi="Calibri"/>
-            <w:u w:val="single"/>
-          </w:rPr>
-          <w:t xml:space="preserve">ссылка ↗</w:t>
-        </w:r>
-      </w:hyperlink>
-    </w:p>
-    <w:p>
-      <w:pPr>
-        <w:spacing w:before="60" w:after="20" w:line="269" w:lineRule="auto"/>
-        <w:ind w:left="283" w:hanging="198"/>
-        <w:jc w:val="left"/>
-      </w:pPr>
-      <w:r>
-        <w:rPr>
-          <w:rFonts w:ascii="Calibri" w:hAnsi="Calibri" w:cs="Calibri"/>
-          <w:b/>
-          <w:i w:val="0"/>
-          <w:color w:val="2C5F8A"/>
-          <w:sz w:val="21"/>
-        </w:rPr>
-        <w:t xml:space="preserve">◆  </w:t>
-      </w:r>
-      <w:r>
-        <w:rPr>
-          <w:rFonts w:ascii="Calibri" w:hAnsi="Calibri" w:cs="Calibri"/>
-          <w:b w:val="0"/>
-          <w:i w:val="0"/>
-          <w:color w:val="222B36"/>
-          <w:sz w:val="21"/>
-        </w:rPr>
-        <w:t>Сенат начал дебаты по новому налогу для частных арендодателей (Wet werkelijk rendement box 3): вместо налога на выдуманный доход — налог на реальный арендный доход ежегодно, а на подорожание недвижимости — только при продаже. Старт намечен на 2028, но Сенат спорит о налоге на «бумажный» рост.</w:t>
-      </w:r>
-    </w:p>
-    <w:p>
-      <w:pPr>
-        <w:spacing w:before="20" w:after="20" w:line="264" w:lineRule="auto"/>
-        <w:ind w:left="283"/>
-        <w:jc w:val="left"/>
-        <w:shd w:val="clear" w:color="auto" w:fill="E8F0F7"/>
-      </w:pPr>
-      <w:r>
-        <w:rPr>
-          <w:rFonts w:ascii="Calibri" w:hAnsi="Calibri" w:cs="Calibri"/>
-          <w:b/>
-          <w:i w:val="0"/>
-          <w:color w:val="2C5F8A"/>
-          <w:sz w:val="18"/>
-        </w:rPr>
-        <w:t xml:space="preserve">  Почему важно:  </w:t>
-      </w:r>
-      <w:r>
-        <w:rPr>
-          <w:rFonts w:ascii="Calibri" w:hAnsi="Calibri" w:cs="Calibri"/>
-          <w:b w:val="0"/>
-          <w:i w:val="0"/>
-          <w:color w:val="222B36"/>
-          <w:sz w:val="18"/>
-        </w:rPr>
-        <w:t xml:space="preserve">Простыми словами: налог поедет за реальной доходностью, а не за фиктивной — пустующая недвижимость станет выгоднее, а растущая в цене дороже при продаже. Что делать: следить за финальной редакцией — она решит, держать актив или фиксировать прибыль до 2028.  </w:t>
-      </w:r>
-    </w:p>
-    <w:p>
-      <w:pPr>
-        <w:spacing w:before="0" w:after="100" w:line="240" w:lineRule="auto"/>
-        <w:ind w:left="283"/>
-        <w:jc w:val="left"/>
-      </w:pPr>
-      <w:r>
-        <w:rPr>
-          <w:rFonts w:ascii="Calibri" w:hAnsi="Calibri" w:cs="Calibri"/>
-          <w:b w:val="0"/>
-          <w:i/>
-          <w:color w:val="6B7785"/>
-          <w:sz w:val="17"/>
-        </w:rPr>
-        <w:t xml:space="preserve">   📅 2026-06-30   •   Источник: Eerste Kamer</w:t>
-      </w:r>
-      <w:r>
-        <w:rPr>
-          <w:rFonts w:ascii="Calibri" w:hAnsi="Calibri" w:cs="Calibri"/>
-          <w:b w:val="0"/>
-          <w:i w:val="0"/>
-          <w:color w:val="6B7785"/>
-          <w:sz w:val="17"/>
-        </w:rPr>
-        <w:t xml:space="preserve">   </w:t>
-      </w:r>
-      <w:hyperlink r:id="rId12">
-        <w:r>
-          <w:rPr>
-            <w:color w:val="1155CC"/>
-            <w:sz w:val="17.0"/>
-            <w:rFonts w:ascii="Calibri" w:hAnsi="Calibri"/>
-            <w:u w:val="single"/>
-          </w:rPr>
-          <w:t xml:space="preserve">ссылка ↗</w:t>
-        </w:r>
-      </w:hyperlink>
-    </w:p>
-    <w:p>
-      <w:pPr>
-        <w:spacing w:before="60" w:after="20" w:line="269" w:lineRule="auto"/>
-        <w:ind w:left="283" w:hanging="198"/>
-        <w:jc w:val="left"/>
-      </w:pPr>
-      <w:r>
-        <w:rPr>
-          <w:rFonts w:ascii="Calibri" w:hAnsi="Calibri" w:cs="Calibri"/>
-          <w:b/>
-          <w:i w:val="0"/>
           <w:color w:val="B03A3A"/>
           <w:sz w:val="21"/>
         </w:rPr>
@@ -1683,7 +1544,7 @@
           <w:color w:val="222B36"/>
           <w:sz w:val="21"/>
         </w:rPr>
-        <w:t>Верховный суд (Hoge Raad) поставил точку: кто не оспорил налог box 3 за 2017–2020 вовремя — компенсацию не получит, массовая процедура закрыта.</w:t>
+        <w:t>30 июня Сенат (Eerste Kamer) провёл пленарные дебаты по «Закону о реальном доходе box 3» — ключевой развилке для частных арендодателей. Внесены четыре поправки, голосование по ним назначено на 7 июля. При одобрении режим стартует 1 января 2028: налог берётся с фактического арендного дохода ежегодно, а с подорожания недвижимости — только при продаже, с отсчётом от WOZ-стоимости на 1 января 2028. Простыми словами: государство хочет облагать не выдуманную, а реальную доходность вашей аренды — и отдельно прирост цены, но лишь когда вы продадите.</w:t>
       </w:r>
     </w:p>
     <w:p>
@@ -1711,7 +1572,7 @@
           <w:color w:val="222B36"/>
           <w:sz w:val="18"/>
         </w:rPr>
-        <w:t xml:space="preserve">Сигнал-предупреждение: по налогам на недвижимость сроки решают деньги. Что делать: проверьте, поданы ли ваши возражения за текущие годы — опоздание необратимо.  </w:t>
+        <w:t xml:space="preserve">Почему важно. Цепочка: переход к налогу с реального дохода и обложению прироста при продаже (факт) → значит, доходность аренды через частное владение после налога снижается, а «бумажный» прирост превращается в будущее обязательство (вывод) → отсюда часть мелких частных арендодателей со слабой доходностью получит стимул выйти из фонда до или вокруг 2028-го (гипотеза — зависит от финальных поправок и смягчающих мер). Надёжность процедурно высокая (дата голосования назначена), но содержание ещё может сдвинуться. ВЫИГРЫВАЮТ институционалы с льготным режимом и будущие покупатели уходящего частного фонда; ПРОИГРЫВАЮТ частники со слабой чистой доходностью. Что делать: арендодатель через BV — пересчитайте кэш-флоу по обоим сценариям (с обложением прироста и без) до 7 июля; покупатель — следите за волной предложения от выходящих частников к 2027–2028.  </w:t>
       </w:r>
     </w:p>
     <w:p>
@@ -1728,7 +1589,7 @@
           <w:color w:val="6B7785"/>
           <w:sz w:val="17"/>
         </w:rPr>
-        <w:t xml:space="preserve">   📅 2026-06-25   •   Источник: Accountancy Vanmorgen</w:t>
+        <w:t xml:space="preserve">   📅 2026-06-30   •   Источник: Eerste Kamer der Staten-Generaal (wetsvoorstel 36.748)</w:t>
       </w:r>
       <w:r>
         <w:rPr>
@@ -1740,7 +1601,7 @@
         </w:rPr>
         <w:t xml:space="preserve">   </w:t>
       </w:r>
-      <w:hyperlink r:id="rId19">
+      <w:hyperlink r:id="rId12">
         <w:r>
           <w:rPr>
             <w:color w:val="1155CC"/>
@@ -1796,7 +1657,7 @@
           <w:color w:val="222B36"/>
           <w:sz w:val="21"/>
         </w:rPr>
-        <w:t>Крупнейший институциональный арендодатель жилья Vesteda (~10,8 млрд €, ~28 000 квартир) утихомирил волну выхода инвесторов: вместо заявок на выкуп паёв на 4,1 млрд € — итог 765 млн € (−81%). Пенсионные фонды теперь могут выходить ежегодно, фонд даёт ликвидность «по возможности» (7,5% капитала в год).</w:t>
+        <w:t>Главный страх рынка — что институционалы бегут из арендного жилья — официально не подтвердился. Vesteda (крупнейший жилой фонд NL, ~28 000 квартир, ~10 млрд €) 26 июня объявила итоговый объём выкупа паёв: 765 млн € вместо заявленных в марте 4,1 млрд € (это было 52% капитала фонда) — снижение на 81%. Заодно ужесточены условия: заявки на выкуп теперь раз в год вместо раза в семь лет, ликвидность — best-effort до 7,5% капитала в год. Простыми словами: фонд не распахнул дверь на выход, а приоткрыл форточку.</w:t>
       </w:r>
     </w:p>
     <w:p>
@@ -1824,7 +1685,7 @@
           <w:color w:val="222B36"/>
           <w:sz w:val="18"/>
         </w:rPr>
-        <w:t xml:space="preserve">Драйвер: пенсионные фонды хотели массово выйти из аренды → грозила распродажа и давление на цены → сделка это предотвратила. Что делать владельцу аренды: масштабного сброса жилья на рынок не будет (поддержка оценкам), но на быстрый выход из таких фондов больше не рассчитывайте.  </w:t>
+        <w:t xml:space="preserve">Почему это про ваши деньги. Цепочка: крупнейший держатель арендного жилья закрыл массовый выход капитала (факт) → значит, на рынок НЕ выльется вынужденное предложение портфелей под распродажу, которое сбило бы цены (вывод) → следовательно, обвала оценок арендного жилья, которого боялись с 2023-го, в ближайшие кварталы ждать не стоит (вывод). Надёжность сигнала средняя: один фонд, но крупнейший и системообразующий — структурный знак, не дёрг. ВЫИГРЫВАЮТ институционалы-держатели; ПРОИГРЫВАЮТ покупатели, ждавшие массовой распродажи паёв со скидкой. Что делать: институционал — держать паи, не сбрасывать; покупатель арендных пакетов — основной поток дешёвого предложения придёт не отсюда, а от частников под налоговым прессом, готовьте due-diligence к 3–4 кварталу.  </w:t>
       </w:r>
     </w:p>
     <w:p>
@@ -1841,7 +1702,7 @@
           <w:color w:val="6B7785"/>
           <w:sz w:val="17"/>
         </w:rPr>
-        <w:t xml:space="preserve">   📅 2026-06-26   •   Источник: Vesteda / NOS</w:t>
+        <w:t xml:space="preserve">   📅 2026-06-26   •   Источник: Vesteda Newsroom / Investor Relations</w:t>
       </w:r>
       <w:r>
         <w:rPr>
@@ -1853,7 +1714,7 @@
         </w:rPr>
         <w:t xml:space="preserve">   </w:t>
       </w:r>
-      <w:hyperlink r:id="rId14">
+      <w:hyperlink r:id="rId13">
         <w:r>
           <w:rPr>
             <w:color w:val="1155CC"/>
@@ -1864,6 +1725,26 @@
           <w:t xml:space="preserve">ссылка ↗</w:t>
         </w:r>
       </w:hyperlink>
+    </w:p>
+    <w:p>
+      <w:pPr>
+        <w:keepNext/>
+        <w:spacing w:before="200" w:after="60" w:line="269" w:lineRule="auto"/>
+        <w:jc w:val="left"/>
+        <w:pBdr>
+          <w:bottom w:val="single" w:sz="6" w:space="2" w:color="D7DEE6"/>
+        </w:pBdr>
+      </w:pPr>
+      <w:r>
+        <w:rPr>
+          <w:rFonts w:ascii="Calibri" w:hAnsi="Calibri" w:cs="Calibri"/>
+          <w:b/>
+          <w:i w:val="0"/>
+          <w:color w:val="105A4C"/>
+          <w:sz w:val="23"/>
+        </w:rPr>
+        <w:t>Тренды</w:t>
+      </w:r>
     </w:p>
     <w:p>
       <w:pPr>
@@ -1889,7 +1770,7 @@
           <w:color w:val="222B36"/>
           <w:sz w:val="21"/>
         </w:rPr>
-        <w:t>Bouwinvest (управляет ~14 млрд € для пенсионных фондов) более чем удвоил фонд жилья для пожилых: заявленный капитал вырос со 130 до 263,5 млн €, инвесторов стало шесть.</w:t>
+        <w:t>Аренда впервые обогнала и покупку, и инфляцию. По Pararius Huurmonitor (Q1 2026) ставки в свободном секторе выросли на 7,3% г/г за м² — против +5,1% по ценам покупки и +2,1% инфляции. Новый арендатор платит в среднем 1 892 €/мес. Дешёвый сегмент сжимается: 42% свободного предложения уже дороже 2 000 €/мес против 36,5% год назад. Отчёт опубликован 10 апреля — это контекст, не новость недели.</w:t>
       </w:r>
     </w:p>
     <w:p>
@@ -1917,7 +1798,7 @@
           <w:color w:val="222B36"/>
           <w:sz w:val="18"/>
         </w:rPr>
-        <w:t xml:space="preserve">Редкий приток денег в аренду на фоне общего оттока. Простыми словами: умные деньги заходят в жильё с уходом — там спрос растёт со старением населения. Что делать: healthcare-жильё стоит присмотреть, пока сегмент не перегрет.  </w:t>
+        <w:t xml:space="preserve">Почему важно. Цепочка: дефицит арендного предложения толкает ставки быстрее цен покупки и инфляции (факт) → значит, операционный денежный поток арендного жилья растёт даже там, где капитальная стоимость стоит на месте (вывод) → отсюда income-составляющая доходности поддерживает оценки, частично компенсируя давление дорогих ставок на капитальную часть (вывод). Это объясняет, почему институционалы (Vesteda) предпочли придержать активы. ВЫИГРЫВАЮТ арендодатели (рост денежного потока); ПРОИГРЫВАЮТ арендаторы и покупатели премиального арендного фонда. Что делать: держатель арендного жилья — закладывайте индексацию аренды как реальный буфер против переоценки; покупатель — премиальный сегмент &gt;2 000 € перегрет, потенциал роста ставок там уже ограничен.  </w:t>
       </w:r>
     </w:p>
     <w:p>
@@ -1934,7 +1815,7 @@
           <w:color w:val="6B7785"/>
           <w:sz w:val="17"/>
         </w:rPr>
-        <w:t xml:space="preserve">   📅 2026-06-30   •   Источник: Vastgoedjournaal</w:t>
+        <w:t xml:space="preserve">   📅 2026-04-10   •   Источник: Pararius — Huurmonitor Q1 2026</w:t>
       </w:r>
       <w:r>
         <w:rPr>
@@ -1946,7 +1827,7 @@
         </w:rPr>
         <w:t xml:space="preserve">   </w:t>
       </w:r>
-      <w:hyperlink r:id="rId20">
+      <w:hyperlink r:id="rId19">
         <w:r>
           <w:rPr>
             <w:color w:val="1155CC"/>
@@ -1982,7 +1863,7 @@
           <w:color w:val="222B36"/>
           <w:sz w:val="21"/>
         </w:rPr>
-        <w:t>Утрехт и Роттердам утвердили коалиционные соглашения с жёсткими планками доступного жилья: Утрехт требует 80% доступного во всей новостройке, Роттердам — ~67% (10 000 из 15 000 домов до 2030) плюс строительный фонд 111 млн €.</w:t>
+        <w:t>Доходность арендного жилья NL держится высокой, но институционалы её уже сжали. Валовая доходность (bruto aanvangsrendement) в среднем ~6,28% по стране — Роттердам выше (~6,91%), Амстердам ниже (~5,35%); чистая начальная доходность (NAR) 2,5–4,5% (Randstad 2,5–3,5%, провинция 3,5–4,5%). CBRE отмечает: из-за обилия институционального капитала доходность по регулируемому среднему сегменту (middenhuur) уже сжалась до уровня начала 2022 — нижней точки прошлого цикла. Это оценки брокера/агрегатора.</w:t>
       </w:r>
     </w:p>
     <w:p>
@@ -2010,7 +1891,7 @@
           <w:color w:val="222B36"/>
           <w:sz w:val="18"/>
         </w:rPr>
-        <w:t xml:space="preserve">Города закручивают гайки сильнее национальной нормы. Что делать девелоперу: в этих городах экономика проекта смещается к доступному сегменту — пересчитывайте маржу заранее.  </w:t>
+        <w:t xml:space="preserve">Почему важно. Цепочка: масса институционального капитала давит доходность регулируемого сегмента вниз, к минимумам цикла (оценка брокера) → значит, в защищённом среднем сегменте «дёшево купить» уже не получится, маржа сжата (вывод) → отсюда капитал смещается в operationeel vastgoed — студенческое и senior-жильё, где спрос структурный, а доходность не выжата (вывод, по CBRE). Простыми словами: толпа покупателей в одном сегменте обнуляет в нём заработок. ВЫИГРЫВАЮТ операционные ниши и провинциальный фонд; ПРОИГРЫВАЮТ покупатели регулируемого middenhuur в Randstad. Что делать: инвестор в арендное жильё — смотрите на провинцию (NAR 3,5–4,5%) и операционные ниши, а не на зажатый Randstad-middenhuur.  </w:t>
       </w:r>
     </w:p>
     <w:p>
@@ -2027,7 +1908,7 @@
           <w:color w:val="6B7785"/>
           <w:sz w:val="17"/>
         </w:rPr>
-        <w:t xml:space="preserve">   📅 2026-06-26   •   Источник: Vastgoedmarkt / Vastgoedjournaal</w:t>
+        <w:t xml:space="preserve">   📅 2026-01-15   •   Источник: Global Property Guide (Q1 2026) / CBRE Netherlands Outlook 2026</w:t>
       </w:r>
       <w:r>
         <w:rPr>
@@ -2039,100 +1920,7 @@
         </w:rPr>
         <w:t xml:space="preserve">   </w:t>
       </w:r>
-      <w:hyperlink r:id="rId15">
-        <w:r>
-          <w:rPr>
-            <w:color w:val="1155CC"/>
-            <w:sz w:val="17.0"/>
-            <w:rFonts w:ascii="Calibri" w:hAnsi="Calibri"/>
-            <w:u w:val="single"/>
-          </w:rPr>
-          <w:t xml:space="preserve">ссылка ↗</w:t>
-        </w:r>
-      </w:hyperlink>
-    </w:p>
-    <w:p>
-      <w:pPr>
-        <w:spacing w:before="60" w:after="20" w:line="269" w:lineRule="auto"/>
-        <w:ind w:left="283" w:hanging="198"/>
-        <w:jc w:val="left"/>
-      </w:pPr>
-      <w:r>
-        <w:rPr>
-          <w:rFonts w:ascii="Calibri" w:hAnsi="Calibri" w:cs="Calibri"/>
-          <w:b/>
-          <w:i w:val="0"/>
-          <w:color w:val="2C5F8A"/>
-          <w:sz w:val="21"/>
-        </w:rPr>
-        <w:t xml:space="preserve">◆  </w:t>
-      </w:r>
-      <w:r>
-        <w:rPr>
-          <w:rFonts w:ascii="Calibri" w:hAnsi="Calibri" w:cs="Calibri"/>
-          <w:b w:val="0"/>
-          <w:i w:val="0"/>
-          <w:color w:val="222B36"/>
-          <w:sz w:val="21"/>
-        </w:rPr>
-        <w:t>Гендиректор BPD (один из крупнейших девелоперов жилья, структура Rabobank) Харм Янссен в интервью: «надо просто начинать строить» — дефицит инфраструктуры (~80 млрд €) и перегрузка сетей не повод годами морозить площадки, и пора смягчить требование вечной доступности двух третей жилья.</w:t>
-      </w:r>
-    </w:p>
-    <w:p>
-      <w:pPr>
-        <w:spacing w:before="20" w:after="20" w:line="264" w:lineRule="auto"/>
-        <w:ind w:left="283"/>
-        <w:jc w:val="left"/>
-        <w:shd w:val="clear" w:color="auto" w:fill="E8F0F7"/>
-      </w:pPr>
-      <w:r>
-        <w:rPr>
-          <w:rFonts w:ascii="Calibri" w:hAnsi="Calibri" w:cs="Calibri"/>
-          <w:b/>
-          <w:i w:val="0"/>
-          <w:color w:val="2C5F8A"/>
-          <w:sz w:val="18"/>
-        </w:rPr>
-        <w:t xml:space="preserve">  Почему важно:  </w:t>
-      </w:r>
-      <w:r>
-        <w:rPr>
-          <w:rFonts w:ascii="Calibri" w:hAnsi="Calibri" w:cs="Calibri"/>
-          <w:b w:val="0"/>
-          <w:i w:val="0"/>
-          <w:color w:val="222B36"/>
-          <w:sz w:val="18"/>
-        </w:rPr>
-        <w:t xml:space="preserve">Голос отрасли против гаек из законов выше — назревает конфликт «доступность против темпов стройки». Что делать: следить, чья возьмёт — это определит, что и как быстро появится на рынке.  </w:t>
-      </w:r>
-    </w:p>
-    <w:p>
-      <w:pPr>
-        <w:spacing w:before="0" w:after="100" w:line="240" w:lineRule="auto"/>
-        <w:ind w:left="283"/>
-        <w:jc w:val="left"/>
-      </w:pPr>
-      <w:r>
-        <w:rPr>
-          <w:rFonts w:ascii="Calibri" w:hAnsi="Calibri" w:cs="Calibri"/>
-          <w:b w:val="0"/>
-          <w:i/>
-          <w:color w:val="6B7785"/>
-          <w:sz w:val="17"/>
-        </w:rPr>
-        <w:t xml:space="preserve">   📅 2026-06-24   •   Источник: Vastgoedjournaal</w:t>
-      </w:r>
-      <w:r>
-        <w:rPr>
-          <w:rFonts w:ascii="Calibri" w:hAnsi="Calibri" w:cs="Calibri"/>
-          <w:b w:val="0"/>
-          <w:i w:val="0"/>
-          <w:color w:val="6B7785"/>
-          <w:sz w:val="17"/>
-        </w:rPr>
-        <w:t xml:space="preserve">   </w:t>
-      </w:r>
-      <w:hyperlink r:id="rId21">
+      <w:hyperlink r:id="rId20">
         <w:r>
           <w:rPr>
             <w:color w:val="1155CC"/>
@@ -2147,14 +1935,447 @@
     <w:p>
       <w:pPr>
         <w:keepNext/>
+        <w:spacing w:before="200" w:after="60" w:line="269" w:lineRule="auto"/>
+        <w:jc w:val="left"/>
+        <w:pBdr>
+          <w:bottom w:val="single" w:sz="6" w:space="2" w:color="D7DEE6"/>
+        </w:pBdr>
+      </w:pPr>
+      <w:r>
+        <w:rPr>
+          <w:rFonts w:ascii="Calibri" w:hAnsi="Calibri" w:cs="Calibri"/>
+          <w:b/>
+          <w:i w:val="0"/>
+          <w:color w:val="105A4C"/>
+          <w:sz w:val="23"/>
+        </w:rPr>
+        <w:t>Статистика</w:t>
+      </w:r>
+    </w:p>
+    <w:tbl>
+      <w:tblPr>
+        <w:tblW w:type="auto" w:w="0"/>
+        <w:tblLayout w:type="fixed"/>
+        <w:tblLook w:firstColumn="1" w:firstRow="1" w:lastColumn="0" w:lastRow="0" w:noHBand="0" w:noVBand="1" w:val="04A0"/>
+        <w:tblBorders>
+          <w:top w:val="none" w:sz="0"/>
+          <w:left w:val="none" w:sz="0"/>
+          <w:bottom w:val="none" w:sz="0"/>
+          <w:right w:val="none" w:sz="0"/>
+          <w:insideH w:val="none" w:sz="0"/>
+          <w:insideV w:val="none" w:sz="0"/>
+        </w:tblBorders>
+        <w:tblW w:type="dxa" w:w="9525"/>
+      </w:tblPr>
+      <w:tblGrid>
+        <w:gridCol w:w="5669"/>
+        <w:gridCol w:w="3855"/>
+      </w:tblGrid>
+      <w:tr>
+        <w:tc>
+          <w:tcPr>
+            <w:tcW w:type="dxa" w:w="4762"/>
+            <w:shd w:val="clear" w:color="auto" w:fill="1F3A5F"/>
+            <w:tcMar>
+              <w:top w:w="80" w:type="dxa"/>
+              <w:bottom w:w="80" w:type="dxa"/>
+              <w:start w:w="140" w:type="dxa"/>
+              <w:end w:w="140" w:type="dxa"/>
+              <w:left w:w="140" w:type="dxa"/>
+              <w:right w:w="140" w:type="dxa"/>
+            </w:tcMar>
+          </w:tcPr>
+          <w:p>
+            <w:r>
+              <w:rPr>
+                <w:rFonts w:ascii="Calibri" w:hAnsi="Calibri" w:cs="Calibri"/>
+                <w:b/>
+                <w:i w:val="0"/>
+                <w:color w:val="FFFFFF"/>
+                <w:sz w:val="19"/>
+              </w:rPr>
+              <w:t>Показатель</w:t>
+            </w:r>
+          </w:p>
+        </w:tc>
+        <w:tc>
+          <w:tcPr>
+            <w:tcW w:type="dxa" w:w="4762"/>
+            <w:shd w:val="clear" w:color="auto" w:fill="1F3A5F"/>
+            <w:tcMar>
+              <w:top w:w="80" w:type="dxa"/>
+              <w:bottom w:w="80" w:type="dxa"/>
+              <w:start w:w="140" w:type="dxa"/>
+              <w:end w:w="140" w:type="dxa"/>
+              <w:left w:w="140" w:type="dxa"/>
+              <w:right w:w="140" w:type="dxa"/>
+            </w:tcMar>
+          </w:tcPr>
+          <w:p>
+            <w:r>
+              <w:rPr>
+                <w:rFonts w:ascii="Calibri" w:hAnsi="Calibri" w:cs="Calibri"/>
+                <w:b/>
+                <w:i w:val="0"/>
+                <w:color w:val="FFFFFF"/>
+                <w:sz w:val="19"/>
+              </w:rPr>
+              <w:t>Значение / динамика</w:t>
+            </w:r>
+          </w:p>
+        </w:tc>
+      </w:tr>
+      <w:tr>
+        <w:tc>
+          <w:tcPr>
+            <w:tcW w:type="dxa" w:w="5669"/>
+            <w:shd w:val="clear" w:color="auto" w:fill="F4F6F8"/>
+            <w:tcMar>
+              <w:top w:w="80" w:type="dxa"/>
+              <w:bottom w:w="80" w:type="dxa"/>
+              <w:start w:w="140" w:type="dxa"/>
+              <w:end w:w="140" w:type="dxa"/>
+              <w:left w:w="140" w:type="dxa"/>
+              <w:right w:w="140" w:type="dxa"/>
+            </w:tcMar>
+          </w:tcPr>
+          <w:p>
+            <w:pPr>
+              <w:spacing w:after="0"/>
+            </w:pPr>
+            <w:r>
+              <w:rPr>
+                <w:rFonts w:ascii="Calibri" w:hAnsi="Calibri" w:cs="Calibri"/>
+                <w:b w:val="0"/>
+                <w:i w:val="0"/>
+                <w:color w:val="222B36"/>
+                <w:sz w:val="19"/>
+              </w:rPr>
+              <w:t>Рынок жилья охлаждается, но не падает. По CBS/Kadaster в мае цены на существующие дома были на 4,4% выше года назад и на 0,6% выше апреля. Это явное остывание: в декабре 2025 рост был ~6%, в марте 5%, в апреле 4,3%. Средняя цена сделки — 487 383 €. Сделок 19 120 (−2,5% г/г), но за пять месяцев объём +5% г/г. Цены на 16,6% выше пика июля 2022. Релиз вышел 22 июня — это контекст.</w:t>
+            </w:r>
+          </w:p>
+          <w:p>
+            <w:pPr>
+              <w:spacing w:before="20" w:after="0"/>
+            </w:pPr>
+            <w:r>
+              <w:rPr>
+                <w:rFonts w:ascii="Calibri" w:hAnsi="Calibri" w:cs="Calibri"/>
+                <w:b w:val="0"/>
+                <w:i/>
+                <w:color w:val="6B7785"/>
+                <w:sz w:val="16"/>
+              </w:rPr>
+              <w:t>→ Почему важно. Цепочка: годовой рост цен замедляется четыре месяца подряд (6%→5%→4,3%→4,4%) на фоне подросших ставок (факт) → значит, доступность жилья при дорогих кредитах достигает потолка платёжеспособности, спрос остывает (вывод) → отсюда рынок переходит от ралли к плато, но не к коррекции: предложение дефицитно, цены на 16,6% выше прошлого пика (вывод). ВЫИГРЫВАЮТ покупатели (стабилизация цен); ПРОИГРЫВАЮТ спекулянты на дальнейший быстрый рост. Что делать: девелопер/продавец — закладывайте плато, а не двузначный рост, в бизнес-план 2026; покупатель арендного фонда — окно агрессивных скидок от роста цен закрылось, торгуйтесь на доходности.</w:t>
+            </w:r>
+          </w:p>
+        </w:tc>
+        <w:tc>
+          <w:tcPr>
+            <w:tcW w:type="dxa" w:w="3855"/>
+            <w:shd w:val="clear" w:color="auto" w:fill="F4F6F8"/>
+            <w:tcMar>
+              <w:top w:w="80" w:type="dxa"/>
+              <w:bottom w:w="80" w:type="dxa"/>
+              <w:start w:w="140" w:type="dxa"/>
+              <w:end w:w="140" w:type="dxa"/>
+              <w:left w:w="140" w:type="dxa"/>
+              <w:right w:w="140" w:type="dxa"/>
+            </w:tcMar>
+          </w:tcPr>
+          <w:p>
+            <w:pPr>
+              <w:spacing w:after="0"/>
+            </w:pPr>
+            <w:r>
+              <w:rPr>
+                <w:rFonts w:ascii="Calibri" w:hAnsi="Calibri" w:cs="Calibri"/>
+                <w:b/>
+                <w:i w:val="0"/>
+                <w:color w:val="2C5F8A"/>
+                <w:sz w:val="19"/>
+              </w:rPr>
+              <w:t xml:space="preserve">◆ </w:t>
+            </w:r>
+            <w:r>
+              <w:rPr>
+                <w:rFonts w:ascii="Calibri" w:hAnsi="Calibri" w:cs="Calibri"/>
+                <w:b/>
+                <w:i w:val="0"/>
+                <w:color w:val="222B36"/>
+                <w:sz w:val="19"/>
+              </w:rPr>
+              <w:t>+4,4% г/г; +0,6% м/м; средняя 487 383 €</w:t>
+            </w:r>
+          </w:p>
+          <w:p>
+            <w:pPr>
+              <w:spacing w:before="20" w:after="0"/>
+            </w:pPr>
+            <w:r>
+              <w:rPr>
+                <w:rFonts w:ascii="Calibri" w:hAnsi="Calibri" w:cs="Calibri"/>
+                <w:b w:val="0"/>
+                <w:i/>
+                <w:color w:val="6B7785"/>
+                <w:sz w:val="15"/>
+              </w:rPr>
+              <w:t>CBS — Koopwoningen in mei ruim 4 procent duurder</w:t>
+            </w:r>
+            <w:hyperlink r:id="rId21">
+              <w:r>
+                <w:rPr>
+                  <w:color w:val="1155CC"/>
+                  <w:sz w:val="15.0"/>
+                  <w:rFonts w:ascii="Calibri" w:hAnsi="Calibri"/>
+                  <w:u w:val="single"/>
+                </w:rPr>
+                <w:t xml:space="preserve">  ↗</w:t>
+              </w:r>
+            </w:hyperlink>
+          </w:p>
+        </w:tc>
+      </w:tr>
+      <w:tr>
+        <w:tc>
+          <w:tcPr>
+            <w:tcW w:type="dxa" w:w="5669"/>
+            <w:shd w:val="clear" w:color="auto" w:fill="FFFFFF"/>
+            <w:tcMar>
+              <w:top w:w="80" w:type="dxa"/>
+              <w:bottom w:w="80" w:type="dxa"/>
+              <w:start w:w="140" w:type="dxa"/>
+              <w:end w:w="140" w:type="dxa"/>
+              <w:left w:w="140" w:type="dxa"/>
+              <w:right w:w="140" w:type="dxa"/>
+            </w:tcMar>
+          </w:tcPr>
+          <w:p>
+            <w:pPr>
+              <w:spacing w:after="0"/>
+            </w:pPr>
+            <w:r>
+              <w:rPr>
+                <w:rFonts w:ascii="Calibri" w:hAnsi="Calibri" w:cs="Calibri"/>
+                <w:b w:val="0"/>
+                <w:i w:val="0"/>
+                <w:color w:val="222B36"/>
+                <w:sz w:val="19"/>
+              </w:rPr>
+              <w:t>Спрос на ипотеку держится, но ставки начали кусаться. По HDN (почти полная регистрация заявок NL) в мае подано ~47 750 заявок — на 3% меньше года назад, хотя май стал вторым по активности месяцем 2026 после марта. Средняя рыночная стоимость покупаемого жилья — новый рекорд ~535 300 €. Спад заявок связывают с ростом ставок. Полные июньские данные HDN обычно выходят в начале июля.</w:t>
+            </w:r>
+          </w:p>
+          <w:p>
+            <w:pPr>
+              <w:spacing w:before="20" w:after="0"/>
+            </w:pPr>
+            <w:r>
+              <w:rPr>
+                <w:rFonts w:ascii="Calibri" w:hAnsi="Calibri" w:cs="Calibri"/>
+                <w:b w:val="0"/>
+                <w:i/>
+                <w:color w:val="6B7785"/>
+                <w:sz w:val="16"/>
+              </w:rPr>
+              <w:t>→ Почему важно. Цепочка: рост ипотечных ставок (10 лет фикс ~4,3%) сокращает число заявок при рекордной средней цене покупки (факт) → значит, с рынка вымывается маргинальный покупатель, остаётся более состоятельный (вывод) → отсюда спрос концентрируется в верхнем ценовом сегменте, а давление на массовый сегмент аренды растёт (вывод). ВЫИГРЫВАЮТ арендодатели (приток несостоявшихся покупателей в аренду); ПРОИГРЫВАЮТ маргинальные покупатели и массовый сегмент покупки. Что делать: девелопер — смещайте продуктовый микс к платёжеспособному покупателю или к аренде; арендодатель — отток несостоявшихся покупателей в аренду поддержит вашу заполняемость и ставки.</w:t>
+            </w:r>
+          </w:p>
+        </w:tc>
+        <w:tc>
+          <w:tcPr>
+            <w:tcW w:type="dxa" w:w="3855"/>
+            <w:shd w:val="clear" w:color="auto" w:fill="FFFFFF"/>
+            <w:tcMar>
+              <w:top w:w="80" w:type="dxa"/>
+              <w:bottom w:w="80" w:type="dxa"/>
+              <w:start w:w="140" w:type="dxa"/>
+              <w:end w:w="140" w:type="dxa"/>
+              <w:left w:w="140" w:type="dxa"/>
+              <w:right w:w="140" w:type="dxa"/>
+            </w:tcMar>
+          </w:tcPr>
+          <w:p>
+            <w:pPr>
+              <w:spacing w:after="0"/>
+            </w:pPr>
+            <w:r>
+              <w:rPr>
+                <w:rFonts w:ascii="Calibri" w:hAnsi="Calibri" w:cs="Calibri"/>
+                <w:b/>
+                <w:i w:val="0"/>
+                <w:color w:val="B03A3A"/>
+                <w:sz w:val="19"/>
+              </w:rPr>
+              <w:t xml:space="preserve">▼ </w:t>
+            </w:r>
+            <w:r>
+              <w:rPr>
+                <w:rFonts w:ascii="Calibri" w:hAnsi="Calibri" w:cs="Calibri"/>
+                <w:b/>
+                <w:i w:val="0"/>
+                <w:color w:val="222B36"/>
+                <w:sz w:val="19"/>
+              </w:rPr>
+              <w:t>~47 750 заявок (−3% г/г); рекорд стоимости ~535 300 €</w:t>
+            </w:r>
+          </w:p>
+          <w:p>
+            <w:pPr>
+              <w:spacing w:before="20" w:after="0"/>
+            </w:pPr>
+            <w:r>
+              <w:rPr>
+                <w:rFonts w:ascii="Calibri" w:hAnsi="Calibri" w:cs="Calibri"/>
+                <w:b w:val="0"/>
+                <w:i/>
+                <w:color w:val="6B7785"/>
+                <w:sz w:val="15"/>
+              </w:rPr>
+              <w:t>HDN — Hypotheken Data Netwerk (marktcijfers)</w:t>
+            </w:r>
+            <w:hyperlink r:id="rId22">
+              <w:r>
+                <w:rPr>
+                  <w:color w:val="1155CC"/>
+                  <w:sz w:val="15.0"/>
+                  <w:rFonts w:ascii="Calibri" w:hAnsi="Calibri"/>
+                  <w:u w:val="single"/>
+                </w:rPr>
+                <w:t xml:space="preserve">  ↗</w:t>
+              </w:r>
+            </w:hyperlink>
+          </w:p>
+        </w:tc>
+      </w:tr>
+      <w:tr>
+        <w:tc>
+          <w:tcPr>
+            <w:tcW w:type="dxa" w:w="5669"/>
+            <w:shd w:val="clear" w:color="auto" w:fill="F4F6F8"/>
+            <w:tcMar>
+              <w:top w:w="80" w:type="dxa"/>
+              <w:bottom w:w="80" w:type="dxa"/>
+              <w:start w:w="140" w:type="dxa"/>
+              <w:end w:w="140" w:type="dxa"/>
+              <w:left w:w="140" w:type="dxa"/>
+              <w:right w:w="140" w:type="dxa"/>
+            </w:tcMar>
+          </w:tcPr>
+          <w:p>
+            <w:pPr>
+              <w:spacing w:after="0"/>
+            </w:pPr>
+            <w:r>
+              <w:rPr>
+                <w:rFonts w:ascii="Calibri" w:hAnsi="Calibri" w:cs="Calibri"/>
+                <w:b w:val="0"/>
+                <w:i w:val="0"/>
+                <w:color w:val="222B36"/>
+                <w:sz w:val="19"/>
+              </w:rPr>
+              <w:t>Приток капитала в арендное жильё — сильнейший первый квартал с 2020-го. По Capital Value транзакционный объём Q1 2026 — 2,1 млрд € (из них 1,1 млрд в новостройки). Институционалы и корпорации скупают новостройки, частники — крупнейшие покупатели существующего арендного фонда. Тревожный сигнал: доля иностранных инвесторов всего 1,5%. Релиз вышел 13 апреля — контекст.</w:t>
+            </w:r>
+          </w:p>
+          <w:p>
+            <w:pPr>
+              <w:spacing w:before="20" w:after="0"/>
+            </w:pPr>
+            <w:r>
+              <w:rPr>
+                <w:rFonts w:ascii="Calibri" w:hAnsi="Calibri" w:cs="Calibri"/>
+                <w:b w:val="0"/>
+                <w:i/>
+                <w:color w:val="6B7785"/>
+                <w:sz w:val="16"/>
+              </w:rPr>
+              <w:t>→ Почему важно. Цепочка: рекордный для последних лет приток капитала при доле иностранцев всего 1,5% (факт) → значит, спрос на сегмент почти целиком внутренний, без зарубежной подпитки (вывод) → отсюда риск: если внутренние институционалы (как Vesteda) переходят в режим «держать, не покупать», нового маргинального покупателя извне почти нет, и ликвидность сделок может просесть (гипотеза). ВЫИГРЫВАЮТ местные институционалы (мало конкуренции за активы); ПРОИГРЫВАЮТ продавцы, рассчитывающие на широкий спрос. Что делать: продавец крупного арендного пакета — не рассчитывайте на иностранного покупателя как на запасной спрос, цену задаёт узкий круг местных фондов.</w:t>
+            </w:r>
+          </w:p>
+        </w:tc>
+        <w:tc>
+          <w:tcPr>
+            <w:tcW w:type="dxa" w:w="3855"/>
+            <w:shd w:val="clear" w:color="auto" w:fill="F4F6F8"/>
+            <w:tcMar>
+              <w:top w:w="80" w:type="dxa"/>
+              <w:bottom w:w="80" w:type="dxa"/>
+              <w:start w:w="140" w:type="dxa"/>
+              <w:end w:w="140" w:type="dxa"/>
+              <w:left w:w="140" w:type="dxa"/>
+              <w:right w:w="140" w:type="dxa"/>
+            </w:tcMar>
+          </w:tcPr>
+          <w:p>
+            <w:pPr>
+              <w:spacing w:after="0"/>
+            </w:pPr>
+            <w:r>
+              <w:rPr>
+                <w:rFonts w:ascii="Calibri" w:hAnsi="Calibri" w:cs="Calibri"/>
+                <w:b/>
+                <w:i w:val="0"/>
+                <w:color w:val="2C5F8A"/>
+                <w:sz w:val="19"/>
+              </w:rPr>
+              <w:t xml:space="preserve">◆ </w:t>
+            </w:r>
+            <w:r>
+              <w:rPr>
+                <w:rFonts w:ascii="Calibri" w:hAnsi="Calibri" w:cs="Calibri"/>
+                <w:b/>
+                <w:i w:val="0"/>
+                <w:color w:val="222B36"/>
+                <w:sz w:val="19"/>
+              </w:rPr>
+              <w:t>Q1 объём 2,1 млрд €; иностранные инвесторы 1,5%</w:t>
+            </w:r>
+          </w:p>
+          <w:p>
+            <w:pPr>
+              <w:spacing w:before="20" w:after="0"/>
+            </w:pPr>
+            <w:r>
+              <w:rPr>
+                <w:rFonts w:ascii="Calibri" w:hAnsi="Calibri" w:cs="Calibri"/>
+                <w:b w:val="0"/>
+                <w:i/>
+                <w:color w:val="6B7785"/>
+                <w:sz w:val="15"/>
+              </w:rPr>
+              <w:t>Capital Value — Transactievolume woningbeleggingsmarkt Q1 2026</w:t>
+            </w:r>
+            <w:hyperlink r:id="rId23">
+              <w:r>
+                <w:rPr>
+                  <w:color w:val="1155CC"/>
+                  <w:sz w:val="15.0"/>
+                  <w:rFonts w:ascii="Calibri" w:hAnsi="Calibri"/>
+                  <w:u w:val="single"/>
+                </w:rPr>
+                <w:t xml:space="preserve">  ↗</w:t>
+              </w:r>
+            </w:hyperlink>
+          </w:p>
+        </w:tc>
+      </w:tr>
+    </w:tbl>
+    <w:p>
+      <w:pPr>
+        <w:spacing w:before="0" w:after="40" w:line="269" w:lineRule="auto"/>
+        <w:jc w:val="left"/>
+      </w:pPr>
+    </w:p>
+    <w:p>
+      <w:pPr>
+        <w:keepNext/>
         <w:spacing w:before="120" w:after="20"/>
         <w:jc w:val="center"/>
       </w:pPr>
       <w:r>
         <w:drawing>
           <wp:inline xmlns:a="http://schemas.openxmlformats.org/drawingml/2006/main" xmlns:pic="http://schemas.openxmlformats.org/drawingml/2006/picture">
-            <wp:extent cx="5903999" cy="3406152"/>
-            <wp:docPr id="2" name="Picture 2"/>
+            <wp:extent cx="5903999" cy="2793045"/>
+            <wp:docPr id="4" name="Picture 4"/>
             <wp:cNvGraphicFramePr>
               <a:graphicFrameLocks noChangeAspect="1"/>
             </wp:cNvGraphicFramePr>
@@ -2162,11 +2383,11 @@
               <a:graphicData uri="http://schemas.openxmlformats.org/drawingml/2006/picture">
                 <pic:pic>
                   <pic:nvPicPr>
-                    <pic:cNvPr id="0" name="vesteda.png"/>
+                    <pic:cNvPr id="0" name="vesteda_redemption.png"/>
                     <pic:cNvPicPr/>
                   </pic:nvPicPr>
                   <pic:blipFill>
-                    <a:blip r:embed="rId22"/>
+                    <a:blip r:embed="rId24"/>
                     <a:stretch>
                       <a:fillRect/>
                     </a:stretch>
@@ -2174,7 +2395,7 @@
                   <pic:spPr>
                     <a:xfrm>
                       <a:off x="0" y="0"/>
-                      <a:ext cx="5903999" cy="3406152"/>
+                      <a:ext cx="5903999" cy="2793045"/>
                     </a:xfrm>
                     <a:prstGeom prst="rect"/>
                   </pic:spPr>
@@ -2198,121 +2419,7 @@
           <w:color w:val="6B7785"/>
           <w:sz w:val="18"/>
         </w:rPr>
-        <w:t>Заявки на выкуп паёв упали с 4,1 млрд до 765 млн € — масштабной распродажи жилья не будет.</w:t>
-      </w:r>
-    </w:p>
-    <w:p>
-      <w:pPr>
-        <w:keepNext/>
-        <w:spacing w:before="120" w:after="20"/>
-        <w:jc w:val="center"/>
-      </w:pPr>
-      <w:r>
-        <w:drawing>
-          <wp:inline xmlns:a="http://schemas.openxmlformats.org/drawingml/2006/main" xmlns:pic="http://schemas.openxmlformats.org/drawingml/2006/picture">
-            <wp:extent cx="5903999" cy="3406152"/>
-            <wp:docPr id="3" name="Picture 3"/>
-            <wp:cNvGraphicFramePr>
-              <a:graphicFrameLocks noChangeAspect="1"/>
-            </wp:cNvGraphicFramePr>
-            <a:graphic>
-              <a:graphicData uri="http://schemas.openxmlformats.org/drawingml/2006/picture">
-                <pic:pic>
-                  <pic:nvPicPr>
-                    <pic:cNvPr id="0" name="bouwinvest.png"/>
-                    <pic:cNvPicPr/>
-                  </pic:nvPicPr>
-                  <pic:blipFill>
-                    <a:blip r:embed="rId23"/>
-                    <a:stretch>
-                      <a:fillRect/>
-                    </a:stretch>
-                  </pic:blipFill>
-                  <pic:spPr>
-                    <a:xfrm>
-                      <a:off x="0" y="0"/>
-                      <a:ext cx="5903999" cy="3406152"/>
-                    </a:xfrm>
-                    <a:prstGeom prst="rect"/>
-                  </pic:spPr>
-                </pic:pic>
-              </a:graphicData>
-            </a:graphic>
-          </wp:inline>
-        </w:drawing>
-      </w:r>
-    </w:p>
-    <w:p>
-      <w:pPr>
-        <w:spacing w:before="0" w:after="160" w:line="259" w:lineRule="auto"/>
-        <w:jc w:val="center"/>
-      </w:pPr>
-      <w:r>
-        <w:rPr>
-          <w:rFonts w:ascii="Calibri" w:hAnsi="Calibri" w:cs="Calibri"/>
-          <w:b w:val="0"/>
-          <w:i/>
-          <w:color w:val="6B7785"/>
-          <w:sz w:val="18"/>
-        </w:rPr>
-        <w:t>Заявленный капитал вырос со 130 до 263,5 млн € — редкий приток денег в аренду.</w:t>
-      </w:r>
-    </w:p>
-    <w:p>
-      <w:pPr>
-        <w:keepNext/>
-        <w:spacing w:before="120" w:after="20"/>
-        <w:jc w:val="center"/>
-      </w:pPr>
-      <w:r>
-        <w:drawing>
-          <wp:inline xmlns:a="http://schemas.openxmlformats.org/drawingml/2006/main" xmlns:pic="http://schemas.openxmlformats.org/drawingml/2006/picture">
-            <wp:extent cx="5903999" cy="3334153"/>
-            <wp:docPr id="4" name="Picture 4"/>
-            <wp:cNvGraphicFramePr>
-              <a:graphicFrameLocks noChangeAspect="1"/>
-            </wp:cNvGraphicFramePr>
-            <a:graphic>
-              <a:graphicData uri="http://schemas.openxmlformats.org/drawingml/2006/picture">
-                <pic:pic>
-                  <pic:nvPicPr>
-                    <pic:cNvPr id="0" name="affordable.png"/>
-                    <pic:cNvPicPr/>
-                  </pic:nvPicPr>
-                  <pic:blipFill>
-                    <a:blip r:embed="rId24"/>
-                    <a:stretch>
-                      <a:fillRect/>
-                    </a:stretch>
-                  </pic:blipFill>
-                  <pic:spPr>
-                    <a:xfrm>
-                      <a:off x="0" y="0"/>
-                      <a:ext cx="5903999" cy="3334153"/>
-                    </a:xfrm>
-                    <a:prstGeom prst="rect"/>
-                  </pic:spPr>
-                </pic:pic>
-              </a:graphicData>
-            </a:graphic>
-          </wp:inline>
-        </w:drawing>
-      </w:r>
-    </w:p>
-    <w:p>
-      <w:pPr>
-        <w:spacing w:before="0" w:after="160" w:line="259" w:lineRule="auto"/>
-        <w:jc w:val="center"/>
-      </w:pPr>
-      <w:r>
-        <w:rPr>
-          <w:rFonts w:ascii="Calibri" w:hAnsi="Calibri" w:cs="Calibri"/>
-          <w:b w:val="0"/>
-          <w:i/>
-          <w:color w:val="6B7785"/>
-          <w:sz w:val="18"/>
-        </w:rPr>
-        <w:t>Утрехт требует больше доступного жилья, чем национальная норма.</w:t>
+        <w:t>Институционалы не бегут — обвала цен на арендный фонд не будет; держать.</w:t>
       </w:r>
     </w:p>
     <w:tbl>
@@ -2380,7 +2487,7 @@
                 <w:color w:val="222B36"/>
                 <w:sz w:val="21"/>
               </w:rPr>
-              <w:t>Неделя в жилье — про деньги и правила. Институционалы стабилизируют аренду (Vesteda удержал выход, Bouwinvest нарастил фонд), но государство и города одновременно закручивают требования доступности, а налог box 3 переписывается под реальную доходность. Главное напряжение сезона — «доступность против темпов стройки»: девелоперы давят на смягчение, власти — на квоты. Свежей статистики цен на этой неделе нет (релиз CBS пришёлся на 22 июня, вне окна), поэтому смотрим на сигналы капитала и политики.</w:t>
+              <w:t>Тезис (уверенность высокая): дно по оттоку институционального капитала из арендного жилья пройдено, массовой распродажи портфелей не будет. Vesteda схлопнула выкуп паёв впятеро (765 млн € вместо 4,1 млрд) и закрыла дверь ликвидности — деньги придерживают, а не сбрасывают; при этом аренда растёт быстрее цен и инфляции (+7,3% за м²), подпирая доходность. Консенсус брокеров уже говорит «отток выдыхается» — здесь я с рынком согласен. Опровергнет это: новые заявки на выкуп паёв &gt; 1 млрд € за квартал ИЛИ второй институциональный фонд, объявивший распродажу портфеля &gt; 500 млн € (смотрим IR-релизы к концу октября). Риск: box 3 с 2028-го обложит реальный доход и прирост при продаже → частники со слабой доходностью возобновят выход. Что делать: институционал — держать паи; покупатель арендных пакетов — поток дешёвого предложения придёт не от фондов, а от частников под налоговым прессом, готовьте due-diligence к 3–4 кварталу.</w:t>
             </w:r>
           </w:p>
         </w:tc>
@@ -2452,7 +2559,7 @@
                 <w:color w:val="222B36"/>
                 <w:sz w:val="20"/>
               </w:rPr>
-              <w:t>1 июля — старт правил netcongestie (бьёт и по стройке жилья); финальная редакция box 3 (до неё рантье неясно — держать или продавать); осень — выльются ли городские квоты в реальные проекты.</w:t>
+              <w:t>7 июля — голосование Сената по четырём поправкам к box 3; старт режима намечен на 2028. Аренда через BV — пересчитайте кэш-флоу по обоим сценариям (с обложением «бумажного» прироста и без) уже сейчас, чтобы решение Сената не застало врасплох.</w:t>
             </w:r>
           </w:p>
         </w:tc>
@@ -2542,119 +2649,6 @@
           <w:color w:val="8A5510"/>
           <w:sz w:val="23"/>
         </w:rPr>
-        <w:t>Изменения в законах и регулировании</w:t>
-      </w:r>
-    </w:p>
-    <w:p>
-      <w:pPr>
-        <w:spacing w:before="60" w:after="20" w:line="269" w:lineRule="auto"/>
-        <w:ind w:left="283" w:hanging="198"/>
-        <w:jc w:val="left"/>
-      </w:pPr>
-      <w:r>
-        <w:rPr>
-          <w:rFonts w:ascii="Calibri" w:hAnsi="Calibri" w:cs="Calibri"/>
-          <w:b/>
-          <w:i w:val="0"/>
-          <w:color w:val="B03A3A"/>
-          <w:sz w:val="21"/>
-        </w:rPr>
-        <w:t xml:space="preserve">▼  </w:t>
-      </w:r>
-      <w:r>
-        <w:rPr>
-          <w:rFonts w:ascii="Calibri" w:hAnsi="Calibri" w:cs="Calibri"/>
-          <w:b w:val="0"/>
-          <w:i w:val="0"/>
-          <w:color w:val="222B36"/>
-          <w:sz w:val="21"/>
-        </w:rPr>
-        <w:t>Ассоциация институциональных инвесторов IVBN потребовала не тянуть до 2032 со смягчением лимита на вычет процентов (earningsstrippingmaatregel): нидерландский потолок (24,5% EBITDA, порог 1 млн €) жёстче, чем предлагает Еврокомиссия (30% EBITDA, порог 3 млн €).</w:t>
-      </w:r>
-    </w:p>
-    <w:p>
-      <w:pPr>
-        <w:spacing w:before="20" w:after="20" w:line="264" w:lineRule="auto"/>
-        <w:ind w:left="283"/>
-        <w:jc w:val="left"/>
-        <w:shd w:val="clear" w:color="auto" w:fill="FBEAEA"/>
-      </w:pPr>
-      <w:r>
-        <w:rPr>
-          <w:rFonts w:ascii="Calibri" w:hAnsi="Calibri" w:cs="Calibri"/>
-          <w:b/>
-          <w:i w:val="0"/>
-          <w:color w:val="B03A3A"/>
-          <w:sz w:val="18"/>
-        </w:rPr>
-        <w:t xml:space="preserve">  Почему важно:  </w:t>
-      </w:r>
-      <w:r>
-        <w:rPr>
-          <w:rFonts w:ascii="Calibri" w:hAnsi="Calibri" w:cs="Calibri"/>
-          <w:b w:val="0"/>
-          <w:i w:val="0"/>
-          <w:color w:val="222B36"/>
-          <w:sz w:val="18"/>
-        </w:rPr>
-        <w:t xml:space="preserve">Простыми словами: чем меньше процентов по кредиту можно вычесть из налога, тем дороже держать недвижимость в долг → капитал уходит из NL. Что делать: высокая налоговая нагрузка на заёмную недвижимость — структурный минус страны, учитывайте в доходности на собственный капитал.  </w:t>
-      </w:r>
-    </w:p>
-    <w:p>
-      <w:pPr>
-        <w:spacing w:before="0" w:after="100" w:line="240" w:lineRule="auto"/>
-        <w:ind w:left="283"/>
-        <w:jc w:val="left"/>
-      </w:pPr>
-      <w:r>
-        <w:rPr>
-          <w:rFonts w:ascii="Calibri" w:hAnsi="Calibri" w:cs="Calibri"/>
-          <w:b w:val="0"/>
-          <w:i/>
-          <w:color w:val="6B7785"/>
-          <w:sz w:val="17"/>
-        </w:rPr>
-        <w:t xml:space="preserve">   📅 2026-06-26   •   Источник: Vastgoed Insider</w:t>
-      </w:r>
-      <w:r>
-        <w:rPr>
-          <w:rFonts w:ascii="Calibri" w:hAnsi="Calibri" w:cs="Calibri"/>
-          <w:b w:val="0"/>
-          <w:i w:val="0"/>
-          <w:color w:val="6B7785"/>
-          <w:sz w:val="17"/>
-        </w:rPr>
-        <w:t xml:space="preserve">   </w:t>
-      </w:r>
-      <w:hyperlink r:id="rId25">
-        <w:r>
-          <w:rPr>
-            <w:color w:val="1155CC"/>
-            <w:sz w:val="17.0"/>
-            <w:rFonts w:ascii="Calibri" w:hAnsi="Calibri"/>
-            <w:u w:val="single"/>
-          </w:rPr>
-          <w:t xml:space="preserve">ссылка ↗</w:t>
-        </w:r>
-      </w:hyperlink>
-    </w:p>
-    <w:p>
-      <w:pPr>
-        <w:keepNext/>
-        <w:spacing w:before="200" w:after="60" w:line="269" w:lineRule="auto"/>
-        <w:jc w:val="left"/>
-        <w:pBdr>
-          <w:bottom w:val="single" w:sz="6" w:space="2" w:color="D7DEE6"/>
-        </w:pBdr>
-      </w:pPr>
-      <w:r>
-        <w:rPr>
-          <w:rFonts w:ascii="Calibri" w:hAnsi="Calibri" w:cs="Calibri"/>
-          <w:b/>
-          <w:i w:val="0"/>
-          <w:color w:val="8A5510"/>
-          <w:sz w:val="23"/>
-        </w:rPr>
         <w:t>Новости</w:t>
       </w:r>
     </w:p>
@@ -2682,7 +2676,7 @@
           <w:color w:val="222B36"/>
           <w:sz w:val="21"/>
         </w:rPr>
-        <w:t>CBRE (крупнейший в мире брокер коммерческой недвижимости) показал тихого чемпиона: периферийные ритейл-парки (крупноформатные магазины на окраинах — мебель, DIY, товары для дома) держат вакантность всего 4,4% против 5,5% по рынку; из 194 парков в 73 нет ни одной пустой единицы.</w:t>
+        <w:t>Пока витрины в центрах гаснут, ритейл-парки на окраинах оказались тихим чемпионом ритейла. CBRE (международный брокер №1 по площадям в NL) в отчёте «Stabiliteit in Nederlandse Retailparken» показала: вакантность на ритейл-парках всего 4,4% против 5,5% по торговой недвижимости в целом, а в 73 из 194 обследованных парков не пустует ни одного юнита. Даже банкротство Carpetright (68 освободившихся юнитов) рынок переварил — половину пересдали за 7 месяцев. Топ-5 форматов не меняется с 2016-го: Leen Bakker, JYSK, Kwantum, Beter Bed, Praxis.</w:t>
       </w:r>
     </w:p>
     <w:p>
@@ -2710,7 +2704,7 @@
           <w:color w:val="222B36"/>
           <w:sz w:val="18"/>
         </w:rPr>
-        <w:t xml:space="preserve">Драйвер: пока центры городов давит онлайн и банкротства, парки выигрывают на удобстве и парковке → освобождающиеся места быстро пересдаются. Что делать: ритейл-парки — устойчивый высокодоходный сегмент; собственнику стрит-ритейла в центре это повод пересмотреть стратегию.  </w:t>
+        <w:t xml:space="preserve">Почему это про ваши деньги. Цепочка: на ритейл-парках вакантность на 1,1 п.п. ниже рынка, а освободившиеся после банкротства юниты быстро пересдаются (факт) → значит, арендный поток здесь устойчивее и риск простоя ниже, чем в стрит-ритейле центров (вывод) → отсюда оценочная премия за стабильность: дефицит нового предложения (PDV-политика) держит ставки и заполняемость (вывод). Надёжность высокая: данные по 194 паркам, структурный, не разовый срез. ВЫИГРЫВАЮТ владельцы ритейл-парков и household-арендаторы (JYSK, Praxis); ПРОИГРЫВАЮТ владельцы стрит-ритейла в центрах. Что делать: владелец ритейла — при ребалансировке портфеля наращивайте долю периферийных парков с якорными household-арендаторами; держатель парка — закладывайте короткий срок re-letting в модель денежного потока. priority: high.  </w:t>
       </w:r>
     </w:p>
     <w:p>
@@ -2727,7 +2721,7 @@
           <w:color w:val="6B7785"/>
           <w:sz w:val="17"/>
         </w:rPr>
-        <w:t xml:space="preserve">   📅 2026-06-23   •   Источник: CBRE</w:t>
+        <w:t xml:space="preserve">   📅 2026-06-24   •   Источник: CBRE «Stabiliteit in Nederlandse Retailparken» (перепечатка Wonen360)</w:t>
       </w:r>
       <w:r>
         <w:rPr>
@@ -2739,7 +2733,7 @@
         </w:rPr>
         <w:t xml:space="preserve">   </w:t>
       </w:r>
-      <w:hyperlink r:id="rId26">
+      <w:hyperlink r:id="rId25">
         <w:r>
           <w:rPr>
             <w:color w:val="1155CC"/>
@@ -2775,7 +2769,7 @@
           <w:color w:val="222B36"/>
           <w:sz w:val="21"/>
         </w:rPr>
-        <w:t>Бельгийский REIT Retail Estates (специализируется на ритейл-парках Бенилюкса) подтвердил тезис цифрами: заполняемость 97,8%, чистый арендный доход +2,5%, дивиденд растёт 22-й год подряд, доходность ~7,5% брутто; Нидерланды дают уже 38% портфеля.</w:t>
+        <w:t>За цифрой «низкая вакантность» стоят живые деньги — и международные. По CBRE ритейл-парки притянули за 2024–2026 более 220 млн € капитала, интерес зарубежный, а аренда на периферии стабильна. Драйвер структурный: ограничительная политика по новым PDV/woonboulevard тормозит предложение, а рост населения и спрос на товары для дома подпитывают сегмент.</w:t>
       </w:r>
     </w:p>
     <w:p>
@@ -2803,7 +2797,7 @@
           <w:color w:val="222B36"/>
           <w:sz w:val="18"/>
         </w:rPr>
-        <w:t xml:space="preserve">Простыми словами: ~7,5% против ставки ЕЦБ ~2% — премия за риск ~5,5 п.п., рынок щедро платит за ритейл-парки. Что делать: высокая доходность = высокий воспринимаемый риск; денежный поток хорош, но следите за качеством арендаторов.  </w:t>
+        <w:t xml:space="preserve">Почему важно. Цепочка: административный тормоз на новые торговые парки (PDV-политика) ограничивает предложение, а спрос на household-товары растёт (факт) → значит, у действующих парков нет конкуренции от новостроя, ставки и заполняемость защищены барьером входа (вывод) → отсюда сегмент притягивает международный капитал даже при дорогих деньгах: редкий случай ритейла, который покупают на росте, а не на дисконте (вывод). ВЫИГРЫВАЮТ действующие владельцы парков (барьер входа) и международный капитал; ПРОИГРЫВАЮТ девелоперы новых форматов (заблокированы политикой). Что делать: владелец парка — ваш актив получил структурную премию за дефицит, не спешите продавать на текущей доходности; покупатель — конкуренция за объекты будет расти, лучшие адреса уйдут первыми.  </w:t>
       </w:r>
     </w:p>
     <w:p>
@@ -2820,7 +2814,7 @@
           <w:color w:val="6B7785"/>
           <w:sz w:val="17"/>
         </w:rPr>
-        <w:t xml:space="preserve">   📅 2026-06-23   •   Источник: Test-Aankoop (Invest)</w:t>
+        <w:t xml:space="preserve">   📅 2026-06-24   •   Источник: CBRE «Stabiliteit in Nederlandse Retailparken»</w:t>
       </w:r>
       <w:r>
         <w:rPr>
@@ -2832,193 +2826,7 @@
         </w:rPr>
         <w:t xml:space="preserve">   </w:t>
       </w:r>
-      <w:hyperlink r:id="rId27">
-        <w:r>
-          <w:rPr>
-            <w:color w:val="1155CC"/>
-            <w:sz w:val="17.0"/>
-            <w:rFonts w:ascii="Calibri" w:hAnsi="Calibri"/>
-            <w:u w:val="single"/>
-          </w:rPr>
-          <w:t xml:space="preserve">ссылка ↗</w:t>
-        </w:r>
-      </w:hyperlink>
-    </w:p>
-    <w:p>
-      <w:pPr>
-        <w:spacing w:before="60" w:after="20" w:line="269" w:lineRule="auto"/>
-        <w:ind w:left="283" w:hanging="198"/>
-        <w:jc w:val="left"/>
-      </w:pPr>
-      <w:r>
-        <w:rPr>
-          <w:rFonts w:ascii="Calibri" w:hAnsi="Calibri" w:cs="Calibri"/>
-          <w:b/>
-          <w:i w:val="0"/>
-          <w:color w:val="1E7A4D"/>
-          <w:sz w:val="21"/>
-        </w:rPr>
-        <w:t xml:space="preserve">▲  </w:t>
-      </w:r>
-      <w:r>
-        <w:rPr>
-          <w:rFonts w:ascii="Calibri" w:hAnsi="Calibri" w:cs="Calibri"/>
-          <w:b w:val="0"/>
-          <w:i w:val="0"/>
-          <w:color w:val="222B36"/>
-          <w:sz w:val="21"/>
-        </w:rPr>
-        <w:t>Wereldhave (старейший биржевой инвестор в торговую недвижимость, индекс AEX) сдал сразу шесть площадей в ТЦ Cityplaza в Нивегейне — мода, обувь, общепит, красота.</w:t>
-      </w:r>
-    </w:p>
-    <w:p>
-      <w:pPr>
-        <w:spacing w:before="20" w:after="20" w:line="264" w:lineRule="auto"/>
-        <w:ind w:left="283"/>
-        <w:jc w:val="left"/>
-        <w:shd w:val="clear" w:color="auto" w:fill="E7F4EE"/>
-      </w:pPr>
-      <w:r>
-        <w:rPr>
-          <w:rFonts w:ascii="Calibri" w:hAnsi="Calibri" w:cs="Calibri"/>
-          <w:b/>
-          <w:i w:val="0"/>
-          <w:color w:val="1E7A4D"/>
-          <w:sz w:val="18"/>
-        </w:rPr>
-        <w:t xml:space="preserve">  Почему важно:  </w:t>
-      </w:r>
-      <w:r>
-        <w:rPr>
-          <w:rFonts w:ascii="Calibri" w:hAnsi="Calibri" w:cs="Calibri"/>
-          <w:b w:val="0"/>
-          <w:i w:val="0"/>
-          <w:color w:val="222B36"/>
-          <w:sz w:val="18"/>
-        </w:rPr>
-        <w:t xml:space="preserve">Сильные ТЦ продолжают наполняться арендаторами. Что делать: ставка на качественные локации с трафиком работает; слабые центры — зона риска.  </w:t>
-      </w:r>
-    </w:p>
-    <w:p>
-      <w:pPr>
-        <w:spacing w:before="0" w:after="100" w:line="240" w:lineRule="auto"/>
-        <w:ind w:left="283"/>
-        <w:jc w:val="left"/>
-      </w:pPr>
-      <w:r>
-        <w:rPr>
-          <w:rFonts w:ascii="Calibri" w:hAnsi="Calibri" w:cs="Calibri"/>
-          <w:b w:val="0"/>
-          <w:i/>
-          <w:color w:val="6B7785"/>
-          <w:sz w:val="17"/>
-        </w:rPr>
-        <w:t xml:space="preserve">   📅 2026-06-23   •   Источник: Vastgoedjournaal</w:t>
-      </w:r>
-      <w:r>
-        <w:rPr>
-          <w:rFonts w:ascii="Calibri" w:hAnsi="Calibri" w:cs="Calibri"/>
-          <w:b w:val="0"/>
-          <w:i w:val="0"/>
-          <w:color w:val="6B7785"/>
-          <w:sz w:val="17"/>
-        </w:rPr>
-        <w:t xml:space="preserve">   </w:t>
-      </w:r>
-      <w:hyperlink r:id="rId28">
-        <w:r>
-          <w:rPr>
-            <w:color w:val="1155CC"/>
-            <w:sz w:val="17.0"/>
-            <w:rFonts w:ascii="Calibri" w:hAnsi="Calibri"/>
-            <w:u w:val="single"/>
-          </w:rPr>
-          <w:t xml:space="preserve">ссылка ↗</w:t>
-        </w:r>
-      </w:hyperlink>
-    </w:p>
-    <w:p>
-      <w:pPr>
-        <w:spacing w:before="60" w:after="20" w:line="269" w:lineRule="auto"/>
-        <w:ind w:left="283" w:hanging="198"/>
-        <w:jc w:val="left"/>
-      </w:pPr>
-      <w:r>
-        <w:rPr>
-          <w:rFonts w:ascii="Calibri" w:hAnsi="Calibri" w:cs="Calibri"/>
-          <w:b/>
-          <w:i w:val="0"/>
-          <w:color w:val="1E7A4D"/>
-          <w:sz w:val="21"/>
-        </w:rPr>
-        <w:t xml:space="preserve">▲  </w:t>
-      </w:r>
-      <w:r>
-        <w:rPr>
-          <w:rFonts w:ascii="Calibri" w:hAnsi="Calibri" w:cs="Calibri"/>
-          <w:b w:val="0"/>
-          <w:i w:val="0"/>
-          <w:color w:val="222B36"/>
-          <w:sz w:val="21"/>
-        </w:rPr>
-        <w:t>Дисконт-сеть Scapino (обувь/одежда/спорт, 170+ магазинов) открыла два новых магазина и запустила более крупный формат Sport XL.</w:t>
-      </w:r>
-    </w:p>
-    <w:p>
-      <w:pPr>
-        <w:spacing w:before="20" w:after="20" w:line="264" w:lineRule="auto"/>
-        <w:ind w:left="283"/>
-        <w:jc w:val="left"/>
-        <w:shd w:val="clear" w:color="auto" w:fill="E7F4EE"/>
-      </w:pPr>
-      <w:r>
-        <w:rPr>
-          <w:rFonts w:ascii="Calibri" w:hAnsi="Calibri" w:cs="Calibri"/>
-          <w:b/>
-          <w:i w:val="0"/>
-          <w:color w:val="1E7A4D"/>
-          <w:sz w:val="18"/>
-        </w:rPr>
-        <w:t xml:space="preserve">  Почему важно:  </w:t>
-      </w:r>
-      <w:r>
-        <w:rPr>
-          <w:rFonts w:ascii="Calibri" w:hAnsi="Calibri" w:cs="Calibri"/>
-          <w:b w:val="0"/>
-          <w:i w:val="0"/>
-          <w:color w:val="222B36"/>
-          <w:sz w:val="18"/>
-        </w:rPr>
-        <w:t xml:space="preserve">Даже в эпоху онлайна дисконтеры растут вживую. Что делать: спрос на площади под доступные форматы сохраняется — это покупатели вашей недвижимости.  </w:t>
-      </w:r>
-    </w:p>
-    <w:p>
-      <w:pPr>
-        <w:spacing w:before="0" w:after="100" w:line="240" w:lineRule="auto"/>
-        <w:ind w:left="283"/>
-        <w:jc w:val="left"/>
-      </w:pPr>
-      <w:r>
-        <w:rPr>
-          <w:rFonts w:ascii="Calibri" w:hAnsi="Calibri" w:cs="Calibri"/>
-          <w:b w:val="0"/>
-          <w:i/>
-          <w:color w:val="6B7785"/>
-          <w:sz w:val="17"/>
-        </w:rPr>
-        <w:t xml:space="preserve">   📅 2026-06-26   •   Источник: Vastgoedjournaal</w:t>
-      </w:r>
-      <w:r>
-        <w:rPr>
-          <w:rFonts w:ascii="Calibri" w:hAnsi="Calibri" w:cs="Calibri"/>
-          <w:b w:val="0"/>
-          <w:i w:val="0"/>
-          <w:color w:val="6B7785"/>
-          <w:sz w:val="17"/>
-        </w:rPr>
-        <w:t xml:space="preserve">   </w:t>
-      </w:r>
-      <w:hyperlink r:id="rId29">
+      <w:hyperlink r:id="rId15">
         <w:r>
           <w:rPr>
             <w:color w:val="1155CC"/>
@@ -3074,7 +2882,7 @@
           <w:color w:val="222B36"/>
           <w:sz w:val="21"/>
         </w:rPr>
-        <w:t>Банк ABN AMRO слегка понизил прогноз по рознице: потребители пока тратят стабильно, но затяжные последствия конфликта на Ближнем Востоке могут ударить по спросу.</w:t>
+        <w:t>У рынка ритейла два свидетеля, и биржа показывает скидку. Eurocommercial Properties (биржевой владелец prime-ТЦ, штаб в NL, объекты BE/FR/IT/SE, активы ~4 млрд €) держит на балансе чистые активы 42,81 € на акцию (EPRA NTA на конец 2025), а в середине июня акция стоила ~27,40 € — дисконт к балансу ~36%. При этом операционно фонд силён: вакантность ~1%, рост аренды и продаж арендаторов +3,4%. Простыми словами: биржа торгует акции на треть дешевле стоимости самих ТЦ на бумаге — это шёпот рынка, что оценщики ещё не списали то, что биржа уже списала.</w:t>
       </w:r>
     </w:p>
     <w:p>
@@ -3102,7 +2910,7 @@
           <w:color w:val="222B36"/>
           <w:sz w:val="18"/>
         </w:rPr>
-        <w:t xml:space="preserve">Меньше продаж у ритейлеров → труднее платить аренду → риск для собственников. Что делать: проверьте устойчивость ваших арендаторов к спаду спроса.  </w:t>
+        <w:t xml:space="preserve">Почему важно. Цепочка: крепкая операционка (вакантность ~1%, рост +3,4%) против глубокого биржевого дисконта 36% к балансу (факт) → значит, публичный рынок закладывает переоценку оценок вниз, которую приватные оценщики (appraisal) ещё не отразили (вывод) → отсюда «бумажные» оценки сопоставимых ТЦ, на которые вы равняетесь, скорее завышены относительно того, что готов платить рынок капитала сегодня (вывод). Это классический сигнал «двух свидетелей»: биржа признаётся первой. ВЫИГРЫВАЮТ покупатели prime-ТЦ (потенциальный торг); ПРОИГРЫВАЮТ продавцы, держащиеся за старую appraisal-оценку. Что делать: владелец торговой недвижимости — при рефинансировании или продаже не опирайтесь на старую appraisal-оценку как на твёрдую, закладывайте дисконт; покупатель prime-ТЦ — биржевой дисконт намекает на торг.  </w:t>
       </w:r>
     </w:p>
     <w:p>
@@ -3119,7 +2927,7 @@
           <w:color w:val="6B7785"/>
           <w:sz w:val="17"/>
         </w:rPr>
-        <w:t xml:space="preserve">   📅 2026-06-23   •   Источник: Vastgoedjournaal / ABN AMRO</w:t>
+        <w:t xml:space="preserve">   📅 2026-06-15   •   Источник: Eurocommercial Properties FY2025; биржевая котировка</w:t>
       </w:r>
       <w:r>
         <w:rPr>
@@ -3131,7 +2939,7 @@
         </w:rPr>
         <w:t xml:space="preserve">   </w:t>
       </w:r>
-      <w:hyperlink r:id="rId30">
+      <w:hyperlink r:id="rId26">
         <w:r>
           <w:rPr>
             <w:color w:val="1155CC"/>
@@ -3167,7 +2975,7 @@
           <w:color w:val="222B36"/>
           <w:sz w:val="21"/>
         </w:rPr>
-        <w:t>Готовность голландцев к крупным покупкам (koopbereidheid, субиндекс доверия CBS) совершила рекордный месячный скачок: с −28 до −22, общий индекс доверия — с −46 до −39 (сильнейший рост за 11+ лет).</w:t>
+        <w:t>Нидерланды идут против европейского течения капитала. В I квартале 2026 инвестиционный объём в коммерческую недвижимость NL вырос на 77% г/г до 4,2 млрд €, тогда как по Европе объёмы УПАЛИ на 10% (данные MSCI). Деньги возвращаются именно в NL, и ритейл — один из бенефициаров.</w:t>
       </w:r>
     </w:p>
     <w:p>
@@ -3195,7 +3003,7 @@
           <w:color w:val="222B36"/>
           <w:sz w:val="18"/>
         </w:rPr>
-        <w:t xml:space="preserve">Простыми словами: настроение улучшается, но всё ещё глубоко в минусе (ниже среднего −9) — это разворот тренда, а не праздник. Что делать ритейлу: осторожный позитив, всплеска трат пока не ждите.  </w:t>
+        <w:t xml:space="preserve">Почему важно. Цепочка: при дорогих деньгах по всей Европе капитал не уходит из NL, а прибывает (+77% против −10% по континенту, по MSCI) (факт) → значит, инвесторы считают нидерландский рынок относительно безопасной гаванью с прозрачным правом и узким суверенным спредом (вывод) → отсюда нижняя поддержка под ценами: ликвидность сделок выше европейского фона, продавцу легче найти покупателя (вывод). ВЫИГРЫВАЮТ продавцы качественных активов NL и рынок в целом; ПРОИГРЫВАЮТ покупатели, ждущие европейской скидки в NL. Что делать: владелец качественного коммерческого объекта в NL — ликвидность на вашей стороне, при необходимости выхода окно открыто; покупатель — конкуренция за нидерландские активы острее, чем за европейские аналоги.  </w:t>
       </w:r>
     </w:p>
     <w:p>
@@ -3212,7 +3020,7 @@
           <w:color w:val="6B7785"/>
           <w:sz w:val="17"/>
         </w:rPr>
-        <w:t xml:space="preserve">   📅 2026-06-29   •   Источник: Vakblad Mannenmode (по данным CBS)</w:t>
+        <w:t xml:space="preserve">   📅 2026-04-30   •   Источник: Vastgoedjournaal (по данным MSCI)</w:t>
       </w:r>
       <w:r>
         <w:rPr>
@@ -3224,7 +3032,100 @@
         </w:rPr>
         <w:t xml:space="preserve">   </w:t>
       </w:r>
-      <w:hyperlink r:id="rId31">
+      <w:hyperlink r:id="rId27">
+        <w:r>
+          <w:rPr>
+            <w:color w:val="1155CC"/>
+            <w:sz w:val="17.0"/>
+            <w:rFonts w:ascii="Calibri" w:hAnsi="Calibri"/>
+            <w:u w:val="single"/>
+          </w:rPr>
+          <w:t xml:space="preserve">ссылка ↗</w:t>
+        </w:r>
+      </w:hyperlink>
+    </w:p>
+    <w:p>
+      <w:pPr>
+        <w:spacing w:before="60" w:after="20" w:line="269" w:lineRule="auto"/>
+        <w:ind w:left="283" w:hanging="198"/>
+        <w:jc w:val="left"/>
+      </w:pPr>
+      <w:r>
+        <w:rPr>
+          <w:rFonts w:ascii="Calibri" w:hAnsi="Calibri" w:cs="Calibri"/>
+          <w:b/>
+          <w:i w:val="0"/>
+          <w:color w:val="2C5F8A"/>
+          <w:sz w:val="21"/>
+        </w:rPr>
+        <w:t xml:space="preserve">◆  </w:t>
+      </w:r>
+      <w:r>
+        <w:rPr>
+          <w:rFonts w:ascii="Calibri" w:hAnsi="Calibri" w:cs="Calibri"/>
+          <w:b w:val="0"/>
+          <w:i w:val="0"/>
+          <w:color w:val="222B36"/>
+          <w:sz w:val="21"/>
+        </w:rPr>
+        <w:t>Prime-ритейл оценён почти как облигация. По Savills стартовая чистая доходность лучшего high-street ритейла держалась плоско ~3,75%, офисы ~4,40% (оценка брокеров, расхождение домов 25–50 б.п.). При 10Y госбонде NL 2,98% спред prime-ритейла к безрисковой ставке — всего ~0,8 п.п. премии за риск. Это последний публичный замер Savills (Q2–Q3 2025).</w:t>
+      </w:r>
+    </w:p>
+    <w:p>
+      <w:pPr>
+        <w:spacing w:before="20" w:after="20" w:line="264" w:lineRule="auto"/>
+        <w:ind w:left="283"/>
+        <w:jc w:val="left"/>
+        <w:shd w:val="clear" w:color="auto" w:fill="E8F0F7"/>
+      </w:pPr>
+      <w:r>
+        <w:rPr>
+          <w:rFonts w:ascii="Calibri" w:hAnsi="Calibri" w:cs="Calibri"/>
+          <w:b/>
+          <w:i w:val="0"/>
+          <w:color w:val="2C5F8A"/>
+          <w:sz w:val="18"/>
+        </w:rPr>
+        <w:t xml:space="preserve">  Почему важно:  </w:t>
+      </w:r>
+      <w:r>
+        <w:rPr>
+          <w:rFonts w:ascii="Calibri" w:hAnsi="Calibri" w:cs="Calibri"/>
+          <w:b w:val="0"/>
+          <w:i w:val="0"/>
+          <w:color w:val="222B36"/>
+          <w:sz w:val="18"/>
+        </w:rPr>
+        <w:t xml:space="preserve">Почему важно. Цепочка: спред prime-ритейла к безрисковой ставке сжат до ~0,8 п.п. (факт) → значит, рынок платит за дефицит лучших адресов почти столько же, сколько за гособлигацию, премия за риск тонкая (вывод) → отсюда у prime-ритейла мало запаса: при дальнейшем росте ставок именно эти объекты переоценятся вниз первыми, а у периферийных парков с доходностью ~7,5% подушка толще (вывод). Простыми словами: чем дороже актив относительно облигации, тем больнее ему от роста ставок. ВЫИГРЫВАЮТ держатели ритейл-парков (широкая спред-подушка); ПРОИГРЫВАЮТ покупатели prime-high-street на сжатом спреде. Что делать: владелец prime-ритейла — спред тонкий, не доплачивайте за «лучший адрес» на пике; ставка на ритейл-парки с широким спредом надёжнее в цикле дорогих денег.  </w:t>
+      </w:r>
+    </w:p>
+    <w:p>
+      <w:pPr>
+        <w:spacing w:before="0" w:after="100" w:line="240" w:lineRule="auto"/>
+        <w:ind w:left="283"/>
+        <w:jc w:val="left"/>
+      </w:pPr>
+      <w:r>
+        <w:rPr>
+          <w:rFonts w:ascii="Calibri" w:hAnsi="Calibri" w:cs="Calibri"/>
+          <w:b w:val="0"/>
+          <w:i/>
+          <w:color w:val="6B7785"/>
+          <w:sz w:val="17"/>
+        </w:rPr>
+        <w:t xml:space="preserve">   📅 2026-06-30   •   Источник: Savills Market in Minutes — the Netherlands (оценка брокера)</w:t>
+      </w:r>
+      <w:r>
+        <w:rPr>
+          <w:rFonts w:ascii="Calibri" w:hAnsi="Calibri" w:cs="Calibri"/>
+          <w:b w:val="0"/>
+          <w:i w:val="0"/>
+          <w:color w:val="6B7785"/>
+          <w:sz w:val="17"/>
+        </w:rPr>
+        <w:t xml:space="preserve">   </w:t>
+      </w:r>
+      <w:hyperlink r:id="rId28">
         <w:r>
           <w:rPr>
             <w:color w:val="1155CC"/>
@@ -3355,7 +3256,7 @@
                 <w:color w:val="222B36"/>
                 <w:sz w:val="19"/>
               </w:rPr>
-              <w:t>Вакантность ритейл-парков на начало 2026 — 4,4%, ниже фрикционного уровня и среднего по торговой недвижимости (5,5%).</w:t>
+              <w:t>Потребитель чуть меньше боится — и для ритейла это первое за долгое время дыхание. Доверие потребителей в июне выросло с −46 (май) до −39, готовность покупать (koopbereidheid) — с −28 до −22: лучшее улучшение доверия за 11+ лет. Но это «лёд тронулся», а не «весна»: и доверие (−39 против многолетнего ≈ −11), и готовность покупать (−22 против ≈ −9) всё ещё глубоко в минусе. Экономический климат улучшился с −72 до −64. Релиз вышел 22 июня — контекст.</w:t>
             </w:r>
           </w:p>
           <w:p>
@@ -3370,7 +3271,7 @@
                 <w:color w:val="6B7785"/>
                 <w:sz w:val="16"/>
               </w:rPr>
-              <w:t>→ Ниже рынка = дефицит хороших площадей. Что делать: качественные парки трудно купить дёшево — цените имеющееся.</w:t>
+              <w:t>→ Почему важно. Цепочка: рекордный месячный скачок настроений из глубокого минуса (факт) → значит, готовность тратить чуть восстанавливается, что поддержит оборот ритейл-арендаторов (вывод) → отсюда косвенная подпорка под арендными потоками торговой недвижимости (вывод). Надёжность сигнала низкая: это разовый скачок из глубокого минуса, базовая вероятность продолжения одиночного дёрга невысока — называю «лёд тронулся», а не «разворот». ВЫИГРЫВАЮТ ритейл-арендаторы (потенциал оборота). Что делать: владелец ритейла — не закладывайте восстановление спроса в модель как факт; ждите второго подтверждающего месяца, прежде чем повышать арендные ожидания.</w:t>
             </w:r>
           </w:p>
         </w:tc>
@@ -3409,7 +3310,7 @@
                 <w:color w:val="222B36"/>
                 <w:sz w:val="19"/>
               </w:rPr>
-              <w:t>4,4%</w:t>
+              <w:t>доверие −39 (май −46); koopbereidheid −22 (май −28); многолетнее среднее ≈ −9/−11</w:t>
             </w:r>
           </w:p>
           <w:p>
@@ -3424,9 +3325,120 @@
                 <w:color w:val="6B7785"/>
                 <w:sz w:val="15"/>
               </w:rPr>
-              <w:t>CBRE / keukenendesign.nl</w:t>
+              <w:t>CBS «Consumenten minder negatief in juni»</w:t>
             </w:r>
-            <w:hyperlink r:id="rId32">
+            <w:hyperlink r:id="rId29">
+              <w:r>
+                <w:rPr>
+                  <w:color w:val="1155CC"/>
+                  <w:sz w:val="15.0"/>
+                  <w:rFonts w:ascii="Calibri" w:hAnsi="Calibri"/>
+                  <w:u w:val="single"/>
+                </w:rPr>
+                <w:t xml:space="preserve">  ↗</w:t>
+              </w:r>
+            </w:hyperlink>
+          </w:p>
+        </w:tc>
+      </w:tr>
+      <w:tr>
+        <w:tc>
+          <w:tcPr>
+            <w:tcW w:type="dxa" w:w="5669"/>
+            <w:shd w:val="clear" w:color="auto" w:fill="FFFFFF"/>
+            <w:tcMar>
+              <w:top w:w="80" w:type="dxa"/>
+              <w:bottom w:w="80" w:type="dxa"/>
+              <w:start w:w="140" w:type="dxa"/>
+              <w:end w:w="140" w:type="dxa"/>
+              <w:left w:w="140" w:type="dxa"/>
+              <w:right w:w="140" w:type="dxa"/>
+            </w:tcMar>
+          </w:tcPr>
+          <w:p>
+            <w:pPr>
+              <w:spacing w:after="0"/>
+            </w:pPr>
+            <w:r>
+              <w:rPr>
+                <w:rFonts w:ascii="Calibri" w:hAnsi="Calibri" w:cs="Calibri"/>
+                <w:b w:val="0"/>
+                <w:i w:val="0"/>
+                <w:color w:val="222B36"/>
+                <w:sz w:val="19"/>
+              </w:rPr>
+              <w:t>Оборот розницы пока опережает страхи в опросах: в I квартале детайлхандель заработал на 2,2% больше год к году, онлайн-продажи прибавили 4,7%. Это фундамент под арендными потоками ритейла — оборот на метр держит платёжеспособность арендаторов. Простыми словами: люди в опросах мрачнее, чем в кассах магазинов.</w:t>
+            </w:r>
+          </w:p>
+          <w:p>
+            <w:pPr>
+              <w:spacing w:before="20" w:after="0"/>
+            </w:pPr>
+            <w:r>
+              <w:rPr>
+                <w:rFonts w:ascii="Calibri" w:hAnsi="Calibri" w:cs="Calibri"/>
+                <w:b w:val="0"/>
+                <w:i/>
+                <w:color w:val="6B7785"/>
+                <w:sz w:val="16"/>
+              </w:rPr>
+              <w:t>→ Почему важно. Цепочка: фактический оборот ритейла растёт, несмотря на мрачные опросы (факт) → значит, платёжеспособность арендаторов реально лучше, чем сигналит индекс доверия (вывод) → отсюда риск дефолтов арендаторов и роста вакантности ниже, чем рисует пессимизм настроений (вывод). ВЫИГРЫВАЮТ владельцы ритейла с оборотными арендаторами. Что делать: владелец ритейла — ориентируйтесь на оборот-на-метр арендатора (касса), а не на индексы доверия, при оценке устойчивости арендного потока.</w:t>
+            </w:r>
+          </w:p>
+        </w:tc>
+        <w:tc>
+          <w:tcPr>
+            <w:tcW w:type="dxa" w:w="3855"/>
+            <w:shd w:val="clear" w:color="auto" w:fill="FFFFFF"/>
+            <w:tcMar>
+              <w:top w:w="80" w:type="dxa"/>
+              <w:bottom w:w="80" w:type="dxa"/>
+              <w:start w:w="140" w:type="dxa"/>
+              <w:end w:w="140" w:type="dxa"/>
+              <w:left w:w="140" w:type="dxa"/>
+              <w:right w:w="140" w:type="dxa"/>
+            </w:tcMar>
+          </w:tcPr>
+          <w:p>
+            <w:pPr>
+              <w:spacing w:after="0"/>
+            </w:pPr>
+            <w:r>
+              <w:rPr>
+                <w:rFonts w:ascii="Calibri" w:hAnsi="Calibri" w:cs="Calibri"/>
+                <w:b/>
+                <w:i w:val="0"/>
+                <w:color w:val="1E7A4D"/>
+                <w:sz w:val="19"/>
+              </w:rPr>
+              <w:t xml:space="preserve">▲ </w:t>
+            </w:r>
+            <w:r>
+              <w:rPr>
+                <w:rFonts w:ascii="Calibri" w:hAnsi="Calibri" w:cs="Calibri"/>
+                <w:b/>
+                <w:i w:val="0"/>
+                <w:color w:val="222B36"/>
+                <w:sz w:val="19"/>
+              </w:rPr>
+              <w:t>+2,2% оборот розницы г/г (Q1); онлайн +4,7%</w:t>
+            </w:r>
+          </w:p>
+          <w:p>
+            <w:pPr>
+              <w:spacing w:before="20" w:after="0"/>
+            </w:pPr>
+            <w:r>
+              <w:rPr>
+                <w:rFonts w:ascii="Calibri" w:hAnsi="Calibri" w:cs="Calibri"/>
+                <w:b w:val="0"/>
+                <w:i/>
+                <w:color w:val="6B7785"/>
+                <w:sz w:val="15"/>
+              </w:rPr>
+              <w:t>CBS «Omzet detailhandel 2,2 procent hoger in eerste kwartaal»</w:t>
+            </w:r>
+            <w:hyperlink r:id="rId30">
               <w:r>
                 <w:rPr>
                   <w:color w:val="1155CC"/>
@@ -3456,7 +3468,7 @@
       <w:r>
         <w:drawing>
           <wp:inline xmlns:a="http://schemas.openxmlformats.org/drawingml/2006/main" xmlns:pic="http://schemas.openxmlformats.org/drawingml/2006/picture">
-            <wp:extent cx="5903999" cy="3156490"/>
+            <wp:extent cx="5903999" cy="3027434"/>
             <wp:docPr id="5" name="Picture 5"/>
             <wp:cNvGraphicFramePr>
               <a:graphicFrameLocks noChangeAspect="1"/>
@@ -3465,11 +3477,11 @@
               <a:graphicData uri="http://schemas.openxmlformats.org/drawingml/2006/picture">
                 <pic:pic>
                   <pic:nvPicPr>
-                    <pic:cNvPr id="0" name="retail_vac.png"/>
+                    <pic:cNvPr id="0" name="retail_park_vac.png"/>
                     <pic:cNvPicPr/>
                   </pic:nvPicPr>
                   <pic:blipFill>
-                    <a:blip r:embed="rId33"/>
+                    <a:blip r:embed="rId31"/>
                     <a:stretch>
                       <a:fillRect/>
                     </a:stretch>
@@ -3477,7 +3489,7 @@
                   <pic:spPr>
                     <a:xfrm>
                       <a:off x="0" y="0"/>
-                      <a:ext cx="5903999" cy="3156490"/>
+                      <a:ext cx="5903999" cy="3027434"/>
                     </a:xfrm>
                     <a:prstGeom prst="rect"/>
                   </pic:spPr>
@@ -3501,7 +3513,7 @@
           <w:color w:val="6B7785"/>
           <w:sz w:val="18"/>
         </w:rPr>
-        <w:t>Периферийные ритейл-парки устойчивее торговой недвижимости в целом.</w:t>
+        <w:t>Смотрите на периферию с household-якорями, а не в гаснущие центры.</w:t>
       </w:r>
     </w:p>
     <w:tbl>
@@ -3569,7 +3581,7 @@
                 <w:color w:val="222B36"/>
                 <w:sz w:val="21"/>
               </w:rPr>
-              <w:t>Тема недели в коммерции — устойчивость периферийных ритейл-парков: и CBRE, и результаты Retail Estates сошлись на одном — это стабильный высокодоходный сегмент (вакантность 4,4%, доходность ~7,5%), пока центры городов страдают. Настроение потребителей разворачивается вверх рекордным темпом, но из глубокого минуса — праздновать рано. На налоговом фронте IVBN бьётся за смягчение вычета процентов как условие возврата капитала. Вывод: деньги и арендаторы идут в качество и удобство, а не в престиж адреса.</w:t>
+              <w:t>Тезис (уверенность высокая): в ритейле деньги делаются на периферии, а не в центрах. Ритейл-парки — структурный победитель: вакантность 4,4% против 5,5% по рынку, &gt;220 млн € притока за 2024–2026, доходность ~7,5% брутто и широкая спред-подушка против тонких ~0,8 п.п. у prime-high-street. Барьер входа (PDV-политика) защищает ставки, оборот розницы растёт (+2,2%), а настроения чуть оттаяли. Консенсус считает ритейл «структурно проблемным» из-за центров — я считаю, что это верно лишь для high-street, а парки — отдельный, растущий класс. Опровергнет тезис: рост вакантности ритейл-парков выше 5,5% (на уровень рынка) ИЛИ волна банкротств household-сетей (JYSK/Praxis/Beter Bed) с простоем юнитов &gt; 12 мес (смотрим следующий срез CBRE/Locatus). Риск: разовый скачок доверия (−22) не подтвердится вторым месяцем, и оборот развернётся. Что делать: владелец ритейла — наращивайте долю периферийных парков с household-якорями против гаснущих центров, держите текущие объекты на широком спреде; покупатель prime-high-street — не доплачивайте за адрес на сжатой премии за риск.</w:t>
             </w:r>
           </w:p>
         </w:tc>
@@ -3641,7 +3653,7 @@
                 <w:color w:val="222B36"/>
                 <w:sz w:val="20"/>
               </w:rPr>
-              <w:t>Реакция правительства на требование IVBN по налогу; устоит ли потребительский разворот; не ускорят ли внешние риски спад в рознице.</w:t>
+              <w:t>Следующий срез вакантности CBRE/Locatus и второй месяц данных по доверию CBS (середина июля). Владелец парка: если koopbereidheid даст второй рост подряд И оборот удержит +2%, повышайте арендные ожидания при перезаключении договоров; до этого — держите текущие условия.</w:t>
             </w:r>
           </w:p>
         </w:tc>
@@ -3731,8 +3743,101 @@
           <w:color w:val="1E4466"/>
           <w:sz w:val="23"/>
         </w:rPr>
-        <w:t>Изменения в законах и регулировании</w:t>
+        <w:t>Новости</w:t>
       </w:r>
+    </w:p>
+    <w:p>
+      <w:pPr>
+        <w:spacing w:before="60" w:after="20" w:line="269" w:lineRule="auto"/>
+        <w:ind w:left="283" w:hanging="198"/>
+        <w:jc w:val="left"/>
+      </w:pPr>
+      <w:r>
+        <w:rPr>
+          <w:rFonts w:ascii="Calibri" w:hAnsi="Calibri" w:cs="Calibri"/>
+          <w:b/>
+          <w:i w:val="0"/>
+          <w:color w:val="1E7A4D"/>
+          <w:sz w:val="21"/>
+        </w:rPr>
+        <w:t xml:space="preserve">▲  </w:t>
+      </w:r>
+      <w:r>
+        <w:rPr>
+          <w:rFonts w:ascii="Calibri" w:hAnsi="Calibri" w:cs="Calibri"/>
+          <w:b w:val="0"/>
+          <w:i w:val="0"/>
+          <w:color w:val="222B36"/>
+          <w:sz w:val="21"/>
+        </w:rPr>
+        <w:t>Крупнейший в мире владелец складов Prologis вынес на публику отвергнутую оферту на британскую Segro — и это новый ценник на каждый ваш квадратный метр логистики. Сделка целиком в акциях: ~12,6 млрд £ (~16,6 млрд $), 925 пенсов за акцию, премия ~25% к рынку. Совет Segro назвал предложение заниженным, особенно с учётом портфеля дата-центров. По британскому кодексу поглощений (Правило 2.6(a)) Prologis обязана до 17:00 (Лондон) 22 июля либо объявить твёрдое намерение, либо отступить (put up or shut up). Простыми словами: профи готов платить четверть сверху биржевой цены за европейскую логистику — и сказал это вслух.</w:t>
+      </w:r>
+    </w:p>
+    <w:p>
+      <w:pPr>
+        <w:spacing w:before="20" w:after="20" w:line="264" w:lineRule="auto"/>
+        <w:ind w:left="283"/>
+        <w:jc w:val="left"/>
+        <w:shd w:val="clear" w:color="auto" w:fill="E7F4EE"/>
+      </w:pPr>
+      <w:r>
+        <w:rPr>
+          <w:rFonts w:ascii="Calibri" w:hAnsi="Calibri" w:cs="Calibri"/>
+          <w:b/>
+          <w:i w:val="0"/>
+          <w:color w:val="1E7A4D"/>
+          <w:sz w:val="18"/>
+        </w:rPr>
+        <w:t xml:space="preserve">  Почему важно:  </w:t>
+      </w:r>
+      <w:r>
+        <w:rPr>
+          <w:rFonts w:ascii="Calibri" w:hAnsi="Calibri" w:cs="Calibri"/>
+          <w:b w:val="0"/>
+          <w:i w:val="0"/>
+          <w:color w:val="222B36"/>
+          <w:sz w:val="18"/>
+        </w:rPr>
+        <w:t xml:space="preserve">Почему это про ваши деньги. Цепочка: крупнейший игрок мира публично оценил европейскую логистику с премией ~25% к бирже (факт) → значит, рынок сделок получает свежий ориентир «справедливой» цены сверху, и оценщики подтянут к нему сопоставимые склады в NL (вывод) → отсюда ваш склад в prime-коридоре на бумаге дорожает ещё до того, как вы что-то сделали (вывод). Надёжность высокая: одна громкая сделка переустанавливает планку для всего сегмента — структурный репер, не дёрг. ВЫИГРЫВАЮТ держатели prime-логистики NL и продавцы складов; ПРОИГРЫВАЮТ покупатели, ждавшие дешёвого входа. Что делать: держатель логистики в Венло/Тилбурге — не продавайте до 22 июля, оферта поднимает вашу переговорную планку; покупатель — спешка до 22 июля невыгодна, дешёвое окно может закрыться. Следите за доходностями CTP/WDP/Montea — отыграют новость первыми.  </w:t>
+      </w:r>
+    </w:p>
+    <w:p>
+      <w:pPr>
+        <w:spacing w:before="0" w:after="100" w:line="240" w:lineRule="auto"/>
+        <w:ind w:left="283"/>
+        <w:jc w:val="left"/>
+      </w:pPr>
+      <w:r>
+        <w:rPr>
+          <w:rFonts w:ascii="Calibri" w:hAnsi="Calibri" w:cs="Calibri"/>
+          <w:b w:val="0"/>
+          <w:i/>
+          <w:color w:val="6B7785"/>
+          <w:sz w:val="17"/>
+        </w:rPr>
+        <w:t xml:space="preserve">   📅 2026-06-24   •   Источник: Reuters / Bloomberg; Prologis (PR Newswire)</w:t>
+      </w:r>
+      <w:r>
+        <w:rPr>
+          <w:rFonts w:ascii="Calibri" w:hAnsi="Calibri" w:cs="Calibri"/>
+          <w:b w:val="0"/>
+          <w:i w:val="0"/>
+          <w:color w:val="6B7785"/>
+          <w:sz w:val="17"/>
+        </w:rPr>
+        <w:t xml:space="preserve">   </w:t>
+      </w:r>
+      <w:hyperlink r:id="rId11">
+        <w:r>
+          <w:rPr>
+            <w:color w:val="1155CC"/>
+            <w:sz w:val="17.0"/>
+            <w:rFonts w:ascii="Calibri" w:hAnsi="Calibri"/>
+            <w:u w:val="single"/>
+          </w:rPr>
+          <w:t xml:space="preserve">ссылка ↗</w:t>
+        </w:r>
+      </w:hyperlink>
     </w:p>
     <w:p>
       <w:pPr>
@@ -3758,7 +3863,7 @@
           <w:color w:val="222B36"/>
           <w:sz w:val="21"/>
         </w:rPr>
-        <w:t>С 1 июля в зонах перегрузки электросети (netcongestie) мелкие потребители теряют зарезервированную мощность и встают в общую очередь — а там уже ~15 000 крупных компаний. Приоритет — у тех, кто разгружает сеть, экстренных служб и базовых нужд.</w:t>
+        <w:t>Deutsche Bank срезал целевые цены сразу по четырём листингованным логистическим игрокам, но рекомендацию «покупать» сохранил по всем. CTP (крупнейший по площади владелец логистики Европы, регистрация в NL, AEX) — с 22,00 до 19,00 €; WDP (ведущий логистический REIT BE/NL) — с 30,00 до 25,00 €; Montea — с 85,00 до 73,00 €; VGP — со 120 до 100 €. Логика банка: рост ставок «уже в цене», оценки привлекательны, оферта Prologis за Segro их подпирает; VGP — в фаворитах. Целевая цена акции (koersdoel) — это прогноз банка, не факт.</w:t>
       </w:r>
     </w:p>
     <w:p>
@@ -3786,7 +3891,7 @@
           <w:color w:val="222B36"/>
           <w:sz w:val="18"/>
         </w:rPr>
-        <w:t xml:space="preserve">Простыми словами: электросеть как шоссе в час пик — провода есть, а свободной полосы для новых складов нет. Драйвер: дефицит мощности → объекты с готовым подключением дорожают, без него теряют ценность. Что делать: проверьте запас мощности на ваших площадках — это теперь фактор цены №1 в индустриале.  </w:t>
+        <w:t xml:space="preserve">Почему важно. Цепочка: банк срезал цели на 14–17%, но держит «покупать» (прогноз sell-side) → значит, он переоценивает логистику вниз через ставку дисконтирования (дорогие деньги), а не через аренду — арендные потоки в порядке (вывод) → отсюда падение «бумажной» цены не означает ухудшения операционки вашего склада, это эффект термостата ставок (вывод). Учитывайте конфликт интересов: банк зарабатывает на обороте и склонен к «покупать». ВЫИГРЫВАЮТ долгосрочные покупатели логистических REIT (вход по сниженным целям); ПРОИГРЫВАЮТ держатели с плечом, чувствительные к биржевой переоценке. Что делать: держатель логистики — не паникуйте из-за снижения биржевых оценок соседних REIT, ваш арендный поток это не затрагивает; инвестор — проверяйте арендную устойчивость, а не верьте брокеру на слово.  </w:t>
       </w:r>
     </w:p>
     <w:p>
@@ -3803,7 +3908,7 @@
           <w:color w:val="6B7785"/>
           <w:sz w:val="17"/>
         </w:rPr>
-        <w:t xml:space="preserve">   📅 2026-06-24   •   Источник: VNO-NCW West</w:t>
+        <w:t xml:space="preserve">   📅 2026-06-25   •   Источник: Deutsche Bank (перепечатка De Aandeelhouder / CashCow)</w:t>
       </w:r>
       <w:r>
         <w:rPr>
@@ -3815,7 +3920,213 @@
         </w:rPr>
         <w:t xml:space="preserve">   </w:t>
       </w:r>
-      <w:hyperlink r:id="rId13">
+      <w:hyperlink r:id="rId14">
+        <w:r>
+          <w:rPr>
+            <w:color w:val="1155CC"/>
+            <w:sz w:val="17.0"/>
+            <w:rFonts w:ascii="Calibri" w:hAnsi="Calibri"/>
+            <w:u w:val="single"/>
+          </w:rPr>
+          <w:t xml:space="preserve">ссылка ↗</w:t>
+        </w:r>
+      </w:hyperlink>
+    </w:p>
+    <w:p>
+      <w:pPr>
+        <w:spacing w:before="60" w:after="20" w:line="269" w:lineRule="auto"/>
+        <w:ind w:left="283" w:hanging="198"/>
+        <w:jc w:val="left"/>
+      </w:pPr>
+      <w:r>
+        <w:rPr>
+          <w:rFonts w:ascii="Calibri" w:hAnsi="Calibri" w:cs="Calibri"/>
+          <w:b/>
+          <w:i w:val="0"/>
+          <w:color w:val="2C5F8A"/>
+          <w:sz w:val="21"/>
+        </w:rPr>
+        <w:t xml:space="preserve">◆  </w:t>
+      </w:r>
+      <w:r>
+        <w:rPr>
+          <w:rFonts w:ascii="Calibri" w:hAnsi="Calibri" w:cs="Calibri"/>
+          <w:b w:val="0"/>
+          <w:i w:val="0"/>
+          <w:color w:val="222B36"/>
+          <w:sz w:val="21"/>
+        </w:rPr>
+        <w:t>В prime-коридоре спрос держится. Логистический оператор Humby арендовал 29 779 м² на бизнес-парке Trade Port в Венло (Лимбург), на Dirk Hartogweg 8 — объект ранее занимала Nunner Logistics. Собственник — фонд CCP 5 под управлением Tristan Capital Partners; со стороны арендодателя консультировали JLL и Cushman &amp; Wakefield. Это рутинная re-letting сделка, но показательная: освободившийся объект в Венло перезапустили быстро.</w:t>
+      </w:r>
+    </w:p>
+    <w:p>
+      <w:pPr>
+        <w:spacing w:before="20" w:after="20" w:line="264" w:lineRule="auto"/>
+        <w:ind w:left="283"/>
+        <w:jc w:val="left"/>
+        <w:shd w:val="clear" w:color="auto" w:fill="E8F0F7"/>
+      </w:pPr>
+      <w:r>
+        <w:rPr>
+          <w:rFonts w:ascii="Calibri" w:hAnsi="Calibri" w:cs="Calibri"/>
+          <w:b/>
+          <w:i w:val="0"/>
+          <w:color w:val="2C5F8A"/>
+          <w:sz w:val="18"/>
+        </w:rPr>
+        <w:t xml:space="preserve">  Почему важно:  </w:t>
+      </w:r>
+      <w:r>
+        <w:rPr>
+          <w:rFonts w:ascii="Calibri" w:hAnsi="Calibri" w:cs="Calibri"/>
+          <w:b w:val="0"/>
+          <w:i w:val="0"/>
+          <w:color w:val="222B36"/>
+          <w:sz w:val="18"/>
+        </w:rPr>
+        <w:t xml:space="preserve">Почему важно. Цепочка: освободившийся крупный объект в Венло быстро нашёл нового арендатора (факт) → значит, в prime-логкоридоре спрос на качественные площади держится, несмотря на рост общей вакантности до 6,3% (вывод) → отсюда дисперсия рынка: давление вакантности концентрируется во вторичных регионах, а prime-коридоры (Венло, Тилбург) держатся крепче (вывод). Надёжность: одна сделка — низкая как самостоятельный сигнал, но согласуется со структурной картиной Savills. ВЫИГРЫВАЮТ держатели prime-коридоров (Венло, Тилбург); ПРОИГРЫВАЮТ держатели вторичной логистики в слабых регионах. Что делать: держатель склада в Венло/Тилбурге — ваш prime-актив сохраняет re-letting-ликвидность; держатель вторички в слабых регионах — закладывайте более длинный простой и больший дисконт в модель.  </w:t>
+      </w:r>
+    </w:p>
+    <w:p>
+      <w:pPr>
+        <w:spacing w:before="0" w:after="100" w:line="240" w:lineRule="auto"/>
+        <w:ind w:left="283"/>
+        <w:jc w:val="left"/>
+      </w:pPr>
+      <w:r>
+        <w:rPr>
+          <w:rFonts w:ascii="Calibri" w:hAnsi="Calibri" w:cs="Calibri"/>
+          <w:b w:val="0"/>
+          <w:i/>
+          <w:color w:val="6B7785"/>
+          <w:sz w:val="17"/>
+        </w:rPr>
+        <w:t xml:space="preserve">   📅 2026-06-26   •   Источник: PropertyNL</w:t>
+      </w:r>
+      <w:r>
+        <w:rPr>
+          <w:rFonts w:ascii="Calibri" w:hAnsi="Calibri" w:cs="Calibri"/>
+          <w:b w:val="0"/>
+          <w:i w:val="0"/>
+          <w:color w:val="6B7785"/>
+          <w:sz w:val="17"/>
+        </w:rPr>
+        <w:t xml:space="preserve">   </w:t>
+      </w:r>
+      <w:hyperlink r:id="rId32">
+        <w:r>
+          <w:rPr>
+            <w:color w:val="1155CC"/>
+            <w:sz w:val="17.0"/>
+            <w:rFonts w:ascii="Calibri" w:hAnsi="Calibri"/>
+            <w:u w:val="single"/>
+          </w:rPr>
+          <w:t xml:space="preserve">ссылка ↗</w:t>
+        </w:r>
+      </w:hyperlink>
+    </w:p>
+    <w:p>
+      <w:pPr>
+        <w:keepNext/>
+        <w:spacing w:before="200" w:after="60" w:line="269" w:lineRule="auto"/>
+        <w:jc w:val="left"/>
+        <w:pBdr>
+          <w:bottom w:val="single" w:sz="6" w:space="2" w:color="D7DEE6"/>
+        </w:pBdr>
+      </w:pPr>
+      <w:r>
+        <w:rPr>
+          <w:rFonts w:ascii="Calibri" w:hAnsi="Calibri" w:cs="Calibri"/>
+          <w:b/>
+          <w:i w:val="0"/>
+          <w:color w:val="1E4466"/>
+          <w:sz w:val="23"/>
+        </w:rPr>
+        <w:t>Тренды</w:t>
+      </w:r>
+    </w:p>
+    <w:p>
+      <w:pPr>
+        <w:spacing w:before="60" w:after="20" w:line="269" w:lineRule="auto"/>
+        <w:ind w:left="283" w:hanging="198"/>
+        <w:jc w:val="left"/>
+      </w:pPr>
+      <w:r>
+        <w:rPr>
+          <w:rFonts w:ascii="Calibri" w:hAnsi="Calibri" w:cs="Calibri"/>
+          <w:b/>
+          <w:i w:val="0"/>
+          <w:color w:val="B03A3A"/>
+          <w:sz w:val="21"/>
+        </w:rPr>
+        <w:t xml:space="preserve">▼  </w:t>
+      </w:r>
+      <w:r>
+        <w:rPr>
+          <w:rFonts w:ascii="Calibri" w:hAnsi="Calibri" w:cs="Calibri"/>
+          <w:b w:val="0"/>
+          <w:i w:val="0"/>
+          <w:color w:val="222B36"/>
+          <w:sz w:val="21"/>
+        </w:rPr>
+        <w:t>Дисконт листингованной логистики к балансу — второй свидетель против оценщиков. CTP (флагман нид. логистики, регистрация в NL, CTPark Network 13,8+ млн м²) торговалась 30 июня около 15,96 € против чистых активов 20,39 €/акция (EPRA NTA за 2025) — дисконт ~21,7% (52-нед. диапазон 13,92–19,62 €). При этом сама NTA за 2025 выросла на 12,8%, а валовой рентный доход — на 14,4% до 759,8 млн €. Простыми словами: оценщики портфеля рисуют рост стоимости, а биржа держит бумагу на пятой части ниже баланса.</w:t>
+      </w:r>
+    </w:p>
+    <w:p>
+      <w:pPr>
+        <w:spacing w:before="20" w:after="20" w:line="264" w:lineRule="auto"/>
+        <w:ind w:left="283"/>
+        <w:jc w:val="left"/>
+        <w:shd w:val="clear" w:color="auto" w:fill="FBEAEA"/>
+      </w:pPr>
+      <w:r>
+        <w:rPr>
+          <w:rFonts w:ascii="Calibri" w:hAnsi="Calibri" w:cs="Calibri"/>
+          <w:b/>
+          <w:i w:val="0"/>
+          <w:color w:val="B03A3A"/>
+          <w:sz w:val="18"/>
+        </w:rPr>
+        <w:t xml:space="preserve">  Почему важно:  </w:t>
+      </w:r>
+      <w:r>
+        <w:rPr>
+          <w:rFonts w:ascii="Calibri" w:hAnsi="Calibri" w:cs="Calibri"/>
+          <w:b w:val="0"/>
+          <w:i w:val="0"/>
+          <w:color w:val="222B36"/>
+          <w:sz w:val="18"/>
+        </w:rPr>
+        <w:t xml:space="preserve">Почему важно. Цепочка: оценщики (private/appraisal) показывают рост NTA на 12,8%, а биржа держит CTP на ~22% ниже баланса (факт) → значит, публичный рынок заложил более жёсткую переоценку, чем оценщики (вывод) → отсюда «бумажные» appraisal-оценки соседних складских портфелей в NL могут отставать от того, что рынок капитала готов платить сегодня (вывод). Это связка «двух свидетелей»: биржа признаётся первой. ВЫИГРЫВАЮТ покупатели складов (потенциальный торг); ПРОИГРЫВАЮТ держатели с плечом под старую appraisal-оценку. Что делать: держатель склада — при рефинансировании не считайте старую appraisal-оценку твёрдой, банк-кредитор увидит биржевой дисконт; покупатель — биржа намекает, что приватные цены ещё подвинутся вниз, торгуйтесь.  </w:t>
+      </w:r>
+    </w:p>
+    <w:p>
+      <w:pPr>
+        <w:spacing w:before="0" w:after="100" w:line="240" w:lineRule="auto"/>
+        <w:ind w:left="283"/>
+        <w:jc w:val="left"/>
+      </w:pPr>
+      <w:r>
+        <w:rPr>
+          <w:rFonts w:ascii="Calibri" w:hAnsi="Calibri" w:cs="Calibri"/>
+          <w:b w:val="0"/>
+          <w:i/>
+          <w:color w:val="6B7785"/>
+          <w:sz w:val="17"/>
+        </w:rPr>
+        <w:t xml:space="preserve">   📅 2026-06-30   •   Источник: Investing.com (цена CTP); CTP N.V. IR (EPRA NTA FY2025)</w:t>
+      </w:r>
+      <w:r>
+        <w:rPr>
+          <w:rFonts w:ascii="Calibri" w:hAnsi="Calibri" w:cs="Calibri"/>
+          <w:b w:val="0"/>
+          <w:i w:val="0"/>
+          <w:color w:val="6B7785"/>
+          <w:sz w:val="17"/>
+        </w:rPr>
+        <w:t xml:space="preserve">   </w:t>
+      </w:r>
+      <w:hyperlink r:id="rId33">
         <w:r>
           <w:rPr>
             <w:color w:val="1155CC"/>
@@ -3851,7 +4162,7 @@
           <w:color w:val="222B36"/>
           <w:sz w:val="21"/>
         </w:rPr>
-        <w:t>Правительство выкатило пакет на 20 млрд € против «азотного замка» (stikstof): расчётный нижний порог выбросов (ниже него — без разрешения) и буферы 500–1000 м вокруг ~100 природных зон, чтобы разблокировать стройку и энергосети.</w:t>
+        <w:t>Стоимость долга для нид. логистики — на конкретном ценнике. В январе CTP разместила зелёный бонд на 500 млн € на 4,5 года с купоном 3,375% при книге заявок свыше 4,4 млрд € (переподписка 8,8х — рекорд для эмитента, первое размещение ниже 100 б.п. к свопу с 2021). Купон 3,375% против 10Y госбонда NL 2,98% — спред корпоративного RE-долга порядка 0,4 п.п. сверх суверена. Это последний публичный бенчмарк стоимости долга сектора.</w:t>
       </w:r>
     </w:p>
     <w:p>
@@ -3879,7 +4190,7 @@
           <w:color w:val="222B36"/>
           <w:sz w:val="18"/>
         </w:rPr>
-        <w:t xml:space="preserve">Драйвер: азотные нормы годами морозили стройку → деньги должны её разморозить. Что делать: среднесрочный позитив для девелопмента складов и инфраструктуры, но эффект не мгновенный — следите за реализацией.  </w:t>
+        <w:t xml:space="preserve">Почему важно. Цепочка: рекордная переподписка зелёного бонда CTP при спреде всего ~0,4 п.п. к суверену (факт) → значит, облигационный рынок снова жадно финансирует качественную логистику NL, окно рефинансирования для investment-grade игроков широко открыто (вывод) → отсюда крупные институционалы могут финансировать покупки складов дёшево, поддерживая спрос и цены на prime (вывод). Но это всё ещё дороже доковидных ставок. ВЫИГРЫВАЮТ investment-grade игроки (дешёвый рефинанс) и prime-логистика; ПРОИГРЫВАЮТ мелкие держатели без рейтинга (дороже долг). Что делать: держатель investment-grade-портфеля — окно рефинансирования открыто, фиксируйте длинный долг сейчас, пока спреды узкие; мелкий держатель без рейтинга — ваша стоимость долга выше, считайте debt service по факту, а не по бенчмарку флагмана.  </w:t>
       </w:r>
     </w:p>
     <w:p>
@@ -3896,7 +4207,7 @@
           <w:color w:val="6B7785"/>
           <w:sz w:val="17"/>
         </w:rPr>
-        <w:t xml:space="preserve">   📅 2026-06-26   •   Источник: Rijksoverheid</w:t>
+        <w:t xml:space="preserve">   📅 2026-06-30   •   Источник: CTP — press release (€500m green bond)</w:t>
       </w:r>
       <w:r>
         <w:rPr>
@@ -3908,120 +4219,7 @@
         </w:rPr>
         <w:t xml:space="preserve">   </w:t>
       </w:r>
-      <w:hyperlink r:id="rId16">
-        <w:r>
-          <w:rPr>
-            <w:color w:val="1155CC"/>
-            <w:sz w:val="17.0"/>
-            <w:rFonts w:ascii="Calibri" w:hAnsi="Calibri"/>
-            <w:u w:val="single"/>
-          </w:rPr>
-          <w:t xml:space="preserve">ссылка ↗</w:t>
-        </w:r>
-      </w:hyperlink>
-    </w:p>
-    <w:p>
-      <w:pPr>
-        <w:keepNext/>
-        <w:spacing w:before="200" w:after="60" w:line="269" w:lineRule="auto"/>
-        <w:jc w:val="left"/>
-        <w:pBdr>
-          <w:bottom w:val="single" w:sz="6" w:space="2" w:color="D7DEE6"/>
-        </w:pBdr>
-      </w:pPr>
-      <w:r>
-        <w:rPr>
-          <w:rFonts w:ascii="Calibri" w:hAnsi="Calibri" w:cs="Calibri"/>
-          <w:b/>
-          <w:i w:val="0"/>
-          <w:color w:val="1E4466"/>
-          <w:sz w:val="23"/>
-        </w:rPr>
-        <w:t>Новости</w:t>
-      </w:r>
-    </w:p>
-    <w:p>
-      <w:pPr>
-        <w:spacing w:before="60" w:after="20" w:line="269" w:lineRule="auto"/>
-        <w:ind w:left="283" w:hanging="198"/>
-        <w:jc w:val="left"/>
-      </w:pPr>
-      <w:r>
-        <w:rPr>
-          <w:rFonts w:ascii="Calibri" w:hAnsi="Calibri" w:cs="Calibri"/>
-          <w:b/>
-          <w:i w:val="0"/>
-          <w:color w:val="1E7A4D"/>
-          <w:sz w:val="21"/>
-        </w:rPr>
-        <w:t xml:space="preserve">▲  </w:t>
-      </w:r>
-      <w:r>
-        <w:rPr>
-          <w:rFonts w:ascii="Calibri" w:hAnsi="Calibri" w:cs="Calibri"/>
-          <w:b w:val="0"/>
-          <w:i w:val="0"/>
-          <w:color w:val="222B36"/>
-          <w:sz w:val="21"/>
-        </w:rPr>
-        <w:t>Крупнейшая в мире логистическая компания Prologis сделала предложение о поглощении британской Segro за ~14,6 млрд € (премия 24,6%), чтобы создать «крупнейшую в мире котируемую логистическую недвижимость». Совет Segro оферту отклонил как заниженную; по британским правилам Prologis до 22 июля должна подтвердить намерение или отступить.</w:t>
-      </w:r>
-    </w:p>
-    <w:p>
-      <w:pPr>
-        <w:spacing w:before="20" w:after="20" w:line="264" w:lineRule="auto"/>
-        <w:ind w:left="283"/>
-        <w:jc w:val="left"/>
-        <w:shd w:val="clear" w:color="auto" w:fill="E7F4EE"/>
-      </w:pPr>
-      <w:r>
-        <w:rPr>
-          <w:rFonts w:ascii="Calibri" w:hAnsi="Calibri" w:cs="Calibri"/>
-          <w:b/>
-          <w:i w:val="0"/>
-          <w:color w:val="1E7A4D"/>
-          <w:sz w:val="18"/>
-        </w:rPr>
-        <w:t xml:space="preserve">  Почему важно:  </w:t>
-      </w:r>
-      <w:r>
-        <w:rPr>
-          <w:rFonts w:ascii="Calibri" w:hAnsi="Calibri" w:cs="Calibri"/>
-          <w:b w:val="0"/>
-          <w:i w:val="0"/>
-          <w:color w:val="222B36"/>
-          <w:sz w:val="18"/>
-        </w:rPr>
-        <w:t xml:space="preserve">Драйвер: оценки европейской логистики просели → крупный игрок пытается купить дёшево → сделка задаёт ценовой ориентир всему сектору, включая NL (у Prologis тут крупное присутствие). Что делать: следите за развязкой 22 июля — она переоценит ваши логистические активы.  </w:t>
-      </w:r>
-    </w:p>
-    <w:p>
-      <w:pPr>
-        <w:spacing w:before="0" w:after="100" w:line="240" w:lineRule="auto"/>
-        <w:ind w:left="283"/>
-        <w:jc w:val="left"/>
-      </w:pPr>
-      <w:r>
-        <w:rPr>
-          <w:rFonts w:ascii="Calibri" w:hAnsi="Calibri" w:cs="Calibri"/>
-          <w:b w:val="0"/>
-          <w:i/>
-          <w:color w:val="6B7785"/>
-          <w:sz w:val="17"/>
-        </w:rPr>
-        <w:t xml:space="preserve">   📅 2026-06-25   •   Источник: Warehouse Totaal / PropertyNL</w:t>
-      </w:r>
-      <w:r>
-        <w:rPr>
-          <w:rFonts w:ascii="Calibri" w:hAnsi="Calibri" w:cs="Calibri"/>
-          <w:b w:val="0"/>
-          <w:i w:val="0"/>
-          <w:color w:val="6B7785"/>
-          <w:sz w:val="17"/>
-        </w:rPr>
-        <w:t xml:space="preserve">   </w:t>
-      </w:r>
-      <w:hyperlink r:id="rId11">
+      <w:hyperlink r:id="rId34">
         <w:r>
           <w:rPr>
             <w:color w:val="1155CC"/>
@@ -4057,7 +4255,7 @@
           <w:color w:val="222B36"/>
           <w:sz w:val="21"/>
         </w:rPr>
-        <w:t>Deutsche Bank срезал целевые цены четырёх ведущих логистических REIT, работающих и в NL (CTP 22→19, WDP 30→25, Montea 85→73, VGP 120→100 €), но рекомендацию «покупать» сохранил по всем.</w:t>
+        <w:t>Кредитное качество флагмана подтверждено тремя агентствами. CTP держит инвестиционный рейтинг: S&amp;P — BBB (стабильный, 15.09.2025), Moody's — Baa2 (стабильный, свежий отчёт 18.05.2026), а 25 мая японское JCR присвоило более высокий A (стабильный). Стабильные действия трёх агентств — это подтверждённый доступ к долговому рынку без премии за стресс.</w:t>
       </w:r>
     </w:p>
     <w:p>
@@ -4085,7 +4283,7 @@
           <w:color w:val="222B36"/>
           <w:sz w:val="18"/>
         </w:rPr>
-        <w:t xml:space="preserve">Простыми словами: ожидания по ставкам ЕЦБ выше → будущие доходы дисконтируются жёстче → справедливая цена акций ниже, НО арендные потоки и оферта Prologis держат сектор. Сигнал: рынок ждёт стабилизации, а не падения. Что делать: коррекция оценок — это вход, а не бегство, если верите в логистику.  </w:t>
+        <w:t xml:space="preserve">Почему важно. Цепочка: три агентства подтвердили инвестиционный рейтинг флагмана со стабильным прогнозом (факт) → значит, рынок не закладывает стресс в нид. логистику на уровне эмитента, доступ к дешёвому долгу сохраняется (вывод) → отсюда институциональный спрос на сектор финансируется дёшево, что поддерживает цены на качественные склады (вывод). ВЫИГРЫВАЮТ сектор логистики NL (здоровый кредитный фон). Что делать: держатель prime-логистики — кредитный фон сектора здоров, это аргумент против панической продажи на биржевом дисконте; смотрите на операционку и рейтинги, а не только на котировку.  </w:t>
       </w:r>
     </w:p>
     <w:p>
@@ -4102,100 +4300,7 @@
           <w:color w:val="6B7785"/>
           <w:sz w:val="17"/>
         </w:rPr>
-        <w:t xml:space="preserve">   📅 2026-06-25   •   Источник: De Aandeelhouder</w:t>
-      </w:r>
-      <w:r>
-        <w:rPr>
-          <w:rFonts w:ascii="Calibri" w:hAnsi="Calibri" w:cs="Calibri"/>
-          <w:b w:val="0"/>
-          <w:i w:val="0"/>
-          <w:color w:val="6B7785"/>
-          <w:sz w:val="17"/>
-        </w:rPr>
-        <w:t xml:space="preserve">   </w:t>
-      </w:r>
-      <w:hyperlink r:id="rId34">
-        <w:r>
-          <w:rPr>
-            <w:color w:val="1155CC"/>
-            <w:sz w:val="17.0"/>
-            <w:rFonts w:ascii="Calibri" w:hAnsi="Calibri"/>
-            <w:u w:val="single"/>
-          </w:rPr>
-          <w:t xml:space="preserve">ссылка ↗</w:t>
-        </w:r>
-      </w:hyperlink>
-    </w:p>
-    <w:p>
-      <w:pPr>
-        <w:spacing w:before="60" w:after="20" w:line="269" w:lineRule="auto"/>
-        <w:ind w:left="283" w:hanging="198"/>
-        <w:jc w:val="left"/>
-      </w:pPr>
-      <w:r>
-        <w:rPr>
-          <w:rFonts w:ascii="Calibri" w:hAnsi="Calibri" w:cs="Calibri"/>
-          <w:b/>
-          <w:i w:val="0"/>
-          <w:color w:val="1E7A4D"/>
-          <w:sz w:val="21"/>
-        </w:rPr>
-        <w:t xml:space="preserve">▲  </w:t>
-      </w:r>
-      <w:r>
-        <w:rPr>
-          <w:rFonts w:ascii="Calibri" w:hAnsi="Calibri" w:cs="Calibri"/>
-          <w:b w:val="0"/>
-          <w:i w:val="0"/>
-          <w:color w:val="222B36"/>
-          <w:sz w:val="21"/>
-        </w:rPr>
-        <w:t>Девелопер Panattoni начал спекулятивную застройку (без заранее найденного арендатора) комплекса ~150 000 м² (как 22 футбольных поля) в Эммене; собственные инвестиции &gt;100 млн €, сдача — март 2028.</w:t>
-      </w:r>
-    </w:p>
-    <w:p>
-      <w:pPr>
-        <w:spacing w:before="20" w:after="20" w:line="264" w:lineRule="auto"/>
-        <w:ind w:left="283"/>
-        <w:jc w:val="left"/>
-        <w:shd w:val="clear" w:color="auto" w:fill="E7F4EE"/>
-      </w:pPr>
-      <w:r>
-        <w:rPr>
-          <w:rFonts w:ascii="Calibri" w:hAnsi="Calibri" w:cs="Calibri"/>
-          <w:b/>
-          <w:i w:val="0"/>
-          <w:color w:val="1E7A4D"/>
-          <w:sz w:val="18"/>
-        </w:rPr>
-        <w:t xml:space="preserve">  Почему важно:  </w:t>
-      </w:r>
-      <w:r>
-        <w:rPr>
-          <w:rFonts w:ascii="Calibri" w:hAnsi="Calibri" w:cs="Calibri"/>
-          <w:b w:val="0"/>
-          <w:i w:val="0"/>
-          <w:color w:val="222B36"/>
-          <w:sz w:val="18"/>
-        </w:rPr>
-        <w:t xml:space="preserve">Спекулятивная стройка такого масштаба = вера девелопера в спрос. Что делать: спрос на современные большие склады жив, но смотрите, найдётся ли арендатор к сдаче — это индикатор реального аппетита.  </w:t>
-      </w:r>
-    </w:p>
-    <w:p>
-      <w:pPr>
-        <w:spacing w:before="0" w:after="100" w:line="240" w:lineRule="auto"/>
-        <w:ind w:left="283"/>
-        <w:jc w:val="left"/>
-      </w:pPr>
-      <w:r>
-        <w:rPr>
-          <w:rFonts w:ascii="Calibri" w:hAnsi="Calibri" w:cs="Calibri"/>
-          <w:b w:val="0"/>
-          <w:i/>
-          <w:color w:val="6B7785"/>
-          <w:sz w:val="17"/>
-        </w:rPr>
-        <w:t xml:space="preserve">   📅 2026-06-23   •   Источник: PropertyNL</w:t>
+        <w:t xml:space="preserve">   📅 2026-06-30   •   Источник: CTP N.V. — Credit Ratings (IR)</w:t>
       </w:r>
       <w:r>
         <w:rPr>
@@ -4221,96 +4326,436 @@
     </w:p>
     <w:p>
       <w:pPr>
-        <w:spacing w:before="60" w:after="20" w:line="269" w:lineRule="auto"/>
-        <w:ind w:left="283" w:hanging="198"/>
+        <w:keepNext/>
+        <w:spacing w:before="200" w:after="60" w:line="269" w:lineRule="auto"/>
         <w:jc w:val="left"/>
+        <w:pBdr>
+          <w:bottom w:val="single" w:sz="6" w:space="2" w:color="D7DEE6"/>
+        </w:pBdr>
       </w:pPr>
       <w:r>
         <w:rPr>
           <w:rFonts w:ascii="Calibri" w:hAnsi="Calibri" w:cs="Calibri"/>
           <w:b/>
           <w:i w:val="0"/>
-          <w:color w:val="1E7A4D"/>
-          <w:sz w:val="21"/>
+          <w:color w:val="1E4466"/>
+          <w:sz w:val="23"/>
         </w:rPr>
-        <w:t xml:space="preserve">▲  </w:t>
-      </w:r>
-      <w:r>
-        <w:rPr>
-          <w:rFonts w:ascii="Calibri" w:hAnsi="Calibri" w:cs="Calibri"/>
-          <w:b w:val="0"/>
-          <w:i w:val="0"/>
-          <w:color w:val="222B36"/>
-          <w:sz w:val="21"/>
-        </w:rPr>
-        <w:t>Семейный логист Van der Helm (с 1936, регион Вестланд) строит ~100 000 м² в логистическом парке Мурдейк с прямым выходом на дорогу, воду и железную дорогу; ввод — конец 2026.</w:t>
+        <w:t>Статистика</w:t>
       </w:r>
     </w:p>
+    <w:tbl>
+      <w:tblPr>
+        <w:tblW w:type="auto" w:w="0"/>
+        <w:tblLayout w:type="fixed"/>
+        <w:tblLook w:firstColumn="1" w:firstRow="1" w:lastColumn="0" w:lastRow="0" w:noHBand="0" w:noVBand="1" w:val="04A0"/>
+        <w:tblBorders>
+          <w:top w:val="none" w:sz="0"/>
+          <w:left w:val="none" w:sz="0"/>
+          <w:bottom w:val="none" w:sz="0"/>
+          <w:right w:val="none" w:sz="0"/>
+          <w:insideH w:val="none" w:sz="0"/>
+          <w:insideV w:val="none" w:sz="0"/>
+        </w:tblBorders>
+        <w:tblW w:type="dxa" w:w="9525"/>
+      </w:tblPr>
+      <w:tblGrid>
+        <w:gridCol w:w="5669"/>
+        <w:gridCol w:w="3855"/>
+      </w:tblGrid>
+      <w:tr>
+        <w:tc>
+          <w:tcPr>
+            <w:tcW w:type="dxa" w:w="4762"/>
+            <w:shd w:val="clear" w:color="auto" w:fill="1F3A5F"/>
+            <w:tcMar>
+              <w:top w:w="80" w:type="dxa"/>
+              <w:bottom w:w="80" w:type="dxa"/>
+              <w:start w:w="140" w:type="dxa"/>
+              <w:end w:w="140" w:type="dxa"/>
+              <w:left w:w="140" w:type="dxa"/>
+              <w:right w:w="140" w:type="dxa"/>
+            </w:tcMar>
+          </w:tcPr>
+          <w:p>
+            <w:r>
+              <w:rPr>
+                <w:rFonts w:ascii="Calibri" w:hAnsi="Calibri" w:cs="Calibri"/>
+                <w:b/>
+                <w:i w:val="0"/>
+                <w:color w:val="FFFFFF"/>
+                <w:sz w:val="19"/>
+              </w:rPr>
+              <w:t>Показатель</w:t>
+            </w:r>
+          </w:p>
+        </w:tc>
+        <w:tc>
+          <w:tcPr>
+            <w:tcW w:type="dxa" w:w="4762"/>
+            <w:shd w:val="clear" w:color="auto" w:fill="1F3A5F"/>
+            <w:tcMar>
+              <w:top w:w="80" w:type="dxa"/>
+              <w:bottom w:w="80" w:type="dxa"/>
+              <w:start w:w="140" w:type="dxa"/>
+              <w:end w:w="140" w:type="dxa"/>
+              <w:left w:w="140" w:type="dxa"/>
+              <w:right w:w="140" w:type="dxa"/>
+            </w:tcMar>
+          </w:tcPr>
+          <w:p>
+            <w:r>
+              <w:rPr>
+                <w:rFonts w:ascii="Calibri" w:hAnsi="Calibri" w:cs="Calibri"/>
+                <w:b/>
+                <w:i w:val="0"/>
+                <w:color w:val="FFFFFF"/>
+                <w:sz w:val="19"/>
+              </w:rPr>
+              <w:t>Значение / динамика</w:t>
+            </w:r>
+          </w:p>
+        </w:tc>
+      </w:tr>
+      <w:tr>
+        <w:tc>
+          <w:tcPr>
+            <w:tcW w:type="dxa" w:w="5669"/>
+            <w:shd w:val="clear" w:color="auto" w:fill="F4F6F8"/>
+            <w:tcMar>
+              <w:top w:w="80" w:type="dxa"/>
+              <w:bottom w:w="80" w:type="dxa"/>
+              <w:start w:w="140" w:type="dxa"/>
+              <w:end w:w="140" w:type="dxa"/>
+              <w:left w:w="140" w:type="dxa"/>
+              <w:right w:w="140" w:type="dxa"/>
+            </w:tcMar>
+          </w:tcPr>
+          <w:p>
+            <w:pPr>
+              <w:spacing w:after="0"/>
+            </w:pPr>
+            <w:r>
+              <w:rPr>
+                <w:rFonts w:ascii="Calibri" w:hAnsi="Calibri" w:cs="Calibri"/>
+                <w:b w:val="0"/>
+                <w:i w:val="0"/>
+                <w:color w:val="222B36"/>
+                <w:sz w:val="19"/>
+              </w:rPr>
+              <w:t>Доходность лучших складов нормализовалась — компрессия 2021-го отыграна назад. По Savills prime net initial yield по нид. логистике поднялась с пика 3,15% в 2021-м до 4,75% к началу 2026 года — расширение почти на 160 б.п. за цикл дорогих денег. При 10Y госбонде NL 2,98% спред prime-логистики к безрисковой ставке — порядка 1,8 п.п. Это нормальная, а не «дешёвая» премия за риск. Оценка брокера.</w:t>
+            </w:r>
+          </w:p>
+          <w:p>
+            <w:pPr>
+              <w:spacing w:before="20" w:after="0"/>
+            </w:pPr>
+            <w:r>
+              <w:rPr>
+                <w:rFonts w:ascii="Calibri" w:hAnsi="Calibri" w:cs="Calibri"/>
+                <w:b w:val="0"/>
+                <w:i/>
+                <w:color w:val="6B7785"/>
+                <w:sz w:val="16"/>
+              </w:rPr>
+              <w:t>→ Почему важно. Цепочка: prime-доходность складов расширилась на 160 б.п. с минимума 2021-го (оценка брокера) → значит, переоценка вниз, которой боялись, в основном уже состоялась — yields вернулись к нормальной премии за риск (вывод) → отсюда дальнейший потенциал роста цены держится не на сжатии yields, а на снижении ставок и арендном росте (вывод). Простыми словами: «дешёвая» фаза закончилась, дальше цену двигают аренда и ликвидность, а не доходность. ВЫИГРЫВАЮТ покупатели (нормализованная доходность) и держатели с арендным ростом; ПРОИГРЫВАЮТ спекулянты на возврат к компрессии 2021. Что делать: покупатель логистики — не ждите возврата к доходностям 2021 года, текущие 4,75% это «новая норма»; держатель — апсайд теперь в индексации аренды и снижении ставок, закладывайте оба драйвера.</w:t>
+            </w:r>
+          </w:p>
+        </w:tc>
+        <w:tc>
+          <w:tcPr>
+            <w:tcW w:type="dxa" w:w="3855"/>
+            <w:shd w:val="clear" w:color="auto" w:fill="F4F6F8"/>
+            <w:tcMar>
+              <w:top w:w="80" w:type="dxa"/>
+              <w:bottom w:w="80" w:type="dxa"/>
+              <w:start w:w="140" w:type="dxa"/>
+              <w:end w:w="140" w:type="dxa"/>
+              <w:left w:w="140" w:type="dxa"/>
+              <w:right w:w="140" w:type="dxa"/>
+            </w:tcMar>
+          </w:tcPr>
+          <w:p>
+            <w:pPr>
+              <w:spacing w:after="0"/>
+            </w:pPr>
+            <w:r>
+              <w:rPr>
+                <w:rFonts w:ascii="Calibri" w:hAnsi="Calibri" w:cs="Calibri"/>
+                <w:b/>
+                <w:i w:val="0"/>
+                <w:color w:val="2C5F8A"/>
+                <w:sz w:val="19"/>
+              </w:rPr>
+              <w:t xml:space="preserve">◆ </w:t>
+            </w:r>
+            <w:r>
+              <w:rPr>
+                <w:rFonts w:ascii="Calibri" w:hAnsi="Calibri" w:cs="Calibri"/>
+                <w:b/>
+                <w:i w:val="0"/>
+                <w:color w:val="222B36"/>
+                <w:sz w:val="19"/>
+              </w:rPr>
+              <w:t>prime yield логистики 4,75% (с 3,15% в 2021); спред к 10Y ≈1,8 п.п.</w:t>
+            </w:r>
+          </w:p>
+          <w:p>
+            <w:pPr>
+              <w:spacing w:before="20" w:after="0"/>
+            </w:pPr>
+            <w:r>
+              <w:rPr>
+                <w:rFonts w:ascii="Calibri" w:hAnsi="Calibri" w:cs="Calibri"/>
+                <w:b w:val="0"/>
+                <w:i/>
+                <w:color w:val="6B7785"/>
+                <w:sz w:val="15"/>
+              </w:rPr>
+              <w:t>Savills Logistics Trend Report 2026 (оценка брокера)</w:t>
+            </w:r>
+            <w:hyperlink r:id="rId36">
+              <w:r>
+                <w:rPr>
+                  <w:color w:val="1155CC"/>
+                  <w:sz w:val="15.0"/>
+                  <w:rFonts w:ascii="Calibri" w:hAnsi="Calibri"/>
+                  <w:u w:val="single"/>
+                </w:rPr>
+                <w:t xml:space="preserve">  ↗</w:t>
+              </w:r>
+            </w:hyperlink>
+          </w:p>
+        </w:tc>
+      </w:tr>
+      <w:tr>
+        <w:tc>
+          <w:tcPr>
+            <w:tcW w:type="dxa" w:w="5669"/>
+            <w:shd w:val="clear" w:color="auto" w:fill="FFFFFF"/>
+            <w:tcMar>
+              <w:top w:w="80" w:type="dxa"/>
+              <w:bottom w:w="80" w:type="dxa"/>
+              <w:start w:w="140" w:type="dxa"/>
+              <w:end w:w="140" w:type="dxa"/>
+              <w:left w:w="140" w:type="dxa"/>
+              <w:right w:w="140" w:type="dxa"/>
+            </w:tcMar>
+          </w:tcPr>
+          <w:p>
+            <w:pPr>
+              <w:spacing w:after="0"/>
+            </w:pPr>
+            <w:r>
+              <w:rPr>
+                <w:rFonts w:ascii="Calibri" w:hAnsi="Calibri" w:cs="Calibri"/>
+                <w:b w:val="0"/>
+                <w:i w:val="0"/>
+                <w:color w:val="222B36"/>
+                <w:sz w:val="19"/>
+              </w:rPr>
+              <w:t>Вакантность логистики выросла, но рынок стабилизируется. По Savills вакантность нид. логистики поднялась до 6,3% к началу 2026-го — итог десятилетия бурной стройки (складской фонд +64,7% за 2016–2025), которая теперь «доходит» до рынка. Take-up держится около долгосрочного среднего, в стройке ~1,9 млн м². Ключевой сдвиг — география: в 2023–2025 уже 66,1% инвестобъёма ушло в Брабант и Гелдерланд против 57,1% в Рандстаде на пике 2020–2022.</w:t>
+            </w:r>
+          </w:p>
+          <w:p>
+            <w:pPr>
+              <w:spacing w:before="20" w:after="0"/>
+            </w:pPr>
+            <w:r>
+              <w:rPr>
+                <w:rFonts w:ascii="Calibri" w:hAnsi="Calibri" w:cs="Calibri"/>
+                <w:b w:val="0"/>
+                <w:i/>
+                <w:color w:val="6B7785"/>
+                <w:sz w:val="16"/>
+              </w:rPr>
+              <w:t>→ Почему важно. Цепочка: вакантность выросла до 6,3% на фоне волны новостроя, но take-up в норме (факт) → значит, проблема не в спросе, а в избытке предложения, который концентрируется во вторичных регионах (вывод) → отсюда дисперсия: prime-коридоры (Венло, Тилбург, см. сделку Humby) держат заполняемость, вторичка простаивает дольше и требует большего дисконта (вывод). ВЫИГРЫВАЮТ держатели prime-коридоров; ПРОИГРЫВАЮТ держатели вторичной логистики в слабых регионах. Что делать: держатель prime — ваша заполняемость защищена локацией, не реагируйте на средние цифры рынка; держатель/покупатель вторички в слабых регионах — закладывайте более длинный простой и большую премию за риск в цену.</w:t>
+            </w:r>
+          </w:p>
+        </w:tc>
+        <w:tc>
+          <w:tcPr>
+            <w:tcW w:type="dxa" w:w="3855"/>
+            <w:shd w:val="clear" w:color="auto" w:fill="FFFFFF"/>
+            <w:tcMar>
+              <w:top w:w="80" w:type="dxa"/>
+              <w:bottom w:w="80" w:type="dxa"/>
+              <w:start w:w="140" w:type="dxa"/>
+              <w:end w:w="140" w:type="dxa"/>
+              <w:left w:w="140" w:type="dxa"/>
+              <w:right w:w="140" w:type="dxa"/>
+            </w:tcMar>
+          </w:tcPr>
+          <w:p>
+            <w:pPr>
+              <w:spacing w:after="0"/>
+            </w:pPr>
+            <w:r>
+              <w:rPr>
+                <w:rFonts w:ascii="Calibri" w:hAnsi="Calibri" w:cs="Calibri"/>
+                <w:b/>
+                <w:i w:val="0"/>
+                <w:color w:val="B03A3A"/>
+                <w:sz w:val="19"/>
+              </w:rPr>
+              <w:t xml:space="preserve">▼ </w:t>
+            </w:r>
+            <w:r>
+              <w:rPr>
+                <w:rFonts w:ascii="Calibri" w:hAnsi="Calibri" w:cs="Calibri"/>
+                <w:b/>
+                <w:i w:val="0"/>
+                <w:color w:val="222B36"/>
+                <w:sz w:val="19"/>
+              </w:rPr>
+              <w:t>вакантность 6,3% (нач. 2026); фонд +64,7% за 10 лет; в стройке ~1,9 млн м²</w:t>
+            </w:r>
+          </w:p>
+          <w:p>
+            <w:pPr>
+              <w:spacing w:before="20" w:after="0"/>
+            </w:pPr>
+            <w:r>
+              <w:rPr>
+                <w:rFonts w:ascii="Calibri" w:hAnsi="Calibri" w:cs="Calibri"/>
+                <w:b w:val="0"/>
+                <w:i/>
+                <w:color w:val="6B7785"/>
+                <w:sz w:val="15"/>
+              </w:rPr>
+              <w:t>Savills (через PropertyNL / Logistiek.nl)</w:t>
+            </w:r>
+            <w:hyperlink r:id="rId37">
+              <w:r>
+                <w:rPr>
+                  <w:color w:val="1155CC"/>
+                  <w:sz w:val="15.0"/>
+                  <w:rFonts w:ascii="Calibri" w:hAnsi="Calibri"/>
+                  <w:u w:val="single"/>
+                </w:rPr>
+                <w:t xml:space="preserve">  ↗</w:t>
+              </w:r>
+            </w:hyperlink>
+          </w:p>
+        </w:tc>
+      </w:tr>
+      <w:tr>
+        <w:tc>
+          <w:tcPr>
+            <w:tcW w:type="dxa" w:w="5669"/>
+            <w:shd w:val="clear" w:color="auto" w:fill="F4F6F8"/>
+            <w:tcMar>
+              <w:top w:w="80" w:type="dxa"/>
+              <w:bottom w:w="80" w:type="dxa"/>
+              <w:start w:w="140" w:type="dxa"/>
+              <w:end w:w="140" w:type="dxa"/>
+              <w:left w:w="140" w:type="dxa"/>
+              <w:right w:w="140" w:type="dxa"/>
+            </w:tcMar>
+          </w:tcPr>
+          <w:p>
+            <w:pPr>
+              <w:spacing w:after="0"/>
+            </w:pPr>
+            <w:r>
+              <w:rPr>
+                <w:rFonts w:ascii="Calibri" w:hAnsi="Calibri" w:cs="Calibri"/>
+                <w:b w:val="0"/>
+                <w:i w:val="0"/>
+                <w:color w:val="222B36"/>
+                <w:sz w:val="19"/>
+              </w:rPr>
+              <w:t>Деньги осторожно возвращаются в логистику. Инвестиционные объёмы в нид. логистику в 2025 году составили ~2,9 млрд € — около −11% к 2024-му, рынок капитала всё ещё ниже пиков. На 2026 CBRE ждёт восстановления общего объёма сделок в коммерческой недвижимости NL примерно на +10,5% (с ~13 до ~14,3 млрд €), причём со 2-го полугодия 2025 транзакционная динамика в логистике заметно ожила. Простыми словами: капитал возвращается, но избирательно — в prime и операционно сильное, а не «во всё подряд».</w:t>
+            </w:r>
+          </w:p>
+          <w:p>
+            <w:pPr>
+              <w:spacing w:before="20" w:after="0"/>
+            </w:pPr>
+            <w:r>
+              <w:rPr>
+                <w:rFonts w:ascii="Calibri" w:hAnsi="Calibri" w:cs="Calibri"/>
+                <w:b w:val="0"/>
+                <w:i/>
+                <w:color w:val="6B7785"/>
+                <w:sz w:val="16"/>
+              </w:rPr>
+              <w:t>→ Почему важно. Цепочка: объёмы логистики 2025 ещё ниже пиков (−11%), но динамика со 2П 2025 ожила, а CBRE ждёт +10,5% по рынку в 2026 (замер + прогноз sell-side) → значит, разворот ликвидности начался, но капитал избирателен — идёт в prime, а не «во всё подряд» (вывод) → отсюда расхождение цен prime vs вторичка будет расти, а не сужаться (вывод). Учитывайте конфликт интересов брокера (склонен к «дно пройдено»). ВЫИГРЫВАЮТ prime-логистика и продавцы качественных объектов; ПРОИГРЫВАЮТ держатели вторички, ждущие общего прилива. Что делать: держатель prime — ликвидность возвращается на вашу сторону; держатель вторички — не рассчитывайте, что прилив поднимет все лодки, готовьте дисконт для выхода.</w:t>
+            </w:r>
+          </w:p>
+        </w:tc>
+        <w:tc>
+          <w:tcPr>
+            <w:tcW w:type="dxa" w:w="3855"/>
+            <w:shd w:val="clear" w:color="auto" w:fill="F4F6F8"/>
+            <w:tcMar>
+              <w:top w:w="80" w:type="dxa"/>
+              <w:bottom w:w="80" w:type="dxa"/>
+              <w:start w:w="140" w:type="dxa"/>
+              <w:end w:w="140" w:type="dxa"/>
+              <w:left w:w="140" w:type="dxa"/>
+              <w:right w:w="140" w:type="dxa"/>
+            </w:tcMar>
+          </w:tcPr>
+          <w:p>
+            <w:pPr>
+              <w:spacing w:after="0"/>
+            </w:pPr>
+            <w:r>
+              <w:rPr>
+                <w:rFonts w:ascii="Calibri" w:hAnsi="Calibri" w:cs="Calibri"/>
+                <w:b/>
+                <w:i w:val="0"/>
+                <w:color w:val="1E7A4D"/>
+                <w:sz w:val="19"/>
+              </w:rPr>
+              <w:t xml:space="preserve">▲ </w:t>
+            </w:r>
+            <w:r>
+              <w:rPr>
+                <w:rFonts w:ascii="Calibri" w:hAnsi="Calibri" w:cs="Calibri"/>
+                <w:b/>
+                <w:i w:val="0"/>
+                <w:color w:val="222B36"/>
+                <w:sz w:val="19"/>
+              </w:rPr>
+              <w:t>инвестобъём логистики 2025 ~2,9 млрд € (−11% г/г); прогноз CBRE по CRE NL 2026 ~+10,5%</w:t>
+            </w:r>
+          </w:p>
+          <w:p>
+            <w:pPr>
+              <w:spacing w:before="20" w:after="0"/>
+            </w:pPr>
+            <w:r>
+              <w:rPr>
+                <w:rFonts w:ascii="Calibri" w:hAnsi="Calibri" w:cs="Calibri"/>
+                <w:b w:val="0"/>
+                <w:i/>
+                <w:color w:val="6B7785"/>
+                <w:sz w:val="15"/>
+              </w:rPr>
+              <w:t>CBRE Nederland (Real Estate Market Outlook 2026)</w:t>
+            </w:r>
+            <w:hyperlink r:id="rId38">
+              <w:r>
+                <w:rPr>
+                  <w:color w:val="1155CC"/>
+                  <w:sz w:val="15.0"/>
+                  <w:rFonts w:ascii="Calibri" w:hAnsi="Calibri"/>
+                  <w:u w:val="single"/>
+                </w:rPr>
+                <w:t xml:space="preserve">  ↗</w:t>
+              </w:r>
+            </w:hyperlink>
+          </w:p>
+        </w:tc>
+      </w:tr>
+    </w:tbl>
     <w:p>
       <w:pPr>
-        <w:spacing w:before="20" w:after="20" w:line="264" w:lineRule="auto"/>
-        <w:ind w:left="283"/>
-        <w:jc w:val="left"/>
-        <w:shd w:val="clear" w:color="auto" w:fill="E7F4EE"/>
-      </w:pPr>
-      <w:r>
-        <w:rPr>
-          <w:rFonts w:ascii="Calibri" w:hAnsi="Calibri" w:cs="Calibri"/>
-          <w:b/>
-          <w:i w:val="0"/>
-          <w:color w:val="1E7A4D"/>
-          <w:sz w:val="18"/>
-        </w:rPr>
-        <w:t xml:space="preserve">  Почему важно:  </w:t>
-      </w:r>
-      <w:r>
-        <w:rPr>
-          <w:rFonts w:ascii="Calibri" w:hAnsi="Calibri" w:cs="Calibri"/>
-          <w:b w:val="0"/>
-          <w:i w:val="0"/>
-          <w:color w:val="222B36"/>
-          <w:sz w:val="18"/>
-        </w:rPr>
-        <w:t xml:space="preserve">Ещё один крупный мультимодальный объект в работе — спрос на площадки с тремя видами транспорта сохраняется. Что делать: такие локации — премиальный актив, держите в фокусе.  </w:t>
-      </w:r>
-    </w:p>
-    <w:p>
-      <w:pPr>
-        <w:spacing w:before="0" w:after="100" w:line="240" w:lineRule="auto"/>
-        <w:ind w:left="283"/>
+        <w:spacing w:before="0" w:after="40" w:line="269" w:lineRule="auto"/>
         <w:jc w:val="left"/>
       </w:pPr>
-      <w:r>
-        <w:rPr>
-          <w:rFonts w:ascii="Calibri" w:hAnsi="Calibri" w:cs="Calibri"/>
-          <w:b w:val="0"/>
-          <w:i/>
-          <w:color w:val="6B7785"/>
-          <w:sz w:val="17"/>
-        </w:rPr>
-        <w:t xml:space="preserve">   📅 2026-06-23   •   Источник: Warehouse Totaal</w:t>
-      </w:r>
-      <w:r>
-        <w:rPr>
-          <w:rFonts w:ascii="Calibri" w:hAnsi="Calibri" w:cs="Calibri"/>
-          <w:b w:val="0"/>
-          <w:i w:val="0"/>
-          <w:color w:val="6B7785"/>
-          <w:sz w:val="17"/>
-        </w:rPr>
-        <w:t xml:space="preserve">   </w:t>
-      </w:r>
-      <w:hyperlink r:id="rId36">
-        <w:r>
-          <w:rPr>
-            <w:color w:val="1155CC"/>
-            <w:sz w:val="17.0"/>
-            <w:rFonts w:ascii="Calibri" w:hAnsi="Calibri"/>
-            <w:u w:val="single"/>
-          </w:rPr>
-          <w:t xml:space="preserve">ссылка ↗</w:t>
-        </w:r>
-      </w:hyperlink>
     </w:p>
     <w:p>
       <w:pPr>
@@ -4321,7 +4766,7 @@
       <w:r>
         <w:drawing>
           <wp:inline xmlns:a="http://schemas.openxmlformats.org/drawingml/2006/main" xmlns:pic="http://schemas.openxmlformats.org/drawingml/2006/picture">
-            <wp:extent cx="5903999" cy="2778086"/>
+            <wp:extent cx="5903999" cy="2995840"/>
             <wp:docPr id="6" name="Picture 6"/>
             <wp:cNvGraphicFramePr>
               <a:graphicFrameLocks noChangeAspect="1"/>
@@ -4330,11 +4775,11 @@
               <a:graphicData uri="http://schemas.openxmlformats.org/drawingml/2006/picture">
                 <pic:pic>
                   <pic:nvPicPr>
-                    <pic:cNvPr id="0" name="db_targets.png"/>
+                    <pic:cNvPr id="0" name="logistics_koersdoel.png"/>
                     <pic:cNvPicPr/>
                   </pic:nvPicPr>
                   <pic:blipFill>
-                    <a:blip r:embed="rId37"/>
+                    <a:blip r:embed="rId39"/>
                     <a:stretch>
                       <a:fillRect/>
                     </a:stretch>
@@ -4342,7 +4787,7 @@
                   <pic:spPr>
                     <a:xfrm>
                       <a:off x="0" y="0"/>
-                      <a:ext cx="5903999" cy="2778086"/>
+                      <a:ext cx="5903999" cy="2995840"/>
                     </a:xfrm>
                     <a:prstGeom prst="rect"/>
                   </pic:spPr>
@@ -4366,7 +4811,7 @@
           <w:color w:val="6B7785"/>
           <w:sz w:val="18"/>
         </w:rPr>
-        <w:t>Целевые цены снижены на 14–17%; рекомендация «покупать» сохранена — рынок ждёт стабилизации, а не падения.</w:t>
+        <w:t>Переоценка вниз через ставку, не через аренду — операционка цела.</w:t>
       </w:r>
     </w:p>
     <w:tbl>
@@ -4434,7 +4879,7 @@
                 <w:color w:val="222B36"/>
                 <w:sz w:val="21"/>
               </w:rPr>
-              <w:t>Индустриал — самый громкий сегмент недели. Большая корпоративная история (оферта Prologis на Segro €14,6 млрд, отклонена) переоценивает весь европейский логистический сектор, а Deutsche Bank на этом фоне срезал цели четырёх REIT, но держит «покупать» — рынок ждёт стабилизации, не падения. На земле спрос жив: Panattoni рискует спекулятивной стройкой, Van der Helm строит мультимодальный хаб. Но фактор цены №1 сместился к электричеству: с 1 июля правила netcongestie ужесточаются, и объекты с готовым подключением будут стоить заметно дороже. Пакет по азоту на 20 млрд € — среднесрочный позитив.</w:t>
+              <w:t>Тезис (уверенность высокая): нид. логистика дешевеет ТОЛЬКО на бумаге биржи, а не в операционке — и переоценка вниз в основном уже состоялась. Два свидетеля: биржа списала логистику (CTP дисконт ~22% к балансу, Deutsche Bank срезал цели на 14–17%), но оценщики приватных портфелей показывают рост (NTA CTP +12,8%, рентный доход +14,4%), prime-yield нормализовалась до 4,75% (спред ~1,8 п.п.), кредитный фон здоров (CTP BBB/Baa2/A, зелёный бонд под 3,375% с переподпиской 8,8х). Снижение биржевых цен — эффект термостата ставок, а не ухудшения аренды. Консенсус брокеров трубит «дно логистики пройдено» — я бы уточнил: дно по ЦЕНЕ ≠ дно по вынужденным продавцам, и дисперсия prime vs вторичка будет расти. Опровергнет тезис: рост вакантности prime-коридоров (Венло/Тилбург) выше 6,3% (на уровень рынка) ИЛИ срыв оферты Prologis по Segro 22 июля БЕЗ альтернативного катализатора при одновременном расширении prime-yield выше 5,0% (смотрим Savills/CBRE Q3 и реакцию CTP/WDP). Риск: ЕЦБ держит ставку выше дольше → дисконтирование жёстче → биржевые дисконты не закрываются. Что делать: держатель prime-склада в Венло/Тилбурге — НЕ продавайте до 22 июля, оферта Prologis поднимет вашу планку; держатель вторички — готовьте дисконт для выхода; investment-grade игрок — фиксируйте длинный долг сейчас, пока спреды узкие.</w:t>
             </w:r>
           </w:p>
         </w:tc>
@@ -4506,7 +4951,7 @@
                 <w:color w:val="222B36"/>
                 <w:sz w:val="20"/>
               </w:rPr>
-              <w:t>22 июля — подтвердит ли Prologis оферту по Segro (переоценит сектор); как заработают правила netcongestie с 1 июля; первые разрешения по новому азотному порогу.</w:t>
+              <w:t>22 июля — дедлайн Prologis по Segro: подтвердит/повысит оферту → волна переоценки складов NL вверх; откажется → подтверждение дешевизны без катализатора. Держатель логистики: не продавайте до развязки. Следите за реакцией доходностей CTP/WDP/Montea — отыграют новость первыми.</w:t>
             </w:r>
           </w:p>
         </w:tc>
@@ -4626,7 +5071,7 @@
                 <w:color w:val="222B36"/>
                 <w:sz w:val="21"/>
               </w:rPr>
-              <w:t>Через все три сегмента проходит одна нить: большие деньги ищут, куда встать, а государство переписывает условия. Институционалы стабилизируют аренду жилья и заходят в нишу пожилых; в логистике разворачивается сделка десятилетия (Prologis/Segro), которая задаст цены всему сектору; ритейл-парки тихо обыгрывают центры. Сквозной риск-фактор для стройки и индустриала — электросети и азот: с 1 июля мощность сети становится фактором цены №1, а азотный пакет на 20 млрд € обещает разморозку, но не сразу. Не-консенсусный угол: пока заголовки про рост цен на жильё, реальная драма — в правилах (box 3, доступность, netcongestie), и именно они определят доходность на 2–3 года вперёд. Прогноз: развязка Prologis/Segro 22 июля — главный ценовой сигнал; первые эффекты netcongestie и азота — структурный водораздел между «подключёнными» и «неподключёнными» активами.</w:t>
+              <w:t>Картина недели и прогноз. Над всеми тремя сегментами висит одна сквозная нить — «дорогие деньги снова дорожают»: ЕЦБ впервые с 2023-го ПОВЫСИЛ ставку на 25 б.п. (депозит 2,25%, действует с 17 июня), 10-летний госбонд NL поднялся до 2,98% (максимум за 2+ года), 3M Euribor ~2,31%. Это термостат стоимости капитала, и он подкручен вверх: будущие арендные доходы при пересчёте «на сегодня» остывают, а с ними бумажные оценки. Вторая нить — «два свидетеля рынка»: биржа уже нервно заложила переоценку вниз (CTP дисконт ~22% к балансу, Eurocommercial ~36%, цели логистики срезаны на 14–17%), а оценщики приватных портфелей по инерции рисуют рост (MSCI NL +9,4% за 2024, INREV GREFI +1,30% за квартал, седьмой плюс подряд, европейская годовая 4,59%). Когда биржа опережает оценщика, публичный рынок признаётся первым — «бумажные» оценки соседних портфелей, на которые вы равняетесь, ещё не досписаны, закладывайте дисконт. Третья нить, утешительная: капитал при этом возвращается именно в Нидерланды (CRE-инвестиции Q1 +65% г/г до 4,1 млрд €, сильнейший квартал в истории, против −10% по Европе; жильё — 45% объёма), DNB фиксирует снижение рисков CRE (инвестиции +~40% к 2023, NPL ~4%). Эффект второго порядка по налогам: дорогие деньги бьют по частникам сильнее, чем по институционалам — институционал (Vesteda) может придержать выход годами через лимит ликвидности, а частник с арендой через BV под прессом box 3 (с 2028) не может, и станет вынужденным продавцом РАНЬШЕ. Отсюда вывод для собственника: окно купить арендный фонд со скидкой откроется не у фондов, а у частников, на 1–2 квартала раньше. По ESG: GRESB-2025 поднял средний балл standing-портфелей до 79, CRREM переименовал «год застревания» в «год рассогласования» — превышение траектории 1,5°C сигналит будущий retrofit-capex, но само по себе ещё не обесценивает актив; узкое место для стройки тем временем смещается с азота (пакет 20 млрд €, ондергренс с конца 2027) на электросеть (новые правила netcongestie с 1 июля, приоритет жилью/школам/ОТ). КАЛЕНДАРЬ: • 1 июля — вступают в силу новые правила netcongestie (приоритет подключений), с 1 октября муниципалитеты смогут «батчем» резервировать мощность под жильё на 10 лет. • 7 июля — голосование Сената по четырём поправкам к box 3 (старт режима 2028). • 22 июля — дедлайн Prologis по Segro: подтвердить/повысить оферту или отступить → переоценка складов NL вверх или подтверждение дешевизны без катализатора. • Конец июля — начало августа — июньские данные HDN по ипотеке. За чем следить сквозным темам: реакция доходностей CTP/WDP/Montea на развязку по Segro; второй месяц данных CBS по доверию потребителей (подтвердит или опровергнет «лёд тронулся»); итог голосования по box 3 как триггер выхода частников.</w:t>
             </w:r>
           </w:p>
         </w:tc>
@@ -4860,7 +5305,7 @@
                 <w:color w:val="222B36"/>
                 <w:sz w:val="19"/>
               </w:rPr>
-              <w:t>🗳  Вступают в силу новые правила netcongestie (электроподключения)</w:t>
+              <w:t>•  Вступают в силу новые правила netcongestie: приоритет подключений жилью, школам, ОТ и сетеразгружающим батареям</w:t>
             </w:r>
           </w:p>
           <w:p>
@@ -4875,7 +5320,7 @@
                 <w:color w:val="6B7785"/>
                 <w:sz w:val="16"/>
               </w:rPr>
-              <w:t>→ объекты без мощности теряют ценность</w:t>
+              <w:t>→ если ваш склад/промзона не в приоритетных группах → новые/расширенные подключения уходят в общий лист ожидания на годы; объекты с готовой мощностью дорожают, без неё — теряют ценность. Проверьте статус подключения ваших объектов сейчас.</w:t>
             </w:r>
           </w:p>
         </w:tc>
@@ -4935,7 +5380,7 @@
                 <w:color w:val="222B36"/>
                 <w:sz w:val="19"/>
               </w:rPr>
-              <w:t>2026-07-22</w:t>
+              <w:t>2026-07-07</w:t>
             </w:r>
           </w:p>
         </w:tc>
@@ -4964,7 +5409,7 @@
                 <w:color w:val="222B36"/>
                 <w:sz w:val="19"/>
               </w:rPr>
-              <w:t>⏳  Дедлайн Prologis по Segro: подтвердить оферту или отступить</w:t>
+              <w:t>•  Голосование Сената по четырём поправкам к закону box 3 (реальный доход)</w:t>
             </w:r>
           </w:p>
           <w:p>
@@ -4979,7 +5424,7 @@
                 <w:color w:val="6B7785"/>
                 <w:sz w:val="16"/>
               </w:rPr>
-              <w:t>→ переоценит весь логистический сектор</w:t>
+              <w:t>→ если одобрят с обложением реального дохода и прироста при продаже → частники со слабой доходностью получат стимул выходить к 2027–2028; покупателю — готовьте due-diligence под волну предложения. Аренда через BV — пересчитайте кэш-флоу по обоим сценариям до голосования.</w:t>
             </w:r>
           </w:p>
         </w:tc>
@@ -4987,6 +5432,110 @@
           <w:tcPr>
             <w:tcW w:type="dxa" w:w="1587"/>
             <w:shd w:val="clear" w:color="auto" w:fill="FFFFFF"/>
+            <w:tcMar>
+              <w:top w:w="80" w:type="dxa"/>
+              <w:bottom w:w="80" w:type="dxa"/>
+              <w:start w:w="140" w:type="dxa"/>
+              <w:end w:w="140" w:type="dxa"/>
+              <w:left w:w="140" w:type="dxa"/>
+              <w:right w:w="140" w:type="dxa"/>
+            </w:tcMar>
+          </w:tcPr>
+          <w:p>
+            <w:pPr>
+              <w:spacing w:after="0"/>
+            </w:pPr>
+            <w:r>
+              <w:rPr>
+                <w:rFonts w:ascii="Calibri" w:hAnsi="Calibri" w:cs="Calibri"/>
+                <w:b w:val="0"/>
+                <w:i w:val="0"/>
+                <w:color w:val="222B36"/>
+                <w:sz w:val="19"/>
+              </w:rPr>
+              <w:t>жильё</w:t>
+            </w:r>
+          </w:p>
+        </w:tc>
+      </w:tr>
+      <w:tr>
+        <w:tc>
+          <w:tcPr>
+            <w:tcW w:type="dxa" w:w="1531"/>
+            <w:shd w:val="clear" w:color="auto" w:fill="F4F6F8"/>
+            <w:tcMar>
+              <w:top w:w="80" w:type="dxa"/>
+              <w:bottom w:w="80" w:type="dxa"/>
+              <w:start w:w="140" w:type="dxa"/>
+              <w:end w:w="140" w:type="dxa"/>
+              <w:left w:w="140" w:type="dxa"/>
+              <w:right w:w="140" w:type="dxa"/>
+            </w:tcMar>
+          </w:tcPr>
+          <w:p>
+            <w:pPr>
+              <w:spacing w:after="0"/>
+            </w:pPr>
+            <w:r>
+              <w:rPr>
+                <w:rFonts w:ascii="Calibri" w:hAnsi="Calibri" w:cs="Calibri"/>
+                <w:b/>
+                <w:i w:val="0"/>
+                <w:color w:val="222B36"/>
+                <w:sz w:val="19"/>
+              </w:rPr>
+              <w:t>2026-07-22</w:t>
+            </w:r>
+          </w:p>
+        </w:tc>
+        <w:tc>
+          <w:tcPr>
+            <w:tcW w:type="dxa" w:w="6406"/>
+            <w:shd w:val="clear" w:color="auto" w:fill="F4F6F8"/>
+            <w:tcMar>
+              <w:top w:w="80" w:type="dxa"/>
+              <w:bottom w:w="80" w:type="dxa"/>
+              <w:start w:w="140" w:type="dxa"/>
+              <w:end w:w="140" w:type="dxa"/>
+              <w:left w:w="140" w:type="dxa"/>
+              <w:right w:w="140" w:type="dxa"/>
+            </w:tcMar>
+          </w:tcPr>
+          <w:p>
+            <w:pPr>
+              <w:spacing w:after="0"/>
+            </w:pPr>
+            <w:r>
+              <w:rPr>
+                <w:rFonts w:ascii="Calibri" w:hAnsi="Calibri" w:cs="Calibri"/>
+                <w:b w:val="0"/>
+                <w:i w:val="0"/>
+                <w:color w:val="222B36"/>
+                <w:sz w:val="19"/>
+              </w:rPr>
+              <w:t>⏳  Дедлайн Prologis по Segro: подтвердить/повысить оферту или отступить (put up or shut up)</w:t>
+            </w:r>
+          </w:p>
+          <w:p>
+            <w:pPr>
+              <w:spacing w:before="20" w:after="0"/>
+            </w:pPr>
+            <w:r>
+              <w:rPr>
+                <w:rFonts w:ascii="Calibri" w:hAnsi="Calibri" w:cs="Calibri"/>
+                <w:b w:val="0"/>
+                <w:i/>
+                <w:color w:val="6B7785"/>
+                <w:sz w:val="16"/>
+              </w:rPr>
+              <w:t>→ если подтвердит/повысит → волна переоценки складов NL вверх, рост M&amp;A-премий, держателям логистики плюс; если откажется → подтверждение дешевизны без катализатора. Держатель prime-склада: не продавайте до развязки. Следите за CTP/WDP/Montea.</w:t>
+            </w:r>
+          </w:p>
+        </w:tc>
+        <w:tc>
+          <w:tcPr>
+            <w:tcW w:type="dxa" w:w="1587"/>
+            <w:shd w:val="clear" w:color="auto" w:fill="F4F6F8"/>
             <w:tcMar>
               <w:top w:w="80" w:type="dxa"/>
               <w:bottom w:w="80" w:type="dxa"/>
@@ -5017,7 +5566,7 @@
         <w:tc>
           <w:tcPr>
             <w:tcW w:type="dxa" w:w="1531"/>
-            <w:shd w:val="clear" w:color="auto" w:fill="F4F6F8"/>
+            <w:shd w:val="clear" w:color="auto" w:fill="FFFFFF"/>
             <w:tcMar>
               <w:top w:w="80" w:type="dxa"/>
               <w:bottom w:w="80" w:type="dxa"/>
@@ -5039,14 +5588,14 @@
                 <w:color w:val="222B36"/>
                 <w:sz w:val="19"/>
               </w:rPr>
-              <w:t>2026-07-23</w:t>
+              <w:t>2026-10-01</w:t>
             </w:r>
           </w:p>
         </w:tc>
         <w:tc>
           <w:tcPr>
             <w:tcW w:type="dxa" w:w="6406"/>
-            <w:shd w:val="clear" w:color="auto" w:fill="F4F6F8"/>
+            <w:shd w:val="clear" w:color="auto" w:fill="FFFFFF"/>
             <w:tcMar>
               <w:top w:w="80" w:type="dxa"/>
               <w:bottom w:w="80" w:type="dxa"/>
@@ -5068,7 +5617,7 @@
                 <w:color w:val="222B36"/>
                 <w:sz w:val="19"/>
               </w:rPr>
-              <w:t>📈  Очередной релиз CBS по ценам на жильё (ориентировочно)</w:t>
+              <w:t>•  Муниципалитеты получают право «батчем» резервировать сетевую мощность под жильё на 10 лет вперёд</w:t>
             </w:r>
           </w:p>
           <w:p>
@@ -5083,14 +5632,14 @@
                 <w:color w:val="6B7785"/>
                 <w:sz w:val="16"/>
               </w:rPr>
-              <w:t>→ свежая динамика цен и сделок</w:t>
+              <w:t>→ если ваши девелопмент-площадки попадут в муниципальный батч → ускорение подключения жилых проектов; девелопер — координируйтесь с муниципалитетом по раннему заявлению мощности.</w:t>
             </w:r>
           </w:p>
         </w:tc>
         <w:tc>
           <w:tcPr>
             <w:tcW w:type="dxa" w:w="1587"/>
-            <w:shd w:val="clear" w:color="auto" w:fill="F4F6F8"/>
+            <w:shd w:val="clear" w:color="auto" w:fill="FFFFFF"/>
             <w:tcMar>
               <w:top w:w="80" w:type="dxa"/>
               <w:bottom w:w="80" w:type="dxa"/>
@@ -5121,7 +5670,7 @@
         <w:tc>
           <w:tcPr>
             <w:tcW w:type="dxa" w:w="1531"/>
-            <w:shd w:val="clear" w:color="auto" w:fill="FFFFFF"/>
+            <w:shd w:val="clear" w:color="auto" w:fill="F4F6F8"/>
             <w:tcMar>
               <w:top w:w="80" w:type="dxa"/>
               <w:bottom w:w="80" w:type="dxa"/>
@@ -5143,14 +5692,14 @@
                 <w:color w:val="222B36"/>
                 <w:sz w:val="19"/>
               </w:rPr>
-              <w:t>2028-01-01</w:t>
+              <w:t>2026-10-31</w:t>
             </w:r>
           </w:p>
         </w:tc>
         <w:tc>
           <w:tcPr>
             <w:tcW w:type="dxa" w:w="6406"/>
-            <w:shd w:val="clear" w:color="auto" w:fill="FFFFFF"/>
+            <w:shd w:val="clear" w:color="auto" w:fill="F4F6F8"/>
             <w:tcMar>
               <w:top w:w="80" w:type="dxa"/>
               <w:bottom w:w="80" w:type="dxa"/>
@@ -5172,7 +5721,7 @@
                 <w:color w:val="222B36"/>
                 <w:sz w:val="19"/>
               </w:rPr>
-              <w:t>🗳  Намеченный старт налога box 3 с реальной доходности</w:t>
+              <w:t>•  IR-релизы жилых фондов (квартальные) — проверка на новые крупные заявки на выкуп паёв</w:t>
             </w:r>
           </w:p>
           <w:p>
@@ -5187,14 +5736,14 @@
                 <w:color w:val="6B7785"/>
                 <w:sz w:val="16"/>
               </w:rPr>
-              <w:t>→ смена правил для частных арендодателей</w:t>
+              <w:t>→ если появятся новые заявки на выкуп &gt;1 млрд € ИЛИ распродажа портфеля &gt;500 млн € → тезис «дно оттока пройдено» опровергнут, возможна волна предложения. Покупатель арендных пакетов — держите due-diligence наготове к 3–4 кварталу.</w:t>
             </w:r>
           </w:p>
         </w:tc>
         <w:tc>
           <w:tcPr>
             <w:tcW w:type="dxa" w:w="1587"/>
-            <w:shd w:val="clear" w:color="auto" w:fill="FFFFFF"/>
+            <w:shd w:val="clear" w:color="auto" w:fill="F4F6F8"/>
             <w:tcMar>
               <w:top w:w="80" w:type="dxa"/>
               <w:bottom w:w="80" w:type="dxa"/>
@@ -5334,7 +5883,7 @@
                 <w:color w:val="1F3A5F"/>
                 <w:sz w:val="19"/>
               </w:rPr>
-              <w:t>netcongestie</w:t>
+              <w:t>EPRA NTA</w:t>
             </w:r>
           </w:p>
         </w:tc>
@@ -5363,7 +5912,7 @@
                 <w:color w:val="222B36"/>
                 <w:sz w:val="19"/>
               </w:rPr>
-              <w:t>перегрузка электросети — свободной мощности не хватает на всех, подключения ставят в очередь на годы.</w:t>
+              <w:t>чистая стоимость активов фонда на акцию по стандарту EPRA — сколько стоят здания на балансе в пересчёте на одну акцию. Если биржевая цена ниже NTA, рынок торгует фонд дешевле стоимости его зданий на бумаге.</w:t>
             </w:r>
           </w:p>
         </w:tc>
@@ -5394,7 +5943,7 @@
                 <w:color w:val="1F3A5F"/>
                 <w:sz w:val="19"/>
               </w:rPr>
-              <w:t>stikstof / азотный замок</w:t>
+              <w:t>дисконт к NTA</w:t>
             </w:r>
           </w:p>
         </w:tc>
@@ -5423,7 +5972,127 @@
                 <w:color w:val="222B36"/>
                 <w:sz w:val="19"/>
               </w:rPr>
-              <w:t>ограничения по выбросам азота, из-за которых годами не выдавали разрешения на стройку.</w:t>
+              <w:t>насколько биржевая цена акции REIT ниже стоимости его активов на балансе; сигнал, что публичный рынок ждёт списания оценок, которое оценщики ещё не отразили.</w:t>
+            </w:r>
+          </w:p>
+        </w:tc>
+      </w:tr>
+      <w:tr>
+        <w:tc>
+          <w:tcPr>
+            <w:tcW w:type="dxa" w:w="2835"/>
+            <w:shd w:val="clear" w:color="auto" w:fill="F4F6F8"/>
+            <w:tcMar>
+              <w:top w:w="60" w:type="dxa"/>
+              <w:bottom w:w="60" w:type="dxa"/>
+              <w:start w:w="140" w:type="dxa"/>
+              <w:end w:w="140" w:type="dxa"/>
+              <w:left w:w="140" w:type="dxa"/>
+              <w:right w:w="140" w:type="dxa"/>
+            </w:tcMar>
+          </w:tcPr>
+          <w:p>
+            <w:pPr>
+              <w:spacing w:after="0"/>
+            </w:pPr>
+            <w:r>
+              <w:rPr>
+                <w:rFonts w:ascii="Calibri" w:hAnsi="Calibri" w:cs="Calibri"/>
+                <w:b/>
+                <w:i w:val="0"/>
+                <w:color w:val="1F3A5F"/>
+                <w:sz w:val="19"/>
+              </w:rPr>
+              <w:t>prime net initial yield</w:t>
+            </w:r>
+          </w:p>
+        </w:tc>
+        <w:tc>
+          <w:tcPr>
+            <w:tcW w:type="dxa" w:w="6690"/>
+            <w:shd w:val="clear" w:color="auto" w:fill="F4F6F8"/>
+            <w:tcMar>
+              <w:top w:w="60" w:type="dxa"/>
+              <w:bottom w:w="60" w:type="dxa"/>
+              <w:start w:w="140" w:type="dxa"/>
+              <w:end w:w="140" w:type="dxa"/>
+              <w:left w:w="140" w:type="dxa"/>
+              <w:right w:w="140" w:type="dxa"/>
+            </w:tcMar>
+          </w:tcPr>
+          <w:p>
+            <w:pPr>
+              <w:spacing w:after="0"/>
+            </w:pPr>
+            <w:r>
+              <w:rPr>
+                <w:rFonts w:ascii="Calibri" w:hAnsi="Calibri" w:cs="Calibri"/>
+                <w:b w:val="0"/>
+                <w:i w:val="0"/>
+                <w:color w:val="222B36"/>
+                <w:sz w:val="19"/>
+              </w:rPr>
+              <w:t>стартовая чистая доходность лучших объектов сегмента; базовая мера «дорого/дёшево» для недвижимости.</w:t>
+            </w:r>
+          </w:p>
+        </w:tc>
+      </w:tr>
+      <w:tr>
+        <w:tc>
+          <w:tcPr>
+            <w:tcW w:type="dxa" w:w="2835"/>
+            <w:shd w:val="clear" w:color="auto" w:fill="FFFFFF"/>
+            <w:tcMar>
+              <w:top w:w="60" w:type="dxa"/>
+              <w:bottom w:w="60" w:type="dxa"/>
+              <w:start w:w="140" w:type="dxa"/>
+              <w:end w:w="140" w:type="dxa"/>
+              <w:left w:w="140" w:type="dxa"/>
+              <w:right w:w="140" w:type="dxa"/>
+            </w:tcMar>
+          </w:tcPr>
+          <w:p>
+            <w:pPr>
+              <w:spacing w:after="0"/>
+            </w:pPr>
+            <w:r>
+              <w:rPr>
+                <w:rFonts w:ascii="Calibri" w:hAnsi="Calibri" w:cs="Calibri"/>
+                <w:b/>
+                <w:i w:val="0"/>
+                <w:color w:val="1F3A5F"/>
+                <w:sz w:val="19"/>
+              </w:rPr>
+              <w:t>спред к Bund / к госбонду</w:t>
+            </w:r>
+          </w:p>
+        </w:tc>
+        <w:tc>
+          <w:tcPr>
+            <w:tcW w:type="dxa" w:w="6690"/>
+            <w:shd w:val="clear" w:color="auto" w:fill="FFFFFF"/>
+            <w:tcMar>
+              <w:top w:w="60" w:type="dxa"/>
+              <w:bottom w:w="60" w:type="dxa"/>
+              <w:start w:w="140" w:type="dxa"/>
+              <w:end w:w="140" w:type="dxa"/>
+              <w:left w:w="140" w:type="dxa"/>
+              <w:right w:w="140" w:type="dxa"/>
+            </w:tcMar>
+          </w:tcPr>
+          <w:p>
+            <w:pPr>
+              <w:spacing w:after="0"/>
+            </w:pPr>
+            <w:r>
+              <w:rPr>
+                <w:rFonts w:ascii="Calibri" w:hAnsi="Calibri" w:cs="Calibri"/>
+                <w:b w:val="0"/>
+                <w:i w:val="0"/>
+                <w:color w:val="222B36"/>
+                <w:sz w:val="19"/>
+              </w:rPr>
+              <w:t>разница между доходностью недвижимости и доходностью «надёжной» 10-летней гособлигации; наценка, которую рынок берёт за риск недвижимости. Узкий спред = дорого относительно облигаций.</w:t>
             </w:r>
           </w:p>
         </w:tc>
@@ -5483,7 +6152,7 @@
                 <w:color w:val="222B36"/>
                 <w:sz w:val="19"/>
               </w:rPr>
-              <w:t>раздел нидерландского подоходного налога на сбережения и инвестиции, включая недвижимость не для собственного проживания.</w:t>
+              <w:t>нидерландский налог на капитал физлиц (сбережения и инвестиции, включая сдаваемую недвижимость); обсуждается переход на обложение реального дохода с 2028 года.</w:t>
             </w:r>
           </w:p>
         </w:tc>
@@ -5514,7 +6183,7 @@
                 <w:color w:val="1F3A5F"/>
                 <w:sz w:val="19"/>
               </w:rPr>
-              <w:t>EPRA NTA</w:t>
+              <w:t>BV</w:t>
             </w:r>
           </w:p>
         </w:tc>
@@ -5543,7 +6212,7 @@
                 <w:color w:val="222B36"/>
                 <w:sz w:val="19"/>
               </w:rPr>
-              <w:t>стандартная «чистая стоимость активов» REIT на акцию; дисконт к ней = биржа оценивает компанию дешевле её зданий на балансе.</w:t>
+              <w:t>нидерландское ООО (besloten vennootschap); распространённая структура владения арендной недвижимостью частными инвесторами.</w:t>
             </w:r>
           </w:p>
         </w:tc>
@@ -5574,7 +6243,7 @@
                 <w:color w:val="1F3A5F"/>
                 <w:sz w:val="19"/>
               </w:rPr>
-              <w:t>спред доходности (yield) к Bund/€STR</w:t>
+              <w:t>koersdoel</w:t>
             </w:r>
           </w:p>
         </w:tc>
@@ -5603,7 +6272,7 @@
                 <w:color w:val="222B36"/>
                 <w:sz w:val="19"/>
               </w:rPr>
-              <w:t>наценка, которую рынок берёт за риск недвижимости сверх «надёжных» гособлигаций и базовой ставки.</w:t>
+              <w:t>целевая цена акции — прогноз аналитика банка, куда может прийти котировка; это мнение, а не факт.</w:t>
             </w:r>
           </w:p>
         </w:tc>
@@ -5634,7 +6303,7 @@
                 <w:color w:val="1F3A5F"/>
                 <w:sz w:val="19"/>
               </w:rPr>
-              <w:t>REIT</w:t>
+              <w:t>koopbereidheid</w:t>
             </w:r>
           </w:p>
         </w:tc>
@@ -5663,7 +6332,7 @@
                 <w:color w:val="222B36"/>
                 <w:sz w:val="19"/>
               </w:rPr>
-              <w:t>биржевая компания, владеющая доходной недвижимостью и распределяющая ренту акционерам.</w:t>
+              <w:t>субкомпонент индекса доверия CBS — готовность потребителей делать крупные покупки; ниже нуля означает преобладание пессимизма.</w:t>
             </w:r>
           </w:p>
         </w:tc>
@@ -5694,7 +6363,7 @@
                 <w:color w:val="1F3A5F"/>
                 <w:sz w:val="19"/>
               </w:rPr>
-              <w:t>earningsstrippingmaatregel</w:t>
+              <w:t>netcongestie</w:t>
             </w:r>
           </w:p>
         </w:tc>
@@ -5723,7 +6392,7 @@
                 <w:color w:val="222B36"/>
                 <w:sz w:val="19"/>
               </w:rPr>
-              <w:t>лимит на вычет процентов по кредиту из налогооблагаемой прибыли; чем жёстче, тем дороже держать недвижимость в долг.</w:t>
+              <w:t>перегрузка электросети — мощностей на подключение не хватает; электросеть как шоссе в час пик: провода есть, свободной полосы для новых объектов нет.</w:t>
             </w:r>
           </w:p>
         </w:tc>
@@ -5754,7 +6423,7 @@
                 <w:color w:val="1F3A5F"/>
                 <w:sz w:val="19"/>
               </w:rPr>
-              <w:t>Eerste Kamer</w:t>
+              <w:t>take-up</w:t>
             </w:r>
           </w:p>
         </w:tc>
@@ -5783,7 +6452,7 @@
                 <w:color w:val="222B36"/>
                 <w:sz w:val="19"/>
               </w:rPr>
-              <w:t>Сенат, верхняя палата парламента Нидерландов.</w:t>
+              <w:t>объём арендованных за период площадей; мера живого спроса на склады/офисы.</w:t>
             </w:r>
           </w:p>
         </w:tc>
@@ -5814,7 +6483,7 @@
                 <w:color w:val="1F3A5F"/>
                 <w:sz w:val="19"/>
               </w:rPr>
-              <w:t>Hoge Raad</w:t>
+              <w:t>re-letting</w:t>
             </w:r>
           </w:p>
         </w:tc>
@@ -5843,7 +6512,7 @@
                 <w:color w:val="222B36"/>
                 <w:sz w:val="19"/>
               </w:rPr>
-              <w:t>Верховный суд Нидерландов.</w:t>
+              <w:t>повторная сдача освободившегося объекта новому арендатору; быстрый re-letting — признак здорового спроса.</w:t>
             </w:r>
           </w:p>
         </w:tc>
@@ -5874,7 +6543,7 @@
                 <w:color w:val="1F3A5F"/>
                 <w:sz w:val="19"/>
               </w:rPr>
-              <w:t>спекулятивная застройка</w:t>
+              <w:t>MSCI / ROZ Index</w:t>
             </w:r>
           </w:p>
         </w:tc>
@@ -5903,7 +6572,7 @@
                 <w:color w:val="222B36"/>
                 <w:sz w:val="19"/>
               </w:rPr>
-              <w:t>стройка склада/объекта без заранее найденного арендатора — ставка девелопера на спрос.</w:t>
+              <w:t>национальный appraisal-based бенчмарк доходности прямой недвижимости NL по оценкам портфелей; эталон, против которого считается результат фонда.</w:t>
             </w:r>
           </w:p>
         </w:tc>
@@ -5934,7 +6603,7 @@
                 <w:color w:val="1F3A5F"/>
                 <w:sz w:val="19"/>
               </w:rPr>
-              <w:t>koopbereidheid</w:t>
+              <w:t>INREV / GREFI</w:t>
             </w:r>
           </w:p>
         </w:tc>
@@ -5963,7 +6632,7 @@
                 <w:color w:val="222B36"/>
                 <w:sz w:val="19"/>
               </w:rPr>
-              <w:t>субиндекс потребительского доверия CBS — готовность людей к крупным покупкам.</w:t>
+              <w:t>индексы доходности нелистингованных фондов недвижимости (Европа/глобально); «второй свидетель» рынка — медленнее биржи, но по факту портфеля.</w:t>
             </w:r>
           </w:p>
         </w:tc>
@@ -5994,7 +6663,7 @@
                 <w:color w:val="1F3A5F"/>
                 <w:sz w:val="19"/>
               </w:rPr>
-              <w:t>3PL</w:t>
+              <w:t>GRESB</w:t>
             </w:r>
           </w:p>
         </w:tc>
@@ -6023,7 +6692,7 @@
                 <w:color w:val="222B36"/>
                 <w:sz w:val="19"/>
               </w:rPr>
-              <w:t>логистический подрядчик, который ведёт склады и доставку чужих товаров под заказ.</w:t>
+              <w:t>ESG-бенчмарк недвижимости: положение фонда по устойчивости относительно конкурентов; на него смотрят LP пенсфондов.</w:t>
             </w:r>
           </w:p>
         </w:tc>
@@ -6054,7 +6723,7 @@
                 <w:color w:val="1F3A5F"/>
                 <w:sz w:val="19"/>
               </w:rPr>
-              <w:t>фрикционная вакантность</w:t>
+              <w:t>CRREM</w:t>
             </w:r>
           </w:p>
         </w:tc>
@@ -6083,7 +6752,127 @@
                 <w:color w:val="222B36"/>
                 <w:sz w:val="19"/>
               </w:rPr>
-              <w:t>минимально неизбежная доля пустующих площадей при нормальной ротации арендаторов.</w:t>
+              <w:t>траектория декарбонизации зданий под 1,5–2°C; выход за коридор означает будущий retrofit-capex и риск дисконта «коричневых» активов, но сам по себе ещё не обесценение.</w:t>
+            </w:r>
+          </w:p>
+        </w:tc>
+      </w:tr>
+      <w:tr>
+        <w:tc>
+          <w:tcPr>
+            <w:tcW w:type="dxa" w:w="2835"/>
+            <w:shd w:val="clear" w:color="auto" w:fill="FFFFFF"/>
+            <w:tcMar>
+              <w:top w:w="60" w:type="dxa"/>
+              <w:bottom w:w="60" w:type="dxa"/>
+              <w:start w:w="140" w:type="dxa"/>
+              <w:end w:w="140" w:type="dxa"/>
+              <w:left w:w="140" w:type="dxa"/>
+              <w:right w:w="140" w:type="dxa"/>
+            </w:tcMar>
+          </w:tcPr>
+          <w:p>
+            <w:pPr>
+              <w:spacing w:after="0"/>
+            </w:pPr>
+            <w:r>
+              <w:rPr>
+                <w:rFonts w:ascii="Calibri" w:hAnsi="Calibri" w:cs="Calibri"/>
+                <w:b/>
+                <w:i w:val="0"/>
+                <w:color w:val="1F3A5F"/>
+                <w:sz w:val="19"/>
+              </w:rPr>
+              <w:t>PDV / woonboulevard</w:t>
+            </w:r>
+          </w:p>
+        </w:tc>
+        <w:tc>
+          <w:tcPr>
+            <w:tcW w:type="dxa" w:w="6690"/>
+            <w:shd w:val="clear" w:color="auto" w:fill="FFFFFF"/>
+            <w:tcMar>
+              <w:top w:w="60" w:type="dxa"/>
+              <w:bottom w:w="60" w:type="dxa"/>
+              <w:start w:w="140" w:type="dxa"/>
+              <w:end w:w="140" w:type="dxa"/>
+              <w:left w:w="140" w:type="dxa"/>
+              <w:right w:w="140" w:type="dxa"/>
+            </w:tcMar>
+          </w:tcPr>
+          <w:p>
+            <w:pPr>
+              <w:spacing w:after="0"/>
+            </w:pPr>
+            <w:r>
+              <w:rPr>
+                <w:rFonts w:ascii="Calibri" w:hAnsi="Calibri" w:cs="Calibri"/>
+                <w:b w:val="0"/>
+                <w:i w:val="0"/>
+                <w:color w:val="222B36"/>
+                <w:sz w:val="19"/>
+              </w:rPr>
+              <w:t>крупноформатная розница (мебель, товары для дома) на периферии; новые объекты ограничены муниципальной политикой, что создаёт барьер входа.</w:t>
+            </w:r>
+          </w:p>
+        </w:tc>
+      </w:tr>
+      <w:tr>
+        <w:tc>
+          <w:tcPr>
+            <w:tcW w:type="dxa" w:w="2835"/>
+            <w:shd w:val="clear" w:color="auto" w:fill="F4F6F8"/>
+            <w:tcMar>
+              <w:top w:w="60" w:type="dxa"/>
+              <w:bottom w:w="60" w:type="dxa"/>
+              <w:start w:w="140" w:type="dxa"/>
+              <w:end w:w="140" w:type="dxa"/>
+              <w:left w:w="140" w:type="dxa"/>
+              <w:right w:w="140" w:type="dxa"/>
+            </w:tcMar>
+          </w:tcPr>
+          <w:p>
+            <w:pPr>
+              <w:spacing w:after="0"/>
+            </w:pPr>
+            <w:r>
+              <w:rPr>
+                <w:rFonts w:ascii="Calibri" w:hAnsi="Calibri" w:cs="Calibri"/>
+                <w:b/>
+                <w:i w:val="0"/>
+                <w:color w:val="1F3A5F"/>
+                <w:sz w:val="19"/>
+              </w:rPr>
+              <w:t>put up or shut up</w:t>
+            </w:r>
+          </w:p>
+        </w:tc>
+        <w:tc>
+          <w:tcPr>
+            <w:tcW w:type="dxa" w:w="6690"/>
+            <w:shd w:val="clear" w:color="auto" w:fill="F4F6F8"/>
+            <w:tcMar>
+              <w:top w:w="60" w:type="dxa"/>
+              <w:bottom w:w="60" w:type="dxa"/>
+              <w:start w:w="140" w:type="dxa"/>
+              <w:end w:w="140" w:type="dxa"/>
+              <w:left w:w="140" w:type="dxa"/>
+              <w:right w:w="140" w:type="dxa"/>
+            </w:tcMar>
+          </w:tcPr>
+          <w:p>
+            <w:pPr>
+              <w:spacing w:after="0"/>
+            </w:pPr>
+            <w:r>
+              <w:rPr>
+                <w:rFonts w:ascii="Calibri" w:hAnsi="Calibri" w:cs="Calibri"/>
+                <w:b w:val="0"/>
+                <w:i w:val="0"/>
+                <w:color w:val="222B36"/>
+                <w:sz w:val="19"/>
+              </w:rPr>
+              <w:t>правило британского кодекса поглощений: претендент обязан к назначенной дате либо объявить твёрдую оферту, либо отступить.</w:t>
             </w:r>
           </w:p>
         </w:tc>
@@ -6186,9 +6975,9 @@
           <w:color w:val="222B36"/>
           <w:sz w:val="19"/>
         </w:rPr>
-        <w:t xml:space="preserve">Eerste Kamer — Сенат  </w:t>
+        <w:t xml:space="preserve">Vesteda Investor Relations  </w:t>
       </w:r>
-      <w:hyperlink r:id="rId38">
+      <w:hyperlink r:id="rId13">
         <w:r>
           <w:rPr>
             <w:color w:val="1155CC"/>
@@ -6196,7 +6985,7 @@
             <w:rFonts w:ascii="Calibri" w:hAnsi="Calibri"/>
             <w:u w:val="single"/>
           </w:rPr>
-          <w:t xml:space="preserve">https://www.eerstekamer.nl</w:t>
+          <w:t xml:space="preserve">https://news.vesteda.com/vesteda-redemption-volume-set-at--765-million-and-fund-terms-amended/</w:t>
         </w:r>
       </w:hyperlink>
     </w:p>
@@ -6224,9 +7013,9 @@
           <w:color w:val="222B36"/>
           <w:sz w:val="19"/>
         </w:rPr>
-        <w:t xml:space="preserve">Rijksoverheid — правительство  </w:t>
+        <w:t xml:space="preserve">Eerste Kamer (wetsvoorstel 36.748, box 3)  </w:t>
       </w:r>
-      <w:hyperlink r:id="rId39">
+      <w:hyperlink r:id="rId12">
         <w:r>
           <w:rPr>
             <w:color w:val="1155CC"/>
@@ -6234,7 +7023,7 @@
             <w:rFonts w:ascii="Calibri" w:hAnsi="Calibri"/>
             <w:u w:val="single"/>
           </w:rPr>
-          <w:t xml:space="preserve">https://www.rijksoverheid.nl</w:t>
+          <w:t xml:space="preserve">https://www.eerstekamer.nl/wetsvoorstel/36748_wet_werkelijk_rendement_box</w:t>
         </w:r>
       </w:hyperlink>
     </w:p>
@@ -6262,9 +7051,9 @@
           <w:color w:val="222B36"/>
           <w:sz w:val="19"/>
         </w:rPr>
-        <w:t xml:space="preserve">Accountancy Vanmorgen  </w:t>
+        <w:t xml:space="preserve">CTP N.V. — Credit Ratings (IR)  </w:t>
       </w:r>
-      <w:hyperlink r:id="rId40">
+      <w:hyperlink r:id="rId35">
         <w:r>
           <w:rPr>
             <w:color w:val="1155CC"/>
@@ -6272,7 +7061,7 @@
             <w:rFonts w:ascii="Calibri" w:hAnsi="Calibri"/>
             <w:u w:val="single"/>
           </w:rPr>
-          <w:t xml:space="preserve">https://www.accountancyvanmorgen.nl</w:t>
+          <w:t xml:space="preserve">https://ctp.eu/investors/credit-ratings/</w:t>
         </w:r>
       </w:hyperlink>
     </w:p>
@@ -6300,9 +7089,9 @@
           <w:color w:val="222B36"/>
           <w:sz w:val="19"/>
         </w:rPr>
-        <w:t xml:space="preserve">Vesteda — IR  </w:t>
+        <w:t xml:space="preserve">CTP N.V. — €500m green bond (IR)  </w:t>
       </w:r>
-      <w:hyperlink r:id="rId41">
+      <w:hyperlink r:id="rId34">
         <w:r>
           <w:rPr>
             <w:color w:val="1155CC"/>
@@ -6310,7 +7099,7 @@
             <w:rFonts w:ascii="Calibri" w:hAnsi="Calibri"/>
             <w:u w:val="single"/>
           </w:rPr>
-          <w:t xml:space="preserve">https://news.vesteda.com</w:t>
+          <w:t xml:space="preserve">https://ctp.eu/news/ctp-announces-the-successful-placement-of-e500-million-green-bond-and-e216-million-tender-offer/</w:t>
         </w:r>
       </w:hyperlink>
     </w:p>
@@ -6338,9 +7127,9 @@
           <w:color w:val="222B36"/>
           <w:sz w:val="19"/>
         </w:rPr>
-        <w:t xml:space="preserve">Vastgoedjournaal  </w:t>
+        <w:t xml:space="preserve">Eurocommercial Properties — FY2025 Results  </w:t>
       </w:r>
-      <w:hyperlink r:id="rId42">
+      <w:hyperlink r:id="rId26">
         <w:r>
           <w:rPr>
             <w:color w:val="1155CC"/>
@@ -6348,7 +7137,7 @@
             <w:rFonts w:ascii="Calibri" w:hAnsi="Calibri"/>
             <w:u w:val="single"/>
           </w:rPr>
-          <w:t xml:space="preserve">https://vastgoedjournaal.nl</w:t>
+          <w:t xml:space="preserve">https://www.eurocommercialproperties.com/assets/uploads/important-documents/english/PR-2026-03-05-UK-Heading.pdf</w:t>
         </w:r>
       </w:hyperlink>
     </w:p>
@@ -6376,9 +7165,9 @@
           <w:color w:val="222B36"/>
           <w:sz w:val="19"/>
         </w:rPr>
-        <w:t xml:space="preserve">Vastgoedmarkt  </w:t>
+        <w:t xml:space="preserve">INREV — GREFI Q1 2026  </w:t>
       </w:r>
-      <w:hyperlink r:id="rId43">
+      <w:hyperlink r:id="rId40">
         <w:r>
           <w:rPr>
             <w:color w:val="1155CC"/>
@@ -6386,7 +7175,7 @@
             <w:rFonts w:ascii="Calibri" w:hAnsi="Calibri"/>
             <w:u w:val="single"/>
           </w:rPr>
-          <w:t xml:space="preserve">https://www.vastgoedmarkt.nl</w:t>
+          <w:t xml:space="preserve">https://www.inrev.org/news/inrev-news/grefi-delivered-total-returns-119-q1-2026-highest-q2-2022</w:t>
         </w:r>
       </w:hyperlink>
     </w:p>
@@ -6414,9 +7203,9 @@
           <w:color w:val="222B36"/>
           <w:sz w:val="19"/>
         </w:rPr>
-        <w:t xml:space="preserve">Vastgoed Insider  </w:t>
+        <w:t xml:space="preserve">MSCI Netherlands Property Index (через Federatie HCS)  </w:t>
       </w:r>
-      <w:hyperlink r:id="rId44">
+      <w:hyperlink r:id="rId41">
         <w:r>
           <w:rPr>
             <w:color w:val="1155CC"/>
@@ -6424,7 +7213,7 @@
             <w:rFonts w:ascii="Calibri" w:hAnsi="Calibri"/>
             <w:u w:val="single"/>
           </w:rPr>
-          <w:t xml:space="preserve">https://vastgoedinsider.nl</w:t>
+          <w:t xml:space="preserve">https://federatiehcs.nl/en/2025/04/vastgoedindex-van-msci-nederland-2024/</w:t>
         </w:r>
       </w:hyperlink>
     </w:p>
@@ -6452,9 +7241,9 @@
           <w:color w:val="222B36"/>
           <w:sz w:val="19"/>
         </w:rPr>
-        <w:t xml:space="preserve">CBRE Netherlands  </w:t>
+        <w:t xml:space="preserve">GRESB 2025 Real Estate Results  </w:t>
       </w:r>
-      <w:hyperlink r:id="rId45">
+      <w:hyperlink r:id="rId42">
         <w:r>
           <w:rPr>
             <w:color w:val="1155CC"/>
@@ -6462,7 +7251,7 @@
             <w:rFonts w:ascii="Calibri" w:hAnsi="Calibri"/>
             <w:u w:val="single"/>
           </w:rPr>
-          <w:t xml:space="preserve">https://www.cbre.nl</w:t>
+          <w:t xml:space="preserve">https://www.gresb.com/2025-real-estate-assessment-results/</w:t>
         </w:r>
       </w:hyperlink>
     </w:p>
@@ -6490,9 +7279,9 @@
           <w:color w:val="222B36"/>
           <w:sz w:val="19"/>
         </w:rPr>
-        <w:t xml:space="preserve">Warehouse Totaal  </w:t>
+        <w:t xml:space="preserve">CBS — Koopwoningen mei 2026  </w:t>
       </w:r>
-      <w:hyperlink r:id="rId46">
+      <w:hyperlink r:id="rId21">
         <w:r>
           <w:rPr>
             <w:color w:val="1155CC"/>
@@ -6500,7 +7289,7 @@
             <w:rFonts w:ascii="Calibri" w:hAnsi="Calibri"/>
             <w:u w:val="single"/>
           </w:rPr>
-          <w:t xml:space="preserve">https://www.warehousetotaal.nl</w:t>
+          <w:t xml:space="preserve">https://www.cbs.nl/nl-nl/nieuws/2026/26/koopwoningen-in-mei-ruim-4-procent-duurder-dan-jaar-eerder</w:t>
         </w:r>
       </w:hyperlink>
     </w:p>
@@ -6528,9 +7317,9 @@
           <w:color w:val="222B36"/>
           <w:sz w:val="19"/>
         </w:rPr>
-        <w:t xml:space="preserve">PropertyNL  </w:t>
+        <w:t xml:space="preserve">CBS — Consumenten minder negatief in juni  </w:t>
       </w:r>
-      <w:hyperlink r:id="rId47">
+      <w:hyperlink r:id="rId29">
         <w:r>
           <w:rPr>
             <w:color w:val="1155CC"/>
@@ -6538,7 +7327,7 @@
             <w:rFonts w:ascii="Calibri" w:hAnsi="Calibri"/>
             <w:u w:val="single"/>
           </w:rPr>
-          <w:t xml:space="preserve">https://propertynl.com</w:t>
+          <w:t xml:space="preserve">https://www.cbs.nl/nl-nl/nieuws/2026/26/consumenten-minder-negatief-in-juni</w:t>
         </w:r>
       </w:hyperlink>
     </w:p>
@@ -6566,9 +7355,9 @@
           <w:color w:val="222B36"/>
           <w:sz w:val="19"/>
         </w:rPr>
-        <w:t xml:space="preserve">De Aandeelhouder  </w:t>
+        <w:t xml:space="preserve">CBS — Omzet detailhandel Q1 2026  </w:t>
       </w:r>
-      <w:hyperlink r:id="rId48">
+      <w:hyperlink r:id="rId30">
         <w:r>
           <w:rPr>
             <w:color w:val="1155CC"/>
@@ -6576,7 +7365,7 @@
             <w:rFonts w:ascii="Calibri" w:hAnsi="Calibri"/>
             <w:u w:val="single"/>
           </w:rPr>
-          <w:t xml:space="preserve">https://www.deaandeelhouder.nl</w:t>
+          <w:t xml:space="preserve">https://www.cbs.nl/nl-nl/nieuws/2026/25/omzet-detailhandel-2-2-procent-hoger-in-eerste-kwartaal</w:t>
         </w:r>
       </w:hyperlink>
     </w:p>
@@ -6604,7 +7393,653 @@
           <w:color w:val="222B36"/>
           <w:sz w:val="19"/>
         </w:rPr>
-        <w:t xml:space="preserve">VNO-NCW West  </w:t>
+        <w:t xml:space="preserve">DNB — Overzicht Financiële Stabiliteit voorjaar 2026  </w:t>
+      </w:r>
+      <w:hyperlink r:id="rId43">
+        <w:r>
+          <w:rPr>
+            <w:color w:val="1155CC"/>
+            <w:sz w:val="18"/>
+            <w:rFonts w:ascii="Calibri" w:hAnsi="Calibri"/>
+            <w:u w:val="single"/>
+          </w:rPr>
+          <w:t xml:space="preserve">https://www.dnb.nl/publicaties/publicaties-dnb/ofs/overzicht-financiele-stabiliteit-voorjaar-2026/</w:t>
+        </w:r>
+      </w:hyperlink>
+    </w:p>
+    <w:p>
+      <w:pPr>
+        <w:spacing w:before="20" w:after="40" w:line="252" w:lineRule="auto"/>
+        <w:ind w:left="283" w:hanging="198"/>
+        <w:jc w:val="left"/>
+      </w:pPr>
+      <w:r>
+        <w:rPr>
+          <w:rFonts w:ascii="Calibri" w:hAnsi="Calibri" w:cs="Calibri"/>
+          <w:b w:val="0"/>
+          <w:i w:val="0"/>
+          <w:color w:val="6B7785"/>
+          <w:sz w:val="19"/>
+        </w:rPr>
+        <w:t xml:space="preserve">•  </w:t>
+      </w:r>
+      <w:r>
+        <w:rPr>
+          <w:rFonts w:ascii="Calibri" w:hAnsi="Calibri" w:cs="Calibri"/>
+          <w:b w:val="0"/>
+          <w:i w:val="0"/>
+          <w:color w:val="222B36"/>
+          <w:sz w:val="19"/>
+        </w:rPr>
+        <w:t xml:space="preserve">ECB — Monetary policy decisions (11.06.2026)  </w:t>
+      </w:r>
+      <w:hyperlink r:id="rId44">
+        <w:r>
+          <w:rPr>
+            <w:color w:val="1155CC"/>
+            <w:sz w:val="18"/>
+            <w:rFonts w:ascii="Calibri" w:hAnsi="Calibri"/>
+            <w:u w:val="single"/>
+          </w:rPr>
+          <w:t xml:space="preserve">https://www.ecb.europa.eu/press/pr/date/2026/html/ecb.mp260611~4d41bd5e83.en.html</w:t>
+        </w:r>
+      </w:hyperlink>
+    </w:p>
+    <w:p>
+      <w:pPr>
+        <w:spacing w:before="20" w:after="40" w:line="252" w:lineRule="auto"/>
+        <w:ind w:left="283" w:hanging="198"/>
+        <w:jc w:val="left"/>
+      </w:pPr>
+      <w:r>
+        <w:rPr>
+          <w:rFonts w:ascii="Calibri" w:hAnsi="Calibri" w:cs="Calibri"/>
+          <w:b w:val="0"/>
+          <w:i w:val="0"/>
+          <w:color w:val="6B7785"/>
+          <w:sz w:val="19"/>
+        </w:rPr>
+        <w:t xml:space="preserve">•  </w:t>
+      </w:r>
+      <w:r>
+        <w:rPr>
+          <w:rFonts w:ascii="Calibri" w:hAnsi="Calibri" w:cs="Calibri"/>
+          <w:b w:val="0"/>
+          <w:i w:val="0"/>
+          <w:color w:val="222B36"/>
+          <w:sz w:val="19"/>
+        </w:rPr>
+        <w:t xml:space="preserve">Trading Economics — Netherlands 10Y bond yield  </w:t>
+      </w:r>
+      <w:hyperlink r:id="rId45">
+        <w:r>
+          <w:rPr>
+            <w:color w:val="1155CC"/>
+            <w:sz w:val="18"/>
+            <w:rFonts w:ascii="Calibri" w:hAnsi="Calibri"/>
+            <w:u w:val="single"/>
+          </w:rPr>
+          <w:t xml:space="preserve">https://tradingeconomics.com/netherlands/government-bond-yield</w:t>
+        </w:r>
+      </w:hyperlink>
+    </w:p>
+    <w:p>
+      <w:pPr>
+        <w:spacing w:before="20" w:after="40" w:line="252" w:lineRule="auto"/>
+        <w:ind w:left="283" w:hanging="198"/>
+        <w:jc w:val="left"/>
+      </w:pPr>
+      <w:r>
+        <w:rPr>
+          <w:rFonts w:ascii="Calibri" w:hAnsi="Calibri" w:cs="Calibri"/>
+          <w:b w:val="0"/>
+          <w:i w:val="0"/>
+          <w:color w:val="6B7785"/>
+          <w:sz w:val="19"/>
+        </w:rPr>
+        <w:t xml:space="preserve">•  </w:t>
+      </w:r>
+      <w:r>
+        <w:rPr>
+          <w:rFonts w:ascii="Calibri" w:hAnsi="Calibri" w:cs="Calibri"/>
+          <w:b w:val="0"/>
+          <w:i w:val="0"/>
+          <w:color w:val="222B36"/>
+          <w:sz w:val="19"/>
+        </w:rPr>
+        <w:t xml:space="preserve">Euribor-rates.eu — 3M Euribor  </w:t>
+      </w:r>
+      <w:hyperlink r:id="rId46">
+        <w:r>
+          <w:rPr>
+            <w:color w:val="1155CC"/>
+            <w:sz w:val="18"/>
+            <w:rFonts w:ascii="Calibri" w:hAnsi="Calibri"/>
+            <w:u w:val="single"/>
+          </w:rPr>
+          <w:t xml:space="preserve">https://www.euribor-rates.eu/en/current-euribor-rates/2/euribor-rate-3-months/</w:t>
+        </w:r>
+      </w:hyperlink>
+    </w:p>
+    <w:p>
+      <w:pPr>
+        <w:spacing w:before="20" w:after="40" w:line="252" w:lineRule="auto"/>
+        <w:ind w:left="283" w:hanging="198"/>
+        <w:jc w:val="left"/>
+      </w:pPr>
+      <w:r>
+        <w:rPr>
+          <w:rFonts w:ascii="Calibri" w:hAnsi="Calibri" w:cs="Calibri"/>
+          <w:b w:val="0"/>
+          <w:i w:val="0"/>
+          <w:color w:val="6B7785"/>
+          <w:sz w:val="19"/>
+        </w:rPr>
+        <w:t xml:space="preserve">•  </w:t>
+      </w:r>
+      <w:r>
+        <w:rPr>
+          <w:rFonts w:ascii="Calibri" w:hAnsi="Calibri" w:cs="Calibri"/>
+          <w:b w:val="0"/>
+          <w:i w:val="0"/>
+          <w:color w:val="222B36"/>
+          <w:sz w:val="19"/>
+        </w:rPr>
+        <w:t xml:space="preserve">CBRE — Stabiliteit in Nederlandse Retailparken  </w:t>
+      </w:r>
+      <w:hyperlink r:id="rId15">
+        <w:r>
+          <w:rPr>
+            <w:color w:val="1155CC"/>
+            <w:sz w:val="18"/>
+            <w:rFonts w:ascii="Calibri" w:hAnsi="Calibri"/>
+            <w:u w:val="single"/>
+          </w:rPr>
+          <w:t xml:space="preserve">https://www.cbre.nl/insights/reports/stabiliteit-in-nederlandse-retailparken</w:t>
+        </w:r>
+      </w:hyperlink>
+    </w:p>
+    <w:p>
+      <w:pPr>
+        <w:spacing w:before="20" w:after="40" w:line="252" w:lineRule="auto"/>
+        <w:ind w:left="283" w:hanging="198"/>
+        <w:jc w:val="left"/>
+      </w:pPr>
+      <w:r>
+        <w:rPr>
+          <w:rFonts w:ascii="Calibri" w:hAnsi="Calibri" w:cs="Calibri"/>
+          <w:b w:val="0"/>
+          <w:i w:val="0"/>
+          <w:color w:val="6B7785"/>
+          <w:sz w:val="19"/>
+        </w:rPr>
+        <w:t xml:space="preserve">•  </w:t>
+      </w:r>
+      <w:r>
+        <w:rPr>
+          <w:rFonts w:ascii="Calibri" w:hAnsi="Calibri" w:cs="Calibri"/>
+          <w:b w:val="0"/>
+          <w:i w:val="0"/>
+          <w:color w:val="222B36"/>
+          <w:sz w:val="19"/>
+        </w:rPr>
+        <w:t xml:space="preserve">CBRE Netherlands — Real Estate Market Outlook 2026  </w:t>
+      </w:r>
+      <w:hyperlink r:id="rId38">
+        <w:r>
+          <w:rPr>
+            <w:color w:val="1155CC"/>
+            <w:sz w:val="18"/>
+            <w:rFonts w:ascii="Calibri" w:hAnsi="Calibri"/>
+            <w:u w:val="single"/>
+          </w:rPr>
+          <w:t xml:space="preserve">https://www.cbre.nl/press-releases/verwachtingen-voor-de-nederlandse-vastgoedmarkt-in-2026</w:t>
+        </w:r>
+      </w:hyperlink>
+    </w:p>
+    <w:p>
+      <w:pPr>
+        <w:spacing w:before="20" w:after="40" w:line="252" w:lineRule="auto"/>
+        <w:ind w:left="283" w:hanging="198"/>
+        <w:jc w:val="left"/>
+      </w:pPr>
+      <w:r>
+        <w:rPr>
+          <w:rFonts w:ascii="Calibri" w:hAnsi="Calibri" w:cs="Calibri"/>
+          <w:b w:val="0"/>
+          <w:i w:val="0"/>
+          <w:color w:val="6B7785"/>
+          <w:sz w:val="19"/>
+        </w:rPr>
+        <w:t xml:space="preserve">•  </w:t>
+      </w:r>
+      <w:r>
+        <w:rPr>
+          <w:rFonts w:ascii="Calibri" w:hAnsi="Calibri" w:cs="Calibri"/>
+          <w:b w:val="0"/>
+          <w:i w:val="0"/>
+          <w:color w:val="222B36"/>
+          <w:sz w:val="19"/>
+        </w:rPr>
+        <w:t xml:space="preserve">Savills — Logistics Trend Report 2026 / Market in Minutes NL  </w:t>
+      </w:r>
+      <w:hyperlink r:id="rId36">
+        <w:r>
+          <w:rPr>
+            <w:color w:val="1155CC"/>
+            <w:sz w:val="18"/>
+            <w:rFonts w:ascii="Calibri" w:hAnsi="Calibri"/>
+            <w:u w:val="single"/>
+          </w:rPr>
+          <w:t xml:space="preserve">https://insights.savills.nl/logistics-trend-report-2026-nl</w:t>
+        </w:r>
+      </w:hyperlink>
+    </w:p>
+    <w:p>
+      <w:pPr>
+        <w:spacing w:before="20" w:after="40" w:line="252" w:lineRule="auto"/>
+        <w:ind w:left="283" w:hanging="198"/>
+        <w:jc w:val="left"/>
+      </w:pPr>
+      <w:r>
+        <w:rPr>
+          <w:rFonts w:ascii="Calibri" w:hAnsi="Calibri" w:cs="Calibri"/>
+          <w:b w:val="0"/>
+          <w:i w:val="0"/>
+          <w:color w:val="6B7785"/>
+          <w:sz w:val="19"/>
+        </w:rPr>
+        <w:t xml:space="preserve">•  </w:t>
+      </w:r>
+      <w:r>
+        <w:rPr>
+          <w:rFonts w:ascii="Calibri" w:hAnsi="Calibri" w:cs="Calibri"/>
+          <w:b w:val="0"/>
+          <w:i w:val="0"/>
+          <w:color w:val="222B36"/>
+          <w:sz w:val="19"/>
+        </w:rPr>
+        <w:t xml:space="preserve">Vastgoedjournaal (по данным MSCI) — инвестобъём NL Q1  </w:t>
+      </w:r>
+      <w:hyperlink r:id="rId27">
+        <w:r>
+          <w:rPr>
+            <w:color w:val="1155CC"/>
+            <w:sz w:val="18"/>
+            <w:rFonts w:ascii="Calibri" w:hAnsi="Calibri"/>
+            <w:u w:val="single"/>
+          </w:rPr>
+          <w:t xml:space="preserve">https://vastgoedjournaal.nl/news/72859/nederlandse-vastgoedmarkt-onttrekt-zich-aan-europese-daling-investeringsvolume</w:t>
+        </w:r>
+      </w:hyperlink>
+    </w:p>
+    <w:p>
+      <w:pPr>
+        <w:spacing w:before="20" w:after="40" w:line="252" w:lineRule="auto"/>
+        <w:ind w:left="283" w:hanging="198"/>
+        <w:jc w:val="left"/>
+      </w:pPr>
+      <w:r>
+        <w:rPr>
+          <w:rFonts w:ascii="Calibri" w:hAnsi="Calibri" w:cs="Calibri"/>
+          <w:b w:val="0"/>
+          <w:i w:val="0"/>
+          <w:color w:val="6B7785"/>
+          <w:sz w:val="19"/>
+        </w:rPr>
+        <w:t xml:space="preserve">•  </w:t>
+      </w:r>
+      <w:r>
+        <w:rPr>
+          <w:rFonts w:ascii="Calibri" w:hAnsi="Calibri" w:cs="Calibri"/>
+          <w:b w:val="0"/>
+          <w:i w:val="0"/>
+          <w:color w:val="222B36"/>
+          <w:sz w:val="19"/>
+        </w:rPr>
+        <w:t xml:space="preserve">Deutsche Bank (через De Aandeelhouder) — koersdoelen логистики  </w:t>
+      </w:r>
+      <w:hyperlink r:id="rId14">
+        <w:r>
+          <w:rPr>
+            <w:color w:val="1155CC"/>
+            <w:sz w:val="18"/>
+            <w:rFonts w:ascii="Calibri" w:hAnsi="Calibri"/>
+            <w:u w:val="single"/>
+          </w:rPr>
+          <w:t xml:space="preserve">https://www.deaandeelhouder.nl/nieuws/2026/06/25/beursblik-deutsche-bank-verlaagt-koersdoelen-voor-aanbieders-van-logistiek-vastgoed/</w:t>
+        </w:r>
+      </w:hyperlink>
+    </w:p>
+    <w:p>
+      <w:pPr>
+        <w:spacing w:before="20" w:after="40" w:line="252" w:lineRule="auto"/>
+        <w:ind w:left="283" w:hanging="198"/>
+        <w:jc w:val="left"/>
+      </w:pPr>
+      <w:r>
+        <w:rPr>
+          <w:rFonts w:ascii="Calibri" w:hAnsi="Calibri" w:cs="Calibri"/>
+          <w:b w:val="0"/>
+          <w:i w:val="0"/>
+          <w:color w:val="6B7785"/>
+          <w:sz w:val="19"/>
+        </w:rPr>
+        <w:t xml:space="preserve">•  </w:t>
+      </w:r>
+      <w:r>
+        <w:rPr>
+          <w:rFonts w:ascii="Calibri" w:hAnsi="Calibri" w:cs="Calibri"/>
+          <w:b w:val="0"/>
+          <w:i w:val="0"/>
+          <w:color w:val="222B36"/>
+          <w:sz w:val="19"/>
+        </w:rPr>
+        <w:t xml:space="preserve">Reuters / US News — Prologis–Segro  </w:t>
+      </w:r>
+      <w:hyperlink r:id="rId11">
+        <w:r>
+          <w:rPr>
+            <w:color w:val="1155CC"/>
+            <w:sz w:val="18"/>
+            <w:rFonts w:ascii="Calibri" w:hAnsi="Calibri"/>
+            <w:u w:val="single"/>
+          </w:rPr>
+          <w:t xml:space="preserve">https://www.usnews.com/news/top-news/articles/2026-06-24/u-s-based-prologis-takes-16-6-billion-bid-for-uk-landlord-segro-public-after-rejection</w:t>
+        </w:r>
+      </w:hyperlink>
+    </w:p>
+    <w:p>
+      <w:pPr>
+        <w:spacing w:before="20" w:after="40" w:line="252" w:lineRule="auto"/>
+        <w:ind w:left="283" w:hanging="198"/>
+        <w:jc w:val="left"/>
+      </w:pPr>
+      <w:r>
+        <w:rPr>
+          <w:rFonts w:ascii="Calibri" w:hAnsi="Calibri" w:cs="Calibri"/>
+          <w:b w:val="0"/>
+          <w:i w:val="0"/>
+          <w:color w:val="6B7785"/>
+          <w:sz w:val="19"/>
+        </w:rPr>
+        <w:t xml:space="preserve">•  </w:t>
+      </w:r>
+      <w:r>
+        <w:rPr>
+          <w:rFonts w:ascii="Calibri" w:hAnsi="Calibri" w:cs="Calibri"/>
+          <w:b w:val="0"/>
+          <w:i w:val="0"/>
+          <w:color w:val="222B36"/>
+          <w:sz w:val="19"/>
+        </w:rPr>
+        <w:t xml:space="preserve">PropertyNL — Humby huurt in Venlo  </w:t>
+      </w:r>
+      <w:hyperlink r:id="rId32">
+        <w:r>
+          <w:rPr>
+            <w:color w:val="1155CC"/>
+            <w:sz w:val="18"/>
+            <w:rFonts w:ascii="Calibri" w:hAnsi="Calibri"/>
+            <w:u w:val="single"/>
+          </w:rPr>
+          <w:t xml:space="preserve">https://propertynl.com/Nieuws/Humby-huurt-bijna-30-000-m-logistieke-ruimte-in-Venlo/63cab933-adaa-4d81-b102-bcd555b1b790</w:t>
+        </w:r>
+      </w:hyperlink>
+    </w:p>
+    <w:p>
+      <w:pPr>
+        <w:spacing w:before="20" w:after="40" w:line="252" w:lineRule="auto"/>
+        <w:ind w:left="283" w:hanging="198"/>
+        <w:jc w:val="left"/>
+      </w:pPr>
+      <w:r>
+        <w:rPr>
+          <w:rFonts w:ascii="Calibri" w:hAnsi="Calibri" w:cs="Calibri"/>
+          <w:b w:val="0"/>
+          <w:i w:val="0"/>
+          <w:color w:val="6B7785"/>
+          <w:sz w:val="19"/>
+        </w:rPr>
+        <w:t xml:space="preserve">•  </w:t>
+      </w:r>
+      <w:r>
+        <w:rPr>
+          <w:rFonts w:ascii="Calibri" w:hAnsi="Calibri" w:cs="Calibri"/>
+          <w:b w:val="0"/>
+          <w:i w:val="0"/>
+          <w:color w:val="222B36"/>
+          <w:sz w:val="19"/>
+        </w:rPr>
+        <w:t xml:space="preserve">PropertyNL — Savills: logistieke markt NL stabiliseert 2026  </w:t>
+      </w:r>
+      <w:hyperlink r:id="rId37">
+        <w:r>
+          <w:rPr>
+            <w:color w:val="1155CC"/>
+            <w:sz w:val="18"/>
+            <w:rFonts w:ascii="Calibri" w:hAnsi="Calibri"/>
+            <w:u w:val="single"/>
+          </w:rPr>
+          <w:t xml:space="preserve">https://propertynl.com/Nieuws/Savills-logistieke-markt-Nederland-stabiliseert-in-2026/ae9d625d-2c41-4773-8f81-9c1bedfc6846</w:t>
+        </w:r>
+      </w:hyperlink>
+    </w:p>
+    <w:p>
+      <w:pPr>
+        <w:spacing w:before="20" w:after="40" w:line="252" w:lineRule="auto"/>
+        <w:ind w:left="283" w:hanging="198"/>
+        <w:jc w:val="left"/>
+      </w:pPr>
+      <w:r>
+        <w:rPr>
+          <w:rFonts w:ascii="Calibri" w:hAnsi="Calibri" w:cs="Calibri"/>
+          <w:b w:val="0"/>
+          <w:i w:val="0"/>
+          <w:color w:val="6B7785"/>
+          <w:sz w:val="19"/>
+        </w:rPr>
+        <w:t xml:space="preserve">•  </w:t>
+      </w:r>
+      <w:r>
+        <w:rPr>
+          <w:rFonts w:ascii="Calibri" w:hAnsi="Calibri" w:cs="Calibri"/>
+          <w:b w:val="0"/>
+          <w:i w:val="0"/>
+          <w:color w:val="222B36"/>
+          <w:sz w:val="19"/>
+        </w:rPr>
+        <w:t xml:space="preserve">Pararius — Huurmonitor Q1 2026  </w:t>
+      </w:r>
+      <w:hyperlink r:id="rId19">
+        <w:r>
+          <w:rPr>
+            <w:color w:val="1155CC"/>
+            <w:sz w:val="18"/>
+            <w:rFonts w:ascii="Calibri" w:hAnsi="Calibri"/>
+            <w:u w:val="single"/>
+          </w:rPr>
+          <w:t xml:space="preserve">https://www.pararius.nl/nieuws/huurprijzen-stijgen-sterker-dan-koopprijzen</w:t>
+        </w:r>
+      </w:hyperlink>
+    </w:p>
+    <w:p>
+      <w:pPr>
+        <w:spacing w:before="20" w:after="40" w:line="252" w:lineRule="auto"/>
+        <w:ind w:left="283" w:hanging="198"/>
+        <w:jc w:val="left"/>
+      </w:pPr>
+      <w:r>
+        <w:rPr>
+          <w:rFonts w:ascii="Calibri" w:hAnsi="Calibri" w:cs="Calibri"/>
+          <w:b w:val="0"/>
+          <w:i w:val="0"/>
+          <w:color w:val="6B7785"/>
+          <w:sz w:val="19"/>
+        </w:rPr>
+        <w:t xml:space="preserve">•  </w:t>
+      </w:r>
+      <w:r>
+        <w:rPr>
+          <w:rFonts w:ascii="Calibri" w:hAnsi="Calibri" w:cs="Calibri"/>
+          <w:b w:val="0"/>
+          <w:i w:val="0"/>
+          <w:color w:val="222B36"/>
+          <w:sz w:val="19"/>
+        </w:rPr>
+        <w:t xml:space="preserve">Capital Value — woningbeleggingsmarkt Q1 2026  </w:t>
+      </w:r>
+      <w:hyperlink r:id="rId23">
+        <w:r>
+          <w:rPr>
+            <w:color w:val="1155CC"/>
+            <w:sz w:val="18"/>
+            <w:rFonts w:ascii="Calibri" w:hAnsi="Calibri"/>
+            <w:u w:val="single"/>
+          </w:rPr>
+          <w:t xml:space="preserve">https://www.capitalvalue.nl/nieuws/transactievolume-woningbeleggingsmarkt-21-miljard-euro-in-eerste-kwartaal/</w:t>
+        </w:r>
+      </w:hyperlink>
+    </w:p>
+    <w:p>
+      <w:pPr>
+        <w:spacing w:before="20" w:after="40" w:line="252" w:lineRule="auto"/>
+        <w:ind w:left="283" w:hanging="198"/>
+        <w:jc w:val="left"/>
+      </w:pPr>
+      <w:r>
+        <w:rPr>
+          <w:rFonts w:ascii="Calibri" w:hAnsi="Calibri" w:cs="Calibri"/>
+          <w:b w:val="0"/>
+          <w:i w:val="0"/>
+          <w:color w:val="6B7785"/>
+          <w:sz w:val="19"/>
+        </w:rPr>
+        <w:t xml:space="preserve">•  </w:t>
+      </w:r>
+      <w:r>
+        <w:rPr>
+          <w:rFonts w:ascii="Calibri" w:hAnsi="Calibri" w:cs="Calibri"/>
+          <w:b w:val="0"/>
+          <w:i w:val="0"/>
+          <w:color w:val="222B36"/>
+          <w:sz w:val="19"/>
+        </w:rPr>
+        <w:t xml:space="preserve">HDN — Hypotheken Data Netwerk (marktcijfers)  </w:t>
+      </w:r>
+      <w:hyperlink r:id="rId22">
+        <w:r>
+          <w:rPr>
+            <w:color w:val="1155CC"/>
+            <w:sz w:val="18"/>
+            <w:rFonts w:ascii="Calibri" w:hAnsi="Calibri"/>
+            <w:u w:val="single"/>
+          </w:rPr>
+          <w:t xml:space="preserve">https://hdn.nl/marktcijfers/</w:t>
+        </w:r>
+      </w:hyperlink>
+    </w:p>
+    <w:p>
+      <w:pPr>
+        <w:spacing w:before="20" w:after="40" w:line="252" w:lineRule="auto"/>
+        <w:ind w:left="283" w:hanging="198"/>
+        <w:jc w:val="left"/>
+      </w:pPr>
+      <w:r>
+        <w:rPr>
+          <w:rFonts w:ascii="Calibri" w:hAnsi="Calibri" w:cs="Calibri"/>
+          <w:b w:val="0"/>
+          <w:i w:val="0"/>
+          <w:color w:val="6B7785"/>
+          <w:sz w:val="19"/>
+        </w:rPr>
+        <w:t xml:space="preserve">•  </w:t>
+      </w:r>
+      <w:r>
+        <w:rPr>
+          <w:rFonts w:ascii="Calibri" w:hAnsi="Calibri" w:cs="Calibri"/>
+          <w:b w:val="0"/>
+          <w:i w:val="0"/>
+          <w:color w:val="222B36"/>
+          <w:sz w:val="19"/>
+        </w:rPr>
+        <w:t xml:space="preserve">Rijksoverheid — азотный пакет (stikstofslot)  </w:t>
+      </w:r>
+      <w:hyperlink r:id="rId47">
+        <w:r>
+          <w:rPr>
+            <w:color w:val="1155CC"/>
+            <w:sz w:val="18"/>
+            <w:rFonts w:ascii="Calibri" w:hAnsi="Calibri"/>
+            <w:u w:val="single"/>
+          </w:rPr>
+          <w:t xml:space="preserve">https://www.rijksoverheid.nl/actueel/nieuws/2026/06/26/kabinet-haalt-nederland-van-het-stikstofslot-met-stevig-pakket-weer-ruimte-voor-boer-natuur-en-bouw</w:t>
+        </w:r>
+      </w:hyperlink>
+    </w:p>
+    <w:p>
+      <w:pPr>
+        <w:spacing w:before="20" w:after="40" w:line="252" w:lineRule="auto"/>
+        <w:ind w:left="283" w:hanging="198"/>
+        <w:jc w:val="left"/>
+      </w:pPr>
+      <w:r>
+        <w:rPr>
+          <w:rFonts w:ascii="Calibri" w:hAnsi="Calibri" w:cs="Calibri"/>
+          <w:b w:val="0"/>
+          <w:i w:val="0"/>
+          <w:color w:val="6B7785"/>
+          <w:sz w:val="19"/>
+        </w:rPr>
+        <w:t xml:space="preserve">•  </w:t>
+      </w:r>
+      <w:r>
+        <w:rPr>
+          <w:rFonts w:ascii="Calibri" w:hAnsi="Calibri" w:cs="Calibri"/>
+          <w:b w:val="0"/>
+          <w:i w:val="0"/>
+          <w:color w:val="222B36"/>
+          <w:sz w:val="19"/>
+        </w:rPr>
+        <w:t xml:space="preserve">Rijksoverheid — maatregelen tegen netcongestie  </w:t>
+      </w:r>
+      <w:hyperlink r:id="rId48">
+        <w:r>
+          <w:rPr>
+            <w:color w:val="1155CC"/>
+            <w:sz w:val="18"/>
+            <w:rFonts w:ascii="Calibri" w:hAnsi="Calibri"/>
+            <w:u w:val="single"/>
+          </w:rPr>
+          <w:t xml:space="preserve">https://www.rijksoverheid.nl/themas/klimaat-milieu-en-natuur/duurzame-energie/kabinet-neemt-maatregelen-tegen-vol-elektriciteitsnet-netcongestie</w:t>
+        </w:r>
+      </w:hyperlink>
+    </w:p>
+    <w:p>
+      <w:pPr>
+        <w:spacing w:before="20" w:after="40" w:line="252" w:lineRule="auto"/>
+        <w:ind w:left="283" w:hanging="198"/>
+        <w:jc w:val="left"/>
+      </w:pPr>
+      <w:r>
+        <w:rPr>
+          <w:rFonts w:ascii="Calibri" w:hAnsi="Calibri" w:cs="Calibri"/>
+          <w:b w:val="0"/>
+          <w:i w:val="0"/>
+          <w:color w:val="6B7785"/>
+          <w:sz w:val="19"/>
+        </w:rPr>
+        <w:t xml:space="preserve">•  </w:t>
+      </w:r>
+      <w:r>
+        <w:rPr>
+          <w:rFonts w:ascii="Calibri" w:hAnsi="Calibri" w:cs="Calibri"/>
+          <w:b w:val="0"/>
+          <w:i w:val="0"/>
+          <w:color w:val="222B36"/>
+          <w:sz w:val="19"/>
+        </w:rPr>
+        <w:t xml:space="preserve">European Commission — EPBD recast  </w:t>
       </w:r>
       <w:hyperlink r:id="rId49">
         <w:r>
@@ -6614,7 +8049,7 @@
             <w:rFonts w:ascii="Calibri" w:hAnsi="Calibri"/>
             <w:u w:val="single"/>
           </w:rPr>
-          <w:t xml:space="preserve">https://www.vno-ncwwest.nl</w:t>
+          <w:t xml:space="preserve">https://build-up.ec.europa.eu/en/news-and-events/news/epbd-recast-explained-key-updates-resources-and-stakeholder-insights</w:t>
         </w:r>
       </w:hyperlink>
     </w:p>

--- a/dutch-realestate-agent/reports/2026-06-30_dutch_realestate_RU.docx
+++ b/dutch-realestate-agent/reports/2026-06-30_dutch_realestate_RU.docx
@@ -156,7 +156,7 @@
           <w:color w:val="105A4C"/>
           <w:sz w:val="28"/>
         </w:rPr>
-        <w:t>«Институционалы не бегут: жильё устояло, склады дешевеют только на бирже»</w:t>
+        <w:t>«Ток кончился раньше денег: сеть встала, стройка выдохнула, склады дорожают на бумаге»</w:t>
       </w:r>
     </w:p>
     <w:p>
@@ -305,7 +305,7 @@
                 <w:color w:val="ECF1F6"/>
                 <w:sz w:val="21"/>
               </w:rPr>
-              <w:t>Жильё: институционалы НЕ распродают — Vesteda срезала выкуп паёв с 4,1 млрд до 765 млн € (−81%) и ввела лимит ликвидности 7,5%/год. Обвала цен на арендные портфели не будет; институционалам держать, покупателям ждать точечных скидок у выходящих частников.</w:t>
+              <w:t>Ток стал дефицитнее денег: с 1 июля сеть Брабанта закрыта даже для нового жилья, у Enexis &gt;9 000 бизнес-клиентов в очереди. Владелец склада/промзоны в Moerdijk-Venlo — проверьте статус подключения СЕЙЧАС: объект с готовой мощностью дорожает, без неё теряет ценность.</w:t>
             </w:r>
           </w:p>
           <w:p>
@@ -331,7 +331,7 @@
                 <w:color w:val="ECF1F6"/>
                 <w:sz w:val="21"/>
               </w:rPr>
-              <w:t>Деньги дорожают второй раз: ЕЦБ ПОВЫСИЛ ставку на 25 б.п., 10Y госбонд NL — 2,98% (максимум за 2+ года). Аренда через BV с плавающим долгом — пересчитайте debt service: каждый б.п. Euribor (3M ≈ 2,31%) бьёт по кэш-флоу.</w:t>
+              <w:t>Логистика: спрос жив, капитал заморожен. Take-up Q1 +10,5% г/г (833 тыс. м²), а инвестиции −60% г/г (~265 млн €). Prime-доходность держится ~4,75% почти два года; консенсус по CTP — 'Strong Buy', апсайд ~+32%. Держателям prime-складов: не сбрасывайте в заморозку, публичный ценник смотрит вверх.</w:t>
             </w:r>
           </w:p>
           <w:p>
@@ -357,7 +357,7 @@
                 <w:color w:val="ECF1F6"/>
                 <w:sz w:val="21"/>
               </w:rPr>
-              <w:t>Два свидетеля расходятся: биржа уже списала логистику (CTP дисконт ~22% к балансу, цели срезаны на 14–17%), а оценщики приватных портфелей рисуют рост (MSCI NL +9,4% за 2024). Закладывайте, что appraisal-оценки соседних складов отстают от рынка капитала.</w:t>
+              <w:t>Азотный замок приоткрыли: пакет на ~20 млрд € и математический порог депозиции обещают вернуть пермиты под ~244 000 домов 'опасной зоны' — но это к концу 2027 (законопроект в Палату лишь в октябре), а не сегодня. Девелопер: планируйте под сценарий, а не под обещание.</w:t>
             </w:r>
           </w:p>
           <w:p>
@@ -383,7 +383,7 @@
                 <w:color w:val="ECF1F6"/>
                 <w:sz w:val="21"/>
               </w:rPr>
-              <w:t>Склады: Prologis вынес на публику оферту на Segro (~12,6 млрд £, премия ~25%) — свежий публичный ценник на всю европейскую логистику. Держателям складов в prime-коридорах (Венло, Тилбург) не спешить с продажей до развязки 22 июля.</w:t>
+              <w:t>Ритейл-физика слабеет медленно: вакантность магазинов 7,0% на конец 2025 (было 6,7%), десятый год подряд число объектов сокращается. Владелец ритейл-парка: пул арендаторов на окраинах держится лучше центров — но пересматривайте ставки под уходящий стрит-ритейл.</w:t>
             </w:r>
           </w:p>
           <w:p>
@@ -409,7 +409,7 @@
                 <w:color w:val="ECF1F6"/>
                 <w:sz w:val="21"/>
               </w:rPr>
-              <w:t>Ритейл-парки на окраинах — тихий чемпион: вакантность 4,4% против 5,5% по рынку, в 73 из 194 парков ни одного пустого юнита, &gt;220 млн € притока за 2024–2026. Выбираете ритейл — смотрите на периферию, а не в гаснущие центры городов.</w:t>
+              <w:t>Ставки развернулись вверх: ЕЦБ +25 б.п. (депозит 2,25%), но 10Y-бонд NL просел до 2,98% при спреде к Bund ~12 б.п. Фондирование дешёвое, дисконтирование жёстче. Аренда через BV: earningsstripping и box 3 с 2028 — пересчитайте кэш-флоу по обоим сценариям заранее.</w:t>
             </w:r>
           </w:p>
         </w:tc>
@@ -497,7 +497,7 @@
                 <w:color w:val="222B36"/>
                 <w:sz w:val="21"/>
               </w:rPr>
-              <w:t>Ваши склады в Венло и Moerdijk — прямо в фокусе недели. Оферта Prologis за Segro (~12,6 млрд £, премия ~25%) ставит свежий публичный ценник на европейскую логистику, а быстрый re-letting 29 779 м² в Венло после Nunner подтверждает: prime-коридоры держат спрос даже при общей вакантности 6,3%. Не продавайте prime-объекты до развязки 22 июля — оферта поднимает вашу переговорную планку.</w:t>
+              <w:t>Ваш ключевой риск недели материализовался: с 1 июля сеть Брабанта закрыта для новых подключений — а Moerdijk и Venlo в вашем периметре. Объект с оформленной мощностью теперь стоит дороже соседнего без неё. Запросите у Enexis актуальный статус подключения и резерв мощности по каждому складу до конца квартала.</w:t>
             </w:r>
           </w:p>
           <w:p>
@@ -523,7 +523,7 @@
                 <w:color w:val="222B36"/>
                 <w:sz w:val="21"/>
               </w:rPr>
-              <w:t>Биржа уже списала логистику глубже оценщиков: CTP торгуется с дисконтом ~22% к балансу, цели Deutsche Bank срезаны на 14–17% — но это эффект дорогих ставок, а не вашей аренды. Для вас как держателя через BV это значит: при рефинансировании банк-кредитор увидит биржевой дисконт и старая appraisal-оценка соседних складов может не устоять. Фиксируйте длинный долг сейчас, пока спреды узкие (CTP разместила бонд под 3,375%).</w:t>
+              <w:t>Логистика ровно про ваш склад: спрос на аренду вырос (+10,5% take-up), но сделки заморожены (−60%), а prime-доходность плоская ~4,75% почти два года. Держатель prime-объекта в Randstad — держать; переоценка вниз маловероятна, а H1-отчёт CTP 30 июля задаст переговорную планку сектора.</w:t>
             </w:r>
           </w:p>
           <w:p>
@@ -549,7 +549,7 @@
                 <w:color w:val="222B36"/>
                 <w:sz w:val="21"/>
               </w:rPr>
-              <w:t>Ваши ритейл-парки — структурный победитель недели: вакантность 4,4% против 5,5% по рынку, &gt;220 млн € притока международного капитала за 2024–2026, барьер входа от PDV-политики. Спред-подушка широкая (~7,5% брутто против тонких ~0,8 п.п. у prime-high-street). Держите объекты на текущей доходности, не спешите продавать — конкуренция за лучшие адреса будет расти; при перезаключении договоров закладывайте короткий срок re-letting как аргумент.</w:t>
+              <w:t>В Emmen (ваш регион) приходит 150 000 м² конкурентного мультиформата от Panattoni к 2028. Заложите новое предложение в модель арендных ставок уже сейчас и при перезаключении фиксируйте арендатора длиннее — премию теперь платят за WALT, а не за метры.</w:t>
             </w:r>
           </w:p>
           <w:p>
@@ -575,7 +575,33 @@
                 <w:color w:val="222B36"/>
                 <w:sz w:val="21"/>
               </w:rPr>
-              <w:t>Узкое место для ваших объектов смещается с азота на электросеть: с 1 июля новые правила netcongestie дают приоритет подключений жилью и батареям, а не логистике/промзонам общего профиля. Проверьте статус сетевой мощности по складам в Венло, Moerdijk и Emmen — объект с готовым подключением теперь дорожает, без него расширение уходит в многолетнюю очередь.</w:t>
+              <w:t>Ваши ритейл-парки в выигрышной позиции структурной сортировки: вакантность стрит-ритейла в центрах растёт (7,0%), арендаторы мигрируют в удобные припаркованные форматы. Используйте отток из центров, чтобы усилить арендный микс (ритейл+услуги+хорека), и фиксируйте длинных арендаторов.</w:t>
+            </w:r>
+          </w:p>
+          <w:p>
+            <w:pPr>
+              <w:spacing w:before="40" w:after="40" w:line="276" w:lineRule="auto"/>
+              <w:ind w:left="283" w:hanging="198"/>
+            </w:pPr>
+            <w:r>
+              <w:rPr>
+                <w:rFonts w:ascii="Calibri" w:hAnsi="Calibri" w:cs="Calibri"/>
+                <w:b/>
+                <w:i w:val="0"/>
+                <w:color w:val="8A5510"/>
+                <w:sz w:val="21"/>
+              </w:rPr>
+              <w:t xml:space="preserve">▪  </w:t>
+            </w:r>
+            <w:r>
+              <w:rPr>
+                <w:rFonts w:ascii="Calibri" w:hAnsi="Calibri" w:cs="Calibri"/>
+                <w:b w:val="0"/>
+                <w:i w:val="0"/>
+                <w:color w:val="222B36"/>
+                <w:sz w:val="21"/>
+              </w:rPr>
+              <w:t>Ваша структура BV под двойным фискальным прицелом: earningsstripping (вычет процентов) и box 3. Ужесточение для vastgoedlichamen пока приостановлено, но не отменено. Пересчитайте налоговую нагрузку по обоим сценариям до сентябрьского Prinsjesdag, прежде чем брать новый заём под объекты.</w:t>
             </w:r>
           </w:p>
         </w:tc>
@@ -679,7 +705,7 @@
           <w:color w:val="1F3A5F"/>
           <w:sz w:val="22"/>
         </w:rPr>
-        <w:t xml:space="preserve">  Битва за Segro: публичный ценник на европейскую логистику</w:t>
+        <w:t xml:space="preserve">  Переоценка логистики: биржа против оценщиков</w:t>
       </w:r>
     </w:p>
     <w:p>
@@ -706,7 +732,7 @@
           <w:color w:val="222B36"/>
           <w:sz w:val="19"/>
         </w:rPr>
-        <w:t>Prologis вынесла отвергнутую оферту (~12,6 млрд £, премия ~25%) на публику — пошёл отсчёт put up or shut up.</w:t>
+        <w:t>Спрос жив (take-up +10,5% г/г), но капитал заморожен (−60%); CTP торгуется с дисконтом ~21,7% к NTA при консенсусе Strong Buy — сверка на H1-отчёте 30 июля.</w:t>
       </w:r>
     </w:p>
     <w:p>
@@ -733,9 +759,102 @@
           <w:color w:val="6B7785"/>
           <w:sz w:val="18"/>
         </w:rPr>
-        <w:t>2026-07-22 — Prologis обязана подтвердить твёрдое намерение или отступить</w:t>
+        <w:t>2026-07-30 — H1-результаты CTP: сверка EPRA EPS/NTA с консенсусом переустановит ценник сектора</w:t>
       </w:r>
       <w:hyperlink r:id="rId11">
+        <w:r>
+          <w:rPr>
+            <w:color w:val="1155CC"/>
+            <w:sz w:val="17.0"/>
+            <w:rFonts w:ascii="Calibri" w:hAnsi="Calibri"/>
+            <w:u w:val="single"/>
+          </w:rPr>
+          <w:t xml:space="preserve">  ↗</w:t>
+        </w:r>
+      </w:hyperlink>
+    </w:p>
+    <w:p>
+      <w:pPr>
+        <w:keepNext/>
+        <w:spacing w:before="100" w:after="20" w:line="269" w:lineRule="auto"/>
+        <w:jc w:val="left"/>
+      </w:pPr>
+      <w:r>
+        <w:rPr>
+          <w:rFonts w:ascii="Calibri" w:hAnsi="Calibri" w:cs="Calibri"/>
+          <w:b/>
+          <w:i w:val="0"/>
+          <w:color w:val="8A5510"/>
+          <w:sz w:val="16"/>
+          <w:shd w:val="clear" w:color="auto" w:fill="FBF1DF"/>
+        </w:rPr>
+        <w:t xml:space="preserve"> В РАЗВИТИИ </w:t>
+      </w:r>
+      <w:r>
+        <w:rPr>
+          <w:rFonts w:ascii="Calibri" w:hAnsi="Calibri" w:cs="Calibri"/>
+          <w:b/>
+          <w:i w:val="0"/>
+          <w:color w:val="1F3A5F"/>
+          <w:sz w:val="22"/>
+        </w:rPr>
+        <w:t xml:space="preserve">  Сеть на замке: netcongestie бьёт по девелопменту юга</w:t>
+      </w:r>
+    </w:p>
+    <w:p>
+      <w:pPr>
+        <w:spacing w:before="0" w:after="20" w:line="264" w:lineRule="auto"/>
+        <w:ind w:left="113"/>
+        <w:jc w:val="left"/>
+      </w:pPr>
+      <w:r>
+        <w:rPr>
+          <w:rFonts w:ascii="Calibri" w:hAnsi="Calibri" w:cs="Calibri"/>
+          <w:b/>
+          <w:i w:val="0"/>
+          <w:color w:val="6B7785"/>
+          <w:sz w:val="19"/>
+        </w:rPr>
+        <w:t xml:space="preserve">Что нового: </w:t>
+      </w:r>
+      <w:r>
+        <w:rPr>
+          <w:rFonts w:ascii="Calibri" w:hAnsi="Calibri" w:cs="Calibri"/>
+          <w:b w:val="0"/>
+          <w:i w:val="0"/>
+          <w:color w:val="222B36"/>
+          <w:sz w:val="19"/>
+        </w:rPr>
+        <w:t>С 1 июля сеть Брабанта закрыта даже для нового жилья и бытовых подключений; у Enexis &gt;9 000 бизнес-клиентов в очереди — мощность становится дефицитнее денег.</w:t>
+      </w:r>
+    </w:p>
+    <w:p>
+      <w:pPr>
+        <w:spacing w:before="0" w:after="80" w:line="252" w:lineRule="auto"/>
+        <w:ind w:left="113"/>
+        <w:jc w:val="left"/>
+      </w:pPr>
+      <w:r>
+        <w:rPr>
+          <w:rFonts w:ascii="Calibri" w:hAnsi="Calibri" w:cs="Calibri"/>
+          <w:b/>
+          <w:i w:val="0"/>
+          <w:color w:val="8A5510"/>
+          <w:sz w:val="18"/>
+        </w:rPr>
+        <w:t xml:space="preserve">Следующий триггер: </w:t>
+      </w:r>
+      <w:r>
+        <w:rPr>
+          <w:rFonts w:ascii="Calibri" w:hAnsi="Calibri" w:cs="Calibri"/>
+          <w:b w:val="0"/>
+          <w:i/>
+          <w:color w:val="6B7785"/>
+          <w:sz w:val="18"/>
+        </w:rPr>
+        <w:t>2026-07-01 — вступают в силу новые правила приоритизации подключений; сеть Брабанта закрывается для kleinverbruikers</w:t>
+      </w:r>
+      <w:hyperlink r:id="rId12">
         <w:r>
           <w:rPr>
             <w:color w:val="1155CC"/>
@@ -799,7 +918,7 @@
           <w:color w:val="222B36"/>
           <w:sz w:val="19"/>
         </w:rPr>
-        <w:t>Сенат провёл пленарные дебаты, внесены 4 поправки — голосование назначено на 7 июля, старт режима 2028.</w:t>
+        <w:t>Сенат 30 июня отложил голосование до анонсированной новеллы; голосование по 4 поправкам — 7 июля. Параллельно NVM требует ускорить смягчение earningsstripping.</w:t>
       </w:r>
     </w:p>
     <w:p>
@@ -828,7 +947,7 @@
         </w:rPr>
         <w:t>2026-07-07 — голосование Сената по четырём поправкам к box 3</w:t>
       </w:r>
-      <w:hyperlink r:id="rId12">
+      <w:hyperlink r:id="rId13">
         <w:r>
           <w:rPr>
             <w:color w:val="1155CC"/>
@@ -892,7 +1011,7 @@
           <w:color w:val="222B36"/>
           <w:sz w:val="19"/>
         </w:rPr>
-        <w:t>Итоговый выкуп — 765 млн € вместо 4,1 млрд (−81%), введён лимит ликвидности 7,5%/год: деньги придерживают.</w:t>
+        <w:t>Итоговый выкуп 765 млн € вместо индикативных 4,1 млрд (−81%), введён лимит ликвидности 7,5%/год — деньги придерживают, а не бегут.</w:t>
       </w:r>
     </w:p>
     <w:p>
@@ -920,99 +1039,6 @@
           <w:sz w:val="18"/>
         </w:rPr>
         <w:t>2026-10-31 — IR-релизы фондов — проверка, нет ли новых крупных заявок на выкуп &gt;1 млрд €</w:t>
-      </w:r>
-      <w:hyperlink r:id="rId13">
-        <w:r>
-          <w:rPr>
-            <w:color w:val="1155CC"/>
-            <w:sz w:val="17.0"/>
-            <w:rFonts w:ascii="Calibri" w:hAnsi="Calibri"/>
-            <w:u w:val="single"/>
-          </w:rPr>
-          <w:t xml:space="preserve">  ↗</w:t>
-        </w:r>
-      </w:hyperlink>
-    </w:p>
-    <w:p>
-      <w:pPr>
-        <w:keepNext/>
-        <w:spacing w:before="100" w:after="20" w:line="269" w:lineRule="auto"/>
-        <w:jc w:val="left"/>
-      </w:pPr>
-      <w:r>
-        <w:rPr>
-          <w:rFonts w:ascii="Calibri" w:hAnsi="Calibri" w:cs="Calibri"/>
-          <w:b/>
-          <w:i w:val="0"/>
-          <w:color w:val="8A5510"/>
-          <w:sz w:val="16"/>
-          <w:shd w:val="clear" w:color="auto" w:fill="FBF1DF"/>
-        </w:rPr>
-        <w:t xml:space="preserve"> В РАЗВИТИИ </w:t>
-      </w:r>
-      <w:r>
-        <w:rPr>
-          <w:rFonts w:ascii="Calibri" w:hAnsi="Calibri" w:cs="Calibri"/>
-          <w:b/>
-          <w:i w:val="0"/>
-          <w:color w:val="1F3A5F"/>
-          <w:sz w:val="22"/>
-        </w:rPr>
-        <w:t xml:space="preserve">  Переоценка логистики: биржа против оценщиков</w:t>
-      </w:r>
-    </w:p>
-    <w:p>
-      <w:pPr>
-        <w:spacing w:before="0" w:after="20" w:line="264" w:lineRule="auto"/>
-        <w:ind w:left="113"/>
-        <w:jc w:val="left"/>
-      </w:pPr>
-      <w:r>
-        <w:rPr>
-          <w:rFonts w:ascii="Calibri" w:hAnsi="Calibri" w:cs="Calibri"/>
-          <w:b/>
-          <w:i w:val="0"/>
-          <w:color w:val="6B7785"/>
-          <w:sz w:val="19"/>
-        </w:rPr>
-        <w:t xml:space="preserve">Что нового: </w:t>
-      </w:r>
-      <w:r>
-        <w:rPr>
-          <w:rFonts w:ascii="Calibri" w:hAnsi="Calibri" w:cs="Calibri"/>
-          <w:b w:val="0"/>
-          <w:i w:val="0"/>
-          <w:color w:val="222B36"/>
-          <w:sz w:val="19"/>
-        </w:rPr>
-        <w:t>Deutsche Bank срезал цели на 14–17% (держит «покупать»), CTP торгуется с дисконтом ~22% к NTA — public опережает private.</w:t>
-      </w:r>
-    </w:p>
-    <w:p>
-      <w:pPr>
-        <w:spacing w:before="0" w:after="80" w:line="252" w:lineRule="auto"/>
-        <w:ind w:left="113"/>
-        <w:jc w:val="left"/>
-      </w:pPr>
-      <w:r>
-        <w:rPr>
-          <w:rFonts w:ascii="Calibri" w:hAnsi="Calibri" w:cs="Calibri"/>
-          <w:b/>
-          <w:i w:val="0"/>
-          <w:color w:val="8A5510"/>
-          <w:sz w:val="18"/>
-        </w:rPr>
-        <w:t xml:space="preserve">Следующий триггер: </w:t>
-      </w:r>
-      <w:r>
-        <w:rPr>
-          <w:rFonts w:ascii="Calibri" w:hAnsi="Calibri" w:cs="Calibri"/>
-          <w:b w:val="0"/>
-          <w:i/>
-          <w:color w:val="6B7785"/>
-          <w:sz w:val="18"/>
-        </w:rPr>
-        <w:t>2026-07-22 — реакция CTP/WDP/Montea на развязку по Segro как прокси переоценки сектора</w:t>
       </w:r>
       <w:hyperlink r:id="rId14">
         <w:r>
@@ -1051,7 +1077,7 @@
           <w:color w:val="1F3A5F"/>
           <w:sz w:val="22"/>
         </w:rPr>
-        <w:t xml:space="preserve">  Ритейл-парки — тихий чемпион ритейла</w:t>
+        <w:t xml:space="preserve">  Азотный замок стройки: пакет кабинета и порог депозиции</w:t>
       </w:r>
     </w:p>
     <w:p>
@@ -1078,7 +1104,7 @@
           <w:color w:val="222B36"/>
           <w:sz w:val="19"/>
         </w:rPr>
-        <w:t>CBRE: вакантность 4,4% против 5,5% по рынку, 73 из 194 парков без пустых юнитов, &gt;220 млн € притока за 2024–2026.</w:t>
+        <w:t>Кабинет 26 июня выкатил пакет ~20 млрд € с математическим порогом депозиции; ~244 000 домов в 'опасной зоне', проекты с малой эмиссией снова возможны к концу 2027.</w:t>
       </w:r>
     </w:p>
     <w:p>
@@ -1105,7 +1131,7 @@
           <w:color w:val="6B7785"/>
           <w:sz w:val="18"/>
         </w:rPr>
-        <w:t>2026-09-30 — следующий срез вакантности CBRE/Locatus по ритейл-паркам</w:t>
+        <w:t>2026-10-01 — азотный законопроект уходит в Tweede Kamer</w:t>
       </w:r>
       <w:hyperlink r:id="rId15">
         <w:r>
@@ -1246,121 +1272,7 @@
           <w:color w:val="6B7785"/>
           <w:sz w:val="18"/>
         </w:rPr>
-        <w:t>Дорогие ставки давят оценки, но капитал притекает именно в Нидерланды.</w:t>
-      </w:r>
-    </w:p>
-    <w:p>
-      <w:pPr>
-        <w:keepNext/>
-        <w:spacing w:before="120" w:after="20"/>
-        <w:jc w:val="center"/>
-      </w:pPr>
-      <w:r>
-        <w:drawing>
-          <wp:inline xmlns:a="http://schemas.openxmlformats.org/drawingml/2006/main" xmlns:pic="http://schemas.openxmlformats.org/drawingml/2006/picture">
-            <wp:extent cx="5903999" cy="2984221"/>
-            <wp:docPr id="2" name="Picture 2"/>
-            <wp:cNvGraphicFramePr>
-              <a:graphicFrameLocks noChangeAspect="1"/>
-            </wp:cNvGraphicFramePr>
-            <a:graphic>
-              <a:graphicData uri="http://schemas.openxmlformats.org/drawingml/2006/picture">
-                <pic:pic>
-                  <pic:nvPicPr>
-                    <pic:cNvPr id="0" name="nta_discount.png"/>
-                    <pic:cNvPicPr/>
-                  </pic:nvPicPr>
-                  <pic:blipFill>
-                    <a:blip r:embed="rId17"/>
-                    <a:stretch>
-                      <a:fillRect/>
-                    </a:stretch>
-                  </pic:blipFill>
-                  <pic:spPr>
-                    <a:xfrm>
-                      <a:off x="0" y="0"/>
-                      <a:ext cx="5903999" cy="2984221"/>
-                    </a:xfrm>
-                    <a:prstGeom prst="rect"/>
-                  </pic:spPr>
-                </pic:pic>
-              </a:graphicData>
-            </a:graphic>
-          </wp:inline>
-        </w:drawing>
-      </w:r>
-    </w:p>
-    <w:p>
-      <w:pPr>
-        <w:spacing w:before="0" w:after="160" w:line="259" w:lineRule="auto"/>
-        <w:jc w:val="center"/>
-      </w:pPr>
-      <w:r>
-        <w:rPr>
-          <w:rFonts w:ascii="Calibri" w:hAnsi="Calibri" w:cs="Calibri"/>
-          <w:b w:val="0"/>
-          <w:i/>
-          <w:color w:val="6B7785"/>
-          <w:sz w:val="18"/>
-        </w:rPr>
-        <w:t>Биржевой дисконт к балансу — закладывайте, что appraisal-оценки отстают.</w:t>
-      </w:r>
-    </w:p>
-    <w:p>
-      <w:pPr>
-        <w:keepNext/>
-        <w:spacing w:before="120" w:after="20"/>
-        <w:jc w:val="center"/>
-      </w:pPr>
-      <w:r>
-        <w:drawing>
-          <wp:inline xmlns:a="http://schemas.openxmlformats.org/drawingml/2006/main" xmlns:pic="http://schemas.openxmlformats.org/drawingml/2006/picture">
-            <wp:extent cx="5903999" cy="2961839"/>
-            <wp:docPr id="3" name="Picture 3"/>
-            <wp:cNvGraphicFramePr>
-              <a:graphicFrameLocks noChangeAspect="1"/>
-            </wp:cNvGraphicFramePr>
-            <a:graphic>
-              <a:graphicData uri="http://schemas.openxmlformats.org/drawingml/2006/picture">
-                <pic:pic>
-                  <pic:nvPicPr>
-                    <pic:cNvPr id="0" name="yield_spreads.png"/>
-                    <pic:cNvPicPr/>
-                  </pic:nvPicPr>
-                  <pic:blipFill>
-                    <a:blip r:embed="rId18"/>
-                    <a:stretch>
-                      <a:fillRect/>
-                    </a:stretch>
-                  </pic:blipFill>
-                  <pic:spPr>
-                    <a:xfrm>
-                      <a:off x="0" y="0"/>
-                      <a:ext cx="5903999" cy="2961839"/>
-                    </a:xfrm>
-                    <a:prstGeom prst="rect"/>
-                  </pic:spPr>
-                </pic:pic>
-              </a:graphicData>
-            </a:graphic>
-          </wp:inline>
-        </w:drawing>
-      </w:r>
-    </w:p>
-    <w:p>
-      <w:pPr>
-        <w:spacing w:before="0" w:after="160" w:line="259" w:lineRule="auto"/>
-        <w:jc w:val="center"/>
-      </w:pPr>
-      <w:r>
-        <w:rPr>
-          <w:rFonts w:ascii="Calibri" w:hAnsi="Calibri" w:cs="Calibri"/>
-          <w:b w:val="0"/>
-          <w:i/>
-          <w:color w:val="6B7785"/>
-          <w:sz w:val="18"/>
-        </w:rPr>
-        <w:t>Чем тоньше спред над госбондом, тем больнее активу от роста ставок.</w:t>
+        <w:t>Логистика тянет спрос, но сделки и мощность заморожены.</w:t>
       </w:r>
     </w:p>
     <w:p>
@@ -1427,7 +1339,7 @@
                 <w:color w:val="222B36"/>
                 <w:sz w:val="21"/>
               </w:rPr>
-              <w:t>Главный страх рынка — что крупные фонды распродают арендное жильё — на этой неделе официально не подтвердился. Vesteda, крупнейший жилой фонд страны, схлопнула выкуп паёв с заявленных в марте 4,1 млрд € до 765 млн € (−81%) и закрыла дверь ликвидности до 7,5% капитала в год: деньги не бегут, их придерживают. Над всем висит одна сквозная нить — «дорогие деньги снова дорожают». ЕЦБ впервые с 2023 года ПОВЫСИЛ ставку на 25 б.п. (депозит 2,25%), безрисковый якорь — 10-летний госбонд NL — поднялся до 2,98%, максимум за два с лишним года. Это термостат стоимости капитала: подкрутили вверх — и будущие арендные доходы при пересчёте «на сегодня» остывают, а с ними бумажные оценки. Отсюда вторая нить — «два свидетеля рынка»: биржа (листингованные REIT) уже нервно заложила переоценку вниз — CTP торгуется с дисконтом ~22% к балансу (EPRA NTA), Eurocommercial — с дисконтом ~36%, логистике Deutsche Bank срезал целевые цены на 14–17%. А оценщики приватных портфелей (MSCI/ROZ, INREV) по инерции рисуют рост: национальный бенчмарк MSCI NL дал +9,4% за 2024-й, европейский INREV-индекс GREFI прибавил +1,30% за квартал — седьмой плюс подряд. Когда биржа опережает оценщика, публичный рынок признаётся первым: «бумажные» оценки соседних портфелей, на которые вы равняетесь, ещё не досписаны. Третья нить — капитал при этом возвращается именно в Нидерланды: инвестиции в коммерческую недвижимость в I квартале выросли на 65% г/г до 4,1 млрд € (сильнейший квартал в истории), тогда как по Европе объёмы упали на 10%. Что сдвинулось за неделю: Vesteda дала цифру выкупа, Сенат провёл дебаты по налогу box 3 (голосование 7 июля), Prologis вынес на публику оферту на Segro (дедлайн 22 июля), CBRE назвала ритейл-парки тихим чемпионом ритейла, а кабинет представил азотный пакет на 20 млрд € — узкое место для стройки смещается с азота на электросеть.</w:t>
+              <w:t>Неделя 23–30 июня связала три, казалось бы, разных сюжета в один механизм — «где взять мощность». Первый — физическую: с 1 июля электросеть Брабанта закрывается даже для нового жилья и усиления бытовых подключений (Enexis), а по стране в очереди у Enexis уже &gt;9 000 бизнес-клиентов. Для владельца склада или промзоны в Moerdijk/Venlo это прямее любой макростатистики: объект с готовой мощностью подключения теперь стоит дороже соседнего без неё, и разрыв будет расти. Второй — регуляторную: кабинет 26 июня выкатил азотный пакет на ~20 млрд €, вводящий математический порог депозиции (rekenkundige ondergrens), который снова открывает пермиты под жильё, инфраструктуру и энергопереход, — но это перспектива (проекты с малой эмиссией снова возможны к концу 2027, законопроект в Палату лишь в октябре 2026), а не сегодняшняя определённость. Третий — финансовую: ЕЦБ 11 июня впервые с 2023 поднял ставку на 25 б.п. (депозит 2,25%), кривая Euribor держит положительный наклон, а 10-летний госбонд NL просел до ~2,98% при узком спреде к Bund ~12 б.п. — фондирование пока дешёвое, но развернувшийся тренд ставок жёстче дисконтирует будущие доходы. Что сдвинулось за неделю по вашим сегментам: в логистике спрос жив (take-up Q1 +10,5% г/г), но капитал заморожен (инвестиции −60% г/г), а публичный ценник пошёл вверх — консенсус по CTP держит «Strong Buy» с апсайдом ~+32%; в ритейле физическая вакантность подросла до 7,0% на конец 2025, но ритейл-парки остаются тише центров. Сквозная нить недели («дорогая мощность»): дорогой капитал (первый порядок все знают) заставляет девелоперов уходить в мультифункциональный спекулятивный формат вне логхотспотов (Panattoni в Emmen, 150 000 м²) — и второй порядок в том, что настоящим дефицитным ресурсом становится не земля и не деньги, а киловатт: объект с оформленным подключением превращается в отдельный класс актива, а netcongestie из технической сноски — в первый вопрос due-diligence.</w:t>
             </w:r>
           </w:p>
         </w:tc>
@@ -1436,6 +1348,2346 @@
     <w:p>
       <w:pPr>
         <w:spacing w:before="0" w:after="120" w:line="269" w:lineRule="auto"/>
+        <w:jc w:val="left"/>
+      </w:pPr>
+    </w:p>
+    <w:p>
+      <w:pPr>
+        <w:spacing w:before="200" w:after="0" w:line="269" w:lineRule="auto"/>
+        <w:jc w:val="left"/>
+      </w:pPr>
+    </w:p>
+    <w:tbl>
+      <w:tblPr>
+        <w:tblW w:type="auto" w:w="0"/>
+        <w:tblLayout w:type="fixed"/>
+        <w:tblLook w:firstColumn="1" w:firstRow="1" w:lastColumn="0" w:lastRow="0" w:noHBand="0" w:noVBand="1" w:val="04A0"/>
+        <w:tblBorders>
+          <w:top w:val="none" w:sz="0"/>
+          <w:left w:val="none" w:sz="0"/>
+          <w:bottom w:val="none" w:sz="0"/>
+          <w:right w:val="none" w:sz="0"/>
+          <w:insideH w:val="none" w:sz="0"/>
+          <w:insideV w:val="none" w:sz="0"/>
+        </w:tblBorders>
+        <w:tblW w:type="dxa" w:w="9525"/>
+      </w:tblPr>
+      <w:tblGrid>
+        <w:gridCol w:w="9972"/>
+      </w:tblGrid>
+      <w:tr>
+        <w:trPr>
+          <w:cantSplit/>
+        </w:trPr>
+        <w:tc>
+          <w:tcPr>
+            <w:tcW w:type="dxa" w:w="9524"/>
+            <w:shd w:val="clear" w:color="auto" w:fill="2C5F8A"/>
+            <w:tcMar>
+              <w:top w:w="120" w:type="dxa"/>
+              <w:bottom w:w="120" w:type="dxa"/>
+              <w:start w:w="200" w:type="dxa"/>
+              <w:end w:w="200" w:type="dxa"/>
+              <w:left w:w="200" w:type="dxa"/>
+              <w:right w:w="200" w:type="dxa"/>
+            </w:tcMar>
+          </w:tcPr>
+          <w:p>
+            <w:pPr>
+              <w:keepNext/>
+              <w:spacing w:after="0"/>
+            </w:pPr>
+            <w:r/>
+            <w:r>
+              <w:rPr>
+                <w:rFonts w:ascii="Calibri" w:hAnsi="Calibri" w:cs="Calibri"/>
+                <w:b/>
+                <w:i w:val="0"/>
+                <w:color w:val="FFFFFF"/>
+                <w:sz w:val="28"/>
+              </w:rPr>
+              <w:t>🏭  Индустриал (склады, промзоны, бизнес-парки)</w:t>
+            </w:r>
+          </w:p>
+        </w:tc>
+      </w:tr>
+    </w:tbl>
+    <w:p>
+      <w:pPr>
+        <w:keepNext/>
+        <w:spacing w:before="200" w:after="60" w:line="269" w:lineRule="auto"/>
+        <w:jc w:val="left"/>
+        <w:pBdr>
+          <w:bottom w:val="single" w:sz="6" w:space="2" w:color="D7DEE6"/>
+        </w:pBdr>
+      </w:pPr>
+      <w:r>
+        <w:rPr>
+          <w:rFonts w:ascii="Calibri" w:hAnsi="Calibri" w:cs="Calibri"/>
+          <w:b/>
+          <w:i w:val="0"/>
+          <w:color w:val="1E4466"/>
+          <w:sz w:val="23"/>
+        </w:rPr>
+        <w:t>Изменения в законах и регулировании</w:t>
+      </w:r>
+    </w:p>
+    <w:p>
+      <w:pPr>
+        <w:spacing w:before="60" w:after="20" w:line="269" w:lineRule="auto"/>
+        <w:ind w:left="283" w:hanging="198"/>
+        <w:jc w:val="left"/>
+      </w:pPr>
+      <w:r>
+        <w:rPr>
+          <w:rFonts w:ascii="Calibri" w:hAnsi="Calibri" w:cs="Calibri"/>
+          <w:b/>
+          <w:i w:val="0"/>
+          <w:color w:val="B03A3A"/>
+          <w:sz w:val="21"/>
+        </w:rPr>
+        <w:t xml:space="preserve">▼  </w:t>
+      </w:r>
+      <w:r>
+        <w:rPr>
+          <w:rFonts w:ascii="Calibri" w:hAnsi="Calibri" w:cs="Calibri"/>
+          <w:b w:val="0"/>
+          <w:i w:val="0"/>
+          <w:color w:val="222B36"/>
+          <w:sz w:val="21"/>
+        </w:rPr>
+        <w:t>Электросеть Брабанта с 1 июля фактически 'на замке' — и впервые в лист ожидания попадают не только бизнес, но и мелкие потребители (kleinverbruikers): новое жильё и усиление бытовых подключений. Enexis прекращает резервировать мощность для kleinverbruikers, приоритет — крупным батареям-'разгрузчикам' и жизненно важным функциям. Пресс-секретарь Enexis Maartje Vermeer: 'наступает период ожидания для всех'. По стране в очереди у Enexis уже больше 9 000 бизнес-клиентов.</w:t>
+      </w:r>
+    </w:p>
+    <w:p>
+      <w:pPr>
+        <w:spacing w:before="20" w:after="20" w:line="264" w:lineRule="auto"/>
+        <w:ind w:left="283"/>
+        <w:jc w:val="left"/>
+        <w:shd w:val="clear" w:color="auto" w:fill="FBEAEA"/>
+      </w:pPr>
+      <w:r>
+        <w:rPr>
+          <w:rFonts w:ascii="Calibri" w:hAnsi="Calibri" w:cs="Calibri"/>
+          <w:b/>
+          <w:i w:val="0"/>
+          <w:color w:val="B03A3A"/>
+          <w:sz w:val="18"/>
+        </w:rPr>
+        <w:t xml:space="preserve">  Почему важно:  </w:t>
+      </w:r>
+      <w:r>
+        <w:rPr>
+          <w:rFonts w:ascii="Calibri" w:hAnsi="Calibri" w:cs="Calibri"/>
+          <w:b w:val="0"/>
+          <w:i w:val="0"/>
+          <w:color w:val="222B36"/>
+          <w:sz w:val="18"/>
+        </w:rPr>
+        <w:t xml:space="preserve">Важность high, надёжность высокая (административное решение сетевого оператора, не рыночный шум). Цепочка: сеть не резервирует мощность (факт) → новое или расширенное подключение для склада/промзоны на юге уходит в общую очередь на годы (вывод) → объект с УЖЕ оформленной мощностью становится отдельным, более дорогим классом актива, а земля без подключения теряет часть ценности (вывод). Простыми словами: netcongestie — это шоссе в час пик, провода есть, а свободной полосы для вас нет. Кто проигрывает: девелоперы новых промзон без резерва мощности на юге. Кто выигрывает: владельцы объектов с готовой мощностью. Что делать: держатель склада/промзоны в Moerdijk-Venlo — запросите у Enexis актуальный статус подключения и зарезервированную мощность каждого объекта до конца квартала; при продаже/сдаче выносите готовую мощность в первую строку оффера как ценовую премию.  </w:t>
+      </w:r>
+    </w:p>
+    <w:p>
+      <w:pPr>
+        <w:spacing w:before="0" w:after="100" w:line="240" w:lineRule="auto"/>
+        <w:ind w:left="283"/>
+        <w:jc w:val="left"/>
+      </w:pPr>
+      <w:r>
+        <w:rPr>
+          <w:rFonts w:ascii="Calibri" w:hAnsi="Calibri" w:cs="Calibri"/>
+          <w:b w:val="0"/>
+          <w:i/>
+          <w:color w:val="6B7785"/>
+          <w:sz w:val="17"/>
+        </w:rPr>
+        <w:t xml:space="preserve">   📅 2026-06-26   •   Источник: Financieel Management / Omroep Brabant (цитата Enexis, M. Vermeer)</w:t>
+      </w:r>
+      <w:r>
+        <w:rPr>
+          <w:rFonts w:ascii="Calibri" w:hAnsi="Calibri" w:cs="Calibri"/>
+          <w:b w:val="0"/>
+          <w:i w:val="0"/>
+          <w:color w:val="6B7785"/>
+          <w:sz w:val="17"/>
+        </w:rPr>
+        <w:t xml:space="preserve">   </w:t>
+      </w:r>
+      <w:hyperlink r:id="rId12">
+        <w:r>
+          <w:rPr>
+            <w:color w:val="1155CC"/>
+            <w:sz w:val="17.0"/>
+            <w:rFonts w:ascii="Calibri" w:hAnsi="Calibri"/>
+            <w:u w:val="single"/>
+          </w:rPr>
+          <w:t xml:space="preserve">ссылка ↗</w:t>
+        </w:r>
+      </w:hyperlink>
+    </w:p>
+    <w:p>
+      <w:pPr>
+        <w:keepNext/>
+        <w:spacing w:before="200" w:after="60" w:line="269" w:lineRule="auto"/>
+        <w:jc w:val="left"/>
+        <w:pBdr>
+          <w:bottom w:val="single" w:sz="6" w:space="2" w:color="D7DEE6"/>
+        </w:pBdr>
+      </w:pPr>
+      <w:r>
+        <w:rPr>
+          <w:rFonts w:ascii="Calibri" w:hAnsi="Calibri" w:cs="Calibri"/>
+          <w:b/>
+          <w:i w:val="0"/>
+          <w:color w:val="1E4466"/>
+          <w:sz w:val="23"/>
+        </w:rPr>
+        <w:t>Новости</w:t>
+      </w:r>
+    </w:p>
+    <w:p>
+      <w:pPr>
+        <w:spacing w:before="60" w:after="20" w:line="269" w:lineRule="auto"/>
+        <w:ind w:left="283" w:hanging="198"/>
+        <w:jc w:val="left"/>
+      </w:pPr>
+      <w:r>
+        <w:rPr>
+          <w:rFonts w:ascii="Calibri" w:hAnsi="Calibri" w:cs="Calibri"/>
+          <w:b/>
+          <w:i w:val="0"/>
+          <w:color w:val="1E7A4D"/>
+          <w:sz w:val="21"/>
+        </w:rPr>
+        <w:t xml:space="preserve">▲  </w:t>
+      </w:r>
+      <w:r>
+        <w:rPr>
+          <w:rFonts w:ascii="Calibri" w:hAnsi="Calibri" w:cs="Calibri"/>
+          <w:b w:val="0"/>
+          <w:i w:val="0"/>
+          <w:color w:val="222B36"/>
+          <w:sz w:val="21"/>
+        </w:rPr>
+        <w:t>Крупнейший в Европе по площади логистический девелопер CTP (регистрация в NL) объявил дату полугодовых результатов — 30 июля, вебкаст 11:00 CET. За фасадом IR-уведомления — свежий репер оценки: на 31 марта портфель CTP уже 14,7 млн м² в 11 странах, 2,0 млн м² в стройке, 1700+ клиентов, и на этой же неделе компания запустила новый парк на 66 000 м² в венгерском Пече (первая фаза 14 200 м² — built-to-suit, уже сдана клиенту).</w:t>
+      </w:r>
+    </w:p>
+    <w:p>
+      <w:pPr>
+        <w:spacing w:before="20" w:after="20" w:line="264" w:lineRule="auto"/>
+        <w:ind w:left="283"/>
+        <w:jc w:val="left"/>
+        <w:shd w:val="clear" w:color="auto" w:fill="E7F4EE"/>
+      </w:pPr>
+      <w:r>
+        <w:rPr>
+          <w:rFonts w:ascii="Calibri" w:hAnsi="Calibri" w:cs="Calibri"/>
+          <w:b/>
+          <w:i w:val="0"/>
+          <w:color w:val="1E7A4D"/>
+          <w:sz w:val="18"/>
+        </w:rPr>
+        <w:t xml:space="preserve">  Почему важно:  </w:t>
+      </w:r>
+      <w:r>
+        <w:rPr>
+          <w:rFonts w:ascii="Calibri" w:hAnsi="Calibri" w:cs="Calibri"/>
+          <w:b w:val="0"/>
+          <w:i w:val="0"/>
+          <w:color w:val="222B36"/>
+          <w:sz w:val="18"/>
+        </w:rPr>
+        <w:t xml:space="preserve">Важность medium, надёжность высокая (IR-раскрытие эмитента, ур. 2). Цепочка: крупнейший игрок продолжает наращивать GLA и держит pre-let на первой фазе (факт) → операционные фундаменталы логистики остаются крепкими, несмотря на заморозку сделок (вывод) → 30 июля рынок сверит EPRA EPS/NTA с консенсусом, и это переустановит ориентир 'справедливой' цены для сопоставимых NL-складов (вывод). Кто выигрывает: держатели prime-логистики в NL. Что делать: держатель логистики — не принимайте решений о продаже до публикации 30 июля, отчёт CTP задаёт переговорную планку сектора; следите за реакцией котировок CTP/WDP как за первым сигналом.  </w:t>
+      </w:r>
+    </w:p>
+    <w:p>
+      <w:pPr>
+        <w:spacing w:before="0" w:after="100" w:line="240" w:lineRule="auto"/>
+        <w:ind w:left="283"/>
+        <w:jc w:val="left"/>
+      </w:pPr>
+      <w:r>
+        <w:rPr>
+          <w:rFonts w:ascii="Calibri" w:hAnsi="Calibri" w:cs="Calibri"/>
+          <w:b w:val="0"/>
+          <w:i/>
+          <w:color w:val="6B7785"/>
+          <w:sz w:val="17"/>
+        </w:rPr>
+        <w:t xml:space="preserve">   📅 2026-06-24   •   Источник: CTP N.V. / Business Wire (IR); Pécs — via finanznachrichten.de</w:t>
+      </w:r>
+      <w:r>
+        <w:rPr>
+          <w:rFonts w:ascii="Calibri" w:hAnsi="Calibri" w:cs="Calibri"/>
+          <w:b w:val="0"/>
+          <w:i w:val="0"/>
+          <w:color w:val="6B7785"/>
+          <w:sz w:val="17"/>
+        </w:rPr>
+        <w:t xml:space="preserve">   </w:t>
+      </w:r>
+      <w:hyperlink r:id="rId17">
+        <w:r>
+          <w:rPr>
+            <w:color w:val="1155CC"/>
+            <w:sz w:val="17.0"/>
+            <w:rFonts w:ascii="Calibri" w:hAnsi="Calibri"/>
+            <w:u w:val="single"/>
+          </w:rPr>
+          <w:t xml:space="preserve">ссылка ↗</w:t>
+        </w:r>
+      </w:hyperlink>
+    </w:p>
+    <w:p>
+      <w:pPr>
+        <w:spacing w:before="60" w:after="20" w:line="269" w:lineRule="auto"/>
+        <w:ind w:left="283" w:hanging="198"/>
+        <w:jc w:val="left"/>
+      </w:pPr>
+      <w:r>
+        <w:rPr>
+          <w:rFonts w:ascii="Calibri" w:hAnsi="Calibri" w:cs="Calibri"/>
+          <w:b/>
+          <w:i w:val="0"/>
+          <w:color w:val="2C5F8A"/>
+          <w:sz w:val="21"/>
+        </w:rPr>
+        <w:t xml:space="preserve">◆  </w:t>
+      </w:r>
+      <w:r>
+        <w:rPr>
+          <w:rFonts w:ascii="Calibri" w:hAnsi="Calibri" w:cs="Calibri"/>
+          <w:b w:val="0"/>
+          <w:i w:val="0"/>
+          <w:color w:val="222B36"/>
+          <w:sz w:val="21"/>
+        </w:rPr>
+        <w:t>Девелопер Panattoni анонсировал крупнейшее коммерческое здание Северных Нидерландов — Panattoni Park Emmen на ~150 000 м² (22 футбольных поля) у трассы A37 в Дренте. Инвестиции &gt;100 млн €, сдача — март 2028. Ключевая деталь: цель — не чистый склад, а мультифункция для производства, e-commerce, медтеха, оборонки и high-tech логистики.</w:t>
+      </w:r>
+    </w:p>
+    <w:p>
+      <w:pPr>
+        <w:spacing w:before="20" w:after="20" w:line="264" w:lineRule="auto"/>
+        <w:ind w:left="283"/>
+        <w:jc w:val="left"/>
+        <w:shd w:val="clear" w:color="auto" w:fill="E8F0F7"/>
+      </w:pPr>
+      <w:r>
+        <w:rPr>
+          <w:rFonts w:ascii="Calibri" w:hAnsi="Calibri" w:cs="Calibri"/>
+          <w:b/>
+          <w:i w:val="0"/>
+          <w:color w:val="2C5F8A"/>
+          <w:sz w:val="18"/>
+        </w:rPr>
+        <w:t xml:space="preserve">  Почему важно:  </w:t>
+      </w:r>
+      <w:r>
+        <w:rPr>
+          <w:rFonts w:ascii="Calibri" w:hAnsi="Calibri" w:cs="Calibri"/>
+          <w:b w:val="0"/>
+          <w:i w:val="0"/>
+          <w:color w:val="222B36"/>
+          <w:sz w:val="18"/>
+        </w:rPr>
+        <w:t xml:space="preserve">Важность medium, надёжность средняя (анонс одного проекта). Цепочка: спекулятивная стройка ушла за пределы традиционных логхотспотов Randstad в Emmen (факт) → девелоперы страхуются от узкого спроса на 'коробки', закладывая гибкий мультиформат под defence/high-tech (вывод) → в вашем регионе (Emmen прямо в профиле) это и новая конкуренция за арендаторов, и сигнал, что периферия становится инвестиционно значимой (вывод). Похоже, это ставка на реиндустриализацию, но окупаемость зависит от того, найдётся ли мощность подключения к 2028 — а это на севере пока гипотеза. Что делать: владелец складов рядом с Emmen — заложите приход 150 000 м² конкурентного предложения к 2028 в свою модель арендных ставок уже сейчас, при перезаключении договоров фиксируйте арендатора длиннее.  </w:t>
+      </w:r>
+    </w:p>
+    <w:p>
+      <w:pPr>
+        <w:spacing w:before="0" w:after="100" w:line="240" w:lineRule="auto"/>
+        <w:ind w:left="283"/>
+        <w:jc w:val="left"/>
+      </w:pPr>
+      <w:r>
+        <w:rPr>
+          <w:rFonts w:ascii="Calibri" w:hAnsi="Calibri" w:cs="Calibri"/>
+          <w:b w:val="0"/>
+          <w:i/>
+          <w:color w:val="6B7785"/>
+          <w:sz w:val="17"/>
+        </w:rPr>
+        <w:t xml:space="preserve">   📅 2026-06-23   •   Источник: Vastgoeddata (первоисточник Panattoni)</w:t>
+      </w:r>
+      <w:r>
+        <w:rPr>
+          <w:rFonts w:ascii="Calibri" w:hAnsi="Calibri" w:cs="Calibri"/>
+          <w:b w:val="0"/>
+          <w:i w:val="0"/>
+          <w:color w:val="6B7785"/>
+          <w:sz w:val="17"/>
+        </w:rPr>
+        <w:t xml:space="preserve">   </w:t>
+      </w:r>
+      <w:hyperlink r:id="rId18">
+        <w:r>
+          <w:rPr>
+            <w:color w:val="1155CC"/>
+            <w:sz w:val="17.0"/>
+            <w:rFonts w:ascii="Calibri" w:hAnsi="Calibri"/>
+            <w:u w:val="single"/>
+          </w:rPr>
+          <w:t xml:space="preserve">ссылка ↗</w:t>
+        </w:r>
+      </w:hyperlink>
+    </w:p>
+    <w:p>
+      <w:pPr>
+        <w:spacing w:before="60" w:after="20" w:line="269" w:lineRule="auto"/>
+        <w:ind w:left="283" w:hanging="198"/>
+        <w:jc w:val="left"/>
+      </w:pPr>
+      <w:r>
+        <w:rPr>
+          <w:rFonts w:ascii="Calibri" w:hAnsi="Calibri" w:cs="Calibri"/>
+          <w:b/>
+          <w:i w:val="0"/>
+          <w:color w:val="2C5F8A"/>
+          <w:sz w:val="21"/>
+        </w:rPr>
+        <w:t xml:space="preserve">◆  </w:t>
+      </w:r>
+      <w:r>
+        <w:rPr>
+          <w:rFonts w:ascii="Calibri" w:hAnsi="Calibri" w:cs="Calibri"/>
+          <w:b w:val="0"/>
+          <w:i w:val="0"/>
+          <w:color w:val="222B36"/>
+          <w:sz w:val="21"/>
+        </w:rPr>
+        <w:t>Спрос на дата-центры в NL усиливается (драйвер — ИИ): цифровая экономика в Q1 2026 выросла на 2,8% до 10,7 млрд €, опередив экономику страны в целом. Но реализация проектов всё чаще упирается в ту же стену — сетевую конгестию и вергунинг-процедуры.</w:t>
+      </w:r>
+    </w:p>
+    <w:p>
+      <w:pPr>
+        <w:spacing w:before="20" w:after="20" w:line="264" w:lineRule="auto"/>
+        <w:ind w:left="283"/>
+        <w:jc w:val="left"/>
+        <w:shd w:val="clear" w:color="auto" w:fill="E8F0F7"/>
+      </w:pPr>
+      <w:r>
+        <w:rPr>
+          <w:rFonts w:ascii="Calibri" w:hAnsi="Calibri" w:cs="Calibri"/>
+          <w:b/>
+          <w:i w:val="0"/>
+          <w:color w:val="2C5F8A"/>
+          <w:sz w:val="18"/>
+        </w:rPr>
+        <w:t xml:space="preserve">  Почему важно:  </w:t>
+      </w:r>
+      <w:r>
+        <w:rPr>
+          <w:rFonts w:ascii="Calibri" w:hAnsi="Calibri" w:cs="Calibri"/>
+          <w:b w:val="0"/>
+          <w:i w:val="0"/>
+          <w:color w:val="222B36"/>
+          <w:sz w:val="18"/>
+        </w:rPr>
+        <w:t xml:space="preserve">Важность low, надёжность средняя. Цепочка: спрос на ДЦ растёт быстрее экономики (факт) → но подключить новую мощность негде, особенно вокруг Амстердама (вывод) → капитал перетекает в объекты с готовым питанием и в периферийные площадки, конкурируя с логистикой за тот же дефицитный киловатт (вывод). Что делать: владелец промзоны с запасом мощности — рассмотрите ДЦ-арендатора как премиальную альтернативу логистике; при отсутствии резерва — не рассчитывайте на ДЦ-девелопмент до расшивки сети.  </w:t>
+      </w:r>
+    </w:p>
+    <w:p>
+      <w:pPr>
+        <w:spacing w:before="0" w:after="100" w:line="240" w:lineRule="auto"/>
+        <w:ind w:left="283"/>
+        <w:jc w:val="left"/>
+      </w:pPr>
+      <w:r>
+        <w:rPr>
+          <w:rFonts w:ascii="Calibri" w:hAnsi="Calibri" w:cs="Calibri"/>
+          <w:b w:val="0"/>
+          <w:i/>
+          <w:color w:val="6B7785"/>
+          <w:sz w:val="17"/>
+        </w:rPr>
+        <w:t xml:space="preserve">   📅 2026-06-30   •   Источник: Vastgoedjournaal</w:t>
+      </w:r>
+      <w:r>
+        <w:rPr>
+          <w:rFonts w:ascii="Calibri" w:hAnsi="Calibri" w:cs="Calibri"/>
+          <w:b w:val="0"/>
+          <w:i w:val="0"/>
+          <w:color w:val="6B7785"/>
+          <w:sz w:val="17"/>
+        </w:rPr>
+        <w:t xml:space="preserve">   </w:t>
+      </w:r>
+      <w:hyperlink r:id="rId19">
+        <w:r>
+          <w:rPr>
+            <w:color w:val="1155CC"/>
+            <w:sz w:val="17.0"/>
+            <w:rFonts w:ascii="Calibri" w:hAnsi="Calibri"/>
+            <w:u w:val="single"/>
+          </w:rPr>
+          <w:t xml:space="preserve">ссылка ↗</w:t>
+        </w:r>
+      </w:hyperlink>
+    </w:p>
+    <w:p>
+      <w:pPr>
+        <w:keepNext/>
+        <w:spacing w:before="200" w:after="60" w:line="269" w:lineRule="auto"/>
+        <w:jc w:val="left"/>
+        <w:pBdr>
+          <w:bottom w:val="single" w:sz="6" w:space="2" w:color="D7DEE6"/>
+        </w:pBdr>
+      </w:pPr>
+      <w:r>
+        <w:rPr>
+          <w:rFonts w:ascii="Calibri" w:hAnsi="Calibri" w:cs="Calibri"/>
+          <w:b/>
+          <w:i w:val="0"/>
+          <w:color w:val="1E4466"/>
+          <w:sz w:val="23"/>
+        </w:rPr>
+        <w:t>Тренды</w:t>
+      </w:r>
+    </w:p>
+    <w:p>
+      <w:pPr>
+        <w:spacing w:before="60" w:after="20" w:line="269" w:lineRule="auto"/>
+        <w:ind w:left="283" w:hanging="198"/>
+        <w:jc w:val="left"/>
+      </w:pPr>
+      <w:r>
+        <w:rPr>
+          <w:rFonts w:ascii="Calibri" w:hAnsi="Calibri" w:cs="Calibri"/>
+          <w:b/>
+          <w:i w:val="0"/>
+          <w:color w:val="2C5F8A"/>
+          <w:sz w:val="21"/>
+        </w:rPr>
+        <w:t xml:space="preserve">◆  </w:t>
+      </w:r>
+      <w:r>
+        <w:rPr>
+          <w:rFonts w:ascii="Calibri" w:hAnsi="Calibri" w:cs="Calibri"/>
+          <w:b w:val="0"/>
+          <w:i w:val="0"/>
+          <w:color w:val="222B36"/>
+          <w:sz w:val="21"/>
+        </w:rPr>
+        <w:t>Обзор рынка логистики от Vastgoedmarkt рисует смену приоритета: вакантность ~4-5% ('пока не проблема') низка в хотспотах, но растёт на периферии, а инвесторы переключились с погони за ростом аренды на стабильных арендаторов. Показательно: у WDP доля предарендованных проектов выросла до ~75% (было ~60% в конце 2024), заполняемость портфеля ~97,4%. На 2026 запланирована сдача пяти крупных DC (50 000+ м²).</w:t>
+      </w:r>
+    </w:p>
+    <w:p>
+      <w:pPr>
+        <w:spacing w:before="20" w:after="20" w:line="264" w:lineRule="auto"/>
+        <w:ind w:left="283"/>
+        <w:jc w:val="left"/>
+        <w:shd w:val="clear" w:color="auto" w:fill="E8F0F7"/>
+      </w:pPr>
+      <w:r>
+        <w:rPr>
+          <w:rFonts w:ascii="Calibri" w:hAnsi="Calibri" w:cs="Calibri"/>
+          <w:b/>
+          <w:i w:val="0"/>
+          <w:color w:val="2C5F8A"/>
+          <w:sz w:val="18"/>
+        </w:rPr>
+        <w:t xml:space="preserve">  Почему важно:  </w:t>
+      </w:r>
+      <w:r>
+        <w:rPr>
+          <w:rFonts w:ascii="Calibri" w:hAnsi="Calibri" w:cs="Calibri"/>
+          <w:b w:val="0"/>
+          <w:i w:val="0"/>
+          <w:color w:val="222B36"/>
+          <w:sz w:val="18"/>
+        </w:rPr>
+        <w:t xml:space="preserve">Важность medium, надёжность средняя (обзор + метрики эмитента). Цепочка: девелоперы наращивают долю pre-let до сдачи (факт) → значит, спекулятивный риск сознательно снижают, а спрос концентрируется на качестве и надёжном арендаторе (вывод) → для вашего склада это означает: премию платят за длинного платёжеспособного арендатора и локацию, а не за метры сами по себе (вывод). Что делать: держатель логистики — при перезаключении договоров приоритезируйте WALT (длину аренды) над максимальной ставкой; периферийные объекты с короткой арендой закладывайте под растущую вакантность.  </w:t>
+      </w:r>
+    </w:p>
+    <w:p>
+      <w:pPr>
+        <w:spacing w:before="0" w:after="100" w:line="240" w:lineRule="auto"/>
+        <w:ind w:left="283"/>
+        <w:jc w:val="left"/>
+      </w:pPr>
+      <w:r>
+        <w:rPr>
+          <w:rFonts w:ascii="Calibri" w:hAnsi="Calibri" w:cs="Calibri"/>
+          <w:b w:val="0"/>
+          <w:i/>
+          <w:color w:val="6B7785"/>
+          <w:sz w:val="17"/>
+        </w:rPr>
+        <w:t xml:space="preserve">   📅 2026-06-29   •   Источник: Vastgoedmarkt</w:t>
+      </w:r>
+      <w:r>
+        <w:rPr>
+          <w:rFonts w:ascii="Calibri" w:hAnsi="Calibri" w:cs="Calibri"/>
+          <w:b w:val="0"/>
+          <w:i w:val="0"/>
+          <w:color w:val="6B7785"/>
+          <w:sz w:val="17"/>
+        </w:rPr>
+        <w:t xml:space="preserve">   </w:t>
+      </w:r>
+      <w:hyperlink r:id="rId20">
+        <w:r>
+          <w:rPr>
+            <w:color w:val="1155CC"/>
+            <w:sz w:val="17.0"/>
+            <w:rFonts w:ascii="Calibri" w:hAnsi="Calibri"/>
+            <w:u w:val="single"/>
+          </w:rPr>
+          <w:t xml:space="preserve">ссылка ↗</w:t>
+        </w:r>
+      </w:hyperlink>
+    </w:p>
+    <w:p>
+      <w:pPr>
+        <w:keepNext/>
+        <w:spacing w:before="200" w:after="60" w:line="269" w:lineRule="auto"/>
+        <w:jc w:val="left"/>
+        <w:pBdr>
+          <w:bottom w:val="single" w:sz="6" w:space="2" w:color="D7DEE6"/>
+        </w:pBdr>
+      </w:pPr>
+      <w:r>
+        <w:rPr>
+          <w:rFonts w:ascii="Calibri" w:hAnsi="Calibri" w:cs="Calibri"/>
+          <w:b/>
+          <w:i w:val="0"/>
+          <w:color w:val="1E4466"/>
+          <w:sz w:val="23"/>
+        </w:rPr>
+        <w:t>Статистика</w:t>
+      </w:r>
+    </w:p>
+    <w:tbl>
+      <w:tblPr>
+        <w:tblW w:type="auto" w:w="0"/>
+        <w:tblLayout w:type="fixed"/>
+        <w:tblLook w:firstColumn="1" w:firstRow="1" w:lastColumn="0" w:lastRow="0" w:noHBand="0" w:noVBand="1" w:val="04A0"/>
+        <w:tblBorders>
+          <w:top w:val="none" w:sz="0"/>
+          <w:left w:val="none" w:sz="0"/>
+          <w:bottom w:val="none" w:sz="0"/>
+          <w:right w:val="none" w:sz="0"/>
+          <w:insideH w:val="none" w:sz="0"/>
+          <w:insideV w:val="none" w:sz="0"/>
+        </w:tblBorders>
+        <w:tblW w:type="dxa" w:w="9525"/>
+      </w:tblPr>
+      <w:tblGrid>
+        <w:gridCol w:w="5669"/>
+        <w:gridCol w:w="3855"/>
+      </w:tblGrid>
+      <w:tr>
+        <w:tc>
+          <w:tcPr>
+            <w:tcW w:type="dxa" w:w="4762"/>
+            <w:shd w:val="clear" w:color="auto" w:fill="1F3A5F"/>
+            <w:tcMar>
+              <w:top w:w="80" w:type="dxa"/>
+              <w:bottom w:w="80" w:type="dxa"/>
+              <w:start w:w="140" w:type="dxa"/>
+              <w:end w:w="140" w:type="dxa"/>
+              <w:left w:w="140" w:type="dxa"/>
+              <w:right w:w="140" w:type="dxa"/>
+            </w:tcMar>
+          </w:tcPr>
+          <w:p>
+            <w:r>
+              <w:rPr>
+                <w:rFonts w:ascii="Calibri" w:hAnsi="Calibri" w:cs="Calibri"/>
+                <w:b/>
+                <w:i w:val="0"/>
+                <w:color w:val="FFFFFF"/>
+                <w:sz w:val="19"/>
+              </w:rPr>
+              <w:t>Показатель</w:t>
+            </w:r>
+          </w:p>
+        </w:tc>
+        <w:tc>
+          <w:tcPr>
+            <w:tcW w:type="dxa" w:w="4762"/>
+            <w:shd w:val="clear" w:color="auto" w:fill="1F3A5F"/>
+            <w:tcMar>
+              <w:top w:w="80" w:type="dxa"/>
+              <w:bottom w:w="80" w:type="dxa"/>
+              <w:start w:w="140" w:type="dxa"/>
+              <w:end w:w="140" w:type="dxa"/>
+              <w:left w:w="140" w:type="dxa"/>
+              <w:right w:w="140" w:type="dxa"/>
+            </w:tcMar>
+          </w:tcPr>
+          <w:p>
+            <w:r>
+              <w:rPr>
+                <w:rFonts w:ascii="Calibri" w:hAnsi="Calibri" w:cs="Calibri"/>
+                <w:b/>
+                <w:i w:val="0"/>
+                <w:color w:val="FFFFFF"/>
+                <w:sz w:val="19"/>
+              </w:rPr>
+              <w:t>Значение / динамика</w:t>
+            </w:r>
+          </w:p>
+        </w:tc>
+      </w:tr>
+      <w:tr>
+        <w:tc>
+          <w:tcPr>
+            <w:tcW w:type="dxa" w:w="5669"/>
+            <w:shd w:val="clear" w:color="auto" w:fill="F4F6F8"/>
+            <w:tcMar>
+              <w:top w:w="80" w:type="dxa"/>
+              <w:bottom w:w="80" w:type="dxa"/>
+              <w:start w:w="140" w:type="dxa"/>
+              <w:end w:w="140" w:type="dxa"/>
+              <w:left w:w="140" w:type="dxa"/>
+              <w:right w:w="140" w:type="dxa"/>
+            </w:tcMar>
+          </w:tcPr>
+          <w:p>
+            <w:pPr>
+              <w:spacing w:after="0"/>
+            </w:pPr>
+            <w:r>
+              <w:rPr>
+                <w:rFonts w:ascii="Calibri" w:hAnsi="Calibri" w:cs="Calibri"/>
+                <w:b w:val="0"/>
+                <w:i w:val="0"/>
+                <w:color w:val="222B36"/>
+                <w:sz w:val="19"/>
+              </w:rPr>
+              <w:t>Разрыв недели, который важно понять: логистический take-up NL в Q1 2026 вырос на +10,5% г/г до ~833 000 м², а инвестобъём в сегмент рухнул на −60% г/г до ~265 млн € (из них ~77% — логистика). Спрос арендаторов силён, а капитал заморожен под давлением netcongestie, роста стройзатрат и стоимости финансирования.</w:t>
+            </w:r>
+          </w:p>
+          <w:p>
+            <w:pPr>
+              <w:spacing w:before="20" w:after="0"/>
+            </w:pPr>
+            <w:r>
+              <w:rPr>
+                <w:rFonts w:ascii="Calibri" w:hAnsi="Calibri" w:cs="Calibri"/>
+                <w:b w:val="0"/>
+                <w:i/>
+                <w:color w:val="6B7785"/>
+                <w:sz w:val="16"/>
+              </w:rPr>
+              <w:t>→ Важность high, надёжность высокая (замер брокера, ур. 5, но цитируемая цифра). Цепочка: арендный спрос растёт, а сделки купли-продажи схлопнулись (факт) → это классический разрыв 'операционка здорова, но покупатели и продавцы не сходятся в цене' (вывод) → значит, дно по цене логистики, вероятно, близко, но настоящие скидки придут не от слабого спроса, а от вынужденных продавцов при рефинансировании — а это ещё гипотеза (гипотеза). Что делать: покупатель складов — держите капитал наготове и мониторьте refinancing-стресс держателей с высоким LTV, точка входа вероятнее в 2-4 кв.; продавец без долгового давления — не сбрасывайте в заморозку, спрос на аренду вас поддержит.</w:t>
+            </w:r>
+          </w:p>
+        </w:tc>
+        <w:tc>
+          <w:tcPr>
+            <w:tcW w:type="dxa" w:w="3855"/>
+            <w:shd w:val="clear" w:color="auto" w:fill="F4F6F8"/>
+            <w:tcMar>
+              <w:top w:w="80" w:type="dxa"/>
+              <w:bottom w:w="80" w:type="dxa"/>
+              <w:start w:w="140" w:type="dxa"/>
+              <w:end w:w="140" w:type="dxa"/>
+              <w:left w:w="140" w:type="dxa"/>
+              <w:right w:w="140" w:type="dxa"/>
+            </w:tcMar>
+          </w:tcPr>
+          <w:p>
+            <w:pPr>
+              <w:spacing w:after="0"/>
+            </w:pPr>
+            <w:r>
+              <w:rPr>
+                <w:rFonts w:ascii="Calibri" w:hAnsi="Calibri" w:cs="Calibri"/>
+                <w:b/>
+                <w:i w:val="0"/>
+                <w:color w:val="1E7A4D"/>
+                <w:sz w:val="19"/>
+              </w:rPr>
+              <w:t xml:space="preserve">▲ </w:t>
+            </w:r>
+            <w:r>
+              <w:rPr>
+                <w:rFonts w:ascii="Calibri" w:hAnsi="Calibri" w:cs="Calibri"/>
+                <w:b/>
+                <w:i w:val="0"/>
+                <w:color w:val="222B36"/>
+                <w:sz w:val="19"/>
+              </w:rPr>
+              <w:t>take-up Q1 ~833 000 м² (+10,5% г/г); инвестиции ~265 млн € (−60% г/г)</w:t>
+            </w:r>
+          </w:p>
+          <w:p>
+            <w:pPr>
+              <w:spacing w:before="20" w:after="0"/>
+            </w:pPr>
+            <w:r>
+              <w:rPr>
+                <w:rFonts w:ascii="Calibri" w:hAnsi="Calibri" w:cs="Calibri"/>
+                <w:b w:val="0"/>
+                <w:i/>
+                <w:color w:val="6B7785"/>
+                <w:sz w:val="15"/>
+              </w:rPr>
+              <w:t>Cushman &amp; Wakefield Netherlands</w:t>
+            </w:r>
+            <w:hyperlink r:id="rId21">
+              <w:r>
+                <w:rPr>
+                  <w:color w:val="1155CC"/>
+                  <w:sz w:val="15.0"/>
+                  <w:rFonts w:ascii="Calibri" w:hAnsi="Calibri"/>
+                  <w:u w:val="single"/>
+                </w:rPr>
+                <w:t xml:space="preserve">  ↗</w:t>
+              </w:r>
+            </w:hyperlink>
+          </w:p>
+        </w:tc>
+      </w:tr>
+      <w:tr>
+        <w:tc>
+          <w:tcPr>
+            <w:tcW w:type="dxa" w:w="5669"/>
+            <w:shd w:val="clear" w:color="auto" w:fill="FFFFFF"/>
+            <w:tcMar>
+              <w:top w:w="80" w:type="dxa"/>
+              <w:bottom w:w="80" w:type="dxa"/>
+              <w:start w:w="140" w:type="dxa"/>
+              <w:end w:w="140" w:type="dxa"/>
+              <w:left w:w="140" w:type="dxa"/>
+              <w:right w:w="140" w:type="dxa"/>
+            </w:tcMar>
+          </w:tcPr>
+          <w:p>
+            <w:pPr>
+              <w:spacing w:after="0"/>
+            </w:pPr>
+            <w:r>
+              <w:rPr>
+                <w:rFonts w:ascii="Calibri" w:hAnsi="Calibri" w:cs="Calibri"/>
+                <w:b w:val="0"/>
+                <w:i w:val="0"/>
+                <w:color w:val="222B36"/>
+                <w:sz w:val="19"/>
+              </w:rPr>
+              <w:t>Prime-доходность логистики NL держится стабильно на ~4,75% почти два года (CBRE; Savills подтверждает нормализацию с 3,15% в 2021-м). Cushman &amp; Wakefield даёт 5,0% брутто и prime-аренду €125/м²/год. Растут региональные различия: топ-локации стабильны, периферия расширяет спред. Институциональный контекст (as_of Q1 2025, INREV): NL восьмой квартал подряд обгоняет широкий европейский рынок по совокупной доходности.</w:t>
+            </w:r>
+          </w:p>
+          <w:p>
+            <w:pPr>
+              <w:spacing w:before="20" w:after="0"/>
+            </w:pPr>
+            <w:r>
+              <w:rPr>
+                <w:rFonts w:ascii="Calibri" w:hAnsi="Calibri" w:cs="Calibri"/>
+                <w:b w:val="0"/>
+                <w:i/>
+                <w:color w:val="6B7785"/>
+                <w:sz w:val="16"/>
+              </w:rPr>
+              <w:t>→ Важность medium, надёжность высокая (три брокера сходятся). Цепочка: prime-доходность плоская почти два года (факт) → prime-склады оценщики уже не дописывают вниз, ценовое дно в качественном сегменте, похоже, найдено (вывод) → но спред между Randstad и Brabant/Gelderland расширяется, и именно там прячется риск/возможность (вывод). Простыми словами: 4,75% над безрисковой ставкой ~2,98% даёт спред ~1,75 п.п. — премия за риск умеренная, но не тонкая. Что делать: держатель prime-объекта в Randstad — держите, переоценка вниз маловероятна; охотник за доходностью — смотрите вторичные локации, где спред шире, но проверяйте арендатора и мощность.</w:t>
+            </w:r>
+          </w:p>
+        </w:tc>
+        <w:tc>
+          <w:tcPr>
+            <w:tcW w:type="dxa" w:w="3855"/>
+            <w:shd w:val="clear" w:color="auto" w:fill="FFFFFF"/>
+            <w:tcMar>
+              <w:top w:w="80" w:type="dxa"/>
+              <w:bottom w:w="80" w:type="dxa"/>
+              <w:start w:w="140" w:type="dxa"/>
+              <w:end w:w="140" w:type="dxa"/>
+              <w:left w:w="140" w:type="dxa"/>
+              <w:right w:w="140" w:type="dxa"/>
+            </w:tcMar>
+          </w:tcPr>
+          <w:p>
+            <w:pPr>
+              <w:spacing w:after="0"/>
+            </w:pPr>
+            <w:r>
+              <w:rPr>
+                <w:rFonts w:ascii="Calibri" w:hAnsi="Calibri" w:cs="Calibri"/>
+                <w:b/>
+                <w:i w:val="0"/>
+                <w:color w:val="2C5F8A"/>
+                <w:sz w:val="19"/>
+              </w:rPr>
+              <w:t xml:space="preserve">◆ </w:t>
+            </w:r>
+            <w:r>
+              <w:rPr>
+                <w:rFonts w:ascii="Calibri" w:hAnsi="Calibri" w:cs="Calibri"/>
+                <w:b/>
+                <w:i w:val="0"/>
+                <w:color w:val="222B36"/>
+                <w:sz w:val="19"/>
+              </w:rPr>
+              <w:t>prime NIY ~4,75% (стабильна ~2 года); prime-аренда €125/м²/год; GIY 5,0%</w:t>
+            </w:r>
+          </w:p>
+          <w:p>
+            <w:pPr>
+              <w:spacing w:before="20" w:after="0"/>
+            </w:pPr>
+            <w:r>
+              <w:rPr>
+                <w:rFonts w:ascii="Calibri" w:hAnsi="Calibri" w:cs="Calibri"/>
+                <w:b w:val="0"/>
+                <w:i/>
+                <w:color w:val="6B7785"/>
+                <w:sz w:val="15"/>
+              </w:rPr>
+              <w:t>CBRE Netherlands / Savills / Cushman &amp; Wakefield</w:t>
+            </w:r>
+            <w:hyperlink r:id="rId22">
+              <w:r>
+                <w:rPr>
+                  <w:color w:val="1155CC"/>
+                  <w:sz w:val="15.0"/>
+                  <w:rFonts w:ascii="Calibri" w:hAnsi="Calibri"/>
+                  <w:u w:val="single"/>
+                </w:rPr>
+                <w:t xml:space="preserve">  ↗</w:t>
+              </w:r>
+            </w:hyperlink>
+          </w:p>
+        </w:tc>
+      </w:tr>
+      <w:tr>
+        <w:tc>
+          <w:tcPr>
+            <w:tcW w:type="dxa" w:w="5669"/>
+            <w:shd w:val="clear" w:color="auto" w:fill="F4F6F8"/>
+            <w:tcMar>
+              <w:top w:w="80" w:type="dxa"/>
+              <w:bottom w:w="80" w:type="dxa"/>
+              <w:start w:w="140" w:type="dxa"/>
+              <w:end w:w="140" w:type="dxa"/>
+              <w:left w:w="140" w:type="dxa"/>
+              <w:right w:w="140" w:type="dxa"/>
+            </w:tcMar>
+          </w:tcPr>
+          <w:p>
+            <w:pPr>
+              <w:spacing w:after="0"/>
+            </w:pPr>
+            <w:r>
+              <w:rPr>
+                <w:rFonts w:ascii="Calibri" w:hAnsi="Calibri" w:cs="Calibri"/>
+                <w:b w:val="0"/>
+                <w:i w:val="0"/>
+                <w:color w:val="222B36"/>
+                <w:sz w:val="19"/>
+              </w:rPr>
+              <w:t>Публичный рынок оценивает NL-логистику дешевле баланса: CTP торгуется с дисконтом ~21,7% к EPRA NTA, при этом sell-side держит 'Strong Buy' (17 аналитиков: 15 Buy / 2 Hold), средний таргет ~21,1-21,3 € при цене ~15,96 € — апсайд ~+32%. У WDP — 'Buy' с апсайдом ~+21%. Кредитно логистика крепка: Moody's в мае подняла CTP с Baa3 до Baa2 (Stable), у WDP Fitch BBB+/Stable.</w:t>
+            </w:r>
+          </w:p>
+          <w:p>
+            <w:pPr>
+              <w:spacing w:before="20" w:after="0"/>
+            </w:pPr>
+            <w:r>
+              <w:rPr>
+                <w:rFonts w:ascii="Calibri" w:hAnsi="Calibri" w:cs="Calibri"/>
+                <w:b w:val="0"/>
+                <w:i/>
+                <w:color w:val="6B7785"/>
+                <w:sz w:val="16"/>
+              </w:rPr>
+              <w:t>→ Важность medium, надёжность высокая (консенсус + рейтинг). Цепочка: биржа торгует акции логистических имён на ~22% ниже балансовой стоимости зданий, но аналитики видят апсайд +32% (факт) → публичный рынок либо ещё не поверил в восстановление оценок, либо закладывает будущий рост NTA (вывод) → для держателя частных складов это два свидетеля: биржа осторожнее оценщиков, значит appraisal-оценки соседних портфелей могут быть чуть оптимистичны (вывод). Простыми словами: дисконт REIT к NTA — это когда биржа торгует здания дешевле, чем их оценили на бумаге. Что делать: держатель логистики — при переоценке своего портфеля закладывайте, что публичный рынок пока осторожнее; апгрейд Moody's снижает стоимость долга сектора — хороший момент присмотреться к рефинансированию.</w:t>
+            </w:r>
+          </w:p>
+        </w:tc>
+        <w:tc>
+          <w:tcPr>
+            <w:tcW w:type="dxa" w:w="3855"/>
+            <w:shd w:val="clear" w:color="auto" w:fill="F4F6F8"/>
+            <w:tcMar>
+              <w:top w:w="80" w:type="dxa"/>
+              <w:bottom w:w="80" w:type="dxa"/>
+              <w:start w:w="140" w:type="dxa"/>
+              <w:end w:w="140" w:type="dxa"/>
+              <w:left w:w="140" w:type="dxa"/>
+              <w:right w:w="140" w:type="dxa"/>
+            </w:tcMar>
+          </w:tcPr>
+          <w:p>
+            <w:pPr>
+              <w:spacing w:after="0"/>
+            </w:pPr>
+            <w:r>
+              <w:rPr>
+                <w:rFonts w:ascii="Calibri" w:hAnsi="Calibri" w:cs="Calibri"/>
+                <w:b/>
+                <w:i w:val="0"/>
+                <w:color w:val="1E7A4D"/>
+                <w:sz w:val="19"/>
+              </w:rPr>
+              <w:t xml:space="preserve">▲ </w:t>
+            </w:r>
+            <w:r>
+              <w:rPr>
+                <w:rFonts w:ascii="Calibri" w:hAnsi="Calibri" w:cs="Calibri"/>
+                <w:b/>
+                <w:i w:val="0"/>
+                <w:color w:val="222B36"/>
+                <w:sz w:val="19"/>
+              </w:rPr>
+              <w:t>CTP дисконт к EPRA NTA ~21,7%; консенсус Strong Buy, апсайд ~+32%; Moody's апгрейд Baa2</w:t>
+            </w:r>
+          </w:p>
+          <w:p>
+            <w:pPr>
+              <w:spacing w:before="20" w:after="0"/>
+            </w:pPr>
+            <w:r>
+              <w:rPr>
+                <w:rFonts w:ascii="Calibri" w:hAnsi="Calibri" w:cs="Calibri"/>
+                <w:b w:val="0"/>
+                <w:i/>
+                <w:color w:val="6B7785"/>
+                <w:sz w:val="15"/>
+              </w:rPr>
+              <w:t>Investing.com / MarketScreener; CTP IR / BusinessWire (Moody's)</w:t>
+            </w:r>
+            <w:hyperlink r:id="rId11">
+              <w:r>
+                <w:rPr>
+                  <w:color w:val="1155CC"/>
+                  <w:sz w:val="15.0"/>
+                  <w:rFonts w:ascii="Calibri" w:hAnsi="Calibri"/>
+                  <w:u w:val="single"/>
+                </w:rPr>
+                <w:t xml:space="preserve">  ↗</w:t>
+              </w:r>
+            </w:hyperlink>
+          </w:p>
+        </w:tc>
+      </w:tr>
+    </w:tbl>
+    <w:p>
+      <w:pPr>
+        <w:spacing w:before="0" w:after="40" w:line="269" w:lineRule="auto"/>
+        <w:jc w:val="left"/>
+      </w:pPr>
+    </w:p>
+    <w:p>
+      <w:pPr>
+        <w:keepNext/>
+        <w:spacing w:before="120" w:after="20"/>
+        <w:jc w:val="center"/>
+      </w:pPr>
+      <w:r>
+        <w:drawing>
+          <wp:inline xmlns:a="http://schemas.openxmlformats.org/drawingml/2006/main" xmlns:pic="http://schemas.openxmlformats.org/drawingml/2006/picture">
+            <wp:extent cx="5903999" cy="3334153"/>
+            <wp:docPr id="2" name="Picture 2"/>
+            <wp:cNvGraphicFramePr>
+              <a:graphicFrameLocks noChangeAspect="1"/>
+            </wp:cNvGraphicFramePr>
+            <a:graphic>
+              <a:graphicData uri="http://schemas.openxmlformats.org/drawingml/2006/picture">
+                <pic:pic>
+                  <pic:nvPicPr>
+                    <pic:cNvPr id="0" name="logistics_demand_capital_gap.png"/>
+                    <pic:cNvPicPr/>
+                  </pic:nvPicPr>
+                  <pic:blipFill>
+                    <a:blip r:embed="rId23"/>
+                    <a:stretch>
+                      <a:fillRect/>
+                    </a:stretch>
+                  </pic:blipFill>
+                  <pic:spPr>
+                    <a:xfrm>
+                      <a:off x="0" y="0"/>
+                      <a:ext cx="5903999" cy="3334153"/>
+                    </a:xfrm>
+                    <a:prstGeom prst="rect"/>
+                  </pic:spPr>
+                </pic:pic>
+              </a:graphicData>
+            </a:graphic>
+          </wp:inline>
+        </w:drawing>
+      </w:r>
+    </w:p>
+    <w:p>
+      <w:pPr>
+        <w:spacing w:before="0" w:after="160" w:line="259" w:lineRule="auto"/>
+        <w:jc w:val="center"/>
+      </w:pPr>
+      <w:r>
+        <w:rPr>
+          <w:rFonts w:ascii="Calibri" w:hAnsi="Calibri" w:cs="Calibri"/>
+          <w:b w:val="0"/>
+          <w:i/>
+          <w:color w:val="6B7785"/>
+          <w:sz w:val="18"/>
+        </w:rPr>
+        <w:t>Аренда здорова, сделки схлопнулись — дно по цене близко, но скидок ждать от рефинансирования.</w:t>
+      </w:r>
+    </w:p>
+    <w:p>
+      <w:pPr>
+        <w:keepNext/>
+        <w:spacing w:before="120" w:after="20"/>
+        <w:jc w:val="center"/>
+      </w:pPr>
+      <w:r>
+        <w:drawing>
+          <wp:inline xmlns:a="http://schemas.openxmlformats.org/drawingml/2006/main" xmlns:pic="http://schemas.openxmlformats.org/drawingml/2006/picture">
+            <wp:extent cx="5903999" cy="2692581"/>
+            <wp:docPr id="3" name="Picture 3"/>
+            <wp:cNvGraphicFramePr>
+              <a:graphicFrameLocks noChangeAspect="1"/>
+            </wp:cNvGraphicFramePr>
+            <a:graphic>
+              <a:graphicData uri="http://schemas.openxmlformats.org/drawingml/2006/picture">
+                <pic:pic>
+                  <pic:nvPicPr>
+                    <pic:cNvPr id="0" name="logistics_yield_vs_riskfree.png"/>
+                    <pic:cNvPicPr/>
+                  </pic:nvPicPr>
+                  <pic:blipFill>
+                    <a:blip r:embed="rId24"/>
+                    <a:stretch>
+                      <a:fillRect/>
+                    </a:stretch>
+                  </pic:blipFill>
+                  <pic:spPr>
+                    <a:xfrm>
+                      <a:off x="0" y="0"/>
+                      <a:ext cx="5903999" cy="2692581"/>
+                    </a:xfrm>
+                    <a:prstGeom prst="rect"/>
+                  </pic:spPr>
+                </pic:pic>
+              </a:graphicData>
+            </a:graphic>
+          </wp:inline>
+        </w:drawing>
+      </w:r>
+    </w:p>
+    <w:p>
+      <w:pPr>
+        <w:spacing w:before="0" w:after="160" w:line="259" w:lineRule="auto"/>
+        <w:jc w:val="center"/>
+      </w:pPr>
+      <w:r>
+        <w:rPr>
+          <w:rFonts w:ascii="Calibri" w:hAnsi="Calibri" w:cs="Calibri"/>
+          <w:b w:val="0"/>
+          <w:i/>
+          <w:color w:val="6B7785"/>
+          <w:sz w:val="18"/>
+        </w:rPr>
+        <w:t>Prime-доходность плоская два года; держателям prime-складов — держать.</w:t>
+      </w:r>
+    </w:p>
+    <w:p>
+      <w:pPr>
+        <w:keepNext/>
+        <w:spacing w:before="120" w:after="20"/>
+        <w:jc w:val="center"/>
+      </w:pPr>
+      <w:r>
+        <w:drawing>
+          <wp:inline xmlns:a="http://schemas.openxmlformats.org/drawingml/2006/main" xmlns:pic="http://schemas.openxmlformats.org/drawingml/2006/picture">
+            <wp:extent cx="5903999" cy="2676361"/>
+            <wp:docPr id="4" name="Picture 4"/>
+            <wp:cNvGraphicFramePr>
+              <a:graphicFrameLocks noChangeAspect="1"/>
+            </wp:cNvGraphicFramePr>
+            <a:graphic>
+              <a:graphicData uri="http://schemas.openxmlformats.org/drawingml/2006/picture">
+                <pic:pic>
+                  <pic:nvPicPr>
+                    <pic:cNvPr id="0" name="ctp_nta_discount.png"/>
+                    <pic:cNvPicPr/>
+                  </pic:nvPicPr>
+                  <pic:blipFill>
+                    <a:blip r:embed="rId25"/>
+                    <a:stretch>
+                      <a:fillRect/>
+                    </a:stretch>
+                  </pic:blipFill>
+                  <pic:spPr>
+                    <a:xfrm>
+                      <a:off x="0" y="0"/>
+                      <a:ext cx="5903999" cy="2676361"/>
+                    </a:xfrm>
+                    <a:prstGeom prst="rect"/>
+                  </pic:spPr>
+                </pic:pic>
+              </a:graphicData>
+            </a:graphic>
+          </wp:inline>
+        </w:drawing>
+      </w:r>
+    </w:p>
+    <w:p>
+      <w:pPr>
+        <w:spacing w:before="0" w:after="160" w:line="259" w:lineRule="auto"/>
+        <w:jc w:val="center"/>
+      </w:pPr>
+      <w:r>
+        <w:rPr>
+          <w:rFonts w:ascii="Calibri" w:hAnsi="Calibri" w:cs="Calibri"/>
+          <w:b w:val="0"/>
+          <w:i/>
+          <w:color w:val="6B7785"/>
+          <w:sz w:val="18"/>
+        </w:rPr>
+        <w:t>Публичный рынок осторожнее оценщиков: appraisal-оценки соседних портфелей могут быть оптимистичны.</w:t>
+      </w:r>
+    </w:p>
+    <w:tbl>
+      <w:tblPr>
+        <w:tblW w:type="auto" w:w="0"/>
+        <w:tblLayout w:type="fixed"/>
+        <w:tblLook w:firstColumn="1" w:firstRow="1" w:lastColumn="0" w:lastRow="0" w:noHBand="0" w:noVBand="1" w:val="04A0"/>
+        <w:tblBorders>
+          <w:top w:val="none" w:sz="0"/>
+          <w:left w:val="none" w:sz="0"/>
+          <w:bottom w:val="none" w:sz="0"/>
+          <w:right w:val="none" w:sz="0"/>
+          <w:insideH w:val="none" w:sz="0"/>
+          <w:insideV w:val="none" w:sz="0"/>
+        </w:tblBorders>
+        <w:tblW w:type="dxa" w:w="9525"/>
+      </w:tblPr>
+      <w:tblGrid>
+        <w:gridCol w:w="9972"/>
+      </w:tblGrid>
+      <w:tr>
+        <w:trPr>
+          <w:cantSplit/>
+        </w:trPr>
+        <w:tc>
+          <w:tcPr>
+            <w:tcW w:type="dxa" w:w="9524"/>
+            <w:shd w:val="clear" w:color="auto" w:fill="EAF3EE"/>
+            <w:tcMar>
+              <w:top w:w="140" w:type="dxa"/>
+              <w:bottom w:w="140" w:type="dxa"/>
+              <w:start w:w="220" w:type="dxa"/>
+              <w:end w:w="220" w:type="dxa"/>
+              <w:left w:w="220" w:type="dxa"/>
+              <w:right w:w="220" w:type="dxa"/>
+            </w:tcMar>
+            <w:tcBorders>
+              <w:left w:val="single" w:sz="36" w:space="0" w:color="16846F"/>
+            </w:tcBorders>
+          </w:tcPr>
+          <w:p>
+            <w:pPr>
+              <w:spacing w:after="40"/>
+            </w:pPr>
+            <w:r>
+              <w:rPr>
+                <w:rFonts w:ascii="Calibri" w:hAnsi="Calibri" w:cs="Calibri"/>
+                <w:b/>
+                <w:i w:val="0"/>
+                <w:color w:val="105A4C"/>
+                <w:sz w:val="18"/>
+              </w:rPr>
+              <w:t>ВЫВОД</w:t>
+            </w:r>
+          </w:p>
+          <w:p>
+            <w:pPr>
+              <w:spacing w:after="0" w:line="269" w:lineRule="auto"/>
+            </w:pPr>
+            <w:r>
+              <w:rPr>
+                <w:rFonts w:ascii="Calibri" w:hAnsi="Calibri" w:cs="Calibri"/>
+                <w:b w:val="0"/>
+                <w:i w:val="0"/>
+                <w:color w:val="222B36"/>
+                <w:sz w:val="21"/>
+              </w:rPr>
+              <w:t>Тезис (уверенность высокая): дефицитный ресурс логистики сместился с земли и денег на киловатт — и это переустанавливает иерархию ценности ваших объектов. Спрос на аренду жив (take-up +10,5% г/г), prime-доходность плоская ~4,75% почти два года (дно качественного сегмента, похоже, найдено), а капитал заморожен (инвестиции −60% г/г) не из-за слабого спроса, а из-за стоимости фондирования и netcongestie. Консенсус брокеров трубит 'логистика дёшева, апсайд +32%' — здесь я осторожнее: дно по ЦЕНЕ не равно дну по ВЫНУЖДЕННЫМ продавцам, настоящие скидки придут с рефинансированием 2026-27, а не от энтузиазма аналитиков. Опровергнет тезис: prime-доходность NL сдвинется выше 5,25% ИЛИ take-up за два квартала подряд уйдёт в минус г/г (смотрим MarketBeat C&amp;W и CBRE к H1-релизу CTP 30 июля). Риск: замок сети Брабанта распространится на другие провинции и заморозит девелопмент шире. Что делать: держатель prime-склада в Randstad — держать, не продавать в заморозку; охотник за доходностью — готовьте капитал под refinancing-стресс, точка входа вероятнее в 2-4 кв. и в объектах с готовой мощностью.</w:t>
+            </w:r>
+          </w:p>
+        </w:tc>
+      </w:tr>
+    </w:tbl>
+    <w:p>
+      <w:pPr>
+        <w:spacing w:before="0" w:after="120" w:line="269" w:lineRule="auto"/>
+        <w:jc w:val="left"/>
+      </w:pPr>
+    </w:p>
+    <w:tbl>
+      <w:tblPr>
+        <w:tblW w:type="auto" w:w="0"/>
+        <w:tblLayout w:type="fixed"/>
+        <w:tblLook w:firstColumn="1" w:firstRow="1" w:lastColumn="0" w:lastRow="0" w:noHBand="0" w:noVBand="1" w:val="04A0"/>
+        <w:tblBorders>
+          <w:top w:val="none" w:sz="0"/>
+          <w:left w:val="none" w:sz="0"/>
+          <w:bottom w:val="none" w:sz="0"/>
+          <w:right w:val="none" w:sz="0"/>
+          <w:insideH w:val="none" w:sz="0"/>
+          <w:insideV w:val="none" w:sz="0"/>
+        </w:tblBorders>
+        <w:tblW w:type="dxa" w:w="9525"/>
+      </w:tblPr>
+      <w:tblGrid>
+        <w:gridCol w:w="9972"/>
+      </w:tblGrid>
+      <w:tr>
+        <w:trPr>
+          <w:cantSplit/>
+        </w:trPr>
+        <w:tc>
+          <w:tcPr>
+            <w:tcW w:type="dxa" w:w="9524"/>
+            <w:shd w:val="clear" w:color="auto" w:fill="FFF6E5"/>
+            <w:tcMar>
+              <w:top w:w="100" w:type="dxa"/>
+              <w:bottom w:w="100" w:type="dxa"/>
+              <w:start w:w="220" w:type="dxa"/>
+              <w:end w:w="220" w:type="dxa"/>
+              <w:left w:w="220" w:type="dxa"/>
+              <w:right w:w="220" w:type="dxa"/>
+            </w:tcMar>
+            <w:tcBorders>
+              <w:left w:val="single" w:sz="30" w:space="0" w:color="C0791C"/>
+            </w:tcBorders>
+          </w:tcPr>
+          <w:p>
+            <w:pPr>
+              <w:spacing w:after="0" w:line="264" w:lineRule="auto"/>
+            </w:pPr>
+            <w:r>
+              <w:rPr>
+                <w:rFonts w:ascii="Calibri" w:hAnsi="Calibri" w:cs="Calibri"/>
+                <w:b/>
+                <w:i w:val="0"/>
+                <w:color w:val="8A5510"/>
+                <w:sz w:val="18"/>
+              </w:rPr>
+              <w:t xml:space="preserve">👁  ЗА ЧЕМ СЛЕДИТЬ.  </w:t>
+            </w:r>
+            <w:r>
+              <w:rPr>
+                <w:rFonts w:ascii="Calibri" w:hAnsi="Calibri" w:cs="Calibri"/>
+                <w:b w:val="0"/>
+                <w:i w:val="0"/>
+                <w:color w:val="222B36"/>
+                <w:sz w:val="20"/>
+              </w:rPr>
+              <w:t>30 июля — H1-результаты CTP: сверка EPRA EPS/NTA с консенсусом переустановит ценник сектора. Держатель логистики: до этой даты не фиксируйте продажу prime-объекта — отчёт крупнейшего игрока задаёт вашу переговорную планку. И до 1 июля проверьте статус подключения каждого объекта в Брабанте: с этого дня новая мощность уходит в очередь на годы.</w:t>
+            </w:r>
+          </w:p>
+        </w:tc>
+      </w:tr>
+    </w:tbl>
+    <w:p>
+      <w:pPr>
+        <w:spacing w:before="0" w:after="160" w:line="269" w:lineRule="auto"/>
+        <w:jc w:val="left"/>
+      </w:pPr>
+    </w:p>
+    <w:p>
+      <w:pPr>
+        <w:spacing w:before="200" w:after="0" w:line="269" w:lineRule="auto"/>
+        <w:jc w:val="left"/>
+      </w:pPr>
+    </w:p>
+    <w:tbl>
+      <w:tblPr>
+        <w:tblW w:type="auto" w:w="0"/>
+        <w:tblLayout w:type="fixed"/>
+        <w:tblLook w:firstColumn="1" w:firstRow="1" w:lastColumn="0" w:lastRow="0" w:noHBand="0" w:noVBand="1" w:val="04A0"/>
+        <w:tblBorders>
+          <w:top w:val="none" w:sz="0"/>
+          <w:left w:val="none" w:sz="0"/>
+          <w:bottom w:val="none" w:sz="0"/>
+          <w:right w:val="none" w:sz="0"/>
+          <w:insideH w:val="none" w:sz="0"/>
+          <w:insideV w:val="none" w:sz="0"/>
+        </w:tblBorders>
+        <w:tblW w:type="dxa" w:w="9525"/>
+      </w:tblPr>
+      <w:tblGrid>
+        <w:gridCol w:w="9972"/>
+      </w:tblGrid>
+      <w:tr>
+        <w:trPr>
+          <w:cantSplit/>
+        </w:trPr>
+        <w:tc>
+          <w:tcPr>
+            <w:tcW w:type="dxa" w:w="9524"/>
+            <w:shd w:val="clear" w:color="auto" w:fill="C0791C"/>
+            <w:tcMar>
+              <w:top w:w="120" w:type="dxa"/>
+              <w:bottom w:w="120" w:type="dxa"/>
+              <w:start w:w="200" w:type="dxa"/>
+              <w:end w:w="200" w:type="dxa"/>
+              <w:left w:w="200" w:type="dxa"/>
+              <w:right w:w="200" w:type="dxa"/>
+            </w:tcMar>
+          </w:tcPr>
+          <w:p>
+            <w:pPr>
+              <w:keepNext/>
+              <w:spacing w:after="0"/>
+            </w:pPr>
+            <w:r/>
+            <w:r>
+              <w:rPr>
+                <w:rFonts w:ascii="Calibri" w:hAnsi="Calibri" w:cs="Calibri"/>
+                <w:b/>
+                <w:i w:val="0"/>
+                <w:color w:val="FFFFFF"/>
+                <w:sz w:val="28"/>
+              </w:rPr>
+              <w:t>🏪  Коммерция (стрит-ритейл, торговые центры)</w:t>
+            </w:r>
+          </w:p>
+        </w:tc>
+      </w:tr>
+    </w:tbl>
+    <w:p>
+      <w:pPr>
+        <w:keepNext/>
+        <w:spacing w:before="200" w:after="60" w:line="269" w:lineRule="auto"/>
+        <w:jc w:val="left"/>
+        <w:pBdr>
+          <w:bottom w:val="single" w:sz="6" w:space="2" w:color="D7DEE6"/>
+        </w:pBdr>
+      </w:pPr>
+      <w:r>
+        <w:rPr>
+          <w:rFonts w:ascii="Calibri" w:hAnsi="Calibri" w:cs="Calibri"/>
+          <w:b/>
+          <w:i w:val="0"/>
+          <w:color w:val="8A5510"/>
+          <w:sz w:val="23"/>
+        </w:rPr>
+        <w:t>Новости</w:t>
+      </w:r>
+    </w:p>
+    <w:p>
+      <w:pPr>
+        <w:spacing w:before="60" w:after="20" w:line="269" w:lineRule="auto"/>
+        <w:ind w:left="283" w:hanging="198"/>
+        <w:jc w:val="left"/>
+      </w:pPr>
+      <w:r>
+        <w:rPr>
+          <w:rFonts w:ascii="Calibri" w:hAnsi="Calibri" w:cs="Calibri"/>
+          <w:b/>
+          <w:i w:val="0"/>
+          <w:color w:val="B03A3A"/>
+          <w:sz w:val="21"/>
+        </w:rPr>
+        <w:t xml:space="preserve">▼  </w:t>
+      </w:r>
+      <w:r>
+        <w:rPr>
+          <w:rFonts w:ascii="Calibri" w:hAnsi="Calibri" w:cs="Calibri"/>
+          <w:b w:val="0"/>
+          <w:i w:val="0"/>
+          <w:color w:val="222B36"/>
+          <w:sz w:val="21"/>
+        </w:rPr>
+        <w:t>Крупнейшая ассоциация маклеров NVM Business (29 июня) потребовала от кабинета ускорить смягчение ограничения на вычет процентов (renteaftrekbeperking / earningsstripping из ATAD1, действует с 2019) — оно повышает налоговую нагрузку и тормозит инвестиции в недвижимость. Повод: анонсированное дополнительное ужесточение earningsstripping для vastgoedlichamen пока приостановлено (ждут omnibus-предложение ЕС), и NVM требует, чтобы Гаага не отставала от Брюсселя.</w:t>
+      </w:r>
+    </w:p>
+    <w:p>
+      <w:pPr>
+        <w:spacing w:before="20" w:after="20" w:line="264" w:lineRule="auto"/>
+        <w:ind w:left="283"/>
+        <w:jc w:val="left"/>
+        <w:shd w:val="clear" w:color="auto" w:fill="FBEAEA"/>
+      </w:pPr>
+      <w:r>
+        <w:rPr>
+          <w:rFonts w:ascii="Calibri" w:hAnsi="Calibri" w:cs="Calibri"/>
+          <w:b/>
+          <w:i w:val="0"/>
+          <w:color w:val="B03A3A"/>
+          <w:sz w:val="18"/>
+        </w:rPr>
+        <w:t xml:space="preserve">  Почему важно:  </w:t>
+      </w:r>
+      <w:r>
+        <w:rPr>
+          <w:rFonts w:ascii="Calibri" w:hAnsi="Calibri" w:cs="Calibri"/>
+          <w:b w:val="0"/>
+          <w:i w:val="0"/>
+          <w:color w:val="222B36"/>
+          <w:sz w:val="18"/>
+        </w:rPr>
+        <w:t xml:space="preserve">Важность medium, надёжность высокая (позиция ассоциации, ур. 4). Цепочка: лимит на вычет процентов удорожает заёмное финансирование для структур, владеющих недвижимостью (факт) → инвестиции в ритейл и стройку тормозятся, а ваша структура BV, где недвижимость держится на долге, платит больше налога на те же проценты (вывод) → приостановка ужесточения — временная передышка, но не отмена, политика остаётся непредсказуемой (вывод). Простыми словами: earningsstripping — это когда государство ограничивает, сколько процентов по кредиту можно вычесть из налога. Что делать: владелец через BV — пересчитайте налоговую нагрузку по обоим сценариям (текущий лимит и возможное ужесточение) до осеннего Prinsjesdag; при новых займах закладывайте, что вычет процентов может стать жёстче.  </w:t>
+      </w:r>
+    </w:p>
+    <w:p>
+      <w:pPr>
+        <w:spacing w:before="0" w:after="100" w:line="240" w:lineRule="auto"/>
+        <w:ind w:left="283"/>
+        <w:jc w:val="left"/>
+      </w:pPr>
+      <w:r>
+        <w:rPr>
+          <w:rFonts w:ascii="Calibri" w:hAnsi="Calibri" w:cs="Calibri"/>
+          <w:b w:val="0"/>
+          <w:i/>
+          <w:color w:val="6B7785"/>
+          <w:sz w:val="17"/>
+        </w:rPr>
+        <w:t xml:space="preserve">   📅 2026-06-29   •   Источник: NVM Business — Nieuws</w:t>
+      </w:r>
+      <w:r>
+        <w:rPr>
+          <w:rFonts w:ascii="Calibri" w:hAnsi="Calibri" w:cs="Calibri"/>
+          <w:b w:val="0"/>
+          <w:i w:val="0"/>
+          <w:color w:val="6B7785"/>
+          <w:sz w:val="17"/>
+        </w:rPr>
+        <w:t xml:space="preserve">   </w:t>
+      </w:r>
+      <w:hyperlink r:id="rId26">
+        <w:r>
+          <w:rPr>
+            <w:color w:val="1155CC"/>
+            <w:sz w:val="17.0"/>
+            <w:rFonts w:ascii="Calibri" w:hAnsi="Calibri"/>
+            <w:u w:val="single"/>
+          </w:rPr>
+          <w:t xml:space="preserve">ссылка ↗</w:t>
+        </w:r>
+      </w:hyperlink>
+    </w:p>
+    <w:p>
+      <w:pPr>
+        <w:spacing w:before="60" w:after="20" w:line="269" w:lineRule="auto"/>
+        <w:ind w:left="283" w:hanging="198"/>
+        <w:jc w:val="left"/>
+      </w:pPr>
+      <w:r>
+        <w:rPr>
+          <w:rFonts w:ascii="Calibri" w:hAnsi="Calibri" w:cs="Calibri"/>
+          <w:b/>
+          <w:i w:val="0"/>
+          <w:color w:val="2C5F8A"/>
+          <w:sz w:val="21"/>
+        </w:rPr>
+        <w:t xml:space="preserve">◆  </w:t>
+      </w:r>
+      <w:r>
+        <w:rPr>
+          <w:rFonts w:ascii="Calibri" w:hAnsi="Calibri" w:cs="Calibri"/>
+          <w:b w:val="0"/>
+          <w:i w:val="0"/>
+          <w:color w:val="222B36"/>
+          <w:sz w:val="21"/>
+        </w:rPr>
+        <w:t>Инвестор в prime-ТЦ Eurocommercial Properties (HQ в NL, 24 центра в BE/FR/IT/SE) отчитался о 18,5% take-up по опции дивиденда акциями: акционеры на 18,5% капитала выбрали новые акции вместо денег. Финальный брутто-дивиденд €1,11/акция, выплата 2 июля.</w:t>
+      </w:r>
+    </w:p>
+    <w:p>
+      <w:pPr>
+        <w:spacing w:before="20" w:after="20" w:line="264" w:lineRule="auto"/>
+        <w:ind w:left="283"/>
+        <w:jc w:val="left"/>
+        <w:shd w:val="clear" w:color="auto" w:fill="E8F0F7"/>
+      </w:pPr>
+      <w:r>
+        <w:rPr>
+          <w:rFonts w:ascii="Calibri" w:hAnsi="Calibri" w:cs="Calibri"/>
+          <w:b/>
+          <w:i w:val="0"/>
+          <w:color w:val="2C5F8A"/>
+          <w:sz w:val="18"/>
+        </w:rPr>
+        <w:t xml:space="preserve">  Почему важно:  </w:t>
+      </w:r>
+      <w:r>
+        <w:rPr>
+          <w:rFonts w:ascii="Calibri" w:hAnsi="Calibri" w:cs="Calibri"/>
+          <w:b w:val="0"/>
+          <w:i w:val="0"/>
+          <w:color w:val="222B36"/>
+          <w:sz w:val="18"/>
+        </w:rPr>
+        <w:t xml:space="preserve">Важность low, надёжность высокая (IR-раскрытие). Цепочка: почти пятая часть акционеров предпочла бумагу деньгам (факт) → значит, часть держателей верит в апсайд акции сильнее, чем ценит наличные сегодня (вывод) → это осторожно-позитивный сигнал доверия к prime-ритейлу, хотя 81,5% всё же взяли кэш (вывод). Что делать: владелец ритейла — воспринимайте как фоновый индикатор настроений институционалов к сегменту, самостоятельного действия не требует.  </w:t>
+      </w:r>
+    </w:p>
+    <w:p>
+      <w:pPr>
+        <w:spacing w:before="0" w:after="100" w:line="240" w:lineRule="auto"/>
+        <w:ind w:left="283"/>
+        <w:jc w:val="left"/>
+      </w:pPr>
+      <w:r>
+        <w:rPr>
+          <w:rFonts w:ascii="Calibri" w:hAnsi="Calibri" w:cs="Calibri"/>
+          <w:b w:val="0"/>
+          <w:i/>
+          <w:color w:val="6B7785"/>
+          <w:sz w:val="17"/>
+        </w:rPr>
+        <w:t xml:space="preserve">   📅 2026-06-25   •   Источник: Eurocommercial Properties N.V. / GlobeNewswire</w:t>
+      </w:r>
+      <w:r>
+        <w:rPr>
+          <w:rFonts w:ascii="Calibri" w:hAnsi="Calibri" w:cs="Calibri"/>
+          <w:b w:val="0"/>
+          <w:i w:val="0"/>
+          <w:color w:val="6B7785"/>
+          <w:sz w:val="17"/>
+        </w:rPr>
+        <w:t xml:space="preserve">   </w:t>
+      </w:r>
+      <w:hyperlink r:id="rId27">
+        <w:r>
+          <w:rPr>
+            <w:color w:val="1155CC"/>
+            <w:sz w:val="17.0"/>
+            <w:rFonts w:ascii="Calibri" w:hAnsi="Calibri"/>
+            <w:u w:val="single"/>
+          </w:rPr>
+          <w:t xml:space="preserve">ссылка ↗</w:t>
+        </w:r>
+      </w:hyperlink>
+    </w:p>
+    <w:p>
+      <w:pPr>
+        <w:keepNext/>
+        <w:spacing w:before="200" w:after="60" w:line="269" w:lineRule="auto"/>
+        <w:jc w:val="left"/>
+        <w:pBdr>
+          <w:bottom w:val="single" w:sz="6" w:space="2" w:color="D7DEE6"/>
+        </w:pBdr>
+      </w:pPr>
+      <w:r>
+        <w:rPr>
+          <w:rFonts w:ascii="Calibri" w:hAnsi="Calibri" w:cs="Calibri"/>
+          <w:b/>
+          <w:i w:val="0"/>
+          <w:color w:val="8A5510"/>
+          <w:sz w:val="23"/>
+        </w:rPr>
+        <w:t>Тренды</w:t>
+      </w:r>
+    </w:p>
+    <w:p>
+      <w:pPr>
+        <w:spacing w:before="60" w:after="20" w:line="269" w:lineRule="auto"/>
+        <w:ind w:left="283" w:hanging="198"/>
+        <w:jc w:val="left"/>
+      </w:pPr>
+      <w:r>
+        <w:rPr>
+          <w:rFonts w:ascii="Calibri" w:hAnsi="Calibri" w:cs="Calibri"/>
+          <w:b/>
+          <w:i w:val="0"/>
+          <w:color w:val="2C5F8A"/>
+          <w:sz w:val="21"/>
+        </w:rPr>
+        <w:t xml:space="preserve">◆  </w:t>
+      </w:r>
+      <w:r>
+        <w:rPr>
+          <w:rFonts w:ascii="Calibri" w:hAnsi="Calibri" w:cs="Calibri"/>
+          <w:b w:val="0"/>
+          <w:i w:val="0"/>
+          <w:color w:val="222B36"/>
+          <w:sz w:val="21"/>
+        </w:rPr>
+        <w:t>Амстердам держится в топ-5 европейских городов по инвест- и девелопмент-перспективам (ULI/PwC Emerging Trends 2026), но общий настрой сектора сместился с прошлогоднего 'осторожного оптимизма' к 'прагматизму' — доля обеспокоенных деглобализацией удвоилась до 70%. Институциональный контекст (as_of январь 2026, INREV Intentions): европейские инвесторы впервые слегка переаллоцированы в недвижимость (14,1% против таргета 13,9%), а самый фаворитный инструмент — фонды долга по недвижимости.</w:t>
+      </w:r>
+    </w:p>
+    <w:p>
+      <w:pPr>
+        <w:spacing w:before="20" w:after="20" w:line="264" w:lineRule="auto"/>
+        <w:ind w:left="283"/>
+        <w:jc w:val="left"/>
+        <w:shd w:val="clear" w:color="auto" w:fill="E8F0F7"/>
+      </w:pPr>
+      <w:r>
+        <w:rPr>
+          <w:rFonts w:ascii="Calibri" w:hAnsi="Calibri" w:cs="Calibri"/>
+          <w:b/>
+          <w:i w:val="0"/>
+          <w:color w:val="2C5F8A"/>
+          <w:sz w:val="18"/>
+        </w:rPr>
+        <w:t xml:space="preserve">  Почему важно:  </w:t>
+      </w:r>
+      <w:r>
+        <w:rPr>
+          <w:rFonts w:ascii="Calibri" w:hAnsi="Calibri" w:cs="Calibri"/>
+          <w:b w:val="0"/>
+          <w:i w:val="0"/>
+          <w:color w:val="222B36"/>
+          <w:sz w:val="18"/>
+        </w:rPr>
+        <w:t xml:space="preserve">Важность low, надёжность высокая (два институциональных опроса). Цепочка: капитал не ушёл из недвижимости, но осторожничает и выбирает долг вместо equity (факт) → значит, инвесторы хотят доходность с меньшим риском переоценки, а не рост капитальной стоимости (вывод) → для владельца коммерции это среда, где качество локации и арендатора ценится выше, чем ставка на рост рынка (вывод). Что делать: владелец ритейл-парка — при позиционировании объекта на продажу/рефинанс делайте упор на стабильность денежного потока и WALT, а не на потенциал апсайда цены.  </w:t>
+      </w:r>
+    </w:p>
+    <w:p>
+      <w:pPr>
+        <w:spacing w:before="0" w:after="100" w:line="240" w:lineRule="auto"/>
+        <w:ind w:left="283"/>
+        <w:jc w:val="left"/>
+      </w:pPr>
+      <w:r>
+        <w:rPr>
+          <w:rFonts w:ascii="Calibri" w:hAnsi="Calibri" w:cs="Calibri"/>
+          <w:b w:val="0"/>
+          <w:i/>
+          <w:color w:val="6B7785"/>
+          <w:sz w:val="17"/>
+        </w:rPr>
+        <w:t xml:space="preserve">   📅 2025-11-01   •   Источник: ULI/PwC Emerging Trends in Real Estate Europe 2026</w:t>
+      </w:r>
+      <w:r>
+        <w:rPr>
+          <w:rFonts w:ascii="Calibri" w:hAnsi="Calibri" w:cs="Calibri"/>
+          <w:b w:val="0"/>
+          <w:i w:val="0"/>
+          <w:color w:val="6B7785"/>
+          <w:sz w:val="17"/>
+        </w:rPr>
+        <w:t xml:space="preserve">   </w:t>
+      </w:r>
+      <w:hyperlink r:id="rId28">
+        <w:r>
+          <w:rPr>
+            <w:color w:val="1155CC"/>
+            <w:sz w:val="17.0"/>
+            <w:rFonts w:ascii="Calibri" w:hAnsi="Calibri"/>
+            <w:u w:val="single"/>
+          </w:rPr>
+          <w:t xml:space="preserve">ссылка ↗</w:t>
+        </w:r>
+      </w:hyperlink>
+    </w:p>
+    <w:p>
+      <w:pPr>
+        <w:spacing w:before="60" w:after="20" w:line="269" w:lineRule="auto"/>
+        <w:ind w:left="283" w:hanging="198"/>
+        <w:jc w:val="left"/>
+      </w:pPr>
+      <w:r>
+        <w:rPr>
+          <w:rFonts w:ascii="Calibri" w:hAnsi="Calibri" w:cs="Calibri"/>
+          <w:b/>
+          <w:i w:val="0"/>
+          <w:color w:val="2C5F8A"/>
+          <w:sz w:val="21"/>
+        </w:rPr>
+        <w:t xml:space="preserve">◆  </w:t>
+      </w:r>
+      <w:r>
+        <w:rPr>
+          <w:rFonts w:ascii="Calibri" w:hAnsi="Calibri" w:cs="Calibri"/>
+          <w:b w:val="0"/>
+          <w:i w:val="0"/>
+          <w:color w:val="222B36"/>
+          <w:sz w:val="21"/>
+        </w:rPr>
+        <w:t>Единственное агентство, публично покрывающее ритейл-инвестора Wereldhave (полносервисные ТЦ в NL/BE/FR, индекс AEX), — Fitch — подтвердило рейтинг на уровне 'BBB' со стабильным прогнозом (действие от 1 мая, репорт 5 июня). Спокойный, но важный сигнал: кредитный профиль NL-ритейла держится.</w:t>
+      </w:r>
+    </w:p>
+    <w:p>
+      <w:pPr>
+        <w:spacing w:before="20" w:after="20" w:line="264" w:lineRule="auto"/>
+        <w:ind w:left="283"/>
+        <w:jc w:val="left"/>
+        <w:shd w:val="clear" w:color="auto" w:fill="E8F0F7"/>
+      </w:pPr>
+      <w:r>
+        <w:rPr>
+          <w:rFonts w:ascii="Calibri" w:hAnsi="Calibri" w:cs="Calibri"/>
+          <w:b/>
+          <w:i w:val="0"/>
+          <w:color w:val="2C5F8A"/>
+          <w:sz w:val="18"/>
+        </w:rPr>
+        <w:t xml:space="preserve">  Почему важно:  </w:t>
+      </w:r>
+      <w:r>
+        <w:rPr>
+          <w:rFonts w:ascii="Calibri" w:hAnsi="Calibri" w:cs="Calibri"/>
+          <w:b w:val="0"/>
+          <w:i w:val="0"/>
+          <w:color w:val="222B36"/>
+          <w:sz w:val="18"/>
+        </w:rPr>
+        <w:t xml:space="preserve">Важность low, надёжность высокая (рейтинг-действие, ур. 3). Цепочка: рейтинг ритейл-инвестора подтверждён со стабильным прогнозом (факт) → стоимость долга для сектора не растёт сверх рынка, риск вынужденных распродаж ТЦ снижается (вывод) → для владельца ритейл-парка это косвенный якорь: институциональный ритейл не в кризисе, дисконтных пакетов от паникующих держателей ждать пока не стоит (вывод). Что делать: владелец ритейла — не рассчитывайте на скорые распродажи качественных ТЦ; при рефинансировании собственного объекта используйте стабильность сектора как аргумент в переговорах с банком.  </w:t>
+      </w:r>
+    </w:p>
+    <w:p>
+      <w:pPr>
+        <w:spacing w:before="0" w:after="100" w:line="240" w:lineRule="auto"/>
+        <w:ind w:left="283"/>
+        <w:jc w:val="left"/>
+      </w:pPr>
+      <w:r>
+        <w:rPr>
+          <w:rFonts w:ascii="Calibri" w:hAnsi="Calibri" w:cs="Calibri"/>
+          <w:b w:val="0"/>
+          <w:i/>
+          <w:color w:val="6B7785"/>
+          <w:sz w:val="17"/>
+        </w:rPr>
+        <w:t xml:space="preserve">   📅 2026-05-01   •   Источник: Wereldhave IR — Credit Rating (Fitch)</w:t>
+      </w:r>
+      <w:r>
+        <w:rPr>
+          <w:rFonts w:ascii="Calibri" w:hAnsi="Calibri" w:cs="Calibri"/>
+          <w:b w:val="0"/>
+          <w:i w:val="0"/>
+          <w:color w:val="6B7785"/>
+          <w:sz w:val="17"/>
+        </w:rPr>
+        <w:t xml:space="preserve">   </w:t>
+      </w:r>
+      <w:hyperlink r:id="rId29">
+        <w:r>
+          <w:rPr>
+            <w:color w:val="1155CC"/>
+            <w:sz w:val="17.0"/>
+            <w:rFonts w:ascii="Calibri" w:hAnsi="Calibri"/>
+            <w:u w:val="single"/>
+          </w:rPr>
+          <w:t xml:space="preserve">ссылка ↗</w:t>
+        </w:r>
+      </w:hyperlink>
+    </w:p>
+    <w:p>
+      <w:pPr>
+        <w:keepNext/>
+        <w:spacing w:before="200" w:after="60" w:line="269" w:lineRule="auto"/>
+        <w:jc w:val="left"/>
+        <w:pBdr>
+          <w:bottom w:val="single" w:sz="6" w:space="2" w:color="D7DEE6"/>
+        </w:pBdr>
+      </w:pPr>
+      <w:r>
+        <w:rPr>
+          <w:rFonts w:ascii="Calibri" w:hAnsi="Calibri" w:cs="Calibri"/>
+          <w:b/>
+          <w:i w:val="0"/>
+          <w:color w:val="8A5510"/>
+          <w:sz w:val="23"/>
+        </w:rPr>
+        <w:t>Статистика</w:t>
+      </w:r>
+    </w:p>
+    <w:tbl>
+      <w:tblPr>
+        <w:tblW w:type="auto" w:w="0"/>
+        <w:tblLayout w:type="fixed"/>
+        <w:tblLook w:firstColumn="1" w:firstRow="1" w:lastColumn="0" w:lastRow="0" w:noHBand="0" w:noVBand="1" w:val="04A0"/>
+        <w:tblBorders>
+          <w:top w:val="none" w:sz="0"/>
+          <w:left w:val="none" w:sz="0"/>
+          <w:bottom w:val="none" w:sz="0"/>
+          <w:right w:val="none" w:sz="0"/>
+          <w:insideH w:val="none" w:sz="0"/>
+          <w:insideV w:val="none" w:sz="0"/>
+        </w:tblBorders>
+        <w:tblW w:type="dxa" w:w="9525"/>
+      </w:tblPr>
+      <w:tblGrid>
+        <w:gridCol w:w="5669"/>
+        <w:gridCol w:w="3855"/>
+      </w:tblGrid>
+      <w:tr>
+        <w:tc>
+          <w:tcPr>
+            <w:tcW w:type="dxa" w:w="4762"/>
+            <w:shd w:val="clear" w:color="auto" w:fill="1F3A5F"/>
+            <w:tcMar>
+              <w:top w:w="80" w:type="dxa"/>
+              <w:bottom w:w="80" w:type="dxa"/>
+              <w:start w:w="140" w:type="dxa"/>
+              <w:end w:w="140" w:type="dxa"/>
+              <w:left w:w="140" w:type="dxa"/>
+              <w:right w:w="140" w:type="dxa"/>
+            </w:tcMar>
+          </w:tcPr>
+          <w:p>
+            <w:r>
+              <w:rPr>
+                <w:rFonts w:ascii="Calibri" w:hAnsi="Calibri" w:cs="Calibri"/>
+                <w:b/>
+                <w:i w:val="0"/>
+                <w:color w:val="FFFFFF"/>
+                <w:sz w:val="19"/>
+              </w:rPr>
+              <w:t>Показатель</w:t>
+            </w:r>
+          </w:p>
+        </w:tc>
+        <w:tc>
+          <w:tcPr>
+            <w:tcW w:type="dxa" w:w="4762"/>
+            <w:shd w:val="clear" w:color="auto" w:fill="1F3A5F"/>
+            <w:tcMar>
+              <w:top w:w="80" w:type="dxa"/>
+              <w:bottom w:w="80" w:type="dxa"/>
+              <w:start w:w="140" w:type="dxa"/>
+              <w:end w:w="140" w:type="dxa"/>
+              <w:left w:w="140" w:type="dxa"/>
+              <w:right w:w="140" w:type="dxa"/>
+            </w:tcMar>
+          </w:tcPr>
+          <w:p>
+            <w:r>
+              <w:rPr>
+                <w:rFonts w:ascii="Calibri" w:hAnsi="Calibri" w:cs="Calibri"/>
+                <w:b/>
+                <w:i w:val="0"/>
+                <w:color w:val="FFFFFF"/>
+                <w:sz w:val="19"/>
+              </w:rPr>
+              <w:t>Значение / динамика</w:t>
+            </w:r>
+          </w:p>
+        </w:tc>
+      </w:tr>
+      <w:tr>
+        <w:tc>
+          <w:tcPr>
+            <w:tcW w:type="dxa" w:w="5669"/>
+            <w:shd w:val="clear" w:color="auto" w:fill="F4F6F8"/>
+            <w:tcMar>
+              <w:top w:w="80" w:type="dxa"/>
+              <w:bottom w:w="80" w:type="dxa"/>
+              <w:start w:w="140" w:type="dxa"/>
+              <w:end w:w="140" w:type="dxa"/>
+              <w:left w:w="140" w:type="dxa"/>
+              <w:right w:w="140" w:type="dxa"/>
+            </w:tcMar>
+          </w:tcPr>
+          <w:p>
+            <w:pPr>
+              <w:spacing w:after="0"/>
+            </w:pPr>
+            <w:r>
+              <w:rPr>
+                <w:rFonts w:ascii="Calibri" w:hAnsi="Calibri" w:cs="Calibri"/>
+                <w:b w:val="0"/>
+                <w:i w:val="0"/>
+                <w:color w:val="222B36"/>
+                <w:sz w:val="19"/>
+              </w:rPr>
+              <w:t>Вакантность физического ритейла NL подросла с 6,7% в начале 2025 до 7,0% к концу года (Locatus) — прирост меньше, чем в 2024, но десятый год подряд число ритейл-объектов сокращается: с ~207 000 до ~205 000 (−1 600), из них ~14 000 пустуют. Магазинных помещений впервые меньше 80 000 (−26% за 20 лет). Сокращение — целиком за счёт закрытия магазинов; хорека и услуги стабильны.</w:t>
+            </w:r>
+          </w:p>
+          <w:p>
+            <w:pPr>
+              <w:spacing w:before="20" w:after="0"/>
+            </w:pPr>
+            <w:r>
+              <w:rPr>
+                <w:rFonts w:ascii="Calibri" w:hAnsi="Calibri" w:cs="Calibri"/>
+                <w:b w:val="0"/>
+                <w:i/>
+                <w:color w:val="6B7785"/>
+                <w:sz w:val="16"/>
+              </w:rPr>
+              <w:t>→ Важность medium, надёжность высокая (первоисточник Locatus, ур. 3). Цепочка: физических магазинов год за годом становится меньше, а вакантность растёт (факт) → структурный отток офлайн-ритейла продолжается, и тренд конверсии витрин в жильё, ранее давивший вакантность вниз, развернулся (вывод) → для владельца ритейл-парка это значит: слабый стрит-ритейл в центрах освобождает арендаторов, часть которых мигрирует в удобные припаркованные форматы на окраинах (вывод). Что делать: владелец ритейл-парка — используйте отток из центров, чтобы усилить арендный микс (гибрид ритейл+услуги+хорека); слабые одиночные магазинные помещения в портфеле — рассматривайте под смену назначения.</w:t>
+            </w:r>
+          </w:p>
+        </w:tc>
+        <w:tc>
+          <w:tcPr>
+            <w:tcW w:type="dxa" w:w="3855"/>
+            <w:shd w:val="clear" w:color="auto" w:fill="F4F6F8"/>
+            <w:tcMar>
+              <w:top w:w="80" w:type="dxa"/>
+              <w:bottom w:w="80" w:type="dxa"/>
+              <w:start w:w="140" w:type="dxa"/>
+              <w:end w:w="140" w:type="dxa"/>
+              <w:left w:w="140" w:type="dxa"/>
+              <w:right w:w="140" w:type="dxa"/>
+            </w:tcMar>
+          </w:tcPr>
+          <w:p>
+            <w:pPr>
+              <w:spacing w:after="0"/>
+            </w:pPr>
+            <w:r>
+              <w:rPr>
+                <w:rFonts w:ascii="Calibri" w:hAnsi="Calibri" w:cs="Calibri"/>
+                <w:b/>
+                <w:i w:val="0"/>
+                <w:color w:val="B03A3A"/>
+                <w:sz w:val="19"/>
+              </w:rPr>
+              <w:t xml:space="preserve">▼ </w:t>
+            </w:r>
+            <w:r>
+              <w:rPr>
+                <w:rFonts w:ascii="Calibri" w:hAnsi="Calibri" w:cs="Calibri"/>
+                <w:b/>
+                <w:i w:val="0"/>
+                <w:color w:val="222B36"/>
+                <w:sz w:val="19"/>
+              </w:rPr>
+              <w:t>вакантность 7,0% на конец 2025 (было 6,7%); ~205 000 объектов (−1 600 г/г)</w:t>
+            </w:r>
+          </w:p>
+          <w:p>
+            <w:pPr>
+              <w:spacing w:before="20" w:after="0"/>
+            </w:pPr>
+            <w:r>
+              <w:rPr>
+                <w:rFonts w:ascii="Calibri" w:hAnsi="Calibri" w:cs="Calibri"/>
+                <w:b w:val="0"/>
+                <w:i/>
+                <w:color w:val="6B7785"/>
+                <w:sz w:val="15"/>
+              </w:rPr>
+              <w:t>Locatus</w:t>
+            </w:r>
+            <w:hyperlink r:id="rId30">
+              <w:r>
+                <w:rPr>
+                  <w:color w:val="1155CC"/>
+                  <w:sz w:val="15.0"/>
+                  <w:rFonts w:ascii="Calibri" w:hAnsi="Calibri"/>
+                  <w:u w:val="single"/>
+                </w:rPr>
+                <w:t xml:space="preserve">  ↗</w:t>
+              </w:r>
+            </w:hyperlink>
+          </w:p>
+        </w:tc>
+      </w:tr>
+      <w:tr>
+        <w:tc>
+          <w:tcPr>
+            <w:tcW w:type="dxa" w:w="5669"/>
+            <w:shd w:val="clear" w:color="auto" w:fill="FFFFFF"/>
+            <w:tcMar>
+              <w:top w:w="80" w:type="dxa"/>
+              <w:bottom w:w="80" w:type="dxa"/>
+              <w:start w:w="140" w:type="dxa"/>
+              <w:end w:w="140" w:type="dxa"/>
+              <w:left w:w="140" w:type="dxa"/>
+              <w:right w:w="140" w:type="dxa"/>
+            </w:tcMar>
+          </w:tcPr>
+          <w:p>
+            <w:pPr>
+              <w:spacing w:after="0"/>
+            </w:pPr>
+            <w:r>
+              <w:rPr>
+                <w:rFonts w:ascii="Calibri" w:hAnsi="Calibri" w:cs="Calibri"/>
+                <w:b w:val="0"/>
+                <w:i w:val="0"/>
+                <w:color w:val="222B36"/>
+                <w:sz w:val="19"/>
+              </w:rPr>
+              <w:t>Официальный индекс цен коммерческой недвижимости (CBS/Kadaster — офисы, индустриал, ритейл, аренда жилья) обновлён до Q1 2026 (публикация 16 июня). Конкретные значения доступны только в Excel-выгрузке, ряд с 2023 помечен как в разработке — но сам факт квартального обновления единственного официального NL-индекса цен CRE фиксирует, что регуляторный мониторинг сектора идёт.</w:t>
+            </w:r>
+          </w:p>
+          <w:p>
+            <w:pPr>
+              <w:spacing w:before="20" w:after="0"/>
+            </w:pPr>
+            <w:r>
+              <w:rPr>
+                <w:rFonts w:ascii="Calibri" w:hAnsi="Calibri" w:cs="Calibri"/>
+                <w:b w:val="0"/>
+                <w:i/>
+                <w:color w:val="6B7785"/>
+                <w:sz w:val="16"/>
+              </w:rPr>
+              <w:t>→ Важность low, надёжность высокая (первоисточник CBS, ур. 1). Цепочка: официальный индекс цен CRE обновляется (факт) → появляется независимый от брокеров якорь динамики цен по сегментам (вывод) → для сверки 'дорого/дёшево' это ценный нейтральный источник против sell-side нарратива, но пока без открытых чисел его роль ограничена (вывод). Что делать: владелец коммерции — держите этот ряд в закладках как нейтральную проверку брокерских оценок вашего сегмента, когда числа откроются.</w:t>
+            </w:r>
+          </w:p>
+        </w:tc>
+        <w:tc>
+          <w:tcPr>
+            <w:tcW w:type="dxa" w:w="3855"/>
+            <w:shd w:val="clear" w:color="auto" w:fill="FFFFFF"/>
+            <w:tcMar>
+              <w:top w:w="80" w:type="dxa"/>
+              <w:bottom w:w="80" w:type="dxa"/>
+              <w:start w:w="140" w:type="dxa"/>
+              <w:end w:w="140" w:type="dxa"/>
+              <w:left w:w="140" w:type="dxa"/>
+              <w:right w:w="140" w:type="dxa"/>
+            </w:tcMar>
+          </w:tcPr>
+          <w:p>
+            <w:pPr>
+              <w:spacing w:after="0"/>
+            </w:pPr>
+            <w:r>
+              <w:rPr>
+                <w:rFonts w:ascii="Calibri" w:hAnsi="Calibri" w:cs="Calibri"/>
+                <w:b/>
+                <w:i w:val="0"/>
+                <w:color w:val="2C5F8A"/>
+                <w:sz w:val="19"/>
+              </w:rPr>
+              <w:t xml:space="preserve">◆ </w:t>
+            </w:r>
+            <w:r>
+              <w:rPr>
+                <w:rFonts w:ascii="Calibri" w:hAnsi="Calibri" w:cs="Calibri"/>
+                <w:b/>
+                <w:i w:val="0"/>
+                <w:color w:val="222B36"/>
+                <w:sz w:val="19"/>
+              </w:rPr>
+              <w:t>индекс цен CRE (CBS/Kadaster) обновлён до Q1 2026 (16.06.2026)</w:t>
+            </w:r>
+          </w:p>
+          <w:p>
+            <w:pPr>
+              <w:spacing w:before="20" w:after="0"/>
+            </w:pPr>
+            <w:r>
+              <w:rPr>
+                <w:rFonts w:ascii="Calibri" w:hAnsi="Calibri" w:cs="Calibri"/>
+                <w:b w:val="0"/>
+                <w:i/>
+                <w:color w:val="6B7785"/>
+                <w:sz w:val="15"/>
+              </w:rPr>
+              <w:t>CBS (Prijsindices commercieel vastgoed, maatwerk 2026/25)</w:t>
+            </w:r>
+            <w:hyperlink r:id="rId31">
+              <w:r>
+                <w:rPr>
+                  <w:color w:val="1155CC"/>
+                  <w:sz w:val="15.0"/>
+                  <w:rFonts w:ascii="Calibri" w:hAnsi="Calibri"/>
+                  <w:u w:val="single"/>
+                </w:rPr>
+                <w:t xml:space="preserve">  ↗</w:t>
+              </w:r>
+            </w:hyperlink>
+          </w:p>
+        </w:tc>
+      </w:tr>
+    </w:tbl>
+    <w:p>
+      <w:pPr>
+        <w:spacing w:before="0" w:after="40" w:line="269" w:lineRule="auto"/>
+        <w:jc w:val="left"/>
+      </w:pPr>
+    </w:p>
+    <w:p>
+      <w:pPr>
+        <w:keepNext/>
+        <w:spacing w:before="120" w:after="20"/>
+        <w:jc w:val="center"/>
+      </w:pPr>
+      <w:r>
+        <w:drawing>
+          <wp:inline xmlns:a="http://schemas.openxmlformats.org/drawingml/2006/main" xmlns:pic="http://schemas.openxmlformats.org/drawingml/2006/picture">
+            <wp:extent cx="5903999" cy="2920466"/>
+            <wp:docPr id="5" name="Picture 5"/>
+            <wp:cNvGraphicFramePr>
+              <a:graphicFrameLocks noChangeAspect="1"/>
+            </wp:cNvGraphicFramePr>
+            <a:graphic>
+              <a:graphicData uri="http://schemas.openxmlformats.org/drawingml/2006/picture">
+                <pic:pic>
+                  <pic:nvPicPr>
+                    <pic:cNvPr id="0" name="retail_vacancy_trend.png"/>
+                    <pic:cNvPicPr/>
+                  </pic:nvPicPr>
+                  <pic:blipFill>
+                    <a:blip r:embed="rId32"/>
+                    <a:stretch>
+                      <a:fillRect/>
+                    </a:stretch>
+                  </pic:blipFill>
+                  <pic:spPr>
+                    <a:xfrm>
+                      <a:off x="0" y="0"/>
+                      <a:ext cx="5903999" cy="2920466"/>
+                    </a:xfrm>
+                    <a:prstGeom prst="rect"/>
+                  </pic:spPr>
+                </pic:pic>
+              </a:graphicData>
+            </a:graphic>
+          </wp:inline>
+        </w:drawing>
+      </w:r>
+    </w:p>
+    <w:p>
+      <w:pPr>
+        <w:spacing w:before="0" w:after="160" w:line="259" w:lineRule="auto"/>
+        <w:jc w:val="center"/>
+      </w:pPr>
+      <w:r>
+        <w:rPr>
+          <w:rFonts w:ascii="Calibri" w:hAnsi="Calibri" w:cs="Calibri"/>
+          <w:b w:val="0"/>
+          <w:i/>
+          <w:color w:val="6B7785"/>
+          <w:sz w:val="18"/>
+        </w:rPr>
+        <w:t>Отток из центров — шанс усилить арендный микс ритейл-парка.</w:t>
+      </w:r>
+    </w:p>
+    <w:tbl>
+      <w:tblPr>
+        <w:tblW w:type="auto" w:w="0"/>
+        <w:tblLayout w:type="fixed"/>
+        <w:tblLook w:firstColumn="1" w:firstRow="1" w:lastColumn="0" w:lastRow="0" w:noHBand="0" w:noVBand="1" w:val="04A0"/>
+        <w:tblBorders>
+          <w:top w:val="none" w:sz="0"/>
+          <w:left w:val="none" w:sz="0"/>
+          <w:bottom w:val="none" w:sz="0"/>
+          <w:right w:val="none" w:sz="0"/>
+          <w:insideH w:val="none" w:sz="0"/>
+          <w:insideV w:val="none" w:sz="0"/>
+        </w:tblBorders>
+        <w:tblW w:type="dxa" w:w="9525"/>
+      </w:tblPr>
+      <w:tblGrid>
+        <w:gridCol w:w="9972"/>
+      </w:tblGrid>
+      <w:tr>
+        <w:trPr>
+          <w:cantSplit/>
+        </w:trPr>
+        <w:tc>
+          <w:tcPr>
+            <w:tcW w:type="dxa" w:w="9524"/>
+            <w:shd w:val="clear" w:color="auto" w:fill="EAF3EE"/>
+            <w:tcMar>
+              <w:top w:w="140" w:type="dxa"/>
+              <w:bottom w:w="140" w:type="dxa"/>
+              <w:start w:w="220" w:type="dxa"/>
+              <w:end w:w="220" w:type="dxa"/>
+              <w:left w:w="220" w:type="dxa"/>
+              <w:right w:w="220" w:type="dxa"/>
+            </w:tcMar>
+            <w:tcBorders>
+              <w:left w:val="single" w:sz="36" w:space="0" w:color="16846F"/>
+            </w:tcBorders>
+          </w:tcPr>
+          <w:p>
+            <w:pPr>
+              <w:spacing w:after="40"/>
+            </w:pPr>
+            <w:r>
+              <w:rPr>
+                <w:rFonts w:ascii="Calibri" w:hAnsi="Calibri" w:cs="Calibri"/>
+                <w:b/>
+                <w:i w:val="0"/>
+                <w:color w:val="105A4C"/>
+                <w:sz w:val="18"/>
+              </w:rPr>
+              <w:t>ВЫВОД</w:t>
+            </w:r>
+          </w:p>
+          <w:p>
+            <w:pPr>
+              <w:spacing w:after="0" w:line="269" w:lineRule="auto"/>
+            </w:pPr>
+            <w:r>
+              <w:rPr>
+                <w:rFonts w:ascii="Calibri" w:hAnsi="Calibri" w:cs="Calibri"/>
+                <w:b w:val="0"/>
+                <w:i w:val="0"/>
+                <w:color w:val="222B36"/>
+                <w:sz w:val="21"/>
+              </w:rPr>
+              <w:t>Тезис (уверенность средняя): NL-ритейл не в кризисе, но в тихой структурной сортировке — деньги уходят от 'коробки квадратных метров' к денежному потоку и локации. Физическая вакантность ползёт вверх медленно (7,0% против 6,7%), десятый год подряд магазинов меньше, кредит сектора стабилен (Wereldhave BBB/Stable), а институционалы осторожны и выбирают долг вместо equity. Консенсус видит NL-ритейл нейтрально-осторожно (по Wereldhave 2 Buy / 3 Hold) — здесь я с рынком согласен: без катализатора переоценки нет. Опровергнет тезис: вакантность физического ритейла прыгнет выше 8% за год ИЛИ второй институциональный ритейл-инвестор получит негативный рейтинг-экшн (смотрим годовой Monitor Locatus и IR-релизы к концу года). Риск: earningsstripping/box 3 ударят по левериджованным держателям ритейла через BV. Что делать: владелец ритейл-парка — усиливайте арендный микс за счёт арендаторов, уходящих из слабеющих центров, и фиксируйте длинных арендаторов сейчас; distressed-покупок качественного ритейла в ближайший квартал не ждите.</w:t>
+            </w:r>
+          </w:p>
+        </w:tc>
+      </w:tr>
+    </w:tbl>
+    <w:p>
+      <w:pPr>
+        <w:spacing w:before="0" w:after="120" w:line="269" w:lineRule="auto"/>
+        <w:jc w:val="left"/>
+      </w:pPr>
+    </w:p>
+    <w:tbl>
+      <w:tblPr>
+        <w:tblW w:type="auto" w:w="0"/>
+        <w:tblLayout w:type="fixed"/>
+        <w:tblLook w:firstColumn="1" w:firstRow="1" w:lastColumn="0" w:lastRow="0" w:noHBand="0" w:noVBand="1" w:val="04A0"/>
+        <w:tblBorders>
+          <w:top w:val="none" w:sz="0"/>
+          <w:left w:val="none" w:sz="0"/>
+          <w:bottom w:val="none" w:sz="0"/>
+          <w:right w:val="none" w:sz="0"/>
+          <w:insideH w:val="none" w:sz="0"/>
+          <w:insideV w:val="none" w:sz="0"/>
+        </w:tblBorders>
+        <w:tblW w:type="dxa" w:w="9525"/>
+      </w:tblPr>
+      <w:tblGrid>
+        <w:gridCol w:w="9972"/>
+      </w:tblGrid>
+      <w:tr>
+        <w:trPr>
+          <w:cantSplit/>
+        </w:trPr>
+        <w:tc>
+          <w:tcPr>
+            <w:tcW w:type="dxa" w:w="9524"/>
+            <w:shd w:val="clear" w:color="auto" w:fill="FFF6E5"/>
+            <w:tcMar>
+              <w:top w:w="100" w:type="dxa"/>
+              <w:bottom w:w="100" w:type="dxa"/>
+              <w:start w:w="220" w:type="dxa"/>
+              <w:end w:w="220" w:type="dxa"/>
+              <w:left w:w="220" w:type="dxa"/>
+              <w:right w:w="220" w:type="dxa"/>
+            </w:tcMar>
+            <w:tcBorders>
+              <w:left w:val="single" w:sz="30" w:space="0" w:color="C0791C"/>
+            </w:tcBorders>
+          </w:tcPr>
+          <w:p>
+            <w:pPr>
+              <w:spacing w:after="0" w:line="264" w:lineRule="auto"/>
+            </w:pPr>
+            <w:r>
+              <w:rPr>
+                <w:rFonts w:ascii="Calibri" w:hAnsi="Calibri" w:cs="Calibri"/>
+                <w:b/>
+                <w:i w:val="0"/>
+                <w:color w:val="8A5510"/>
+                <w:sz w:val="18"/>
+              </w:rPr>
+              <w:t xml:space="preserve">👁  ЗА ЧЕМ СЛЕДИТЬ.  </w:t>
+            </w:r>
+            <w:r>
+              <w:rPr>
+                <w:rFonts w:ascii="Calibri" w:hAnsi="Calibri" w:cs="Calibri"/>
+                <w:b w:val="0"/>
+                <w:i w:val="0"/>
+                <w:color w:val="222B36"/>
+                <w:sz w:val="20"/>
+              </w:rPr>
+              <w:t>Годовой Prinsjesdag (сентябрь) и omnibus ЕС по earningsstripping — определят, ужесточат ли вычет процентов для vastgoedlichamen. Владелец ритейла через BV: пересчитайте налоговую нагрузку по обоим сценариям до осени, чтобы решение по рефинансированию не застало врасплох.</w:t>
+            </w:r>
+          </w:p>
+        </w:tc>
+      </w:tr>
+    </w:tbl>
+    <w:p>
+      <w:pPr>
+        <w:spacing w:before="0" w:after="160" w:line="269" w:lineRule="auto"/>
         <w:jc w:val="left"/>
       </w:pPr>
     </w:p>
@@ -1544,7 +3796,7 @@
           <w:color w:val="222B36"/>
           <w:sz w:val="21"/>
         </w:rPr>
-        <w:t>30 июня Сенат (Eerste Kamer) провёл пленарные дебаты по «Закону о реальном доходе box 3» — ключевой развилке для частных арендодателей. Внесены четыре поправки, голосование по ним назначено на 7 июля. При одобрении режим стартует 1 января 2028: налог берётся с фактического арендного дохода ежегодно, а с подорожания недвижимости — только при продаже, с отсчётом от WOZ-стоимости на 1 января 2028. Простыми словами: государство хочет облагать не выдуманную, а реальную доходность вашей аренды — и отдельно прирост цены, но лишь когда вы продадите.</w:t>
+        <w:t>Сенат (Eerste Kamer) 23 июня одобрил поимённым голосованием 'Закон об усилении госрегулирования жилстроя' (Wet versterking regie volkshuisvesting): государство, провинции и муниципалитеты вновь получают инструменты решать, сколько, где и для каких групп строить. Ключевое правило: 2/3 нового жилья должно быть доступным (аренда+покупка), из них 30% — соцаренда. Большинство норм вступает в силу с 1 июля.</w:t>
       </w:r>
     </w:p>
     <w:p>
@@ -1572,7 +3824,7 @@
           <w:color w:val="222B36"/>
           <w:sz w:val="18"/>
         </w:rPr>
-        <w:t xml:space="preserve">Почему важно. Цепочка: переход к налогу с реального дохода и обложению прироста при продаже (факт) → значит, доходность аренды через частное владение после налога снижается, а «бумажный» прирост превращается в будущее обязательство (вывод) → отсюда часть мелких частных арендодателей со слабой доходностью получит стимул выйти из фонда до или вокруг 2028-го (гипотеза — зависит от финальных поправок и смягчающих мер). Надёжность процедурно высокая (дата голосования назначена), но содержание ещё может сдвинуться. ВЫИГРЫВАЮТ институционалы с льготным режимом и будущие покупатели уходящего частного фонда; ПРОИГРЫВАЮТ частники со слабой чистой доходностью. Что делать: арендодатель через BV — пересчитайте кэш-флоу по обоим сценариям (с обложением прироста и без) до 7 июля; покупатель — следите за волной предложения от выходящих частников к 2027–2028.  </w:t>
+        <w:t xml:space="preserve">Важность high, надёжность высокая (принятый закон, ур. 1). Цепочка: государство возвращает директивное планирование стройки с квотой на доступное жильё (факт) → девелоперская экономика новых проектов смещается к более низкомаржинальным сегментам, а свобода выбора продукта сужается (вывод) → для частного арендодателя это давление на предложение свободного сектора, для девелопера — обязательная доля соцаренды в расчётах (вывод). Что делать: девелопер — пересчитайте IRR новых проектов под квоту 2/3 доступного жилья до подачи планов; частный арендодатель свободного сектора — структурный дефицит поддержит вашу арендную ставку, но политический тренд против высокой доходности сохраняется.  </w:t>
       </w:r>
     </w:p>
     <w:p>
@@ -1589,7 +3841,7 @@
           <w:color w:val="6B7785"/>
           <w:sz w:val="17"/>
         </w:rPr>
-        <w:t xml:space="preserve">   📅 2026-06-30   •   Источник: Eerste Kamer der Staten-Generaal (wetsvoorstel 36.748)</w:t>
+        <w:t xml:space="preserve">   📅 2026-06-23   •   Источник: Eerste Kamer / Rijksoverheid</w:t>
       </w:r>
       <w:r>
         <w:rPr>
@@ -1601,7 +3853,100 @@
         </w:rPr>
         <w:t xml:space="preserve">   </w:t>
       </w:r>
-      <w:hyperlink r:id="rId12">
+      <w:hyperlink r:id="rId33">
+        <w:r>
+          <w:rPr>
+            <w:color w:val="1155CC"/>
+            <w:sz w:val="17.0"/>
+            <w:rFonts w:ascii="Calibri" w:hAnsi="Calibri"/>
+            <w:u w:val="single"/>
+          </w:rPr>
+          <w:t xml:space="preserve">ссылка ↗</w:t>
+        </w:r>
+      </w:hyperlink>
+    </w:p>
+    <w:p>
+      <w:pPr>
+        <w:spacing w:before="60" w:after="20" w:line="269" w:lineRule="auto"/>
+        <w:ind w:left="283" w:hanging="198"/>
+        <w:jc w:val="left"/>
+      </w:pPr>
+      <w:r>
+        <w:rPr>
+          <w:rFonts w:ascii="Calibri" w:hAnsi="Calibri" w:cs="Calibri"/>
+          <w:b/>
+          <w:i w:val="0"/>
+          <w:color w:val="B03A3A"/>
+          <w:sz w:val="21"/>
+        </w:rPr>
+        <w:t xml:space="preserve">▼  </w:t>
+      </w:r>
+      <w:r>
+        <w:rPr>
+          <w:rFonts w:ascii="Calibri" w:hAnsi="Calibri" w:cs="Calibri"/>
+          <w:b w:val="0"/>
+          <w:i w:val="0"/>
+          <w:color w:val="222B36"/>
+          <w:sz w:val="21"/>
+        </w:rPr>
+        <w:t>Сенат 30 июня отложил голосование по 'Закону о реальном доходе box 3' (переход от налога с фиктивной доходности к налогу на фактический доход, старт планово 2028) — по предложению GroenLinks-PvdA ждут анонсированную кабинетом новеллу. Голосование по четырём поправкам назначено на 7 июля. Палата критиковала обложение нереализованного прироста; кабинет опасается бюджетного разрыва ~2,4 млрд €/год с 2028 при провале закона.</w:t>
+      </w:r>
+    </w:p>
+    <w:p>
+      <w:pPr>
+        <w:spacing w:before="20" w:after="20" w:line="264" w:lineRule="auto"/>
+        <w:ind w:left="283"/>
+        <w:jc w:val="left"/>
+        <w:shd w:val="clear" w:color="auto" w:fill="FBEAEA"/>
+      </w:pPr>
+      <w:r>
+        <w:rPr>
+          <w:rFonts w:ascii="Calibri" w:hAnsi="Calibri" w:cs="Calibri"/>
+          <w:b/>
+          <w:i w:val="0"/>
+          <w:color w:val="B03A3A"/>
+          <w:sz w:val="18"/>
+        </w:rPr>
+        <w:t xml:space="preserve">  Почему важно:  </w:t>
+      </w:r>
+      <w:r>
+        <w:rPr>
+          <w:rFonts w:ascii="Calibri" w:hAnsi="Calibri" w:cs="Calibri"/>
+          <w:b w:val="0"/>
+          <w:i w:val="0"/>
+          <w:color w:val="222B36"/>
+          <w:sz w:val="18"/>
+        </w:rPr>
+        <w:t xml:space="preserve">Важность high, надёжность высокая (парламентский факт, ур. 1). Цепочка: налог для частных арендодателей меняется с фиктивной доходности на реальный арендный доход плюс прирост при продаже (факт) → чистая доходность (net yield) сдачи жилья через BV снижается, особенно у объектов со слабым денежным потоком (вывод) → часть частников получит стимул выходить к 2027-28, создавая волну предложения (вывод). Простыми словами: платить будут с реального дохода от аренды ежегодно, а с подорожания — при продаже. Что делать: арендодатель через BV — пересчитайте кэш-флоу по обоим сценариям (с обложением 'бумажного' прироста и без) до 7 июля; покупатель арендных пакетов — готовьте due-diligence, точка входа со скидкой у выходящих частников вероятна в 2027-28.  </w:t>
+      </w:r>
+    </w:p>
+    <w:p>
+      <w:pPr>
+        <w:spacing w:before="0" w:after="100" w:line="240" w:lineRule="auto"/>
+        <w:ind w:left="283"/>
+        <w:jc w:val="left"/>
+      </w:pPr>
+      <w:r>
+        <w:rPr>
+          <w:rFonts w:ascii="Calibri" w:hAnsi="Calibri" w:cs="Calibri"/>
+          <w:b w:val="0"/>
+          <w:i/>
+          <w:color w:val="6B7785"/>
+          <w:sz w:val="17"/>
+        </w:rPr>
+        <w:t xml:space="preserve">   📅 2026-06-30   •   Источник: Eerste Kamer der Staten-Generaal</w:t>
+      </w:r>
+      <w:r>
+        <w:rPr>
+          <w:rFonts w:ascii="Calibri" w:hAnsi="Calibri" w:cs="Calibri"/>
+          <w:b w:val="0"/>
+          <w:i w:val="0"/>
+          <w:color w:val="6B7785"/>
+          <w:sz w:val="17"/>
+        </w:rPr>
+        <w:t xml:space="preserve">   </w:t>
+      </w:r>
+      <w:hyperlink r:id="rId13">
         <w:r>
           <w:rPr>
             <w:color w:val="1155CC"/>
@@ -1657,7 +4002,7 @@
           <w:color w:val="222B36"/>
           <w:sz w:val="21"/>
         </w:rPr>
-        <w:t>Главный страх рынка — что институционалы бегут из арендного жилья — официально не подтвердился. Vesteda (крупнейший жилой фонд NL, ~28 000 квартир, ~10 млрд €) 26 июня объявила итоговый объём выкупа паёв: 765 млн € вместо заявленных в марте 4,1 млрд € (это было 52% капитала фонда) — снижение на 81%. Заодно ужесточены условия: заявки на выкуп теперь раз в год вместо раза в семь лет, ликвидность — best-effort до 7,5% капитала в год. Простыми словами: фонд не распахнул дверь на выход, а приоткрыл форточку.</w:t>
+        <w:t>Кабинет 26 июня выкатил азотный пакет на ~20 млрд €, чтобы снять Нидерланды со 'стикстоф-замка' и вернуть пространство под стройку. Ключевое для девелопмента: вводится математический порог депозиции (rekenkundige ondergrens) — проекты с очень малой азотной эмиссией освобождаются от природоохранного пермита. По оценке Bouwend Nederland, в 'опасной зоне' из-за азота сейчас ~244 000 домов; проекты с малой эмиссией снова должны стать возможны к концу 2027, законопроект уходит в Палату в октябре.</w:t>
       </w:r>
     </w:p>
     <w:p>
@@ -1685,7 +4030,7 @@
           <w:color w:val="222B36"/>
           <w:sz w:val="18"/>
         </w:rPr>
-        <w:t xml:space="preserve">Почему это про ваши деньги. Цепочка: крупнейший держатель арендного жилья закрыл массовый выход капитала (факт) → значит, на рынок НЕ выльется вынужденное предложение портфелей под распродажу, которое сбило бы цены (вывод) → следовательно, обвала оценок арендного жилья, которого боялись с 2023-го, в ближайшие кварталы ждать не стоит (вывод). Надёжность сигнала средняя: один фонд, но крупнейший и системообразующий — структурный знак, не дёрг. ВЫИГРЫВАЮТ институционалы-держатели; ПРОИГРЫВАЮТ покупатели, ждавшие массовой распродажи паёв со скидкой. Что делать: институционал — держать паи, не сбрасывать; покупатель арендных пакетов — основной поток дешёвого предложения придёт не отсюда, а от частников под налоговым прессом, готовьте due-diligence к 3–4 кварталу.  </w:t>
+        <w:t xml:space="preserve">Важность high, надёжность высокая (официальный релиз кабинета, ур. 1). Цепочка: азотный замок годами блокировал выдачу пермитов на стройку (факт) → пакет обещает разблокировать значительную часть жилищного пайплайна (вывод) → но это перспектива с юридическими рисками и лагом (законопроект лишь в октябре, эффект к концу 2027), а не сегодняшняя определённость (вывод). Простыми словами: азот-замок — это когда стройку нельзя начать, пока не докажешь, что не превысишь норму выбросов. Что делать: девелопер — включите разблокировку в план как сценарий, а не как факт; проекты в 'опасной зоне' готовьте к перезапуску, но не рассчитывайте на пермиты раньше 2027; частный арендодатель — рост предложения жилья к 2028 может охладить арендные ставки, закладывайте это в долгосрочную модель.  </w:t>
       </w:r>
     </w:p>
     <w:p>
@@ -1702,7 +4047,7 @@
           <w:color w:val="6B7785"/>
           <w:sz w:val="17"/>
         </w:rPr>
-        <w:t xml:space="preserve">   📅 2026-06-26   •   Источник: Vesteda Newsroom / Investor Relations</w:t>
+        <w:t xml:space="preserve">   📅 2026-06-26   •   Источник: Rijksoverheid</w:t>
       </w:r>
       <w:r>
         <w:rPr>
@@ -1714,7 +4059,193 @@
         </w:rPr>
         <w:t xml:space="preserve">   </w:t>
       </w:r>
-      <w:hyperlink r:id="rId13">
+      <w:hyperlink r:id="rId15">
+        <w:r>
+          <w:rPr>
+            <w:color w:val="1155CC"/>
+            <w:sz w:val="17.0"/>
+            <w:rFonts w:ascii="Calibri" w:hAnsi="Calibri"/>
+            <w:u w:val="single"/>
+          </w:rPr>
+          <w:t xml:space="preserve">ссылка ↗</w:t>
+        </w:r>
+      </w:hyperlink>
+    </w:p>
+    <w:p>
+      <w:pPr>
+        <w:spacing w:before="60" w:after="20" w:line="269" w:lineRule="auto"/>
+        <w:ind w:left="283" w:hanging="198"/>
+        <w:jc w:val="left"/>
+      </w:pPr>
+      <w:r>
+        <w:rPr>
+          <w:rFonts w:ascii="Calibri" w:hAnsi="Calibri" w:cs="Calibri"/>
+          <w:b/>
+          <w:i w:val="0"/>
+          <w:color w:val="1E7A4D"/>
+          <w:sz w:val="21"/>
+        </w:rPr>
+        <w:t xml:space="preserve">▲  </w:t>
+      </w:r>
+      <w:r>
+        <w:rPr>
+          <w:rFonts w:ascii="Calibri" w:hAnsi="Calibri" w:cs="Calibri"/>
+          <w:b w:val="0"/>
+          <w:i w:val="0"/>
+          <w:color w:val="222B36"/>
+          <w:sz w:val="21"/>
+        </w:rPr>
+        <w:t>Крупнейший фонд арендного жилья NL Vesteda (~28 000 квартир, ~10,8 млрд €) 26 июня остановил итоговый объём заявок на выкуп паёв на 765 млн € — впятеро меньше индикативных 4,1 млрд €, поданных в марте. Условия фонда изменены: выход теперь ежегодно (было раз в 7 лет), ликвидность — best-effort до 7,5% капитала в год. Контекст: с марта у Vesteda рейтинг S&amp;P понижен до BBB с CreditWatch Negative.</w:t>
+      </w:r>
+    </w:p>
+    <w:p>
+      <w:pPr>
+        <w:spacing w:before="20" w:after="20" w:line="264" w:lineRule="auto"/>
+        <w:ind w:left="283"/>
+        <w:jc w:val="left"/>
+        <w:shd w:val="clear" w:color="auto" w:fill="E7F4EE"/>
+      </w:pPr>
+      <w:r>
+        <w:rPr>
+          <w:rFonts w:ascii="Calibri" w:hAnsi="Calibri" w:cs="Calibri"/>
+          <w:b/>
+          <w:i w:val="0"/>
+          <w:color w:val="1E7A4D"/>
+          <w:sz w:val="18"/>
+        </w:rPr>
+        <w:t xml:space="preserve">  Почему важно:  </w:t>
+      </w:r>
+      <w:r>
+        <w:rPr>
+          <w:rFonts w:ascii="Calibri" w:hAnsi="Calibri" w:cs="Calibri"/>
+          <w:b w:val="0"/>
+          <w:i w:val="0"/>
+          <w:color w:val="222B36"/>
+          <w:sz w:val="18"/>
+        </w:rPr>
+        <w:t xml:space="preserve">Важность high, надёжность высокая (IR-раскрытие эмитента, ур. 2). Цепочка: главный страх рынка — бегство институционалов из арендного жилья — не подтвердился, выкуп схлопнулся впятеро (факт) → значит, институциональные деньги придерживают, а не бегут, обвала цен на арендные портфели не будет (вывод) → для частного арендодателя это снимает риск каскадной распродажи, давящей цены вниз (вывод). Что делать: держатель арендного жилья — панические сценарии обвала можно отложить; покупатель арендных пакетов — дисконтных распродаж от институционалов не ждите, точечные скидки придут скорее от частников под налоговым прессом.  </w:t>
+      </w:r>
+    </w:p>
+    <w:p>
+      <w:pPr>
+        <w:spacing w:before="0" w:after="100" w:line="240" w:lineRule="auto"/>
+        <w:ind w:left="283"/>
+        <w:jc w:val="left"/>
+      </w:pPr>
+      <w:r>
+        <w:rPr>
+          <w:rFonts w:ascii="Calibri" w:hAnsi="Calibri" w:cs="Calibri"/>
+          <w:b w:val="0"/>
+          <w:i/>
+          <w:color w:val="6B7785"/>
+          <w:sz w:val="17"/>
+        </w:rPr>
+        <w:t xml:space="preserve">   📅 2026-06-26   •   Источник: Vesteda Newsroom / IR</w:t>
+      </w:r>
+      <w:r>
+        <w:rPr>
+          <w:rFonts w:ascii="Calibri" w:hAnsi="Calibri" w:cs="Calibri"/>
+          <w:b w:val="0"/>
+          <w:i w:val="0"/>
+          <w:color w:val="6B7785"/>
+          <w:sz w:val="17"/>
+        </w:rPr>
+        <w:t xml:space="preserve">   </w:t>
+      </w:r>
+      <w:hyperlink r:id="rId14">
+        <w:r>
+          <w:rPr>
+            <w:color w:val="1155CC"/>
+            <w:sz w:val="17.0"/>
+            <w:rFonts w:ascii="Calibri" w:hAnsi="Calibri"/>
+            <w:u w:val="single"/>
+          </w:rPr>
+          <w:t xml:space="preserve">ссылка ↗</w:t>
+        </w:r>
+      </w:hyperlink>
+    </w:p>
+    <w:p>
+      <w:pPr>
+        <w:spacing w:before="60" w:after="20" w:line="269" w:lineRule="auto"/>
+        <w:ind w:left="283" w:hanging="198"/>
+        <w:jc w:val="left"/>
+      </w:pPr>
+      <w:r>
+        <w:rPr>
+          <w:rFonts w:ascii="Calibri" w:hAnsi="Calibri" w:cs="Calibri"/>
+          <w:b/>
+          <w:i w:val="0"/>
+          <w:color w:val="2C5F8A"/>
+          <w:sz w:val="21"/>
+        </w:rPr>
+        <w:t xml:space="preserve">◆  </w:t>
+      </w:r>
+      <w:r>
+        <w:rPr>
+          <w:rFonts w:ascii="Calibri" w:hAnsi="Calibri" w:cs="Calibri"/>
+          <w:b w:val="0"/>
+          <w:i w:val="0"/>
+          <w:color w:val="222B36"/>
+          <w:sz w:val="21"/>
+        </w:rPr>
+        <w:t>Инициативный закон депутата Beckerman (SP) о поддержке жилищных кооперативов Tweede Kamer приняла 30 июня практически единогласно (против — 1 голос). Вводятся два типа кооперативов: коллективная аренда и коллективная собственность. Далее — Сенат.</w:t>
+      </w:r>
+    </w:p>
+    <w:p>
+      <w:pPr>
+        <w:spacing w:before="20" w:after="20" w:line="264" w:lineRule="auto"/>
+        <w:ind w:left="283"/>
+        <w:jc w:val="left"/>
+        <w:shd w:val="clear" w:color="auto" w:fill="E8F0F7"/>
+      </w:pPr>
+      <w:r>
+        <w:rPr>
+          <w:rFonts w:ascii="Calibri" w:hAnsi="Calibri" w:cs="Calibri"/>
+          <w:b/>
+          <w:i w:val="0"/>
+          <w:color w:val="2C5F8A"/>
+          <w:sz w:val="18"/>
+        </w:rPr>
+        <w:t xml:space="preserve">  Почему важно:  </w:t>
+      </w:r>
+      <w:r>
+        <w:rPr>
+          <w:rFonts w:ascii="Calibri" w:hAnsi="Calibri" w:cs="Calibri"/>
+          <w:b w:val="0"/>
+          <w:i w:val="0"/>
+          <w:color w:val="222B36"/>
+          <w:sz w:val="18"/>
+        </w:rPr>
+        <w:t xml:space="preserve">Важность low, надёжность высокая (парламентский факт). Цепочка: закон облегчает коллективное/кооперативное жильё (факт) → появляется новая ниша между соцарендой и частным рынком (вывод) → для частного арендодателя это ещё один альтернативный канал предложения, конкурирующий за арендатора в доступном сегменте (вывод). Что делать: частный арендодатель доступного сегмента — держите нишу кооперативов в поле зрения как долгосрочного конкурента; прямого действия сейчас не требует.  </w:t>
+      </w:r>
+    </w:p>
+    <w:p>
+      <w:pPr>
+        <w:spacing w:before="0" w:after="100" w:line="240" w:lineRule="auto"/>
+        <w:ind w:left="283"/>
+        <w:jc w:val="left"/>
+      </w:pPr>
+      <w:r>
+        <w:rPr>
+          <w:rFonts w:ascii="Calibri" w:hAnsi="Calibri" w:cs="Calibri"/>
+          <w:b w:val="0"/>
+          <w:i/>
+          <w:color w:val="6B7785"/>
+          <w:sz w:val="17"/>
+        </w:rPr>
+        <w:t xml:space="preserve">   📅 2026-06-30   •   Источник: Eerste Kamer / Tweede Kamer</w:t>
+      </w:r>
+      <w:r>
+        <w:rPr>
+          <w:rFonts w:ascii="Calibri" w:hAnsi="Calibri" w:cs="Calibri"/>
+          <w:b w:val="0"/>
+          <w:i w:val="0"/>
+          <w:color w:val="6B7785"/>
+          <w:sz w:val="17"/>
+        </w:rPr>
+        <w:t xml:space="preserve">   </w:t>
+      </w:r>
+      <w:hyperlink r:id="rId34">
         <w:r>
           <w:rPr>
             <w:color w:val="1155CC"/>
@@ -1757,10 +4288,10 @@
           <w:rFonts w:ascii="Calibri" w:hAnsi="Calibri" w:cs="Calibri"/>
           <w:b/>
           <w:i w:val="0"/>
-          <w:color w:val="1E7A4D"/>
+          <w:color w:val="B03A3A"/>
           <w:sz w:val="21"/>
         </w:rPr>
-        <w:t xml:space="preserve">▲  </w:t>
+        <w:t xml:space="preserve">▼  </w:t>
       </w:r>
       <w:r>
         <w:rPr>
@@ -1770,7 +4301,7 @@
           <w:color w:val="222B36"/>
           <w:sz w:val="21"/>
         </w:rPr>
-        <w:t>Аренда впервые обогнала и покупку, и инфляцию. По Pararius Huurmonitor (Q1 2026) ставки в свободном секторе выросли на 7,3% г/г за м² — против +5,1% по ценам покупки и +2,1% инфляции. Новый арендатор платит в среднем 1 892 €/мес. Дешёвый сегмент сжимается: 42% свободного предложения уже дороже 2 000 €/мес против 36,5% год назад. Отчёт опубликован 10 апреля — это контекст, не новость недели.</w:t>
+        <w:t>Ценовое ралли жилья NL заканчивается — сходятся три независимых прогноза. Rabobank (9 июня): цены +2,8% (2026) и +2,0% (2027), сделки падают с 239 тыс. до 227 и 200 тыс. ABN AMRO (апрель): +3% и +4% по ценам, −3%/−4% по сделкам. DNB (12 июня): +3-4%/год в 2026-2028. TU Delft присвоил рынку статус 'code geel' — первые признаки охлаждения, overbieden упало с 5,7% до 3,7% сверх запросной.</w:t>
       </w:r>
     </w:p>
     <w:p>
@@ -1778,14 +4309,14 @@
         <w:spacing w:before="20" w:after="20" w:line="264" w:lineRule="auto"/>
         <w:ind w:left="283"/>
         <w:jc w:val="left"/>
-        <w:shd w:val="clear" w:color="auto" w:fill="E7F4EE"/>
+        <w:shd w:val="clear" w:color="auto" w:fill="FBEAEA"/>
       </w:pPr>
       <w:r>
         <w:rPr>
           <w:rFonts w:ascii="Calibri" w:hAnsi="Calibri" w:cs="Calibri"/>
           <w:b/>
           <w:i w:val="0"/>
-          <w:color w:val="1E7A4D"/>
+          <w:color w:val="B03A3A"/>
           <w:sz w:val="18"/>
         </w:rPr>
         <w:t xml:space="preserve">  Почему важно:  </w:t>
@@ -1798,7 +4329,7 @@
           <w:color w:val="222B36"/>
           <w:sz w:val="18"/>
         </w:rPr>
-        <w:t xml:space="preserve">Почему важно. Цепочка: дефицит арендного предложения толкает ставки быстрее цен покупки и инфляции (факт) → значит, операционный денежный поток арендного жилья растёт даже там, где капитальная стоимость стоит на месте (вывод) → отсюда income-составляющая доходности поддерживает оценки, частично компенсируя давление дорогих ставок на капитальную часть (вывод). Это объясняет, почему институционалы (Vesteda) предпочли придержать активы. ВЫИГРЫВАЮТ арендодатели (рост денежного потока); ПРОИГРЫВАЮТ арендаторы и покупатели премиального арендного фонда. Что делать: держатель арендного жилья — закладывайте индексацию аренды как реальный буфер против переоценки; покупатель — премиальный сегмент &gt;2 000 € перегрет, потенциал роста ставок там уже ограничен.  </w:t>
+        <w:t xml:space="preserve">Важность medium, надёжность высокая (три банка + TU Delft независимо, ур. 4-5). Цепочка: три банка и TU Delft независимо фиксируют охлаждение цен и сделок (факт) → надёжность сигнала высокая: это не одиночный дёрг, а согласованный разворот темпа роста (вывод) → для частного арендодателя мягкая посадка цен означает, что окно продажи 'на пике' сужается, а рост капитальной стоимости замедлится (вывод). Что делать: арендодатель, планировавший выход через продажу — не тяните в расчёте на дальнейший разгон цен, ралли выдыхается; долгосрочный держатель — арендный денежный поток теперь важнее ставки на подорожание.  </w:t>
       </w:r>
     </w:p>
     <w:p>
@@ -1815,7 +4346,7 @@
           <w:color w:val="6B7785"/>
           <w:sz w:val="17"/>
         </w:rPr>
-        <w:t xml:space="preserve">   📅 2026-04-10   •   Источник: Pararius — Huurmonitor Q1 2026</w:t>
+        <w:t xml:space="preserve">   📅 2026-06-09   •   Источник: RaboResearch / ABN AMRO / DNB / TU Delft</w:t>
       </w:r>
       <w:r>
         <w:rPr>
@@ -1827,100 +4358,7 @@
         </w:rPr>
         <w:t xml:space="preserve">   </w:t>
       </w:r>
-      <w:hyperlink r:id="rId19">
-        <w:r>
-          <w:rPr>
-            <w:color w:val="1155CC"/>
-            <w:sz w:val="17.0"/>
-            <w:rFonts w:ascii="Calibri" w:hAnsi="Calibri"/>
-            <w:u w:val="single"/>
-          </w:rPr>
-          <w:t xml:space="preserve">ссылка ↗</w:t>
-        </w:r>
-      </w:hyperlink>
-    </w:p>
-    <w:p>
-      <w:pPr>
-        <w:spacing w:before="60" w:after="20" w:line="269" w:lineRule="auto"/>
-        <w:ind w:left="283" w:hanging="198"/>
-        <w:jc w:val="left"/>
-      </w:pPr>
-      <w:r>
-        <w:rPr>
-          <w:rFonts w:ascii="Calibri" w:hAnsi="Calibri" w:cs="Calibri"/>
-          <w:b/>
-          <w:i w:val="0"/>
-          <w:color w:val="2C5F8A"/>
-          <w:sz w:val="21"/>
-        </w:rPr>
-        <w:t xml:space="preserve">◆  </w:t>
-      </w:r>
-      <w:r>
-        <w:rPr>
-          <w:rFonts w:ascii="Calibri" w:hAnsi="Calibri" w:cs="Calibri"/>
-          <w:b w:val="0"/>
-          <w:i w:val="0"/>
-          <w:color w:val="222B36"/>
-          <w:sz w:val="21"/>
-        </w:rPr>
-        <w:t>Доходность арендного жилья NL держится высокой, но институционалы её уже сжали. Валовая доходность (bruto aanvangsrendement) в среднем ~6,28% по стране — Роттердам выше (~6,91%), Амстердам ниже (~5,35%); чистая начальная доходность (NAR) 2,5–4,5% (Randstad 2,5–3,5%, провинция 3,5–4,5%). CBRE отмечает: из-за обилия институционального капитала доходность по регулируемому среднему сегменту (middenhuur) уже сжалась до уровня начала 2022 — нижней точки прошлого цикла. Это оценки брокера/агрегатора.</w:t>
-      </w:r>
-    </w:p>
-    <w:p>
-      <w:pPr>
-        <w:spacing w:before="20" w:after="20" w:line="264" w:lineRule="auto"/>
-        <w:ind w:left="283"/>
-        <w:jc w:val="left"/>
-        <w:shd w:val="clear" w:color="auto" w:fill="E8F0F7"/>
-      </w:pPr>
-      <w:r>
-        <w:rPr>
-          <w:rFonts w:ascii="Calibri" w:hAnsi="Calibri" w:cs="Calibri"/>
-          <w:b/>
-          <w:i w:val="0"/>
-          <w:color w:val="2C5F8A"/>
-          <w:sz w:val="18"/>
-        </w:rPr>
-        <w:t xml:space="preserve">  Почему важно:  </w:t>
-      </w:r>
-      <w:r>
-        <w:rPr>
-          <w:rFonts w:ascii="Calibri" w:hAnsi="Calibri" w:cs="Calibri"/>
-          <w:b w:val="0"/>
-          <w:i w:val="0"/>
-          <w:color w:val="222B36"/>
-          <w:sz w:val="18"/>
-        </w:rPr>
-        <w:t xml:space="preserve">Почему важно. Цепочка: масса институционального капитала давит доходность регулируемого сегмента вниз, к минимумам цикла (оценка брокера) → значит, в защищённом среднем сегменте «дёшево купить» уже не получится, маржа сжата (вывод) → отсюда капитал смещается в operationeel vastgoed — студенческое и senior-жильё, где спрос структурный, а доходность не выжата (вывод, по CBRE). Простыми словами: толпа покупателей в одном сегменте обнуляет в нём заработок. ВЫИГРЫВАЮТ операционные ниши и провинциальный фонд; ПРОИГРЫВАЮТ покупатели регулируемого middenhuur в Randstad. Что делать: инвестор в арендное жильё — смотрите на провинцию (NAR 3,5–4,5%) и операционные ниши, а не на зажатый Randstad-middenhuur.  </w:t>
-      </w:r>
-    </w:p>
-    <w:p>
-      <w:pPr>
-        <w:spacing w:before="0" w:after="100" w:line="240" w:lineRule="auto"/>
-        <w:ind w:left="283"/>
-        <w:jc w:val="left"/>
-      </w:pPr>
-      <w:r>
-        <w:rPr>
-          <w:rFonts w:ascii="Calibri" w:hAnsi="Calibri" w:cs="Calibri"/>
-          <w:b w:val="0"/>
-          <w:i/>
-          <w:color w:val="6B7785"/>
-          <w:sz w:val="17"/>
-        </w:rPr>
-        <w:t xml:space="preserve">   📅 2026-01-15   •   Источник: Global Property Guide (Q1 2026) / CBRE Netherlands Outlook 2026</w:t>
-      </w:r>
-      <w:r>
-        <w:rPr>
-          <w:rFonts w:ascii="Calibri" w:hAnsi="Calibri" w:cs="Calibri"/>
-          <w:b w:val="0"/>
-          <w:i w:val="0"/>
-          <w:color w:val="6B7785"/>
-          <w:sz w:val="17"/>
-        </w:rPr>
-        <w:t xml:space="preserve">   </w:t>
-      </w:r>
-      <w:hyperlink r:id="rId20">
+      <w:hyperlink r:id="rId35">
         <w:r>
           <w:rPr>
             <w:color w:val="1155CC"/>
@@ -2051,7 +4489,7 @@
                 <w:color w:val="222B36"/>
                 <w:sz w:val="19"/>
               </w:rPr>
-              <w:t>Рынок жилья охлаждается, но не падает. По CBS/Kadaster в мае цены на существующие дома были на 4,4% выше года назад и на 0,6% выше апреля. Это явное остывание: в декабре 2025 рост был ~6%, в марте 5%, в апреле 4,3%. Средняя цена сделки — 487 383 €. Сделок 19 120 (−2,5% г/г), но за пять месяцев объём +5% г/г. Цены на 16,6% выше пика июля 2022. Релиз вышел 22 июня — это контекст.</w:t>
+              <w:t>Рынок жилья охлаждается, но не падает: цены на существующие дома в мае на +4,4% выше г/г (апрель +4,3%), +0,6% м/м, средняя цена сделки €487 383 (CBS/Kadaster, публикация 22 июня — за день до окна, контекст). Число сделок в мае снижается: 19 120 (−2,5% г/г) при росте цен — сигнал ограниченного предложения.</w:t>
             </w:r>
           </w:p>
           <w:p>
@@ -2066,7 +4504,7 @@
                 <w:color w:val="6B7785"/>
                 <w:sz w:val="16"/>
               </w:rPr>
-              <w:t>→ Почему важно. Цепочка: годовой рост цен замедляется четыре месяца подряд (6%→5%→4,3%→4,4%) на фоне подросших ставок (факт) → значит, доступность жилья при дорогих кредитах достигает потолка платёжеспособности, спрос остывает (вывод) → отсюда рынок переходит от ралли к плато, но не к коррекции: предложение дефицитно, цены на 16,6% выше прошлого пика (вывод). ВЫИГРЫВАЮТ покупатели (стабилизация цен); ПРОИГРЫВАЮТ спекулянты на дальнейший быстрый рост. Что делать: девелопер/продавец — закладывайте плато, а не двузначный рост, в бизнес-план 2026; покупатель арендного фонда — окно агрессивных скидок от роста цен закрылось, торгуйтесь на доходности.</w:t>
+              <w:t>→ Важность medium, надёжность высокая (первоисточник CBS, ур. 1). Цепочка: цены растут, а число сделок падает (факт) → рынок сжимается по объёму при сохранении дефицита предложения (вывод) → для арендодателя это подтверждает, что структурный дефицит держит стоимость, но ликвидность выхода снижается (вывод). Что делать: держатель жилья — при планировании продажи закладывайте более долгий срок экспозиции; долгосрочная ставка на дефицит остаётся в силе.</w:t>
             </w:r>
           </w:p>
         </w:tc>
@@ -2092,10 +4530,10 @@
                 <w:rFonts w:ascii="Calibri" w:hAnsi="Calibri" w:cs="Calibri"/>
                 <w:b/>
                 <w:i w:val="0"/>
-                <w:color w:val="2C5F8A"/>
+                <w:color w:val="1E7A4D"/>
                 <w:sz w:val="19"/>
               </w:rPr>
-              <w:t xml:space="preserve">◆ </w:t>
+              <w:t xml:space="preserve">▲ </w:t>
             </w:r>
             <w:r>
               <w:rPr>
@@ -2105,7 +4543,7 @@
                 <w:color w:val="222B36"/>
                 <w:sz w:val="19"/>
               </w:rPr>
-              <w:t>+4,4% г/г; +0,6% м/м; средняя 487 383 €</w:t>
+              <w:t>цены +4,4% г/г, +0,6% м/м (май); средняя цена €487 383; сделки 19 120 (−2,5% г/г)</w:t>
             </w:r>
           </w:p>
           <w:p>
@@ -2120,9 +4558,9 @@
                 <w:color w:val="6B7785"/>
                 <w:sz w:val="15"/>
               </w:rPr>
-              <w:t>CBS — Koopwoningen in mei ruim 4 procent duurder</w:t>
+              <w:t>CBS StatLine / Kadaster</w:t>
             </w:r>
-            <w:hyperlink r:id="rId21">
+            <w:hyperlink r:id="rId36">
               <w:r>
                 <w:rPr>
                   <w:color w:val="1155CC"/>
@@ -2162,7 +4600,7 @@
                 <w:color w:val="222B36"/>
                 <w:sz w:val="19"/>
               </w:rPr>
-              <w:t>Спрос на ипотеку держится, но ставки начали кусаться. По HDN (почти полная регистрация заявок NL) в мае подано ~47 750 заявок — на 3% меньше года назад, хотя май стал вторым по активности месяцем 2026 после марта. Средняя рыночная стоимость покупаемого жилья — новый рекорд ~535 300 €. Спад заявок связывают с ростом ставок. Полные июньские данные HDN обычно выходят в начале июля.</w:t>
+              <w:t>Структурный фон, объясняющий, почему цены не падают: дефицит жилья ~396 000 единиц (4,8% фонда, ABF Primos); доступность рухнула — под ипотеку среднему домохозяйству доступен лишь 21% домов против 61% в 2015 (CPB), в четырёх крупных городах ~18%. Доля инвесторов в жилфонде снизилась до 9,0% (Kadaster Q1 2026) — частники распродают мелкое дешёвое жильё.</w:t>
             </w:r>
           </w:p>
           <w:p>
@@ -2177,7 +4615,7 @@
                 <w:color w:val="6B7785"/>
                 <w:sz w:val="16"/>
               </w:rPr>
-              <w:t>→ Почему важно. Цепочка: рост ипотечных ставок (10 лет фикс ~4,3%) сокращает число заявок при рекордной средней цене покупки (факт) → значит, с рынка вымывается маргинальный покупатель, остаётся более состоятельный (вывод) → отсюда спрос концентрируется в верхнем ценовом сегменте, а давление на массовый сегмент аренды растёт (вывод). ВЫИГРЫВАЮТ арендодатели (приток несостоявшихся покупателей в аренду); ПРОИГРЫВАЮТ маргинальные покупатели и массовый сегмент покупки. Что делать: девелопер — смещайте продуктовый микс к платёжеспособному покупателю или к аренде; арендодатель — отток несостоявшихся покупателей в аренду поддержит вашу заполняемость и ставки.</w:t>
+              <w:t>→ Важность medium, надёжность высокая (ABF/CPB/Kadaster, ур. 1-4). Цепочка: острый дефицит плюс обвал доступности плюс отток частных инвесторов (факт) → предложение структурно ограничено, но частный арендный фонд уже перетекает к покупателям-стартерам (вывод) → для частного арендодателя это двойственно: дефицит держит цену, но налоговое и регуляторное давление выталкивает мелких игроков (вывод). Что делать: частный арендодатель с мелкими дешёвыми объектами — вы в той группе, что распродаёт; оцените, выгоднее ли выйти сейчас или держать под будущий налог на реальный доход.</w:t>
             </w:r>
           </w:p>
         </w:tc>
@@ -2185,117 +4623,6 @@
           <w:tcPr>
             <w:tcW w:type="dxa" w:w="3855"/>
             <w:shd w:val="clear" w:color="auto" w:fill="FFFFFF"/>
-            <w:tcMar>
-              <w:top w:w="80" w:type="dxa"/>
-              <w:bottom w:w="80" w:type="dxa"/>
-              <w:start w:w="140" w:type="dxa"/>
-              <w:end w:w="140" w:type="dxa"/>
-              <w:left w:w="140" w:type="dxa"/>
-              <w:right w:w="140" w:type="dxa"/>
-            </w:tcMar>
-          </w:tcPr>
-          <w:p>
-            <w:pPr>
-              <w:spacing w:after="0"/>
-            </w:pPr>
-            <w:r>
-              <w:rPr>
-                <w:rFonts w:ascii="Calibri" w:hAnsi="Calibri" w:cs="Calibri"/>
-                <w:b/>
-                <w:i w:val="0"/>
-                <w:color w:val="B03A3A"/>
-                <w:sz w:val="19"/>
-              </w:rPr>
-              <w:t xml:space="preserve">▼ </w:t>
-            </w:r>
-            <w:r>
-              <w:rPr>
-                <w:rFonts w:ascii="Calibri" w:hAnsi="Calibri" w:cs="Calibri"/>
-                <w:b/>
-                <w:i w:val="0"/>
-                <w:color w:val="222B36"/>
-                <w:sz w:val="19"/>
-              </w:rPr>
-              <w:t>~47 750 заявок (−3% г/г); рекорд стоимости ~535 300 €</w:t>
-            </w:r>
-          </w:p>
-          <w:p>
-            <w:pPr>
-              <w:spacing w:before="20" w:after="0"/>
-            </w:pPr>
-            <w:r>
-              <w:rPr>
-                <w:rFonts w:ascii="Calibri" w:hAnsi="Calibri" w:cs="Calibri"/>
-                <w:b w:val="0"/>
-                <w:i/>
-                <w:color w:val="6B7785"/>
-                <w:sz w:val="15"/>
-              </w:rPr>
-              <w:t>HDN — Hypotheken Data Netwerk (marktcijfers)</w:t>
-            </w:r>
-            <w:hyperlink r:id="rId22">
-              <w:r>
-                <w:rPr>
-                  <w:color w:val="1155CC"/>
-                  <w:sz w:val="15.0"/>
-                  <w:rFonts w:ascii="Calibri" w:hAnsi="Calibri"/>
-                  <w:u w:val="single"/>
-                </w:rPr>
-                <w:t xml:space="preserve">  ↗</w:t>
-              </w:r>
-            </w:hyperlink>
-          </w:p>
-        </w:tc>
-      </w:tr>
-      <w:tr>
-        <w:tc>
-          <w:tcPr>
-            <w:tcW w:type="dxa" w:w="5669"/>
-            <w:shd w:val="clear" w:color="auto" w:fill="F4F6F8"/>
-            <w:tcMar>
-              <w:top w:w="80" w:type="dxa"/>
-              <w:bottom w:w="80" w:type="dxa"/>
-              <w:start w:w="140" w:type="dxa"/>
-              <w:end w:w="140" w:type="dxa"/>
-              <w:left w:w="140" w:type="dxa"/>
-              <w:right w:w="140" w:type="dxa"/>
-            </w:tcMar>
-          </w:tcPr>
-          <w:p>
-            <w:pPr>
-              <w:spacing w:after="0"/>
-            </w:pPr>
-            <w:r>
-              <w:rPr>
-                <w:rFonts w:ascii="Calibri" w:hAnsi="Calibri" w:cs="Calibri"/>
-                <w:b w:val="0"/>
-                <w:i w:val="0"/>
-                <w:color w:val="222B36"/>
-                <w:sz w:val="19"/>
-              </w:rPr>
-              <w:t>Приток капитала в арендное жильё — сильнейший первый квартал с 2020-го. По Capital Value транзакционный объём Q1 2026 — 2,1 млрд € (из них 1,1 млрд в новостройки). Институционалы и корпорации скупают новостройки, частники — крупнейшие покупатели существующего арендного фонда. Тревожный сигнал: доля иностранных инвесторов всего 1,5%. Релиз вышел 13 апреля — контекст.</w:t>
-            </w:r>
-          </w:p>
-          <w:p>
-            <w:pPr>
-              <w:spacing w:before="20" w:after="0"/>
-            </w:pPr>
-            <w:r>
-              <w:rPr>
-                <w:rFonts w:ascii="Calibri" w:hAnsi="Calibri" w:cs="Calibri"/>
-                <w:b w:val="0"/>
-                <w:i/>
-                <w:color w:val="6B7785"/>
-                <w:sz w:val="16"/>
-              </w:rPr>
-              <w:t>→ Почему важно. Цепочка: рекордный для последних лет приток капитала при доле иностранцев всего 1,5% (факт) → значит, спрос на сегмент почти целиком внутренний, без зарубежной подпитки (вывод) → отсюда риск: если внутренние институционалы (как Vesteda) переходят в режим «держать, не покупать», нового маргинального покупателя извне почти нет, и ликвидность сделок может просесть (гипотеза). ВЫИГРЫВАЮТ местные институционалы (мало конкуренции за активы); ПРОИГРЫВАЮТ продавцы, рассчитывающие на широкий спрос. Что делать: продавец крупного арендного пакета — не рассчитывайте на иностранного покупателя как на запасной спрос, цену задаёт узкий круг местных фондов.</w:t>
-            </w:r>
-          </w:p>
-        </w:tc>
-        <w:tc>
-          <w:tcPr>
-            <w:tcW w:type="dxa" w:w="3855"/>
-            <w:shd w:val="clear" w:color="auto" w:fill="F4F6F8"/>
             <w:tcMar>
               <w:top w:w="80" w:type="dxa"/>
               <w:bottom w:w="80" w:type="dxa"/>
@@ -2327,7 +4654,7 @@
                 <w:color w:val="222B36"/>
                 <w:sz w:val="19"/>
               </w:rPr>
-              <w:t>Q1 объём 2,1 млрд €; иностранные инвесторы 1,5%</w:t>
+              <w:t>дефицит ~396 000 (4,8%); доступно 21% домов (было 61% в 2015); доля инвесторов 9,0%</w:t>
             </w:r>
           </w:p>
           <w:p>
@@ -2342,9 +4669,9 @@
                 <w:color w:val="6B7785"/>
                 <w:sz w:val="15"/>
               </w:rPr>
-              <w:t>Capital Value — Transactievolume woningbeleggingsmarkt Q1 2026</w:t>
+              <w:t>ABF Research / CPB / Kadaster</w:t>
             </w:r>
-            <w:hyperlink r:id="rId23">
+            <w:hyperlink r:id="rId37">
               <w:r>
                 <w:rPr>
                   <w:color w:val="1155CC"/>
@@ -2374,8 +4701,8 @@
       <w:r>
         <w:drawing>
           <wp:inline xmlns:a="http://schemas.openxmlformats.org/drawingml/2006/main" xmlns:pic="http://schemas.openxmlformats.org/drawingml/2006/picture">
-            <wp:extent cx="5903999" cy="2793045"/>
-            <wp:docPr id="4" name="Picture 4"/>
+            <wp:extent cx="5903999" cy="2584312"/>
+            <wp:docPr id="6" name="Picture 6"/>
             <wp:cNvGraphicFramePr>
               <a:graphicFrameLocks noChangeAspect="1"/>
             </wp:cNvGraphicFramePr>
@@ -2383,11 +4710,11 @@
               <a:graphicData uri="http://schemas.openxmlformats.org/drawingml/2006/picture">
                 <pic:pic>
                   <pic:nvPicPr>
-                    <pic:cNvPr id="0" name="vesteda_redemption.png"/>
+                    <pic:cNvPr id="0" name="vesteda_redemption_ba.png"/>
                     <pic:cNvPicPr/>
                   </pic:nvPicPr>
                   <pic:blipFill>
-                    <a:blip r:embed="rId24"/>
+                    <a:blip r:embed="rId38"/>
                     <a:stretch>
                       <a:fillRect/>
                     </a:stretch>
@@ -2395,7 +4722,7 @@
                   <pic:spPr>
                     <a:xfrm>
                       <a:off x="0" y="0"/>
-                      <a:ext cx="5903999" cy="2793045"/>
+                      <a:ext cx="5903999" cy="2584312"/>
                     </a:xfrm>
                     <a:prstGeom prst="rect"/>
                   </pic:spPr>
@@ -2419,7 +4746,7 @@
           <w:color w:val="6B7785"/>
           <w:sz w:val="18"/>
         </w:rPr>
-        <w:t>Институционалы не бегут — обвала цен на арендный фонд не будет; держать.</w:t>
+        <w:t>Обвала цен на арендные портфели не будет; институционалам — держать.</w:t>
       </w:r>
     </w:p>
     <w:tbl>
@@ -2487,7 +4814,7 @@
                 <w:color w:val="222B36"/>
                 <w:sz w:val="21"/>
               </w:rPr>
-              <w:t>Тезис (уверенность высокая): дно по оттоку институционального капитала из арендного жилья пройдено, массовой распродажи портфелей не будет. Vesteda схлопнула выкуп паёв впятеро (765 млн € вместо 4,1 млрд) и закрыла дверь ликвидности — деньги придерживают, а не сбрасывают; при этом аренда растёт быстрее цен и инфляции (+7,3% за м²), подпирая доходность. Консенсус брокеров уже говорит «отток выдыхается» — здесь я с рынком согласен. Опровергнет это: новые заявки на выкуп паёв &gt; 1 млрд € за квартал ИЛИ второй институциональный фонд, объявивший распродажу портфеля &gt; 500 млн € (смотрим IR-релизы к концу октября). Риск: box 3 с 2028-го обложит реальный доход и прирост при продаже → частники со слабой доходностью возобновят выход. Что делать: институционал — держать паи; покупатель арендных пакетов — поток дешёвого предложения придёт не от фондов, а от частников под налоговым прессом, готовьте due-diligence к 3–4 кварталу.</w:t>
+              <w:t>Тезис (уверенность высокая): дно по оттоку институционального капитала из арендного жилья пройдено, а ценовое ралли одновременно выдыхается — рынок входит в фазу 'дорого, но без разгона'. Vesteda схлопнула выкуп впятеро (765 млн € вместо 4,1 млрд): деньги придерживают, а не бегут. При этом три банка и TU Delft согласованно фиксируют охлаждение цен до +2,8-4%/год. Консенсус уже говорит 'отток выдыхается, рост замедляется' — здесь я с рынком согласен. Опровергнет тезис: новые заявки на выкуп паёв &gt;1 млрд € за квартал ИЛИ второй институциональный фонд объявит распродажу портфеля &gt;500 млн € (смотрим IR-релизы к концу октября). Риск: box 3 с 2028 обложит нереализованный прирост → частники возобновят выход, добавив предложения. Что делать: покупатель арендных пакетов — готовьте due-diligence, точка входа со скидкой у выходящих частников вероятна в 2027-28; частный арендодатель через BV — пересчитайте кэш-флоу под налог на реальный доход до 7 июля.</w:t>
             </w:r>
           </w:p>
         </w:tc>
@@ -2559,2399 +4886,7 @@
                 <w:color w:val="222B36"/>
                 <w:sz w:val="20"/>
               </w:rPr>
-              <w:t>7 июля — голосование Сената по четырём поправкам к box 3; старт режима намечен на 2028. Аренда через BV — пересчитайте кэш-флоу по обоим сценариям (с обложением «бумажного» прироста и без) уже сейчас, чтобы решение Сената не застало врасплох.</w:t>
-            </w:r>
-          </w:p>
-        </w:tc>
-      </w:tr>
-    </w:tbl>
-    <w:p>
-      <w:pPr>
-        <w:spacing w:before="0" w:after="160" w:line="269" w:lineRule="auto"/>
-        <w:jc w:val="left"/>
-      </w:pPr>
-    </w:p>
-    <w:p>
-      <w:pPr>
-        <w:spacing w:before="200" w:after="0" w:line="269" w:lineRule="auto"/>
-        <w:jc w:val="left"/>
-      </w:pPr>
-    </w:p>
-    <w:tbl>
-      <w:tblPr>
-        <w:tblW w:type="auto" w:w="0"/>
-        <w:tblLayout w:type="fixed"/>
-        <w:tblLook w:firstColumn="1" w:firstRow="1" w:lastColumn="0" w:lastRow="0" w:noHBand="0" w:noVBand="1" w:val="04A0"/>
-        <w:tblBorders>
-          <w:top w:val="none" w:sz="0"/>
-          <w:left w:val="none" w:sz="0"/>
-          <w:bottom w:val="none" w:sz="0"/>
-          <w:right w:val="none" w:sz="0"/>
-          <w:insideH w:val="none" w:sz="0"/>
-          <w:insideV w:val="none" w:sz="0"/>
-        </w:tblBorders>
-        <w:tblW w:type="dxa" w:w="9525"/>
-      </w:tblPr>
-      <w:tblGrid>
-        <w:gridCol w:w="9972"/>
-      </w:tblGrid>
-      <w:tr>
-        <w:trPr>
-          <w:cantSplit/>
-        </w:trPr>
-        <w:tc>
-          <w:tcPr>
-            <w:tcW w:type="dxa" w:w="9524"/>
-            <w:shd w:val="clear" w:color="auto" w:fill="C0791C"/>
-            <w:tcMar>
-              <w:top w:w="120" w:type="dxa"/>
-              <w:bottom w:w="120" w:type="dxa"/>
-              <w:start w:w="200" w:type="dxa"/>
-              <w:end w:w="200" w:type="dxa"/>
-              <w:left w:w="200" w:type="dxa"/>
-              <w:right w:w="200" w:type="dxa"/>
-            </w:tcMar>
-          </w:tcPr>
-          <w:p>
-            <w:pPr>
-              <w:keepNext/>
-              <w:spacing w:after="0"/>
-            </w:pPr>
-            <w:r/>
-            <w:r>
-              <w:rPr>
-                <w:rFonts w:ascii="Calibri" w:hAnsi="Calibri" w:cs="Calibri"/>
-                <w:b/>
-                <w:i w:val="0"/>
-                <w:color w:val="FFFFFF"/>
-                <w:sz w:val="28"/>
-              </w:rPr>
-              <w:t>🏪  Коммерция (стрит-ритейл)</w:t>
-            </w:r>
-          </w:p>
-        </w:tc>
-      </w:tr>
-    </w:tbl>
-    <w:p>
-      <w:pPr>
-        <w:keepNext/>
-        <w:spacing w:before="200" w:after="60" w:line="269" w:lineRule="auto"/>
-        <w:jc w:val="left"/>
-        <w:pBdr>
-          <w:bottom w:val="single" w:sz="6" w:space="2" w:color="D7DEE6"/>
-        </w:pBdr>
-      </w:pPr>
-      <w:r>
-        <w:rPr>
-          <w:rFonts w:ascii="Calibri" w:hAnsi="Calibri" w:cs="Calibri"/>
-          <w:b/>
-          <w:i w:val="0"/>
-          <w:color w:val="8A5510"/>
-          <w:sz w:val="23"/>
-        </w:rPr>
-        <w:t>Новости</w:t>
-      </w:r>
-    </w:p>
-    <w:p>
-      <w:pPr>
-        <w:spacing w:before="60" w:after="20" w:line="269" w:lineRule="auto"/>
-        <w:ind w:left="283" w:hanging="198"/>
-        <w:jc w:val="left"/>
-      </w:pPr>
-      <w:r>
-        <w:rPr>
-          <w:rFonts w:ascii="Calibri" w:hAnsi="Calibri" w:cs="Calibri"/>
-          <w:b/>
-          <w:i w:val="0"/>
-          <w:color w:val="1E7A4D"/>
-          <w:sz w:val="21"/>
-        </w:rPr>
-        <w:t xml:space="preserve">▲  </w:t>
-      </w:r>
-      <w:r>
-        <w:rPr>
-          <w:rFonts w:ascii="Calibri" w:hAnsi="Calibri" w:cs="Calibri"/>
-          <w:b w:val="0"/>
-          <w:i w:val="0"/>
-          <w:color w:val="222B36"/>
-          <w:sz w:val="21"/>
-        </w:rPr>
-        <w:t>Пока витрины в центрах гаснут, ритейл-парки на окраинах оказались тихим чемпионом ритейла. CBRE (международный брокер №1 по площадям в NL) в отчёте «Stabiliteit in Nederlandse Retailparken» показала: вакантность на ритейл-парках всего 4,4% против 5,5% по торговой недвижимости в целом, а в 73 из 194 обследованных парков не пустует ни одного юнита. Даже банкротство Carpetright (68 освободившихся юнитов) рынок переварил — половину пересдали за 7 месяцев. Топ-5 форматов не меняется с 2016-го: Leen Bakker, JYSK, Kwantum, Beter Bed, Praxis.</w:t>
-      </w:r>
-    </w:p>
-    <w:p>
-      <w:pPr>
-        <w:spacing w:before="20" w:after="20" w:line="264" w:lineRule="auto"/>
-        <w:ind w:left="283"/>
-        <w:jc w:val="left"/>
-        <w:shd w:val="clear" w:color="auto" w:fill="E7F4EE"/>
-      </w:pPr>
-      <w:r>
-        <w:rPr>
-          <w:rFonts w:ascii="Calibri" w:hAnsi="Calibri" w:cs="Calibri"/>
-          <w:b/>
-          <w:i w:val="0"/>
-          <w:color w:val="1E7A4D"/>
-          <w:sz w:val="18"/>
-        </w:rPr>
-        <w:t xml:space="preserve">  Почему важно:  </w:t>
-      </w:r>
-      <w:r>
-        <w:rPr>
-          <w:rFonts w:ascii="Calibri" w:hAnsi="Calibri" w:cs="Calibri"/>
-          <w:b w:val="0"/>
-          <w:i w:val="0"/>
-          <w:color w:val="222B36"/>
-          <w:sz w:val="18"/>
-        </w:rPr>
-        <w:t xml:space="preserve">Почему это про ваши деньги. Цепочка: на ритейл-парках вакантность на 1,1 п.п. ниже рынка, а освободившиеся после банкротства юниты быстро пересдаются (факт) → значит, арендный поток здесь устойчивее и риск простоя ниже, чем в стрит-ритейле центров (вывод) → отсюда оценочная премия за стабильность: дефицит нового предложения (PDV-политика) держит ставки и заполняемость (вывод). Надёжность высокая: данные по 194 паркам, структурный, не разовый срез. ВЫИГРЫВАЮТ владельцы ритейл-парков и household-арендаторы (JYSK, Praxis); ПРОИГРЫВАЮТ владельцы стрит-ритейла в центрах. Что делать: владелец ритейла — при ребалансировке портфеля наращивайте долю периферийных парков с якорными household-арендаторами; держатель парка — закладывайте короткий срок re-letting в модель денежного потока. priority: high.  </w:t>
-      </w:r>
-    </w:p>
-    <w:p>
-      <w:pPr>
-        <w:spacing w:before="0" w:after="100" w:line="240" w:lineRule="auto"/>
-        <w:ind w:left="283"/>
-        <w:jc w:val="left"/>
-      </w:pPr>
-      <w:r>
-        <w:rPr>
-          <w:rFonts w:ascii="Calibri" w:hAnsi="Calibri" w:cs="Calibri"/>
-          <w:b w:val="0"/>
-          <w:i/>
-          <w:color w:val="6B7785"/>
-          <w:sz w:val="17"/>
-        </w:rPr>
-        <w:t xml:space="preserve">   📅 2026-06-24   •   Источник: CBRE «Stabiliteit in Nederlandse Retailparken» (перепечатка Wonen360)</w:t>
-      </w:r>
-      <w:r>
-        <w:rPr>
-          <w:rFonts w:ascii="Calibri" w:hAnsi="Calibri" w:cs="Calibri"/>
-          <w:b w:val="0"/>
-          <w:i w:val="0"/>
-          <w:color w:val="6B7785"/>
-          <w:sz w:val="17"/>
-        </w:rPr>
-        <w:t xml:space="preserve">   </w:t>
-      </w:r>
-      <w:hyperlink r:id="rId25">
-        <w:r>
-          <w:rPr>
-            <w:color w:val="1155CC"/>
-            <w:sz w:val="17.0"/>
-            <w:rFonts w:ascii="Calibri" w:hAnsi="Calibri"/>
-            <w:u w:val="single"/>
-          </w:rPr>
-          <w:t xml:space="preserve">ссылка ↗</w:t>
-        </w:r>
-      </w:hyperlink>
-    </w:p>
-    <w:p>
-      <w:pPr>
-        <w:spacing w:before="60" w:after="20" w:line="269" w:lineRule="auto"/>
-        <w:ind w:left="283" w:hanging="198"/>
-        <w:jc w:val="left"/>
-      </w:pPr>
-      <w:r>
-        <w:rPr>
-          <w:rFonts w:ascii="Calibri" w:hAnsi="Calibri" w:cs="Calibri"/>
-          <w:b/>
-          <w:i w:val="0"/>
-          <w:color w:val="1E7A4D"/>
-          <w:sz w:val="21"/>
-        </w:rPr>
-        <w:t xml:space="preserve">▲  </w:t>
-      </w:r>
-      <w:r>
-        <w:rPr>
-          <w:rFonts w:ascii="Calibri" w:hAnsi="Calibri" w:cs="Calibri"/>
-          <w:b w:val="0"/>
-          <w:i w:val="0"/>
-          <w:color w:val="222B36"/>
-          <w:sz w:val="21"/>
-        </w:rPr>
-        <w:t>За цифрой «низкая вакантность» стоят живые деньги — и международные. По CBRE ритейл-парки притянули за 2024–2026 более 220 млн € капитала, интерес зарубежный, а аренда на периферии стабильна. Драйвер структурный: ограничительная политика по новым PDV/woonboulevard тормозит предложение, а рост населения и спрос на товары для дома подпитывают сегмент.</w:t>
-      </w:r>
-    </w:p>
-    <w:p>
-      <w:pPr>
-        <w:spacing w:before="20" w:after="20" w:line="264" w:lineRule="auto"/>
-        <w:ind w:left="283"/>
-        <w:jc w:val="left"/>
-        <w:shd w:val="clear" w:color="auto" w:fill="E7F4EE"/>
-      </w:pPr>
-      <w:r>
-        <w:rPr>
-          <w:rFonts w:ascii="Calibri" w:hAnsi="Calibri" w:cs="Calibri"/>
-          <w:b/>
-          <w:i w:val="0"/>
-          <w:color w:val="1E7A4D"/>
-          <w:sz w:val="18"/>
-        </w:rPr>
-        <w:t xml:space="preserve">  Почему важно:  </w:t>
-      </w:r>
-      <w:r>
-        <w:rPr>
-          <w:rFonts w:ascii="Calibri" w:hAnsi="Calibri" w:cs="Calibri"/>
-          <w:b w:val="0"/>
-          <w:i w:val="0"/>
-          <w:color w:val="222B36"/>
-          <w:sz w:val="18"/>
-        </w:rPr>
-        <w:t xml:space="preserve">Почему важно. Цепочка: административный тормоз на новые торговые парки (PDV-политика) ограничивает предложение, а спрос на household-товары растёт (факт) → значит, у действующих парков нет конкуренции от новостроя, ставки и заполняемость защищены барьером входа (вывод) → отсюда сегмент притягивает международный капитал даже при дорогих деньгах: редкий случай ритейла, который покупают на росте, а не на дисконте (вывод). ВЫИГРЫВАЮТ действующие владельцы парков (барьер входа) и международный капитал; ПРОИГРЫВАЮТ девелоперы новых форматов (заблокированы политикой). Что делать: владелец парка — ваш актив получил структурную премию за дефицит, не спешите продавать на текущей доходности; покупатель — конкуренция за объекты будет расти, лучшие адреса уйдут первыми.  </w:t>
-      </w:r>
-    </w:p>
-    <w:p>
-      <w:pPr>
-        <w:spacing w:before="0" w:after="100" w:line="240" w:lineRule="auto"/>
-        <w:ind w:left="283"/>
-        <w:jc w:val="left"/>
-      </w:pPr>
-      <w:r>
-        <w:rPr>
-          <w:rFonts w:ascii="Calibri" w:hAnsi="Calibri" w:cs="Calibri"/>
-          <w:b w:val="0"/>
-          <w:i/>
-          <w:color w:val="6B7785"/>
-          <w:sz w:val="17"/>
-        </w:rPr>
-        <w:t xml:space="preserve">   📅 2026-06-24   •   Источник: CBRE «Stabiliteit in Nederlandse Retailparken»</w:t>
-      </w:r>
-      <w:r>
-        <w:rPr>
-          <w:rFonts w:ascii="Calibri" w:hAnsi="Calibri" w:cs="Calibri"/>
-          <w:b w:val="0"/>
-          <w:i w:val="0"/>
-          <w:color w:val="6B7785"/>
-          <w:sz w:val="17"/>
-        </w:rPr>
-        <w:t xml:space="preserve">   </w:t>
-      </w:r>
-      <w:hyperlink r:id="rId15">
-        <w:r>
-          <w:rPr>
-            <w:color w:val="1155CC"/>
-            <w:sz w:val="17.0"/>
-            <w:rFonts w:ascii="Calibri" w:hAnsi="Calibri"/>
-            <w:u w:val="single"/>
-          </w:rPr>
-          <w:t xml:space="preserve">ссылка ↗</w:t>
-        </w:r>
-      </w:hyperlink>
-    </w:p>
-    <w:p>
-      <w:pPr>
-        <w:keepNext/>
-        <w:spacing w:before="200" w:after="60" w:line="269" w:lineRule="auto"/>
-        <w:jc w:val="left"/>
-        <w:pBdr>
-          <w:bottom w:val="single" w:sz="6" w:space="2" w:color="D7DEE6"/>
-        </w:pBdr>
-      </w:pPr>
-      <w:r>
-        <w:rPr>
-          <w:rFonts w:ascii="Calibri" w:hAnsi="Calibri" w:cs="Calibri"/>
-          <w:b/>
-          <w:i w:val="0"/>
-          <w:color w:val="8A5510"/>
-          <w:sz w:val="23"/>
-        </w:rPr>
-        <w:t>Тренды</w:t>
-      </w:r>
-    </w:p>
-    <w:p>
-      <w:pPr>
-        <w:spacing w:before="60" w:after="20" w:line="269" w:lineRule="auto"/>
-        <w:ind w:left="283" w:hanging="198"/>
-        <w:jc w:val="left"/>
-      </w:pPr>
-      <w:r>
-        <w:rPr>
-          <w:rFonts w:ascii="Calibri" w:hAnsi="Calibri" w:cs="Calibri"/>
-          <w:b/>
-          <w:i w:val="0"/>
-          <w:color w:val="B03A3A"/>
-          <w:sz w:val="21"/>
-        </w:rPr>
-        <w:t xml:space="preserve">▼  </w:t>
-      </w:r>
-      <w:r>
-        <w:rPr>
-          <w:rFonts w:ascii="Calibri" w:hAnsi="Calibri" w:cs="Calibri"/>
-          <w:b w:val="0"/>
-          <w:i w:val="0"/>
-          <w:color w:val="222B36"/>
-          <w:sz w:val="21"/>
-        </w:rPr>
-        <w:t>У рынка ритейла два свидетеля, и биржа показывает скидку. Eurocommercial Properties (биржевой владелец prime-ТЦ, штаб в NL, объекты BE/FR/IT/SE, активы ~4 млрд €) держит на балансе чистые активы 42,81 € на акцию (EPRA NTA на конец 2025), а в середине июня акция стоила ~27,40 € — дисконт к балансу ~36%. При этом операционно фонд силён: вакантность ~1%, рост аренды и продаж арендаторов +3,4%. Простыми словами: биржа торгует акции на треть дешевле стоимости самих ТЦ на бумаге — это шёпот рынка, что оценщики ещё не списали то, что биржа уже списала.</w:t>
-      </w:r>
-    </w:p>
-    <w:p>
-      <w:pPr>
-        <w:spacing w:before="20" w:after="20" w:line="264" w:lineRule="auto"/>
-        <w:ind w:left="283"/>
-        <w:jc w:val="left"/>
-        <w:shd w:val="clear" w:color="auto" w:fill="FBEAEA"/>
-      </w:pPr>
-      <w:r>
-        <w:rPr>
-          <w:rFonts w:ascii="Calibri" w:hAnsi="Calibri" w:cs="Calibri"/>
-          <w:b/>
-          <w:i w:val="0"/>
-          <w:color w:val="B03A3A"/>
-          <w:sz w:val="18"/>
-        </w:rPr>
-        <w:t xml:space="preserve">  Почему важно:  </w:t>
-      </w:r>
-      <w:r>
-        <w:rPr>
-          <w:rFonts w:ascii="Calibri" w:hAnsi="Calibri" w:cs="Calibri"/>
-          <w:b w:val="0"/>
-          <w:i w:val="0"/>
-          <w:color w:val="222B36"/>
-          <w:sz w:val="18"/>
-        </w:rPr>
-        <w:t xml:space="preserve">Почему важно. Цепочка: крепкая операционка (вакантность ~1%, рост +3,4%) против глубокого биржевого дисконта 36% к балансу (факт) → значит, публичный рынок закладывает переоценку оценок вниз, которую приватные оценщики (appraisal) ещё не отразили (вывод) → отсюда «бумажные» оценки сопоставимых ТЦ, на которые вы равняетесь, скорее завышены относительно того, что готов платить рынок капитала сегодня (вывод). Это классический сигнал «двух свидетелей»: биржа признаётся первой. ВЫИГРЫВАЮТ покупатели prime-ТЦ (потенциальный торг); ПРОИГРЫВАЮТ продавцы, держащиеся за старую appraisal-оценку. Что делать: владелец торговой недвижимости — при рефинансировании или продаже не опирайтесь на старую appraisal-оценку как на твёрдую, закладывайте дисконт; покупатель prime-ТЦ — биржевой дисконт намекает на торг.  </w:t>
-      </w:r>
-    </w:p>
-    <w:p>
-      <w:pPr>
-        <w:spacing w:before="0" w:after="100" w:line="240" w:lineRule="auto"/>
-        <w:ind w:left="283"/>
-        <w:jc w:val="left"/>
-      </w:pPr>
-      <w:r>
-        <w:rPr>
-          <w:rFonts w:ascii="Calibri" w:hAnsi="Calibri" w:cs="Calibri"/>
-          <w:b w:val="0"/>
-          <w:i/>
-          <w:color w:val="6B7785"/>
-          <w:sz w:val="17"/>
-        </w:rPr>
-        <w:t xml:space="preserve">   📅 2026-06-15   •   Источник: Eurocommercial Properties FY2025; биржевая котировка</w:t>
-      </w:r>
-      <w:r>
-        <w:rPr>
-          <w:rFonts w:ascii="Calibri" w:hAnsi="Calibri" w:cs="Calibri"/>
-          <w:b w:val="0"/>
-          <w:i w:val="0"/>
-          <w:color w:val="6B7785"/>
-          <w:sz w:val="17"/>
-        </w:rPr>
-        <w:t xml:space="preserve">   </w:t>
-      </w:r>
-      <w:hyperlink r:id="rId26">
-        <w:r>
-          <w:rPr>
-            <w:color w:val="1155CC"/>
-            <w:sz w:val="17.0"/>
-            <w:rFonts w:ascii="Calibri" w:hAnsi="Calibri"/>
-            <w:u w:val="single"/>
-          </w:rPr>
-          <w:t xml:space="preserve">ссылка ↗</w:t>
-        </w:r>
-      </w:hyperlink>
-    </w:p>
-    <w:p>
-      <w:pPr>
-        <w:spacing w:before="60" w:after="20" w:line="269" w:lineRule="auto"/>
-        <w:ind w:left="283" w:hanging="198"/>
-        <w:jc w:val="left"/>
-      </w:pPr>
-      <w:r>
-        <w:rPr>
-          <w:rFonts w:ascii="Calibri" w:hAnsi="Calibri" w:cs="Calibri"/>
-          <w:b/>
-          <w:i w:val="0"/>
-          <w:color w:val="1E7A4D"/>
-          <w:sz w:val="21"/>
-        </w:rPr>
-        <w:t xml:space="preserve">▲  </w:t>
-      </w:r>
-      <w:r>
-        <w:rPr>
-          <w:rFonts w:ascii="Calibri" w:hAnsi="Calibri" w:cs="Calibri"/>
-          <w:b w:val="0"/>
-          <w:i w:val="0"/>
-          <w:color w:val="222B36"/>
-          <w:sz w:val="21"/>
-        </w:rPr>
-        <w:t>Нидерланды идут против европейского течения капитала. В I квартале 2026 инвестиционный объём в коммерческую недвижимость NL вырос на 77% г/г до 4,2 млрд €, тогда как по Европе объёмы УПАЛИ на 10% (данные MSCI). Деньги возвращаются именно в NL, и ритейл — один из бенефициаров.</w:t>
-      </w:r>
-    </w:p>
-    <w:p>
-      <w:pPr>
-        <w:spacing w:before="20" w:after="20" w:line="264" w:lineRule="auto"/>
-        <w:ind w:left="283"/>
-        <w:jc w:val="left"/>
-        <w:shd w:val="clear" w:color="auto" w:fill="E7F4EE"/>
-      </w:pPr>
-      <w:r>
-        <w:rPr>
-          <w:rFonts w:ascii="Calibri" w:hAnsi="Calibri" w:cs="Calibri"/>
-          <w:b/>
-          <w:i w:val="0"/>
-          <w:color w:val="1E7A4D"/>
-          <w:sz w:val="18"/>
-        </w:rPr>
-        <w:t xml:space="preserve">  Почему важно:  </w:t>
-      </w:r>
-      <w:r>
-        <w:rPr>
-          <w:rFonts w:ascii="Calibri" w:hAnsi="Calibri" w:cs="Calibri"/>
-          <w:b w:val="0"/>
-          <w:i w:val="0"/>
-          <w:color w:val="222B36"/>
-          <w:sz w:val="18"/>
-        </w:rPr>
-        <w:t xml:space="preserve">Почему важно. Цепочка: при дорогих деньгах по всей Европе капитал не уходит из NL, а прибывает (+77% против −10% по континенту, по MSCI) (факт) → значит, инвесторы считают нидерландский рынок относительно безопасной гаванью с прозрачным правом и узким суверенным спредом (вывод) → отсюда нижняя поддержка под ценами: ликвидность сделок выше европейского фона, продавцу легче найти покупателя (вывод). ВЫИГРЫВАЮТ продавцы качественных активов NL и рынок в целом; ПРОИГРЫВАЮТ покупатели, ждущие европейской скидки в NL. Что делать: владелец качественного коммерческого объекта в NL — ликвидность на вашей стороне, при необходимости выхода окно открыто; покупатель — конкуренция за нидерландские активы острее, чем за европейские аналоги.  </w:t>
-      </w:r>
-    </w:p>
-    <w:p>
-      <w:pPr>
-        <w:spacing w:before="0" w:after="100" w:line="240" w:lineRule="auto"/>
-        <w:ind w:left="283"/>
-        <w:jc w:val="left"/>
-      </w:pPr>
-      <w:r>
-        <w:rPr>
-          <w:rFonts w:ascii="Calibri" w:hAnsi="Calibri" w:cs="Calibri"/>
-          <w:b w:val="0"/>
-          <w:i/>
-          <w:color w:val="6B7785"/>
-          <w:sz w:val="17"/>
-        </w:rPr>
-        <w:t xml:space="preserve">   📅 2026-04-30   •   Источник: Vastgoedjournaal (по данным MSCI)</w:t>
-      </w:r>
-      <w:r>
-        <w:rPr>
-          <w:rFonts w:ascii="Calibri" w:hAnsi="Calibri" w:cs="Calibri"/>
-          <w:b w:val="0"/>
-          <w:i w:val="0"/>
-          <w:color w:val="6B7785"/>
-          <w:sz w:val="17"/>
-        </w:rPr>
-        <w:t xml:space="preserve">   </w:t>
-      </w:r>
-      <w:hyperlink r:id="rId27">
-        <w:r>
-          <w:rPr>
-            <w:color w:val="1155CC"/>
-            <w:sz w:val="17.0"/>
-            <w:rFonts w:ascii="Calibri" w:hAnsi="Calibri"/>
-            <w:u w:val="single"/>
-          </w:rPr>
-          <w:t xml:space="preserve">ссылка ↗</w:t>
-        </w:r>
-      </w:hyperlink>
-    </w:p>
-    <w:p>
-      <w:pPr>
-        <w:spacing w:before="60" w:after="20" w:line="269" w:lineRule="auto"/>
-        <w:ind w:left="283" w:hanging="198"/>
-        <w:jc w:val="left"/>
-      </w:pPr>
-      <w:r>
-        <w:rPr>
-          <w:rFonts w:ascii="Calibri" w:hAnsi="Calibri" w:cs="Calibri"/>
-          <w:b/>
-          <w:i w:val="0"/>
-          <w:color w:val="2C5F8A"/>
-          <w:sz w:val="21"/>
-        </w:rPr>
-        <w:t xml:space="preserve">◆  </w:t>
-      </w:r>
-      <w:r>
-        <w:rPr>
-          <w:rFonts w:ascii="Calibri" w:hAnsi="Calibri" w:cs="Calibri"/>
-          <w:b w:val="0"/>
-          <w:i w:val="0"/>
-          <w:color w:val="222B36"/>
-          <w:sz w:val="21"/>
-        </w:rPr>
-        <w:t>Prime-ритейл оценён почти как облигация. По Savills стартовая чистая доходность лучшего high-street ритейла держалась плоско ~3,75%, офисы ~4,40% (оценка брокеров, расхождение домов 25–50 б.п.). При 10Y госбонде NL 2,98% спред prime-ритейла к безрисковой ставке — всего ~0,8 п.п. премии за риск. Это последний публичный замер Savills (Q2–Q3 2025).</w:t>
-      </w:r>
-    </w:p>
-    <w:p>
-      <w:pPr>
-        <w:spacing w:before="20" w:after="20" w:line="264" w:lineRule="auto"/>
-        <w:ind w:left="283"/>
-        <w:jc w:val="left"/>
-        <w:shd w:val="clear" w:color="auto" w:fill="E8F0F7"/>
-      </w:pPr>
-      <w:r>
-        <w:rPr>
-          <w:rFonts w:ascii="Calibri" w:hAnsi="Calibri" w:cs="Calibri"/>
-          <w:b/>
-          <w:i w:val="0"/>
-          <w:color w:val="2C5F8A"/>
-          <w:sz w:val="18"/>
-        </w:rPr>
-        <w:t xml:space="preserve">  Почему важно:  </w:t>
-      </w:r>
-      <w:r>
-        <w:rPr>
-          <w:rFonts w:ascii="Calibri" w:hAnsi="Calibri" w:cs="Calibri"/>
-          <w:b w:val="0"/>
-          <w:i w:val="0"/>
-          <w:color w:val="222B36"/>
-          <w:sz w:val="18"/>
-        </w:rPr>
-        <w:t xml:space="preserve">Почему важно. Цепочка: спред prime-ритейла к безрисковой ставке сжат до ~0,8 п.п. (факт) → значит, рынок платит за дефицит лучших адресов почти столько же, сколько за гособлигацию, премия за риск тонкая (вывод) → отсюда у prime-ритейла мало запаса: при дальнейшем росте ставок именно эти объекты переоценятся вниз первыми, а у периферийных парков с доходностью ~7,5% подушка толще (вывод). Простыми словами: чем дороже актив относительно облигации, тем больнее ему от роста ставок. ВЫИГРЫВАЮТ держатели ритейл-парков (широкая спред-подушка); ПРОИГРЫВАЮТ покупатели prime-high-street на сжатом спреде. Что делать: владелец prime-ритейла — спред тонкий, не доплачивайте за «лучший адрес» на пике; ставка на ритейл-парки с широким спредом надёжнее в цикле дорогих денег.  </w:t>
-      </w:r>
-    </w:p>
-    <w:p>
-      <w:pPr>
-        <w:spacing w:before="0" w:after="100" w:line="240" w:lineRule="auto"/>
-        <w:ind w:left="283"/>
-        <w:jc w:val="left"/>
-      </w:pPr>
-      <w:r>
-        <w:rPr>
-          <w:rFonts w:ascii="Calibri" w:hAnsi="Calibri" w:cs="Calibri"/>
-          <w:b w:val="0"/>
-          <w:i/>
-          <w:color w:val="6B7785"/>
-          <w:sz w:val="17"/>
-        </w:rPr>
-        <w:t xml:space="preserve">   📅 2026-06-30   •   Источник: Savills Market in Minutes — the Netherlands (оценка брокера)</w:t>
-      </w:r>
-      <w:r>
-        <w:rPr>
-          <w:rFonts w:ascii="Calibri" w:hAnsi="Calibri" w:cs="Calibri"/>
-          <w:b w:val="0"/>
-          <w:i w:val="0"/>
-          <w:color w:val="6B7785"/>
-          <w:sz w:val="17"/>
-        </w:rPr>
-        <w:t xml:space="preserve">   </w:t>
-      </w:r>
-      <w:hyperlink r:id="rId28">
-        <w:r>
-          <w:rPr>
-            <w:color w:val="1155CC"/>
-            <w:sz w:val="17.0"/>
-            <w:rFonts w:ascii="Calibri" w:hAnsi="Calibri"/>
-            <w:u w:val="single"/>
-          </w:rPr>
-          <w:t xml:space="preserve">ссылка ↗</w:t>
-        </w:r>
-      </w:hyperlink>
-    </w:p>
-    <w:p>
-      <w:pPr>
-        <w:keepNext/>
-        <w:spacing w:before="200" w:after="60" w:line="269" w:lineRule="auto"/>
-        <w:jc w:val="left"/>
-        <w:pBdr>
-          <w:bottom w:val="single" w:sz="6" w:space="2" w:color="D7DEE6"/>
-        </w:pBdr>
-      </w:pPr>
-      <w:r>
-        <w:rPr>
-          <w:rFonts w:ascii="Calibri" w:hAnsi="Calibri" w:cs="Calibri"/>
-          <w:b/>
-          <w:i w:val="0"/>
-          <w:color w:val="8A5510"/>
-          <w:sz w:val="23"/>
-        </w:rPr>
-        <w:t>Статистика</w:t>
-      </w:r>
-    </w:p>
-    <w:tbl>
-      <w:tblPr>
-        <w:tblW w:type="auto" w:w="0"/>
-        <w:tblLayout w:type="fixed"/>
-        <w:tblLook w:firstColumn="1" w:firstRow="1" w:lastColumn="0" w:lastRow="0" w:noHBand="0" w:noVBand="1" w:val="04A0"/>
-        <w:tblBorders>
-          <w:top w:val="none" w:sz="0"/>
-          <w:left w:val="none" w:sz="0"/>
-          <w:bottom w:val="none" w:sz="0"/>
-          <w:right w:val="none" w:sz="0"/>
-          <w:insideH w:val="none" w:sz="0"/>
-          <w:insideV w:val="none" w:sz="0"/>
-        </w:tblBorders>
-        <w:tblW w:type="dxa" w:w="9525"/>
-      </w:tblPr>
-      <w:tblGrid>
-        <w:gridCol w:w="5669"/>
-        <w:gridCol w:w="3855"/>
-      </w:tblGrid>
-      <w:tr>
-        <w:tc>
-          <w:tcPr>
-            <w:tcW w:type="dxa" w:w="4762"/>
-            <w:shd w:val="clear" w:color="auto" w:fill="1F3A5F"/>
-            <w:tcMar>
-              <w:top w:w="80" w:type="dxa"/>
-              <w:bottom w:w="80" w:type="dxa"/>
-              <w:start w:w="140" w:type="dxa"/>
-              <w:end w:w="140" w:type="dxa"/>
-              <w:left w:w="140" w:type="dxa"/>
-              <w:right w:w="140" w:type="dxa"/>
-            </w:tcMar>
-          </w:tcPr>
-          <w:p>
-            <w:r>
-              <w:rPr>
-                <w:rFonts w:ascii="Calibri" w:hAnsi="Calibri" w:cs="Calibri"/>
-                <w:b/>
-                <w:i w:val="0"/>
-                <w:color w:val="FFFFFF"/>
-                <w:sz w:val="19"/>
-              </w:rPr>
-              <w:t>Показатель</w:t>
-            </w:r>
-          </w:p>
-        </w:tc>
-        <w:tc>
-          <w:tcPr>
-            <w:tcW w:type="dxa" w:w="4762"/>
-            <w:shd w:val="clear" w:color="auto" w:fill="1F3A5F"/>
-            <w:tcMar>
-              <w:top w:w="80" w:type="dxa"/>
-              <w:bottom w:w="80" w:type="dxa"/>
-              <w:start w:w="140" w:type="dxa"/>
-              <w:end w:w="140" w:type="dxa"/>
-              <w:left w:w="140" w:type="dxa"/>
-              <w:right w:w="140" w:type="dxa"/>
-            </w:tcMar>
-          </w:tcPr>
-          <w:p>
-            <w:r>
-              <w:rPr>
-                <w:rFonts w:ascii="Calibri" w:hAnsi="Calibri" w:cs="Calibri"/>
-                <w:b/>
-                <w:i w:val="0"/>
-                <w:color w:val="FFFFFF"/>
-                <w:sz w:val="19"/>
-              </w:rPr>
-              <w:t>Значение / динамика</w:t>
-            </w:r>
-          </w:p>
-        </w:tc>
-      </w:tr>
-      <w:tr>
-        <w:tc>
-          <w:tcPr>
-            <w:tcW w:type="dxa" w:w="5669"/>
-            <w:shd w:val="clear" w:color="auto" w:fill="F4F6F8"/>
-            <w:tcMar>
-              <w:top w:w="80" w:type="dxa"/>
-              <w:bottom w:w="80" w:type="dxa"/>
-              <w:start w:w="140" w:type="dxa"/>
-              <w:end w:w="140" w:type="dxa"/>
-              <w:left w:w="140" w:type="dxa"/>
-              <w:right w:w="140" w:type="dxa"/>
-            </w:tcMar>
-          </w:tcPr>
-          <w:p>
-            <w:pPr>
-              <w:spacing w:after="0"/>
-            </w:pPr>
-            <w:r>
-              <w:rPr>
-                <w:rFonts w:ascii="Calibri" w:hAnsi="Calibri" w:cs="Calibri"/>
-                <w:b w:val="0"/>
-                <w:i w:val="0"/>
-                <w:color w:val="222B36"/>
-                <w:sz w:val="19"/>
-              </w:rPr>
-              <w:t>Потребитель чуть меньше боится — и для ритейла это первое за долгое время дыхание. Доверие потребителей в июне выросло с −46 (май) до −39, готовность покупать (koopbereidheid) — с −28 до −22: лучшее улучшение доверия за 11+ лет. Но это «лёд тронулся», а не «весна»: и доверие (−39 против многолетнего ≈ −11), и готовность покупать (−22 против ≈ −9) всё ещё глубоко в минусе. Экономический климат улучшился с −72 до −64. Релиз вышел 22 июня — контекст.</w:t>
-            </w:r>
-          </w:p>
-          <w:p>
-            <w:pPr>
-              <w:spacing w:before="20" w:after="0"/>
-            </w:pPr>
-            <w:r>
-              <w:rPr>
-                <w:rFonts w:ascii="Calibri" w:hAnsi="Calibri" w:cs="Calibri"/>
-                <w:b w:val="0"/>
-                <w:i/>
-                <w:color w:val="6B7785"/>
-                <w:sz w:val="16"/>
-              </w:rPr>
-              <w:t>→ Почему важно. Цепочка: рекордный месячный скачок настроений из глубокого минуса (факт) → значит, готовность тратить чуть восстанавливается, что поддержит оборот ритейл-арендаторов (вывод) → отсюда косвенная подпорка под арендными потоками торговой недвижимости (вывод). Надёжность сигнала низкая: это разовый скачок из глубокого минуса, базовая вероятность продолжения одиночного дёрга невысока — называю «лёд тронулся», а не «разворот». ВЫИГРЫВАЮТ ритейл-арендаторы (потенциал оборота). Что делать: владелец ритейла — не закладывайте восстановление спроса в модель как факт; ждите второго подтверждающего месяца, прежде чем повышать арендные ожидания.</w:t>
-            </w:r>
-          </w:p>
-        </w:tc>
-        <w:tc>
-          <w:tcPr>
-            <w:tcW w:type="dxa" w:w="3855"/>
-            <w:shd w:val="clear" w:color="auto" w:fill="F4F6F8"/>
-            <w:tcMar>
-              <w:top w:w="80" w:type="dxa"/>
-              <w:bottom w:w="80" w:type="dxa"/>
-              <w:start w:w="140" w:type="dxa"/>
-              <w:end w:w="140" w:type="dxa"/>
-              <w:left w:w="140" w:type="dxa"/>
-              <w:right w:w="140" w:type="dxa"/>
-            </w:tcMar>
-          </w:tcPr>
-          <w:p>
-            <w:pPr>
-              <w:spacing w:after="0"/>
-            </w:pPr>
-            <w:r>
-              <w:rPr>
-                <w:rFonts w:ascii="Calibri" w:hAnsi="Calibri" w:cs="Calibri"/>
-                <w:b/>
-                <w:i w:val="0"/>
-                <w:color w:val="1E7A4D"/>
-                <w:sz w:val="19"/>
-              </w:rPr>
-              <w:t xml:space="preserve">▲ </w:t>
-            </w:r>
-            <w:r>
-              <w:rPr>
-                <w:rFonts w:ascii="Calibri" w:hAnsi="Calibri" w:cs="Calibri"/>
-                <w:b/>
-                <w:i w:val="0"/>
-                <w:color w:val="222B36"/>
-                <w:sz w:val="19"/>
-              </w:rPr>
-              <w:t>доверие −39 (май −46); koopbereidheid −22 (май −28); многолетнее среднее ≈ −9/−11</w:t>
-            </w:r>
-          </w:p>
-          <w:p>
-            <w:pPr>
-              <w:spacing w:before="20" w:after="0"/>
-            </w:pPr>
-            <w:r>
-              <w:rPr>
-                <w:rFonts w:ascii="Calibri" w:hAnsi="Calibri" w:cs="Calibri"/>
-                <w:b w:val="0"/>
-                <w:i/>
-                <w:color w:val="6B7785"/>
-                <w:sz w:val="15"/>
-              </w:rPr>
-              <w:t>CBS «Consumenten minder negatief in juni»</w:t>
-            </w:r>
-            <w:hyperlink r:id="rId29">
-              <w:r>
-                <w:rPr>
-                  <w:color w:val="1155CC"/>
-                  <w:sz w:val="15.0"/>
-                  <w:rFonts w:ascii="Calibri" w:hAnsi="Calibri"/>
-                  <w:u w:val="single"/>
-                </w:rPr>
-                <w:t xml:space="preserve">  ↗</w:t>
-              </w:r>
-            </w:hyperlink>
-          </w:p>
-        </w:tc>
-      </w:tr>
-      <w:tr>
-        <w:tc>
-          <w:tcPr>
-            <w:tcW w:type="dxa" w:w="5669"/>
-            <w:shd w:val="clear" w:color="auto" w:fill="FFFFFF"/>
-            <w:tcMar>
-              <w:top w:w="80" w:type="dxa"/>
-              <w:bottom w:w="80" w:type="dxa"/>
-              <w:start w:w="140" w:type="dxa"/>
-              <w:end w:w="140" w:type="dxa"/>
-              <w:left w:w="140" w:type="dxa"/>
-              <w:right w:w="140" w:type="dxa"/>
-            </w:tcMar>
-          </w:tcPr>
-          <w:p>
-            <w:pPr>
-              <w:spacing w:after="0"/>
-            </w:pPr>
-            <w:r>
-              <w:rPr>
-                <w:rFonts w:ascii="Calibri" w:hAnsi="Calibri" w:cs="Calibri"/>
-                <w:b w:val="0"/>
-                <w:i w:val="0"/>
-                <w:color w:val="222B36"/>
-                <w:sz w:val="19"/>
-              </w:rPr>
-              <w:t>Оборот розницы пока опережает страхи в опросах: в I квартале детайлхандель заработал на 2,2% больше год к году, онлайн-продажи прибавили 4,7%. Это фундамент под арендными потоками ритейла — оборот на метр держит платёжеспособность арендаторов. Простыми словами: люди в опросах мрачнее, чем в кассах магазинов.</w:t>
-            </w:r>
-          </w:p>
-          <w:p>
-            <w:pPr>
-              <w:spacing w:before="20" w:after="0"/>
-            </w:pPr>
-            <w:r>
-              <w:rPr>
-                <w:rFonts w:ascii="Calibri" w:hAnsi="Calibri" w:cs="Calibri"/>
-                <w:b w:val="0"/>
-                <w:i/>
-                <w:color w:val="6B7785"/>
-                <w:sz w:val="16"/>
-              </w:rPr>
-              <w:t>→ Почему важно. Цепочка: фактический оборот ритейла растёт, несмотря на мрачные опросы (факт) → значит, платёжеспособность арендаторов реально лучше, чем сигналит индекс доверия (вывод) → отсюда риск дефолтов арендаторов и роста вакантности ниже, чем рисует пессимизм настроений (вывод). ВЫИГРЫВАЮТ владельцы ритейла с оборотными арендаторами. Что делать: владелец ритейла — ориентируйтесь на оборот-на-метр арендатора (касса), а не на индексы доверия, при оценке устойчивости арендного потока.</w:t>
-            </w:r>
-          </w:p>
-        </w:tc>
-        <w:tc>
-          <w:tcPr>
-            <w:tcW w:type="dxa" w:w="3855"/>
-            <w:shd w:val="clear" w:color="auto" w:fill="FFFFFF"/>
-            <w:tcMar>
-              <w:top w:w="80" w:type="dxa"/>
-              <w:bottom w:w="80" w:type="dxa"/>
-              <w:start w:w="140" w:type="dxa"/>
-              <w:end w:w="140" w:type="dxa"/>
-              <w:left w:w="140" w:type="dxa"/>
-              <w:right w:w="140" w:type="dxa"/>
-            </w:tcMar>
-          </w:tcPr>
-          <w:p>
-            <w:pPr>
-              <w:spacing w:after="0"/>
-            </w:pPr>
-            <w:r>
-              <w:rPr>
-                <w:rFonts w:ascii="Calibri" w:hAnsi="Calibri" w:cs="Calibri"/>
-                <w:b/>
-                <w:i w:val="0"/>
-                <w:color w:val="1E7A4D"/>
-                <w:sz w:val="19"/>
-              </w:rPr>
-              <w:t xml:space="preserve">▲ </w:t>
-            </w:r>
-            <w:r>
-              <w:rPr>
-                <w:rFonts w:ascii="Calibri" w:hAnsi="Calibri" w:cs="Calibri"/>
-                <w:b/>
-                <w:i w:val="0"/>
-                <w:color w:val="222B36"/>
-                <w:sz w:val="19"/>
-              </w:rPr>
-              <w:t>+2,2% оборот розницы г/г (Q1); онлайн +4,7%</w:t>
-            </w:r>
-          </w:p>
-          <w:p>
-            <w:pPr>
-              <w:spacing w:before="20" w:after="0"/>
-            </w:pPr>
-            <w:r>
-              <w:rPr>
-                <w:rFonts w:ascii="Calibri" w:hAnsi="Calibri" w:cs="Calibri"/>
-                <w:b w:val="0"/>
-                <w:i/>
-                <w:color w:val="6B7785"/>
-                <w:sz w:val="15"/>
-              </w:rPr>
-              <w:t>CBS «Omzet detailhandel 2,2 procent hoger in eerste kwartaal»</w:t>
-            </w:r>
-            <w:hyperlink r:id="rId30">
-              <w:r>
-                <w:rPr>
-                  <w:color w:val="1155CC"/>
-                  <w:sz w:val="15.0"/>
-                  <w:rFonts w:ascii="Calibri" w:hAnsi="Calibri"/>
-                  <w:u w:val="single"/>
-                </w:rPr>
-                <w:t xml:space="preserve">  ↗</w:t>
-              </w:r>
-            </w:hyperlink>
-          </w:p>
-        </w:tc>
-      </w:tr>
-    </w:tbl>
-    <w:p>
-      <w:pPr>
-        <w:spacing w:before="0" w:after="40" w:line="269" w:lineRule="auto"/>
-        <w:jc w:val="left"/>
-      </w:pPr>
-    </w:p>
-    <w:p>
-      <w:pPr>
-        <w:keepNext/>
-        <w:spacing w:before="120" w:after="20"/>
-        <w:jc w:val="center"/>
-      </w:pPr>
-      <w:r>
-        <w:drawing>
-          <wp:inline xmlns:a="http://schemas.openxmlformats.org/drawingml/2006/main" xmlns:pic="http://schemas.openxmlformats.org/drawingml/2006/picture">
-            <wp:extent cx="5903999" cy="3027434"/>
-            <wp:docPr id="5" name="Picture 5"/>
-            <wp:cNvGraphicFramePr>
-              <a:graphicFrameLocks noChangeAspect="1"/>
-            </wp:cNvGraphicFramePr>
-            <a:graphic>
-              <a:graphicData uri="http://schemas.openxmlformats.org/drawingml/2006/picture">
-                <pic:pic>
-                  <pic:nvPicPr>
-                    <pic:cNvPr id="0" name="retail_park_vac.png"/>
-                    <pic:cNvPicPr/>
-                  </pic:nvPicPr>
-                  <pic:blipFill>
-                    <a:blip r:embed="rId31"/>
-                    <a:stretch>
-                      <a:fillRect/>
-                    </a:stretch>
-                  </pic:blipFill>
-                  <pic:spPr>
-                    <a:xfrm>
-                      <a:off x="0" y="0"/>
-                      <a:ext cx="5903999" cy="3027434"/>
-                    </a:xfrm>
-                    <a:prstGeom prst="rect"/>
-                  </pic:spPr>
-                </pic:pic>
-              </a:graphicData>
-            </a:graphic>
-          </wp:inline>
-        </w:drawing>
-      </w:r>
-    </w:p>
-    <w:p>
-      <w:pPr>
-        <w:spacing w:before="0" w:after="160" w:line="259" w:lineRule="auto"/>
-        <w:jc w:val="center"/>
-      </w:pPr>
-      <w:r>
-        <w:rPr>
-          <w:rFonts w:ascii="Calibri" w:hAnsi="Calibri" w:cs="Calibri"/>
-          <w:b w:val="0"/>
-          <w:i/>
-          <w:color w:val="6B7785"/>
-          <w:sz w:val="18"/>
-        </w:rPr>
-        <w:t>Смотрите на периферию с household-якорями, а не в гаснущие центры.</w:t>
-      </w:r>
-    </w:p>
-    <w:tbl>
-      <w:tblPr>
-        <w:tblW w:type="auto" w:w="0"/>
-        <w:tblLayout w:type="fixed"/>
-        <w:tblLook w:firstColumn="1" w:firstRow="1" w:lastColumn="0" w:lastRow="0" w:noHBand="0" w:noVBand="1" w:val="04A0"/>
-        <w:tblBorders>
-          <w:top w:val="none" w:sz="0"/>
-          <w:left w:val="none" w:sz="0"/>
-          <w:bottom w:val="none" w:sz="0"/>
-          <w:right w:val="none" w:sz="0"/>
-          <w:insideH w:val="none" w:sz="0"/>
-          <w:insideV w:val="none" w:sz="0"/>
-        </w:tblBorders>
-        <w:tblW w:type="dxa" w:w="9525"/>
-      </w:tblPr>
-      <w:tblGrid>
-        <w:gridCol w:w="9972"/>
-      </w:tblGrid>
-      <w:tr>
-        <w:trPr>
-          <w:cantSplit/>
-        </w:trPr>
-        <w:tc>
-          <w:tcPr>
-            <w:tcW w:type="dxa" w:w="9524"/>
-            <w:shd w:val="clear" w:color="auto" w:fill="EAF3EE"/>
-            <w:tcMar>
-              <w:top w:w="140" w:type="dxa"/>
-              <w:bottom w:w="140" w:type="dxa"/>
-              <w:start w:w="220" w:type="dxa"/>
-              <w:end w:w="220" w:type="dxa"/>
-              <w:left w:w="220" w:type="dxa"/>
-              <w:right w:w="220" w:type="dxa"/>
-            </w:tcMar>
-            <w:tcBorders>
-              <w:left w:val="single" w:sz="36" w:space="0" w:color="16846F"/>
-            </w:tcBorders>
-          </w:tcPr>
-          <w:p>
-            <w:pPr>
-              <w:spacing w:after="40"/>
-            </w:pPr>
-            <w:r>
-              <w:rPr>
-                <w:rFonts w:ascii="Calibri" w:hAnsi="Calibri" w:cs="Calibri"/>
-                <w:b/>
-                <w:i w:val="0"/>
-                <w:color w:val="105A4C"/>
-                <w:sz w:val="18"/>
-              </w:rPr>
-              <w:t>ВЫВОД</w:t>
-            </w:r>
-          </w:p>
-          <w:p>
-            <w:pPr>
-              <w:spacing w:after="0" w:line="269" w:lineRule="auto"/>
-            </w:pPr>
-            <w:r>
-              <w:rPr>
-                <w:rFonts w:ascii="Calibri" w:hAnsi="Calibri" w:cs="Calibri"/>
-                <w:b w:val="0"/>
-                <w:i w:val="0"/>
-                <w:color w:val="222B36"/>
-                <w:sz w:val="21"/>
-              </w:rPr>
-              <w:t>Тезис (уверенность высокая): в ритейле деньги делаются на периферии, а не в центрах. Ритейл-парки — структурный победитель: вакантность 4,4% против 5,5% по рынку, &gt;220 млн € притока за 2024–2026, доходность ~7,5% брутто и широкая спред-подушка против тонких ~0,8 п.п. у prime-high-street. Барьер входа (PDV-политика) защищает ставки, оборот розницы растёт (+2,2%), а настроения чуть оттаяли. Консенсус считает ритейл «структурно проблемным» из-за центров — я считаю, что это верно лишь для high-street, а парки — отдельный, растущий класс. Опровергнет тезис: рост вакантности ритейл-парков выше 5,5% (на уровень рынка) ИЛИ волна банкротств household-сетей (JYSK/Praxis/Beter Bed) с простоем юнитов &gt; 12 мес (смотрим следующий срез CBRE/Locatus). Риск: разовый скачок доверия (−22) не подтвердится вторым месяцем, и оборот развернётся. Что делать: владелец ритейла — наращивайте долю периферийных парков с household-якорями против гаснущих центров, держите текущие объекты на широком спреде; покупатель prime-high-street — не доплачивайте за адрес на сжатой премии за риск.</w:t>
-            </w:r>
-          </w:p>
-        </w:tc>
-      </w:tr>
-    </w:tbl>
-    <w:p>
-      <w:pPr>
-        <w:spacing w:before="0" w:after="120" w:line="269" w:lineRule="auto"/>
-        <w:jc w:val="left"/>
-      </w:pPr>
-    </w:p>
-    <w:tbl>
-      <w:tblPr>
-        <w:tblW w:type="auto" w:w="0"/>
-        <w:tblLayout w:type="fixed"/>
-        <w:tblLook w:firstColumn="1" w:firstRow="1" w:lastColumn="0" w:lastRow="0" w:noHBand="0" w:noVBand="1" w:val="04A0"/>
-        <w:tblBorders>
-          <w:top w:val="none" w:sz="0"/>
-          <w:left w:val="none" w:sz="0"/>
-          <w:bottom w:val="none" w:sz="0"/>
-          <w:right w:val="none" w:sz="0"/>
-          <w:insideH w:val="none" w:sz="0"/>
-          <w:insideV w:val="none" w:sz="0"/>
-        </w:tblBorders>
-        <w:tblW w:type="dxa" w:w="9525"/>
-      </w:tblPr>
-      <w:tblGrid>
-        <w:gridCol w:w="9972"/>
-      </w:tblGrid>
-      <w:tr>
-        <w:trPr>
-          <w:cantSplit/>
-        </w:trPr>
-        <w:tc>
-          <w:tcPr>
-            <w:tcW w:type="dxa" w:w="9524"/>
-            <w:shd w:val="clear" w:color="auto" w:fill="FFF6E5"/>
-            <w:tcMar>
-              <w:top w:w="100" w:type="dxa"/>
-              <w:bottom w:w="100" w:type="dxa"/>
-              <w:start w:w="220" w:type="dxa"/>
-              <w:end w:w="220" w:type="dxa"/>
-              <w:left w:w="220" w:type="dxa"/>
-              <w:right w:w="220" w:type="dxa"/>
-            </w:tcMar>
-            <w:tcBorders>
-              <w:left w:val="single" w:sz="30" w:space="0" w:color="C0791C"/>
-            </w:tcBorders>
-          </w:tcPr>
-          <w:p>
-            <w:pPr>
-              <w:spacing w:after="0" w:line="264" w:lineRule="auto"/>
-            </w:pPr>
-            <w:r>
-              <w:rPr>
-                <w:rFonts w:ascii="Calibri" w:hAnsi="Calibri" w:cs="Calibri"/>
-                <w:b/>
-                <w:i w:val="0"/>
-                <w:color w:val="8A5510"/>
-                <w:sz w:val="18"/>
-              </w:rPr>
-              <w:t xml:space="preserve">👁  ЗА ЧЕМ СЛЕДИТЬ.  </w:t>
-            </w:r>
-            <w:r>
-              <w:rPr>
-                <w:rFonts w:ascii="Calibri" w:hAnsi="Calibri" w:cs="Calibri"/>
-                <w:b w:val="0"/>
-                <w:i w:val="0"/>
-                <w:color w:val="222B36"/>
-                <w:sz w:val="20"/>
-              </w:rPr>
-              <w:t>Следующий срез вакантности CBRE/Locatus и второй месяц данных по доверию CBS (середина июля). Владелец парка: если koopbereidheid даст второй рост подряд И оборот удержит +2%, повышайте арендные ожидания при перезаключении договоров; до этого — держите текущие условия.</w:t>
-            </w:r>
-          </w:p>
-        </w:tc>
-      </w:tr>
-    </w:tbl>
-    <w:p>
-      <w:pPr>
-        <w:spacing w:before="0" w:after="160" w:line="269" w:lineRule="auto"/>
-        <w:jc w:val="left"/>
-      </w:pPr>
-    </w:p>
-    <w:p>
-      <w:pPr>
-        <w:spacing w:before="200" w:after="0" w:line="269" w:lineRule="auto"/>
-        <w:jc w:val="left"/>
-      </w:pPr>
-    </w:p>
-    <w:tbl>
-      <w:tblPr>
-        <w:tblW w:type="auto" w:w="0"/>
-        <w:tblLayout w:type="fixed"/>
-        <w:tblLook w:firstColumn="1" w:firstRow="1" w:lastColumn="0" w:lastRow="0" w:noHBand="0" w:noVBand="1" w:val="04A0"/>
-        <w:tblBorders>
-          <w:top w:val="none" w:sz="0"/>
-          <w:left w:val="none" w:sz="0"/>
-          <w:bottom w:val="none" w:sz="0"/>
-          <w:right w:val="none" w:sz="0"/>
-          <w:insideH w:val="none" w:sz="0"/>
-          <w:insideV w:val="none" w:sz="0"/>
-        </w:tblBorders>
-        <w:tblW w:type="dxa" w:w="9525"/>
-      </w:tblPr>
-      <w:tblGrid>
-        <w:gridCol w:w="9972"/>
-      </w:tblGrid>
-      <w:tr>
-        <w:trPr>
-          <w:cantSplit/>
-        </w:trPr>
-        <w:tc>
-          <w:tcPr>
-            <w:tcW w:type="dxa" w:w="9524"/>
-            <w:shd w:val="clear" w:color="auto" w:fill="2C5F8A"/>
-            <w:tcMar>
-              <w:top w:w="120" w:type="dxa"/>
-              <w:bottom w:w="120" w:type="dxa"/>
-              <w:start w:w="200" w:type="dxa"/>
-              <w:end w:w="200" w:type="dxa"/>
-              <w:left w:w="200" w:type="dxa"/>
-              <w:right w:w="200" w:type="dxa"/>
-            </w:tcMar>
-          </w:tcPr>
-          <w:p>
-            <w:pPr>
-              <w:keepNext/>
-              <w:spacing w:after="0"/>
-            </w:pPr>
-            <w:r/>
-            <w:r>
-              <w:rPr>
-                <w:rFonts w:ascii="Calibri" w:hAnsi="Calibri" w:cs="Calibri"/>
-                <w:b/>
-                <w:i w:val="0"/>
-                <w:color w:val="FFFFFF"/>
-                <w:sz w:val="28"/>
-              </w:rPr>
-              <w:t>🏭  Индустриал (склады, промзоны)</w:t>
-            </w:r>
-          </w:p>
-        </w:tc>
-      </w:tr>
-    </w:tbl>
-    <w:p>
-      <w:pPr>
-        <w:keepNext/>
-        <w:spacing w:before="200" w:after="60" w:line="269" w:lineRule="auto"/>
-        <w:jc w:val="left"/>
-        <w:pBdr>
-          <w:bottom w:val="single" w:sz="6" w:space="2" w:color="D7DEE6"/>
-        </w:pBdr>
-      </w:pPr>
-      <w:r>
-        <w:rPr>
-          <w:rFonts w:ascii="Calibri" w:hAnsi="Calibri" w:cs="Calibri"/>
-          <w:b/>
-          <w:i w:val="0"/>
-          <w:color w:val="1E4466"/>
-          <w:sz w:val="23"/>
-        </w:rPr>
-        <w:t>Новости</w:t>
-      </w:r>
-    </w:p>
-    <w:p>
-      <w:pPr>
-        <w:spacing w:before="60" w:after="20" w:line="269" w:lineRule="auto"/>
-        <w:ind w:left="283" w:hanging="198"/>
-        <w:jc w:val="left"/>
-      </w:pPr>
-      <w:r>
-        <w:rPr>
-          <w:rFonts w:ascii="Calibri" w:hAnsi="Calibri" w:cs="Calibri"/>
-          <w:b/>
-          <w:i w:val="0"/>
-          <w:color w:val="1E7A4D"/>
-          <w:sz w:val="21"/>
-        </w:rPr>
-        <w:t xml:space="preserve">▲  </w:t>
-      </w:r>
-      <w:r>
-        <w:rPr>
-          <w:rFonts w:ascii="Calibri" w:hAnsi="Calibri" w:cs="Calibri"/>
-          <w:b w:val="0"/>
-          <w:i w:val="0"/>
-          <w:color w:val="222B36"/>
-          <w:sz w:val="21"/>
-        </w:rPr>
-        <w:t>Крупнейший в мире владелец складов Prologis вынес на публику отвергнутую оферту на британскую Segro — и это новый ценник на каждый ваш квадратный метр логистики. Сделка целиком в акциях: ~12,6 млрд £ (~16,6 млрд $), 925 пенсов за акцию, премия ~25% к рынку. Совет Segro назвал предложение заниженным, особенно с учётом портфеля дата-центров. По британскому кодексу поглощений (Правило 2.6(a)) Prologis обязана до 17:00 (Лондон) 22 июля либо объявить твёрдое намерение, либо отступить (put up or shut up). Простыми словами: профи готов платить четверть сверху биржевой цены за европейскую логистику — и сказал это вслух.</w:t>
-      </w:r>
-    </w:p>
-    <w:p>
-      <w:pPr>
-        <w:spacing w:before="20" w:after="20" w:line="264" w:lineRule="auto"/>
-        <w:ind w:left="283"/>
-        <w:jc w:val="left"/>
-        <w:shd w:val="clear" w:color="auto" w:fill="E7F4EE"/>
-      </w:pPr>
-      <w:r>
-        <w:rPr>
-          <w:rFonts w:ascii="Calibri" w:hAnsi="Calibri" w:cs="Calibri"/>
-          <w:b/>
-          <w:i w:val="0"/>
-          <w:color w:val="1E7A4D"/>
-          <w:sz w:val="18"/>
-        </w:rPr>
-        <w:t xml:space="preserve">  Почему важно:  </w:t>
-      </w:r>
-      <w:r>
-        <w:rPr>
-          <w:rFonts w:ascii="Calibri" w:hAnsi="Calibri" w:cs="Calibri"/>
-          <w:b w:val="0"/>
-          <w:i w:val="0"/>
-          <w:color w:val="222B36"/>
-          <w:sz w:val="18"/>
-        </w:rPr>
-        <w:t xml:space="preserve">Почему это про ваши деньги. Цепочка: крупнейший игрок мира публично оценил европейскую логистику с премией ~25% к бирже (факт) → значит, рынок сделок получает свежий ориентир «справедливой» цены сверху, и оценщики подтянут к нему сопоставимые склады в NL (вывод) → отсюда ваш склад в prime-коридоре на бумаге дорожает ещё до того, как вы что-то сделали (вывод). Надёжность высокая: одна громкая сделка переустанавливает планку для всего сегмента — структурный репер, не дёрг. ВЫИГРЫВАЮТ держатели prime-логистики NL и продавцы складов; ПРОИГРЫВАЮТ покупатели, ждавшие дешёвого входа. Что делать: держатель логистики в Венло/Тилбурге — не продавайте до 22 июля, оферта поднимает вашу переговорную планку; покупатель — спешка до 22 июля невыгодна, дешёвое окно может закрыться. Следите за доходностями CTP/WDP/Montea — отыграют новость первыми.  </w:t>
-      </w:r>
-    </w:p>
-    <w:p>
-      <w:pPr>
-        <w:spacing w:before="0" w:after="100" w:line="240" w:lineRule="auto"/>
-        <w:ind w:left="283"/>
-        <w:jc w:val="left"/>
-      </w:pPr>
-      <w:r>
-        <w:rPr>
-          <w:rFonts w:ascii="Calibri" w:hAnsi="Calibri" w:cs="Calibri"/>
-          <w:b w:val="0"/>
-          <w:i/>
-          <w:color w:val="6B7785"/>
-          <w:sz w:val="17"/>
-        </w:rPr>
-        <w:t xml:space="preserve">   📅 2026-06-24   •   Источник: Reuters / Bloomberg; Prologis (PR Newswire)</w:t>
-      </w:r>
-      <w:r>
-        <w:rPr>
-          <w:rFonts w:ascii="Calibri" w:hAnsi="Calibri" w:cs="Calibri"/>
-          <w:b w:val="0"/>
-          <w:i w:val="0"/>
-          <w:color w:val="6B7785"/>
-          <w:sz w:val="17"/>
-        </w:rPr>
-        <w:t xml:space="preserve">   </w:t>
-      </w:r>
-      <w:hyperlink r:id="rId11">
-        <w:r>
-          <w:rPr>
-            <w:color w:val="1155CC"/>
-            <w:sz w:val="17.0"/>
-            <w:rFonts w:ascii="Calibri" w:hAnsi="Calibri"/>
-            <w:u w:val="single"/>
-          </w:rPr>
-          <w:t xml:space="preserve">ссылка ↗</w:t>
-        </w:r>
-      </w:hyperlink>
-    </w:p>
-    <w:p>
-      <w:pPr>
-        <w:spacing w:before="60" w:after="20" w:line="269" w:lineRule="auto"/>
-        <w:ind w:left="283" w:hanging="198"/>
-        <w:jc w:val="left"/>
-      </w:pPr>
-      <w:r>
-        <w:rPr>
-          <w:rFonts w:ascii="Calibri" w:hAnsi="Calibri" w:cs="Calibri"/>
-          <w:b/>
-          <w:i w:val="0"/>
-          <w:color w:val="B03A3A"/>
-          <w:sz w:val="21"/>
-        </w:rPr>
-        <w:t xml:space="preserve">▼  </w:t>
-      </w:r>
-      <w:r>
-        <w:rPr>
-          <w:rFonts w:ascii="Calibri" w:hAnsi="Calibri" w:cs="Calibri"/>
-          <w:b w:val="0"/>
-          <w:i w:val="0"/>
-          <w:color w:val="222B36"/>
-          <w:sz w:val="21"/>
-        </w:rPr>
-        <w:t>Deutsche Bank срезал целевые цены сразу по четырём листингованным логистическим игрокам, но рекомендацию «покупать» сохранил по всем. CTP (крупнейший по площади владелец логистики Европы, регистрация в NL, AEX) — с 22,00 до 19,00 €; WDP (ведущий логистический REIT BE/NL) — с 30,00 до 25,00 €; Montea — с 85,00 до 73,00 €; VGP — со 120 до 100 €. Логика банка: рост ставок «уже в цене», оценки привлекательны, оферта Prologis за Segro их подпирает; VGP — в фаворитах. Целевая цена акции (koersdoel) — это прогноз банка, не факт.</w:t>
-      </w:r>
-    </w:p>
-    <w:p>
-      <w:pPr>
-        <w:spacing w:before="20" w:after="20" w:line="264" w:lineRule="auto"/>
-        <w:ind w:left="283"/>
-        <w:jc w:val="left"/>
-        <w:shd w:val="clear" w:color="auto" w:fill="FBEAEA"/>
-      </w:pPr>
-      <w:r>
-        <w:rPr>
-          <w:rFonts w:ascii="Calibri" w:hAnsi="Calibri" w:cs="Calibri"/>
-          <w:b/>
-          <w:i w:val="0"/>
-          <w:color w:val="B03A3A"/>
-          <w:sz w:val="18"/>
-        </w:rPr>
-        <w:t xml:space="preserve">  Почему важно:  </w:t>
-      </w:r>
-      <w:r>
-        <w:rPr>
-          <w:rFonts w:ascii="Calibri" w:hAnsi="Calibri" w:cs="Calibri"/>
-          <w:b w:val="0"/>
-          <w:i w:val="0"/>
-          <w:color w:val="222B36"/>
-          <w:sz w:val="18"/>
-        </w:rPr>
-        <w:t xml:space="preserve">Почему важно. Цепочка: банк срезал цели на 14–17%, но держит «покупать» (прогноз sell-side) → значит, он переоценивает логистику вниз через ставку дисконтирования (дорогие деньги), а не через аренду — арендные потоки в порядке (вывод) → отсюда падение «бумажной» цены не означает ухудшения операционки вашего склада, это эффект термостата ставок (вывод). Учитывайте конфликт интересов: банк зарабатывает на обороте и склонен к «покупать». ВЫИГРЫВАЮТ долгосрочные покупатели логистических REIT (вход по сниженным целям); ПРОИГРЫВАЮТ держатели с плечом, чувствительные к биржевой переоценке. Что делать: держатель логистики — не паникуйте из-за снижения биржевых оценок соседних REIT, ваш арендный поток это не затрагивает; инвестор — проверяйте арендную устойчивость, а не верьте брокеру на слово.  </w:t>
-      </w:r>
-    </w:p>
-    <w:p>
-      <w:pPr>
-        <w:spacing w:before="0" w:after="100" w:line="240" w:lineRule="auto"/>
-        <w:ind w:left="283"/>
-        <w:jc w:val="left"/>
-      </w:pPr>
-      <w:r>
-        <w:rPr>
-          <w:rFonts w:ascii="Calibri" w:hAnsi="Calibri" w:cs="Calibri"/>
-          <w:b w:val="0"/>
-          <w:i/>
-          <w:color w:val="6B7785"/>
-          <w:sz w:val="17"/>
-        </w:rPr>
-        <w:t xml:space="preserve">   📅 2026-06-25   •   Источник: Deutsche Bank (перепечатка De Aandeelhouder / CashCow)</w:t>
-      </w:r>
-      <w:r>
-        <w:rPr>
-          <w:rFonts w:ascii="Calibri" w:hAnsi="Calibri" w:cs="Calibri"/>
-          <w:b w:val="0"/>
-          <w:i w:val="0"/>
-          <w:color w:val="6B7785"/>
-          <w:sz w:val="17"/>
-        </w:rPr>
-        <w:t xml:space="preserve">   </w:t>
-      </w:r>
-      <w:hyperlink r:id="rId14">
-        <w:r>
-          <w:rPr>
-            <w:color w:val="1155CC"/>
-            <w:sz w:val="17.0"/>
-            <w:rFonts w:ascii="Calibri" w:hAnsi="Calibri"/>
-            <w:u w:val="single"/>
-          </w:rPr>
-          <w:t xml:space="preserve">ссылка ↗</w:t>
-        </w:r>
-      </w:hyperlink>
-    </w:p>
-    <w:p>
-      <w:pPr>
-        <w:spacing w:before="60" w:after="20" w:line="269" w:lineRule="auto"/>
-        <w:ind w:left="283" w:hanging="198"/>
-        <w:jc w:val="left"/>
-      </w:pPr>
-      <w:r>
-        <w:rPr>
-          <w:rFonts w:ascii="Calibri" w:hAnsi="Calibri" w:cs="Calibri"/>
-          <w:b/>
-          <w:i w:val="0"/>
-          <w:color w:val="2C5F8A"/>
-          <w:sz w:val="21"/>
-        </w:rPr>
-        <w:t xml:space="preserve">◆  </w:t>
-      </w:r>
-      <w:r>
-        <w:rPr>
-          <w:rFonts w:ascii="Calibri" w:hAnsi="Calibri" w:cs="Calibri"/>
-          <w:b w:val="0"/>
-          <w:i w:val="0"/>
-          <w:color w:val="222B36"/>
-          <w:sz w:val="21"/>
-        </w:rPr>
-        <w:t>В prime-коридоре спрос держится. Логистический оператор Humby арендовал 29 779 м² на бизнес-парке Trade Port в Венло (Лимбург), на Dirk Hartogweg 8 — объект ранее занимала Nunner Logistics. Собственник — фонд CCP 5 под управлением Tristan Capital Partners; со стороны арендодателя консультировали JLL и Cushman &amp; Wakefield. Это рутинная re-letting сделка, но показательная: освободившийся объект в Венло перезапустили быстро.</w:t>
-      </w:r>
-    </w:p>
-    <w:p>
-      <w:pPr>
-        <w:spacing w:before="20" w:after="20" w:line="264" w:lineRule="auto"/>
-        <w:ind w:left="283"/>
-        <w:jc w:val="left"/>
-        <w:shd w:val="clear" w:color="auto" w:fill="E8F0F7"/>
-      </w:pPr>
-      <w:r>
-        <w:rPr>
-          <w:rFonts w:ascii="Calibri" w:hAnsi="Calibri" w:cs="Calibri"/>
-          <w:b/>
-          <w:i w:val="0"/>
-          <w:color w:val="2C5F8A"/>
-          <w:sz w:val="18"/>
-        </w:rPr>
-        <w:t xml:space="preserve">  Почему важно:  </w:t>
-      </w:r>
-      <w:r>
-        <w:rPr>
-          <w:rFonts w:ascii="Calibri" w:hAnsi="Calibri" w:cs="Calibri"/>
-          <w:b w:val="0"/>
-          <w:i w:val="0"/>
-          <w:color w:val="222B36"/>
-          <w:sz w:val="18"/>
-        </w:rPr>
-        <w:t xml:space="preserve">Почему важно. Цепочка: освободившийся крупный объект в Венло быстро нашёл нового арендатора (факт) → значит, в prime-логкоридоре спрос на качественные площади держится, несмотря на рост общей вакантности до 6,3% (вывод) → отсюда дисперсия рынка: давление вакантности концентрируется во вторичных регионах, а prime-коридоры (Венло, Тилбург) держатся крепче (вывод). Надёжность: одна сделка — низкая как самостоятельный сигнал, но согласуется со структурной картиной Savills. ВЫИГРЫВАЮТ держатели prime-коридоров (Венло, Тилбург); ПРОИГРЫВАЮТ держатели вторичной логистики в слабых регионах. Что делать: держатель склада в Венло/Тилбурге — ваш prime-актив сохраняет re-letting-ликвидность; держатель вторички в слабых регионах — закладывайте более длинный простой и больший дисконт в модель.  </w:t>
-      </w:r>
-    </w:p>
-    <w:p>
-      <w:pPr>
-        <w:spacing w:before="0" w:after="100" w:line="240" w:lineRule="auto"/>
-        <w:ind w:left="283"/>
-        <w:jc w:val="left"/>
-      </w:pPr>
-      <w:r>
-        <w:rPr>
-          <w:rFonts w:ascii="Calibri" w:hAnsi="Calibri" w:cs="Calibri"/>
-          <w:b w:val="0"/>
-          <w:i/>
-          <w:color w:val="6B7785"/>
-          <w:sz w:val="17"/>
-        </w:rPr>
-        <w:t xml:space="preserve">   📅 2026-06-26   •   Источник: PropertyNL</w:t>
-      </w:r>
-      <w:r>
-        <w:rPr>
-          <w:rFonts w:ascii="Calibri" w:hAnsi="Calibri" w:cs="Calibri"/>
-          <w:b w:val="0"/>
-          <w:i w:val="0"/>
-          <w:color w:val="6B7785"/>
-          <w:sz w:val="17"/>
-        </w:rPr>
-        <w:t xml:space="preserve">   </w:t>
-      </w:r>
-      <w:hyperlink r:id="rId32">
-        <w:r>
-          <w:rPr>
-            <w:color w:val="1155CC"/>
-            <w:sz w:val="17.0"/>
-            <w:rFonts w:ascii="Calibri" w:hAnsi="Calibri"/>
-            <w:u w:val="single"/>
-          </w:rPr>
-          <w:t xml:space="preserve">ссылка ↗</w:t>
-        </w:r>
-      </w:hyperlink>
-    </w:p>
-    <w:p>
-      <w:pPr>
-        <w:keepNext/>
-        <w:spacing w:before="200" w:after="60" w:line="269" w:lineRule="auto"/>
-        <w:jc w:val="left"/>
-        <w:pBdr>
-          <w:bottom w:val="single" w:sz="6" w:space="2" w:color="D7DEE6"/>
-        </w:pBdr>
-      </w:pPr>
-      <w:r>
-        <w:rPr>
-          <w:rFonts w:ascii="Calibri" w:hAnsi="Calibri" w:cs="Calibri"/>
-          <w:b/>
-          <w:i w:val="0"/>
-          <w:color w:val="1E4466"/>
-          <w:sz w:val="23"/>
-        </w:rPr>
-        <w:t>Тренды</w:t>
-      </w:r>
-    </w:p>
-    <w:p>
-      <w:pPr>
-        <w:spacing w:before="60" w:after="20" w:line="269" w:lineRule="auto"/>
-        <w:ind w:left="283" w:hanging="198"/>
-        <w:jc w:val="left"/>
-      </w:pPr>
-      <w:r>
-        <w:rPr>
-          <w:rFonts w:ascii="Calibri" w:hAnsi="Calibri" w:cs="Calibri"/>
-          <w:b/>
-          <w:i w:val="0"/>
-          <w:color w:val="B03A3A"/>
-          <w:sz w:val="21"/>
-        </w:rPr>
-        <w:t xml:space="preserve">▼  </w:t>
-      </w:r>
-      <w:r>
-        <w:rPr>
-          <w:rFonts w:ascii="Calibri" w:hAnsi="Calibri" w:cs="Calibri"/>
-          <w:b w:val="0"/>
-          <w:i w:val="0"/>
-          <w:color w:val="222B36"/>
-          <w:sz w:val="21"/>
-        </w:rPr>
-        <w:t>Дисконт листингованной логистики к балансу — второй свидетель против оценщиков. CTP (флагман нид. логистики, регистрация в NL, CTPark Network 13,8+ млн м²) торговалась 30 июня около 15,96 € против чистых активов 20,39 €/акция (EPRA NTA за 2025) — дисконт ~21,7% (52-нед. диапазон 13,92–19,62 €). При этом сама NTA за 2025 выросла на 12,8%, а валовой рентный доход — на 14,4% до 759,8 млн €. Простыми словами: оценщики портфеля рисуют рост стоимости, а биржа держит бумагу на пятой части ниже баланса.</w:t>
-      </w:r>
-    </w:p>
-    <w:p>
-      <w:pPr>
-        <w:spacing w:before="20" w:after="20" w:line="264" w:lineRule="auto"/>
-        <w:ind w:left="283"/>
-        <w:jc w:val="left"/>
-        <w:shd w:val="clear" w:color="auto" w:fill="FBEAEA"/>
-      </w:pPr>
-      <w:r>
-        <w:rPr>
-          <w:rFonts w:ascii="Calibri" w:hAnsi="Calibri" w:cs="Calibri"/>
-          <w:b/>
-          <w:i w:val="0"/>
-          <w:color w:val="B03A3A"/>
-          <w:sz w:val="18"/>
-        </w:rPr>
-        <w:t xml:space="preserve">  Почему важно:  </w:t>
-      </w:r>
-      <w:r>
-        <w:rPr>
-          <w:rFonts w:ascii="Calibri" w:hAnsi="Calibri" w:cs="Calibri"/>
-          <w:b w:val="0"/>
-          <w:i w:val="0"/>
-          <w:color w:val="222B36"/>
-          <w:sz w:val="18"/>
-        </w:rPr>
-        <w:t xml:space="preserve">Почему важно. Цепочка: оценщики (private/appraisal) показывают рост NTA на 12,8%, а биржа держит CTP на ~22% ниже баланса (факт) → значит, публичный рынок заложил более жёсткую переоценку, чем оценщики (вывод) → отсюда «бумажные» appraisal-оценки соседних складских портфелей в NL могут отставать от того, что рынок капитала готов платить сегодня (вывод). Это связка «двух свидетелей»: биржа признаётся первой. ВЫИГРЫВАЮТ покупатели складов (потенциальный торг); ПРОИГРЫВАЮТ держатели с плечом под старую appraisal-оценку. Что делать: держатель склада — при рефинансировании не считайте старую appraisal-оценку твёрдой, банк-кредитор увидит биржевой дисконт; покупатель — биржа намекает, что приватные цены ещё подвинутся вниз, торгуйтесь.  </w:t>
-      </w:r>
-    </w:p>
-    <w:p>
-      <w:pPr>
-        <w:spacing w:before="0" w:after="100" w:line="240" w:lineRule="auto"/>
-        <w:ind w:left="283"/>
-        <w:jc w:val="left"/>
-      </w:pPr>
-      <w:r>
-        <w:rPr>
-          <w:rFonts w:ascii="Calibri" w:hAnsi="Calibri" w:cs="Calibri"/>
-          <w:b w:val="0"/>
-          <w:i/>
-          <w:color w:val="6B7785"/>
-          <w:sz w:val="17"/>
-        </w:rPr>
-        <w:t xml:space="preserve">   📅 2026-06-30   •   Источник: Investing.com (цена CTP); CTP N.V. IR (EPRA NTA FY2025)</w:t>
-      </w:r>
-      <w:r>
-        <w:rPr>
-          <w:rFonts w:ascii="Calibri" w:hAnsi="Calibri" w:cs="Calibri"/>
-          <w:b w:val="0"/>
-          <w:i w:val="0"/>
-          <w:color w:val="6B7785"/>
-          <w:sz w:val="17"/>
-        </w:rPr>
-        <w:t xml:space="preserve">   </w:t>
-      </w:r>
-      <w:hyperlink r:id="rId33">
-        <w:r>
-          <w:rPr>
-            <w:color w:val="1155CC"/>
-            <w:sz w:val="17.0"/>
-            <w:rFonts w:ascii="Calibri" w:hAnsi="Calibri"/>
-            <w:u w:val="single"/>
-          </w:rPr>
-          <w:t xml:space="preserve">ссылка ↗</w:t>
-        </w:r>
-      </w:hyperlink>
-    </w:p>
-    <w:p>
-      <w:pPr>
-        <w:spacing w:before="60" w:after="20" w:line="269" w:lineRule="auto"/>
-        <w:ind w:left="283" w:hanging="198"/>
-        <w:jc w:val="left"/>
-      </w:pPr>
-      <w:r>
-        <w:rPr>
-          <w:rFonts w:ascii="Calibri" w:hAnsi="Calibri" w:cs="Calibri"/>
-          <w:b/>
-          <w:i w:val="0"/>
-          <w:color w:val="1E7A4D"/>
-          <w:sz w:val="21"/>
-        </w:rPr>
-        <w:t xml:space="preserve">▲  </w:t>
-      </w:r>
-      <w:r>
-        <w:rPr>
-          <w:rFonts w:ascii="Calibri" w:hAnsi="Calibri" w:cs="Calibri"/>
-          <w:b w:val="0"/>
-          <w:i w:val="0"/>
-          <w:color w:val="222B36"/>
-          <w:sz w:val="21"/>
-        </w:rPr>
-        <w:t>Стоимость долга для нид. логистики — на конкретном ценнике. В январе CTP разместила зелёный бонд на 500 млн € на 4,5 года с купоном 3,375% при книге заявок свыше 4,4 млрд € (переподписка 8,8х — рекорд для эмитента, первое размещение ниже 100 б.п. к свопу с 2021). Купон 3,375% против 10Y госбонда NL 2,98% — спред корпоративного RE-долга порядка 0,4 п.п. сверх суверена. Это последний публичный бенчмарк стоимости долга сектора.</w:t>
-      </w:r>
-    </w:p>
-    <w:p>
-      <w:pPr>
-        <w:spacing w:before="20" w:after="20" w:line="264" w:lineRule="auto"/>
-        <w:ind w:left="283"/>
-        <w:jc w:val="left"/>
-        <w:shd w:val="clear" w:color="auto" w:fill="E7F4EE"/>
-      </w:pPr>
-      <w:r>
-        <w:rPr>
-          <w:rFonts w:ascii="Calibri" w:hAnsi="Calibri" w:cs="Calibri"/>
-          <w:b/>
-          <w:i w:val="0"/>
-          <w:color w:val="1E7A4D"/>
-          <w:sz w:val="18"/>
-        </w:rPr>
-        <w:t xml:space="preserve">  Почему важно:  </w:t>
-      </w:r>
-      <w:r>
-        <w:rPr>
-          <w:rFonts w:ascii="Calibri" w:hAnsi="Calibri" w:cs="Calibri"/>
-          <w:b w:val="0"/>
-          <w:i w:val="0"/>
-          <w:color w:val="222B36"/>
-          <w:sz w:val="18"/>
-        </w:rPr>
-        <w:t xml:space="preserve">Почему важно. Цепочка: рекордная переподписка зелёного бонда CTP при спреде всего ~0,4 п.п. к суверену (факт) → значит, облигационный рынок снова жадно финансирует качественную логистику NL, окно рефинансирования для investment-grade игроков широко открыто (вывод) → отсюда крупные институционалы могут финансировать покупки складов дёшево, поддерживая спрос и цены на prime (вывод). Но это всё ещё дороже доковидных ставок. ВЫИГРЫВАЮТ investment-grade игроки (дешёвый рефинанс) и prime-логистика; ПРОИГРЫВАЮТ мелкие держатели без рейтинга (дороже долг). Что делать: держатель investment-grade-портфеля — окно рефинансирования открыто, фиксируйте длинный долг сейчас, пока спреды узкие; мелкий держатель без рейтинга — ваша стоимость долга выше, считайте debt service по факту, а не по бенчмарку флагмана.  </w:t>
-      </w:r>
-    </w:p>
-    <w:p>
-      <w:pPr>
-        <w:spacing w:before="0" w:after="100" w:line="240" w:lineRule="auto"/>
-        <w:ind w:left="283"/>
-        <w:jc w:val="left"/>
-      </w:pPr>
-      <w:r>
-        <w:rPr>
-          <w:rFonts w:ascii="Calibri" w:hAnsi="Calibri" w:cs="Calibri"/>
-          <w:b w:val="0"/>
-          <w:i/>
-          <w:color w:val="6B7785"/>
-          <w:sz w:val="17"/>
-        </w:rPr>
-        <w:t xml:space="preserve">   📅 2026-06-30   •   Источник: CTP — press release (€500m green bond)</w:t>
-      </w:r>
-      <w:r>
-        <w:rPr>
-          <w:rFonts w:ascii="Calibri" w:hAnsi="Calibri" w:cs="Calibri"/>
-          <w:b w:val="0"/>
-          <w:i w:val="0"/>
-          <w:color w:val="6B7785"/>
-          <w:sz w:val="17"/>
-        </w:rPr>
-        <w:t xml:space="preserve">   </w:t>
-      </w:r>
-      <w:hyperlink r:id="rId34">
-        <w:r>
-          <w:rPr>
-            <w:color w:val="1155CC"/>
-            <w:sz w:val="17.0"/>
-            <w:rFonts w:ascii="Calibri" w:hAnsi="Calibri"/>
-            <w:u w:val="single"/>
-          </w:rPr>
-          <w:t xml:space="preserve">ссылка ↗</w:t>
-        </w:r>
-      </w:hyperlink>
-    </w:p>
-    <w:p>
-      <w:pPr>
-        <w:spacing w:before="60" w:after="20" w:line="269" w:lineRule="auto"/>
-        <w:ind w:left="283" w:hanging="198"/>
-        <w:jc w:val="left"/>
-      </w:pPr>
-      <w:r>
-        <w:rPr>
-          <w:rFonts w:ascii="Calibri" w:hAnsi="Calibri" w:cs="Calibri"/>
-          <w:b/>
-          <w:i w:val="0"/>
-          <w:color w:val="2C5F8A"/>
-          <w:sz w:val="21"/>
-        </w:rPr>
-        <w:t xml:space="preserve">◆  </w:t>
-      </w:r>
-      <w:r>
-        <w:rPr>
-          <w:rFonts w:ascii="Calibri" w:hAnsi="Calibri" w:cs="Calibri"/>
-          <w:b w:val="0"/>
-          <w:i w:val="0"/>
-          <w:color w:val="222B36"/>
-          <w:sz w:val="21"/>
-        </w:rPr>
-        <w:t>Кредитное качество флагмана подтверждено тремя агентствами. CTP держит инвестиционный рейтинг: S&amp;P — BBB (стабильный, 15.09.2025), Moody's — Baa2 (стабильный, свежий отчёт 18.05.2026), а 25 мая японское JCR присвоило более высокий A (стабильный). Стабильные действия трёх агентств — это подтверждённый доступ к долговому рынку без премии за стресс.</w:t>
-      </w:r>
-    </w:p>
-    <w:p>
-      <w:pPr>
-        <w:spacing w:before="20" w:after="20" w:line="264" w:lineRule="auto"/>
-        <w:ind w:left="283"/>
-        <w:jc w:val="left"/>
-        <w:shd w:val="clear" w:color="auto" w:fill="E8F0F7"/>
-      </w:pPr>
-      <w:r>
-        <w:rPr>
-          <w:rFonts w:ascii="Calibri" w:hAnsi="Calibri" w:cs="Calibri"/>
-          <w:b/>
-          <w:i w:val="0"/>
-          <w:color w:val="2C5F8A"/>
-          <w:sz w:val="18"/>
-        </w:rPr>
-        <w:t xml:space="preserve">  Почему важно:  </w:t>
-      </w:r>
-      <w:r>
-        <w:rPr>
-          <w:rFonts w:ascii="Calibri" w:hAnsi="Calibri" w:cs="Calibri"/>
-          <w:b w:val="0"/>
-          <w:i w:val="0"/>
-          <w:color w:val="222B36"/>
-          <w:sz w:val="18"/>
-        </w:rPr>
-        <w:t xml:space="preserve">Почему важно. Цепочка: три агентства подтвердили инвестиционный рейтинг флагмана со стабильным прогнозом (факт) → значит, рынок не закладывает стресс в нид. логистику на уровне эмитента, доступ к дешёвому долгу сохраняется (вывод) → отсюда институциональный спрос на сектор финансируется дёшево, что поддерживает цены на качественные склады (вывод). ВЫИГРЫВАЮТ сектор логистики NL (здоровый кредитный фон). Что делать: держатель prime-логистики — кредитный фон сектора здоров, это аргумент против панической продажи на биржевом дисконте; смотрите на операционку и рейтинги, а не только на котировку.  </w:t>
-      </w:r>
-    </w:p>
-    <w:p>
-      <w:pPr>
-        <w:spacing w:before="0" w:after="100" w:line="240" w:lineRule="auto"/>
-        <w:ind w:left="283"/>
-        <w:jc w:val="left"/>
-      </w:pPr>
-      <w:r>
-        <w:rPr>
-          <w:rFonts w:ascii="Calibri" w:hAnsi="Calibri" w:cs="Calibri"/>
-          <w:b w:val="0"/>
-          <w:i/>
-          <w:color w:val="6B7785"/>
-          <w:sz w:val="17"/>
-        </w:rPr>
-        <w:t xml:space="preserve">   📅 2026-06-30   •   Источник: CTP N.V. — Credit Ratings (IR)</w:t>
-      </w:r>
-      <w:r>
-        <w:rPr>
-          <w:rFonts w:ascii="Calibri" w:hAnsi="Calibri" w:cs="Calibri"/>
-          <w:b w:val="0"/>
-          <w:i w:val="0"/>
-          <w:color w:val="6B7785"/>
-          <w:sz w:val="17"/>
-        </w:rPr>
-        <w:t xml:space="preserve">   </w:t>
-      </w:r>
-      <w:hyperlink r:id="rId35">
-        <w:r>
-          <w:rPr>
-            <w:color w:val="1155CC"/>
-            <w:sz w:val="17.0"/>
-            <w:rFonts w:ascii="Calibri" w:hAnsi="Calibri"/>
-            <w:u w:val="single"/>
-          </w:rPr>
-          <w:t xml:space="preserve">ссылка ↗</w:t>
-        </w:r>
-      </w:hyperlink>
-    </w:p>
-    <w:p>
-      <w:pPr>
-        <w:keepNext/>
-        <w:spacing w:before="200" w:after="60" w:line="269" w:lineRule="auto"/>
-        <w:jc w:val="left"/>
-        <w:pBdr>
-          <w:bottom w:val="single" w:sz="6" w:space="2" w:color="D7DEE6"/>
-        </w:pBdr>
-      </w:pPr>
-      <w:r>
-        <w:rPr>
-          <w:rFonts w:ascii="Calibri" w:hAnsi="Calibri" w:cs="Calibri"/>
-          <w:b/>
-          <w:i w:val="0"/>
-          <w:color w:val="1E4466"/>
-          <w:sz w:val="23"/>
-        </w:rPr>
-        <w:t>Статистика</w:t>
-      </w:r>
-    </w:p>
-    <w:tbl>
-      <w:tblPr>
-        <w:tblW w:type="auto" w:w="0"/>
-        <w:tblLayout w:type="fixed"/>
-        <w:tblLook w:firstColumn="1" w:firstRow="1" w:lastColumn="0" w:lastRow="0" w:noHBand="0" w:noVBand="1" w:val="04A0"/>
-        <w:tblBorders>
-          <w:top w:val="none" w:sz="0"/>
-          <w:left w:val="none" w:sz="0"/>
-          <w:bottom w:val="none" w:sz="0"/>
-          <w:right w:val="none" w:sz="0"/>
-          <w:insideH w:val="none" w:sz="0"/>
-          <w:insideV w:val="none" w:sz="0"/>
-        </w:tblBorders>
-        <w:tblW w:type="dxa" w:w="9525"/>
-      </w:tblPr>
-      <w:tblGrid>
-        <w:gridCol w:w="5669"/>
-        <w:gridCol w:w="3855"/>
-      </w:tblGrid>
-      <w:tr>
-        <w:tc>
-          <w:tcPr>
-            <w:tcW w:type="dxa" w:w="4762"/>
-            <w:shd w:val="clear" w:color="auto" w:fill="1F3A5F"/>
-            <w:tcMar>
-              <w:top w:w="80" w:type="dxa"/>
-              <w:bottom w:w="80" w:type="dxa"/>
-              <w:start w:w="140" w:type="dxa"/>
-              <w:end w:w="140" w:type="dxa"/>
-              <w:left w:w="140" w:type="dxa"/>
-              <w:right w:w="140" w:type="dxa"/>
-            </w:tcMar>
-          </w:tcPr>
-          <w:p>
-            <w:r>
-              <w:rPr>
-                <w:rFonts w:ascii="Calibri" w:hAnsi="Calibri" w:cs="Calibri"/>
-                <w:b/>
-                <w:i w:val="0"/>
-                <w:color w:val="FFFFFF"/>
-                <w:sz w:val="19"/>
-              </w:rPr>
-              <w:t>Показатель</w:t>
-            </w:r>
-          </w:p>
-        </w:tc>
-        <w:tc>
-          <w:tcPr>
-            <w:tcW w:type="dxa" w:w="4762"/>
-            <w:shd w:val="clear" w:color="auto" w:fill="1F3A5F"/>
-            <w:tcMar>
-              <w:top w:w="80" w:type="dxa"/>
-              <w:bottom w:w="80" w:type="dxa"/>
-              <w:start w:w="140" w:type="dxa"/>
-              <w:end w:w="140" w:type="dxa"/>
-              <w:left w:w="140" w:type="dxa"/>
-              <w:right w:w="140" w:type="dxa"/>
-            </w:tcMar>
-          </w:tcPr>
-          <w:p>
-            <w:r>
-              <w:rPr>
-                <w:rFonts w:ascii="Calibri" w:hAnsi="Calibri" w:cs="Calibri"/>
-                <w:b/>
-                <w:i w:val="0"/>
-                <w:color w:val="FFFFFF"/>
-                <w:sz w:val="19"/>
-              </w:rPr>
-              <w:t>Значение / динамика</w:t>
-            </w:r>
-          </w:p>
-        </w:tc>
-      </w:tr>
-      <w:tr>
-        <w:tc>
-          <w:tcPr>
-            <w:tcW w:type="dxa" w:w="5669"/>
-            <w:shd w:val="clear" w:color="auto" w:fill="F4F6F8"/>
-            <w:tcMar>
-              <w:top w:w="80" w:type="dxa"/>
-              <w:bottom w:w="80" w:type="dxa"/>
-              <w:start w:w="140" w:type="dxa"/>
-              <w:end w:w="140" w:type="dxa"/>
-              <w:left w:w="140" w:type="dxa"/>
-              <w:right w:w="140" w:type="dxa"/>
-            </w:tcMar>
-          </w:tcPr>
-          <w:p>
-            <w:pPr>
-              <w:spacing w:after="0"/>
-            </w:pPr>
-            <w:r>
-              <w:rPr>
-                <w:rFonts w:ascii="Calibri" w:hAnsi="Calibri" w:cs="Calibri"/>
-                <w:b w:val="0"/>
-                <w:i w:val="0"/>
-                <w:color w:val="222B36"/>
-                <w:sz w:val="19"/>
-              </w:rPr>
-              <w:t>Доходность лучших складов нормализовалась — компрессия 2021-го отыграна назад. По Savills prime net initial yield по нид. логистике поднялась с пика 3,15% в 2021-м до 4,75% к началу 2026 года — расширение почти на 160 б.п. за цикл дорогих денег. При 10Y госбонде NL 2,98% спред prime-логистики к безрисковой ставке — порядка 1,8 п.п. Это нормальная, а не «дешёвая» премия за риск. Оценка брокера.</w:t>
-            </w:r>
-          </w:p>
-          <w:p>
-            <w:pPr>
-              <w:spacing w:before="20" w:after="0"/>
-            </w:pPr>
-            <w:r>
-              <w:rPr>
-                <w:rFonts w:ascii="Calibri" w:hAnsi="Calibri" w:cs="Calibri"/>
-                <w:b w:val="0"/>
-                <w:i/>
-                <w:color w:val="6B7785"/>
-                <w:sz w:val="16"/>
-              </w:rPr>
-              <w:t>→ Почему важно. Цепочка: prime-доходность складов расширилась на 160 б.п. с минимума 2021-го (оценка брокера) → значит, переоценка вниз, которой боялись, в основном уже состоялась — yields вернулись к нормальной премии за риск (вывод) → отсюда дальнейший потенциал роста цены держится не на сжатии yields, а на снижении ставок и арендном росте (вывод). Простыми словами: «дешёвая» фаза закончилась, дальше цену двигают аренда и ликвидность, а не доходность. ВЫИГРЫВАЮТ покупатели (нормализованная доходность) и держатели с арендным ростом; ПРОИГРЫВАЮТ спекулянты на возврат к компрессии 2021. Что делать: покупатель логистики — не ждите возврата к доходностям 2021 года, текущие 4,75% это «новая норма»; держатель — апсайд теперь в индексации аренды и снижении ставок, закладывайте оба драйвера.</w:t>
-            </w:r>
-          </w:p>
-        </w:tc>
-        <w:tc>
-          <w:tcPr>
-            <w:tcW w:type="dxa" w:w="3855"/>
-            <w:shd w:val="clear" w:color="auto" w:fill="F4F6F8"/>
-            <w:tcMar>
-              <w:top w:w="80" w:type="dxa"/>
-              <w:bottom w:w="80" w:type="dxa"/>
-              <w:start w:w="140" w:type="dxa"/>
-              <w:end w:w="140" w:type="dxa"/>
-              <w:left w:w="140" w:type="dxa"/>
-              <w:right w:w="140" w:type="dxa"/>
-            </w:tcMar>
-          </w:tcPr>
-          <w:p>
-            <w:pPr>
-              <w:spacing w:after="0"/>
-            </w:pPr>
-            <w:r>
-              <w:rPr>
-                <w:rFonts w:ascii="Calibri" w:hAnsi="Calibri" w:cs="Calibri"/>
-                <w:b/>
-                <w:i w:val="0"/>
-                <w:color w:val="2C5F8A"/>
-                <w:sz w:val="19"/>
-              </w:rPr>
-              <w:t xml:space="preserve">◆ </w:t>
-            </w:r>
-            <w:r>
-              <w:rPr>
-                <w:rFonts w:ascii="Calibri" w:hAnsi="Calibri" w:cs="Calibri"/>
-                <w:b/>
-                <w:i w:val="0"/>
-                <w:color w:val="222B36"/>
-                <w:sz w:val="19"/>
-              </w:rPr>
-              <w:t>prime yield логистики 4,75% (с 3,15% в 2021); спред к 10Y ≈1,8 п.п.</w:t>
-            </w:r>
-          </w:p>
-          <w:p>
-            <w:pPr>
-              <w:spacing w:before="20" w:after="0"/>
-            </w:pPr>
-            <w:r>
-              <w:rPr>
-                <w:rFonts w:ascii="Calibri" w:hAnsi="Calibri" w:cs="Calibri"/>
-                <w:b w:val="0"/>
-                <w:i/>
-                <w:color w:val="6B7785"/>
-                <w:sz w:val="15"/>
-              </w:rPr>
-              <w:t>Savills Logistics Trend Report 2026 (оценка брокера)</w:t>
-            </w:r>
-            <w:hyperlink r:id="rId36">
-              <w:r>
-                <w:rPr>
-                  <w:color w:val="1155CC"/>
-                  <w:sz w:val="15.0"/>
-                  <w:rFonts w:ascii="Calibri" w:hAnsi="Calibri"/>
-                  <w:u w:val="single"/>
-                </w:rPr>
-                <w:t xml:space="preserve">  ↗</w:t>
-              </w:r>
-            </w:hyperlink>
-          </w:p>
-        </w:tc>
-      </w:tr>
-      <w:tr>
-        <w:tc>
-          <w:tcPr>
-            <w:tcW w:type="dxa" w:w="5669"/>
-            <w:shd w:val="clear" w:color="auto" w:fill="FFFFFF"/>
-            <w:tcMar>
-              <w:top w:w="80" w:type="dxa"/>
-              <w:bottom w:w="80" w:type="dxa"/>
-              <w:start w:w="140" w:type="dxa"/>
-              <w:end w:w="140" w:type="dxa"/>
-              <w:left w:w="140" w:type="dxa"/>
-              <w:right w:w="140" w:type="dxa"/>
-            </w:tcMar>
-          </w:tcPr>
-          <w:p>
-            <w:pPr>
-              <w:spacing w:after="0"/>
-            </w:pPr>
-            <w:r>
-              <w:rPr>
-                <w:rFonts w:ascii="Calibri" w:hAnsi="Calibri" w:cs="Calibri"/>
-                <w:b w:val="0"/>
-                <w:i w:val="0"/>
-                <w:color w:val="222B36"/>
-                <w:sz w:val="19"/>
-              </w:rPr>
-              <w:t>Вакантность логистики выросла, но рынок стабилизируется. По Savills вакантность нид. логистики поднялась до 6,3% к началу 2026-го — итог десятилетия бурной стройки (складской фонд +64,7% за 2016–2025), которая теперь «доходит» до рынка. Take-up держится около долгосрочного среднего, в стройке ~1,9 млн м². Ключевой сдвиг — география: в 2023–2025 уже 66,1% инвестобъёма ушло в Брабант и Гелдерланд против 57,1% в Рандстаде на пике 2020–2022.</w:t>
-            </w:r>
-          </w:p>
-          <w:p>
-            <w:pPr>
-              <w:spacing w:before="20" w:after="0"/>
-            </w:pPr>
-            <w:r>
-              <w:rPr>
-                <w:rFonts w:ascii="Calibri" w:hAnsi="Calibri" w:cs="Calibri"/>
-                <w:b w:val="0"/>
-                <w:i/>
-                <w:color w:val="6B7785"/>
-                <w:sz w:val="16"/>
-              </w:rPr>
-              <w:t>→ Почему важно. Цепочка: вакантность выросла до 6,3% на фоне волны новостроя, но take-up в норме (факт) → значит, проблема не в спросе, а в избытке предложения, который концентрируется во вторичных регионах (вывод) → отсюда дисперсия: prime-коридоры (Венло, Тилбург, см. сделку Humby) держат заполняемость, вторичка простаивает дольше и требует большего дисконта (вывод). ВЫИГРЫВАЮТ держатели prime-коридоров; ПРОИГРЫВАЮТ держатели вторичной логистики в слабых регионах. Что делать: держатель prime — ваша заполняемость защищена локацией, не реагируйте на средние цифры рынка; держатель/покупатель вторички в слабых регионах — закладывайте более длинный простой и большую премию за риск в цену.</w:t>
-            </w:r>
-          </w:p>
-        </w:tc>
-        <w:tc>
-          <w:tcPr>
-            <w:tcW w:type="dxa" w:w="3855"/>
-            <w:shd w:val="clear" w:color="auto" w:fill="FFFFFF"/>
-            <w:tcMar>
-              <w:top w:w="80" w:type="dxa"/>
-              <w:bottom w:w="80" w:type="dxa"/>
-              <w:start w:w="140" w:type="dxa"/>
-              <w:end w:w="140" w:type="dxa"/>
-              <w:left w:w="140" w:type="dxa"/>
-              <w:right w:w="140" w:type="dxa"/>
-            </w:tcMar>
-          </w:tcPr>
-          <w:p>
-            <w:pPr>
-              <w:spacing w:after="0"/>
-            </w:pPr>
-            <w:r>
-              <w:rPr>
-                <w:rFonts w:ascii="Calibri" w:hAnsi="Calibri" w:cs="Calibri"/>
-                <w:b/>
-                <w:i w:val="0"/>
-                <w:color w:val="B03A3A"/>
-                <w:sz w:val="19"/>
-              </w:rPr>
-              <w:t xml:space="preserve">▼ </w:t>
-            </w:r>
-            <w:r>
-              <w:rPr>
-                <w:rFonts w:ascii="Calibri" w:hAnsi="Calibri" w:cs="Calibri"/>
-                <w:b/>
-                <w:i w:val="0"/>
-                <w:color w:val="222B36"/>
-                <w:sz w:val="19"/>
-              </w:rPr>
-              <w:t>вакантность 6,3% (нач. 2026); фонд +64,7% за 10 лет; в стройке ~1,9 млн м²</w:t>
-            </w:r>
-          </w:p>
-          <w:p>
-            <w:pPr>
-              <w:spacing w:before="20" w:after="0"/>
-            </w:pPr>
-            <w:r>
-              <w:rPr>
-                <w:rFonts w:ascii="Calibri" w:hAnsi="Calibri" w:cs="Calibri"/>
-                <w:b w:val="0"/>
-                <w:i/>
-                <w:color w:val="6B7785"/>
-                <w:sz w:val="15"/>
-              </w:rPr>
-              <w:t>Savills (через PropertyNL / Logistiek.nl)</w:t>
-            </w:r>
-            <w:hyperlink r:id="rId37">
-              <w:r>
-                <w:rPr>
-                  <w:color w:val="1155CC"/>
-                  <w:sz w:val="15.0"/>
-                  <w:rFonts w:ascii="Calibri" w:hAnsi="Calibri"/>
-                  <w:u w:val="single"/>
-                </w:rPr>
-                <w:t xml:space="preserve">  ↗</w:t>
-              </w:r>
-            </w:hyperlink>
-          </w:p>
-        </w:tc>
-      </w:tr>
-      <w:tr>
-        <w:tc>
-          <w:tcPr>
-            <w:tcW w:type="dxa" w:w="5669"/>
-            <w:shd w:val="clear" w:color="auto" w:fill="F4F6F8"/>
-            <w:tcMar>
-              <w:top w:w="80" w:type="dxa"/>
-              <w:bottom w:w="80" w:type="dxa"/>
-              <w:start w:w="140" w:type="dxa"/>
-              <w:end w:w="140" w:type="dxa"/>
-              <w:left w:w="140" w:type="dxa"/>
-              <w:right w:w="140" w:type="dxa"/>
-            </w:tcMar>
-          </w:tcPr>
-          <w:p>
-            <w:pPr>
-              <w:spacing w:after="0"/>
-            </w:pPr>
-            <w:r>
-              <w:rPr>
-                <w:rFonts w:ascii="Calibri" w:hAnsi="Calibri" w:cs="Calibri"/>
-                <w:b w:val="0"/>
-                <w:i w:val="0"/>
-                <w:color w:val="222B36"/>
-                <w:sz w:val="19"/>
-              </w:rPr>
-              <w:t>Деньги осторожно возвращаются в логистику. Инвестиционные объёмы в нид. логистику в 2025 году составили ~2,9 млрд € — около −11% к 2024-му, рынок капитала всё ещё ниже пиков. На 2026 CBRE ждёт восстановления общего объёма сделок в коммерческой недвижимости NL примерно на +10,5% (с ~13 до ~14,3 млрд €), причём со 2-го полугодия 2025 транзакционная динамика в логистике заметно ожила. Простыми словами: капитал возвращается, но избирательно — в prime и операционно сильное, а не «во всё подряд».</w:t>
-            </w:r>
-          </w:p>
-          <w:p>
-            <w:pPr>
-              <w:spacing w:before="20" w:after="0"/>
-            </w:pPr>
-            <w:r>
-              <w:rPr>
-                <w:rFonts w:ascii="Calibri" w:hAnsi="Calibri" w:cs="Calibri"/>
-                <w:b w:val="0"/>
-                <w:i/>
-                <w:color w:val="6B7785"/>
-                <w:sz w:val="16"/>
-              </w:rPr>
-              <w:t>→ Почему важно. Цепочка: объёмы логистики 2025 ещё ниже пиков (−11%), но динамика со 2П 2025 ожила, а CBRE ждёт +10,5% по рынку в 2026 (замер + прогноз sell-side) → значит, разворот ликвидности начался, но капитал избирателен — идёт в prime, а не «во всё подряд» (вывод) → отсюда расхождение цен prime vs вторичка будет расти, а не сужаться (вывод). Учитывайте конфликт интересов брокера (склонен к «дно пройдено»). ВЫИГРЫВАЮТ prime-логистика и продавцы качественных объектов; ПРОИГРЫВАЮТ держатели вторички, ждущие общего прилива. Что делать: держатель prime — ликвидность возвращается на вашу сторону; держатель вторички — не рассчитывайте, что прилив поднимет все лодки, готовьте дисконт для выхода.</w:t>
-            </w:r>
-          </w:p>
-        </w:tc>
-        <w:tc>
-          <w:tcPr>
-            <w:tcW w:type="dxa" w:w="3855"/>
-            <w:shd w:val="clear" w:color="auto" w:fill="F4F6F8"/>
-            <w:tcMar>
-              <w:top w:w="80" w:type="dxa"/>
-              <w:bottom w:w="80" w:type="dxa"/>
-              <w:start w:w="140" w:type="dxa"/>
-              <w:end w:w="140" w:type="dxa"/>
-              <w:left w:w="140" w:type="dxa"/>
-              <w:right w:w="140" w:type="dxa"/>
-            </w:tcMar>
-          </w:tcPr>
-          <w:p>
-            <w:pPr>
-              <w:spacing w:after="0"/>
-            </w:pPr>
-            <w:r>
-              <w:rPr>
-                <w:rFonts w:ascii="Calibri" w:hAnsi="Calibri" w:cs="Calibri"/>
-                <w:b/>
-                <w:i w:val="0"/>
-                <w:color w:val="1E7A4D"/>
-                <w:sz w:val="19"/>
-              </w:rPr>
-              <w:t xml:space="preserve">▲ </w:t>
-            </w:r>
-            <w:r>
-              <w:rPr>
-                <w:rFonts w:ascii="Calibri" w:hAnsi="Calibri" w:cs="Calibri"/>
-                <w:b/>
-                <w:i w:val="0"/>
-                <w:color w:val="222B36"/>
-                <w:sz w:val="19"/>
-              </w:rPr>
-              <w:t>инвестобъём логистики 2025 ~2,9 млрд € (−11% г/г); прогноз CBRE по CRE NL 2026 ~+10,5%</w:t>
-            </w:r>
-          </w:p>
-          <w:p>
-            <w:pPr>
-              <w:spacing w:before="20" w:after="0"/>
-            </w:pPr>
-            <w:r>
-              <w:rPr>
-                <w:rFonts w:ascii="Calibri" w:hAnsi="Calibri" w:cs="Calibri"/>
-                <w:b w:val="0"/>
-                <w:i/>
-                <w:color w:val="6B7785"/>
-                <w:sz w:val="15"/>
-              </w:rPr>
-              <w:t>CBRE Nederland (Real Estate Market Outlook 2026)</w:t>
-            </w:r>
-            <w:hyperlink r:id="rId38">
-              <w:r>
-                <w:rPr>
-                  <w:color w:val="1155CC"/>
-                  <w:sz w:val="15.0"/>
-                  <w:rFonts w:ascii="Calibri" w:hAnsi="Calibri"/>
-                  <w:u w:val="single"/>
-                </w:rPr>
-                <w:t xml:space="preserve">  ↗</w:t>
-              </w:r>
-            </w:hyperlink>
-          </w:p>
-        </w:tc>
-      </w:tr>
-    </w:tbl>
-    <w:p>
-      <w:pPr>
-        <w:spacing w:before="0" w:after="40" w:line="269" w:lineRule="auto"/>
-        <w:jc w:val="left"/>
-      </w:pPr>
-    </w:p>
-    <w:p>
-      <w:pPr>
-        <w:keepNext/>
-        <w:spacing w:before="120" w:after="20"/>
-        <w:jc w:val="center"/>
-      </w:pPr>
-      <w:r>
-        <w:drawing>
-          <wp:inline xmlns:a="http://schemas.openxmlformats.org/drawingml/2006/main" xmlns:pic="http://schemas.openxmlformats.org/drawingml/2006/picture">
-            <wp:extent cx="5903999" cy="2995840"/>
-            <wp:docPr id="6" name="Picture 6"/>
-            <wp:cNvGraphicFramePr>
-              <a:graphicFrameLocks noChangeAspect="1"/>
-            </wp:cNvGraphicFramePr>
-            <a:graphic>
-              <a:graphicData uri="http://schemas.openxmlformats.org/drawingml/2006/picture">
-                <pic:pic>
-                  <pic:nvPicPr>
-                    <pic:cNvPr id="0" name="logistics_koersdoel.png"/>
-                    <pic:cNvPicPr/>
-                  </pic:nvPicPr>
-                  <pic:blipFill>
-                    <a:blip r:embed="rId39"/>
-                    <a:stretch>
-                      <a:fillRect/>
-                    </a:stretch>
-                  </pic:blipFill>
-                  <pic:spPr>
-                    <a:xfrm>
-                      <a:off x="0" y="0"/>
-                      <a:ext cx="5903999" cy="2995840"/>
-                    </a:xfrm>
-                    <a:prstGeom prst="rect"/>
-                  </pic:spPr>
-                </pic:pic>
-              </a:graphicData>
-            </a:graphic>
-          </wp:inline>
-        </w:drawing>
-      </w:r>
-    </w:p>
-    <w:p>
-      <w:pPr>
-        <w:spacing w:before="0" w:after="160" w:line="259" w:lineRule="auto"/>
-        <w:jc w:val="center"/>
-      </w:pPr>
-      <w:r>
-        <w:rPr>
-          <w:rFonts w:ascii="Calibri" w:hAnsi="Calibri" w:cs="Calibri"/>
-          <w:b w:val="0"/>
-          <w:i/>
-          <w:color w:val="6B7785"/>
-          <w:sz w:val="18"/>
-        </w:rPr>
-        <w:t>Переоценка вниз через ставку, не через аренду — операционка цела.</w:t>
-      </w:r>
-    </w:p>
-    <w:tbl>
-      <w:tblPr>
-        <w:tblW w:type="auto" w:w="0"/>
-        <w:tblLayout w:type="fixed"/>
-        <w:tblLook w:firstColumn="1" w:firstRow="1" w:lastColumn="0" w:lastRow="0" w:noHBand="0" w:noVBand="1" w:val="04A0"/>
-        <w:tblBorders>
-          <w:top w:val="none" w:sz="0"/>
-          <w:left w:val="none" w:sz="0"/>
-          <w:bottom w:val="none" w:sz="0"/>
-          <w:right w:val="none" w:sz="0"/>
-          <w:insideH w:val="none" w:sz="0"/>
-          <w:insideV w:val="none" w:sz="0"/>
-        </w:tblBorders>
-        <w:tblW w:type="dxa" w:w="9525"/>
-      </w:tblPr>
-      <w:tblGrid>
-        <w:gridCol w:w="9972"/>
-      </w:tblGrid>
-      <w:tr>
-        <w:trPr>
-          <w:cantSplit/>
-        </w:trPr>
-        <w:tc>
-          <w:tcPr>
-            <w:tcW w:type="dxa" w:w="9524"/>
-            <w:shd w:val="clear" w:color="auto" w:fill="EAF3EE"/>
-            <w:tcMar>
-              <w:top w:w="140" w:type="dxa"/>
-              <w:bottom w:w="140" w:type="dxa"/>
-              <w:start w:w="220" w:type="dxa"/>
-              <w:end w:w="220" w:type="dxa"/>
-              <w:left w:w="220" w:type="dxa"/>
-              <w:right w:w="220" w:type="dxa"/>
-            </w:tcMar>
-            <w:tcBorders>
-              <w:left w:val="single" w:sz="36" w:space="0" w:color="16846F"/>
-            </w:tcBorders>
-          </w:tcPr>
-          <w:p>
-            <w:pPr>
-              <w:spacing w:after="40"/>
-            </w:pPr>
-            <w:r>
-              <w:rPr>
-                <w:rFonts w:ascii="Calibri" w:hAnsi="Calibri" w:cs="Calibri"/>
-                <w:b/>
-                <w:i w:val="0"/>
-                <w:color w:val="105A4C"/>
-                <w:sz w:val="18"/>
-              </w:rPr>
-              <w:t>ВЫВОД</w:t>
-            </w:r>
-          </w:p>
-          <w:p>
-            <w:pPr>
-              <w:spacing w:after="0" w:line="269" w:lineRule="auto"/>
-            </w:pPr>
-            <w:r>
-              <w:rPr>
-                <w:rFonts w:ascii="Calibri" w:hAnsi="Calibri" w:cs="Calibri"/>
-                <w:b w:val="0"/>
-                <w:i w:val="0"/>
-                <w:color w:val="222B36"/>
-                <w:sz w:val="21"/>
-              </w:rPr>
-              <w:t>Тезис (уверенность высокая): нид. логистика дешевеет ТОЛЬКО на бумаге биржи, а не в операционке — и переоценка вниз в основном уже состоялась. Два свидетеля: биржа списала логистику (CTP дисконт ~22% к балансу, Deutsche Bank срезал цели на 14–17%), но оценщики приватных портфелей показывают рост (NTA CTP +12,8%, рентный доход +14,4%), prime-yield нормализовалась до 4,75% (спред ~1,8 п.п.), кредитный фон здоров (CTP BBB/Baa2/A, зелёный бонд под 3,375% с переподпиской 8,8х). Снижение биржевых цен — эффект термостата ставок, а не ухудшения аренды. Консенсус брокеров трубит «дно логистики пройдено» — я бы уточнил: дно по ЦЕНЕ ≠ дно по вынужденным продавцам, и дисперсия prime vs вторичка будет расти. Опровергнет тезис: рост вакантности prime-коридоров (Венло/Тилбург) выше 6,3% (на уровень рынка) ИЛИ срыв оферты Prologis по Segro 22 июля БЕЗ альтернативного катализатора при одновременном расширении prime-yield выше 5,0% (смотрим Savills/CBRE Q3 и реакцию CTP/WDP). Риск: ЕЦБ держит ставку выше дольше → дисконтирование жёстче → биржевые дисконты не закрываются. Что делать: держатель prime-склада в Венло/Тилбурге — НЕ продавайте до 22 июля, оферта Prologis поднимет вашу планку; держатель вторички — готовьте дисконт для выхода; investment-grade игрок — фиксируйте длинный долг сейчас, пока спреды узкие.</w:t>
-            </w:r>
-          </w:p>
-        </w:tc>
-      </w:tr>
-    </w:tbl>
-    <w:p>
-      <w:pPr>
-        <w:spacing w:before="0" w:after="120" w:line="269" w:lineRule="auto"/>
-        <w:jc w:val="left"/>
-      </w:pPr>
-    </w:p>
-    <w:tbl>
-      <w:tblPr>
-        <w:tblW w:type="auto" w:w="0"/>
-        <w:tblLayout w:type="fixed"/>
-        <w:tblLook w:firstColumn="1" w:firstRow="1" w:lastColumn="0" w:lastRow="0" w:noHBand="0" w:noVBand="1" w:val="04A0"/>
-        <w:tblBorders>
-          <w:top w:val="none" w:sz="0"/>
-          <w:left w:val="none" w:sz="0"/>
-          <w:bottom w:val="none" w:sz="0"/>
-          <w:right w:val="none" w:sz="0"/>
-          <w:insideH w:val="none" w:sz="0"/>
-          <w:insideV w:val="none" w:sz="0"/>
-        </w:tblBorders>
-        <w:tblW w:type="dxa" w:w="9525"/>
-      </w:tblPr>
-      <w:tblGrid>
-        <w:gridCol w:w="9972"/>
-      </w:tblGrid>
-      <w:tr>
-        <w:trPr>
-          <w:cantSplit/>
-        </w:trPr>
-        <w:tc>
-          <w:tcPr>
-            <w:tcW w:type="dxa" w:w="9524"/>
-            <w:shd w:val="clear" w:color="auto" w:fill="FFF6E5"/>
-            <w:tcMar>
-              <w:top w:w="100" w:type="dxa"/>
-              <w:bottom w:w="100" w:type="dxa"/>
-              <w:start w:w="220" w:type="dxa"/>
-              <w:end w:w="220" w:type="dxa"/>
-              <w:left w:w="220" w:type="dxa"/>
-              <w:right w:w="220" w:type="dxa"/>
-            </w:tcMar>
-            <w:tcBorders>
-              <w:left w:val="single" w:sz="30" w:space="0" w:color="C0791C"/>
-            </w:tcBorders>
-          </w:tcPr>
-          <w:p>
-            <w:pPr>
-              <w:spacing w:after="0" w:line="264" w:lineRule="auto"/>
-            </w:pPr>
-            <w:r>
-              <w:rPr>
-                <w:rFonts w:ascii="Calibri" w:hAnsi="Calibri" w:cs="Calibri"/>
-                <w:b/>
-                <w:i w:val="0"/>
-                <w:color w:val="8A5510"/>
-                <w:sz w:val="18"/>
-              </w:rPr>
-              <w:t xml:space="preserve">👁  ЗА ЧЕМ СЛЕДИТЬ.  </w:t>
-            </w:r>
-            <w:r>
-              <w:rPr>
-                <w:rFonts w:ascii="Calibri" w:hAnsi="Calibri" w:cs="Calibri"/>
-                <w:b w:val="0"/>
-                <w:i w:val="0"/>
-                <w:color w:val="222B36"/>
-                <w:sz w:val="20"/>
-              </w:rPr>
-              <w:t>22 июля — дедлайн Prologis по Segro: подтвердит/повысит оферту → волна переоценки складов NL вверх; откажется → подтверждение дешевизны без катализатора. Держатель логистики: не продавайте до развязки. Следите за реакцией доходностей CTP/WDP/Montea — отыграют новость первыми.</w:t>
+              <w:t>7 июля — голосование Сената по четырём поправкам к box 3. Аренда через BV: до этой даты пересчитайте кэш-флоу по обоим сценариям (с обложением 'бумажного' прироста и без), чтобы решение о выходе или удержании не застало врасплох. Далее — сентябрьский Prinsjesdag по фискальным деталям.</w:t>
             </w:r>
           </w:p>
         </w:tc>
@@ -5071,7 +5006,16 @@
                 <w:color w:val="222B36"/>
                 <w:sz w:val="21"/>
               </w:rPr>
-              <w:t>Картина недели и прогноз. Над всеми тремя сегментами висит одна сквозная нить — «дорогие деньги снова дорожают»: ЕЦБ впервые с 2023-го ПОВЫСИЛ ставку на 25 б.п. (депозит 2,25%, действует с 17 июня), 10-летний госбонд NL поднялся до 2,98% (максимум за 2+ года), 3M Euribor ~2,31%. Это термостат стоимости капитала, и он подкручен вверх: будущие арендные доходы при пересчёте «на сегодня» остывают, а с ними бумажные оценки. Вторая нить — «два свидетеля рынка»: биржа уже нервно заложила переоценку вниз (CTP дисконт ~22% к балансу, Eurocommercial ~36%, цели логистики срезаны на 14–17%), а оценщики приватных портфелей по инерции рисуют рост (MSCI NL +9,4% за 2024, INREV GREFI +1,30% за квартал, седьмой плюс подряд, европейская годовая 4,59%). Когда биржа опережает оценщика, публичный рынок признаётся первым — «бумажные» оценки соседних портфелей, на которые вы равняетесь, ещё не досписаны, закладывайте дисконт. Третья нить, утешительная: капитал при этом возвращается именно в Нидерланды (CRE-инвестиции Q1 +65% г/г до 4,1 млрд €, сильнейший квартал в истории, против −10% по Европе; жильё — 45% объёма), DNB фиксирует снижение рисков CRE (инвестиции +~40% к 2023, NPL ~4%). Эффект второго порядка по налогам: дорогие деньги бьют по частникам сильнее, чем по институционалам — институционал (Vesteda) может придержать выход годами через лимит ликвидности, а частник с арендой через BV под прессом box 3 (с 2028) не может, и станет вынужденным продавцом РАНЬШЕ. Отсюда вывод для собственника: окно купить арендный фонд со скидкой откроется не у фондов, а у частников, на 1–2 квартала раньше. По ESG: GRESB-2025 поднял средний балл standing-портфелей до 79, CRREM переименовал «год застревания» в «год рассогласования» — превышение траектории 1,5°C сигналит будущий retrofit-capex, но само по себе ещё не обесценивает актив; узкое место для стройки тем временем смещается с азота (пакет 20 млрд €, ондергренс с конца 2027) на электросеть (новые правила netcongestie с 1 июля, приоритет жилью/школам/ОТ). КАЛЕНДАРЬ: • 1 июля — вступают в силу новые правила netcongestie (приоритет подключений), с 1 октября муниципалитеты смогут «батчем» резервировать мощность под жильё на 10 лет. • 7 июля — голосование Сената по четырём поправкам к box 3 (старт режима 2028). • 22 июля — дедлайн Prologis по Segro: подтвердить/повысить оферту или отступить → переоценка складов NL вверх или подтверждение дешевизны без катализатора. • Конец июля — начало августа — июньские данные HDN по ипотеке. За чем следить сквозным темам: реакция доходностей CTP/WDP/Montea на развязку по Segro; второй месяц данных CBS по доверию потребителей (подтвердит или опровергнет «лёд тронулся»); итог голосования по box 3 как триггер выхода частников.</w:t>
+              <w:t>Картина недели: три сюжета сошлись в одну ось — «дорогая мощность». Физическая (сеть Брабанта закрывается 1 июля, &gt;9 000 в очереди), регуляторная (азотный порог обещает пермиты, но к концу 2027) и финансовая (ЕЦБ развернул ставки вверх на +25 б.п., но 10Y-бонд NL просел до 2,98% при узком спреде к Bund ~12 б.п.). Спрос в логистике жив, капитал заморожен, публичный ценник смотрит вверх; жильё успокоилось без обвала; ритейл тихо сортируется от «коробки» к денежному потоку.</w:t>
+              <w:br/>
+              <w:br/>
+              <w:t>Сценарии. Логистика: если H1-отчёт CTP 30 июля подтвердит крепкий NTA и rental growth → переоценка prime-складов NL вверх, держателям плюс; если разочарует → подтверждение дешевизны без катализатора, окно входа для покупателя остаётся. Жильё: если Сенат 7 июля продвинет box 3 с обложением реального дохода и прироста → частники со слабой доходностью получат стимул выходить к 2027-28, покупателю готовить due-diligence; если отложат дальше → передышка, но не отмена давления. Netcongestie: если замок Брабанта расползётся на другие провинции → объекты с готовой мощностью станут отдельным премиальным классом по всей стране.</w:t>
+              <w:br/>
+              <w:br/>
+              <w:t>КАЛЕНДАРЬ: • 1 июля — вступают в силу новые правила netcongestie (приоритет подключений жилью/школам/ОТ/батареям) и большинство норм Wet versterking regie volkshuisvesting. • 7 июля — голосование Сената по четырём поправкам к box 3. • 30 июля — H1-результаты CTP (сверка EPRA EPS/NTA с консенсусом). • Сентябрь — Prinsjesdag: фискальные детали earningsstripping и box 3. • Октябрь 2026 — азотный законопроект в Палату.</w:t>
+              <w:br/>
+              <w:br/>
+              <w:t>За чем следить сквозным темам: (1) статус подключения ваших объектов в Брабанте — с 1 июля новая мощность уходит в очередь на годы; (2) реакция котировок CTP/WDP как первый сигнал переоценки логистики; (3) IR-релизы фондов на предмет новых крупных заявок на выкуп — тест, пройдено ли дно оттока.</w:t>
             </w:r>
           </w:p>
         </w:tc>
@@ -5305,7 +5249,7 @@
                 <w:color w:val="222B36"/>
                 <w:sz w:val="19"/>
               </w:rPr>
-              <w:t>•  Вступают в силу новые правила netcongestie: приоритет подключений жилью, школам, ОТ и сетеразгружающим батареям</w:t>
+              <w:t>•  Вступают в силу новые правила netcongestie (приоритет подключений жилью/школам/ОТ/батареям) и большинство норм Wet versterking regie volkshuisvesting; сеть Брабанта закрывается для kleinverbruikers</w:t>
             </w:r>
           </w:p>
           <w:p>
@@ -5320,7 +5264,7 @@
                 <w:color w:val="6B7785"/>
                 <w:sz w:val="16"/>
               </w:rPr>
-              <w:t>→ если ваш склад/промзона не в приоритетных группах → новые/расширенные подключения уходят в общий лист ожидания на годы; объекты с готовой мощностью дорожают, без неё — теряют ценность. Проверьте статус подключения ваших объектов сейчас.</w:t>
+              <w:t>→ если ваш склад/промзона в Moerdijk-Venlo не имеет резерва мощности → новые/расширенные подключения уходят в очередь на годы; объекты с готовой мощностью дорожают. Проверьте статус подключения сейчас.</w:t>
             </w:r>
           </w:p>
         </w:tc>
@@ -5409,7 +5353,7 @@
                 <w:color w:val="222B36"/>
                 <w:sz w:val="19"/>
               </w:rPr>
-              <w:t>•  Голосование Сената по четырём поправкам к закону box 3 (реальный доход)</w:t>
+              <w:t>🗳  Голосование Сената по четырём поправкам к закону box 3 (реальный доход)</w:t>
             </w:r>
           </w:p>
           <w:p>
@@ -5424,7 +5368,7 @@
                 <w:color w:val="6B7785"/>
                 <w:sz w:val="16"/>
               </w:rPr>
-              <w:t>→ если одобрят с обложением реального дохода и прироста при продаже → частники со слабой доходностью получат стимул выходить к 2027–2028; покупателю — готовьте due-diligence под волну предложения. Аренда через BV — пересчитайте кэш-флоу по обоим сценариям до голосования.</w:t>
+              <w:t>→ если одобрят обложение реального дохода и прироста при продаже → частники со слабой доходностью получат стимул выходить к 2027-28; аренда через BV — пересчитайте кэш-флоу по обоим сценариям до голосования.</w:t>
             </w:r>
           </w:p>
         </w:tc>
@@ -5484,7 +5428,7 @@
                 <w:color w:val="222B36"/>
                 <w:sz w:val="19"/>
               </w:rPr>
-              <w:t>2026-07-22</w:t>
+              <w:t>2026-07-30</w:t>
             </w:r>
           </w:p>
         </w:tc>
@@ -5513,7 +5457,7 @@
                 <w:color w:val="222B36"/>
                 <w:sz w:val="19"/>
               </w:rPr>
-              <w:t>⏳  Дедлайн Prologis по Segro: подтвердить/повысить оферту или отступить (put up or shut up)</w:t>
+              <w:t>•  H1-2026 результаты CTP (вебкаст 11:00 CET): сверка EPRA EPS/NTA с консенсусом</w:t>
             </w:r>
           </w:p>
           <w:p>
@@ -5528,7 +5472,7 @@
                 <w:color w:val="6B7785"/>
                 <w:sz w:val="16"/>
               </w:rPr>
-              <w:t>→ если подтвердит/повысит → волна переоценки складов NL вверх, рост M&amp;A-премий, держателям логистики плюс; если откажется → подтверждение дешевизны без катализатора. Держатель prime-склада: не продавайте до развязки. Следите за CTP/WDP/Montea.</w:t>
+              <w:t>→ если крепкий NTA и rental growth → переоценка prime-складов NL вверх, держателям плюс; если разочарует → подтверждение дешевизны без катализатора. Держатель prime-склада: не продавайте до развязки. Следите за CTP/WDP.</w:t>
             </w:r>
           </w:p>
         </w:tc>
@@ -5588,7 +5532,7 @@
                 <w:color w:val="222B36"/>
                 <w:sz w:val="19"/>
               </w:rPr>
-              <w:t>2026-10-01</w:t>
+              <w:t>2026-09-15</w:t>
             </w:r>
           </w:p>
         </w:tc>
@@ -5617,7 +5561,7 @@
                 <w:color w:val="222B36"/>
                 <w:sz w:val="19"/>
               </w:rPr>
-              <w:t>•  Муниципалитеты получают право «батчем» резервировать сетевую мощность под жильё на 10 лет вперёд</w:t>
+              <w:t>•  Prinsjesdag: фискальные детали earningsstripping для vastgoedlichamen и box 3</w:t>
             </w:r>
           </w:p>
           <w:p>
@@ -5632,7 +5576,7 @@
                 <w:color w:val="6B7785"/>
                 <w:sz w:val="16"/>
               </w:rPr>
-              <w:t>→ если ваши девелопмент-площадки попадут в муниципальный батч → ускорение подключения жилых проектов; девелопер — координируйтесь с муниципалитетом по раннему заявлению мощности.</w:t>
+              <w:t>→ если ужесточат вычет процентов → леверидж через BV подорожает; владелец недвижимости через BV — пересчитайте налоговую нагрузку по обоим сценариям до сентября.</w:t>
             </w:r>
           </w:p>
         </w:tc>
@@ -5661,7 +5605,7 @@
                 <w:color w:val="222B36"/>
                 <w:sz w:val="19"/>
               </w:rPr>
-              <w:t>жильё</w:t>
+              <w:t>ритейл</w:t>
             </w:r>
           </w:p>
         </w:tc>
@@ -5692,7 +5636,7 @@
                 <w:color w:val="222B36"/>
                 <w:sz w:val="19"/>
               </w:rPr>
-              <w:t>2026-10-31</w:t>
+              <w:t>2026-10-01</w:t>
             </w:r>
           </w:p>
         </w:tc>
@@ -5721,7 +5665,7 @@
                 <w:color w:val="222B36"/>
                 <w:sz w:val="19"/>
               </w:rPr>
-              <w:t>•  IR-релизы жилых фондов (квартальные) — проверка на новые крупные заявки на выкуп паёв</w:t>
+              <w:t>•  Азотный законопроект кабинета уходит в Tweede Kamer</w:t>
             </w:r>
           </w:p>
           <w:p>
@@ -5736,7 +5680,7 @@
                 <w:color w:val="6B7785"/>
                 <w:sz w:val="16"/>
               </w:rPr>
-              <w:t>→ если появятся новые заявки на выкуп &gt;1 млрд € ИЛИ распродажа портфеля &gt;500 млн € → тезис «дно оттока пройдено» опровергнут, возможна волна предложения. Покупатель арендных пакетов — держите due-diligence наготове к 3–4 кварталу.</w:t>
+              <w:t>→ если пройдёт устойчиво → пермиты под ~244 000 домов начнут разблокироваться к концу 2027; девелопер — держите проекты 'опасной зоны' готовыми к перезапуску, но не рассчитывайте на стройку раньше 2027.</w:t>
             </w:r>
           </w:p>
         </w:tc>
@@ -5883,7 +5827,7 @@
                 <w:color w:val="1F3A5F"/>
                 <w:sz w:val="19"/>
               </w:rPr>
-              <w:t>EPRA NTA</w:t>
+              <w:t>netcongestie</w:t>
             </w:r>
           </w:p>
         </w:tc>
@@ -5912,7 +5856,7 @@
                 <w:color w:val="222B36"/>
                 <w:sz w:val="19"/>
               </w:rPr>
-              <w:t>чистая стоимость активов фонда на акцию по стандарту EPRA — сколько стоят здания на балансе в пересчёте на одну акцию. Если биржевая цена ниже NTA, рынок торгует фонд дешевле стоимости его зданий на бумаге.</w:t>
+              <w:t>перегрузка электросети: мощностей на подключение не хватает всем, новые подключения уходят в очередь на годы. Образ — шоссе в час пик: провода есть, свободной полосы нет.</w:t>
             </w:r>
           </w:p>
         </w:tc>
@@ -5943,7 +5887,7 @@
                 <w:color w:val="1F3A5F"/>
                 <w:sz w:val="19"/>
               </w:rPr>
-              <w:t>дисконт к NTA</w:t>
+              <w:t>prime yield (prime NIY)</w:t>
             </w:r>
           </w:p>
         </w:tc>
@@ -5972,7 +5916,7 @@
                 <w:color w:val="222B36"/>
                 <w:sz w:val="19"/>
               </w:rPr>
-              <w:t>насколько биржевая цена акции REIT ниже стоимости его активов на балансе; сигнал, что публичный рынок ждёт списания оценок, которое оценщики ещё не отразили.</w:t>
+              <w:t>чистая начальная доходность лучших объектов сегмента: годовая аренда, делённая на цену. Ниже доходность = дороже актив.</w:t>
             </w:r>
           </w:p>
         </w:tc>
@@ -6003,7 +5947,7 @@
                 <w:color w:val="1F3A5F"/>
                 <w:sz w:val="19"/>
               </w:rPr>
-              <w:t>prime net initial yield</w:t>
+              <w:t>спред к Bund</w:t>
             </w:r>
           </w:p>
         </w:tc>
@@ -6032,7 +5976,7 @@
                 <w:color w:val="222B36"/>
                 <w:sz w:val="19"/>
               </w:rPr>
-              <w:t>стартовая чистая доходность лучших объектов сегмента; базовая мера «дорого/дёшево» для недвижимости.</w:t>
+              <w:t>наценка за риск: насколько доходность недвижимости выше доходности 'надёжного' немецкого гособлигационного бенчмарка. Узкий спред = дорого относительно облигаций.</w:t>
             </w:r>
           </w:p>
         </w:tc>
@@ -6063,7 +6007,7 @@
                 <w:color w:val="1F3A5F"/>
                 <w:sz w:val="19"/>
               </w:rPr>
-              <w:t>спред к Bund / к госбонду</w:t>
+              <w:t>дисконт к EPRA NTA</w:t>
             </w:r>
           </w:p>
         </w:tc>
@@ -6092,7 +6036,7 @@
                 <w:color w:val="222B36"/>
                 <w:sz w:val="19"/>
               </w:rPr>
-              <w:t>разница между доходностью недвижимости и доходностью «надёжной» 10-летней гособлигации; наценка, которую рынок берёт за риск недвижимости. Узкий спред = дорого относительно облигаций.</w:t>
+              <w:t>когда акции REIT торгуются на бирже дешевле стоимости его зданий на балансе. Рынок как бы говорит, что оценщики ещё не списали то, что биржа уже списала.</w:t>
             </w:r>
           </w:p>
         </w:tc>
@@ -6152,7 +6096,7 @@
                 <w:color w:val="222B36"/>
                 <w:sz w:val="19"/>
               </w:rPr>
-              <w:t>нидерландский налог на капитал физлиц (сбережения и инвестиции, включая сдаваемую недвижимость); обсуждается переход на обложение реального дохода с 2028 года.</w:t>
+              <w:t>нидерландский налог на капитал физлиц (в т.ч. недвижимость не для собственного проживания). Обсуждается переход с фиктивной доходности на налог с реального дохода и прироста при продаже, старт планово 2028.</w:t>
             </w:r>
           </w:p>
         </w:tc>
@@ -6183,7 +6127,7 @@
                 <w:color w:val="1F3A5F"/>
                 <w:sz w:val="19"/>
               </w:rPr>
-              <w:t>BV</w:t>
+              <w:t>earningsstripping</w:t>
             </w:r>
           </w:p>
         </w:tc>
@@ -6212,7 +6156,7 @@
                 <w:color w:val="222B36"/>
                 <w:sz w:val="19"/>
               </w:rPr>
-              <w:t>нидерландское ООО (besloten vennootschap); распространённая структура владения арендной недвижимостью частными инвесторами.</w:t>
+              <w:t>ограничение на вычет процентов по кредиту из налога (из директивы ЕС ATAD1, действует с 2019). Удорожает заёмное финансирование недвижимости, особенно в структурах BV.</w:t>
             </w:r>
           </w:p>
         </w:tc>
@@ -6243,7 +6187,7 @@
                 <w:color w:val="1F3A5F"/>
                 <w:sz w:val="19"/>
               </w:rPr>
-              <w:t>koersdoel</w:t>
+              <w:t>rekenkundige ondergrens (азотный порог)</w:t>
             </w:r>
           </w:p>
         </w:tc>
@@ -6272,127 +6216,7 @@
                 <w:color w:val="222B36"/>
                 <w:sz w:val="19"/>
               </w:rPr>
-              <w:t>целевая цена акции — прогноз аналитика банка, куда может прийти котировка; это мнение, а не факт.</w:t>
-            </w:r>
-          </w:p>
-        </w:tc>
-      </w:tr>
-      <w:tr>
-        <w:tc>
-          <w:tcPr>
-            <w:tcW w:type="dxa" w:w="2835"/>
-            <w:shd w:val="clear" w:color="auto" w:fill="FFFFFF"/>
-            <w:tcMar>
-              <w:top w:w="60" w:type="dxa"/>
-              <w:bottom w:w="60" w:type="dxa"/>
-              <w:start w:w="140" w:type="dxa"/>
-              <w:end w:w="140" w:type="dxa"/>
-              <w:left w:w="140" w:type="dxa"/>
-              <w:right w:w="140" w:type="dxa"/>
-            </w:tcMar>
-          </w:tcPr>
-          <w:p>
-            <w:pPr>
-              <w:spacing w:after="0"/>
-            </w:pPr>
-            <w:r>
-              <w:rPr>
-                <w:rFonts w:ascii="Calibri" w:hAnsi="Calibri" w:cs="Calibri"/>
-                <w:b/>
-                <w:i w:val="0"/>
-                <w:color w:val="1F3A5F"/>
-                <w:sz w:val="19"/>
-              </w:rPr>
-              <w:t>koopbereidheid</w:t>
-            </w:r>
-          </w:p>
-        </w:tc>
-        <w:tc>
-          <w:tcPr>
-            <w:tcW w:type="dxa" w:w="6690"/>
-            <w:shd w:val="clear" w:color="auto" w:fill="FFFFFF"/>
-            <w:tcMar>
-              <w:top w:w="60" w:type="dxa"/>
-              <w:bottom w:w="60" w:type="dxa"/>
-              <w:start w:w="140" w:type="dxa"/>
-              <w:end w:w="140" w:type="dxa"/>
-              <w:left w:w="140" w:type="dxa"/>
-              <w:right w:w="140" w:type="dxa"/>
-            </w:tcMar>
-          </w:tcPr>
-          <w:p>
-            <w:pPr>
-              <w:spacing w:after="0"/>
-            </w:pPr>
-            <w:r>
-              <w:rPr>
-                <w:rFonts w:ascii="Calibri" w:hAnsi="Calibri" w:cs="Calibri"/>
-                <w:b w:val="0"/>
-                <w:i w:val="0"/>
-                <w:color w:val="222B36"/>
-                <w:sz w:val="19"/>
-              </w:rPr>
-              <w:t>субкомпонент индекса доверия CBS — готовность потребителей делать крупные покупки; ниже нуля означает преобладание пессимизма.</w:t>
-            </w:r>
-          </w:p>
-        </w:tc>
-      </w:tr>
-      <w:tr>
-        <w:tc>
-          <w:tcPr>
-            <w:tcW w:type="dxa" w:w="2835"/>
-            <w:shd w:val="clear" w:color="auto" w:fill="F4F6F8"/>
-            <w:tcMar>
-              <w:top w:w="60" w:type="dxa"/>
-              <w:bottom w:w="60" w:type="dxa"/>
-              <w:start w:w="140" w:type="dxa"/>
-              <w:end w:w="140" w:type="dxa"/>
-              <w:left w:w="140" w:type="dxa"/>
-              <w:right w:w="140" w:type="dxa"/>
-            </w:tcMar>
-          </w:tcPr>
-          <w:p>
-            <w:pPr>
-              <w:spacing w:after="0"/>
-            </w:pPr>
-            <w:r>
-              <w:rPr>
-                <w:rFonts w:ascii="Calibri" w:hAnsi="Calibri" w:cs="Calibri"/>
-                <w:b/>
-                <w:i w:val="0"/>
-                <w:color w:val="1F3A5F"/>
-                <w:sz w:val="19"/>
-              </w:rPr>
-              <w:t>netcongestie</w:t>
-            </w:r>
-          </w:p>
-        </w:tc>
-        <w:tc>
-          <w:tcPr>
-            <w:tcW w:type="dxa" w:w="6690"/>
-            <w:shd w:val="clear" w:color="auto" w:fill="F4F6F8"/>
-            <w:tcMar>
-              <w:top w:w="60" w:type="dxa"/>
-              <w:bottom w:w="60" w:type="dxa"/>
-              <w:start w:w="140" w:type="dxa"/>
-              <w:end w:w="140" w:type="dxa"/>
-              <w:left w:w="140" w:type="dxa"/>
-              <w:right w:w="140" w:type="dxa"/>
-            </w:tcMar>
-          </w:tcPr>
-          <w:p>
-            <w:pPr>
-              <w:spacing w:after="0"/>
-            </w:pPr>
-            <w:r>
-              <w:rPr>
-                <w:rFonts w:ascii="Calibri" w:hAnsi="Calibri" w:cs="Calibri"/>
-                <w:b w:val="0"/>
-                <w:i w:val="0"/>
-                <w:color w:val="222B36"/>
-                <w:sz w:val="19"/>
-              </w:rPr>
-              <w:t>перегрузка электросети — мощностей на подключение не хватает; электросеть как шоссе в час пик: провода есть, свободной полосы для новых объектов нет.</w:t>
+              <w:t>математический минимум депозиции азота: проекты с очень малой эмиссией освобождаются от природоохранного пермита, что разблокирует стройку.</w:t>
             </w:r>
           </w:p>
         </w:tc>
@@ -6452,7 +6276,7 @@
                 <w:color w:val="222B36"/>
                 <w:sz w:val="19"/>
               </w:rPr>
-              <w:t>объём арендованных за период площадей; мера живого спроса на склады/офисы.</w:t>
+              <w:t>объём площадей, снятых арендаторами за период. Показывает силу арендного спроса, отдельно от инвестиционных сделок купли-продажи.</w:t>
             </w:r>
           </w:p>
         </w:tc>
@@ -6483,7 +6307,7 @@
                 <w:color w:val="1F3A5F"/>
                 <w:sz w:val="19"/>
               </w:rPr>
-              <w:t>re-letting</w:t>
+              <w:t>WALT</w:t>
             </w:r>
           </w:p>
         </w:tc>
@@ -6512,7 +6336,7 @@
                 <w:color w:val="222B36"/>
                 <w:sz w:val="19"/>
               </w:rPr>
-              <w:t>повторная сдача освободившегося объекта новому арендатору; быстрый re-letting — признак здорового спроса.</w:t>
+              <w:t>средневзвешенный оставшийся срок аренды по портфелю. Чем длиннее — тем надёжнее денежный поток и выше премия при оценке.</w:t>
             </w:r>
           </w:p>
         </w:tc>
@@ -6543,7 +6367,7 @@
                 <w:color w:val="1F3A5F"/>
                 <w:sz w:val="19"/>
               </w:rPr>
-              <w:t>MSCI / ROZ Index</w:t>
+              <w:t>put up or shut up</w:t>
             </w:r>
           </w:p>
         </w:tc>
@@ -6572,307 +6396,7 @@
                 <w:color w:val="222B36"/>
                 <w:sz w:val="19"/>
               </w:rPr>
-              <w:t>национальный appraisal-based бенчмарк доходности прямой недвижимости NL по оценкам портфелей; эталон, против которого считается результат фонда.</w:t>
-            </w:r>
-          </w:p>
-        </w:tc>
-      </w:tr>
-      <w:tr>
-        <w:tc>
-          <w:tcPr>
-            <w:tcW w:type="dxa" w:w="2835"/>
-            <w:shd w:val="clear" w:color="auto" w:fill="F4F6F8"/>
-            <w:tcMar>
-              <w:top w:w="60" w:type="dxa"/>
-              <w:bottom w:w="60" w:type="dxa"/>
-              <w:start w:w="140" w:type="dxa"/>
-              <w:end w:w="140" w:type="dxa"/>
-              <w:left w:w="140" w:type="dxa"/>
-              <w:right w:w="140" w:type="dxa"/>
-            </w:tcMar>
-          </w:tcPr>
-          <w:p>
-            <w:pPr>
-              <w:spacing w:after="0"/>
-            </w:pPr>
-            <w:r>
-              <w:rPr>
-                <w:rFonts w:ascii="Calibri" w:hAnsi="Calibri" w:cs="Calibri"/>
-                <w:b/>
-                <w:i w:val="0"/>
-                <w:color w:val="1F3A5F"/>
-                <w:sz w:val="19"/>
-              </w:rPr>
-              <w:t>INREV / GREFI</w:t>
-            </w:r>
-          </w:p>
-        </w:tc>
-        <w:tc>
-          <w:tcPr>
-            <w:tcW w:type="dxa" w:w="6690"/>
-            <w:shd w:val="clear" w:color="auto" w:fill="F4F6F8"/>
-            <w:tcMar>
-              <w:top w:w="60" w:type="dxa"/>
-              <w:bottom w:w="60" w:type="dxa"/>
-              <w:start w:w="140" w:type="dxa"/>
-              <w:end w:w="140" w:type="dxa"/>
-              <w:left w:w="140" w:type="dxa"/>
-              <w:right w:w="140" w:type="dxa"/>
-            </w:tcMar>
-          </w:tcPr>
-          <w:p>
-            <w:pPr>
-              <w:spacing w:after="0"/>
-            </w:pPr>
-            <w:r>
-              <w:rPr>
-                <w:rFonts w:ascii="Calibri" w:hAnsi="Calibri" w:cs="Calibri"/>
-                <w:b w:val="0"/>
-                <w:i w:val="0"/>
-                <w:color w:val="222B36"/>
-                <w:sz w:val="19"/>
-              </w:rPr>
-              <w:t>индексы доходности нелистингованных фондов недвижимости (Европа/глобально); «второй свидетель» рынка — медленнее биржи, но по факту портфеля.</w:t>
-            </w:r>
-          </w:p>
-        </w:tc>
-      </w:tr>
-      <w:tr>
-        <w:tc>
-          <w:tcPr>
-            <w:tcW w:type="dxa" w:w="2835"/>
-            <w:shd w:val="clear" w:color="auto" w:fill="FFFFFF"/>
-            <w:tcMar>
-              <w:top w:w="60" w:type="dxa"/>
-              <w:bottom w:w="60" w:type="dxa"/>
-              <w:start w:w="140" w:type="dxa"/>
-              <w:end w:w="140" w:type="dxa"/>
-              <w:left w:w="140" w:type="dxa"/>
-              <w:right w:w="140" w:type="dxa"/>
-            </w:tcMar>
-          </w:tcPr>
-          <w:p>
-            <w:pPr>
-              <w:spacing w:after="0"/>
-            </w:pPr>
-            <w:r>
-              <w:rPr>
-                <w:rFonts w:ascii="Calibri" w:hAnsi="Calibri" w:cs="Calibri"/>
-                <w:b/>
-                <w:i w:val="0"/>
-                <w:color w:val="1F3A5F"/>
-                <w:sz w:val="19"/>
-              </w:rPr>
-              <w:t>GRESB</w:t>
-            </w:r>
-          </w:p>
-        </w:tc>
-        <w:tc>
-          <w:tcPr>
-            <w:tcW w:type="dxa" w:w="6690"/>
-            <w:shd w:val="clear" w:color="auto" w:fill="FFFFFF"/>
-            <w:tcMar>
-              <w:top w:w="60" w:type="dxa"/>
-              <w:bottom w:w="60" w:type="dxa"/>
-              <w:start w:w="140" w:type="dxa"/>
-              <w:end w:w="140" w:type="dxa"/>
-              <w:left w:w="140" w:type="dxa"/>
-              <w:right w:w="140" w:type="dxa"/>
-            </w:tcMar>
-          </w:tcPr>
-          <w:p>
-            <w:pPr>
-              <w:spacing w:after="0"/>
-            </w:pPr>
-            <w:r>
-              <w:rPr>
-                <w:rFonts w:ascii="Calibri" w:hAnsi="Calibri" w:cs="Calibri"/>
-                <w:b w:val="0"/>
-                <w:i w:val="0"/>
-                <w:color w:val="222B36"/>
-                <w:sz w:val="19"/>
-              </w:rPr>
-              <w:t>ESG-бенчмарк недвижимости: положение фонда по устойчивости относительно конкурентов; на него смотрят LP пенсфондов.</w:t>
-            </w:r>
-          </w:p>
-        </w:tc>
-      </w:tr>
-      <w:tr>
-        <w:tc>
-          <w:tcPr>
-            <w:tcW w:type="dxa" w:w="2835"/>
-            <w:shd w:val="clear" w:color="auto" w:fill="F4F6F8"/>
-            <w:tcMar>
-              <w:top w:w="60" w:type="dxa"/>
-              <w:bottom w:w="60" w:type="dxa"/>
-              <w:start w:w="140" w:type="dxa"/>
-              <w:end w:w="140" w:type="dxa"/>
-              <w:left w:w="140" w:type="dxa"/>
-              <w:right w:w="140" w:type="dxa"/>
-            </w:tcMar>
-          </w:tcPr>
-          <w:p>
-            <w:pPr>
-              <w:spacing w:after="0"/>
-            </w:pPr>
-            <w:r>
-              <w:rPr>
-                <w:rFonts w:ascii="Calibri" w:hAnsi="Calibri" w:cs="Calibri"/>
-                <w:b/>
-                <w:i w:val="0"/>
-                <w:color w:val="1F3A5F"/>
-                <w:sz w:val="19"/>
-              </w:rPr>
-              <w:t>CRREM</w:t>
-            </w:r>
-          </w:p>
-        </w:tc>
-        <w:tc>
-          <w:tcPr>
-            <w:tcW w:type="dxa" w:w="6690"/>
-            <w:shd w:val="clear" w:color="auto" w:fill="F4F6F8"/>
-            <w:tcMar>
-              <w:top w:w="60" w:type="dxa"/>
-              <w:bottom w:w="60" w:type="dxa"/>
-              <w:start w:w="140" w:type="dxa"/>
-              <w:end w:w="140" w:type="dxa"/>
-              <w:left w:w="140" w:type="dxa"/>
-              <w:right w:w="140" w:type="dxa"/>
-            </w:tcMar>
-          </w:tcPr>
-          <w:p>
-            <w:pPr>
-              <w:spacing w:after="0"/>
-            </w:pPr>
-            <w:r>
-              <w:rPr>
-                <w:rFonts w:ascii="Calibri" w:hAnsi="Calibri" w:cs="Calibri"/>
-                <w:b w:val="0"/>
-                <w:i w:val="0"/>
-                <w:color w:val="222B36"/>
-                <w:sz w:val="19"/>
-              </w:rPr>
-              <w:t>траектория декарбонизации зданий под 1,5–2°C; выход за коридор означает будущий retrofit-capex и риск дисконта «коричневых» активов, но сам по себе ещё не обесценение.</w:t>
-            </w:r>
-          </w:p>
-        </w:tc>
-      </w:tr>
-      <w:tr>
-        <w:tc>
-          <w:tcPr>
-            <w:tcW w:type="dxa" w:w="2835"/>
-            <w:shd w:val="clear" w:color="auto" w:fill="FFFFFF"/>
-            <w:tcMar>
-              <w:top w:w="60" w:type="dxa"/>
-              <w:bottom w:w="60" w:type="dxa"/>
-              <w:start w:w="140" w:type="dxa"/>
-              <w:end w:w="140" w:type="dxa"/>
-              <w:left w:w="140" w:type="dxa"/>
-              <w:right w:w="140" w:type="dxa"/>
-            </w:tcMar>
-          </w:tcPr>
-          <w:p>
-            <w:pPr>
-              <w:spacing w:after="0"/>
-            </w:pPr>
-            <w:r>
-              <w:rPr>
-                <w:rFonts w:ascii="Calibri" w:hAnsi="Calibri" w:cs="Calibri"/>
-                <w:b/>
-                <w:i w:val="0"/>
-                <w:color w:val="1F3A5F"/>
-                <w:sz w:val="19"/>
-              </w:rPr>
-              <w:t>PDV / woonboulevard</w:t>
-            </w:r>
-          </w:p>
-        </w:tc>
-        <w:tc>
-          <w:tcPr>
-            <w:tcW w:type="dxa" w:w="6690"/>
-            <w:shd w:val="clear" w:color="auto" w:fill="FFFFFF"/>
-            <w:tcMar>
-              <w:top w:w="60" w:type="dxa"/>
-              <w:bottom w:w="60" w:type="dxa"/>
-              <w:start w:w="140" w:type="dxa"/>
-              <w:end w:w="140" w:type="dxa"/>
-              <w:left w:w="140" w:type="dxa"/>
-              <w:right w:w="140" w:type="dxa"/>
-            </w:tcMar>
-          </w:tcPr>
-          <w:p>
-            <w:pPr>
-              <w:spacing w:after="0"/>
-            </w:pPr>
-            <w:r>
-              <w:rPr>
-                <w:rFonts w:ascii="Calibri" w:hAnsi="Calibri" w:cs="Calibri"/>
-                <w:b w:val="0"/>
-                <w:i w:val="0"/>
-                <w:color w:val="222B36"/>
-                <w:sz w:val="19"/>
-              </w:rPr>
-              <w:t>крупноформатная розница (мебель, товары для дома) на периферии; новые объекты ограничены муниципальной политикой, что создаёт барьер входа.</w:t>
-            </w:r>
-          </w:p>
-        </w:tc>
-      </w:tr>
-      <w:tr>
-        <w:tc>
-          <w:tcPr>
-            <w:tcW w:type="dxa" w:w="2835"/>
-            <w:shd w:val="clear" w:color="auto" w:fill="F4F6F8"/>
-            <w:tcMar>
-              <w:top w:w="60" w:type="dxa"/>
-              <w:bottom w:w="60" w:type="dxa"/>
-              <w:start w:w="140" w:type="dxa"/>
-              <w:end w:w="140" w:type="dxa"/>
-              <w:left w:w="140" w:type="dxa"/>
-              <w:right w:w="140" w:type="dxa"/>
-            </w:tcMar>
-          </w:tcPr>
-          <w:p>
-            <w:pPr>
-              <w:spacing w:after="0"/>
-            </w:pPr>
-            <w:r>
-              <w:rPr>
-                <w:rFonts w:ascii="Calibri" w:hAnsi="Calibri" w:cs="Calibri"/>
-                <w:b/>
-                <w:i w:val="0"/>
-                <w:color w:val="1F3A5F"/>
-                <w:sz w:val="19"/>
-              </w:rPr>
-              <w:t>put up or shut up</w:t>
-            </w:r>
-          </w:p>
-        </w:tc>
-        <w:tc>
-          <w:tcPr>
-            <w:tcW w:type="dxa" w:w="6690"/>
-            <w:shd w:val="clear" w:color="auto" w:fill="F4F6F8"/>
-            <w:tcMar>
-              <w:top w:w="60" w:type="dxa"/>
-              <w:bottom w:w="60" w:type="dxa"/>
-              <w:start w:w="140" w:type="dxa"/>
-              <w:end w:w="140" w:type="dxa"/>
-              <w:left w:w="140" w:type="dxa"/>
-              <w:right w:w="140" w:type="dxa"/>
-            </w:tcMar>
-          </w:tcPr>
-          <w:p>
-            <w:pPr>
-              <w:spacing w:after="0"/>
-            </w:pPr>
-            <w:r>
-              <w:rPr>
-                <w:rFonts w:ascii="Calibri" w:hAnsi="Calibri" w:cs="Calibri"/>
-                <w:b w:val="0"/>
-                <w:i w:val="0"/>
-                <w:color w:val="222B36"/>
-                <w:sz w:val="19"/>
-              </w:rPr>
-              <w:t>правило британского кодекса поглощений: претендент обязан к назначенной дате либо объявить твёрдую оферту, либо отступить.</w:t>
+              <w:t>правило поглощений: претендент обязан к дедлайну либо подтвердить твёрдую оферту, либо отступить.</w:t>
             </w:r>
           </w:p>
         </w:tc>
@@ -6975,9 +6499,503 @@
           <w:color w:val="222B36"/>
           <w:sz w:val="19"/>
         </w:rPr>
-        <w:t xml:space="preserve">Vesteda Investor Relations  </w:t>
+        <w:t xml:space="preserve">CBS StatLine / Kadaster (цены жилья, WOZ, сделки, CRE-индекс)  </w:t>
       </w:r>
-      <w:hyperlink r:id="rId13">
+      <w:hyperlink r:id="rId36">
+        <w:r>
+          <w:rPr>
+            <w:color w:val="1155CC"/>
+            <w:sz w:val="18"/>
+            <w:rFonts w:ascii="Calibri" w:hAnsi="Calibri"/>
+            <w:u w:val="single"/>
+          </w:rPr>
+          <w:t xml:space="preserve">https://www.cbs.nl/nl-nl/nieuws/2026/26/koopwoningen-in-mei-ruim-4-procent-duurder-dan-jaar-eerder</w:t>
+        </w:r>
+      </w:hyperlink>
+    </w:p>
+    <w:p>
+      <w:pPr>
+        <w:spacing w:before="20" w:after="40" w:line="252" w:lineRule="auto"/>
+        <w:ind w:left="283" w:hanging="198"/>
+        <w:jc w:val="left"/>
+      </w:pPr>
+      <w:r>
+        <w:rPr>
+          <w:rFonts w:ascii="Calibri" w:hAnsi="Calibri" w:cs="Calibri"/>
+          <w:b w:val="0"/>
+          <w:i w:val="0"/>
+          <w:color w:val="6B7785"/>
+          <w:sz w:val="19"/>
+        </w:rPr>
+        <w:t xml:space="preserve">•  </w:t>
+      </w:r>
+      <w:r>
+        <w:rPr>
+          <w:rFonts w:ascii="Calibri" w:hAnsi="Calibri" w:cs="Calibri"/>
+          <w:b w:val="0"/>
+          <w:i w:val="0"/>
+          <w:color w:val="222B36"/>
+          <w:sz w:val="19"/>
+        </w:rPr>
+        <w:t xml:space="preserve">Kadaster (Woningmarkt Q1 2026)  </w:t>
+      </w:r>
+      <w:hyperlink r:id="rId39">
+        <w:r>
+          <w:rPr>
+            <w:color w:val="1155CC"/>
+            <w:sz w:val="18"/>
+            <w:rFonts w:ascii="Calibri" w:hAnsi="Calibri"/>
+            <w:u w:val="single"/>
+          </w:rPr>
+          <w:t xml:space="preserve">https://www.kadaster.nl/-/woningmarkt-1e-kwartaal-2026-weer-meer-verkopen-vooral-goedkopere-woningen</w:t>
+        </w:r>
+      </w:hyperlink>
+    </w:p>
+    <w:p>
+      <w:pPr>
+        <w:spacing w:before="20" w:after="40" w:line="252" w:lineRule="auto"/>
+        <w:ind w:left="283" w:hanging="198"/>
+        <w:jc w:val="left"/>
+      </w:pPr>
+      <w:r>
+        <w:rPr>
+          <w:rFonts w:ascii="Calibri" w:hAnsi="Calibri" w:cs="Calibri"/>
+          <w:b w:val="0"/>
+          <w:i w:val="0"/>
+          <w:color w:val="6B7785"/>
+          <w:sz w:val="19"/>
+        </w:rPr>
+        <w:t xml:space="preserve">•  </w:t>
+      </w:r>
+      <w:r>
+        <w:rPr>
+          <w:rFonts w:ascii="Calibri" w:hAnsi="Calibri" w:cs="Calibri"/>
+          <w:b w:val="0"/>
+          <w:i w:val="0"/>
+          <w:color w:val="222B36"/>
+          <w:sz w:val="19"/>
+        </w:rPr>
+        <w:t xml:space="preserve">DNB — Voorjaarsraming 2026  </w:t>
+      </w:r>
+      <w:hyperlink r:id="rId40">
+        <w:r>
+          <w:rPr>
+            <w:color w:val="1155CC"/>
+            <w:sz w:val="18"/>
+            <w:rFonts w:ascii="Calibri" w:hAnsi="Calibri"/>
+            <w:u w:val="single"/>
+          </w:rPr>
+          <w:t xml:space="preserve">https://www.dnb.nl/algemeen-nieuws/persbericht-2026/oorlog-midden-oosten-remt-economische-groei-verhoogt-inflatie/</w:t>
+        </w:r>
+      </w:hyperlink>
+    </w:p>
+    <w:p>
+      <w:pPr>
+        <w:spacing w:before="20" w:after="40" w:line="252" w:lineRule="auto"/>
+        <w:ind w:left="283" w:hanging="198"/>
+        <w:jc w:val="left"/>
+      </w:pPr>
+      <w:r>
+        <w:rPr>
+          <w:rFonts w:ascii="Calibri" w:hAnsi="Calibri" w:cs="Calibri"/>
+          <w:b w:val="0"/>
+          <w:i w:val="0"/>
+          <w:color w:val="6B7785"/>
+          <w:sz w:val="19"/>
+        </w:rPr>
+        <w:t xml:space="preserve">•  </w:t>
+      </w:r>
+      <w:r>
+        <w:rPr>
+          <w:rFonts w:ascii="Calibri" w:hAnsi="Calibri" w:cs="Calibri"/>
+          <w:b w:val="0"/>
+          <w:i w:val="0"/>
+          <w:color w:val="222B36"/>
+          <w:sz w:val="19"/>
+        </w:rPr>
+        <w:t xml:space="preserve">ECB — Monetary policy decisions (11 June 2026)  </w:t>
+      </w:r>
+      <w:hyperlink r:id="rId41">
+        <w:r>
+          <w:rPr>
+            <w:color w:val="1155CC"/>
+            <w:sz w:val="18"/>
+            <w:rFonts w:ascii="Calibri" w:hAnsi="Calibri"/>
+            <w:u w:val="single"/>
+          </w:rPr>
+          <w:t xml:space="preserve">https://www.ecb.europa.eu/press/pr/date/2026/html/ecb.mp260611~4d41bd5e83.en.html</w:t>
+        </w:r>
+      </w:hyperlink>
+    </w:p>
+    <w:p>
+      <w:pPr>
+        <w:spacing w:before="20" w:after="40" w:line="252" w:lineRule="auto"/>
+        <w:ind w:left="283" w:hanging="198"/>
+        <w:jc w:val="left"/>
+      </w:pPr>
+      <w:r>
+        <w:rPr>
+          <w:rFonts w:ascii="Calibri" w:hAnsi="Calibri" w:cs="Calibri"/>
+          <w:b w:val="0"/>
+          <w:i w:val="0"/>
+          <w:color w:val="6B7785"/>
+          <w:sz w:val="19"/>
+        </w:rPr>
+        <w:t xml:space="preserve">•  </w:t>
+      </w:r>
+      <w:r>
+        <w:rPr>
+          <w:rFonts w:ascii="Calibri" w:hAnsi="Calibri" w:cs="Calibri"/>
+          <w:b w:val="0"/>
+          <w:i w:val="0"/>
+          <w:color w:val="222B36"/>
+          <w:sz w:val="19"/>
+        </w:rPr>
+        <w:t xml:space="preserve">ECB — Bank Lending Survey Q1 2026  </w:t>
+      </w:r>
+      <w:hyperlink r:id="rId42">
+        <w:r>
+          <w:rPr>
+            <w:color w:val="1155CC"/>
+            <w:sz w:val="18"/>
+            <w:rFonts w:ascii="Calibri" w:hAnsi="Calibri"/>
+            <w:u w:val="single"/>
+          </w:rPr>
+          <w:t xml:space="preserve">https://www.ecb.europa.eu/stats/ecb_surveys/bank_lending_survey/html/ecb.blssurvey2026q1~ff74e51f1b.en.html</w:t>
+        </w:r>
+      </w:hyperlink>
+    </w:p>
+    <w:p>
+      <w:pPr>
+        <w:spacing w:before="20" w:after="40" w:line="252" w:lineRule="auto"/>
+        <w:ind w:left="283" w:hanging="198"/>
+        <w:jc w:val="left"/>
+      </w:pPr>
+      <w:r>
+        <w:rPr>
+          <w:rFonts w:ascii="Calibri" w:hAnsi="Calibri" w:cs="Calibri"/>
+          <w:b w:val="0"/>
+          <w:i w:val="0"/>
+          <w:color w:val="6B7785"/>
+          <w:sz w:val="19"/>
+        </w:rPr>
+        <w:t xml:space="preserve">•  </w:t>
+      </w:r>
+      <w:r>
+        <w:rPr>
+          <w:rFonts w:ascii="Calibri" w:hAnsi="Calibri" w:cs="Calibri"/>
+          <w:b w:val="0"/>
+          <w:i w:val="0"/>
+          <w:color w:val="222B36"/>
+          <w:sz w:val="19"/>
+        </w:rPr>
+        <w:t xml:space="preserve">Eurostat — House prices Q4 2025  </w:t>
+      </w:r>
+      <w:hyperlink r:id="rId43">
+        <w:r>
+          <w:rPr>
+            <w:color w:val="1155CC"/>
+            <w:sz w:val="18"/>
+            <w:rFonts w:ascii="Calibri" w:hAnsi="Calibri"/>
+            <w:u w:val="single"/>
+          </w:rPr>
+          <w:t xml:space="preserve">https://ec.europa.eu/eurostat/web/products-eurostat-news/w/ddn-20260407-1</w:t>
+        </w:r>
+      </w:hyperlink>
+    </w:p>
+    <w:p>
+      <w:pPr>
+        <w:spacing w:before="20" w:after="40" w:line="252" w:lineRule="auto"/>
+        <w:ind w:left="283" w:hanging="198"/>
+        <w:jc w:val="left"/>
+      </w:pPr>
+      <w:r>
+        <w:rPr>
+          <w:rFonts w:ascii="Calibri" w:hAnsi="Calibri" w:cs="Calibri"/>
+          <w:b w:val="0"/>
+          <w:i w:val="0"/>
+          <w:color w:val="6B7785"/>
+          <w:sz w:val="19"/>
+        </w:rPr>
+        <w:t xml:space="preserve">•  </w:t>
+      </w:r>
+      <w:r>
+        <w:rPr>
+          <w:rFonts w:ascii="Calibri" w:hAnsi="Calibri" w:cs="Calibri"/>
+          <w:b w:val="0"/>
+          <w:i w:val="0"/>
+          <w:color w:val="222B36"/>
+          <w:sz w:val="19"/>
+        </w:rPr>
+        <w:t xml:space="preserve">Trading Economics — NL &amp; Germany 10Y bond yields  </w:t>
+      </w:r>
+      <w:hyperlink r:id="rId44">
+        <w:r>
+          <w:rPr>
+            <w:color w:val="1155CC"/>
+            <w:sz w:val="18"/>
+            <w:rFonts w:ascii="Calibri" w:hAnsi="Calibri"/>
+            <w:u w:val="single"/>
+          </w:rPr>
+          <w:t xml:space="preserve">https://tradingeconomics.com/netherlands/government-bond-yield</w:t>
+        </w:r>
+      </w:hyperlink>
+    </w:p>
+    <w:p>
+      <w:pPr>
+        <w:spacing w:before="20" w:after="40" w:line="252" w:lineRule="auto"/>
+        <w:ind w:left="283" w:hanging="198"/>
+        <w:jc w:val="left"/>
+      </w:pPr>
+      <w:r>
+        <w:rPr>
+          <w:rFonts w:ascii="Calibri" w:hAnsi="Calibri" w:cs="Calibri"/>
+          <w:b w:val="0"/>
+          <w:i w:val="0"/>
+          <w:color w:val="6B7785"/>
+          <w:sz w:val="19"/>
+        </w:rPr>
+        <w:t xml:space="preserve">•  </w:t>
+      </w:r>
+      <w:r>
+        <w:rPr>
+          <w:rFonts w:ascii="Calibri" w:hAnsi="Calibri" w:cs="Calibri"/>
+          <w:b w:val="0"/>
+          <w:i w:val="0"/>
+          <w:color w:val="222B36"/>
+          <w:sz w:val="19"/>
+        </w:rPr>
+        <w:t xml:space="preserve">Euribor-rates.eu (данные EMMI)  </w:t>
+      </w:r>
+      <w:hyperlink r:id="rId45">
+        <w:r>
+          <w:rPr>
+            <w:color w:val="1155CC"/>
+            <w:sz w:val="18"/>
+            <w:rFonts w:ascii="Calibri" w:hAnsi="Calibri"/>
+            <w:u w:val="single"/>
+          </w:rPr>
+          <w:t xml:space="preserve">https://www.euribor-rates.eu/en/current-euribor-rates/</w:t>
+        </w:r>
+      </w:hyperlink>
+    </w:p>
+    <w:p>
+      <w:pPr>
+        <w:spacing w:before="20" w:after="40" w:line="252" w:lineRule="auto"/>
+        <w:ind w:left="283" w:hanging="198"/>
+        <w:jc w:val="left"/>
+      </w:pPr>
+      <w:r>
+        <w:rPr>
+          <w:rFonts w:ascii="Calibri" w:hAnsi="Calibri" w:cs="Calibri"/>
+          <w:b w:val="0"/>
+          <w:i w:val="0"/>
+          <w:color w:val="6B7785"/>
+          <w:sz w:val="19"/>
+        </w:rPr>
+        <w:t xml:space="preserve">•  </w:t>
+      </w:r>
+      <w:r>
+        <w:rPr>
+          <w:rFonts w:ascii="Calibri" w:hAnsi="Calibri" w:cs="Calibri"/>
+          <w:b w:val="0"/>
+          <w:i w:val="0"/>
+          <w:color w:val="222B36"/>
+          <w:sz w:val="19"/>
+        </w:rPr>
+        <w:t xml:space="preserve">INREV — Fund/ODCE indices &amp; Investment Intentions 2026  </w:t>
+      </w:r>
+      <w:hyperlink r:id="rId46">
+        <w:r>
+          <w:rPr>
+            <w:color w:val="1155CC"/>
+            <w:sz w:val="18"/>
+            <w:rFonts w:ascii="Calibri" w:hAnsi="Calibri"/>
+            <w:u w:val="single"/>
+          </w:rPr>
+          <w:t xml:space="preserve">https://www.inrev.org/news/inrev-news/investment-intentions-survey-2026</w:t>
+        </w:r>
+      </w:hyperlink>
+    </w:p>
+    <w:p>
+      <w:pPr>
+        <w:spacing w:before="20" w:after="40" w:line="252" w:lineRule="auto"/>
+        <w:ind w:left="283" w:hanging="198"/>
+        <w:jc w:val="left"/>
+      </w:pPr>
+      <w:r>
+        <w:rPr>
+          <w:rFonts w:ascii="Calibri" w:hAnsi="Calibri" w:cs="Calibri"/>
+          <w:b w:val="0"/>
+          <w:i w:val="0"/>
+          <w:color w:val="6B7785"/>
+          <w:sz w:val="19"/>
+        </w:rPr>
+        <w:t xml:space="preserve">•  </w:t>
+      </w:r>
+      <w:r>
+        <w:rPr>
+          <w:rFonts w:ascii="Calibri" w:hAnsi="Calibri" w:cs="Calibri"/>
+          <w:b w:val="0"/>
+          <w:i w:val="0"/>
+          <w:color w:val="222B36"/>
+          <w:sz w:val="19"/>
+        </w:rPr>
+        <w:t xml:space="preserve">EPRA — Monthly NAV/LTV reports  </w:t>
+      </w:r>
+      <w:hyperlink r:id="rId47">
+        <w:r>
+          <w:rPr>
+            <w:color w:val="1155CC"/>
+            <w:sz w:val="18"/>
+            <w:rFonts w:ascii="Calibri" w:hAnsi="Calibri"/>
+            <w:u w:val="single"/>
+          </w:rPr>
+          <w:t xml:space="preserve">https://www.epra.com/indexes/monthly-reports</w:t>
+        </w:r>
+      </w:hyperlink>
+    </w:p>
+    <w:p>
+      <w:pPr>
+        <w:spacing w:before="20" w:after="40" w:line="252" w:lineRule="auto"/>
+        <w:ind w:left="283" w:hanging="198"/>
+        <w:jc w:val="left"/>
+      </w:pPr>
+      <w:r>
+        <w:rPr>
+          <w:rFonts w:ascii="Calibri" w:hAnsi="Calibri" w:cs="Calibri"/>
+          <w:b w:val="0"/>
+          <w:i w:val="0"/>
+          <w:color w:val="6B7785"/>
+          <w:sz w:val="19"/>
+        </w:rPr>
+        <w:t xml:space="preserve">•  </w:t>
+      </w:r>
+      <w:r>
+        <w:rPr>
+          <w:rFonts w:ascii="Calibri" w:hAnsi="Calibri" w:cs="Calibri"/>
+          <w:b w:val="0"/>
+          <w:i w:val="0"/>
+          <w:color w:val="222B36"/>
+          <w:sz w:val="19"/>
+        </w:rPr>
+        <w:t xml:space="preserve">Green Street EU — Pan-European CPPI  </w:t>
+      </w:r>
+      <w:hyperlink r:id="rId48">
+        <w:r>
+          <w:rPr>
+            <w:color w:val="1155CC"/>
+            <w:sz w:val="18"/>
+            <w:rFonts w:ascii="Calibri" w:hAnsi="Calibri"/>
+            <w:u w:val="single"/>
+          </w:rPr>
+          <w:t xml:space="preserve">https://eu.greenstreet.com/resources/pricing-index/</w:t>
+        </w:r>
+      </w:hyperlink>
+    </w:p>
+    <w:p>
+      <w:pPr>
+        <w:spacing w:before="20" w:after="40" w:line="252" w:lineRule="auto"/>
+        <w:ind w:left="283" w:hanging="198"/>
+        <w:jc w:val="left"/>
+      </w:pPr>
+      <w:r>
+        <w:rPr>
+          <w:rFonts w:ascii="Calibri" w:hAnsi="Calibri" w:cs="Calibri"/>
+          <w:b w:val="0"/>
+          <w:i w:val="0"/>
+          <w:color w:val="6B7785"/>
+          <w:sz w:val="19"/>
+        </w:rPr>
+        <w:t xml:space="preserve">•  </w:t>
+      </w:r>
+      <w:r>
+        <w:rPr>
+          <w:rFonts w:ascii="Calibri" w:hAnsi="Calibri" w:cs="Calibri"/>
+          <w:b w:val="0"/>
+          <w:i w:val="0"/>
+          <w:color w:val="222B36"/>
+          <w:sz w:val="19"/>
+        </w:rPr>
+        <w:t xml:space="preserve">GRESB — 2025 Real Estate Benchmark  </w:t>
+      </w:r>
+      <w:hyperlink r:id="rId49">
+        <w:r>
+          <w:rPr>
+            <w:color w:val="1155CC"/>
+            <w:sz w:val="18"/>
+            <w:rFonts w:ascii="Calibri" w:hAnsi="Calibri"/>
+            <w:u w:val="single"/>
+          </w:rPr>
+          <w:t xml:space="preserve">https://www.gresb.com/nl-en/insights/gresb-2025-benchmarks-reflect-industry-maturity-and-continued-progress-toward-responsible-investing/</w:t>
+        </w:r>
+      </w:hyperlink>
+    </w:p>
+    <w:p>
+      <w:pPr>
+        <w:spacing w:before="20" w:after="40" w:line="252" w:lineRule="auto"/>
+        <w:ind w:left="283" w:hanging="198"/>
+        <w:jc w:val="left"/>
+      </w:pPr>
+      <w:r>
+        <w:rPr>
+          <w:rFonts w:ascii="Calibri" w:hAnsi="Calibri" w:cs="Calibri"/>
+          <w:b w:val="0"/>
+          <w:i w:val="0"/>
+          <w:color w:val="6B7785"/>
+          <w:sz w:val="19"/>
+        </w:rPr>
+        <w:t xml:space="preserve">•  </w:t>
+      </w:r>
+      <w:r>
+        <w:rPr>
+          <w:rFonts w:ascii="Calibri" w:hAnsi="Calibri" w:cs="Calibri"/>
+          <w:b w:val="0"/>
+          <w:i w:val="0"/>
+          <w:color w:val="222B36"/>
+          <w:sz w:val="19"/>
+        </w:rPr>
+        <w:t xml:space="preserve">CTP N.V. IR / Business Wire (H1-notice, Moody's, Pécs)  </w:t>
+      </w:r>
+      <w:hyperlink r:id="rId17">
+        <w:r>
+          <w:rPr>
+            <w:color w:val="1155CC"/>
+            <w:sz w:val="18"/>
+            <w:rFonts w:ascii="Calibri" w:hAnsi="Calibri"/>
+            <w:u w:val="single"/>
+          </w:rPr>
+          <w:t xml:space="preserve">https://www.businesswire.com/news/home/20260623616061/en/CTP-N.V.-notice-of-H1-2026-results</w:t>
+        </w:r>
+      </w:hyperlink>
+    </w:p>
+    <w:p>
+      <w:pPr>
+        <w:spacing w:before="20" w:after="40" w:line="252" w:lineRule="auto"/>
+        <w:ind w:left="283" w:hanging="198"/>
+        <w:jc w:val="left"/>
+      </w:pPr>
+      <w:r>
+        <w:rPr>
+          <w:rFonts w:ascii="Calibri" w:hAnsi="Calibri" w:cs="Calibri"/>
+          <w:b w:val="0"/>
+          <w:i w:val="0"/>
+          <w:color w:val="6B7785"/>
+          <w:sz w:val="19"/>
+        </w:rPr>
+        <w:t xml:space="preserve">•  </w:t>
+      </w:r>
+      <w:r>
+        <w:rPr>
+          <w:rFonts w:ascii="Calibri" w:hAnsi="Calibri" w:cs="Calibri"/>
+          <w:b w:val="0"/>
+          <w:i w:val="0"/>
+          <w:color w:val="222B36"/>
+          <w:sz w:val="19"/>
+        </w:rPr>
+        <w:t xml:space="preserve">Vesteda Newsroom / IR  </w:t>
+      </w:r>
+      <w:hyperlink r:id="rId14">
         <w:r>
           <w:rPr>
             <w:color w:val="1155CC"/>
@@ -7013,9 +7031,9 @@
           <w:color w:val="222B36"/>
           <w:sz w:val="19"/>
         </w:rPr>
-        <w:t xml:space="preserve">Eerste Kamer (wetsvoorstel 36.748, box 3)  </w:t>
+        <w:t xml:space="preserve">Wereldhave IR — Credit Rating (Fitch)  </w:t>
       </w:r>
-      <w:hyperlink r:id="rId12">
+      <w:hyperlink r:id="rId29">
         <w:r>
           <w:rPr>
             <w:color w:val="1155CC"/>
@@ -7023,7 +7041,7 @@
             <w:rFonts w:ascii="Calibri" w:hAnsi="Calibri"/>
             <w:u w:val="single"/>
           </w:rPr>
-          <w:t xml:space="preserve">https://www.eerstekamer.nl/wetsvoorstel/36748_wet_werkelijk_rendement_box</w:t>
+          <w:t xml:space="preserve">https://www.wereldhave.com/investor-relations/credit-rating/</w:t>
         </w:r>
       </w:hyperlink>
     </w:p>
@@ -7051,9 +7069,9 @@
           <w:color w:val="222B36"/>
           <w:sz w:val="19"/>
         </w:rPr>
-        <w:t xml:space="preserve">CTP N.V. — Credit Ratings (IR)  </w:t>
+        <w:t xml:space="preserve">Investing.com / MarketScreener — Consensus (CTP/WDP/Wereldhave)  </w:t>
       </w:r>
-      <w:hyperlink r:id="rId35">
+      <w:hyperlink r:id="rId11">
         <w:r>
           <w:rPr>
             <w:color w:val="1155CC"/>
@@ -7061,7 +7079,7 @@
             <w:rFonts w:ascii="Calibri" w:hAnsi="Calibri"/>
             <w:u w:val="single"/>
           </w:rPr>
-          <w:t xml:space="preserve">https://ctp.eu/investors/credit-ratings/</w:t>
+          <w:t xml:space="preserve">https://www.investing.com/equities/ctp-nv-consensus-estimates</w:t>
         </w:r>
       </w:hyperlink>
     </w:p>
@@ -7089,9 +7107,9 @@
           <w:color w:val="222B36"/>
           <w:sz w:val="19"/>
         </w:rPr>
-        <w:t xml:space="preserve">CTP N.V. — €500m green bond (IR)  </w:t>
+        <w:t xml:space="preserve">Cushman &amp; Wakefield — Industrial &amp; Logistics NL Q1 2026  </w:t>
       </w:r>
-      <w:hyperlink r:id="rId34">
+      <w:hyperlink r:id="rId21">
         <w:r>
           <w:rPr>
             <w:color w:val="1155CC"/>
@@ -7099,7 +7117,7 @@
             <w:rFonts w:ascii="Calibri" w:hAnsi="Calibri"/>
             <w:u w:val="single"/>
           </w:rPr>
-          <w:t xml:space="preserve">https://ctp.eu/news/ctp-announces-the-successful-placement-of-e500-million-green-bond-and-e216-million-tender-offer/</w:t>
+          <w:t xml:space="preserve">https://www.cushmanwakefield.com/en/netherlands/news/2026/05/dutch-logistics-real-estate-market-remains-resilient</w:t>
         </w:r>
       </w:hyperlink>
     </w:p>
@@ -7127,9 +7145,9 @@
           <w:color w:val="222B36"/>
           <w:sz w:val="19"/>
         </w:rPr>
-        <w:t xml:space="preserve">Eurocommercial Properties — FY2025 Results  </w:t>
+        <w:t xml:space="preserve">CBRE Netherlands — Market Outlook 2026 &amp; logistics yields  </w:t>
       </w:r>
-      <w:hyperlink r:id="rId26">
+      <w:hyperlink r:id="rId22">
         <w:r>
           <w:rPr>
             <w:color w:val="1155CC"/>
@@ -7137,7 +7155,7 @@
             <w:rFonts w:ascii="Calibri" w:hAnsi="Calibri"/>
             <w:u w:val="single"/>
           </w:rPr>
-          <w:t xml:space="preserve">https://www.eurocommercialproperties.com/assets/uploads/important-documents/english/PR-2026-03-05-UK-Heading.pdf</w:t>
+          <w:t xml:space="preserve">https://www.cbre.nl/insights/reports/grotere-regionale-verschillen-sturen-rendementen-in-logistiek-vastgoed</w:t>
         </w:r>
       </w:hyperlink>
     </w:p>
@@ -7165,9 +7183,9 @@
           <w:color w:val="222B36"/>
           <w:sz w:val="19"/>
         </w:rPr>
-        <w:t xml:space="preserve">INREV — GREFI Q1 2026  </w:t>
+        <w:t xml:space="preserve">Savills Netherlands — Logistics Trend Report &amp; Market in Minutes  </w:t>
       </w:r>
-      <w:hyperlink r:id="rId40">
+      <w:hyperlink r:id="rId50">
         <w:r>
           <w:rPr>
             <w:color w:val="1155CC"/>
@@ -7175,7 +7193,7 @@
             <w:rFonts w:ascii="Calibri" w:hAnsi="Calibri"/>
             <w:u w:val="single"/>
           </w:rPr>
-          <w:t xml:space="preserve">https://www.inrev.org/news/inrev-news/grefi-delivered-total-returns-119-q1-2026-highest-q2-2022</w:t>
+          <w:t xml:space="preserve">https://www.savills.nl/research_articles/251853/390330-0</w:t>
         </w:r>
       </w:hyperlink>
     </w:p>
@@ -7203,9 +7221,9 @@
           <w:color w:val="222B36"/>
           <w:sz w:val="19"/>
         </w:rPr>
-        <w:t xml:space="preserve">MSCI Netherlands Property Index (через Federatie HCS)  </w:t>
+        <w:t xml:space="preserve">Locatus — Winkelleegstand 2025  </w:t>
       </w:r>
-      <w:hyperlink r:id="rId41">
+      <w:hyperlink r:id="rId30">
         <w:r>
           <w:rPr>
             <w:color w:val="1155CC"/>
@@ -7213,7 +7231,7 @@
             <w:rFonts w:ascii="Calibri" w:hAnsi="Calibri"/>
             <w:u w:val="single"/>
           </w:rPr>
-          <w:t xml:space="preserve">https://federatiehcs.nl/en/2025/04/vastgoedindex-van-msci-nederland-2024/</w:t>
+          <w:t xml:space="preserve">https://locatus.com/blog/nederlandse-winkelleegstand-2025/</w:t>
         </w:r>
       </w:hyperlink>
     </w:p>
@@ -7241,731 +7259,9 @@
           <w:color w:val="222B36"/>
           <w:sz w:val="19"/>
         </w:rPr>
-        <w:t xml:space="preserve">GRESB 2025 Real Estate Results  </w:t>
-      </w:r>
-      <w:hyperlink r:id="rId42">
-        <w:r>
-          <w:rPr>
-            <w:color w:val="1155CC"/>
-            <w:sz w:val="18"/>
-            <w:rFonts w:ascii="Calibri" w:hAnsi="Calibri"/>
-            <w:u w:val="single"/>
-          </w:rPr>
-          <w:t xml:space="preserve">https://www.gresb.com/2025-real-estate-assessment-results/</w:t>
-        </w:r>
-      </w:hyperlink>
-    </w:p>
-    <w:p>
-      <w:pPr>
-        <w:spacing w:before="20" w:after="40" w:line="252" w:lineRule="auto"/>
-        <w:ind w:left="283" w:hanging="198"/>
-        <w:jc w:val="left"/>
-      </w:pPr>
-      <w:r>
-        <w:rPr>
-          <w:rFonts w:ascii="Calibri" w:hAnsi="Calibri" w:cs="Calibri"/>
-          <w:b w:val="0"/>
-          <w:i w:val="0"/>
-          <w:color w:val="6B7785"/>
-          <w:sz w:val="19"/>
-        </w:rPr>
-        <w:t xml:space="preserve">•  </w:t>
-      </w:r>
-      <w:r>
-        <w:rPr>
-          <w:rFonts w:ascii="Calibri" w:hAnsi="Calibri" w:cs="Calibri"/>
-          <w:b w:val="0"/>
-          <w:i w:val="0"/>
-          <w:color w:val="222B36"/>
-          <w:sz w:val="19"/>
-        </w:rPr>
-        <w:t xml:space="preserve">CBS — Koopwoningen mei 2026  </w:t>
-      </w:r>
-      <w:hyperlink r:id="rId21">
-        <w:r>
-          <w:rPr>
-            <w:color w:val="1155CC"/>
-            <w:sz w:val="18"/>
-            <w:rFonts w:ascii="Calibri" w:hAnsi="Calibri"/>
-            <w:u w:val="single"/>
-          </w:rPr>
-          <w:t xml:space="preserve">https://www.cbs.nl/nl-nl/nieuws/2026/26/koopwoningen-in-mei-ruim-4-procent-duurder-dan-jaar-eerder</w:t>
-        </w:r>
-      </w:hyperlink>
-    </w:p>
-    <w:p>
-      <w:pPr>
-        <w:spacing w:before="20" w:after="40" w:line="252" w:lineRule="auto"/>
-        <w:ind w:left="283" w:hanging="198"/>
-        <w:jc w:val="left"/>
-      </w:pPr>
-      <w:r>
-        <w:rPr>
-          <w:rFonts w:ascii="Calibri" w:hAnsi="Calibri" w:cs="Calibri"/>
-          <w:b w:val="0"/>
-          <w:i w:val="0"/>
-          <w:color w:val="6B7785"/>
-          <w:sz w:val="19"/>
-        </w:rPr>
-        <w:t xml:space="preserve">•  </w:t>
-      </w:r>
-      <w:r>
-        <w:rPr>
-          <w:rFonts w:ascii="Calibri" w:hAnsi="Calibri" w:cs="Calibri"/>
-          <w:b w:val="0"/>
-          <w:i w:val="0"/>
-          <w:color w:val="222B36"/>
-          <w:sz w:val="19"/>
-        </w:rPr>
-        <w:t xml:space="preserve">CBS — Consumenten minder negatief in juni  </w:t>
-      </w:r>
-      <w:hyperlink r:id="rId29">
-        <w:r>
-          <w:rPr>
-            <w:color w:val="1155CC"/>
-            <w:sz w:val="18"/>
-            <w:rFonts w:ascii="Calibri" w:hAnsi="Calibri"/>
-            <w:u w:val="single"/>
-          </w:rPr>
-          <w:t xml:space="preserve">https://www.cbs.nl/nl-nl/nieuws/2026/26/consumenten-minder-negatief-in-juni</w:t>
-        </w:r>
-      </w:hyperlink>
-    </w:p>
-    <w:p>
-      <w:pPr>
-        <w:spacing w:before="20" w:after="40" w:line="252" w:lineRule="auto"/>
-        <w:ind w:left="283" w:hanging="198"/>
-        <w:jc w:val="left"/>
-      </w:pPr>
-      <w:r>
-        <w:rPr>
-          <w:rFonts w:ascii="Calibri" w:hAnsi="Calibri" w:cs="Calibri"/>
-          <w:b w:val="0"/>
-          <w:i w:val="0"/>
-          <w:color w:val="6B7785"/>
-          <w:sz w:val="19"/>
-        </w:rPr>
-        <w:t xml:space="preserve">•  </w:t>
-      </w:r>
-      <w:r>
-        <w:rPr>
-          <w:rFonts w:ascii="Calibri" w:hAnsi="Calibri" w:cs="Calibri"/>
-          <w:b w:val="0"/>
-          <w:i w:val="0"/>
-          <w:color w:val="222B36"/>
-          <w:sz w:val="19"/>
-        </w:rPr>
-        <w:t xml:space="preserve">CBS — Omzet detailhandel Q1 2026  </w:t>
-      </w:r>
-      <w:hyperlink r:id="rId30">
-        <w:r>
-          <w:rPr>
-            <w:color w:val="1155CC"/>
-            <w:sz w:val="18"/>
-            <w:rFonts w:ascii="Calibri" w:hAnsi="Calibri"/>
-            <w:u w:val="single"/>
-          </w:rPr>
-          <w:t xml:space="preserve">https://www.cbs.nl/nl-nl/nieuws/2026/25/omzet-detailhandel-2-2-procent-hoger-in-eerste-kwartaal</w:t>
-        </w:r>
-      </w:hyperlink>
-    </w:p>
-    <w:p>
-      <w:pPr>
-        <w:spacing w:before="20" w:after="40" w:line="252" w:lineRule="auto"/>
-        <w:ind w:left="283" w:hanging="198"/>
-        <w:jc w:val="left"/>
-      </w:pPr>
-      <w:r>
-        <w:rPr>
-          <w:rFonts w:ascii="Calibri" w:hAnsi="Calibri" w:cs="Calibri"/>
-          <w:b w:val="0"/>
-          <w:i w:val="0"/>
-          <w:color w:val="6B7785"/>
-          <w:sz w:val="19"/>
-        </w:rPr>
-        <w:t xml:space="preserve">•  </w:t>
-      </w:r>
-      <w:r>
-        <w:rPr>
-          <w:rFonts w:ascii="Calibri" w:hAnsi="Calibri" w:cs="Calibri"/>
-          <w:b w:val="0"/>
-          <w:i w:val="0"/>
-          <w:color w:val="222B36"/>
-          <w:sz w:val="19"/>
-        </w:rPr>
-        <w:t xml:space="preserve">DNB — Overzicht Financiële Stabiliteit voorjaar 2026  </w:t>
-      </w:r>
-      <w:hyperlink r:id="rId43">
-        <w:r>
-          <w:rPr>
-            <w:color w:val="1155CC"/>
-            <w:sz w:val="18"/>
-            <w:rFonts w:ascii="Calibri" w:hAnsi="Calibri"/>
-            <w:u w:val="single"/>
-          </w:rPr>
-          <w:t xml:space="preserve">https://www.dnb.nl/publicaties/publicaties-dnb/ofs/overzicht-financiele-stabiliteit-voorjaar-2026/</w:t>
-        </w:r>
-      </w:hyperlink>
-    </w:p>
-    <w:p>
-      <w:pPr>
-        <w:spacing w:before="20" w:after="40" w:line="252" w:lineRule="auto"/>
-        <w:ind w:left="283" w:hanging="198"/>
-        <w:jc w:val="left"/>
-      </w:pPr>
-      <w:r>
-        <w:rPr>
-          <w:rFonts w:ascii="Calibri" w:hAnsi="Calibri" w:cs="Calibri"/>
-          <w:b w:val="0"/>
-          <w:i w:val="0"/>
-          <w:color w:val="6B7785"/>
-          <w:sz w:val="19"/>
-        </w:rPr>
-        <w:t xml:space="preserve">•  </w:t>
-      </w:r>
-      <w:r>
-        <w:rPr>
-          <w:rFonts w:ascii="Calibri" w:hAnsi="Calibri" w:cs="Calibri"/>
-          <w:b w:val="0"/>
-          <w:i w:val="0"/>
-          <w:color w:val="222B36"/>
-          <w:sz w:val="19"/>
-        </w:rPr>
-        <w:t xml:space="preserve">ECB — Monetary policy decisions (11.06.2026)  </w:t>
-      </w:r>
-      <w:hyperlink r:id="rId44">
-        <w:r>
-          <w:rPr>
-            <w:color w:val="1155CC"/>
-            <w:sz w:val="18"/>
-            <w:rFonts w:ascii="Calibri" w:hAnsi="Calibri"/>
-            <w:u w:val="single"/>
-          </w:rPr>
-          <w:t xml:space="preserve">https://www.ecb.europa.eu/press/pr/date/2026/html/ecb.mp260611~4d41bd5e83.en.html</w:t>
-        </w:r>
-      </w:hyperlink>
-    </w:p>
-    <w:p>
-      <w:pPr>
-        <w:spacing w:before="20" w:after="40" w:line="252" w:lineRule="auto"/>
-        <w:ind w:left="283" w:hanging="198"/>
-        <w:jc w:val="left"/>
-      </w:pPr>
-      <w:r>
-        <w:rPr>
-          <w:rFonts w:ascii="Calibri" w:hAnsi="Calibri" w:cs="Calibri"/>
-          <w:b w:val="0"/>
-          <w:i w:val="0"/>
-          <w:color w:val="6B7785"/>
-          <w:sz w:val="19"/>
-        </w:rPr>
-        <w:t xml:space="preserve">•  </w:t>
-      </w:r>
-      <w:r>
-        <w:rPr>
-          <w:rFonts w:ascii="Calibri" w:hAnsi="Calibri" w:cs="Calibri"/>
-          <w:b w:val="0"/>
-          <w:i w:val="0"/>
-          <w:color w:val="222B36"/>
-          <w:sz w:val="19"/>
-        </w:rPr>
-        <w:t xml:space="preserve">Trading Economics — Netherlands 10Y bond yield  </w:t>
-      </w:r>
-      <w:hyperlink r:id="rId45">
-        <w:r>
-          <w:rPr>
-            <w:color w:val="1155CC"/>
-            <w:sz w:val="18"/>
-            <w:rFonts w:ascii="Calibri" w:hAnsi="Calibri"/>
-            <w:u w:val="single"/>
-          </w:rPr>
-          <w:t xml:space="preserve">https://tradingeconomics.com/netherlands/government-bond-yield</w:t>
-        </w:r>
-      </w:hyperlink>
-    </w:p>
-    <w:p>
-      <w:pPr>
-        <w:spacing w:before="20" w:after="40" w:line="252" w:lineRule="auto"/>
-        <w:ind w:left="283" w:hanging="198"/>
-        <w:jc w:val="left"/>
-      </w:pPr>
-      <w:r>
-        <w:rPr>
-          <w:rFonts w:ascii="Calibri" w:hAnsi="Calibri" w:cs="Calibri"/>
-          <w:b w:val="0"/>
-          <w:i w:val="0"/>
-          <w:color w:val="6B7785"/>
-          <w:sz w:val="19"/>
-        </w:rPr>
-        <w:t xml:space="preserve">•  </w:t>
-      </w:r>
-      <w:r>
-        <w:rPr>
-          <w:rFonts w:ascii="Calibri" w:hAnsi="Calibri" w:cs="Calibri"/>
-          <w:b w:val="0"/>
-          <w:i w:val="0"/>
-          <w:color w:val="222B36"/>
-          <w:sz w:val="19"/>
-        </w:rPr>
-        <w:t xml:space="preserve">Euribor-rates.eu — 3M Euribor  </w:t>
-      </w:r>
-      <w:hyperlink r:id="rId46">
-        <w:r>
-          <w:rPr>
-            <w:color w:val="1155CC"/>
-            <w:sz w:val="18"/>
-            <w:rFonts w:ascii="Calibri" w:hAnsi="Calibri"/>
-            <w:u w:val="single"/>
-          </w:rPr>
-          <w:t xml:space="preserve">https://www.euribor-rates.eu/en/current-euribor-rates/2/euribor-rate-3-months/</w:t>
-        </w:r>
-      </w:hyperlink>
-    </w:p>
-    <w:p>
-      <w:pPr>
-        <w:spacing w:before="20" w:after="40" w:line="252" w:lineRule="auto"/>
-        <w:ind w:left="283" w:hanging="198"/>
-        <w:jc w:val="left"/>
-      </w:pPr>
-      <w:r>
-        <w:rPr>
-          <w:rFonts w:ascii="Calibri" w:hAnsi="Calibri" w:cs="Calibri"/>
-          <w:b w:val="0"/>
-          <w:i w:val="0"/>
-          <w:color w:val="6B7785"/>
-          <w:sz w:val="19"/>
-        </w:rPr>
-        <w:t xml:space="preserve">•  </w:t>
-      </w:r>
-      <w:r>
-        <w:rPr>
-          <w:rFonts w:ascii="Calibri" w:hAnsi="Calibri" w:cs="Calibri"/>
-          <w:b w:val="0"/>
-          <w:i w:val="0"/>
-          <w:color w:val="222B36"/>
-          <w:sz w:val="19"/>
-        </w:rPr>
-        <w:t xml:space="preserve">CBRE — Stabiliteit in Nederlandse Retailparken  </w:t>
+        <w:t xml:space="preserve">Rijksoverheid — азотный пакет 26.06.2026  </w:t>
       </w:r>
       <w:hyperlink r:id="rId15">
-        <w:r>
-          <w:rPr>
-            <w:color w:val="1155CC"/>
-            <w:sz w:val="18"/>
-            <w:rFonts w:ascii="Calibri" w:hAnsi="Calibri"/>
-            <w:u w:val="single"/>
-          </w:rPr>
-          <w:t xml:space="preserve">https://www.cbre.nl/insights/reports/stabiliteit-in-nederlandse-retailparken</w:t>
-        </w:r>
-      </w:hyperlink>
-    </w:p>
-    <w:p>
-      <w:pPr>
-        <w:spacing w:before="20" w:after="40" w:line="252" w:lineRule="auto"/>
-        <w:ind w:left="283" w:hanging="198"/>
-        <w:jc w:val="left"/>
-      </w:pPr>
-      <w:r>
-        <w:rPr>
-          <w:rFonts w:ascii="Calibri" w:hAnsi="Calibri" w:cs="Calibri"/>
-          <w:b w:val="0"/>
-          <w:i w:val="0"/>
-          <w:color w:val="6B7785"/>
-          <w:sz w:val="19"/>
-        </w:rPr>
-        <w:t xml:space="preserve">•  </w:t>
-      </w:r>
-      <w:r>
-        <w:rPr>
-          <w:rFonts w:ascii="Calibri" w:hAnsi="Calibri" w:cs="Calibri"/>
-          <w:b w:val="0"/>
-          <w:i w:val="0"/>
-          <w:color w:val="222B36"/>
-          <w:sz w:val="19"/>
-        </w:rPr>
-        <w:t xml:space="preserve">CBRE Netherlands — Real Estate Market Outlook 2026  </w:t>
-      </w:r>
-      <w:hyperlink r:id="rId38">
-        <w:r>
-          <w:rPr>
-            <w:color w:val="1155CC"/>
-            <w:sz w:val="18"/>
-            <w:rFonts w:ascii="Calibri" w:hAnsi="Calibri"/>
-            <w:u w:val="single"/>
-          </w:rPr>
-          <w:t xml:space="preserve">https://www.cbre.nl/press-releases/verwachtingen-voor-de-nederlandse-vastgoedmarkt-in-2026</w:t>
-        </w:r>
-      </w:hyperlink>
-    </w:p>
-    <w:p>
-      <w:pPr>
-        <w:spacing w:before="20" w:after="40" w:line="252" w:lineRule="auto"/>
-        <w:ind w:left="283" w:hanging="198"/>
-        <w:jc w:val="left"/>
-      </w:pPr>
-      <w:r>
-        <w:rPr>
-          <w:rFonts w:ascii="Calibri" w:hAnsi="Calibri" w:cs="Calibri"/>
-          <w:b w:val="0"/>
-          <w:i w:val="0"/>
-          <w:color w:val="6B7785"/>
-          <w:sz w:val="19"/>
-        </w:rPr>
-        <w:t xml:space="preserve">•  </w:t>
-      </w:r>
-      <w:r>
-        <w:rPr>
-          <w:rFonts w:ascii="Calibri" w:hAnsi="Calibri" w:cs="Calibri"/>
-          <w:b w:val="0"/>
-          <w:i w:val="0"/>
-          <w:color w:val="222B36"/>
-          <w:sz w:val="19"/>
-        </w:rPr>
-        <w:t xml:space="preserve">Savills — Logistics Trend Report 2026 / Market in Minutes NL  </w:t>
-      </w:r>
-      <w:hyperlink r:id="rId36">
-        <w:r>
-          <w:rPr>
-            <w:color w:val="1155CC"/>
-            <w:sz w:val="18"/>
-            <w:rFonts w:ascii="Calibri" w:hAnsi="Calibri"/>
-            <w:u w:val="single"/>
-          </w:rPr>
-          <w:t xml:space="preserve">https://insights.savills.nl/logistics-trend-report-2026-nl</w:t>
-        </w:r>
-      </w:hyperlink>
-    </w:p>
-    <w:p>
-      <w:pPr>
-        <w:spacing w:before="20" w:after="40" w:line="252" w:lineRule="auto"/>
-        <w:ind w:left="283" w:hanging="198"/>
-        <w:jc w:val="left"/>
-      </w:pPr>
-      <w:r>
-        <w:rPr>
-          <w:rFonts w:ascii="Calibri" w:hAnsi="Calibri" w:cs="Calibri"/>
-          <w:b w:val="0"/>
-          <w:i w:val="0"/>
-          <w:color w:val="6B7785"/>
-          <w:sz w:val="19"/>
-        </w:rPr>
-        <w:t xml:space="preserve">•  </w:t>
-      </w:r>
-      <w:r>
-        <w:rPr>
-          <w:rFonts w:ascii="Calibri" w:hAnsi="Calibri" w:cs="Calibri"/>
-          <w:b w:val="0"/>
-          <w:i w:val="0"/>
-          <w:color w:val="222B36"/>
-          <w:sz w:val="19"/>
-        </w:rPr>
-        <w:t xml:space="preserve">Vastgoedjournaal (по данным MSCI) — инвестобъём NL Q1  </w:t>
-      </w:r>
-      <w:hyperlink r:id="rId27">
-        <w:r>
-          <w:rPr>
-            <w:color w:val="1155CC"/>
-            <w:sz w:val="18"/>
-            <w:rFonts w:ascii="Calibri" w:hAnsi="Calibri"/>
-            <w:u w:val="single"/>
-          </w:rPr>
-          <w:t xml:space="preserve">https://vastgoedjournaal.nl/news/72859/nederlandse-vastgoedmarkt-onttrekt-zich-aan-europese-daling-investeringsvolume</w:t>
-        </w:r>
-      </w:hyperlink>
-    </w:p>
-    <w:p>
-      <w:pPr>
-        <w:spacing w:before="20" w:after="40" w:line="252" w:lineRule="auto"/>
-        <w:ind w:left="283" w:hanging="198"/>
-        <w:jc w:val="left"/>
-      </w:pPr>
-      <w:r>
-        <w:rPr>
-          <w:rFonts w:ascii="Calibri" w:hAnsi="Calibri" w:cs="Calibri"/>
-          <w:b w:val="0"/>
-          <w:i w:val="0"/>
-          <w:color w:val="6B7785"/>
-          <w:sz w:val="19"/>
-        </w:rPr>
-        <w:t xml:space="preserve">•  </w:t>
-      </w:r>
-      <w:r>
-        <w:rPr>
-          <w:rFonts w:ascii="Calibri" w:hAnsi="Calibri" w:cs="Calibri"/>
-          <w:b w:val="0"/>
-          <w:i w:val="0"/>
-          <w:color w:val="222B36"/>
-          <w:sz w:val="19"/>
-        </w:rPr>
-        <w:t xml:space="preserve">Deutsche Bank (через De Aandeelhouder) — koersdoelen логистики  </w:t>
-      </w:r>
-      <w:hyperlink r:id="rId14">
-        <w:r>
-          <w:rPr>
-            <w:color w:val="1155CC"/>
-            <w:sz w:val="18"/>
-            <w:rFonts w:ascii="Calibri" w:hAnsi="Calibri"/>
-            <w:u w:val="single"/>
-          </w:rPr>
-          <w:t xml:space="preserve">https://www.deaandeelhouder.nl/nieuws/2026/06/25/beursblik-deutsche-bank-verlaagt-koersdoelen-voor-aanbieders-van-logistiek-vastgoed/</w:t>
-        </w:r>
-      </w:hyperlink>
-    </w:p>
-    <w:p>
-      <w:pPr>
-        <w:spacing w:before="20" w:after="40" w:line="252" w:lineRule="auto"/>
-        <w:ind w:left="283" w:hanging="198"/>
-        <w:jc w:val="left"/>
-      </w:pPr>
-      <w:r>
-        <w:rPr>
-          <w:rFonts w:ascii="Calibri" w:hAnsi="Calibri" w:cs="Calibri"/>
-          <w:b w:val="0"/>
-          <w:i w:val="0"/>
-          <w:color w:val="6B7785"/>
-          <w:sz w:val="19"/>
-        </w:rPr>
-        <w:t xml:space="preserve">•  </w:t>
-      </w:r>
-      <w:r>
-        <w:rPr>
-          <w:rFonts w:ascii="Calibri" w:hAnsi="Calibri" w:cs="Calibri"/>
-          <w:b w:val="0"/>
-          <w:i w:val="0"/>
-          <w:color w:val="222B36"/>
-          <w:sz w:val="19"/>
-        </w:rPr>
-        <w:t xml:space="preserve">Reuters / US News — Prologis–Segro  </w:t>
-      </w:r>
-      <w:hyperlink r:id="rId11">
-        <w:r>
-          <w:rPr>
-            <w:color w:val="1155CC"/>
-            <w:sz w:val="18"/>
-            <w:rFonts w:ascii="Calibri" w:hAnsi="Calibri"/>
-            <w:u w:val="single"/>
-          </w:rPr>
-          <w:t xml:space="preserve">https://www.usnews.com/news/top-news/articles/2026-06-24/u-s-based-prologis-takes-16-6-billion-bid-for-uk-landlord-segro-public-after-rejection</w:t>
-        </w:r>
-      </w:hyperlink>
-    </w:p>
-    <w:p>
-      <w:pPr>
-        <w:spacing w:before="20" w:after="40" w:line="252" w:lineRule="auto"/>
-        <w:ind w:left="283" w:hanging="198"/>
-        <w:jc w:val="left"/>
-      </w:pPr>
-      <w:r>
-        <w:rPr>
-          <w:rFonts w:ascii="Calibri" w:hAnsi="Calibri" w:cs="Calibri"/>
-          <w:b w:val="0"/>
-          <w:i w:val="0"/>
-          <w:color w:val="6B7785"/>
-          <w:sz w:val="19"/>
-        </w:rPr>
-        <w:t xml:space="preserve">•  </w:t>
-      </w:r>
-      <w:r>
-        <w:rPr>
-          <w:rFonts w:ascii="Calibri" w:hAnsi="Calibri" w:cs="Calibri"/>
-          <w:b w:val="0"/>
-          <w:i w:val="0"/>
-          <w:color w:val="222B36"/>
-          <w:sz w:val="19"/>
-        </w:rPr>
-        <w:t xml:space="preserve">PropertyNL — Humby huurt in Venlo  </w:t>
-      </w:r>
-      <w:hyperlink r:id="rId32">
-        <w:r>
-          <w:rPr>
-            <w:color w:val="1155CC"/>
-            <w:sz w:val="18"/>
-            <w:rFonts w:ascii="Calibri" w:hAnsi="Calibri"/>
-            <w:u w:val="single"/>
-          </w:rPr>
-          <w:t xml:space="preserve">https://propertynl.com/Nieuws/Humby-huurt-bijna-30-000-m-logistieke-ruimte-in-Venlo/63cab933-adaa-4d81-b102-bcd555b1b790</w:t>
-        </w:r>
-      </w:hyperlink>
-    </w:p>
-    <w:p>
-      <w:pPr>
-        <w:spacing w:before="20" w:after="40" w:line="252" w:lineRule="auto"/>
-        <w:ind w:left="283" w:hanging="198"/>
-        <w:jc w:val="left"/>
-      </w:pPr>
-      <w:r>
-        <w:rPr>
-          <w:rFonts w:ascii="Calibri" w:hAnsi="Calibri" w:cs="Calibri"/>
-          <w:b w:val="0"/>
-          <w:i w:val="0"/>
-          <w:color w:val="6B7785"/>
-          <w:sz w:val="19"/>
-        </w:rPr>
-        <w:t xml:space="preserve">•  </w:t>
-      </w:r>
-      <w:r>
-        <w:rPr>
-          <w:rFonts w:ascii="Calibri" w:hAnsi="Calibri" w:cs="Calibri"/>
-          <w:b w:val="0"/>
-          <w:i w:val="0"/>
-          <w:color w:val="222B36"/>
-          <w:sz w:val="19"/>
-        </w:rPr>
-        <w:t xml:space="preserve">PropertyNL — Savills: logistieke markt NL stabiliseert 2026  </w:t>
-      </w:r>
-      <w:hyperlink r:id="rId37">
-        <w:r>
-          <w:rPr>
-            <w:color w:val="1155CC"/>
-            <w:sz w:val="18"/>
-            <w:rFonts w:ascii="Calibri" w:hAnsi="Calibri"/>
-            <w:u w:val="single"/>
-          </w:rPr>
-          <w:t xml:space="preserve">https://propertynl.com/Nieuws/Savills-logistieke-markt-Nederland-stabiliseert-in-2026/ae9d625d-2c41-4773-8f81-9c1bedfc6846</w:t>
-        </w:r>
-      </w:hyperlink>
-    </w:p>
-    <w:p>
-      <w:pPr>
-        <w:spacing w:before="20" w:after="40" w:line="252" w:lineRule="auto"/>
-        <w:ind w:left="283" w:hanging="198"/>
-        <w:jc w:val="left"/>
-      </w:pPr>
-      <w:r>
-        <w:rPr>
-          <w:rFonts w:ascii="Calibri" w:hAnsi="Calibri" w:cs="Calibri"/>
-          <w:b w:val="0"/>
-          <w:i w:val="0"/>
-          <w:color w:val="6B7785"/>
-          <w:sz w:val="19"/>
-        </w:rPr>
-        <w:t xml:space="preserve">•  </w:t>
-      </w:r>
-      <w:r>
-        <w:rPr>
-          <w:rFonts w:ascii="Calibri" w:hAnsi="Calibri" w:cs="Calibri"/>
-          <w:b w:val="0"/>
-          <w:i w:val="0"/>
-          <w:color w:val="222B36"/>
-          <w:sz w:val="19"/>
-        </w:rPr>
-        <w:t xml:space="preserve">Pararius — Huurmonitor Q1 2026  </w:t>
-      </w:r>
-      <w:hyperlink r:id="rId19">
-        <w:r>
-          <w:rPr>
-            <w:color w:val="1155CC"/>
-            <w:sz w:val="18"/>
-            <w:rFonts w:ascii="Calibri" w:hAnsi="Calibri"/>
-            <w:u w:val="single"/>
-          </w:rPr>
-          <w:t xml:space="preserve">https://www.pararius.nl/nieuws/huurprijzen-stijgen-sterker-dan-koopprijzen</w:t>
-        </w:r>
-      </w:hyperlink>
-    </w:p>
-    <w:p>
-      <w:pPr>
-        <w:spacing w:before="20" w:after="40" w:line="252" w:lineRule="auto"/>
-        <w:ind w:left="283" w:hanging="198"/>
-        <w:jc w:val="left"/>
-      </w:pPr>
-      <w:r>
-        <w:rPr>
-          <w:rFonts w:ascii="Calibri" w:hAnsi="Calibri" w:cs="Calibri"/>
-          <w:b w:val="0"/>
-          <w:i w:val="0"/>
-          <w:color w:val="6B7785"/>
-          <w:sz w:val="19"/>
-        </w:rPr>
-        <w:t xml:space="preserve">•  </w:t>
-      </w:r>
-      <w:r>
-        <w:rPr>
-          <w:rFonts w:ascii="Calibri" w:hAnsi="Calibri" w:cs="Calibri"/>
-          <w:b w:val="0"/>
-          <w:i w:val="0"/>
-          <w:color w:val="222B36"/>
-          <w:sz w:val="19"/>
-        </w:rPr>
-        <w:t xml:space="preserve">Capital Value — woningbeleggingsmarkt Q1 2026  </w:t>
-      </w:r>
-      <w:hyperlink r:id="rId23">
-        <w:r>
-          <w:rPr>
-            <w:color w:val="1155CC"/>
-            <w:sz w:val="18"/>
-            <w:rFonts w:ascii="Calibri" w:hAnsi="Calibri"/>
-            <w:u w:val="single"/>
-          </w:rPr>
-          <w:t xml:space="preserve">https://www.capitalvalue.nl/nieuws/transactievolume-woningbeleggingsmarkt-21-miljard-euro-in-eerste-kwartaal/</w:t>
-        </w:r>
-      </w:hyperlink>
-    </w:p>
-    <w:p>
-      <w:pPr>
-        <w:spacing w:before="20" w:after="40" w:line="252" w:lineRule="auto"/>
-        <w:ind w:left="283" w:hanging="198"/>
-        <w:jc w:val="left"/>
-      </w:pPr>
-      <w:r>
-        <w:rPr>
-          <w:rFonts w:ascii="Calibri" w:hAnsi="Calibri" w:cs="Calibri"/>
-          <w:b w:val="0"/>
-          <w:i w:val="0"/>
-          <w:color w:val="6B7785"/>
-          <w:sz w:val="19"/>
-        </w:rPr>
-        <w:t xml:space="preserve">•  </w:t>
-      </w:r>
-      <w:r>
-        <w:rPr>
-          <w:rFonts w:ascii="Calibri" w:hAnsi="Calibri" w:cs="Calibri"/>
-          <w:b w:val="0"/>
-          <w:i w:val="0"/>
-          <w:color w:val="222B36"/>
-          <w:sz w:val="19"/>
-        </w:rPr>
-        <w:t xml:space="preserve">HDN — Hypotheken Data Netwerk (marktcijfers)  </w:t>
-      </w:r>
-      <w:hyperlink r:id="rId22">
-        <w:r>
-          <w:rPr>
-            <w:color w:val="1155CC"/>
-            <w:sz w:val="18"/>
-            <w:rFonts w:ascii="Calibri" w:hAnsi="Calibri"/>
-            <w:u w:val="single"/>
-          </w:rPr>
-          <w:t xml:space="preserve">https://hdn.nl/marktcijfers/</w:t>
-        </w:r>
-      </w:hyperlink>
-    </w:p>
-    <w:p>
-      <w:pPr>
-        <w:spacing w:before="20" w:after="40" w:line="252" w:lineRule="auto"/>
-        <w:ind w:left="283" w:hanging="198"/>
-        <w:jc w:val="left"/>
-      </w:pPr>
-      <w:r>
-        <w:rPr>
-          <w:rFonts w:ascii="Calibri" w:hAnsi="Calibri" w:cs="Calibri"/>
-          <w:b w:val="0"/>
-          <w:i w:val="0"/>
-          <w:color w:val="6B7785"/>
-          <w:sz w:val="19"/>
-        </w:rPr>
-        <w:t xml:space="preserve">•  </w:t>
-      </w:r>
-      <w:r>
-        <w:rPr>
-          <w:rFonts w:ascii="Calibri" w:hAnsi="Calibri" w:cs="Calibri"/>
-          <w:b w:val="0"/>
-          <w:i w:val="0"/>
-          <w:color w:val="222B36"/>
-          <w:sz w:val="19"/>
-        </w:rPr>
-        <w:t xml:space="preserve">Rijksoverheid — азотный пакет (stikstofslot)  </w:t>
-      </w:r>
-      <w:hyperlink r:id="rId47">
         <w:r>
           <w:rPr>
             <w:color w:val="1155CC"/>
@@ -8001,9 +7297,9 @@
           <w:color w:val="222B36"/>
           <w:sz w:val="19"/>
         </w:rPr>
-        <w:t xml:space="preserve">Rijksoverheid — maatregelen tegen netcongestie  </w:t>
+        <w:t xml:space="preserve">Eerste Kamer — Wet versterking regie &amp; box 3  </w:t>
       </w:r>
-      <w:hyperlink r:id="rId48">
+      <w:hyperlink r:id="rId33">
         <w:r>
           <w:rPr>
             <w:color w:val="1155CC"/>
@@ -8011,7 +7307,7 @@
             <w:rFonts w:ascii="Calibri" w:hAnsi="Calibri"/>
             <w:u w:val="single"/>
           </w:rPr>
-          <w:t xml:space="preserve">https://www.rijksoverheid.nl/themas/klimaat-milieu-en-natuur/duurzame-energie/kabinet-neemt-maatregelen-tegen-vol-elektriciteitsnet-netcongestie</w:t>
+          <w:t xml:space="preserve">https://www.eerstekamer.nl/wetsvoorstel/36512_wet_versterking_regie</w:t>
         </w:r>
       </w:hyperlink>
     </w:p>
@@ -8039,9 +7335,9 @@
           <w:color w:val="222B36"/>
           <w:sz w:val="19"/>
         </w:rPr>
-        <w:t xml:space="preserve">European Commission — EPBD recast  </w:t>
+        <w:t xml:space="preserve">Financieel Management / Omroep Brabant — netcongestie Enexis  </w:t>
       </w:r>
-      <w:hyperlink r:id="rId49">
+      <w:hyperlink r:id="rId12">
         <w:r>
           <w:rPr>
             <w:color w:val="1155CC"/>
@@ -8049,7 +7345,121 @@
             <w:rFonts w:ascii="Calibri" w:hAnsi="Calibri"/>
             <w:u w:val="single"/>
           </w:rPr>
-          <w:t xml:space="preserve">https://build-up.ec.europa.eu/en/news-and-events/news/epbd-recast-explained-key-updates-resources-and-stakeholder-insights</w:t>
+          <w:t xml:space="preserve">https://financieel-management.nl/artikel/stroomnet-brabant-volledig-op-slot-voor-alle-bedrijven/</w:t>
+        </w:r>
+      </w:hyperlink>
+    </w:p>
+    <w:p>
+      <w:pPr>
+        <w:spacing w:before="20" w:after="40" w:line="252" w:lineRule="auto"/>
+        <w:ind w:left="283" w:hanging="198"/>
+        <w:jc w:val="left"/>
+      </w:pPr>
+      <w:r>
+        <w:rPr>
+          <w:rFonts w:ascii="Calibri" w:hAnsi="Calibri" w:cs="Calibri"/>
+          <w:b w:val="0"/>
+          <w:i w:val="0"/>
+          <w:color w:val="6B7785"/>
+          <w:sz w:val="19"/>
+        </w:rPr>
+        <w:t xml:space="preserve">•  </w:t>
+      </w:r>
+      <w:r>
+        <w:rPr>
+          <w:rFonts w:ascii="Calibri" w:hAnsi="Calibri" w:cs="Calibri"/>
+          <w:b w:val="0"/>
+          <w:i w:val="0"/>
+          <w:color w:val="222B36"/>
+          <w:sz w:val="19"/>
+        </w:rPr>
+        <w:t xml:space="preserve">RaboResearch / ABN AMRO — Housing Market Monitors  </w:t>
+      </w:r>
+      <w:hyperlink r:id="rId35">
+        <w:r>
+          <w:rPr>
+            <w:color w:val="1155CC"/>
+            <w:sz w:val="18"/>
+            <w:rFonts w:ascii="Calibri" w:hAnsi="Calibri"/>
+            <w:u w:val="single"/>
+          </w:rPr>
+          <w:t xml:space="preserve">https://www.rabobank.nl/kennis/d011529617-kwartaalbericht-woningmarkt-einde-van-de-prijsrally-huizenmarkt-koelt-af</w:t>
+        </w:r>
+      </w:hyperlink>
+    </w:p>
+    <w:p>
+      <w:pPr>
+        <w:spacing w:before="20" w:after="40" w:line="252" w:lineRule="auto"/>
+        <w:ind w:left="283" w:hanging="198"/>
+        <w:jc w:val="left"/>
+      </w:pPr>
+      <w:r>
+        <w:rPr>
+          <w:rFonts w:ascii="Calibri" w:hAnsi="Calibri" w:cs="Calibri"/>
+          <w:b w:val="0"/>
+          <w:i w:val="0"/>
+          <w:color w:val="6B7785"/>
+          <w:sz w:val="19"/>
+        </w:rPr>
+        <w:t xml:space="preserve">•  </w:t>
+      </w:r>
+      <w:r>
+        <w:rPr>
+          <w:rFonts w:ascii="Calibri" w:hAnsi="Calibri" w:cs="Calibri"/>
+          <w:b w:val="0"/>
+          <w:i w:val="0"/>
+          <w:color w:val="222B36"/>
+          <w:sz w:val="19"/>
+        </w:rPr>
+        <w:t xml:space="preserve">NVM / NVM Business — Nieuws  </w:t>
+      </w:r>
+      <w:hyperlink r:id="rId26">
+        <w:r>
+          <w:rPr>
+            <w:color w:val="1155CC"/>
+            <w:sz w:val="18"/>
+            <w:rFonts w:ascii="Calibri" w:hAnsi="Calibri"/>
+            <w:u w:val="single"/>
+          </w:rPr>
+          <w:t xml:space="preserve">https://www.nvm.nl/nieuws/</w:t>
+        </w:r>
+      </w:hyperlink>
+    </w:p>
+    <w:p>
+      <w:pPr>
+        <w:spacing w:before="20" w:after="40" w:line="252" w:lineRule="auto"/>
+        <w:ind w:left="283" w:hanging="198"/>
+        <w:jc w:val="left"/>
+      </w:pPr>
+      <w:r>
+        <w:rPr>
+          <w:rFonts w:ascii="Calibri" w:hAnsi="Calibri" w:cs="Calibri"/>
+          <w:b w:val="0"/>
+          <w:i w:val="0"/>
+          <w:color w:val="6B7785"/>
+          <w:sz w:val="19"/>
+        </w:rPr>
+        <w:t xml:space="preserve">•  </w:t>
+      </w:r>
+      <w:r>
+        <w:rPr>
+          <w:rFonts w:ascii="Calibri" w:hAnsi="Calibri" w:cs="Calibri"/>
+          <w:b w:val="0"/>
+          <w:i w:val="0"/>
+          <w:color w:val="222B36"/>
+          <w:sz w:val="19"/>
+        </w:rPr>
+        <w:t xml:space="preserve">Vastgoedmarkt / Vastgoeddata / Vastgoedjournaal — логистика, ДЦ, Panattoni  </w:t>
+      </w:r>
+      <w:hyperlink r:id="rId20">
+        <w:r>
+          <w:rPr>
+            <w:color w:val="1155CC"/>
+            <w:sz w:val="18"/>
+            <w:rFonts w:ascii="Calibri" w:hAnsi="Calibri"/>
+            <w:u w:val="single"/>
+          </w:rPr>
+          <w:t xml:space="preserve">https://www.vastgoedmarkt.nl/198511/wat-je-nu-moet-weten-over-logistiek</w:t>
         </w:r>
       </w:hyperlink>
     </w:p>

--- a/dutch-realestate-agent/reports/2026-06-30_dutch_realestate_RU.docx
+++ b/dutch-realestate-agent/reports/2026-06-30_dutch_realestate_RU.docx
@@ -156,7 +156,7 @@
           <w:color w:val="105A4C"/>
           <w:sz w:val="28"/>
         </w:rPr>
-        <w:t>«Ток кончился раньше денег: сеть встала, стройка выдохнула, склады дорожают на бумаге»</w:t>
+        <w:t>«Электричество кончилось раньше денег: сеть встала, стройка выдохнула, склады дорожают на бумаге»</w:t>
       </w:r>
     </w:p>
     <w:p>
@@ -305,7 +305,7 @@
                 <w:color w:val="ECF1F6"/>
                 <w:sz w:val="21"/>
               </w:rPr>
-              <w:t>Ток стал дефицитнее денег: с 1 июля сеть Брабанта закрыта даже для нового жилья, у Enexis &gt;9 000 бизнес-клиентов в очереди. Владелец склада/промзоны в Moerdijk-Venlo — проверьте статус подключения СЕЙЧАС: объект с готовой мощностью дорожает, без неё теряет ценность.</w:t>
+              <w:t>Электричество стало дефицитнее денег. С 1 июля сеть Брабанта закрыта даже для нового жилья, у Enexis больше 9 000 компаний в очереди на подключение. На рынке объект с готовой мощностью дорожает, а без неё — теряет в цене.</w:t>
             </w:r>
           </w:p>
           <w:p>
@@ -331,7 +331,7 @@
                 <w:color w:val="ECF1F6"/>
                 <w:sz w:val="21"/>
               </w:rPr>
-              <w:t>Логистика: спрос жив, капитал заморожен. Take-up Q1 +10,5% г/г (833 тыс. м²), а инвестиции −60% г/г (~265 млн €). Prime-доходность держится ~4,75% почти два года; консенсус по CTP — 'Strong Buy', апсайд ~+32%. Держателям prime-складов: не сбрасывайте в заморозку, публичный ценник смотрит вверх.</w:t>
+              <w:t>Логистика: спрос есть, денег нет. Аренда складов за год выросла (+10,5%, до 833 тыс. м²), а вложения в покупку упали на 60% (до ~265 млн €). Доходность лучших складов почти два года стоит на месте (~4,75%). Аналитики считают акции логистики недооценёнными (апсайд ~+32%).</w:t>
             </w:r>
           </w:p>
           <w:p>
@@ -357,7 +357,7 @@
                 <w:color w:val="ECF1F6"/>
                 <w:sz w:val="21"/>
               </w:rPr>
-              <w:t>Азотный замок приоткрыли: пакет на ~20 млрд € и математический порог депозиции обещают вернуть пермиты под ~244 000 домов 'опасной зоны' — но это к концу 2027 (законопроект в Палату лишь в октябре), а не сегодня. Девелопер: планируйте под сценарий, а не под обещание.</w:t>
+              <w:t>«Азотный замок» приоткрыли. Пакет на ~20 млрд € обещает вернуть разрешения на стройку примерно 244 000 домов — но реально это заработает к концу 2027 года, а не сейчас (закон уходит в парламент только в октябре).</w:t>
             </w:r>
           </w:p>
           <w:p>
@@ -383,7 +383,7 @@
                 <w:color w:val="ECF1F6"/>
                 <w:sz w:val="21"/>
               </w:rPr>
-              <w:t>Ритейл-физика слабеет медленно: вакантность магазинов 7,0% на конец 2025 (было 6,7%), десятый год подряд число объектов сокращается. Владелец ритейл-парка: пул арендаторов на окраинах держится лучше центров — но пересматривайте ставки под уходящий стрит-ритейл.</w:t>
+              <w:t>Магазинов становится меньше. Пустых торговых помещений стало 7,0% (было 6,7%), и уже десятый год подряд число магазинов сокращается. Торговые центры на окраинах держатся лучше, чем магазины в центрах городов.</w:t>
             </w:r>
           </w:p>
           <w:p>
@@ -409,7 +409,7 @@
                 <w:color w:val="ECF1F6"/>
                 <w:sz w:val="21"/>
               </w:rPr>
-              <w:t>Ставки развернулись вверх: ЕЦБ +25 б.п. (депозит 2,25%), но 10Y-бонд NL просел до 2,98% при спреде к Bund ~12 б.п. Фондирование дешёвое, дисконтирование жёстче. Аренда через BV: earningsstripping и box 3 с 2028 — пересчитайте кэш-флоу по обоим сценариям заранее.</w:t>
+              <w:t>Ставки развернулись вверх. ЕЦБ поднял ставку (депозит 2,25%), но занимать пока дёшево. Для владельцев недвижимости через компанию (BV) готовятся два налоговых изменения — box 3 и ограничение на вычет процентов.</w:t>
             </w:r>
           </w:p>
         </w:tc>
@@ -418,198 +418,6 @@
     <w:p>
       <w:pPr>
         <w:spacing w:before="0" w:after="160" w:line="269" w:lineRule="auto"/>
-        <w:jc w:val="left"/>
-      </w:pPr>
-    </w:p>
-    <w:tbl>
-      <w:tblPr>
-        <w:tblW w:type="auto" w:w="0"/>
-        <w:tblLayout w:type="fixed"/>
-        <w:tblLook w:firstColumn="1" w:firstRow="1" w:lastColumn="0" w:lastRow="0" w:noHBand="0" w:noVBand="1" w:val="04A0"/>
-        <w:tblBorders>
-          <w:top w:val="none" w:sz="0"/>
-          <w:left w:val="none" w:sz="0"/>
-          <w:bottom w:val="none" w:sz="0"/>
-          <w:right w:val="none" w:sz="0"/>
-          <w:insideH w:val="none" w:sz="0"/>
-          <w:insideV w:val="none" w:sz="0"/>
-        </w:tblBorders>
-        <w:tblW w:type="dxa" w:w="9525"/>
-      </w:tblPr>
-      <w:tblGrid>
-        <w:gridCol w:w="9972"/>
-      </w:tblGrid>
-      <w:tr>
-        <w:trPr>
-          <w:cantSplit/>
-        </w:trPr>
-        <w:tc>
-          <w:tcPr>
-            <w:tcW w:type="dxa" w:w="9524"/>
-            <w:shd w:val="clear" w:color="auto" w:fill="FBF1DF"/>
-            <w:tcMar>
-              <w:top w:w="130" w:type="dxa"/>
-              <w:bottom w:w="130" w:type="dxa"/>
-              <w:start w:w="220" w:type="dxa"/>
-              <w:end w:w="220" w:type="dxa"/>
-              <w:left w:w="220" w:type="dxa"/>
-              <w:right w:w="220" w:type="dxa"/>
-            </w:tcMar>
-            <w:tcBorders>
-              <w:left w:val="single" w:sz="30" w:space="0" w:color="C0791C"/>
-            </w:tcBorders>
-          </w:tcPr>
-          <w:p>
-            <w:pPr>
-              <w:spacing w:after="60"/>
-            </w:pPr>
-            <w:r>
-              <w:rPr>
-                <w:rFonts w:ascii="Calibri" w:hAnsi="Calibri" w:cs="Calibri"/>
-                <w:b/>
-                <w:i w:val="0"/>
-                <w:color w:val="8A5510"/>
-                <w:sz w:val="20"/>
-              </w:rPr>
-              <w:t>★  ВАЖНО ДЛЯ ВАШЕГО ПОРТФЕЛЯ</w:t>
-            </w:r>
-          </w:p>
-          <w:p>
-            <w:pPr>
-              <w:spacing w:before="40" w:after="40" w:line="276" w:lineRule="auto"/>
-              <w:ind w:left="283" w:hanging="198"/>
-            </w:pPr>
-            <w:r>
-              <w:rPr>
-                <w:rFonts w:ascii="Calibri" w:hAnsi="Calibri" w:cs="Calibri"/>
-                <w:b/>
-                <w:i w:val="0"/>
-                <w:color w:val="8A5510"/>
-                <w:sz w:val="21"/>
-              </w:rPr>
-              <w:t xml:space="preserve">▪  </w:t>
-            </w:r>
-            <w:r>
-              <w:rPr>
-                <w:rFonts w:ascii="Calibri" w:hAnsi="Calibri" w:cs="Calibri"/>
-                <w:b w:val="0"/>
-                <w:i w:val="0"/>
-                <w:color w:val="222B36"/>
-                <w:sz w:val="21"/>
-              </w:rPr>
-              <w:t>Ваш ключевой риск недели материализовался: с 1 июля сеть Брабанта закрыта для новых подключений — а Moerdijk и Venlo в вашем периметре. Объект с оформленной мощностью теперь стоит дороже соседнего без неё. Запросите у Enexis актуальный статус подключения и резерв мощности по каждому складу до конца квартала.</w:t>
-            </w:r>
-          </w:p>
-          <w:p>
-            <w:pPr>
-              <w:spacing w:before="40" w:after="40" w:line="276" w:lineRule="auto"/>
-              <w:ind w:left="283" w:hanging="198"/>
-            </w:pPr>
-            <w:r>
-              <w:rPr>
-                <w:rFonts w:ascii="Calibri" w:hAnsi="Calibri" w:cs="Calibri"/>
-                <w:b/>
-                <w:i w:val="0"/>
-                <w:color w:val="8A5510"/>
-                <w:sz w:val="21"/>
-              </w:rPr>
-              <w:t xml:space="preserve">▪  </w:t>
-            </w:r>
-            <w:r>
-              <w:rPr>
-                <w:rFonts w:ascii="Calibri" w:hAnsi="Calibri" w:cs="Calibri"/>
-                <w:b w:val="0"/>
-                <w:i w:val="0"/>
-                <w:color w:val="222B36"/>
-                <w:sz w:val="21"/>
-              </w:rPr>
-              <w:t>Логистика ровно про ваш склад: спрос на аренду вырос (+10,5% take-up), но сделки заморожены (−60%), а prime-доходность плоская ~4,75% почти два года. Держатель prime-объекта в Randstad — держать; переоценка вниз маловероятна, а H1-отчёт CTP 30 июля задаст переговорную планку сектора.</w:t>
-            </w:r>
-          </w:p>
-          <w:p>
-            <w:pPr>
-              <w:spacing w:before="40" w:after="40" w:line="276" w:lineRule="auto"/>
-              <w:ind w:left="283" w:hanging="198"/>
-            </w:pPr>
-            <w:r>
-              <w:rPr>
-                <w:rFonts w:ascii="Calibri" w:hAnsi="Calibri" w:cs="Calibri"/>
-                <w:b/>
-                <w:i w:val="0"/>
-                <w:color w:val="8A5510"/>
-                <w:sz w:val="21"/>
-              </w:rPr>
-              <w:t xml:space="preserve">▪  </w:t>
-            </w:r>
-            <w:r>
-              <w:rPr>
-                <w:rFonts w:ascii="Calibri" w:hAnsi="Calibri" w:cs="Calibri"/>
-                <w:b w:val="0"/>
-                <w:i w:val="0"/>
-                <w:color w:val="222B36"/>
-                <w:sz w:val="21"/>
-              </w:rPr>
-              <w:t>В Emmen (ваш регион) приходит 150 000 м² конкурентного мультиформата от Panattoni к 2028. Заложите новое предложение в модель арендных ставок уже сейчас и при перезаключении фиксируйте арендатора длиннее — премию теперь платят за WALT, а не за метры.</w:t>
-            </w:r>
-          </w:p>
-          <w:p>
-            <w:pPr>
-              <w:spacing w:before="40" w:after="40" w:line="276" w:lineRule="auto"/>
-              <w:ind w:left="283" w:hanging="198"/>
-            </w:pPr>
-            <w:r>
-              <w:rPr>
-                <w:rFonts w:ascii="Calibri" w:hAnsi="Calibri" w:cs="Calibri"/>
-                <w:b/>
-                <w:i w:val="0"/>
-                <w:color w:val="8A5510"/>
-                <w:sz w:val="21"/>
-              </w:rPr>
-              <w:t xml:space="preserve">▪  </w:t>
-            </w:r>
-            <w:r>
-              <w:rPr>
-                <w:rFonts w:ascii="Calibri" w:hAnsi="Calibri" w:cs="Calibri"/>
-                <w:b w:val="0"/>
-                <w:i w:val="0"/>
-                <w:color w:val="222B36"/>
-                <w:sz w:val="21"/>
-              </w:rPr>
-              <w:t>Ваши ритейл-парки в выигрышной позиции структурной сортировки: вакантность стрит-ритейла в центрах растёт (7,0%), арендаторы мигрируют в удобные припаркованные форматы. Используйте отток из центров, чтобы усилить арендный микс (ритейл+услуги+хорека), и фиксируйте длинных арендаторов.</w:t>
-            </w:r>
-          </w:p>
-          <w:p>
-            <w:pPr>
-              <w:spacing w:before="40" w:after="40" w:line="276" w:lineRule="auto"/>
-              <w:ind w:left="283" w:hanging="198"/>
-            </w:pPr>
-            <w:r>
-              <w:rPr>
-                <w:rFonts w:ascii="Calibri" w:hAnsi="Calibri" w:cs="Calibri"/>
-                <w:b/>
-                <w:i w:val="0"/>
-                <w:color w:val="8A5510"/>
-                <w:sz w:val="21"/>
-              </w:rPr>
-              <w:t xml:space="preserve">▪  </w:t>
-            </w:r>
-            <w:r>
-              <w:rPr>
-                <w:rFonts w:ascii="Calibri" w:hAnsi="Calibri" w:cs="Calibri"/>
-                <w:b w:val="0"/>
-                <w:i w:val="0"/>
-                <w:color w:val="222B36"/>
-                <w:sz w:val="21"/>
-              </w:rPr>
-              <w:t>Ваша структура BV под двойным фискальным прицелом: earningsstripping (вычет процентов) и box 3. Ужесточение для vastgoedlichamen пока приостановлено, но не отменено. Пересчитайте налоговую нагрузку по обоим сценариям до сентябрьского Prinsjesdag, прежде чем брать новый заём под объекты.</w:t>
-            </w:r>
-          </w:p>
-        </w:tc>
-      </w:tr>
-    </w:tbl>
-    <w:p>
-      <w:pPr>
-        <w:spacing w:before="0" w:after="120" w:line="269" w:lineRule="auto"/>
         <w:jc w:val="left"/>
       </w:pPr>
     </w:p>
@@ -732,7 +540,7 @@
           <w:color w:val="222B36"/>
           <w:sz w:val="19"/>
         </w:rPr>
-        <w:t>Спрос жив (take-up +10,5% г/г), но капитал заморожен (−60%); CTP торгуется с дисконтом ~21,7% к NTA при консенсусе Strong Buy — сверка на H1-отчёте 30 июля.</w:t>
+        <w:t>Спрос жив (аренда +10,5% за год), но сделок почти нет (−60%); CTP торгуется на ~21,7% дешевле баланса при рейтинге Strong Buy — сверка на полугодовом отчёте 30 июля.</w:t>
       </w:r>
     </w:p>
     <w:p>
@@ -759,7 +567,7 @@
           <w:color w:val="6B7785"/>
           <w:sz w:val="18"/>
         </w:rPr>
-        <w:t>2026-07-30 — H1-результаты CTP: сверка EPRA EPS/NTA с консенсусом переустановит ценник сектора</w:t>
+        <w:t>2026-07-30 — Полугодовой отчёт CTP: сравнение с прогнозами аналитиков переустановит ценовой ориентир сектора</w:t>
       </w:r>
       <w:hyperlink r:id="rId11">
         <w:r>
@@ -798,7 +606,7 @@
           <w:color w:val="1F3A5F"/>
           <w:sz w:val="22"/>
         </w:rPr>
-        <w:t xml:space="preserve">  Сеть на замке: netcongestie бьёт по девелопменту юга</w:t>
+        <w:t xml:space="preserve">  Сеть на замке: перегрузка бьёт по стройке на юге</w:t>
       </w:r>
     </w:p>
     <w:p>
@@ -825,7 +633,7 @@
           <w:color w:val="222B36"/>
           <w:sz w:val="19"/>
         </w:rPr>
-        <w:t>С 1 июля сеть Брабанта закрыта даже для нового жилья и бытовых подключений; у Enexis &gt;9 000 бизнес-клиентов в очереди — мощность становится дефицитнее денег.</w:t>
+        <w:t>С 1 июля сеть Брабанта закрыта даже для нового жилья и бытовых подключений; у Enexis больше 9 000 компаний в очереди — мощность становится дефицитнее денег.</w:t>
       </w:r>
     </w:p>
     <w:p>
@@ -852,7 +660,7 @@
           <w:color w:val="6B7785"/>
           <w:sz w:val="18"/>
         </w:rPr>
-        <w:t>2026-07-01 — вступают в силу новые правила приоритизации подключений; сеть Брабанта закрывается для kleinverbruikers</w:t>
+        <w:t>2026-07-01 — Вступают в силу новые правила подключения; сеть Брабанта закрывается для мелких потребителей</w:t>
       </w:r>
       <w:hyperlink r:id="rId12">
         <w:r>
@@ -918,7 +726,7 @@
           <w:color w:val="222B36"/>
           <w:sz w:val="19"/>
         </w:rPr>
-        <w:t>Сенат 30 июня отложил голосование до анонсированной новеллы; голосование по 4 поправкам — 7 июля. Параллельно NVM требует ускорить смягчение earningsstripping.</w:t>
+        <w:t>Сенат 30 июня отложил голосование до обещанной правительством новеллы; голосование по 4 поправкам — 7 июля. Параллельно NVM требует ускорить смягчение earningsstripping.</w:t>
       </w:r>
     </w:p>
     <w:p>
@@ -945,7 +753,7 @@
           <w:color w:val="6B7785"/>
           <w:sz w:val="18"/>
         </w:rPr>
-        <w:t>2026-07-07 — голосование Сената по четырём поправкам к box 3</w:t>
+        <w:t>2026-07-07 — Голосование Сената по четырём поправкам к box 3</w:t>
       </w:r>
       <w:hyperlink r:id="rId13">
         <w:r>
@@ -984,7 +792,7 @@
           <w:color w:val="1F3A5F"/>
           <w:sz w:val="22"/>
         </w:rPr>
-        <w:t xml:space="preserve">  Выкуп паёв Vesteda: тест на бегство институционалов</w:t>
+        <w:t xml:space="preserve">  Заявки на выкуп Vesteda: тест на бегство инвесторов</w:t>
       </w:r>
     </w:p>
     <w:p>
@@ -1011,7 +819,7 @@
           <w:color w:val="222B36"/>
           <w:sz w:val="19"/>
         </w:rPr>
-        <w:t>Итоговый выкуп 765 млн € вместо индикативных 4,1 млрд (−81%), введён лимит ликвидности 7,5%/год — деньги придерживают, а не бегут.</w:t>
+        <w:t>Итоговый выкуп 765 млн € вместо предварительных 4,1 млрд (−81%), введён лимит выхода 7,5% в год — деньги придерживают, а не бегут.</w:t>
       </w:r>
     </w:p>
     <w:p>
@@ -1038,7 +846,7 @@
           <w:color w:val="6B7785"/>
           <w:sz w:val="18"/>
         </w:rPr>
-        <w:t>2026-10-31 — IR-релизы фондов — проверка, нет ли новых крупных заявок на выкуп &gt;1 млрд €</w:t>
+        <w:t>2026-10-31 — Отчёты фондов — проверка, нет ли новых крупных заявок на выкуп больше 1 млрд €</w:t>
       </w:r>
       <w:hyperlink r:id="rId14">
         <w:r>
@@ -1077,7 +885,7 @@
           <w:color w:val="1F3A5F"/>
           <w:sz w:val="22"/>
         </w:rPr>
-        <w:t xml:space="preserve">  Азотный замок стройки: пакет кабинета и порог депозиции</w:t>
+        <w:t xml:space="preserve">  Азотный замок стройки: пакет правительства и порог выбросов</w:t>
       </w:r>
     </w:p>
     <w:p>
@@ -1104,7 +912,7 @@
           <w:color w:val="222B36"/>
           <w:sz w:val="19"/>
         </w:rPr>
-        <w:t>Кабинет 26 июня выкатил пакет ~20 млрд € с математическим порогом депозиции; ~244 000 домов в 'опасной зоне', проекты с малой эмиссией снова возможны к концу 2027.</w:t>
+        <w:t>Правительство 26 июня представило пакет ~20 млрд € с математическим порогом выбросов; ~244 000 домов под угрозой, проекты с малыми выбросами снова возможны к концу 2027.</w:t>
       </w:r>
     </w:p>
     <w:p>
@@ -1131,7 +939,7 @@
           <w:color w:val="6B7785"/>
           <w:sz w:val="18"/>
         </w:rPr>
-        <w:t>2026-10-01 — азотный законопроект уходит в Tweede Kamer</w:t>
+        <w:t>2026-10-01 — Азотный законопроект уходит во Вторую палату</w:t>
       </w:r>
       <w:hyperlink r:id="rId15">
         <w:r>
@@ -1339,7 +1147,7 @@
                 <w:color w:val="222B36"/>
                 <w:sz w:val="21"/>
               </w:rPr>
-              <w:t>Неделя 23–30 июня связала три, казалось бы, разных сюжета в один механизм — «где взять мощность». Первый — физическую: с 1 июля электросеть Брабанта закрывается даже для нового жилья и усиления бытовых подключений (Enexis), а по стране в очереди у Enexis уже &gt;9 000 бизнес-клиентов. Для владельца склада или промзоны в Moerdijk/Venlo это прямее любой макростатистики: объект с готовой мощностью подключения теперь стоит дороже соседнего без неё, и разрыв будет расти. Второй — регуляторную: кабинет 26 июня выкатил азотный пакет на ~20 млрд €, вводящий математический порог депозиции (rekenkundige ondergrens), который снова открывает пермиты под жильё, инфраструктуру и энергопереход, — но это перспектива (проекты с малой эмиссией снова возможны к концу 2027, законопроект в Палату лишь в октябре 2026), а не сегодняшняя определённость. Третий — финансовую: ЕЦБ 11 июня впервые с 2023 поднял ставку на 25 б.п. (депозит 2,25%), кривая Euribor держит положительный наклон, а 10-летний госбонд NL просел до ~2,98% при узком спреде к Bund ~12 б.п. — фондирование пока дешёвое, но развернувшийся тренд ставок жёстче дисконтирует будущие доходы. Что сдвинулось за неделю по вашим сегментам: в логистике спрос жив (take-up Q1 +10,5% г/г), но капитал заморожен (инвестиции −60% г/г), а публичный ценник пошёл вверх — консенсус по CTP держит «Strong Buy» с апсайдом ~+32%; в ритейле физическая вакантность подросла до 7,0% на конец 2025, но ритейл-парки остаются тише центров. Сквозная нить недели («дорогая мощность»): дорогой капитал (первый порядок все знают) заставляет девелоперов уходить в мультифункциональный спекулятивный формат вне логхотспотов (Panattoni в Emmen, 150 000 м²) — и второй порядок в том, что настоящим дефицитным ресурсом становится не земля и не деньги, а киловатт: объект с оформленным подключением превращается в отдельный класс актива, а netcongestie из технической сноски — в первый вопрос due-diligence.</w:t>
+              <w:t>Неделя 23–30 июня связала три сюжета в одну мысль: главным дефицитом на рынке становится не земля и не деньги, а электрическая мощность. С 1 июля электросеть провинции Брабант закрывается даже для нового жилья — у оператора Enexis в очереди на подключение уже больше 9 000 компаний. Склад или промзона с готовым подключением теперь стоит дороже соседнего объекта без него. Второй сюжет — регуляторный: правительство 26 июня представило «азотный» пакет на ~20 млрд €, который со временем снова откроет разрешения на стройку жилья, но эффект ждут только к концу 2027 года, а не сейчас. Третий — деньги: ЕЦБ впервые с 2023 года поднял ставку (депозит 2,25%), но занимать пока дёшево — гособлигации Нидерландов просели до ~2,98%. Итог по сегментам: в логистике спрос на аренду растёт (+10,5% за год), а сделок купли-продажи почти нет (−60%); жильё дорожает медленнее и без обвала; в торговле пустых магазинов чуть больше (7,0%).</w:t>
             </w:r>
           </w:p>
         </w:tc>
@@ -1456,7 +1264,7 @@
           <w:color w:val="222B36"/>
           <w:sz w:val="21"/>
         </w:rPr>
-        <w:t>Электросеть Брабанта с 1 июля фактически 'на замке' — и впервые в лист ожидания попадают не только бизнес, но и мелкие потребители (kleinverbruikers): новое жильё и усиление бытовых подключений. Enexis прекращает резервировать мощность для kleinverbruikers, приоритет — крупным батареям-'разгрузчикам' и жизненно важным функциям. Пресс-секретарь Enexis Maartje Vermeer: 'наступает период ожидания для всех'. По стране в очереди у Enexis уже больше 9 000 бизнес-клиентов.</w:t>
+        <w:t>Электросеть провинции Брабант с 1 июля фактически закрыта. Впервые в очередь на подключение попадают не только компании, но и мелкие потребители — новое жильё и усиление бытовых подключений. Оператор Enexis перестаёт резервировать мощность для мелких потребителей: приоритет отдают большим аккумуляторам, которые разгружают сеть, и жизненно важным объектам. По всей стране в очереди у Enexis уже больше 9 000 компаний.</w:t>
       </w:r>
     </w:p>
     <w:p>
@@ -1484,7 +1292,7 @@
           <w:color w:val="222B36"/>
           <w:sz w:val="18"/>
         </w:rPr>
-        <w:t xml:space="preserve">Важность high, надёжность высокая (административное решение сетевого оператора, не рыночный шум). Цепочка: сеть не резервирует мощность (факт) → новое или расширенное подключение для склада/промзоны на юге уходит в общую очередь на годы (вывод) → объект с УЖЕ оформленной мощностью становится отдельным, более дорогим классом актива, а земля без подключения теряет часть ценности (вывод). Простыми словами: netcongestie — это шоссе в час пик, провода есть, а свободной полосы для вас нет. Кто проигрывает: девелоперы новых промзон без резерва мощности на юге. Кто выигрывает: владельцы объектов с готовой мощностью. Что делать: держатель склада/промзоны в Moerdijk-Venlo — запросите у Enexis актуальный статус подключения и зарезервированную мощность каждого объекта до конца квартала; при продаже/сдаче выносите готовую мощность в первую строку оффера как ценовую премию.  </w:t>
+        <w:t xml:space="preserve">получить новое или расширенное подключение на юге страны теперь можно только через несколько лет очереди. Поэтому объект с уже готовой мощностью становится дороже, а участок без подключения теряет часть ценности. Netcongestie (перегрузка сети) — это как шоссе в час пик: провода есть, а свободной полосы нет.  </w:t>
       </w:r>
     </w:p>
     <w:p>
@@ -1501,7 +1309,7 @@
           <w:color w:val="6B7785"/>
           <w:sz w:val="17"/>
         </w:rPr>
-        <w:t xml:space="preserve">   📅 2026-06-26   •   Источник: Financieel Management / Omroep Brabant (цитата Enexis, M. Vermeer)</w:t>
+        <w:t xml:space="preserve">   📅 2026-06-26   •   Источник: Financieel Management / Omroep Brabant (цитата Enexis)</w:t>
       </w:r>
       <w:r>
         <w:rPr>
@@ -1569,7 +1377,7 @@
           <w:color w:val="222B36"/>
           <w:sz w:val="21"/>
         </w:rPr>
-        <w:t>Крупнейший в Европе по площади логистический девелопер CTP (регистрация в NL) объявил дату полугодовых результатов — 30 июля, вебкаст 11:00 CET. За фасадом IR-уведомления — свежий репер оценки: на 31 марта портфель CTP уже 14,7 млн м² в 11 странах, 2,0 млн м² в стройке, 1700+ клиентов, и на этой же неделе компания запустила новый парк на 66 000 м² в венгерском Пече (первая фаза 14 200 м² — built-to-suit, уже сдана клиенту).</w:t>
+        <w:t>CTP — крупнейший в Европе застройщик складов (зарегистрирован в Нидерландах) — назначил публикацию полугодовых результатов на 30 июля. К концу марта у компании уже 14,7 млн м² складов в 11 странах, ещё 2,0 млн м² строится, более 1700 арендаторов. На этой же неделе CTP открыл новый парк на 66 000 м² в венгерском городе Печ — первую очередь (14 200 м²) построили под конкретного арендатора и уже сдали.</w:t>
       </w:r>
     </w:p>
     <w:p>
@@ -1597,7 +1405,7 @@
           <w:color w:val="222B36"/>
           <w:sz w:val="18"/>
         </w:rPr>
-        <w:t xml:space="preserve">Важность medium, надёжность высокая (IR-раскрытие эмитента, ур. 2). Цепочка: крупнейший игрок продолжает наращивать GLA и держит pre-let на первой фазе (факт) → операционные фундаменталы логистики остаются крепкими, несмотря на заморозку сделок (вывод) → 30 июля рынок сверит EPRA EPS/NTA с консенсусом, и это переустановит ориентир 'справедливой' цены для сопоставимых NL-складов (вывод). Кто выигрывает: держатели prime-логистики в NL. Что делать: держатель логистики — не принимайте решений о продаже до публикации 30 июля, отчёт CTP задаёт переговорную планку сектора; следите за реакцией котировок CTP/WDP как за первым сигналом.  </w:t>
+        <w:t xml:space="preserve">у крупнейшего игрока дела идут хорошо, несмотря на заморозку сделок. Отчёт 30 июля покажет рынку «справедливую» цену для похожих складов в Нидерландах — на неё будут ориентироваться при оценке других объектов.  </w:t>
       </w:r>
     </w:p>
     <w:p>
@@ -1614,7 +1422,7 @@
           <w:color w:val="6B7785"/>
           <w:sz w:val="17"/>
         </w:rPr>
-        <w:t xml:space="preserve">   📅 2026-06-24   •   Источник: CTP N.V. / Business Wire (IR); Pécs — via finanznachrichten.de</w:t>
+        <w:t xml:space="preserve">   📅 2026-06-24   •   Источник: CTP N.V. / Business Wire (IR)</w:t>
       </w:r>
       <w:r>
         <w:rPr>
@@ -1662,7 +1470,7 @@
           <w:color w:val="222B36"/>
           <w:sz w:val="21"/>
         </w:rPr>
-        <w:t>Девелопер Panattoni анонсировал крупнейшее коммерческое здание Северных Нидерландов — Panattoni Park Emmen на ~150 000 м² (22 футбольных поля) у трассы A37 в Дренте. Инвестиции &gt;100 млн €, сдача — март 2028. Ключевая деталь: цель — не чистый склад, а мультифункция для производства, e-commerce, медтеха, оборонки и high-tech логистики.</w:t>
+        <w:t>Застройщик Panattoni объявил о крупнейшем коммерческом здании на севере Нидерландов — Panattoni Park Emmen на ~150 000 м² (22 футбольных поля) у трассы A37 в провинции Дренте. Вложения — более 100 млн €, сдача — март 2028. Важная деталь: это не просто склад, а универсальное здание под производство, интернет-торговлю, медтех, оборонную промышленность и высокотехнологичную логистику.</w:t>
       </w:r>
     </w:p>
     <w:p>
@@ -1690,7 +1498,7 @@
           <w:color w:val="222B36"/>
           <w:sz w:val="18"/>
         </w:rPr>
-        <w:t xml:space="preserve">Важность medium, надёжность средняя (анонс одного проекта). Цепочка: спекулятивная стройка ушла за пределы традиционных логхотспотов Randstad в Emmen (факт) → девелоперы страхуются от узкого спроса на 'коробки', закладывая гибкий мультиформат под defence/high-tech (вывод) → в вашем регионе (Emmen прямо в профиле) это и новая конкуренция за арендаторов, и сигнал, что периферия становится инвестиционно значимой (вывод). Похоже, это ставка на реиндустриализацию, но окупаемость зависит от того, найдётся ли мощность подключения к 2028 — а это на севере пока гипотеза. Что делать: владелец складов рядом с Emmen — заложите приход 150 000 м² конкурентного предложения к 2028 в свою модель арендных ставок уже сейчас, при перезаключении договоров фиксируйте арендатора длиннее.  </w:t>
+        <w:t xml:space="preserve">застройщики уходят из привычных логистических зон вокруг Randstad на периферию и делают ставку на гибкие здания под разных арендаторов. К 2028 году на севере появится много новых площадей. Но окупаемость зависит от того, найдётся ли к тому времени свободная мощность подключения — а на севере это пока под вопросом.  </w:t>
       </w:r>
     </w:p>
     <w:p>
@@ -1755,7 +1563,7 @@
           <w:color w:val="222B36"/>
           <w:sz w:val="21"/>
         </w:rPr>
-        <w:t>Спрос на дата-центры в NL усиливается (драйвер — ИИ): цифровая экономика в Q1 2026 выросла на 2,8% до 10,7 млрд €, опередив экономику страны в целом. Но реализация проектов всё чаще упирается в ту же стену — сетевую конгестию и вергунинг-процедуры.</w:t>
+        <w:t>Спрос на дата-центры в Нидерландах растёт — главный драйвер это искусственный интеллект. Цифровая экономика в первом квартале 2026 выросла на 2,8% до 10,7 млрд € и обогнала экономику страны в целом. Но всё чаще проекты упираются в ту же стену: перегрузку сети и долгие разрешения.</w:t>
       </w:r>
     </w:p>
     <w:p>
@@ -1783,7 +1591,7 @@
           <w:color w:val="222B36"/>
           <w:sz w:val="18"/>
         </w:rPr>
-        <w:t xml:space="preserve">Важность low, надёжность средняя. Цепочка: спрос на ДЦ растёт быстрее экономики (факт) → но подключить новую мощность негде, особенно вокруг Амстердама (вывод) → капитал перетекает в объекты с готовым питанием и в периферийные площадки, конкурируя с логистикой за тот же дефицитный киловатт (вывод). Что делать: владелец промзоны с запасом мощности — рассмотрите ДЦ-арендатора как премиальную альтернативу логистике; при отсутствии резерва — не рассчитывайте на ДЦ-девелопмент до расшивки сети.  </w:t>
+        <w:t xml:space="preserve">спрос на дата-центры растёт быстрее экономики, но подключить новую мощность негде — особенно вокруг Амстердама. Дата-центры конкурируют с логистикой за один и тот же дефицитный киловатт.  </w:t>
       </w:r>
     </w:p>
     <w:p>
@@ -1868,7 +1676,7 @@
           <w:color w:val="222B36"/>
           <w:sz w:val="21"/>
         </w:rPr>
-        <w:t>Обзор рынка логистики от Vastgoedmarkt рисует смену приоритета: вакантность ~4-5% ('пока не проблема') низка в хотспотах, но растёт на периферии, а инвесторы переключились с погони за ростом аренды на стабильных арендаторов. Показательно: у WDP доля предарендованных проектов выросла до ~75% (было ~60% в конце 2024), заполняемость портфеля ~97,4%. На 2026 запланирована сдача пяти крупных DC (50 000+ м²).</w:t>
+        <w:t>Обзор рынка логистики от Vastgoedmarkt показывает смену приоритетов. Пустых складов мало в популярных местах (~4–5%), но их доля растёт на периферии. Инвесторы больше не гонятся за ростом аренды — им важнее надёжный арендатор. Показательно: у компании WDP доля заранее сданных строящихся объектов выросла до ~75% (было ~60% в конце 2024), а заполняемость портфеля ~97,4%.</w:t>
       </w:r>
     </w:p>
     <w:p>
@@ -1896,7 +1704,7 @@
           <w:color w:val="222B36"/>
           <w:sz w:val="18"/>
         </w:rPr>
-        <w:t xml:space="preserve">Важность medium, надёжность средняя (обзор + метрики эмитента). Цепочка: девелоперы наращивают долю pre-let до сдачи (факт) → значит, спекулятивный риск сознательно снижают, а спрос концентрируется на качестве и надёжном арендаторе (вывод) → для вашего склада это означает: премию платят за длинного платёжеспособного арендатора и локацию, а не за метры сами по себе (вывод). Что делать: держатель логистики — при перезаключении договоров приоритезируйте WALT (длину аренды) над максимальной ставкой; периферийные объекты с короткой арендой закладывайте под растущую вакантность.  </w:t>
+        <w:t xml:space="preserve">застройщики снижают риск, сдавая склады ещё до постройки. На рынке платят премию за длинного надёжного арендатора и хорошее место, а не за квадратные метры сами по себе.  </w:t>
       </w:r>
     </w:p>
     <w:p>
@@ -2056,7 +1864,7 @@
                 <w:color w:val="222B36"/>
                 <w:sz w:val="19"/>
               </w:rPr>
-              <w:t>Разрыв недели, который важно понять: логистический take-up NL в Q1 2026 вырос на +10,5% г/г до ~833 000 м², а инвестобъём в сегмент рухнул на −60% г/г до ~265 млн € (из них ~77% — логистика). Спрос арендаторов силён, а капитал заморожен под давлением netcongestie, роста стройзатрат и стоимости финансирования.</w:t>
+              <w:t>Главный разрыв недели. Аренда складов (take-up) в первом квартале 2026 выросла на +10,5% за год до ~833 000 м². А вложения в покупку складов рухнули на −60% за год до ~265 млн €. То есть арендаторам склады нужны, а покупатели и продавцы не сходятся в цене — мешают перегрузка сети, дорогая стройка и дорогие кредиты.</w:t>
             </w:r>
           </w:p>
           <w:p>
@@ -2071,7 +1879,7 @@
                 <w:color w:val="6B7785"/>
                 <w:sz w:val="16"/>
               </w:rPr>
-              <w:t>→ Важность high, надёжность высокая (замер брокера, ур. 5, но цитируемая цифра). Цепочка: арендный спрос растёт, а сделки купли-продажи схлопнулись (факт) → это классический разрыв 'операционка здорова, но покупатели и продавцы не сходятся в цене' (вывод) → значит, дно по цене логистики, вероятно, близко, но настоящие скидки придут не от слабого спроса, а от вынужденных продавцов при рефинансировании — а это ещё гипотеза (гипотеза). Что делать: покупатель складов — держите капитал наготове и мониторьте refinancing-стресс держателей с высоким LTV, точка входа вероятнее в 2-4 кв.; продавец без долгового давления — не сбрасывайте в заморозку, спрос на аренду вас поддержит.</w:t>
+              <w:t>→ это классическая ситуация «бизнес здоров, но сделок нет». Дно по цене складов, скорее всего, близко. Но настоящие скидки появятся не из-за слабого спроса, а когда владельцам с большими долгами придётся продавать при рефинансировании — а это пока только предположение.</w:t>
             </w:r>
           </w:p>
         </w:tc>
@@ -2110,7 +1918,7 @@
                 <w:color w:val="222B36"/>
                 <w:sz w:val="19"/>
               </w:rPr>
-              <w:t>take-up Q1 ~833 000 м² (+10,5% г/г); инвестиции ~265 млн € (−60% г/г)</w:t>
+              <w:t>аренда складов Q1 ~833 000 м² (+10,5% за год); вложения ~265 млн € (−60% за год)</w:t>
             </w:r>
           </w:p>
           <w:p>
@@ -2167,7 +1975,7 @@
                 <w:color w:val="222B36"/>
                 <w:sz w:val="19"/>
               </w:rPr>
-              <w:t>Prime-доходность логистики NL держится стабильно на ~4,75% почти два года (CBRE; Savills подтверждает нормализацию с 3,15% в 2021-м). Cushman &amp; Wakefield даёт 5,0% брутто и prime-аренду €125/м²/год. Растут региональные различия: топ-локации стабильны, периферия расширяет спред. Институциональный контекст (as_of Q1 2025, INREV): NL восьмой квартал подряд обгоняет широкий европейский рынок по совокупной доходности.</w:t>
+              <w:t>Доходность лучших складов Нидерландов почти два года стоит на месте — около 4,75% (данные CBRE; Savills подтверждает, что рынок успокоился после 3,15% в 2021 году). Cushman &amp; Wakefield даёт 5,0% и лучшую аренду €125 за м² в год. Разница между регионами растёт: топ-локации стабильны, периферия отстаёт.</w:t>
             </w:r>
           </w:p>
           <w:p>
@@ -2182,7 +1990,7 @@
                 <w:color w:val="6B7785"/>
                 <w:sz w:val="16"/>
               </w:rPr>
-              <w:t>→ Важность medium, надёжность высокая (три брокера сходятся). Цепочка: prime-доходность плоская почти два года (факт) → prime-склады оценщики уже не дописывают вниз, ценовое дно в качественном сегменте, похоже, найдено (вывод) → но спред между Randstad и Brabant/Gelderland расширяется, и именно там прячется риск/возможность (вывод). Простыми словами: 4,75% над безрисковой ставкой ~2,98% даёт спред ~1,75 п.п. — премия за риск умеренная, но не тонкая. Что делать: держатель prime-объекта в Randstad — держите, переоценка вниз маловероятна; охотник за доходностью — смотрите вторичные локации, где спред шире, но проверяйте арендатора и мощность.</w:t>
+              <w:t>→ цену лучших складов оценщики больше не снижают — дно в качественном сегменте, похоже, найдено. Доходность 4,75% против «безрисковых» ~2,98% по гособлигациям даёт запас ~1,75 процентного пункта — премия за риск умеренная. Разница между Randstad и провинциями Брабант/Гелдерланд растёт, там и риск, и возможность.</w:t>
             </w:r>
           </w:p>
         </w:tc>
@@ -2221,7 +2029,7 @@
                 <w:color w:val="222B36"/>
                 <w:sz w:val="19"/>
               </w:rPr>
-              <w:t>prime NIY ~4,75% (стабильна ~2 года); prime-аренда €125/м²/год; GIY 5,0%</w:t>
+              <w:t>доходность лучших складов ~4,75% (стоит ~2 года); лучшая аренда €125/м² в год</w:t>
             </w:r>
           </w:p>
           <w:p>
@@ -2278,7 +2086,7 @@
                 <w:color w:val="222B36"/>
                 <w:sz w:val="19"/>
               </w:rPr>
-              <w:t>Публичный рынок оценивает NL-логистику дешевле баланса: CTP торгуется с дисконтом ~21,7% к EPRA NTA, при этом sell-side держит 'Strong Buy' (17 аналитиков: 15 Buy / 2 Hold), средний таргет ~21,1-21,3 € при цене ~15,96 € — апсайд ~+32%. У WDP — 'Buy' с апсайдом ~+21%. Кредитно логистика крепка: Moody's в мае подняла CTP с Baa3 до Baa2 (Stable), у WDP Fitch BBB+/Stable.</w:t>
+              <w:t>Биржа оценивает нидерландскую логистику дешевле, чем она стоит на балансе. Акции CTP торгуются с дисконтом ~21,7% к стоимости чистых активов (EPRA NTA), но аналитики держат рейтинг «Strong Buy»: из 17 аналитиков 15 советуют покупать, 2 — держать; средняя цель ~21 € при цене ~16 € — это апсайд ~+32%. У WDP рейтинг «Buy» с апсайдом ~+21%. С кредитами у логистики тоже хорошо: в мае Moody's повысила рейтинг CTP до Baa2, у WDP — BBB+ от Fitch.</w:t>
             </w:r>
           </w:p>
           <w:p>
@@ -2293,7 +2101,7 @@
                 <w:color w:val="6B7785"/>
                 <w:sz w:val="16"/>
               </w:rPr>
-              <w:t>→ Важность medium, надёжность высокая (консенсус + рейтинг). Цепочка: биржа торгует акции логистических имён на ~22% ниже балансовой стоимости зданий, но аналитики видят апсайд +32% (факт) → публичный рынок либо ещё не поверил в восстановление оценок, либо закладывает будущий рост NTA (вывод) → для держателя частных складов это два свидетеля: биржа осторожнее оценщиков, значит appraisal-оценки соседних портфелей могут быть чуть оптимистичны (вывод). Простыми словами: дисконт REIT к NTA — это когда биржа торгует здания дешевле, чем их оценили на бумаге. Что делать: держатель логистики — при переоценке своего портфеля закладывайте, что публичный рынок пока осторожнее; апгрейд Moody's снижает стоимость долга сектора — хороший момент присмотреться к рефинансированию.</w:t>
+              <w:t>→ биржа торгует здания дешевле, чем их оценили на бумаге, а аналитики ждут роста на +32%. Значит, публичный рынок осторожнее оценщиков — оценки соседних частных портфелей могут быть чуть завышены. Повышение рейтинга Moody's удешевляет долг сектора — удобный момент для рефинансирования.</w:t>
             </w:r>
           </w:p>
         </w:tc>
@@ -2332,7 +2140,7 @@
                 <w:color w:val="222B36"/>
                 <w:sz w:val="19"/>
               </w:rPr>
-              <w:t>CTP дисконт к EPRA NTA ~21,7%; консенсус Strong Buy, апсайд ~+32%; Moody's апгрейд Baa2</w:t>
+              <w:t>дисконт CTP к EPRA NTA ~21,7%; консенсус Strong Buy, апсайд ~+32%; апгрейд Moody's до Baa2</w:t>
             </w:r>
           </w:p>
           <w:p>
@@ -2347,7 +2155,7 @@
                 <w:color w:val="6B7785"/>
                 <w:sz w:val="15"/>
               </w:rPr>
-              <w:t>Investing.com / MarketScreener; CTP IR / BusinessWire (Moody's)</w:t>
+              <w:t>Investing.com / MarketScreener; CTP IR (Moody's)</w:t>
             </w:r>
             <w:hyperlink r:id="rId11">
               <w:r>
@@ -2424,7 +2232,7 @@
           <w:color w:val="6B7785"/>
           <w:sz w:val="18"/>
         </w:rPr>
-        <w:t>Аренда здорова, сделки схлопнулись — дно по цене близко, но скидок ждать от рефинансирования.</w:t>
+        <w:t>Аренда растёт, а сделок почти нет — дно по цене близко, скидки возможны при рефинансировании.</w:t>
       </w:r>
     </w:p>
     <w:p>
@@ -2436,7 +2244,7 @@
       <w:r>
         <w:drawing>
           <wp:inline xmlns:a="http://schemas.openxmlformats.org/drawingml/2006/main" xmlns:pic="http://schemas.openxmlformats.org/drawingml/2006/picture">
-            <wp:extent cx="5903999" cy="2692581"/>
+            <wp:extent cx="5903999" cy="2540534"/>
             <wp:docPr id="3" name="Picture 3"/>
             <wp:cNvGraphicFramePr>
               <a:graphicFrameLocks noChangeAspect="1"/>
@@ -2457,7 +2265,7 @@
                   <pic:spPr>
                     <a:xfrm>
                       <a:off x="0" y="0"/>
-                      <a:ext cx="5903999" cy="2692581"/>
+                      <a:ext cx="5903999" cy="2540534"/>
                     </a:xfrm>
                     <a:prstGeom prst="rect"/>
                   </pic:spPr>
@@ -2481,7 +2289,7 @@
           <w:color w:val="6B7785"/>
           <w:sz w:val="18"/>
         </w:rPr>
-        <w:t>Prime-доходность плоская два года; держателям prime-складов — держать.</w:t>
+        <w:t>Доходность лучших складов почти два года стоит на месте.</w:t>
       </w:r>
     </w:p>
     <w:p>
@@ -2493,7 +2301,7 @@
       <w:r>
         <w:drawing>
           <wp:inline xmlns:a="http://schemas.openxmlformats.org/drawingml/2006/main" xmlns:pic="http://schemas.openxmlformats.org/drawingml/2006/picture">
-            <wp:extent cx="5903999" cy="2676361"/>
+            <wp:extent cx="5903999" cy="2761622"/>
             <wp:docPr id="4" name="Picture 4"/>
             <wp:cNvGraphicFramePr>
               <a:graphicFrameLocks noChangeAspect="1"/>
@@ -2514,7 +2322,7 @@
                   <pic:spPr>
                     <a:xfrm>
                       <a:off x="0" y="0"/>
-                      <a:ext cx="5903999" cy="2676361"/>
+                      <a:ext cx="5903999" cy="2761622"/>
                     </a:xfrm>
                     <a:prstGeom prst="rect"/>
                   </pic:spPr>
@@ -2538,7 +2346,7 @@
           <w:color w:val="6B7785"/>
           <w:sz w:val="18"/>
         </w:rPr>
-        <w:t>Публичный рынок осторожнее оценщиков: appraisal-оценки соседних портфелей могут быть оптимистичны.</w:t>
+        <w:t>Биржа осторожнее оценщиков — оценки похожих частных портфелей могут быть завышены.</w:t>
       </w:r>
     </w:p>
     <w:tbl>
@@ -2606,7 +2414,7 @@
                 <w:color w:val="222B36"/>
                 <w:sz w:val="21"/>
               </w:rPr>
-              <w:t>Тезис (уверенность высокая): дефицитный ресурс логистики сместился с земли и денег на киловатт — и это переустанавливает иерархию ценности ваших объектов. Спрос на аренду жив (take-up +10,5% г/г), prime-доходность плоская ~4,75% почти два года (дно качественного сегмента, похоже, найдено), а капитал заморожен (инвестиции −60% г/г) не из-за слабого спроса, а из-за стоимости фондирования и netcongestie. Консенсус брокеров трубит 'логистика дёшева, апсайд +32%' — здесь я осторожнее: дно по ЦЕНЕ не равно дну по ВЫНУЖДЕННЫМ продавцам, настоящие скидки придут с рефинансированием 2026-27, а не от энтузиазма аналитиков. Опровергнет тезис: prime-доходность NL сдвинется выше 5,25% ИЛИ take-up за два квартала подряд уйдёт в минус г/г (смотрим MarketBeat C&amp;W и CBRE к H1-релизу CTP 30 июля). Риск: замок сети Брабанта распространится на другие провинции и заморозит девелопмент шире. Что делать: держатель prime-склада в Randstad — держать, не продавать в заморозку; охотник за доходностью — готовьте капитал под refinancing-стресс, точка входа вероятнее в 2-4 кв. и в объектах с готовой мощностью.</w:t>
+              <w:t>Главная мысль: самый дефицитный ресурс в логистике теперь не земля и не деньги, а электрическая мощность. Спрос на аренду жив (+10,5% за год), доходность лучших складов почти два года стоит на месте (~4,75% — дно качественного сегмента, похоже, найдено), а сделок купли-продажи почти нет (−60%) — но не из-за слабого спроса, а из-за дорогих денег и перегрузки сети. Брокеры хором говорят «логистика дёшева, апсайд +32%» — здесь стоит быть осторожнее: низкая цена не значит, что появились вынужденные продавцы. Настоящие скидки, если и придут, то с рефинансированием 2026–27 годов, а не от энтузиазма аналитиков. Что может опровергнуть эту мысль: доходность лучших складов уйдёт выше 5,25% или аренда два квартала подряд будет падать. Главный риск: закрытие сети Брабанта расползётся на другие провинции и заморозит стройку шире.</w:t>
             </w:r>
           </w:p>
         </w:tc>
@@ -2678,7 +2486,7 @@
                 <w:color w:val="222B36"/>
                 <w:sz w:val="20"/>
               </w:rPr>
-              <w:t>30 июля — H1-результаты CTP: сверка EPRA EPS/NTA с консенсусом переустановит ценник сектора. Держатель логистики: до этой даты не фиксируйте продажу prime-объекта — отчёт крупнейшего игрока задаёт вашу переговорную планку. И до 1 июля проверьте статус подключения каждого объекта в Брабанте: с этого дня новая мощность уходит в очередь на годы.</w:t>
+              <w:t>30 июля — полугодовой отчёт CTP: сравнение с прогнозами аналитиков переустановит ценовой ориентир для всего сектора складов. И до 1 июля важна дата закрытия сети Брабанта: с этого дня новые подключения на юге уходят в очередь на годы.</w:t>
             </w:r>
           </w:p>
         </w:tc>
@@ -2795,7 +2603,7 @@
           <w:color w:val="222B36"/>
           <w:sz w:val="21"/>
         </w:rPr>
-        <w:t>Крупнейшая ассоциация маклеров NVM Business (29 июня) потребовала от кабинета ускорить смягчение ограничения на вычет процентов (renteaftrekbeperking / earningsstripping из ATAD1, действует с 2019) — оно повышает налоговую нагрузку и тормозит инвестиции в недвижимость. Повод: анонсированное дополнительное ужесточение earningsstripping для vastgoedlichamen пока приостановлено (ждут omnibus-предложение ЕС), и NVM требует, чтобы Гаага не отставала от Брюсселя.</w:t>
+        <w:t>Крупнейшая ассоциация риелторов NVM Business 29 июня потребовала от правительства быстрее смягчить ограничение на вычет процентов по кредитам (earningsstripping, действует с 2019 года по правилам ЕС). Это ограничение повышает налоги и тормозит вложения в недвижимость. Повод: обещанное дополнительное ужесточение для компаний, владеющих недвижимостью, пока приостановили — ждут общее предложение ЕС. NVM требует, чтобы Гаага не отставала от Брюсселя.</w:t>
       </w:r>
     </w:p>
     <w:p>
@@ -2823,7 +2631,7 @@
           <w:color w:val="222B36"/>
           <w:sz w:val="18"/>
         </w:rPr>
-        <w:t xml:space="preserve">Важность medium, надёжность высокая (позиция ассоциации, ур. 4). Цепочка: лимит на вычет процентов удорожает заёмное финансирование для структур, владеющих недвижимостью (факт) → инвестиции в ритейл и стройку тормозятся, а ваша структура BV, где недвижимость держится на долге, платит больше налога на те же проценты (вывод) → приостановка ужесточения — временная передышка, но не отмена, политика остаётся непредсказуемой (вывод). Простыми словами: earningsstripping — это когда государство ограничивает, сколько процентов по кредиту можно вычесть из налога. Что делать: владелец через BV — пересчитайте налоговую нагрузку по обоим сценариям (текущий лимит и возможное ужесточение) до осеннего Prinsjesdag; при новых займах закладывайте, что вычет процентов может стать жёстче.  </w:t>
+        <w:t xml:space="preserve">ограничение на вычет процентов делает кредиты дороже для компаний, которые держат недвижимость на заёмные деньги. Это тормозит вложения в торговую недвижимость и стройку. Приостановка ужесточения — временная передышка, но не отмена. Earningsstripping — это когда государство ограничивает, сколько процентов по кредиту можно вычесть из налога.  </w:t>
       </w:r>
     </w:p>
     <w:p>
@@ -2888,7 +2696,7 @@
           <w:color w:val="222B36"/>
           <w:sz w:val="21"/>
         </w:rPr>
-        <w:t>Инвестор в prime-ТЦ Eurocommercial Properties (HQ в NL, 24 центра в BE/FR/IT/SE) отчитался о 18,5% take-up по опции дивиденда акциями: акционеры на 18,5% капитала выбрали новые акции вместо денег. Финальный брутто-дивиденд €1,11/акция, выплата 2 июля.</w:t>
+        <w:t>Владелец торговых центров Eurocommercial Properties (головной офис в Нидерландах, 24 центра в Бельгии, Франции, Италии, Швеции) сообщил: 18,5% акционеров выбрали получить дивиденды новыми акциями, а не деньгами. Итоговый дивиденд — €1,11 на акцию, выплата 2 июля.</w:t>
       </w:r>
     </w:p>
     <w:p>
@@ -2916,7 +2724,7 @@
           <w:color w:val="222B36"/>
           <w:sz w:val="18"/>
         </w:rPr>
-        <w:t xml:space="preserve">Важность low, надёжность высокая (IR-раскрытие). Цепочка: почти пятая часть акционеров предпочла бумагу деньгам (факт) → значит, часть держателей верит в апсайд акции сильнее, чем ценит наличные сегодня (вывод) → это осторожно-позитивный сигнал доверия к prime-ритейлу, хотя 81,5% всё же взяли кэш (вывод). Что делать: владелец ритейла — воспринимайте как фоновый индикатор настроений институционалов к сегменту, самостоятельного действия не требует.  </w:t>
+        <w:t xml:space="preserve">почти пятая часть акционеров предпочла акции деньгам — значит, часть инвесторов верит в рост бумаги. Осторожно-позитивный сигнал доверия к качественной торговой недвижимости, хотя 81,5% всё же взяли деньги.  </w:t>
       </w:r>
     </w:p>
     <w:p>
@@ -3001,7 +2809,7 @@
           <w:color w:val="222B36"/>
           <w:sz w:val="21"/>
         </w:rPr>
-        <w:t>Амстердам держится в топ-5 европейских городов по инвест- и девелопмент-перспективам (ULI/PwC Emerging Trends 2026), но общий настрой сектора сместился с прошлогоднего 'осторожного оптимизма' к 'прагматизму' — доля обеспокоенных деглобализацией удвоилась до 70%. Институциональный контекст (as_of январь 2026, INREV Intentions): европейские инвесторы впервые слегка переаллоцированы в недвижимость (14,1% против таргета 13,9%), а самый фаворитный инструмент — фонды долга по недвижимости.</w:t>
+        <w:t>Амстердам остаётся в топ-5 европейских городов по перспективам для инвестиций и застройки (обзор ULI/PwC Emerging Trends 2026). Но настрой сектора сменился с прошлогоднего «осторожного оптимизма» на «прагматизм»: доля тех, кого тревожит деглобализация, удвоилась до 70%. По опросу INREV, европейские инвесторы впервые чуть перевесили в недвижимость (14,1% при цели 13,9%), а самый популярный инструмент — фонды кредитования под недвижимость.</w:t>
       </w:r>
     </w:p>
     <w:p>
@@ -3029,7 +2837,7 @@
           <w:color w:val="222B36"/>
           <w:sz w:val="18"/>
         </w:rPr>
-        <w:t xml:space="preserve">Важность low, надёжность высокая (два институциональных опроса). Цепочка: капитал не ушёл из недвижимости, но осторожничает и выбирает долг вместо equity (факт) → значит, инвесторы хотят доходность с меньшим риском переоценки, а не рост капитальной стоимости (вывод) → для владельца коммерции это среда, где качество локации и арендатора ценится выше, чем ставка на рост рынка (вывод). Что делать: владелец ритейл-парка — при позиционировании объекта на продажу/рефинанс делайте упор на стабильность денежного потока и WALT, а не на потенциал апсайда цены.  </w:t>
+        <w:t xml:space="preserve">деньги из недвижимости не уходят, но инвесторы осторожничают и выбирают долг вместо покупки объектов. Им важнее стабильный доход, чем ставка на рост цены. В такой среде ценится качество места и арендатора.  </w:t>
       </w:r>
     </w:p>
     <w:p>
@@ -3094,7 +2902,7 @@
           <w:color w:val="222B36"/>
           <w:sz w:val="21"/>
         </w:rPr>
-        <w:t>Единственное агентство, публично покрывающее ритейл-инвестора Wereldhave (полносервисные ТЦ в NL/BE/FR, индекс AEX), — Fitch — подтвердило рейтинг на уровне 'BBB' со стабильным прогнозом (действие от 1 мая, репорт 5 июня). Спокойный, но важный сигнал: кредитный профиль NL-ритейла держится.</w:t>
+        <w:t>Единственное агентство, которое публично оценивает владельца торговых центров Wereldhave (центры в Нидерландах, Бельгии, Франции; входит в индекс AEX) — Fitch — подтвердило рейтинг на уровне BBB со стабильным прогнозом. Спокойный, но важный сигнал: кредитное здоровье нидерландской торговой недвижимости держится.</w:t>
       </w:r>
     </w:p>
     <w:p>
@@ -3122,7 +2930,7 @@
           <w:color w:val="222B36"/>
           <w:sz w:val="18"/>
         </w:rPr>
-        <w:t xml:space="preserve">Важность low, надёжность высокая (рейтинг-действие, ур. 3). Цепочка: рейтинг ритейл-инвестора подтверждён со стабильным прогнозом (факт) → стоимость долга для сектора не растёт сверх рынка, риск вынужденных распродаж ТЦ снижается (вывод) → для владельца ритейл-парка это косвенный якорь: институциональный ритейл не в кризисе, дисконтных пакетов от паникующих держателей ждать пока не стоит (вывод). Что делать: владелец ритейла — не рассчитывайте на скорые распродажи качественных ТЦ; при рефинансировании собственного объекта используйте стабильность сектора как аргумент в переговорах с банком.  </w:t>
+        <w:t xml:space="preserve">стоимость долга для сектора не растёт сверх рынка, риск вынужденных распродаж торговых центров снижается. Это косвенный знак: институциональная торговая недвижимость не в кризисе, дешёвых распродаж от паникующих владельцев пока ждать не стоит.  </w:t>
       </w:r>
     </w:p>
     <w:p>
@@ -3282,7 +3090,7 @@
                 <w:color w:val="222B36"/>
                 <w:sz w:val="19"/>
               </w:rPr>
-              <w:t>Вакантность физического ритейла NL подросла с 6,7% в начале 2025 до 7,0% к концу года (Locatus) — прирост меньше, чем в 2024, но десятый год подряд число ритейл-объектов сокращается: с ~207 000 до ~205 000 (−1 600), из них ~14 000 пустуют. Магазинных помещений впервые меньше 80 000 (−26% за 20 лет). Сокращение — целиком за счёт закрытия магазинов; хорека и услуги стабильны.</w:t>
+              <w:t>Пустых магазинов в Нидерландах стало чуть больше — 7,0% к концу 2025 против 6,7% в начале года (данные Locatus). Прирост меньше, чем в 2024, но уже десятый год подряд число торговых объектов сокращается: с ~207 000 до ~205 000 (−1 600), из них ~14 000 пустуют. Магазинных помещений впервые меньше 80 000 (−26% за 20 лет). Сокращение — целиком из-за закрытия магазинов; кафе, рестораны и услуги стабильны.</w:t>
             </w:r>
           </w:p>
           <w:p>
@@ -3297,7 +3105,7 @@
                 <w:color w:val="6B7785"/>
                 <w:sz w:val="16"/>
               </w:rPr>
-              <w:t>→ Важность medium, надёжность высокая (первоисточник Locatus, ур. 3). Цепочка: физических магазинов год за годом становится меньше, а вакантность растёт (факт) → структурный отток офлайн-ритейла продолжается, и тренд конверсии витрин в жильё, ранее давивший вакантность вниз, развернулся (вывод) → для владельца ритейл-парка это значит: слабый стрит-ритейл в центрах освобождает арендаторов, часть которых мигрирует в удобные припаркованные форматы на окраинах (вывод). Что делать: владелец ритейл-парка — используйте отток из центров, чтобы усилить арендный микс (гибрид ритейл+услуги+хорека); слабые одиночные магазинные помещения в портфеле — рассматривайте под смену назначения.</w:t>
+              <w:t>→ офлайн-магазинов год за годом становится меньше. Раньше пустые витрины переделывали в жильё, и это снижало вакантность — теперь тренд развернулся. Слабый стрит-ритейл в центрах отпускает арендаторов, и часть из них переезжает в удобные форматы с парковкой на окраинах.</w:t>
             </w:r>
           </w:p>
         </w:tc>
@@ -3336,7 +3144,7 @@
                 <w:color w:val="222B36"/>
                 <w:sz w:val="19"/>
               </w:rPr>
-              <w:t>вакантность 7,0% на конец 2025 (было 6,7%); ~205 000 объектов (−1 600 г/г)</w:t>
+              <w:t>вакантность 7,0% на конец 2025 (было 6,7%); ~205 000 объектов (−1 600 за год)</w:t>
             </w:r>
           </w:p>
           <w:p>
@@ -3393,7 +3201,7 @@
                 <w:color w:val="222B36"/>
                 <w:sz w:val="19"/>
               </w:rPr>
-              <w:t>Официальный индекс цен коммерческой недвижимости (CBS/Kadaster — офисы, индустриал, ритейл, аренда жилья) обновлён до Q1 2026 (публикация 16 июня). Конкретные значения доступны только в Excel-выгрузке, ряд с 2023 помечен как в разработке — но сам факт квартального обновления единственного официального NL-индекса цен CRE фиксирует, что регуляторный мониторинг сектора идёт.</w:t>
+              <w:t>Официальный индекс цен коммерческой недвижимости (CBS/Kadaster — офисы, склады, магазины, аренда жилья) обновили до первого квартала 2026 (публикация 16 июня). Конкретные числа пока только в Excel-выгрузке, а ряд с 2023 года помечен как «в разработке». Но само квартальное обновление единственного официального индекса цен показывает, что государство следит за сектором.</w:t>
             </w:r>
           </w:p>
           <w:p>
@@ -3408,7 +3216,7 @@
                 <w:color w:val="6B7785"/>
                 <w:sz w:val="16"/>
               </w:rPr>
-              <w:t>→ Важность low, надёжность высокая (первоисточник CBS, ур. 1). Цепочка: официальный индекс цен CRE обновляется (факт) → появляется независимый от брокеров якорь динамики цен по сегментам (вывод) → для сверки 'дорого/дёшево' это ценный нейтральный источник против sell-side нарратива, но пока без открытых чисел его роль ограничена (вывод). Что делать: владелец коммерции — держите этот ряд в закладках как нейтральную проверку брокерских оценок вашего сегмента, когда числа откроются.</w:t>
+              <w:t>→ появляется независимый от брокеров ориентир по ценам. Это ценный нейтральный источник, чтобы проверять оценки риелторов, — но пока числа закрыты, его роль ограничена.</w:t>
             </w:r>
           </w:p>
         </w:tc>
@@ -3447,7 +3255,7 @@
                 <w:color w:val="222B36"/>
                 <w:sz w:val="19"/>
               </w:rPr>
-              <w:t>индекс цен CRE (CBS/Kadaster) обновлён до Q1 2026 (16.06.2026)</w:t>
+              <w:t>индекс цен коммерческой недвижимости (CBS) обновлён до Q1 2026 (16.06.2026)</w:t>
             </w:r>
           </w:p>
           <w:p>
@@ -3462,7 +3270,7 @@
                 <w:color w:val="6B7785"/>
                 <w:sz w:val="15"/>
               </w:rPr>
-              <w:t>CBS (Prijsindices commercieel vastgoed, maatwerk 2026/25)</w:t>
+              <w:t>CBS (Prijsindices commercieel vastgoed)</w:t>
             </w:r>
             <w:hyperlink r:id="rId31">
               <w:r>
@@ -3494,7 +3302,7 @@
       <w:r>
         <w:drawing>
           <wp:inline xmlns:a="http://schemas.openxmlformats.org/drawingml/2006/main" xmlns:pic="http://schemas.openxmlformats.org/drawingml/2006/picture">
-            <wp:extent cx="5903999" cy="2920466"/>
+            <wp:extent cx="5903999" cy="2803003"/>
             <wp:docPr id="5" name="Picture 5"/>
             <wp:cNvGraphicFramePr>
               <a:graphicFrameLocks noChangeAspect="1"/>
@@ -3515,7 +3323,7 @@
                   <pic:spPr>
                     <a:xfrm>
                       <a:off x="0" y="0"/>
-                      <a:ext cx="5903999" cy="2920466"/>
+                      <a:ext cx="5903999" cy="2803003"/>
                     </a:xfrm>
                     <a:prstGeom prst="rect"/>
                   </pic:spPr>
@@ -3539,7 +3347,7 @@
           <w:color w:val="6B7785"/>
           <w:sz w:val="18"/>
         </w:rPr>
-        <w:t>Отток из центров — шанс усилить арендный микс ритейл-парка.</w:t>
+        <w:t>Арендаторы уходят из центров в удобные форматы на окраинах.</w:t>
       </w:r>
     </w:p>
     <w:tbl>
@@ -3607,7 +3415,7 @@
                 <w:color w:val="222B36"/>
                 <w:sz w:val="21"/>
               </w:rPr>
-              <w:t>Тезис (уверенность средняя): NL-ритейл не в кризисе, но в тихой структурной сортировке — деньги уходят от 'коробки квадратных метров' к денежному потоку и локации. Физическая вакантность ползёт вверх медленно (7,0% против 6,7%), десятый год подряд магазинов меньше, кредит сектора стабилен (Wereldhave BBB/Stable), а институционалы осторожны и выбирают долг вместо equity. Консенсус видит NL-ритейл нейтрально-осторожно (по Wereldhave 2 Buy / 3 Hold) — здесь я с рынком согласен: без катализатора переоценки нет. Опровергнет тезис: вакантность физического ритейла прыгнет выше 8% за год ИЛИ второй институциональный ритейл-инвестор получит негативный рейтинг-экшн (смотрим годовой Monitor Locatus и IR-релизы к концу года). Риск: earningsstripping/box 3 ударят по левериджованным держателям ритейла через BV. Что делать: владелец ритейл-парка — усиливайте арендный микс за счёт арендаторов, уходящих из слабеющих центров, и фиксируйте длинных арендаторов сейчас; distressed-покупок качественного ритейла в ближайший квартал не ждите.</w:t>
+              <w:t>Главная мысль: торговая недвижимость Нидерландов не в кризисе, но идёт тихая сортировка — деньги уходят от «квадратных метров» к стабильному доходу и хорошему месту. Пустых магазинов медленно становится больше (7,0% против 6,7%), десятый год подряд магазинов меньше, но кредитное здоровье сектора стабильно (Wereldhave BBB). Инвесторы осторожны и выбирают долг вместо покупки. Аналитики смотрят на сектор нейтрально — без явного повода переоценка вряд ли случится. Что может опровергнуть: вакантность магазинов прыгнет выше 8% за год или второй крупный владелец торговых центров получит понижение рейтинга. Главный риск: налоговые изменения (earningsstripping и box 3) ударят по владельцам с большими долгами.</w:t>
             </w:r>
           </w:p>
         </w:tc>
@@ -3679,7 +3487,7 @@
                 <w:color w:val="222B36"/>
                 <w:sz w:val="20"/>
               </w:rPr>
-              <w:t>Годовой Prinsjesdag (сентябрь) и omnibus ЕС по earningsstripping — определят, ужесточат ли вычет процентов для vastgoedlichamen. Владелец ритейла через BV: пересчитайте налоговую нагрузку по обоим сценариям до осени, чтобы решение по рефинансированию не застало врасплох.</w:t>
+              <w:t>Сентябрьский бюджетный день (Prinsjesdag) и общее решение ЕС по earningsstripping определят, ужесточат ли вычет процентов для компаний, владеющих недвижимостью. Это ключевой вопрос для тех, кто держит недвижимость на кредиты через компанию (BV).</w:t>
             </w:r>
           </w:p>
         </w:tc>
@@ -3796,7 +3604,7 @@
           <w:color w:val="222B36"/>
           <w:sz w:val="21"/>
         </w:rPr>
-        <w:t>Сенат (Eerste Kamer) 23 июня одобрил поимённым голосованием 'Закон об усилении госрегулирования жилстроя' (Wet versterking regie volkshuisvesting): государство, провинции и муниципалитеты вновь получают инструменты решать, сколько, где и для каких групп строить. Ключевое правило: 2/3 нового жилья должно быть доступным (аренда+покупка), из них 30% — соцаренда. Большинство норм вступает в силу с 1 июля.</w:t>
+        <w:t>Сенат 23 июня поимённым голосованием одобрил «Закон об усилении госрегулирования жилстроя» (Wet versterking regie volkshuisvesting). Государство, провинции и муниципалитеты снова получают право решать, сколько, где и для кого строить. Главное правило: 2/3 нового жилья должно быть доступным (аренда и покупка), из них 30% — социальная аренда. Большинство норм вступает в силу с 1 июля.</w:t>
       </w:r>
     </w:p>
     <w:p>
@@ -3824,7 +3632,7 @@
           <w:color w:val="222B36"/>
           <w:sz w:val="18"/>
         </w:rPr>
-        <w:t xml:space="preserve">Важность high, надёжность высокая (принятый закон, ур. 1). Цепочка: государство возвращает директивное планирование стройки с квотой на доступное жильё (факт) → девелоперская экономика новых проектов смещается к более низкомаржинальным сегментам, а свобода выбора продукта сужается (вывод) → для частного арендодателя это давление на предложение свободного сектора, для девелопера — обязательная доля соцаренды в расчётах (вывод). Что делать: девелопер — пересчитайте IRR новых проектов под квоту 2/3 доступного жилья до подачи планов; частный арендодатель свободного сектора — структурный дефицит поддержит вашу арендную ставку, но политический тренд против высокой доходности сохраняется.  </w:t>
+        <w:t xml:space="preserve">государство возвращает себе управление стройкой и вводит квоту на доступное жильё. Из-за этого новые проекты становятся менее прибыльными, а выбор, что строить, у застройщиков сужается. Для частных арендодателей это давление на предложение свободного (нерегулируемого) жилья.  </w:t>
       </w:r>
     </w:p>
     <w:p>
@@ -3889,7 +3697,7 @@
           <w:color w:val="222B36"/>
           <w:sz w:val="21"/>
         </w:rPr>
-        <w:t>Сенат 30 июня отложил голосование по 'Закону о реальном доходе box 3' (переход от налога с фиктивной доходности к налогу на фактический доход, старт планово 2028) — по предложению GroenLinks-PvdA ждут анонсированную кабинетом новеллу. Голосование по четырём поправкам назначено на 7 июля. Палата критиковала обложение нереализованного прироста; кабинет опасается бюджетного разрыва ~2,4 млрд €/год с 2028 при провале закона.</w:t>
+        <w:t>Сенат 30 июня отложил голосование по «Закону о реальном доходе box 3» (переход от налога с придуманной, «фиктивной» доходности к налогу с фактического дохода; старт планово с 2028). По предложению фракции GroenLinks-PvdA ждут обещанную правительством новеллу. Голосование по четырём поправкам назначено на 7 июля. Парламент критиковал идею облагать налогом ещё не полученную прибыль (рост цены до продажи); правительство боится дыры в бюджете ~2,4 млрд € в год с 2028, если закон провалится.</w:t>
       </w:r>
     </w:p>
     <w:p>
@@ -3917,7 +3725,7 @@
           <w:color w:val="222B36"/>
           <w:sz w:val="18"/>
         </w:rPr>
-        <w:t xml:space="preserve">Важность high, надёжность высокая (парламентский факт, ур. 1). Цепочка: налог для частных арендодателей меняется с фиктивной доходности на реальный арендный доход плюс прирост при продаже (факт) → чистая доходность (net yield) сдачи жилья через BV снижается, особенно у объектов со слабым денежным потоком (вывод) → часть частников получит стимул выходить к 2027-28, создавая волну предложения (вывод). Простыми словами: платить будут с реального дохода от аренды ежегодно, а с подорожания — при продаже. Что делать: арендодатель через BV — пересчитайте кэш-флоу по обоим сценариям (с обложением 'бумажного' прироста и без) до 7 июля; покупатель арендных пакетов — готовьте due-diligence, точка входа со скидкой у выходящих частников вероятна в 2027-28.  </w:t>
+        <w:t xml:space="preserve">налог для частных арендодателей может смениться с придуманной доходности на реальный доход от аренды плюс налог с подорожания при продаже. Из-за этого чистая доходность сдачи жилья (особенно через компанию BV) снижается. Часть частных владельцев может начать выходить из рынка к 2027–28 годам, добавив предложения. Проще говоря: платить будут с реального дохода от аренды каждый год, а с подорожания — при продаже.  </w:t>
       </w:r>
     </w:p>
     <w:p>
@@ -4002,7 +3810,7 @@
           <w:color w:val="222B36"/>
           <w:sz w:val="21"/>
         </w:rPr>
-        <w:t>Кабинет 26 июня выкатил азотный пакет на ~20 млрд €, чтобы снять Нидерланды со 'стикстоф-замка' и вернуть пространство под стройку. Ключевое для девелопмента: вводится математический порог депозиции (rekenkundige ondergrens) — проекты с очень малой азотной эмиссией освобождаются от природоохранного пермита. По оценке Bouwend Nederland, в 'опасной зоне' из-за азота сейчас ~244 000 домов; проекты с малой эмиссией снова должны стать возможны к концу 2027, законопроект уходит в Палату в октябре.</w:t>
+        <w:t>Правительство 26 июня представило «азотный» пакет на ~20 млрд €, чтобы снять страну с «азотного замка» и вернуть место под стройку. Главное для застройки: вводится математический порог выбросов (rekenkundige ondergrens) — проекты с очень маленькими выбросами азота освобождают от природоохранного разрешения. По оценке Bouwend Nederland, из-за азота под угрозой сейчас ~244 000 домов. Проекты с малыми выбросами снова станут возможны к концу 2027, а законопроект уйдёт в парламент только в октябре.</w:t>
       </w:r>
     </w:p>
     <w:p>
@@ -4030,7 +3838,7 @@
           <w:color w:val="222B36"/>
           <w:sz w:val="18"/>
         </w:rPr>
-        <w:t xml:space="preserve">Важность high, надёжность высокая (официальный релиз кабинета, ур. 1). Цепочка: азотный замок годами блокировал выдачу пермитов на стройку (факт) → пакет обещает разблокировать значительную часть жилищного пайплайна (вывод) → но это перспектива с юридическими рисками и лагом (законопроект лишь в октябре, эффект к концу 2027), а не сегодняшняя определённость (вывод). Простыми словами: азот-замок — это когда стройку нельзя начать, пока не докажешь, что не превысишь норму выбросов. Что делать: девелопер — включите разблокировку в план как сценарий, а не как факт; проекты в 'опасной зоне' готовьте к перезапуску, но не рассчитывайте на пермиты раньше 2027; частный арендодатель — рост предложения жилья к 2028 может охладить арендные ставки, закладывайте это в долгосрочную модель.  </w:t>
+        <w:t xml:space="preserve">«азотный замок» годами блокировал разрешения на стройку. Пакет обещает разблокировать заметную часть жилищных проектов — но это перспектива с юридическими рисками и задержкой (закон только в октябре, эффект к концу 2027), а не сегодняшняя определённость. Проще говоря: «азотный замок» — это когда стройку нельзя начать, пока не докажешь, что не превысишь норму выбросов.  </w:t>
       </w:r>
     </w:p>
     <w:p>
@@ -4095,7 +3903,7 @@
           <w:color w:val="222B36"/>
           <w:sz w:val="21"/>
         </w:rPr>
-        <w:t>Крупнейший фонд арендного жилья NL Vesteda (~28 000 квартир, ~10,8 млрд €) 26 июня остановил итоговый объём заявок на выкуп паёв на 765 млн € — впятеро меньше индикативных 4,1 млрд €, поданных в марте. Условия фонда изменены: выход теперь ежегодно (было раз в 7 лет), ликвидность — best-effort до 7,5% капитала в год. Контекст: с марта у Vesteda рейтинг S&amp;P понижен до BBB с CreditWatch Negative.</w:t>
+        <w:t>Крупнейший фонд арендного жилья Нидерландов Vesteda (~28 000 квартир, ~10,8 млрд €) 26 июня подвёл итог заявок на выкуп паёв — 765 млн €. Это впятеро меньше предварительных 4,1 млрд €, поданных в марте. Условия фонда изменили: выйти теперь можно раз в год (было раз в 7 лет), и не более 7,5% капитала в год. Контекст: с марта у Vesteda рейтинг S&amp;P понижен до BBB с негативным прогнозом.</w:t>
       </w:r>
     </w:p>
     <w:p>
@@ -4123,7 +3931,7 @@
           <w:color w:val="222B36"/>
           <w:sz w:val="18"/>
         </w:rPr>
-        <w:t xml:space="preserve">Важность high, надёжность высокая (IR-раскрытие эмитента, ур. 2). Цепочка: главный страх рынка — бегство институционалов из арендного жилья — не подтвердился, выкуп схлопнулся впятеро (факт) → значит, институциональные деньги придерживают, а не бегут, обвала цен на арендные портфели не будет (вывод) → для частного арендодателя это снимает риск каскадной распродажи, давящей цены вниз (вывод). Что делать: держатель арендного жилья — панические сценарии обвала можно отложить; покупатель арендных пакетов — дисконтных распродаж от институционалов не ждите, точечные скидки придут скорее от частников под налоговым прессом.  </w:t>
+        <w:t xml:space="preserve">главный страх рынка — что институциональные инвесторы побегут из арендного жилья — не подтвердился. Заявки на выход схлопнулись впятеро. Значит, крупные деньги придерживают, а не бегут, и обвала цен на арендные портфели ждать не стоит. Для частных арендодателей это снимает риск массовой распродажи, которая давила бы цены вниз.  </w:t>
       </w:r>
     </w:p>
     <w:p>
@@ -4188,7 +3996,7 @@
           <w:color w:val="222B36"/>
           <w:sz w:val="21"/>
         </w:rPr>
-        <w:t>Инициативный закон депутата Beckerman (SP) о поддержке жилищных кооперативов Tweede Kamer приняла 30 июня практически единогласно (против — 1 голос). Вводятся два типа кооперативов: коллективная аренда и коллективная собственность. Далее — Сенат.</w:t>
+        <w:t>Инициативный закон депутата Беккерман (SP) о поддержке жилищных кооперативов Вторая палата приняла 30 июня почти единогласно (против — 1 голос). Вводятся два типа кооперативов: коллективная аренда и коллективная собственность. Дальше — Сенат.</w:t>
       </w:r>
     </w:p>
     <w:p>
@@ -4216,7 +4024,7 @@
           <w:color w:val="222B36"/>
           <w:sz w:val="18"/>
         </w:rPr>
-        <w:t xml:space="preserve">Важность low, надёжность высокая (парламентский факт). Цепочка: закон облегчает коллективное/кооперативное жильё (факт) → появляется новая ниша между соцарендой и частным рынком (вывод) → для частного арендодателя это ещё один альтернативный канал предложения, конкурирующий за арендатора в доступном сегменте (вывод). Что делать: частный арендодатель доступного сегмента — держите нишу кооперативов в поле зрения как долгосрочного конкурента; прямого действия сейчас не требует.  </w:t>
+        <w:t xml:space="preserve">закон облегчает коллективное жильё — появляется новая ниша между социальной арендой и частным рынком. Для частных арендодателей доступного сегмента это ещё один конкурент за арендатора в будущем.  </w:t>
       </w:r>
     </w:p>
     <w:p>
@@ -4301,7 +4109,7 @@
           <w:color w:val="222B36"/>
           <w:sz w:val="21"/>
         </w:rPr>
-        <w:t>Ценовое ралли жилья NL заканчивается — сходятся три независимых прогноза. Rabobank (9 июня): цены +2,8% (2026) и +2,0% (2027), сделки падают с 239 тыс. до 227 и 200 тыс. ABN AMRO (апрель): +3% и +4% по ценам, −3%/−4% по сделкам. DNB (12 июня): +3-4%/год в 2026-2028. TU Delft присвоил рынку статус 'code geel' — первые признаки охлаждения, overbieden упало с 5,7% до 3,7% сверх запросной.</w:t>
+        <w:t>Ценовое ралли на жильё в Нидерландах заканчивается — сходятся три независимых прогноза. Rabobank (9 июня): цены +2,8% в 2026 и +2,0% в 2027, число сделок падает с 239 тыс. до 227 и 200 тыс. ABN AMRO (апрель): +3% и +4% по ценам, −3%/−4% по сделкам. DNB (12 июня): +3–4% в год в 2026–2028. Университет TU Delft присвоил рынку статус «жёлтый уровень» (code geel) — первые признаки охлаждения: переплата сверх запросной цены упала с 5,7% до 3,7%.</w:t>
       </w:r>
     </w:p>
     <w:p>
@@ -4329,7 +4137,7 @@
           <w:color w:val="222B36"/>
           <w:sz w:val="18"/>
         </w:rPr>
-        <w:t xml:space="preserve">Важность medium, надёжность высокая (три банка + TU Delft независимо, ур. 4-5). Цепочка: три банка и TU Delft независимо фиксируют охлаждение цен и сделок (факт) → надёжность сигнала высокая: это не одиночный дёрг, а согласованный разворот темпа роста (вывод) → для частного арендодателя мягкая посадка цен означает, что окно продажи 'на пике' сужается, а рост капитальной стоимости замедлится (вывод). Что делать: арендодатель, планировавший выход через продажу — не тяните в расчёте на дальнейший разгон цен, ралли выдыхается; долгосрочный держатель — арендный денежный поток теперь важнее ставки на подорожание.  </w:t>
+        <w:t xml:space="preserve">три банка и университет независимо друг от друга видят охлаждение цен и сделок. Это не случайный всплеск, а согласованный разворот темпа роста. Окно продажи «на пике» сужается, а рост цен замедляется. Арендный доход теперь важнее ставки на подорожание.  </w:t>
       </w:r>
     </w:p>
     <w:p>
@@ -4489,7 +4297,7 @@
                 <w:color w:val="222B36"/>
                 <w:sz w:val="19"/>
               </w:rPr>
-              <w:t>Рынок жилья охлаждается, но не падает: цены на существующие дома в мае на +4,4% выше г/г (апрель +4,3%), +0,6% м/м, средняя цена сделки €487 383 (CBS/Kadaster, публикация 22 июня — за день до окна, контекст). Число сделок в мае снижается: 19 120 (−2,5% г/г) при росте цен — сигнал ограниченного предложения.</w:t>
+              <w:t>Рынок жилья остывает, но не падает. Существующие дома в мае стоили на +4,4% дороже, чем год назад (в апреле было +4,3%), и на +0,6% дороже, чем месяцем ранее. Средняя цена сделки — €487 383 (CBS/Kadaster, публикация 22 июня). При этом сделок в мае меньше: 19 120 (−2,5% за год). Рост цен при падении числа сделок — признак нехватки предложения.</w:t>
             </w:r>
           </w:p>
           <w:p>
@@ -4504,7 +4312,7 @@
                 <w:color w:val="6B7785"/>
                 <w:sz w:val="16"/>
               </w:rPr>
-              <w:t>→ Важность medium, надёжность высокая (первоисточник CBS, ур. 1). Цепочка: цены растут, а число сделок падает (факт) → рынок сжимается по объёму при сохранении дефицита предложения (вывод) → для арендодателя это подтверждает, что структурный дефицит держит стоимость, но ликвидность выхода снижается (вывод). Что делать: держатель жилья — при планировании продажи закладывайте более долгий срок экспозиции; долгосрочная ставка на дефицит остаётся в силе.</w:t>
+              <w:t>→ рынок сжимается по объёму, но дефицит жилья держит цены. Продавать становится дольше, а долгосрочная ставка на нехватку жилья остаётся в силе.</w:t>
             </w:r>
           </w:p>
         </w:tc>
@@ -4543,7 +4351,7 @@
                 <w:color w:val="222B36"/>
                 <w:sz w:val="19"/>
               </w:rPr>
-              <w:t>цены +4,4% г/г, +0,6% м/м (май); средняя цена €487 383; сделки 19 120 (−2,5% г/г)</w:t>
+              <w:t>цены +4,4% за год, +0,6% за месяц (май); средняя цена €487 383; сделки 19 120 (−2,5% за год)</w:t>
             </w:r>
           </w:p>
           <w:p>
@@ -4600,7 +4408,7 @@
                 <w:color w:val="222B36"/>
                 <w:sz w:val="19"/>
               </w:rPr>
-              <w:t>Структурный фон, объясняющий, почему цены не падают: дефицит жилья ~396 000 единиц (4,8% фонда, ABF Primos); доступность рухнула — под ипотеку среднему домохозяйству доступен лишь 21% домов против 61% в 2015 (CPB), в четырёх крупных городах ~18%. Доля инвесторов в жилфонде снизилась до 9,0% (Kadaster Q1 2026) — частники распродают мелкое дешёвое жильё.</w:t>
+              <w:t>Почему цены не падают — структурный фон. Нехватка жилья ~396 000 единиц (4,8% всего фонда, данные ABF Primos). Доступность рухнула: под ипотеку среднему домохозяйству по карману лишь 21% домов против 61% в 2015 году (CPB), а в четырёх крупных городах — около 18%. Доля инвесторов в жилфонде снизилась до 9,0% (Kadaster, Q1 2026) — частники распродают мелкое дешёвое жильё.</w:t>
             </w:r>
           </w:p>
           <w:p>
@@ -4615,7 +4423,7 @@
                 <w:color w:val="6B7785"/>
                 <w:sz w:val="16"/>
               </w:rPr>
-              <w:t>→ Важность medium, надёжность высокая (ABF/CPB/Kadaster, ур. 1-4). Цепочка: острый дефицит плюс обвал доступности плюс отток частных инвесторов (факт) → предложение структурно ограничено, но частный арендный фонд уже перетекает к покупателям-стартерам (вывод) → для частного арендодателя это двойственно: дефицит держит цену, но налоговое и регуляторное давление выталкивает мелких игроков (вывод). Что делать: частный арендодатель с мелкими дешёвыми объектами — вы в той группе, что распродаёт; оцените, выгоднее ли выйти сейчас или держать под будущий налог на реальный доход.</w:t>
+              <w:t>→ острая нехватка жилья держит цены, но налоги и регулирование выталкивают мелких частных инвесторов. Их дешёвые квартиры перетекают к покупателям-новичкам. Дефицит поддерживает цену, но состав владельцев меняется.</w:t>
             </w:r>
           </w:p>
         </w:tc>
@@ -4654,7 +4462,7 @@
                 <w:color w:val="222B36"/>
                 <w:sz w:val="19"/>
               </w:rPr>
-              <w:t>дефицит ~396 000 (4,8%); доступно 21% домов (было 61% в 2015); доля инвесторов 9,0%</w:t>
+              <w:t>нехватка ~396 000 (4,8%); доступно 21% домов (было 61% в 2015); доля инвесторов 9,0%</w:t>
             </w:r>
           </w:p>
           <w:p>
@@ -4701,7 +4509,7 @@
       <w:r>
         <w:drawing>
           <wp:inline xmlns:a="http://schemas.openxmlformats.org/drawingml/2006/main" xmlns:pic="http://schemas.openxmlformats.org/drawingml/2006/picture">
-            <wp:extent cx="5903999" cy="2584312"/>
+            <wp:extent cx="5903999" cy="2705632"/>
             <wp:docPr id="6" name="Picture 6"/>
             <wp:cNvGraphicFramePr>
               <a:graphicFrameLocks noChangeAspect="1"/>
@@ -4722,7 +4530,7 @@
                   <pic:spPr>
                     <a:xfrm>
                       <a:off x="0" y="0"/>
-                      <a:ext cx="5903999" cy="2584312"/>
+                      <a:ext cx="5903999" cy="2705632"/>
                     </a:xfrm>
                     <a:prstGeom prst="rect"/>
                   </pic:spPr>
@@ -4746,7 +4554,7 @@
           <w:color w:val="6B7785"/>
           <w:sz w:val="18"/>
         </w:rPr>
-        <w:t>Обвала цен на арендные портфели не будет; институционалам — держать.</w:t>
+        <w:t>Крупные деньги придерживают, а не бегут — обвала цен на арендные портфели не будет.</w:t>
       </w:r>
     </w:p>
     <w:tbl>
@@ -4814,7 +4622,7 @@
                 <w:color w:val="222B36"/>
                 <w:sz w:val="21"/>
               </w:rPr>
-              <w:t>Тезис (уверенность высокая): дно по оттоку институционального капитала из арендного жилья пройдено, а ценовое ралли одновременно выдыхается — рынок входит в фазу 'дорого, но без разгона'. Vesteda схлопнула выкуп впятеро (765 млн € вместо 4,1 млрд): деньги придерживают, а не бегут. При этом три банка и TU Delft согласованно фиксируют охлаждение цен до +2,8-4%/год. Консенсус уже говорит 'отток выдыхается, рост замедляется' — здесь я с рынком согласен. Опровергнет тезис: новые заявки на выкуп паёв &gt;1 млрд € за квартал ИЛИ второй институциональный фонд объявит распродажу портфеля &gt;500 млн € (смотрим IR-релизы к концу октября). Риск: box 3 с 2028 обложит нереализованный прирост → частники возобновят выход, добавив предложения. Что делать: покупатель арендных пакетов — готовьте due-diligence, точка входа со скидкой у выходящих частников вероятна в 2027-28; частный арендодатель через BV — пересчитайте кэш-флоу под налог на реальный доход до 7 июля.</w:t>
+              <w:t>Главная мысль: отток крупных инвесторов из арендного жилья, похоже, прошёл дно, а ценовое ралли одновременно выдыхается — рынок входит в фазу «дорого, но без разгона». Vesteda схлопнула выкуп впятеро (765 млн € вместо 4,1 млрд): деньги придерживают, а не бегут. При этом три банка и TU Delft согласованно фиксируют замедление роста цен до +2,8–4% в год. Что может опровергнуть: новые заявки на выкуп паёв больше 1 млрд € за квартал или второй крупный фонд объявит распродажу портфеля больше 500 млн €. Главный риск: box 3 с 2028 обложит ещё не полученную прибыль, и частники снова начнут выходить, добавив предложения.</w:t>
             </w:r>
           </w:p>
         </w:tc>
@@ -4886,7 +4694,7 @@
                 <w:color w:val="222B36"/>
                 <w:sz w:val="20"/>
               </w:rPr>
-              <w:t>7 июля — голосование Сената по четырём поправкам к box 3. Аренда через BV: до этой даты пересчитайте кэш-флоу по обоим сценариям (с обложением 'бумажного' прироста и без), чтобы решение о выходе или удержании не застало врасплох. Далее — сентябрьский Prinsjesdag по фискальным деталям.</w:t>
+              <w:t>7 июля — голосование Сената по четырём поправкам к box 3. Это ключевая дата для частных арендодателей, особенно тех, кто держит жильё через компанию (BV). Дальше — сентябрьский бюджетный день (Prinsjesdag) с налоговыми деталями.</w:t>
             </w:r>
           </w:p>
         </w:tc>
@@ -5006,16 +4814,16 @@
                 <w:color w:val="222B36"/>
                 <w:sz w:val="21"/>
               </w:rPr>
-              <w:t>Картина недели: три сюжета сошлись в одну ось — «дорогая мощность». Физическая (сеть Брабанта закрывается 1 июля, &gt;9 000 в очереди), регуляторная (азотный порог обещает пермиты, но к концу 2027) и финансовая (ЕЦБ развернул ставки вверх на +25 б.п., но 10Y-бонд NL просел до 2,98% при узком спреде к Bund ~12 б.п.). Спрос в логистике жив, капитал заморожен, публичный ценник смотрит вверх; жильё успокоилось без обвала; ритейл тихо сортируется от «коробки» к денежному потоку.</w:t>
+              <w:t>Картина недели: три сюжета сошлись в одну ось — «дорогая мощность». Физическая (сеть Брабанта закрывается 1 июля, больше 9 000 в очереди), регуляторная (азотный порог обещает разрешения, но к концу 2027) и финансовая (ЕЦБ развернул ставки вверх, но гособлигации Нидерландов пока дешёвые). Спрос в логистике жив, а сделок почти нет; жильё успокоилось без обвала; торговля тихо сортируется от «метров» к стабильному доходу.</w:t>
               <w:br/>
               <w:br/>
-              <w:t>Сценарии. Логистика: если H1-отчёт CTP 30 июля подтвердит крепкий NTA и rental growth → переоценка prime-складов NL вверх, держателям плюс; если разочарует → подтверждение дешевизны без катализатора, окно входа для покупателя остаётся. Жильё: если Сенат 7 июля продвинет box 3 с обложением реального дохода и прироста → частники со слабой доходностью получат стимул выходить к 2027-28, покупателю готовить due-diligence; если отложат дальше → передышка, но не отмена давления. Netcongestie: если замок Брабанта расползётся на другие провинции → объекты с готовой мощностью станут отдельным премиальным классом по всей стране.</w:t>
+              <w:t>Сценарии. Логистика: если отчёт CTP 30 июля подтвердит крепкие показатели → цены на лучшие склады пойдут вверх; если разочарует → склады останутся дешёвыми, но без повода для роста. Жильё: если Сенат 7 июля продвинет налог на реальный доход → частники со слабой доходностью получат стимул выходить к 2027–28 годам; если отложат → передышка, но не отмена давления. Сеть: если замок Брабанта расползётся на другие провинции → объекты с готовой мощностью станут отдельным дорогим классом по всей стране.</w:t>
               <w:br/>
               <w:br/>
-              <w:t>КАЛЕНДАРЬ: • 1 июля — вступают в силу новые правила netcongestie (приоритет подключений жилью/школам/ОТ/батареям) и большинство норм Wet versterking regie volkshuisvesting. • 7 июля — голосование Сената по четырём поправкам к box 3. • 30 июля — H1-результаты CTP (сверка EPRA EPS/NTA с консенсусом). • Сентябрь — Prinsjesdag: фискальные детали earningsstripping и box 3. • Октябрь 2026 — азотный законопроект в Палату.</w:t>
+              <w:t>Календарь: • 1 июля — новые правила подключения к сети и большинство норм закона о жилстрое. • 7 июля — голосование Сената по box 3. • 30 июля — полугодовой отчёт CTP. • Сентябрь — Prinsjesdag: налоговые детали. • Октябрь 2026 — азотный законопроект в парламент.</w:t>
               <w:br/>
               <w:br/>
-              <w:t>За чем следить сквозным темам: (1) статус подключения ваших объектов в Брабанте — с 1 июля новая мощность уходит в очередь на годы; (2) реакция котировок CTP/WDP как первый сигнал переоценки логистики; (3) IR-релизы фондов на предмет новых крупных заявок на выкуп — тест, пройдено ли дно оттока.</w:t>
+              <w:t>За чем следить: (1) закрытие сети Брабанта с 1 июля — новая мощность уходит в очередь на годы; (2) реакция акций CTP/WDP как первый сигнал переоценки логистики; (3) отчёты фондов — нет ли новых крупных заявок на выкуп, это тест, пройдено ли дно оттока.</w:t>
             </w:r>
           </w:p>
         </w:tc>
@@ -5249,7 +5057,7 @@
                 <w:color w:val="222B36"/>
                 <w:sz w:val="19"/>
               </w:rPr>
-              <w:t>•  Вступают в силу новые правила netcongestie (приоритет подключений жилью/школам/ОТ/батареям) и большинство норм Wet versterking regie volkshuisvesting; сеть Брабанта закрывается для kleinverbruikers</w:t>
+              <w:t>•  Вступают в силу новые правила подключения к сети (приоритет жилью/школам/транспорту/аккумуляторам) и большинство норм закона о жилстрое; сеть Брабанта закрывается для мелких потребителей</w:t>
             </w:r>
           </w:p>
           <w:p>
@@ -5264,7 +5072,7 @@
                 <w:color w:val="6B7785"/>
                 <w:sz w:val="16"/>
               </w:rPr>
-              <w:t>→ если ваш склад/промзона в Moerdijk-Venlo не имеет резерва мощности → новые/расширенные подключения уходят в очередь на годы; объекты с готовой мощностью дорожают. Проверьте статус подключения сейчас.</w:t>
+              <w:t>→ Новые и расширенные подключения на юге уходят в очередь на годы; объекты с готовой мощностью дорожают, без неё — теряют в цене.</w:t>
             </w:r>
           </w:p>
         </w:tc>
@@ -5368,7 +5176,7 @@
                 <w:color w:val="6B7785"/>
                 <w:sz w:val="16"/>
               </w:rPr>
-              <w:t>→ если одобрят обложение реального дохода и прироста при продаже → частники со слабой доходностью получат стимул выходить к 2027-28; аренда через BV — пересчитайте кэш-флоу по обоим сценариям до голосования.</w:t>
+              <w:t>→ Если одобрят налог на реальный доход и подорожание при продаже → частники со слабой доходностью получат стимул выходить к 2027–28 годам.</w:t>
             </w:r>
           </w:p>
         </w:tc>
@@ -5457,7 +5265,7 @@
                 <w:color w:val="222B36"/>
                 <w:sz w:val="19"/>
               </w:rPr>
-              <w:t>•  H1-2026 результаты CTP (вебкаст 11:00 CET): сверка EPRA EPS/NTA с консенсусом</w:t>
+              <w:t>•  Полугодовой отчёт CTP за 2026 (вебкаст 11:00 CET): сравнение показателей с прогнозами аналитиков</w:t>
             </w:r>
           </w:p>
           <w:p>
@@ -5472,7 +5280,7 @@
                 <w:color w:val="6B7785"/>
                 <w:sz w:val="16"/>
               </w:rPr>
-              <w:t>→ если крепкий NTA и rental growth → переоценка prime-складов NL вверх, держателям плюс; если разочарует → подтверждение дешевизны без катализатора. Держатель prime-склада: не продавайте до развязки. Следите за CTP/WDP.</w:t>
+              <w:t>→ Если показатели крепкие → цены на лучшие склады пойдут вверх; если отчёт разочарует → склады останутся дешёвыми без повода для роста. Отчёт задаёт ориентир для всего сектора.</w:t>
             </w:r>
           </w:p>
         </w:tc>
@@ -5561,7 +5369,7 @@
                 <w:color w:val="222B36"/>
                 <w:sz w:val="19"/>
               </w:rPr>
-              <w:t>•  Prinsjesdag: фискальные детали earningsstripping для vastgoedlichamen и box 3</w:t>
+              <w:t>•  Prinsjesdag: налоговые детали earningsstripping для компаний и box 3</w:t>
             </w:r>
           </w:p>
           <w:p>
@@ -5576,7 +5384,7 @@
                 <w:color w:val="6B7785"/>
                 <w:sz w:val="16"/>
               </w:rPr>
-              <w:t>→ если ужесточат вычет процентов → леверидж через BV подорожает; владелец недвижимости через BV — пересчитайте налоговую нагрузку по обоим сценариям до сентября.</w:t>
+              <w:t>→ Если ужесточат вычет процентов → кредиты через компанию (BV) подорожают для владельцев недвижимости.</w:t>
             </w:r>
           </w:p>
         </w:tc>
@@ -5665,7 +5473,7 @@
                 <w:color w:val="222B36"/>
                 <w:sz w:val="19"/>
               </w:rPr>
-              <w:t>•  Азотный законопроект кабинета уходит в Tweede Kamer</w:t>
+              <w:t>•  Азотный законопроект правительства уходит во Вторую палату</w:t>
             </w:r>
           </w:p>
           <w:p>
@@ -5680,7 +5488,7 @@
                 <w:color w:val="6B7785"/>
                 <w:sz w:val="16"/>
               </w:rPr>
-              <w:t>→ если пройдёт устойчиво → пермиты под ~244 000 домов начнут разблокироваться к концу 2027; девелопер — держите проекты 'опасной зоны' готовыми к перезапуску, но не рассчитывайте на стройку раньше 2027.</w:t>
+              <w:t>→ Если закон пройдёт устойчиво → разрешения на ~244 000 домов начнут разблокироваться к концу 2027 года.</w:t>
             </w:r>
           </w:p>
         </w:tc>
@@ -5856,7 +5664,7 @@
                 <w:color w:val="222B36"/>
                 <w:sz w:val="19"/>
               </w:rPr>
-              <w:t>перегрузка электросети: мощностей на подключение не хватает всем, новые подключения уходят в очередь на годы. Образ — шоссе в час пик: провода есть, свободной полосы нет.</w:t>
+              <w:t>перегрузка электросети: мощности на подключение не хватает всем, новые подключения уходят в очередь на годы. Образ — шоссе в час пик: провода есть, свободной полосы нет.</w:t>
             </w:r>
           </w:p>
         </w:tc>
@@ -5887,7 +5695,7 @@
                 <w:color w:val="1F3A5F"/>
                 <w:sz w:val="19"/>
               </w:rPr>
-              <w:t>prime yield (prime NIY)</w:t>
+              <w:t>доходность лучших объектов (prime yield)</w:t>
             </w:r>
           </w:p>
         </w:tc>
@@ -5916,7 +5724,7 @@
                 <w:color w:val="222B36"/>
                 <w:sz w:val="19"/>
               </w:rPr>
-              <w:t>чистая начальная доходность лучших объектов сегмента: годовая аренда, делённая на цену. Ниже доходность = дороже актив.</w:t>
+              <w:t>годовая аренда, делённая на цену лучшего объекта сегмента. Чем ниже доходность, тем дороже актив.</w:t>
             </w:r>
           </w:p>
         </w:tc>
@@ -5947,7 +5755,7 @@
                 <w:color w:val="1F3A5F"/>
                 <w:sz w:val="19"/>
               </w:rPr>
-              <w:t>спред к Bund</w:t>
+              <w:t>запас к гособлигациям (спред)</w:t>
             </w:r>
           </w:p>
         </w:tc>
@@ -5976,7 +5784,7 @@
                 <w:color w:val="222B36"/>
                 <w:sz w:val="19"/>
               </w:rPr>
-              <w:t>наценка за риск: насколько доходность недвижимости выше доходности 'надёжного' немецкого гособлигационного бенчмарка. Узкий спред = дорого относительно облигаций.</w:t>
+              <w:t>насколько доходность недвижимости выше доходности «надёжных» гособлигаций. Маленький запас = недвижимость дорогая по сравнению с облигациями.</w:t>
             </w:r>
           </w:p>
         </w:tc>
@@ -6036,7 +5844,7 @@
                 <w:color w:val="222B36"/>
                 <w:sz w:val="19"/>
               </w:rPr>
-              <w:t>когда акции REIT торгуются на бирже дешевле стоимости его зданий на балансе. Рынок как бы говорит, что оценщики ещё не списали то, что биржа уже списала.</w:t>
+              <w:t>когда акции фонда недвижимости на бирже стоят дешевле, чем его здания на балансе. Рынок как бы говорит, что оценщики ещё не списали то, что биржа уже списала.</w:t>
             </w:r>
           </w:p>
         </w:tc>
@@ -6096,7 +5904,7 @@
                 <w:color w:val="222B36"/>
                 <w:sz w:val="19"/>
               </w:rPr>
-              <w:t>нидерландский налог на капитал физлиц (в т.ч. недвижимость не для собственного проживания). Обсуждается переход с фиктивной доходности на налог с реального дохода и прироста при продаже, старт планово 2028.</w:t>
+              <w:t>нидерландский налог на капитал физлиц (в том числе недвижимость не для собственного проживания). Обсуждается переход с придуманной («фиктивной») доходности на налог с реального дохода и подорожания при продаже, старт планово с 2028.</w:t>
             </w:r>
           </w:p>
         </w:tc>
@@ -6156,7 +5964,7 @@
                 <w:color w:val="222B36"/>
                 <w:sz w:val="19"/>
               </w:rPr>
-              <w:t>ограничение на вычет процентов по кредиту из налога (из директивы ЕС ATAD1, действует с 2019). Удорожает заёмное финансирование недвижимости, особенно в структурах BV.</w:t>
+              <w:t>ограничение на вычет процентов по кредиту из налога (правило ЕС, действует с 2019). Делает заёмные деньги дороже, особенно для компаний (BV), владеющих недвижимостью.</w:t>
             </w:r>
           </w:p>
         </w:tc>
@@ -6187,7 +5995,7 @@
                 <w:color w:val="1F3A5F"/>
                 <w:sz w:val="19"/>
               </w:rPr>
-              <w:t>rekenkundige ondergrens (азотный порог)</w:t>
+              <w:t>азотный порог (rekenkundige ondergrens)</w:t>
             </w:r>
           </w:p>
         </w:tc>
@@ -6216,7 +6024,7 @@
                 <w:color w:val="222B36"/>
                 <w:sz w:val="19"/>
               </w:rPr>
-              <w:t>математический минимум депозиции азота: проекты с очень малой эмиссией освобождаются от природоохранного пермита, что разблокирует стройку.</w:t>
+              <w:t>минимальный уровень выбросов азота: проекты с очень маленькими выбросами освобождают от природоохранного разрешения, и стройку снова можно начать.</w:t>
             </w:r>
           </w:p>
         </w:tc>
@@ -6247,7 +6055,7 @@
                 <w:color w:val="1F3A5F"/>
                 <w:sz w:val="19"/>
               </w:rPr>
-              <w:t>take-up</w:t>
+              <w:t>аренда за период (take-up)</w:t>
             </w:r>
           </w:p>
         </w:tc>
@@ -6276,7 +6084,7 @@
                 <w:color w:val="222B36"/>
                 <w:sz w:val="19"/>
               </w:rPr>
-              <w:t>объём площадей, снятых арендаторами за период. Показывает силу арендного спроса, отдельно от инвестиционных сделок купли-продажи.</w:t>
+              <w:t>сколько площадей арендаторы сняли за период. Показывает силу спроса на аренду — отдельно от сделок купли-продажи.</w:t>
             </w:r>
           </w:p>
         </w:tc>
@@ -6307,7 +6115,7 @@
                 <w:color w:val="1F3A5F"/>
                 <w:sz w:val="19"/>
               </w:rPr>
-              <w:t>WALT</w:t>
+              <w:t>BV</w:t>
             </w:r>
           </w:p>
         </w:tc>
@@ -6336,67 +6144,7 @@
                 <w:color w:val="222B36"/>
                 <w:sz w:val="19"/>
               </w:rPr>
-              <w:t>средневзвешенный оставшийся срок аренды по портфелю. Чем длиннее — тем надёжнее денежный поток и выше премия при оценке.</w:t>
-            </w:r>
-          </w:p>
-        </w:tc>
-      </w:tr>
-      <w:tr>
-        <w:tc>
-          <w:tcPr>
-            <w:tcW w:type="dxa" w:w="2835"/>
-            <w:shd w:val="clear" w:color="auto" w:fill="FFFFFF"/>
-            <w:tcMar>
-              <w:top w:w="60" w:type="dxa"/>
-              <w:bottom w:w="60" w:type="dxa"/>
-              <w:start w:w="140" w:type="dxa"/>
-              <w:end w:w="140" w:type="dxa"/>
-              <w:left w:w="140" w:type="dxa"/>
-              <w:right w:w="140" w:type="dxa"/>
-            </w:tcMar>
-          </w:tcPr>
-          <w:p>
-            <w:pPr>
-              <w:spacing w:after="0"/>
-            </w:pPr>
-            <w:r>
-              <w:rPr>
-                <w:rFonts w:ascii="Calibri" w:hAnsi="Calibri" w:cs="Calibri"/>
-                <w:b/>
-                <w:i w:val="0"/>
-                <w:color w:val="1F3A5F"/>
-                <w:sz w:val="19"/>
-              </w:rPr>
-              <w:t>put up or shut up</w:t>
-            </w:r>
-          </w:p>
-        </w:tc>
-        <w:tc>
-          <w:tcPr>
-            <w:tcW w:type="dxa" w:w="6690"/>
-            <w:shd w:val="clear" w:color="auto" w:fill="FFFFFF"/>
-            <w:tcMar>
-              <w:top w:w="60" w:type="dxa"/>
-              <w:bottom w:w="60" w:type="dxa"/>
-              <w:start w:w="140" w:type="dxa"/>
-              <w:end w:w="140" w:type="dxa"/>
-              <w:left w:w="140" w:type="dxa"/>
-              <w:right w:w="140" w:type="dxa"/>
-            </w:tcMar>
-          </w:tcPr>
-          <w:p>
-            <w:pPr>
-              <w:spacing w:after="0"/>
-            </w:pPr>
-            <w:r>
-              <w:rPr>
-                <w:rFonts w:ascii="Calibri" w:hAnsi="Calibri" w:cs="Calibri"/>
-                <w:b w:val="0"/>
-                <w:i w:val="0"/>
-                <w:color w:val="222B36"/>
-                <w:sz w:val="19"/>
-              </w:rPr>
-              <w:t>правило поглощений: претендент обязан к дедлайну либо подтвердить твёрдую оферту, либо отступить.</w:t>
+              <w:t>нидерландская частная компания с ограниченной ответственностью (аналог ООО). Через неё часто держат недвижимость, и на неё распространяются корпоративные налоговые правила.</w:t>
             </w:r>
           </w:p>
         </w:tc>
@@ -6499,7 +6247,7 @@
           <w:color w:val="222B36"/>
           <w:sz w:val="19"/>
         </w:rPr>
-        <w:t xml:space="preserve">CBS StatLine / Kadaster (цены жилья, WOZ, сделки, CRE-индекс)  </w:t>
+        <w:t xml:space="preserve">CBS StatLine / Kadaster (цены жилья, WOZ, сделки, индекс коммерческой недвижимости)  </w:t>
       </w:r>
       <w:hyperlink r:id="rId36">
         <w:r>

--- a/dutch-realestate-agent/reports/2026-06-30_dutch_realestate_RU.docx
+++ b/dutch-realestate-agent/reports/2026-06-30_dutch_realestate_RU.docx
@@ -513,7 +513,7 @@
           <w:color w:val="1F3A5F"/>
           <w:sz w:val="22"/>
         </w:rPr>
-        <w:t xml:space="preserve">  Переоценка логистики: биржа против оценщиков</w:t>
+        <w:t xml:space="preserve">  Сколько на самом деле стоят склады: биржа спорит с оценщиками</w:t>
       </w:r>
     </w:p>
     <w:p>
@@ -540,7 +540,7 @@
           <w:color w:val="222B36"/>
           <w:sz w:val="19"/>
         </w:rPr>
-        <w:t>Спрос жив (аренда +10,5% за год), но сделок почти нет (−60%); CTP торгуется на ~21,7% дешевле баланса при рейтинге Strong Buy — сверка на полугодовом отчёте 30 июля.</w:t>
+        <w:t>Склады нужны арендаторам — аренда за год выросла на +10,5%. Но покупать их почти перестали: сделок на −60% меньше. При этом акции крупнейшего владельца складов (компания CTP) на бирже стоят на ~21,7% дешевле, чем его здания оценены «на бумаге», — а аналитики всё равно советуют покупать. Кто прав, покажет отчёт компании 30 июля.</w:t>
       </w:r>
     </w:p>
     <w:p>
@@ -567,7 +567,7 @@
           <w:color w:val="6B7785"/>
           <w:sz w:val="18"/>
         </w:rPr>
-        <w:t>2026-07-30 — Полугодовой отчёт CTP: сравнение с прогнозами аналитиков переустановит ценовой ориентир сектора</w:t>
+        <w:t>2026-07-30 — Полугодовой отчёт CTP: сравним реальные цифры с ожиданиями аналитиков — это задаст ориентир цены для всех складов страны</w:t>
       </w:r>
       <w:hyperlink r:id="rId11">
         <w:r>
@@ -606,7 +606,7 @@
           <w:color w:val="1F3A5F"/>
           <w:sz w:val="22"/>
         </w:rPr>
-        <w:t xml:space="preserve">  Сеть на замке: перегрузка бьёт по стройке на юге</w:t>
+        <w:t xml:space="preserve">  Электросеть на юге переполнена — подключиться больше нельзя</w:t>
       </w:r>
     </w:p>
     <w:p>
@@ -633,7 +633,7 @@
           <w:color w:val="222B36"/>
           <w:sz w:val="19"/>
         </w:rPr>
-        <w:t>С 1 июля сеть Брабанта закрыта даже для нового жилья и бытовых подключений; у Enexis больше 9 000 компаний в очереди — мощность становится дефицитнее денег.</w:t>
+        <w:t>С 1 июля электросеть провинции Брабант закрыта для новых подключений — даже для нового жилья. У сетевого оператора Enexis в очереди уже больше 9 000 компаний. Проще говоря, свободная электрическая мощность стала дефицитнее денег: объект с готовым подключением дорожает, без него — теряет в цене.</w:t>
       </w:r>
     </w:p>
     <w:p>
@@ -660,7 +660,7 @@
           <w:color w:val="6B7785"/>
           <w:sz w:val="18"/>
         </w:rPr>
-        <w:t>2026-07-01 — Вступают в силу новые правила подключения; сеть Брабанта закрывается для мелких потребителей</w:t>
+        <w:t>2026-07-01 — Вступают в силу новые правила: новую мощность на юге теперь дают в последнюю очередь</w:t>
       </w:r>
       <w:hyperlink r:id="rId12">
         <w:r>
@@ -699,7 +699,7 @@
           <w:color w:val="1F3A5F"/>
           <w:sz w:val="22"/>
         </w:rPr>
-        <w:t xml:space="preserve">  Налог box 3 с реального дохода: развилка для частных арендодателей</w:t>
+        <w:t xml:space="preserve">  Новый налог для арендодателей (box 3): голосование отложили</w:t>
       </w:r>
     </w:p>
     <w:p>
@@ -726,7 +726,7 @@
           <w:color w:val="222B36"/>
           <w:sz w:val="19"/>
         </w:rPr>
-        <w:t>Сенат 30 июня отложил голосование до обещанной правительством новеллы; голосование по 4 поправкам — 7 июля. Параллельно NVM требует ускорить смягчение earningsstripping.</w:t>
+        <w:t>Готовится налог, при котором сдачу жилья будут облагать по реальному доходу, а не по «придуманному», как сейчас. 30 июня верхняя палата парламента (Сенат) отложила решение — ждёт обещанную правительством доработку закона. Голосование по спорным пунктам назначили на 7 июля.</w:t>
       </w:r>
     </w:p>
     <w:p>
@@ -753,7 +753,7 @@
           <w:color w:val="6B7785"/>
           <w:sz w:val="18"/>
         </w:rPr>
-        <w:t>2026-07-07 — Голосование Сената по четырём поправкам к box 3</w:t>
+        <w:t>2026-07-07 — Голосование Сената по поправкам к налогу box 3 — станет понятно, введут ли налог на реальный доход от аренды</w:t>
       </w:r>
       <w:hyperlink r:id="rId13">
         <w:r>
@@ -792,7 +792,7 @@
           <w:color w:val="1F3A5F"/>
           <w:sz w:val="22"/>
         </w:rPr>
-        <w:t xml:space="preserve">  Заявки на выкуп Vesteda: тест на бегство инвесторов</w:t>
+        <w:t xml:space="preserve">  Бегут ли инвесторы из арендного жилья? Проверка на фонде Vesteda</w:t>
       </w:r>
     </w:p>
     <w:p>
@@ -819,7 +819,7 @@
           <w:color w:val="222B36"/>
           <w:sz w:val="19"/>
         </w:rPr>
-        <w:t>Итоговый выкуп 765 млн € вместо предварительных 4,1 млрд (−81%), введён лимит выхода 7,5% в год — деньги придерживают, а не бегут.</w:t>
+        <w:t>Крупнейший фонд арендного жилья Vesteda опасался, что инвесторы начнут массово забирать деньги. В марте заявок было на 4,1 млрд €, но в итоге забрали лишь 765 млн € — в пять раз меньше. Значит, крупные деньги остаются в арендном жилье, а не бегут, и обвала цен ждать не стоит.</w:t>
       </w:r>
     </w:p>
     <w:p>
@@ -846,7 +846,7 @@
           <w:color w:val="6B7785"/>
           <w:sz w:val="18"/>
         </w:rPr>
-        <w:t>2026-10-31 — Отчёты фондов — проверка, нет ли новых крупных заявок на выкуп больше 1 млрд €</w:t>
+        <w:t>2026-10-31 — Отчёты фондов покажут, не появилось ли новых крупных заявок на выход (больше 1 млрд €)</w:t>
       </w:r>
       <w:hyperlink r:id="rId14">
         <w:r>
@@ -885,7 +885,7 @@
           <w:color w:val="1F3A5F"/>
           <w:sz w:val="22"/>
         </w:rPr>
-        <w:t xml:space="preserve">  Азотный замок стройки: пакет правительства и порог выбросов</w:t>
+        <w:t xml:space="preserve">  «Азотный замок»: стройку жилья обещают разблокировать</w:t>
       </w:r>
     </w:p>
     <w:p>
@@ -912,7 +912,7 @@
           <w:color w:val="222B36"/>
           <w:sz w:val="19"/>
         </w:rPr>
-        <w:t>Правительство 26 июня представило пакет ~20 млрд € с математическим порогом выбросов; ~244 000 домов под угрозой, проекты с малыми выбросами снова возможны к концу 2027.</w:t>
+        <w:t>Из-за норм по выбросам азота стройку многих домов сейчас нельзя даже начать. 26 июня правительство представило пакет на ~20 млрд €: проекты с очень малыми выбросами освободят от лишних разрешений. Под угрозой из-за азота ~244 000 домов; реально заработать это должно к концу 2027 года, а не сейчас.</w:t>
       </w:r>
     </w:p>
     <w:p>
@@ -939,7 +939,7 @@
           <w:color w:val="6B7785"/>
           <w:sz w:val="18"/>
         </w:rPr>
-        <w:t>2026-10-01 — Азотный законопроект уходит во Вторую палату</w:t>
+        <w:t>2026-10-01 — Азотный законопроект уходит в нижнюю палату парламента (Вторую палату)</w:t>
       </w:r>
       <w:hyperlink r:id="rId15">
         <w:r>

--- a/dutch-realestate-agent/reports/2026-06-30_dutch_realestate_RU.docx
+++ b/dutch-realestate-agent/reports/2026-06-30_dutch_realestate_RU.docx
@@ -1918,7 +1918,7 @@
                 <w:color w:val="222B36"/>
                 <w:sz w:val="19"/>
               </w:rPr>
-              <w:t>аренда складов Q1 ~833 000 м² (+10,5% за год); вложения ~265 млн € (−60% за год)</w:t>
+              <w:t>аренда складов в I квартале ~833 000 м² (+10,5% за год); вложения в покупку ~265 млн € (−60% за год)</w:t>
             </w:r>
           </w:p>
           <w:p>
@@ -2029,7 +2029,7 @@
                 <w:color w:val="222B36"/>
                 <w:sz w:val="19"/>
               </w:rPr>
-              <w:t>доходность лучших складов ~4,75% (стоит ~2 года); лучшая аренда €125/м² в год</w:t>
+              <w:t>доходность лучших складов ~4,75% (не меняется ~2 года); лучшая аренда €125 за м² в год</w:t>
             </w:r>
           </w:p>
           <w:p>
@@ -2140,7 +2140,7 @@
                 <w:color w:val="222B36"/>
                 <w:sz w:val="19"/>
               </w:rPr>
-              <w:t>дисконт CTP к EPRA NTA ~21,7%; консенсус Strong Buy, апсайд ~+32%; апгрейд Moody's до Baa2</w:t>
+              <w:t>акции CTP на бирже на ~21,7% дешевле стоимости его зданий; аналитики советуют покупать (потенциал роста ~+32%); кредитный рейтинг повышен</w:t>
             </w:r>
           </w:p>
           <w:p>
@@ -2244,7 +2244,7 @@
       <w:r>
         <w:drawing>
           <wp:inline xmlns:a="http://schemas.openxmlformats.org/drawingml/2006/main" xmlns:pic="http://schemas.openxmlformats.org/drawingml/2006/picture">
-            <wp:extent cx="5903999" cy="2540534"/>
+            <wp:extent cx="5903999" cy="2437728"/>
             <wp:docPr id="3" name="Picture 3"/>
             <wp:cNvGraphicFramePr>
               <a:graphicFrameLocks noChangeAspect="1"/>
@@ -2265,7 +2265,7 @@
                   <pic:spPr>
                     <a:xfrm>
                       <a:off x="0" y="0"/>
-                      <a:ext cx="5903999" cy="2540534"/>
+                      <a:ext cx="5903999" cy="2437728"/>
                     </a:xfrm>
                     <a:prstGeom prst="rect"/>
                   </pic:spPr>
@@ -2301,7 +2301,7 @@
       <w:r>
         <w:drawing>
           <wp:inline xmlns:a="http://schemas.openxmlformats.org/drawingml/2006/main" xmlns:pic="http://schemas.openxmlformats.org/drawingml/2006/picture">
-            <wp:extent cx="5903999" cy="2761622"/>
+            <wp:extent cx="5903999" cy="2426080"/>
             <wp:docPr id="4" name="Picture 4"/>
             <wp:cNvGraphicFramePr>
               <a:graphicFrameLocks noChangeAspect="1"/>
@@ -2322,7 +2322,7 @@
                   <pic:spPr>
                     <a:xfrm>
                       <a:off x="0" y="0"/>
-                      <a:ext cx="5903999" cy="2761622"/>
+                      <a:ext cx="5903999" cy="2426080"/>
                     </a:xfrm>
                     <a:prstGeom prst="rect"/>
                   </pic:spPr>
@@ -2346,7 +2346,7 @@
           <w:color w:val="6B7785"/>
           <w:sz w:val="18"/>
         </w:rPr>
-        <w:t>Биржа осторожнее оценщиков — оценки похожих частных портфелей могут быть завышены.</w:t>
+        <w:t>Биржа осторожнее оценщиков — оценки похожих частных складов могут быть завышены.</w:t>
       </w:r>
     </w:p>
     <w:tbl>
@@ -3144,7 +3144,7 @@
                 <w:color w:val="222B36"/>
                 <w:sz w:val="19"/>
               </w:rPr>
-              <w:t>вакантность 7,0% на конец 2025 (было 6,7%); ~205 000 объектов (−1 600 за год)</w:t>
+              <w:t>пустых магазинов 7,0% на конец 2025 (было 6,7%); всего ~205 000 объектов (−1 600 за год)</w:t>
             </w:r>
           </w:p>
           <w:p>
@@ -3255,7 +3255,7 @@
                 <w:color w:val="222B36"/>
                 <w:sz w:val="19"/>
               </w:rPr>
-              <w:t>индекс цен коммерческой недвижимости (CBS) обновлён до Q1 2026 (16.06.2026)</w:t>
+              <w:t>официальный индекс цен коммерческой недвижимости (CBS) обновлён до I квартала 2026 (16 июня)</w:t>
             </w:r>
           </w:p>
           <w:p>
@@ -4351,7 +4351,7 @@
                 <w:color w:val="222B36"/>
                 <w:sz w:val="19"/>
               </w:rPr>
-              <w:t>цены +4,4% за год, +0,6% за месяц (май); средняя цена €487 383; сделки 19 120 (−2,5% за год)</w:t>
+              <w:t>цены +4,4% за год, +0,6% за месяц (май); средняя цена €487 383; сделок 19 120 (−2,5% за год)</w:t>
             </w:r>
           </w:p>
           <w:p>
@@ -4462,7 +4462,7 @@
                 <w:color w:val="222B36"/>
                 <w:sz w:val="19"/>
               </w:rPr>
-              <w:t>нехватка ~396 000 (4,8%); доступно 21% домов (было 61% в 2015); доля инвесторов 9,0%</w:t>
+              <w:t>нехватка ~396 000 домов (4,8% фонда); по карману лишь 21% домов (в 2015 было 61%); доля инвесторов среди покупателей 9,0%</w:t>
             </w:r>
           </w:p>
           <w:p>

--- a/dutch-realestate-agent/reports/2026-06-30_dutch_realestate_RU.docx
+++ b/dutch-realestate-agent/reports/2026-06-30_dutch_realestate_RU.docx
@@ -142,22 +142,6 @@
         <w:spacing w:before="0" w:after="160" w:line="269" w:lineRule="auto"/>
         <w:jc w:val="left"/>
       </w:pPr>
-    </w:p>
-    <w:p>
-      <w:pPr>
-        <w:spacing w:before="40" w:after="200" w:line="269" w:lineRule="auto"/>
-        <w:jc w:val="left"/>
-      </w:pPr>
-      <w:r>
-        <w:rPr>
-          <w:rFonts w:ascii="Calibri" w:hAnsi="Calibri" w:cs="Calibri"/>
-          <w:b/>
-          <w:i/>
-          <w:color w:val="105A4C"/>
-          <w:sz w:val="28"/>
-        </w:rPr>
-        <w:t>«Электричество кончилось раньше денег: сеть встала, стройка выдохнула, склады дорожают на бумаге»</w:t>
-      </w:r>
     </w:p>
     <w:p>
       <w:pPr>
@@ -331,7 +315,7 @@
                 <w:color w:val="ECF1F6"/>
                 <w:sz w:val="21"/>
               </w:rPr>
-              <w:t>Логистика: спрос есть, денег нет. Аренда складов за год выросла (+10,5%, до 833 тыс. м²), а вложения в покупку упали на 60% (до ~265 млн €). Доходность лучших складов почти два года стоит на месте (~4,75%). Аналитики считают акции логистики недооценёнными (апсайд ~+32%).</w:t>
+              <w:t>Логистика: спрос есть, денег нет. Аренда складов за год выросла (+10,5%, до 833 тыс. м²), а вложения в покупку упали на 60% (до ~265 млн €). Доходность лучших складов почти два года стоит на месте (~4,75%). Аналитики считают акции складов недооценёнными и ждут роста примерно на +32%.</w:t>
             </w:r>
           </w:p>
           <w:p>
@@ -1676,7 +1660,7 @@
           <w:color w:val="222B36"/>
           <w:sz w:val="21"/>
         </w:rPr>
-        <w:t>Обзор рынка логистики от Vastgoedmarkt показывает смену приоритетов. Пустых складов мало в популярных местах (~4–5%), но их доля растёт на периферии. Инвесторы больше не гонятся за ростом аренды — им важнее надёжный арендатор. Показательно: у компании WDP доля заранее сданных строящихся объектов выросла до ~75% (было ~60% в конце 2024), а заполняемость портфеля ~97,4%.</w:t>
+        <w:t>Обзор рынка логистики (издание Vastgoedmarkt) показывает смену приоритетов. Пустых складов мало в популярных местах (~4–5%), но на периферии их становится больше. Инвесторы больше не гонятся за ростом арендной платы — теперь им важнее надёжный, долгосрочный арендатор. Хороший пример — WDP, одна из крупнейших в Европе компаний-владельцев складов (её акции торгуются на бирже). Раньше она начинала стройку и искала арендатора уже по ходу, а теперь всё чаще находит его заранее, ещё до окончания стройки: доля таких заранее сданных объектов выросла до ~75% (в конце 2024 было ~60%). И почти все её готовые склады заняты — заполняемость ~97,4%. Это признак того, что спрос на склады реальный и устойчивый, а не подогрет ожиданиями.</w:t>
       </w:r>
     </w:p>
     <w:p>
@@ -1704,7 +1688,7 @@
           <w:color w:val="222B36"/>
           <w:sz w:val="18"/>
         </w:rPr>
-        <w:t xml:space="preserve">застройщики снижают риск, сдавая склады ещё до постройки. На рынке платят премию за длинного надёжного арендатора и хорошее место, а не за квадратные метры сами по себе.  </w:t>
+        <w:t xml:space="preserve">застройщики снижают риск — находят арендатора ещё до постройки. Это признак здорового спроса. На рынке теперь платят премию за длинного надёжного арендатора и хорошее место, а не за сами квадратные метры.  </w:t>
       </w:r>
     </w:p>
     <w:p>
@@ -2086,7 +2070,7 @@
                 <w:color w:val="222B36"/>
                 <w:sz w:val="19"/>
               </w:rPr>
-              <w:t>Биржа оценивает нидерландскую логистику дешевле, чем она стоит на балансе. Акции CTP торгуются с дисконтом ~21,7% к стоимости чистых активов (EPRA NTA), но аналитики держат рейтинг «Strong Buy»: из 17 аналитиков 15 советуют покупать, 2 — держать; средняя цель ~21 € при цене ~16 € — это апсайд ~+32%. У WDP рейтинг «Buy» с апсайдом ~+21%. С кредитами у логистики тоже хорошо: в мае Moody's повысила рейтинг CTP до Baa2, у WDP — BBB+ от Fitch.</w:t>
+              <w:t>Здесь любопытное расхождение, и его стоит разобрать по шагам. CTP и WDP — две крупные компании, которым принадлежат склады по всей Европе; их акции торгуются на бирже, поэтому по ним видно, как рынок оценивает склады прямо сейчас. Так вот: акции CTP на бирже стоят примерно на 21,7% дешевле, чем сами склады этой компании оценены в её отчётности. Проще говоря, биржа как будто говорит: «склады стоят меньше, чем написано на бумаге». Но аналитики банков с этим не согласны — почти все советуют акции CTP покупать и ждут, что они подорожают примерно на 32% (по WDP — примерно на 21%). А агентства, которые оценивают надёжность компаний как заёмщиков, в мае даже повысили оценку CTP — то есть с точки зрения долгов у складского бизнеса всё в порядке.</w:t>
             </w:r>
           </w:p>
           <w:p>
@@ -2101,7 +2085,7 @@
                 <w:color w:val="6B7785"/>
                 <w:sz w:val="16"/>
               </w:rPr>
-              <w:t>→ биржа торгует здания дешевле, чем их оценили на бумаге, а аналитики ждут роста на +32%. Значит, публичный рынок осторожнее оценщиков — оценки соседних частных портфелей могут быть чуть завышены. Повышение рейтинга Moody's удешевляет долг сектора — удобный момент для рефинансирования.</w:t>
+              <w:t>→ биржа оценивает склады дешевле, чем они записаны на бумаге. Значит, к оценкам частных складов стоит относиться осторожнее — возможно, они чуть завышены. А раз надёжность компаний по кредитам выросла, занимать деньги сектору стало дешевле.</w:t>
             </w:r>
           </w:p>
         </w:tc>
@@ -2140,7 +2124,7 @@
                 <w:color w:val="222B36"/>
                 <w:sz w:val="19"/>
               </w:rPr>
-              <w:t>акции CTP на бирже на ~21,7% дешевле стоимости его зданий; аналитики советуют покупать (потенциал роста ~+32%); кредитный рейтинг повышен</w:t>
+              <w:t>акции CTP на бирже на ~21,7% дешевле, чем склады компании оценены в её отчётности; аналитики ждут роста ~+32%; надёжность компаний по кредитам повышена</w:t>
             </w:r>
           </w:p>
           <w:p>
@@ -2414,7 +2398,7 @@
                 <w:color w:val="222B36"/>
                 <w:sz w:val="21"/>
               </w:rPr>
-              <w:t>Главная мысль: самый дефицитный ресурс в логистике теперь не земля и не деньги, а электрическая мощность. Спрос на аренду жив (+10,5% за год), доходность лучших складов почти два года стоит на месте (~4,75% — дно качественного сегмента, похоже, найдено), а сделок купли-продажи почти нет (−60%) — но не из-за слабого спроса, а из-за дорогих денег и перегрузки сети. Брокеры хором говорят «логистика дёшева, апсайд +32%» — здесь стоит быть осторожнее: низкая цена не значит, что появились вынужденные продавцы. Настоящие скидки, если и придут, то с рефинансированием 2026–27 годов, а не от энтузиазма аналитиков. Что может опровергнуть эту мысль: доходность лучших складов уйдёт выше 5,25% или аренда два квартала подряд будет падать. Главный риск: закрытие сети Брабанта расползётся на другие провинции и заморозит стройку шире.</w:t>
+              <w:t>Главная мысль: самый дефицитный ресурс в логистике теперь не земля и не деньги, а электрическая мощность. Спрос на аренду жив (+10,5% за год), доходность лучших складов почти два года стоит на месте (~4,75% — дно качественного сегмента, похоже, найдено), а сделок купли-продажи почти нет (−60%) — но не из-за слабого спроса, а из-за дорогих денег и перегрузки сети. Брокеры хором говорят «логистика дёшева, вырастет на +32%» — здесь стоит быть осторожнее: низкая цена не значит, что появились вынужденные продавцы. Настоящие скидки, если и придут, то с рефинансированием 2026–27 годов, а не от энтузиазма аналитиков. Что может опровергнуть эту мысль: доходность лучших складов уйдёт выше 5,25% или аренда два квартала подряд будет падать. Главный риск: закрытие сети Брабанта расползётся на другие провинции и заморозит стройку шире.</w:t>
             </w:r>
           </w:p>
         </w:tc>
@@ -2603,7 +2587,7 @@
           <w:color w:val="222B36"/>
           <w:sz w:val="21"/>
         </w:rPr>
-        <w:t>Крупнейшая ассоциация риелторов NVM Business 29 июня потребовала от правительства быстрее смягчить ограничение на вычет процентов по кредитам (earningsstripping, действует с 2019 года по правилам ЕС). Это ограничение повышает налоги и тормозит вложения в недвижимость. Повод: обещанное дополнительное ужесточение для компаний, владеющих недвижимостью, пока приостановили — ждут общее предложение ЕС. NVM требует, чтобы Гаага не отставала от Брюсселя.</w:t>
+        <w:t>Объясним по порядку. Когда компания покупает недвижимость на кредит, она платит банку проценты — и раньше эти проценты целиком уменьшали её налог. С 2019 года действует правило (пришло из ЕС), которое разрешает списывать из налога только часть процентов. Из-за этого налог у таких компаний выше, а покупать недвижимость на заёмные деньги — менее выгодно. Государство собиралось сделать это правило ещё строже для компаний, которые держат недвижимость, но пока приостановило — ждёт общего решения ЕС. Крупнейшая ассоциация риелторов NVM Business 29 июня, наоборот, потребовала правило смягчить, а не ужесточать: иначе вложения в недвижимость будут и дальше буксовать.</w:t>
       </w:r>
     </w:p>
     <w:p>
@@ -2631,7 +2615,7 @@
           <w:color w:val="222B36"/>
           <w:sz w:val="18"/>
         </w:rPr>
-        <w:t xml:space="preserve">ограничение на вычет процентов делает кредиты дороже для компаний, которые держат недвижимость на заёмные деньги. Это тормозит вложения в торговую недвижимость и стройку. Приостановка ужесточения — временная передышка, но не отмена. Earningsstripping — это когда государство ограничивает, сколько процентов по кредиту можно вычесть из налога.  </w:t>
+        <w:t xml:space="preserve">из-за этого правила брать кредит на покупку недвижимости невыгодно — налог получается выше. Это тормозит вложения в торговую недвижимость и новую стройку. Пауза с ужесточением — временная передышка, но не отмена.  </w:t>
       </w:r>
     </w:p>
     <w:p>

--- a/dutch-realestate-agent/reports/2026-06-30_dutch_realestate_RU.docx
+++ b/dutch-realestate-agent/reports/2026-06-30_dutch_realestate_RU.docx
@@ -289,7 +289,7 @@
                 <w:color w:val="ECF1F6"/>
                 <w:sz w:val="21"/>
               </w:rPr>
-              <w:t>Электричество стало дефицитнее денег. С 1 июля сеть Брабанта закрыта даже для нового жилья, у Enexis больше 9 000 компаний в очереди на подключение. На рынке объект с готовой мощностью дорожает, а без неё — теряет в цене.</w:t>
+              <w:t>Электричество дефицитнее денег: с 1 июля сеть на юге страны закрыта для новых подключений. Объект с готовой мощностью дорожает, без неё — теряет в цене.</w:t>
             </w:r>
           </w:p>
           <w:p>
@@ -315,7 +315,7 @@
                 <w:color w:val="ECF1F6"/>
                 <w:sz w:val="21"/>
               </w:rPr>
-              <w:t>Логистика: спрос есть, денег нет. Аренда складов за год выросла (+10,5%, до 833 тыс. м²), а вложения в покупку упали на 60% (до ~265 млн €). Доходность лучших складов почти два года стоит на месте (~4,75%). Аналитики считают акции складов недооценёнными и ждут роста примерно на +32%.</w:t>
+              <w:t>Логистика: спрос есть, денег нет. Аренда складов за год выросла на +10,5%, а вложения в покупку упали на 60%. Цены на лучшие склады почти два года стоят на месте.</w:t>
             </w:r>
           </w:p>
           <w:p>
@@ -341,59 +341,7 @@
                 <w:color w:val="ECF1F6"/>
                 <w:sz w:val="21"/>
               </w:rPr>
-              <w:t>«Азотный замок» приоткрыли. Пакет на ~20 млрд € обещает вернуть разрешения на стройку примерно 244 000 домов — но реально это заработает к концу 2027 года, а не сейчас (закон уходит в парламент только в октябре).</w:t>
-            </w:r>
-          </w:p>
-          <w:p>
-            <w:pPr>
-              <w:spacing w:before="40" w:after="40" w:line="276" w:lineRule="auto"/>
-              <w:ind w:left="312" w:hanging="312"/>
-            </w:pPr>
-            <w:r>
-              <w:rPr>
-                <w:rFonts w:ascii="Calibri" w:hAnsi="Calibri" w:cs="Calibri"/>
-                <w:b/>
-                <w:i w:val="0"/>
-                <w:color w:val="F0C46A"/>
-                <w:sz w:val="21"/>
-              </w:rPr>
-              <w:t xml:space="preserve">4.  </w:t>
-            </w:r>
-            <w:r>
-              <w:rPr>
-                <w:rFonts w:ascii="Calibri" w:hAnsi="Calibri" w:cs="Calibri"/>
-                <w:b w:val="0"/>
-                <w:i w:val="0"/>
-                <w:color w:val="ECF1F6"/>
-                <w:sz w:val="21"/>
-              </w:rPr>
-              <w:t>Магазинов становится меньше. Пустых торговых помещений стало 7,0% (было 6,7%), и уже десятый год подряд число магазинов сокращается. Торговые центры на окраинах держатся лучше, чем магазины в центрах городов.</w:t>
-            </w:r>
-          </w:p>
-          <w:p>
-            <w:pPr>
-              <w:spacing w:before="40" w:after="40" w:line="276" w:lineRule="auto"/>
-              <w:ind w:left="312" w:hanging="312"/>
-            </w:pPr>
-            <w:r>
-              <w:rPr>
-                <w:rFonts w:ascii="Calibri" w:hAnsi="Calibri" w:cs="Calibri"/>
-                <w:b/>
-                <w:i w:val="0"/>
-                <w:color w:val="F0C46A"/>
-                <w:sz w:val="21"/>
-              </w:rPr>
-              <w:t xml:space="preserve">5.  </w:t>
-            </w:r>
-            <w:r>
-              <w:rPr>
-                <w:rFonts w:ascii="Calibri" w:hAnsi="Calibri" w:cs="Calibri"/>
-                <w:b w:val="0"/>
-                <w:i w:val="0"/>
-                <w:color w:val="ECF1F6"/>
-                <w:sz w:val="21"/>
-              </w:rPr>
-              <w:t>Ставки развернулись вверх. ЕЦБ поднял ставку (депозит 2,25%), но занимать пока дёшево. Для владельцев недвижимости через компанию (BV) готовятся два налоговых изменения — box 3 и ограничение на вычет процентов.</w:t>
+              <w:t>Жильё и налоги: цены растут медленнее (+4,4% за год), крупные инвесторы из аренды не бегут. Но готовится налог box 3 на реальный доход — это давление на частных арендодателей.</w:t>
             </w:r>
           </w:p>
         </w:tc>
@@ -402,544 +350,6 @@
     <w:p>
       <w:pPr>
         <w:spacing w:before="0" w:after="160" w:line="269" w:lineRule="auto"/>
-        <w:jc w:val="left"/>
-      </w:pPr>
-    </w:p>
-    <w:p>
-      <w:pPr>
-        <w:spacing w:before="200" w:after="0" w:line="269" w:lineRule="auto"/>
-        <w:jc w:val="left"/>
-      </w:pPr>
-    </w:p>
-    <w:tbl>
-      <w:tblPr>
-        <w:tblW w:type="auto" w:w="0"/>
-        <w:tblLayout w:type="fixed"/>
-        <w:tblLook w:firstColumn="1" w:firstRow="1" w:lastColumn="0" w:lastRow="0" w:noHBand="0" w:noVBand="1" w:val="04A0"/>
-        <w:tblBorders>
-          <w:top w:val="none" w:sz="0"/>
-          <w:left w:val="none" w:sz="0"/>
-          <w:bottom w:val="none" w:sz="0"/>
-          <w:right w:val="none" w:sz="0"/>
-          <w:insideH w:val="none" w:sz="0"/>
-          <w:insideV w:val="none" w:sz="0"/>
-        </w:tblBorders>
-        <w:tblW w:type="dxa" w:w="9525"/>
-      </w:tblPr>
-      <w:tblGrid>
-        <w:gridCol w:w="9972"/>
-      </w:tblGrid>
-      <w:tr>
-        <w:trPr>
-          <w:cantSplit/>
-        </w:trPr>
-        <w:tc>
-          <w:tcPr>
-            <w:tcW w:type="dxa" w:w="9524"/>
-            <w:shd w:val="clear" w:color="auto" w:fill="5D6D7E"/>
-            <w:tcMar>
-              <w:top w:w="120" w:type="dxa"/>
-              <w:bottom w:w="120" w:type="dxa"/>
-              <w:start w:w="200" w:type="dxa"/>
-              <w:end w:w="200" w:type="dxa"/>
-              <w:left w:w="200" w:type="dxa"/>
-              <w:right w:w="200" w:type="dxa"/>
-            </w:tcMar>
-          </w:tcPr>
-          <w:p>
-            <w:pPr>
-              <w:keepNext/>
-              <w:spacing w:after="0"/>
-            </w:pPr>
-            <w:r/>
-            <w:r>
-              <w:rPr>
-                <w:rFonts w:ascii="Calibri" w:hAnsi="Calibri" w:cs="Calibri"/>
-                <w:b/>
-                <w:i w:val="0"/>
-                <w:color w:val="FFFFFF"/>
-                <w:sz w:val="28"/>
-              </w:rPr>
-              <w:t>🧵  Сюжеты в развитии</w:t>
-            </w:r>
-          </w:p>
-        </w:tc>
-      </w:tr>
-    </w:tbl>
-    <w:p>
-      <w:pPr>
-        <w:spacing w:before="0" w:after="40" w:line="269" w:lineRule="auto"/>
-        <w:jc w:val="left"/>
-      </w:pPr>
-    </w:p>
-    <w:p>
-      <w:pPr>
-        <w:keepNext/>
-        <w:spacing w:before="100" w:after="20" w:line="269" w:lineRule="auto"/>
-        <w:jc w:val="left"/>
-      </w:pPr>
-      <w:r>
-        <w:rPr>
-          <w:rFonts w:ascii="Calibri" w:hAnsi="Calibri" w:cs="Calibri"/>
-          <w:b/>
-          <w:i w:val="0"/>
-          <w:color w:val="8A5510"/>
-          <w:sz w:val="16"/>
-          <w:shd w:val="clear" w:color="auto" w:fill="FBF1DF"/>
-        </w:rPr>
-        <w:t xml:space="preserve"> В РАЗВИТИИ </w:t>
-      </w:r>
-      <w:r>
-        <w:rPr>
-          <w:rFonts w:ascii="Calibri" w:hAnsi="Calibri" w:cs="Calibri"/>
-          <w:b/>
-          <w:i w:val="0"/>
-          <w:color w:val="1F3A5F"/>
-          <w:sz w:val="22"/>
-        </w:rPr>
-        <w:t xml:space="preserve">  Сколько на самом деле стоят склады: биржа спорит с оценщиками</w:t>
-      </w:r>
-    </w:p>
-    <w:p>
-      <w:pPr>
-        <w:spacing w:before="0" w:after="20" w:line="264" w:lineRule="auto"/>
-        <w:ind w:left="113"/>
-        <w:jc w:val="left"/>
-      </w:pPr>
-      <w:r>
-        <w:rPr>
-          <w:rFonts w:ascii="Calibri" w:hAnsi="Calibri" w:cs="Calibri"/>
-          <w:b/>
-          <w:i w:val="0"/>
-          <w:color w:val="6B7785"/>
-          <w:sz w:val="19"/>
-        </w:rPr>
-        <w:t xml:space="preserve">Что нового: </w:t>
-      </w:r>
-      <w:r>
-        <w:rPr>
-          <w:rFonts w:ascii="Calibri" w:hAnsi="Calibri" w:cs="Calibri"/>
-          <w:b w:val="0"/>
-          <w:i w:val="0"/>
-          <w:color w:val="222B36"/>
-          <w:sz w:val="19"/>
-        </w:rPr>
-        <w:t>Склады нужны арендаторам — аренда за год выросла на +10,5%. Но покупать их почти перестали: сделок на −60% меньше. При этом акции крупнейшего владельца складов (компания CTP) на бирже стоят на ~21,7% дешевле, чем его здания оценены «на бумаге», — а аналитики всё равно советуют покупать. Кто прав, покажет отчёт компании 30 июля.</w:t>
-      </w:r>
-    </w:p>
-    <w:p>
-      <w:pPr>
-        <w:spacing w:before="0" w:after="80" w:line="252" w:lineRule="auto"/>
-        <w:ind w:left="113"/>
-        <w:jc w:val="left"/>
-      </w:pPr>
-      <w:r>
-        <w:rPr>
-          <w:rFonts w:ascii="Calibri" w:hAnsi="Calibri" w:cs="Calibri"/>
-          <w:b/>
-          <w:i w:val="0"/>
-          <w:color w:val="8A5510"/>
-          <w:sz w:val="18"/>
-        </w:rPr>
-        <w:t xml:space="preserve">Следующий триггер: </w:t>
-      </w:r>
-      <w:r>
-        <w:rPr>
-          <w:rFonts w:ascii="Calibri" w:hAnsi="Calibri" w:cs="Calibri"/>
-          <w:b w:val="0"/>
-          <w:i/>
-          <w:color w:val="6B7785"/>
-          <w:sz w:val="18"/>
-        </w:rPr>
-        <w:t>2026-07-30 — Полугодовой отчёт CTP: сравним реальные цифры с ожиданиями аналитиков — это задаст ориентир цены для всех складов страны</w:t>
-      </w:r>
-      <w:hyperlink r:id="rId11">
-        <w:r>
-          <w:rPr>
-            <w:color w:val="1155CC"/>
-            <w:sz w:val="17.0"/>
-            <w:rFonts w:ascii="Calibri" w:hAnsi="Calibri"/>
-            <w:u w:val="single"/>
-          </w:rPr>
-          <w:t xml:space="preserve">  ↗</w:t>
-        </w:r>
-      </w:hyperlink>
-    </w:p>
-    <w:p>
-      <w:pPr>
-        <w:keepNext/>
-        <w:spacing w:before="100" w:after="20" w:line="269" w:lineRule="auto"/>
-        <w:jc w:val="left"/>
-      </w:pPr>
-      <w:r>
-        <w:rPr>
-          <w:rFonts w:ascii="Calibri" w:hAnsi="Calibri" w:cs="Calibri"/>
-          <w:b/>
-          <w:i w:val="0"/>
-          <w:color w:val="8A5510"/>
-          <w:sz w:val="16"/>
-          <w:shd w:val="clear" w:color="auto" w:fill="FBF1DF"/>
-        </w:rPr>
-        <w:t xml:space="preserve"> В РАЗВИТИИ </w:t>
-      </w:r>
-      <w:r>
-        <w:rPr>
-          <w:rFonts w:ascii="Calibri" w:hAnsi="Calibri" w:cs="Calibri"/>
-          <w:b/>
-          <w:i w:val="0"/>
-          <w:color w:val="1F3A5F"/>
-          <w:sz w:val="22"/>
-        </w:rPr>
-        <w:t xml:space="preserve">  Электросеть на юге переполнена — подключиться больше нельзя</w:t>
-      </w:r>
-    </w:p>
-    <w:p>
-      <w:pPr>
-        <w:spacing w:before="0" w:after="20" w:line="264" w:lineRule="auto"/>
-        <w:ind w:left="113"/>
-        <w:jc w:val="left"/>
-      </w:pPr>
-      <w:r>
-        <w:rPr>
-          <w:rFonts w:ascii="Calibri" w:hAnsi="Calibri" w:cs="Calibri"/>
-          <w:b/>
-          <w:i w:val="0"/>
-          <w:color w:val="6B7785"/>
-          <w:sz w:val="19"/>
-        </w:rPr>
-        <w:t xml:space="preserve">Что нового: </w:t>
-      </w:r>
-      <w:r>
-        <w:rPr>
-          <w:rFonts w:ascii="Calibri" w:hAnsi="Calibri" w:cs="Calibri"/>
-          <w:b w:val="0"/>
-          <w:i w:val="0"/>
-          <w:color w:val="222B36"/>
-          <w:sz w:val="19"/>
-        </w:rPr>
-        <w:t>С 1 июля электросеть провинции Брабант закрыта для новых подключений — даже для нового жилья. У сетевого оператора Enexis в очереди уже больше 9 000 компаний. Проще говоря, свободная электрическая мощность стала дефицитнее денег: объект с готовым подключением дорожает, без него — теряет в цене.</w:t>
-      </w:r>
-    </w:p>
-    <w:p>
-      <w:pPr>
-        <w:spacing w:before="0" w:after="80" w:line="252" w:lineRule="auto"/>
-        <w:ind w:left="113"/>
-        <w:jc w:val="left"/>
-      </w:pPr>
-      <w:r>
-        <w:rPr>
-          <w:rFonts w:ascii="Calibri" w:hAnsi="Calibri" w:cs="Calibri"/>
-          <w:b/>
-          <w:i w:val="0"/>
-          <w:color w:val="8A5510"/>
-          <w:sz w:val="18"/>
-        </w:rPr>
-        <w:t xml:space="preserve">Следующий триггер: </w:t>
-      </w:r>
-      <w:r>
-        <w:rPr>
-          <w:rFonts w:ascii="Calibri" w:hAnsi="Calibri" w:cs="Calibri"/>
-          <w:b w:val="0"/>
-          <w:i/>
-          <w:color w:val="6B7785"/>
-          <w:sz w:val="18"/>
-        </w:rPr>
-        <w:t>2026-07-01 — Вступают в силу новые правила: новую мощность на юге теперь дают в последнюю очередь</w:t>
-      </w:r>
-      <w:hyperlink r:id="rId12">
-        <w:r>
-          <w:rPr>
-            <w:color w:val="1155CC"/>
-            <w:sz w:val="17.0"/>
-            <w:rFonts w:ascii="Calibri" w:hAnsi="Calibri"/>
-            <w:u w:val="single"/>
-          </w:rPr>
-          <w:t xml:space="preserve">  ↗</w:t>
-        </w:r>
-      </w:hyperlink>
-    </w:p>
-    <w:p>
-      <w:pPr>
-        <w:keepNext/>
-        <w:spacing w:before="100" w:after="20" w:line="269" w:lineRule="auto"/>
-        <w:jc w:val="left"/>
-      </w:pPr>
-      <w:r>
-        <w:rPr>
-          <w:rFonts w:ascii="Calibri" w:hAnsi="Calibri" w:cs="Calibri"/>
-          <w:b/>
-          <w:i w:val="0"/>
-          <w:color w:val="8A5510"/>
-          <w:sz w:val="16"/>
-          <w:shd w:val="clear" w:color="auto" w:fill="FBF1DF"/>
-        </w:rPr>
-        <w:t xml:space="preserve"> В РАЗВИТИИ </w:t>
-      </w:r>
-      <w:r>
-        <w:rPr>
-          <w:rFonts w:ascii="Calibri" w:hAnsi="Calibri" w:cs="Calibri"/>
-          <w:b/>
-          <w:i w:val="0"/>
-          <w:color w:val="1F3A5F"/>
-          <w:sz w:val="22"/>
-        </w:rPr>
-        <w:t xml:space="preserve">  Новый налог для арендодателей (box 3): голосование отложили</w:t>
-      </w:r>
-    </w:p>
-    <w:p>
-      <w:pPr>
-        <w:spacing w:before="0" w:after="20" w:line="264" w:lineRule="auto"/>
-        <w:ind w:left="113"/>
-        <w:jc w:val="left"/>
-      </w:pPr>
-      <w:r>
-        <w:rPr>
-          <w:rFonts w:ascii="Calibri" w:hAnsi="Calibri" w:cs="Calibri"/>
-          <w:b/>
-          <w:i w:val="0"/>
-          <w:color w:val="6B7785"/>
-          <w:sz w:val="19"/>
-        </w:rPr>
-        <w:t xml:space="preserve">Что нового: </w:t>
-      </w:r>
-      <w:r>
-        <w:rPr>
-          <w:rFonts w:ascii="Calibri" w:hAnsi="Calibri" w:cs="Calibri"/>
-          <w:b w:val="0"/>
-          <w:i w:val="0"/>
-          <w:color w:val="222B36"/>
-          <w:sz w:val="19"/>
-        </w:rPr>
-        <w:t>Готовится налог, при котором сдачу жилья будут облагать по реальному доходу, а не по «придуманному», как сейчас. 30 июня верхняя палата парламента (Сенат) отложила решение — ждёт обещанную правительством доработку закона. Голосование по спорным пунктам назначили на 7 июля.</w:t>
-      </w:r>
-    </w:p>
-    <w:p>
-      <w:pPr>
-        <w:spacing w:before="0" w:after="80" w:line="252" w:lineRule="auto"/>
-        <w:ind w:left="113"/>
-        <w:jc w:val="left"/>
-      </w:pPr>
-      <w:r>
-        <w:rPr>
-          <w:rFonts w:ascii="Calibri" w:hAnsi="Calibri" w:cs="Calibri"/>
-          <w:b/>
-          <w:i w:val="0"/>
-          <w:color w:val="8A5510"/>
-          <w:sz w:val="18"/>
-        </w:rPr>
-        <w:t xml:space="preserve">Следующий триггер: </w:t>
-      </w:r>
-      <w:r>
-        <w:rPr>
-          <w:rFonts w:ascii="Calibri" w:hAnsi="Calibri" w:cs="Calibri"/>
-          <w:b w:val="0"/>
-          <w:i/>
-          <w:color w:val="6B7785"/>
-          <w:sz w:val="18"/>
-        </w:rPr>
-        <w:t>2026-07-07 — Голосование Сената по поправкам к налогу box 3 — станет понятно, введут ли налог на реальный доход от аренды</w:t>
-      </w:r>
-      <w:hyperlink r:id="rId13">
-        <w:r>
-          <w:rPr>
-            <w:color w:val="1155CC"/>
-            <w:sz w:val="17.0"/>
-            <w:rFonts w:ascii="Calibri" w:hAnsi="Calibri"/>
-            <w:u w:val="single"/>
-          </w:rPr>
-          <w:t xml:space="preserve">  ↗</w:t>
-        </w:r>
-      </w:hyperlink>
-    </w:p>
-    <w:p>
-      <w:pPr>
-        <w:keepNext/>
-        <w:spacing w:before="100" w:after="20" w:line="269" w:lineRule="auto"/>
-        <w:jc w:val="left"/>
-      </w:pPr>
-      <w:r>
-        <w:rPr>
-          <w:rFonts w:ascii="Calibri" w:hAnsi="Calibri" w:cs="Calibri"/>
-          <w:b/>
-          <w:i w:val="0"/>
-          <w:color w:val="8A5510"/>
-          <w:sz w:val="16"/>
-          <w:shd w:val="clear" w:color="auto" w:fill="FBF1DF"/>
-        </w:rPr>
-        <w:t xml:space="preserve"> В РАЗВИТИИ </w:t>
-      </w:r>
-      <w:r>
-        <w:rPr>
-          <w:rFonts w:ascii="Calibri" w:hAnsi="Calibri" w:cs="Calibri"/>
-          <w:b/>
-          <w:i w:val="0"/>
-          <w:color w:val="1F3A5F"/>
-          <w:sz w:val="22"/>
-        </w:rPr>
-        <w:t xml:space="preserve">  Бегут ли инвесторы из арендного жилья? Проверка на фонде Vesteda</w:t>
-      </w:r>
-    </w:p>
-    <w:p>
-      <w:pPr>
-        <w:spacing w:before="0" w:after="20" w:line="264" w:lineRule="auto"/>
-        <w:ind w:left="113"/>
-        <w:jc w:val="left"/>
-      </w:pPr>
-      <w:r>
-        <w:rPr>
-          <w:rFonts w:ascii="Calibri" w:hAnsi="Calibri" w:cs="Calibri"/>
-          <w:b/>
-          <w:i w:val="0"/>
-          <w:color w:val="6B7785"/>
-          <w:sz w:val="19"/>
-        </w:rPr>
-        <w:t xml:space="preserve">Что нового: </w:t>
-      </w:r>
-      <w:r>
-        <w:rPr>
-          <w:rFonts w:ascii="Calibri" w:hAnsi="Calibri" w:cs="Calibri"/>
-          <w:b w:val="0"/>
-          <w:i w:val="0"/>
-          <w:color w:val="222B36"/>
-          <w:sz w:val="19"/>
-        </w:rPr>
-        <w:t>Крупнейший фонд арендного жилья Vesteda опасался, что инвесторы начнут массово забирать деньги. В марте заявок было на 4,1 млрд €, но в итоге забрали лишь 765 млн € — в пять раз меньше. Значит, крупные деньги остаются в арендном жилье, а не бегут, и обвала цен ждать не стоит.</w:t>
-      </w:r>
-    </w:p>
-    <w:p>
-      <w:pPr>
-        <w:spacing w:before="0" w:after="80" w:line="252" w:lineRule="auto"/>
-        <w:ind w:left="113"/>
-        <w:jc w:val="left"/>
-      </w:pPr>
-      <w:r>
-        <w:rPr>
-          <w:rFonts w:ascii="Calibri" w:hAnsi="Calibri" w:cs="Calibri"/>
-          <w:b/>
-          <w:i w:val="0"/>
-          <w:color w:val="8A5510"/>
-          <w:sz w:val="18"/>
-        </w:rPr>
-        <w:t xml:space="preserve">Следующий триггер: </w:t>
-      </w:r>
-      <w:r>
-        <w:rPr>
-          <w:rFonts w:ascii="Calibri" w:hAnsi="Calibri" w:cs="Calibri"/>
-          <w:b w:val="0"/>
-          <w:i/>
-          <w:color w:val="6B7785"/>
-          <w:sz w:val="18"/>
-        </w:rPr>
-        <w:t>2026-10-31 — Отчёты фондов покажут, не появилось ли новых крупных заявок на выход (больше 1 млрд €)</w:t>
-      </w:r>
-      <w:hyperlink r:id="rId14">
-        <w:r>
-          <w:rPr>
-            <w:color w:val="1155CC"/>
-            <w:sz w:val="17.0"/>
-            <w:rFonts w:ascii="Calibri" w:hAnsi="Calibri"/>
-            <w:u w:val="single"/>
-          </w:rPr>
-          <w:t xml:space="preserve">  ↗</w:t>
-        </w:r>
-      </w:hyperlink>
-    </w:p>
-    <w:p>
-      <w:pPr>
-        <w:keepNext/>
-        <w:spacing w:before="100" w:after="20" w:line="269" w:lineRule="auto"/>
-        <w:jc w:val="left"/>
-      </w:pPr>
-      <w:r>
-        <w:rPr>
-          <w:rFonts w:ascii="Calibri" w:hAnsi="Calibri" w:cs="Calibri"/>
-          <w:b/>
-          <w:i w:val="0"/>
-          <w:color w:val="2C5F8A"/>
-          <w:sz w:val="16"/>
-          <w:shd w:val="clear" w:color="auto" w:fill="E8F0F7"/>
-        </w:rPr>
-        <w:t xml:space="preserve"> НОВЫЙ </w:t>
-      </w:r>
-      <w:r>
-        <w:rPr>
-          <w:rFonts w:ascii="Calibri" w:hAnsi="Calibri" w:cs="Calibri"/>
-          <w:b/>
-          <w:i w:val="0"/>
-          <w:color w:val="1F3A5F"/>
-          <w:sz w:val="22"/>
-        </w:rPr>
-        <w:t xml:space="preserve">  «Азотный замок»: стройку жилья обещают разблокировать</w:t>
-      </w:r>
-    </w:p>
-    <w:p>
-      <w:pPr>
-        <w:spacing w:before="0" w:after="20" w:line="264" w:lineRule="auto"/>
-        <w:ind w:left="113"/>
-        <w:jc w:val="left"/>
-      </w:pPr>
-      <w:r>
-        <w:rPr>
-          <w:rFonts w:ascii="Calibri" w:hAnsi="Calibri" w:cs="Calibri"/>
-          <w:b/>
-          <w:i w:val="0"/>
-          <w:color w:val="6B7785"/>
-          <w:sz w:val="19"/>
-        </w:rPr>
-        <w:t xml:space="preserve">Что нового: </w:t>
-      </w:r>
-      <w:r>
-        <w:rPr>
-          <w:rFonts w:ascii="Calibri" w:hAnsi="Calibri" w:cs="Calibri"/>
-          <w:b w:val="0"/>
-          <w:i w:val="0"/>
-          <w:color w:val="222B36"/>
-          <w:sz w:val="19"/>
-        </w:rPr>
-        <w:t>Из-за норм по выбросам азота стройку многих домов сейчас нельзя даже начать. 26 июня правительство представило пакет на ~20 млрд €: проекты с очень малыми выбросами освободят от лишних разрешений. Под угрозой из-за азота ~244 000 домов; реально заработать это должно к концу 2027 года, а не сейчас.</w:t>
-      </w:r>
-    </w:p>
-    <w:p>
-      <w:pPr>
-        <w:spacing w:before="0" w:after="80" w:line="252" w:lineRule="auto"/>
-        <w:ind w:left="113"/>
-        <w:jc w:val="left"/>
-      </w:pPr>
-      <w:r>
-        <w:rPr>
-          <w:rFonts w:ascii="Calibri" w:hAnsi="Calibri" w:cs="Calibri"/>
-          <w:b/>
-          <w:i w:val="0"/>
-          <w:color w:val="8A5510"/>
-          <w:sz w:val="18"/>
-        </w:rPr>
-        <w:t xml:space="preserve">Следующий триггер: </w:t>
-      </w:r>
-      <w:r>
-        <w:rPr>
-          <w:rFonts w:ascii="Calibri" w:hAnsi="Calibri" w:cs="Calibri"/>
-          <w:b w:val="0"/>
-          <w:i/>
-          <w:color w:val="6B7785"/>
-          <w:sz w:val="18"/>
-        </w:rPr>
-        <w:t>2026-10-01 — Азотный законопроект уходит в нижнюю палату парламента (Вторую палату)</w:t>
-      </w:r>
-      <w:hyperlink r:id="rId15">
-        <w:r>
-          <w:rPr>
-            <w:color w:val="1155CC"/>
-            <w:sz w:val="17.0"/>
-            <w:rFonts w:ascii="Calibri" w:hAnsi="Calibri"/>
-            <w:u w:val="single"/>
-          </w:rPr>
-          <w:t xml:space="preserve">  ↗</w:t>
-        </w:r>
-      </w:hyperlink>
-    </w:p>
-    <w:p>
-      <w:pPr>
-        <w:spacing w:before="0" w:after="80" w:line="269" w:lineRule="auto"/>
         <w:jc w:val="left"/>
       </w:pPr>
     </w:p>
@@ -1032,7 +442,7 @@
                     <pic:cNvPicPr/>
                   </pic:nvPicPr>
                   <pic:blipFill>
-                    <a:blip r:embed="rId16"/>
+                    <a:blip r:embed="rId11"/>
                     <a:stretch>
                       <a:fillRect/>
                     </a:stretch>
@@ -1131,7 +541,7 @@
                 <w:color w:val="222B36"/>
                 <w:sz w:val="21"/>
               </w:rPr>
-              <w:t>Неделя 23–30 июня связала три сюжета в одну мысль: главным дефицитом на рынке становится не земля и не деньги, а электрическая мощность. С 1 июля электросеть провинции Брабант закрывается даже для нового жилья — у оператора Enexis в очереди на подключение уже больше 9 000 компаний. Склад или промзона с готовым подключением теперь стоит дороже соседнего объекта без него. Второй сюжет — регуляторный: правительство 26 июня представило «азотный» пакет на ~20 млрд €, который со временем снова откроет разрешения на стройку жилья, но эффект ждут только к концу 2027 года, а не сейчас. Третий — деньги: ЕЦБ впервые с 2023 года поднял ставку (депозит 2,25%), но занимать пока дёшево — гособлигации Нидерландов просели до ~2,98%. Итог по сегментам: в логистике спрос на аренду растёт (+10,5% за год), а сделок купли-продажи почти нет (−60%); жильё дорожает медленнее и без обвала; в торговле пустых магазинов чуть больше (7,0%).</w:t>
+              <w:t>Главная тема недели — электричество стало дефицитнее денег: с 1 июля электросеть провинции Брабант закрыта даже для нового жилья, в очереди на подключение больше 9 000 компаний. В логистике спрос на аренду растёт (+10,5% за год), но покупать склады почти перестали (−60%). Жильё дорожает медленнее и без обвала, а магазинов становится меньше — пустых уже 7,0%.</w:t>
             </w:r>
           </w:p>
         </w:tc>
@@ -1198,7 +608,7 @@
                 <w:color w:val="FFFFFF"/>
                 <w:sz w:val="28"/>
               </w:rPr>
-              <w:t>🏭  Индустриал (склады, промзоны, бизнес-парки)</w:t>
+              <w:t>🏭  Индустриал (склады, промзоны)</w:t>
             </w:r>
           </w:p>
         </w:tc>
@@ -1248,7 +658,7 @@
           <w:color w:val="222B36"/>
           <w:sz w:val="21"/>
         </w:rPr>
-        <w:t>Электросеть провинции Брабант с 1 июля фактически закрыта. Впервые в очередь на подключение попадают не только компании, но и мелкие потребители — новое жильё и усиление бытовых подключений. Оператор Enexis перестаёт резервировать мощность для мелких потребителей: приоритет отдают большим аккумуляторам, которые разгружают сеть, и жизненно важным объектам. По всей стране в очереди у Enexis уже больше 9 000 компаний.</w:t>
+        <w:t>С 1 июля электросеть провинции Брабант фактически закрыта для новых подключений — впервые даже для нового жилья. У сетевого оператора Enexis в очереди уже больше 9 000 компаний: свободной мощности не хватает всем.</w:t>
       </w:r>
     </w:p>
     <w:p>
@@ -1276,7 +686,7 @@
           <w:color w:val="222B36"/>
           <w:sz w:val="18"/>
         </w:rPr>
-        <w:t xml:space="preserve">получить новое или расширенное подключение на юге страны теперь можно только через несколько лет очереди. Поэтому объект с уже готовой мощностью становится дороже, а участок без подключения теряет часть ценности. Netcongestie (перегрузка сети) — это как шоссе в час пик: провода есть, а свободной полосы нет.  </w:t>
+        <w:t xml:space="preserve">Подключиться на юге теперь можно только через годы ожидания. Поэтому объект с готовой мощностью дорожает, а участок без неё — теряет часть ценности.  </w:t>
       </w:r>
     </w:p>
     <w:p>
@@ -1306,418 +716,6 @@
         <w:t xml:space="preserve">   </w:t>
       </w:r>
       <w:hyperlink r:id="rId12">
-        <w:r>
-          <w:rPr>
-            <w:color w:val="1155CC"/>
-            <w:sz w:val="17.0"/>
-            <w:rFonts w:ascii="Calibri" w:hAnsi="Calibri"/>
-            <w:u w:val="single"/>
-          </w:rPr>
-          <w:t xml:space="preserve">ссылка ↗</w:t>
-        </w:r>
-      </w:hyperlink>
-    </w:p>
-    <w:p>
-      <w:pPr>
-        <w:keepNext/>
-        <w:spacing w:before="200" w:after="60" w:line="269" w:lineRule="auto"/>
-        <w:jc w:val="left"/>
-        <w:pBdr>
-          <w:bottom w:val="single" w:sz="6" w:space="2" w:color="D7DEE6"/>
-        </w:pBdr>
-      </w:pPr>
-      <w:r>
-        <w:rPr>
-          <w:rFonts w:ascii="Calibri" w:hAnsi="Calibri" w:cs="Calibri"/>
-          <w:b/>
-          <w:i w:val="0"/>
-          <w:color w:val="1E4466"/>
-          <w:sz w:val="23"/>
-        </w:rPr>
-        <w:t>Новости</w:t>
-      </w:r>
-    </w:p>
-    <w:p>
-      <w:pPr>
-        <w:spacing w:before="60" w:after="20" w:line="269" w:lineRule="auto"/>
-        <w:ind w:left="283" w:hanging="198"/>
-        <w:jc w:val="left"/>
-      </w:pPr>
-      <w:r>
-        <w:rPr>
-          <w:rFonts w:ascii="Calibri" w:hAnsi="Calibri" w:cs="Calibri"/>
-          <w:b/>
-          <w:i w:val="0"/>
-          <w:color w:val="1E7A4D"/>
-          <w:sz w:val="21"/>
-        </w:rPr>
-        <w:t xml:space="preserve">▲  </w:t>
-      </w:r>
-      <w:r>
-        <w:rPr>
-          <w:rFonts w:ascii="Calibri" w:hAnsi="Calibri" w:cs="Calibri"/>
-          <w:b w:val="0"/>
-          <w:i w:val="0"/>
-          <w:color w:val="222B36"/>
-          <w:sz w:val="21"/>
-        </w:rPr>
-        <w:t>CTP — крупнейший в Европе застройщик складов (зарегистрирован в Нидерландах) — назначил публикацию полугодовых результатов на 30 июля. К концу марта у компании уже 14,7 млн м² складов в 11 странах, ещё 2,0 млн м² строится, более 1700 арендаторов. На этой же неделе CTP открыл новый парк на 66 000 м² в венгерском городе Печ — первую очередь (14 200 м²) построили под конкретного арендатора и уже сдали.</w:t>
-      </w:r>
-    </w:p>
-    <w:p>
-      <w:pPr>
-        <w:spacing w:before="20" w:after="20" w:line="264" w:lineRule="auto"/>
-        <w:ind w:left="283"/>
-        <w:jc w:val="left"/>
-        <w:shd w:val="clear" w:color="auto" w:fill="E7F4EE"/>
-      </w:pPr>
-      <w:r>
-        <w:rPr>
-          <w:rFonts w:ascii="Calibri" w:hAnsi="Calibri" w:cs="Calibri"/>
-          <w:b/>
-          <w:i w:val="0"/>
-          <w:color w:val="1E7A4D"/>
-          <w:sz w:val="18"/>
-        </w:rPr>
-        <w:t xml:space="preserve">  Почему важно:  </w:t>
-      </w:r>
-      <w:r>
-        <w:rPr>
-          <w:rFonts w:ascii="Calibri" w:hAnsi="Calibri" w:cs="Calibri"/>
-          <w:b w:val="0"/>
-          <w:i w:val="0"/>
-          <w:color w:val="222B36"/>
-          <w:sz w:val="18"/>
-        </w:rPr>
-        <w:t xml:space="preserve">у крупнейшего игрока дела идут хорошо, несмотря на заморозку сделок. Отчёт 30 июля покажет рынку «справедливую» цену для похожих складов в Нидерландах — на неё будут ориентироваться при оценке других объектов.  </w:t>
-      </w:r>
-    </w:p>
-    <w:p>
-      <w:pPr>
-        <w:spacing w:before="0" w:after="100" w:line="240" w:lineRule="auto"/>
-        <w:ind w:left="283"/>
-        <w:jc w:val="left"/>
-      </w:pPr>
-      <w:r>
-        <w:rPr>
-          <w:rFonts w:ascii="Calibri" w:hAnsi="Calibri" w:cs="Calibri"/>
-          <w:b w:val="0"/>
-          <w:i/>
-          <w:color w:val="6B7785"/>
-          <w:sz w:val="17"/>
-        </w:rPr>
-        <w:t xml:space="preserve">   📅 2026-06-24   •   Источник: CTP N.V. / Business Wire (IR)</w:t>
-      </w:r>
-      <w:r>
-        <w:rPr>
-          <w:rFonts w:ascii="Calibri" w:hAnsi="Calibri" w:cs="Calibri"/>
-          <w:b w:val="0"/>
-          <w:i w:val="0"/>
-          <w:color w:val="6B7785"/>
-          <w:sz w:val="17"/>
-        </w:rPr>
-        <w:t xml:space="preserve">   </w:t>
-      </w:r>
-      <w:hyperlink r:id="rId17">
-        <w:r>
-          <w:rPr>
-            <w:color w:val="1155CC"/>
-            <w:sz w:val="17.0"/>
-            <w:rFonts w:ascii="Calibri" w:hAnsi="Calibri"/>
-            <w:u w:val="single"/>
-          </w:rPr>
-          <w:t xml:space="preserve">ссылка ↗</w:t>
-        </w:r>
-      </w:hyperlink>
-    </w:p>
-    <w:p>
-      <w:pPr>
-        <w:spacing w:before="60" w:after="20" w:line="269" w:lineRule="auto"/>
-        <w:ind w:left="283" w:hanging="198"/>
-        <w:jc w:val="left"/>
-      </w:pPr>
-      <w:r>
-        <w:rPr>
-          <w:rFonts w:ascii="Calibri" w:hAnsi="Calibri" w:cs="Calibri"/>
-          <w:b/>
-          <w:i w:val="0"/>
-          <w:color w:val="2C5F8A"/>
-          <w:sz w:val="21"/>
-        </w:rPr>
-        <w:t xml:space="preserve">◆  </w:t>
-      </w:r>
-      <w:r>
-        <w:rPr>
-          <w:rFonts w:ascii="Calibri" w:hAnsi="Calibri" w:cs="Calibri"/>
-          <w:b w:val="0"/>
-          <w:i w:val="0"/>
-          <w:color w:val="222B36"/>
-          <w:sz w:val="21"/>
-        </w:rPr>
-        <w:t>Застройщик Panattoni объявил о крупнейшем коммерческом здании на севере Нидерландов — Panattoni Park Emmen на ~150 000 м² (22 футбольных поля) у трассы A37 в провинции Дренте. Вложения — более 100 млн €, сдача — март 2028. Важная деталь: это не просто склад, а универсальное здание под производство, интернет-торговлю, медтех, оборонную промышленность и высокотехнологичную логистику.</w:t>
-      </w:r>
-    </w:p>
-    <w:p>
-      <w:pPr>
-        <w:spacing w:before="20" w:after="20" w:line="264" w:lineRule="auto"/>
-        <w:ind w:left="283"/>
-        <w:jc w:val="left"/>
-        <w:shd w:val="clear" w:color="auto" w:fill="E8F0F7"/>
-      </w:pPr>
-      <w:r>
-        <w:rPr>
-          <w:rFonts w:ascii="Calibri" w:hAnsi="Calibri" w:cs="Calibri"/>
-          <w:b/>
-          <w:i w:val="0"/>
-          <w:color w:val="2C5F8A"/>
-          <w:sz w:val="18"/>
-        </w:rPr>
-        <w:t xml:space="preserve">  Почему важно:  </w:t>
-      </w:r>
-      <w:r>
-        <w:rPr>
-          <w:rFonts w:ascii="Calibri" w:hAnsi="Calibri" w:cs="Calibri"/>
-          <w:b w:val="0"/>
-          <w:i w:val="0"/>
-          <w:color w:val="222B36"/>
-          <w:sz w:val="18"/>
-        </w:rPr>
-        <w:t xml:space="preserve">застройщики уходят из привычных логистических зон вокруг Randstad на периферию и делают ставку на гибкие здания под разных арендаторов. К 2028 году на севере появится много новых площадей. Но окупаемость зависит от того, найдётся ли к тому времени свободная мощность подключения — а на севере это пока под вопросом.  </w:t>
-      </w:r>
-    </w:p>
-    <w:p>
-      <w:pPr>
-        <w:spacing w:before="0" w:after="100" w:line="240" w:lineRule="auto"/>
-        <w:ind w:left="283"/>
-        <w:jc w:val="left"/>
-      </w:pPr>
-      <w:r>
-        <w:rPr>
-          <w:rFonts w:ascii="Calibri" w:hAnsi="Calibri" w:cs="Calibri"/>
-          <w:b w:val="0"/>
-          <w:i/>
-          <w:color w:val="6B7785"/>
-          <w:sz w:val="17"/>
-        </w:rPr>
-        <w:t xml:space="preserve">   📅 2026-06-23   •   Источник: Vastgoeddata (первоисточник Panattoni)</w:t>
-      </w:r>
-      <w:r>
-        <w:rPr>
-          <w:rFonts w:ascii="Calibri" w:hAnsi="Calibri" w:cs="Calibri"/>
-          <w:b w:val="0"/>
-          <w:i w:val="0"/>
-          <w:color w:val="6B7785"/>
-          <w:sz w:val="17"/>
-        </w:rPr>
-        <w:t xml:space="preserve">   </w:t>
-      </w:r>
-      <w:hyperlink r:id="rId18">
-        <w:r>
-          <w:rPr>
-            <w:color w:val="1155CC"/>
-            <w:sz w:val="17.0"/>
-            <w:rFonts w:ascii="Calibri" w:hAnsi="Calibri"/>
-            <w:u w:val="single"/>
-          </w:rPr>
-          <w:t xml:space="preserve">ссылка ↗</w:t>
-        </w:r>
-      </w:hyperlink>
-    </w:p>
-    <w:p>
-      <w:pPr>
-        <w:spacing w:before="60" w:after="20" w:line="269" w:lineRule="auto"/>
-        <w:ind w:left="283" w:hanging="198"/>
-        <w:jc w:val="left"/>
-      </w:pPr>
-      <w:r>
-        <w:rPr>
-          <w:rFonts w:ascii="Calibri" w:hAnsi="Calibri" w:cs="Calibri"/>
-          <w:b/>
-          <w:i w:val="0"/>
-          <w:color w:val="2C5F8A"/>
-          <w:sz w:val="21"/>
-        </w:rPr>
-        <w:t xml:space="preserve">◆  </w:t>
-      </w:r>
-      <w:r>
-        <w:rPr>
-          <w:rFonts w:ascii="Calibri" w:hAnsi="Calibri" w:cs="Calibri"/>
-          <w:b w:val="0"/>
-          <w:i w:val="0"/>
-          <w:color w:val="222B36"/>
-          <w:sz w:val="21"/>
-        </w:rPr>
-        <w:t>Спрос на дата-центры в Нидерландах растёт — главный драйвер это искусственный интеллект. Цифровая экономика в первом квартале 2026 выросла на 2,8% до 10,7 млрд € и обогнала экономику страны в целом. Но всё чаще проекты упираются в ту же стену: перегрузку сети и долгие разрешения.</w:t>
-      </w:r>
-    </w:p>
-    <w:p>
-      <w:pPr>
-        <w:spacing w:before="20" w:after="20" w:line="264" w:lineRule="auto"/>
-        <w:ind w:left="283"/>
-        <w:jc w:val="left"/>
-        <w:shd w:val="clear" w:color="auto" w:fill="E8F0F7"/>
-      </w:pPr>
-      <w:r>
-        <w:rPr>
-          <w:rFonts w:ascii="Calibri" w:hAnsi="Calibri" w:cs="Calibri"/>
-          <w:b/>
-          <w:i w:val="0"/>
-          <w:color w:val="2C5F8A"/>
-          <w:sz w:val="18"/>
-        </w:rPr>
-        <w:t xml:space="preserve">  Почему важно:  </w:t>
-      </w:r>
-      <w:r>
-        <w:rPr>
-          <w:rFonts w:ascii="Calibri" w:hAnsi="Calibri" w:cs="Calibri"/>
-          <w:b w:val="0"/>
-          <w:i w:val="0"/>
-          <w:color w:val="222B36"/>
-          <w:sz w:val="18"/>
-        </w:rPr>
-        <w:t xml:space="preserve">спрос на дата-центры растёт быстрее экономики, но подключить новую мощность негде — особенно вокруг Амстердама. Дата-центры конкурируют с логистикой за один и тот же дефицитный киловатт.  </w:t>
-      </w:r>
-    </w:p>
-    <w:p>
-      <w:pPr>
-        <w:spacing w:before="0" w:after="100" w:line="240" w:lineRule="auto"/>
-        <w:ind w:left="283"/>
-        <w:jc w:val="left"/>
-      </w:pPr>
-      <w:r>
-        <w:rPr>
-          <w:rFonts w:ascii="Calibri" w:hAnsi="Calibri" w:cs="Calibri"/>
-          <w:b w:val="0"/>
-          <w:i/>
-          <w:color w:val="6B7785"/>
-          <w:sz w:val="17"/>
-        </w:rPr>
-        <w:t xml:space="preserve">   📅 2026-06-30   •   Источник: Vastgoedjournaal</w:t>
-      </w:r>
-      <w:r>
-        <w:rPr>
-          <w:rFonts w:ascii="Calibri" w:hAnsi="Calibri" w:cs="Calibri"/>
-          <w:b w:val="0"/>
-          <w:i w:val="0"/>
-          <w:color w:val="6B7785"/>
-          <w:sz w:val="17"/>
-        </w:rPr>
-        <w:t xml:space="preserve">   </w:t>
-      </w:r>
-      <w:hyperlink r:id="rId19">
-        <w:r>
-          <w:rPr>
-            <w:color w:val="1155CC"/>
-            <w:sz w:val="17.0"/>
-            <w:rFonts w:ascii="Calibri" w:hAnsi="Calibri"/>
-            <w:u w:val="single"/>
-          </w:rPr>
-          <w:t xml:space="preserve">ссылка ↗</w:t>
-        </w:r>
-      </w:hyperlink>
-    </w:p>
-    <w:p>
-      <w:pPr>
-        <w:keepNext/>
-        <w:spacing w:before="200" w:after="60" w:line="269" w:lineRule="auto"/>
-        <w:jc w:val="left"/>
-        <w:pBdr>
-          <w:bottom w:val="single" w:sz="6" w:space="2" w:color="D7DEE6"/>
-        </w:pBdr>
-      </w:pPr>
-      <w:r>
-        <w:rPr>
-          <w:rFonts w:ascii="Calibri" w:hAnsi="Calibri" w:cs="Calibri"/>
-          <w:b/>
-          <w:i w:val="0"/>
-          <w:color w:val="1E4466"/>
-          <w:sz w:val="23"/>
-        </w:rPr>
-        <w:t>Тренды</w:t>
-      </w:r>
-    </w:p>
-    <w:p>
-      <w:pPr>
-        <w:spacing w:before="60" w:after="20" w:line="269" w:lineRule="auto"/>
-        <w:ind w:left="283" w:hanging="198"/>
-        <w:jc w:val="left"/>
-      </w:pPr>
-      <w:r>
-        <w:rPr>
-          <w:rFonts w:ascii="Calibri" w:hAnsi="Calibri" w:cs="Calibri"/>
-          <w:b/>
-          <w:i w:val="0"/>
-          <w:color w:val="2C5F8A"/>
-          <w:sz w:val="21"/>
-        </w:rPr>
-        <w:t xml:space="preserve">◆  </w:t>
-      </w:r>
-      <w:r>
-        <w:rPr>
-          <w:rFonts w:ascii="Calibri" w:hAnsi="Calibri" w:cs="Calibri"/>
-          <w:b w:val="0"/>
-          <w:i w:val="0"/>
-          <w:color w:val="222B36"/>
-          <w:sz w:val="21"/>
-        </w:rPr>
-        <w:t>Обзор рынка логистики (издание Vastgoedmarkt) показывает смену приоритетов. Пустых складов мало в популярных местах (~4–5%), но на периферии их становится больше. Инвесторы больше не гонятся за ростом арендной платы — теперь им важнее надёжный, долгосрочный арендатор. Хороший пример — WDP, одна из крупнейших в Европе компаний-владельцев складов (её акции торгуются на бирже). Раньше она начинала стройку и искала арендатора уже по ходу, а теперь всё чаще находит его заранее, ещё до окончания стройки: доля таких заранее сданных объектов выросла до ~75% (в конце 2024 было ~60%). И почти все её готовые склады заняты — заполняемость ~97,4%. Это признак того, что спрос на склады реальный и устойчивый, а не подогрет ожиданиями.</w:t>
-      </w:r>
-    </w:p>
-    <w:p>
-      <w:pPr>
-        <w:spacing w:before="20" w:after="20" w:line="264" w:lineRule="auto"/>
-        <w:ind w:left="283"/>
-        <w:jc w:val="left"/>
-        <w:shd w:val="clear" w:color="auto" w:fill="E8F0F7"/>
-      </w:pPr>
-      <w:r>
-        <w:rPr>
-          <w:rFonts w:ascii="Calibri" w:hAnsi="Calibri" w:cs="Calibri"/>
-          <w:b/>
-          <w:i w:val="0"/>
-          <w:color w:val="2C5F8A"/>
-          <w:sz w:val="18"/>
-        </w:rPr>
-        <w:t xml:space="preserve">  Почему важно:  </w:t>
-      </w:r>
-      <w:r>
-        <w:rPr>
-          <w:rFonts w:ascii="Calibri" w:hAnsi="Calibri" w:cs="Calibri"/>
-          <w:b w:val="0"/>
-          <w:i w:val="0"/>
-          <w:color w:val="222B36"/>
-          <w:sz w:val="18"/>
-        </w:rPr>
-        <w:t xml:space="preserve">застройщики снижают риск — находят арендатора ещё до постройки. Это признак здорового спроса. На рынке теперь платят премию за длинного надёжного арендатора и хорошее место, а не за сами квадратные метры.  </w:t>
-      </w:r>
-    </w:p>
-    <w:p>
-      <w:pPr>
-        <w:spacing w:before="0" w:after="100" w:line="240" w:lineRule="auto"/>
-        <w:ind w:left="283"/>
-        <w:jc w:val="left"/>
-      </w:pPr>
-      <w:r>
-        <w:rPr>
-          <w:rFonts w:ascii="Calibri" w:hAnsi="Calibri" w:cs="Calibri"/>
-          <w:b w:val="0"/>
-          <w:i/>
-          <w:color w:val="6B7785"/>
-          <w:sz w:val="17"/>
-        </w:rPr>
-        <w:t xml:space="preserve">   📅 2026-06-29   •   Источник: Vastgoedmarkt</w:t>
-      </w:r>
-      <w:r>
-        <w:rPr>
-          <w:rFonts w:ascii="Calibri" w:hAnsi="Calibri" w:cs="Calibri"/>
-          <w:b w:val="0"/>
-          <w:i w:val="0"/>
-          <w:color w:val="6B7785"/>
-          <w:sz w:val="17"/>
-        </w:rPr>
-        <w:t xml:space="preserve">   </w:t>
-      </w:r>
-      <w:hyperlink r:id="rId20">
         <w:r>
           <w:rPr>
             <w:color w:val="1155CC"/>
@@ -1848,7 +846,7 @@
                 <w:color w:val="222B36"/>
                 <w:sz w:val="19"/>
               </w:rPr>
-              <w:t>Главный разрыв недели. Аренда складов (take-up) в первом квартале 2026 выросла на +10,5% за год до ~833 000 м². А вложения в покупку складов рухнули на −60% за год до ~265 млн €. То есть арендаторам склады нужны, а покупатели и продавцы не сходятся в цене — мешают перегрузка сети, дорогая стройка и дорогие кредиты.</w:t>
+              <w:t>Главный разрыв недели: арендаторам склады нужны (аренда за I квартал +10,5% за год, до ~833 000 м²), а покупать их почти перестали — вложения рухнули на −60% за год (до ~265 млн €). Мешают дорогие кредиты, дорогая стройка и нехватка электромощности.</w:t>
             </w:r>
           </w:p>
           <w:p>
@@ -1863,7 +861,7 @@
                 <w:color w:val="6B7785"/>
                 <w:sz w:val="16"/>
               </w:rPr>
-              <w:t>→ это классическая ситуация «бизнес здоров, но сделок нет». Дно по цене складов, скорее всего, близко. Но настоящие скидки появятся не из-за слабого спроса, а когда владельцам с большими долгами придётся продавать при рефинансировании — а это пока только предположение.</w:t>
+              <w:t>→ Бизнес здоров, но сделок нет: покупатели и продавцы не сходятся в цене. Дно по цене складов, скорее всего, близко.</w:t>
             </w:r>
           </w:p>
         </w:tc>
@@ -1902,7 +900,7 @@
                 <w:color w:val="222B36"/>
                 <w:sz w:val="19"/>
               </w:rPr>
-              <w:t>аренда складов в I квартале ~833 000 м² (+10,5% за год); вложения в покупку ~265 млн € (−60% за год)</w:t>
+              <w:t>аренда складов +10,5% за год; вложения в покупку −60% за год</w:t>
             </w:r>
           </w:p>
           <w:p>
@@ -1919,7 +917,7 @@
               </w:rPr>
               <w:t>Cushman &amp; Wakefield Netherlands</w:t>
             </w:r>
-            <w:hyperlink r:id="rId21">
+            <w:hyperlink r:id="rId13">
               <w:r>
                 <w:rPr>
                   <w:color w:val="1155CC"/>
@@ -1959,7 +957,7 @@
                 <w:color w:val="222B36"/>
                 <w:sz w:val="19"/>
               </w:rPr>
-              <w:t>Доходность лучших складов Нидерландов почти два года стоит на месте — около 4,75% (данные CBRE; Savills подтверждает, что рынок успокоился после 3,15% в 2021 году). Cushman &amp; Wakefield даёт 5,0% и лучшую аренду €125 за м² в год. Разница между регионами растёт: топ-локации стабильны, периферия отстаёт.</w:t>
+              <w:t>Акции CTP и WDP — двух крупных владельцев складов по всей Европе — на бирже стоят дешевле, чем сами склады оценены в их отчётности (у CTP — примерно на 21,7% дешевле). Но аналитики банков советуют эти акции покупать и ждут роста примерно на +30%.</w:t>
             </w:r>
           </w:p>
           <w:p>
@@ -1974,7 +972,7 @@
                 <w:color w:val="6B7785"/>
                 <w:sz w:val="16"/>
               </w:rPr>
-              <w:t>→ цену лучших складов оценщики больше не снижают — дно в качественном сегменте, похоже, найдено. Доходность 4,75% против «безрисковых» ~2,98% по гособлигациям даёт запас ~1,75 процентного пункта — премия за риск умеренная. Разница между Randstad и провинциями Брабант/Гелдерланд растёт, там и риск, и возможность.</w:t>
+              <w:t>→ Биржа оценивает склады осторожнее оценщиков — значит, оценки частных складов, возможно, чуть завышены.</w:t>
             </w:r>
           </w:p>
         </w:tc>
@@ -1982,117 +980,6 @@
           <w:tcPr>
             <w:tcW w:type="dxa" w:w="3855"/>
             <w:shd w:val="clear" w:color="auto" w:fill="FFFFFF"/>
-            <w:tcMar>
-              <w:top w:w="80" w:type="dxa"/>
-              <w:bottom w:w="80" w:type="dxa"/>
-              <w:start w:w="140" w:type="dxa"/>
-              <w:end w:w="140" w:type="dxa"/>
-              <w:left w:w="140" w:type="dxa"/>
-              <w:right w:w="140" w:type="dxa"/>
-            </w:tcMar>
-          </w:tcPr>
-          <w:p>
-            <w:pPr>
-              <w:spacing w:after="0"/>
-            </w:pPr>
-            <w:r>
-              <w:rPr>
-                <w:rFonts w:ascii="Calibri" w:hAnsi="Calibri" w:cs="Calibri"/>
-                <w:b/>
-                <w:i w:val="0"/>
-                <w:color w:val="2C5F8A"/>
-                <w:sz w:val="19"/>
-              </w:rPr>
-              <w:t xml:space="preserve">◆ </w:t>
-            </w:r>
-            <w:r>
-              <w:rPr>
-                <w:rFonts w:ascii="Calibri" w:hAnsi="Calibri" w:cs="Calibri"/>
-                <w:b/>
-                <w:i w:val="0"/>
-                <w:color w:val="222B36"/>
-                <w:sz w:val="19"/>
-              </w:rPr>
-              <w:t>доходность лучших складов ~4,75% (не меняется ~2 года); лучшая аренда €125 за м² в год</w:t>
-            </w:r>
-          </w:p>
-          <w:p>
-            <w:pPr>
-              <w:spacing w:before="20" w:after="0"/>
-            </w:pPr>
-            <w:r>
-              <w:rPr>
-                <w:rFonts w:ascii="Calibri" w:hAnsi="Calibri" w:cs="Calibri"/>
-                <w:b w:val="0"/>
-                <w:i/>
-                <w:color w:val="6B7785"/>
-                <w:sz w:val="15"/>
-              </w:rPr>
-              <w:t>CBRE Netherlands / Savills / Cushman &amp; Wakefield</w:t>
-            </w:r>
-            <w:hyperlink r:id="rId22">
-              <w:r>
-                <w:rPr>
-                  <w:color w:val="1155CC"/>
-                  <w:sz w:val="15.0"/>
-                  <w:rFonts w:ascii="Calibri" w:hAnsi="Calibri"/>
-                  <w:u w:val="single"/>
-                </w:rPr>
-                <w:t xml:space="preserve">  ↗</w:t>
-              </w:r>
-            </w:hyperlink>
-          </w:p>
-        </w:tc>
-      </w:tr>
-      <w:tr>
-        <w:tc>
-          <w:tcPr>
-            <w:tcW w:type="dxa" w:w="5669"/>
-            <w:shd w:val="clear" w:color="auto" w:fill="F4F6F8"/>
-            <w:tcMar>
-              <w:top w:w="80" w:type="dxa"/>
-              <w:bottom w:w="80" w:type="dxa"/>
-              <w:start w:w="140" w:type="dxa"/>
-              <w:end w:w="140" w:type="dxa"/>
-              <w:left w:w="140" w:type="dxa"/>
-              <w:right w:w="140" w:type="dxa"/>
-            </w:tcMar>
-          </w:tcPr>
-          <w:p>
-            <w:pPr>
-              <w:spacing w:after="0"/>
-            </w:pPr>
-            <w:r>
-              <w:rPr>
-                <w:rFonts w:ascii="Calibri" w:hAnsi="Calibri" w:cs="Calibri"/>
-                <w:b w:val="0"/>
-                <w:i w:val="0"/>
-                <w:color w:val="222B36"/>
-                <w:sz w:val="19"/>
-              </w:rPr>
-              <w:t>Здесь любопытное расхождение, и его стоит разобрать по шагам. CTP и WDP — две крупные компании, которым принадлежат склады по всей Европе; их акции торгуются на бирже, поэтому по ним видно, как рынок оценивает склады прямо сейчас. Так вот: акции CTP на бирже стоят примерно на 21,7% дешевле, чем сами склады этой компании оценены в её отчётности. Проще говоря, биржа как будто говорит: «склады стоят меньше, чем написано на бумаге». Но аналитики банков с этим не согласны — почти все советуют акции CTP покупать и ждут, что они подорожают примерно на 32% (по WDP — примерно на 21%). А агентства, которые оценивают надёжность компаний как заёмщиков, в мае даже повысили оценку CTP — то есть с точки зрения долгов у складского бизнеса всё в порядке.</w:t>
-            </w:r>
-          </w:p>
-          <w:p>
-            <w:pPr>
-              <w:spacing w:before="20" w:after="0"/>
-            </w:pPr>
-            <w:r>
-              <w:rPr>
-                <w:rFonts w:ascii="Calibri" w:hAnsi="Calibri" w:cs="Calibri"/>
-                <w:b w:val="0"/>
-                <w:i/>
-                <w:color w:val="6B7785"/>
-                <w:sz w:val="16"/>
-              </w:rPr>
-              <w:t>→ биржа оценивает склады дешевле, чем они записаны на бумаге. Значит, к оценкам частных складов стоит относиться осторожнее — возможно, они чуть завышены. А раз надёжность компаний по кредитам выросла, занимать деньги сектору стало дешевле.</w:t>
-            </w:r>
-          </w:p>
-        </w:tc>
-        <w:tc>
-          <w:tcPr>
-            <w:tcW w:type="dxa" w:w="3855"/>
-            <w:shd w:val="clear" w:color="auto" w:fill="F4F6F8"/>
             <w:tcMar>
               <w:top w:w="80" w:type="dxa"/>
               <w:bottom w:w="80" w:type="dxa"/>
@@ -2124,7 +1011,7 @@
                 <w:color w:val="222B36"/>
                 <w:sz w:val="19"/>
               </w:rPr>
-              <w:t>акции CTP на бирже на ~21,7% дешевле, чем склады компании оценены в её отчётности; аналитики ждут роста ~+32%; надёжность компаний по кредитам повышена</w:t>
+              <w:t>акции CTP на ~21,7% дешевле «бумажной» цены складов; аналитики ждут роста ~+30%</w:t>
             </w:r>
           </w:p>
           <w:p>
@@ -2139,9 +1026,9 @@
                 <w:color w:val="6B7785"/>
                 <w:sz w:val="15"/>
               </w:rPr>
-              <w:t>Investing.com / MarketScreener; CTP IR (Moody's)</w:t>
+              <w:t>Investing.com / MarketScreener; CTP IR</w:t>
             </w:r>
-            <w:hyperlink r:id="rId11">
+            <w:hyperlink r:id="rId14">
               <w:r>
                 <w:rPr>
                   <w:color w:val="1155CC"/>
@@ -2184,7 +1071,7 @@
                     <pic:cNvPicPr/>
                   </pic:nvPicPr>
                   <pic:blipFill>
-                    <a:blip r:embed="rId23"/>
+                    <a:blip r:embed="rId15"/>
                     <a:stretch>
                       <a:fillRect/>
                     </a:stretch>
@@ -2216,121 +1103,7 @@
           <w:color w:val="6B7785"/>
           <w:sz w:val="18"/>
         </w:rPr>
-        <w:t>Аренда растёт, а сделок почти нет — дно по цене близко, скидки возможны при рефинансировании.</w:t>
-      </w:r>
-    </w:p>
-    <w:p>
-      <w:pPr>
-        <w:keepNext/>
-        <w:spacing w:before="120" w:after="20"/>
-        <w:jc w:val="center"/>
-      </w:pPr>
-      <w:r>
-        <w:drawing>
-          <wp:inline xmlns:a="http://schemas.openxmlformats.org/drawingml/2006/main" xmlns:pic="http://schemas.openxmlformats.org/drawingml/2006/picture">
-            <wp:extent cx="5903999" cy="2437728"/>
-            <wp:docPr id="3" name="Picture 3"/>
-            <wp:cNvGraphicFramePr>
-              <a:graphicFrameLocks noChangeAspect="1"/>
-            </wp:cNvGraphicFramePr>
-            <a:graphic>
-              <a:graphicData uri="http://schemas.openxmlformats.org/drawingml/2006/picture">
-                <pic:pic>
-                  <pic:nvPicPr>
-                    <pic:cNvPr id="0" name="logistics_yield_vs_riskfree.png"/>
-                    <pic:cNvPicPr/>
-                  </pic:nvPicPr>
-                  <pic:blipFill>
-                    <a:blip r:embed="rId24"/>
-                    <a:stretch>
-                      <a:fillRect/>
-                    </a:stretch>
-                  </pic:blipFill>
-                  <pic:spPr>
-                    <a:xfrm>
-                      <a:off x="0" y="0"/>
-                      <a:ext cx="5903999" cy="2437728"/>
-                    </a:xfrm>
-                    <a:prstGeom prst="rect"/>
-                  </pic:spPr>
-                </pic:pic>
-              </a:graphicData>
-            </a:graphic>
-          </wp:inline>
-        </w:drawing>
-      </w:r>
-    </w:p>
-    <w:p>
-      <w:pPr>
-        <w:spacing w:before="0" w:after="160" w:line="259" w:lineRule="auto"/>
-        <w:jc w:val="center"/>
-      </w:pPr>
-      <w:r>
-        <w:rPr>
-          <w:rFonts w:ascii="Calibri" w:hAnsi="Calibri" w:cs="Calibri"/>
-          <w:b w:val="0"/>
-          <w:i/>
-          <w:color w:val="6B7785"/>
-          <w:sz w:val="18"/>
-        </w:rPr>
-        <w:t>Доходность лучших складов почти два года стоит на месте.</w:t>
-      </w:r>
-    </w:p>
-    <w:p>
-      <w:pPr>
-        <w:keepNext/>
-        <w:spacing w:before="120" w:after="20"/>
-        <w:jc w:val="center"/>
-      </w:pPr>
-      <w:r>
-        <w:drawing>
-          <wp:inline xmlns:a="http://schemas.openxmlformats.org/drawingml/2006/main" xmlns:pic="http://schemas.openxmlformats.org/drawingml/2006/picture">
-            <wp:extent cx="5903999" cy="2426080"/>
-            <wp:docPr id="4" name="Picture 4"/>
-            <wp:cNvGraphicFramePr>
-              <a:graphicFrameLocks noChangeAspect="1"/>
-            </wp:cNvGraphicFramePr>
-            <a:graphic>
-              <a:graphicData uri="http://schemas.openxmlformats.org/drawingml/2006/picture">
-                <pic:pic>
-                  <pic:nvPicPr>
-                    <pic:cNvPr id="0" name="ctp_nta_discount.png"/>
-                    <pic:cNvPicPr/>
-                  </pic:nvPicPr>
-                  <pic:blipFill>
-                    <a:blip r:embed="rId25"/>
-                    <a:stretch>
-                      <a:fillRect/>
-                    </a:stretch>
-                  </pic:blipFill>
-                  <pic:spPr>
-                    <a:xfrm>
-                      <a:off x="0" y="0"/>
-                      <a:ext cx="5903999" cy="2426080"/>
-                    </a:xfrm>
-                    <a:prstGeom prst="rect"/>
-                  </pic:spPr>
-                </pic:pic>
-              </a:graphicData>
-            </a:graphic>
-          </wp:inline>
-        </w:drawing>
-      </w:r>
-    </w:p>
-    <w:p>
-      <w:pPr>
-        <w:spacing w:before="0" w:after="160" w:line="259" w:lineRule="auto"/>
-        <w:jc w:val="center"/>
-      </w:pPr>
-      <w:r>
-        <w:rPr>
-          <w:rFonts w:ascii="Calibri" w:hAnsi="Calibri" w:cs="Calibri"/>
-          <w:b w:val="0"/>
-          <w:i/>
-          <w:color w:val="6B7785"/>
-          <w:sz w:val="18"/>
-        </w:rPr>
-        <w:t>Биржа осторожнее оценщиков — оценки похожих частных складов могут быть завышены.</w:t>
+        <w:t>Аренда растёт, а покупать почти перестали — дно по цене близко.</w:t>
       </w:r>
     </w:p>
     <w:tbl>
@@ -2398,7 +1171,7 @@
                 <w:color w:val="222B36"/>
                 <w:sz w:val="21"/>
               </w:rPr>
-              <w:t>Главная мысль: самый дефицитный ресурс в логистике теперь не земля и не деньги, а электрическая мощность. Спрос на аренду жив (+10,5% за год), доходность лучших складов почти два года стоит на месте (~4,75% — дно качественного сегмента, похоже, найдено), а сделок купли-продажи почти нет (−60%) — но не из-за слабого спроса, а из-за дорогих денег и перегрузки сети. Брокеры хором говорят «логистика дёшева, вырастет на +32%» — здесь стоит быть осторожнее: низкая цена не значит, что появились вынужденные продавцы. Настоящие скидки, если и придут, то с рефинансированием 2026–27 годов, а не от энтузиазма аналитиков. Что может опровергнуть эту мысль: доходность лучших складов уйдёт выше 5,25% или аренда два квартала подряд будет падать. Главный риск: закрытие сети Брабанта расползётся на другие провинции и заморозит стройку шире.</w:t>
+              <w:t>Самый дефицитный ресурс в логистике теперь не деньги, а электрическая мощность. Спрос на аренду жив, цены на лучшие склады почти два года стоят на месте, а сделок мало — но из-за дорогих денег и перегрузки сети, а не из-за слабого спроса.</w:t>
             </w:r>
           </w:p>
         </w:tc>
@@ -2470,7 +1243,7 @@
                 <w:color w:val="222B36"/>
                 <w:sz w:val="20"/>
               </w:rPr>
-              <w:t>30 июля — полугодовой отчёт CTP: сравнение с прогнозами аналитиков переустановит ценовой ориентир для всего сектора складов. И до 1 июля важна дата закрытия сети Брабанта: с этого дня новые подключения на юге уходят в очередь на годы.</w:t>
+              <w:t>30 июля — полугодовой отчёт CTP: он задаст ценовой ориентир для всего сектора складов.</w:t>
             </w:r>
           </w:p>
         </w:tc>
@@ -2587,7 +1360,7 @@
           <w:color w:val="222B36"/>
           <w:sz w:val="21"/>
         </w:rPr>
-        <w:t>Объясним по порядку. Когда компания покупает недвижимость на кредит, она платит банку проценты — и раньше эти проценты целиком уменьшали её налог. С 2019 года действует правило (пришло из ЕС), которое разрешает списывать из налога только часть процентов. Из-за этого налог у таких компаний выше, а покупать недвижимость на заёмные деньги — менее выгодно. Государство собиралось сделать это правило ещё строже для компаний, которые держат недвижимость, но пока приостановило — ждёт общего решения ЕС. Крупнейшая ассоциация риелторов NVM Business 29 июня, наоборот, потребовала правило смягчить, а не ужесточать: иначе вложения в недвижимость будут и дальше буксовать.</w:t>
+        <w:t>Когда компания покупает недвижимость на кредит, с 2019 года она может вычитать из налога только часть процентов по нему (правило ЕС) — из-за этого налог выше, а покупка на заём менее выгодна. Государство хотело ужесточить правило, но приостановило; ассоциация риелторов NVM 29 июня, наоборот, потребовала его смягчить.</w:t>
       </w:r>
     </w:p>
     <w:p>
@@ -2615,7 +1388,7 @@
           <w:color w:val="222B36"/>
           <w:sz w:val="18"/>
         </w:rPr>
-        <w:t xml:space="preserve">из-за этого правила брать кредит на покупку недвижимости невыгодно — налог получается выше. Это тормозит вложения в торговую недвижимость и новую стройку. Пауза с ужесточением — временная передышка, но не отмена.  </w:t>
+        <w:t xml:space="preserve">Дорогой заём тормозит вложения в торговую недвижимость. Пауза с ужесточением — передышка, но не отмена.  </w:t>
       </w:r>
     </w:p>
     <w:p>
@@ -2644,306 +1417,7 @@
         </w:rPr>
         <w:t xml:space="preserve">   </w:t>
       </w:r>
-      <w:hyperlink r:id="rId26">
-        <w:r>
-          <w:rPr>
-            <w:color w:val="1155CC"/>
-            <w:sz w:val="17.0"/>
-            <w:rFonts w:ascii="Calibri" w:hAnsi="Calibri"/>
-            <w:u w:val="single"/>
-          </w:rPr>
-          <w:t xml:space="preserve">ссылка ↗</w:t>
-        </w:r>
-      </w:hyperlink>
-    </w:p>
-    <w:p>
-      <w:pPr>
-        <w:spacing w:before="60" w:after="20" w:line="269" w:lineRule="auto"/>
-        <w:ind w:left="283" w:hanging="198"/>
-        <w:jc w:val="left"/>
-      </w:pPr>
-      <w:r>
-        <w:rPr>
-          <w:rFonts w:ascii="Calibri" w:hAnsi="Calibri" w:cs="Calibri"/>
-          <w:b/>
-          <w:i w:val="0"/>
-          <w:color w:val="2C5F8A"/>
-          <w:sz w:val="21"/>
-        </w:rPr>
-        <w:t xml:space="preserve">◆  </w:t>
-      </w:r>
-      <w:r>
-        <w:rPr>
-          <w:rFonts w:ascii="Calibri" w:hAnsi="Calibri" w:cs="Calibri"/>
-          <w:b w:val="0"/>
-          <w:i w:val="0"/>
-          <w:color w:val="222B36"/>
-          <w:sz w:val="21"/>
-        </w:rPr>
-        <w:t>Владелец торговых центров Eurocommercial Properties (головной офис в Нидерландах, 24 центра в Бельгии, Франции, Италии, Швеции) сообщил: 18,5% акционеров выбрали получить дивиденды новыми акциями, а не деньгами. Итоговый дивиденд — €1,11 на акцию, выплата 2 июля.</w:t>
-      </w:r>
-    </w:p>
-    <w:p>
-      <w:pPr>
-        <w:spacing w:before="20" w:after="20" w:line="264" w:lineRule="auto"/>
-        <w:ind w:left="283"/>
-        <w:jc w:val="left"/>
-        <w:shd w:val="clear" w:color="auto" w:fill="E8F0F7"/>
-      </w:pPr>
-      <w:r>
-        <w:rPr>
-          <w:rFonts w:ascii="Calibri" w:hAnsi="Calibri" w:cs="Calibri"/>
-          <w:b/>
-          <w:i w:val="0"/>
-          <w:color w:val="2C5F8A"/>
-          <w:sz w:val="18"/>
-        </w:rPr>
-        <w:t xml:space="preserve">  Почему важно:  </w:t>
-      </w:r>
-      <w:r>
-        <w:rPr>
-          <w:rFonts w:ascii="Calibri" w:hAnsi="Calibri" w:cs="Calibri"/>
-          <w:b w:val="0"/>
-          <w:i w:val="0"/>
-          <w:color w:val="222B36"/>
-          <w:sz w:val="18"/>
-        </w:rPr>
-        <w:t xml:space="preserve">почти пятая часть акционеров предпочла акции деньгам — значит, часть инвесторов верит в рост бумаги. Осторожно-позитивный сигнал доверия к качественной торговой недвижимости, хотя 81,5% всё же взяли деньги.  </w:t>
-      </w:r>
-    </w:p>
-    <w:p>
-      <w:pPr>
-        <w:spacing w:before="0" w:after="100" w:line="240" w:lineRule="auto"/>
-        <w:ind w:left="283"/>
-        <w:jc w:val="left"/>
-      </w:pPr>
-      <w:r>
-        <w:rPr>
-          <w:rFonts w:ascii="Calibri" w:hAnsi="Calibri" w:cs="Calibri"/>
-          <w:b w:val="0"/>
-          <w:i/>
-          <w:color w:val="6B7785"/>
-          <w:sz w:val="17"/>
-        </w:rPr>
-        <w:t xml:space="preserve">   📅 2026-06-25   •   Источник: Eurocommercial Properties N.V. / GlobeNewswire</w:t>
-      </w:r>
-      <w:r>
-        <w:rPr>
-          <w:rFonts w:ascii="Calibri" w:hAnsi="Calibri" w:cs="Calibri"/>
-          <w:b w:val="0"/>
-          <w:i w:val="0"/>
-          <w:color w:val="6B7785"/>
-          <w:sz w:val="17"/>
-        </w:rPr>
-        <w:t xml:space="preserve">   </w:t>
-      </w:r>
-      <w:hyperlink r:id="rId27">
-        <w:r>
-          <w:rPr>
-            <w:color w:val="1155CC"/>
-            <w:sz w:val="17.0"/>
-            <w:rFonts w:ascii="Calibri" w:hAnsi="Calibri"/>
-            <w:u w:val="single"/>
-          </w:rPr>
-          <w:t xml:space="preserve">ссылка ↗</w:t>
-        </w:r>
-      </w:hyperlink>
-    </w:p>
-    <w:p>
-      <w:pPr>
-        <w:keepNext/>
-        <w:spacing w:before="200" w:after="60" w:line="269" w:lineRule="auto"/>
-        <w:jc w:val="left"/>
-        <w:pBdr>
-          <w:bottom w:val="single" w:sz="6" w:space="2" w:color="D7DEE6"/>
-        </w:pBdr>
-      </w:pPr>
-      <w:r>
-        <w:rPr>
-          <w:rFonts w:ascii="Calibri" w:hAnsi="Calibri" w:cs="Calibri"/>
-          <w:b/>
-          <w:i w:val="0"/>
-          <w:color w:val="8A5510"/>
-          <w:sz w:val="23"/>
-        </w:rPr>
-        <w:t>Тренды</w:t>
-      </w:r>
-    </w:p>
-    <w:p>
-      <w:pPr>
-        <w:spacing w:before="60" w:after="20" w:line="269" w:lineRule="auto"/>
-        <w:ind w:left="283" w:hanging="198"/>
-        <w:jc w:val="left"/>
-      </w:pPr>
-      <w:r>
-        <w:rPr>
-          <w:rFonts w:ascii="Calibri" w:hAnsi="Calibri" w:cs="Calibri"/>
-          <w:b/>
-          <w:i w:val="0"/>
-          <w:color w:val="2C5F8A"/>
-          <w:sz w:val="21"/>
-        </w:rPr>
-        <w:t xml:space="preserve">◆  </w:t>
-      </w:r>
-      <w:r>
-        <w:rPr>
-          <w:rFonts w:ascii="Calibri" w:hAnsi="Calibri" w:cs="Calibri"/>
-          <w:b w:val="0"/>
-          <w:i w:val="0"/>
-          <w:color w:val="222B36"/>
-          <w:sz w:val="21"/>
-        </w:rPr>
-        <w:t>Амстердам остаётся в топ-5 европейских городов по перспективам для инвестиций и застройки (обзор ULI/PwC Emerging Trends 2026). Но настрой сектора сменился с прошлогоднего «осторожного оптимизма» на «прагматизм»: доля тех, кого тревожит деглобализация, удвоилась до 70%. По опросу INREV, европейские инвесторы впервые чуть перевесили в недвижимость (14,1% при цели 13,9%), а самый популярный инструмент — фонды кредитования под недвижимость.</w:t>
-      </w:r>
-    </w:p>
-    <w:p>
-      <w:pPr>
-        <w:spacing w:before="20" w:after="20" w:line="264" w:lineRule="auto"/>
-        <w:ind w:left="283"/>
-        <w:jc w:val="left"/>
-        <w:shd w:val="clear" w:color="auto" w:fill="E8F0F7"/>
-      </w:pPr>
-      <w:r>
-        <w:rPr>
-          <w:rFonts w:ascii="Calibri" w:hAnsi="Calibri" w:cs="Calibri"/>
-          <w:b/>
-          <w:i w:val="0"/>
-          <w:color w:val="2C5F8A"/>
-          <w:sz w:val="18"/>
-        </w:rPr>
-        <w:t xml:space="preserve">  Почему важно:  </w:t>
-      </w:r>
-      <w:r>
-        <w:rPr>
-          <w:rFonts w:ascii="Calibri" w:hAnsi="Calibri" w:cs="Calibri"/>
-          <w:b w:val="0"/>
-          <w:i w:val="0"/>
-          <w:color w:val="222B36"/>
-          <w:sz w:val="18"/>
-        </w:rPr>
-        <w:t xml:space="preserve">деньги из недвижимости не уходят, но инвесторы осторожничают и выбирают долг вместо покупки объектов. Им важнее стабильный доход, чем ставка на рост цены. В такой среде ценится качество места и арендатора.  </w:t>
-      </w:r>
-    </w:p>
-    <w:p>
-      <w:pPr>
-        <w:spacing w:before="0" w:after="100" w:line="240" w:lineRule="auto"/>
-        <w:ind w:left="283"/>
-        <w:jc w:val="left"/>
-      </w:pPr>
-      <w:r>
-        <w:rPr>
-          <w:rFonts w:ascii="Calibri" w:hAnsi="Calibri" w:cs="Calibri"/>
-          <w:b w:val="0"/>
-          <w:i/>
-          <w:color w:val="6B7785"/>
-          <w:sz w:val="17"/>
-        </w:rPr>
-        <w:t xml:space="preserve">   📅 2025-11-01   •   Источник: ULI/PwC Emerging Trends in Real Estate Europe 2026</w:t>
-      </w:r>
-      <w:r>
-        <w:rPr>
-          <w:rFonts w:ascii="Calibri" w:hAnsi="Calibri" w:cs="Calibri"/>
-          <w:b w:val="0"/>
-          <w:i w:val="0"/>
-          <w:color w:val="6B7785"/>
-          <w:sz w:val="17"/>
-        </w:rPr>
-        <w:t xml:space="preserve">   </w:t>
-      </w:r>
-      <w:hyperlink r:id="rId28">
-        <w:r>
-          <w:rPr>
-            <w:color w:val="1155CC"/>
-            <w:sz w:val="17.0"/>
-            <w:rFonts w:ascii="Calibri" w:hAnsi="Calibri"/>
-            <w:u w:val="single"/>
-          </w:rPr>
-          <w:t xml:space="preserve">ссылка ↗</w:t>
-        </w:r>
-      </w:hyperlink>
-    </w:p>
-    <w:p>
-      <w:pPr>
-        <w:spacing w:before="60" w:after="20" w:line="269" w:lineRule="auto"/>
-        <w:ind w:left="283" w:hanging="198"/>
-        <w:jc w:val="left"/>
-      </w:pPr>
-      <w:r>
-        <w:rPr>
-          <w:rFonts w:ascii="Calibri" w:hAnsi="Calibri" w:cs="Calibri"/>
-          <w:b/>
-          <w:i w:val="0"/>
-          <w:color w:val="2C5F8A"/>
-          <w:sz w:val="21"/>
-        </w:rPr>
-        <w:t xml:space="preserve">◆  </w:t>
-      </w:r>
-      <w:r>
-        <w:rPr>
-          <w:rFonts w:ascii="Calibri" w:hAnsi="Calibri" w:cs="Calibri"/>
-          <w:b w:val="0"/>
-          <w:i w:val="0"/>
-          <w:color w:val="222B36"/>
-          <w:sz w:val="21"/>
-        </w:rPr>
-        <w:t>Единственное агентство, которое публично оценивает владельца торговых центров Wereldhave (центры в Нидерландах, Бельгии, Франции; входит в индекс AEX) — Fitch — подтвердило рейтинг на уровне BBB со стабильным прогнозом. Спокойный, но важный сигнал: кредитное здоровье нидерландской торговой недвижимости держится.</w:t>
-      </w:r>
-    </w:p>
-    <w:p>
-      <w:pPr>
-        <w:spacing w:before="20" w:after="20" w:line="264" w:lineRule="auto"/>
-        <w:ind w:left="283"/>
-        <w:jc w:val="left"/>
-        <w:shd w:val="clear" w:color="auto" w:fill="E8F0F7"/>
-      </w:pPr>
-      <w:r>
-        <w:rPr>
-          <w:rFonts w:ascii="Calibri" w:hAnsi="Calibri" w:cs="Calibri"/>
-          <w:b/>
-          <w:i w:val="0"/>
-          <w:color w:val="2C5F8A"/>
-          <w:sz w:val="18"/>
-        </w:rPr>
-        <w:t xml:space="preserve">  Почему важно:  </w:t>
-      </w:r>
-      <w:r>
-        <w:rPr>
-          <w:rFonts w:ascii="Calibri" w:hAnsi="Calibri" w:cs="Calibri"/>
-          <w:b w:val="0"/>
-          <w:i w:val="0"/>
-          <w:color w:val="222B36"/>
-          <w:sz w:val="18"/>
-        </w:rPr>
-        <w:t xml:space="preserve">стоимость долга для сектора не растёт сверх рынка, риск вынужденных распродаж торговых центров снижается. Это косвенный знак: институциональная торговая недвижимость не в кризисе, дешёвых распродаж от паникующих владельцев пока ждать не стоит.  </w:t>
-      </w:r>
-    </w:p>
-    <w:p>
-      <w:pPr>
-        <w:spacing w:before="0" w:after="100" w:line="240" w:lineRule="auto"/>
-        <w:ind w:left="283"/>
-        <w:jc w:val="left"/>
-      </w:pPr>
-      <w:r>
-        <w:rPr>
-          <w:rFonts w:ascii="Calibri" w:hAnsi="Calibri" w:cs="Calibri"/>
-          <w:b w:val="0"/>
-          <w:i/>
-          <w:color w:val="6B7785"/>
-          <w:sz w:val="17"/>
-        </w:rPr>
-        <w:t xml:space="preserve">   📅 2026-05-01   •   Источник: Wereldhave IR — Credit Rating (Fitch)</w:t>
-      </w:r>
-      <w:r>
-        <w:rPr>
-          <w:rFonts w:ascii="Calibri" w:hAnsi="Calibri" w:cs="Calibri"/>
-          <w:b w:val="0"/>
-          <w:i w:val="0"/>
-          <w:color w:val="6B7785"/>
-          <w:sz w:val="17"/>
-        </w:rPr>
-        <w:t xml:space="preserve">   </w:t>
-      </w:r>
-      <w:hyperlink r:id="rId29">
+      <w:hyperlink r:id="rId16">
         <w:r>
           <w:rPr>
             <w:color w:val="1155CC"/>
@@ -3074,7 +1548,7 @@
                 <w:color w:val="222B36"/>
                 <w:sz w:val="19"/>
               </w:rPr>
-              <w:t>Пустых магазинов в Нидерландах стало чуть больше — 7,0% к концу 2025 против 6,7% в начале года (данные Locatus). Прирост меньше, чем в 2024, но уже десятый год подряд число торговых объектов сокращается: с ~207 000 до ~205 000 (−1 600), из них ~14 000 пустуют. Магазинных помещений впервые меньше 80 000 (−26% за 20 лет). Сокращение — целиком из-за закрытия магазинов; кафе, рестораны и услуги стабильны.</w:t>
+              <w:t>Пустых магазинов в Нидерландах стало больше — 7,0% к концу 2025 против 6,7% в начале года (данные Locatus). Уже десятый год подряд число магазинов сокращается; закрываются именно магазины, а кафе и услуги держатся.</w:t>
             </w:r>
           </w:p>
           <w:p>
@@ -3089,7 +1563,7 @@
                 <w:color w:val="6B7785"/>
                 <w:sz w:val="16"/>
               </w:rPr>
-              <w:t>→ офлайн-магазинов год за годом становится меньше. Раньше пустые витрины переделывали в жильё, и это снижало вакантность — теперь тренд развернулся. Слабый стрит-ритейл в центрах отпускает арендаторов, и часть из них переезжает в удобные форматы с парковкой на окраинах.</w:t>
+              <w:t>→ Офлайн-торговля медленно сжимается. Слабые магазины в центрах отпускают арендаторов, часть которых уходит в удобные форматы с парковкой на окраинах.</w:t>
             </w:r>
           </w:p>
         </w:tc>
@@ -3128,7 +1602,7 @@
                 <w:color w:val="222B36"/>
                 <w:sz w:val="19"/>
               </w:rPr>
-              <w:t>пустых магазинов 7,0% на конец 2025 (было 6,7%); всего ~205 000 объектов (−1 600 за год)</w:t>
+              <w:t>пустых магазинов 7,0% (было 6,7%); магазинов всё меньше десятый год подряд</w:t>
             </w:r>
           </w:p>
           <w:p>
@@ -3145,118 +1619,7 @@
               </w:rPr>
               <w:t>Locatus</w:t>
             </w:r>
-            <w:hyperlink r:id="rId30">
-              <w:r>
-                <w:rPr>
-                  <w:color w:val="1155CC"/>
-                  <w:sz w:val="15.0"/>
-                  <w:rFonts w:ascii="Calibri" w:hAnsi="Calibri"/>
-                  <w:u w:val="single"/>
-                </w:rPr>
-                <w:t xml:space="preserve">  ↗</w:t>
-              </w:r>
-            </w:hyperlink>
-          </w:p>
-        </w:tc>
-      </w:tr>
-      <w:tr>
-        <w:tc>
-          <w:tcPr>
-            <w:tcW w:type="dxa" w:w="5669"/>
-            <w:shd w:val="clear" w:color="auto" w:fill="FFFFFF"/>
-            <w:tcMar>
-              <w:top w:w="80" w:type="dxa"/>
-              <w:bottom w:w="80" w:type="dxa"/>
-              <w:start w:w="140" w:type="dxa"/>
-              <w:end w:w="140" w:type="dxa"/>
-              <w:left w:w="140" w:type="dxa"/>
-              <w:right w:w="140" w:type="dxa"/>
-            </w:tcMar>
-          </w:tcPr>
-          <w:p>
-            <w:pPr>
-              <w:spacing w:after="0"/>
-            </w:pPr>
-            <w:r>
-              <w:rPr>
-                <w:rFonts w:ascii="Calibri" w:hAnsi="Calibri" w:cs="Calibri"/>
-                <w:b w:val="0"/>
-                <w:i w:val="0"/>
-                <w:color w:val="222B36"/>
-                <w:sz w:val="19"/>
-              </w:rPr>
-              <w:t>Официальный индекс цен коммерческой недвижимости (CBS/Kadaster — офисы, склады, магазины, аренда жилья) обновили до первого квартала 2026 (публикация 16 июня). Конкретные числа пока только в Excel-выгрузке, а ряд с 2023 года помечен как «в разработке». Но само квартальное обновление единственного официального индекса цен показывает, что государство следит за сектором.</w:t>
-            </w:r>
-          </w:p>
-          <w:p>
-            <w:pPr>
-              <w:spacing w:before="20" w:after="0"/>
-            </w:pPr>
-            <w:r>
-              <w:rPr>
-                <w:rFonts w:ascii="Calibri" w:hAnsi="Calibri" w:cs="Calibri"/>
-                <w:b w:val="0"/>
-                <w:i/>
-                <w:color w:val="6B7785"/>
-                <w:sz w:val="16"/>
-              </w:rPr>
-              <w:t>→ появляется независимый от брокеров ориентир по ценам. Это ценный нейтральный источник, чтобы проверять оценки риелторов, — но пока числа закрыты, его роль ограничена.</w:t>
-            </w:r>
-          </w:p>
-        </w:tc>
-        <w:tc>
-          <w:tcPr>
-            <w:tcW w:type="dxa" w:w="3855"/>
-            <w:shd w:val="clear" w:color="auto" w:fill="FFFFFF"/>
-            <w:tcMar>
-              <w:top w:w="80" w:type="dxa"/>
-              <w:bottom w:w="80" w:type="dxa"/>
-              <w:start w:w="140" w:type="dxa"/>
-              <w:end w:w="140" w:type="dxa"/>
-              <w:left w:w="140" w:type="dxa"/>
-              <w:right w:w="140" w:type="dxa"/>
-            </w:tcMar>
-          </w:tcPr>
-          <w:p>
-            <w:pPr>
-              <w:spacing w:after="0"/>
-            </w:pPr>
-            <w:r>
-              <w:rPr>
-                <w:rFonts w:ascii="Calibri" w:hAnsi="Calibri" w:cs="Calibri"/>
-                <w:b/>
-                <w:i w:val="0"/>
-                <w:color w:val="2C5F8A"/>
-                <w:sz w:val="19"/>
-              </w:rPr>
-              <w:t xml:space="preserve">◆ </w:t>
-            </w:r>
-            <w:r>
-              <w:rPr>
-                <w:rFonts w:ascii="Calibri" w:hAnsi="Calibri" w:cs="Calibri"/>
-                <w:b/>
-                <w:i w:val="0"/>
-                <w:color w:val="222B36"/>
-                <w:sz w:val="19"/>
-              </w:rPr>
-              <w:t>официальный индекс цен коммерческой недвижимости (CBS) обновлён до I квартала 2026 (16 июня)</w:t>
-            </w:r>
-          </w:p>
-          <w:p>
-            <w:pPr>
-              <w:spacing w:before="20" w:after="0"/>
-            </w:pPr>
-            <w:r>
-              <w:rPr>
-                <w:rFonts w:ascii="Calibri" w:hAnsi="Calibri" w:cs="Calibri"/>
-                <w:b w:val="0"/>
-                <w:i/>
-                <w:color w:val="6B7785"/>
-                <w:sz w:val="15"/>
-              </w:rPr>
-              <w:t>CBS (Prijsindices commercieel vastgoed)</w:t>
-            </w:r>
-            <w:hyperlink r:id="rId31">
+            <w:hyperlink r:id="rId17">
               <w:r>
                 <w:rPr>
                   <w:color w:val="1155CC"/>
@@ -3276,63 +1639,6 @@
         <w:spacing w:before="0" w:after="40" w:line="269" w:lineRule="auto"/>
         <w:jc w:val="left"/>
       </w:pPr>
-    </w:p>
-    <w:p>
-      <w:pPr>
-        <w:keepNext/>
-        <w:spacing w:before="120" w:after="20"/>
-        <w:jc w:val="center"/>
-      </w:pPr>
-      <w:r>
-        <w:drawing>
-          <wp:inline xmlns:a="http://schemas.openxmlformats.org/drawingml/2006/main" xmlns:pic="http://schemas.openxmlformats.org/drawingml/2006/picture">
-            <wp:extent cx="5903999" cy="2803003"/>
-            <wp:docPr id="5" name="Picture 5"/>
-            <wp:cNvGraphicFramePr>
-              <a:graphicFrameLocks noChangeAspect="1"/>
-            </wp:cNvGraphicFramePr>
-            <a:graphic>
-              <a:graphicData uri="http://schemas.openxmlformats.org/drawingml/2006/picture">
-                <pic:pic>
-                  <pic:nvPicPr>
-                    <pic:cNvPr id="0" name="retail_vacancy_trend.png"/>
-                    <pic:cNvPicPr/>
-                  </pic:nvPicPr>
-                  <pic:blipFill>
-                    <a:blip r:embed="rId32"/>
-                    <a:stretch>
-                      <a:fillRect/>
-                    </a:stretch>
-                  </pic:blipFill>
-                  <pic:spPr>
-                    <a:xfrm>
-                      <a:off x="0" y="0"/>
-                      <a:ext cx="5903999" cy="2803003"/>
-                    </a:xfrm>
-                    <a:prstGeom prst="rect"/>
-                  </pic:spPr>
-                </pic:pic>
-              </a:graphicData>
-            </a:graphic>
-          </wp:inline>
-        </w:drawing>
-      </w:r>
-    </w:p>
-    <w:p>
-      <w:pPr>
-        <w:spacing w:before="0" w:after="160" w:line="259" w:lineRule="auto"/>
-        <w:jc w:val="center"/>
-      </w:pPr>
-      <w:r>
-        <w:rPr>
-          <w:rFonts w:ascii="Calibri" w:hAnsi="Calibri" w:cs="Calibri"/>
-          <w:b w:val="0"/>
-          <w:i/>
-          <w:color w:val="6B7785"/>
-          <w:sz w:val="18"/>
-        </w:rPr>
-        <w:t>Арендаторы уходят из центров в удобные форматы на окраинах.</w:t>
-      </w:r>
     </w:p>
     <w:tbl>
       <w:tblPr>
@@ -3399,7 +1705,7 @@
                 <w:color w:val="222B36"/>
                 <w:sz w:val="21"/>
               </w:rPr>
-              <w:t>Главная мысль: торговая недвижимость Нидерландов не в кризисе, но идёт тихая сортировка — деньги уходят от «квадратных метров» к стабильному доходу и хорошему месту. Пустых магазинов медленно становится больше (7,0% против 6,7%), десятый год подряд магазинов меньше, но кредитное здоровье сектора стабильно (Wereldhave BBB). Инвесторы осторожны и выбирают долг вместо покупки. Аналитики смотрят на сектор нейтрально — без явного повода переоценка вряд ли случится. Что может опровергнуть: вакантность магазинов прыгнет выше 8% за год или второй крупный владелец торговых центров получит понижение рейтинга. Главный риск: налоговые изменения (earningsstripping и box 3) ударят по владельцам с большими долгами.</w:t>
+              <w:t>Торговая недвижимость не в кризисе, но идёт тихая сортировка: деньги уходят от «квадратных метров» к стабильному доходу и хорошему месту. Главный риск — налоговое давление на владельцев с большими долгами.</w:t>
             </w:r>
           </w:p>
         </w:tc>
@@ -3408,78 +1714,6 @@
     <w:p>
       <w:pPr>
         <w:spacing w:before="0" w:after="120" w:line="269" w:lineRule="auto"/>
-        <w:jc w:val="left"/>
-      </w:pPr>
-    </w:p>
-    <w:tbl>
-      <w:tblPr>
-        <w:tblW w:type="auto" w:w="0"/>
-        <w:tblLayout w:type="fixed"/>
-        <w:tblLook w:firstColumn="1" w:firstRow="1" w:lastColumn="0" w:lastRow="0" w:noHBand="0" w:noVBand="1" w:val="04A0"/>
-        <w:tblBorders>
-          <w:top w:val="none" w:sz="0"/>
-          <w:left w:val="none" w:sz="0"/>
-          <w:bottom w:val="none" w:sz="0"/>
-          <w:right w:val="none" w:sz="0"/>
-          <w:insideH w:val="none" w:sz="0"/>
-          <w:insideV w:val="none" w:sz="0"/>
-        </w:tblBorders>
-        <w:tblW w:type="dxa" w:w="9525"/>
-      </w:tblPr>
-      <w:tblGrid>
-        <w:gridCol w:w="9972"/>
-      </w:tblGrid>
-      <w:tr>
-        <w:trPr>
-          <w:cantSplit/>
-        </w:trPr>
-        <w:tc>
-          <w:tcPr>
-            <w:tcW w:type="dxa" w:w="9524"/>
-            <w:shd w:val="clear" w:color="auto" w:fill="FFF6E5"/>
-            <w:tcMar>
-              <w:top w:w="100" w:type="dxa"/>
-              <w:bottom w:w="100" w:type="dxa"/>
-              <w:start w:w="220" w:type="dxa"/>
-              <w:end w:w="220" w:type="dxa"/>
-              <w:left w:w="220" w:type="dxa"/>
-              <w:right w:w="220" w:type="dxa"/>
-            </w:tcMar>
-            <w:tcBorders>
-              <w:left w:val="single" w:sz="30" w:space="0" w:color="C0791C"/>
-            </w:tcBorders>
-          </w:tcPr>
-          <w:p>
-            <w:pPr>
-              <w:spacing w:after="0" w:line="264" w:lineRule="auto"/>
-            </w:pPr>
-            <w:r>
-              <w:rPr>
-                <w:rFonts w:ascii="Calibri" w:hAnsi="Calibri" w:cs="Calibri"/>
-                <w:b/>
-                <w:i w:val="0"/>
-                <w:color w:val="8A5510"/>
-                <w:sz w:val="18"/>
-              </w:rPr>
-              <w:t xml:space="preserve">👁  ЗА ЧЕМ СЛЕДИТЬ.  </w:t>
-            </w:r>
-            <w:r>
-              <w:rPr>
-                <w:rFonts w:ascii="Calibri" w:hAnsi="Calibri" w:cs="Calibri"/>
-                <w:b w:val="0"/>
-                <w:i w:val="0"/>
-                <w:color w:val="222B36"/>
-                <w:sz w:val="20"/>
-              </w:rPr>
-              <w:t>Сентябрьский бюджетный день (Prinsjesdag) и общее решение ЕС по earningsstripping определят, ужесточат ли вычет процентов для компаний, владеющих недвижимостью. Это ключевой вопрос для тех, кто держит недвижимость на кредиты через компанию (BV).</w:t>
-            </w:r>
-          </w:p>
-        </w:tc>
-      </w:tr>
-    </w:tbl>
-    <w:p>
-      <w:pPr>
-        <w:spacing w:before="0" w:after="160" w:line="269" w:lineRule="auto"/>
         <w:jc w:val="left"/>
       </w:pPr>
     </w:p>
@@ -3588,7 +1822,7 @@
           <w:color w:val="222B36"/>
           <w:sz w:val="21"/>
         </w:rPr>
-        <w:t>Сенат 23 июня поимённым голосованием одобрил «Закон об усилении госрегулирования жилстроя» (Wet versterking regie volkshuisvesting). Государство, провинции и муниципалитеты снова получают право решать, сколько, где и для кого строить. Главное правило: 2/3 нового жилья должно быть доступным (аренда и покупка), из них 30% — социальная аренда. Большинство норм вступает в силу с 1 июля.</w:t>
+        <w:t>Готовится налог box 3, при котором сдачу жилья будут облагать по реальному доходу от аренды и по подорожанию при продаже, а не по «придуманной» доходности, как сейчас (старт планово с 2028). 30 июня верхняя палата парламента отложила решение; голосование по спорным пунктам — 7 июля.</w:t>
       </w:r>
     </w:p>
     <w:p>
@@ -3616,100 +1850,7 @@
           <w:color w:val="222B36"/>
           <w:sz w:val="18"/>
         </w:rPr>
-        <w:t xml:space="preserve">государство возвращает себе управление стройкой и вводит квоту на доступное жильё. Из-за этого новые проекты становятся менее прибыльными, а выбор, что строить, у застройщиков сужается. Для частных арендодателей это давление на предложение свободного (нерегулируемого) жилья.  </w:t>
-      </w:r>
-    </w:p>
-    <w:p>
-      <w:pPr>
-        <w:spacing w:before="0" w:after="100" w:line="240" w:lineRule="auto"/>
-        <w:ind w:left="283"/>
-        <w:jc w:val="left"/>
-      </w:pPr>
-      <w:r>
-        <w:rPr>
-          <w:rFonts w:ascii="Calibri" w:hAnsi="Calibri" w:cs="Calibri"/>
-          <w:b w:val="0"/>
-          <w:i/>
-          <w:color w:val="6B7785"/>
-          <w:sz w:val="17"/>
-        </w:rPr>
-        <w:t xml:space="preserve">   📅 2026-06-23   •   Источник: Eerste Kamer / Rijksoverheid</w:t>
-      </w:r>
-      <w:r>
-        <w:rPr>
-          <w:rFonts w:ascii="Calibri" w:hAnsi="Calibri" w:cs="Calibri"/>
-          <w:b w:val="0"/>
-          <w:i w:val="0"/>
-          <w:color w:val="6B7785"/>
-          <w:sz w:val="17"/>
-        </w:rPr>
-        <w:t xml:space="preserve">   </w:t>
-      </w:r>
-      <w:hyperlink r:id="rId33">
-        <w:r>
-          <w:rPr>
-            <w:color w:val="1155CC"/>
-            <w:sz w:val="17.0"/>
-            <w:rFonts w:ascii="Calibri" w:hAnsi="Calibri"/>
-            <w:u w:val="single"/>
-          </w:rPr>
-          <w:t xml:space="preserve">ссылка ↗</w:t>
-        </w:r>
-      </w:hyperlink>
-    </w:p>
-    <w:p>
-      <w:pPr>
-        <w:spacing w:before="60" w:after="20" w:line="269" w:lineRule="auto"/>
-        <w:ind w:left="283" w:hanging="198"/>
-        <w:jc w:val="left"/>
-      </w:pPr>
-      <w:r>
-        <w:rPr>
-          <w:rFonts w:ascii="Calibri" w:hAnsi="Calibri" w:cs="Calibri"/>
-          <w:b/>
-          <w:i w:val="0"/>
-          <w:color w:val="B03A3A"/>
-          <w:sz w:val="21"/>
-        </w:rPr>
-        <w:t xml:space="preserve">▼  </w:t>
-      </w:r>
-      <w:r>
-        <w:rPr>
-          <w:rFonts w:ascii="Calibri" w:hAnsi="Calibri" w:cs="Calibri"/>
-          <w:b w:val="0"/>
-          <w:i w:val="0"/>
-          <w:color w:val="222B36"/>
-          <w:sz w:val="21"/>
-        </w:rPr>
-        <w:t>Сенат 30 июня отложил голосование по «Закону о реальном доходе box 3» (переход от налога с придуманной, «фиктивной» доходности к налогу с фактического дохода; старт планово с 2028). По предложению фракции GroenLinks-PvdA ждут обещанную правительством новеллу. Голосование по четырём поправкам назначено на 7 июля. Парламент критиковал идею облагать налогом ещё не полученную прибыль (рост цены до продажи); правительство боится дыры в бюджете ~2,4 млрд € в год с 2028, если закон провалится.</w:t>
-      </w:r>
-    </w:p>
-    <w:p>
-      <w:pPr>
-        <w:spacing w:before="20" w:after="20" w:line="264" w:lineRule="auto"/>
-        <w:ind w:left="283"/>
-        <w:jc w:val="left"/>
-        <w:shd w:val="clear" w:color="auto" w:fill="FBEAEA"/>
-      </w:pPr>
-      <w:r>
-        <w:rPr>
-          <w:rFonts w:ascii="Calibri" w:hAnsi="Calibri" w:cs="Calibri"/>
-          <w:b/>
-          <w:i w:val="0"/>
-          <w:color w:val="B03A3A"/>
-          <w:sz w:val="18"/>
-        </w:rPr>
-        <w:t xml:space="preserve">  Почему важно:  </w:t>
-      </w:r>
-      <w:r>
-        <w:rPr>
-          <w:rFonts w:ascii="Calibri" w:hAnsi="Calibri" w:cs="Calibri"/>
-          <w:b w:val="0"/>
-          <w:i w:val="0"/>
-          <w:color w:val="222B36"/>
-          <w:sz w:val="18"/>
-        </w:rPr>
-        <w:t xml:space="preserve">налог для частных арендодателей может смениться с придуманной доходности на реальный доход от аренды плюс налог с подорожания при продаже. Из-за этого чистая доходность сдачи жилья (особенно через компанию BV) снижается. Часть частных владельцев может начать выходить из рынка к 2027–28 годам, добавив предложения. Проще говоря: платить будут с реального дохода от аренды каждый год, а с подорожания — при продаже.  </w:t>
+        <w:t xml:space="preserve">Чистая доходность сдачи жилья (особенно через компанию BV) снизится. Часть частных арендодателей может начать выходить из рынка к 2027–28 годам.  </w:t>
       </w:r>
     </w:p>
     <w:p>
@@ -3738,7 +1879,7 @@
         </w:rPr>
         <w:t xml:space="preserve">   </w:t>
       </w:r>
-      <w:hyperlink r:id="rId13">
+      <w:hyperlink r:id="rId18">
         <w:r>
           <w:rPr>
             <w:color w:val="1155CC"/>
@@ -3794,7 +1935,7 @@
           <w:color w:val="222B36"/>
           <w:sz w:val="21"/>
         </w:rPr>
-        <w:t>Правительство 26 июня представило «азотный» пакет на ~20 млрд €, чтобы снять страну с «азотного замка» и вернуть место под стройку. Главное для застройки: вводится математический порог выбросов (rekenkundige ondergrens) — проекты с очень маленькими выбросами азота освобождают от природоохранного разрешения. По оценке Bouwend Nederland, из-за азота под угрозой сейчас ~244 000 домов. Проекты с малыми выбросами снова станут возможны к концу 2027, а законопроект уйдёт в парламент только в октябре.</w:t>
+        <w:t>Правительство 26 июня представило «азотный» пакет на ~20 млрд €, чтобы снова разрешить стройку, застрявшую из-за норм по выбросам азота. Проекты с малыми выбросами освободят от лишних разрешений; под угрозой из-за азота ~244 000 домов.</w:t>
       </w:r>
     </w:p>
     <w:p>
@@ -3822,7 +1963,7 @@
           <w:color w:val="222B36"/>
           <w:sz w:val="18"/>
         </w:rPr>
-        <w:t xml:space="preserve">«азотный замок» годами блокировал разрешения на стройку. Пакет обещает разблокировать заметную часть жилищных проектов — но это перспектива с юридическими рисками и задержкой (закон только в октябре, эффект к концу 2027), а не сегодняшняя определённость. Проще говоря: «азотный замок» — это когда стройку нельзя начать, пока не докажешь, что не превысишь норму выбросов.  </w:t>
+        <w:t xml:space="preserve">Это разблокирует заметную часть жилищной стройки — но не сейчас: закон уходит в парламент только в октябре, эффект ждут к концу 2027 года.  </w:t>
       </w:r>
     </w:p>
     <w:p>
@@ -3851,7 +1992,7 @@
         </w:rPr>
         <w:t xml:space="preserve">   </w:t>
       </w:r>
-      <w:hyperlink r:id="rId15">
+      <w:hyperlink r:id="rId19">
         <w:r>
           <w:rPr>
             <w:color w:val="1155CC"/>
@@ -3887,7 +2028,7 @@
           <w:color w:val="222B36"/>
           <w:sz w:val="21"/>
         </w:rPr>
-        <w:t>Крупнейший фонд арендного жилья Нидерландов Vesteda (~28 000 квартир, ~10,8 млрд €) 26 июня подвёл итог заявок на выкуп паёв — 765 млн €. Это впятеро меньше предварительных 4,1 млрд €, поданных в марте. Условия фонда изменили: выйти теперь можно раз в год (было раз в 7 лет), и не более 7,5% капитала в год. Контекст: с марта у Vesteda рейтинг S&amp;P понижен до BBB с негативным прогнозом.</w:t>
+        <w:t>Крупнейший фонд арендного жилья Vesteda боялся, что инвесторы начнут массово забирать деньги. В марте заявок было на 4,1 млрд €, но в итоге забрали лишь 765 млн € — в пять раз меньше.</w:t>
       </w:r>
     </w:p>
     <w:p>
@@ -3915,7 +2056,7 @@
           <w:color w:val="222B36"/>
           <w:sz w:val="18"/>
         </w:rPr>
-        <w:t xml:space="preserve">главный страх рынка — что институциональные инвесторы побегут из арендного жилья — не подтвердился. Заявки на выход схлопнулись впятеро. Значит, крупные деньги придерживают, а не бегут, и обвала цен на арендные портфели ждать не стоит. Для частных арендодателей это снимает риск массовой распродажи, которая давила бы цены вниз.  </w:t>
+        <w:t xml:space="preserve">Крупные деньги остаются в арендном жилье, а не бегут — обвала цен на арендные портфели ждать не стоит.  </w:t>
       </w:r>
     </w:p>
     <w:p>
@@ -3944,213 +2085,7 @@
         </w:rPr>
         <w:t xml:space="preserve">   </w:t>
       </w:r>
-      <w:hyperlink r:id="rId14">
-        <w:r>
-          <w:rPr>
-            <w:color w:val="1155CC"/>
-            <w:sz w:val="17.0"/>
-            <w:rFonts w:ascii="Calibri" w:hAnsi="Calibri"/>
-            <w:u w:val="single"/>
-          </w:rPr>
-          <w:t xml:space="preserve">ссылка ↗</w:t>
-        </w:r>
-      </w:hyperlink>
-    </w:p>
-    <w:p>
-      <w:pPr>
-        <w:spacing w:before="60" w:after="20" w:line="269" w:lineRule="auto"/>
-        <w:ind w:left="283" w:hanging="198"/>
-        <w:jc w:val="left"/>
-      </w:pPr>
-      <w:r>
-        <w:rPr>
-          <w:rFonts w:ascii="Calibri" w:hAnsi="Calibri" w:cs="Calibri"/>
-          <w:b/>
-          <w:i w:val="0"/>
-          <w:color w:val="2C5F8A"/>
-          <w:sz w:val="21"/>
-        </w:rPr>
-        <w:t xml:space="preserve">◆  </w:t>
-      </w:r>
-      <w:r>
-        <w:rPr>
-          <w:rFonts w:ascii="Calibri" w:hAnsi="Calibri" w:cs="Calibri"/>
-          <w:b w:val="0"/>
-          <w:i w:val="0"/>
-          <w:color w:val="222B36"/>
-          <w:sz w:val="21"/>
-        </w:rPr>
-        <w:t>Инициативный закон депутата Беккерман (SP) о поддержке жилищных кооперативов Вторая палата приняла 30 июня почти единогласно (против — 1 голос). Вводятся два типа кооперативов: коллективная аренда и коллективная собственность. Дальше — Сенат.</w:t>
-      </w:r>
-    </w:p>
-    <w:p>
-      <w:pPr>
-        <w:spacing w:before="20" w:after="20" w:line="264" w:lineRule="auto"/>
-        <w:ind w:left="283"/>
-        <w:jc w:val="left"/>
-        <w:shd w:val="clear" w:color="auto" w:fill="E8F0F7"/>
-      </w:pPr>
-      <w:r>
-        <w:rPr>
-          <w:rFonts w:ascii="Calibri" w:hAnsi="Calibri" w:cs="Calibri"/>
-          <w:b/>
-          <w:i w:val="0"/>
-          <w:color w:val="2C5F8A"/>
-          <w:sz w:val="18"/>
-        </w:rPr>
-        <w:t xml:space="preserve">  Почему важно:  </w:t>
-      </w:r>
-      <w:r>
-        <w:rPr>
-          <w:rFonts w:ascii="Calibri" w:hAnsi="Calibri" w:cs="Calibri"/>
-          <w:b w:val="0"/>
-          <w:i w:val="0"/>
-          <w:color w:val="222B36"/>
-          <w:sz w:val="18"/>
-        </w:rPr>
-        <w:t xml:space="preserve">закон облегчает коллективное жильё — появляется новая ниша между социальной арендой и частным рынком. Для частных арендодателей доступного сегмента это ещё один конкурент за арендатора в будущем.  </w:t>
-      </w:r>
-    </w:p>
-    <w:p>
-      <w:pPr>
-        <w:spacing w:before="0" w:after="100" w:line="240" w:lineRule="auto"/>
-        <w:ind w:left="283"/>
-        <w:jc w:val="left"/>
-      </w:pPr>
-      <w:r>
-        <w:rPr>
-          <w:rFonts w:ascii="Calibri" w:hAnsi="Calibri" w:cs="Calibri"/>
-          <w:b w:val="0"/>
-          <w:i/>
-          <w:color w:val="6B7785"/>
-          <w:sz w:val="17"/>
-        </w:rPr>
-        <w:t xml:space="preserve">   📅 2026-06-30   •   Источник: Eerste Kamer / Tweede Kamer</w:t>
-      </w:r>
-      <w:r>
-        <w:rPr>
-          <w:rFonts w:ascii="Calibri" w:hAnsi="Calibri" w:cs="Calibri"/>
-          <w:b w:val="0"/>
-          <w:i w:val="0"/>
-          <w:color w:val="6B7785"/>
-          <w:sz w:val="17"/>
-        </w:rPr>
-        <w:t xml:space="preserve">   </w:t>
-      </w:r>
-      <w:hyperlink r:id="rId34">
-        <w:r>
-          <w:rPr>
-            <w:color w:val="1155CC"/>
-            <w:sz w:val="17.0"/>
-            <w:rFonts w:ascii="Calibri" w:hAnsi="Calibri"/>
-            <w:u w:val="single"/>
-          </w:rPr>
-          <w:t xml:space="preserve">ссылка ↗</w:t>
-        </w:r>
-      </w:hyperlink>
-    </w:p>
-    <w:p>
-      <w:pPr>
-        <w:keepNext/>
-        <w:spacing w:before="200" w:after="60" w:line="269" w:lineRule="auto"/>
-        <w:jc w:val="left"/>
-        <w:pBdr>
-          <w:bottom w:val="single" w:sz="6" w:space="2" w:color="D7DEE6"/>
-        </w:pBdr>
-      </w:pPr>
-      <w:r>
-        <w:rPr>
-          <w:rFonts w:ascii="Calibri" w:hAnsi="Calibri" w:cs="Calibri"/>
-          <w:b/>
-          <w:i w:val="0"/>
-          <w:color w:val="105A4C"/>
-          <w:sz w:val="23"/>
-        </w:rPr>
-        <w:t>Тренды</w:t>
-      </w:r>
-    </w:p>
-    <w:p>
-      <w:pPr>
-        <w:spacing w:before="60" w:after="20" w:line="269" w:lineRule="auto"/>
-        <w:ind w:left="283" w:hanging="198"/>
-        <w:jc w:val="left"/>
-      </w:pPr>
-      <w:r>
-        <w:rPr>
-          <w:rFonts w:ascii="Calibri" w:hAnsi="Calibri" w:cs="Calibri"/>
-          <w:b/>
-          <w:i w:val="0"/>
-          <w:color w:val="B03A3A"/>
-          <w:sz w:val="21"/>
-        </w:rPr>
-        <w:t xml:space="preserve">▼  </w:t>
-      </w:r>
-      <w:r>
-        <w:rPr>
-          <w:rFonts w:ascii="Calibri" w:hAnsi="Calibri" w:cs="Calibri"/>
-          <w:b w:val="0"/>
-          <w:i w:val="0"/>
-          <w:color w:val="222B36"/>
-          <w:sz w:val="21"/>
-        </w:rPr>
-        <w:t>Ценовое ралли на жильё в Нидерландах заканчивается — сходятся три независимых прогноза. Rabobank (9 июня): цены +2,8% в 2026 и +2,0% в 2027, число сделок падает с 239 тыс. до 227 и 200 тыс. ABN AMRO (апрель): +3% и +4% по ценам, −3%/−4% по сделкам. DNB (12 июня): +3–4% в год в 2026–2028. Университет TU Delft присвоил рынку статус «жёлтый уровень» (code geel) — первые признаки охлаждения: переплата сверх запросной цены упала с 5,7% до 3,7%.</w:t>
-      </w:r>
-    </w:p>
-    <w:p>
-      <w:pPr>
-        <w:spacing w:before="20" w:after="20" w:line="264" w:lineRule="auto"/>
-        <w:ind w:left="283"/>
-        <w:jc w:val="left"/>
-        <w:shd w:val="clear" w:color="auto" w:fill="FBEAEA"/>
-      </w:pPr>
-      <w:r>
-        <w:rPr>
-          <w:rFonts w:ascii="Calibri" w:hAnsi="Calibri" w:cs="Calibri"/>
-          <w:b/>
-          <w:i w:val="0"/>
-          <w:color w:val="B03A3A"/>
-          <w:sz w:val="18"/>
-        </w:rPr>
-        <w:t xml:space="preserve">  Почему важно:  </w:t>
-      </w:r>
-      <w:r>
-        <w:rPr>
-          <w:rFonts w:ascii="Calibri" w:hAnsi="Calibri" w:cs="Calibri"/>
-          <w:b w:val="0"/>
-          <w:i w:val="0"/>
-          <w:color w:val="222B36"/>
-          <w:sz w:val="18"/>
-        </w:rPr>
-        <w:t xml:space="preserve">три банка и университет независимо друг от друга видят охлаждение цен и сделок. Это не случайный всплеск, а согласованный разворот темпа роста. Окно продажи «на пике» сужается, а рост цен замедляется. Арендный доход теперь важнее ставки на подорожание.  </w:t>
-      </w:r>
-    </w:p>
-    <w:p>
-      <w:pPr>
-        <w:spacing w:before="0" w:after="100" w:line="240" w:lineRule="auto"/>
-        <w:ind w:left="283"/>
-        <w:jc w:val="left"/>
-      </w:pPr>
-      <w:r>
-        <w:rPr>
-          <w:rFonts w:ascii="Calibri" w:hAnsi="Calibri" w:cs="Calibri"/>
-          <w:b w:val="0"/>
-          <w:i/>
-          <w:color w:val="6B7785"/>
-          <w:sz w:val="17"/>
-        </w:rPr>
-        <w:t xml:space="preserve">   📅 2026-06-09   •   Источник: RaboResearch / ABN AMRO / DNB / TU Delft</w:t>
-      </w:r>
-      <w:r>
-        <w:rPr>
-          <w:rFonts w:ascii="Calibri" w:hAnsi="Calibri" w:cs="Calibri"/>
-          <w:b w:val="0"/>
-          <w:i w:val="0"/>
-          <w:color w:val="6B7785"/>
-          <w:sz w:val="17"/>
-        </w:rPr>
-        <w:t xml:space="preserve">   </w:t>
-      </w:r>
-      <w:hyperlink r:id="rId35">
+      <w:hyperlink r:id="rId20">
         <w:r>
           <w:rPr>
             <w:color w:val="1155CC"/>
@@ -4281,7 +2216,7 @@
                 <w:color w:val="222B36"/>
                 <w:sz w:val="19"/>
               </w:rPr>
-              <w:t>Рынок жилья остывает, но не падает. Существующие дома в мае стоили на +4,4% дороже, чем год назад (в апреле было +4,3%), и на +0,6% дороже, чем месяцем ранее. Средняя цена сделки — €487 383 (CBS/Kadaster, публикация 22 июня). При этом сделок в мае меньше: 19 120 (−2,5% за год). Рост цен при падении числа сделок — признак нехватки предложения.</w:t>
+              <w:t>Рынок жилья остывает, но не падает. В мае дома стоили на +4,4% дороже, чем год назад (средняя цена €487 383), но сделок стало меньше (−2,5% за год). Банки прогнозируют замедление роста цен до +2,8–4% в год.</w:t>
             </w:r>
           </w:p>
           <w:p>
@@ -4296,7 +2231,7 @@
                 <w:color w:val="6B7785"/>
                 <w:sz w:val="16"/>
               </w:rPr>
-              <w:t>→ рынок сжимается по объёму, но дефицит жилья держит цены. Продавать становится дольше, а долгосрочная ставка на нехватку жилья остаётся в силе.</w:t>
+              <w:t>→ Дефицит жилья держит цены, но продавать становится дольше, а рост замедляется. Ставка на подорожание слабеет, важнее арендный доход.</w:t>
             </w:r>
           </w:p>
         </w:tc>
@@ -4335,7 +2270,7 @@
                 <w:color w:val="222B36"/>
                 <w:sz w:val="19"/>
               </w:rPr>
-              <w:t>цены +4,4% за год, +0,6% за месяц (май); средняя цена €487 383; сделок 19 120 (−2,5% за год)</w:t>
+              <w:t>цены +4,4% за год; средняя цена €487 383; прогноз — замедление до +2,8–4% в год</w:t>
             </w:r>
           </w:p>
           <w:p>
@@ -4352,118 +2287,7 @@
               </w:rPr>
               <w:t>CBS StatLine / Kadaster</w:t>
             </w:r>
-            <w:hyperlink r:id="rId36">
-              <w:r>
-                <w:rPr>
-                  <w:color w:val="1155CC"/>
-                  <w:sz w:val="15.0"/>
-                  <w:rFonts w:ascii="Calibri" w:hAnsi="Calibri"/>
-                  <w:u w:val="single"/>
-                </w:rPr>
-                <w:t xml:space="preserve">  ↗</w:t>
-              </w:r>
-            </w:hyperlink>
-          </w:p>
-        </w:tc>
-      </w:tr>
-      <w:tr>
-        <w:tc>
-          <w:tcPr>
-            <w:tcW w:type="dxa" w:w="5669"/>
-            <w:shd w:val="clear" w:color="auto" w:fill="FFFFFF"/>
-            <w:tcMar>
-              <w:top w:w="80" w:type="dxa"/>
-              <w:bottom w:w="80" w:type="dxa"/>
-              <w:start w:w="140" w:type="dxa"/>
-              <w:end w:w="140" w:type="dxa"/>
-              <w:left w:w="140" w:type="dxa"/>
-              <w:right w:w="140" w:type="dxa"/>
-            </w:tcMar>
-          </w:tcPr>
-          <w:p>
-            <w:pPr>
-              <w:spacing w:after="0"/>
-            </w:pPr>
-            <w:r>
-              <w:rPr>
-                <w:rFonts w:ascii="Calibri" w:hAnsi="Calibri" w:cs="Calibri"/>
-                <w:b w:val="0"/>
-                <w:i w:val="0"/>
-                <w:color w:val="222B36"/>
-                <w:sz w:val="19"/>
-              </w:rPr>
-              <w:t>Почему цены не падают — структурный фон. Нехватка жилья ~396 000 единиц (4,8% всего фонда, данные ABF Primos). Доступность рухнула: под ипотеку среднему домохозяйству по карману лишь 21% домов против 61% в 2015 году (CPB), а в четырёх крупных городах — около 18%. Доля инвесторов в жилфонде снизилась до 9,0% (Kadaster, Q1 2026) — частники распродают мелкое дешёвое жильё.</w:t>
-            </w:r>
-          </w:p>
-          <w:p>
-            <w:pPr>
-              <w:spacing w:before="20" w:after="0"/>
-            </w:pPr>
-            <w:r>
-              <w:rPr>
-                <w:rFonts w:ascii="Calibri" w:hAnsi="Calibri" w:cs="Calibri"/>
-                <w:b w:val="0"/>
-                <w:i/>
-                <w:color w:val="6B7785"/>
-                <w:sz w:val="16"/>
-              </w:rPr>
-              <w:t>→ острая нехватка жилья держит цены, но налоги и регулирование выталкивают мелких частных инвесторов. Их дешёвые квартиры перетекают к покупателям-новичкам. Дефицит поддерживает цену, но состав владельцев меняется.</w:t>
-            </w:r>
-          </w:p>
-        </w:tc>
-        <w:tc>
-          <w:tcPr>
-            <w:tcW w:type="dxa" w:w="3855"/>
-            <w:shd w:val="clear" w:color="auto" w:fill="FFFFFF"/>
-            <w:tcMar>
-              <w:top w:w="80" w:type="dxa"/>
-              <w:bottom w:w="80" w:type="dxa"/>
-              <w:start w:w="140" w:type="dxa"/>
-              <w:end w:w="140" w:type="dxa"/>
-              <w:left w:w="140" w:type="dxa"/>
-              <w:right w:w="140" w:type="dxa"/>
-            </w:tcMar>
-          </w:tcPr>
-          <w:p>
-            <w:pPr>
-              <w:spacing w:after="0"/>
-            </w:pPr>
-            <w:r>
-              <w:rPr>
-                <w:rFonts w:ascii="Calibri" w:hAnsi="Calibri" w:cs="Calibri"/>
-                <w:b/>
-                <w:i w:val="0"/>
-                <w:color w:val="2C5F8A"/>
-                <w:sz w:val="19"/>
-              </w:rPr>
-              <w:t xml:space="preserve">◆ </w:t>
-            </w:r>
-            <w:r>
-              <w:rPr>
-                <w:rFonts w:ascii="Calibri" w:hAnsi="Calibri" w:cs="Calibri"/>
-                <w:b/>
-                <w:i w:val="0"/>
-                <w:color w:val="222B36"/>
-                <w:sz w:val="19"/>
-              </w:rPr>
-              <w:t>нехватка ~396 000 домов (4,8% фонда); по карману лишь 21% домов (в 2015 было 61%); доля инвесторов среди покупателей 9,0%</w:t>
-            </w:r>
-          </w:p>
-          <w:p>
-            <w:pPr>
-              <w:spacing w:before="20" w:after="0"/>
-            </w:pPr>
-            <w:r>
-              <w:rPr>
-                <w:rFonts w:ascii="Calibri" w:hAnsi="Calibri" w:cs="Calibri"/>
-                <w:b w:val="0"/>
-                <w:i/>
-                <w:color w:val="6B7785"/>
-                <w:sz w:val="15"/>
-              </w:rPr>
-              <w:t>ABF Research / CPB / Kadaster</w:t>
-            </w:r>
-            <w:hyperlink r:id="rId37">
+            <w:hyperlink r:id="rId21">
               <w:r>
                 <w:rPr>
                   <w:color w:val="1155CC"/>
@@ -4493,8 +2317,8 @@
       <w:r>
         <w:drawing>
           <wp:inline xmlns:a="http://schemas.openxmlformats.org/drawingml/2006/main" xmlns:pic="http://schemas.openxmlformats.org/drawingml/2006/picture">
-            <wp:extent cx="5903999" cy="2705632"/>
-            <wp:docPr id="6" name="Picture 6"/>
+            <wp:extent cx="5903999" cy="2790898"/>
+            <wp:docPr id="3" name="Picture 3"/>
             <wp:cNvGraphicFramePr>
               <a:graphicFrameLocks noChangeAspect="1"/>
             </wp:cNvGraphicFramePr>
@@ -4506,7 +2330,7 @@
                     <pic:cNvPicPr/>
                   </pic:nvPicPr>
                   <pic:blipFill>
-                    <a:blip r:embed="rId38"/>
+                    <a:blip r:embed="rId22"/>
                     <a:stretch>
                       <a:fillRect/>
                     </a:stretch>
@@ -4514,7 +2338,7 @@
                   <pic:spPr>
                     <a:xfrm>
                       <a:off x="0" y="0"/>
-                      <a:ext cx="5903999" cy="2705632"/>
+                      <a:ext cx="5903999" cy="2790898"/>
                     </a:xfrm>
                     <a:prstGeom prst="rect"/>
                   </pic:spPr>
@@ -4538,7 +2362,7 @@
           <w:color w:val="6B7785"/>
           <w:sz w:val="18"/>
         </w:rPr>
-        <w:t>Крупные деньги придерживают, а не бегут — обвала цен на арендные портфели не будет.</w:t>
+        <w:t>Крупные деньги остаются — обвала цен на арендные портфели не будет.</w:t>
       </w:r>
     </w:p>
     <w:tbl>
@@ -4606,7 +2430,7 @@
                 <w:color w:val="222B36"/>
                 <w:sz w:val="21"/>
               </w:rPr>
-              <w:t>Главная мысль: отток крупных инвесторов из арендного жилья, похоже, прошёл дно, а ценовое ралли одновременно выдыхается — рынок входит в фазу «дорого, но без разгона». Vesteda схлопнула выкуп впятеро (765 млн € вместо 4,1 млрд): деньги придерживают, а не бегут. При этом три банка и TU Delft согласованно фиксируют замедление роста цен до +2,8–4% в год. Что может опровергнуть: новые заявки на выкуп паёв больше 1 млрд € за квартал или второй крупный фонд объявит распродажу портфеля больше 500 млн €. Главный риск: box 3 с 2028 обложит ещё не полученную прибыль, и частники снова начнут выходить, добавив предложения.</w:t>
+              <w:t>Жильё входит в фазу «дорого, но без разгона»: крупные инвесторы не бегут, а цены растут медленнее. Главная развилка — налог box 3: если его примут, частники со слабой доходностью получат стимул выходить к 2027–28 годам.</w:t>
             </w:r>
           </w:p>
         </w:tc>
@@ -4678,7 +2502,7 @@
                 <w:color w:val="222B36"/>
                 <w:sz w:val="20"/>
               </w:rPr>
-              <w:t>7 июля — голосование Сената по четырём поправкам к box 3. Это ключевая дата для частных арендодателей, особенно тех, кто держит жильё через компанию (BV). Дальше — сентябрьский бюджетный день (Prinsjesdag) с налоговыми деталями.</w:t>
+              <w:t>7 июля — голосование Сената по box 3, ключевая дата для частных арендодателей.</w:t>
             </w:r>
           </w:p>
         </w:tc>
@@ -4798,16 +2622,7 @@
                 <w:color w:val="222B36"/>
                 <w:sz w:val="21"/>
               </w:rPr>
-              <w:t>Картина недели: три сюжета сошлись в одну ось — «дорогая мощность». Физическая (сеть Брабанта закрывается 1 июля, больше 9 000 в очереди), регуляторная (азотный порог обещает разрешения, но к концу 2027) и финансовая (ЕЦБ развернул ставки вверх, но гособлигации Нидерландов пока дешёвые). Спрос в логистике жив, а сделок почти нет; жильё успокоилось без обвала; торговля тихо сортируется от «метров» к стабильному доходу.</w:t>
-              <w:br/>
-              <w:br/>
-              <w:t>Сценарии. Логистика: если отчёт CTP 30 июля подтвердит крепкие показатели → цены на лучшие склады пойдут вверх; если разочарует → склады останутся дешёвыми, но без повода для роста. Жильё: если Сенат 7 июля продвинет налог на реальный доход → частники со слабой доходностью получат стимул выходить к 2027–28 годам; если отложат → передышка, но не отмена давления. Сеть: если замок Брабанта расползётся на другие провинции → объекты с готовой мощностью станут отдельным дорогим классом по всей стране.</w:t>
-              <w:br/>
-              <w:br/>
-              <w:t>Календарь: • 1 июля — новые правила подключения к сети и большинство норм закона о жилстрое. • 7 июля — голосование Сената по box 3. • 30 июля — полугодовой отчёт CTP. • Сентябрь — Prinsjesdag: налоговые детали. • Октябрь 2026 — азотный законопроект в парламент.</w:t>
-              <w:br/>
-              <w:br/>
-              <w:t>За чем следить: (1) закрытие сети Брабанта с 1 июля — новая мощность уходит в очередь на годы; (2) реакция акций CTP/WDP как первый сигнал переоценки логистики; (3) отчёты фондов — нет ли новых крупных заявок на выкуп, это тест, пройдено ли дно оттока.</w:t>
+              <w:t>Три сюжета недели сходятся в одну ось — «дорогая мощность»: физическую (сеть Брабанта закрылась), регуляторную (стройку обещают разблокировать, но к концу 2027) и финансовую (кредиты пока дешёвые, но ставки развернулись вверх). Ближайшие развязки: 7 июля — голосование по налогу box 3, 30 июля — отчёт CTP, который задаст ценовой ориентир для складов.</w:t>
             </w:r>
           </w:p>
         </w:tc>
@@ -5041,7 +2856,7 @@
                 <w:color w:val="222B36"/>
                 <w:sz w:val="19"/>
               </w:rPr>
-              <w:t>•  Вступают в силу новые правила подключения к сети (приоритет жилью/школам/транспорту/аккумуляторам) и большинство норм закона о жилстрое; сеть Брабанта закрывается для мелких потребителей</w:t>
+              <w:t>•  Новые правила подключения к сети (сеть Брабанта закрывается для мелких потребителей) и большинство норм закона о жилстрое</w:t>
             </w:r>
           </w:p>
           <w:p>
@@ -5056,7 +2871,7 @@
                 <w:color w:val="6B7785"/>
                 <w:sz w:val="16"/>
               </w:rPr>
-              <w:t>→ Новые и расширенные подключения на юге уходят в очередь на годы; объекты с готовой мощностью дорожают, без неё — теряют в цене.</w:t>
+              <w:t>→ Новые подключения на юге уходят в очередь на годы; объекты с готовой мощностью дорожают.</w:t>
             </w:r>
           </w:p>
         </w:tc>
@@ -5145,7 +2960,7 @@
                 <w:color w:val="222B36"/>
                 <w:sz w:val="19"/>
               </w:rPr>
-              <w:t>🗳  Голосование Сената по четырём поправкам к закону box 3 (реальный доход)</w:t>
+              <w:t>🗳  Голосование Сената по налогу box 3 (реальный доход)</w:t>
             </w:r>
           </w:p>
           <w:p>
@@ -5160,7 +2975,7 @@
                 <w:color w:val="6B7785"/>
                 <w:sz w:val="16"/>
               </w:rPr>
-              <w:t>→ Если одобрят налог на реальный доход и подорожание при продаже → частники со слабой доходностью получат стимул выходить к 2027–28 годам.</w:t>
+              <w:t>→ Если примут — частники со слабой доходностью получат стимул выходить из аренды к 2027–28 годам.</w:t>
             </w:r>
           </w:p>
         </w:tc>
@@ -5249,7 +3064,7 @@
                 <w:color w:val="222B36"/>
                 <w:sz w:val="19"/>
               </w:rPr>
-              <w:t>•  Полугодовой отчёт CTP за 2026 (вебкаст 11:00 CET): сравнение показателей с прогнозами аналитиков</w:t>
+              <w:t>•  Полугодовой отчёт CTP</w:t>
             </w:r>
           </w:p>
           <w:p>
@@ -5264,7 +3079,7 @@
                 <w:color w:val="6B7785"/>
                 <w:sz w:val="16"/>
               </w:rPr>
-              <w:t>→ Если показатели крепкие → цены на лучшие склады пойдут вверх; если отчёт разочарует → склады останутся дешёвыми без повода для роста. Отчёт задаёт ориентир для всего сектора.</w:t>
+              <w:t>→ Задаст ценовой ориентир для всего сектора складов.</w:t>
             </w:r>
           </w:p>
         </w:tc>
@@ -5324,7 +3139,7 @@
                 <w:color w:val="222B36"/>
                 <w:sz w:val="19"/>
               </w:rPr>
-              <w:t>2026-09-15</w:t>
+              <w:t>2026-10-01</w:t>
             </w:r>
           </w:p>
         </w:tc>
@@ -5353,7 +3168,7 @@
                 <w:color w:val="222B36"/>
                 <w:sz w:val="19"/>
               </w:rPr>
-              <w:t>•  Prinsjesdag: налоговые детали earningsstripping для компаний и box 3</w:t>
+              <w:t>•  Азотный законопроект уходит в парламент</w:t>
             </w:r>
           </w:p>
           <w:p>
@@ -5368,7 +3183,7 @@
                 <w:color w:val="6B7785"/>
                 <w:sz w:val="16"/>
               </w:rPr>
-              <w:t>→ Если ужесточат вычет процентов → кредиты через компанию (BV) подорожают для владельцев недвижимости.</w:t>
+              <w:t>→ Если пройдёт — разрешения на ~244 000 домов начнут разблокироваться к концу 2027 года.</w:t>
             </w:r>
           </w:p>
         </w:tc>
@@ -5376,110 +3191,6 @@
           <w:tcPr>
             <w:tcW w:type="dxa" w:w="1587"/>
             <w:shd w:val="clear" w:color="auto" w:fill="FFFFFF"/>
-            <w:tcMar>
-              <w:top w:w="80" w:type="dxa"/>
-              <w:bottom w:w="80" w:type="dxa"/>
-              <w:start w:w="140" w:type="dxa"/>
-              <w:end w:w="140" w:type="dxa"/>
-              <w:left w:w="140" w:type="dxa"/>
-              <w:right w:w="140" w:type="dxa"/>
-            </w:tcMar>
-          </w:tcPr>
-          <w:p>
-            <w:pPr>
-              <w:spacing w:after="0"/>
-            </w:pPr>
-            <w:r>
-              <w:rPr>
-                <w:rFonts w:ascii="Calibri" w:hAnsi="Calibri" w:cs="Calibri"/>
-                <w:b w:val="0"/>
-                <w:i w:val="0"/>
-                <w:color w:val="222B36"/>
-                <w:sz w:val="19"/>
-              </w:rPr>
-              <w:t>ритейл</w:t>
-            </w:r>
-          </w:p>
-        </w:tc>
-      </w:tr>
-      <w:tr>
-        <w:tc>
-          <w:tcPr>
-            <w:tcW w:type="dxa" w:w="1531"/>
-            <w:shd w:val="clear" w:color="auto" w:fill="F4F6F8"/>
-            <w:tcMar>
-              <w:top w:w="80" w:type="dxa"/>
-              <w:bottom w:w="80" w:type="dxa"/>
-              <w:start w:w="140" w:type="dxa"/>
-              <w:end w:w="140" w:type="dxa"/>
-              <w:left w:w="140" w:type="dxa"/>
-              <w:right w:w="140" w:type="dxa"/>
-            </w:tcMar>
-          </w:tcPr>
-          <w:p>
-            <w:pPr>
-              <w:spacing w:after="0"/>
-            </w:pPr>
-            <w:r>
-              <w:rPr>
-                <w:rFonts w:ascii="Calibri" w:hAnsi="Calibri" w:cs="Calibri"/>
-                <w:b/>
-                <w:i w:val="0"/>
-                <w:color w:val="222B36"/>
-                <w:sz w:val="19"/>
-              </w:rPr>
-              <w:t>2026-10-01</w:t>
-            </w:r>
-          </w:p>
-        </w:tc>
-        <w:tc>
-          <w:tcPr>
-            <w:tcW w:type="dxa" w:w="6406"/>
-            <w:shd w:val="clear" w:color="auto" w:fill="F4F6F8"/>
-            <w:tcMar>
-              <w:top w:w="80" w:type="dxa"/>
-              <w:bottom w:w="80" w:type="dxa"/>
-              <w:start w:w="140" w:type="dxa"/>
-              <w:end w:w="140" w:type="dxa"/>
-              <w:left w:w="140" w:type="dxa"/>
-              <w:right w:w="140" w:type="dxa"/>
-            </w:tcMar>
-          </w:tcPr>
-          <w:p>
-            <w:pPr>
-              <w:spacing w:after="0"/>
-            </w:pPr>
-            <w:r>
-              <w:rPr>
-                <w:rFonts w:ascii="Calibri" w:hAnsi="Calibri" w:cs="Calibri"/>
-                <w:b w:val="0"/>
-                <w:i w:val="0"/>
-                <w:color w:val="222B36"/>
-                <w:sz w:val="19"/>
-              </w:rPr>
-              <w:t>•  Азотный законопроект правительства уходит во Вторую палату</w:t>
-            </w:r>
-          </w:p>
-          <w:p>
-            <w:pPr>
-              <w:spacing w:before="20" w:after="0"/>
-            </w:pPr>
-            <w:r>
-              <w:rPr>
-                <w:rFonts w:ascii="Calibri" w:hAnsi="Calibri" w:cs="Calibri"/>
-                <w:b w:val="0"/>
-                <w:i/>
-                <w:color w:val="6B7785"/>
-                <w:sz w:val="16"/>
-              </w:rPr>
-              <w:t>→ Если закон пройдёт устойчиво → разрешения на ~244 000 домов начнут разблокироваться к концу 2027 года.</w:t>
-            </w:r>
-          </w:p>
-        </w:tc>
-        <w:tc>
-          <w:tcPr>
-            <w:tcW w:type="dxa" w:w="1587"/>
-            <w:shd w:val="clear" w:color="auto" w:fill="F4F6F8"/>
             <w:tcMar>
               <w:top w:w="80" w:type="dxa"/>
               <w:bottom w:w="80" w:type="dxa"/>
@@ -5619,7 +3330,7 @@
                 <w:color w:val="1F3A5F"/>
                 <w:sz w:val="19"/>
               </w:rPr>
-              <w:t>netcongestie</w:t>
+              <w:t>netcongestie (перегрузка сети)</w:t>
             </w:r>
           </w:p>
         </w:tc>
@@ -5648,7 +3359,7 @@
                 <w:color w:val="222B36"/>
                 <w:sz w:val="19"/>
               </w:rPr>
-              <w:t>перегрузка электросети: мощности на подключение не хватает всем, новые подключения уходят в очередь на годы. Образ — шоссе в час пик: провода есть, свободной полосы нет.</w:t>
+              <w:t>электросети не хватает мощности на всех, новые подключения уходят в очередь на годы. Образ — шоссе в час пик: провода есть, свободной полосы нет.</w:t>
             </w:r>
           </w:p>
         </w:tc>
@@ -5679,7 +3390,7 @@
                 <w:color w:val="1F3A5F"/>
                 <w:sz w:val="19"/>
               </w:rPr>
-              <w:t>доходность лучших объектов (prime yield)</w:t>
+              <w:t>box 3</w:t>
             </w:r>
           </w:p>
         </w:tc>
@@ -5708,7 +3419,7 @@
                 <w:color w:val="222B36"/>
                 <w:sz w:val="19"/>
               </w:rPr>
-              <w:t>годовая аренда, делённая на цену лучшего объекта сегмента. Чем ниже доходность, тем дороже актив.</w:t>
+              <w:t>нидерландский налог на капитал физлиц (в т.ч. недвижимость не для собственного проживания). Обсуждается переход на налог с реального дохода от аренды и подорожания при продаже, старт планово с 2028.</w:t>
             </w:r>
           </w:p>
         </w:tc>
@@ -5739,7 +3450,7 @@
                 <w:color w:val="1F3A5F"/>
                 <w:sz w:val="19"/>
               </w:rPr>
-              <w:t>запас к гособлигациям (спред)</w:t>
+              <w:t>earningsstripping</w:t>
             </w:r>
           </w:p>
         </w:tc>
@@ -5768,7 +3479,7 @@
                 <w:color w:val="222B36"/>
                 <w:sz w:val="19"/>
               </w:rPr>
-              <w:t>насколько доходность недвижимости выше доходности «надёжных» гособлигаций. Маленький запас = недвижимость дорогая по сравнению с облигациями.</w:t>
+              <w:t>правило ЕС (с 2019), которое разрешает вычитать из налога только часть процентов по кредиту. Делает заёмные деньги для недвижимости дороже.</w:t>
             </w:r>
           </w:p>
         </w:tc>
@@ -5799,7 +3510,7 @@
                 <w:color w:val="1F3A5F"/>
                 <w:sz w:val="19"/>
               </w:rPr>
-              <w:t>дисконт к EPRA NTA</w:t>
+              <w:t>BV</w:t>
             </w:r>
           </w:p>
         </w:tc>
@@ -5828,307 +3539,7 @@
                 <w:color w:val="222B36"/>
                 <w:sz w:val="19"/>
               </w:rPr>
-              <w:t>когда акции фонда недвижимости на бирже стоят дешевле, чем его здания на балансе. Рынок как бы говорит, что оценщики ещё не списали то, что биржа уже списала.</w:t>
-            </w:r>
-          </w:p>
-        </w:tc>
-      </w:tr>
-      <w:tr>
-        <w:tc>
-          <w:tcPr>
-            <w:tcW w:type="dxa" w:w="2835"/>
-            <w:shd w:val="clear" w:color="auto" w:fill="F4F6F8"/>
-            <w:tcMar>
-              <w:top w:w="60" w:type="dxa"/>
-              <w:bottom w:w="60" w:type="dxa"/>
-              <w:start w:w="140" w:type="dxa"/>
-              <w:end w:w="140" w:type="dxa"/>
-              <w:left w:w="140" w:type="dxa"/>
-              <w:right w:w="140" w:type="dxa"/>
-            </w:tcMar>
-          </w:tcPr>
-          <w:p>
-            <w:pPr>
-              <w:spacing w:after="0"/>
-            </w:pPr>
-            <w:r>
-              <w:rPr>
-                <w:rFonts w:ascii="Calibri" w:hAnsi="Calibri" w:cs="Calibri"/>
-                <w:b/>
-                <w:i w:val="0"/>
-                <w:color w:val="1F3A5F"/>
-                <w:sz w:val="19"/>
-              </w:rPr>
-              <w:t>box 3</w:t>
-            </w:r>
-          </w:p>
-        </w:tc>
-        <w:tc>
-          <w:tcPr>
-            <w:tcW w:type="dxa" w:w="6690"/>
-            <w:shd w:val="clear" w:color="auto" w:fill="F4F6F8"/>
-            <w:tcMar>
-              <w:top w:w="60" w:type="dxa"/>
-              <w:bottom w:w="60" w:type="dxa"/>
-              <w:start w:w="140" w:type="dxa"/>
-              <w:end w:w="140" w:type="dxa"/>
-              <w:left w:w="140" w:type="dxa"/>
-              <w:right w:w="140" w:type="dxa"/>
-            </w:tcMar>
-          </w:tcPr>
-          <w:p>
-            <w:pPr>
-              <w:spacing w:after="0"/>
-            </w:pPr>
-            <w:r>
-              <w:rPr>
-                <w:rFonts w:ascii="Calibri" w:hAnsi="Calibri" w:cs="Calibri"/>
-                <w:b w:val="0"/>
-                <w:i w:val="0"/>
-                <w:color w:val="222B36"/>
-                <w:sz w:val="19"/>
-              </w:rPr>
-              <w:t>нидерландский налог на капитал физлиц (в том числе недвижимость не для собственного проживания). Обсуждается переход с придуманной («фиктивной») доходности на налог с реального дохода и подорожания при продаже, старт планово с 2028.</w:t>
-            </w:r>
-          </w:p>
-        </w:tc>
-      </w:tr>
-      <w:tr>
-        <w:tc>
-          <w:tcPr>
-            <w:tcW w:type="dxa" w:w="2835"/>
-            <w:shd w:val="clear" w:color="auto" w:fill="FFFFFF"/>
-            <w:tcMar>
-              <w:top w:w="60" w:type="dxa"/>
-              <w:bottom w:w="60" w:type="dxa"/>
-              <w:start w:w="140" w:type="dxa"/>
-              <w:end w:w="140" w:type="dxa"/>
-              <w:left w:w="140" w:type="dxa"/>
-              <w:right w:w="140" w:type="dxa"/>
-            </w:tcMar>
-          </w:tcPr>
-          <w:p>
-            <w:pPr>
-              <w:spacing w:after="0"/>
-            </w:pPr>
-            <w:r>
-              <w:rPr>
-                <w:rFonts w:ascii="Calibri" w:hAnsi="Calibri" w:cs="Calibri"/>
-                <w:b/>
-                <w:i w:val="0"/>
-                <w:color w:val="1F3A5F"/>
-                <w:sz w:val="19"/>
-              </w:rPr>
-              <w:t>earningsstripping</w:t>
-            </w:r>
-          </w:p>
-        </w:tc>
-        <w:tc>
-          <w:tcPr>
-            <w:tcW w:type="dxa" w:w="6690"/>
-            <w:shd w:val="clear" w:color="auto" w:fill="FFFFFF"/>
-            <w:tcMar>
-              <w:top w:w="60" w:type="dxa"/>
-              <w:bottom w:w="60" w:type="dxa"/>
-              <w:start w:w="140" w:type="dxa"/>
-              <w:end w:w="140" w:type="dxa"/>
-              <w:left w:w="140" w:type="dxa"/>
-              <w:right w:w="140" w:type="dxa"/>
-            </w:tcMar>
-          </w:tcPr>
-          <w:p>
-            <w:pPr>
-              <w:spacing w:after="0"/>
-            </w:pPr>
-            <w:r>
-              <w:rPr>
-                <w:rFonts w:ascii="Calibri" w:hAnsi="Calibri" w:cs="Calibri"/>
-                <w:b w:val="0"/>
-                <w:i w:val="0"/>
-                <w:color w:val="222B36"/>
-                <w:sz w:val="19"/>
-              </w:rPr>
-              <w:t>ограничение на вычет процентов по кредиту из налога (правило ЕС, действует с 2019). Делает заёмные деньги дороже, особенно для компаний (BV), владеющих недвижимостью.</w:t>
-            </w:r>
-          </w:p>
-        </w:tc>
-      </w:tr>
-      <w:tr>
-        <w:tc>
-          <w:tcPr>
-            <w:tcW w:type="dxa" w:w="2835"/>
-            <w:shd w:val="clear" w:color="auto" w:fill="F4F6F8"/>
-            <w:tcMar>
-              <w:top w:w="60" w:type="dxa"/>
-              <w:bottom w:w="60" w:type="dxa"/>
-              <w:start w:w="140" w:type="dxa"/>
-              <w:end w:w="140" w:type="dxa"/>
-              <w:left w:w="140" w:type="dxa"/>
-              <w:right w:w="140" w:type="dxa"/>
-            </w:tcMar>
-          </w:tcPr>
-          <w:p>
-            <w:pPr>
-              <w:spacing w:after="0"/>
-            </w:pPr>
-            <w:r>
-              <w:rPr>
-                <w:rFonts w:ascii="Calibri" w:hAnsi="Calibri" w:cs="Calibri"/>
-                <w:b/>
-                <w:i w:val="0"/>
-                <w:color w:val="1F3A5F"/>
-                <w:sz w:val="19"/>
-              </w:rPr>
-              <w:t>азотный порог (rekenkundige ondergrens)</w:t>
-            </w:r>
-          </w:p>
-        </w:tc>
-        <w:tc>
-          <w:tcPr>
-            <w:tcW w:type="dxa" w:w="6690"/>
-            <w:shd w:val="clear" w:color="auto" w:fill="F4F6F8"/>
-            <w:tcMar>
-              <w:top w:w="60" w:type="dxa"/>
-              <w:bottom w:w="60" w:type="dxa"/>
-              <w:start w:w="140" w:type="dxa"/>
-              <w:end w:w="140" w:type="dxa"/>
-              <w:left w:w="140" w:type="dxa"/>
-              <w:right w:w="140" w:type="dxa"/>
-            </w:tcMar>
-          </w:tcPr>
-          <w:p>
-            <w:pPr>
-              <w:spacing w:after="0"/>
-            </w:pPr>
-            <w:r>
-              <w:rPr>
-                <w:rFonts w:ascii="Calibri" w:hAnsi="Calibri" w:cs="Calibri"/>
-                <w:b w:val="0"/>
-                <w:i w:val="0"/>
-                <w:color w:val="222B36"/>
-                <w:sz w:val="19"/>
-              </w:rPr>
-              <w:t>минимальный уровень выбросов азота: проекты с очень маленькими выбросами освобождают от природоохранного разрешения, и стройку снова можно начать.</w:t>
-            </w:r>
-          </w:p>
-        </w:tc>
-      </w:tr>
-      <w:tr>
-        <w:tc>
-          <w:tcPr>
-            <w:tcW w:type="dxa" w:w="2835"/>
-            <w:shd w:val="clear" w:color="auto" w:fill="FFFFFF"/>
-            <w:tcMar>
-              <w:top w:w="60" w:type="dxa"/>
-              <w:bottom w:w="60" w:type="dxa"/>
-              <w:start w:w="140" w:type="dxa"/>
-              <w:end w:w="140" w:type="dxa"/>
-              <w:left w:w="140" w:type="dxa"/>
-              <w:right w:w="140" w:type="dxa"/>
-            </w:tcMar>
-          </w:tcPr>
-          <w:p>
-            <w:pPr>
-              <w:spacing w:after="0"/>
-            </w:pPr>
-            <w:r>
-              <w:rPr>
-                <w:rFonts w:ascii="Calibri" w:hAnsi="Calibri" w:cs="Calibri"/>
-                <w:b/>
-                <w:i w:val="0"/>
-                <w:color w:val="1F3A5F"/>
-                <w:sz w:val="19"/>
-              </w:rPr>
-              <w:t>аренда за период (take-up)</w:t>
-            </w:r>
-          </w:p>
-        </w:tc>
-        <w:tc>
-          <w:tcPr>
-            <w:tcW w:type="dxa" w:w="6690"/>
-            <w:shd w:val="clear" w:color="auto" w:fill="FFFFFF"/>
-            <w:tcMar>
-              <w:top w:w="60" w:type="dxa"/>
-              <w:bottom w:w="60" w:type="dxa"/>
-              <w:start w:w="140" w:type="dxa"/>
-              <w:end w:w="140" w:type="dxa"/>
-              <w:left w:w="140" w:type="dxa"/>
-              <w:right w:w="140" w:type="dxa"/>
-            </w:tcMar>
-          </w:tcPr>
-          <w:p>
-            <w:pPr>
-              <w:spacing w:after="0"/>
-            </w:pPr>
-            <w:r>
-              <w:rPr>
-                <w:rFonts w:ascii="Calibri" w:hAnsi="Calibri" w:cs="Calibri"/>
-                <w:b w:val="0"/>
-                <w:i w:val="0"/>
-                <w:color w:val="222B36"/>
-                <w:sz w:val="19"/>
-              </w:rPr>
-              <w:t>сколько площадей арендаторы сняли за период. Показывает силу спроса на аренду — отдельно от сделок купли-продажи.</w:t>
-            </w:r>
-          </w:p>
-        </w:tc>
-      </w:tr>
-      <w:tr>
-        <w:tc>
-          <w:tcPr>
-            <w:tcW w:type="dxa" w:w="2835"/>
-            <w:shd w:val="clear" w:color="auto" w:fill="F4F6F8"/>
-            <w:tcMar>
-              <w:top w:w="60" w:type="dxa"/>
-              <w:bottom w:w="60" w:type="dxa"/>
-              <w:start w:w="140" w:type="dxa"/>
-              <w:end w:w="140" w:type="dxa"/>
-              <w:left w:w="140" w:type="dxa"/>
-              <w:right w:w="140" w:type="dxa"/>
-            </w:tcMar>
-          </w:tcPr>
-          <w:p>
-            <w:pPr>
-              <w:spacing w:after="0"/>
-            </w:pPr>
-            <w:r>
-              <w:rPr>
-                <w:rFonts w:ascii="Calibri" w:hAnsi="Calibri" w:cs="Calibri"/>
-                <w:b/>
-                <w:i w:val="0"/>
-                <w:color w:val="1F3A5F"/>
-                <w:sz w:val="19"/>
-              </w:rPr>
-              <w:t>BV</w:t>
-            </w:r>
-          </w:p>
-        </w:tc>
-        <w:tc>
-          <w:tcPr>
-            <w:tcW w:type="dxa" w:w="6690"/>
-            <w:shd w:val="clear" w:color="auto" w:fill="F4F6F8"/>
-            <w:tcMar>
-              <w:top w:w="60" w:type="dxa"/>
-              <w:bottom w:w="60" w:type="dxa"/>
-              <w:start w:w="140" w:type="dxa"/>
-              <w:end w:w="140" w:type="dxa"/>
-              <w:left w:w="140" w:type="dxa"/>
-              <w:right w:w="140" w:type="dxa"/>
-            </w:tcMar>
-          </w:tcPr>
-          <w:p>
-            <w:pPr>
-              <w:spacing w:after="0"/>
-            </w:pPr>
-            <w:r>
-              <w:rPr>
-                <w:rFonts w:ascii="Calibri" w:hAnsi="Calibri" w:cs="Calibri"/>
-                <w:b w:val="0"/>
-                <w:i w:val="0"/>
-                <w:color w:val="222B36"/>
-                <w:sz w:val="19"/>
-              </w:rPr>
-              <w:t>нидерландская частная компания с ограниченной ответственностью (аналог ООО). Через неё часто держат недвижимость, и на неё распространяются корпоративные налоговые правила.</w:t>
+              <w:t>нидерландская частная компания (аналог ООО). Через неё часто держат недвижимость, и на неё распространяются корпоративные налоги.</w:t>
             </w:r>
           </w:p>
         </w:tc>
@@ -6231,9 +3642,9 @@
           <w:color w:val="222B36"/>
           <w:sz w:val="19"/>
         </w:rPr>
-        <w:t xml:space="preserve">CBS StatLine / Kadaster (цены жилья, WOZ, сделки, индекс коммерческой недвижимости)  </w:t>
+        <w:t xml:space="preserve">CBS StatLine / Kadaster (цены жилья, сделки)  </w:t>
       </w:r>
-      <w:hyperlink r:id="rId36">
+      <w:hyperlink r:id="rId21">
         <w:r>
           <w:rPr>
             <w:color w:val="1155CC"/>
@@ -6269,579 +3680,9 @@
           <w:color w:val="222B36"/>
           <w:sz w:val="19"/>
         </w:rPr>
-        <w:t xml:space="preserve">Kadaster (Woningmarkt Q1 2026)  </w:t>
+        <w:t xml:space="preserve">Cushman &amp; Wakefield — логистика NL, I кв. 2026  </w:t>
       </w:r>
-      <w:hyperlink r:id="rId39">
-        <w:r>
-          <w:rPr>
-            <w:color w:val="1155CC"/>
-            <w:sz w:val="18"/>
-            <w:rFonts w:ascii="Calibri" w:hAnsi="Calibri"/>
-            <w:u w:val="single"/>
-          </w:rPr>
-          <w:t xml:space="preserve">https://www.kadaster.nl/-/woningmarkt-1e-kwartaal-2026-weer-meer-verkopen-vooral-goedkopere-woningen</w:t>
-        </w:r>
-      </w:hyperlink>
-    </w:p>
-    <w:p>
-      <w:pPr>
-        <w:spacing w:before="20" w:after="40" w:line="252" w:lineRule="auto"/>
-        <w:ind w:left="283" w:hanging="198"/>
-        <w:jc w:val="left"/>
-      </w:pPr>
-      <w:r>
-        <w:rPr>
-          <w:rFonts w:ascii="Calibri" w:hAnsi="Calibri" w:cs="Calibri"/>
-          <w:b w:val="0"/>
-          <w:i w:val="0"/>
-          <w:color w:val="6B7785"/>
-          <w:sz w:val="19"/>
-        </w:rPr>
-        <w:t xml:space="preserve">•  </w:t>
-      </w:r>
-      <w:r>
-        <w:rPr>
-          <w:rFonts w:ascii="Calibri" w:hAnsi="Calibri" w:cs="Calibri"/>
-          <w:b w:val="0"/>
-          <w:i w:val="0"/>
-          <w:color w:val="222B36"/>
-          <w:sz w:val="19"/>
-        </w:rPr>
-        <w:t xml:space="preserve">DNB — Voorjaarsraming 2026  </w:t>
-      </w:r>
-      <w:hyperlink r:id="rId40">
-        <w:r>
-          <w:rPr>
-            <w:color w:val="1155CC"/>
-            <w:sz w:val="18"/>
-            <w:rFonts w:ascii="Calibri" w:hAnsi="Calibri"/>
-            <w:u w:val="single"/>
-          </w:rPr>
-          <w:t xml:space="preserve">https://www.dnb.nl/algemeen-nieuws/persbericht-2026/oorlog-midden-oosten-remt-economische-groei-verhoogt-inflatie/</w:t>
-        </w:r>
-      </w:hyperlink>
-    </w:p>
-    <w:p>
-      <w:pPr>
-        <w:spacing w:before="20" w:after="40" w:line="252" w:lineRule="auto"/>
-        <w:ind w:left="283" w:hanging="198"/>
-        <w:jc w:val="left"/>
-      </w:pPr>
-      <w:r>
-        <w:rPr>
-          <w:rFonts w:ascii="Calibri" w:hAnsi="Calibri" w:cs="Calibri"/>
-          <w:b w:val="0"/>
-          <w:i w:val="0"/>
-          <w:color w:val="6B7785"/>
-          <w:sz w:val="19"/>
-        </w:rPr>
-        <w:t xml:space="preserve">•  </w:t>
-      </w:r>
-      <w:r>
-        <w:rPr>
-          <w:rFonts w:ascii="Calibri" w:hAnsi="Calibri" w:cs="Calibri"/>
-          <w:b w:val="0"/>
-          <w:i w:val="0"/>
-          <w:color w:val="222B36"/>
-          <w:sz w:val="19"/>
-        </w:rPr>
-        <w:t xml:space="preserve">ECB — Monetary policy decisions (11 June 2026)  </w:t>
-      </w:r>
-      <w:hyperlink r:id="rId41">
-        <w:r>
-          <w:rPr>
-            <w:color w:val="1155CC"/>
-            <w:sz w:val="18"/>
-            <w:rFonts w:ascii="Calibri" w:hAnsi="Calibri"/>
-            <w:u w:val="single"/>
-          </w:rPr>
-          <w:t xml:space="preserve">https://www.ecb.europa.eu/press/pr/date/2026/html/ecb.mp260611~4d41bd5e83.en.html</w:t>
-        </w:r>
-      </w:hyperlink>
-    </w:p>
-    <w:p>
-      <w:pPr>
-        <w:spacing w:before="20" w:after="40" w:line="252" w:lineRule="auto"/>
-        <w:ind w:left="283" w:hanging="198"/>
-        <w:jc w:val="left"/>
-      </w:pPr>
-      <w:r>
-        <w:rPr>
-          <w:rFonts w:ascii="Calibri" w:hAnsi="Calibri" w:cs="Calibri"/>
-          <w:b w:val="0"/>
-          <w:i w:val="0"/>
-          <w:color w:val="6B7785"/>
-          <w:sz w:val="19"/>
-        </w:rPr>
-        <w:t xml:space="preserve">•  </w:t>
-      </w:r>
-      <w:r>
-        <w:rPr>
-          <w:rFonts w:ascii="Calibri" w:hAnsi="Calibri" w:cs="Calibri"/>
-          <w:b w:val="0"/>
-          <w:i w:val="0"/>
-          <w:color w:val="222B36"/>
-          <w:sz w:val="19"/>
-        </w:rPr>
-        <w:t xml:space="preserve">ECB — Bank Lending Survey Q1 2026  </w:t>
-      </w:r>
-      <w:hyperlink r:id="rId42">
-        <w:r>
-          <w:rPr>
-            <w:color w:val="1155CC"/>
-            <w:sz w:val="18"/>
-            <w:rFonts w:ascii="Calibri" w:hAnsi="Calibri"/>
-            <w:u w:val="single"/>
-          </w:rPr>
-          <w:t xml:space="preserve">https://www.ecb.europa.eu/stats/ecb_surveys/bank_lending_survey/html/ecb.blssurvey2026q1~ff74e51f1b.en.html</w:t>
-        </w:r>
-      </w:hyperlink>
-    </w:p>
-    <w:p>
-      <w:pPr>
-        <w:spacing w:before="20" w:after="40" w:line="252" w:lineRule="auto"/>
-        <w:ind w:left="283" w:hanging="198"/>
-        <w:jc w:val="left"/>
-      </w:pPr>
-      <w:r>
-        <w:rPr>
-          <w:rFonts w:ascii="Calibri" w:hAnsi="Calibri" w:cs="Calibri"/>
-          <w:b w:val="0"/>
-          <w:i w:val="0"/>
-          <w:color w:val="6B7785"/>
-          <w:sz w:val="19"/>
-        </w:rPr>
-        <w:t xml:space="preserve">•  </w:t>
-      </w:r>
-      <w:r>
-        <w:rPr>
-          <w:rFonts w:ascii="Calibri" w:hAnsi="Calibri" w:cs="Calibri"/>
-          <w:b w:val="0"/>
-          <w:i w:val="0"/>
-          <w:color w:val="222B36"/>
-          <w:sz w:val="19"/>
-        </w:rPr>
-        <w:t xml:space="preserve">Eurostat — House prices Q4 2025  </w:t>
-      </w:r>
-      <w:hyperlink r:id="rId43">
-        <w:r>
-          <w:rPr>
-            <w:color w:val="1155CC"/>
-            <w:sz w:val="18"/>
-            <w:rFonts w:ascii="Calibri" w:hAnsi="Calibri"/>
-            <w:u w:val="single"/>
-          </w:rPr>
-          <w:t xml:space="preserve">https://ec.europa.eu/eurostat/web/products-eurostat-news/w/ddn-20260407-1</w:t>
-        </w:r>
-      </w:hyperlink>
-    </w:p>
-    <w:p>
-      <w:pPr>
-        <w:spacing w:before="20" w:after="40" w:line="252" w:lineRule="auto"/>
-        <w:ind w:left="283" w:hanging="198"/>
-        <w:jc w:val="left"/>
-      </w:pPr>
-      <w:r>
-        <w:rPr>
-          <w:rFonts w:ascii="Calibri" w:hAnsi="Calibri" w:cs="Calibri"/>
-          <w:b w:val="0"/>
-          <w:i w:val="0"/>
-          <w:color w:val="6B7785"/>
-          <w:sz w:val="19"/>
-        </w:rPr>
-        <w:t xml:space="preserve">•  </w:t>
-      </w:r>
-      <w:r>
-        <w:rPr>
-          <w:rFonts w:ascii="Calibri" w:hAnsi="Calibri" w:cs="Calibri"/>
-          <w:b w:val="0"/>
-          <w:i w:val="0"/>
-          <w:color w:val="222B36"/>
-          <w:sz w:val="19"/>
-        </w:rPr>
-        <w:t xml:space="preserve">Trading Economics — NL &amp; Germany 10Y bond yields  </w:t>
-      </w:r>
-      <w:hyperlink r:id="rId44">
-        <w:r>
-          <w:rPr>
-            <w:color w:val="1155CC"/>
-            <w:sz w:val="18"/>
-            <w:rFonts w:ascii="Calibri" w:hAnsi="Calibri"/>
-            <w:u w:val="single"/>
-          </w:rPr>
-          <w:t xml:space="preserve">https://tradingeconomics.com/netherlands/government-bond-yield</w:t>
-        </w:r>
-      </w:hyperlink>
-    </w:p>
-    <w:p>
-      <w:pPr>
-        <w:spacing w:before="20" w:after="40" w:line="252" w:lineRule="auto"/>
-        <w:ind w:left="283" w:hanging="198"/>
-        <w:jc w:val="left"/>
-      </w:pPr>
-      <w:r>
-        <w:rPr>
-          <w:rFonts w:ascii="Calibri" w:hAnsi="Calibri" w:cs="Calibri"/>
-          <w:b w:val="0"/>
-          <w:i w:val="0"/>
-          <w:color w:val="6B7785"/>
-          <w:sz w:val="19"/>
-        </w:rPr>
-        <w:t xml:space="preserve">•  </w:t>
-      </w:r>
-      <w:r>
-        <w:rPr>
-          <w:rFonts w:ascii="Calibri" w:hAnsi="Calibri" w:cs="Calibri"/>
-          <w:b w:val="0"/>
-          <w:i w:val="0"/>
-          <w:color w:val="222B36"/>
-          <w:sz w:val="19"/>
-        </w:rPr>
-        <w:t xml:space="preserve">Euribor-rates.eu (данные EMMI)  </w:t>
-      </w:r>
-      <w:hyperlink r:id="rId45">
-        <w:r>
-          <w:rPr>
-            <w:color w:val="1155CC"/>
-            <w:sz w:val="18"/>
-            <w:rFonts w:ascii="Calibri" w:hAnsi="Calibri"/>
-            <w:u w:val="single"/>
-          </w:rPr>
-          <w:t xml:space="preserve">https://www.euribor-rates.eu/en/current-euribor-rates/</w:t>
-        </w:r>
-      </w:hyperlink>
-    </w:p>
-    <w:p>
-      <w:pPr>
-        <w:spacing w:before="20" w:after="40" w:line="252" w:lineRule="auto"/>
-        <w:ind w:left="283" w:hanging="198"/>
-        <w:jc w:val="left"/>
-      </w:pPr>
-      <w:r>
-        <w:rPr>
-          <w:rFonts w:ascii="Calibri" w:hAnsi="Calibri" w:cs="Calibri"/>
-          <w:b w:val="0"/>
-          <w:i w:val="0"/>
-          <w:color w:val="6B7785"/>
-          <w:sz w:val="19"/>
-        </w:rPr>
-        <w:t xml:space="preserve">•  </w:t>
-      </w:r>
-      <w:r>
-        <w:rPr>
-          <w:rFonts w:ascii="Calibri" w:hAnsi="Calibri" w:cs="Calibri"/>
-          <w:b w:val="0"/>
-          <w:i w:val="0"/>
-          <w:color w:val="222B36"/>
-          <w:sz w:val="19"/>
-        </w:rPr>
-        <w:t xml:space="preserve">INREV — Fund/ODCE indices &amp; Investment Intentions 2026  </w:t>
-      </w:r>
-      <w:hyperlink r:id="rId46">
-        <w:r>
-          <w:rPr>
-            <w:color w:val="1155CC"/>
-            <w:sz w:val="18"/>
-            <w:rFonts w:ascii="Calibri" w:hAnsi="Calibri"/>
-            <w:u w:val="single"/>
-          </w:rPr>
-          <w:t xml:space="preserve">https://www.inrev.org/news/inrev-news/investment-intentions-survey-2026</w:t>
-        </w:r>
-      </w:hyperlink>
-    </w:p>
-    <w:p>
-      <w:pPr>
-        <w:spacing w:before="20" w:after="40" w:line="252" w:lineRule="auto"/>
-        <w:ind w:left="283" w:hanging="198"/>
-        <w:jc w:val="left"/>
-      </w:pPr>
-      <w:r>
-        <w:rPr>
-          <w:rFonts w:ascii="Calibri" w:hAnsi="Calibri" w:cs="Calibri"/>
-          <w:b w:val="0"/>
-          <w:i w:val="0"/>
-          <w:color w:val="6B7785"/>
-          <w:sz w:val="19"/>
-        </w:rPr>
-        <w:t xml:space="preserve">•  </w:t>
-      </w:r>
-      <w:r>
-        <w:rPr>
-          <w:rFonts w:ascii="Calibri" w:hAnsi="Calibri" w:cs="Calibri"/>
-          <w:b w:val="0"/>
-          <w:i w:val="0"/>
-          <w:color w:val="222B36"/>
-          <w:sz w:val="19"/>
-        </w:rPr>
-        <w:t xml:space="preserve">EPRA — Monthly NAV/LTV reports  </w:t>
-      </w:r>
-      <w:hyperlink r:id="rId47">
-        <w:r>
-          <w:rPr>
-            <w:color w:val="1155CC"/>
-            <w:sz w:val="18"/>
-            <w:rFonts w:ascii="Calibri" w:hAnsi="Calibri"/>
-            <w:u w:val="single"/>
-          </w:rPr>
-          <w:t xml:space="preserve">https://www.epra.com/indexes/monthly-reports</w:t>
-        </w:r>
-      </w:hyperlink>
-    </w:p>
-    <w:p>
-      <w:pPr>
-        <w:spacing w:before="20" w:after="40" w:line="252" w:lineRule="auto"/>
-        <w:ind w:left="283" w:hanging="198"/>
-        <w:jc w:val="left"/>
-      </w:pPr>
-      <w:r>
-        <w:rPr>
-          <w:rFonts w:ascii="Calibri" w:hAnsi="Calibri" w:cs="Calibri"/>
-          <w:b w:val="0"/>
-          <w:i w:val="0"/>
-          <w:color w:val="6B7785"/>
-          <w:sz w:val="19"/>
-        </w:rPr>
-        <w:t xml:space="preserve">•  </w:t>
-      </w:r>
-      <w:r>
-        <w:rPr>
-          <w:rFonts w:ascii="Calibri" w:hAnsi="Calibri" w:cs="Calibri"/>
-          <w:b w:val="0"/>
-          <w:i w:val="0"/>
-          <w:color w:val="222B36"/>
-          <w:sz w:val="19"/>
-        </w:rPr>
-        <w:t xml:space="preserve">Green Street EU — Pan-European CPPI  </w:t>
-      </w:r>
-      <w:hyperlink r:id="rId48">
-        <w:r>
-          <w:rPr>
-            <w:color w:val="1155CC"/>
-            <w:sz w:val="18"/>
-            <w:rFonts w:ascii="Calibri" w:hAnsi="Calibri"/>
-            <w:u w:val="single"/>
-          </w:rPr>
-          <w:t xml:space="preserve">https://eu.greenstreet.com/resources/pricing-index/</w:t>
-        </w:r>
-      </w:hyperlink>
-    </w:p>
-    <w:p>
-      <w:pPr>
-        <w:spacing w:before="20" w:after="40" w:line="252" w:lineRule="auto"/>
-        <w:ind w:left="283" w:hanging="198"/>
-        <w:jc w:val="left"/>
-      </w:pPr>
-      <w:r>
-        <w:rPr>
-          <w:rFonts w:ascii="Calibri" w:hAnsi="Calibri" w:cs="Calibri"/>
-          <w:b w:val="0"/>
-          <w:i w:val="0"/>
-          <w:color w:val="6B7785"/>
-          <w:sz w:val="19"/>
-        </w:rPr>
-        <w:t xml:space="preserve">•  </w:t>
-      </w:r>
-      <w:r>
-        <w:rPr>
-          <w:rFonts w:ascii="Calibri" w:hAnsi="Calibri" w:cs="Calibri"/>
-          <w:b w:val="0"/>
-          <w:i w:val="0"/>
-          <w:color w:val="222B36"/>
-          <w:sz w:val="19"/>
-        </w:rPr>
-        <w:t xml:space="preserve">GRESB — 2025 Real Estate Benchmark  </w:t>
-      </w:r>
-      <w:hyperlink r:id="rId49">
-        <w:r>
-          <w:rPr>
-            <w:color w:val="1155CC"/>
-            <w:sz w:val="18"/>
-            <w:rFonts w:ascii="Calibri" w:hAnsi="Calibri"/>
-            <w:u w:val="single"/>
-          </w:rPr>
-          <w:t xml:space="preserve">https://www.gresb.com/nl-en/insights/gresb-2025-benchmarks-reflect-industry-maturity-and-continued-progress-toward-responsible-investing/</w:t>
-        </w:r>
-      </w:hyperlink>
-    </w:p>
-    <w:p>
-      <w:pPr>
-        <w:spacing w:before="20" w:after="40" w:line="252" w:lineRule="auto"/>
-        <w:ind w:left="283" w:hanging="198"/>
-        <w:jc w:val="left"/>
-      </w:pPr>
-      <w:r>
-        <w:rPr>
-          <w:rFonts w:ascii="Calibri" w:hAnsi="Calibri" w:cs="Calibri"/>
-          <w:b w:val="0"/>
-          <w:i w:val="0"/>
-          <w:color w:val="6B7785"/>
-          <w:sz w:val="19"/>
-        </w:rPr>
-        <w:t xml:space="preserve">•  </w:t>
-      </w:r>
-      <w:r>
-        <w:rPr>
-          <w:rFonts w:ascii="Calibri" w:hAnsi="Calibri" w:cs="Calibri"/>
-          <w:b w:val="0"/>
-          <w:i w:val="0"/>
-          <w:color w:val="222B36"/>
-          <w:sz w:val="19"/>
-        </w:rPr>
-        <w:t xml:space="preserve">CTP N.V. IR / Business Wire (H1-notice, Moody's, Pécs)  </w:t>
-      </w:r>
-      <w:hyperlink r:id="rId17">
-        <w:r>
-          <w:rPr>
-            <w:color w:val="1155CC"/>
-            <w:sz w:val="18"/>
-            <w:rFonts w:ascii="Calibri" w:hAnsi="Calibri"/>
-            <w:u w:val="single"/>
-          </w:rPr>
-          <w:t xml:space="preserve">https://www.businesswire.com/news/home/20260623616061/en/CTP-N.V.-notice-of-H1-2026-results</w:t>
-        </w:r>
-      </w:hyperlink>
-    </w:p>
-    <w:p>
-      <w:pPr>
-        <w:spacing w:before="20" w:after="40" w:line="252" w:lineRule="auto"/>
-        <w:ind w:left="283" w:hanging="198"/>
-        <w:jc w:val="left"/>
-      </w:pPr>
-      <w:r>
-        <w:rPr>
-          <w:rFonts w:ascii="Calibri" w:hAnsi="Calibri" w:cs="Calibri"/>
-          <w:b w:val="0"/>
-          <w:i w:val="0"/>
-          <w:color w:val="6B7785"/>
-          <w:sz w:val="19"/>
-        </w:rPr>
-        <w:t xml:space="preserve">•  </w:t>
-      </w:r>
-      <w:r>
-        <w:rPr>
-          <w:rFonts w:ascii="Calibri" w:hAnsi="Calibri" w:cs="Calibri"/>
-          <w:b w:val="0"/>
-          <w:i w:val="0"/>
-          <w:color w:val="222B36"/>
-          <w:sz w:val="19"/>
-        </w:rPr>
-        <w:t xml:space="preserve">Vesteda Newsroom / IR  </w:t>
-      </w:r>
-      <w:hyperlink r:id="rId14">
-        <w:r>
-          <w:rPr>
-            <w:color w:val="1155CC"/>
-            <w:sz w:val="18"/>
-            <w:rFonts w:ascii="Calibri" w:hAnsi="Calibri"/>
-            <w:u w:val="single"/>
-          </w:rPr>
-          <w:t xml:space="preserve">https://news.vesteda.com/vesteda-redemption-volume-set-at--765-million-and-fund-terms-amended/</w:t>
-        </w:r>
-      </w:hyperlink>
-    </w:p>
-    <w:p>
-      <w:pPr>
-        <w:spacing w:before="20" w:after="40" w:line="252" w:lineRule="auto"/>
-        <w:ind w:left="283" w:hanging="198"/>
-        <w:jc w:val="left"/>
-      </w:pPr>
-      <w:r>
-        <w:rPr>
-          <w:rFonts w:ascii="Calibri" w:hAnsi="Calibri" w:cs="Calibri"/>
-          <w:b w:val="0"/>
-          <w:i w:val="0"/>
-          <w:color w:val="6B7785"/>
-          <w:sz w:val="19"/>
-        </w:rPr>
-        <w:t xml:space="preserve">•  </w:t>
-      </w:r>
-      <w:r>
-        <w:rPr>
-          <w:rFonts w:ascii="Calibri" w:hAnsi="Calibri" w:cs="Calibri"/>
-          <w:b w:val="0"/>
-          <w:i w:val="0"/>
-          <w:color w:val="222B36"/>
-          <w:sz w:val="19"/>
-        </w:rPr>
-        <w:t xml:space="preserve">Wereldhave IR — Credit Rating (Fitch)  </w:t>
-      </w:r>
-      <w:hyperlink r:id="rId29">
-        <w:r>
-          <w:rPr>
-            <w:color w:val="1155CC"/>
-            <w:sz w:val="18"/>
-            <w:rFonts w:ascii="Calibri" w:hAnsi="Calibri"/>
-            <w:u w:val="single"/>
-          </w:rPr>
-          <w:t xml:space="preserve">https://www.wereldhave.com/investor-relations/credit-rating/</w:t>
-        </w:r>
-      </w:hyperlink>
-    </w:p>
-    <w:p>
-      <w:pPr>
-        <w:spacing w:before="20" w:after="40" w:line="252" w:lineRule="auto"/>
-        <w:ind w:left="283" w:hanging="198"/>
-        <w:jc w:val="left"/>
-      </w:pPr>
-      <w:r>
-        <w:rPr>
-          <w:rFonts w:ascii="Calibri" w:hAnsi="Calibri" w:cs="Calibri"/>
-          <w:b w:val="0"/>
-          <w:i w:val="0"/>
-          <w:color w:val="6B7785"/>
-          <w:sz w:val="19"/>
-        </w:rPr>
-        <w:t xml:space="preserve">•  </w:t>
-      </w:r>
-      <w:r>
-        <w:rPr>
-          <w:rFonts w:ascii="Calibri" w:hAnsi="Calibri" w:cs="Calibri"/>
-          <w:b w:val="0"/>
-          <w:i w:val="0"/>
-          <w:color w:val="222B36"/>
-          <w:sz w:val="19"/>
-        </w:rPr>
-        <w:t xml:space="preserve">Investing.com / MarketScreener — Consensus (CTP/WDP/Wereldhave)  </w:t>
-      </w:r>
-      <w:hyperlink r:id="rId11">
-        <w:r>
-          <w:rPr>
-            <w:color w:val="1155CC"/>
-            <w:sz w:val="18"/>
-            <w:rFonts w:ascii="Calibri" w:hAnsi="Calibri"/>
-            <w:u w:val="single"/>
-          </w:rPr>
-          <w:t xml:space="preserve">https://www.investing.com/equities/ctp-nv-consensus-estimates</w:t>
-        </w:r>
-      </w:hyperlink>
-    </w:p>
-    <w:p>
-      <w:pPr>
-        <w:spacing w:before="20" w:after="40" w:line="252" w:lineRule="auto"/>
-        <w:ind w:left="283" w:hanging="198"/>
-        <w:jc w:val="left"/>
-      </w:pPr>
-      <w:r>
-        <w:rPr>
-          <w:rFonts w:ascii="Calibri" w:hAnsi="Calibri" w:cs="Calibri"/>
-          <w:b w:val="0"/>
-          <w:i w:val="0"/>
-          <w:color w:val="6B7785"/>
-          <w:sz w:val="19"/>
-        </w:rPr>
-        <w:t xml:space="preserve">•  </w:t>
-      </w:r>
-      <w:r>
-        <w:rPr>
-          <w:rFonts w:ascii="Calibri" w:hAnsi="Calibri" w:cs="Calibri"/>
-          <w:b w:val="0"/>
-          <w:i w:val="0"/>
-          <w:color w:val="222B36"/>
-          <w:sz w:val="19"/>
-        </w:rPr>
-        <w:t xml:space="preserve">Cushman &amp; Wakefield — Industrial &amp; Logistics NL Q1 2026  </w:t>
-      </w:r>
-      <w:hyperlink r:id="rId21">
+      <w:hyperlink r:id="rId13">
         <w:r>
           <w:rPr>
             <w:color w:val="1155CC"/>
@@ -6877,9 +3718,9 @@
           <w:color w:val="222B36"/>
           <w:sz w:val="19"/>
         </w:rPr>
-        <w:t xml:space="preserve">CBRE Netherlands — Market Outlook 2026 &amp; logistics yields  </w:t>
+        <w:t xml:space="preserve">CBRE Netherlands — доходности логистики  </w:t>
       </w:r>
-      <w:hyperlink r:id="rId22">
+      <w:hyperlink r:id="rId23">
         <w:r>
           <w:rPr>
             <w:color w:val="1155CC"/>
@@ -6915,47 +3756,9 @@
           <w:color w:val="222B36"/>
           <w:sz w:val="19"/>
         </w:rPr>
-        <w:t xml:space="preserve">Savills Netherlands — Logistics Trend Report &amp; Market in Minutes  </w:t>
+        <w:t xml:space="preserve">Locatus — пустующие магазины 2025  </w:t>
       </w:r>
-      <w:hyperlink r:id="rId50">
-        <w:r>
-          <w:rPr>
-            <w:color w:val="1155CC"/>
-            <w:sz w:val="18"/>
-            <w:rFonts w:ascii="Calibri" w:hAnsi="Calibri"/>
-            <w:u w:val="single"/>
-          </w:rPr>
-          <w:t xml:space="preserve">https://www.savills.nl/research_articles/251853/390330-0</w:t>
-        </w:r>
-      </w:hyperlink>
-    </w:p>
-    <w:p>
-      <w:pPr>
-        <w:spacing w:before="20" w:after="40" w:line="252" w:lineRule="auto"/>
-        <w:ind w:left="283" w:hanging="198"/>
-        <w:jc w:val="left"/>
-      </w:pPr>
-      <w:r>
-        <w:rPr>
-          <w:rFonts w:ascii="Calibri" w:hAnsi="Calibri" w:cs="Calibri"/>
-          <w:b w:val="0"/>
-          <w:i w:val="0"/>
-          <w:color w:val="6B7785"/>
-          <w:sz w:val="19"/>
-        </w:rPr>
-        <w:t xml:space="preserve">•  </w:t>
-      </w:r>
-      <w:r>
-        <w:rPr>
-          <w:rFonts w:ascii="Calibri" w:hAnsi="Calibri" w:cs="Calibri"/>
-          <w:b w:val="0"/>
-          <w:i w:val="0"/>
-          <w:color w:val="222B36"/>
-          <w:sz w:val="19"/>
-        </w:rPr>
-        <w:t xml:space="preserve">Locatus — Winkelleegstand 2025  </w:t>
-      </w:r>
-      <w:hyperlink r:id="rId30">
+      <w:hyperlink r:id="rId17">
         <w:r>
           <w:rPr>
             <w:color w:val="1155CC"/>
@@ -6993,7 +3796,7 @@
         </w:rPr>
         <w:t xml:space="preserve">Rijksoverheid — азотный пакет 26.06.2026  </w:t>
       </w:r>
-      <w:hyperlink r:id="rId15">
+      <w:hyperlink r:id="rId19">
         <w:r>
           <w:rPr>
             <w:color w:val="1155CC"/>
@@ -7029,9 +3832,9 @@
           <w:color w:val="222B36"/>
           <w:sz w:val="19"/>
         </w:rPr>
-        <w:t xml:space="preserve">Eerste Kamer — Wet versterking regie &amp; box 3  </w:t>
+        <w:t xml:space="preserve">Eerste Kamer — box 3  </w:t>
       </w:r>
-      <w:hyperlink r:id="rId33">
+      <w:hyperlink r:id="rId18">
         <w:r>
           <w:rPr>
             <w:color w:val="1155CC"/>
@@ -7039,7 +3842,7 @@
             <w:rFonts w:ascii="Calibri" w:hAnsi="Calibri"/>
             <w:u w:val="single"/>
           </w:rPr>
-          <w:t xml:space="preserve">https://www.eerstekamer.nl/wetsvoorstel/36512_wet_versterking_regie</w:t>
+          <w:t xml:space="preserve">https://www.eerstekamer.nl/nieuws/20260630/senaat_houdt_stemming_box_3_wet</w:t>
         </w:r>
       </w:hyperlink>
     </w:p>
@@ -7067,7 +3870,83 @@
           <w:color w:val="222B36"/>
           <w:sz w:val="19"/>
         </w:rPr>
-        <w:t xml:space="preserve">Financieel Management / Omroep Brabant — netcongestie Enexis  </w:t>
+        <w:t xml:space="preserve">Vesteda Newsroom / IR  </w:t>
+      </w:r>
+      <w:hyperlink r:id="rId20">
+        <w:r>
+          <w:rPr>
+            <w:color w:val="1155CC"/>
+            <w:sz w:val="18"/>
+            <w:rFonts w:ascii="Calibri" w:hAnsi="Calibri"/>
+            <w:u w:val="single"/>
+          </w:rPr>
+          <w:t xml:space="preserve">https://news.vesteda.com/vesteda-redemption-volume-set-at--765-million-and-fund-terms-amended/</w:t>
+        </w:r>
+      </w:hyperlink>
+    </w:p>
+    <w:p>
+      <w:pPr>
+        <w:spacing w:before="20" w:after="40" w:line="252" w:lineRule="auto"/>
+        <w:ind w:left="283" w:hanging="198"/>
+        <w:jc w:val="left"/>
+      </w:pPr>
+      <w:r>
+        <w:rPr>
+          <w:rFonts w:ascii="Calibri" w:hAnsi="Calibri" w:cs="Calibri"/>
+          <w:b w:val="0"/>
+          <w:i w:val="0"/>
+          <w:color w:val="6B7785"/>
+          <w:sz w:val="19"/>
+        </w:rPr>
+        <w:t xml:space="preserve">•  </w:t>
+      </w:r>
+      <w:r>
+        <w:rPr>
+          <w:rFonts w:ascii="Calibri" w:hAnsi="Calibri" w:cs="Calibri"/>
+          <w:b w:val="0"/>
+          <w:i w:val="0"/>
+          <w:color w:val="222B36"/>
+          <w:sz w:val="19"/>
+        </w:rPr>
+        <w:t xml:space="preserve">NVM Business — Nieuws  </w:t>
+      </w:r>
+      <w:hyperlink r:id="rId16">
+        <w:r>
+          <w:rPr>
+            <w:color w:val="1155CC"/>
+            <w:sz w:val="18"/>
+            <w:rFonts w:ascii="Calibri" w:hAnsi="Calibri"/>
+            <w:u w:val="single"/>
+          </w:rPr>
+          <w:t xml:space="preserve">https://www.nvm.nl/nieuws/</w:t>
+        </w:r>
+      </w:hyperlink>
+    </w:p>
+    <w:p>
+      <w:pPr>
+        <w:spacing w:before="20" w:after="40" w:line="252" w:lineRule="auto"/>
+        <w:ind w:left="283" w:hanging="198"/>
+        <w:jc w:val="left"/>
+      </w:pPr>
+      <w:r>
+        <w:rPr>
+          <w:rFonts w:ascii="Calibri" w:hAnsi="Calibri" w:cs="Calibri"/>
+          <w:b w:val="0"/>
+          <w:i w:val="0"/>
+          <w:color w:val="6B7785"/>
+          <w:sz w:val="19"/>
+        </w:rPr>
+        <w:t xml:space="preserve">•  </w:t>
+      </w:r>
+      <w:r>
+        <w:rPr>
+          <w:rFonts w:ascii="Calibri" w:hAnsi="Calibri" w:cs="Calibri"/>
+          <w:b w:val="0"/>
+          <w:i w:val="0"/>
+          <w:color w:val="222B36"/>
+          <w:sz w:val="19"/>
+        </w:rPr>
+        <w:t xml:space="preserve">Financieel Management / Omroep Brabant — netcongestie  </w:t>
       </w:r>
       <w:hyperlink r:id="rId12">
         <w:r>
@@ -7105,9 +3984,47 @@
           <w:color w:val="222B36"/>
           <w:sz w:val="19"/>
         </w:rPr>
-        <w:t xml:space="preserve">RaboResearch / ABN AMRO — Housing Market Monitors  </w:t>
+        <w:t xml:space="preserve">Investing.com / MarketScreener — оценки CTP/WDP  </w:t>
       </w:r>
-      <w:hyperlink r:id="rId35">
+      <w:hyperlink r:id="rId14">
+        <w:r>
+          <w:rPr>
+            <w:color w:val="1155CC"/>
+            <w:sz w:val="18"/>
+            <w:rFonts w:ascii="Calibri" w:hAnsi="Calibri"/>
+            <w:u w:val="single"/>
+          </w:rPr>
+          <w:t xml:space="preserve">https://www.investing.com/equities/ctp-nv-consensus-estimates</w:t>
+        </w:r>
+      </w:hyperlink>
+    </w:p>
+    <w:p>
+      <w:pPr>
+        <w:spacing w:before="20" w:after="40" w:line="252" w:lineRule="auto"/>
+        <w:ind w:left="283" w:hanging="198"/>
+        <w:jc w:val="left"/>
+      </w:pPr>
+      <w:r>
+        <w:rPr>
+          <w:rFonts w:ascii="Calibri" w:hAnsi="Calibri" w:cs="Calibri"/>
+          <w:b w:val="0"/>
+          <w:i w:val="0"/>
+          <w:color w:val="6B7785"/>
+          <w:sz w:val="19"/>
+        </w:rPr>
+        <w:t xml:space="preserve">•  </w:t>
+      </w:r>
+      <w:r>
+        <w:rPr>
+          <w:rFonts w:ascii="Calibri" w:hAnsi="Calibri" w:cs="Calibri"/>
+          <w:b w:val="0"/>
+          <w:i w:val="0"/>
+          <w:color w:val="222B36"/>
+          <w:sz w:val="19"/>
+        </w:rPr>
+        <w:t xml:space="preserve">RaboResearch — прогноз рынка жилья  </w:t>
+      </w:r>
+      <w:hyperlink r:id="rId24">
         <w:r>
           <w:rPr>
             <w:color w:val="1155CC"/>
@@ -7143,47 +4060,9 @@
           <w:color w:val="222B36"/>
           <w:sz w:val="19"/>
         </w:rPr>
-        <w:t xml:space="preserve">NVM / NVM Business — Nieuws  </w:t>
+        <w:t xml:space="preserve">Vastgoedmarkt — обзор логистики  </w:t>
       </w:r>
-      <w:hyperlink r:id="rId26">
-        <w:r>
-          <w:rPr>
-            <w:color w:val="1155CC"/>
-            <w:sz w:val="18"/>
-            <w:rFonts w:ascii="Calibri" w:hAnsi="Calibri"/>
-            <w:u w:val="single"/>
-          </w:rPr>
-          <w:t xml:space="preserve">https://www.nvm.nl/nieuws/</w:t>
-        </w:r>
-      </w:hyperlink>
-    </w:p>
-    <w:p>
-      <w:pPr>
-        <w:spacing w:before="20" w:after="40" w:line="252" w:lineRule="auto"/>
-        <w:ind w:left="283" w:hanging="198"/>
-        <w:jc w:val="left"/>
-      </w:pPr>
-      <w:r>
-        <w:rPr>
-          <w:rFonts w:ascii="Calibri" w:hAnsi="Calibri" w:cs="Calibri"/>
-          <w:b w:val="0"/>
-          <w:i w:val="0"/>
-          <w:color w:val="6B7785"/>
-          <w:sz w:val="19"/>
-        </w:rPr>
-        <w:t xml:space="preserve">•  </w:t>
-      </w:r>
-      <w:r>
-        <w:rPr>
-          <w:rFonts w:ascii="Calibri" w:hAnsi="Calibri" w:cs="Calibri"/>
-          <w:b w:val="0"/>
-          <w:i w:val="0"/>
-          <w:color w:val="222B36"/>
-          <w:sz w:val="19"/>
-        </w:rPr>
-        <w:t xml:space="preserve">Vastgoedmarkt / Vastgoeddata / Vastgoedjournaal — логистика, ДЦ, Panattoni  </w:t>
-      </w:r>
-      <w:hyperlink r:id="rId20">
+      <w:hyperlink r:id="rId25">
         <w:r>
           <w:rPr>
             <w:color w:val="1155CC"/>

--- a/dutch-realestate-agent/reports/2026-06-30_dutch_realestate_RU.docx
+++ b/dutch-realestate-agent/reports/2026-06-30_dutch_realestate_RU.docx
@@ -658,7 +658,7 @@
           <w:color w:val="222B36"/>
           <w:sz w:val="21"/>
         </w:rPr>
-        <w:t>С 1 июля электросеть провинции Брабант фактически закрыта для новых подключений — впервые даже для нового жилья. У сетевого оператора Enexis в очереди уже больше 9 000 компаний: свободной мощности не хватает всем.</w:t>
+        <w:t>Разберём по порядку — это, возможно, главная новость недели для складов и промзон. В Нидерландах электросеть переполнена: солнечные панели, электромобили и заводы, отказавшиеся от газа, нагружают её быстрее, чем сети успевают расширять. Из-за этого во многих районах подключить новый объект к электричеству уже нельзя — надо вставать в очередь. Это и называют netcongestie, «перегрузка сети». С 1 июля в провинции Брабант (юг страны, крупный логистический регион) сеть закрылась почти полностью, причём впервые — даже для нового жилья и мелких потребителей, а не только для заводов и складов, как раньше. Enexis — компания, которая управляет там электросетями, — прямо говорит: свободной мощности нет. По всей стране в очереди у неё уже больше 9 000 компаний.</w:t>
       </w:r>
     </w:p>
     <w:p>
@@ -686,7 +686,7 @@
           <w:color w:val="222B36"/>
           <w:sz w:val="18"/>
         </w:rPr>
-        <w:t xml:space="preserve">Подключиться на юге теперь можно только через годы ожидания. Поэтому объект с готовой мощностью дорожает, а участок без неё — теряет часть ценности.  </w:t>
+        <w:t xml:space="preserve">Склад или завод без электричества не работает — там нужны погрузчики, холод, зарядки, освещение. Если объект нельзя подключить, он почти бесполезен, поэтому его цена теперь зависит не только от площади и места, но и от того, есть ли уже готовое подключение. Простыми словами: киловатт стал дефицитнее денег. Объект с готовой мощностью дорожает — за него конкурируют, — а пустой участок без подключения на юге теряет часть ценности: построить можно, а запитать — годами нельзя.  </w:t>
       </w:r>
     </w:p>
     <w:p>
@@ -846,7 +846,7 @@
                 <w:color w:val="222B36"/>
                 <w:sz w:val="19"/>
               </w:rPr>
-              <w:t>Главный разрыв недели: арендаторам склады нужны (аренда за I квартал +10,5% за год, до ~833 000 м²), а покупать их почти перестали — вложения рухнули на −60% за год (до ~265 млн €). Мешают дорогие кредиты, дорогая стройка и нехватка электромощности.</w:t>
+              <w:t>Здесь два числа, которые на первый взгляд противоречат друг другу, — и в этом вся суть. Первое: аренда складов (сколько площадей арендаторы сняли за квартал) за первые три месяца 2026 года выросла на +10,5% к тому же периоду год назад — до примерно 833 000 м². То есть склады бизнесу нужны, спрос живой. Второе: вложения в ПОКУПКУ складов за тот же период рухнули на −60% — до примерно 265 млн €. То есть инвесторы склады почти перестали покупать. Причина проста: покупкам мешают дорогие кредиты, подорожавшая стройка и та самая нехватка электромощности — покупатель не хочет переплачивать, а продавец не готов сильно сбрасывать цену.</w:t>
             </w:r>
           </w:p>
           <w:p>
@@ -861,7 +861,7 @@
                 <w:color w:val="6B7785"/>
                 <w:sz w:val="16"/>
               </w:rPr>
-              <w:t>→ Бизнес здоров, но сделок нет: покупатели и продавцы не сходятся в цене. Дно по цене складов, скорее всего, близко.</w:t>
+              <w:t>→ Это классическая ситуация «бизнес здоров, но сделок нет»: рынок аренды в порядке, а купля-продажа замерла из-за цены денег, а не из-за слабого спроса. Простыми словами: раз спрос на аренду держится, а цены на склады уже не падают, дно по цене, скорее всего, близко. Но настоящие скидки появятся не потому, что склады стали не нужны, а если кому-то из владельцев с большими долгами придётся срочно продавать при перекредитовании. Пока это лишь возможный сценарий.</w:t>
             </w:r>
           </w:p>
         </w:tc>
@@ -957,7 +957,7 @@
                 <w:color w:val="222B36"/>
                 <w:sz w:val="19"/>
               </w:rPr>
-              <w:t>Акции CTP и WDP — двух крупных владельцев складов по всей Европе — на бирже стоят дешевле, чем сами склады оценены в их отчётности (у CTP — примерно на 21,7% дешевле). Но аналитики банков советуют эти акции покупать и ждут роста примерно на +30%.</w:t>
+              <w:t>Тут интересное расхождение между биржей и оценщиками — разберём медленно. CTP и WDP — две крупные компании, которым принадлежат десятки складов по всей Европе. Их акции торгуются на бирже, поэтому по цене акций видно, как рынок оценивает склады прямо сейчас. И вот что странно: акции CTP на бирже стоят примерно на 21,7% дешевле, чем сами склады этой компании оценены в её же отчётности. Как будто биржа говорит: «на бумаге эти склады стоят 100, но я готова платить только 78». При этом аналитики банков, наоборот, советуют эти акции покупать и ждут, что они подорожают примерно на 30%.</w:t>
             </w:r>
           </w:p>
           <w:p>
@@ -972,7 +972,7 @@
                 <w:color w:val="6B7785"/>
                 <w:sz w:val="16"/>
               </w:rPr>
-              <w:t>→ Биржа оценивает склады осторожнее оценщиков — значит, оценки частных складов, возможно, чуть завышены.</w:t>
+              <w:t>→ Биржа переоценивает склады каждый день и обычно реагирует раньше официальных оценщиков недвижимости. Раз она оценивает публичные склады дешевле их «бумажной» цены, есть риск, что и оценки соседних частных складов немного завышены и позже их поправят вниз. Простыми словами: два свидетеля — биржа и аналитики — говорят разное. Это повод не паниковать, но и не считать текущие оценки складов железобетонными.</w:t>
             </w:r>
           </w:p>
         </w:tc>
@@ -1360,7 +1360,7 @@
           <w:color w:val="222B36"/>
           <w:sz w:val="21"/>
         </w:rPr>
-        <w:t>Когда компания покупает недвижимость на кредит, с 2019 года она может вычитать из налога только часть процентов по нему (правило ЕС) — из-за этого налог выше, а покупка на заём менее выгодна. Государство хотело ужесточить правило, но приостановило; ассоциация риелторов NVM 29 июня, наоборот, потребовала его смягчить.</w:t>
+        <w:t>Объясним по порядку — тема налоговая, звучит сложно, а смысл простой. Когда компания покупает недвижимость на кредит, она платит банку проценты. Раньше эти проценты целиком уменьшали её налог на прибыль — то есть кредит был выгоден. С 2019 года действует правило (пришло из ЕС), которое разрешает списывать из налога только часть процентов. Из-за этого налог у таких компаний стал выше, а покупать недвижимость на заёмные деньги — менее выгодно; называется это earningsstripping. Что случилось на неделе: государство собиралось сделать правило ещё строже для компаний, которые держат недвижимость, но пока притормозило — ждёт общего решения ЕС. А крупнейшая ассоциация риелторов NVM Business 29 июня, наоборот, потребовала правило смягчить.</w:t>
       </w:r>
     </w:p>
     <w:p>
@@ -1388,7 +1388,7 @@
           <w:color w:val="222B36"/>
           <w:sz w:val="18"/>
         </w:rPr>
-        <w:t xml:space="preserve">Дорогой заём тормозит вложения в торговую недвижимость. Пауза с ужесточением — передышка, но не отмена.  </w:t>
+        <w:t xml:space="preserve">Почти вся коммерческая недвижимость покупается частично на кредит. Если проценты по нему нельзя полностью вычесть из налога, вкладываться в торговую недвижимость и стройку становится менее выгодно — и инвестиции тормозятся. Простыми словами: то, что ужесточение притормозили, — это передышка для владельцев, но не отмена. Правила ещё могут поменяться, поэтому строить планы в расчёте на дешёвый кредит рискованно.  </w:t>
       </w:r>
     </w:p>
     <w:p>
@@ -1548,7 +1548,7 @@
                 <w:color w:val="222B36"/>
                 <w:sz w:val="19"/>
               </w:rPr>
-              <w:t>Пустых магазинов в Нидерландах стало больше — 7,0% к концу 2025 против 6,7% в начале года (данные Locatus). Уже десятый год подряд число магазинов сокращается; закрываются именно магазины, а кафе и услуги держатся.</w:t>
+              <w:t>Locatus — компания, которая пересчитывает все магазины в Нидерландах, — подвела итог 2025 года. Доля пустующих торговых помещений выросла с 6,7% в начале года до 7,0% к концу. Скачок небольшой, но важен не он, а тренд: число магазинов сокращается уже десятый год подряд — примерно с 207 000 до 205 000 за год. Причём закрываются именно магазины (одежда, товары, электроника — часть покупок ушла в интернет), а кафе, рестораны и парикмахерские, наоборот, держатся: туда за услугой или впечатлением нужно прийти лично.</w:t>
             </w:r>
           </w:p>
           <w:p>
@@ -1563,7 +1563,7 @@
                 <w:color w:val="6B7785"/>
                 <w:sz w:val="16"/>
               </w:rPr>
-              <w:t>→ Офлайн-торговля медленно сжимается. Слабые магазины в центрах отпускают арендаторов, часть которых уходит в удобные форматы с парковкой на окраинах.</w:t>
+              <w:t>→ Раньше пустые витрины часто переделывали в жильё, и это скрывало проблему; теперь этот запас исчерпан, и пустых магазинов становится заметно больше. Простыми словами: слабые магазины в центрах городов постепенно закрываются и отпускают арендаторов. Часть из них переезжает в удобные торговые центры на окраинах — куда можно приехать на машине и припарковаться. Поэтому окраинные форматы чувствуют себя лучше, чем классические торговые улицы в центре.</w:t>
             </w:r>
           </w:p>
         </w:tc>
@@ -1822,7 +1822,7 @@
           <w:color w:val="222B36"/>
           <w:sz w:val="21"/>
         </w:rPr>
-        <w:t>Готовится налог box 3, при котором сдачу жилья будут облагать по реальному доходу от аренды и по подорожанию при продаже, а не по «придуманной» доходности, как сейчас (старт планово с 2028). 30 июня верхняя палата парламента отложила решение; голосование по спорным пунктам — 7 июля.</w:t>
+        <w:t>Это, пожалуй, главная налоговая история для тех, кто сдаёт жильё. Сейчас в Нидерландах частник платит налог на недвижимость (не для собственного проживания) по «придуманной» доходности: государство само прикидывает, сколько ты в среднем мог бы заработать, и берёт налог с этой воображаемой суммы — независимо от того, сколько ты заработал на самом деле. Этот налог называется box 3. Готовится переход на честную схему: платить будут с РЕАЛЬНОГО дохода — с фактической арендной платы каждый год плюс с подорожания квартиры при её продаже. Планово — с 2028 года. 30 июня верхняя палата парламента отложила окончательное решение (ждёт доработку закона), а голосование по спорным пунктам назначили на 7 июля.</w:t>
       </w:r>
     </w:p>
     <w:p>
@@ -1850,7 +1850,7 @@
           <w:color w:val="222B36"/>
           <w:sz w:val="18"/>
         </w:rPr>
-        <w:t xml:space="preserve">Чистая доходность сдачи жилья (особенно через компанию BV) снизится. Часть частных арендодателей может начать выходить из рынка к 2027–28 годам.  </w:t>
+        <w:t xml:space="preserve">Налог с реального дохода для многих арендодателей окажется выше сегодняшнего — особенно у тех, кто зарабатывает на аренде немного. Чистая прибыль от сдачи жилья (особенно через компанию BV) снизится. Простыми словами: часть мелких частных инвесторов посчитает, что сдавать стало невыгодно, и начнёт продавать квартиры — вероятно, к 2027–28 годам. Для рынка это будущий приток жилья в продажу.  </w:t>
       </w:r>
     </w:p>
     <w:p>
@@ -1935,7 +1935,7 @@
           <w:color w:val="222B36"/>
           <w:sz w:val="21"/>
         </w:rPr>
-        <w:t>Правительство 26 июня представило «азотный» пакет на ~20 млрд €, чтобы снова разрешить стройку, застрявшую из-за норм по выбросам азота. Проекты с малыми выбросами освободят от лишних разрешений; под угрозой из-за азота ~244 000 домов.</w:t>
+        <w:t>Чтобы понять новость, нужен контекст. В Нидерландах много лет действует так называемый «азотный замок»: стройку нельзя начать, пока не докажешь, что она не превысит нормы по выбросам азота рядом с охраняемой природой. Из-за этого зависли тысячи проектов жилья. 26 июня правительство представило пакет мер на ~20 млрд €, чтобы этот замок приоткрыть. Главное для стройки: проекты с очень маленькими выбросами азота освободят от лишних природоохранных разрешений. По оценкам, из-за азота под угрозой сейчас около 244 000 домов.</w:t>
       </w:r>
     </w:p>
     <w:p>
@@ -1963,7 +1963,7 @@
           <w:color w:val="222B36"/>
           <w:sz w:val="18"/>
         </w:rPr>
-        <w:t xml:space="preserve">Это разблокирует заметную часть жилищной стройки — но не сейчас: закон уходит в парламент только в октябре, эффект ждут к концу 2027 года.  </w:t>
+        <w:t xml:space="preserve">Если пакет заработает, значительная часть застрявшей жилищной стройки снова станет возможной — а нехватка жилья в стране огромная. Простыми словами: новость хорошая, но не сегодняшняя. Закон уйдёт в парламент только в октябре, реальный эффект ждут к концу 2027 года, и по дороге возможны судебные споры. Так что закладывать это в планы стоит как сценарий, а не как свершившийся факт.  </w:t>
       </w:r>
     </w:p>
     <w:p>
@@ -2028,7 +2028,7 @@
           <w:color w:val="222B36"/>
           <w:sz w:val="21"/>
         </w:rPr>
-        <w:t>Крупнейший фонд арендного жилья Vesteda боялся, что инвесторы начнут массово забирать деньги. В марте заявок было на 4,1 млрд €, но в итоге забрали лишь 765 млн € — в пять раз меньше.</w:t>
+        <w:t>Vesteda — крупнейший в Нидерландах фонд арендного жилья: это когда много инвесторов (например, пенсионные фонды) вместе владеют десятками тысяч квартир и получают доход от аренды; у Vesteda около 28 000 квартир. Инвесторы такого фонда могут попросить вернуть им деньги — «выйти» из фонда. В марте заявок на выход набралось аж на 4,1 млрд €, и рынок испугался: если инвесторы массово побегут, фонду придётся распродавать квартиры, и цены на арендное жильё могут обвалиться. Но в итоге, 26 июня, оказалось, что реально забрали лишь 765 млн € — в пять раз меньше, чем боялись.</w:t>
       </w:r>
     </w:p>
     <w:p>
@@ -2056,7 +2056,7 @@
           <w:color w:val="222B36"/>
           <w:sz w:val="18"/>
         </w:rPr>
-        <w:t xml:space="preserve">Крупные деньги остаются в арендном жилье, а не бегут — обвала цен на арендные портфели ждать не стоит.  </w:t>
+        <w:t xml:space="preserve">Массовое бегство крупных инвесторов из арендного жилья — один из главных страхов этого рынка. Он не подтвердился. Простыми словами: крупные деньги остаются в арендном жилье, а не бегут. Значит, распродажи квартир и обвала цен на арендные портфели ждать не стоит — по крайней мере, пока.  </w:t>
       </w:r>
     </w:p>
     <w:p>
@@ -2216,7 +2216,7 @@
                 <w:color w:val="222B36"/>
                 <w:sz w:val="19"/>
               </w:rPr>
-              <w:t>Рынок жилья остывает, но не падает. В мае дома стоили на +4,4% дороже, чем год назад (средняя цена €487 383), но сделок стало меньше (−2,5% за год). Банки прогнозируют замедление роста цен до +2,8–4% в год.</w:t>
+              <w:t>Свежие данные статистического бюро CBS: в мае жильё стоило на +4,4% дороже, чем год назад, средняя цена сделки — 487 383 €. Рост продолжается, но замедляется, и сделок стало меньше — на −2,5% за год. Отдельно важен прогноз: крупные банки (Rabobank, ABN AMRO) и центральный банк ожидают, что бурный рост цен последних лет выдыхается — дальше цены будут прибавлять лишь примерно 2,8–4% в год, а не рывками, как раньше.</w:t>
             </w:r>
           </w:p>
           <w:p>
@@ -2231,7 +2231,7 @@
                 <w:color w:val="6B7785"/>
                 <w:sz w:val="16"/>
               </w:rPr>
-              <w:t>→ Дефицит жилья держит цены, но продавать становится дольше, а рост замедляется. Ставка на подорожание слабеет, важнее арендный доход.</w:t>
+              <w:t>→ Цены не падают по простой причине: жилья в стране остро не хватает, а желающих купить по-прежнему больше, чем предложения. Простыми словами: рынок переходит в состояние «дорого, но уже без разгона». Заработать на быстром подорожании становится сложнее, поэтому для инвестора важнее стабильный доход от аренды, а не рост цены. А продавать теперь приходится дольше — покупателей с деньгами стало меньше.</w:t>
             </w:r>
           </w:p>
         </w:tc>

--- a/dutch-realestate-agent/reports/2026-06-30_dutch_realestate_RU.docx
+++ b/dutch-realestate-agent/reports/2026-06-30_dutch_realestate_RU.docx
@@ -315,7 +315,7 @@
                 <w:color w:val="ECF1F6"/>
                 <w:sz w:val="21"/>
               </w:rPr>
-              <w:t>Логистика: спрос есть, денег нет. Аренда складов за год выросла на +10,5%, а вложения в покупку упали на 60%. Цены на лучшие склады почти два года стоят на месте.</w:t>
+              <w:t>Логистика: спрос есть, денег нет — но сделка недели переоценивает весь сектор. Аренда складов за год выросла на +10,5%, вложения в покупку упали на 60%. При этом Prologis (крупнейший владелец складов в мире) предложил купить британскую Segro на четверть дороже рыночной цены (~14,6 млрд €) — рынок ждёт развязки 22 июля.</w:t>
             </w:r>
           </w:p>
           <w:p>
@@ -744,6 +744,119 @@
           <w:color w:val="1E4466"/>
           <w:sz w:val="23"/>
         </w:rPr>
+        <w:t>Новости</w:t>
+      </w:r>
+    </w:p>
+    <w:p>
+      <w:pPr>
+        <w:spacing w:before="60" w:after="20" w:line="269" w:lineRule="auto"/>
+        <w:ind w:left="283" w:hanging="198"/>
+        <w:jc w:val="left"/>
+      </w:pPr>
+      <w:r>
+        <w:rPr>
+          <w:rFonts w:ascii="Calibri" w:hAnsi="Calibri" w:cs="Calibri"/>
+          <w:b/>
+          <w:i w:val="0"/>
+          <w:color w:val="1E7A4D"/>
+          <w:sz w:val="21"/>
+        </w:rPr>
+        <w:t xml:space="preserve">▲  </w:t>
+      </w:r>
+      <w:r>
+        <w:rPr>
+          <w:rFonts w:ascii="Calibri" w:hAnsi="Calibri" w:cs="Calibri"/>
+          <w:b w:val="0"/>
+          <w:i w:val="0"/>
+          <w:color w:val="222B36"/>
+          <w:sz w:val="21"/>
+        </w:rPr>
+        <w:t>Разберём эту новость по порядку — это, возможно, главное событие недели для всей европейской логистики, и оно напрямую касается складов в Нидерландах. Prologis — крупнейший в мире владелец складов — сделал предложение о покупке британской компании Segro, у которой тоже много складов в Европе. Предложение полностью в акциях (то есть Prologis предлагает не деньги, а свои акции в обмен): по оценке рынка это примерно 12,6 млрд фунтов (около 14,6 млрд €), с наценкой ~25% к тому, сколько акции Segro стоили до этого на бирже. Совет директоров Segro предложение отклонил, назвав его заниженным. По английским правилам поглощений у Prologis есть срок — до 22 июля она обязана либо официально подтвердить твёрдое предложение (и, вероятно, поднять цену), либо отступить.</w:t>
+      </w:r>
+    </w:p>
+    <w:p>
+      <w:pPr>
+        <w:spacing w:before="20" w:after="20" w:line="264" w:lineRule="auto"/>
+        <w:ind w:left="283"/>
+        <w:jc w:val="left"/>
+        <w:shd w:val="clear" w:color="auto" w:fill="E7F4EE"/>
+      </w:pPr>
+      <w:r>
+        <w:rPr>
+          <w:rFonts w:ascii="Calibri" w:hAnsi="Calibri" w:cs="Calibri"/>
+          <w:b/>
+          <w:i w:val="0"/>
+          <w:color w:val="1E7A4D"/>
+          <w:sz w:val="18"/>
+        </w:rPr>
+        <w:t xml:space="preserve">  Почему важно:  </w:t>
+      </w:r>
+      <w:r>
+        <w:rPr>
+          <w:rFonts w:ascii="Calibri" w:hAnsi="Calibri" w:cs="Calibri"/>
+          <w:b w:val="0"/>
+          <w:i w:val="0"/>
+          <w:color w:val="222B36"/>
+          <w:sz w:val="18"/>
+        </w:rPr>
+        <w:t xml:space="preserve">Крупнейший игрок мира вслух оценил европейские склады на четверть дороже биржевой цены — а Segro именно такого масштаба, как крупные владельцы складов в Нидерландах (CTP, WDP). Когда происходит такая громкая сделка, рынок использует её цену как ориентир и для похожих, соседних портфелей. Простыми словами: раз кто-то готов заплатить на четверть больше рыночной цены за европейские склады, это довод в пользу того, что склады в целом недооценены. 22 июля станет ясно, останется ли это разовым эпизодом или подтвердится более высокой ценой.  </w:t>
+      </w:r>
+    </w:p>
+    <w:p>
+      <w:pPr>
+        <w:spacing w:before="0" w:after="100" w:line="240" w:lineRule="auto"/>
+        <w:ind w:left="283"/>
+        <w:jc w:val="left"/>
+      </w:pPr>
+      <w:r>
+        <w:rPr>
+          <w:rFonts w:ascii="Calibri" w:hAnsi="Calibri" w:cs="Calibri"/>
+          <w:b w:val="0"/>
+          <w:i/>
+          <w:color w:val="6B7785"/>
+          <w:sz w:val="17"/>
+        </w:rPr>
+        <w:t xml:space="preserve">   📅 2026-06-24   •   Источник: Reuters / Bloomberg; Prologis (PR Newswire)</w:t>
+      </w:r>
+      <w:r>
+        <w:rPr>
+          <w:rFonts w:ascii="Calibri" w:hAnsi="Calibri" w:cs="Calibri"/>
+          <w:b w:val="0"/>
+          <w:i w:val="0"/>
+          <w:color w:val="6B7785"/>
+          <w:sz w:val="17"/>
+        </w:rPr>
+        <w:t xml:space="preserve">   </w:t>
+      </w:r>
+      <w:hyperlink r:id="rId13">
+        <w:r>
+          <w:rPr>
+            <w:color w:val="1155CC"/>
+            <w:sz w:val="17.0"/>
+            <w:rFonts w:ascii="Calibri" w:hAnsi="Calibri"/>
+            <w:u w:val="single"/>
+          </w:rPr>
+          <w:t xml:space="preserve">ссылка ↗</w:t>
+        </w:r>
+      </w:hyperlink>
+    </w:p>
+    <w:p>
+      <w:pPr>
+        <w:keepNext/>
+        <w:spacing w:before="200" w:after="60" w:line="269" w:lineRule="auto"/>
+        <w:jc w:val="left"/>
+        <w:pBdr>
+          <w:bottom w:val="single" w:sz="6" w:space="2" w:color="D7DEE6"/>
+        </w:pBdr>
+      </w:pPr>
+      <w:r>
+        <w:rPr>
+          <w:rFonts w:ascii="Calibri" w:hAnsi="Calibri" w:cs="Calibri"/>
+          <w:b/>
+          <w:i w:val="0"/>
+          <w:color w:val="1E4466"/>
+          <w:sz w:val="23"/>
+        </w:rPr>
         <w:t>Статистика</w:t>
       </w:r>
     </w:p>
@@ -917,7 +1030,7 @@
               </w:rPr>
               <w:t>Cushman &amp; Wakefield Netherlands</w:t>
             </w:r>
-            <w:hyperlink r:id="rId13">
+            <w:hyperlink r:id="rId14">
               <w:r>
                 <w:rPr>
                   <w:color w:val="1155CC"/>
@@ -1028,7 +1141,7 @@
               </w:rPr>
               <w:t>Investing.com / MarketScreener; CTP IR</w:t>
             </w:r>
-            <w:hyperlink r:id="rId14">
+            <w:hyperlink r:id="rId15">
               <w:r>
                 <w:rPr>
                   <w:color w:val="1155CC"/>
@@ -1071,7 +1184,7 @@
                     <pic:cNvPicPr/>
                   </pic:nvPicPr>
                   <pic:blipFill>
-                    <a:blip r:embed="rId15"/>
+                    <a:blip r:embed="rId16"/>
                     <a:stretch>
                       <a:fillRect/>
                     </a:stretch>
@@ -1243,7 +1356,7 @@
                 <w:color w:val="222B36"/>
                 <w:sz w:val="20"/>
               </w:rPr>
-              <w:t>30 июля — полугодовой отчёт CTP: он задаст ценовой ориентир для всего сектора складов.</w:t>
+              <w:t>30 июля — полугодовой отчёт CTP: он задаст ценовой ориентир для всего сектора складов. И 22 июля — дедлайн Prologis по Segro: подтвердит предложение или откажется.</w:t>
             </w:r>
           </w:p>
         </w:tc>
@@ -1417,7 +1530,7 @@
         </w:rPr>
         <w:t xml:space="preserve">   </w:t>
       </w:r>
-      <w:hyperlink r:id="rId16">
+      <w:hyperlink r:id="rId17">
         <w:r>
           <w:rPr>
             <w:color w:val="1155CC"/>
@@ -1619,7 +1732,7 @@
               </w:rPr>
               <w:t>Locatus</w:t>
             </w:r>
-            <w:hyperlink r:id="rId17">
+            <w:hyperlink r:id="rId18">
               <w:r>
                 <w:rPr>
                   <w:color w:val="1155CC"/>
@@ -1879,7 +1992,7 @@
         </w:rPr>
         <w:t xml:space="preserve">   </w:t>
       </w:r>
-      <w:hyperlink r:id="rId18">
+      <w:hyperlink r:id="rId19">
         <w:r>
           <w:rPr>
             <w:color w:val="1155CC"/>
@@ -1992,7 +2105,7 @@
         </w:rPr>
         <w:t xml:space="preserve">   </w:t>
       </w:r>
-      <w:hyperlink r:id="rId19">
+      <w:hyperlink r:id="rId20">
         <w:r>
           <w:rPr>
             <w:color w:val="1155CC"/>
@@ -2085,7 +2198,100 @@
         </w:rPr>
         <w:t xml:space="preserve">   </w:t>
       </w:r>
-      <w:hyperlink r:id="rId20">
+      <w:hyperlink r:id="rId21">
+        <w:r>
+          <w:rPr>
+            <w:color w:val="1155CC"/>
+            <w:sz w:val="17.0"/>
+            <w:rFonts w:ascii="Calibri" w:hAnsi="Calibri"/>
+            <w:u w:val="single"/>
+          </w:rPr>
+          <w:t xml:space="preserve">ссылка ↗</w:t>
+        </w:r>
+      </w:hyperlink>
+    </w:p>
+    <w:p>
+      <w:pPr>
+        <w:spacing w:before="60" w:after="20" w:line="269" w:lineRule="auto"/>
+        <w:ind w:left="283" w:hanging="198"/>
+        <w:jc w:val="left"/>
+      </w:pPr>
+      <w:r>
+        <w:rPr>
+          <w:rFonts w:ascii="Calibri" w:hAnsi="Calibri" w:cs="Calibri"/>
+          <w:b/>
+          <w:i w:val="0"/>
+          <w:color w:val="1E7A4D"/>
+          <w:sz w:val="21"/>
+        </w:rPr>
+        <w:t xml:space="preserve">▲  </w:t>
+      </w:r>
+      <w:r>
+        <w:rPr>
+          <w:rFonts w:ascii="Calibri" w:hAnsi="Calibri" w:cs="Calibri"/>
+          <w:b w:val="0"/>
+          <w:i w:val="0"/>
+          <w:color w:val="222B36"/>
+          <w:sz w:val="21"/>
+        </w:rPr>
+        <w:t>Ещё один сигнал о том, куда идут крупные деньги. Bouwinvest — крупная нидерландская управляющая компания, которая вкладывает деньги пенсионных фондов в недвижимость, — увеличил свой фонд жилья для пожилых людей (это специальные дома с уходом и поддержкой). В фонд вошли два новых крупных пенсионных фонда, включая PME, — для него это вообще первое вложение в такую недвижимость. Число инвесторов фонда выросло с 4 до 6, а вложенные деньги — со 130 до 263,5 млн €.</w:t>
+      </w:r>
+    </w:p>
+    <w:p>
+      <w:pPr>
+        <w:spacing w:before="20" w:after="20" w:line="264" w:lineRule="auto"/>
+        <w:ind w:left="283"/>
+        <w:jc w:val="left"/>
+        <w:shd w:val="clear" w:color="auto" w:fill="E7F4EE"/>
+      </w:pPr>
+      <w:r>
+        <w:rPr>
+          <w:rFonts w:ascii="Calibri" w:hAnsi="Calibri" w:cs="Calibri"/>
+          <w:b/>
+          <w:i w:val="0"/>
+          <w:color w:val="1E7A4D"/>
+          <w:sz w:val="18"/>
+        </w:rPr>
+        <w:t xml:space="preserve">  Почему важно:  </w:t>
+      </w:r>
+      <w:r>
+        <w:rPr>
+          <w:rFonts w:ascii="Calibri" w:hAnsi="Calibri" w:cs="Calibri"/>
+          <w:b w:val="0"/>
+          <w:i w:val="0"/>
+          <w:color w:val="222B36"/>
+          <w:sz w:val="18"/>
+        </w:rPr>
+        <w:t xml:space="preserve">Население Нидерландов стареет, а подходящего жилья с уходом для пожилых не хватает. То, что крупные пенсионные фонды продолжают вкладывать сюда деньги именно сейчас, когда к обычной аренде инвесторы стали куда осторожнее, — знак, что этот узкий сегмент жилья они считают надёжным и перспективным независимо от общего охлаждения рынка.  </w:t>
+      </w:r>
+    </w:p>
+    <w:p>
+      <w:pPr>
+        <w:spacing w:before="0" w:after="100" w:line="240" w:lineRule="auto"/>
+        <w:ind w:left="283"/>
+        <w:jc w:val="left"/>
+      </w:pPr>
+      <w:r>
+        <w:rPr>
+          <w:rFonts w:ascii="Calibri" w:hAnsi="Calibri" w:cs="Calibri"/>
+          <w:b w:val="0"/>
+          <w:i/>
+          <w:color w:val="6B7785"/>
+          <w:sz w:val="17"/>
+        </w:rPr>
+        <w:t xml:space="preserve">   📅 2026-06-30   •   Источник: Vastgoedjournaal / Bouwinvest</w:t>
+      </w:r>
+      <w:r>
+        <w:rPr>
+          <w:rFonts w:ascii="Calibri" w:hAnsi="Calibri" w:cs="Calibri"/>
+          <w:b w:val="0"/>
+          <w:i w:val="0"/>
+          <w:color w:val="6B7785"/>
+          <w:sz w:val="17"/>
+        </w:rPr>
+        <w:t xml:space="preserve">   </w:t>
+      </w:r>
+      <w:hyperlink r:id="rId22">
         <w:r>
           <w:rPr>
             <w:color w:val="1155CC"/>
@@ -2287,7 +2493,7 @@
               </w:rPr>
               <w:t>CBS StatLine / Kadaster</w:t>
             </w:r>
-            <w:hyperlink r:id="rId21">
+            <w:hyperlink r:id="rId23">
               <w:r>
                 <w:rPr>
                   <w:color w:val="1155CC"/>
@@ -2330,7 +2536,7 @@
                     <pic:cNvPicPr/>
                   </pic:nvPicPr>
                   <pic:blipFill>
-                    <a:blip r:embed="rId22"/>
+                    <a:blip r:embed="rId24"/>
                     <a:stretch>
                       <a:fillRect/>
                     </a:stretch>
@@ -2622,7 +2828,7 @@
                 <w:color w:val="222B36"/>
                 <w:sz w:val="21"/>
               </w:rPr>
-              <w:t>Три сюжета недели сходятся в одну ось — «дорогая мощность»: физическую (сеть Брабанта закрылась), регуляторную (стройку обещают разблокировать, но к концу 2027) и финансовую (кредиты пока дешёвые, но ставки развернулись вверх). Ближайшие развязки: 7 июля — голосование по налогу box 3, 30 июля — отчёт CTP, который задаст ценовой ориентир для складов.</w:t>
+              <w:t>Три сюжета недели сходятся в одну ось — «дорогая мощность»: физическую (сеть Брабанта закрылась), регуляторную (стройку обещают разблокировать, но к концу 2027) и финансовую (кредиты пока дешёвые, но ставки развернулись вверх). Ближайшие развязки: 7 июля — голосование по налогу box 3, 22 июля — дедлайн Prologis по предложению за Segro, 30 июля — отчёт CTP, который задаст ценовой ориентир для складов.</w:t>
             </w:r>
           </w:p>
         </w:tc>
@@ -3035,7 +3241,7 @@
                 <w:color w:val="222B36"/>
                 <w:sz w:val="19"/>
               </w:rPr>
-              <w:t>2026-07-30</w:t>
+              <w:t>2026-07-22</w:t>
             </w:r>
           </w:p>
         </w:tc>
@@ -3064,7 +3270,7 @@
                 <w:color w:val="222B36"/>
                 <w:sz w:val="19"/>
               </w:rPr>
-              <w:t>•  Полугодовой отчёт CTP</w:t>
+              <w:t>⏳  Дедлайн Prologis по Segro: подтвердить твёрдое предложение или отступить</w:t>
             </w:r>
           </w:p>
           <w:p>
@@ -3079,7 +3285,7 @@
                 <w:color w:val="6B7785"/>
                 <w:sz w:val="16"/>
               </w:rPr>
-              <w:t>→ Задаст ценовой ориентир для всего сектора складов.</w:t>
+              <w:t>→ Подтвердит и поднимет цену — новый более высокий ценовой ориентир для складов в Европе; откажется — эпизод останется разовым.</w:t>
             </w:r>
           </w:p>
         </w:tc>
@@ -3139,6 +3345,110 @@
                 <w:color w:val="222B36"/>
                 <w:sz w:val="19"/>
               </w:rPr>
+              <w:t>2026-07-30</w:t>
+            </w:r>
+          </w:p>
+        </w:tc>
+        <w:tc>
+          <w:tcPr>
+            <w:tcW w:type="dxa" w:w="6406"/>
+            <w:shd w:val="clear" w:color="auto" w:fill="FFFFFF"/>
+            <w:tcMar>
+              <w:top w:w="80" w:type="dxa"/>
+              <w:bottom w:w="80" w:type="dxa"/>
+              <w:start w:w="140" w:type="dxa"/>
+              <w:end w:w="140" w:type="dxa"/>
+              <w:left w:w="140" w:type="dxa"/>
+              <w:right w:w="140" w:type="dxa"/>
+            </w:tcMar>
+          </w:tcPr>
+          <w:p>
+            <w:pPr>
+              <w:spacing w:after="0"/>
+            </w:pPr>
+            <w:r>
+              <w:rPr>
+                <w:rFonts w:ascii="Calibri" w:hAnsi="Calibri" w:cs="Calibri"/>
+                <w:b w:val="0"/>
+                <w:i w:val="0"/>
+                <w:color w:val="222B36"/>
+                <w:sz w:val="19"/>
+              </w:rPr>
+              <w:t>•  Полугодовой отчёт CTP</w:t>
+            </w:r>
+          </w:p>
+          <w:p>
+            <w:pPr>
+              <w:spacing w:before="20" w:after="0"/>
+            </w:pPr>
+            <w:r>
+              <w:rPr>
+                <w:rFonts w:ascii="Calibri" w:hAnsi="Calibri" w:cs="Calibri"/>
+                <w:b w:val="0"/>
+                <w:i/>
+                <w:color w:val="6B7785"/>
+                <w:sz w:val="16"/>
+              </w:rPr>
+              <w:t>→ Задаст ценовой ориентир для всего сектора складов.</w:t>
+            </w:r>
+          </w:p>
+        </w:tc>
+        <w:tc>
+          <w:tcPr>
+            <w:tcW w:type="dxa" w:w="1587"/>
+            <w:shd w:val="clear" w:color="auto" w:fill="FFFFFF"/>
+            <w:tcMar>
+              <w:top w:w="80" w:type="dxa"/>
+              <w:bottom w:w="80" w:type="dxa"/>
+              <w:start w:w="140" w:type="dxa"/>
+              <w:end w:w="140" w:type="dxa"/>
+              <w:left w:w="140" w:type="dxa"/>
+              <w:right w:w="140" w:type="dxa"/>
+            </w:tcMar>
+          </w:tcPr>
+          <w:p>
+            <w:pPr>
+              <w:spacing w:after="0"/>
+            </w:pPr>
+            <w:r>
+              <w:rPr>
+                <w:rFonts w:ascii="Calibri" w:hAnsi="Calibri" w:cs="Calibri"/>
+                <w:b w:val="0"/>
+                <w:i w:val="0"/>
+                <w:color w:val="222B36"/>
+                <w:sz w:val="19"/>
+              </w:rPr>
+              <w:t>индустриал</w:t>
+            </w:r>
+          </w:p>
+        </w:tc>
+      </w:tr>
+      <w:tr>
+        <w:tc>
+          <w:tcPr>
+            <w:tcW w:type="dxa" w:w="1531"/>
+            <w:shd w:val="clear" w:color="auto" w:fill="F4F6F8"/>
+            <w:tcMar>
+              <w:top w:w="80" w:type="dxa"/>
+              <w:bottom w:w="80" w:type="dxa"/>
+              <w:start w:w="140" w:type="dxa"/>
+              <w:end w:w="140" w:type="dxa"/>
+              <w:left w:w="140" w:type="dxa"/>
+              <w:right w:w="140" w:type="dxa"/>
+            </w:tcMar>
+          </w:tcPr>
+          <w:p>
+            <w:pPr>
+              <w:spacing w:after="0"/>
+            </w:pPr>
+            <w:r>
+              <w:rPr>
+                <w:rFonts w:ascii="Calibri" w:hAnsi="Calibri" w:cs="Calibri"/>
+                <w:b/>
+                <w:i w:val="0"/>
+                <w:color w:val="222B36"/>
+                <w:sz w:val="19"/>
+              </w:rPr>
               <w:t>2026-10-01</w:t>
             </w:r>
           </w:p>
@@ -3146,7 +3456,7 @@
         <w:tc>
           <w:tcPr>
             <w:tcW w:type="dxa" w:w="6406"/>
-            <w:shd w:val="clear" w:color="auto" w:fill="FFFFFF"/>
+            <w:shd w:val="clear" w:color="auto" w:fill="F4F6F8"/>
             <w:tcMar>
               <w:top w:w="80" w:type="dxa"/>
               <w:bottom w:w="80" w:type="dxa"/>
@@ -3190,7 +3500,7 @@
         <w:tc>
           <w:tcPr>
             <w:tcW w:type="dxa" w:w="1587"/>
-            <w:shd w:val="clear" w:color="auto" w:fill="FFFFFF"/>
+            <w:shd w:val="clear" w:color="auto" w:fill="F4F6F8"/>
             <w:tcMar>
               <w:top w:w="80" w:type="dxa"/>
               <w:bottom w:w="80" w:type="dxa"/>
@@ -3644,7 +3954,7 @@
         </w:rPr>
         <w:t xml:space="preserve">CBS StatLine / Kadaster (цены жилья, сделки)  </w:t>
       </w:r>
-      <w:hyperlink r:id="rId21">
+      <w:hyperlink r:id="rId23">
         <w:r>
           <w:rPr>
             <w:color w:val="1155CC"/>
@@ -3682,7 +3992,7 @@
         </w:rPr>
         <w:t xml:space="preserve">Cushman &amp; Wakefield — логистика NL, I кв. 2026  </w:t>
       </w:r>
-      <w:hyperlink r:id="rId13">
+      <w:hyperlink r:id="rId14">
         <w:r>
           <w:rPr>
             <w:color w:val="1155CC"/>
@@ -3720,7 +4030,7 @@
         </w:rPr>
         <w:t xml:space="preserve">CBRE Netherlands — доходности логистики  </w:t>
       </w:r>
-      <w:hyperlink r:id="rId23">
+      <w:hyperlink r:id="rId25">
         <w:r>
           <w:rPr>
             <w:color w:val="1155CC"/>
@@ -3758,7 +4068,7 @@
         </w:rPr>
         <w:t xml:space="preserve">Locatus — пустующие магазины 2025  </w:t>
       </w:r>
-      <w:hyperlink r:id="rId17">
+      <w:hyperlink r:id="rId18">
         <w:r>
           <w:rPr>
             <w:color w:val="1155CC"/>
@@ -3796,7 +4106,7 @@
         </w:rPr>
         <w:t xml:space="preserve">Rijksoverheid — азотный пакет 26.06.2026  </w:t>
       </w:r>
-      <w:hyperlink r:id="rId19">
+      <w:hyperlink r:id="rId20">
         <w:r>
           <w:rPr>
             <w:color w:val="1155CC"/>
@@ -3834,7 +4144,7 @@
         </w:rPr>
         <w:t xml:space="preserve">Eerste Kamer — box 3  </w:t>
       </w:r>
-      <w:hyperlink r:id="rId18">
+      <w:hyperlink r:id="rId19">
         <w:r>
           <w:rPr>
             <w:color w:val="1155CC"/>
@@ -3872,7 +4182,7 @@
         </w:rPr>
         <w:t xml:space="preserve">Vesteda Newsroom / IR  </w:t>
       </w:r>
-      <w:hyperlink r:id="rId20">
+      <w:hyperlink r:id="rId21">
         <w:r>
           <w:rPr>
             <w:color w:val="1155CC"/>
@@ -3910,7 +4220,7 @@
         </w:rPr>
         <w:t xml:space="preserve">NVM Business — Nieuws  </w:t>
       </w:r>
-      <w:hyperlink r:id="rId16">
+      <w:hyperlink r:id="rId17">
         <w:r>
           <w:rPr>
             <w:color w:val="1155CC"/>
@@ -3986,7 +4296,7 @@
         </w:rPr>
         <w:t xml:space="preserve">Investing.com / MarketScreener — оценки CTP/WDP  </w:t>
       </w:r>
-      <w:hyperlink r:id="rId14">
+      <w:hyperlink r:id="rId15">
         <w:r>
           <w:rPr>
             <w:color w:val="1155CC"/>
@@ -4024,7 +4334,7 @@
         </w:rPr>
         <w:t xml:space="preserve">RaboResearch — прогноз рынка жилья  </w:t>
       </w:r>
-      <w:hyperlink r:id="rId24">
+      <w:hyperlink r:id="rId26">
         <w:r>
           <w:rPr>
             <w:color w:val="1155CC"/>
@@ -4062,7 +4372,7 @@
         </w:rPr>
         <w:t xml:space="preserve">Vastgoedmarkt — обзор логистики  </w:t>
       </w:r>
-      <w:hyperlink r:id="rId25">
+      <w:hyperlink r:id="rId27">
         <w:r>
           <w:rPr>
             <w:color w:val="1155CC"/>
@@ -4071,6 +4381,82 @@
             <w:u w:val="single"/>
           </w:rPr>
           <w:t xml:space="preserve">https://www.vastgoedmarkt.nl/198511/wat-je-nu-moet-weten-over-logistiek</w:t>
+        </w:r>
+      </w:hyperlink>
+    </w:p>
+    <w:p>
+      <w:pPr>
+        <w:spacing w:before="20" w:after="40" w:line="252" w:lineRule="auto"/>
+        <w:ind w:left="283" w:hanging="198"/>
+        <w:jc w:val="left"/>
+      </w:pPr>
+      <w:r>
+        <w:rPr>
+          <w:rFonts w:ascii="Calibri" w:hAnsi="Calibri" w:cs="Calibri"/>
+          <w:b w:val="0"/>
+          <w:i w:val="0"/>
+          <w:color w:val="6B7785"/>
+          <w:sz w:val="19"/>
+        </w:rPr>
+        <w:t xml:space="preserve">•  </w:t>
+      </w:r>
+      <w:r>
+        <w:rPr>
+          <w:rFonts w:ascii="Calibri" w:hAnsi="Calibri" w:cs="Calibri"/>
+          <w:b w:val="0"/>
+          <w:i w:val="0"/>
+          <w:color w:val="222B36"/>
+          <w:sz w:val="19"/>
+        </w:rPr>
+        <w:t xml:space="preserve">Reuters / Bloomberg / US News — Prologis-Segro  </w:t>
+      </w:r>
+      <w:hyperlink r:id="rId13">
+        <w:r>
+          <w:rPr>
+            <w:color w:val="1155CC"/>
+            <w:sz w:val="18"/>
+            <w:rFonts w:ascii="Calibri" w:hAnsi="Calibri"/>
+            <w:u w:val="single"/>
+          </w:rPr>
+          <w:t xml:space="preserve">https://www.usnews.com/news/top-news/articles/2026-06-24/u-s-based-prologis-takes-16-6-billion-bid-for-uk-landlord-segro-public-after-rejection</w:t>
+        </w:r>
+      </w:hyperlink>
+    </w:p>
+    <w:p>
+      <w:pPr>
+        <w:spacing w:before="20" w:after="40" w:line="252" w:lineRule="auto"/>
+        <w:ind w:left="283" w:hanging="198"/>
+        <w:jc w:val="left"/>
+      </w:pPr>
+      <w:r>
+        <w:rPr>
+          <w:rFonts w:ascii="Calibri" w:hAnsi="Calibri" w:cs="Calibri"/>
+          <w:b w:val="0"/>
+          <w:i w:val="0"/>
+          <w:color w:val="6B7785"/>
+          <w:sz w:val="19"/>
+        </w:rPr>
+        <w:t xml:space="preserve">•  </w:t>
+      </w:r>
+      <w:r>
+        <w:rPr>
+          <w:rFonts w:ascii="Calibri" w:hAnsi="Calibri" w:cs="Calibri"/>
+          <w:b w:val="0"/>
+          <w:i w:val="0"/>
+          <w:color w:val="222B36"/>
+          <w:sz w:val="19"/>
+        </w:rPr>
+        <w:t xml:space="preserve">Vastgoedjournaal — Bouwinvest Senior Living Fund  </w:t>
+      </w:r>
+      <w:hyperlink r:id="rId22">
+        <w:r>
+          <w:rPr>
+            <w:color w:val="1155CC"/>
+            <w:sz w:val="18"/>
+            <w:rFonts w:ascii="Calibri" w:hAnsi="Calibri"/>
+            <w:u w:val="single"/>
+          </w:rPr>
+          <w:t xml:space="preserve">https://vastgoedjournaal.nl/news/73539/twee-pensioenfondsen-stappen-in-ouderenfonds-bouwinvest</w:t>
         </w:r>
       </w:hyperlink>
     </w:p>

--- a/dutch-realestate-agent/reports/2026-06-30_dutch_realestate_RU.docx
+++ b/dutch-realestate-agent/reports/2026-06-30_dutch_realestate_RU.docx
@@ -289,7 +289,7 @@
                 <w:color w:val="ECF1F6"/>
                 <w:sz w:val="21"/>
               </w:rPr>
-              <w:t>Электричество дефицитнее денег: с 1 июля сеть на юге страны закрыта для новых подключений. Объект с готовой мощностью дорожает, без неё — теряет в цене.</w:t>
+              <w:t>Розетка решает больше, чем кредит: с 1 июля сеть на юге страны закрыта для новых подключений. Объект с готовой мощностью дорожает, без неё — теряет в цене.</w:t>
             </w:r>
           </w:p>
           <w:p>
@@ -315,7 +315,7 @@
                 <w:color w:val="ECF1F6"/>
                 <w:sz w:val="21"/>
               </w:rPr>
-              <w:t>Логистика: спрос есть, денег нет — но сделка недели переоценивает весь сектор. Аренда складов за год выросла на +10,5%, вложения в покупку упали на 60%. При этом Prologis (крупнейший владелец складов в мире) предложил купить британскую Segro на четверть дороже рыночной цены (~14,6 млрд €) — рынок ждёт развязки 22 июля.</w:t>
+              <w:t>Логистика: спрос есть, денег нет — но сделка недели поднимает планку цен для всего сектора. Аренда складов за год выросла на +10,5%, вложения в покупку упали на 60%. При этом Prologis, крупнейший в мире владелец складов, предложил купить британскую Segro на четверть дороже рыночной цены (~14,6 млрд €) — рынок ждёт развязки 22 июля.</w:t>
             </w:r>
           </w:p>
           <w:p>
@@ -341,7 +341,7 @@
                 <w:color w:val="ECF1F6"/>
                 <w:sz w:val="21"/>
               </w:rPr>
-              <w:t>Жильё и налоги: цены растут медленнее (+4,4% за год), крупные инвесторы из аренды не бегут. Но готовится налог box 3 на реальный доход — это давление на частных арендодателей.</w:t>
+              <w:t>Жильё и налоги: цены растут медленнее (+4,4% за год), а выход инвесторов из аренды — впятеро меньше страхов. Но готовится налог box 3 на реальный доход — давление на частных арендодателей.</w:t>
             </w:r>
           </w:p>
         </w:tc>
@@ -658,7 +658,7 @@
           <w:color w:val="222B36"/>
           <w:sz w:val="21"/>
         </w:rPr>
-        <w:t>Разберём по порядку — это, возможно, главная новость недели для складов и промзон. В Нидерландах электросеть переполнена: солнечные панели, электромобили и заводы, отказавшиеся от газа, нагружают её быстрее, чем сети успевают расширять. Из-за этого во многих районах подключить новый объект к электричеству уже нельзя — надо вставать в очередь. Это и называют netcongestie, «перегрузка сети». С 1 июля в провинции Брабант (юг страны, крупный логистический регион) сеть закрылась почти полностью, причём впервые — даже для нового жилья и мелких потребителей, а не только для заводов и складов, как раньше. Enexis — компания, которая управляет там электросетями, — прямо говорит: свободной мощности нет. По всей стране в очереди у неё уже больше 9 000 компаний.</w:t>
+        <w:t>Впервые электросеть целой провинции закрылась даже для нового жилья и мелких потребителей — а не только для заводов и складов, как раньше. Речь о Брабанте (юг страны, крупный логистический регион): с 1 июля сеть там закрыта почти полностью. Фон такой: солнечные панели, электромобили и заводы, отказавшиеся от газа, нагружают сеть быстрее, чем её успевают расширять, поэтому во многих районах подключить новый объект уже нельзя — надо вставать в очередь. Это и называют netcongestie, «перегрузка сети». За электросети в Брабанте отвечает Enexis. И она прямо говорит: свободной мощности нет, по всей стране в очереди у неё уже больше 9 000 компаний.</w:t>
       </w:r>
     </w:p>
     <w:p>
@@ -771,7 +771,7 @@
           <w:color w:val="222B36"/>
           <w:sz w:val="21"/>
         </w:rPr>
-        <w:t>Разберём эту новость по порядку — это, возможно, главное событие недели для всей европейской логистики, и оно напрямую касается складов в Нидерландах. Prologis — крупнейший в мире владелец складов — сделал предложение о покупке британской компании Segro, у которой тоже много складов в Европе. Предложение полностью в акциях (то есть Prologis предлагает не деньги, а свои акции в обмен): по оценке рынка это примерно 12,6 млрд фунтов (около 14,6 млрд €), с наценкой ~25% к тому, сколько акции Segro стоили до этого на бирже. Совет директоров Segro предложение отклонил, назвав его заниженным. По английским правилам поглощений у Prologis есть срок — до 22 июля она обязана либо официально подтвердить твёрдое предложение (и, вероятно, поднять цену), либо отступить.</w:t>
+        <w:t>Крупнейший в мире владелец складов — Prologis — публично дал понять: европейские склады продаются слишком дёшево. Компания сделала предложение о покупке британской Segro, у которой тоже много складов в Европе, так что история напрямую касается и Нидерландов. Платить Prologis предлагает не деньгами, а своими акциями. Рынок оценил предложение примерно в 12,6 млрд фунтов (около 14,6 млрд €) — с наценкой ~25% к тому, сколько акции Segro стоили до этого на бирже. Совет директоров Segro предложение отклонил, назвав его заниженным. По английским правилам поглощений у Prologis есть срок: до 22 июля она обязана либо официально подтвердить твёрдое предложение (и, вероятно, поднять цену), либо отступить.</w:t>
       </w:r>
     </w:p>
     <w:p>
@@ -799,7 +799,7 @@
           <w:color w:val="222B36"/>
           <w:sz w:val="18"/>
         </w:rPr>
-        <w:t xml:space="preserve">Крупнейший игрок мира вслух оценил европейские склады на четверть дороже биржевой цены — а Segro именно такого масштаба, как крупные владельцы складов в Нидерландах (CTP, WDP). Когда происходит такая громкая сделка, рынок использует её цену как ориентир и для похожих, соседних портфелей. Простыми словами: раз кто-то готов заплатить на четверть больше рыночной цены за европейские склады, это довод в пользу того, что склады в целом недооценены. 22 июля станет ясно, останется ли это разовым эпизодом или подтвердится более высокой ценой.  </w:t>
+        <w:t xml:space="preserve">Громкая сделка такого размера становится ценовым ориентиром для похожих, соседних портфелей — а Segro того же масштаба, что и крупные владельцы складов в Нидерландах (CTP, WDP). Раз кто-то готов переплатить за европейские склады, это довод в пользу того, что сектор в целом недооценён.  </w:t>
       </w:r>
     </w:p>
     <w:p>
@@ -959,7 +959,7 @@
                 <w:color w:val="222B36"/>
                 <w:sz w:val="19"/>
               </w:rPr>
-              <w:t>Здесь два числа, которые на первый взгляд противоречат друг другу, — и в этом вся суть. Первое: аренда складов (сколько площадей арендаторы сняли за квартал) за первые три месяца 2026 года выросла на +10,5% к тому же периоду год назад — до примерно 833 000 м². То есть склады бизнесу нужны, спрос живой. Второе: вложения в ПОКУПКУ складов за тот же период рухнули на −60% — до примерно 265 млн €. То есть инвесторы склады почти перестали покупать. Причина проста: покупкам мешают дорогие кредиты, подорожавшая стройка и та самая нехватка электромощности — покупатель не хочет переплачивать, а продавец не готов сильно сбрасывать цену.</w:t>
+              <w:t>Здесь два числа, которые на первый взгляд противоречат друг другу, — и в этом вся суть. Первое: аренда складов (сколько площадей арендаторы сняли за квартал) за первые три месяца 2026 года выросла на +10,5% к тому же периоду год назад — примерно до 833 000 м². Склады бизнесу нужны, спрос живой. Второе: вложения в покупку складов за тот же период рухнули на −60% — примерно до 265 млн €. Инвесторы склады почти перестали покупать: мешают дорогие кредиты, подорожавшая стройка и та самая нехватка электромощности — покупатель не хочет переплачивать, а продавец не готов сильно сбрасывать цену.</w:t>
             </w:r>
           </w:p>
           <w:p>
@@ -974,7 +974,7 @@
                 <w:color w:val="6B7785"/>
                 <w:sz w:val="16"/>
               </w:rPr>
-              <w:t>→ Это классическая ситуация «бизнес здоров, но сделок нет»: рынок аренды в порядке, а купля-продажа замерла из-за цены денег, а не из-за слабого спроса. Простыми словами: раз спрос на аренду держится, а цены на склады уже не падают, дно по цене, скорее всего, близко. Но настоящие скидки появятся не потому, что склады стали не нужны, а если кому-то из владельцев с большими долгами придётся срочно продавать при перекредитовании. Пока это лишь возможный сценарий.</w:t>
+              <w:t>→ Классическая ситуация «бизнес здоров, но сделок нет»: купля-продажа замерла из-за цены денег, а не из-за слабого спроса. Раз спрос на аренду держится, а цены на склады уже не падают, дно по цене, скорее всего, близко. Настоящие скидки появятся, только если кому-то из владельцев с большими долгами придётся срочно продавать при перекредитовании — пока это лишь возможный сценарий.</w:t>
             </w:r>
           </w:p>
         </w:tc>
@@ -1070,7 +1070,7 @@
                 <w:color w:val="222B36"/>
                 <w:sz w:val="19"/>
               </w:rPr>
-              <w:t>Тут интересное расхождение между биржей и оценщиками — разберём медленно. CTP и WDP — две крупные компании, которым принадлежат десятки складов по всей Европе. Их акции торгуются на бирже, поэтому по цене акций видно, как рынок оценивает склады прямо сейчас. И вот что странно: акции CTP на бирже стоят примерно на 21,7% дешевле, чем сами склады этой компании оценены в её же отчётности. Как будто биржа говорит: «на бумаге эти склады стоят 100, но я готова платить только 78». При этом аналитики банков, наоборот, советуют эти акции покупать и ждут, что они подорожают примерно на 30%.</w:t>
+              <w:t>Биржа как будто говорит оценщикам складов: «на бумаге эти объекты стоят 100, но я готова платить только 78». CTP и WDP — две крупные компании, которым принадлежат десятки складов по всей Европе; их акции торгуются на бирже, поэтому по цене акций видно, как рынок оценивает склады прямо сейчас. Так вот, акции CTP стоят примерно на 21,7% дешевле, чем сами склады этой компании оценены в её же отчётности. При этом аналитики банков, наоборот, советуют эти акции покупать и ждут, что они подорожают примерно на 30%.</w:t>
             </w:r>
           </w:p>
           <w:p>
@@ -1216,7 +1216,7 @@
           <w:color w:val="6B7785"/>
           <w:sz w:val="18"/>
         </w:rPr>
-        <w:t>Аренда растёт, а покупать почти перестали — дно по цене близко.</w:t>
+        <w:t>+10,5% к аренде против −60% к покупкам: спрос и деньги разошлись.</w:t>
       </w:r>
     </w:p>
     <w:tbl>
@@ -1284,7 +1284,7 @@
                 <w:color w:val="222B36"/>
                 <w:sz w:val="21"/>
               </w:rPr>
-              <w:t>Самый дефицитный ресурс в логистике теперь не деньги, а электрическая мощность. Спрос на аренду жив, цены на лучшие склады почти два года стоят на месте, а сделок мало — но из-за дорогих денег и перегрузки сети, а не из-за слабого спроса.</w:t>
+              <w:t>Пропуском на логистический рынок стала электрическая мощность, а не деньги. Спрос на аренду жив, цены на лучшие склады почти два года стоят на месте, а сделки стоят не потому, что склады не нужны, — а потому, что кредиты дороги и сеть перегружена.</w:t>
             </w:r>
           </w:p>
         </w:tc>
@@ -1473,7 +1473,7 @@
           <w:color w:val="222B36"/>
           <w:sz w:val="21"/>
         </w:rPr>
-        <w:t>Объясним по порядку — тема налоговая, звучит сложно, а смысл простой. Когда компания покупает недвижимость на кредит, она платит банку проценты. Раньше эти проценты целиком уменьшали её налог на прибыль — то есть кредит был выгоден. С 2019 года действует правило (пришло из ЕС), которое разрешает списывать из налога только часть процентов. Из-за этого налог у таких компаний стал выше, а покупать недвижимость на заёмные деньги — менее выгодно; называется это earningsstripping. Что случилось на неделе: государство собиралось сделать правило ещё строже для компаний, которые держат недвижимость, но пока притормозило — ждёт общего решения ЕС. А крупнейшая ассоциация риелторов NVM Business 29 июня, наоборот, потребовала правило смягчить.</w:t>
+        <w:t>Государство притормозило ужесточение налогового правила, из-за которого покупать недвижимость в кредит стало менее выгодно, — а крупнейшая ассоциация риелторов NVM Business 29 июня потребовала это правило вообще смягчить. Теперь фон. Когда компания покупает недвижимость на кредит, она платит банку проценты. Раньше эти проценты целиком уменьшали её налог на прибыль — то есть кредит был выгоден. С 2019 года действует правило (пришло из ЕС), которое разрешает списывать из налога только часть процентов; называется это earningsstripping. Налог у таких компаний вырос. Для тех, кто держит недвижимость, правило собирались сделать ещё строже, но пока поставили на паузу — ждут общего решения ЕС.</w:t>
       </w:r>
     </w:p>
     <w:p>
@@ -1501,7 +1501,7 @@
           <w:color w:val="222B36"/>
           <w:sz w:val="18"/>
         </w:rPr>
-        <w:t xml:space="preserve">Почти вся коммерческая недвижимость покупается частично на кредит. Если проценты по нему нельзя полностью вычесть из налога, вкладываться в торговую недвижимость и стройку становится менее выгодно — и инвестиции тормозятся. Простыми словами: то, что ужесточение притормозили, — это передышка для владельцев, но не отмена. Правила ещё могут поменяться, поэтому строить планы в расчёте на дешёвый кредит рискованно.  </w:t>
+        <w:t xml:space="preserve">Почти вся коммерческая недвижимость покупается частично на кредит. Если проценты по нему нельзя полностью вычесть из налога, вкладываться в торговую недвижимость и стройку становится менее выгодно — и инвестиции тормозятся. Простыми словами: пауза в ужесточении — передышка для владельцев, но не отмена. Правила ещё могут поменяться, поэтому строить планы в расчёте на дешёвый кредит рискованно.  </w:t>
       </w:r>
     </w:p>
     <w:p>
@@ -1661,7 +1661,7 @@
                 <w:color w:val="222B36"/>
                 <w:sz w:val="19"/>
               </w:rPr>
-              <w:t>Locatus — компания, которая пересчитывает все магазины в Нидерландах, — подвела итог 2025 года. Доля пустующих торговых помещений выросла с 6,7% в начале года до 7,0% к концу. Скачок небольшой, но важен не он, а тренд: число магазинов сокращается уже десятый год подряд — примерно с 207 000 до 205 000 за год. Причём закрываются именно магазины (одежда, товары, электроника — часть покупок ушла в интернет), а кафе, рестораны и парикмахерские, наоборот, держатся: туда за услугой или впечатлением нужно прийти лично.</w:t>
+              <w:t>Все магазины страны пересчитывает компания Locatus — и вот её итог 2025 года. Доля пустующих торговых помещений выросла с 6,7% в начале года до 7,0% к концу. Скачок небольшой, но важен не он, а тренд: число магазинов сокращается уже десятый год подряд — примерно с 207 000 до 205 000 за год. Причём закрываются именно магазины (одежда, товары, электроника — часть покупок ушла в интернет), а кафе, рестораны и парикмахерские, наоборот, держатся: туда за услугой или впечатлением нужно прийти лично.</w:t>
             </w:r>
           </w:p>
           <w:p>
@@ -1676,7 +1676,7 @@
                 <w:color w:val="6B7785"/>
                 <w:sz w:val="16"/>
               </w:rPr>
-              <w:t>→ Раньше пустые витрины часто переделывали в жильё, и это скрывало проблему; теперь этот запас исчерпан, и пустых магазинов становится заметно больше. Простыми словами: слабые магазины в центрах городов постепенно закрываются и отпускают арендаторов. Часть из них переезжает в удобные торговые центры на окраинах — куда можно приехать на машине и припарковаться. Поэтому окраинные форматы чувствуют себя лучше, чем классические торговые улицы в центре.</w:t>
+              <w:t>→ Раньше пустые витрины часто переделывали в жильё, и это скрывало проблему; теперь этот запас исчерпан, и пустых магазинов становится заметно больше. Слабые точки в центрах городов закрываются и отпускают арендаторов — часть из них переезжает в удобные торговые центры на окраинах, куда можно приехать на машине и припарковаться. Поэтому окраинные форматы чувствуют себя лучше, чем классические торговые улицы в центре.</w:t>
             </w:r>
           </w:p>
         </w:tc>
@@ -1935,7 +1935,7 @@
           <w:color w:val="222B36"/>
           <w:sz w:val="21"/>
         </w:rPr>
-        <w:t>Это, пожалуй, главная налоговая история для тех, кто сдаёт жильё. Сейчас в Нидерландах частник платит налог на недвижимость (не для собственного проживания) по «придуманной» доходности: государство само прикидывает, сколько ты в среднем мог бы заработать, и берёт налог с этой воображаемой суммы — независимо от того, сколько ты заработал на самом деле. Этот налог называется box 3. Готовится переход на честную схему: платить будут с РЕАЛЬНОГО дохода — с фактической арендной платы каждый год плюс с подорожания квартиры при её продаже. Планово — с 2028 года. 30 июня верхняя палата парламента отложила окончательное решение (ждёт доработку закона), а голосование по спорным пунктам назначили на 7 июля.</w:t>
+        <w:t>Сейчас частник в Нидерландах платит налог с дохода, которого могло и не быть. Налог на недвижимость (не для собственного проживания) считается по «придуманной» доходности: государство само прикидывает, сколько владелец в среднем мог бы заработать, и берёт налог с этой воображаемой суммы — сколько он заработал на самом деле, никого не интересует. Этот налог называется box 3. Готовится переход на честную схему: платить будут с реального дохода — с фактической арендной платы каждый год плюс с подорожания квартиры при её продаже. По плану — с 2028 года. 30 июня верхняя палата парламента отложила окончательное решение (ждёт доработку закона), а голосование по спорным пунктам назначили на 7 июля.</w:t>
       </w:r>
     </w:p>
     <w:p>
@@ -1963,7 +1963,7 @@
           <w:color w:val="222B36"/>
           <w:sz w:val="18"/>
         </w:rPr>
-        <w:t xml:space="preserve">Налог с реального дохода для многих арендодателей окажется выше сегодняшнего — особенно у тех, кто зарабатывает на аренде немного. Чистая прибыль от сдачи жилья (особенно через компанию BV) снизится. Простыми словами: часть мелких частных инвесторов посчитает, что сдавать стало невыгодно, и начнёт продавать квартиры — вероятно, к 2027–28 годам. Для рынка это будущий приток жилья в продажу.  </w:t>
+        <w:t xml:space="preserve">Налог с реального дохода для многих арендодателей окажется выше сегодняшнего — особенно у тех, кто зарабатывает на аренде немного. Чистая прибыль от сдачи жилья (особенно через компанию BV) снизится, и часть мелких частных инвесторов решит, что сдавать стало невыгодно, и начнёт продавать квартиры — вероятно, к 2027–28 годам. Для рынка это будущий приток жилья в продажу.  </w:t>
       </w:r>
     </w:p>
     <w:p>
@@ -2076,7 +2076,7 @@
           <w:color w:val="222B36"/>
           <w:sz w:val="18"/>
         </w:rPr>
-        <w:t xml:space="preserve">Если пакет заработает, значительная часть застрявшей жилищной стройки снова станет возможной — а нехватка жилья в стране огромная. Простыми словами: новость хорошая, но не сегодняшняя. Закон уйдёт в парламент только в октябре, реальный эффект ждут к концу 2027 года, и по дороге возможны судебные споры. Так что закладывать это в планы стоит как сценарий, а не как свершившийся факт.  </w:t>
+        <w:t xml:space="preserve">Если пакет заработает, значительная часть застрявшей жилищной стройки снова станет возможной — а нехватка жилья в стране огромная. Но новость хорошая, а не сегодняшняя: закон уйдёт в парламент только в октябре, реальный эффект ждут к концу 2027 года, и по дороге возможны судебные споры. Закладывать это в планы стоит как сценарий, а не как свершившийся факт.  </w:t>
       </w:r>
     </w:p>
     <w:p>
@@ -2169,7 +2169,7 @@
           <w:color w:val="222B36"/>
           <w:sz w:val="18"/>
         </w:rPr>
-        <w:t xml:space="preserve">Массовое бегство крупных инвесторов из арендного жилья — один из главных страхов этого рынка. Он не подтвердился. Простыми словами: крупные деньги остаются в арендном жилье, а не бегут. Значит, распродажи квартир и обвала цен на арендные портфели ждать не стоит — по крайней мере, пока.  </w:t>
+        <w:t xml:space="preserve">Массовое бегство крупных инвесторов из арендного жилья — один из главных страхов этого рынка, и он не подтвердился. Крупные деньги остаются в аренде, а вот частных арендодателей может выдавить готовящийся налог box 3: тогда рынок поменяет владельцев, а не сожмётся. Обвала цен на арендные портфели ждать не стоит — по крайней мере, пока.  </w:t>
       </w:r>
     </w:p>
     <w:p>
@@ -2234,7 +2234,7 @@
           <w:color w:val="222B36"/>
           <w:sz w:val="21"/>
         </w:rPr>
-        <w:t>Ещё один сигнал о том, куда идут крупные деньги. Bouwinvest — крупная нидерландская управляющая компания, которая вкладывает деньги пенсионных фондов в недвижимость, — увеличил свой фонд жилья для пожилых людей (это специальные дома с уходом и поддержкой). В фонд вошли два новых крупных пенсионных фонда, включая PME, — для него это вообще первое вложение в такую недвижимость. Число инвесторов фонда выросло с 4 до 6, а вложенные деньги — со 130 до 263,5 млн €.</w:t>
+        <w:t>Ещё один сигнал о том, куда идут крупные деньги. Bouwinvest — крупная нидерландская управляющая компания, которая вкладывает деньги пенсионных фондов в недвижимость, — увеличила свой фонд жилья для пожилых людей (это специальные дома с уходом и поддержкой). В фонд вошли два новых крупных пенсионных фонда, включая PME, — для него это вообще первое вложение в такую недвижимость. Число инвесторов фонда выросло с 4 до 6, а вложенные деньги — со 130 до 263,5 млн €.</w:t>
       </w:r>
     </w:p>
     <w:p>
@@ -2262,7 +2262,7 @@
           <w:color w:val="222B36"/>
           <w:sz w:val="18"/>
         </w:rPr>
-        <w:t xml:space="preserve">Население Нидерландов стареет, а подходящего жилья с уходом для пожилых не хватает. То, что крупные пенсионные фонды продолжают вкладывать сюда деньги именно сейчас, когда к обычной аренде инвесторы стали куда осторожнее, — знак, что этот узкий сегмент жилья они считают надёжным и перспективным независимо от общего охлаждения рынка.  </w:t>
+        <w:t xml:space="preserve">К обычной аренде инвесторы охладели — а здесь деньги за раз удвоились. Население Нидерландов стареет, подходящего жилья с уходом для пожилых не хватает, и крупные пенсионные фонды считают этот узкий сегмент надёжным и перспективным независимо от общего охлаждения рынка.  </w:t>
       </w:r>
     </w:p>
     <w:p>
@@ -2422,7 +2422,7 @@
                 <w:color w:val="222B36"/>
                 <w:sz w:val="19"/>
               </w:rPr>
-              <w:t>Свежие данные статистического бюро CBS: в мае жильё стоило на +4,4% дороже, чем год назад, средняя цена сделки — 487 383 €. Рост продолжается, но замедляется, и сделок стало меньше — на −2,5% за год. Отдельно важен прогноз: крупные банки (Rabobank, ABN AMRO) и центральный банк ожидают, что бурный рост цен последних лет выдыхается — дальше цены будут прибавлять лишь примерно 2,8–4% в год, а не рывками, как раньше.</w:t>
+              <w:t>Свежие данные статистического бюро CBS: в мае жильё стоило на 4,4% дороже, чем год назад, средняя цена сделки — 487 383 €. Рост продолжается, но замедляется, и сделок стало меньше — на 2,5% за год. Отдельно важен прогноз: крупные банки (Rabobank, ABN AMRO) и центральный банк ожидают, что бурный рост цен последних лет выдыхается — дальше цены будут прибавлять лишь примерно 2,8–4% в год, а не рывками, как раньше.</w:t>
             </w:r>
           </w:p>
           <w:p>
@@ -2437,7 +2437,7 @@
                 <w:color w:val="6B7785"/>
                 <w:sz w:val="16"/>
               </w:rPr>
-              <w:t>→ Цены не падают по простой причине: жилья в стране остро не хватает, а желающих купить по-прежнему больше, чем предложения. Простыми словами: рынок переходит в состояние «дорого, но уже без разгона». Заработать на быстром подорожании становится сложнее, поэтому для инвестора важнее стабильный доход от аренды, а не рост цены. А продавать теперь приходится дольше — покупателей с деньгами стало меньше.</w:t>
+              <w:t>→ Цены не падают, потому что жилья в стране остро не хватает, а желающих купить по-прежнему больше, чем предложения. Но заработать на быстром подорожании становится сложнее, поэтому для инвестора важнее стабильный доход от аренды, а не рост цены. А продавать теперь приходится дольше — покупателей с деньгами стало меньше.</w:t>
             </w:r>
           </w:p>
         </w:tc>
@@ -2568,7 +2568,7 @@
           <w:color w:val="6B7785"/>
           <w:sz w:val="18"/>
         </w:rPr>
-        <w:t>Крупные деньги остаются — обвала цен на арендные портфели не будет.</w:t>
+        <w:t>В марте боялись выхода на 4,1 млрд € — реально забрали 0,765 млрд.</w:t>
       </w:r>
     </w:p>
     <w:tbl>
@@ -2636,7 +2636,7 @@
                 <w:color w:val="222B36"/>
                 <w:sz w:val="21"/>
               </w:rPr>
-              <w:t>Жильё входит в фазу «дорого, но без разгона»: крупные инвесторы не бегут, а цены растут медленнее. Главная развилка — налог box 3: если его примут, частники со слабой доходностью получат стимул выходить к 2027–28 годам.</w:t>
+              <w:t>Жильё входит в фазу «дорого, но без разгона», и состав владельцев может смениться: пенсионные деньги остаются, частников поджимает готовящийся налог. Развилка — box 3: если его примут, владельцы со слабой доходностью получат стимул выходить к 2027–28 годам.</w:t>
             </w:r>
           </w:p>
         </w:tc>
@@ -2828,7 +2828,7 @@
                 <w:color w:val="222B36"/>
                 <w:sz w:val="21"/>
               </w:rPr>
-              <w:t>Три сюжета недели сходятся в одну ось — «дорогая мощность»: физическую (сеть Брабанта закрылась), регуляторную (стройку обещают разблокировать, но к концу 2027) и финансовую (кредиты пока дешёвые, но ставки развернулись вверх). Ближайшие развязки: 7 июля — голосование по налогу box 3, 22 июля — дедлайн Prologis по предложению за Segro, 30 июля — отчёт CTP, который задаст ценовой ориентир для складов.</w:t>
+              <w:t>Сюжеты недели упираются в один и тот же вопрос — цену мощности и денег: сеть Брабанта закрылась, стройку обещают разблокировать лишь к концу 2027, а ставки развернулись вверх, хотя кредиты пока дешёвые. Дальше — три развязки подряд: 7 июля Сенат голосует по налогу box 3, 22 июля Prologis обязана решиться по Segro, 30 июля выходит полугодовой отчёт CTP. К августу станет яснее, кто прав насчёт складов: осторожная биржа или Prologis, готовый переплатить четверть.</w:t>
             </w:r>
           </w:p>
         </w:tc>
@@ -3181,7 +3181,7 @@
                 <w:color w:val="6B7785"/>
                 <w:sz w:val="16"/>
               </w:rPr>
-              <w:t>→ Если примут — частники со слабой доходностью получат стимул выходить из аренды к 2027–28 годам.</w:t>
+              <w:t>→ Если примут — частные арендодатели со слабой доходностью получат стимул выходить из аренды к 2027–28 годам.</w:t>
             </w:r>
           </w:p>
         </w:tc>
@@ -3285,7 +3285,7 @@
                 <w:color w:val="6B7785"/>
                 <w:sz w:val="16"/>
               </w:rPr>
-              <w:t>→ Подтвердит и поднимет цену — новый более высокий ценовой ориентир для складов в Европе; откажется — эпизод останется разовым.</w:t>
+              <w:t>→ Подтвердит и поднимет цену — планка для складов в Европе сдвинется вверх; откажется — эпизод останется разовым.</w:t>
             </w:r>
           </w:p>
         </w:tc>
@@ -3389,7 +3389,7 @@
                 <w:color w:val="6B7785"/>
                 <w:sz w:val="16"/>
               </w:rPr>
-              <w:t>→ Задаст ценовой ориентир для всего сектора складов.</w:t>
+              <w:t>→ Покажет, сколько склады стоят «по бумагам».</w:t>
             </w:r>
           </w:p>
         </w:tc>
@@ -3729,7 +3729,7 @@
                 <w:color w:val="222B36"/>
                 <w:sz w:val="19"/>
               </w:rPr>
-              <w:t>нидерландский налог на капитал физлиц (в т.ч. недвижимость не для собственного проживания). Обсуждается переход на налог с реального дохода от аренды и подорожания при продаже, старт планово с 2028.</w:t>
+              <w:t>нидерландский налог на капитал физлиц (в т.ч. недвижимость не для собственного проживания). Обсуждается переход на налог с реального дохода от аренды и подорожания при продаже, старт намечен на 2028.</w:t>
             </w:r>
           </w:p>
         </w:tc>

--- a/dutch-realestate-agent/reports/2026-06-30_dutch_realestate_RU.docx
+++ b/dutch-realestate-agent/reports/2026-06-30_dutch_realestate_RU.docx
@@ -63,84 +63,13 @@
         <w:t>Нидерландов</w:t>
       </w:r>
     </w:p>
-    <w:tbl>
-      <w:tblPr>
-        <w:tblW w:type="auto" w:w="0"/>
-        <w:tblLayout w:type="fixed"/>
-        <w:tblLook w:firstColumn="1" w:firstRow="1" w:lastColumn="0" w:lastRow="0" w:noHBand="0" w:noVBand="1" w:val="04A0"/>
-        <w:tblBorders>
-          <w:top w:val="none" w:sz="0"/>
-          <w:left w:val="none" w:sz="0"/>
-          <w:bottom w:val="none" w:sz="0"/>
-          <w:right w:val="none" w:sz="0"/>
-          <w:insideH w:val="none" w:sz="0"/>
-          <w:insideV w:val="none" w:sz="0"/>
-        </w:tblBorders>
-        <w:tblW w:type="dxa" w:w="9525"/>
-      </w:tblPr>
-      <w:tblGrid>
-        <w:gridCol w:w="3324"/>
-        <w:gridCol w:w="3324"/>
-        <w:gridCol w:w="3324"/>
-      </w:tblGrid>
-      <w:tr>
-        <w:tc>
-          <w:tcPr>
-            <w:tcW w:type="dxa" w:w="3175"/>
-            <w:shd w:val="clear" w:color="auto" w:fill="16846F"/>
-          </w:tcPr>
-          <w:p>
-            <w:pPr>
-              <w:spacing w:after="0"/>
-            </w:pPr>
-            <w:r>
-              <w:rPr>
-                <w:sz w:val="6"/>
-              </w:rPr>
-              <w:t xml:space="preserve"> </w:t>
-            </w:r>
-          </w:p>
-        </w:tc>
-        <w:tc>
-          <w:tcPr>
-            <w:tcW w:type="dxa" w:w="3175"/>
-            <w:shd w:val="clear" w:color="auto" w:fill="C0791C"/>
-          </w:tcPr>
-          <w:p>
-            <w:pPr>
-              <w:spacing w:after="0"/>
-            </w:pPr>
-            <w:r>
-              <w:rPr>
-                <w:sz w:val="6"/>
-              </w:rPr>
-              <w:t xml:space="preserve"> </w:t>
-            </w:r>
-          </w:p>
-        </w:tc>
-        <w:tc>
-          <w:tcPr>
-            <w:tcW w:type="dxa" w:w="3175"/>
-            <w:shd w:val="clear" w:color="auto" w:fill="2C5F8A"/>
-          </w:tcPr>
-          <w:p>
-            <w:pPr>
-              <w:spacing w:after="0"/>
-            </w:pPr>
-            <w:r>
-              <w:rPr>
-                <w:sz w:val="6"/>
-              </w:rPr>
-              <w:t xml:space="preserve"> </w:t>
-            </w:r>
-          </w:p>
-        </w:tc>
-      </w:tr>
-    </w:tbl>
     <w:p>
       <w:pPr>
         <w:spacing w:before="0" w:after="160" w:line="269" w:lineRule="auto"/>
         <w:jc w:val="left"/>
+        <w:pBdr>
+          <w:bottom w:val="single" w:sz="10" w:space="1" w:color="1F3A5F"/>
+        </w:pBdr>
       </w:pPr>
     </w:p>
     <w:p>
@@ -216,266 +145,112 @@
         <w:br w:type="page"/>
       </w:r>
     </w:p>
-    <w:tbl>
-      <w:tblPr>
-        <w:tblW w:type="auto" w:w="0"/>
-        <w:tblLayout w:type="fixed"/>
-        <w:tblLook w:firstColumn="1" w:firstRow="1" w:lastColumn="0" w:lastRow="0" w:noHBand="0" w:noVBand="1" w:val="04A0"/>
-        <w:tblBorders>
-          <w:top w:val="none" w:sz="0"/>
-          <w:left w:val="none" w:sz="0"/>
-          <w:bottom w:val="none" w:sz="0"/>
-          <w:right w:val="none" w:sz="0"/>
-          <w:insideH w:val="none" w:sz="0"/>
-          <w:insideV w:val="none" w:sz="0"/>
-        </w:tblBorders>
-        <w:tblW w:type="dxa" w:w="9525"/>
-      </w:tblPr>
-      <w:tblGrid>
-        <w:gridCol w:w="9972"/>
-      </w:tblGrid>
-      <w:tr>
-        <w:trPr>
-          <w:cantSplit/>
-        </w:trPr>
-        <w:tc>
-          <w:tcPr>
-            <w:tcW w:type="dxa" w:w="9524"/>
-            <w:shd w:val="clear" w:color="auto" w:fill="1F3A5F"/>
-            <w:tcMar>
-              <w:top w:w="150" w:type="dxa"/>
-              <w:bottom w:w="150" w:type="dxa"/>
-              <w:start w:w="220" w:type="dxa"/>
-              <w:end w:w="220" w:type="dxa"/>
-              <w:left w:w="220" w:type="dxa"/>
-              <w:right w:w="220" w:type="dxa"/>
-            </w:tcMar>
-          </w:tcPr>
-          <w:p>
-            <w:pPr>
-              <w:spacing w:after="80"/>
-            </w:pPr>
-            <w:r>
-              <w:rPr>
-                <w:rFonts w:ascii="Calibri" w:hAnsi="Calibri" w:cs="Calibri"/>
-                <w:b/>
-                <w:i w:val="0"/>
-                <w:color w:val="FFFFFF"/>
-                <w:sz w:val="22"/>
-              </w:rPr>
-              <w:t>ГЛАВНЫЕ ВЫВОДЫ НЕДЕЛИ</w:t>
-            </w:r>
-          </w:p>
-          <w:p>
-            <w:pPr>
-              <w:spacing w:before="40" w:after="40" w:line="276" w:lineRule="auto"/>
-              <w:ind w:left="312" w:hanging="312"/>
-            </w:pPr>
-            <w:r>
-              <w:rPr>
-                <w:rFonts w:ascii="Calibri" w:hAnsi="Calibri" w:cs="Calibri"/>
-                <w:b/>
-                <w:i w:val="0"/>
-                <w:color w:val="F0C46A"/>
-                <w:sz w:val="21"/>
-              </w:rPr>
-              <w:t xml:space="preserve">1.  </w:t>
-            </w:r>
-            <w:r>
-              <w:rPr>
-                <w:rFonts w:ascii="Calibri" w:hAnsi="Calibri" w:cs="Calibri"/>
-                <w:b w:val="0"/>
-                <w:i w:val="0"/>
-                <w:color w:val="ECF1F6"/>
-                <w:sz w:val="21"/>
-              </w:rPr>
-              <w:t>Розетка решает больше, чем кредит: с 1 июля сеть на юге страны закрыта для новых подключений. Объект с готовой мощностью дорожает, без неё — теряет в цене.</w:t>
-            </w:r>
-          </w:p>
-          <w:p>
-            <w:pPr>
-              <w:spacing w:before="40" w:after="40" w:line="276" w:lineRule="auto"/>
-              <w:ind w:left="312" w:hanging="312"/>
-            </w:pPr>
-            <w:r>
-              <w:rPr>
-                <w:rFonts w:ascii="Calibri" w:hAnsi="Calibri" w:cs="Calibri"/>
-                <w:b/>
-                <w:i w:val="0"/>
-                <w:color w:val="F0C46A"/>
-                <w:sz w:val="21"/>
-              </w:rPr>
-              <w:t xml:space="preserve">2.  </w:t>
-            </w:r>
-            <w:r>
-              <w:rPr>
-                <w:rFonts w:ascii="Calibri" w:hAnsi="Calibri" w:cs="Calibri"/>
-                <w:b w:val="0"/>
-                <w:i w:val="0"/>
-                <w:color w:val="ECF1F6"/>
-                <w:sz w:val="21"/>
-              </w:rPr>
-              <w:t>Логистика: спрос есть, денег нет — но сделка недели поднимает планку цен для всего сектора. Аренда складов за год выросла на +10,5%, вложения в покупку упали на 60%. При этом Prologis, крупнейший в мире владелец складов, предложил купить британскую Segro на четверть дороже рыночной цены (~14,6 млрд €) — рынок ждёт развязки 22 июля.</w:t>
-            </w:r>
-          </w:p>
-          <w:p>
-            <w:pPr>
-              <w:spacing w:before="40" w:after="40" w:line="276" w:lineRule="auto"/>
-              <w:ind w:left="312" w:hanging="312"/>
-            </w:pPr>
-            <w:r>
-              <w:rPr>
-                <w:rFonts w:ascii="Calibri" w:hAnsi="Calibri" w:cs="Calibri"/>
-                <w:b/>
-                <w:i w:val="0"/>
-                <w:color w:val="F0C46A"/>
-                <w:sz w:val="21"/>
-              </w:rPr>
-              <w:t xml:space="preserve">3.  </w:t>
-            </w:r>
-            <w:r>
-              <w:rPr>
-                <w:rFonts w:ascii="Calibri" w:hAnsi="Calibri" w:cs="Calibri"/>
-                <w:b w:val="0"/>
-                <w:i w:val="0"/>
-                <w:color w:val="ECF1F6"/>
-                <w:sz w:val="21"/>
-              </w:rPr>
-              <w:t>Жильё и налоги: цены растут медленнее (+4,4% за год), а выход инвесторов из аренды — впятеро меньше страхов. Но готовится налог box 3 на реальный доход — давление на частных арендодателей.</w:t>
-            </w:r>
-          </w:p>
-        </w:tc>
-      </w:tr>
-    </w:tbl>
-    <w:p>
-      <w:pPr>
-        <w:spacing w:before="0" w:after="160" w:line="269" w:lineRule="auto"/>
-        <w:jc w:val="left"/>
-      </w:pPr>
-    </w:p>
-    <w:p>
-      <w:pPr>
-        <w:spacing w:before="200" w:after="0" w:line="269" w:lineRule="auto"/>
-        <w:jc w:val="left"/>
-      </w:pPr>
-    </w:p>
-    <w:tbl>
-      <w:tblPr>
-        <w:tblW w:type="auto" w:w="0"/>
-        <w:tblLayout w:type="fixed"/>
-        <w:tblLook w:firstColumn="1" w:firstRow="1" w:lastColumn="0" w:lastRow="0" w:noHBand="0" w:noVBand="1" w:val="04A0"/>
-        <w:tblBorders>
-          <w:top w:val="none" w:sz="0"/>
-          <w:left w:val="none" w:sz="0"/>
-          <w:bottom w:val="none" w:sz="0"/>
-          <w:right w:val="none" w:sz="0"/>
-          <w:insideH w:val="none" w:sz="0"/>
-          <w:insideV w:val="none" w:sz="0"/>
-        </w:tblBorders>
-        <w:tblW w:type="dxa" w:w="9525"/>
-      </w:tblPr>
-      <w:tblGrid>
-        <w:gridCol w:w="9972"/>
-      </w:tblGrid>
-      <w:tr>
-        <w:trPr>
-          <w:cantSplit/>
-        </w:trPr>
-        <w:tc>
-          <w:tcPr>
-            <w:tcW w:type="dxa" w:w="9524"/>
-            <w:shd w:val="clear" w:color="auto" w:fill="1F3A5F"/>
-            <w:tcMar>
-              <w:top w:w="120" w:type="dxa"/>
-              <w:bottom w:w="120" w:type="dxa"/>
-              <w:start w:w="200" w:type="dxa"/>
-              <w:end w:w="200" w:type="dxa"/>
-              <w:left w:w="200" w:type="dxa"/>
-              <w:right w:w="200" w:type="dxa"/>
-            </w:tcMar>
-          </w:tcPr>
-          <w:p>
-            <w:pPr>
-              <w:keepNext/>
-              <w:spacing w:after="0"/>
-            </w:pPr>
-            <w:r/>
-            <w:r>
-              <w:rPr>
-                <w:rFonts w:ascii="Calibri" w:hAnsi="Calibri" w:cs="Calibri"/>
-                <w:b/>
-                <w:i w:val="0"/>
-                <w:color w:val="FFFFFF"/>
-                <w:sz w:val="28"/>
-              </w:rPr>
-              <w:t>📊  Статистика в графиках</w:t>
-            </w:r>
-          </w:p>
-        </w:tc>
-      </w:tr>
-    </w:tbl>
-    <w:p>
-      <w:pPr>
-        <w:spacing w:before="0" w:after="40" w:line="269" w:lineRule="auto"/>
-        <w:jc w:val="left"/>
-      </w:pPr>
-    </w:p>
     <w:p>
       <w:pPr>
         <w:keepNext/>
-        <w:spacing w:before="120" w:after="20"/>
-        <w:jc w:val="center"/>
+        <w:spacing w:before="280" w:after="80" w:line="269" w:lineRule="auto"/>
+        <w:jc w:val="left"/>
+        <w:pBdr>
+          <w:bottom w:val="single" w:sz="8" w:space="3" w:color="D7DEE6"/>
+        </w:pBdr>
       </w:pPr>
       <w:r>
-        <w:drawing>
-          <wp:inline xmlns:a="http://schemas.openxmlformats.org/drawingml/2006/main" xmlns:pic="http://schemas.openxmlformats.org/drawingml/2006/picture">
-            <wp:extent cx="5903999" cy="1589937"/>
-            <wp:docPr id="1" name="Picture 1"/>
-            <wp:cNvGraphicFramePr>
-              <a:graphicFrameLocks noChangeAspect="1"/>
-            </wp:cNvGraphicFramePr>
-            <a:graphic>
-              <a:graphicData uri="http://schemas.openxmlformats.org/drawingml/2006/picture">
-                <pic:pic>
-                  <pic:nvPicPr>
-                    <pic:cNvPr id="0" name="pulse.png"/>
-                    <pic:cNvPicPr/>
-                  </pic:nvPicPr>
-                  <pic:blipFill>
-                    <a:blip r:embed="rId11"/>
-                    <a:stretch>
-                      <a:fillRect/>
-                    </a:stretch>
-                  </pic:blipFill>
-                  <pic:spPr>
-                    <a:xfrm>
-                      <a:off x="0" y="0"/>
-                      <a:ext cx="5903999" cy="1589937"/>
-                    </a:xfrm>
-                    <a:prstGeom prst="rect"/>
-                  </pic:spPr>
-                </pic:pic>
-              </a:graphicData>
-            </a:graphic>
-          </wp:inline>
-        </w:drawing>
+        <w:rPr>
+          <w:rFonts w:ascii="Calibri" w:hAnsi="Calibri" w:cs="Calibri"/>
+          <w:b/>
+          <w:i w:val="0"/>
+          <w:color w:val="1F3A5F"/>
+          <w:sz w:val="27"/>
+        </w:rPr>
+        <w:t>Главные выводы недели</w:t>
       </w:r>
     </w:p>
     <w:p>
       <w:pPr>
-        <w:spacing w:before="0" w:after="160" w:line="259" w:lineRule="auto"/>
-        <w:jc w:val="center"/>
+        <w:spacing w:before="40" w:after="60" w:line="276" w:lineRule="auto"/>
+        <w:ind w:left="312" w:hanging="312"/>
+        <w:jc w:val="left"/>
       </w:pPr>
       <w:r>
         <w:rPr>
           <w:rFonts w:ascii="Calibri" w:hAnsi="Calibri" w:cs="Calibri"/>
+          <w:b/>
+          <w:i w:val="0"/>
+          <w:color w:val="1F3A5F"/>
+          <w:sz w:val="21"/>
+        </w:rPr>
+        <w:t xml:space="preserve">1.  </w:t>
+      </w:r>
+      <w:r>
+        <w:rPr>
+          <w:rFonts w:ascii="Calibri" w:hAnsi="Calibri" w:cs="Calibri"/>
           <w:b w:val="0"/>
-          <w:i/>
-          <w:color w:val="6B7785"/>
-          <w:sz w:val="18"/>
+          <w:i w:val="0"/>
+          <w:color w:val="222B36"/>
+          <w:sz w:val="21"/>
         </w:rPr>
-        <w:t>Логистика тянет спрос, но сделки и мощность заморожены.</w:t>
+        <w:t>Доступ к электросети становится фактором стоимости: с 1 июля сеть на юге страны закрыта для новых подключений. Объекты с оформленной мощностью дорожают; объекты без подключения теряют в цене.</w:t>
       </w:r>
+    </w:p>
+    <w:p>
+      <w:pPr>
+        <w:spacing w:before="40" w:after="60" w:line="276" w:lineRule="auto"/>
+        <w:ind w:left="312" w:hanging="312"/>
+        <w:jc w:val="left"/>
+      </w:pPr>
+      <w:r>
+        <w:rPr>
+          <w:rFonts w:ascii="Calibri" w:hAnsi="Calibri" w:cs="Calibri"/>
+          <w:b/>
+          <w:i w:val="0"/>
+          <w:color w:val="1F3A5F"/>
+          <w:sz w:val="21"/>
+        </w:rPr>
+        <w:t xml:space="preserve">2.  </w:t>
+      </w:r>
+      <w:r>
+        <w:rPr>
+          <w:rFonts w:ascii="Calibri" w:hAnsi="Calibri" w:cs="Calibri"/>
+          <w:b w:val="0"/>
+          <w:i w:val="0"/>
+          <w:color w:val="222B36"/>
+          <w:sz w:val="21"/>
+        </w:rPr>
+        <w:t>Логистика: арендный спрос растёт (+10,5% за год), вложения в покупку упали на 60%. Prologis, крупнейший в мире владелец складов, предложил купить британскую Segro с премией около 25% к биржевой цене (~14,6 млрд €); решение ожидается до 22 июля.</w:t>
+      </w:r>
+    </w:p>
+    <w:p>
+      <w:pPr>
+        <w:spacing w:before="40" w:after="60" w:line="276" w:lineRule="auto"/>
+        <w:ind w:left="312" w:hanging="312"/>
+        <w:jc w:val="left"/>
+      </w:pPr>
+      <w:r>
+        <w:rPr>
+          <w:rFonts w:ascii="Calibri" w:hAnsi="Calibri" w:cs="Calibri"/>
+          <w:b/>
+          <w:i w:val="0"/>
+          <w:color w:val="1F3A5F"/>
+          <w:sz w:val="21"/>
+        </w:rPr>
+        <w:t xml:space="preserve">3.  </w:t>
+      </w:r>
+      <w:r>
+        <w:rPr>
+          <w:rFonts w:ascii="Calibri" w:hAnsi="Calibri" w:cs="Calibri"/>
+          <w:b w:val="0"/>
+          <w:i w:val="0"/>
+          <w:color w:val="222B36"/>
+          <w:sz w:val="21"/>
+        </w:rPr>
+        <w:t>Жильё: рост цен замедляется (+4,4% за год), отток институциональных инвесторов из аренды не подтвердился. Готовится налог box 3 с реального дохода — фактор давления на частных арендодателей.</w:t>
+      </w:r>
+    </w:p>
+    <w:p>
+      <w:pPr>
+        <w:spacing w:before="0" w:after="80" w:line="269" w:lineRule="auto"/>
+        <w:jc w:val="left"/>
+      </w:pPr>
     </w:p>
     <w:p>
       <w:pPr>
@@ -497,130 +272,29 @@
         <w:t>Коротко о неделе</w:t>
       </w:r>
     </w:p>
-    <w:tbl>
-      <w:tblPr>
-        <w:tblW w:type="auto" w:w="0"/>
-        <w:tblLayout w:type="fixed"/>
-        <w:tblLook w:firstColumn="1" w:firstRow="1" w:lastColumn="0" w:lastRow="0" w:noHBand="0" w:noVBand="1" w:val="04A0"/>
-        <w:tblBorders>
-          <w:top w:val="none" w:sz="0"/>
-          <w:left w:val="none" w:sz="0"/>
-          <w:bottom w:val="none" w:sz="0"/>
-          <w:right w:val="none" w:sz="0"/>
-          <w:insideH w:val="none" w:sz="0"/>
-          <w:insideV w:val="none" w:sz="0"/>
-        </w:tblBorders>
-        <w:tblW w:type="dxa" w:w="9525"/>
-      </w:tblPr>
-      <w:tblGrid>
-        <w:gridCol w:w="9972"/>
-      </w:tblGrid>
-      <w:tr>
-        <w:tc>
-          <w:tcPr>
-            <w:tcW w:type="dxa" w:w="9524"/>
-            <w:shd w:val="clear" w:color="auto" w:fill="EEF2F6"/>
-            <w:tcMar>
-              <w:top w:w="140" w:type="dxa"/>
-              <w:bottom w:w="140" w:type="dxa"/>
-              <w:start w:w="200" w:type="dxa"/>
-              <w:end w:w="200" w:type="dxa"/>
-              <w:left w:w="200" w:type="dxa"/>
-              <w:right w:w="200" w:type="dxa"/>
-            </w:tcMar>
-          </w:tcPr>
-          <w:p>
-            <w:pPr>
-              <w:spacing w:after="0" w:line="276" w:lineRule="auto"/>
-            </w:pPr>
-            <w:r>
-              <w:rPr>
-                <w:rFonts w:ascii="Calibri" w:hAnsi="Calibri" w:cs="Calibri"/>
-                <w:b w:val="0"/>
-                <w:i w:val="0"/>
-                <w:color w:val="222B36"/>
-                <w:sz w:val="21"/>
-              </w:rPr>
-              <w:t>Главная тема недели — электричество стало дефицитнее денег: с 1 июля электросеть провинции Брабант закрыта даже для нового жилья, в очереди на подключение больше 9 000 компаний. В логистике спрос на аренду растёт (+10,5% за год), но покупать склады почти перестали (−60%). Жильё дорожает медленнее и без обвала, а магазинов становится меньше — пустых уже 7,0%.</w:t>
-            </w:r>
-          </w:p>
-        </w:tc>
-      </w:tr>
-    </w:tbl>
     <w:p>
       <w:pPr>
-        <w:spacing w:before="0" w:after="120" w:line="269" w:lineRule="auto"/>
+        <w:spacing w:before="40" w:after="120" w:line="276" w:lineRule="auto"/>
         <w:jc w:val="left"/>
       </w:pPr>
+      <w:r>
+        <w:rPr>
+          <w:rFonts w:ascii="Calibri" w:hAnsi="Calibri" w:cs="Calibri"/>
+          <w:b w:val="0"/>
+          <w:i w:val="0"/>
+          <w:color w:val="222B36"/>
+          <w:sz w:val="21"/>
+        </w:rPr>
+        <w:t>Ключевая тема недели — доступ к электрической мощности становится ограничивающим фактором рынка: с 1 июля электросеть провинции Брабант закрыта для новых подключений, включая новое жильё; в очереди на подключение более 9 000 компаний. В логистике арендный спрос растёт (+10,5% за год), однако вложения в покупку складов сократились на 60%. Жильё дорожает медленнее (+4,4% за год) без признаков падения; доля пустующих торговых помещений увеличилась до 7,0%.</w:t>
+      </w:r>
     </w:p>
     <w:p>
       <w:pPr>
-        <w:spacing w:before="200" w:after="0" w:line="269" w:lineRule="auto"/>
-        <w:jc w:val="left"/>
-      </w:pPr>
-    </w:p>
-    <w:tbl>
-      <w:tblPr>
-        <w:tblW w:type="auto" w:w="0"/>
-        <w:tblLayout w:type="fixed"/>
-        <w:tblLook w:firstColumn="1" w:firstRow="1" w:lastColumn="0" w:lastRow="0" w:noHBand="0" w:noVBand="1" w:val="04A0"/>
-        <w:tblBorders>
-          <w:top w:val="none" w:sz="0"/>
-          <w:left w:val="none" w:sz="0"/>
-          <w:bottom w:val="none" w:sz="0"/>
-          <w:right w:val="none" w:sz="0"/>
-          <w:insideH w:val="none" w:sz="0"/>
-          <w:insideV w:val="none" w:sz="0"/>
-        </w:tblBorders>
-        <w:tblW w:type="dxa" w:w="9525"/>
-      </w:tblPr>
-      <w:tblGrid>
-        <w:gridCol w:w="9972"/>
-      </w:tblGrid>
-      <w:tr>
-        <w:trPr>
-          <w:cantSplit/>
-        </w:trPr>
-        <w:tc>
-          <w:tcPr>
-            <w:tcW w:type="dxa" w:w="9524"/>
-            <w:shd w:val="clear" w:color="auto" w:fill="2C5F8A"/>
-            <w:tcMar>
-              <w:top w:w="120" w:type="dxa"/>
-              <w:bottom w:w="120" w:type="dxa"/>
-              <w:start w:w="200" w:type="dxa"/>
-              <w:end w:w="200" w:type="dxa"/>
-              <w:left w:w="200" w:type="dxa"/>
-              <w:right w:w="200" w:type="dxa"/>
-            </w:tcMar>
-          </w:tcPr>
-          <w:p>
-            <w:pPr>
-              <w:keepNext/>
-              <w:spacing w:after="0"/>
-            </w:pPr>
-            <w:r/>
-            <w:r>
-              <w:rPr>
-                <w:rFonts w:ascii="Calibri" w:hAnsi="Calibri" w:cs="Calibri"/>
-                <w:b/>
-                <w:i w:val="0"/>
-                <w:color w:val="FFFFFF"/>
-                <w:sz w:val="28"/>
-              </w:rPr>
-              <w:t>🏭  Индустриал (склады, промзоны)</w:t>
-            </w:r>
-          </w:p>
-        </w:tc>
-      </w:tr>
-    </w:tbl>
-    <w:p>
-      <w:pPr>
         <w:keepNext/>
-        <w:spacing w:before="200" w:after="60" w:line="269" w:lineRule="auto"/>
+        <w:spacing w:before="280" w:after="80" w:line="269" w:lineRule="auto"/>
         <w:jc w:val="left"/>
         <w:pBdr>
-          <w:bottom w:val="single" w:sz="6" w:space="2" w:color="D7DEE6"/>
+          <w:bottom w:val="single" w:sz="8" w:space="3" w:color="D7DEE6"/>
         </w:pBdr>
       </w:pPr>
       <w:r>
@@ -628,27 +302,27 @@
           <w:rFonts w:ascii="Calibri" w:hAnsi="Calibri" w:cs="Calibri"/>
           <w:b/>
           <w:i w:val="0"/>
-          <w:color w:val="1E4466"/>
-          <w:sz w:val="23"/>
+          <w:color w:val="1F3A5F"/>
+          <w:sz w:val="27"/>
         </w:rPr>
-        <w:t>Изменения в законах и регулировании</w:t>
+        <w:t>Индустриал (склады, промзоны)</w:t>
       </w:r>
     </w:p>
     <w:p>
       <w:pPr>
-        <w:spacing w:before="60" w:after="20" w:line="269" w:lineRule="auto"/>
+        <w:spacing w:before="80" w:after="20" w:line="276" w:lineRule="auto"/>
         <w:ind w:left="283" w:hanging="198"/>
         <w:jc w:val="left"/>
       </w:pPr>
       <w:r>
         <w:rPr>
           <w:rFonts w:ascii="Calibri" w:hAnsi="Calibri" w:cs="Calibri"/>
-          <w:b/>
+          <w:b w:val="0"/>
           <w:i w:val="0"/>
-          <w:color w:val="B03A3A"/>
+          <w:color w:val="6B7785"/>
           <w:sz w:val="21"/>
         </w:rPr>
-        <w:t xml:space="preserve">▼  </w:t>
+        <w:t xml:space="preserve">—  </w:t>
       </w:r>
       <w:r>
         <w:rPr>
@@ -658,25 +332,24 @@
           <w:color w:val="222B36"/>
           <w:sz w:val="21"/>
         </w:rPr>
-        <w:t>Впервые электросеть целой провинции закрылась даже для нового жилья и мелких потребителей — а не только для заводов и складов, как раньше. Речь о Брабанте (юг страны, крупный логистический регион): с 1 июля сеть там закрыта почти полностью. Фон такой: солнечные панели, электромобили и заводы, отказавшиеся от газа, нагружают сеть быстрее, чем её успевают расширять, поэтому во многих районах подключить новый объект уже нельзя — надо вставать в очередь. Это и называют netcongestie, «перегрузка сети». За электросети в Брабанте отвечает Enexis. И она прямо говорит: свободной мощности нет, по всей стране в очереди у неё уже больше 9 000 компаний.</w:t>
+        <w:t>С 1 июля электросеть провинции Брабант (юг страны, крупный логистический регион) закрыта для новых подключений практически полностью — впервые ограничение распространяется не только на предприятия, но и на новое жильё и мелких потребителей. Причина — перегрузка сети (netcongestie): солнечные панели, электромобили и переходящие с газа на электричество предприятия увеличивают нагрузку быстрее, чем сети успевают расширять. Оператор сетей региона, компания Enexis, сообщает, что свободной мощности нет; по всей стране в её очереди на подключение более 9 000 компаний.</w:t>
       </w:r>
     </w:p>
     <w:p>
       <w:pPr>
-        <w:spacing w:before="20" w:after="20" w:line="264" w:lineRule="auto"/>
+        <w:spacing w:before="20" w:after="20" w:line="269" w:lineRule="auto"/>
         <w:ind w:left="283"/>
         <w:jc w:val="left"/>
-        <w:shd w:val="clear" w:color="auto" w:fill="FBEAEA"/>
       </w:pPr>
       <w:r>
         <w:rPr>
           <w:rFonts w:ascii="Calibri" w:hAnsi="Calibri" w:cs="Calibri"/>
           <w:b/>
-          <w:i w:val="0"/>
-          <w:color w:val="B03A3A"/>
-          <w:sz w:val="18"/>
+          <w:i/>
+          <w:color w:val="6B7785"/>
+          <w:sz w:val="19"/>
         </w:rPr>
-        <w:t xml:space="preserve">  Почему важно:  </w:t>
+        <w:t xml:space="preserve">Значение. </w:t>
       </w:r>
       <w:r>
         <w:rPr>
@@ -684,14 +357,14 @@
           <w:b w:val="0"/>
           <w:i w:val="0"/>
           <w:color w:val="222B36"/>
-          <w:sz w:val="18"/>
+          <w:sz w:val="19"/>
         </w:rPr>
-        <w:t xml:space="preserve">Склад или завод без электричества не работает — там нужны погрузчики, холод, зарядки, освещение. Если объект нельзя подключить, он почти бесполезен, поэтому его цена теперь зависит не только от площади и места, но и от того, есть ли уже готовое подключение. Простыми словами: киловатт стал дефицитнее денег. Объект с готовой мощностью дорожает — за него конкурируют, — а пустой участок без подключения на юге теряет часть ценности: построить можно, а запитать — годами нельзя.  </w:t>
+        <w:t>Складской или производственный объект без электроснабжения работать не может, поэтому возможность подключения становится самостоятельным фактором стоимости. Объект с уже оформленной мощностью дорожает, тогда как участок без подключения на юге страны теряет часть ценности: построить здание можно, а подключить его к сети в обозримые сроки — нет.</w:t>
       </w:r>
     </w:p>
     <w:p>
       <w:pPr>
-        <w:spacing w:before="0" w:after="100" w:line="240" w:lineRule="auto"/>
+        <w:spacing w:before="0" w:after="120" w:line="240" w:lineRule="auto"/>
         <w:ind w:left="283"/>
         <w:jc w:val="left"/>
       </w:pPr>
@@ -703,7 +376,99 @@
           <w:color w:val="6B7785"/>
           <w:sz w:val="17"/>
         </w:rPr>
-        <w:t xml:space="preserve">   📅 2026-06-26   •   Источник: Financieel Management / Omroep Brabant (цитата Enexis)</w:t>
+        <w:t>2026-06-26 · Источник: Financieel Management / Omroep Brabant (цитата Enexis)</w:t>
+      </w:r>
+      <w:r>
+        <w:rPr>
+          <w:rFonts w:ascii="Calibri" w:hAnsi="Calibri" w:cs="Calibri"/>
+          <w:b w:val="0"/>
+          <w:i w:val="0"/>
+          <w:color w:val="6B7785"/>
+          <w:sz w:val="17"/>
+        </w:rPr>
+        <w:t xml:space="preserve">   </w:t>
+      </w:r>
+      <w:hyperlink r:id="rId11">
+        <w:r>
+          <w:rPr>
+            <w:color w:val="1155CC"/>
+            <w:sz w:val="17.0"/>
+            <w:rFonts w:ascii="Calibri" w:hAnsi="Calibri"/>
+            <w:u w:val="single"/>
+          </w:rPr>
+          <w:t xml:space="preserve">ссылка ↗</w:t>
+        </w:r>
+      </w:hyperlink>
+    </w:p>
+    <w:p>
+      <w:pPr>
+        <w:spacing w:before="80" w:after="20" w:line="276" w:lineRule="auto"/>
+        <w:ind w:left="283" w:hanging="198"/>
+        <w:jc w:val="left"/>
+      </w:pPr>
+      <w:r>
+        <w:rPr>
+          <w:rFonts w:ascii="Calibri" w:hAnsi="Calibri" w:cs="Calibri"/>
+          <w:b w:val="0"/>
+          <w:i w:val="0"/>
+          <w:color w:val="6B7785"/>
+          <w:sz w:val="21"/>
+        </w:rPr>
+        <w:t xml:space="preserve">—  </w:t>
+      </w:r>
+      <w:r>
+        <w:rPr>
+          <w:rFonts w:ascii="Calibri" w:hAnsi="Calibri" w:cs="Calibri"/>
+          <w:b w:val="0"/>
+          <w:i w:val="0"/>
+          <w:color w:val="222B36"/>
+          <w:sz w:val="21"/>
+        </w:rPr>
+        <w:t>Prologis, крупнейший в мире владелец складской недвижимости, сделал предложение о покупке британской компании Segro, которой принадлежит значительный портфель складов в Европе. Оплату Prologis предлагает собственными акциями; рынок оценил предложение примерно в 12,6 млрд фунтов (около 14,6 млрд €) — с премией около 25% к биржевой цене акций Segro. Совет директоров Segro отклонил предложение как заниженное. По британским правилам поглощений Prologis обязана до 22 июля либо подтвердить твёрдое предложение (вероятно, повысив цену), либо отказаться от сделки.</w:t>
+      </w:r>
+    </w:p>
+    <w:p>
+      <w:pPr>
+        <w:spacing w:before="20" w:after="20" w:line="269" w:lineRule="auto"/>
+        <w:ind w:left="283"/>
+        <w:jc w:val="left"/>
+      </w:pPr>
+      <w:r>
+        <w:rPr>
+          <w:rFonts w:ascii="Calibri" w:hAnsi="Calibri" w:cs="Calibri"/>
+          <w:b/>
+          <w:i/>
+          <w:color w:val="6B7785"/>
+          <w:sz w:val="19"/>
+        </w:rPr>
+        <w:t xml:space="preserve">Значение. </w:t>
+      </w:r>
+      <w:r>
+        <w:rPr>
+          <w:rFonts w:ascii="Calibri" w:hAnsi="Calibri" w:cs="Calibri"/>
+          <w:b w:val="0"/>
+          <w:i w:val="0"/>
+          <w:color w:val="222B36"/>
+          <w:sz w:val="19"/>
+        </w:rPr>
+        <w:t>Сделка такого масштаба становится ценовым ориентиром для сопоставимых портфелей, а Segro сопоставима с крупными владельцами складов в Нидерландах (CTP, WDP). Готовность платить премию к биржевой цене — довод в пользу того, что сектор в целом недооценён.</w:t>
+      </w:r>
+    </w:p>
+    <w:p>
+      <w:pPr>
+        <w:spacing w:before="0" w:after="120" w:line="240" w:lineRule="auto"/>
+        <w:ind w:left="283"/>
+        <w:jc w:val="left"/>
+      </w:pPr>
+      <w:r>
+        <w:rPr>
+          <w:rFonts w:ascii="Calibri" w:hAnsi="Calibri" w:cs="Calibri"/>
+          <w:b w:val="0"/>
+          <w:i/>
+          <w:color w:val="6B7785"/>
+          <w:sz w:val="17"/>
+        </w:rPr>
+        <w:t>2026-06-24 · Источник: Reuters / Bloomberg; Prologis (PR Newswire)</w:t>
       </w:r>
       <w:r>
         <w:rPr>
@@ -729,39 +494,19 @@
     </w:p>
     <w:p>
       <w:pPr>
-        <w:keepNext/>
-        <w:spacing w:before="200" w:after="60" w:line="269" w:lineRule="auto"/>
-        <w:jc w:val="left"/>
-        <w:pBdr>
-          <w:bottom w:val="single" w:sz="6" w:space="2" w:color="D7DEE6"/>
-        </w:pBdr>
-      </w:pPr>
-      <w:r>
-        <w:rPr>
-          <w:rFonts w:ascii="Calibri" w:hAnsi="Calibri" w:cs="Calibri"/>
-          <w:b/>
-          <w:i w:val="0"/>
-          <w:color w:val="1E4466"/>
-          <w:sz w:val="23"/>
-        </w:rPr>
-        <w:t>Новости</w:t>
-      </w:r>
-    </w:p>
-    <w:p>
-      <w:pPr>
-        <w:spacing w:before="60" w:after="20" w:line="269" w:lineRule="auto"/>
+        <w:spacing w:before="80" w:after="20" w:line="276" w:lineRule="auto"/>
         <w:ind w:left="283" w:hanging="198"/>
         <w:jc w:val="left"/>
       </w:pPr>
       <w:r>
         <w:rPr>
           <w:rFonts w:ascii="Calibri" w:hAnsi="Calibri" w:cs="Calibri"/>
-          <w:b/>
+          <w:b w:val="0"/>
           <w:i w:val="0"/>
-          <w:color w:val="1E7A4D"/>
+          <w:color w:val="6B7785"/>
           <w:sz w:val="21"/>
         </w:rPr>
-        <w:t xml:space="preserve">▲  </w:t>
+        <w:t xml:space="preserve">—  </w:t>
       </w:r>
       <w:r>
         <w:rPr>
@@ -771,25 +516,24 @@
           <w:color w:val="222B36"/>
           <w:sz w:val="21"/>
         </w:rPr>
-        <w:t>Крупнейший в мире владелец складов — Prologis — публично дал понять: европейские склады продаются слишком дёшево. Компания сделала предложение о покупке британской Segro, у которой тоже много складов в Европе, так что история напрямую касается и Нидерландов. Платить Prologis предлагает не деньгами, а своими акциями. Рынок оценил предложение примерно в 12,6 млрд фунтов (около 14,6 млрд €) — с наценкой ~25% к тому, сколько акции Segro стоили до этого на бирже. Совет директоров Segro предложение отклонил, назвав его заниженным. По английским правилам поглощений у Prologis есть срок: до 22 июля она обязана либо официально подтвердить твёрдое предложение (и, вероятно, поднять цену), либо отступить.</w:t>
+        <w:t>Два ключевых показателя рынка складов движутся в противоположных направлениях. Аренда (объём площадей, снятых арендаторами) за первый квартал 2026 года выросла на 10,5% к тому же периоду прошлого года — примерно до 833 000 м²: спрос со стороны бизнеса остаётся устойчивым. Вложения в покупку складов за тот же период, напротив, сократились на 60% — примерно до 265 млн €. Сделкам мешают дорогие кредиты, подорожавшее строительство и нехватка электрической мощности: покупатели не готовы переплачивать, продавцы не готовы существенно снижать цену.</w:t>
       </w:r>
     </w:p>
     <w:p>
       <w:pPr>
-        <w:spacing w:before="20" w:after="20" w:line="264" w:lineRule="auto"/>
+        <w:spacing w:before="20" w:after="20" w:line="269" w:lineRule="auto"/>
         <w:ind w:left="283"/>
         <w:jc w:val="left"/>
-        <w:shd w:val="clear" w:color="auto" w:fill="E7F4EE"/>
       </w:pPr>
       <w:r>
         <w:rPr>
           <w:rFonts w:ascii="Calibri" w:hAnsi="Calibri" w:cs="Calibri"/>
           <w:b/>
-          <w:i w:val="0"/>
-          <w:color w:val="1E7A4D"/>
-          <w:sz w:val="18"/>
+          <w:i/>
+          <w:color w:val="6B7785"/>
+          <w:sz w:val="19"/>
         </w:rPr>
-        <w:t xml:space="preserve">  Почему важно:  </w:t>
+        <w:t xml:space="preserve">Значение. </w:t>
       </w:r>
       <w:r>
         <w:rPr>
@@ -797,14 +541,14 @@
           <w:b w:val="0"/>
           <w:i w:val="0"/>
           <w:color w:val="222B36"/>
-          <w:sz w:val="18"/>
+          <w:sz w:val="19"/>
         </w:rPr>
-        <w:t xml:space="preserve">Громкая сделка такого размера становится ценовым ориентиром для похожих, соседних портфелей — а Segro того же масштаба, что и крупные владельцы складов в Нидерландах (CTP, WDP). Раз кто-то готов переплатить за европейские склады, это довод в пользу того, что сектор в целом недооценён.  </w:t>
+        <w:t>Рынок аренды здоров, а купля-продажа приостановилась из-за стоимости финансирования, а не из-за слабого спроса. Поскольку арендный спрос сохраняется, а цены на качественные склады перестали снижаться, ценовое дно, вероятно, близко. Существенные скидки возможны лишь в случае, если владельцам с высокой долговой нагрузкой придётся продавать при рефинансировании, — пока это только сценарий.</w:t>
       </w:r>
     </w:p>
     <w:p>
       <w:pPr>
-        <w:spacing w:before="0" w:after="100" w:line="240" w:lineRule="auto"/>
+        <w:spacing w:before="0" w:after="120" w:line="240" w:lineRule="auto"/>
         <w:ind w:left="283"/>
         <w:jc w:val="left"/>
       </w:pPr>
@@ -816,7 +560,7 @@
           <w:color w:val="6B7785"/>
           <w:sz w:val="17"/>
         </w:rPr>
-        <w:t xml:space="preserve">   📅 2026-06-24   •   Источник: Reuters / Bloomberg; Prologis (PR Newswire)</w:t>
+        <w:t>2026-05-19 · Источник: Cushman &amp; Wakefield Netherlands</w:t>
       </w:r>
       <w:r>
         <w:rPr>
@@ -842,325 +586,95 @@
     </w:p>
     <w:p>
       <w:pPr>
-        <w:keepNext/>
-        <w:spacing w:before="200" w:after="60" w:line="269" w:lineRule="auto"/>
+        <w:spacing w:before="80" w:after="20" w:line="276" w:lineRule="auto"/>
+        <w:ind w:left="283" w:hanging="198"/>
         <w:jc w:val="left"/>
-        <w:pBdr>
-          <w:bottom w:val="single" w:sz="6" w:space="2" w:color="D7DEE6"/>
-        </w:pBdr>
+      </w:pPr>
+      <w:r>
+        <w:rPr>
+          <w:rFonts w:ascii="Calibri" w:hAnsi="Calibri" w:cs="Calibri"/>
+          <w:b w:val="0"/>
+          <w:i w:val="0"/>
+          <w:color w:val="6B7785"/>
+          <w:sz w:val="21"/>
+        </w:rPr>
+        <w:t xml:space="preserve">—  </w:t>
+      </w:r>
+      <w:r>
+        <w:rPr>
+          <w:rFonts w:ascii="Calibri" w:hAnsi="Calibri" w:cs="Calibri"/>
+          <w:b w:val="0"/>
+          <w:i w:val="0"/>
+          <w:color w:val="222B36"/>
+          <w:sz w:val="21"/>
+        </w:rPr>
+        <w:t>Фондовый рынок и оценщики недвижимости расходятся в оценке складов. CTP и WDP — крупные компании, владеющие складами по всей Европе; их акции торгуются на бирже, и котировки отражают текущую рыночную оценку их портфелей. Акции CTP стоят примерно на 21,7% дешевле, чем склады компании оценены в её собственной отчётности. При этом банковские аналитики рекомендуют эти акции к покупке и ожидают роста примерно на 30%.</w:t>
+      </w:r>
+    </w:p>
+    <w:p>
+      <w:pPr>
+        <w:spacing w:before="20" w:after="20" w:line="269" w:lineRule="auto"/>
+        <w:ind w:left="283"/>
+        <w:jc w:val="left"/>
       </w:pPr>
       <w:r>
         <w:rPr>
           <w:rFonts w:ascii="Calibri" w:hAnsi="Calibri" w:cs="Calibri"/>
           <w:b/>
+          <w:i/>
+          <w:color w:val="6B7785"/>
+          <w:sz w:val="19"/>
+        </w:rPr>
+        <w:t xml:space="preserve">Значение. </w:t>
+      </w:r>
+      <w:r>
+        <w:rPr>
+          <w:rFonts w:ascii="Calibri" w:hAnsi="Calibri" w:cs="Calibri"/>
+          <w:b w:val="0"/>
           <w:i w:val="0"/>
-          <w:color w:val="1E4466"/>
-          <w:sz w:val="23"/>
+          <w:color w:val="222B36"/>
+          <w:sz w:val="19"/>
         </w:rPr>
-        <w:t>Статистика</w:t>
+        <w:t>Биржевая оценка обновляется ежедневно и, как правило, реагирует раньше официальных оценщиков. Если рынок оценивает публичные складские портфели ниже их балансовой стоимости, существует риск, что и оценки частных объектов несколько завышены и будут скорректированы. Расхождение между биржей и аналитиками — основание для осторожного отношения к текущим оценкам, но не повод для паники.</w:t>
       </w:r>
     </w:p>
-    <w:tbl>
-      <w:tblPr>
-        <w:tblW w:type="auto" w:w="0"/>
-        <w:tblLayout w:type="fixed"/>
-        <w:tblLook w:firstColumn="1" w:firstRow="1" w:lastColumn="0" w:lastRow="0" w:noHBand="0" w:noVBand="1" w:val="04A0"/>
-        <w:tblBorders>
-          <w:top w:val="none" w:sz="0"/>
-          <w:left w:val="none" w:sz="0"/>
-          <w:bottom w:val="none" w:sz="0"/>
-          <w:right w:val="none" w:sz="0"/>
-          <w:insideH w:val="none" w:sz="0"/>
-          <w:insideV w:val="none" w:sz="0"/>
-        </w:tblBorders>
-        <w:tblW w:type="dxa" w:w="9525"/>
-      </w:tblPr>
-      <w:tblGrid>
-        <w:gridCol w:w="5669"/>
-        <w:gridCol w:w="3855"/>
-      </w:tblGrid>
-      <w:tr>
-        <w:tc>
-          <w:tcPr>
-            <w:tcW w:type="dxa" w:w="4762"/>
-            <w:shd w:val="clear" w:color="auto" w:fill="1F3A5F"/>
-            <w:tcMar>
-              <w:top w:w="80" w:type="dxa"/>
-              <w:bottom w:w="80" w:type="dxa"/>
-              <w:start w:w="140" w:type="dxa"/>
-              <w:end w:w="140" w:type="dxa"/>
-              <w:left w:w="140" w:type="dxa"/>
-              <w:right w:w="140" w:type="dxa"/>
-            </w:tcMar>
-          </w:tcPr>
-          <w:p>
-            <w:r>
-              <w:rPr>
-                <w:rFonts w:ascii="Calibri" w:hAnsi="Calibri" w:cs="Calibri"/>
-                <w:b/>
-                <w:i w:val="0"/>
-                <w:color w:val="FFFFFF"/>
-                <w:sz w:val="19"/>
-              </w:rPr>
-              <w:t>Показатель</w:t>
-            </w:r>
-          </w:p>
-        </w:tc>
-        <w:tc>
-          <w:tcPr>
-            <w:tcW w:type="dxa" w:w="4762"/>
-            <w:shd w:val="clear" w:color="auto" w:fill="1F3A5F"/>
-            <w:tcMar>
-              <w:top w:w="80" w:type="dxa"/>
-              <w:bottom w:w="80" w:type="dxa"/>
-              <w:start w:w="140" w:type="dxa"/>
-              <w:end w:w="140" w:type="dxa"/>
-              <w:left w:w="140" w:type="dxa"/>
-              <w:right w:w="140" w:type="dxa"/>
-            </w:tcMar>
-          </w:tcPr>
-          <w:p>
-            <w:r>
-              <w:rPr>
-                <w:rFonts w:ascii="Calibri" w:hAnsi="Calibri" w:cs="Calibri"/>
-                <w:b/>
-                <w:i w:val="0"/>
-                <w:color w:val="FFFFFF"/>
-                <w:sz w:val="19"/>
-              </w:rPr>
-              <w:t>Значение / динамика</w:t>
-            </w:r>
-          </w:p>
-        </w:tc>
-      </w:tr>
-      <w:tr>
-        <w:tc>
-          <w:tcPr>
-            <w:tcW w:type="dxa" w:w="5669"/>
-            <w:shd w:val="clear" w:color="auto" w:fill="F4F6F8"/>
-            <w:tcMar>
-              <w:top w:w="80" w:type="dxa"/>
-              <w:bottom w:w="80" w:type="dxa"/>
-              <w:start w:w="140" w:type="dxa"/>
-              <w:end w:w="140" w:type="dxa"/>
-              <w:left w:w="140" w:type="dxa"/>
-              <w:right w:w="140" w:type="dxa"/>
-            </w:tcMar>
-          </w:tcPr>
-          <w:p>
-            <w:pPr>
-              <w:spacing w:after="0"/>
-            </w:pPr>
-            <w:r>
-              <w:rPr>
-                <w:rFonts w:ascii="Calibri" w:hAnsi="Calibri" w:cs="Calibri"/>
-                <w:b w:val="0"/>
-                <w:i w:val="0"/>
-                <w:color w:val="222B36"/>
-                <w:sz w:val="19"/>
-              </w:rPr>
-              <w:t>Здесь два числа, которые на первый взгляд противоречат друг другу, — и в этом вся суть. Первое: аренда складов (сколько площадей арендаторы сняли за квартал) за первые три месяца 2026 года выросла на +10,5% к тому же периоду год назад — примерно до 833 000 м². Склады бизнесу нужны, спрос живой. Второе: вложения в покупку складов за тот же период рухнули на −60% — примерно до 265 млн €. Инвесторы склады почти перестали покупать: мешают дорогие кредиты, подорожавшая стройка и та самая нехватка электромощности — покупатель не хочет переплачивать, а продавец не готов сильно сбрасывать цену.</w:t>
-            </w:r>
-          </w:p>
-          <w:p>
-            <w:pPr>
-              <w:spacing w:before="20" w:after="0"/>
-            </w:pPr>
-            <w:r>
-              <w:rPr>
-                <w:rFonts w:ascii="Calibri" w:hAnsi="Calibri" w:cs="Calibri"/>
-                <w:b w:val="0"/>
-                <w:i/>
-                <w:color w:val="6B7785"/>
-                <w:sz w:val="16"/>
-              </w:rPr>
-              <w:t>→ Классическая ситуация «бизнес здоров, но сделок нет»: купля-продажа замерла из-за цены денег, а не из-за слабого спроса. Раз спрос на аренду держится, а цены на склады уже не падают, дно по цене, скорее всего, близко. Настоящие скидки появятся, только если кому-то из владельцев с большими долгами придётся срочно продавать при перекредитовании — пока это лишь возможный сценарий.</w:t>
-            </w:r>
-          </w:p>
-        </w:tc>
-        <w:tc>
-          <w:tcPr>
-            <w:tcW w:type="dxa" w:w="3855"/>
-            <w:shd w:val="clear" w:color="auto" w:fill="F4F6F8"/>
-            <w:tcMar>
-              <w:top w:w="80" w:type="dxa"/>
-              <w:bottom w:w="80" w:type="dxa"/>
-              <w:start w:w="140" w:type="dxa"/>
-              <w:end w:w="140" w:type="dxa"/>
-              <w:left w:w="140" w:type="dxa"/>
-              <w:right w:w="140" w:type="dxa"/>
-            </w:tcMar>
-          </w:tcPr>
-          <w:p>
-            <w:pPr>
-              <w:spacing w:after="0"/>
-            </w:pPr>
-            <w:r>
-              <w:rPr>
-                <w:rFonts w:ascii="Calibri" w:hAnsi="Calibri" w:cs="Calibri"/>
-                <w:b/>
-                <w:i w:val="0"/>
-                <w:color w:val="1E7A4D"/>
-                <w:sz w:val="19"/>
-              </w:rPr>
-              <w:t xml:space="preserve">▲ </w:t>
-            </w:r>
-            <w:r>
-              <w:rPr>
-                <w:rFonts w:ascii="Calibri" w:hAnsi="Calibri" w:cs="Calibri"/>
-                <w:b/>
-                <w:i w:val="0"/>
-                <w:color w:val="222B36"/>
-                <w:sz w:val="19"/>
-              </w:rPr>
-              <w:t>аренда складов +10,5% за год; вложения в покупку −60% за год</w:t>
-            </w:r>
-          </w:p>
-          <w:p>
-            <w:pPr>
-              <w:spacing w:before="20" w:after="0"/>
-            </w:pPr>
-            <w:r>
-              <w:rPr>
-                <w:rFonts w:ascii="Calibri" w:hAnsi="Calibri" w:cs="Calibri"/>
-                <w:b w:val="0"/>
-                <w:i/>
-                <w:color w:val="6B7785"/>
-                <w:sz w:val="15"/>
-              </w:rPr>
-              <w:t>Cushman &amp; Wakefield Netherlands</w:t>
-            </w:r>
-            <w:hyperlink r:id="rId14">
-              <w:r>
-                <w:rPr>
-                  <w:color w:val="1155CC"/>
-                  <w:sz w:val="15.0"/>
-                  <w:rFonts w:ascii="Calibri" w:hAnsi="Calibri"/>
-                  <w:u w:val="single"/>
-                </w:rPr>
-                <w:t xml:space="preserve">  ↗</w:t>
-              </w:r>
-            </w:hyperlink>
-          </w:p>
-        </w:tc>
-      </w:tr>
-      <w:tr>
-        <w:tc>
-          <w:tcPr>
-            <w:tcW w:type="dxa" w:w="5669"/>
-            <w:shd w:val="clear" w:color="auto" w:fill="FFFFFF"/>
-            <w:tcMar>
-              <w:top w:w="80" w:type="dxa"/>
-              <w:bottom w:w="80" w:type="dxa"/>
-              <w:start w:w="140" w:type="dxa"/>
-              <w:end w:w="140" w:type="dxa"/>
-              <w:left w:w="140" w:type="dxa"/>
-              <w:right w:w="140" w:type="dxa"/>
-            </w:tcMar>
-          </w:tcPr>
-          <w:p>
-            <w:pPr>
-              <w:spacing w:after="0"/>
-            </w:pPr>
-            <w:r>
-              <w:rPr>
-                <w:rFonts w:ascii="Calibri" w:hAnsi="Calibri" w:cs="Calibri"/>
-                <w:b w:val="0"/>
-                <w:i w:val="0"/>
-                <w:color w:val="222B36"/>
-                <w:sz w:val="19"/>
-              </w:rPr>
-              <w:t>Биржа как будто говорит оценщикам складов: «на бумаге эти объекты стоят 100, но я готова платить только 78». CTP и WDP — две крупные компании, которым принадлежат десятки складов по всей Европе; их акции торгуются на бирже, поэтому по цене акций видно, как рынок оценивает склады прямо сейчас. Так вот, акции CTP стоят примерно на 21,7% дешевле, чем сами склады этой компании оценены в её же отчётности. При этом аналитики банков, наоборот, советуют эти акции покупать и ждут, что они подорожают примерно на 30%.</w:t>
-            </w:r>
-          </w:p>
-          <w:p>
-            <w:pPr>
-              <w:spacing w:before="20" w:after="0"/>
-            </w:pPr>
-            <w:r>
-              <w:rPr>
-                <w:rFonts w:ascii="Calibri" w:hAnsi="Calibri" w:cs="Calibri"/>
-                <w:b w:val="0"/>
-                <w:i/>
-                <w:color w:val="6B7785"/>
-                <w:sz w:val="16"/>
-              </w:rPr>
-              <w:t>→ Биржа переоценивает склады каждый день и обычно реагирует раньше официальных оценщиков недвижимости. Раз она оценивает публичные склады дешевле их «бумажной» цены, есть риск, что и оценки соседних частных складов немного завышены и позже их поправят вниз. Простыми словами: два свидетеля — биржа и аналитики — говорят разное. Это повод не паниковать, но и не считать текущие оценки складов железобетонными.</w:t>
-            </w:r>
-          </w:p>
-        </w:tc>
-        <w:tc>
-          <w:tcPr>
-            <w:tcW w:type="dxa" w:w="3855"/>
-            <w:shd w:val="clear" w:color="auto" w:fill="FFFFFF"/>
-            <w:tcMar>
-              <w:top w:w="80" w:type="dxa"/>
-              <w:bottom w:w="80" w:type="dxa"/>
-              <w:start w:w="140" w:type="dxa"/>
-              <w:end w:w="140" w:type="dxa"/>
-              <w:left w:w="140" w:type="dxa"/>
-              <w:right w:w="140" w:type="dxa"/>
-            </w:tcMar>
-          </w:tcPr>
-          <w:p>
-            <w:pPr>
-              <w:spacing w:after="0"/>
-            </w:pPr>
-            <w:r>
-              <w:rPr>
-                <w:rFonts w:ascii="Calibri" w:hAnsi="Calibri" w:cs="Calibri"/>
-                <w:b/>
-                <w:i w:val="0"/>
-                <w:color w:val="1E7A4D"/>
-                <w:sz w:val="19"/>
-              </w:rPr>
-              <w:t xml:space="preserve">▲ </w:t>
-            </w:r>
-            <w:r>
-              <w:rPr>
-                <w:rFonts w:ascii="Calibri" w:hAnsi="Calibri" w:cs="Calibri"/>
-                <w:b/>
-                <w:i w:val="0"/>
-                <w:color w:val="222B36"/>
-                <w:sz w:val="19"/>
-              </w:rPr>
-              <w:t>акции CTP на ~21,7% дешевле «бумажной» цены складов; аналитики ждут роста ~+30%</w:t>
-            </w:r>
-          </w:p>
-          <w:p>
-            <w:pPr>
-              <w:spacing w:before="20" w:after="0"/>
-            </w:pPr>
-            <w:r>
-              <w:rPr>
-                <w:rFonts w:ascii="Calibri" w:hAnsi="Calibri" w:cs="Calibri"/>
-                <w:b w:val="0"/>
-                <w:i/>
-                <w:color w:val="6B7785"/>
-                <w:sz w:val="15"/>
-              </w:rPr>
-              <w:t>Investing.com / MarketScreener; CTP IR</w:t>
-            </w:r>
-            <w:hyperlink r:id="rId15">
-              <w:r>
-                <w:rPr>
-                  <w:color w:val="1155CC"/>
-                  <w:sz w:val="15.0"/>
-                  <w:rFonts w:ascii="Calibri" w:hAnsi="Calibri"/>
-                  <w:u w:val="single"/>
-                </w:rPr>
-                <w:t xml:space="preserve">  ↗</w:t>
-              </w:r>
-            </w:hyperlink>
-          </w:p>
-        </w:tc>
-      </w:tr>
-    </w:tbl>
     <w:p>
       <w:pPr>
-        <w:spacing w:before="0" w:after="40" w:line="269" w:lineRule="auto"/>
+        <w:spacing w:before="0" w:after="120" w:line="240" w:lineRule="auto"/>
+        <w:ind w:left="283"/>
         <w:jc w:val="left"/>
       </w:pPr>
+      <w:r>
+        <w:rPr>
+          <w:rFonts w:ascii="Calibri" w:hAnsi="Calibri" w:cs="Calibri"/>
+          <w:b w:val="0"/>
+          <w:i/>
+          <w:color w:val="6B7785"/>
+          <w:sz w:val="17"/>
+        </w:rPr>
+        <w:t>2026-06-30 · Источник: Investing.com / MarketScreener; CTP IR</w:t>
+      </w:r>
+      <w:r>
+        <w:rPr>
+          <w:rFonts w:ascii="Calibri" w:hAnsi="Calibri" w:cs="Calibri"/>
+          <w:b w:val="0"/>
+          <w:i w:val="0"/>
+          <w:color w:val="6B7785"/>
+          <w:sz w:val="17"/>
+        </w:rPr>
+        <w:t xml:space="preserve">   </w:t>
+      </w:r>
+      <w:hyperlink r:id="rId14">
+        <w:r>
+          <w:rPr>
+            <w:color w:val="1155CC"/>
+            <w:sz w:val="17.0"/>
+            <w:rFonts w:ascii="Calibri" w:hAnsi="Calibri"/>
+            <w:u w:val="single"/>
+          </w:rPr>
+          <w:t xml:space="preserve">ссылка ↗</w:t>
+        </w:r>
+      </w:hyperlink>
     </w:p>
     <w:p>
       <w:pPr>
@@ -1171,8 +685,8 @@
       <w:r>
         <w:drawing>
           <wp:inline xmlns:a="http://schemas.openxmlformats.org/drawingml/2006/main" xmlns:pic="http://schemas.openxmlformats.org/drawingml/2006/picture">
-            <wp:extent cx="5903999" cy="3334153"/>
-            <wp:docPr id="2" name="Picture 2"/>
+            <wp:extent cx="5903999" cy="3284850"/>
+            <wp:docPr id="1" name="Picture 1"/>
             <wp:cNvGraphicFramePr>
               <a:graphicFrameLocks noChangeAspect="1"/>
             </wp:cNvGraphicFramePr>
@@ -1184,7 +698,7 @@
                     <pic:cNvPicPr/>
                   </pic:nvPicPr>
                   <pic:blipFill>
-                    <a:blip r:embed="rId16"/>
+                    <a:blip r:embed="rId15"/>
                     <a:stretch>
                       <a:fillRect/>
                     </a:stretch>
@@ -1192,7 +706,7 @@
                   <pic:spPr>
                     <a:xfrm>
                       <a:off x="0" y="0"/>
-                      <a:ext cx="5903999" cy="3334153"/>
+                      <a:ext cx="5903999" cy="3284850"/>
                     </a:xfrm>
                     <a:prstGeom prst="rect"/>
                   </pic:spPr>
@@ -1216,243 +730,12 @@
           <w:color w:val="6B7785"/>
           <w:sz w:val="18"/>
         </w:rPr>
-        <w:t>+10,5% к аренде против −60% к покупкам: спрос и деньги разошлись.</w:t>
-      </w:r>
-    </w:p>
-    <w:tbl>
-      <w:tblPr>
-        <w:tblW w:type="auto" w:w="0"/>
-        <w:tblLayout w:type="fixed"/>
-        <w:tblLook w:firstColumn="1" w:firstRow="1" w:lastColumn="0" w:lastRow="0" w:noHBand="0" w:noVBand="1" w:val="04A0"/>
-        <w:tblBorders>
-          <w:top w:val="none" w:sz="0"/>
-          <w:left w:val="none" w:sz="0"/>
-          <w:bottom w:val="none" w:sz="0"/>
-          <w:right w:val="none" w:sz="0"/>
-          <w:insideH w:val="none" w:sz="0"/>
-          <w:insideV w:val="none" w:sz="0"/>
-        </w:tblBorders>
-        <w:tblW w:type="dxa" w:w="9525"/>
-      </w:tblPr>
-      <w:tblGrid>
-        <w:gridCol w:w="9972"/>
-      </w:tblGrid>
-      <w:tr>
-        <w:trPr>
-          <w:cantSplit/>
-        </w:trPr>
-        <w:tc>
-          <w:tcPr>
-            <w:tcW w:type="dxa" w:w="9524"/>
-            <w:shd w:val="clear" w:color="auto" w:fill="EAF3EE"/>
-            <w:tcMar>
-              <w:top w:w="140" w:type="dxa"/>
-              <w:bottom w:w="140" w:type="dxa"/>
-              <w:start w:w="220" w:type="dxa"/>
-              <w:end w:w="220" w:type="dxa"/>
-              <w:left w:w="220" w:type="dxa"/>
-              <w:right w:w="220" w:type="dxa"/>
-            </w:tcMar>
-            <w:tcBorders>
-              <w:left w:val="single" w:sz="36" w:space="0" w:color="16846F"/>
-            </w:tcBorders>
-          </w:tcPr>
-          <w:p>
-            <w:pPr>
-              <w:spacing w:after="40"/>
-            </w:pPr>
-            <w:r>
-              <w:rPr>
-                <w:rFonts w:ascii="Calibri" w:hAnsi="Calibri" w:cs="Calibri"/>
-                <w:b/>
-                <w:i w:val="0"/>
-                <w:color w:val="105A4C"/>
-                <w:sz w:val="18"/>
-              </w:rPr>
-              <w:t>ВЫВОД</w:t>
-            </w:r>
-          </w:p>
-          <w:p>
-            <w:pPr>
-              <w:spacing w:after="0" w:line="269" w:lineRule="auto"/>
-            </w:pPr>
-            <w:r>
-              <w:rPr>
-                <w:rFonts w:ascii="Calibri" w:hAnsi="Calibri" w:cs="Calibri"/>
-                <w:b w:val="0"/>
-                <w:i w:val="0"/>
-                <w:color w:val="222B36"/>
-                <w:sz w:val="21"/>
-              </w:rPr>
-              <w:t>Пропуском на логистический рынок стала электрическая мощность, а не деньги. Спрос на аренду жив, цены на лучшие склады почти два года стоят на месте, а сделки стоят не потому, что склады не нужны, — а потому, что кредиты дороги и сеть перегружена.</w:t>
-            </w:r>
-          </w:p>
-        </w:tc>
-      </w:tr>
-    </w:tbl>
-    <w:p>
-      <w:pPr>
-        <w:spacing w:before="0" w:after="120" w:line="269" w:lineRule="auto"/>
-        <w:jc w:val="left"/>
-      </w:pPr>
-    </w:p>
-    <w:tbl>
-      <w:tblPr>
-        <w:tblW w:type="auto" w:w="0"/>
-        <w:tblLayout w:type="fixed"/>
-        <w:tblLook w:firstColumn="1" w:firstRow="1" w:lastColumn="0" w:lastRow="0" w:noHBand="0" w:noVBand="1" w:val="04A0"/>
-        <w:tblBorders>
-          <w:top w:val="none" w:sz="0"/>
-          <w:left w:val="none" w:sz="0"/>
-          <w:bottom w:val="none" w:sz="0"/>
-          <w:right w:val="none" w:sz="0"/>
-          <w:insideH w:val="none" w:sz="0"/>
-          <w:insideV w:val="none" w:sz="0"/>
-        </w:tblBorders>
-        <w:tblW w:type="dxa" w:w="9525"/>
-      </w:tblPr>
-      <w:tblGrid>
-        <w:gridCol w:w="9972"/>
-      </w:tblGrid>
-      <w:tr>
-        <w:trPr>
-          <w:cantSplit/>
-        </w:trPr>
-        <w:tc>
-          <w:tcPr>
-            <w:tcW w:type="dxa" w:w="9524"/>
-            <w:shd w:val="clear" w:color="auto" w:fill="FFF6E5"/>
-            <w:tcMar>
-              <w:top w:w="100" w:type="dxa"/>
-              <w:bottom w:w="100" w:type="dxa"/>
-              <w:start w:w="220" w:type="dxa"/>
-              <w:end w:w="220" w:type="dxa"/>
-              <w:left w:w="220" w:type="dxa"/>
-              <w:right w:w="220" w:type="dxa"/>
-            </w:tcMar>
-            <w:tcBorders>
-              <w:left w:val="single" w:sz="30" w:space="0" w:color="C0791C"/>
-            </w:tcBorders>
-          </w:tcPr>
-          <w:p>
-            <w:pPr>
-              <w:spacing w:after="0" w:line="264" w:lineRule="auto"/>
-            </w:pPr>
-            <w:r>
-              <w:rPr>
-                <w:rFonts w:ascii="Calibri" w:hAnsi="Calibri" w:cs="Calibri"/>
-                <w:b/>
-                <w:i w:val="0"/>
-                <w:color w:val="8A5510"/>
-                <w:sz w:val="18"/>
-              </w:rPr>
-              <w:t xml:space="preserve">👁  ЗА ЧЕМ СЛЕДИТЬ.  </w:t>
-            </w:r>
-            <w:r>
-              <w:rPr>
-                <w:rFonts w:ascii="Calibri" w:hAnsi="Calibri" w:cs="Calibri"/>
-                <w:b w:val="0"/>
-                <w:i w:val="0"/>
-                <w:color w:val="222B36"/>
-                <w:sz w:val="20"/>
-              </w:rPr>
-              <w:t>30 июля — полугодовой отчёт CTP: он задаст ценовой ориентир для всего сектора складов. И 22 июля — дедлайн Prologis по Segro: подтвердит предложение или откажется.</w:t>
-            </w:r>
-          </w:p>
-        </w:tc>
-      </w:tr>
-    </w:tbl>
-    <w:p>
-      <w:pPr>
-        <w:spacing w:before="0" w:after="160" w:line="269" w:lineRule="auto"/>
-        <w:jc w:val="left"/>
-      </w:pPr>
-    </w:p>
-    <w:p>
-      <w:pPr>
-        <w:spacing w:before="200" w:after="0" w:line="269" w:lineRule="auto"/>
-        <w:jc w:val="left"/>
-      </w:pPr>
-    </w:p>
-    <w:tbl>
-      <w:tblPr>
-        <w:tblW w:type="auto" w:w="0"/>
-        <w:tblLayout w:type="fixed"/>
-        <w:tblLook w:firstColumn="1" w:firstRow="1" w:lastColumn="0" w:lastRow="0" w:noHBand="0" w:noVBand="1" w:val="04A0"/>
-        <w:tblBorders>
-          <w:top w:val="none" w:sz="0"/>
-          <w:left w:val="none" w:sz="0"/>
-          <w:bottom w:val="none" w:sz="0"/>
-          <w:right w:val="none" w:sz="0"/>
-          <w:insideH w:val="none" w:sz="0"/>
-          <w:insideV w:val="none" w:sz="0"/>
-        </w:tblBorders>
-        <w:tblW w:type="dxa" w:w="9525"/>
-      </w:tblPr>
-      <w:tblGrid>
-        <w:gridCol w:w="9972"/>
-      </w:tblGrid>
-      <w:tr>
-        <w:trPr>
-          <w:cantSplit/>
-        </w:trPr>
-        <w:tc>
-          <w:tcPr>
-            <w:tcW w:type="dxa" w:w="9524"/>
-            <w:shd w:val="clear" w:color="auto" w:fill="C0791C"/>
-            <w:tcMar>
-              <w:top w:w="120" w:type="dxa"/>
-              <w:bottom w:w="120" w:type="dxa"/>
-              <w:start w:w="200" w:type="dxa"/>
-              <w:end w:w="200" w:type="dxa"/>
-              <w:left w:w="200" w:type="dxa"/>
-              <w:right w:w="200" w:type="dxa"/>
-            </w:tcMar>
-          </w:tcPr>
-          <w:p>
-            <w:pPr>
-              <w:keepNext/>
-              <w:spacing w:after="0"/>
-            </w:pPr>
-            <w:r/>
-            <w:r>
-              <w:rPr>
-                <w:rFonts w:ascii="Calibri" w:hAnsi="Calibri" w:cs="Calibri"/>
-                <w:b/>
-                <w:i w:val="0"/>
-                <w:color w:val="FFFFFF"/>
-                <w:sz w:val="28"/>
-              </w:rPr>
-              <w:t>🏪  Коммерция (стрит-ритейл, торговые центры)</w:t>
-            </w:r>
-          </w:p>
-        </w:tc>
-      </w:tr>
-    </w:tbl>
-    <w:p>
-      <w:pPr>
-        <w:keepNext/>
-        <w:spacing w:before="200" w:after="60" w:line="269" w:lineRule="auto"/>
-        <w:jc w:val="left"/>
-        <w:pBdr>
-          <w:bottom w:val="single" w:sz="6" w:space="2" w:color="D7DEE6"/>
-        </w:pBdr>
-      </w:pPr>
-      <w:r>
-        <w:rPr>
-          <w:rFonts w:ascii="Calibri" w:hAnsi="Calibri" w:cs="Calibri"/>
-          <w:b/>
-          <w:i w:val="0"/>
-          <w:color w:val="8A5510"/>
-          <w:sz w:val="23"/>
-        </w:rPr>
-        <w:t>Новости</w:t>
+        <w:t>Изменение за год, I квартал 2026: аренда +10,5%, вложения −60%.</w:t>
       </w:r>
     </w:p>
     <w:p>
       <w:pPr>
-        <w:spacing w:before="60" w:after="20" w:line="269" w:lineRule="auto"/>
-        <w:ind w:left="283" w:hanging="198"/>
+        <w:spacing w:before="120" w:after="40" w:line="276" w:lineRule="auto"/>
         <w:jc w:val="left"/>
       </w:pPr>
       <w:r>
@@ -1460,10 +743,10 @@
           <w:rFonts w:ascii="Calibri" w:hAnsi="Calibri" w:cs="Calibri"/>
           <w:b/>
           <w:i w:val="0"/>
-          <w:color w:val="B03A3A"/>
+          <w:color w:val="1F3A5F"/>
           <w:sz w:val="21"/>
         </w:rPr>
-        <w:t xml:space="preserve">▼  </w:t>
+        <w:t xml:space="preserve">Вывод. </w:t>
       </w:r>
       <w:r>
         <w:rPr>
@@ -1473,25 +756,23 @@
           <w:color w:val="222B36"/>
           <w:sz w:val="21"/>
         </w:rPr>
-        <w:t>Государство притормозило ужесточение налогового правила, из-за которого покупать недвижимость в кредит стало менее выгодно, — а крупнейшая ассоциация риелторов NVM Business 29 июня потребовала это правило вообще смягчить. Теперь фон. Когда компания покупает недвижимость на кредит, она платит банку проценты. Раньше эти проценты целиком уменьшали её налог на прибыль — то есть кредит был выгоден. С 2019 года действует правило (пришло из ЕС), которое разрешает списывать из налога только часть процентов; называется это earningsstripping. Налог у таких компаний вырос. Для тех, кто держит недвижимость, правило собирались сделать ещё строже, но пока поставили на паузу — ждут общего решения ЕС.</w:t>
+        <w:t>Ключевым ограничением логистического рынка стала электрическая мощность, а не финансирование. Арендный спрос сохраняется, цены на качественные склады стабильны почти два года, а низкая активность сделок объясняется стоимостью кредита и перегрузкой сети, а не отсутствием интереса к активу.</w:t>
       </w:r>
     </w:p>
     <w:p>
       <w:pPr>
-        <w:spacing w:before="20" w:after="20" w:line="264" w:lineRule="auto"/>
-        <w:ind w:left="283"/>
+        <w:spacing w:before="40" w:after="160" w:line="269" w:lineRule="auto"/>
         <w:jc w:val="left"/>
-        <w:shd w:val="clear" w:color="auto" w:fill="FBEAEA"/>
       </w:pPr>
       <w:r>
         <w:rPr>
           <w:rFonts w:ascii="Calibri" w:hAnsi="Calibri" w:cs="Calibri"/>
           <w:b/>
           <w:i w:val="0"/>
-          <w:color w:val="B03A3A"/>
-          <w:sz w:val="18"/>
+          <w:color w:val="1F3A5F"/>
+          <w:sz w:val="20"/>
         </w:rPr>
-        <w:t xml:space="preserve">  Почему важно:  </w:t>
+        <w:t xml:space="preserve">За чем следить. </w:t>
       </w:r>
       <w:r>
         <w:rPr>
@@ -1499,14 +780,88 @@
           <w:b w:val="0"/>
           <w:i w:val="0"/>
           <w:color w:val="222B36"/>
-          <w:sz w:val="18"/>
+          <w:sz w:val="20"/>
         </w:rPr>
-        <w:t xml:space="preserve">Почти вся коммерческая недвижимость покупается частично на кредит. Если проценты по нему нельзя полностью вычесть из налога, вкладываться в торговую недвижимость и стройку становится менее выгодно — и инвестиции тормозятся. Простыми словами: пауза в ужесточении — передышка для владельцев, но не отмена. Правила ещё могут поменяться, поэтому строить планы в расчёте на дешёвый кредит рискованно.  </w:t>
+        <w:t>30 июля — полугодовой отчёт CTP: ориентир стоимости для всего сектора складов. 22 июля — срок решения Prologis по Segro: компания обязана подтвердить предложение или отказаться от сделки.</w:t>
       </w:r>
     </w:p>
     <w:p>
       <w:pPr>
-        <w:spacing w:before="0" w:after="100" w:line="240" w:lineRule="auto"/>
+        <w:keepNext/>
+        <w:spacing w:before="280" w:after="80" w:line="269" w:lineRule="auto"/>
+        <w:jc w:val="left"/>
+        <w:pBdr>
+          <w:bottom w:val="single" w:sz="8" w:space="3" w:color="D7DEE6"/>
+        </w:pBdr>
+      </w:pPr>
+      <w:r>
+        <w:rPr>
+          <w:rFonts w:ascii="Calibri" w:hAnsi="Calibri" w:cs="Calibri"/>
+          <w:b/>
+          <w:i w:val="0"/>
+          <w:color w:val="1F3A5F"/>
+          <w:sz w:val="27"/>
+        </w:rPr>
+        <w:t>Коммерция (стрит-ритейл, торговые центры)</w:t>
+      </w:r>
+    </w:p>
+    <w:p>
+      <w:pPr>
+        <w:spacing w:before="80" w:after="20" w:line="276" w:lineRule="auto"/>
+        <w:ind w:left="283" w:hanging="198"/>
+        <w:jc w:val="left"/>
+      </w:pPr>
+      <w:r>
+        <w:rPr>
+          <w:rFonts w:ascii="Calibri" w:hAnsi="Calibri" w:cs="Calibri"/>
+          <w:b w:val="0"/>
+          <w:i w:val="0"/>
+          <w:color w:val="6B7785"/>
+          <w:sz w:val="21"/>
+        </w:rPr>
+        <w:t xml:space="preserve">—  </w:t>
+      </w:r>
+      <w:r>
+        <w:rPr>
+          <w:rFonts w:ascii="Calibri" w:hAnsi="Calibri" w:cs="Calibri"/>
+          <w:b w:val="0"/>
+          <w:i w:val="0"/>
+          <w:color w:val="222B36"/>
+          <w:sz w:val="21"/>
+        </w:rPr>
+        <w:t>Правительство приостановило ужесточение налогового правила, ограничивающего вычет процентов по кредитам, а крупнейшая ассоциация риелторов NVM Business 29 июня потребовала это правило смягчить. Суть правила: с 2019 года (по нормам ЕС) компания, купившая недвижимость в кредит, может вычесть из налогооблагаемой прибыли лишь часть уплаченных процентов. Это повышает налоговую нагрузку и делает покупку недвижимости на заёмные средства менее выгодной; правило известно как earningsstripping. Планировавшееся дополнительное ужесточение для компаний, владеющих недвижимостью, отложено до общего решения ЕС.</w:t>
+      </w:r>
+    </w:p>
+    <w:p>
+      <w:pPr>
+        <w:spacing w:before="20" w:after="20" w:line="269" w:lineRule="auto"/>
+        <w:ind w:left="283"/>
+        <w:jc w:val="left"/>
+      </w:pPr>
+      <w:r>
+        <w:rPr>
+          <w:rFonts w:ascii="Calibri" w:hAnsi="Calibri" w:cs="Calibri"/>
+          <w:b/>
+          <w:i/>
+          <w:color w:val="6B7785"/>
+          <w:sz w:val="19"/>
+        </w:rPr>
+        <w:t xml:space="preserve">Значение. </w:t>
+      </w:r>
+      <w:r>
+        <w:rPr>
+          <w:rFonts w:ascii="Calibri" w:hAnsi="Calibri" w:cs="Calibri"/>
+          <w:b w:val="0"/>
+          <w:i w:val="0"/>
+          <w:color w:val="222B36"/>
+          <w:sz w:val="19"/>
+        </w:rPr>
+        <w:t>Коммерческая недвижимость, как правило, приобретается с привлечением кредита. Ограничение вычета процентов снижает доходность таких вложений и сдерживает инвестиции в торговую недвижимость и строительство. Пауза в ужесточении даёт владельцам передышку, однако правило остаётся в силе и может быть изменено.</w:t>
+      </w:r>
+    </w:p>
+    <w:p>
+      <w:pPr>
+        <w:spacing w:before="0" w:after="120" w:line="240" w:lineRule="auto"/>
         <w:ind w:left="283"/>
         <w:jc w:val="left"/>
       </w:pPr>
@@ -1518,7 +873,99 @@
           <w:color w:val="6B7785"/>
           <w:sz w:val="17"/>
         </w:rPr>
-        <w:t xml:space="preserve">   📅 2026-06-29   •   Источник: NVM Business — Nieuws</w:t>
+        <w:t>2026-06-29 · Источник: NVM Business — Nieuws</w:t>
+      </w:r>
+      <w:r>
+        <w:rPr>
+          <w:rFonts w:ascii="Calibri" w:hAnsi="Calibri" w:cs="Calibri"/>
+          <w:b w:val="0"/>
+          <w:i w:val="0"/>
+          <w:color w:val="6B7785"/>
+          <w:sz w:val="17"/>
+        </w:rPr>
+        <w:t xml:space="preserve">   </w:t>
+      </w:r>
+      <w:hyperlink r:id="rId16">
+        <w:r>
+          <w:rPr>
+            <w:color w:val="1155CC"/>
+            <w:sz w:val="17.0"/>
+            <w:rFonts w:ascii="Calibri" w:hAnsi="Calibri"/>
+            <w:u w:val="single"/>
+          </w:rPr>
+          <w:t xml:space="preserve">ссылка ↗</w:t>
+        </w:r>
+      </w:hyperlink>
+    </w:p>
+    <w:p>
+      <w:pPr>
+        <w:spacing w:before="80" w:after="20" w:line="276" w:lineRule="auto"/>
+        <w:ind w:left="283" w:hanging="198"/>
+        <w:jc w:val="left"/>
+      </w:pPr>
+      <w:r>
+        <w:rPr>
+          <w:rFonts w:ascii="Calibri" w:hAnsi="Calibri" w:cs="Calibri"/>
+          <w:b w:val="0"/>
+          <w:i w:val="0"/>
+          <w:color w:val="6B7785"/>
+          <w:sz w:val="21"/>
+        </w:rPr>
+        <w:t xml:space="preserve">—  </w:t>
+      </w:r>
+      <w:r>
+        <w:rPr>
+          <w:rFonts w:ascii="Calibri" w:hAnsi="Calibri" w:cs="Calibri"/>
+          <w:b w:val="0"/>
+          <w:i w:val="0"/>
+          <w:color w:val="222B36"/>
+          <w:sz w:val="21"/>
+        </w:rPr>
+        <w:t>По итогам 2025 года доля пустующих торговых помещений в Нидерландах выросла с 6,7% до 7,0% (данные компании Locatus, ведущей учёт всех торговых объектов страны). Более показателен долгосрочный тренд: число магазинов сокращается десятый год подряд — примерно с 207 000 до 205 000 за год. Закрываются преимущественно магазины (одежда, товары для дома, электроника — часть спроса перешла в интернет-торговлю); кафе, рестораны и сфера услуг сохраняют устойчивость.</w:t>
+      </w:r>
+    </w:p>
+    <w:p>
+      <w:pPr>
+        <w:spacing w:before="20" w:after="20" w:line="269" w:lineRule="auto"/>
+        <w:ind w:left="283"/>
+        <w:jc w:val="left"/>
+      </w:pPr>
+      <w:r>
+        <w:rPr>
+          <w:rFonts w:ascii="Calibri" w:hAnsi="Calibri" w:cs="Calibri"/>
+          <w:b/>
+          <w:i/>
+          <w:color w:val="6B7785"/>
+          <w:sz w:val="19"/>
+        </w:rPr>
+        <w:t xml:space="preserve">Значение. </w:t>
+      </w:r>
+      <w:r>
+        <w:rPr>
+          <w:rFonts w:ascii="Calibri" w:hAnsi="Calibri" w:cs="Calibri"/>
+          <w:b w:val="0"/>
+          <w:i w:val="0"/>
+          <w:color w:val="222B36"/>
+          <w:sz w:val="19"/>
+        </w:rPr>
+        <w:t>Ранее пустующие помещения активно переводились под жильё, что сдерживало рост вакантности; этот ресурс во многом исчерпан. Слабые торговые точки в центрах городов закрываются, и часть арендаторов перемещается в торговые центры на окраинах с удобной транспортной доступностью.</w:t>
+      </w:r>
+    </w:p>
+    <w:p>
+      <w:pPr>
+        <w:spacing w:before="0" w:after="120" w:line="240" w:lineRule="auto"/>
+        <w:ind w:left="283"/>
+        <w:jc w:val="left"/>
+      </w:pPr>
+      <w:r>
+        <w:rPr>
+          <w:rFonts w:ascii="Calibri" w:hAnsi="Calibri" w:cs="Calibri"/>
+          <w:b w:val="0"/>
+          <w:i/>
+          <w:color w:val="6B7785"/>
+          <w:sz w:val="17"/>
+        </w:rPr>
+        <w:t>2026-01-07 · Источник: Locatus</w:t>
       </w:r>
       <w:r>
         <w:rPr>
@@ -1544,377 +991,7 @@
     </w:p>
     <w:p>
       <w:pPr>
-        <w:keepNext/>
-        <w:spacing w:before="200" w:after="60" w:line="269" w:lineRule="auto"/>
-        <w:jc w:val="left"/>
-        <w:pBdr>
-          <w:bottom w:val="single" w:sz="6" w:space="2" w:color="D7DEE6"/>
-        </w:pBdr>
-      </w:pPr>
-      <w:r>
-        <w:rPr>
-          <w:rFonts w:ascii="Calibri" w:hAnsi="Calibri" w:cs="Calibri"/>
-          <w:b/>
-          <w:i w:val="0"/>
-          <w:color w:val="8A5510"/>
-          <w:sz w:val="23"/>
-        </w:rPr>
-        <w:t>Статистика</w:t>
-      </w:r>
-    </w:p>
-    <w:tbl>
-      <w:tblPr>
-        <w:tblW w:type="auto" w:w="0"/>
-        <w:tblLayout w:type="fixed"/>
-        <w:tblLook w:firstColumn="1" w:firstRow="1" w:lastColumn="0" w:lastRow="0" w:noHBand="0" w:noVBand="1" w:val="04A0"/>
-        <w:tblBorders>
-          <w:top w:val="none" w:sz="0"/>
-          <w:left w:val="none" w:sz="0"/>
-          <w:bottom w:val="none" w:sz="0"/>
-          <w:right w:val="none" w:sz="0"/>
-          <w:insideH w:val="none" w:sz="0"/>
-          <w:insideV w:val="none" w:sz="0"/>
-        </w:tblBorders>
-        <w:tblW w:type="dxa" w:w="9525"/>
-      </w:tblPr>
-      <w:tblGrid>
-        <w:gridCol w:w="5669"/>
-        <w:gridCol w:w="3855"/>
-      </w:tblGrid>
-      <w:tr>
-        <w:tc>
-          <w:tcPr>
-            <w:tcW w:type="dxa" w:w="4762"/>
-            <w:shd w:val="clear" w:color="auto" w:fill="1F3A5F"/>
-            <w:tcMar>
-              <w:top w:w="80" w:type="dxa"/>
-              <w:bottom w:w="80" w:type="dxa"/>
-              <w:start w:w="140" w:type="dxa"/>
-              <w:end w:w="140" w:type="dxa"/>
-              <w:left w:w="140" w:type="dxa"/>
-              <w:right w:w="140" w:type="dxa"/>
-            </w:tcMar>
-          </w:tcPr>
-          <w:p>
-            <w:r>
-              <w:rPr>
-                <w:rFonts w:ascii="Calibri" w:hAnsi="Calibri" w:cs="Calibri"/>
-                <w:b/>
-                <w:i w:val="0"/>
-                <w:color w:val="FFFFFF"/>
-                <w:sz w:val="19"/>
-              </w:rPr>
-              <w:t>Показатель</w:t>
-            </w:r>
-          </w:p>
-        </w:tc>
-        <w:tc>
-          <w:tcPr>
-            <w:tcW w:type="dxa" w:w="4762"/>
-            <w:shd w:val="clear" w:color="auto" w:fill="1F3A5F"/>
-            <w:tcMar>
-              <w:top w:w="80" w:type="dxa"/>
-              <w:bottom w:w="80" w:type="dxa"/>
-              <w:start w:w="140" w:type="dxa"/>
-              <w:end w:w="140" w:type="dxa"/>
-              <w:left w:w="140" w:type="dxa"/>
-              <w:right w:w="140" w:type="dxa"/>
-            </w:tcMar>
-          </w:tcPr>
-          <w:p>
-            <w:r>
-              <w:rPr>
-                <w:rFonts w:ascii="Calibri" w:hAnsi="Calibri" w:cs="Calibri"/>
-                <w:b/>
-                <w:i w:val="0"/>
-                <w:color w:val="FFFFFF"/>
-                <w:sz w:val="19"/>
-              </w:rPr>
-              <w:t>Значение / динамика</w:t>
-            </w:r>
-          </w:p>
-        </w:tc>
-      </w:tr>
-      <w:tr>
-        <w:tc>
-          <w:tcPr>
-            <w:tcW w:type="dxa" w:w="5669"/>
-            <w:shd w:val="clear" w:color="auto" w:fill="F4F6F8"/>
-            <w:tcMar>
-              <w:top w:w="80" w:type="dxa"/>
-              <w:bottom w:w="80" w:type="dxa"/>
-              <w:start w:w="140" w:type="dxa"/>
-              <w:end w:w="140" w:type="dxa"/>
-              <w:left w:w="140" w:type="dxa"/>
-              <w:right w:w="140" w:type="dxa"/>
-            </w:tcMar>
-          </w:tcPr>
-          <w:p>
-            <w:pPr>
-              <w:spacing w:after="0"/>
-            </w:pPr>
-            <w:r>
-              <w:rPr>
-                <w:rFonts w:ascii="Calibri" w:hAnsi="Calibri" w:cs="Calibri"/>
-                <w:b w:val="0"/>
-                <w:i w:val="0"/>
-                <w:color w:val="222B36"/>
-                <w:sz w:val="19"/>
-              </w:rPr>
-              <w:t>Все магазины страны пересчитывает компания Locatus — и вот её итог 2025 года. Доля пустующих торговых помещений выросла с 6,7% в начале года до 7,0% к концу. Скачок небольшой, но важен не он, а тренд: число магазинов сокращается уже десятый год подряд — примерно с 207 000 до 205 000 за год. Причём закрываются именно магазины (одежда, товары, электроника — часть покупок ушла в интернет), а кафе, рестораны и парикмахерские, наоборот, держатся: туда за услугой или впечатлением нужно прийти лично.</w:t>
-            </w:r>
-          </w:p>
-          <w:p>
-            <w:pPr>
-              <w:spacing w:before="20" w:after="0"/>
-            </w:pPr>
-            <w:r>
-              <w:rPr>
-                <w:rFonts w:ascii="Calibri" w:hAnsi="Calibri" w:cs="Calibri"/>
-                <w:b w:val="0"/>
-                <w:i/>
-                <w:color w:val="6B7785"/>
-                <w:sz w:val="16"/>
-              </w:rPr>
-              <w:t>→ Раньше пустые витрины часто переделывали в жильё, и это скрывало проблему; теперь этот запас исчерпан, и пустых магазинов становится заметно больше. Слабые точки в центрах городов закрываются и отпускают арендаторов — часть из них переезжает в удобные торговые центры на окраинах, куда можно приехать на машине и припарковаться. Поэтому окраинные форматы чувствуют себя лучше, чем классические торговые улицы в центре.</w:t>
-            </w:r>
-          </w:p>
-        </w:tc>
-        <w:tc>
-          <w:tcPr>
-            <w:tcW w:type="dxa" w:w="3855"/>
-            <w:shd w:val="clear" w:color="auto" w:fill="F4F6F8"/>
-            <w:tcMar>
-              <w:top w:w="80" w:type="dxa"/>
-              <w:bottom w:w="80" w:type="dxa"/>
-              <w:start w:w="140" w:type="dxa"/>
-              <w:end w:w="140" w:type="dxa"/>
-              <w:left w:w="140" w:type="dxa"/>
-              <w:right w:w="140" w:type="dxa"/>
-            </w:tcMar>
-          </w:tcPr>
-          <w:p>
-            <w:pPr>
-              <w:spacing w:after="0"/>
-            </w:pPr>
-            <w:r>
-              <w:rPr>
-                <w:rFonts w:ascii="Calibri" w:hAnsi="Calibri" w:cs="Calibri"/>
-                <w:b/>
-                <w:i w:val="0"/>
-                <w:color w:val="B03A3A"/>
-                <w:sz w:val="19"/>
-              </w:rPr>
-              <w:t xml:space="preserve">▼ </w:t>
-            </w:r>
-            <w:r>
-              <w:rPr>
-                <w:rFonts w:ascii="Calibri" w:hAnsi="Calibri" w:cs="Calibri"/>
-                <w:b/>
-                <w:i w:val="0"/>
-                <w:color w:val="222B36"/>
-                <w:sz w:val="19"/>
-              </w:rPr>
-              <w:t>пустых магазинов 7,0% (было 6,7%); магазинов всё меньше десятый год подряд</w:t>
-            </w:r>
-          </w:p>
-          <w:p>
-            <w:pPr>
-              <w:spacing w:before="20" w:after="0"/>
-            </w:pPr>
-            <w:r>
-              <w:rPr>
-                <w:rFonts w:ascii="Calibri" w:hAnsi="Calibri" w:cs="Calibri"/>
-                <w:b w:val="0"/>
-                <w:i/>
-                <w:color w:val="6B7785"/>
-                <w:sz w:val="15"/>
-              </w:rPr>
-              <w:t>Locatus</w:t>
-            </w:r>
-            <w:hyperlink r:id="rId18">
-              <w:r>
-                <w:rPr>
-                  <w:color w:val="1155CC"/>
-                  <w:sz w:val="15.0"/>
-                  <w:rFonts w:ascii="Calibri" w:hAnsi="Calibri"/>
-                  <w:u w:val="single"/>
-                </w:rPr>
-                <w:t xml:space="preserve">  ↗</w:t>
-              </w:r>
-            </w:hyperlink>
-          </w:p>
-        </w:tc>
-      </w:tr>
-    </w:tbl>
-    <w:p>
-      <w:pPr>
-        <w:spacing w:before="0" w:after="40" w:line="269" w:lineRule="auto"/>
-        <w:jc w:val="left"/>
-      </w:pPr>
-    </w:p>
-    <w:tbl>
-      <w:tblPr>
-        <w:tblW w:type="auto" w:w="0"/>
-        <w:tblLayout w:type="fixed"/>
-        <w:tblLook w:firstColumn="1" w:firstRow="1" w:lastColumn="0" w:lastRow="0" w:noHBand="0" w:noVBand="1" w:val="04A0"/>
-        <w:tblBorders>
-          <w:top w:val="none" w:sz="0"/>
-          <w:left w:val="none" w:sz="0"/>
-          <w:bottom w:val="none" w:sz="0"/>
-          <w:right w:val="none" w:sz="0"/>
-          <w:insideH w:val="none" w:sz="0"/>
-          <w:insideV w:val="none" w:sz="0"/>
-        </w:tblBorders>
-        <w:tblW w:type="dxa" w:w="9525"/>
-      </w:tblPr>
-      <w:tblGrid>
-        <w:gridCol w:w="9972"/>
-      </w:tblGrid>
-      <w:tr>
-        <w:trPr>
-          <w:cantSplit/>
-        </w:trPr>
-        <w:tc>
-          <w:tcPr>
-            <w:tcW w:type="dxa" w:w="9524"/>
-            <w:shd w:val="clear" w:color="auto" w:fill="EAF3EE"/>
-            <w:tcMar>
-              <w:top w:w="140" w:type="dxa"/>
-              <w:bottom w:w="140" w:type="dxa"/>
-              <w:start w:w="220" w:type="dxa"/>
-              <w:end w:w="220" w:type="dxa"/>
-              <w:left w:w="220" w:type="dxa"/>
-              <w:right w:w="220" w:type="dxa"/>
-            </w:tcMar>
-            <w:tcBorders>
-              <w:left w:val="single" w:sz="36" w:space="0" w:color="16846F"/>
-            </w:tcBorders>
-          </w:tcPr>
-          <w:p>
-            <w:pPr>
-              <w:spacing w:after="40"/>
-            </w:pPr>
-            <w:r>
-              <w:rPr>
-                <w:rFonts w:ascii="Calibri" w:hAnsi="Calibri" w:cs="Calibri"/>
-                <w:b/>
-                <w:i w:val="0"/>
-                <w:color w:val="105A4C"/>
-                <w:sz w:val="18"/>
-              </w:rPr>
-              <w:t>ВЫВОД</w:t>
-            </w:r>
-          </w:p>
-          <w:p>
-            <w:pPr>
-              <w:spacing w:after="0" w:line="269" w:lineRule="auto"/>
-            </w:pPr>
-            <w:r>
-              <w:rPr>
-                <w:rFonts w:ascii="Calibri" w:hAnsi="Calibri" w:cs="Calibri"/>
-                <w:b w:val="0"/>
-                <w:i w:val="0"/>
-                <w:color w:val="222B36"/>
-                <w:sz w:val="21"/>
-              </w:rPr>
-              <w:t>Торговая недвижимость не в кризисе, но идёт тихая сортировка: деньги уходят от «квадратных метров» к стабильному доходу и хорошему месту. Главный риск — налоговое давление на владельцев с большими долгами.</w:t>
-            </w:r>
-          </w:p>
-        </w:tc>
-      </w:tr>
-    </w:tbl>
-    <w:p>
-      <w:pPr>
-        <w:spacing w:before="0" w:after="120" w:line="269" w:lineRule="auto"/>
-        <w:jc w:val="left"/>
-      </w:pPr>
-    </w:p>
-    <w:p>
-      <w:pPr>
-        <w:spacing w:before="200" w:after="0" w:line="269" w:lineRule="auto"/>
-        <w:jc w:val="left"/>
-      </w:pPr>
-    </w:p>
-    <w:tbl>
-      <w:tblPr>
-        <w:tblW w:type="auto" w:w="0"/>
-        <w:tblLayout w:type="fixed"/>
-        <w:tblLook w:firstColumn="1" w:firstRow="1" w:lastColumn="0" w:lastRow="0" w:noHBand="0" w:noVBand="1" w:val="04A0"/>
-        <w:tblBorders>
-          <w:top w:val="none" w:sz="0"/>
-          <w:left w:val="none" w:sz="0"/>
-          <w:bottom w:val="none" w:sz="0"/>
-          <w:right w:val="none" w:sz="0"/>
-          <w:insideH w:val="none" w:sz="0"/>
-          <w:insideV w:val="none" w:sz="0"/>
-        </w:tblBorders>
-        <w:tblW w:type="dxa" w:w="9525"/>
-      </w:tblPr>
-      <w:tblGrid>
-        <w:gridCol w:w="9972"/>
-      </w:tblGrid>
-      <w:tr>
-        <w:trPr>
-          <w:cantSplit/>
-        </w:trPr>
-        <w:tc>
-          <w:tcPr>
-            <w:tcW w:type="dxa" w:w="9524"/>
-            <w:shd w:val="clear" w:color="auto" w:fill="16846F"/>
-            <w:tcMar>
-              <w:top w:w="120" w:type="dxa"/>
-              <w:bottom w:w="120" w:type="dxa"/>
-              <w:start w:w="200" w:type="dxa"/>
-              <w:end w:w="200" w:type="dxa"/>
-              <w:left w:w="200" w:type="dxa"/>
-              <w:right w:w="200" w:type="dxa"/>
-            </w:tcMar>
-          </w:tcPr>
-          <w:p>
-            <w:pPr>
-              <w:keepNext/>
-              <w:spacing w:after="0"/>
-            </w:pPr>
-            <w:r/>
-            <w:r>
-              <w:rPr>
-                <w:rFonts w:ascii="Calibri" w:hAnsi="Calibri" w:cs="Calibri"/>
-                <w:b/>
-                <w:i w:val="0"/>
-                <w:color w:val="FFFFFF"/>
-                <w:sz w:val="28"/>
-              </w:rPr>
-              <w:t>🏠  Жилая недвижимость</w:t>
-            </w:r>
-          </w:p>
-        </w:tc>
-      </w:tr>
-    </w:tbl>
-    <w:p>
-      <w:pPr>
-        <w:keepNext/>
-        <w:spacing w:before="200" w:after="60" w:line="269" w:lineRule="auto"/>
-        <w:jc w:val="left"/>
-        <w:pBdr>
-          <w:bottom w:val="single" w:sz="6" w:space="2" w:color="D7DEE6"/>
-        </w:pBdr>
-      </w:pPr>
-      <w:r>
-        <w:rPr>
-          <w:rFonts w:ascii="Calibri" w:hAnsi="Calibri" w:cs="Calibri"/>
-          <w:b/>
-          <w:i w:val="0"/>
-          <w:color w:val="105A4C"/>
-          <w:sz w:val="23"/>
-        </w:rPr>
-        <w:t>Изменения в законах и регулировании</w:t>
-      </w:r>
-    </w:p>
-    <w:p>
-      <w:pPr>
-        <w:spacing w:before="60" w:after="20" w:line="269" w:lineRule="auto"/>
-        <w:ind w:left="283" w:hanging="198"/>
+        <w:spacing w:before="120" w:after="40" w:line="276" w:lineRule="auto"/>
         <w:jc w:val="left"/>
       </w:pPr>
       <w:r>
@@ -1922,10 +999,10 @@
           <w:rFonts w:ascii="Calibri" w:hAnsi="Calibri" w:cs="Calibri"/>
           <w:b/>
           <w:i w:val="0"/>
-          <w:color w:val="B03A3A"/>
+          <w:color w:val="1F3A5F"/>
           <w:sz w:val="21"/>
         </w:rPr>
-        <w:t xml:space="preserve">▼  </w:t>
+        <w:t xml:space="preserve">Вывод. </w:t>
       </w:r>
       <w:r>
         <w:rPr>
@@ -1935,25 +1012,44 @@
           <w:color w:val="222B36"/>
           <w:sz w:val="21"/>
         </w:rPr>
-        <w:t>Сейчас частник в Нидерландах платит налог с дохода, которого могло и не быть. Налог на недвижимость (не для собственного проживания) считается по «придуманной» доходности: государство само прикидывает, сколько владелец в среднем мог бы заработать, и берёт налог с этой воображаемой суммы — сколько он заработал на самом деле, никого не интересует. Этот налог называется box 3. Готовится переход на честную схему: платить будут с реального дохода — с фактической арендной платы каждый год плюс с подорожания квартиры при её продаже. По плану — с 2028 года. 30 июня верхняя палата парламента отложила окончательное решение (ждёт доработку закона), а голосование по спорным пунктам назначили на 7 июля.</w:t>
+        <w:t>Торговая недвижимость не находится в кризисе, однако происходит перераспределение: капитал смещается от площадей как таковых к объектам со стабильным денежным потоком и качественным расположением. Основной риск — рост налоговой нагрузки на владельцев с высокой долей заёмного финансирования.</w:t>
       </w:r>
     </w:p>
     <w:p>
       <w:pPr>
-        <w:spacing w:before="20" w:after="20" w:line="264" w:lineRule="auto"/>
-        <w:ind w:left="283"/>
+        <w:keepNext/>
+        <w:spacing w:before="280" w:after="80" w:line="269" w:lineRule="auto"/>
         <w:jc w:val="left"/>
-        <w:shd w:val="clear" w:color="auto" w:fill="FBEAEA"/>
+        <w:pBdr>
+          <w:bottom w:val="single" w:sz="8" w:space="3" w:color="D7DEE6"/>
+        </w:pBdr>
       </w:pPr>
       <w:r>
         <w:rPr>
           <w:rFonts w:ascii="Calibri" w:hAnsi="Calibri" w:cs="Calibri"/>
           <w:b/>
           <w:i w:val="0"/>
-          <w:color w:val="B03A3A"/>
-          <w:sz w:val="18"/>
+          <w:color w:val="1F3A5F"/>
+          <w:sz w:val="27"/>
         </w:rPr>
-        <w:t xml:space="preserve">  Почему важно:  </w:t>
+        <w:t>Жилая недвижимость</w:t>
+      </w:r>
+    </w:p>
+    <w:p>
+      <w:pPr>
+        <w:spacing w:before="80" w:after="20" w:line="276" w:lineRule="auto"/>
+        <w:ind w:left="283" w:hanging="198"/>
+        <w:jc w:val="left"/>
+      </w:pPr>
+      <w:r>
+        <w:rPr>
+          <w:rFonts w:ascii="Calibri" w:hAnsi="Calibri" w:cs="Calibri"/>
+          <w:b w:val="0"/>
+          <w:i w:val="0"/>
+          <w:color w:val="6B7785"/>
+          <w:sz w:val="21"/>
+        </w:rPr>
+        <w:t xml:space="preserve">—  </w:t>
       </w:r>
       <w:r>
         <w:rPr>
@@ -1961,14 +1057,41 @@
           <w:b w:val="0"/>
           <w:i w:val="0"/>
           <w:color w:val="222B36"/>
-          <w:sz w:val="18"/>
+          <w:sz w:val="21"/>
         </w:rPr>
-        <w:t xml:space="preserve">Налог с реального дохода для многих арендодателей окажется выше сегодняшнего — особенно у тех, кто зарабатывает на аренде немного. Чистая прибыль от сдачи жилья (особенно через компанию BV) снизится, и часть мелких частных инвесторов решит, что сдавать стало невыгодно, и начнёт продавать квартиры — вероятно, к 2027–28 годам. Для рынка это будущий приток жилья в продажу.  </w:t>
+        <w:t>Готовится реформа налога box 3 — налога на имущество частных лиц, включая сдаваемое жильё. Сейчас он рассчитывается по условной («вменённой») доходности: государство исходит из расчётной суммы дохода, которую владелец мог бы получить, независимо от фактического результата. Предлагаемая схема — налогообложение реального дохода: фактической арендной платы ежегодно и прироста стоимости при продаже. Запуск намечен на 2028 год. 30 июня верхняя палата парламента отложила окончательное решение (ожидается доработка закона); голосование по спорным пунктам назначено на 7 июля.</w:t>
       </w:r>
     </w:p>
     <w:p>
       <w:pPr>
-        <w:spacing w:before="0" w:after="100" w:line="240" w:lineRule="auto"/>
+        <w:spacing w:before="20" w:after="20" w:line="269" w:lineRule="auto"/>
+        <w:ind w:left="283"/>
+        <w:jc w:val="left"/>
+      </w:pPr>
+      <w:r>
+        <w:rPr>
+          <w:rFonts w:ascii="Calibri" w:hAnsi="Calibri" w:cs="Calibri"/>
+          <w:b/>
+          <w:i/>
+          <w:color w:val="6B7785"/>
+          <w:sz w:val="19"/>
+        </w:rPr>
+        <w:t xml:space="preserve">Значение. </w:t>
+      </w:r>
+      <w:r>
+        <w:rPr>
+          <w:rFonts w:ascii="Calibri" w:hAnsi="Calibri" w:cs="Calibri"/>
+          <w:b w:val="0"/>
+          <w:i w:val="0"/>
+          <w:color w:val="222B36"/>
+          <w:sz w:val="19"/>
+        </w:rPr>
+        <w:t>Для многих арендодателей налог с реального дохода окажется выше действующего — прежде всего для тех, чья арендная доходность невысока. Чистая доходность сдачи жилья (особенно через компанию BV) снизится; часть частных инвесторов, вероятно, предпочтёт продать объекты к 2027–2028 годам, что увеличит предложение на рынке.</w:t>
+      </w:r>
+    </w:p>
+    <w:p>
+      <w:pPr>
+        <w:spacing w:before="0" w:after="120" w:line="240" w:lineRule="auto"/>
         <w:ind w:left="283"/>
         <w:jc w:val="left"/>
       </w:pPr>
@@ -1980,7 +1103,99 @@
           <w:color w:val="6B7785"/>
           <w:sz w:val="17"/>
         </w:rPr>
-        <w:t xml:space="preserve">   📅 2026-06-30   •   Источник: Eerste Kamer der Staten-Generaal</w:t>
+        <w:t>2026-06-30 · Источник: Eerste Kamer der Staten-Generaal</w:t>
+      </w:r>
+      <w:r>
+        <w:rPr>
+          <w:rFonts w:ascii="Calibri" w:hAnsi="Calibri" w:cs="Calibri"/>
+          <w:b w:val="0"/>
+          <w:i w:val="0"/>
+          <w:color w:val="6B7785"/>
+          <w:sz w:val="17"/>
+        </w:rPr>
+        <w:t xml:space="preserve">   </w:t>
+      </w:r>
+      <w:hyperlink r:id="rId18">
+        <w:r>
+          <w:rPr>
+            <w:color w:val="1155CC"/>
+            <w:sz w:val="17.0"/>
+            <w:rFonts w:ascii="Calibri" w:hAnsi="Calibri"/>
+            <w:u w:val="single"/>
+          </w:rPr>
+          <w:t xml:space="preserve">ссылка ↗</w:t>
+        </w:r>
+      </w:hyperlink>
+    </w:p>
+    <w:p>
+      <w:pPr>
+        <w:spacing w:before="80" w:after="20" w:line="276" w:lineRule="auto"/>
+        <w:ind w:left="283" w:hanging="198"/>
+        <w:jc w:val="left"/>
+      </w:pPr>
+      <w:r>
+        <w:rPr>
+          <w:rFonts w:ascii="Calibri" w:hAnsi="Calibri" w:cs="Calibri"/>
+          <w:b w:val="0"/>
+          <w:i w:val="0"/>
+          <w:color w:val="6B7785"/>
+          <w:sz w:val="21"/>
+        </w:rPr>
+        <w:t xml:space="preserve">—  </w:t>
+      </w:r>
+      <w:r>
+        <w:rPr>
+          <w:rFonts w:ascii="Calibri" w:hAnsi="Calibri" w:cs="Calibri"/>
+          <w:b w:val="0"/>
+          <w:i w:val="0"/>
+          <w:color w:val="222B36"/>
+          <w:sz w:val="21"/>
+        </w:rPr>
+        <w:t>Правительство 26 июня представило пакет мер объёмом около 20 млрд €, призванный ослабить «азотные» ограничения на строительство. В Нидерландах действует правило: строительство нельзя начинать без подтверждения, что выбросы азота не превысят нормативов вблизи охраняемых природных территорий; из-за этого приостановлены тысячи жилищных проектов. Ключевая мера пакета — освобождение проектов с минимальными выбросами от отдельных природоохранных разрешений. По оценкам, ограничения затрагивают порядка 244 000 домов.</w:t>
+      </w:r>
+    </w:p>
+    <w:p>
+      <w:pPr>
+        <w:spacing w:before="20" w:after="20" w:line="269" w:lineRule="auto"/>
+        <w:ind w:left="283"/>
+        <w:jc w:val="left"/>
+      </w:pPr>
+      <w:r>
+        <w:rPr>
+          <w:rFonts w:ascii="Calibri" w:hAnsi="Calibri" w:cs="Calibri"/>
+          <w:b/>
+          <w:i/>
+          <w:color w:val="6B7785"/>
+          <w:sz w:val="19"/>
+        </w:rPr>
+        <w:t xml:space="preserve">Значение. </w:t>
+      </w:r>
+      <w:r>
+        <w:rPr>
+          <w:rFonts w:ascii="Calibri" w:hAnsi="Calibri" w:cs="Calibri"/>
+          <w:b w:val="0"/>
+          <w:i w:val="0"/>
+          <w:color w:val="222B36"/>
+          <w:sz w:val="19"/>
+        </w:rPr>
+        <w:t>Реализация пакета способна разблокировать значительную часть приостановленного жилищного строительства при остром дефиците жилья в стране. Вместе с тем эффект отложен: законопроект поступит в парламент лишь в октябре, реальные результаты ожидаются к концу 2027 года, возможны судебные разбирательства. На данном этапе это сценарий, а не свершившийся факт.</w:t>
+      </w:r>
+    </w:p>
+    <w:p>
+      <w:pPr>
+        <w:spacing w:before="0" w:after="120" w:line="240" w:lineRule="auto"/>
+        <w:ind w:left="283"/>
+        <w:jc w:val="left"/>
+      </w:pPr>
+      <w:r>
+        <w:rPr>
+          <w:rFonts w:ascii="Calibri" w:hAnsi="Calibri" w:cs="Calibri"/>
+          <w:b w:val="0"/>
+          <w:i/>
+          <w:color w:val="6B7785"/>
+          <w:sz w:val="17"/>
+        </w:rPr>
+        <w:t>2026-06-26 · Источник: Rijksoverheid</w:t>
       </w:r>
       <w:r>
         <w:rPr>
@@ -2006,39 +1221,19 @@
     </w:p>
     <w:p>
       <w:pPr>
-        <w:keepNext/>
-        <w:spacing w:before="200" w:after="60" w:line="269" w:lineRule="auto"/>
-        <w:jc w:val="left"/>
-        <w:pBdr>
-          <w:bottom w:val="single" w:sz="6" w:space="2" w:color="D7DEE6"/>
-        </w:pBdr>
-      </w:pPr>
-      <w:r>
-        <w:rPr>
-          <w:rFonts w:ascii="Calibri" w:hAnsi="Calibri" w:cs="Calibri"/>
-          <w:b/>
-          <w:i w:val="0"/>
-          <w:color w:val="105A4C"/>
-          <w:sz w:val="23"/>
-        </w:rPr>
-        <w:t>Новости</w:t>
-      </w:r>
-    </w:p>
-    <w:p>
-      <w:pPr>
-        <w:spacing w:before="60" w:after="20" w:line="269" w:lineRule="auto"/>
+        <w:spacing w:before="80" w:after="20" w:line="276" w:lineRule="auto"/>
         <w:ind w:left="283" w:hanging="198"/>
         <w:jc w:val="left"/>
       </w:pPr>
       <w:r>
         <w:rPr>
           <w:rFonts w:ascii="Calibri" w:hAnsi="Calibri" w:cs="Calibri"/>
-          <w:b/>
+          <w:b w:val="0"/>
           <w:i w:val="0"/>
-          <w:color w:val="1E7A4D"/>
+          <w:color w:val="6B7785"/>
           <w:sz w:val="21"/>
         </w:rPr>
-        <w:t xml:space="preserve">▲  </w:t>
+        <w:t xml:space="preserve">—  </w:t>
       </w:r>
       <w:r>
         <w:rPr>
@@ -2048,25 +1243,24 @@
           <w:color w:val="222B36"/>
           <w:sz w:val="21"/>
         </w:rPr>
-        <w:t>Чтобы понять новость, нужен контекст. В Нидерландах много лет действует так называемый «азотный замок»: стройку нельзя начать, пока не докажешь, что она не превысит нормы по выбросам азота рядом с охраняемой природой. Из-за этого зависли тысячи проектов жилья. 26 июня правительство представило пакет мер на ~20 млрд €, чтобы этот замок приоткрыть. Главное для стройки: проекты с очень маленькими выбросами азота освободят от лишних природоохранных разрешений. По оценкам, из-за азота под угрозой сейчас около 244 000 домов.</w:t>
+        <w:t>Vesteda — крупнейший в Нидерландах фонд арендного жилья: он объединяет средства институциональных инвесторов, в том числе пенсионных фондов, и владеет примерно 28 000 квартир. Инвесторы фонда вправе подать заявку на возврат средств — выход из фонда. В марте объём таких заявок достиг 4,1 млрд €, что создавало риск вынужденной распродажи квартир и давления на цены. По итогам, объявленным 26 июня, фактический объём выхода составил 765 млн € — в пять раз меньше первоначальных заявок.</w:t>
       </w:r>
     </w:p>
     <w:p>
       <w:pPr>
-        <w:spacing w:before="20" w:after="20" w:line="264" w:lineRule="auto"/>
+        <w:spacing w:before="20" w:after="20" w:line="269" w:lineRule="auto"/>
         <w:ind w:left="283"/>
         <w:jc w:val="left"/>
-        <w:shd w:val="clear" w:color="auto" w:fill="E7F4EE"/>
       </w:pPr>
       <w:r>
         <w:rPr>
           <w:rFonts w:ascii="Calibri" w:hAnsi="Calibri" w:cs="Calibri"/>
           <w:b/>
-          <w:i w:val="0"/>
-          <w:color w:val="1E7A4D"/>
-          <w:sz w:val="18"/>
+          <w:i/>
+          <w:color w:val="6B7785"/>
+          <w:sz w:val="19"/>
         </w:rPr>
-        <w:t xml:space="preserve">  Почему важно:  </w:t>
+        <w:t xml:space="preserve">Значение. </w:t>
       </w:r>
       <w:r>
         <w:rPr>
@@ -2074,14 +1268,14 @@
           <w:b w:val="0"/>
           <w:i w:val="0"/>
           <w:color w:val="222B36"/>
-          <w:sz w:val="18"/>
+          <w:sz w:val="19"/>
         </w:rPr>
-        <w:t xml:space="preserve">Если пакет заработает, значительная часть застрявшей жилищной стройки снова станет возможной — а нехватка жилья в стране огромная. Но новость хорошая, а не сегодняшняя: закон уйдёт в парламент только в октябре, реальный эффект ждут к концу 2027 года, и по дороге возможны судебные споры. Закладывать это в планы стоит как сценарий, а не как свершившийся факт.  </w:t>
+        <w:t>Сценарий массового выхода институциональных инвесторов из арендного жилья не реализовался. Крупный капитал сохраняет позиции в сегменте, тогда как частных арендодателей может вытеснить готовящийся налог box 3: в этом случае рынок ждёт смена состава владельцев, а не сжатие. Оснований ожидать падения цен на арендные портфели в настоящий момент нет.</w:t>
       </w:r>
     </w:p>
     <w:p>
       <w:pPr>
-        <w:spacing w:before="0" w:after="100" w:line="240" w:lineRule="auto"/>
+        <w:spacing w:before="0" w:after="120" w:line="240" w:lineRule="auto"/>
         <w:ind w:left="283"/>
         <w:jc w:val="left"/>
       </w:pPr>
@@ -2093,7 +1287,7 @@
           <w:color w:val="6B7785"/>
           <w:sz w:val="17"/>
         </w:rPr>
-        <w:t xml:space="preserve">   📅 2026-06-26   •   Источник: Rijksoverheid</w:t>
+        <w:t>2026-06-26 · Источник: Vesteda Newsroom / IR</w:t>
       </w:r>
       <w:r>
         <w:rPr>
@@ -2119,19 +1313,19 @@
     </w:p>
     <w:p>
       <w:pPr>
-        <w:spacing w:before="60" w:after="20" w:line="269" w:lineRule="auto"/>
+        <w:spacing w:before="80" w:after="20" w:line="276" w:lineRule="auto"/>
         <w:ind w:left="283" w:hanging="198"/>
         <w:jc w:val="left"/>
       </w:pPr>
       <w:r>
         <w:rPr>
           <w:rFonts w:ascii="Calibri" w:hAnsi="Calibri" w:cs="Calibri"/>
-          <w:b/>
+          <w:b w:val="0"/>
           <w:i w:val="0"/>
-          <w:color w:val="1E7A4D"/>
+          <w:color w:val="6B7785"/>
           <w:sz w:val="21"/>
         </w:rPr>
-        <w:t xml:space="preserve">▲  </w:t>
+        <w:t xml:space="preserve">—  </w:t>
       </w:r>
       <w:r>
         <w:rPr>
@@ -2141,25 +1335,24 @@
           <w:color w:val="222B36"/>
           <w:sz w:val="21"/>
         </w:rPr>
-        <w:t>Vesteda — крупнейший в Нидерландах фонд арендного жилья: это когда много инвесторов (например, пенсионные фонды) вместе владеют десятками тысяч квартир и получают доход от аренды; у Vesteda около 28 000 квартир. Инвесторы такого фонда могут попросить вернуть им деньги — «выйти» из фонда. В марте заявок на выход набралось аж на 4,1 млрд €, и рынок испугался: если инвесторы массово побегут, фонду придётся распродавать квартиры, и цены на арендное жильё могут обвалиться. Но в итоге, 26 июня, оказалось, что реально забрали лишь 765 млн € — в пять раз меньше, чем боялись.</w:t>
+        <w:t>Bouwinvest, нидерландская управляющая компания, инвестирующая средства пенсионных фондов в недвижимость, расширила фонд жилья для пожилых (объекты с уходом и сопровождением). В фонд вошли два новых пенсионных фонда, включая PME, для которого это первое вложение в данный класс активов. Число инвесторов фонда выросло с 4 до 6, объём привлечённого капитала — со 130 до 263,5 млн €.</w:t>
       </w:r>
     </w:p>
     <w:p>
       <w:pPr>
-        <w:spacing w:before="20" w:after="20" w:line="264" w:lineRule="auto"/>
+        <w:spacing w:before="20" w:after="20" w:line="269" w:lineRule="auto"/>
         <w:ind w:left="283"/>
         <w:jc w:val="left"/>
-        <w:shd w:val="clear" w:color="auto" w:fill="E7F4EE"/>
       </w:pPr>
       <w:r>
         <w:rPr>
           <w:rFonts w:ascii="Calibri" w:hAnsi="Calibri" w:cs="Calibri"/>
           <w:b/>
-          <w:i w:val="0"/>
-          <w:color w:val="1E7A4D"/>
-          <w:sz w:val="18"/>
+          <w:i/>
+          <w:color w:val="6B7785"/>
+          <w:sz w:val="19"/>
         </w:rPr>
-        <w:t xml:space="preserve">  Почему важно:  </w:t>
+        <w:t xml:space="preserve">Значение. </w:t>
       </w:r>
       <w:r>
         <w:rPr>
@@ -2167,14 +1360,14 @@
           <w:b w:val="0"/>
           <w:i w:val="0"/>
           <w:color w:val="222B36"/>
-          <w:sz w:val="18"/>
+          <w:sz w:val="19"/>
         </w:rPr>
-        <w:t xml:space="preserve">Массовое бегство крупных инвесторов из арендного жилья — один из главных страхов этого рынка, и он не подтвердился. Крупные деньги остаются в аренде, а вот частных арендодателей может выдавить готовящийся налог box 3: тогда рынок поменяет владельцев, а не сожмётся. Обвала цен на арендные портфели ждать не стоит — по крайней мере, пока.  </w:t>
+        <w:t>На фоне общей осторожности инвесторов к арендному жилью капитал фонда удвоился. Население страны стареет, предложение жилья с уходом ограничено, и институциональные инвесторы рассматривают этот сегмент как устойчивый к общему охлаждению рынка.</w:t>
       </w:r>
     </w:p>
     <w:p>
       <w:pPr>
-        <w:spacing w:before="0" w:after="100" w:line="240" w:lineRule="auto"/>
+        <w:spacing w:before="0" w:after="120" w:line="240" w:lineRule="auto"/>
         <w:ind w:left="283"/>
         <w:jc w:val="left"/>
       </w:pPr>
@@ -2186,7 +1379,7 @@
           <w:color w:val="6B7785"/>
           <w:sz w:val="17"/>
         </w:rPr>
-        <w:t xml:space="preserve">   📅 2026-06-26   •   Источник: Vesteda Newsroom / IR</w:t>
+        <w:t>2026-06-30 · Источник: Vastgoedjournaal / Bouwinvest</w:t>
       </w:r>
       <w:r>
         <w:rPr>
@@ -2212,19 +1405,19 @@
     </w:p>
     <w:p>
       <w:pPr>
-        <w:spacing w:before="60" w:after="20" w:line="269" w:lineRule="auto"/>
+        <w:spacing w:before="80" w:after="20" w:line="276" w:lineRule="auto"/>
         <w:ind w:left="283" w:hanging="198"/>
         <w:jc w:val="left"/>
       </w:pPr>
       <w:r>
         <w:rPr>
           <w:rFonts w:ascii="Calibri" w:hAnsi="Calibri" w:cs="Calibri"/>
-          <w:b/>
+          <w:b w:val="0"/>
           <w:i w:val="0"/>
-          <w:color w:val="1E7A4D"/>
+          <w:color w:val="6B7785"/>
           <w:sz w:val="21"/>
         </w:rPr>
-        <w:t xml:space="preserve">▲  </w:t>
+        <w:t xml:space="preserve">—  </w:t>
       </w:r>
       <w:r>
         <w:rPr>
@@ -2234,25 +1427,24 @@
           <w:color w:val="222B36"/>
           <w:sz w:val="21"/>
         </w:rPr>
-        <w:t>Ещё один сигнал о том, куда идут крупные деньги. Bouwinvest — крупная нидерландская управляющая компания, которая вкладывает деньги пенсионных фондов в недвижимость, — увеличила свой фонд жилья для пожилых людей (это специальные дома с уходом и поддержкой). В фонд вошли два новых крупных пенсионных фонда, включая PME, — для него это вообще первое вложение в такую недвижимость. Число инвесторов фонда выросло с 4 до 6, а вложенные деньги — со 130 до 263,5 млн €.</w:t>
+        <w:t>По данным статистического бюро CBS, в мае жильё стоило на 4,4% дороже, чем годом ранее; средняя цена сделки — 487 383 €. Рост продолжается, но замедляется; число сделок сократилось на 2,5% за год. Прогнозы крупных банков (Rabobank, ABN AMRO) и центрального банка сходятся: период ускоренного роста завершается, ожидаемый темп — 2,8–4% в год.</w:t>
       </w:r>
     </w:p>
     <w:p>
       <w:pPr>
-        <w:spacing w:before="20" w:after="20" w:line="264" w:lineRule="auto"/>
+        <w:spacing w:before="20" w:after="20" w:line="269" w:lineRule="auto"/>
         <w:ind w:left="283"/>
         <w:jc w:val="left"/>
-        <w:shd w:val="clear" w:color="auto" w:fill="E7F4EE"/>
       </w:pPr>
       <w:r>
         <w:rPr>
           <w:rFonts w:ascii="Calibri" w:hAnsi="Calibri" w:cs="Calibri"/>
           <w:b/>
-          <w:i w:val="0"/>
-          <w:color w:val="1E7A4D"/>
-          <w:sz w:val="18"/>
+          <w:i/>
+          <w:color w:val="6B7785"/>
+          <w:sz w:val="19"/>
         </w:rPr>
-        <w:t xml:space="preserve">  Почему важно:  </w:t>
+        <w:t xml:space="preserve">Значение. </w:t>
       </w:r>
       <w:r>
         <w:rPr>
@@ -2260,14 +1452,14 @@
           <w:b w:val="0"/>
           <w:i w:val="0"/>
           <w:color w:val="222B36"/>
-          <w:sz w:val="18"/>
+          <w:sz w:val="19"/>
         </w:rPr>
-        <w:t xml:space="preserve">К обычной аренде инвесторы охладели — а здесь деньги за раз удвоились. Население Нидерландов стареет, подходящего жилья с уходом для пожилых не хватает, и крупные пенсионные фонды считают этот узкий сегмент надёжным и перспективным независимо от общего охлаждения рынка.  </w:t>
+        <w:t>Цены поддерживаются структурным дефицитом жилья: спрос по-прежнему превышает предложение. Однако потенциал быстрого прироста стоимости снижается, и на первый план для инвестора выходит стабильный арендный доход. Сроки продажи объектов при этом удлиняются.</w:t>
       </w:r>
     </w:p>
     <w:p>
       <w:pPr>
-        <w:spacing w:before="0" w:after="100" w:line="240" w:lineRule="auto"/>
+        <w:spacing w:before="0" w:after="120" w:line="240" w:lineRule="auto"/>
         <w:ind w:left="283"/>
         <w:jc w:val="left"/>
       </w:pPr>
@@ -2279,7 +1471,7 @@
           <w:color w:val="6B7785"/>
           <w:sz w:val="17"/>
         </w:rPr>
-        <w:t xml:space="preserve">   📅 2026-06-30   •   Источник: Vastgoedjournaal / Bouwinvest</w:t>
+        <w:t>2026-06-22 · Источник: CBS StatLine / Kadaster</w:t>
       </w:r>
       <w:r>
         <w:rPr>
@@ -2305,11 +1497,63 @@
     </w:p>
     <w:p>
       <w:pPr>
+        <w:spacing w:before="120" w:after="40" w:line="276" w:lineRule="auto"/>
+        <w:jc w:val="left"/>
+      </w:pPr>
+      <w:r>
+        <w:rPr>
+          <w:rFonts w:ascii="Calibri" w:hAnsi="Calibri" w:cs="Calibri"/>
+          <w:b/>
+          <w:i w:val="0"/>
+          <w:color w:val="1F3A5F"/>
+          <w:sz w:val="21"/>
+        </w:rPr>
+        <w:t xml:space="preserve">Вывод. </w:t>
+      </w:r>
+      <w:r>
+        <w:rPr>
+          <w:rFonts w:ascii="Calibri" w:hAnsi="Calibri" w:cs="Calibri"/>
+          <w:b w:val="0"/>
+          <w:i w:val="0"/>
+          <w:color w:val="222B36"/>
+          <w:sz w:val="21"/>
+        </w:rPr>
+        <w:t>Рынок жилья переходит в фазу умеренного роста без признаков падения; состав владельцев может измениться: институциональный капитал сохраняет позиции, частные арендодатели находятся под давлением готовящейся налоговой реформы. Ключевая развилка — box 3: в случае принятия закона владельцы с низкой доходностью получат стимул к выходу в 2027–2028 годах.</w:t>
+      </w:r>
+    </w:p>
+    <w:p>
+      <w:pPr>
+        <w:spacing w:before="40" w:after="160" w:line="269" w:lineRule="auto"/>
+        <w:jc w:val="left"/>
+      </w:pPr>
+      <w:r>
+        <w:rPr>
+          <w:rFonts w:ascii="Calibri" w:hAnsi="Calibri" w:cs="Calibri"/>
+          <w:b/>
+          <w:i w:val="0"/>
+          <w:color w:val="1F3A5F"/>
+          <w:sz w:val="20"/>
+        </w:rPr>
+        <w:t xml:space="preserve">За чем следить. </w:t>
+      </w:r>
+      <w:r>
+        <w:rPr>
+          <w:rFonts w:ascii="Calibri" w:hAnsi="Calibri" w:cs="Calibri"/>
+          <w:b w:val="0"/>
+          <w:i w:val="0"/>
+          <w:color w:val="222B36"/>
+          <w:sz w:val="20"/>
+        </w:rPr>
+        <w:t>7 июля — голосование Сената по налогу box 3, ключевая дата для частных арендодателей.</w:t>
+      </w:r>
+    </w:p>
+    <w:p>
+      <w:pPr>
         <w:keepNext/>
-        <w:spacing w:before="200" w:after="60" w:line="269" w:lineRule="auto"/>
+        <w:spacing w:before="280" w:after="80" w:line="269" w:lineRule="auto"/>
         <w:jc w:val="left"/>
         <w:pBdr>
-          <w:bottom w:val="single" w:sz="6" w:space="2" w:color="D7DEE6"/>
+          <w:bottom w:val="single" w:sz="8" w:space="3" w:color="D7DEE6"/>
         </w:pBdr>
       </w:pPr>
       <w:r>
@@ -2317,248 +1561,90 @@
           <w:rFonts w:ascii="Calibri" w:hAnsi="Calibri" w:cs="Calibri"/>
           <w:b/>
           <w:i w:val="0"/>
-          <w:color w:val="105A4C"/>
-          <w:sz w:val="23"/>
+          <w:color w:val="1F3A5F"/>
+          <w:sz w:val="27"/>
         </w:rPr>
-        <w:t>Статистика</w:t>
+        <w:t>Картина недели и прогноз</w:t>
       </w:r>
     </w:p>
-    <w:tbl>
-      <w:tblPr>
-        <w:tblW w:type="auto" w:w="0"/>
-        <w:tblLayout w:type="fixed"/>
-        <w:tblLook w:firstColumn="1" w:firstRow="1" w:lastColumn="0" w:lastRow="0" w:noHBand="0" w:noVBand="1" w:val="04A0"/>
-        <w:tblBorders>
-          <w:top w:val="none" w:sz="0"/>
-          <w:left w:val="none" w:sz="0"/>
-          <w:bottom w:val="none" w:sz="0"/>
-          <w:right w:val="none" w:sz="0"/>
-          <w:insideH w:val="none" w:sz="0"/>
-          <w:insideV w:val="none" w:sz="0"/>
-        </w:tblBorders>
-        <w:tblW w:type="dxa" w:w="9525"/>
-      </w:tblPr>
-      <w:tblGrid>
-        <w:gridCol w:w="5669"/>
-        <w:gridCol w:w="3855"/>
-      </w:tblGrid>
-      <w:tr>
-        <w:tc>
-          <w:tcPr>
-            <w:tcW w:type="dxa" w:w="4762"/>
-            <w:shd w:val="clear" w:color="auto" w:fill="1F3A5F"/>
-            <w:tcMar>
-              <w:top w:w="80" w:type="dxa"/>
-              <w:bottom w:w="80" w:type="dxa"/>
-              <w:start w:w="140" w:type="dxa"/>
-              <w:end w:w="140" w:type="dxa"/>
-              <w:left w:w="140" w:type="dxa"/>
-              <w:right w:w="140" w:type="dxa"/>
-            </w:tcMar>
-          </w:tcPr>
-          <w:p>
-            <w:r>
-              <w:rPr>
-                <w:rFonts w:ascii="Calibri" w:hAnsi="Calibri" w:cs="Calibri"/>
-                <w:b/>
-                <w:i w:val="0"/>
-                <w:color w:val="FFFFFF"/>
-                <w:sz w:val="19"/>
-              </w:rPr>
-              <w:t>Показатель</w:t>
-            </w:r>
-          </w:p>
-        </w:tc>
-        <w:tc>
-          <w:tcPr>
-            <w:tcW w:type="dxa" w:w="4762"/>
-            <w:shd w:val="clear" w:color="auto" w:fill="1F3A5F"/>
-            <w:tcMar>
-              <w:top w:w="80" w:type="dxa"/>
-              <w:bottom w:w="80" w:type="dxa"/>
-              <w:start w:w="140" w:type="dxa"/>
-              <w:end w:w="140" w:type="dxa"/>
-              <w:left w:w="140" w:type="dxa"/>
-              <w:right w:w="140" w:type="dxa"/>
-            </w:tcMar>
-          </w:tcPr>
-          <w:p>
-            <w:r>
-              <w:rPr>
-                <w:rFonts w:ascii="Calibri" w:hAnsi="Calibri" w:cs="Calibri"/>
-                <w:b/>
-                <w:i w:val="0"/>
-                <w:color w:val="FFFFFF"/>
-                <w:sz w:val="19"/>
-              </w:rPr>
-              <w:t>Значение / динамика</w:t>
-            </w:r>
-          </w:p>
-        </w:tc>
-      </w:tr>
-      <w:tr>
-        <w:tc>
-          <w:tcPr>
-            <w:tcW w:type="dxa" w:w="5669"/>
-            <w:shd w:val="clear" w:color="auto" w:fill="F4F6F8"/>
-            <w:tcMar>
-              <w:top w:w="80" w:type="dxa"/>
-              <w:bottom w:w="80" w:type="dxa"/>
-              <w:start w:w="140" w:type="dxa"/>
-              <w:end w:w="140" w:type="dxa"/>
-              <w:left w:w="140" w:type="dxa"/>
-              <w:right w:w="140" w:type="dxa"/>
-            </w:tcMar>
-          </w:tcPr>
-          <w:p>
-            <w:pPr>
-              <w:spacing w:after="0"/>
-            </w:pPr>
-            <w:r>
-              <w:rPr>
-                <w:rFonts w:ascii="Calibri" w:hAnsi="Calibri" w:cs="Calibri"/>
-                <w:b w:val="0"/>
-                <w:i w:val="0"/>
-                <w:color w:val="222B36"/>
-                <w:sz w:val="19"/>
-              </w:rPr>
-              <w:t>Свежие данные статистического бюро CBS: в мае жильё стоило на 4,4% дороже, чем год назад, средняя цена сделки — 487 383 €. Рост продолжается, но замедляется, и сделок стало меньше — на 2,5% за год. Отдельно важен прогноз: крупные банки (Rabobank, ABN AMRO) и центральный банк ожидают, что бурный рост цен последних лет выдыхается — дальше цены будут прибавлять лишь примерно 2,8–4% в год, а не рывками, как раньше.</w:t>
-            </w:r>
-          </w:p>
-          <w:p>
-            <w:pPr>
-              <w:spacing w:before="20" w:after="0"/>
-            </w:pPr>
-            <w:r>
-              <w:rPr>
-                <w:rFonts w:ascii="Calibri" w:hAnsi="Calibri" w:cs="Calibri"/>
-                <w:b w:val="0"/>
-                <w:i/>
-                <w:color w:val="6B7785"/>
-                <w:sz w:val="16"/>
-              </w:rPr>
-              <w:t>→ Цены не падают, потому что жилья в стране остро не хватает, а желающих купить по-прежнему больше, чем предложения. Но заработать на быстром подорожании становится сложнее, поэтому для инвестора важнее стабильный доход от аренды, а не рост цены. А продавать теперь приходится дольше — покупателей с деньгами стало меньше.</w:t>
-            </w:r>
-          </w:p>
-        </w:tc>
-        <w:tc>
-          <w:tcPr>
-            <w:tcW w:type="dxa" w:w="3855"/>
-            <w:shd w:val="clear" w:color="auto" w:fill="F4F6F8"/>
-            <w:tcMar>
-              <w:top w:w="80" w:type="dxa"/>
-              <w:bottom w:w="80" w:type="dxa"/>
-              <w:start w:w="140" w:type="dxa"/>
-              <w:end w:w="140" w:type="dxa"/>
-              <w:left w:w="140" w:type="dxa"/>
-              <w:right w:w="140" w:type="dxa"/>
-            </w:tcMar>
-          </w:tcPr>
-          <w:p>
-            <w:pPr>
-              <w:spacing w:after="0"/>
-            </w:pPr>
-            <w:r>
-              <w:rPr>
-                <w:rFonts w:ascii="Calibri" w:hAnsi="Calibri" w:cs="Calibri"/>
-                <w:b/>
-                <w:i w:val="0"/>
-                <w:color w:val="1E7A4D"/>
-                <w:sz w:val="19"/>
-              </w:rPr>
-              <w:t xml:space="preserve">▲ </w:t>
-            </w:r>
-            <w:r>
-              <w:rPr>
-                <w:rFonts w:ascii="Calibri" w:hAnsi="Calibri" w:cs="Calibri"/>
-                <w:b/>
-                <w:i w:val="0"/>
-                <w:color w:val="222B36"/>
-                <w:sz w:val="19"/>
-              </w:rPr>
-              <w:t>цены +4,4% за год; средняя цена €487 383; прогноз — замедление до +2,8–4% в год</w:t>
-            </w:r>
-          </w:p>
-          <w:p>
-            <w:pPr>
-              <w:spacing w:before="20" w:after="0"/>
-            </w:pPr>
-            <w:r>
-              <w:rPr>
-                <w:rFonts w:ascii="Calibri" w:hAnsi="Calibri" w:cs="Calibri"/>
-                <w:b w:val="0"/>
-                <w:i/>
-                <w:color w:val="6B7785"/>
-                <w:sz w:val="15"/>
-              </w:rPr>
-              <w:t>CBS StatLine / Kadaster</w:t>
-            </w:r>
-            <w:hyperlink r:id="rId23">
-              <w:r>
-                <w:rPr>
-                  <w:color w:val="1155CC"/>
-                  <w:sz w:val="15.0"/>
-                  <w:rFonts w:ascii="Calibri" w:hAnsi="Calibri"/>
-                  <w:u w:val="single"/>
-                </w:rPr>
-                <w:t xml:space="preserve">  ↗</w:t>
-              </w:r>
-            </w:hyperlink>
-          </w:p>
-        </w:tc>
-      </w:tr>
-    </w:tbl>
     <w:p>
       <w:pPr>
-        <w:spacing w:before="0" w:after="40" w:line="269" w:lineRule="auto"/>
+        <w:spacing w:before="40" w:after="120" w:line="283" w:lineRule="auto"/>
         <w:jc w:val="left"/>
       </w:pPr>
+      <w:r>
+        <w:rPr>
+          <w:rFonts w:ascii="Calibri" w:hAnsi="Calibri" w:cs="Calibri"/>
+          <w:b w:val="0"/>
+          <w:i w:val="0"/>
+          <w:color w:val="222B36"/>
+          <w:sz w:val="21"/>
+        </w:rPr>
+        <w:t>События недели объединяет вопрос стоимости ресурсов — электрической мощности и капитала: сеть Брабанта закрыта для новых подключений, разблокирование строительства ожидается не ранее конца 2027 года, ставки развернулись вверх при пока ещё доступном кредите. Ближайшие контрольные даты: 7 июля — голосование Сената по налогу box 3; 22 июля — срок решения Prologis по Segro; 30 июля — полугодовой отчёт CTP. Их итоги покажут, обоснованна ли текущая осторожная оценка складского сектора рынком.</w:t>
+      </w:r>
     </w:p>
     <w:p>
       <w:pPr>
         <w:keepNext/>
-        <w:spacing w:before="120" w:after="20"/>
-        <w:jc w:val="center"/>
+        <w:spacing w:before="280" w:after="80" w:line="269" w:lineRule="auto"/>
+        <w:jc w:val="left"/>
+        <w:pBdr>
+          <w:bottom w:val="single" w:sz="8" w:space="3" w:color="D7DEE6"/>
+        </w:pBdr>
       </w:pPr>
       <w:r>
-        <w:drawing>
-          <wp:inline xmlns:a="http://schemas.openxmlformats.org/drawingml/2006/main" xmlns:pic="http://schemas.openxmlformats.org/drawingml/2006/picture">
-            <wp:extent cx="5903999" cy="2790898"/>
-            <wp:docPr id="3" name="Picture 3"/>
-            <wp:cNvGraphicFramePr>
-              <a:graphicFrameLocks noChangeAspect="1"/>
-            </wp:cNvGraphicFramePr>
-            <a:graphic>
-              <a:graphicData uri="http://schemas.openxmlformats.org/drawingml/2006/picture">
-                <pic:pic>
-                  <pic:nvPicPr>
-                    <pic:cNvPr id="0" name="vesteda_redemption_ba.png"/>
-                    <pic:cNvPicPr/>
-                  </pic:nvPicPr>
-                  <pic:blipFill>
-                    <a:blip r:embed="rId24"/>
-                    <a:stretch>
-                      <a:fillRect/>
-                    </a:stretch>
-                  </pic:blipFill>
-                  <pic:spPr>
-                    <a:xfrm>
-                      <a:off x="0" y="0"/>
-                      <a:ext cx="5903999" cy="2790898"/>
-                    </a:xfrm>
-                    <a:prstGeom prst="rect"/>
-                  </pic:spPr>
-                </pic:pic>
-              </a:graphicData>
-            </a:graphic>
-          </wp:inline>
-        </w:drawing>
+        <w:rPr>
+          <w:rFonts w:ascii="Calibri" w:hAnsi="Calibri" w:cs="Calibri"/>
+          <w:b/>
+          <w:i w:val="0"/>
+          <w:color w:val="1F3A5F"/>
+          <w:sz w:val="27"/>
+        </w:rPr>
+        <w:t>Календарь: за чем следить</w:t>
       </w:r>
     </w:p>
     <w:p>
       <w:pPr>
-        <w:spacing w:before="0" w:after="160" w:line="259" w:lineRule="auto"/>
-        <w:jc w:val="center"/>
+        <w:spacing w:before="60" w:after="0" w:line="269" w:lineRule="auto"/>
+        <w:ind w:left="312" w:hanging="312"/>
+        <w:jc w:val="left"/>
+      </w:pPr>
+      <w:r>
+        <w:rPr>
+          <w:rFonts w:ascii="Calibri" w:hAnsi="Calibri" w:cs="Calibri"/>
+          <w:b/>
+          <w:i w:val="0"/>
+          <w:color w:val="1F3A5F"/>
+          <w:sz w:val="20"/>
+        </w:rPr>
+        <w:t xml:space="preserve">2026-07-01 — </w:t>
+      </w:r>
+      <w:r>
+        <w:rPr>
+          <w:rFonts w:ascii="Calibri" w:hAnsi="Calibri" w:cs="Calibri"/>
+          <w:b w:val="0"/>
+          <w:i w:val="0"/>
+          <w:color w:val="222B36"/>
+          <w:sz w:val="20"/>
+        </w:rPr>
+        <w:t>Новые правила подключения к сети (сеть Брабанта закрывается для мелких потребителей) и большинство норм закона о жилстрое</w:t>
+      </w:r>
+      <w:r>
+        <w:rPr>
+          <w:rFonts w:ascii="Calibri" w:hAnsi="Calibri" w:cs="Calibri"/>
+          <w:b w:val="0"/>
+          <w:i/>
+          <w:color w:val="6B7785"/>
+          <w:sz w:val="18"/>
+        </w:rPr>
+        <w:t xml:space="preserve">  (индустриал)</w:t>
+      </w:r>
+    </w:p>
+    <w:p>
+      <w:pPr>
+        <w:spacing w:before="0" w:after="40" w:line="264" w:lineRule="auto"/>
+        <w:ind w:left="312"/>
+        <w:jc w:val="left"/>
       </w:pPr>
       <w:r>
         <w:rPr>
@@ -2568,272 +1654,225 @@
           <w:color w:val="6B7785"/>
           <w:sz w:val="18"/>
         </w:rPr>
-        <w:t>В марте боялись выхода на 4,1 млрд € — реально забрали 0,765 млрд.</w:t>
+        <w:t>Новые подключения на юге уходят в очередь на годы; объекты с готовой мощностью дорожают.</w:t>
       </w:r>
-    </w:p>
-    <w:tbl>
-      <w:tblPr>
-        <w:tblW w:type="auto" w:w="0"/>
-        <w:tblLayout w:type="fixed"/>
-        <w:tblLook w:firstColumn="1" w:firstRow="1" w:lastColumn="0" w:lastRow="0" w:noHBand="0" w:noVBand="1" w:val="04A0"/>
-        <w:tblBorders>
-          <w:top w:val="none" w:sz="0"/>
-          <w:left w:val="none" w:sz="0"/>
-          <w:bottom w:val="none" w:sz="0"/>
-          <w:right w:val="none" w:sz="0"/>
-          <w:insideH w:val="none" w:sz="0"/>
-          <w:insideV w:val="none" w:sz="0"/>
-        </w:tblBorders>
-        <w:tblW w:type="dxa" w:w="9525"/>
-      </w:tblPr>
-      <w:tblGrid>
-        <w:gridCol w:w="9972"/>
-      </w:tblGrid>
-      <w:tr>
-        <w:trPr>
-          <w:cantSplit/>
-        </w:trPr>
-        <w:tc>
-          <w:tcPr>
-            <w:tcW w:type="dxa" w:w="9524"/>
-            <w:shd w:val="clear" w:color="auto" w:fill="EAF3EE"/>
-            <w:tcMar>
-              <w:top w:w="140" w:type="dxa"/>
-              <w:bottom w:w="140" w:type="dxa"/>
-              <w:start w:w="220" w:type="dxa"/>
-              <w:end w:w="220" w:type="dxa"/>
-              <w:left w:w="220" w:type="dxa"/>
-              <w:right w:w="220" w:type="dxa"/>
-            </w:tcMar>
-            <w:tcBorders>
-              <w:left w:val="single" w:sz="36" w:space="0" w:color="16846F"/>
-            </w:tcBorders>
-          </w:tcPr>
-          <w:p>
-            <w:pPr>
-              <w:spacing w:after="40"/>
-            </w:pPr>
-            <w:r>
-              <w:rPr>
-                <w:rFonts w:ascii="Calibri" w:hAnsi="Calibri" w:cs="Calibri"/>
-                <w:b/>
-                <w:i w:val="0"/>
-                <w:color w:val="105A4C"/>
-                <w:sz w:val="18"/>
-              </w:rPr>
-              <w:t>ВЫВОД</w:t>
-            </w:r>
-          </w:p>
-          <w:p>
-            <w:pPr>
-              <w:spacing w:after="0" w:line="269" w:lineRule="auto"/>
-            </w:pPr>
-            <w:r>
-              <w:rPr>
-                <w:rFonts w:ascii="Calibri" w:hAnsi="Calibri" w:cs="Calibri"/>
-                <w:b w:val="0"/>
-                <w:i w:val="0"/>
-                <w:color w:val="222B36"/>
-                <w:sz w:val="21"/>
-              </w:rPr>
-              <w:t>Жильё входит в фазу «дорого, но без разгона», и состав владельцев может смениться: пенсионные деньги остаются, частников поджимает готовящийся налог. Развилка — box 3: если его примут, владельцы со слабой доходностью получат стимул выходить к 2027–28 годам.</w:t>
-            </w:r>
-          </w:p>
-        </w:tc>
-      </w:tr>
-    </w:tbl>
-    <w:p>
-      <w:pPr>
-        <w:spacing w:before="0" w:after="120" w:line="269" w:lineRule="auto"/>
-        <w:jc w:val="left"/>
-      </w:pPr>
-    </w:p>
-    <w:tbl>
-      <w:tblPr>
-        <w:tblW w:type="auto" w:w="0"/>
-        <w:tblLayout w:type="fixed"/>
-        <w:tblLook w:firstColumn="1" w:firstRow="1" w:lastColumn="0" w:lastRow="0" w:noHBand="0" w:noVBand="1" w:val="04A0"/>
-        <w:tblBorders>
-          <w:top w:val="none" w:sz="0"/>
-          <w:left w:val="none" w:sz="0"/>
-          <w:bottom w:val="none" w:sz="0"/>
-          <w:right w:val="none" w:sz="0"/>
-          <w:insideH w:val="none" w:sz="0"/>
-          <w:insideV w:val="none" w:sz="0"/>
-        </w:tblBorders>
-        <w:tblW w:type="dxa" w:w="9525"/>
-      </w:tblPr>
-      <w:tblGrid>
-        <w:gridCol w:w="9972"/>
-      </w:tblGrid>
-      <w:tr>
-        <w:trPr>
-          <w:cantSplit/>
-        </w:trPr>
-        <w:tc>
-          <w:tcPr>
-            <w:tcW w:type="dxa" w:w="9524"/>
-            <w:shd w:val="clear" w:color="auto" w:fill="FFF6E5"/>
-            <w:tcMar>
-              <w:top w:w="100" w:type="dxa"/>
-              <w:bottom w:w="100" w:type="dxa"/>
-              <w:start w:w="220" w:type="dxa"/>
-              <w:end w:w="220" w:type="dxa"/>
-              <w:left w:w="220" w:type="dxa"/>
-              <w:right w:w="220" w:type="dxa"/>
-            </w:tcMar>
-            <w:tcBorders>
-              <w:left w:val="single" w:sz="30" w:space="0" w:color="C0791C"/>
-            </w:tcBorders>
-          </w:tcPr>
-          <w:p>
-            <w:pPr>
-              <w:spacing w:after="0" w:line="264" w:lineRule="auto"/>
-            </w:pPr>
-            <w:r>
-              <w:rPr>
-                <w:rFonts w:ascii="Calibri" w:hAnsi="Calibri" w:cs="Calibri"/>
-                <w:b/>
-                <w:i w:val="0"/>
-                <w:color w:val="8A5510"/>
-                <w:sz w:val="18"/>
-              </w:rPr>
-              <w:t xml:space="preserve">👁  ЗА ЧЕМ СЛЕДИТЬ.  </w:t>
-            </w:r>
-            <w:r>
-              <w:rPr>
-                <w:rFonts w:ascii="Calibri" w:hAnsi="Calibri" w:cs="Calibri"/>
-                <w:b w:val="0"/>
-                <w:i w:val="0"/>
-                <w:color w:val="222B36"/>
-                <w:sz w:val="20"/>
-              </w:rPr>
-              <w:t>7 июля — голосование Сената по box 3, ключевая дата для частных арендодателей.</w:t>
-            </w:r>
-          </w:p>
-        </w:tc>
-      </w:tr>
-    </w:tbl>
-    <w:p>
-      <w:pPr>
-        <w:spacing w:before="0" w:after="160" w:line="269" w:lineRule="auto"/>
-        <w:jc w:val="left"/>
-      </w:pPr>
     </w:p>
     <w:p>
       <w:pPr>
-        <w:spacing w:before="200" w:after="0" w:line="269" w:lineRule="auto"/>
+        <w:spacing w:before="60" w:after="0" w:line="269" w:lineRule="auto"/>
+        <w:ind w:left="312" w:hanging="312"/>
         <w:jc w:val="left"/>
       </w:pPr>
+      <w:r>
+        <w:rPr>
+          <w:rFonts w:ascii="Calibri" w:hAnsi="Calibri" w:cs="Calibri"/>
+          <w:b/>
+          <w:i w:val="0"/>
+          <w:color w:val="1F3A5F"/>
+          <w:sz w:val="20"/>
+        </w:rPr>
+        <w:t xml:space="preserve">2026-07-07 — </w:t>
+      </w:r>
+      <w:r>
+        <w:rPr>
+          <w:rFonts w:ascii="Calibri" w:hAnsi="Calibri" w:cs="Calibri"/>
+          <w:b w:val="0"/>
+          <w:i w:val="0"/>
+          <w:color w:val="222B36"/>
+          <w:sz w:val="20"/>
+        </w:rPr>
+        <w:t>Голосование Сената по налогу box 3 (реальный доход)</w:t>
+      </w:r>
+      <w:r>
+        <w:rPr>
+          <w:rFonts w:ascii="Calibri" w:hAnsi="Calibri" w:cs="Calibri"/>
+          <w:b w:val="0"/>
+          <w:i/>
+          <w:color w:val="6B7785"/>
+          <w:sz w:val="18"/>
+        </w:rPr>
+        <w:t xml:space="preserve">  (жильё)</w:t>
+      </w:r>
     </w:p>
-    <w:tbl>
-      <w:tblPr>
-        <w:tblW w:type="auto" w:w="0"/>
-        <w:tblLayout w:type="fixed"/>
-        <w:tblLook w:firstColumn="1" w:firstRow="1" w:lastColumn="0" w:lastRow="0" w:noHBand="0" w:noVBand="1" w:val="04A0"/>
-        <w:tblBorders>
-          <w:top w:val="none" w:sz="0"/>
-          <w:left w:val="none" w:sz="0"/>
-          <w:bottom w:val="none" w:sz="0"/>
-          <w:right w:val="none" w:sz="0"/>
-          <w:insideH w:val="none" w:sz="0"/>
-          <w:insideV w:val="none" w:sz="0"/>
-        </w:tblBorders>
-        <w:tblW w:type="dxa" w:w="9525"/>
-      </w:tblPr>
-      <w:tblGrid>
-        <w:gridCol w:w="9972"/>
-      </w:tblGrid>
-      <w:tr>
-        <w:trPr>
-          <w:cantSplit/>
-        </w:trPr>
-        <w:tc>
-          <w:tcPr>
-            <w:tcW w:type="dxa" w:w="9524"/>
-            <w:shd w:val="clear" w:color="auto" w:fill="1F3A5F"/>
-            <w:tcMar>
-              <w:top w:w="120" w:type="dxa"/>
-              <w:bottom w:w="120" w:type="dxa"/>
-              <w:start w:w="200" w:type="dxa"/>
-              <w:end w:w="200" w:type="dxa"/>
-              <w:left w:w="200" w:type="dxa"/>
-              <w:right w:w="200" w:type="dxa"/>
-            </w:tcMar>
-          </w:tcPr>
-          <w:p>
-            <w:pPr>
-              <w:keepNext/>
-              <w:spacing w:after="0"/>
-            </w:pPr>
-            <w:r/>
-            <w:r>
-              <w:rPr>
-                <w:rFonts w:ascii="Calibri" w:hAnsi="Calibri" w:cs="Calibri"/>
-                <w:b/>
-                <w:i w:val="0"/>
-                <w:color w:val="FFFFFF"/>
-                <w:sz w:val="28"/>
-              </w:rPr>
-              <w:t>🧭  Картина недели и прогноз</w:t>
-            </w:r>
-          </w:p>
-        </w:tc>
-      </w:tr>
-    </w:tbl>
-    <w:tbl>
-      <w:tblPr>
-        <w:tblW w:type="auto" w:w="0"/>
-        <w:tblLayout w:type="fixed"/>
-        <w:tblLook w:firstColumn="1" w:firstRow="1" w:lastColumn="0" w:lastRow="0" w:noHBand="0" w:noVBand="1" w:val="04A0"/>
-        <w:tblBorders>
-          <w:top w:val="none" w:sz="0"/>
-          <w:left w:val="none" w:sz="0"/>
-          <w:bottom w:val="none" w:sz="0"/>
-          <w:right w:val="none" w:sz="0"/>
-          <w:insideH w:val="none" w:sz="0"/>
-          <w:insideV w:val="none" w:sz="0"/>
-        </w:tblBorders>
-        <w:tblW w:type="dxa" w:w="9525"/>
-      </w:tblPr>
-      <w:tblGrid>
-        <w:gridCol w:w="9972"/>
-      </w:tblGrid>
-      <w:tr>
-        <w:trPr>
-          <w:cantSplit/>
-        </w:trPr>
-        <w:tc>
-          <w:tcPr>
-            <w:tcW w:type="dxa" w:w="9524"/>
-            <w:shd w:val="clear" w:color="auto" w:fill="EEF2F6"/>
-            <w:tcMar>
-              <w:top w:w="140" w:type="dxa"/>
-              <w:bottom w:w="140" w:type="dxa"/>
-              <w:start w:w="200" w:type="dxa"/>
-              <w:end w:w="200" w:type="dxa"/>
-              <w:left w:w="200" w:type="dxa"/>
-              <w:right w:w="200" w:type="dxa"/>
-            </w:tcMar>
-          </w:tcPr>
-          <w:p>
-            <w:pPr>
-              <w:spacing w:after="0" w:line="283" w:lineRule="auto"/>
-            </w:pPr>
-            <w:r>
-              <w:rPr>
-                <w:rFonts w:ascii="Calibri" w:hAnsi="Calibri" w:cs="Calibri"/>
-                <w:b w:val="0"/>
-                <w:i w:val="0"/>
-                <w:color w:val="222B36"/>
-                <w:sz w:val="21"/>
-              </w:rPr>
-              <w:t>Сюжеты недели упираются в один и тот же вопрос — цену мощности и денег: сеть Брабанта закрылась, стройку обещают разблокировать лишь к концу 2027, а ставки развернулись вверх, хотя кредиты пока дешёвые. Дальше — три развязки подряд: 7 июля Сенат голосует по налогу box 3, 22 июля Prologis обязана решиться по Segro, 30 июля выходит полугодовой отчёт CTP. К августу станет яснее, кто прав насчёт складов: осторожная биржа или Prologis, готовый переплатить четверть.</w:t>
-            </w:r>
-          </w:p>
-        </w:tc>
-      </w:tr>
-    </w:tbl>
+    <w:p>
+      <w:pPr>
+        <w:spacing w:before="0" w:after="40" w:line="264" w:lineRule="auto"/>
+        <w:ind w:left="312"/>
+        <w:jc w:val="left"/>
+      </w:pPr>
+      <w:r>
+        <w:rPr>
+          <w:rFonts w:ascii="Calibri" w:hAnsi="Calibri" w:cs="Calibri"/>
+          <w:b w:val="0"/>
+          <w:i/>
+          <w:color w:val="6B7785"/>
+          <w:sz w:val="18"/>
+        </w:rPr>
+        <w:t>Если примут — частные арендодатели со слабой доходностью получат стимул выходить из аренды к 2027–28 годам.</w:t>
+      </w:r>
+    </w:p>
+    <w:p>
+      <w:pPr>
+        <w:spacing w:before="60" w:after="0" w:line="269" w:lineRule="auto"/>
+        <w:ind w:left="312" w:hanging="312"/>
+        <w:jc w:val="left"/>
+      </w:pPr>
+      <w:r>
+        <w:rPr>
+          <w:rFonts w:ascii="Calibri" w:hAnsi="Calibri" w:cs="Calibri"/>
+          <w:b/>
+          <w:i w:val="0"/>
+          <w:color w:val="1F3A5F"/>
+          <w:sz w:val="20"/>
+        </w:rPr>
+        <w:t xml:space="preserve">2026-07-22 — </w:t>
+      </w:r>
+      <w:r>
+        <w:rPr>
+          <w:rFonts w:ascii="Calibri" w:hAnsi="Calibri" w:cs="Calibri"/>
+          <w:b w:val="0"/>
+          <w:i w:val="0"/>
+          <w:color w:val="222B36"/>
+          <w:sz w:val="20"/>
+        </w:rPr>
+        <w:t>Срок решения Prologis по Segro: подтвердить твёрдое предложение или отказаться от сделки</w:t>
+      </w:r>
+      <w:r>
+        <w:rPr>
+          <w:rFonts w:ascii="Calibri" w:hAnsi="Calibri" w:cs="Calibri"/>
+          <w:b w:val="0"/>
+          <w:i/>
+          <w:color w:val="6B7785"/>
+          <w:sz w:val="18"/>
+        </w:rPr>
+        <w:t xml:space="preserve">  (индустриал)</w:t>
+      </w:r>
+    </w:p>
+    <w:p>
+      <w:pPr>
+        <w:spacing w:before="0" w:after="40" w:line="264" w:lineRule="auto"/>
+        <w:ind w:left="312"/>
+        <w:jc w:val="left"/>
+      </w:pPr>
+      <w:r>
+        <w:rPr>
+          <w:rFonts w:ascii="Calibri" w:hAnsi="Calibri" w:cs="Calibri"/>
+          <w:b w:val="0"/>
+          <w:i/>
+          <w:color w:val="6B7785"/>
+          <w:sz w:val="18"/>
+        </w:rPr>
+        <w:t>Подтвердит и поднимет цену — планка для складов в Европе сдвинется вверх; откажется — эпизод останется разовым.</w:t>
+      </w:r>
+    </w:p>
+    <w:p>
+      <w:pPr>
+        <w:spacing w:before="60" w:after="0" w:line="269" w:lineRule="auto"/>
+        <w:ind w:left="312" w:hanging="312"/>
+        <w:jc w:val="left"/>
+      </w:pPr>
+      <w:r>
+        <w:rPr>
+          <w:rFonts w:ascii="Calibri" w:hAnsi="Calibri" w:cs="Calibri"/>
+          <w:b/>
+          <w:i w:val="0"/>
+          <w:color w:val="1F3A5F"/>
+          <w:sz w:val="20"/>
+        </w:rPr>
+        <w:t xml:space="preserve">2026-07-30 — </w:t>
+      </w:r>
+      <w:r>
+        <w:rPr>
+          <w:rFonts w:ascii="Calibri" w:hAnsi="Calibri" w:cs="Calibri"/>
+          <w:b w:val="0"/>
+          <w:i w:val="0"/>
+          <w:color w:val="222B36"/>
+          <w:sz w:val="20"/>
+        </w:rPr>
+        <w:t>Полугодовой отчёт CTP</w:t>
+      </w:r>
+      <w:r>
+        <w:rPr>
+          <w:rFonts w:ascii="Calibri" w:hAnsi="Calibri" w:cs="Calibri"/>
+          <w:b w:val="0"/>
+          <w:i/>
+          <w:color w:val="6B7785"/>
+          <w:sz w:val="18"/>
+        </w:rPr>
+        <w:t xml:space="preserve">  (индустриал)</w:t>
+      </w:r>
+    </w:p>
+    <w:p>
+      <w:pPr>
+        <w:spacing w:before="0" w:after="40" w:line="264" w:lineRule="auto"/>
+        <w:ind w:left="312"/>
+        <w:jc w:val="left"/>
+      </w:pPr>
+      <w:r>
+        <w:rPr>
+          <w:rFonts w:ascii="Calibri" w:hAnsi="Calibri" w:cs="Calibri"/>
+          <w:b w:val="0"/>
+          <w:i/>
+          <w:color w:val="6B7785"/>
+          <w:sz w:val="18"/>
+        </w:rPr>
+        <w:t>Покажет, сколько склады стоят «по бумагам».</w:t>
+      </w:r>
+    </w:p>
+    <w:p>
+      <w:pPr>
+        <w:spacing w:before="60" w:after="0" w:line="269" w:lineRule="auto"/>
+        <w:ind w:left="312" w:hanging="312"/>
+        <w:jc w:val="left"/>
+      </w:pPr>
+      <w:r>
+        <w:rPr>
+          <w:rFonts w:ascii="Calibri" w:hAnsi="Calibri" w:cs="Calibri"/>
+          <w:b/>
+          <w:i w:val="0"/>
+          <w:color w:val="1F3A5F"/>
+          <w:sz w:val="20"/>
+        </w:rPr>
+        <w:t xml:space="preserve">2026-10-01 — </w:t>
+      </w:r>
+      <w:r>
+        <w:rPr>
+          <w:rFonts w:ascii="Calibri" w:hAnsi="Calibri" w:cs="Calibri"/>
+          <w:b w:val="0"/>
+          <w:i w:val="0"/>
+          <w:color w:val="222B36"/>
+          <w:sz w:val="20"/>
+        </w:rPr>
+        <w:t>Азотный законопроект уходит в парламент</w:t>
+      </w:r>
+      <w:r>
+        <w:rPr>
+          <w:rFonts w:ascii="Calibri" w:hAnsi="Calibri" w:cs="Calibri"/>
+          <w:b w:val="0"/>
+          <w:i/>
+          <w:color w:val="6B7785"/>
+          <w:sz w:val="18"/>
+        </w:rPr>
+        <w:t xml:space="preserve">  (жильё)</w:t>
+      </w:r>
+    </w:p>
+    <w:p>
+      <w:pPr>
+        <w:spacing w:before="0" w:after="40" w:line="264" w:lineRule="auto"/>
+        <w:ind w:left="312"/>
+        <w:jc w:val="left"/>
+      </w:pPr>
+      <w:r>
+        <w:rPr>
+          <w:rFonts w:ascii="Calibri" w:hAnsi="Calibri" w:cs="Calibri"/>
+          <w:b w:val="0"/>
+          <w:i/>
+          <w:color w:val="6B7785"/>
+          <w:sz w:val="18"/>
+        </w:rPr>
+        <w:t>Если пройдёт — разрешения на ~244 000 домов начнут разблокироваться к концу 2027 года.</w:t>
+      </w:r>
+    </w:p>
     <w:p>
       <w:pPr>
         <w:spacing w:before="0" w:after="120" w:line="269" w:lineRule="auto"/>
@@ -2842,692 +1881,132 @@
     </w:p>
     <w:p>
       <w:pPr>
-        <w:spacing w:before="200" w:after="0" w:line="269" w:lineRule="auto"/>
+        <w:keepNext/>
+        <w:spacing w:before="280" w:after="80" w:line="269" w:lineRule="auto"/>
+        <w:jc w:val="left"/>
+        <w:pBdr>
+          <w:bottom w:val="single" w:sz="8" w:space="3" w:color="D7DEE6"/>
+        </w:pBdr>
+      </w:pPr>
+      <w:r>
+        <w:rPr>
+          <w:rFonts w:ascii="Calibri" w:hAnsi="Calibri" w:cs="Calibri"/>
+          <w:b/>
+          <w:i w:val="0"/>
+          <w:color w:val="1F3A5F"/>
+          <w:sz w:val="27"/>
+        </w:rPr>
+        <w:t>Словарь терминов</w:t>
+      </w:r>
+    </w:p>
+    <w:p>
+      <w:pPr>
+        <w:spacing w:before="40" w:after="40" w:line="269" w:lineRule="auto"/>
+        <w:ind w:left="312" w:hanging="312"/>
         <w:jc w:val="left"/>
       </w:pPr>
+      <w:r>
+        <w:rPr>
+          <w:rFonts w:ascii="Calibri" w:hAnsi="Calibri" w:cs="Calibri"/>
+          <w:b/>
+          <w:i w:val="0"/>
+          <w:color w:val="1F3A5F"/>
+          <w:sz w:val="19"/>
+        </w:rPr>
+        <w:t xml:space="preserve">netcongestie (перегрузка сети) — </w:t>
+      </w:r>
+      <w:r>
+        <w:rPr>
+          <w:rFonts w:ascii="Calibri" w:hAnsi="Calibri" w:cs="Calibri"/>
+          <w:b w:val="0"/>
+          <w:i w:val="0"/>
+          <w:color w:val="222B36"/>
+          <w:sz w:val="19"/>
+        </w:rPr>
+        <w:t>дефицит свободной мощности электросети: новые подключения ставятся в многолетнюю очередь.</w:t>
+      </w:r>
     </w:p>
-    <w:tbl>
-      <w:tblPr>
-        <w:tblW w:type="auto" w:w="0"/>
-        <w:tblLayout w:type="fixed"/>
-        <w:tblLook w:firstColumn="1" w:firstRow="1" w:lastColumn="0" w:lastRow="0" w:noHBand="0" w:noVBand="1" w:val="04A0"/>
-        <w:tblBorders>
-          <w:top w:val="none" w:sz="0"/>
-          <w:left w:val="none" w:sz="0"/>
-          <w:bottom w:val="none" w:sz="0"/>
-          <w:right w:val="none" w:sz="0"/>
-          <w:insideH w:val="none" w:sz="0"/>
-          <w:insideV w:val="none" w:sz="0"/>
-        </w:tblBorders>
-        <w:tblW w:type="dxa" w:w="9525"/>
-      </w:tblPr>
-      <w:tblGrid>
-        <w:gridCol w:w="9972"/>
-      </w:tblGrid>
-      <w:tr>
-        <w:trPr>
-          <w:cantSplit/>
-        </w:trPr>
-        <w:tc>
-          <w:tcPr>
-            <w:tcW w:type="dxa" w:w="9524"/>
-            <w:shd w:val="clear" w:color="auto" w:fill="C0791C"/>
-            <w:tcMar>
-              <w:top w:w="120" w:type="dxa"/>
-              <w:bottom w:w="120" w:type="dxa"/>
-              <w:start w:w="200" w:type="dxa"/>
-              <w:end w:w="200" w:type="dxa"/>
-              <w:left w:w="200" w:type="dxa"/>
-              <w:right w:w="200" w:type="dxa"/>
-            </w:tcMar>
-          </w:tcPr>
-          <w:p>
-            <w:pPr>
-              <w:keepNext/>
-              <w:spacing w:after="0"/>
-            </w:pPr>
-            <w:r/>
-            <w:r>
-              <w:rPr>
-                <w:rFonts w:ascii="Calibri" w:hAnsi="Calibri" w:cs="Calibri"/>
-                <w:b/>
-                <w:i w:val="0"/>
-                <w:color w:val="FFFFFF"/>
-                <w:sz w:val="28"/>
-              </w:rPr>
-              <w:t>📅  Календарь: за чем следить</w:t>
-            </w:r>
-          </w:p>
-        </w:tc>
-      </w:tr>
-    </w:tbl>
     <w:p>
       <w:pPr>
-        <w:spacing w:before="0" w:after="40" w:line="269" w:lineRule="auto"/>
+        <w:spacing w:before="40" w:after="40" w:line="269" w:lineRule="auto"/>
+        <w:ind w:left="312" w:hanging="312"/>
         <w:jc w:val="left"/>
       </w:pPr>
+      <w:r>
+        <w:rPr>
+          <w:rFonts w:ascii="Calibri" w:hAnsi="Calibri" w:cs="Calibri"/>
+          <w:b/>
+          <w:i w:val="0"/>
+          <w:color w:val="1F3A5F"/>
+          <w:sz w:val="19"/>
+        </w:rPr>
+        <w:t xml:space="preserve">box 3 — </w:t>
+      </w:r>
+      <w:r>
+        <w:rPr>
+          <w:rFonts w:ascii="Calibri" w:hAnsi="Calibri" w:cs="Calibri"/>
+          <w:b w:val="0"/>
+          <w:i w:val="0"/>
+          <w:color w:val="222B36"/>
+          <w:sz w:val="19"/>
+        </w:rPr>
+        <w:t>нидерландский налог на капитал физических лиц (включая недвижимость не для собственного проживания). Обсуждается переход от условной («вменённой») доходности к налогообложению реального дохода от аренды и прироста стоимости при продаже; запуск намечен на 2028 год.</w:t>
+      </w:r>
     </w:p>
-    <w:tbl>
-      <w:tblPr>
-        <w:tblW w:type="auto" w:w="0"/>
-        <w:tblLayout w:type="fixed"/>
-        <w:tblLook w:firstColumn="1" w:firstRow="1" w:lastColumn="0" w:lastRow="0" w:noHBand="0" w:noVBand="1" w:val="04A0"/>
-        <w:tblBorders>
-          <w:top w:val="none" w:sz="0"/>
-          <w:left w:val="none" w:sz="0"/>
-          <w:bottom w:val="none" w:sz="0"/>
-          <w:right w:val="none" w:sz="0"/>
-          <w:insideH w:val="none" w:sz="0"/>
-          <w:insideV w:val="none" w:sz="0"/>
-        </w:tblBorders>
-        <w:tblW w:type="dxa" w:w="9525"/>
-      </w:tblPr>
-      <w:tblGrid>
-        <w:gridCol w:w="1531"/>
-        <w:gridCol w:w="6406"/>
-        <w:gridCol w:w="1587"/>
-      </w:tblGrid>
-      <w:tr>
-        <w:tc>
-          <w:tcPr>
-            <w:tcW w:type="dxa" w:w="3175"/>
-            <w:shd w:val="clear" w:color="auto" w:fill="1F3A5F"/>
-            <w:tcMar>
-              <w:top w:w="80" w:type="dxa"/>
-              <w:bottom w:w="80" w:type="dxa"/>
-              <w:start w:w="140" w:type="dxa"/>
-              <w:end w:w="140" w:type="dxa"/>
-              <w:left w:w="140" w:type="dxa"/>
-              <w:right w:w="140" w:type="dxa"/>
-            </w:tcMar>
-          </w:tcPr>
-          <w:p>
-            <w:r>
-              <w:rPr>
-                <w:rFonts w:ascii="Calibri" w:hAnsi="Calibri" w:cs="Calibri"/>
-                <w:b/>
-                <w:i w:val="0"/>
-                <w:color w:val="FFFFFF"/>
-                <w:sz w:val="19"/>
-              </w:rPr>
-              <w:t>Дата</w:t>
-            </w:r>
-          </w:p>
-        </w:tc>
-        <w:tc>
-          <w:tcPr>
-            <w:tcW w:type="dxa" w:w="3175"/>
-            <w:shd w:val="clear" w:color="auto" w:fill="1F3A5F"/>
-            <w:tcMar>
-              <w:top w:w="80" w:type="dxa"/>
-              <w:bottom w:w="80" w:type="dxa"/>
-              <w:start w:w="140" w:type="dxa"/>
-              <w:end w:w="140" w:type="dxa"/>
-              <w:left w:w="140" w:type="dxa"/>
-              <w:right w:w="140" w:type="dxa"/>
-            </w:tcMar>
-          </w:tcPr>
-          <w:p>
-            <w:r>
-              <w:rPr>
-                <w:rFonts w:ascii="Calibri" w:hAnsi="Calibri" w:cs="Calibri"/>
-                <w:b/>
-                <w:i w:val="0"/>
-                <w:color w:val="FFFFFF"/>
-                <w:sz w:val="19"/>
-              </w:rPr>
-              <w:t>Событие</w:t>
-            </w:r>
-          </w:p>
-        </w:tc>
-        <w:tc>
-          <w:tcPr>
-            <w:tcW w:type="dxa" w:w="3175"/>
-            <w:shd w:val="clear" w:color="auto" w:fill="1F3A5F"/>
-            <w:tcMar>
-              <w:top w:w="80" w:type="dxa"/>
-              <w:bottom w:w="80" w:type="dxa"/>
-              <w:start w:w="140" w:type="dxa"/>
-              <w:end w:w="140" w:type="dxa"/>
-              <w:left w:w="140" w:type="dxa"/>
-              <w:right w:w="140" w:type="dxa"/>
-            </w:tcMar>
-          </w:tcPr>
-          <w:p>
-            <w:r>
-              <w:rPr>
-                <w:rFonts w:ascii="Calibri" w:hAnsi="Calibri" w:cs="Calibri"/>
-                <w:b/>
-                <w:i w:val="0"/>
-                <w:color w:val="FFFFFF"/>
-                <w:sz w:val="19"/>
-              </w:rPr>
-              <w:t>Сегмент</w:t>
-            </w:r>
-          </w:p>
-        </w:tc>
-      </w:tr>
-      <w:tr>
-        <w:tc>
-          <w:tcPr>
-            <w:tcW w:type="dxa" w:w="1531"/>
-            <w:shd w:val="clear" w:color="auto" w:fill="F4F6F8"/>
-            <w:tcMar>
-              <w:top w:w="80" w:type="dxa"/>
-              <w:bottom w:w="80" w:type="dxa"/>
-              <w:start w:w="140" w:type="dxa"/>
-              <w:end w:w="140" w:type="dxa"/>
-              <w:left w:w="140" w:type="dxa"/>
-              <w:right w:w="140" w:type="dxa"/>
-            </w:tcMar>
-          </w:tcPr>
-          <w:p>
-            <w:pPr>
-              <w:spacing w:after="0"/>
-            </w:pPr>
-            <w:r>
-              <w:rPr>
-                <w:rFonts w:ascii="Calibri" w:hAnsi="Calibri" w:cs="Calibri"/>
-                <w:b/>
-                <w:i w:val="0"/>
-                <w:color w:val="222B36"/>
-                <w:sz w:val="19"/>
-              </w:rPr>
-              <w:t>2026-07-01</w:t>
-            </w:r>
-          </w:p>
-        </w:tc>
-        <w:tc>
-          <w:tcPr>
-            <w:tcW w:type="dxa" w:w="6406"/>
-            <w:shd w:val="clear" w:color="auto" w:fill="F4F6F8"/>
-            <w:tcMar>
-              <w:top w:w="80" w:type="dxa"/>
-              <w:bottom w:w="80" w:type="dxa"/>
-              <w:start w:w="140" w:type="dxa"/>
-              <w:end w:w="140" w:type="dxa"/>
-              <w:left w:w="140" w:type="dxa"/>
-              <w:right w:w="140" w:type="dxa"/>
-            </w:tcMar>
-          </w:tcPr>
-          <w:p>
-            <w:pPr>
-              <w:spacing w:after="0"/>
-            </w:pPr>
-            <w:r>
-              <w:rPr>
-                <w:rFonts w:ascii="Calibri" w:hAnsi="Calibri" w:cs="Calibri"/>
-                <w:b w:val="0"/>
-                <w:i w:val="0"/>
-                <w:color w:val="222B36"/>
-                <w:sz w:val="19"/>
-              </w:rPr>
-              <w:t>•  Новые правила подключения к сети (сеть Брабанта закрывается для мелких потребителей) и большинство норм закона о жилстрое</w:t>
-            </w:r>
-          </w:p>
-          <w:p>
-            <w:pPr>
-              <w:spacing w:before="20" w:after="0"/>
-            </w:pPr>
-            <w:r>
-              <w:rPr>
-                <w:rFonts w:ascii="Calibri" w:hAnsi="Calibri" w:cs="Calibri"/>
-                <w:b w:val="0"/>
-                <w:i/>
-                <w:color w:val="6B7785"/>
-                <w:sz w:val="16"/>
-              </w:rPr>
-              <w:t>→ Новые подключения на юге уходят в очередь на годы; объекты с готовой мощностью дорожают.</w:t>
-            </w:r>
-          </w:p>
-        </w:tc>
-        <w:tc>
-          <w:tcPr>
-            <w:tcW w:type="dxa" w:w="1587"/>
-            <w:shd w:val="clear" w:color="auto" w:fill="F4F6F8"/>
-            <w:tcMar>
-              <w:top w:w="80" w:type="dxa"/>
-              <w:bottom w:w="80" w:type="dxa"/>
-              <w:start w:w="140" w:type="dxa"/>
-              <w:end w:w="140" w:type="dxa"/>
-              <w:left w:w="140" w:type="dxa"/>
-              <w:right w:w="140" w:type="dxa"/>
-            </w:tcMar>
-          </w:tcPr>
-          <w:p>
-            <w:pPr>
-              <w:spacing w:after="0"/>
-            </w:pPr>
-            <w:r>
-              <w:rPr>
-                <w:rFonts w:ascii="Calibri" w:hAnsi="Calibri" w:cs="Calibri"/>
-                <w:b w:val="0"/>
-                <w:i w:val="0"/>
-                <w:color w:val="222B36"/>
-                <w:sz w:val="19"/>
-              </w:rPr>
-              <w:t>индустриал</w:t>
-            </w:r>
-          </w:p>
-        </w:tc>
-      </w:tr>
-      <w:tr>
-        <w:tc>
-          <w:tcPr>
-            <w:tcW w:type="dxa" w:w="1531"/>
-            <w:shd w:val="clear" w:color="auto" w:fill="FFFFFF"/>
-            <w:tcMar>
-              <w:top w:w="80" w:type="dxa"/>
-              <w:bottom w:w="80" w:type="dxa"/>
-              <w:start w:w="140" w:type="dxa"/>
-              <w:end w:w="140" w:type="dxa"/>
-              <w:left w:w="140" w:type="dxa"/>
-              <w:right w:w="140" w:type="dxa"/>
-            </w:tcMar>
-          </w:tcPr>
-          <w:p>
-            <w:pPr>
-              <w:spacing w:after="0"/>
-            </w:pPr>
-            <w:r>
-              <w:rPr>
-                <w:rFonts w:ascii="Calibri" w:hAnsi="Calibri" w:cs="Calibri"/>
-                <w:b/>
-                <w:i w:val="0"/>
-                <w:color w:val="222B36"/>
-                <w:sz w:val="19"/>
-              </w:rPr>
-              <w:t>2026-07-07</w:t>
-            </w:r>
-          </w:p>
-        </w:tc>
-        <w:tc>
-          <w:tcPr>
-            <w:tcW w:type="dxa" w:w="6406"/>
-            <w:shd w:val="clear" w:color="auto" w:fill="FFFFFF"/>
-            <w:tcMar>
-              <w:top w:w="80" w:type="dxa"/>
-              <w:bottom w:w="80" w:type="dxa"/>
-              <w:start w:w="140" w:type="dxa"/>
-              <w:end w:w="140" w:type="dxa"/>
-              <w:left w:w="140" w:type="dxa"/>
-              <w:right w:w="140" w:type="dxa"/>
-            </w:tcMar>
-          </w:tcPr>
-          <w:p>
-            <w:pPr>
-              <w:spacing w:after="0"/>
-            </w:pPr>
-            <w:r>
-              <w:rPr>
-                <w:rFonts w:ascii="Calibri" w:hAnsi="Calibri" w:cs="Calibri"/>
-                <w:b w:val="0"/>
-                <w:i w:val="0"/>
-                <w:color w:val="222B36"/>
-                <w:sz w:val="19"/>
-              </w:rPr>
-              <w:t>🗳  Голосование Сената по налогу box 3 (реальный доход)</w:t>
-            </w:r>
-          </w:p>
-          <w:p>
-            <w:pPr>
-              <w:spacing w:before="20" w:after="0"/>
-            </w:pPr>
-            <w:r>
-              <w:rPr>
-                <w:rFonts w:ascii="Calibri" w:hAnsi="Calibri" w:cs="Calibri"/>
-                <w:b w:val="0"/>
-                <w:i/>
-                <w:color w:val="6B7785"/>
-                <w:sz w:val="16"/>
-              </w:rPr>
-              <w:t>→ Если примут — частные арендодатели со слабой доходностью получат стимул выходить из аренды к 2027–28 годам.</w:t>
-            </w:r>
-          </w:p>
-        </w:tc>
-        <w:tc>
-          <w:tcPr>
-            <w:tcW w:type="dxa" w:w="1587"/>
-            <w:shd w:val="clear" w:color="auto" w:fill="FFFFFF"/>
-            <w:tcMar>
-              <w:top w:w="80" w:type="dxa"/>
-              <w:bottom w:w="80" w:type="dxa"/>
-              <w:start w:w="140" w:type="dxa"/>
-              <w:end w:w="140" w:type="dxa"/>
-              <w:left w:w="140" w:type="dxa"/>
-              <w:right w:w="140" w:type="dxa"/>
-            </w:tcMar>
-          </w:tcPr>
-          <w:p>
-            <w:pPr>
-              <w:spacing w:after="0"/>
-            </w:pPr>
-            <w:r>
-              <w:rPr>
-                <w:rFonts w:ascii="Calibri" w:hAnsi="Calibri" w:cs="Calibri"/>
-                <w:b w:val="0"/>
-                <w:i w:val="0"/>
-                <w:color w:val="222B36"/>
-                <w:sz w:val="19"/>
-              </w:rPr>
-              <w:t>жильё</w:t>
-            </w:r>
-          </w:p>
-        </w:tc>
-      </w:tr>
-      <w:tr>
-        <w:tc>
-          <w:tcPr>
-            <w:tcW w:type="dxa" w:w="1531"/>
-            <w:shd w:val="clear" w:color="auto" w:fill="F4F6F8"/>
-            <w:tcMar>
-              <w:top w:w="80" w:type="dxa"/>
-              <w:bottom w:w="80" w:type="dxa"/>
-              <w:start w:w="140" w:type="dxa"/>
-              <w:end w:w="140" w:type="dxa"/>
-              <w:left w:w="140" w:type="dxa"/>
-              <w:right w:w="140" w:type="dxa"/>
-            </w:tcMar>
-          </w:tcPr>
-          <w:p>
-            <w:pPr>
-              <w:spacing w:after="0"/>
-            </w:pPr>
-            <w:r>
-              <w:rPr>
-                <w:rFonts w:ascii="Calibri" w:hAnsi="Calibri" w:cs="Calibri"/>
-                <w:b/>
-                <w:i w:val="0"/>
-                <w:color w:val="222B36"/>
-                <w:sz w:val="19"/>
-              </w:rPr>
-              <w:t>2026-07-22</w:t>
-            </w:r>
-          </w:p>
-        </w:tc>
-        <w:tc>
-          <w:tcPr>
-            <w:tcW w:type="dxa" w:w="6406"/>
-            <w:shd w:val="clear" w:color="auto" w:fill="F4F6F8"/>
-            <w:tcMar>
-              <w:top w:w="80" w:type="dxa"/>
-              <w:bottom w:w="80" w:type="dxa"/>
-              <w:start w:w="140" w:type="dxa"/>
-              <w:end w:w="140" w:type="dxa"/>
-              <w:left w:w="140" w:type="dxa"/>
-              <w:right w:w="140" w:type="dxa"/>
-            </w:tcMar>
-          </w:tcPr>
-          <w:p>
-            <w:pPr>
-              <w:spacing w:after="0"/>
-            </w:pPr>
-            <w:r>
-              <w:rPr>
-                <w:rFonts w:ascii="Calibri" w:hAnsi="Calibri" w:cs="Calibri"/>
-                <w:b w:val="0"/>
-                <w:i w:val="0"/>
-                <w:color w:val="222B36"/>
-                <w:sz w:val="19"/>
-              </w:rPr>
-              <w:t>⏳  Дедлайн Prologis по Segro: подтвердить твёрдое предложение или отступить</w:t>
-            </w:r>
-          </w:p>
-          <w:p>
-            <w:pPr>
-              <w:spacing w:before="20" w:after="0"/>
-            </w:pPr>
-            <w:r>
-              <w:rPr>
-                <w:rFonts w:ascii="Calibri" w:hAnsi="Calibri" w:cs="Calibri"/>
-                <w:b w:val="0"/>
-                <w:i/>
-                <w:color w:val="6B7785"/>
-                <w:sz w:val="16"/>
-              </w:rPr>
-              <w:t>→ Подтвердит и поднимет цену — планка для складов в Европе сдвинется вверх; откажется — эпизод останется разовым.</w:t>
-            </w:r>
-          </w:p>
-        </w:tc>
-        <w:tc>
-          <w:tcPr>
-            <w:tcW w:type="dxa" w:w="1587"/>
-            <w:shd w:val="clear" w:color="auto" w:fill="F4F6F8"/>
-            <w:tcMar>
-              <w:top w:w="80" w:type="dxa"/>
-              <w:bottom w:w="80" w:type="dxa"/>
-              <w:start w:w="140" w:type="dxa"/>
-              <w:end w:w="140" w:type="dxa"/>
-              <w:left w:w="140" w:type="dxa"/>
-              <w:right w:w="140" w:type="dxa"/>
-            </w:tcMar>
-          </w:tcPr>
-          <w:p>
-            <w:pPr>
-              <w:spacing w:after="0"/>
-            </w:pPr>
-            <w:r>
-              <w:rPr>
-                <w:rFonts w:ascii="Calibri" w:hAnsi="Calibri" w:cs="Calibri"/>
-                <w:b w:val="0"/>
-                <w:i w:val="0"/>
-                <w:color w:val="222B36"/>
-                <w:sz w:val="19"/>
-              </w:rPr>
-              <w:t>индустриал</w:t>
-            </w:r>
-          </w:p>
-        </w:tc>
-      </w:tr>
-      <w:tr>
-        <w:tc>
-          <w:tcPr>
-            <w:tcW w:type="dxa" w:w="1531"/>
-            <w:shd w:val="clear" w:color="auto" w:fill="FFFFFF"/>
-            <w:tcMar>
-              <w:top w:w="80" w:type="dxa"/>
-              <w:bottom w:w="80" w:type="dxa"/>
-              <w:start w:w="140" w:type="dxa"/>
-              <w:end w:w="140" w:type="dxa"/>
-              <w:left w:w="140" w:type="dxa"/>
-              <w:right w:w="140" w:type="dxa"/>
-            </w:tcMar>
-          </w:tcPr>
-          <w:p>
-            <w:pPr>
-              <w:spacing w:after="0"/>
-            </w:pPr>
-            <w:r>
-              <w:rPr>
-                <w:rFonts w:ascii="Calibri" w:hAnsi="Calibri" w:cs="Calibri"/>
-                <w:b/>
-                <w:i w:val="0"/>
-                <w:color w:val="222B36"/>
-                <w:sz w:val="19"/>
-              </w:rPr>
-              <w:t>2026-07-30</w:t>
-            </w:r>
-          </w:p>
-        </w:tc>
-        <w:tc>
-          <w:tcPr>
-            <w:tcW w:type="dxa" w:w="6406"/>
-            <w:shd w:val="clear" w:color="auto" w:fill="FFFFFF"/>
-            <w:tcMar>
-              <w:top w:w="80" w:type="dxa"/>
-              <w:bottom w:w="80" w:type="dxa"/>
-              <w:start w:w="140" w:type="dxa"/>
-              <w:end w:w="140" w:type="dxa"/>
-              <w:left w:w="140" w:type="dxa"/>
-              <w:right w:w="140" w:type="dxa"/>
-            </w:tcMar>
-          </w:tcPr>
-          <w:p>
-            <w:pPr>
-              <w:spacing w:after="0"/>
-            </w:pPr>
-            <w:r>
-              <w:rPr>
-                <w:rFonts w:ascii="Calibri" w:hAnsi="Calibri" w:cs="Calibri"/>
-                <w:b w:val="0"/>
-                <w:i w:val="0"/>
-                <w:color w:val="222B36"/>
-                <w:sz w:val="19"/>
-              </w:rPr>
-              <w:t>•  Полугодовой отчёт CTP</w:t>
-            </w:r>
-          </w:p>
-          <w:p>
-            <w:pPr>
-              <w:spacing w:before="20" w:after="0"/>
-            </w:pPr>
-            <w:r>
-              <w:rPr>
-                <w:rFonts w:ascii="Calibri" w:hAnsi="Calibri" w:cs="Calibri"/>
-                <w:b w:val="0"/>
-                <w:i/>
-                <w:color w:val="6B7785"/>
-                <w:sz w:val="16"/>
-              </w:rPr>
-              <w:t>→ Покажет, сколько склады стоят «по бумагам».</w:t>
-            </w:r>
-          </w:p>
-        </w:tc>
-        <w:tc>
-          <w:tcPr>
-            <w:tcW w:type="dxa" w:w="1587"/>
-            <w:shd w:val="clear" w:color="auto" w:fill="FFFFFF"/>
-            <w:tcMar>
-              <w:top w:w="80" w:type="dxa"/>
-              <w:bottom w:w="80" w:type="dxa"/>
-              <w:start w:w="140" w:type="dxa"/>
-              <w:end w:w="140" w:type="dxa"/>
-              <w:left w:w="140" w:type="dxa"/>
-              <w:right w:w="140" w:type="dxa"/>
-            </w:tcMar>
-          </w:tcPr>
-          <w:p>
-            <w:pPr>
-              <w:spacing w:after="0"/>
-            </w:pPr>
-            <w:r>
-              <w:rPr>
-                <w:rFonts w:ascii="Calibri" w:hAnsi="Calibri" w:cs="Calibri"/>
-                <w:b w:val="0"/>
-                <w:i w:val="0"/>
-                <w:color w:val="222B36"/>
-                <w:sz w:val="19"/>
-              </w:rPr>
-              <w:t>индустриал</w:t>
-            </w:r>
-          </w:p>
-        </w:tc>
-      </w:tr>
-      <w:tr>
-        <w:tc>
-          <w:tcPr>
-            <w:tcW w:type="dxa" w:w="1531"/>
-            <w:shd w:val="clear" w:color="auto" w:fill="F4F6F8"/>
-            <w:tcMar>
-              <w:top w:w="80" w:type="dxa"/>
-              <w:bottom w:w="80" w:type="dxa"/>
-              <w:start w:w="140" w:type="dxa"/>
-              <w:end w:w="140" w:type="dxa"/>
-              <w:left w:w="140" w:type="dxa"/>
-              <w:right w:w="140" w:type="dxa"/>
-            </w:tcMar>
-          </w:tcPr>
-          <w:p>
-            <w:pPr>
-              <w:spacing w:after="0"/>
-            </w:pPr>
-            <w:r>
-              <w:rPr>
-                <w:rFonts w:ascii="Calibri" w:hAnsi="Calibri" w:cs="Calibri"/>
-                <w:b/>
-                <w:i w:val="0"/>
-                <w:color w:val="222B36"/>
-                <w:sz w:val="19"/>
-              </w:rPr>
-              <w:t>2026-10-01</w:t>
-            </w:r>
-          </w:p>
-        </w:tc>
-        <w:tc>
-          <w:tcPr>
-            <w:tcW w:type="dxa" w:w="6406"/>
-            <w:shd w:val="clear" w:color="auto" w:fill="F4F6F8"/>
-            <w:tcMar>
-              <w:top w:w="80" w:type="dxa"/>
-              <w:bottom w:w="80" w:type="dxa"/>
-              <w:start w:w="140" w:type="dxa"/>
-              <w:end w:w="140" w:type="dxa"/>
-              <w:left w:w="140" w:type="dxa"/>
-              <w:right w:w="140" w:type="dxa"/>
-            </w:tcMar>
-          </w:tcPr>
-          <w:p>
-            <w:pPr>
-              <w:spacing w:after="0"/>
-            </w:pPr>
-            <w:r>
-              <w:rPr>
-                <w:rFonts w:ascii="Calibri" w:hAnsi="Calibri" w:cs="Calibri"/>
-                <w:b w:val="0"/>
-                <w:i w:val="0"/>
-                <w:color w:val="222B36"/>
-                <w:sz w:val="19"/>
-              </w:rPr>
-              <w:t>•  Азотный законопроект уходит в парламент</w:t>
-            </w:r>
-          </w:p>
-          <w:p>
-            <w:pPr>
-              <w:spacing w:before="20" w:after="0"/>
-            </w:pPr>
-            <w:r>
-              <w:rPr>
-                <w:rFonts w:ascii="Calibri" w:hAnsi="Calibri" w:cs="Calibri"/>
-                <w:b w:val="0"/>
-                <w:i/>
-                <w:color w:val="6B7785"/>
-                <w:sz w:val="16"/>
-              </w:rPr>
-              <w:t>→ Если пройдёт — разрешения на ~244 000 домов начнут разблокироваться к концу 2027 года.</w:t>
-            </w:r>
-          </w:p>
-        </w:tc>
-        <w:tc>
-          <w:tcPr>
-            <w:tcW w:type="dxa" w:w="1587"/>
-            <w:shd w:val="clear" w:color="auto" w:fill="F4F6F8"/>
-            <w:tcMar>
-              <w:top w:w="80" w:type="dxa"/>
-              <w:bottom w:w="80" w:type="dxa"/>
-              <w:start w:w="140" w:type="dxa"/>
-              <w:end w:w="140" w:type="dxa"/>
-              <w:left w:w="140" w:type="dxa"/>
-              <w:right w:w="140" w:type="dxa"/>
-            </w:tcMar>
-          </w:tcPr>
-          <w:p>
-            <w:pPr>
-              <w:spacing w:after="0"/>
-            </w:pPr>
-            <w:r>
-              <w:rPr>
-                <w:rFonts w:ascii="Calibri" w:hAnsi="Calibri" w:cs="Calibri"/>
-                <w:b w:val="0"/>
-                <w:i w:val="0"/>
-                <w:color w:val="222B36"/>
-                <w:sz w:val="19"/>
-              </w:rPr>
-              <w:t>жильё</w:t>
-            </w:r>
-          </w:p>
-        </w:tc>
-      </w:tr>
-    </w:tbl>
+    <w:p>
+      <w:pPr>
+        <w:spacing w:before="40" w:after="40" w:line="269" w:lineRule="auto"/>
+        <w:ind w:left="312" w:hanging="312"/>
+        <w:jc w:val="left"/>
+      </w:pPr>
+      <w:r>
+        <w:rPr>
+          <w:rFonts w:ascii="Calibri" w:hAnsi="Calibri" w:cs="Calibri"/>
+          <w:b/>
+          <w:i w:val="0"/>
+          <w:color w:val="1F3A5F"/>
+          <w:sz w:val="19"/>
+        </w:rPr>
+        <w:t xml:space="preserve">earningsstripping — </w:t>
+      </w:r>
+      <w:r>
+        <w:rPr>
+          <w:rFonts w:ascii="Calibri" w:hAnsi="Calibri" w:cs="Calibri"/>
+          <w:b w:val="0"/>
+          <w:i w:val="0"/>
+          <w:color w:val="222B36"/>
+          <w:sz w:val="19"/>
+        </w:rPr>
+        <w:t>правило ЕС (с 2019), которое разрешает вычитать из налога только часть процентов по кредиту. Делает заёмные деньги для недвижимости дороже.</w:t>
+      </w:r>
+    </w:p>
+    <w:p>
+      <w:pPr>
+        <w:spacing w:before="40" w:after="40" w:line="269" w:lineRule="auto"/>
+        <w:ind w:left="312" w:hanging="312"/>
+        <w:jc w:val="left"/>
+      </w:pPr>
+      <w:r>
+        <w:rPr>
+          <w:rFonts w:ascii="Calibri" w:hAnsi="Calibri" w:cs="Calibri"/>
+          <w:b/>
+          <w:i w:val="0"/>
+          <w:color w:val="1F3A5F"/>
+          <w:sz w:val="19"/>
+        </w:rPr>
+        <w:t xml:space="preserve">BV — </w:t>
+      </w:r>
+      <w:r>
+        <w:rPr>
+          <w:rFonts w:ascii="Calibri" w:hAnsi="Calibri" w:cs="Calibri"/>
+          <w:b w:val="0"/>
+          <w:i w:val="0"/>
+          <w:color w:val="222B36"/>
+          <w:sz w:val="19"/>
+        </w:rPr>
+        <w:t>нидерландская частная компания (аналог ООО). Через неё часто держат недвижимость, и на неё распространяются корпоративные налоги.</w:t>
+      </w:r>
+    </w:p>
     <w:p>
       <w:pPr>
         <w:spacing w:before="0" w:after="120" w:line="269" w:lineRule="auto"/>
@@ -3536,392 +2015,24 @@
     </w:p>
     <w:p>
       <w:pPr>
-        <w:spacing w:before="200" w:after="0" w:line="269" w:lineRule="auto"/>
+        <w:keepNext/>
+        <w:spacing w:before="280" w:after="80" w:line="269" w:lineRule="auto"/>
         <w:jc w:val="left"/>
+        <w:pBdr>
+          <w:bottom w:val="single" w:sz="8" w:space="3" w:color="D7DEE6"/>
+        </w:pBdr>
       </w:pPr>
+      <w:r>
+        <w:rPr>
+          <w:rFonts w:ascii="Calibri" w:hAnsi="Calibri" w:cs="Calibri"/>
+          <w:b/>
+          <w:i w:val="0"/>
+          <w:color w:val="1F3A5F"/>
+          <w:sz w:val="27"/>
+        </w:rPr>
+        <w:t>Источники</w:t>
+      </w:r>
     </w:p>
-    <w:tbl>
-      <w:tblPr>
-        <w:tblW w:type="auto" w:w="0"/>
-        <w:tblLayout w:type="fixed"/>
-        <w:tblLook w:firstColumn="1" w:firstRow="1" w:lastColumn="0" w:lastRow="0" w:noHBand="0" w:noVBand="1" w:val="04A0"/>
-        <w:tblBorders>
-          <w:top w:val="none" w:sz="0"/>
-          <w:left w:val="none" w:sz="0"/>
-          <w:bottom w:val="none" w:sz="0"/>
-          <w:right w:val="none" w:sz="0"/>
-          <w:insideH w:val="none" w:sz="0"/>
-          <w:insideV w:val="none" w:sz="0"/>
-        </w:tblBorders>
-        <w:tblW w:type="dxa" w:w="9525"/>
-      </w:tblPr>
-      <w:tblGrid>
-        <w:gridCol w:w="9972"/>
-      </w:tblGrid>
-      <w:tr>
-        <w:trPr>
-          <w:cantSplit/>
-        </w:trPr>
-        <w:tc>
-          <w:tcPr>
-            <w:tcW w:type="dxa" w:w="9524"/>
-            <w:shd w:val="clear" w:color="auto" w:fill="5D6D7E"/>
-            <w:tcMar>
-              <w:top w:w="120" w:type="dxa"/>
-              <w:bottom w:w="120" w:type="dxa"/>
-              <w:start w:w="200" w:type="dxa"/>
-              <w:end w:w="200" w:type="dxa"/>
-              <w:left w:w="200" w:type="dxa"/>
-              <w:right w:w="200" w:type="dxa"/>
-            </w:tcMar>
-          </w:tcPr>
-          <w:p>
-            <w:pPr>
-              <w:keepNext/>
-              <w:spacing w:after="0"/>
-            </w:pPr>
-            <w:r/>
-            <w:r>
-              <w:rPr>
-                <w:rFonts w:ascii="Calibri" w:hAnsi="Calibri" w:cs="Calibri"/>
-                <w:b/>
-                <w:i w:val="0"/>
-                <w:color w:val="FFFFFF"/>
-                <w:sz w:val="28"/>
-              </w:rPr>
-              <w:t>📖  Словарь терминов</w:t>
-            </w:r>
-          </w:p>
-        </w:tc>
-      </w:tr>
-    </w:tbl>
-    <w:tbl>
-      <w:tblPr>
-        <w:tblW w:type="auto" w:w="0"/>
-        <w:tblLayout w:type="fixed"/>
-        <w:tblLook w:firstColumn="1" w:firstRow="1" w:lastColumn="0" w:lastRow="0" w:noHBand="0" w:noVBand="1" w:val="04A0"/>
-        <w:tblBorders>
-          <w:top w:val="none" w:sz="0"/>
-          <w:left w:val="none" w:sz="0"/>
-          <w:bottom w:val="none" w:sz="0"/>
-          <w:right w:val="none" w:sz="0"/>
-          <w:insideH w:val="none" w:sz="0"/>
-          <w:insideV w:val="none" w:sz="0"/>
-        </w:tblBorders>
-        <w:tblW w:type="dxa" w:w="9525"/>
-      </w:tblPr>
-      <w:tblGrid>
-        <w:gridCol w:w="2835"/>
-        <w:gridCol w:w="6690"/>
-      </w:tblGrid>
-      <w:tr>
-        <w:tc>
-          <w:tcPr>
-            <w:tcW w:type="dxa" w:w="2835"/>
-            <w:shd w:val="clear" w:color="auto" w:fill="F4F6F8"/>
-            <w:tcMar>
-              <w:top w:w="60" w:type="dxa"/>
-              <w:bottom w:w="60" w:type="dxa"/>
-              <w:start w:w="140" w:type="dxa"/>
-              <w:end w:w="140" w:type="dxa"/>
-              <w:left w:w="140" w:type="dxa"/>
-              <w:right w:w="140" w:type="dxa"/>
-            </w:tcMar>
-          </w:tcPr>
-          <w:p>
-            <w:pPr>
-              <w:spacing w:after="0"/>
-            </w:pPr>
-            <w:r>
-              <w:rPr>
-                <w:rFonts w:ascii="Calibri" w:hAnsi="Calibri" w:cs="Calibri"/>
-                <w:b/>
-                <w:i w:val="0"/>
-                <w:color w:val="1F3A5F"/>
-                <w:sz w:val="19"/>
-              </w:rPr>
-              <w:t>netcongestie (перегрузка сети)</w:t>
-            </w:r>
-          </w:p>
-        </w:tc>
-        <w:tc>
-          <w:tcPr>
-            <w:tcW w:type="dxa" w:w="6690"/>
-            <w:shd w:val="clear" w:color="auto" w:fill="F4F6F8"/>
-            <w:tcMar>
-              <w:top w:w="60" w:type="dxa"/>
-              <w:bottom w:w="60" w:type="dxa"/>
-              <w:start w:w="140" w:type="dxa"/>
-              <w:end w:w="140" w:type="dxa"/>
-              <w:left w:w="140" w:type="dxa"/>
-              <w:right w:w="140" w:type="dxa"/>
-            </w:tcMar>
-          </w:tcPr>
-          <w:p>
-            <w:pPr>
-              <w:spacing w:after="0"/>
-            </w:pPr>
-            <w:r>
-              <w:rPr>
-                <w:rFonts w:ascii="Calibri" w:hAnsi="Calibri" w:cs="Calibri"/>
-                <w:b w:val="0"/>
-                <w:i w:val="0"/>
-                <w:color w:val="222B36"/>
-                <w:sz w:val="19"/>
-              </w:rPr>
-              <w:t>электросети не хватает мощности на всех, новые подключения уходят в очередь на годы. Образ — шоссе в час пик: провода есть, свободной полосы нет.</w:t>
-            </w:r>
-          </w:p>
-        </w:tc>
-      </w:tr>
-      <w:tr>
-        <w:tc>
-          <w:tcPr>
-            <w:tcW w:type="dxa" w:w="2835"/>
-            <w:shd w:val="clear" w:color="auto" w:fill="FFFFFF"/>
-            <w:tcMar>
-              <w:top w:w="60" w:type="dxa"/>
-              <w:bottom w:w="60" w:type="dxa"/>
-              <w:start w:w="140" w:type="dxa"/>
-              <w:end w:w="140" w:type="dxa"/>
-              <w:left w:w="140" w:type="dxa"/>
-              <w:right w:w="140" w:type="dxa"/>
-            </w:tcMar>
-          </w:tcPr>
-          <w:p>
-            <w:pPr>
-              <w:spacing w:after="0"/>
-            </w:pPr>
-            <w:r>
-              <w:rPr>
-                <w:rFonts w:ascii="Calibri" w:hAnsi="Calibri" w:cs="Calibri"/>
-                <w:b/>
-                <w:i w:val="0"/>
-                <w:color w:val="1F3A5F"/>
-                <w:sz w:val="19"/>
-              </w:rPr>
-              <w:t>box 3</w:t>
-            </w:r>
-          </w:p>
-        </w:tc>
-        <w:tc>
-          <w:tcPr>
-            <w:tcW w:type="dxa" w:w="6690"/>
-            <w:shd w:val="clear" w:color="auto" w:fill="FFFFFF"/>
-            <w:tcMar>
-              <w:top w:w="60" w:type="dxa"/>
-              <w:bottom w:w="60" w:type="dxa"/>
-              <w:start w:w="140" w:type="dxa"/>
-              <w:end w:w="140" w:type="dxa"/>
-              <w:left w:w="140" w:type="dxa"/>
-              <w:right w:w="140" w:type="dxa"/>
-            </w:tcMar>
-          </w:tcPr>
-          <w:p>
-            <w:pPr>
-              <w:spacing w:after="0"/>
-            </w:pPr>
-            <w:r>
-              <w:rPr>
-                <w:rFonts w:ascii="Calibri" w:hAnsi="Calibri" w:cs="Calibri"/>
-                <w:b w:val="0"/>
-                <w:i w:val="0"/>
-                <w:color w:val="222B36"/>
-                <w:sz w:val="19"/>
-              </w:rPr>
-              <w:t>нидерландский налог на капитал физлиц (в т.ч. недвижимость не для собственного проживания). Обсуждается переход на налог с реального дохода от аренды и подорожания при продаже, старт намечен на 2028.</w:t>
-            </w:r>
-          </w:p>
-        </w:tc>
-      </w:tr>
-      <w:tr>
-        <w:tc>
-          <w:tcPr>
-            <w:tcW w:type="dxa" w:w="2835"/>
-            <w:shd w:val="clear" w:color="auto" w:fill="F4F6F8"/>
-            <w:tcMar>
-              <w:top w:w="60" w:type="dxa"/>
-              <w:bottom w:w="60" w:type="dxa"/>
-              <w:start w:w="140" w:type="dxa"/>
-              <w:end w:w="140" w:type="dxa"/>
-              <w:left w:w="140" w:type="dxa"/>
-              <w:right w:w="140" w:type="dxa"/>
-            </w:tcMar>
-          </w:tcPr>
-          <w:p>
-            <w:pPr>
-              <w:spacing w:after="0"/>
-            </w:pPr>
-            <w:r>
-              <w:rPr>
-                <w:rFonts w:ascii="Calibri" w:hAnsi="Calibri" w:cs="Calibri"/>
-                <w:b/>
-                <w:i w:val="0"/>
-                <w:color w:val="1F3A5F"/>
-                <w:sz w:val="19"/>
-              </w:rPr>
-              <w:t>earningsstripping</w:t>
-            </w:r>
-          </w:p>
-        </w:tc>
-        <w:tc>
-          <w:tcPr>
-            <w:tcW w:type="dxa" w:w="6690"/>
-            <w:shd w:val="clear" w:color="auto" w:fill="F4F6F8"/>
-            <w:tcMar>
-              <w:top w:w="60" w:type="dxa"/>
-              <w:bottom w:w="60" w:type="dxa"/>
-              <w:start w:w="140" w:type="dxa"/>
-              <w:end w:w="140" w:type="dxa"/>
-              <w:left w:w="140" w:type="dxa"/>
-              <w:right w:w="140" w:type="dxa"/>
-            </w:tcMar>
-          </w:tcPr>
-          <w:p>
-            <w:pPr>
-              <w:spacing w:after="0"/>
-            </w:pPr>
-            <w:r>
-              <w:rPr>
-                <w:rFonts w:ascii="Calibri" w:hAnsi="Calibri" w:cs="Calibri"/>
-                <w:b w:val="0"/>
-                <w:i w:val="0"/>
-                <w:color w:val="222B36"/>
-                <w:sz w:val="19"/>
-              </w:rPr>
-              <w:t>правило ЕС (с 2019), которое разрешает вычитать из налога только часть процентов по кредиту. Делает заёмные деньги для недвижимости дороже.</w:t>
-            </w:r>
-          </w:p>
-        </w:tc>
-      </w:tr>
-      <w:tr>
-        <w:tc>
-          <w:tcPr>
-            <w:tcW w:type="dxa" w:w="2835"/>
-            <w:shd w:val="clear" w:color="auto" w:fill="FFFFFF"/>
-            <w:tcMar>
-              <w:top w:w="60" w:type="dxa"/>
-              <w:bottom w:w="60" w:type="dxa"/>
-              <w:start w:w="140" w:type="dxa"/>
-              <w:end w:w="140" w:type="dxa"/>
-              <w:left w:w="140" w:type="dxa"/>
-              <w:right w:w="140" w:type="dxa"/>
-            </w:tcMar>
-          </w:tcPr>
-          <w:p>
-            <w:pPr>
-              <w:spacing w:after="0"/>
-            </w:pPr>
-            <w:r>
-              <w:rPr>
-                <w:rFonts w:ascii="Calibri" w:hAnsi="Calibri" w:cs="Calibri"/>
-                <w:b/>
-                <w:i w:val="0"/>
-                <w:color w:val="1F3A5F"/>
-                <w:sz w:val="19"/>
-              </w:rPr>
-              <w:t>BV</w:t>
-            </w:r>
-          </w:p>
-        </w:tc>
-        <w:tc>
-          <w:tcPr>
-            <w:tcW w:type="dxa" w:w="6690"/>
-            <w:shd w:val="clear" w:color="auto" w:fill="FFFFFF"/>
-            <w:tcMar>
-              <w:top w:w="60" w:type="dxa"/>
-              <w:bottom w:w="60" w:type="dxa"/>
-              <w:start w:w="140" w:type="dxa"/>
-              <w:end w:w="140" w:type="dxa"/>
-              <w:left w:w="140" w:type="dxa"/>
-              <w:right w:w="140" w:type="dxa"/>
-            </w:tcMar>
-          </w:tcPr>
-          <w:p>
-            <w:pPr>
-              <w:spacing w:after="0"/>
-            </w:pPr>
-            <w:r>
-              <w:rPr>
-                <w:rFonts w:ascii="Calibri" w:hAnsi="Calibri" w:cs="Calibri"/>
-                <w:b w:val="0"/>
-                <w:i w:val="0"/>
-                <w:color w:val="222B36"/>
-                <w:sz w:val="19"/>
-              </w:rPr>
-              <w:t>нидерландская частная компания (аналог ООО). Через неё часто держат недвижимость, и на неё распространяются корпоративные налоги.</w:t>
-            </w:r>
-          </w:p>
-        </w:tc>
-      </w:tr>
-    </w:tbl>
-    <w:p>
-      <w:pPr>
-        <w:spacing w:before="0" w:after="120" w:line="269" w:lineRule="auto"/>
-        <w:jc w:val="left"/>
-      </w:pPr>
-    </w:p>
-    <w:p>
-      <w:pPr>
-        <w:spacing w:before="200" w:after="0" w:line="269" w:lineRule="auto"/>
-        <w:jc w:val="left"/>
-      </w:pPr>
-    </w:p>
-    <w:tbl>
-      <w:tblPr>
-        <w:tblW w:type="auto" w:w="0"/>
-        <w:tblLayout w:type="fixed"/>
-        <w:tblLook w:firstColumn="1" w:firstRow="1" w:lastColumn="0" w:lastRow="0" w:noHBand="0" w:noVBand="1" w:val="04A0"/>
-        <w:tblBorders>
-          <w:top w:val="none" w:sz="0"/>
-          <w:left w:val="none" w:sz="0"/>
-          <w:bottom w:val="none" w:sz="0"/>
-          <w:right w:val="none" w:sz="0"/>
-          <w:insideH w:val="none" w:sz="0"/>
-          <w:insideV w:val="none" w:sz="0"/>
-        </w:tblBorders>
-        <w:tblW w:type="dxa" w:w="9525"/>
-      </w:tblPr>
-      <w:tblGrid>
-        <w:gridCol w:w="9972"/>
-      </w:tblGrid>
-      <w:tr>
-        <w:trPr>
-          <w:cantSplit/>
-        </w:trPr>
-        <w:tc>
-          <w:tcPr>
-            <w:tcW w:type="dxa" w:w="9524"/>
-            <w:shd w:val="clear" w:color="auto" w:fill="5D6D7E"/>
-            <w:tcMar>
-              <w:top w:w="120" w:type="dxa"/>
-              <w:bottom w:w="120" w:type="dxa"/>
-              <w:start w:w="200" w:type="dxa"/>
-              <w:end w:w="200" w:type="dxa"/>
-              <w:left w:w="200" w:type="dxa"/>
-              <w:right w:w="200" w:type="dxa"/>
-            </w:tcMar>
-          </w:tcPr>
-          <w:p>
-            <w:pPr>
-              <w:keepNext/>
-              <w:spacing w:after="0"/>
-            </w:pPr>
-            <w:r/>
-            <w:r>
-              <w:rPr>
-                <w:rFonts w:ascii="Calibri" w:hAnsi="Calibri" w:cs="Calibri"/>
-                <w:b/>
-                <w:i w:val="0"/>
-                <w:color w:val="FFFFFF"/>
-                <w:sz w:val="28"/>
-              </w:rPr>
-              <w:t>🔗  Источники</w:t>
-            </w:r>
-          </w:p>
-        </w:tc>
-      </w:tr>
-    </w:tbl>
     <w:p>
       <w:pPr>
         <w:spacing w:before="0" w:after="40" w:line="269" w:lineRule="auto"/>
@@ -3954,7 +2065,7 @@
         </w:rPr>
         <w:t xml:space="preserve">CBS StatLine / Kadaster (цены жилья, сделки)  </w:t>
       </w:r>
-      <w:hyperlink r:id="rId23">
+      <w:hyperlink r:id="rId22">
         <w:r>
           <w:rPr>
             <w:color w:val="1155CC"/>
@@ -3992,7 +2103,7 @@
         </w:rPr>
         <w:t xml:space="preserve">Cushman &amp; Wakefield — логистика NL, I кв. 2026  </w:t>
       </w:r>
-      <w:hyperlink r:id="rId14">
+      <w:hyperlink r:id="rId13">
         <w:r>
           <w:rPr>
             <w:color w:val="1155CC"/>
@@ -4030,7 +2141,7 @@
         </w:rPr>
         <w:t xml:space="preserve">CBRE Netherlands — доходности логистики  </w:t>
       </w:r>
-      <w:hyperlink r:id="rId25">
+      <w:hyperlink r:id="rId23">
         <w:r>
           <w:rPr>
             <w:color w:val="1155CC"/>
@@ -4068,7 +2179,7 @@
         </w:rPr>
         <w:t xml:space="preserve">Locatus — пустующие магазины 2025  </w:t>
       </w:r>
-      <w:hyperlink r:id="rId18">
+      <w:hyperlink r:id="rId17">
         <w:r>
           <w:rPr>
             <w:color w:val="1155CC"/>
@@ -4106,7 +2217,7 @@
         </w:rPr>
         <w:t xml:space="preserve">Rijksoverheid — азотный пакет 26.06.2026  </w:t>
       </w:r>
-      <w:hyperlink r:id="rId20">
+      <w:hyperlink r:id="rId19">
         <w:r>
           <w:rPr>
             <w:color w:val="1155CC"/>
@@ -4144,7 +2255,7 @@
         </w:rPr>
         <w:t xml:space="preserve">Eerste Kamer — box 3  </w:t>
       </w:r>
-      <w:hyperlink r:id="rId19">
+      <w:hyperlink r:id="rId18">
         <w:r>
           <w:rPr>
             <w:color w:val="1155CC"/>
@@ -4182,7 +2293,7 @@
         </w:rPr>
         <w:t xml:space="preserve">Vesteda Newsroom / IR  </w:t>
       </w:r>
-      <w:hyperlink r:id="rId21">
+      <w:hyperlink r:id="rId20">
         <w:r>
           <w:rPr>
             <w:color w:val="1155CC"/>
@@ -4220,7 +2331,7 @@
         </w:rPr>
         <w:t xml:space="preserve">NVM Business — Nieuws  </w:t>
       </w:r>
-      <w:hyperlink r:id="rId17">
+      <w:hyperlink r:id="rId16">
         <w:r>
           <w:rPr>
             <w:color w:val="1155CC"/>
@@ -4258,7 +2369,7 @@
         </w:rPr>
         <w:t xml:space="preserve">Financieel Management / Omroep Brabant — netcongestie  </w:t>
       </w:r>
-      <w:hyperlink r:id="rId12">
+      <w:hyperlink r:id="rId11">
         <w:r>
           <w:rPr>
             <w:color w:val="1155CC"/>
@@ -4296,7 +2407,7 @@
         </w:rPr>
         <w:t xml:space="preserve">Investing.com / MarketScreener — оценки CTP/WDP  </w:t>
       </w:r>
-      <w:hyperlink r:id="rId15">
+      <w:hyperlink r:id="rId14">
         <w:r>
           <w:rPr>
             <w:color w:val="1155CC"/>
@@ -4334,7 +2445,7 @@
         </w:rPr>
         <w:t xml:space="preserve">RaboResearch — прогноз рынка жилья  </w:t>
       </w:r>
-      <w:hyperlink r:id="rId26">
+      <w:hyperlink r:id="rId24">
         <w:r>
           <w:rPr>
             <w:color w:val="1155CC"/>
@@ -4372,7 +2483,7 @@
         </w:rPr>
         <w:t xml:space="preserve">Vastgoedmarkt — обзор логистики  </w:t>
       </w:r>
-      <w:hyperlink r:id="rId27">
+      <w:hyperlink r:id="rId25">
         <w:r>
           <w:rPr>
             <w:color w:val="1155CC"/>
@@ -4410,7 +2521,7 @@
         </w:rPr>
         <w:t xml:space="preserve">Reuters / Bloomberg / US News — Prologis-Segro  </w:t>
       </w:r>
-      <w:hyperlink r:id="rId13">
+      <w:hyperlink r:id="rId12">
         <w:r>
           <w:rPr>
             <w:color w:val="1155CC"/>
@@ -4448,7 +2559,7 @@
         </w:rPr>
         <w:t xml:space="preserve">Vastgoedjournaal — Bouwinvest Senior Living Fund  </w:t>
       </w:r>
-      <w:hyperlink r:id="rId22">
+      <w:hyperlink r:id="rId21">
         <w:r>
           <w:rPr>
             <w:color w:val="1155CC"/>

--- a/dutch-realestate-agent/reports/2026-06-30_dutch_realestate_RU.docx
+++ b/dutch-realestate-agent/reports/2026-06-30_dutch_realestate_RU.docx
@@ -63,13 +63,84 @@
         <w:t>Нидерландов</w:t>
       </w:r>
     </w:p>
+    <w:tbl>
+      <w:tblPr>
+        <w:tblW w:type="auto" w:w="0"/>
+        <w:tblLayout w:type="fixed"/>
+        <w:tblLook w:firstColumn="1" w:firstRow="1" w:lastColumn="0" w:lastRow="0" w:noHBand="0" w:noVBand="1" w:val="04A0"/>
+        <w:tblBorders>
+          <w:top w:val="none" w:sz="0"/>
+          <w:left w:val="none" w:sz="0"/>
+          <w:bottom w:val="none" w:sz="0"/>
+          <w:right w:val="none" w:sz="0"/>
+          <w:insideH w:val="none" w:sz="0"/>
+          <w:insideV w:val="none" w:sz="0"/>
+        </w:tblBorders>
+        <w:tblW w:type="dxa" w:w="9525"/>
+      </w:tblPr>
+      <w:tblGrid>
+        <w:gridCol w:w="3324"/>
+        <w:gridCol w:w="3324"/>
+        <w:gridCol w:w="3324"/>
+      </w:tblGrid>
+      <w:tr>
+        <w:tc>
+          <w:tcPr>
+            <w:tcW w:type="dxa" w:w="3175"/>
+            <w:shd w:val="clear" w:color="auto" w:fill="16846F"/>
+          </w:tcPr>
+          <w:p>
+            <w:pPr>
+              <w:spacing w:after="0"/>
+            </w:pPr>
+            <w:r>
+              <w:rPr>
+                <w:sz w:val="4"/>
+              </w:rPr>
+              <w:t xml:space="preserve"> </w:t>
+            </w:r>
+          </w:p>
+        </w:tc>
+        <w:tc>
+          <w:tcPr>
+            <w:tcW w:type="dxa" w:w="3175"/>
+            <w:shd w:val="clear" w:color="auto" w:fill="C0791C"/>
+          </w:tcPr>
+          <w:p>
+            <w:pPr>
+              <w:spacing w:after="0"/>
+            </w:pPr>
+            <w:r>
+              <w:rPr>
+                <w:sz w:val="4"/>
+              </w:rPr>
+              <w:t xml:space="preserve"> </w:t>
+            </w:r>
+          </w:p>
+        </w:tc>
+        <w:tc>
+          <w:tcPr>
+            <w:tcW w:type="dxa" w:w="3175"/>
+            <w:shd w:val="clear" w:color="auto" w:fill="2C5F8A"/>
+          </w:tcPr>
+          <w:p>
+            <w:pPr>
+              <w:spacing w:after="0"/>
+            </w:pPr>
+            <w:r>
+              <w:rPr>
+                <w:sz w:val="4"/>
+              </w:rPr>
+              <w:t xml:space="preserve"> </w:t>
+            </w:r>
+          </w:p>
+        </w:tc>
+      </w:tr>
+    </w:tbl>
     <w:p>
       <w:pPr>
         <w:spacing w:before="0" w:after="160" w:line="269" w:lineRule="auto"/>
         <w:jc w:val="left"/>
-        <w:pBdr>
-          <w:bottom w:val="single" w:sz="10" w:space="1" w:color="1F3A5F"/>
-        </w:pBdr>
       </w:pPr>
     </w:p>
     <w:p>
@@ -151,7 +222,7 @@
         <w:spacing w:before="280" w:after="80" w:line="269" w:lineRule="auto"/>
         <w:jc w:val="left"/>
         <w:pBdr>
-          <w:bottom w:val="single" w:sz="8" w:space="3" w:color="D7DEE6"/>
+          <w:bottom w:val="single" w:sz="14" w:space="3" w:color="1F3A5F"/>
         </w:pBdr>
       </w:pPr>
       <w:r>
@@ -165,87 +236,122 @@
         <w:t>Главные выводы недели</w:t>
       </w:r>
     </w:p>
-    <w:p>
-      <w:pPr>
-        <w:spacing w:before="40" w:after="60" w:line="276" w:lineRule="auto"/>
-        <w:ind w:left="312" w:hanging="312"/>
-        <w:jc w:val="left"/>
-      </w:pPr>
-      <w:r>
-        <w:rPr>
-          <w:rFonts w:ascii="Calibri" w:hAnsi="Calibri" w:cs="Calibri"/>
-          <w:b/>
-          <w:i w:val="0"/>
-          <w:color w:val="1F3A5F"/>
-          <w:sz w:val="21"/>
-        </w:rPr>
-        <w:t xml:space="preserve">1.  </w:t>
-      </w:r>
-      <w:r>
-        <w:rPr>
-          <w:rFonts w:ascii="Calibri" w:hAnsi="Calibri" w:cs="Calibri"/>
-          <w:b w:val="0"/>
-          <w:i w:val="0"/>
-          <w:color w:val="222B36"/>
-          <w:sz w:val="21"/>
-        </w:rPr>
-        <w:t>Доступ к электросети становится фактором стоимости: с 1 июля сеть на юге страны закрыта для новых подключений. Объекты с оформленной мощностью дорожают; объекты без подключения теряют в цене.</w:t>
-      </w:r>
-    </w:p>
-    <w:p>
-      <w:pPr>
-        <w:spacing w:before="40" w:after="60" w:line="276" w:lineRule="auto"/>
-        <w:ind w:left="312" w:hanging="312"/>
-        <w:jc w:val="left"/>
-      </w:pPr>
-      <w:r>
-        <w:rPr>
-          <w:rFonts w:ascii="Calibri" w:hAnsi="Calibri" w:cs="Calibri"/>
-          <w:b/>
-          <w:i w:val="0"/>
-          <w:color w:val="1F3A5F"/>
-          <w:sz w:val="21"/>
-        </w:rPr>
-        <w:t xml:space="preserve">2.  </w:t>
-      </w:r>
-      <w:r>
-        <w:rPr>
-          <w:rFonts w:ascii="Calibri" w:hAnsi="Calibri" w:cs="Calibri"/>
-          <w:b w:val="0"/>
-          <w:i w:val="0"/>
-          <w:color w:val="222B36"/>
-          <w:sz w:val="21"/>
-        </w:rPr>
-        <w:t>Логистика: арендный спрос растёт (+10,5% за год), вложения в покупку упали на 60%. Prologis, крупнейший в мире владелец складов, предложил купить британскую Segro с премией около 25% к биржевой цене (~14,6 млрд €); решение ожидается до 22 июля.</w:t>
-      </w:r>
-    </w:p>
-    <w:p>
-      <w:pPr>
-        <w:spacing w:before="40" w:after="60" w:line="276" w:lineRule="auto"/>
-        <w:ind w:left="312" w:hanging="312"/>
-        <w:jc w:val="left"/>
-      </w:pPr>
-      <w:r>
-        <w:rPr>
-          <w:rFonts w:ascii="Calibri" w:hAnsi="Calibri" w:cs="Calibri"/>
-          <w:b/>
-          <w:i w:val="0"/>
-          <w:color w:val="1F3A5F"/>
-          <w:sz w:val="21"/>
-        </w:rPr>
-        <w:t xml:space="preserve">3.  </w:t>
-      </w:r>
-      <w:r>
-        <w:rPr>
-          <w:rFonts w:ascii="Calibri" w:hAnsi="Calibri" w:cs="Calibri"/>
-          <w:b w:val="0"/>
-          <w:i w:val="0"/>
-          <w:color w:val="222B36"/>
-          <w:sz w:val="21"/>
-        </w:rPr>
-        <w:t>Жильё: рост цен замедляется (+4,4% за год), отток институциональных инвесторов из аренды не подтвердился. Готовится налог box 3 с реального дохода — фактор давления на частных арендодателей.</w:t>
-      </w:r>
-    </w:p>
+    <w:tbl>
+      <w:tblPr>
+        <w:tblW w:type="auto" w:w="0"/>
+        <w:tblLayout w:type="fixed"/>
+        <w:tblLook w:firstColumn="1" w:firstRow="1" w:lastColumn="0" w:lastRow="0" w:noHBand="0" w:noVBand="1" w:val="04A0"/>
+        <w:tblBorders>
+          <w:top w:val="none" w:sz="0"/>
+          <w:left w:val="none" w:sz="0"/>
+          <w:bottom w:val="none" w:sz="0"/>
+          <w:right w:val="none" w:sz="0"/>
+          <w:insideH w:val="none" w:sz="0"/>
+          <w:insideV w:val="none" w:sz="0"/>
+        </w:tblBorders>
+        <w:tblW w:type="dxa" w:w="9525"/>
+      </w:tblPr>
+      <w:tblGrid>
+        <w:gridCol w:w="9972"/>
+      </w:tblGrid>
+      <w:tr>
+        <w:trPr>
+          <w:cantSplit/>
+        </w:trPr>
+        <w:tc>
+          <w:tcPr>
+            <w:tcW w:type="dxa" w:w="9524"/>
+            <w:shd w:val="clear" w:color="auto" w:fill="F4F6F8"/>
+            <w:tcMar>
+              <w:top w:w="110" w:type="dxa"/>
+              <w:bottom w:w="110" w:type="dxa"/>
+              <w:start w:w="200" w:type="dxa"/>
+              <w:end w:w="200" w:type="dxa"/>
+              <w:left w:w="200" w:type="dxa"/>
+              <w:right w:w="200" w:type="dxa"/>
+            </w:tcMar>
+          </w:tcPr>
+          <w:p>
+            <w:pPr>
+              <w:spacing w:before="40" w:after="40" w:line="276" w:lineRule="auto"/>
+              <w:ind w:left="312" w:hanging="312"/>
+            </w:pPr>
+            <w:r>
+              <w:rPr>
+                <w:rFonts w:ascii="Calibri" w:hAnsi="Calibri" w:cs="Calibri"/>
+                <w:b/>
+                <w:i w:val="0"/>
+                <w:color w:val="1F3A5F"/>
+                <w:sz w:val="21"/>
+              </w:rPr>
+              <w:t xml:space="preserve">1.  </w:t>
+            </w:r>
+            <w:r>
+              <w:rPr>
+                <w:rFonts w:ascii="Calibri" w:hAnsi="Calibri" w:cs="Calibri"/>
+                <w:b w:val="0"/>
+                <w:i w:val="0"/>
+                <w:color w:val="222B36"/>
+                <w:sz w:val="21"/>
+              </w:rPr>
+              <w:t>Доступ к электросети становится фактором стоимости: с 1 июля сеть на юге страны закрыта для новых подключений. Объекты с оформленной мощностью дорожают; объекты без подключения теряют в цене.</w:t>
+            </w:r>
+          </w:p>
+          <w:p>
+            <w:pPr>
+              <w:spacing w:before="40" w:after="40" w:line="276" w:lineRule="auto"/>
+              <w:ind w:left="312" w:hanging="312"/>
+            </w:pPr>
+            <w:r>
+              <w:rPr>
+                <w:rFonts w:ascii="Calibri" w:hAnsi="Calibri" w:cs="Calibri"/>
+                <w:b/>
+                <w:i w:val="0"/>
+                <w:color w:val="1F3A5F"/>
+                <w:sz w:val="21"/>
+              </w:rPr>
+              <w:t xml:space="preserve">2.  </w:t>
+            </w:r>
+            <w:r>
+              <w:rPr>
+                <w:rFonts w:ascii="Calibri" w:hAnsi="Calibri" w:cs="Calibri"/>
+                <w:b w:val="0"/>
+                <w:i w:val="0"/>
+                <w:color w:val="222B36"/>
+                <w:sz w:val="21"/>
+              </w:rPr>
+              <w:t>Логистика: арендный спрос растёт (+10,5% за год), вложения в покупку упали на 60%. Prologis, крупнейший в мире владелец складов, предложил купить британскую Segro с премией около 25% к биржевой цене (~14,6 млрд €); решение ожидается до 22 июля.</w:t>
+            </w:r>
+          </w:p>
+          <w:p>
+            <w:pPr>
+              <w:spacing w:before="40" w:after="40" w:line="276" w:lineRule="auto"/>
+              <w:ind w:left="312" w:hanging="312"/>
+            </w:pPr>
+            <w:r>
+              <w:rPr>
+                <w:rFonts w:ascii="Calibri" w:hAnsi="Calibri" w:cs="Calibri"/>
+                <w:b/>
+                <w:i w:val="0"/>
+                <w:color w:val="1F3A5F"/>
+                <w:sz w:val="21"/>
+              </w:rPr>
+              <w:t xml:space="preserve">3.  </w:t>
+            </w:r>
+            <w:r>
+              <w:rPr>
+                <w:rFonts w:ascii="Calibri" w:hAnsi="Calibri" w:cs="Calibri"/>
+                <w:b w:val="0"/>
+                <w:i w:val="0"/>
+                <w:color w:val="222B36"/>
+                <w:sz w:val="21"/>
+              </w:rPr>
+              <w:t>Жильё: рост цен замедляется (+4,4% за год), отток институциональных инвесторов из аренды не подтвердился. Готовится налог box 3 с реального дохода — фактор давления на частных арендодателей.</w:t>
+            </w:r>
+          </w:p>
+        </w:tc>
+      </w:tr>
+    </w:tbl>
     <w:p>
       <w:pPr>
         <w:spacing w:before="0" w:after="80" w:line="269" w:lineRule="auto"/>
@@ -272,21 +378,64 @@
         <w:t>Коротко о неделе</w:t>
       </w:r>
     </w:p>
+    <w:tbl>
+      <w:tblPr>
+        <w:tblW w:type="auto" w:w="0"/>
+        <w:tblLayout w:type="fixed"/>
+        <w:tblLook w:firstColumn="1" w:firstRow="1" w:lastColumn="0" w:lastRow="0" w:noHBand="0" w:noVBand="1" w:val="04A0"/>
+        <w:tblBorders>
+          <w:top w:val="none" w:sz="0"/>
+          <w:left w:val="none" w:sz="0"/>
+          <w:bottom w:val="none" w:sz="0"/>
+          <w:right w:val="none" w:sz="0"/>
+          <w:insideH w:val="none" w:sz="0"/>
+          <w:insideV w:val="none" w:sz="0"/>
+        </w:tblBorders>
+        <w:tblW w:type="dxa" w:w="9525"/>
+      </w:tblPr>
+      <w:tblGrid>
+        <w:gridCol w:w="9972"/>
+      </w:tblGrid>
+      <w:tr>
+        <w:trPr>
+          <w:cantSplit/>
+        </w:trPr>
+        <w:tc>
+          <w:tcPr>
+            <w:tcW w:type="dxa" w:w="9524"/>
+            <w:shd w:val="clear" w:color="auto" w:fill="EEF2F6"/>
+            <w:tcMar>
+              <w:top w:w="110" w:type="dxa"/>
+              <w:bottom w:w="110" w:type="dxa"/>
+              <w:start w:w="200" w:type="dxa"/>
+              <w:end w:w="200" w:type="dxa"/>
+              <w:left w:w="200" w:type="dxa"/>
+              <w:right w:w="200" w:type="dxa"/>
+            </w:tcMar>
+          </w:tcPr>
+          <w:p>
+            <w:pPr>
+              <w:spacing w:after="0" w:line="276" w:lineRule="auto"/>
+            </w:pPr>
+            <w:r>
+              <w:rPr>
+                <w:rFonts w:ascii="Calibri" w:hAnsi="Calibri" w:cs="Calibri"/>
+                <w:b w:val="0"/>
+                <w:i w:val="0"/>
+                <w:color w:val="222B36"/>
+                <w:sz w:val="21"/>
+              </w:rPr>
+              <w:t>Ключевая тема недели — доступ к электрической мощности становится ограничивающим фактором рынка: с 1 июля электросеть провинции Брабант закрыта для новых подключений, включая новое жильё; в очереди на подключение более 9 000 компаний. В логистике арендный спрос растёт (+10,5% за год), однако вложения в покупку складов сократились на 60%. Жильё дорожает медленнее (+4,4% за год) без признаков падения; доля пустующих торговых помещений увеличилась до 7,0%.</w:t>
+            </w:r>
+          </w:p>
+        </w:tc>
+      </w:tr>
+    </w:tbl>
     <w:p>
       <w:pPr>
-        <w:spacing w:before="40" w:after="120" w:line="276" w:lineRule="auto"/>
+        <w:spacing w:before="0" w:after="120" w:line="269" w:lineRule="auto"/>
         <w:jc w:val="left"/>
       </w:pPr>
-      <w:r>
-        <w:rPr>
-          <w:rFonts w:ascii="Calibri" w:hAnsi="Calibri" w:cs="Calibri"/>
-          <w:b w:val="0"/>
-          <w:i w:val="0"/>
-          <w:color w:val="222B36"/>
-          <w:sz w:val="21"/>
-        </w:rPr>
-        <w:t>Ключевая тема недели — доступ к электрической мощности становится ограничивающим фактором рынка: с 1 июля электросеть провинции Брабант закрыта для новых подключений, включая новое жильё; в очереди на подключение более 9 000 компаний. В логистике арендный спрос растёт (+10,5% за год), однако вложения в покупку складов сократились на 60%. Жильё дорожает медленнее (+4,4% за год) без признаков падения; доля пустующих торговых помещений увеличилась до 7,0%.</w:t>
-      </w:r>
     </w:p>
     <w:p>
       <w:pPr>
@@ -294,7 +443,7 @@
         <w:spacing w:before="280" w:after="80" w:line="269" w:lineRule="auto"/>
         <w:jc w:val="left"/>
         <w:pBdr>
-          <w:bottom w:val="single" w:sz="8" w:space="3" w:color="D7DEE6"/>
+          <w:bottom w:val="single" w:sz="14" w:space="3" w:color="2C5F8A"/>
         </w:pBdr>
       </w:pPr>
       <w:r>
@@ -733,57 +882,149 @@
         <w:t>Изменение за год, I квартал 2026: аренда +10,5%, вложения −60%.</w:t>
       </w:r>
     </w:p>
+    <w:tbl>
+      <w:tblPr>
+        <w:tblW w:type="auto" w:w="0"/>
+        <w:tblLayout w:type="fixed"/>
+        <w:tblLook w:firstColumn="1" w:firstRow="1" w:lastColumn="0" w:lastRow="0" w:noHBand="0" w:noVBand="1" w:val="04A0"/>
+        <w:tblBorders>
+          <w:top w:val="none" w:sz="0"/>
+          <w:left w:val="none" w:sz="0"/>
+          <w:bottom w:val="none" w:sz="0"/>
+          <w:right w:val="none" w:sz="0"/>
+          <w:insideH w:val="none" w:sz="0"/>
+          <w:insideV w:val="none" w:sz="0"/>
+        </w:tblBorders>
+        <w:tblW w:type="dxa" w:w="9525"/>
+      </w:tblPr>
+      <w:tblGrid>
+        <w:gridCol w:w="9972"/>
+      </w:tblGrid>
+      <w:tr>
+        <w:trPr>
+          <w:cantSplit/>
+        </w:trPr>
+        <w:tc>
+          <w:tcPr>
+            <w:tcW w:type="dxa" w:w="9524"/>
+            <w:shd w:val="clear" w:color="auto" w:fill="EAF3EE"/>
+            <w:tcMar>
+              <w:top w:w="100" w:type="dxa"/>
+              <w:bottom w:w="100" w:type="dxa"/>
+              <w:start w:w="200" w:type="dxa"/>
+              <w:end w:w="200" w:type="dxa"/>
+              <w:left w:w="200" w:type="dxa"/>
+              <w:right w:w="200" w:type="dxa"/>
+            </w:tcMar>
+            <w:tcBorders>
+              <w:left w:val="single" w:sz="18" w:space="0" w:color="16846F"/>
+            </w:tcBorders>
+          </w:tcPr>
+          <w:p>
+            <w:pPr>
+              <w:spacing w:after="0" w:line="276" w:lineRule="auto"/>
+            </w:pPr>
+            <w:r>
+              <w:rPr>
+                <w:rFonts w:ascii="Calibri" w:hAnsi="Calibri" w:cs="Calibri"/>
+                <w:b/>
+                <w:i w:val="0"/>
+                <w:color w:val="105A4C"/>
+                <w:sz w:val="21"/>
+              </w:rPr>
+              <w:t xml:space="preserve">Вывод. </w:t>
+            </w:r>
+            <w:r>
+              <w:rPr>
+                <w:rFonts w:ascii="Calibri" w:hAnsi="Calibri" w:cs="Calibri"/>
+                <w:b w:val="0"/>
+                <w:i w:val="0"/>
+                <w:color w:val="222B36"/>
+                <w:sz w:val="21"/>
+              </w:rPr>
+              <w:t>Ключевым ограничением логистического рынка стала электрическая мощность, а не финансирование. Арендный спрос сохраняется, цены на качественные склады стабильны почти два года, а низкая активность сделок объясняется стоимостью кредита и перегрузкой сети, а не отсутствием интереса к активу.</w:t>
+            </w:r>
+          </w:p>
+        </w:tc>
+      </w:tr>
+    </w:tbl>
     <w:p>
       <w:pPr>
-        <w:spacing w:before="120" w:after="40" w:line="276" w:lineRule="auto"/>
+        <w:spacing w:before="0" w:after="80" w:line="269" w:lineRule="auto"/>
         <w:jc w:val="left"/>
       </w:pPr>
-      <w:r>
-        <w:rPr>
-          <w:rFonts w:ascii="Calibri" w:hAnsi="Calibri" w:cs="Calibri"/>
-          <w:b/>
-          <w:i w:val="0"/>
-          <w:color w:val="1F3A5F"/>
-          <w:sz w:val="21"/>
-        </w:rPr>
-        <w:t xml:space="preserve">Вывод. </w:t>
-      </w:r>
-      <w:r>
-        <w:rPr>
-          <w:rFonts w:ascii="Calibri" w:hAnsi="Calibri" w:cs="Calibri"/>
-          <w:b w:val="0"/>
-          <w:i w:val="0"/>
-          <w:color w:val="222B36"/>
-          <w:sz w:val="21"/>
-        </w:rPr>
-        <w:t>Ключевым ограничением логистического рынка стала электрическая мощность, а не финансирование. Арендный спрос сохраняется, цены на качественные склады стабильны почти два года, а низкая активность сделок объясняется стоимостью кредита и перегрузкой сети, а не отсутствием интереса к активу.</w:t>
-      </w:r>
     </w:p>
+    <w:tbl>
+      <w:tblPr>
+        <w:tblW w:type="auto" w:w="0"/>
+        <w:tblLayout w:type="fixed"/>
+        <w:tblLook w:firstColumn="1" w:firstRow="1" w:lastColumn="0" w:lastRow="0" w:noHBand="0" w:noVBand="1" w:val="04A0"/>
+        <w:tblBorders>
+          <w:top w:val="none" w:sz="0"/>
+          <w:left w:val="none" w:sz="0"/>
+          <w:bottom w:val="none" w:sz="0"/>
+          <w:right w:val="none" w:sz="0"/>
+          <w:insideH w:val="none" w:sz="0"/>
+          <w:insideV w:val="none" w:sz="0"/>
+        </w:tblBorders>
+        <w:tblW w:type="dxa" w:w="9525"/>
+      </w:tblPr>
+      <w:tblGrid>
+        <w:gridCol w:w="9972"/>
+      </w:tblGrid>
+      <w:tr>
+        <w:trPr>
+          <w:cantSplit/>
+        </w:trPr>
+        <w:tc>
+          <w:tcPr>
+            <w:tcW w:type="dxa" w:w="9524"/>
+            <w:shd w:val="clear" w:color="auto" w:fill="FFF6E5"/>
+            <w:tcMar>
+              <w:top w:w="80" w:type="dxa"/>
+              <w:bottom w:w="80" w:type="dxa"/>
+              <w:start w:w="200" w:type="dxa"/>
+              <w:end w:w="200" w:type="dxa"/>
+              <w:left w:w="200" w:type="dxa"/>
+              <w:right w:w="200" w:type="dxa"/>
+            </w:tcMar>
+            <w:tcBorders>
+              <w:left w:val="single" w:sz="18" w:space="0" w:color="C0791C"/>
+            </w:tcBorders>
+          </w:tcPr>
+          <w:p>
+            <w:pPr>
+              <w:spacing w:after="0" w:line="269" w:lineRule="auto"/>
+            </w:pPr>
+            <w:r>
+              <w:rPr>
+                <w:rFonts w:ascii="Calibri" w:hAnsi="Calibri" w:cs="Calibri"/>
+                <w:b/>
+                <w:i w:val="0"/>
+                <w:color w:val="8A5510"/>
+                <w:sz w:val="20"/>
+              </w:rPr>
+              <w:t xml:space="preserve">За чем следить. </w:t>
+            </w:r>
+            <w:r>
+              <w:rPr>
+                <w:rFonts w:ascii="Calibri" w:hAnsi="Calibri" w:cs="Calibri"/>
+                <w:b w:val="0"/>
+                <w:i w:val="0"/>
+                <w:color w:val="222B36"/>
+                <w:sz w:val="20"/>
+              </w:rPr>
+              <w:t>30 июля — полугодовой отчёт CTP: ориентир стоимости для всего сектора складов. 22 июля — срок решения Prologis по Segro: компания обязана подтвердить предложение или отказаться от сделки.</w:t>
+            </w:r>
+          </w:p>
+        </w:tc>
+      </w:tr>
+    </w:tbl>
     <w:p>
       <w:pPr>
-        <w:spacing w:before="40" w:after="160" w:line="269" w:lineRule="auto"/>
+        <w:spacing w:before="0" w:after="120" w:line="269" w:lineRule="auto"/>
         <w:jc w:val="left"/>
       </w:pPr>
-      <w:r>
-        <w:rPr>
-          <w:rFonts w:ascii="Calibri" w:hAnsi="Calibri" w:cs="Calibri"/>
-          <w:b/>
-          <w:i w:val="0"/>
-          <w:color w:val="1F3A5F"/>
-          <w:sz w:val="20"/>
-        </w:rPr>
-        <w:t xml:space="preserve">За чем следить. </w:t>
-      </w:r>
-      <w:r>
-        <w:rPr>
-          <w:rFonts w:ascii="Calibri" w:hAnsi="Calibri" w:cs="Calibri"/>
-          <w:b w:val="0"/>
-          <w:i w:val="0"/>
-          <w:color w:val="222B36"/>
-          <w:sz w:val="20"/>
-        </w:rPr>
-        <w:t>30 июля — полугодовой отчёт CTP: ориентир стоимости для всего сектора складов. 22 июля — срок решения Prologis по Segro: компания обязана подтвердить предложение или отказаться от сделки.</w:t>
-      </w:r>
     </w:p>
     <w:p>
       <w:pPr>
@@ -791,7 +1032,7 @@
         <w:spacing w:before="280" w:after="80" w:line="269" w:lineRule="auto"/>
         <w:jc w:val="left"/>
         <w:pBdr>
-          <w:bottom w:val="single" w:sz="8" w:space="3" w:color="D7DEE6"/>
+          <w:bottom w:val="single" w:sz="14" w:space="3" w:color="C0791C"/>
         </w:pBdr>
       </w:pPr>
       <w:r>
@@ -989,31 +1230,77 @@
         </w:r>
       </w:hyperlink>
     </w:p>
+    <w:tbl>
+      <w:tblPr>
+        <w:tblW w:type="auto" w:w="0"/>
+        <w:tblLayout w:type="fixed"/>
+        <w:tblLook w:firstColumn="1" w:firstRow="1" w:lastColumn="0" w:lastRow="0" w:noHBand="0" w:noVBand="1" w:val="04A0"/>
+        <w:tblBorders>
+          <w:top w:val="none" w:sz="0"/>
+          <w:left w:val="none" w:sz="0"/>
+          <w:bottom w:val="none" w:sz="0"/>
+          <w:right w:val="none" w:sz="0"/>
+          <w:insideH w:val="none" w:sz="0"/>
+          <w:insideV w:val="none" w:sz="0"/>
+        </w:tblBorders>
+        <w:tblW w:type="dxa" w:w="9525"/>
+      </w:tblPr>
+      <w:tblGrid>
+        <w:gridCol w:w="9972"/>
+      </w:tblGrid>
+      <w:tr>
+        <w:trPr>
+          <w:cantSplit/>
+        </w:trPr>
+        <w:tc>
+          <w:tcPr>
+            <w:tcW w:type="dxa" w:w="9524"/>
+            <w:shd w:val="clear" w:color="auto" w:fill="EAF3EE"/>
+            <w:tcMar>
+              <w:top w:w="100" w:type="dxa"/>
+              <w:bottom w:w="100" w:type="dxa"/>
+              <w:start w:w="200" w:type="dxa"/>
+              <w:end w:w="200" w:type="dxa"/>
+              <w:left w:w="200" w:type="dxa"/>
+              <w:right w:w="200" w:type="dxa"/>
+            </w:tcMar>
+            <w:tcBorders>
+              <w:left w:val="single" w:sz="18" w:space="0" w:color="16846F"/>
+            </w:tcBorders>
+          </w:tcPr>
+          <w:p>
+            <w:pPr>
+              <w:spacing w:after="0" w:line="276" w:lineRule="auto"/>
+            </w:pPr>
+            <w:r>
+              <w:rPr>
+                <w:rFonts w:ascii="Calibri" w:hAnsi="Calibri" w:cs="Calibri"/>
+                <w:b/>
+                <w:i w:val="0"/>
+                <w:color w:val="105A4C"/>
+                <w:sz w:val="21"/>
+              </w:rPr>
+              <w:t xml:space="preserve">Вывод. </w:t>
+            </w:r>
+            <w:r>
+              <w:rPr>
+                <w:rFonts w:ascii="Calibri" w:hAnsi="Calibri" w:cs="Calibri"/>
+                <w:b w:val="0"/>
+                <w:i w:val="0"/>
+                <w:color w:val="222B36"/>
+                <w:sz w:val="21"/>
+              </w:rPr>
+              <w:t>Торговая недвижимость не находится в кризисе, однако происходит перераспределение: капитал смещается от площадей как таковых к объектам со стабильным денежным потоком и качественным расположением. Основной риск — рост налоговой нагрузки на владельцев с высокой долей заёмного финансирования.</w:t>
+            </w:r>
+          </w:p>
+        </w:tc>
+      </w:tr>
+    </w:tbl>
     <w:p>
       <w:pPr>
-        <w:spacing w:before="120" w:after="40" w:line="276" w:lineRule="auto"/>
+        <w:spacing w:before="0" w:after="80" w:line="269" w:lineRule="auto"/>
         <w:jc w:val="left"/>
       </w:pPr>
-      <w:r>
-        <w:rPr>
-          <w:rFonts w:ascii="Calibri" w:hAnsi="Calibri" w:cs="Calibri"/>
-          <w:b/>
-          <w:i w:val="0"/>
-          <w:color w:val="1F3A5F"/>
-          <w:sz w:val="21"/>
-        </w:rPr>
-        <w:t xml:space="preserve">Вывод. </w:t>
-      </w:r>
-      <w:r>
-        <w:rPr>
-          <w:rFonts w:ascii="Calibri" w:hAnsi="Calibri" w:cs="Calibri"/>
-          <w:b w:val="0"/>
-          <w:i w:val="0"/>
-          <w:color w:val="222B36"/>
-          <w:sz w:val="21"/>
-        </w:rPr>
-        <w:t>Торговая недвижимость не находится в кризисе, однако происходит перераспределение: капитал смещается от площадей как таковых к объектам со стабильным денежным потоком и качественным расположением. Основной риск — рост налоговой нагрузки на владельцев с высокой долей заёмного финансирования.</w:t>
-      </w:r>
     </w:p>
     <w:p>
       <w:pPr>
@@ -1021,7 +1308,7 @@
         <w:spacing w:before="280" w:after="80" w:line="269" w:lineRule="auto"/>
         <w:jc w:val="left"/>
         <w:pBdr>
-          <w:bottom w:val="single" w:sz="8" w:space="3" w:color="D7DEE6"/>
+          <w:bottom w:val="single" w:sz="14" w:space="3" w:color="16846F"/>
         </w:pBdr>
       </w:pPr>
       <w:r>
@@ -1495,57 +1782,149 @@
         </w:r>
       </w:hyperlink>
     </w:p>
+    <w:tbl>
+      <w:tblPr>
+        <w:tblW w:type="auto" w:w="0"/>
+        <w:tblLayout w:type="fixed"/>
+        <w:tblLook w:firstColumn="1" w:firstRow="1" w:lastColumn="0" w:lastRow="0" w:noHBand="0" w:noVBand="1" w:val="04A0"/>
+        <w:tblBorders>
+          <w:top w:val="none" w:sz="0"/>
+          <w:left w:val="none" w:sz="0"/>
+          <w:bottom w:val="none" w:sz="0"/>
+          <w:right w:val="none" w:sz="0"/>
+          <w:insideH w:val="none" w:sz="0"/>
+          <w:insideV w:val="none" w:sz="0"/>
+        </w:tblBorders>
+        <w:tblW w:type="dxa" w:w="9525"/>
+      </w:tblPr>
+      <w:tblGrid>
+        <w:gridCol w:w="9972"/>
+      </w:tblGrid>
+      <w:tr>
+        <w:trPr>
+          <w:cantSplit/>
+        </w:trPr>
+        <w:tc>
+          <w:tcPr>
+            <w:tcW w:type="dxa" w:w="9524"/>
+            <w:shd w:val="clear" w:color="auto" w:fill="EAF3EE"/>
+            <w:tcMar>
+              <w:top w:w="100" w:type="dxa"/>
+              <w:bottom w:w="100" w:type="dxa"/>
+              <w:start w:w="200" w:type="dxa"/>
+              <w:end w:w="200" w:type="dxa"/>
+              <w:left w:w="200" w:type="dxa"/>
+              <w:right w:w="200" w:type="dxa"/>
+            </w:tcMar>
+            <w:tcBorders>
+              <w:left w:val="single" w:sz="18" w:space="0" w:color="16846F"/>
+            </w:tcBorders>
+          </w:tcPr>
+          <w:p>
+            <w:pPr>
+              <w:spacing w:after="0" w:line="276" w:lineRule="auto"/>
+            </w:pPr>
+            <w:r>
+              <w:rPr>
+                <w:rFonts w:ascii="Calibri" w:hAnsi="Calibri" w:cs="Calibri"/>
+                <w:b/>
+                <w:i w:val="0"/>
+                <w:color w:val="105A4C"/>
+                <w:sz w:val="21"/>
+              </w:rPr>
+              <w:t xml:space="preserve">Вывод. </w:t>
+            </w:r>
+            <w:r>
+              <w:rPr>
+                <w:rFonts w:ascii="Calibri" w:hAnsi="Calibri" w:cs="Calibri"/>
+                <w:b w:val="0"/>
+                <w:i w:val="0"/>
+                <w:color w:val="222B36"/>
+                <w:sz w:val="21"/>
+              </w:rPr>
+              <w:t>Рынок жилья переходит в фазу умеренного роста без признаков падения; состав владельцев может измениться: институциональный капитал сохраняет позиции, частные арендодатели находятся под давлением готовящейся налоговой реформы. Ключевая развилка — box 3: в случае принятия закона владельцы с низкой доходностью получат стимул к выходу в 2027–2028 годах.</w:t>
+            </w:r>
+          </w:p>
+        </w:tc>
+      </w:tr>
+    </w:tbl>
     <w:p>
       <w:pPr>
-        <w:spacing w:before="120" w:after="40" w:line="276" w:lineRule="auto"/>
+        <w:spacing w:before="0" w:after="80" w:line="269" w:lineRule="auto"/>
         <w:jc w:val="left"/>
       </w:pPr>
-      <w:r>
-        <w:rPr>
-          <w:rFonts w:ascii="Calibri" w:hAnsi="Calibri" w:cs="Calibri"/>
-          <w:b/>
-          <w:i w:val="0"/>
-          <w:color w:val="1F3A5F"/>
-          <w:sz w:val="21"/>
-        </w:rPr>
-        <w:t xml:space="preserve">Вывод. </w:t>
-      </w:r>
-      <w:r>
-        <w:rPr>
-          <w:rFonts w:ascii="Calibri" w:hAnsi="Calibri" w:cs="Calibri"/>
-          <w:b w:val="0"/>
-          <w:i w:val="0"/>
-          <w:color w:val="222B36"/>
-          <w:sz w:val="21"/>
-        </w:rPr>
-        <w:t>Рынок жилья переходит в фазу умеренного роста без признаков падения; состав владельцев может измениться: институциональный капитал сохраняет позиции, частные арендодатели находятся под давлением готовящейся налоговой реформы. Ключевая развилка — box 3: в случае принятия закона владельцы с низкой доходностью получат стимул к выходу в 2027–2028 годах.</w:t>
-      </w:r>
     </w:p>
+    <w:tbl>
+      <w:tblPr>
+        <w:tblW w:type="auto" w:w="0"/>
+        <w:tblLayout w:type="fixed"/>
+        <w:tblLook w:firstColumn="1" w:firstRow="1" w:lastColumn="0" w:lastRow="0" w:noHBand="0" w:noVBand="1" w:val="04A0"/>
+        <w:tblBorders>
+          <w:top w:val="none" w:sz="0"/>
+          <w:left w:val="none" w:sz="0"/>
+          <w:bottom w:val="none" w:sz="0"/>
+          <w:right w:val="none" w:sz="0"/>
+          <w:insideH w:val="none" w:sz="0"/>
+          <w:insideV w:val="none" w:sz="0"/>
+        </w:tblBorders>
+        <w:tblW w:type="dxa" w:w="9525"/>
+      </w:tblPr>
+      <w:tblGrid>
+        <w:gridCol w:w="9972"/>
+      </w:tblGrid>
+      <w:tr>
+        <w:trPr>
+          <w:cantSplit/>
+        </w:trPr>
+        <w:tc>
+          <w:tcPr>
+            <w:tcW w:type="dxa" w:w="9524"/>
+            <w:shd w:val="clear" w:color="auto" w:fill="FFF6E5"/>
+            <w:tcMar>
+              <w:top w:w="80" w:type="dxa"/>
+              <w:bottom w:w="80" w:type="dxa"/>
+              <w:start w:w="200" w:type="dxa"/>
+              <w:end w:w="200" w:type="dxa"/>
+              <w:left w:w="200" w:type="dxa"/>
+              <w:right w:w="200" w:type="dxa"/>
+            </w:tcMar>
+            <w:tcBorders>
+              <w:left w:val="single" w:sz="18" w:space="0" w:color="C0791C"/>
+            </w:tcBorders>
+          </w:tcPr>
+          <w:p>
+            <w:pPr>
+              <w:spacing w:after="0" w:line="269" w:lineRule="auto"/>
+            </w:pPr>
+            <w:r>
+              <w:rPr>
+                <w:rFonts w:ascii="Calibri" w:hAnsi="Calibri" w:cs="Calibri"/>
+                <w:b/>
+                <w:i w:val="0"/>
+                <w:color w:val="8A5510"/>
+                <w:sz w:val="20"/>
+              </w:rPr>
+              <w:t xml:space="preserve">За чем следить. </w:t>
+            </w:r>
+            <w:r>
+              <w:rPr>
+                <w:rFonts w:ascii="Calibri" w:hAnsi="Calibri" w:cs="Calibri"/>
+                <w:b w:val="0"/>
+                <w:i w:val="0"/>
+                <w:color w:val="222B36"/>
+                <w:sz w:val="20"/>
+              </w:rPr>
+              <w:t>7 июля — голосование Сената по налогу box 3, ключевая дата для частных арендодателей.</w:t>
+            </w:r>
+          </w:p>
+        </w:tc>
+      </w:tr>
+    </w:tbl>
     <w:p>
       <w:pPr>
-        <w:spacing w:before="40" w:after="160" w:line="269" w:lineRule="auto"/>
+        <w:spacing w:before="0" w:after="120" w:line="269" w:lineRule="auto"/>
         <w:jc w:val="left"/>
       </w:pPr>
-      <w:r>
-        <w:rPr>
-          <w:rFonts w:ascii="Calibri" w:hAnsi="Calibri" w:cs="Calibri"/>
-          <w:b/>
-          <w:i w:val="0"/>
-          <w:color w:val="1F3A5F"/>
-          <w:sz w:val="20"/>
-        </w:rPr>
-        <w:t xml:space="preserve">За чем следить. </w:t>
-      </w:r>
-      <w:r>
-        <w:rPr>
-          <w:rFonts w:ascii="Calibri" w:hAnsi="Calibri" w:cs="Calibri"/>
-          <w:b w:val="0"/>
-          <w:i w:val="0"/>
-          <w:color w:val="222B36"/>
-          <w:sz w:val="20"/>
-        </w:rPr>
-        <w:t>7 июля — голосование Сената по налогу box 3, ключевая дата для частных арендодателей.</w:t>
-      </w:r>
     </w:p>
     <w:p>
       <w:pPr>
@@ -1553,7 +1932,7 @@
         <w:spacing w:before="280" w:after="80" w:line="269" w:lineRule="auto"/>
         <w:jc w:val="left"/>
         <w:pBdr>
-          <w:bottom w:val="single" w:sz="8" w:space="3" w:color="D7DEE6"/>
+          <w:bottom w:val="single" w:sz="14" w:space="3" w:color="1F3A5F"/>
         </w:pBdr>
       </w:pPr>
       <w:r>
@@ -1589,7 +1968,7 @@
         <w:spacing w:before="280" w:after="80" w:line="269" w:lineRule="auto"/>
         <w:jc w:val="left"/>
         <w:pBdr>
-          <w:bottom w:val="single" w:sz="8" w:space="3" w:color="D7DEE6"/>
+          <w:bottom w:val="single" w:sz="14" w:space="3" w:color="1F3A5F"/>
         </w:pBdr>
       </w:pPr>
       <w:r>
@@ -1885,7 +2264,7 @@
         <w:spacing w:before="280" w:after="80" w:line="269" w:lineRule="auto"/>
         <w:jc w:val="left"/>
         <w:pBdr>
-          <w:bottom w:val="single" w:sz="8" w:space="3" w:color="D7DEE6"/>
+          <w:bottom w:val="single" w:sz="14" w:space="3" w:color="1F3A5F"/>
         </w:pBdr>
       </w:pPr>
       <w:r>
@@ -2019,7 +2398,7 @@
         <w:spacing w:before="280" w:after="80" w:line="269" w:lineRule="auto"/>
         <w:jc w:val="left"/>
         <w:pBdr>
-          <w:bottom w:val="single" w:sz="8" w:space="3" w:color="D7DEE6"/>
+          <w:bottom w:val="single" w:sz="14" w:space="3" w:color="5D6D7E"/>
         </w:pBdr>
       </w:pPr>
       <w:r>
